--- a/James Fan - Assessment 3_ Major Project.docx
+++ b/James Fan - Assessment 3_ Major Project.docx
@@ -23,7 +23,7 @@
           <w:noProof/>
         </w:rPr>
         <w:pict w14:anchorId="3CEA1D8F">
-          <v:rect id="Ink 15" o:spid="_x0000_s1027" style="position:absolute;margin-left:243.85pt;margin-top:254.9pt;width:42.05pt;height:24.85pt;z-index:251663360;visibility:visible;mso-wrap-style:square;mso-wrap-distance-left:9pt;mso-wrap-distance-top:0;mso-wrap-distance-right:9pt;mso-wrap-distance-bottom:0;mso-position-horizontal:absolute;mso-position-horizontal-relative:text;mso-position-vertical:absolute;mso-position-vertical-relative:text" coordsize="1448,842" filled="f" strokeweight=".35mm">
+          <v:rect id="Ink 15" o:spid="_x0000_s1027" style="position:absolute;margin-left:243.85pt;margin-top:254.9pt;width:42.05pt;height:24.85pt;z-index:251663360;visibility:visible;mso-wrap-style:square;mso-wrap-distance-left:9pt;mso-wrap-distance-top:0;mso-wrap-distance-right:9pt;mso-wrap-distance-bottom:0;mso-position-horizontal:absolute;mso-position-horizontal-relative:text;mso-position-vertical:absolute;mso-position-vertical-relative:text" filled="f" strokeweight=".35mm">
             <v:stroke endcap="round"/>
             <v:path shadowok="f" o:extrusionok="f" fillok="f" insetpenok="f"/>
             <o:lock v:ext="edit" rotation="t" aspectratio="t" verticies="t" text="t" shapetype="t"/>
@@ -103,7 +103,7 @@
           <w:noProof/>
         </w:rPr>
         <w:drawing>
-          <wp:anchor distT="0" distB="0" distL="114300" distR="114300" simplePos="0" relativeHeight="251662336" behindDoc="0" locked="0" layoutInCell="1" allowOverlap="1" wp14:anchorId="2E5C3EA8" wp14:editId="02A16CA2">
+          <wp:anchor distT="0" distB="0" distL="114300" distR="114300" simplePos="0" relativeHeight="251662336" behindDoc="0" locked="0" layoutInCell="1" allowOverlap="1" wp14:anchorId="2E5C3EA8" wp14:editId="7CB355C3">
             <wp:simplePos x="0" y="0"/>
             <wp:positionH relativeFrom="column">
               <wp:posOffset>1417320</wp:posOffset>
@@ -7026,7 +7026,13 @@
         <w:t xml:space="preserve"> </w:t>
       </w:r>
       <w:r>
-        <w:t>IPO Table, context and data flow diagram</w:t>
+        <w:t xml:space="preserve">IPO Table, </w:t>
+      </w:r>
+      <w:r>
+        <w:t>context,</w:t>
+      </w:r>
+      <w:r>
+        <w:t xml:space="preserve"> and data flow diagram</w:t>
       </w:r>
     </w:p>
     <w:p>
@@ -10348,6 +10354,45 @@
       <w:pPr>
         <w:pStyle w:val="ListParagraph"/>
         <w:numPr>
+          <w:ilvl w:val="3"/>
+          <w:numId w:val="22"/>
+        </w:numPr>
+      </w:pPr>
+      <w:r>
+        <w:t>area2d</w:t>
+      </w:r>
+      <w:r>
+        <w:t xml:space="preserve"> nodes</w:t>
+      </w:r>
+    </w:p>
+    <w:p>
+      <w:pPr>
+        <w:pStyle w:val="ListParagraph"/>
+        <w:numPr>
+          <w:ilvl w:val="3"/>
+          <w:numId w:val="22"/>
+        </w:numPr>
+      </w:pPr>
+      <w:r>
+        <w:t>get_viewport_rect().size</w:t>
+      </w:r>
+    </w:p>
+    <w:p>
+      <w:pPr>
+        <w:pStyle w:val="ListParagraph"/>
+        <w:numPr>
+          <w:ilvl w:val="3"/>
+          <w:numId w:val="22"/>
+        </w:numPr>
+      </w:pPr>
+      <w:r>
+        <w:t>clamp (x,y,z)</w:t>
+      </w:r>
+    </w:p>
+    <w:p>
+      <w:pPr>
+        <w:pStyle w:val="ListParagraph"/>
+        <w:numPr>
           <w:ilvl w:val="0"/>
           <w:numId w:val="22"/>
         </w:numPr>
@@ -10513,6 +10558,42 @@
       <w:pPr>
         <w:pStyle w:val="ListParagraph"/>
         <w:numPr>
+          <w:ilvl w:val="3"/>
+          <w:numId w:val="22"/>
+        </w:numPr>
+      </w:pPr>
+      <w:r>
+        <w:t>% x.size()</w:t>
+      </w:r>
+    </w:p>
+    <w:p>
+      <w:pPr>
+        <w:pStyle w:val="ListParagraph"/>
+        <w:numPr>
+          <w:ilvl w:val="3"/>
+          <w:numId w:val="22"/>
+        </w:numPr>
+      </w:pPr>
+      <w:r>
+        <w:t>randf_range(x,y)</w:t>
+      </w:r>
+    </w:p>
+    <w:p>
+      <w:pPr>
+        <w:pStyle w:val="ListParagraph"/>
+        <w:numPr>
+          <w:ilvl w:val="3"/>
+          <w:numId w:val="22"/>
+        </w:numPr>
+      </w:pPr>
+      <w:r>
+        <w:t>x. new()</w:t>
+      </w:r>
+    </w:p>
+    <w:p>
+      <w:pPr>
+        <w:pStyle w:val="ListParagraph"/>
+        <w:numPr>
           <w:ilvl w:val="0"/>
           <w:numId w:val="22"/>
         </w:numPr>
@@ -10614,18 +10695,195 @@
         </w:numPr>
       </w:pPr>
       <w:r>
+        <w:t>Continue learning</w:t>
+      </w:r>
+    </w:p>
+    <w:p>
+      <w:pPr>
+        <w:pStyle w:val="Heading3"/>
+        <w:ind w:left="360"/>
+      </w:pPr>
+      <w:r>
+        <w:t>1</w:t>
+      </w:r>
+      <w:r>
+        <w:t>8</w:t>
+      </w:r>
+      <w:r>
+        <w:t>th of June</w:t>
+      </w:r>
+    </w:p>
+    <w:p>
+      <w:pPr>
+        <w:pStyle w:val="ListParagraph"/>
+        <w:numPr>
+          <w:ilvl w:val="0"/>
+          <w:numId w:val="22"/>
+        </w:numPr>
+      </w:pPr>
+      <w:r>
+        <w:t>Learning up Godot</w:t>
+      </w:r>
+    </w:p>
+    <w:p>
+      <w:pPr>
+        <w:pStyle w:val="ListParagraph"/>
+        <w:numPr>
+          <w:ilvl w:val="1"/>
+          <w:numId w:val="22"/>
+        </w:numPr>
+      </w:pPr>
+      <w:r>
+        <w:t>Watch videos (</w:t>
+      </w:r>
+      <w:hyperlink r:id="rId38">
+        <w:r>
+          <w:rPr>
+            <w:color w:val="1155CC"/>
+            <w:u w:val="single"/>
+          </w:rPr>
+          <w:t>playlist</w:t>
+        </w:r>
+      </w:hyperlink>
+      <w:r>
+        <w:t>) on how to make use of Godot</w:t>
+      </w:r>
+    </w:p>
+    <w:p>
+      <w:pPr>
+        <w:pStyle w:val="ListParagraph"/>
+        <w:numPr>
+          <w:ilvl w:val="3"/>
+          <w:numId w:val="22"/>
+        </w:numPr>
+      </w:pPr>
+      <w:r>
+        <w:lastRenderedPageBreak/>
+        <w:t xml:space="preserve">Finished </w:t>
+      </w:r>
+      <w:r>
+        <w:t>tutorial</w:t>
+      </w:r>
+      <w:r>
+        <w:t xml:space="preserve"> game</w:t>
+      </w:r>
+    </w:p>
+    <w:p>
+      <w:pPr>
+        <w:pStyle w:val="ListParagraph"/>
+        <w:numPr>
+          <w:ilvl w:val="0"/>
+          <w:numId w:val="22"/>
+        </w:numPr>
+      </w:pPr>
+      <w:r>
+        <w:t>Gantt Chart Progress check</w:t>
+      </w:r>
+    </w:p>
+    <w:p>
+      <w:pPr>
+        <w:pStyle w:val="ListParagraph"/>
+        <w:numPr>
+          <w:ilvl w:val="1"/>
+          <w:numId w:val="22"/>
+        </w:numPr>
+      </w:pPr>
+      <w:r>
+        <w:t>Algorithm</w:t>
+      </w:r>
+    </w:p>
+    <w:p>
+      <w:pPr>
+        <w:pStyle w:val="ListParagraph"/>
+        <w:numPr>
+          <w:ilvl w:val="2"/>
+          <w:numId w:val="22"/>
+        </w:numPr>
+      </w:pPr>
+      <w:r>
+        <w:t xml:space="preserve">Behind on schedule </w:t>
+      </w:r>
+    </w:p>
+    <w:p>
+      <w:pPr>
+        <w:pStyle w:val="ListParagraph"/>
+        <w:numPr>
+          <w:ilvl w:val="1"/>
+          <w:numId w:val="22"/>
+        </w:numPr>
+      </w:pPr>
+      <w:r>
+        <w:t>Documentation</w:t>
+      </w:r>
+    </w:p>
+    <w:p>
+      <w:pPr>
+        <w:pStyle w:val="ListParagraph"/>
+        <w:numPr>
+          <w:ilvl w:val="2"/>
+          <w:numId w:val="22"/>
+        </w:numPr>
+      </w:pPr>
+      <w:r>
+        <w:t>On Course</w:t>
+      </w:r>
+    </w:p>
+    <w:p>
+      <w:pPr>
+        <w:pStyle w:val="ListParagraph"/>
+        <w:numPr>
+          <w:ilvl w:val="1"/>
+          <w:numId w:val="22"/>
+        </w:numPr>
+      </w:pPr>
+      <w:r>
+        <w:t>Coding</w:t>
+      </w:r>
+    </w:p>
+    <w:p>
+      <w:pPr>
+        <w:pStyle w:val="ListParagraph"/>
+        <w:numPr>
+          <w:ilvl w:val="2"/>
+          <w:numId w:val="22"/>
+        </w:numPr>
+      </w:pPr>
+      <w:r>
+        <w:t>On Course</w:t>
+      </w:r>
+    </w:p>
+    <w:p>
+      <w:pPr>
+        <w:pStyle w:val="ListParagraph"/>
+        <w:numPr>
+          <w:ilvl w:val="0"/>
+          <w:numId w:val="22"/>
+        </w:numPr>
+      </w:pPr>
+      <w:r>
+        <w:t>Additional task tomorrow</w:t>
+      </w:r>
+    </w:p>
+    <w:p>
+      <w:pPr>
+        <w:pStyle w:val="ListParagraph"/>
+        <w:numPr>
+          <w:ilvl w:val="1"/>
+          <w:numId w:val="22"/>
+        </w:numPr>
+      </w:pPr>
+      <w:r>
         <w:t xml:space="preserve">Continue learning </w:t>
       </w:r>
       <w:r>
         <w:tab/>
       </w:r>
     </w:p>
-    <w:p/>
     <w:p/>
     <w:p/>
     <w:p/>
     <w:sectPr>
-      <w:footerReference w:type="default" r:id="rId38"/>
+      <w:footerReference w:type="default" r:id="rId39"/>
       <w:pgSz w:w="12240" w:h="15840"/>
       <w:pgMar w:top="1440" w:right="1440" w:bottom="1440" w:left="1440" w:header="720" w:footer="720" w:gutter="0"/>
       <w:pgNumType w:start="1"/>
@@ -13808,7 +14066,6 @@
   <w:style w:type="character" w:default="1" w:styleId="DefaultParagraphFont">
     <w:name w:val="Default Paragraph Font"/>
     <w:uiPriority w:val="1"/>
-    <w:semiHidden/>
     <w:unhideWhenUsed/>
   </w:style>
   <w:style w:type="table" w:default="1" w:styleId="TableNormal">

--- a/James Fan - Assessment 3_ Major Project.docx
+++ b/James Fan - Assessment 3_ Major Project.docx
@@ -103,7 +103,7 @@
           <w:noProof/>
         </w:rPr>
         <w:drawing>
-          <wp:anchor distT="0" distB="0" distL="114300" distR="114300" simplePos="0" relativeHeight="251662336" behindDoc="0" locked="0" layoutInCell="1" allowOverlap="1" wp14:anchorId="2E5C3EA8" wp14:editId="7CB355C3">
+          <wp:anchor distT="0" distB="0" distL="114300" distR="114300" simplePos="0" relativeHeight="251662336" behindDoc="0" locked="0" layoutInCell="1" allowOverlap="1" wp14:anchorId="2E5C3EA8" wp14:editId="6E7CDE0A">
             <wp:simplePos x="0" y="0"/>
             <wp:positionH relativeFrom="column">
               <wp:posOffset>1417320</wp:posOffset>
@@ -280,6 +280,7 @@
               <w:sz w:val="24"/>
               <w:szCs w:val="24"/>
               <w:lang w:val="en-AU" w:eastAsia="en-AU"/>
+              <w14:ligatures w14:val="standardContextual"/>
             </w:rPr>
           </w:pPr>
           <w:r>
@@ -291,7 +292,7 @@
           <w:r>
             <w:fldChar w:fldCharType="separate"/>
           </w:r>
-          <w:hyperlink w:anchor="_Toc168652125" w:history="1">
+          <w:hyperlink w:anchor="_Toc169689617" w:history="1">
             <w:r>
               <w:rPr>
                 <w:rStyle w:val="Hyperlink"/>
@@ -318,7 +319,7 @@
                 <w:noProof/>
                 <w:webHidden/>
               </w:rPr>
-              <w:instrText xml:space="preserve"> PAGEREF _Toc168652125 \h </w:instrText>
+              <w:instrText xml:space="preserve"> PAGEREF _Toc169689617 \h </w:instrText>
             </w:r>
             <w:r>
               <w:rPr>
@@ -362,9 +363,10 @@
               <w:sz w:val="24"/>
               <w:szCs w:val="24"/>
               <w:lang w:val="en-AU" w:eastAsia="en-AU"/>
+              <w14:ligatures w14:val="standardContextual"/>
             </w:rPr>
           </w:pPr>
-          <w:hyperlink w:anchor="_Toc168652126" w:history="1">
+          <w:hyperlink w:anchor="_Toc169689618" w:history="1">
             <w:r>
               <w:rPr>
                 <w:rStyle w:val="Hyperlink"/>
@@ -391,7 +393,7 @@
                 <w:noProof/>
                 <w:webHidden/>
               </w:rPr>
-              <w:instrText xml:space="preserve"> PAGEREF _Toc168652126 \h </w:instrText>
+              <w:instrText xml:space="preserve"> PAGEREF _Toc169689618 \h </w:instrText>
             </w:r>
             <w:r>
               <w:rPr>
@@ -435,9 +437,10 @@
               <w:sz w:val="24"/>
               <w:szCs w:val="24"/>
               <w:lang w:val="en-AU" w:eastAsia="en-AU"/>
+              <w14:ligatures w14:val="standardContextual"/>
             </w:rPr>
           </w:pPr>
-          <w:hyperlink w:anchor="_Toc168652127" w:history="1">
+          <w:hyperlink w:anchor="_Toc169689619" w:history="1">
             <w:r>
               <w:rPr>
                 <w:rStyle w:val="Hyperlink"/>
@@ -464,7 +467,7 @@
                 <w:noProof/>
                 <w:webHidden/>
               </w:rPr>
-              <w:instrText xml:space="preserve"> PAGEREF _Toc168652127 \h </w:instrText>
+              <w:instrText xml:space="preserve"> PAGEREF _Toc169689619 \h </w:instrText>
             </w:r>
             <w:r>
               <w:rPr>
@@ -508,9 +511,10 @@
               <w:sz w:val="24"/>
               <w:szCs w:val="24"/>
               <w:lang w:val="en-AU" w:eastAsia="en-AU"/>
+              <w14:ligatures w14:val="standardContextual"/>
             </w:rPr>
           </w:pPr>
-          <w:hyperlink w:anchor="_Toc168652128" w:history="1">
+          <w:hyperlink w:anchor="_Toc169689620" w:history="1">
             <w:r>
               <w:rPr>
                 <w:rStyle w:val="Hyperlink"/>
@@ -537,7 +541,7 @@
                 <w:noProof/>
                 <w:webHidden/>
               </w:rPr>
-              <w:instrText xml:space="preserve"> PAGEREF _Toc168652128 \h </w:instrText>
+              <w:instrText xml:space="preserve"> PAGEREF _Toc169689620 \h </w:instrText>
             </w:r>
             <w:r>
               <w:rPr>
@@ -581,9 +585,10 @@
               <w:sz w:val="24"/>
               <w:szCs w:val="24"/>
               <w:lang w:val="en-AU" w:eastAsia="en-AU"/>
+              <w14:ligatures w14:val="standardContextual"/>
             </w:rPr>
           </w:pPr>
-          <w:hyperlink w:anchor="_Toc168652129" w:history="1">
+          <w:hyperlink w:anchor="_Toc169689621" w:history="1">
             <w:r>
               <w:rPr>
                 <w:rStyle w:val="Hyperlink"/>
@@ -610,7 +615,7 @@
                 <w:noProof/>
                 <w:webHidden/>
               </w:rPr>
-              <w:instrText xml:space="preserve"> PAGEREF _Toc168652129 \h </w:instrText>
+              <w:instrText xml:space="preserve"> PAGEREF _Toc169689621 \h </w:instrText>
             </w:r>
             <w:r>
               <w:rPr>
@@ -630,7 +635,7 @@
                 <w:noProof/>
                 <w:webHidden/>
               </w:rPr>
-              <w:t>4</w:t>
+              <w:t>5</w:t>
             </w:r>
             <w:r>
               <w:rPr>
@@ -654,9 +659,10 @@
               <w:sz w:val="24"/>
               <w:szCs w:val="24"/>
               <w:lang w:val="en-AU" w:eastAsia="en-AU"/>
+              <w14:ligatures w14:val="standardContextual"/>
             </w:rPr>
           </w:pPr>
-          <w:hyperlink w:anchor="_Toc168652130" w:history="1">
+          <w:hyperlink w:anchor="_Toc169689622" w:history="1">
             <w:r>
               <w:rPr>
                 <w:rStyle w:val="Hyperlink"/>
@@ -683,7 +689,7 @@
                 <w:noProof/>
                 <w:webHidden/>
               </w:rPr>
-              <w:instrText xml:space="preserve"> PAGEREF _Toc168652130 \h </w:instrText>
+              <w:instrText xml:space="preserve"> PAGEREF _Toc169689622 \h </w:instrText>
             </w:r>
             <w:r>
               <w:rPr>
@@ -703,7 +709,7 @@
                 <w:noProof/>
                 <w:webHidden/>
               </w:rPr>
-              <w:t>5</w:t>
+              <w:t>6</w:t>
             </w:r>
             <w:r>
               <w:rPr>
@@ -727,9 +733,10 @@
               <w:sz w:val="24"/>
               <w:szCs w:val="24"/>
               <w:lang w:val="en-AU" w:eastAsia="en-AU"/>
+              <w14:ligatures w14:val="standardContextual"/>
             </w:rPr>
           </w:pPr>
-          <w:hyperlink w:anchor="_Toc168652131" w:history="1">
+          <w:hyperlink w:anchor="_Toc169689623" w:history="1">
             <w:r>
               <w:rPr>
                 <w:rStyle w:val="Hyperlink"/>
@@ -756,7 +763,7 @@
                 <w:noProof/>
                 <w:webHidden/>
               </w:rPr>
-              <w:instrText xml:space="preserve"> PAGEREF _Toc168652131 \h </w:instrText>
+              <w:instrText xml:space="preserve"> PAGEREF _Toc169689623 \h </w:instrText>
             </w:r>
             <w:r>
               <w:rPr>
@@ -776,7 +783,7 @@
                 <w:noProof/>
                 <w:webHidden/>
               </w:rPr>
-              <w:t>5</w:t>
+              <w:t>6</w:t>
             </w:r>
             <w:r>
               <w:rPr>
@@ -800,9 +807,10 @@
               <w:sz w:val="24"/>
               <w:szCs w:val="24"/>
               <w:lang w:val="en-AU" w:eastAsia="en-AU"/>
+              <w14:ligatures w14:val="standardContextual"/>
             </w:rPr>
           </w:pPr>
-          <w:hyperlink w:anchor="_Toc168652132" w:history="1">
+          <w:hyperlink w:anchor="_Toc169689624" w:history="1">
             <w:r>
               <w:rPr>
                 <w:rStyle w:val="Hyperlink"/>
@@ -829,7 +837,7 @@
                 <w:noProof/>
                 <w:webHidden/>
               </w:rPr>
-              <w:instrText xml:space="preserve"> PAGEREF _Toc168652132 \h </w:instrText>
+              <w:instrText xml:space="preserve"> PAGEREF _Toc169689624 \h </w:instrText>
             </w:r>
             <w:r>
               <w:rPr>
@@ -849,7 +857,7 @@
                 <w:noProof/>
                 <w:webHidden/>
               </w:rPr>
-              <w:t>6</w:t>
+              <w:t>7</w:t>
             </w:r>
             <w:r>
               <w:rPr>
@@ -873,9 +881,10 @@
               <w:sz w:val="24"/>
               <w:szCs w:val="24"/>
               <w:lang w:val="en-AU" w:eastAsia="en-AU"/>
+              <w14:ligatures w14:val="standardContextual"/>
             </w:rPr>
           </w:pPr>
-          <w:hyperlink w:anchor="_Toc168652133" w:history="1">
+          <w:hyperlink w:anchor="_Toc169689625" w:history="1">
             <w:r>
               <w:rPr>
                 <w:rStyle w:val="Hyperlink"/>
@@ -902,7 +911,7 @@
                 <w:noProof/>
                 <w:webHidden/>
               </w:rPr>
-              <w:instrText xml:space="preserve"> PAGEREF _Toc168652133 \h </w:instrText>
+              <w:instrText xml:space="preserve"> PAGEREF _Toc169689625 \h </w:instrText>
             </w:r>
             <w:r>
               <w:rPr>
@@ -922,7 +931,7 @@
                 <w:noProof/>
                 <w:webHidden/>
               </w:rPr>
-              <w:t>6</w:t>
+              <w:t>7</w:t>
             </w:r>
             <w:r>
               <w:rPr>
@@ -946,9 +955,10 @@
               <w:sz w:val="24"/>
               <w:szCs w:val="24"/>
               <w:lang w:val="en-AU" w:eastAsia="en-AU"/>
+              <w14:ligatures w14:val="standardContextual"/>
             </w:rPr>
           </w:pPr>
-          <w:hyperlink w:anchor="_Toc168652134" w:history="1">
+          <w:hyperlink w:anchor="_Toc169689626" w:history="1">
             <w:r>
               <w:rPr>
                 <w:rStyle w:val="Hyperlink"/>
@@ -975,7 +985,7 @@
                 <w:noProof/>
                 <w:webHidden/>
               </w:rPr>
-              <w:instrText xml:space="preserve"> PAGEREF _Toc168652134 \h </w:instrText>
+              <w:instrText xml:space="preserve"> PAGEREF _Toc169689626 \h </w:instrText>
             </w:r>
             <w:r>
               <w:rPr>
@@ -995,7 +1005,7 @@
                 <w:noProof/>
                 <w:webHidden/>
               </w:rPr>
-              <w:t>6</w:t>
+              <w:t>7</w:t>
             </w:r>
             <w:r>
               <w:rPr>
@@ -1019,9 +1029,10 @@
               <w:sz w:val="24"/>
               <w:szCs w:val="24"/>
               <w:lang w:val="en-AU" w:eastAsia="en-AU"/>
+              <w14:ligatures w14:val="standardContextual"/>
             </w:rPr>
           </w:pPr>
-          <w:hyperlink w:anchor="_Toc168652135" w:history="1">
+          <w:hyperlink w:anchor="_Toc169689627" w:history="1">
             <w:r>
               <w:rPr>
                 <w:rStyle w:val="Hyperlink"/>
@@ -1048,7 +1059,7 @@
                 <w:noProof/>
                 <w:webHidden/>
               </w:rPr>
-              <w:instrText xml:space="preserve"> PAGEREF _Toc168652135 \h </w:instrText>
+              <w:instrText xml:space="preserve"> PAGEREF _Toc169689627 \h </w:instrText>
             </w:r>
             <w:r>
               <w:rPr>
@@ -1068,7 +1079,7 @@
                 <w:noProof/>
                 <w:webHidden/>
               </w:rPr>
-              <w:t>6</w:t>
+              <w:t>7</w:t>
             </w:r>
             <w:r>
               <w:rPr>
@@ -1092,9 +1103,10 @@
               <w:sz w:val="24"/>
               <w:szCs w:val="24"/>
               <w:lang w:val="en-AU" w:eastAsia="en-AU"/>
+              <w14:ligatures w14:val="standardContextual"/>
             </w:rPr>
           </w:pPr>
-          <w:hyperlink w:anchor="_Toc168652136" w:history="1">
+          <w:hyperlink w:anchor="_Toc169689628" w:history="1">
             <w:r>
               <w:rPr>
                 <w:rStyle w:val="Hyperlink"/>
@@ -1121,7 +1133,7 @@
                 <w:noProof/>
                 <w:webHidden/>
               </w:rPr>
-              <w:instrText xml:space="preserve"> PAGEREF _Toc168652136 \h </w:instrText>
+              <w:instrText xml:space="preserve"> PAGEREF _Toc169689628 \h </w:instrText>
             </w:r>
             <w:r>
               <w:rPr>
@@ -1141,7 +1153,7 @@
                 <w:noProof/>
                 <w:webHidden/>
               </w:rPr>
-              <w:t>6</w:t>
+              <w:t>7</w:t>
             </w:r>
             <w:r>
               <w:rPr>
@@ -1165,9 +1177,10 @@
               <w:sz w:val="24"/>
               <w:szCs w:val="24"/>
               <w:lang w:val="en-AU" w:eastAsia="en-AU"/>
+              <w14:ligatures w14:val="standardContextual"/>
             </w:rPr>
           </w:pPr>
-          <w:hyperlink w:anchor="_Toc168652137" w:history="1">
+          <w:hyperlink w:anchor="_Toc169689629" w:history="1">
             <w:r>
               <w:rPr>
                 <w:rStyle w:val="Hyperlink"/>
@@ -1194,7 +1207,7 @@
                 <w:noProof/>
                 <w:webHidden/>
               </w:rPr>
-              <w:instrText xml:space="preserve"> PAGEREF _Toc168652137 \h </w:instrText>
+              <w:instrText xml:space="preserve"> PAGEREF _Toc169689629 \h </w:instrText>
             </w:r>
             <w:r>
               <w:rPr>
@@ -1214,7 +1227,7 @@
                 <w:noProof/>
                 <w:webHidden/>
               </w:rPr>
-              <w:t>8</w:t>
+              <w:t>9</w:t>
             </w:r>
             <w:r>
               <w:rPr>
@@ -1238,9 +1251,10 @@
               <w:sz w:val="24"/>
               <w:szCs w:val="24"/>
               <w:lang w:val="en-AU" w:eastAsia="en-AU"/>
+              <w14:ligatures w14:val="standardContextual"/>
             </w:rPr>
           </w:pPr>
-          <w:hyperlink w:anchor="_Toc168652138" w:history="1">
+          <w:hyperlink w:anchor="_Toc169689630" w:history="1">
             <w:r>
               <w:rPr>
                 <w:rStyle w:val="Hyperlink"/>
@@ -1267,7 +1281,7 @@
                 <w:noProof/>
                 <w:webHidden/>
               </w:rPr>
-              <w:instrText xml:space="preserve"> PAGEREF _Toc168652138 \h </w:instrText>
+              <w:instrText xml:space="preserve"> PAGEREF _Toc169689630 \h </w:instrText>
             </w:r>
             <w:r>
               <w:rPr>
@@ -1287,7 +1301,7 @@
                 <w:noProof/>
                 <w:webHidden/>
               </w:rPr>
-              <w:t>8</w:t>
+              <w:t>9</w:t>
             </w:r>
             <w:r>
               <w:rPr>
@@ -1311,9 +1325,10 @@
               <w:sz w:val="24"/>
               <w:szCs w:val="24"/>
               <w:lang w:val="en-AU" w:eastAsia="en-AU"/>
+              <w14:ligatures w14:val="standardContextual"/>
             </w:rPr>
           </w:pPr>
-          <w:hyperlink w:anchor="_Toc168652139" w:history="1">
+          <w:hyperlink w:anchor="_Toc169689631" w:history="1">
             <w:r>
               <w:rPr>
                 <w:rStyle w:val="Hyperlink"/>
@@ -1340,7 +1355,7 @@
                 <w:noProof/>
                 <w:webHidden/>
               </w:rPr>
-              <w:instrText xml:space="preserve"> PAGEREF _Toc168652139 \h </w:instrText>
+              <w:instrText xml:space="preserve"> PAGEREF _Toc169689631 \h </w:instrText>
             </w:r>
             <w:r>
               <w:rPr>
@@ -1360,7 +1375,7 @@
                 <w:noProof/>
                 <w:webHidden/>
               </w:rPr>
-              <w:t>9</w:t>
+              <w:t>10</w:t>
             </w:r>
             <w:r>
               <w:rPr>
@@ -1384,9 +1399,10 @@
               <w:sz w:val="24"/>
               <w:szCs w:val="24"/>
               <w:lang w:val="en-AU" w:eastAsia="en-AU"/>
+              <w14:ligatures w14:val="standardContextual"/>
             </w:rPr>
           </w:pPr>
-          <w:hyperlink w:anchor="_Toc168652140" w:history="1">
+          <w:hyperlink w:anchor="_Toc169689632" w:history="1">
             <w:r>
               <w:rPr>
                 <w:rStyle w:val="Hyperlink"/>
@@ -1413,7 +1429,7 @@
                 <w:noProof/>
                 <w:webHidden/>
               </w:rPr>
-              <w:instrText xml:space="preserve"> PAGEREF _Toc168652140 \h </w:instrText>
+              <w:instrText xml:space="preserve"> PAGEREF _Toc169689632 \h </w:instrText>
             </w:r>
             <w:r>
               <w:rPr>
@@ -1433,7 +1449,7 @@
                 <w:noProof/>
                 <w:webHidden/>
               </w:rPr>
-              <w:t>9</w:t>
+              <w:t>10</w:t>
             </w:r>
             <w:r>
               <w:rPr>
@@ -1457,9 +1473,10 @@
               <w:sz w:val="24"/>
               <w:szCs w:val="24"/>
               <w:lang w:val="en-AU" w:eastAsia="en-AU"/>
+              <w14:ligatures w14:val="standardContextual"/>
             </w:rPr>
           </w:pPr>
-          <w:hyperlink w:anchor="_Toc168652141" w:history="1">
+          <w:hyperlink w:anchor="_Toc169689633" w:history="1">
             <w:r>
               <w:rPr>
                 <w:rStyle w:val="Hyperlink"/>
@@ -1486,7 +1503,7 @@
                 <w:noProof/>
                 <w:webHidden/>
               </w:rPr>
-              <w:instrText xml:space="preserve"> PAGEREF _Toc168652141 \h </w:instrText>
+              <w:instrText xml:space="preserve"> PAGEREF _Toc169689633 \h </w:instrText>
             </w:r>
             <w:r>
               <w:rPr>
@@ -1506,7 +1523,7 @@
                 <w:noProof/>
                 <w:webHidden/>
               </w:rPr>
-              <w:t>10</w:t>
+              <w:t>11</w:t>
             </w:r>
             <w:r>
               <w:rPr>
@@ -1530,9 +1547,10 @@
               <w:sz w:val="24"/>
               <w:szCs w:val="24"/>
               <w:lang w:val="en-AU" w:eastAsia="en-AU"/>
+              <w14:ligatures w14:val="standardContextual"/>
             </w:rPr>
           </w:pPr>
-          <w:hyperlink w:anchor="_Toc168652142" w:history="1">
+          <w:hyperlink w:anchor="_Toc169689634" w:history="1">
             <w:r>
               <w:rPr>
                 <w:rStyle w:val="Hyperlink"/>
@@ -1559,7 +1577,7 @@
                 <w:noProof/>
                 <w:webHidden/>
               </w:rPr>
-              <w:instrText xml:space="preserve"> PAGEREF _Toc168652142 \h </w:instrText>
+              <w:instrText xml:space="preserve"> PAGEREF _Toc169689634 \h </w:instrText>
             </w:r>
             <w:r>
               <w:rPr>
@@ -1579,7 +1597,7 @@
                 <w:noProof/>
                 <w:webHidden/>
               </w:rPr>
-              <w:t>10</w:t>
+              <w:t>11</w:t>
             </w:r>
             <w:r>
               <w:rPr>
@@ -1603,9 +1621,10 @@
               <w:sz w:val="24"/>
               <w:szCs w:val="24"/>
               <w:lang w:val="en-AU" w:eastAsia="en-AU"/>
+              <w14:ligatures w14:val="standardContextual"/>
             </w:rPr>
           </w:pPr>
-          <w:hyperlink w:anchor="_Toc168652143" w:history="1">
+          <w:hyperlink w:anchor="_Toc169689635" w:history="1">
             <w:r>
               <w:rPr>
                 <w:rStyle w:val="Hyperlink"/>
@@ -1632,7 +1651,7 @@
                 <w:noProof/>
                 <w:webHidden/>
               </w:rPr>
-              <w:instrText xml:space="preserve"> PAGEREF _Toc168652143 \h </w:instrText>
+              <w:instrText xml:space="preserve"> PAGEREF _Toc169689635 \h </w:instrText>
             </w:r>
             <w:r>
               <w:rPr>
@@ -1652,7 +1671,7 @@
                 <w:noProof/>
                 <w:webHidden/>
               </w:rPr>
-              <w:t>10</w:t>
+              <w:t>11</w:t>
             </w:r>
             <w:r>
               <w:rPr>
@@ -1676,9 +1695,10 @@
               <w:sz w:val="24"/>
               <w:szCs w:val="24"/>
               <w:lang w:val="en-AU" w:eastAsia="en-AU"/>
+              <w14:ligatures w14:val="standardContextual"/>
             </w:rPr>
           </w:pPr>
-          <w:hyperlink w:anchor="_Toc168652144" w:history="1">
+          <w:hyperlink w:anchor="_Toc169689636" w:history="1">
             <w:r>
               <w:rPr>
                 <w:rStyle w:val="Hyperlink"/>
@@ -1705,7 +1725,7 @@
                 <w:noProof/>
                 <w:webHidden/>
               </w:rPr>
-              <w:instrText xml:space="preserve"> PAGEREF _Toc168652144 \h </w:instrText>
+              <w:instrText xml:space="preserve"> PAGEREF _Toc169689636 \h </w:instrText>
             </w:r>
             <w:r>
               <w:rPr>
@@ -1725,7 +1745,7 @@
                 <w:noProof/>
                 <w:webHidden/>
               </w:rPr>
-              <w:t>10</w:t>
+              <w:t>11</w:t>
             </w:r>
             <w:r>
               <w:rPr>
@@ -1749,9 +1769,10 @@
               <w:sz w:val="24"/>
               <w:szCs w:val="24"/>
               <w:lang w:val="en-AU" w:eastAsia="en-AU"/>
+              <w14:ligatures w14:val="standardContextual"/>
             </w:rPr>
           </w:pPr>
-          <w:hyperlink w:anchor="_Toc168652145" w:history="1">
+          <w:hyperlink w:anchor="_Toc169689637" w:history="1">
             <w:r>
               <w:rPr>
                 <w:rStyle w:val="Hyperlink"/>
@@ -1778,7 +1799,7 @@
                 <w:noProof/>
                 <w:webHidden/>
               </w:rPr>
-              <w:instrText xml:space="preserve"> PAGEREF _Toc168652145 \h </w:instrText>
+              <w:instrText xml:space="preserve"> PAGEREF _Toc169689637 \h </w:instrText>
             </w:r>
             <w:r>
               <w:rPr>
@@ -1798,7 +1819,7 @@
                 <w:noProof/>
                 <w:webHidden/>
               </w:rPr>
-              <w:t>11</w:t>
+              <w:t>12</w:t>
             </w:r>
             <w:r>
               <w:rPr>
@@ -1822,9 +1843,10 @@
               <w:sz w:val="24"/>
               <w:szCs w:val="24"/>
               <w:lang w:val="en-AU" w:eastAsia="en-AU"/>
+              <w14:ligatures w14:val="standardContextual"/>
             </w:rPr>
           </w:pPr>
-          <w:hyperlink w:anchor="_Toc168652146" w:history="1">
+          <w:hyperlink w:anchor="_Toc169689638" w:history="1">
             <w:r>
               <w:rPr>
                 <w:rStyle w:val="Hyperlink"/>
@@ -1851,7 +1873,7 @@
                 <w:noProof/>
                 <w:webHidden/>
               </w:rPr>
-              <w:instrText xml:space="preserve"> PAGEREF _Toc168652146 \h </w:instrText>
+              <w:instrText xml:space="preserve"> PAGEREF _Toc169689638 \h </w:instrText>
             </w:r>
             <w:r>
               <w:rPr>
@@ -1871,7 +1893,7 @@
                 <w:noProof/>
                 <w:webHidden/>
               </w:rPr>
-              <w:t>11</w:t>
+              <w:t>12</w:t>
             </w:r>
             <w:r>
               <w:rPr>
@@ -1895,9 +1917,10 @@
               <w:sz w:val="24"/>
               <w:szCs w:val="24"/>
               <w:lang w:val="en-AU" w:eastAsia="en-AU"/>
+              <w14:ligatures w14:val="standardContextual"/>
             </w:rPr>
           </w:pPr>
-          <w:hyperlink w:anchor="_Toc168652147" w:history="1">
+          <w:hyperlink w:anchor="_Toc169689639" w:history="1">
             <w:r>
               <w:rPr>
                 <w:rStyle w:val="Hyperlink"/>
@@ -1924,7 +1947,7 @@
                 <w:noProof/>
                 <w:webHidden/>
               </w:rPr>
-              <w:instrText xml:space="preserve"> PAGEREF _Toc168652147 \h </w:instrText>
+              <w:instrText xml:space="preserve"> PAGEREF _Toc169689639 \h </w:instrText>
             </w:r>
             <w:r>
               <w:rPr>
@@ -1944,7 +1967,7 @@
                 <w:noProof/>
                 <w:webHidden/>
               </w:rPr>
-              <w:t>12</w:t>
+              <w:t>13</w:t>
             </w:r>
             <w:r>
               <w:rPr>
@@ -1968,9 +1991,10 @@
               <w:sz w:val="24"/>
               <w:szCs w:val="24"/>
               <w:lang w:val="en-AU" w:eastAsia="en-AU"/>
+              <w14:ligatures w14:val="standardContextual"/>
             </w:rPr>
           </w:pPr>
-          <w:hyperlink w:anchor="_Toc168652148" w:history="1">
+          <w:hyperlink w:anchor="_Toc169689640" w:history="1">
             <w:r>
               <w:rPr>
                 <w:rStyle w:val="Hyperlink"/>
@@ -1997,7 +2021,7 @@
                 <w:noProof/>
                 <w:webHidden/>
               </w:rPr>
-              <w:instrText xml:space="preserve"> PAGEREF _Toc168652148 \h </w:instrText>
+              <w:instrText xml:space="preserve"> PAGEREF _Toc169689640 \h </w:instrText>
             </w:r>
             <w:r>
               <w:rPr>
@@ -2017,7 +2041,7 @@
                 <w:noProof/>
                 <w:webHidden/>
               </w:rPr>
-              <w:t>13</w:t>
+              <w:t>14</w:t>
             </w:r>
             <w:r>
               <w:rPr>
@@ -2041,9 +2065,10 @@
               <w:sz w:val="24"/>
               <w:szCs w:val="24"/>
               <w:lang w:val="en-AU" w:eastAsia="en-AU"/>
+              <w14:ligatures w14:val="standardContextual"/>
             </w:rPr>
           </w:pPr>
-          <w:hyperlink w:anchor="_Toc168652149" w:history="1">
+          <w:hyperlink w:anchor="_Toc169689641" w:history="1">
             <w:r>
               <w:rPr>
                 <w:rStyle w:val="Hyperlink"/>
@@ -2070,7 +2095,7 @@
                 <w:noProof/>
                 <w:webHidden/>
               </w:rPr>
-              <w:instrText xml:space="preserve"> PAGEREF _Toc168652149 \h </w:instrText>
+              <w:instrText xml:space="preserve"> PAGEREF _Toc169689641 \h </w:instrText>
             </w:r>
             <w:r>
               <w:rPr>
@@ -2090,7 +2115,7 @@
                 <w:noProof/>
                 <w:webHidden/>
               </w:rPr>
-              <w:t>13</w:t>
+              <w:t>14</w:t>
             </w:r>
             <w:r>
               <w:rPr>
@@ -2114,9 +2139,10 @@
               <w:sz w:val="24"/>
               <w:szCs w:val="24"/>
               <w:lang w:val="en-AU" w:eastAsia="en-AU"/>
+              <w14:ligatures w14:val="standardContextual"/>
             </w:rPr>
           </w:pPr>
-          <w:hyperlink w:anchor="_Toc168652150" w:history="1">
+          <w:hyperlink w:anchor="_Toc169689642" w:history="1">
             <w:r>
               <w:rPr>
                 <w:rStyle w:val="Hyperlink"/>
@@ -2143,7 +2169,7 @@
                 <w:noProof/>
                 <w:webHidden/>
               </w:rPr>
-              <w:instrText xml:space="preserve"> PAGEREF _Toc168652150 \h </w:instrText>
+              <w:instrText xml:space="preserve"> PAGEREF _Toc169689642 \h </w:instrText>
             </w:r>
             <w:r>
               <w:rPr>
@@ -2163,7 +2189,7 @@
                 <w:noProof/>
                 <w:webHidden/>
               </w:rPr>
-              <w:t>14</w:t>
+              <w:t>15</w:t>
             </w:r>
             <w:r>
               <w:rPr>
@@ -2187,9 +2213,10 @@
               <w:sz w:val="24"/>
               <w:szCs w:val="24"/>
               <w:lang w:val="en-AU" w:eastAsia="en-AU"/>
+              <w14:ligatures w14:val="standardContextual"/>
             </w:rPr>
           </w:pPr>
-          <w:hyperlink w:anchor="_Toc168652151" w:history="1">
+          <w:hyperlink w:anchor="_Toc169689643" w:history="1">
             <w:r>
               <w:rPr>
                 <w:rStyle w:val="Hyperlink"/>
@@ -2216,7 +2243,7 @@
                 <w:noProof/>
                 <w:webHidden/>
               </w:rPr>
-              <w:instrText xml:space="preserve"> PAGEREF _Toc168652151 \h </w:instrText>
+              <w:instrText xml:space="preserve"> PAGEREF _Toc169689643 \h </w:instrText>
             </w:r>
             <w:r>
               <w:rPr>
@@ -2236,7 +2263,7 @@
                 <w:noProof/>
                 <w:webHidden/>
               </w:rPr>
-              <w:t>14</w:t>
+              <w:t>15</w:t>
             </w:r>
             <w:r>
               <w:rPr>
@@ -2260,9 +2287,10 @@
               <w:sz w:val="24"/>
               <w:szCs w:val="24"/>
               <w:lang w:val="en-AU" w:eastAsia="en-AU"/>
+              <w14:ligatures w14:val="standardContextual"/>
             </w:rPr>
           </w:pPr>
-          <w:hyperlink w:anchor="_Toc168652152" w:history="1">
+          <w:hyperlink w:anchor="_Toc169689644" w:history="1">
             <w:r>
               <w:rPr>
                 <w:rStyle w:val="Hyperlink"/>
@@ -2289,7 +2317,7 @@
                 <w:noProof/>
                 <w:webHidden/>
               </w:rPr>
-              <w:instrText xml:space="preserve"> PAGEREF _Toc168652152 \h </w:instrText>
+              <w:instrText xml:space="preserve"> PAGEREF _Toc169689644 \h </w:instrText>
             </w:r>
             <w:r>
               <w:rPr>
@@ -2309,7 +2337,7 @@
                 <w:noProof/>
                 <w:webHidden/>
               </w:rPr>
-              <w:t>15</w:t>
+              <w:t>16</w:t>
             </w:r>
             <w:r>
               <w:rPr>
@@ -2333,9 +2361,10 @@
               <w:sz w:val="24"/>
               <w:szCs w:val="24"/>
               <w:lang w:val="en-AU" w:eastAsia="en-AU"/>
+              <w14:ligatures w14:val="standardContextual"/>
             </w:rPr>
           </w:pPr>
-          <w:hyperlink w:anchor="_Toc168652153" w:history="1">
+          <w:hyperlink w:anchor="_Toc169689645" w:history="1">
             <w:r>
               <w:rPr>
                 <w:rStyle w:val="Hyperlink"/>
@@ -2362,7 +2391,7 @@
                 <w:noProof/>
                 <w:webHidden/>
               </w:rPr>
-              <w:instrText xml:space="preserve"> PAGEREF _Toc168652153 \h </w:instrText>
+              <w:instrText xml:space="preserve"> PAGEREF _Toc169689645 \h </w:instrText>
             </w:r>
             <w:r>
               <w:rPr>
@@ -2382,7 +2411,7 @@
                 <w:noProof/>
                 <w:webHidden/>
               </w:rPr>
-              <w:t>15</w:t>
+              <w:t>16</w:t>
             </w:r>
             <w:r>
               <w:rPr>
@@ -2406,9 +2435,10 @@
               <w:sz w:val="24"/>
               <w:szCs w:val="24"/>
               <w:lang w:val="en-AU" w:eastAsia="en-AU"/>
+              <w14:ligatures w14:val="standardContextual"/>
             </w:rPr>
           </w:pPr>
-          <w:hyperlink w:anchor="_Toc168652154" w:history="1">
+          <w:hyperlink w:anchor="_Toc169689646" w:history="1">
             <w:r>
               <w:rPr>
                 <w:rStyle w:val="Hyperlink"/>
@@ -2435,7 +2465,7 @@
                 <w:noProof/>
                 <w:webHidden/>
               </w:rPr>
-              <w:instrText xml:space="preserve"> PAGEREF _Toc168652154 \h </w:instrText>
+              <w:instrText xml:space="preserve"> PAGEREF _Toc169689646 \h </w:instrText>
             </w:r>
             <w:r>
               <w:rPr>
@@ -2455,7 +2485,7 @@
                 <w:noProof/>
                 <w:webHidden/>
               </w:rPr>
-              <w:t>16</w:t>
+              <w:t>17</w:t>
             </w:r>
             <w:r>
               <w:rPr>
@@ -2479,9 +2509,10 @@
               <w:sz w:val="24"/>
               <w:szCs w:val="24"/>
               <w:lang w:val="en-AU" w:eastAsia="en-AU"/>
+              <w14:ligatures w14:val="standardContextual"/>
             </w:rPr>
           </w:pPr>
-          <w:hyperlink w:anchor="_Toc168652155" w:history="1">
+          <w:hyperlink w:anchor="_Toc169689647" w:history="1">
             <w:r>
               <w:rPr>
                 <w:rStyle w:val="Hyperlink"/>
@@ -2508,7 +2539,7 @@
                 <w:noProof/>
                 <w:webHidden/>
               </w:rPr>
-              <w:instrText xml:space="preserve"> PAGEREF _Toc168652155 \h </w:instrText>
+              <w:instrText xml:space="preserve"> PAGEREF _Toc169689647 \h </w:instrText>
             </w:r>
             <w:r>
               <w:rPr>
@@ -2528,7 +2559,7 @@
                 <w:noProof/>
                 <w:webHidden/>
               </w:rPr>
-              <w:t>16</w:t>
+              <w:t>17</w:t>
             </w:r>
             <w:r>
               <w:rPr>
@@ -2552,9 +2583,10 @@
               <w:sz w:val="24"/>
               <w:szCs w:val="24"/>
               <w:lang w:val="en-AU" w:eastAsia="en-AU"/>
+              <w14:ligatures w14:val="standardContextual"/>
             </w:rPr>
           </w:pPr>
-          <w:hyperlink w:anchor="_Toc168652156" w:history="1">
+          <w:hyperlink w:anchor="_Toc169689648" w:history="1">
             <w:r>
               <w:rPr>
                 <w:rStyle w:val="Hyperlink"/>
@@ -2581,7 +2613,7 @@
                 <w:noProof/>
                 <w:webHidden/>
               </w:rPr>
-              <w:instrText xml:space="preserve"> PAGEREF _Toc168652156 \h </w:instrText>
+              <w:instrText xml:space="preserve"> PAGEREF _Toc169689648 \h </w:instrText>
             </w:r>
             <w:r>
               <w:rPr>
@@ -2601,7 +2633,7 @@
                 <w:noProof/>
                 <w:webHidden/>
               </w:rPr>
-              <w:t>17</w:t>
+              <w:t>18</w:t>
             </w:r>
             <w:r>
               <w:rPr>
@@ -2625,9 +2657,10 @@
               <w:sz w:val="24"/>
               <w:szCs w:val="24"/>
               <w:lang w:val="en-AU" w:eastAsia="en-AU"/>
+              <w14:ligatures w14:val="standardContextual"/>
             </w:rPr>
           </w:pPr>
-          <w:hyperlink w:anchor="_Toc168652157" w:history="1">
+          <w:hyperlink w:anchor="_Toc169689649" w:history="1">
             <w:r>
               <w:rPr>
                 <w:rStyle w:val="Hyperlink"/>
@@ -2654,7 +2687,7 @@
                 <w:noProof/>
                 <w:webHidden/>
               </w:rPr>
-              <w:instrText xml:space="preserve"> PAGEREF _Toc168652157 \h </w:instrText>
+              <w:instrText xml:space="preserve"> PAGEREF _Toc169689649 \h </w:instrText>
             </w:r>
             <w:r>
               <w:rPr>
@@ -2674,7 +2707,7 @@
                 <w:noProof/>
                 <w:webHidden/>
               </w:rPr>
-              <w:t>17</w:t>
+              <w:t>18</w:t>
             </w:r>
             <w:r>
               <w:rPr>
@@ -2698,9 +2731,10 @@
               <w:sz w:val="24"/>
               <w:szCs w:val="24"/>
               <w:lang w:val="en-AU" w:eastAsia="en-AU"/>
+              <w14:ligatures w14:val="standardContextual"/>
             </w:rPr>
           </w:pPr>
-          <w:hyperlink w:anchor="_Toc168652158" w:history="1">
+          <w:hyperlink w:anchor="_Toc169689650" w:history="1">
             <w:r>
               <w:rPr>
                 <w:rStyle w:val="Hyperlink"/>
@@ -2727,7 +2761,7 @@
                 <w:noProof/>
                 <w:webHidden/>
               </w:rPr>
-              <w:instrText xml:space="preserve"> PAGEREF _Toc168652158 \h </w:instrText>
+              <w:instrText xml:space="preserve"> PAGEREF _Toc169689650 \h </w:instrText>
             </w:r>
             <w:r>
               <w:rPr>
@@ -2747,7 +2781,7 @@
                 <w:noProof/>
                 <w:webHidden/>
               </w:rPr>
-              <w:t>17</w:t>
+              <w:t>18</w:t>
             </w:r>
             <w:r>
               <w:rPr>
@@ -2771,9 +2805,10 @@
               <w:sz w:val="24"/>
               <w:szCs w:val="24"/>
               <w:lang w:val="en-AU" w:eastAsia="en-AU"/>
+              <w14:ligatures w14:val="standardContextual"/>
             </w:rPr>
           </w:pPr>
-          <w:hyperlink w:anchor="_Toc168652159" w:history="1">
+          <w:hyperlink w:anchor="_Toc169689651" w:history="1">
             <w:r>
               <w:rPr>
                 <w:rStyle w:val="Hyperlink"/>
@@ -2800,7 +2835,7 @@
                 <w:noProof/>
                 <w:webHidden/>
               </w:rPr>
-              <w:instrText xml:space="preserve"> PAGEREF _Toc168652159 \h </w:instrText>
+              <w:instrText xml:space="preserve"> PAGEREF _Toc169689651 \h </w:instrText>
             </w:r>
             <w:r>
               <w:rPr>
@@ -2820,7 +2855,7 @@
                 <w:noProof/>
                 <w:webHidden/>
               </w:rPr>
-              <w:t>18</w:t>
+              <w:t>19</w:t>
             </w:r>
             <w:r>
               <w:rPr>
@@ -2844,9 +2879,10 @@
               <w:sz w:val="24"/>
               <w:szCs w:val="24"/>
               <w:lang w:val="en-AU" w:eastAsia="en-AU"/>
+              <w14:ligatures w14:val="standardContextual"/>
             </w:rPr>
           </w:pPr>
-          <w:hyperlink w:anchor="_Toc168652160" w:history="1">
+          <w:hyperlink w:anchor="_Toc169689652" w:history="1">
             <w:r>
               <w:rPr>
                 <w:rStyle w:val="Hyperlink"/>
@@ -2873,7 +2909,7 @@
                 <w:noProof/>
                 <w:webHidden/>
               </w:rPr>
-              <w:instrText xml:space="preserve"> PAGEREF _Toc168652160 \h </w:instrText>
+              <w:instrText xml:space="preserve"> PAGEREF _Toc169689652 \h </w:instrText>
             </w:r>
             <w:r>
               <w:rPr>
@@ -2893,7 +2929,451 @@
                 <w:noProof/>
                 <w:webHidden/>
               </w:rPr>
-              <w:t>18</w:t>
+              <w:t>19</w:t>
+            </w:r>
+            <w:r>
+              <w:rPr>
+                <w:noProof/>
+                <w:webHidden/>
+              </w:rPr>
+              <w:fldChar w:fldCharType="end"/>
+            </w:r>
+          </w:hyperlink>
+        </w:p>
+        <w:p>
+          <w:pPr>
+            <w:pStyle w:val="TOC3"/>
+            <w:tabs>
+              <w:tab w:val="right" w:leader="dot" w:pos="9350"/>
+            </w:tabs>
+            <w:rPr>
+              <w:rFonts w:cstheme="minorBidi"/>
+              <w:noProof/>
+              <w:kern w:val="2"/>
+              <w:sz w:val="24"/>
+              <w:szCs w:val="24"/>
+              <w:lang w:val="en-AU" w:eastAsia="en-AU"/>
+              <w14:ligatures w14:val="standardContextual"/>
+            </w:rPr>
+          </w:pPr>
+          <w:hyperlink w:anchor="_Toc169689653" w:history="1">
+            <w:r>
+              <w:rPr>
+                <w:rStyle w:val="Hyperlink"/>
+                <w:noProof/>
+              </w:rPr>
+              <w:t>9th of June</w:t>
+            </w:r>
+            <w:r>
+              <w:rPr>
+                <w:noProof/>
+                <w:webHidden/>
+              </w:rPr>
+              <w:tab/>
+            </w:r>
+            <w:r>
+              <w:rPr>
+                <w:noProof/>
+                <w:webHidden/>
+              </w:rPr>
+              <w:fldChar w:fldCharType="begin"/>
+            </w:r>
+            <w:r>
+              <w:rPr>
+                <w:noProof/>
+                <w:webHidden/>
+              </w:rPr>
+              <w:instrText xml:space="preserve"> PAGEREF _Toc169689653 \h </w:instrText>
+            </w:r>
+            <w:r>
+              <w:rPr>
+                <w:noProof/>
+                <w:webHidden/>
+              </w:rPr>
+            </w:r>
+            <w:r>
+              <w:rPr>
+                <w:noProof/>
+                <w:webHidden/>
+              </w:rPr>
+              <w:fldChar w:fldCharType="separate"/>
+            </w:r>
+            <w:r>
+              <w:rPr>
+                <w:noProof/>
+                <w:webHidden/>
+              </w:rPr>
+              <w:t>20</w:t>
+            </w:r>
+            <w:r>
+              <w:rPr>
+                <w:noProof/>
+                <w:webHidden/>
+              </w:rPr>
+              <w:fldChar w:fldCharType="end"/>
+            </w:r>
+          </w:hyperlink>
+        </w:p>
+        <w:p>
+          <w:pPr>
+            <w:pStyle w:val="TOC3"/>
+            <w:tabs>
+              <w:tab w:val="right" w:leader="dot" w:pos="9350"/>
+            </w:tabs>
+            <w:rPr>
+              <w:rFonts w:cstheme="minorBidi"/>
+              <w:noProof/>
+              <w:kern w:val="2"/>
+              <w:sz w:val="24"/>
+              <w:szCs w:val="24"/>
+              <w:lang w:val="en-AU" w:eastAsia="en-AU"/>
+              <w14:ligatures w14:val="standardContextual"/>
+            </w:rPr>
+          </w:pPr>
+          <w:hyperlink w:anchor="_Toc169689654" w:history="1">
+            <w:r>
+              <w:rPr>
+                <w:rStyle w:val="Hyperlink"/>
+                <w:noProof/>
+              </w:rPr>
+              <w:t>10th of June</w:t>
+            </w:r>
+            <w:r>
+              <w:rPr>
+                <w:noProof/>
+                <w:webHidden/>
+              </w:rPr>
+              <w:tab/>
+            </w:r>
+            <w:r>
+              <w:rPr>
+                <w:noProof/>
+                <w:webHidden/>
+              </w:rPr>
+              <w:fldChar w:fldCharType="begin"/>
+            </w:r>
+            <w:r>
+              <w:rPr>
+                <w:noProof/>
+                <w:webHidden/>
+              </w:rPr>
+              <w:instrText xml:space="preserve"> PAGEREF _Toc169689654 \h </w:instrText>
+            </w:r>
+            <w:r>
+              <w:rPr>
+                <w:noProof/>
+                <w:webHidden/>
+              </w:rPr>
+            </w:r>
+            <w:r>
+              <w:rPr>
+                <w:noProof/>
+                <w:webHidden/>
+              </w:rPr>
+              <w:fldChar w:fldCharType="separate"/>
+            </w:r>
+            <w:r>
+              <w:rPr>
+                <w:noProof/>
+                <w:webHidden/>
+              </w:rPr>
+              <w:t>20</w:t>
+            </w:r>
+            <w:r>
+              <w:rPr>
+                <w:noProof/>
+                <w:webHidden/>
+              </w:rPr>
+              <w:fldChar w:fldCharType="end"/>
+            </w:r>
+          </w:hyperlink>
+        </w:p>
+        <w:p>
+          <w:pPr>
+            <w:pStyle w:val="TOC3"/>
+            <w:tabs>
+              <w:tab w:val="right" w:leader="dot" w:pos="9350"/>
+            </w:tabs>
+            <w:rPr>
+              <w:rFonts w:cstheme="minorBidi"/>
+              <w:noProof/>
+              <w:kern w:val="2"/>
+              <w:sz w:val="24"/>
+              <w:szCs w:val="24"/>
+              <w:lang w:val="en-AU" w:eastAsia="en-AU"/>
+              <w14:ligatures w14:val="standardContextual"/>
+            </w:rPr>
+          </w:pPr>
+          <w:hyperlink w:anchor="_Toc169689655" w:history="1">
+            <w:r>
+              <w:rPr>
+                <w:rStyle w:val="Hyperlink"/>
+                <w:noProof/>
+              </w:rPr>
+              <w:t>13th of June</w:t>
+            </w:r>
+            <w:r>
+              <w:rPr>
+                <w:noProof/>
+                <w:webHidden/>
+              </w:rPr>
+              <w:tab/>
+            </w:r>
+            <w:r>
+              <w:rPr>
+                <w:noProof/>
+                <w:webHidden/>
+              </w:rPr>
+              <w:fldChar w:fldCharType="begin"/>
+            </w:r>
+            <w:r>
+              <w:rPr>
+                <w:noProof/>
+                <w:webHidden/>
+              </w:rPr>
+              <w:instrText xml:space="preserve"> PAGEREF _Toc169689655 \h </w:instrText>
+            </w:r>
+            <w:r>
+              <w:rPr>
+                <w:noProof/>
+                <w:webHidden/>
+              </w:rPr>
+            </w:r>
+            <w:r>
+              <w:rPr>
+                <w:noProof/>
+                <w:webHidden/>
+              </w:rPr>
+              <w:fldChar w:fldCharType="separate"/>
+            </w:r>
+            <w:r>
+              <w:rPr>
+                <w:noProof/>
+                <w:webHidden/>
+              </w:rPr>
+              <w:t>20</w:t>
+            </w:r>
+            <w:r>
+              <w:rPr>
+                <w:noProof/>
+                <w:webHidden/>
+              </w:rPr>
+              <w:fldChar w:fldCharType="end"/>
+            </w:r>
+          </w:hyperlink>
+        </w:p>
+        <w:p>
+          <w:pPr>
+            <w:pStyle w:val="TOC3"/>
+            <w:tabs>
+              <w:tab w:val="right" w:leader="dot" w:pos="9350"/>
+            </w:tabs>
+            <w:rPr>
+              <w:rFonts w:cstheme="minorBidi"/>
+              <w:noProof/>
+              <w:kern w:val="2"/>
+              <w:sz w:val="24"/>
+              <w:szCs w:val="24"/>
+              <w:lang w:val="en-AU" w:eastAsia="en-AU"/>
+              <w14:ligatures w14:val="standardContextual"/>
+            </w:rPr>
+          </w:pPr>
+          <w:hyperlink w:anchor="_Toc169689656" w:history="1">
+            <w:r>
+              <w:rPr>
+                <w:rStyle w:val="Hyperlink"/>
+                <w:noProof/>
+              </w:rPr>
+              <w:t>14th of June</w:t>
+            </w:r>
+            <w:r>
+              <w:rPr>
+                <w:noProof/>
+                <w:webHidden/>
+              </w:rPr>
+              <w:tab/>
+            </w:r>
+            <w:r>
+              <w:rPr>
+                <w:noProof/>
+                <w:webHidden/>
+              </w:rPr>
+              <w:fldChar w:fldCharType="begin"/>
+            </w:r>
+            <w:r>
+              <w:rPr>
+                <w:noProof/>
+                <w:webHidden/>
+              </w:rPr>
+              <w:instrText xml:space="preserve"> PAGEREF _Toc169689656 \h </w:instrText>
+            </w:r>
+            <w:r>
+              <w:rPr>
+                <w:noProof/>
+                <w:webHidden/>
+              </w:rPr>
+            </w:r>
+            <w:r>
+              <w:rPr>
+                <w:noProof/>
+                <w:webHidden/>
+              </w:rPr>
+              <w:fldChar w:fldCharType="separate"/>
+            </w:r>
+            <w:r>
+              <w:rPr>
+                <w:noProof/>
+                <w:webHidden/>
+              </w:rPr>
+              <w:t>21</w:t>
+            </w:r>
+            <w:r>
+              <w:rPr>
+                <w:noProof/>
+                <w:webHidden/>
+              </w:rPr>
+              <w:fldChar w:fldCharType="end"/>
+            </w:r>
+          </w:hyperlink>
+        </w:p>
+        <w:p>
+          <w:pPr>
+            <w:pStyle w:val="TOC3"/>
+            <w:tabs>
+              <w:tab w:val="right" w:leader="dot" w:pos="9350"/>
+            </w:tabs>
+            <w:rPr>
+              <w:rFonts w:cstheme="minorBidi"/>
+              <w:noProof/>
+              <w:kern w:val="2"/>
+              <w:sz w:val="24"/>
+              <w:szCs w:val="24"/>
+              <w:lang w:val="en-AU" w:eastAsia="en-AU"/>
+              <w14:ligatures w14:val="standardContextual"/>
+            </w:rPr>
+          </w:pPr>
+          <w:hyperlink w:anchor="_Toc169689657" w:history="1">
+            <w:r>
+              <w:rPr>
+                <w:rStyle w:val="Hyperlink"/>
+                <w:noProof/>
+              </w:rPr>
+              <w:t>15th of June</w:t>
+            </w:r>
+            <w:r>
+              <w:rPr>
+                <w:noProof/>
+                <w:webHidden/>
+              </w:rPr>
+              <w:tab/>
+            </w:r>
+            <w:r>
+              <w:rPr>
+                <w:noProof/>
+                <w:webHidden/>
+              </w:rPr>
+              <w:fldChar w:fldCharType="begin"/>
+            </w:r>
+            <w:r>
+              <w:rPr>
+                <w:noProof/>
+                <w:webHidden/>
+              </w:rPr>
+              <w:instrText xml:space="preserve"> PAGEREF _Toc169689657 \h </w:instrText>
+            </w:r>
+            <w:r>
+              <w:rPr>
+                <w:noProof/>
+                <w:webHidden/>
+              </w:rPr>
+            </w:r>
+            <w:r>
+              <w:rPr>
+                <w:noProof/>
+                <w:webHidden/>
+              </w:rPr>
+              <w:fldChar w:fldCharType="separate"/>
+            </w:r>
+            <w:r>
+              <w:rPr>
+                <w:noProof/>
+                <w:webHidden/>
+              </w:rPr>
+              <w:t>21</w:t>
+            </w:r>
+            <w:r>
+              <w:rPr>
+                <w:noProof/>
+                <w:webHidden/>
+              </w:rPr>
+              <w:fldChar w:fldCharType="end"/>
+            </w:r>
+          </w:hyperlink>
+        </w:p>
+        <w:p>
+          <w:pPr>
+            <w:pStyle w:val="TOC3"/>
+            <w:tabs>
+              <w:tab w:val="right" w:leader="dot" w:pos="9350"/>
+            </w:tabs>
+            <w:rPr>
+              <w:rFonts w:cstheme="minorBidi"/>
+              <w:noProof/>
+              <w:kern w:val="2"/>
+              <w:sz w:val="24"/>
+              <w:szCs w:val="24"/>
+              <w:lang w:val="en-AU" w:eastAsia="en-AU"/>
+              <w14:ligatures w14:val="standardContextual"/>
+            </w:rPr>
+          </w:pPr>
+          <w:hyperlink w:anchor="_Toc169689658" w:history="1">
+            <w:r>
+              <w:rPr>
+                <w:rStyle w:val="Hyperlink"/>
+                <w:noProof/>
+              </w:rPr>
+              <w:t>18th of June</w:t>
+            </w:r>
+            <w:r>
+              <w:rPr>
+                <w:noProof/>
+                <w:webHidden/>
+              </w:rPr>
+              <w:tab/>
+            </w:r>
+            <w:r>
+              <w:rPr>
+                <w:noProof/>
+                <w:webHidden/>
+              </w:rPr>
+              <w:fldChar w:fldCharType="begin"/>
+            </w:r>
+            <w:r>
+              <w:rPr>
+                <w:noProof/>
+                <w:webHidden/>
+              </w:rPr>
+              <w:instrText xml:space="preserve"> PAGEREF _Toc169689658 \h </w:instrText>
+            </w:r>
+            <w:r>
+              <w:rPr>
+                <w:noProof/>
+                <w:webHidden/>
+              </w:rPr>
+            </w:r>
+            <w:r>
+              <w:rPr>
+                <w:noProof/>
+                <w:webHidden/>
+              </w:rPr>
+              <w:fldChar w:fldCharType="separate"/>
+            </w:r>
+            <w:r>
+              <w:rPr>
+                <w:noProof/>
+                <w:webHidden/>
+              </w:rPr>
+              <w:t>21</w:t>
             </w:r>
             <w:r>
               <w:rPr>
@@ -2920,7 +3400,7 @@
       <w:pPr>
         <w:pStyle w:val="Heading1"/>
       </w:pPr>
-      <w:bookmarkStart w:id="0" w:name="_Toc168652125"/>
+      <w:bookmarkStart w:id="0" w:name="_Toc169689617"/>
       <w:r>
         <w:t>Design Brief</w:t>
       </w:r>
@@ -2932,7 +3412,7 @@
         <w:jc w:val="center"/>
       </w:pPr>
       <w:bookmarkStart w:id="1" w:name="_569sxpfirk3u" w:colFirst="0" w:colLast="0"/>
-      <w:bookmarkStart w:id="2" w:name="_Toc168652126"/>
+      <w:bookmarkStart w:id="2" w:name="_Toc169689618"/>
       <w:bookmarkEnd w:id="1"/>
       <w:r>
         <w:t>Aim</w:t>
@@ -2995,7 +3475,7 @@
         <w:jc w:val="center"/>
       </w:pPr>
       <w:bookmarkStart w:id="3" w:name="_3j0ghk43pax3" w:colFirst="0" w:colLast="0"/>
-      <w:bookmarkStart w:id="4" w:name="_Toc168652127"/>
+      <w:bookmarkStart w:id="4" w:name="_Toc169689619"/>
       <w:bookmarkEnd w:id="3"/>
       <w:r>
         <w:t>Objectives</w:t>
@@ -3025,7 +3505,11 @@
         <w:t>Battleships’</w:t>
       </w:r>
       <w:r>
-        <w:t xml:space="preserve"> functionality of placing down ships in valid tiles. When that is finished, coding of the modules unique to this game such as calculating explosion radius, score handling and destructions of ship parts will be completed next. After that, testing will be done to find errors and bugs that will be patched out as soon as they are discovered before the game is published for people to play. The object of this game for the user is to clear out endless levels of auto generated mines while making sure that if a mine were to explode it does not end up damaging the ships that they placed</w:t>
+        <w:t xml:space="preserve"> functionality of placing down ships in valid tiles. When that is finished, coding of the modules unique to this game such as calculating explosion radius, score handling and destructions of ship parts will be completed next. After that, testing will be done to find errors and bugs that will be patched out as soon as they are discovered before the game is </w:t>
+      </w:r>
+      <w:r>
+        <w:lastRenderedPageBreak/>
+        <w:t>published for people to play. The object of this game for the user is to clear out endless levels of auto generated mines while making sure that if a mine were to explode it does not end up damaging the ships that they placed</w:t>
       </w:r>
     </w:p>
     <w:p>
@@ -3039,10 +3523,9 @@
         <w:pStyle w:val="Heading1"/>
       </w:pPr>
       <w:bookmarkStart w:id="5" w:name="_v62aiqrokj0b" w:colFirst="0" w:colLast="0"/>
-      <w:bookmarkStart w:id="6" w:name="_Toc168652128"/>
+      <w:bookmarkStart w:id="6" w:name="_Toc169689620"/>
       <w:bookmarkEnd w:id="5"/>
       <w:r>
-        <w:lastRenderedPageBreak/>
         <w:t>Detailed Design</w:t>
       </w:r>
       <w:bookmarkEnd w:id="6"/>
@@ -3058,9 +3541,10 @@
         </w:rPr>
       </w:pPr>
       <w:bookmarkStart w:id="7" w:name="_5giizrpnpkwk" w:colFirst="0" w:colLast="0"/>
-      <w:bookmarkStart w:id="8" w:name="_Toc168652129"/>
+      <w:bookmarkStart w:id="8" w:name="_Toc169689621"/>
       <w:bookmarkEnd w:id="7"/>
       <w:r>
+        <w:lastRenderedPageBreak/>
         <w:t>Sketch of all the screens that will appear</w:t>
       </w:r>
       <w:bookmarkEnd w:id="8"/>
@@ -3272,7 +3756,7 @@
         <w:jc w:val="center"/>
       </w:pPr>
       <w:bookmarkStart w:id="10" w:name="_wq33ccefzikw" w:colFirst="0" w:colLast="0"/>
-      <w:bookmarkStart w:id="11" w:name="_Toc168652130"/>
+      <w:bookmarkStart w:id="11" w:name="_Toc169689622"/>
       <w:bookmarkEnd w:id="10"/>
       <w:r>
         <w:t>Specifications</w:t>
@@ -3284,7 +3768,7 @@
         <w:pStyle w:val="Heading3"/>
       </w:pPr>
       <w:bookmarkStart w:id="12" w:name="_7u8acoib12tk" w:colFirst="0" w:colLast="0"/>
-      <w:bookmarkStart w:id="13" w:name="_Toc168652131"/>
+      <w:bookmarkStart w:id="13" w:name="_Toc169689623"/>
       <w:bookmarkEnd w:id="12"/>
       <w:r>
         <w:t>Basic Functionality</w:t>
@@ -3308,7 +3792,7 @@
         <w:pStyle w:val="Heading3"/>
       </w:pPr>
       <w:bookmarkStart w:id="14" w:name="_cdksdwqx8wbt" w:colFirst="0" w:colLast="0"/>
-      <w:bookmarkStart w:id="15" w:name="_Toc168652132"/>
+      <w:bookmarkStart w:id="15" w:name="_Toc169689624"/>
       <w:bookmarkEnd w:id="14"/>
       <w:r>
         <w:lastRenderedPageBreak/>
@@ -3369,7 +3853,7 @@
         <w:jc w:val="center"/>
       </w:pPr>
       <w:bookmarkStart w:id="16" w:name="_jqe6afgy1vep" w:colFirst="0" w:colLast="0"/>
-      <w:bookmarkStart w:id="17" w:name="_Toc168652133"/>
+      <w:bookmarkStart w:id="17" w:name="_Toc169689625"/>
       <w:bookmarkEnd w:id="16"/>
       <w:r>
         <w:t>Input,</w:t>
@@ -3427,7 +3911,7 @@
               <w:jc w:val="center"/>
             </w:pPr>
             <w:bookmarkStart w:id="18" w:name="_8dl3ltxqxbxj" w:colFirst="0" w:colLast="0"/>
-            <w:bookmarkStart w:id="19" w:name="_Toc168652134"/>
+            <w:bookmarkStart w:id="19" w:name="_Toc169689626"/>
             <w:bookmarkEnd w:id="18"/>
             <w:r>
               <w:t>Input</w:t>
@@ -3452,7 +3936,7 @@
               <w:jc w:val="center"/>
             </w:pPr>
             <w:bookmarkStart w:id="20" w:name="_ko7bq95i81kj" w:colFirst="0" w:colLast="0"/>
-            <w:bookmarkStart w:id="21" w:name="_Toc168652135"/>
+            <w:bookmarkStart w:id="21" w:name="_Toc169689627"/>
             <w:bookmarkEnd w:id="20"/>
             <w:r>
               <w:t>Process</w:t>
@@ -3477,7 +3961,7 @@
               <w:jc w:val="center"/>
             </w:pPr>
             <w:bookmarkStart w:id="22" w:name="_ky1bt25qkhde" w:colFirst="0" w:colLast="0"/>
-            <w:bookmarkStart w:id="23" w:name="_Toc168652136"/>
+            <w:bookmarkStart w:id="23" w:name="_Toc169689628"/>
             <w:bookmarkEnd w:id="22"/>
             <w:r>
               <w:t>Output</w:t>
@@ -5009,7 +5493,7 @@
         <w:jc w:val="center"/>
       </w:pPr>
       <w:bookmarkStart w:id="24" w:name="_9ik34z78r0a7" w:colFirst="0" w:colLast="0"/>
-      <w:bookmarkStart w:id="25" w:name="_Toc168652137"/>
+      <w:bookmarkStart w:id="25" w:name="_Toc169689629"/>
       <w:bookmarkEnd w:id="24"/>
       <w:r>
         <w:lastRenderedPageBreak/>
@@ -5071,7 +5555,7 @@
         <w:jc w:val="center"/>
       </w:pPr>
       <w:bookmarkStart w:id="26" w:name="_ka87bclkt72u" w:colFirst="0" w:colLast="0"/>
-      <w:bookmarkStart w:id="27" w:name="_Toc168652138"/>
+      <w:bookmarkStart w:id="27" w:name="_Toc169689630"/>
       <w:bookmarkEnd w:id="26"/>
       <w:r>
         <w:t>Data flow diagram</w:t>
@@ -5133,7 +5617,7 @@
         <w:jc w:val="center"/>
       </w:pPr>
       <w:bookmarkStart w:id="28" w:name="_mdtgga2tujg3" w:colFirst="0" w:colLast="0"/>
-      <w:bookmarkStart w:id="29" w:name="_Toc168652139"/>
+      <w:bookmarkStart w:id="29" w:name="_Toc169689631"/>
       <w:bookmarkEnd w:id="28"/>
       <w:r>
         <w:lastRenderedPageBreak/>
@@ -5195,7 +5679,7 @@
         <w:jc w:val="center"/>
       </w:pPr>
       <w:bookmarkStart w:id="30" w:name="_pm02pjywrugk" w:colFirst="0" w:colLast="0"/>
-      <w:bookmarkStart w:id="31" w:name="_Toc168652140"/>
+      <w:bookmarkStart w:id="31" w:name="_Toc169689632"/>
       <w:bookmarkEnd w:id="30"/>
       <w:r>
         <w:t>Structure chart</w:t>
@@ -5267,7 +5751,7 @@
         <w:pStyle w:val="Heading1"/>
       </w:pPr>
       <w:bookmarkStart w:id="33" w:name="_cdo2crgnqyga" w:colFirst="0" w:colLast="0"/>
-      <w:bookmarkStart w:id="34" w:name="_Toc168652141"/>
+      <w:bookmarkStart w:id="34" w:name="_Toc169689633"/>
       <w:bookmarkEnd w:id="33"/>
       <w:r>
         <w:lastRenderedPageBreak/>
@@ -5281,7 +5765,7 @@
         <w:jc w:val="center"/>
       </w:pPr>
       <w:bookmarkStart w:id="35" w:name="_ejy7ktsijtkv" w:colFirst="0" w:colLast="0"/>
-      <w:bookmarkStart w:id="36" w:name="_Toc168652142"/>
+      <w:bookmarkStart w:id="36" w:name="_Toc169689634"/>
       <w:bookmarkEnd w:id="35"/>
       <w:r>
         <w:t>Logbook</w:t>
@@ -5294,7 +5778,7 @@
         <w:ind w:left="360"/>
       </w:pPr>
       <w:bookmarkStart w:id="37" w:name="_y8enwl6u1i6r" w:colFirst="0" w:colLast="0"/>
-      <w:bookmarkStart w:id="38" w:name="_Toc168652143"/>
+      <w:bookmarkStart w:id="38" w:name="_Toc169689635"/>
       <w:bookmarkEnd w:id="37"/>
       <w:r>
         <w:t>14th of May</w:t>
@@ -5487,7 +5971,7 @@
         <w:ind w:left="360"/>
       </w:pPr>
       <w:bookmarkStart w:id="39" w:name="_b42jir3i1w53" w:colFirst="0" w:colLast="0"/>
-      <w:bookmarkStart w:id="40" w:name="_Toc168652144"/>
+      <w:bookmarkStart w:id="40" w:name="_Toc169689636"/>
       <w:bookmarkEnd w:id="39"/>
       <w:r>
         <w:t>15th of May</w:t>
@@ -5719,7 +6203,7 @@
         <w:ind w:left="360"/>
       </w:pPr>
       <w:bookmarkStart w:id="41" w:name="_e96pwivm66jw" w:colFirst="0" w:colLast="0"/>
-      <w:bookmarkStart w:id="42" w:name="_Toc168652145"/>
+      <w:bookmarkStart w:id="42" w:name="_Toc169689637"/>
       <w:bookmarkEnd w:id="41"/>
       <w:r>
         <w:lastRenderedPageBreak/>
@@ -5747,8 +6231,13 @@
           <w:numId w:val="22"/>
         </w:numPr>
       </w:pPr>
-      <w:r>
-        <w:t xml:space="preserve">Actually added an objective section </w:t>
+      <w:proofErr w:type="gramStart"/>
+      <w:r>
+        <w:t>Actually</w:t>
+      </w:r>
+      <w:proofErr w:type="gramEnd"/>
+      <w:r>
+        <w:t xml:space="preserve"> added an objective section </w:t>
       </w:r>
     </w:p>
     <w:p>
@@ -6144,7 +6633,7 @@
         <w:ind w:left="360"/>
       </w:pPr>
       <w:bookmarkStart w:id="43" w:name="_32nuc25fnd52" w:colFirst="0" w:colLast="0"/>
-      <w:bookmarkStart w:id="44" w:name="_Toc168652146"/>
+      <w:bookmarkStart w:id="44" w:name="_Toc169689638"/>
       <w:bookmarkEnd w:id="43"/>
       <w:r>
         <w:t>19th of May</w:t>
@@ -6338,7 +6827,7 @@
         <w:ind w:left="360"/>
       </w:pPr>
       <w:bookmarkStart w:id="45" w:name="_lx4rdstakn8y" w:colFirst="0" w:colLast="0"/>
-      <w:bookmarkStart w:id="46" w:name="_Toc168652147"/>
+      <w:bookmarkStart w:id="46" w:name="_Toc169689639"/>
       <w:bookmarkEnd w:id="45"/>
       <w:r>
         <w:t>20th of May</w:t>
@@ -6708,7 +7197,7 @@
         <w:ind w:left="360"/>
       </w:pPr>
       <w:bookmarkStart w:id="47" w:name="_iy8vwpcklf82" w:colFirst="0" w:colLast="0"/>
-      <w:bookmarkStart w:id="48" w:name="_Toc168652148"/>
+      <w:bookmarkStart w:id="48" w:name="_Toc169689640"/>
       <w:bookmarkEnd w:id="47"/>
       <w:r>
         <w:lastRenderedPageBreak/>
@@ -7004,7 +7493,7 @@
         <w:ind w:left="360"/>
       </w:pPr>
       <w:bookmarkStart w:id="49" w:name="_qdx3ep1kzehu" w:colFirst="0" w:colLast="0"/>
-      <w:bookmarkStart w:id="50" w:name="_Toc168652149"/>
+      <w:bookmarkStart w:id="50" w:name="_Toc169689641"/>
       <w:bookmarkEnd w:id="49"/>
       <w:r>
         <w:t>23rd of May</w:t>
@@ -7336,7 +7825,7 @@
         <w:ind w:left="360"/>
       </w:pPr>
       <w:bookmarkStart w:id="51" w:name="_ilfjkfr7sa2u" w:colFirst="0" w:colLast="0"/>
-      <w:bookmarkStart w:id="52" w:name="_Toc168652150"/>
+      <w:bookmarkStart w:id="52" w:name="_Toc169689642"/>
       <w:bookmarkEnd w:id="51"/>
       <w:r>
         <w:t>26th of May</w:t>
@@ -7505,7 +7994,7 @@
         <w:ind w:left="360"/>
       </w:pPr>
       <w:bookmarkStart w:id="53" w:name="_ros5b13n07z9" w:colFirst="0" w:colLast="0"/>
-      <w:bookmarkStart w:id="54" w:name="_Toc168652151"/>
+      <w:bookmarkStart w:id="54" w:name="_Toc169689643"/>
       <w:bookmarkEnd w:id="53"/>
       <w:r>
         <w:t>27th of May</w:t>
@@ -7728,7 +8217,7 @@
         <w:ind w:left="360"/>
       </w:pPr>
       <w:bookmarkStart w:id="55" w:name="_qyvupq6x3wre" w:colFirst="0" w:colLast="0"/>
-      <w:bookmarkStart w:id="56" w:name="_Toc168652152"/>
+      <w:bookmarkStart w:id="56" w:name="_Toc169689644"/>
       <w:bookmarkEnd w:id="55"/>
       <w:r>
         <w:lastRenderedPageBreak/>
@@ -7990,7 +8479,7 @@
         <w:ind w:left="360"/>
       </w:pPr>
       <w:bookmarkStart w:id="57" w:name="_tqp7qkek3sxx" w:colFirst="0" w:colLast="0"/>
-      <w:bookmarkStart w:id="58" w:name="_Toc168652153"/>
+      <w:bookmarkStart w:id="58" w:name="_Toc169689645"/>
       <w:bookmarkEnd w:id="57"/>
       <w:r>
         <w:t>29th of May</w:t>
@@ -8207,7 +8696,7 @@
         <w:ind w:left="360"/>
       </w:pPr>
       <w:bookmarkStart w:id="59" w:name="_boq32pdyk7vt" w:colFirst="0" w:colLast="0"/>
-      <w:bookmarkStart w:id="60" w:name="_Toc168652154"/>
+      <w:bookmarkStart w:id="60" w:name="_Toc169689646"/>
       <w:bookmarkEnd w:id="59"/>
       <w:r>
         <w:lastRenderedPageBreak/>
@@ -8485,7 +8974,7 @@
         <w:ind w:left="360"/>
       </w:pPr>
       <w:bookmarkStart w:id="61" w:name="_1eknjex55i83" w:colFirst="0" w:colLast="0"/>
-      <w:bookmarkStart w:id="62" w:name="_Toc168652155"/>
+      <w:bookmarkStart w:id="62" w:name="_Toc169689647"/>
       <w:bookmarkEnd w:id="61"/>
       <w:r>
         <w:t>31st of May</w:t>
@@ -8727,7 +9216,7 @@
         <w:ind w:left="360"/>
       </w:pPr>
       <w:bookmarkStart w:id="63" w:name="_8h4dg5rfcrko" w:colFirst="0" w:colLast="0"/>
-      <w:bookmarkStart w:id="64" w:name="_Toc168652156"/>
+      <w:bookmarkStart w:id="64" w:name="_Toc169689648"/>
       <w:bookmarkEnd w:id="63"/>
       <w:r>
         <w:t>3rd of June</w:t>
@@ -8899,7 +9388,7 @@
         <w:ind w:left="360"/>
       </w:pPr>
       <w:bookmarkStart w:id="65" w:name="_m8tmi6sc6uty" w:colFirst="0" w:colLast="0"/>
-      <w:bookmarkStart w:id="66" w:name="_Toc168652157"/>
+      <w:bookmarkStart w:id="66" w:name="_Toc169689649"/>
       <w:bookmarkEnd w:id="65"/>
       <w:r>
         <w:t>4th of June</w:t>
@@ -9071,7 +9560,7 @@
         <w:ind w:left="360"/>
       </w:pPr>
       <w:bookmarkStart w:id="67" w:name="_n21s8u89tei4" w:colFirst="0" w:colLast="0"/>
-      <w:bookmarkStart w:id="68" w:name="_Toc168652158"/>
+      <w:bookmarkStart w:id="68" w:name="_Toc169689650"/>
       <w:bookmarkEnd w:id="67"/>
       <w:r>
         <w:t>5th of June</w:t>
@@ -9259,7 +9748,7 @@
         <w:ind w:left="360"/>
       </w:pPr>
       <w:bookmarkStart w:id="69" w:name="_g3dtqtlo3pgl" w:colFirst="0" w:colLast="0"/>
-      <w:bookmarkStart w:id="70" w:name="_Toc168652159"/>
+      <w:bookmarkStart w:id="70" w:name="_Toc169689651"/>
       <w:bookmarkEnd w:id="69"/>
       <w:r>
         <w:t>6th of June</w:t>
@@ -9443,7 +9932,7 @@
         <w:ind w:left="360"/>
       </w:pPr>
       <w:bookmarkStart w:id="71" w:name="_53mbsk1yjlrw" w:colFirst="0" w:colLast="0"/>
-      <w:bookmarkStart w:id="72" w:name="_Toc168652160"/>
+      <w:bookmarkStart w:id="72" w:name="_Toc169689652"/>
       <w:bookmarkEnd w:id="71"/>
       <w:r>
         <w:t>7th of June</w:t>
@@ -9725,10 +10214,12 @@
         <w:pStyle w:val="Heading3"/>
         <w:ind w:left="360"/>
       </w:pPr>
+      <w:bookmarkStart w:id="73" w:name="_Toc169689653"/>
       <w:r>
         <w:lastRenderedPageBreak/>
         <w:t>9th of June</w:t>
       </w:r>
+      <w:bookmarkEnd w:id="73"/>
     </w:p>
     <w:p>
       <w:pPr>
@@ -9906,9 +10397,11 @@
         <w:pStyle w:val="Heading3"/>
         <w:ind w:left="360"/>
       </w:pPr>
+      <w:bookmarkStart w:id="74" w:name="_Toc169689654"/>
       <w:r>
         <w:t>10th of June</w:t>
       </w:r>
+      <w:bookmarkEnd w:id="74"/>
     </w:p>
     <w:p>
       <w:pPr>
@@ -10132,9 +10625,11 @@
         <w:pStyle w:val="Heading3"/>
         <w:ind w:left="360"/>
       </w:pPr>
+      <w:bookmarkStart w:id="75" w:name="_Toc169689655"/>
       <w:r>
         <w:t>13th of June</w:t>
       </w:r>
+      <w:bookmarkEnd w:id="75"/>
     </w:p>
     <w:p>
       <w:pPr>
@@ -10298,9 +10793,11 @@
         <w:pStyle w:val="Heading3"/>
         <w:ind w:left="360"/>
       </w:pPr>
+      <w:bookmarkStart w:id="76" w:name="_Toc169689656"/>
       <w:r>
         <w:t>14th of June</w:t>
       </w:r>
+      <w:bookmarkEnd w:id="76"/>
     </w:p>
     <w:p>
       <w:pPr>
@@ -10359,10 +10856,7 @@
         </w:numPr>
       </w:pPr>
       <w:r>
-        <w:t>area2d</w:t>
-      </w:r>
-      <w:r>
-        <w:t xml:space="preserve"> nodes</w:t>
+        <w:t>area2d nodes</w:t>
       </w:r>
     </w:p>
     <w:p>
@@ -10374,7 +10868,15 @@
         </w:numPr>
       </w:pPr>
       <w:r>
-        <w:t>get_viewport_rect().size</w:t>
+        <w:t>get_viewport_</w:t>
+      </w:r>
+      <w:proofErr w:type="gramStart"/>
+      <w:r>
+        <w:t>rect(</w:t>
+      </w:r>
+      <w:proofErr w:type="gramEnd"/>
+      <w:r>
+        <w:t>).size</w:t>
       </w:r>
     </w:p>
     <w:p>
@@ -10386,7 +10888,15 @@
         </w:numPr>
       </w:pPr>
       <w:r>
-        <w:t>clamp (x,y,z)</w:t>
+        <w:t>clamp (</w:t>
+      </w:r>
+      <w:proofErr w:type="gramStart"/>
+      <w:r>
+        <w:t>x,y</w:t>
+      </w:r>
+      <w:proofErr w:type="gramEnd"/>
+      <w:r>
+        <w:t>,z)</w:t>
       </w:r>
     </w:p>
     <w:p>
@@ -10502,9 +11012,11 @@
         <w:pStyle w:val="Heading3"/>
         <w:ind w:left="360"/>
       </w:pPr>
+      <w:bookmarkStart w:id="77" w:name="_Toc169689657"/>
       <w:r>
         <w:t>15th of June</w:t>
       </w:r>
+      <w:bookmarkEnd w:id="77"/>
     </w:p>
     <w:p>
       <w:pPr>
@@ -10563,7 +11075,15 @@
         </w:numPr>
       </w:pPr>
       <w:r>
-        <w:t>% x.size()</w:t>
+        <w:t xml:space="preserve">% </w:t>
+      </w:r>
+      <w:proofErr w:type="gramStart"/>
+      <w:r>
+        <w:t>x.size</w:t>
+      </w:r>
+      <w:proofErr w:type="gramEnd"/>
+      <w:r>
+        <w:t>()</w:t>
       </w:r>
     </w:p>
     <w:p>
@@ -10575,7 +11095,15 @@
         </w:numPr>
       </w:pPr>
       <w:r>
-        <w:t>randf_range(x,y)</w:t>
+        <w:t>randf_range(</w:t>
+      </w:r>
+      <w:proofErr w:type="gramStart"/>
+      <w:r>
+        <w:t>x,y</w:t>
+      </w:r>
+      <w:proofErr w:type="gramEnd"/>
+      <w:r>
+        <w:t>)</w:t>
       </w:r>
     </w:p>
     <w:p>
@@ -10587,7 +11115,15 @@
         </w:numPr>
       </w:pPr>
       <w:r>
-        <w:t>x. new()</w:t>
+        <w:t xml:space="preserve">x. </w:t>
+      </w:r>
+      <w:proofErr w:type="gramStart"/>
+      <w:r>
+        <w:t>new(</w:t>
+      </w:r>
+      <w:proofErr w:type="gramEnd"/>
+      <w:r>
+        <w:t>)</w:t>
       </w:r>
     </w:p>
     <w:p>
@@ -10703,15 +11239,11 @@
         <w:pStyle w:val="Heading3"/>
         <w:ind w:left="360"/>
       </w:pPr>
-      <w:r>
-        <w:t>1</w:t>
-      </w:r>
-      <w:r>
-        <w:t>8</w:t>
-      </w:r>
-      <w:r>
-        <w:t>th of June</w:t>
-      </w:r>
+      <w:bookmarkStart w:id="78" w:name="_Toc169689658"/>
+      <w:r>
+        <w:t>18th of June</w:t>
+      </w:r>
+      <w:bookmarkEnd w:id="78"/>
     </w:p>
     <w:p>
       <w:pPr>
@@ -10881,9 +11413,228 @@
     </w:p>
     <w:p/>
     <w:p/>
+    <w:p>
+      <w:pPr>
+        <w:pStyle w:val="Heading3"/>
+        <w:ind w:left="360"/>
+      </w:pPr>
+      <w:r>
+        <w:t>18th of June</w:t>
+      </w:r>
+    </w:p>
+    <w:p>
+      <w:pPr>
+        <w:pStyle w:val="ListParagraph"/>
+        <w:numPr>
+          <w:ilvl w:val="0"/>
+          <w:numId w:val="22"/>
+        </w:numPr>
+      </w:pPr>
+      <w:r>
+        <w:t>Started development on main game</w:t>
+      </w:r>
+    </w:p>
+    <w:p>
+      <w:pPr>
+        <w:pStyle w:val="ListParagraph"/>
+        <w:numPr>
+          <w:ilvl w:val="1"/>
+          <w:numId w:val="22"/>
+        </w:numPr>
+      </w:pPr>
+      <w:r>
+        <w:t>Change screen res</w:t>
+      </w:r>
+    </w:p>
+    <w:p>
+      <w:pPr>
+        <w:pStyle w:val="ListParagraph"/>
+        <w:numPr>
+          <w:ilvl w:val="1"/>
+          <w:numId w:val="22"/>
+        </w:numPr>
+      </w:pPr>
+      <w:r>
+        <w:t xml:space="preserve">Added svg “Icon.svg” </w:t>
+      </w:r>
+    </w:p>
+    <w:p>
+      <w:pPr>
+        <w:pStyle w:val="ListParagraph"/>
+        <w:numPr>
+          <w:ilvl w:val="2"/>
+          <w:numId w:val="22"/>
+        </w:numPr>
+      </w:pPr>
+      <w:r>
+        <w:t xml:space="preserve">obtained from </w:t>
+      </w:r>
+      <w:hyperlink r:id="rId39" w:history="1">
+        <w:proofErr w:type="spellStart"/>
+        <w:r>
+          <w:rPr>
+            <w:rStyle w:val="Hyperlink"/>
+          </w:rPr>
+          <w:t>F</w:t>
+        </w:r>
+        <w:r>
+          <w:rPr>
+            <w:rStyle w:val="Hyperlink"/>
+          </w:rPr>
+          <w:t>latic</w:t>
+        </w:r>
+        <w:r>
+          <w:rPr>
+            <w:rStyle w:val="Hyperlink"/>
+          </w:rPr>
+          <w:t>o</w:t>
+        </w:r>
+        <w:r>
+          <w:rPr>
+            <w:rStyle w:val="Hyperlink"/>
+          </w:rPr>
+          <w:t>n</w:t>
+        </w:r>
+        <w:proofErr w:type="spellEnd"/>
+      </w:hyperlink>
+      <w:r>
+        <w:t xml:space="preserve"> as a </w:t>
+      </w:r>
+      <w:proofErr w:type="spellStart"/>
+      <w:r>
+        <w:t>png</w:t>
+      </w:r>
+      <w:proofErr w:type="spellEnd"/>
+      <w:r>
+        <w:t xml:space="preserve"> </w:t>
+      </w:r>
+    </w:p>
+    <w:p>
+      <w:pPr>
+        <w:pStyle w:val="ListParagraph"/>
+        <w:numPr>
+          <w:ilvl w:val="2"/>
+          <w:numId w:val="22"/>
+        </w:numPr>
+      </w:pPr>
+      <w:r>
+        <w:t>Converted svg through word</w:t>
+      </w:r>
+    </w:p>
+    <w:p>
+      <w:pPr>
+        <w:pStyle w:val="ListParagraph"/>
+        <w:numPr>
+          <w:ilvl w:val="0"/>
+          <w:numId w:val="22"/>
+        </w:numPr>
+      </w:pPr>
+      <w:r>
+        <w:t>Gantt Chart Progress check</w:t>
+      </w:r>
+    </w:p>
+    <w:p>
+      <w:pPr>
+        <w:pStyle w:val="ListParagraph"/>
+        <w:numPr>
+          <w:ilvl w:val="1"/>
+          <w:numId w:val="22"/>
+        </w:numPr>
+      </w:pPr>
+      <w:r>
+        <w:t>Algorithm</w:t>
+      </w:r>
+    </w:p>
+    <w:p>
+      <w:pPr>
+        <w:pStyle w:val="ListParagraph"/>
+        <w:numPr>
+          <w:ilvl w:val="2"/>
+          <w:numId w:val="22"/>
+        </w:numPr>
+      </w:pPr>
+      <w:r>
+        <w:t xml:space="preserve">Behind on schedule </w:t>
+      </w:r>
+    </w:p>
+    <w:p>
+      <w:pPr>
+        <w:pStyle w:val="ListParagraph"/>
+        <w:numPr>
+          <w:ilvl w:val="1"/>
+          <w:numId w:val="22"/>
+        </w:numPr>
+      </w:pPr>
+      <w:r>
+        <w:t>Documentation</w:t>
+      </w:r>
+    </w:p>
+    <w:p>
+      <w:pPr>
+        <w:pStyle w:val="ListParagraph"/>
+        <w:numPr>
+          <w:ilvl w:val="2"/>
+          <w:numId w:val="22"/>
+        </w:numPr>
+      </w:pPr>
+      <w:r>
+        <w:t>On Course</w:t>
+      </w:r>
+    </w:p>
+    <w:p>
+      <w:pPr>
+        <w:pStyle w:val="ListParagraph"/>
+        <w:numPr>
+          <w:ilvl w:val="1"/>
+          <w:numId w:val="22"/>
+        </w:numPr>
+      </w:pPr>
+      <w:r>
+        <w:t>Coding</w:t>
+      </w:r>
+    </w:p>
+    <w:p>
+      <w:pPr>
+        <w:pStyle w:val="ListParagraph"/>
+        <w:numPr>
+          <w:ilvl w:val="2"/>
+          <w:numId w:val="22"/>
+        </w:numPr>
+      </w:pPr>
+      <w:r>
+        <w:t>On Course</w:t>
+      </w:r>
+    </w:p>
+    <w:p>
+      <w:pPr>
+        <w:pStyle w:val="ListParagraph"/>
+        <w:numPr>
+          <w:ilvl w:val="0"/>
+          <w:numId w:val="22"/>
+        </w:numPr>
+      </w:pPr>
+      <w:r>
+        <w:t>Additional task tomorrow</w:t>
+      </w:r>
+    </w:p>
+    <w:p>
+      <w:pPr>
+        <w:pStyle w:val="ListParagraph"/>
+        <w:numPr>
+          <w:ilvl w:val="1"/>
+          <w:numId w:val="22"/>
+        </w:numPr>
+      </w:pPr>
+      <w:r>
+        <w:t xml:space="preserve">Continue learning </w:t>
+      </w:r>
+      <w:r>
+        <w:tab/>
+      </w:r>
+    </w:p>
     <w:p/>
     <w:sectPr>
-      <w:footerReference w:type="default" r:id="rId39"/>
+      <w:footerReference w:type="default" r:id="rId40"/>
       <w:pgSz w:w="12240" w:h="15840"/>
       <w:pgMar w:top="1440" w:right="1440" w:bottom="1440" w:left="1440" w:header="720" w:footer="720" w:gutter="0"/>
       <w:pgNumType w:start="1"/>

--- a/James Fan - Assessment 3_ Major Project.docx
+++ b/James Fan - Assessment 3_ Major Project.docx
@@ -1,6 +1,6 @@
 
 <file path=word/document.xml><?xml version="1.0" encoding="utf-8"?>
-<w:document xmlns:wpc="http://schemas.microsoft.com/office/word/2010/wordprocessingCanvas" xmlns:cx="http://schemas.microsoft.com/office/drawing/2014/chartex" xmlns:cx1="http://schemas.microsoft.com/office/drawing/2015/9/8/chartex" xmlns:cx2="http://schemas.microsoft.com/office/drawing/2015/10/21/chartex" xmlns:cx3="http://schemas.microsoft.com/office/drawing/2016/5/9/chartex" xmlns:cx4="http://schemas.microsoft.com/office/drawing/2016/5/10/chartex" xmlns:cx5="http://schemas.microsoft.com/office/drawing/2016/5/11/chartex" xmlns:cx6="http://schemas.microsoft.com/office/drawing/2016/5/12/chartex" xmlns:cx7="http://schemas.microsoft.com/office/drawing/2016/5/13/chartex" xmlns:cx8="http://schemas.microsoft.com/office/drawing/2016/5/14/chartex" xmlns:mc="http://schemas.openxmlformats.org/markup-compatibility/2006" xmlns:aink="http://schemas.microsoft.com/office/drawing/2016/ink" xmlns:am3d="http://schemas.microsoft.com/office/drawing/2017/model3d" xmlns:o="urn:schemas-microsoft-com:office:office" xmlns:oel="http://schemas.microsoft.com/office/2019/extlst" xmlns:r="http://schemas.openxmlformats.org/officeDocument/2006/relationships" xmlns:m="http://schemas.openxmlformats.org/officeDocument/2006/math" xmlns:v="urn:schemas-microsoft-com:vml" xmlns:wp14="http://schemas.microsoft.com/office/word/2010/wordprocessingDrawing" xmlns:wp="http://schemas.openxmlformats.org/drawingml/2006/wordprocessingDrawing" xmlns:w10="urn:schemas-microsoft-com:office:word" xmlns:w="http://schemas.openxmlformats.org/wordprocessingml/2006/main" xmlns:w14="http://schemas.microsoft.com/office/word/2010/wordml" xmlns:w15="http://schemas.microsoft.com/office/word/2012/wordml" xmlns:w16cex="http://schemas.microsoft.com/office/word/2018/wordml/cex" xmlns:w16cid="http://schemas.microsoft.com/office/word/2016/wordml/cid" xmlns:w16="http://schemas.microsoft.com/office/word/2018/wordml" xmlns:w16du="http://schemas.microsoft.com/office/word/2023/wordml/word16du" xmlns:w16sdtdh="http://schemas.microsoft.com/office/word/2020/wordml/sdtdatahash" xmlns:w16se="http://schemas.microsoft.com/office/word/2015/wordml/symex" xmlns:wpg="http://schemas.microsoft.com/office/word/2010/wordprocessingGroup" xmlns:wpi="http://schemas.microsoft.com/office/word/2010/wordprocessingInk" xmlns:wne="http://schemas.microsoft.com/office/word/2006/wordml" xmlns:wps="http://schemas.microsoft.com/office/word/2010/wordprocessingShape" mc:Ignorable="w14 w15 w16se w16cid w16 w16cex w16sdtdh w16du wp14">
+<w:document xmlns:wpc="http://schemas.microsoft.com/office/word/2010/wordprocessingCanvas" xmlns:cx="http://schemas.microsoft.com/office/drawing/2014/chartex" xmlns:cx1="http://schemas.microsoft.com/office/drawing/2015/9/8/chartex" xmlns:cx2="http://schemas.microsoft.com/office/drawing/2015/10/21/chartex" xmlns:cx3="http://schemas.microsoft.com/office/drawing/2016/5/9/chartex" xmlns:cx4="http://schemas.microsoft.com/office/drawing/2016/5/10/chartex" xmlns:cx5="http://schemas.microsoft.com/office/drawing/2016/5/11/chartex" xmlns:cx6="http://schemas.microsoft.com/office/drawing/2016/5/12/chartex" xmlns:cx7="http://schemas.microsoft.com/office/drawing/2016/5/13/chartex" xmlns:cx8="http://schemas.microsoft.com/office/drawing/2016/5/14/chartex" xmlns:mc="http://schemas.openxmlformats.org/markup-compatibility/2006" xmlns:aink="http://schemas.microsoft.com/office/drawing/2016/ink" xmlns:am3d="http://schemas.microsoft.com/office/drawing/2017/model3d" xmlns:o="urn:schemas-microsoft-com:office:office" xmlns:oel="http://schemas.microsoft.com/office/2019/extlst" xmlns:r="http://schemas.openxmlformats.org/officeDocument/2006/relationships" xmlns:m="http://schemas.openxmlformats.org/officeDocument/2006/math" xmlns:v="urn:schemas-microsoft-com:vml" xmlns:wp14="http://schemas.microsoft.com/office/word/2010/wordprocessingDrawing" xmlns:wp="http://schemas.openxmlformats.org/drawingml/2006/wordprocessingDrawing" xmlns:w10="urn:schemas-microsoft-com:office:word" xmlns:w="http://schemas.openxmlformats.org/wordprocessingml/2006/main" xmlns:w14="http://schemas.microsoft.com/office/word/2010/wordml" xmlns:w15="http://schemas.microsoft.com/office/word/2012/wordml" xmlns:w16cex="http://schemas.microsoft.com/office/word/2018/wordml/cex" xmlns:w16cid="http://schemas.microsoft.com/office/word/2016/wordml/cid" xmlns:w16="http://schemas.microsoft.com/office/word/2018/wordml" xmlns:w16sdtdh="http://schemas.microsoft.com/office/word/2020/wordml/sdtdatahash" xmlns:w16se="http://schemas.microsoft.com/office/word/2015/wordml/symex" xmlns:wpg="http://schemas.microsoft.com/office/word/2010/wordprocessingGroup" xmlns:wpi="http://schemas.microsoft.com/office/word/2010/wordprocessingInk" xmlns:wne="http://schemas.microsoft.com/office/word/2006/wordml" xmlns:wps="http://schemas.microsoft.com/office/word/2010/wordprocessingShape" xmlns:a="http://schemas.openxmlformats.org/drawingml/2006/main" xmlns:a14="http://schemas.microsoft.com/office/drawing/2010/main" xmlns:pic="http://schemas.openxmlformats.org/drawingml/2006/picture" xmlns:asvg="http://schemas.microsoft.com/office/drawing/2016/SVG/main" mc:Ignorable="w14 w15 w16se w16cid w16 w16cex w16sdtdh wp14">
   <w:body>
     <w:p>
       <w:pPr>
@@ -11,7 +11,7 @@
     <w:p>
       <w:pPr>
         <w:rPr>
-          <w:rFonts w:asciiTheme="majorHAnsi" w:eastAsiaTheme="majorEastAsia" w:hAnsiTheme="majorHAnsi" w:cstheme="majorBidi"/>
+          <w:rFonts w:asciiTheme="majorHAnsi" w:hAnsiTheme="majorHAnsi" w:eastAsiaTheme="majorEastAsia" w:cstheme="majorBidi"/>
           <w:color w:val="365F91" w:themeColor="accent1" w:themeShade="BF"/>
           <w:sz w:val="32"/>
           <w:szCs w:val="32"/>
@@ -22,14 +22,76 @@
         <w:rPr>
           <w:noProof/>
         </w:rPr>
-        <w:pict w14:anchorId="3CEA1D8F">
-          <v:rect id="Ink 15" o:spid="_x0000_s1027" style="position:absolute;margin-left:243.85pt;margin-top:254.9pt;width:42.05pt;height:24.85pt;z-index:251663360;visibility:visible;mso-wrap-style:square;mso-wrap-distance-left:9pt;mso-wrap-distance-top:0;mso-wrap-distance-right:9pt;mso-wrap-distance-bottom:0;mso-position-horizontal:absolute;mso-position-horizontal-relative:text;mso-position-vertical:absolute;mso-position-vertical-relative:text" filled="f" strokeweight=".35mm">
-            <v:stroke endcap="round"/>
-            <v:path shadowok="f" o:extrusionok="f" fillok="f" insetpenok="f"/>
-            <o:lock v:ext="edit" rotation="t" aspectratio="t" verticies="t" text="t" shapetype="t"/>
-            <o:ink i="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" annotation="t"/>
-          </v:rect>
-        </w:pict>
+        <mc:AlternateContent>
+          <mc:Choice Requires="wpi">
+            <w:drawing>
+              <wp:anchor distT="0" distB="0" distL="114300" distR="114300" simplePos="0" relativeHeight="251663360" behindDoc="0" locked="0" layoutInCell="1" allowOverlap="1" wp14:anchorId="3CEA1D8F" wp14:editId="3170BEE4">
+                <wp:simplePos x="0" y="0"/>
+                <wp:positionH relativeFrom="column">
+                  <wp:posOffset>3096895</wp:posOffset>
+                </wp:positionH>
+                <wp:positionV relativeFrom="paragraph">
+                  <wp:posOffset>3237230</wp:posOffset>
+                </wp:positionV>
+                <wp:extent cx="534035" cy="315595"/>
+                <wp:effectExtent l="48895" t="55880" r="45720" b="47625"/>
+                <wp:wrapNone/>
+                <wp:docPr id="4" name="Ink 15"/>
+                <wp:cNvGraphicFramePr>
+                  <a:graphicFrameLocks xmlns:a="http://schemas.openxmlformats.org/drawingml/2006/main" noChangeAspect="1"/>
+                </wp:cNvGraphicFramePr>
+                <a:graphic xmlns:a="http://schemas.openxmlformats.org/drawingml/2006/main">
+                  <a:graphicData uri="http://schemas.microsoft.com/office/word/2010/wordprocessingInk">
+                    <w14:contentPart bwMode="auto" r:id="rId8">
+                      <w14:nvContentPartPr>
+                        <w14:cNvContentPartPr>
+                          <a14:cpLocks xmlns:a14="http://schemas.microsoft.com/office/drawing/2010/main" noRot="1" noChangeAspect="1" noEditPoints="1" noChangeArrowheads="1" noChangeShapeType="1"/>
+                        </w14:cNvContentPartPr>
+                      </w14:nvContentPartPr>
+                      <w14:xfrm>
+                        <a:off x="0" y="0"/>
+                        <a:ext cx="534035" cy="315595"/>
+                      </w14:xfrm>
+                    </w14:contentPart>
+                  </a:graphicData>
+                </a:graphic>
+                <wp14:sizeRelH relativeFrom="page">
+                  <wp14:pctWidth>0</wp14:pctWidth>
+                </wp14:sizeRelH>
+                <wp14:sizeRelV relativeFrom="page">
+                  <wp14:pctHeight>0</wp14:pctHeight>
+                </wp14:sizeRelV>
+              </wp:anchor>
+            </w:drawing>
+          </mc:Choice>
+          <mc:Fallback>
+            <w:pict w14:anchorId="7F9F4323">
+              <v:shapetype id="_x0000_t75" coordsize="21600,21600" filled="f" stroked="f" o:spt="75" o:preferrelative="t" path="m@4@5l@4@11@9@11@9@5xe" w14:anchorId="0E0A4256">
+                <v:stroke joinstyle="miter"/>
+                <v:formulas>
+                  <v:f eqn="if lineDrawn pixelLineWidth 0"/>
+                  <v:f eqn="sum @0 1 0"/>
+                  <v:f eqn="sum 0 0 @1"/>
+                  <v:f eqn="prod @2 1 2"/>
+                  <v:f eqn="prod @3 21600 pixelWidth"/>
+                  <v:f eqn="prod @3 21600 pixelHeight"/>
+                  <v:f eqn="sum @0 0 1"/>
+                  <v:f eqn="prod @6 1 2"/>
+                  <v:f eqn="prod @7 21600 pixelWidth"/>
+                  <v:f eqn="sum @8 21600 0"/>
+                  <v:f eqn="prod @7 21600 pixelHeight"/>
+                  <v:f eqn="sum @10 21600 0"/>
+                </v:formulas>
+                <v:path gradientshapeok="t" o:connecttype="rect" o:extrusionok="f"/>
+                <o:lock v:ext="edit" aspectratio="t"/>
+              </v:shapetype>
+              <v:shape id="Ink 15" style="position:absolute;margin-left:243.35pt;margin-top:254.4pt;width:43pt;height:25.8pt;z-index:251663360;visibility:visible;mso-wrap-style:square;mso-width-percent:0;mso-height-percent:0;mso-wrap-distance-left:9pt;mso-wrap-distance-top:0;mso-wrap-distance-right:9pt;mso-wrap-distance-bottom:0;mso-position-horizontal:absolute;mso-position-horizontal-relative:text;mso-position-vertical:absolute;mso-position-vertical-relative:text;mso-width-percent:0;mso-height-percent:0;mso-width-relative:page;mso-height-relative:page" o:spid="_x0000_s1026" type="#_x0000_t75" o:gfxdata="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">
+                <v:imagedata o:title="" r:id="rId9"/>
+                <o:lock v:ext="edit" rotation="t" verticies="t" shapetype="t"/>
+              </v:shape>
+            </w:pict>
+          </mc:Fallback>
+        </mc:AlternateContent>
       </w:r>
       <w:r>
         <w:rPr>
@@ -61,7 +123,7 @@
                     </pic:cNvPicPr>
                   </pic:nvPicPr>
                   <pic:blipFill>
-                    <a:blip r:embed="rId8" cstate="print">
+                    <a:blip r:embed="rId10" cstate="print">
                       <a:extLst>
                         <a:ext uri="{28A0092B-C50C-407E-A947-70E740481C1C}">
                           <a14:useLocalDpi xmlns:a14="http://schemas.microsoft.com/office/drawing/2010/main" val="0"/>
@@ -103,7 +165,7 @@
           <w:noProof/>
         </w:rPr>
         <w:drawing>
-          <wp:anchor distT="0" distB="0" distL="114300" distR="114300" simplePos="0" relativeHeight="251662336" behindDoc="0" locked="0" layoutInCell="1" allowOverlap="1" wp14:anchorId="2E5C3EA8" wp14:editId="6E7CDE0A">
+          <wp:anchor distT="0" distB="0" distL="114300" distR="114300" simplePos="0" relativeHeight="251662336" behindDoc="0" locked="0" layoutInCell="1" allowOverlap="1" wp14:anchorId="2E5C3EA8" wp14:editId="398EA10F">
             <wp:simplePos x="0" y="0"/>
             <wp:positionH relativeFrom="column">
               <wp:posOffset>1417320</wp:posOffset>
@@ -128,7 +190,7 @@
                     </pic:cNvPicPr>
                   </pic:nvPicPr>
                   <pic:blipFill>
-                    <a:blip r:embed="rId9" cstate="print">
+                    <a:blip r:embed="rId11" cstate="print">
                       <a:extLst>
                         <a:ext uri="{28A0092B-C50C-407E-A947-70E740481C1C}">
                           <a14:useLocalDpi xmlns:a14="http://schemas.microsoft.com/office/drawing/2010/main" val="0"/>
@@ -169,68 +231,184 @@
         <w:rPr>
           <w:noProof/>
         </w:rPr>
-        <w:pict w14:anchorId="5BDE295F">
-          <v:shapetype id="_x0000_t202" coordsize="21600,21600" o:spt="202" path="m,l,21600r21600,l21600,xe">
-            <v:stroke joinstyle="miter"/>
-            <v:path gradientshapeok="t" o:connecttype="rect"/>
-          </v:shapetype>
-          <v:shape id="Text Box 6" o:spid="_x0000_s1026" type="#_x0000_t202" style="position:absolute;margin-left:0;margin-top:133.1pt;width:442.2pt;height:313.8pt;z-index:251659264;visibility:visible;mso-wrap-style:square;mso-width-percent:0;mso-height-percent:0;mso-wrap-distance-left:9pt;mso-wrap-distance-top:0;mso-wrap-distance-right:9pt;mso-wrap-distance-bottom:0;mso-position-horizontal:center;mso-position-horizontal-relative:margin;mso-position-vertical:absolute;mso-position-vertical-relative:text;mso-width-percent:0;mso-height-percent:0;mso-width-relative:margin;mso-height-relative:margin;v-text-anchor:top" o:gfxdata="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" fillcolor="white [3201]" strokecolor="white [3212]" strokeweight=".5pt">
-            <v:textbox>
-              <w:txbxContent>
-                <w:p>
-                  <w:pPr>
-                    <w:spacing w:line="600" w:lineRule="auto"/>
-                    <w:jc w:val="center"/>
-                    <w:rPr>
-                      <w:b/>
-                      <w:color w:val="E5B8B7" w:themeColor="accent2" w:themeTint="66"/>
-                      <w:sz w:val="144"/>
-                      <w:szCs w:val="144"/>
-                    </w:rPr>
-                  </w:pPr>
-                  <w:r>
-                    <w:rPr>
-                      <w:b/>
-                      <w:color w:val="E5B8B7" w:themeColor="accent2" w:themeTint="66"/>
-                      <w:sz w:val="144"/>
-                      <w:szCs w:val="144"/>
-                    </w:rPr>
-                    <w:t>Ba</w:t>
-                  </w:r>
-                  <w:r>
-                    <w:rPr>
-                      <w:b/>
-                      <w:color w:val="E5B8B7" w:themeColor="accent2" w:themeTint="66"/>
-                      <w:sz w:val="144"/>
-                      <w:szCs w:val="144"/>
-                    </w:rPr>
-                    <w:t>ttle</w:t>
-                  </w:r>
-                </w:p>
-                <w:p>
-                  <w:pPr>
-                    <w:spacing w:line="600" w:lineRule="auto"/>
-                    <w:jc w:val="center"/>
-                    <w:rPr>
-                      <w:b/>
-                      <w:sz w:val="144"/>
-                      <w:szCs w:val="144"/>
-                    </w:rPr>
-                  </w:pPr>
-                  <w:r>
-                    <w:rPr>
-                      <w:b/>
-                      <w:sz w:val="144"/>
-                      <w:szCs w:val="144"/>
-                    </w:rPr>
-                    <w:t>Sweeper</w:t>
-                  </w:r>
-                </w:p>
-              </w:txbxContent>
-            </v:textbox>
-            <w10:wrap anchorx="margin"/>
-          </v:shape>
-        </w:pict>
+        <mc:AlternateContent>
+          <mc:Choice Requires="wps">
+            <w:drawing>
+              <wp:anchor distT="0" distB="0" distL="114300" distR="114300" simplePos="0" relativeHeight="251659264" behindDoc="0" locked="0" layoutInCell="1" allowOverlap="1" wp14:anchorId="5BDE295F" wp14:editId="39890476">
+                <wp:simplePos x="0" y="0"/>
+                <wp:positionH relativeFrom="margin">
+                  <wp:align>center</wp:align>
+                </wp:positionH>
+                <wp:positionV relativeFrom="paragraph">
+                  <wp:posOffset>1690370</wp:posOffset>
+                </wp:positionV>
+                <wp:extent cx="5615940" cy="3985260"/>
+                <wp:effectExtent l="0" t="0" r="3810" b="0"/>
+                <wp:wrapNone/>
+                <wp:docPr id="3" name="Text Box 3"/>
+                <wp:cNvGraphicFramePr>
+                  <a:graphicFrameLocks xmlns:a="http://schemas.openxmlformats.org/drawingml/2006/main"/>
+                </wp:cNvGraphicFramePr>
+                <a:graphic xmlns:a="http://schemas.openxmlformats.org/drawingml/2006/main">
+                  <a:graphicData uri="http://schemas.microsoft.com/office/word/2010/wordprocessingShape">
+                    <wps:wsp>
+                      <wps:cNvSpPr txBox="1">
+                        <a:spLocks/>
+                      </wps:cNvSpPr>
+                      <wps:spPr>
+                        <a:xfrm>
+                          <a:off x="0" y="0"/>
+                          <a:ext cx="5615940" cy="3985260"/>
+                        </a:xfrm>
+                        <a:prstGeom prst="rect">
+                          <a:avLst/>
+                        </a:prstGeom>
+                        <a:solidFill>
+                          <a:schemeClr val="lt1"/>
+                        </a:solidFill>
+                        <a:ln w="6350">
+                          <a:solidFill>
+                            <a:schemeClr val="bg1"/>
+                          </a:solidFill>
+                        </a:ln>
+                      </wps:spPr>
+                      <wps:txbx>
+                        <w:txbxContent>
+                          <w:p>
+                            <w:pPr>
+                              <w:spacing w:line="600" w:lineRule="auto"/>
+                              <w:jc w:val="center"/>
+                              <w:rPr>
+                                <w:b/>
+                                <w:color w:val="E5B8B7" w:themeColor="accent2" w:themeTint="66"/>
+                                <w:sz w:val="144"/>
+                                <w:szCs w:val="144"/>
+                              </w:rPr>
+                            </w:pPr>
+                            <w:r>
+                              <w:rPr>
+                                <w:b/>
+                                <w:color w:val="E5B8B7" w:themeColor="accent2" w:themeTint="66"/>
+                                <w:sz w:val="144"/>
+                                <w:szCs w:val="144"/>
+                              </w:rPr>
+                              <w:t>Ba</w:t>
+                            </w:r>
+                            <w:r>
+                              <w:rPr>
+                                <w:b/>
+                                <w:color w:val="E5B8B7" w:themeColor="accent2" w:themeTint="66"/>
+                                <w:sz w:val="144"/>
+                                <w:szCs w:val="144"/>
+                              </w:rPr>
+                              <w:t>ttle</w:t>
+                            </w:r>
+                          </w:p>
+                          <w:p>
+                            <w:pPr>
+                              <w:spacing w:line="600" w:lineRule="auto"/>
+                              <w:jc w:val="center"/>
+                              <w:rPr>
+                                <w:b/>
+                                <w:sz w:val="144"/>
+                                <w:szCs w:val="144"/>
+                              </w:rPr>
+                            </w:pPr>
+                            <w:r>
+                              <w:rPr>
+                                <w:b/>
+                                <w:sz w:val="144"/>
+                                <w:szCs w:val="144"/>
+                              </w:rPr>
+                              <w:t>Sweeper</w:t>
+                            </w:r>
+                          </w:p>
+                        </w:txbxContent>
+                      </wps:txbx>
+                      <wps:bodyPr rot="0" spcFirstLastPara="0" vertOverflow="overflow" horzOverflow="overflow" vert="horz" wrap="square" lIns="91440" tIns="45720" rIns="91440" bIns="45720" numCol="1" spcCol="0" rtlCol="0" fromWordArt="0" anchor="t" anchorCtr="0" forceAA="0" compatLnSpc="1">
+                        <a:prstTxWarp prst="textNoShape">
+                          <a:avLst/>
+                        </a:prstTxWarp>
+                        <a:noAutofit/>
+                      </wps:bodyPr>
+                    </wps:wsp>
+                  </a:graphicData>
+                </a:graphic>
+                <wp14:sizeRelH relativeFrom="margin">
+                  <wp14:pctWidth>0</wp14:pctWidth>
+                </wp14:sizeRelH>
+                <wp14:sizeRelV relativeFrom="margin">
+                  <wp14:pctHeight>0</wp14:pctHeight>
+                </wp14:sizeRelV>
+              </wp:anchor>
+            </w:drawing>
+          </mc:Choice>
+          <mc:Fallback>
+            <w:pict w14:anchorId="40845E32">
+              <v:shapetype id="_x0000_t202" coordsize="21600,21600" o:spt="202" path="m,l,21600r21600,l21600,xe" w14:anchorId="5BDE295F">
+                <v:stroke joinstyle="miter"/>
+                <v:path gradientshapeok="t" o:connecttype="rect"/>
+              </v:shapetype>
+              <v:shape id="Text Box 3" style="position:absolute;margin-left:0;margin-top:133.1pt;width:442.2pt;height:313.8pt;z-index:251659264;visibility:visible;mso-wrap-style:square;mso-width-percent:0;mso-height-percent:0;mso-wrap-distance-left:9pt;mso-wrap-distance-top:0;mso-wrap-distance-right:9pt;mso-wrap-distance-bottom:0;mso-position-horizontal:center;mso-position-horizontal-relative:margin;mso-position-vertical:absolute;mso-position-vertical-relative:text;mso-width-percent:0;mso-height-percent:0;mso-width-relative:margin;mso-height-relative:margin;v-text-anchor:top" o:spid="_x0000_s1026" fillcolor="white [3201]" strokecolor="white [3212]" strokeweight=".5pt" type="#_x0000_t202" o:gfxdata="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">
+                <v:path arrowok="t"/>
+                <v:textbox>
+                  <w:txbxContent>
+                    <w:p>
+                      <w:pPr>
+                        <w:spacing w:line="600" w:lineRule="auto"/>
+                        <w:jc w:val="center"/>
+                        <w:rPr>
+                          <w:b/>
+                          <w:color w:val="E5B8B7" w:themeColor="accent2" w:themeTint="66"/>
+                          <w:sz w:val="144"/>
+                          <w:szCs w:val="144"/>
+                        </w:rPr>
+                      </w:pPr>
+                      <w:r>
+                        <w:rPr>
+                          <w:b/>
+                          <w:color w:val="E5B8B7" w:themeColor="accent2" w:themeTint="66"/>
+                          <w:sz w:val="144"/>
+                          <w:szCs w:val="144"/>
+                        </w:rPr>
+                        <w:t>Ba</w:t>
+                      </w:r>
+                      <w:r>
+                        <w:rPr>
+                          <w:b/>
+                          <w:color w:val="E5B8B7" w:themeColor="accent2" w:themeTint="66"/>
+                          <w:sz w:val="144"/>
+                          <w:szCs w:val="144"/>
+                        </w:rPr>
+                        <w:t>ttle</w:t>
+                      </w:r>
+                    </w:p>
+                    <w:p>
+                      <w:pPr>
+                        <w:spacing w:line="600" w:lineRule="auto"/>
+                        <w:jc w:val="center"/>
+                        <w:rPr>
+                          <w:b/>
+                          <w:sz w:val="144"/>
+                          <w:szCs w:val="144"/>
+                        </w:rPr>
+                      </w:pPr>
+                      <w:r>
+                        <w:rPr>
+                          <w:b/>
+                          <w:sz w:val="144"/>
+                          <w:szCs w:val="144"/>
+                        </w:rPr>
+                        <w:t>Sweeper</w:t>
+                      </w:r>
+                    </w:p>
+                  </w:txbxContent>
+                </v:textbox>
+                <w10:wrap anchorx="margin"/>
+              </v:shape>
+            </w:pict>
+          </mc:Fallback>
+        </mc:AlternateContent>
       </w:r>
       <w:r>
         <w:br w:type="page"/>
@@ -239,7 +417,7 @@
     <w:sdt>
       <w:sdtPr>
         <w:rPr>
-          <w:rFonts w:ascii="Arial" w:eastAsia="Arial" w:hAnsi="Arial" w:cs="Arial"/>
+          <w:rFonts w:ascii="Arial" w:hAnsi="Arial" w:eastAsia="Arial" w:cs="Arial"/>
           <w:color w:val="auto"/>
           <w:sz w:val="22"/>
           <w:szCs w:val="22"/>
@@ -253,9 +431,14 @@
       </w:sdtPr>
       <w:sdtEndPr>
         <w:rPr>
-          <w:b/>
-          <w:bCs/>
+          <w:rFonts w:ascii="Arial" w:hAnsi="Arial" w:eastAsia="Arial" w:cs="Arial"/>
+          <w:b w:val="1"/>
+          <w:bCs w:val="1"/>
           <w:noProof/>
+          <w:color w:val="auto"/>
+          <w:sz w:val="22"/>
+          <w:szCs w:val="22"/>
+          <w:lang w:val="en" w:eastAsia="en-AU"/>
         </w:rPr>
       </w:sdtEndPr>
       <w:sdtContent>
@@ -292,7 +475,7 @@
           <w:r>
             <w:fldChar w:fldCharType="separate"/>
           </w:r>
-          <w:hyperlink w:anchor="_Toc169689617" w:history="1">
+          <w:hyperlink w:history="1" w:anchor="_Toc169689617">
             <w:r>
               <w:rPr>
                 <w:rStyle w:val="Hyperlink"/>
@@ -366,7 +549,7 @@
               <w14:ligatures w14:val="standardContextual"/>
             </w:rPr>
           </w:pPr>
-          <w:hyperlink w:anchor="_Toc169689618" w:history="1">
+          <w:hyperlink w:history="1" w:anchor="_Toc169689618">
             <w:r>
               <w:rPr>
                 <w:rStyle w:val="Hyperlink"/>
@@ -440,7 +623,7 @@
               <w14:ligatures w14:val="standardContextual"/>
             </w:rPr>
           </w:pPr>
-          <w:hyperlink w:anchor="_Toc169689619" w:history="1">
+          <w:hyperlink w:history="1" w:anchor="_Toc169689619">
             <w:r>
               <w:rPr>
                 <w:rStyle w:val="Hyperlink"/>
@@ -514,7 +697,7 @@
               <w14:ligatures w14:val="standardContextual"/>
             </w:rPr>
           </w:pPr>
-          <w:hyperlink w:anchor="_Toc169689620" w:history="1">
+          <w:hyperlink w:history="1" w:anchor="_Toc169689620">
             <w:r>
               <w:rPr>
                 <w:rStyle w:val="Hyperlink"/>
@@ -588,7 +771,7 @@
               <w14:ligatures w14:val="standardContextual"/>
             </w:rPr>
           </w:pPr>
-          <w:hyperlink w:anchor="_Toc169689621" w:history="1">
+          <w:hyperlink w:history="1" w:anchor="_Toc169689621">
             <w:r>
               <w:rPr>
                 <w:rStyle w:val="Hyperlink"/>
@@ -662,7 +845,7 @@
               <w14:ligatures w14:val="standardContextual"/>
             </w:rPr>
           </w:pPr>
-          <w:hyperlink w:anchor="_Toc169689622" w:history="1">
+          <w:hyperlink w:history="1" w:anchor="_Toc169689622">
             <w:r>
               <w:rPr>
                 <w:rStyle w:val="Hyperlink"/>
@@ -736,7 +919,7 @@
               <w14:ligatures w14:val="standardContextual"/>
             </w:rPr>
           </w:pPr>
-          <w:hyperlink w:anchor="_Toc169689623" w:history="1">
+          <w:hyperlink w:history="1" w:anchor="_Toc169689623">
             <w:r>
               <w:rPr>
                 <w:rStyle w:val="Hyperlink"/>
@@ -810,7 +993,7 @@
               <w14:ligatures w14:val="standardContextual"/>
             </w:rPr>
           </w:pPr>
-          <w:hyperlink w:anchor="_Toc169689624" w:history="1">
+          <w:hyperlink w:history="1" w:anchor="_Toc169689624">
             <w:r>
               <w:rPr>
                 <w:rStyle w:val="Hyperlink"/>
@@ -884,7 +1067,7 @@
               <w14:ligatures w14:val="standardContextual"/>
             </w:rPr>
           </w:pPr>
-          <w:hyperlink w:anchor="_Toc169689625" w:history="1">
+          <w:hyperlink w:history="1" w:anchor="_Toc169689625">
             <w:r>
               <w:rPr>
                 <w:rStyle w:val="Hyperlink"/>
@@ -958,7 +1141,7 @@
               <w14:ligatures w14:val="standardContextual"/>
             </w:rPr>
           </w:pPr>
-          <w:hyperlink w:anchor="_Toc169689626" w:history="1">
+          <w:hyperlink w:history="1" w:anchor="_Toc169689626">
             <w:r>
               <w:rPr>
                 <w:rStyle w:val="Hyperlink"/>
@@ -1032,7 +1215,7 @@
               <w14:ligatures w14:val="standardContextual"/>
             </w:rPr>
           </w:pPr>
-          <w:hyperlink w:anchor="_Toc169689627" w:history="1">
+          <w:hyperlink w:history="1" w:anchor="_Toc169689627">
             <w:r>
               <w:rPr>
                 <w:rStyle w:val="Hyperlink"/>
@@ -1106,7 +1289,7 @@
               <w14:ligatures w14:val="standardContextual"/>
             </w:rPr>
           </w:pPr>
-          <w:hyperlink w:anchor="_Toc169689628" w:history="1">
+          <w:hyperlink w:history="1" w:anchor="_Toc169689628">
             <w:r>
               <w:rPr>
                 <w:rStyle w:val="Hyperlink"/>
@@ -1180,7 +1363,7 @@
               <w14:ligatures w14:val="standardContextual"/>
             </w:rPr>
           </w:pPr>
-          <w:hyperlink w:anchor="_Toc169689629" w:history="1">
+          <w:hyperlink w:history="1" w:anchor="_Toc169689629">
             <w:r>
               <w:rPr>
                 <w:rStyle w:val="Hyperlink"/>
@@ -1254,7 +1437,7 @@
               <w14:ligatures w14:val="standardContextual"/>
             </w:rPr>
           </w:pPr>
-          <w:hyperlink w:anchor="_Toc169689630" w:history="1">
+          <w:hyperlink w:history="1" w:anchor="_Toc169689630">
             <w:r>
               <w:rPr>
                 <w:rStyle w:val="Hyperlink"/>
@@ -1328,7 +1511,7 @@
               <w14:ligatures w14:val="standardContextual"/>
             </w:rPr>
           </w:pPr>
-          <w:hyperlink w:anchor="_Toc169689631" w:history="1">
+          <w:hyperlink w:history="1" w:anchor="_Toc169689631">
             <w:r>
               <w:rPr>
                 <w:rStyle w:val="Hyperlink"/>
@@ -1402,7 +1585,7 @@
               <w14:ligatures w14:val="standardContextual"/>
             </w:rPr>
           </w:pPr>
-          <w:hyperlink w:anchor="_Toc169689632" w:history="1">
+          <w:hyperlink w:history="1" w:anchor="_Toc169689632">
             <w:r>
               <w:rPr>
                 <w:rStyle w:val="Hyperlink"/>
@@ -1476,7 +1659,7 @@
               <w14:ligatures w14:val="standardContextual"/>
             </w:rPr>
           </w:pPr>
-          <w:hyperlink w:anchor="_Toc169689633" w:history="1">
+          <w:hyperlink w:history="1" w:anchor="_Toc169689633">
             <w:r>
               <w:rPr>
                 <w:rStyle w:val="Hyperlink"/>
@@ -1550,7 +1733,7 @@
               <w14:ligatures w14:val="standardContextual"/>
             </w:rPr>
           </w:pPr>
-          <w:hyperlink w:anchor="_Toc169689634" w:history="1">
+          <w:hyperlink w:history="1" w:anchor="_Toc169689634">
             <w:r>
               <w:rPr>
                 <w:rStyle w:val="Hyperlink"/>
@@ -1624,7 +1807,7 @@
               <w14:ligatures w14:val="standardContextual"/>
             </w:rPr>
           </w:pPr>
-          <w:hyperlink w:anchor="_Toc169689635" w:history="1">
+          <w:hyperlink w:history="1" w:anchor="_Toc169689635">
             <w:r>
               <w:rPr>
                 <w:rStyle w:val="Hyperlink"/>
@@ -1698,7 +1881,7 @@
               <w14:ligatures w14:val="standardContextual"/>
             </w:rPr>
           </w:pPr>
-          <w:hyperlink w:anchor="_Toc169689636" w:history="1">
+          <w:hyperlink w:history="1" w:anchor="_Toc169689636">
             <w:r>
               <w:rPr>
                 <w:rStyle w:val="Hyperlink"/>
@@ -1772,7 +1955,7 @@
               <w14:ligatures w14:val="standardContextual"/>
             </w:rPr>
           </w:pPr>
-          <w:hyperlink w:anchor="_Toc169689637" w:history="1">
+          <w:hyperlink w:history="1" w:anchor="_Toc169689637">
             <w:r>
               <w:rPr>
                 <w:rStyle w:val="Hyperlink"/>
@@ -1846,7 +2029,7 @@
               <w14:ligatures w14:val="standardContextual"/>
             </w:rPr>
           </w:pPr>
-          <w:hyperlink w:anchor="_Toc169689638" w:history="1">
+          <w:hyperlink w:history="1" w:anchor="_Toc169689638">
             <w:r>
               <w:rPr>
                 <w:rStyle w:val="Hyperlink"/>
@@ -1920,7 +2103,7 @@
               <w14:ligatures w14:val="standardContextual"/>
             </w:rPr>
           </w:pPr>
-          <w:hyperlink w:anchor="_Toc169689639" w:history="1">
+          <w:hyperlink w:history="1" w:anchor="_Toc169689639">
             <w:r>
               <w:rPr>
                 <w:rStyle w:val="Hyperlink"/>
@@ -1994,7 +2177,7 @@
               <w14:ligatures w14:val="standardContextual"/>
             </w:rPr>
           </w:pPr>
-          <w:hyperlink w:anchor="_Toc169689640" w:history="1">
+          <w:hyperlink w:history="1" w:anchor="_Toc169689640">
             <w:r>
               <w:rPr>
                 <w:rStyle w:val="Hyperlink"/>
@@ -2068,7 +2251,7 @@
               <w14:ligatures w14:val="standardContextual"/>
             </w:rPr>
           </w:pPr>
-          <w:hyperlink w:anchor="_Toc169689641" w:history="1">
+          <w:hyperlink w:history="1" w:anchor="_Toc169689641">
             <w:r>
               <w:rPr>
                 <w:rStyle w:val="Hyperlink"/>
@@ -2142,7 +2325,7 @@
               <w14:ligatures w14:val="standardContextual"/>
             </w:rPr>
           </w:pPr>
-          <w:hyperlink w:anchor="_Toc169689642" w:history="1">
+          <w:hyperlink w:history="1" w:anchor="_Toc169689642">
             <w:r>
               <w:rPr>
                 <w:rStyle w:val="Hyperlink"/>
@@ -2216,7 +2399,7 @@
               <w14:ligatures w14:val="standardContextual"/>
             </w:rPr>
           </w:pPr>
-          <w:hyperlink w:anchor="_Toc169689643" w:history="1">
+          <w:hyperlink w:history="1" w:anchor="_Toc169689643">
             <w:r>
               <w:rPr>
                 <w:rStyle w:val="Hyperlink"/>
@@ -2290,7 +2473,7 @@
               <w14:ligatures w14:val="standardContextual"/>
             </w:rPr>
           </w:pPr>
-          <w:hyperlink w:anchor="_Toc169689644" w:history="1">
+          <w:hyperlink w:history="1" w:anchor="_Toc169689644">
             <w:r>
               <w:rPr>
                 <w:rStyle w:val="Hyperlink"/>
@@ -2364,7 +2547,7 @@
               <w14:ligatures w14:val="standardContextual"/>
             </w:rPr>
           </w:pPr>
-          <w:hyperlink w:anchor="_Toc169689645" w:history="1">
+          <w:hyperlink w:history="1" w:anchor="_Toc169689645">
             <w:r>
               <w:rPr>
                 <w:rStyle w:val="Hyperlink"/>
@@ -2438,7 +2621,7 @@
               <w14:ligatures w14:val="standardContextual"/>
             </w:rPr>
           </w:pPr>
-          <w:hyperlink w:anchor="_Toc169689646" w:history="1">
+          <w:hyperlink w:history="1" w:anchor="_Toc169689646">
             <w:r>
               <w:rPr>
                 <w:rStyle w:val="Hyperlink"/>
@@ -2512,7 +2695,7 @@
               <w14:ligatures w14:val="standardContextual"/>
             </w:rPr>
           </w:pPr>
-          <w:hyperlink w:anchor="_Toc169689647" w:history="1">
+          <w:hyperlink w:history="1" w:anchor="_Toc169689647">
             <w:r>
               <w:rPr>
                 <w:rStyle w:val="Hyperlink"/>
@@ -2586,7 +2769,7 @@
               <w14:ligatures w14:val="standardContextual"/>
             </w:rPr>
           </w:pPr>
-          <w:hyperlink w:anchor="_Toc169689648" w:history="1">
+          <w:hyperlink w:history="1" w:anchor="_Toc169689648">
             <w:r>
               <w:rPr>
                 <w:rStyle w:val="Hyperlink"/>
@@ -2660,7 +2843,7 @@
               <w14:ligatures w14:val="standardContextual"/>
             </w:rPr>
           </w:pPr>
-          <w:hyperlink w:anchor="_Toc169689649" w:history="1">
+          <w:hyperlink w:history="1" w:anchor="_Toc169689649">
             <w:r>
               <w:rPr>
                 <w:rStyle w:val="Hyperlink"/>
@@ -2734,7 +2917,7 @@
               <w14:ligatures w14:val="standardContextual"/>
             </w:rPr>
           </w:pPr>
-          <w:hyperlink w:anchor="_Toc169689650" w:history="1">
+          <w:hyperlink w:history="1" w:anchor="_Toc169689650">
             <w:r>
               <w:rPr>
                 <w:rStyle w:val="Hyperlink"/>
@@ -2808,7 +2991,7 @@
               <w14:ligatures w14:val="standardContextual"/>
             </w:rPr>
           </w:pPr>
-          <w:hyperlink w:anchor="_Toc169689651" w:history="1">
+          <w:hyperlink w:history="1" w:anchor="_Toc169689651">
             <w:r>
               <w:rPr>
                 <w:rStyle w:val="Hyperlink"/>
@@ -2882,7 +3065,7 @@
               <w14:ligatures w14:val="standardContextual"/>
             </w:rPr>
           </w:pPr>
-          <w:hyperlink w:anchor="_Toc169689652" w:history="1">
+          <w:hyperlink w:history="1" w:anchor="_Toc169689652">
             <w:r>
               <w:rPr>
                 <w:rStyle w:val="Hyperlink"/>
@@ -2956,7 +3139,7 @@
               <w14:ligatures w14:val="standardContextual"/>
             </w:rPr>
           </w:pPr>
-          <w:hyperlink w:anchor="_Toc169689653" w:history="1">
+          <w:hyperlink w:history="1" w:anchor="_Toc169689653">
             <w:r>
               <w:rPr>
                 <w:rStyle w:val="Hyperlink"/>
@@ -3030,7 +3213,7 @@
               <w14:ligatures w14:val="standardContextual"/>
             </w:rPr>
           </w:pPr>
-          <w:hyperlink w:anchor="_Toc169689654" w:history="1">
+          <w:hyperlink w:history="1" w:anchor="_Toc169689654">
             <w:r>
               <w:rPr>
                 <w:rStyle w:val="Hyperlink"/>
@@ -3104,7 +3287,7 @@
               <w14:ligatures w14:val="standardContextual"/>
             </w:rPr>
           </w:pPr>
-          <w:hyperlink w:anchor="_Toc169689655" w:history="1">
+          <w:hyperlink w:history="1" w:anchor="_Toc169689655">
             <w:r>
               <w:rPr>
                 <w:rStyle w:val="Hyperlink"/>
@@ -3178,7 +3361,7 @@
               <w14:ligatures w14:val="standardContextual"/>
             </w:rPr>
           </w:pPr>
-          <w:hyperlink w:anchor="_Toc169689656" w:history="1">
+          <w:hyperlink w:history="1" w:anchor="_Toc169689656">
             <w:r>
               <w:rPr>
                 <w:rStyle w:val="Hyperlink"/>
@@ -3252,7 +3435,7 @@
               <w14:ligatures w14:val="standardContextual"/>
             </w:rPr>
           </w:pPr>
-          <w:hyperlink w:anchor="_Toc169689657" w:history="1">
+          <w:hyperlink w:history="1" w:anchor="_Toc169689657">
             <w:r>
               <w:rPr>
                 <w:rStyle w:val="Hyperlink"/>
@@ -3326,7 +3509,7 @@
               <w14:ligatures w14:val="standardContextual"/>
             </w:rPr>
           </w:pPr>
-          <w:hyperlink w:anchor="_Toc169689658" w:history="1">
+          <w:hyperlink w:history="1" w:anchor="_Toc169689658">
             <w:r>
               <w:rPr>
                 <w:rStyle w:val="Hyperlink"/>
@@ -3400,7 +3583,7 @@
       <w:pPr>
         <w:pStyle w:val="Heading1"/>
       </w:pPr>
-      <w:bookmarkStart w:id="0" w:name="_Toc169689617"/>
+      <w:bookmarkStart w:name="_Toc169689617" w:id="0"/>
       <w:r>
         <w:t>Design Brief</w:t>
       </w:r>
@@ -3411,8 +3594,8 @@
         <w:pStyle w:val="Heading2"/>
         <w:jc w:val="center"/>
       </w:pPr>
-      <w:bookmarkStart w:id="1" w:name="_569sxpfirk3u" w:colFirst="0" w:colLast="0"/>
-      <w:bookmarkStart w:id="2" w:name="_Toc169689618"/>
+      <w:bookmarkStart w:name="_569sxpfirk3u" w:colFirst="0" w:colLast="0" w:id="1"/>
+      <w:bookmarkStart w:name="_Toc169689618" w:id="2"/>
       <w:bookmarkEnd w:id="1"/>
       <w:r>
         <w:t>Aim</w:t>
@@ -3474,8 +3657,8 @@
         <w:pStyle w:val="Heading2"/>
         <w:jc w:val="center"/>
       </w:pPr>
-      <w:bookmarkStart w:id="3" w:name="_3j0ghk43pax3" w:colFirst="0" w:colLast="0"/>
-      <w:bookmarkStart w:id="4" w:name="_Toc169689619"/>
+      <w:bookmarkStart w:name="_3j0ghk43pax3" w:colFirst="0" w:colLast="0" w:id="3"/>
+      <w:bookmarkStart w:name="_Toc169689619" w:id="4"/>
       <w:bookmarkEnd w:id="3"/>
       <w:r>
         <w:t>Objectives</w:t>
@@ -3487,29 +3670,46 @@
         <w:jc w:val="both"/>
       </w:pPr>
       <w:r>
+        <w:rPr>
+          <w:lang w:val="en-US"/>
+        </w:rPr>
         <w:t xml:space="preserve">The objective of this project is to first create a base Gui of </w:t>
       </w:r>
       <w:r>
+        <w:rPr>
+          <w:lang w:val="en-US"/>
+        </w:rPr>
         <w:t>Minesweeper</w:t>
       </w:r>
       <w:r>
+        <w:rPr>
+          <w:lang w:val="en-US"/>
+        </w:rPr>
         <w:t xml:space="preserve"> within the multi- purpose 2D/3D engine, Godot and implement a tweaked version of </w:t>
       </w:r>
       <w:r>
+        <w:rPr>
+          <w:lang w:val="en-US"/>
+        </w:rPr>
         <w:t>Minesweeper’s</w:t>
       </w:r>
       <w:r>
+        <w:rPr>
+          <w:lang w:val="en-US"/>
+        </w:rPr>
         <w:t xml:space="preserve"> auto mine assignment functionality and the “number of touching mines'' functionality into system before integrating the </w:t>
       </w:r>
       <w:r>
+        <w:rPr>
+          <w:lang w:val="en-US"/>
+        </w:rPr>
         <w:t>Battleships’</w:t>
       </w:r>
       <w:r>
-        <w:t xml:space="preserve"> functionality of placing down ships in valid tiles. When that is finished, coding of the modules unique to this game such as calculating explosion radius, score handling and destructions of ship parts will be completed next. After that, testing will be done to find errors and bugs that will be patched out as soon as they are discovered before the game is </w:t>
-      </w:r>
-      <w:r>
-        <w:lastRenderedPageBreak/>
-        <w:t>published for people to play. The object of this game for the user is to clear out endless levels of auto generated mines while making sure that if a mine were to explode it does not end up damaging the ships that they placed</w:t>
+        <w:rPr>
+          <w:lang w:val="en-US"/>
+        </w:rPr>
+        <w:t xml:space="preserve"> functionality of placing down ships in valid tiles. When that is finished, coding of the modules unique to this game such as calculating explosion radius, score handling and destructions of ship parts will be completed next. After that, testing will be done to find errors and bugs that will be patched out as soon as they are discovered before the game is published for people to play. The object of this game for the user is to clear out endless levels of auto generated mines while making sure that if a mine were to explode it does not end up damaging the ships that they placed</w:t>
       </w:r>
     </w:p>
     <w:p>
@@ -3522,15 +3722,14 @@
       <w:pPr>
         <w:pStyle w:val="Heading1"/>
       </w:pPr>
-      <w:bookmarkStart w:id="5" w:name="_v62aiqrokj0b" w:colFirst="0" w:colLast="0"/>
-      <w:bookmarkStart w:id="6" w:name="_Toc169689620"/>
+      <w:bookmarkStart w:name="_v62aiqrokj0b" w:colFirst="0" w:colLast="0" w:id="5"/>
+      <w:bookmarkStart w:name="_Toc169689620" w:id="6"/>
       <w:bookmarkEnd w:id="5"/>
       <w:r>
         <w:t>Detailed Design</w:t>
       </w:r>
       <w:bookmarkEnd w:id="6"/>
     </w:p>
-    <w:p/>
     <w:p>
       <w:pPr>
         <w:pStyle w:val="Heading2"/>
@@ -3540,11 +3739,10 @@
           <w:szCs w:val="22"/>
         </w:rPr>
       </w:pPr>
-      <w:bookmarkStart w:id="7" w:name="_5giizrpnpkwk" w:colFirst="0" w:colLast="0"/>
-      <w:bookmarkStart w:id="8" w:name="_Toc169689621"/>
+      <w:bookmarkStart w:name="_5giizrpnpkwk" w:colFirst="0" w:colLast="0" w:id="7"/>
+      <w:bookmarkStart w:name="_Toc169689621" w:id="8"/>
       <w:bookmarkEnd w:id="7"/>
       <w:r>
-        <w:lastRenderedPageBreak/>
         <w:t>Sketch of all the screens that will appear</w:t>
       </w:r>
       <w:bookmarkEnd w:id="8"/>
@@ -3562,7 +3760,7 @@
           <w:noProof/>
         </w:rPr>
         <w:drawing>
-          <wp:inline distT="0" distB="0" distL="0" distR="0" wp14:anchorId="6293C9C9" wp14:editId="545C8E85">
+          <wp:inline distT="0" distB="0" distL="0" distR="0" wp14:anchorId="6293C9C9" wp14:editId="70E3A8FD">
             <wp:extent cx="5943600" cy="3632200"/>
             <wp:effectExtent l="0" t="0" r="0" b="6350"/>
             <wp:docPr id="1785412112" name="Graphic 1"/>
@@ -3577,10 +3775,10 @@
                     <pic:cNvPicPr/>
                   </pic:nvPicPr>
                   <pic:blipFill>
-                    <a:blip r:embed="rId10">
+                    <a:blip r:embed="rId12">
                       <a:extLst>
                         <a:ext uri="{96DAC541-7B7A-43D3-8B79-37D633B846F1}">
-                          <asvg:svgBlip xmlns:asvg="http://schemas.microsoft.com/office/drawing/2016/SVG/main" r:embed="rId11"/>
+                          <asvg:svgBlip xmlns:asvg="http://schemas.microsoft.com/office/drawing/2016/SVG/main" r:embed="rId13"/>
                         </a:ext>
                       </a:extLst>
                     </a:blip>
@@ -3623,10 +3821,10 @@
                     <pic:cNvPicPr/>
                   </pic:nvPicPr>
                   <pic:blipFill>
-                    <a:blip r:embed="rId12">
+                    <a:blip r:embed="rId14">
                       <a:extLst>
                         <a:ext uri="{96DAC541-7B7A-43D3-8B79-37D633B846F1}">
-                          <asvg:svgBlip xmlns:asvg="http://schemas.microsoft.com/office/drawing/2016/SVG/main" r:embed="rId13"/>
+                          <asvg:svgBlip xmlns:asvg="http://schemas.microsoft.com/office/drawing/2016/SVG/main" r:embed="rId15"/>
                         </a:ext>
                       </a:extLst>
                     </a:blip>
@@ -3653,7 +3851,6 @@
         <w:rPr>
           <w:noProof/>
         </w:rPr>
-        <w:lastRenderedPageBreak/>
         <w:drawing>
           <wp:inline distT="0" distB="0" distL="0" distR="0" wp14:anchorId="6DC33D4A" wp14:editId="1EF4178C">
             <wp:extent cx="5943600" cy="2065020"/>
@@ -3670,10 +3867,10 @@
                     <pic:cNvPicPr/>
                   </pic:nvPicPr>
                   <pic:blipFill>
-                    <a:blip r:embed="rId14">
+                    <a:blip r:embed="rId16">
                       <a:extLst>
                         <a:ext uri="{96DAC541-7B7A-43D3-8B79-37D633B846F1}">
-                          <asvg:svgBlip xmlns:asvg="http://schemas.microsoft.com/office/drawing/2016/SVG/main" r:embed="rId15"/>
+                          <asvg:svgBlip xmlns:asvg="http://schemas.microsoft.com/office/drawing/2016/SVG/main" r:embed="rId17"/>
                         </a:ext>
                       </a:extLst>
                     </a:blip>
@@ -3716,10 +3913,10 @@
                     <pic:cNvPicPr/>
                   </pic:nvPicPr>
                   <pic:blipFill>
-                    <a:blip r:embed="rId16">
+                    <a:blip r:embed="rId18">
                       <a:extLst>
                         <a:ext uri="{96DAC541-7B7A-43D3-8B79-37D633B846F1}">
-                          <asvg:svgBlip xmlns:asvg="http://schemas.microsoft.com/office/drawing/2016/SVG/main" r:embed="rId17"/>
+                          <asvg:svgBlip xmlns:asvg="http://schemas.microsoft.com/office/drawing/2016/SVG/main" r:embed="rId19"/>
                         </a:ext>
                       </a:extLst>
                     </a:blip>
@@ -3747,7 +3944,7 @@
       <w:pPr>
         <w:jc w:val="both"/>
       </w:pPr>
-      <w:bookmarkStart w:id="9" w:name="_swaovabkcd35" w:colFirst="0" w:colLast="0"/>
+      <w:bookmarkStart w:name="_swaovabkcd35" w:colFirst="0" w:colLast="0" w:id="9"/>
       <w:bookmarkEnd w:id="9"/>
     </w:p>
     <w:p>
@@ -3755,8 +3952,8 @@
         <w:pStyle w:val="Heading2"/>
         <w:jc w:val="center"/>
       </w:pPr>
-      <w:bookmarkStart w:id="10" w:name="_wq33ccefzikw" w:colFirst="0" w:colLast="0"/>
-      <w:bookmarkStart w:id="11" w:name="_Toc169689622"/>
+      <w:bookmarkStart w:name="_wq33ccefzikw" w:colFirst="0" w:colLast="0" w:id="10"/>
+      <w:bookmarkStart w:name="_Toc169689622" w:id="11"/>
       <w:bookmarkEnd w:id="10"/>
       <w:r>
         <w:t>Specifications</w:t>
@@ -3767,8 +3964,8 @@
       <w:pPr>
         <w:pStyle w:val="Heading3"/>
       </w:pPr>
-      <w:bookmarkStart w:id="12" w:name="_7u8acoib12tk" w:colFirst="0" w:colLast="0"/>
-      <w:bookmarkStart w:id="13" w:name="_Toc169689623"/>
+      <w:bookmarkStart w:name="_7u8acoib12tk" w:colFirst="0" w:colLast="0" w:id="12"/>
+      <w:bookmarkStart w:name="_Toc169689623" w:id="13"/>
       <w:bookmarkEnd w:id="12"/>
       <w:r>
         <w:t>Basic Functionality</w:t>
@@ -3778,12 +3975,21 @@
     <w:p/>
     <w:p>
       <w:r>
+        <w:rPr>
+          <w:lang w:val="en-US"/>
+        </w:rPr>
         <w:t xml:space="preserve">Users are to place their existing ships on the tiles before the game auto-generates mine placements in places which are not occupied by ships. If a mine were to explode, a radius of explosion will be calculated and if it touches the </w:t>
       </w:r>
       <w:r>
+        <w:rPr>
+          <w:lang w:val="en-US"/>
+        </w:rPr>
         <w:t>ship,</w:t>
       </w:r>
       <w:r>
+        <w:rPr>
+          <w:lang w:val="en-US"/>
+        </w:rPr>
         <w:t xml:space="preserve"> it will damage the part that touched the explosion. This will repeat through all levels until all the ships are destroyed which will end the game and will prompt the player to enter a name before saving their name and score in a separate file before displaying the leaderboard of previous scores. </w:t>
       </w:r>
     </w:p>
@@ -3791,59 +3997,103 @@
       <w:pPr>
         <w:pStyle w:val="Heading3"/>
       </w:pPr>
-      <w:bookmarkStart w:id="14" w:name="_cdksdwqx8wbt" w:colFirst="0" w:colLast="0"/>
-      <w:bookmarkStart w:id="15" w:name="_Toc169689624"/>
+      <w:bookmarkStart w:name="_cdksdwqx8wbt" w:colFirst="0" w:colLast="0" w:id="14"/>
+      <w:bookmarkStart w:name="_Toc169689624" w:id="15"/>
       <w:bookmarkEnd w:id="14"/>
       <w:r>
-        <w:lastRenderedPageBreak/>
         <w:t>Limitations</w:t>
       </w:r>
       <w:bookmarkEnd w:id="15"/>
     </w:p>
     <w:p>
       <w:r>
+        <w:rPr>
+          <w:lang w:val="en-US"/>
+        </w:rPr>
         <w:t xml:space="preserve">The game can be limited or may have its functionality hindered if the computers </w:t>
       </w:r>
       <w:r>
+        <w:rPr>
+          <w:lang w:val="en-US"/>
+        </w:rPr>
         <w:t>cannot</w:t>
       </w:r>
       <w:r>
+        <w:rPr>
+          <w:lang w:val="en-US"/>
+        </w:rPr>
         <w:t xml:space="preserve"> download or execute files, </w:t>
       </w:r>
       <w:r>
+        <w:rPr>
+          <w:lang w:val="en-US"/>
+        </w:rPr>
         <w:t>do not</w:t>
       </w:r>
       <w:r>
+        <w:rPr>
+          <w:lang w:val="en-US"/>
+        </w:rPr>
         <w:t xml:space="preserve"> have enough memory to efficiently run on the game, does not allow utilization of keyboards and mouse or does not have the font that is used installed. The game is intended to be played on Microsoft Windows Operating System (OS) as it will be compiled into a .exe file which other OSs may </w:t>
       </w:r>
       <w:r>
+        <w:rPr>
+          <w:lang w:val="en-US"/>
+        </w:rPr>
         <w:t xml:space="preserve">have </w:t>
       </w:r>
       <w:r>
+        <w:rPr>
+          <w:lang w:val="en-US"/>
+        </w:rPr>
         <w:t>trouble with</w:t>
       </w:r>
       <w:r>
+        <w:rPr>
+          <w:lang w:val="en-US"/>
+        </w:rPr>
         <w:t xml:space="preserve"> and can run</w:t>
       </w:r>
       <w:r>
+        <w:rPr>
+          <w:lang w:val="en-US"/>
+        </w:rPr>
         <w:t xml:space="preserve"> into errors trying to </w:t>
       </w:r>
       <w:r>
+        <w:rPr>
+          <w:lang w:val="en-US"/>
+        </w:rPr>
         <w:t>execute</w:t>
       </w:r>
       <w:r>
+        <w:rPr>
+          <w:lang w:val="en-US"/>
+        </w:rPr>
         <w:t xml:space="preserve"> this </w:t>
       </w:r>
       <w:r>
+        <w:rPr>
+          <w:lang w:val="en-US"/>
+        </w:rPr>
         <w:t>game</w:t>
       </w:r>
       <w:r>
+        <w:rPr>
+          <w:lang w:val="en-US"/>
+        </w:rPr>
         <w:t xml:space="preserve">. Language accessibility is limited to only </w:t>
       </w:r>
       <w:r>
+        <w:rPr>
+          <w:lang w:val="en-US"/>
+        </w:rPr>
         <w:t>English,</w:t>
       </w:r>
       <w:r>
+        <w:rPr>
+          <w:lang w:val="en-US"/>
+        </w:rPr>
         <w:t xml:space="preserve"> and it is limited to players who do not have a disability that impairs vision or prevents interaction with hardware </w:t>
       </w:r>
     </w:p>
@@ -3852,8 +4102,8 @@
         <w:pStyle w:val="Heading2"/>
         <w:jc w:val="center"/>
       </w:pPr>
-      <w:bookmarkStart w:id="16" w:name="_jqe6afgy1vep" w:colFirst="0" w:colLast="0"/>
-      <w:bookmarkStart w:id="17" w:name="_Toc169689625"/>
+      <w:bookmarkStart w:name="_jqe6afgy1vep" w:colFirst="0" w:colLast="0" w:id="16"/>
+      <w:bookmarkStart w:name="_Toc169689625" w:id="17"/>
       <w:bookmarkEnd w:id="16"/>
       <w:r>
         <w:t>Input,</w:t>
@@ -3878,12 +4128,12 @@
         <w:tblStyle w:val="1"/>
         <w:tblW w:w="9360" w:type="dxa"/>
         <w:tblBorders>
-          <w:top w:val="single" w:sz="8" w:space="0" w:color="000000"/>
-          <w:left w:val="single" w:sz="8" w:space="0" w:color="000000"/>
-          <w:bottom w:val="single" w:sz="8" w:space="0" w:color="000000"/>
-          <w:right w:val="single" w:sz="8" w:space="0" w:color="000000"/>
-          <w:insideH w:val="single" w:sz="8" w:space="0" w:color="000000"/>
-          <w:insideV w:val="single" w:sz="8" w:space="0" w:color="000000"/>
+          <w:top w:val="single" w:color="000000" w:sz="8" w:space="0"/>
+          <w:left w:val="single" w:color="000000" w:sz="8" w:space="0"/>
+          <w:bottom w:val="single" w:color="000000" w:sz="8" w:space="0"/>
+          <w:right w:val="single" w:color="000000" w:sz="8" w:space="0"/>
+          <w:insideH w:val="single" w:color="000000" w:sz="8" w:space="0"/>
+          <w:insideV w:val="single" w:color="000000" w:sz="8" w:space="0"/>
         </w:tblBorders>
         <w:tblLayout w:type="fixed"/>
         <w:tblLook w:val="0600" w:firstRow="0" w:lastRow="0" w:firstColumn="0" w:lastColumn="0" w:noHBand="1" w:noVBand="1"/>
@@ -3910,8 +4160,8 @@
               <w:pStyle w:val="Heading2"/>
               <w:jc w:val="center"/>
             </w:pPr>
-            <w:bookmarkStart w:id="18" w:name="_8dl3ltxqxbxj" w:colFirst="0" w:colLast="0"/>
-            <w:bookmarkStart w:id="19" w:name="_Toc169689626"/>
+            <w:bookmarkStart w:name="_8dl3ltxqxbxj" w:colFirst="0" w:colLast="0" w:id="18"/>
+            <w:bookmarkStart w:name="_Toc169689626" w:id="19"/>
             <w:bookmarkEnd w:id="18"/>
             <w:r>
               <w:t>Input</w:t>
@@ -3935,8 +4185,8 @@
               <w:pStyle w:val="Heading2"/>
               <w:jc w:val="center"/>
             </w:pPr>
-            <w:bookmarkStart w:id="20" w:name="_ko7bq95i81kj" w:colFirst="0" w:colLast="0"/>
-            <w:bookmarkStart w:id="21" w:name="_Toc169689627"/>
+            <w:bookmarkStart w:name="_ko7bq95i81kj" w:colFirst="0" w:colLast="0" w:id="20"/>
+            <w:bookmarkStart w:name="_Toc169689627" w:id="21"/>
             <w:bookmarkEnd w:id="20"/>
             <w:r>
               <w:t>Process</w:t>
@@ -3960,8 +4210,8 @@
               <w:pStyle w:val="Heading2"/>
               <w:jc w:val="center"/>
             </w:pPr>
-            <w:bookmarkStart w:id="22" w:name="_ky1bt25qkhde" w:colFirst="0" w:colLast="0"/>
-            <w:bookmarkStart w:id="23" w:name="_Toc169689628"/>
+            <w:bookmarkStart w:name="_ky1bt25qkhde" w:colFirst="0" w:colLast="0" w:id="22"/>
+            <w:bookmarkStart w:name="_Toc169689628" w:id="23"/>
             <w:bookmarkEnd w:id="22"/>
             <w:r>
               <w:t>Output</w:t>
@@ -4146,6 +4396,8 @@
             </w:r>
             <w:r>
               <w:br/>
+            </w:r>
+            <w:r>
               <w:t>“Left click to place &lt;ship name&gt; ship</w:t>
             </w:r>
           </w:p>
@@ -4350,10 +4602,14 @@
             </w:r>
             <w:r>
               <w:tab/>
+            </w:r>
+            <w:r>
               <w:t>Play “error” sound</w:t>
             </w:r>
             <w:r>
               <w:br/>
+            </w:r>
+            <w:r>
               <w:t>Else</w:t>
             </w:r>
           </w:p>
@@ -4581,10 +4837,14 @@
             </w:r>
             <w:r>
               <w:tab/>
+            </w:r>
+            <w:r>
               <w:t>Play “error” sound</w:t>
             </w:r>
             <w:r>
               <w:br/>
+            </w:r>
+            <w:r>
               <w:t>Else</w:t>
             </w:r>
           </w:p>
@@ -4748,11 +5008,12 @@
               <w:jc w:val="center"/>
             </w:pPr>
             <w:r>
-              <w:lastRenderedPageBreak/>
               <w:t>Right click to rotate”</w:t>
             </w:r>
             <w:r>
               <w:br/>
+            </w:r>
+            <w:r>
               <w:t>“Assigning mines....”</w:t>
             </w:r>
           </w:p>
@@ -4810,7 +5071,6 @@
               <w:spacing w:line="240" w:lineRule="auto"/>
             </w:pPr>
             <w:r>
-              <w:lastRenderedPageBreak/>
               <w:t>Revealing a non-mine tile</w:t>
             </w:r>
           </w:p>
@@ -4869,6 +5129,8 @@
             </w:r>
             <w:r>
               <w:tab/>
+            </w:r>
+            <w:r>
               <w:t>Reveal tile</w:t>
             </w:r>
             <w:r>
@@ -4876,6 +5138,8 @@
             </w:r>
             <w:r>
               <w:tab/>
+            </w:r>
+            <w:r>
               <w:t>Repeat until tile with number   is revealed</w:t>
             </w:r>
           </w:p>
@@ -4909,6 +5173,8 @@
             </w:r>
             <w:r>
               <w:tab/>
+            </w:r>
+            <w:r>
               <w:t xml:space="preserve">Display “Level complete!!”  </w:t>
             </w:r>
           </w:p>
@@ -5196,6 +5462,8 @@
             </w:r>
             <w:r>
               <w:tab/>
+            </w:r>
+            <w:r>
               <w:t>set ship part for affected ship as “destroyed”</w:t>
             </w:r>
             <w:r>
@@ -5203,6 +5471,8 @@
             </w:r>
             <w:r>
               <w:tab/>
+            </w:r>
+            <w:r>
               <w:t xml:space="preserve">display part destroyed decal </w:t>
             </w:r>
           </w:p>
@@ -5426,6 +5696,8 @@
             </w:r>
             <w:r>
               <w:br/>
+            </w:r>
+            <w:r>
               <w:t>Score 2</w:t>
             </w:r>
           </w:p>
@@ -5492,11 +5764,10 @@
         <w:pStyle w:val="Heading2"/>
         <w:jc w:val="center"/>
       </w:pPr>
-      <w:bookmarkStart w:id="24" w:name="_9ik34z78r0a7" w:colFirst="0" w:colLast="0"/>
-      <w:bookmarkStart w:id="25" w:name="_Toc169689629"/>
+      <w:bookmarkStart w:name="_9ik34z78r0a7" w:colFirst="0" w:colLast="0" w:id="24"/>
+      <w:bookmarkStart w:name="_Toc169689629" w:id="25"/>
       <w:bookmarkEnd w:id="24"/>
       <w:r>
-        <w:lastRenderedPageBreak/>
         <w:t>Context diagram</w:t>
       </w:r>
       <w:bookmarkEnd w:id="25"/>
@@ -5522,10 +5793,10 @@
                     <pic:cNvPicPr/>
                   </pic:nvPicPr>
                   <pic:blipFill>
-                    <a:blip r:embed="rId18">
+                    <a:blip r:embed="rId20">
                       <a:extLst>
                         <a:ext uri="{96DAC541-7B7A-43D3-8B79-37D633B846F1}">
-                          <asvg:svgBlip xmlns:asvg="http://schemas.microsoft.com/office/drawing/2016/SVG/main" r:embed="rId19"/>
+                          <asvg:svgBlip xmlns:asvg="http://schemas.microsoft.com/office/drawing/2016/SVG/main" r:embed="rId21"/>
                         </a:ext>
                       </a:extLst>
                     </a:blip>
@@ -5554,8 +5825,8 @@
         <w:pStyle w:val="Heading2"/>
         <w:jc w:val="center"/>
       </w:pPr>
-      <w:bookmarkStart w:id="26" w:name="_ka87bclkt72u" w:colFirst="0" w:colLast="0"/>
-      <w:bookmarkStart w:id="27" w:name="_Toc169689630"/>
+      <w:bookmarkStart w:name="_ka87bclkt72u" w:colFirst="0" w:colLast="0" w:id="26"/>
+      <w:bookmarkStart w:name="_Toc169689630" w:id="27"/>
       <w:bookmarkEnd w:id="26"/>
       <w:r>
         <w:t>Data flow diagram</w:t>
@@ -5581,13 +5852,13 @@
                     <pic:cNvPicPr preferRelativeResize="0"/>
                   </pic:nvPicPr>
                   <pic:blipFill>
-                    <a:blip r:embed="rId20" cstate="print">
+                    <a:blip r:embed="rId22" cstate="print">
                       <a:extLst>
                         <a:ext uri="{28A0092B-C50C-407E-A947-70E740481C1C}">
                           <a14:useLocalDpi xmlns:a14="http://schemas.microsoft.com/office/drawing/2010/main" val="0"/>
                         </a:ext>
                         <a:ext uri="{96DAC541-7B7A-43D3-8B79-37D633B846F1}">
-                          <asvg:svgBlip xmlns:asvg="http://schemas.microsoft.com/office/drawing/2016/SVG/main" r:embed="rId21"/>
+                          <asvg:svgBlip xmlns:asvg="http://schemas.microsoft.com/office/drawing/2016/SVG/main" r:embed="rId23"/>
                         </a:ext>
                       </a:extLst>
                     </a:blip>
@@ -5616,11 +5887,10 @@
         <w:pStyle w:val="Heading2"/>
         <w:jc w:val="center"/>
       </w:pPr>
-      <w:bookmarkStart w:id="28" w:name="_mdtgga2tujg3" w:colFirst="0" w:colLast="0"/>
-      <w:bookmarkStart w:id="29" w:name="_Toc169689631"/>
+      <w:bookmarkStart w:name="_mdtgga2tujg3" w:colFirst="0" w:colLast="0" w:id="28"/>
+      <w:bookmarkStart w:name="_Toc169689631" w:id="29"/>
       <w:bookmarkEnd w:id="28"/>
       <w:r>
-        <w:lastRenderedPageBreak/>
         <w:t>System Flowchart</w:t>
       </w:r>
       <w:bookmarkEnd w:id="29"/>
@@ -5646,10 +5916,10 @@
                     <pic:cNvPicPr/>
                   </pic:nvPicPr>
                   <pic:blipFill>
-                    <a:blip r:embed="rId22">
+                    <a:blip r:embed="rId24">
                       <a:extLst>
                         <a:ext uri="{96DAC541-7B7A-43D3-8B79-37D633B846F1}">
-                          <asvg:svgBlip xmlns:asvg="http://schemas.microsoft.com/office/drawing/2016/SVG/main" r:embed="rId23"/>
+                          <asvg:svgBlip xmlns:asvg="http://schemas.microsoft.com/office/drawing/2016/SVG/main" r:embed="rId25"/>
                         </a:ext>
                       </a:extLst>
                     </a:blip>
@@ -5678,8 +5948,8 @@
         <w:pStyle w:val="Heading2"/>
         <w:jc w:val="center"/>
       </w:pPr>
-      <w:bookmarkStart w:id="30" w:name="_pm02pjywrugk" w:colFirst="0" w:colLast="0"/>
-      <w:bookmarkStart w:id="31" w:name="_Toc169689632"/>
+      <w:bookmarkStart w:name="_pm02pjywrugk" w:colFirst="0" w:colLast="0" w:id="30"/>
+      <w:bookmarkStart w:name="_Toc169689632" w:id="31"/>
       <w:bookmarkEnd w:id="30"/>
       <w:r>
         <w:t>Structure chart</w:t>
@@ -5706,13 +5976,13 @@
                     <pic:cNvPicPr preferRelativeResize="0"/>
                   </pic:nvPicPr>
                   <pic:blipFill>
-                    <a:blip r:embed="rId24" cstate="print">
+                    <a:blip r:embed="rId26" cstate="print">
                       <a:extLst>
                         <a:ext uri="{28A0092B-C50C-407E-A947-70E740481C1C}">
                           <a14:useLocalDpi xmlns:a14="http://schemas.microsoft.com/office/drawing/2010/main" val="0"/>
                         </a:ext>
                         <a:ext uri="{96DAC541-7B7A-43D3-8B79-37D633B846F1}">
-                          <asvg:svgBlip xmlns:asvg="http://schemas.microsoft.com/office/drawing/2016/SVG/main" r:embed="rId25"/>
+                          <asvg:svgBlip xmlns:asvg="http://schemas.microsoft.com/office/drawing/2016/SVG/main" r:embed="rId27"/>
                         </a:ext>
                       </a:extLst>
                     </a:blip>
@@ -5735,26 +6005,29 @@
           </wp:inline>
         </w:drawing>
       </w:r>
+      <w:bookmarkStart w:name="_qnfd9kn5ka18" w:colFirst="0" w:colLast="0" w:id="32"/>
+      <w:bookmarkEnd w:id="32"/>
     </w:p>
     <w:p>
       <w:pPr>
         <w:pStyle w:val="Heading1"/>
       </w:pPr>
-      <w:bookmarkStart w:id="32" w:name="_qnfd9kn5ka18" w:colFirst="0" w:colLast="0"/>
-      <w:bookmarkEnd w:id="32"/>
-      <w:r>
-        <w:br w:type="page"/>
-      </w:r>
-    </w:p>
+      <w:bookmarkStart w:name="_cdo2crgnqyga" w:colFirst="0" w:colLast="0" w:id="33"/>
+      <w:bookmarkStart w:name="_Toc169689633" w:id="34"/>
+      <w:bookmarkEnd w:id="33"/>
+      <w:r>
+        <w:t>A</w:t>
+      </w:r>
+      <w:r>
+        <w:t xml:space="preserve">lgorithm </w:t>
+      </w:r>
+    </w:p>
+    <w:p/>
     <w:p>
       <w:pPr>
         <w:pStyle w:val="Heading1"/>
       </w:pPr>
-      <w:bookmarkStart w:id="33" w:name="_cdo2crgnqyga" w:colFirst="0" w:colLast="0"/>
-      <w:bookmarkStart w:id="34" w:name="_Toc169689633"/>
-      <w:bookmarkEnd w:id="33"/>
-      <w:r>
-        <w:lastRenderedPageBreak/>
+      <w:r>
         <w:t>Logbook and Gantt Chart</w:t>
       </w:r>
       <w:bookmarkEnd w:id="34"/>
@@ -5764,8 +6037,8 @@
         <w:pStyle w:val="Heading2"/>
         <w:jc w:val="center"/>
       </w:pPr>
-      <w:bookmarkStart w:id="35" w:name="_ejy7ktsijtkv" w:colFirst="0" w:colLast="0"/>
-      <w:bookmarkStart w:id="36" w:name="_Toc169689634"/>
+      <w:bookmarkStart w:name="_ejy7ktsijtkv" w:colFirst="0" w:colLast="0" w:id="35"/>
+      <w:bookmarkStart w:name="_Toc169689634" w:id="36"/>
       <w:bookmarkEnd w:id="35"/>
       <w:r>
         <w:t>Logbook</w:t>
@@ -5777,8 +6050,8 @@
         <w:pStyle w:val="Heading3"/>
         <w:ind w:left="360"/>
       </w:pPr>
-      <w:bookmarkStart w:id="37" w:name="_y8enwl6u1i6r" w:colFirst="0" w:colLast="0"/>
-      <w:bookmarkStart w:id="38" w:name="_Toc169689635"/>
+      <w:bookmarkStart w:name="_y8enwl6u1i6r" w:colFirst="0" w:colLast="0" w:id="37"/>
+      <w:bookmarkStart w:name="_Toc169689635" w:id="38"/>
       <w:bookmarkEnd w:id="37"/>
       <w:r>
         <w:t>14th of May</w:t>
@@ -5866,6 +6139,9 @@
         </w:numPr>
       </w:pPr>
       <w:r>
+        <w:rPr>
+          <w:lang w:val="en-US"/>
+        </w:rPr>
         <w:t>Requires addition of additional data arrows</w:t>
       </w:r>
     </w:p>
@@ -5890,6 +6166,9 @@
         </w:numPr>
       </w:pPr>
       <w:r>
+        <w:rPr>
+          <w:lang w:val="en-US"/>
+        </w:rPr>
         <w:t>Requires refinement of additional data arrows</w:t>
       </w:r>
     </w:p>
@@ -5926,6 +6205,9 @@
         </w:numPr>
       </w:pPr>
       <w:r>
+        <w:rPr>
+          <w:lang w:val="en-US"/>
+        </w:rPr>
         <w:t>Requires addition of additional screens</w:t>
       </w:r>
     </w:p>
@@ -5938,6 +6220,9 @@
         </w:numPr>
       </w:pPr>
       <w:r>
+        <w:rPr>
+          <w:lang w:val="en-US"/>
+        </w:rPr>
         <w:t>Additional task for tomorrow</w:t>
       </w:r>
     </w:p>
@@ -5970,8 +6255,8 @@
         <w:pStyle w:val="Heading3"/>
         <w:ind w:left="360"/>
       </w:pPr>
-      <w:bookmarkStart w:id="39" w:name="_b42jir3i1w53" w:colFirst="0" w:colLast="0"/>
-      <w:bookmarkStart w:id="40" w:name="_Toc169689636"/>
+      <w:bookmarkStart w:name="_b42jir3i1w53" w:colFirst="0" w:colLast="0" w:id="39"/>
+      <w:bookmarkStart w:name="_Toc169689636" w:id="40"/>
       <w:bookmarkEnd w:id="39"/>
       <w:r>
         <w:t>15th of May</w:t>
@@ -6182,6 +6467,9 @@
         </w:numPr>
       </w:pPr>
       <w:r>
+        <w:rPr>
+          <w:lang w:val="en-US"/>
+        </w:rPr>
         <w:t>Additional task for tomorrow</w:t>
       </w:r>
     </w:p>
@@ -6202,11 +6490,10 @@
         <w:pStyle w:val="Heading3"/>
         <w:ind w:left="360"/>
       </w:pPr>
-      <w:bookmarkStart w:id="41" w:name="_e96pwivm66jw" w:colFirst="0" w:colLast="0"/>
-      <w:bookmarkStart w:id="42" w:name="_Toc169689637"/>
+      <w:bookmarkStart w:name="_e96pwivm66jw" w:colFirst="0" w:colLast="0" w:id="41"/>
+      <w:bookmarkStart w:name="_Toc169689637" w:id="42"/>
       <w:bookmarkEnd w:id="41"/>
       <w:r>
-        <w:lastRenderedPageBreak/>
         <w:t>17th of May</w:t>
       </w:r>
       <w:bookmarkEnd w:id="42"/>
@@ -6231,13 +6518,11 @@
           <w:numId w:val="22"/>
         </w:numPr>
       </w:pPr>
-      <w:proofErr w:type="gramStart"/>
-      <w:r>
-        <w:t>Actually</w:t>
-      </w:r>
-      <w:proofErr w:type="gramEnd"/>
-      <w:r>
-        <w:t xml:space="preserve"> added an objective section </w:t>
+      <w:r>
+        <w:rPr>
+          <w:lang w:val="en-US"/>
+        </w:rPr>
+        <w:t xml:space="preserve">Actually added an objective section </w:t>
       </w:r>
     </w:p>
     <w:p>
@@ -6624,6 +6909,9 @@
         </w:numPr>
       </w:pPr>
       <w:r>
+        <w:rPr>
+          <w:lang w:val="en-US"/>
+        </w:rPr>
         <w:t>Additional task for tomorrow</w:t>
       </w:r>
     </w:p>
@@ -6632,8 +6920,8 @@
         <w:pStyle w:val="Heading3"/>
         <w:ind w:left="360"/>
       </w:pPr>
-      <w:bookmarkStart w:id="43" w:name="_32nuc25fnd52" w:colFirst="0" w:colLast="0"/>
-      <w:bookmarkStart w:id="44" w:name="_Toc169689638"/>
+      <w:bookmarkStart w:name="_32nuc25fnd52" w:colFirst="0" w:colLast="0" w:id="43"/>
+      <w:bookmarkStart w:name="_Toc169689638" w:id="44"/>
       <w:bookmarkEnd w:id="43"/>
       <w:r>
         <w:t>19th of May</w:t>
@@ -6685,6 +6973,9 @@
         </w:numPr>
       </w:pPr>
       <w:r>
+        <w:rPr>
+          <w:lang w:val="en-US"/>
+        </w:rPr>
         <w:t>Added objectives of players within the game</w:t>
       </w:r>
     </w:p>
@@ -6709,7 +7000,6 @@
         </w:numPr>
       </w:pPr>
       <w:r>
-        <w:lastRenderedPageBreak/>
         <w:t>Design Brief</w:t>
       </w:r>
     </w:p>
@@ -6806,6 +7096,9 @@
         </w:numPr>
       </w:pPr>
       <w:r>
+        <w:rPr>
+          <w:lang w:val="en-US"/>
+        </w:rPr>
         <w:t>Additional task for tomorrow</w:t>
       </w:r>
     </w:p>
@@ -6826,8 +7119,8 @@
         <w:pStyle w:val="Heading3"/>
         <w:ind w:left="360"/>
       </w:pPr>
-      <w:bookmarkStart w:id="45" w:name="_lx4rdstakn8y" w:colFirst="0" w:colLast="0"/>
-      <w:bookmarkStart w:id="46" w:name="_Toc169689639"/>
+      <w:bookmarkStart w:name="_lx4rdstakn8y" w:colFirst="0" w:colLast="0" w:id="45"/>
+      <w:bookmarkStart w:name="_Toc169689639" w:id="46"/>
       <w:bookmarkEnd w:id="45"/>
       <w:r>
         <w:t>20th of May</w:t>
@@ -6867,9 +7160,15 @@
         </w:numPr>
       </w:pPr>
       <w:r>
+        <w:rPr>
+          <w:lang w:val="en-US"/>
+        </w:rPr>
         <w:t xml:space="preserve">Considering if pygame should be used to make </w:t>
       </w:r>
       <w:r>
+        <w:rPr>
+          <w:lang w:val="en-US"/>
+        </w:rPr>
         <w:t>Gui</w:t>
       </w:r>
     </w:p>
@@ -6894,6 +7193,9 @@
         </w:numPr>
       </w:pPr>
       <w:r>
+        <w:rPr>
+          <w:lang w:val="en-US"/>
+        </w:rPr>
         <w:t xml:space="preserve">Researched PyGame library </w:t>
       </w:r>
     </w:p>
@@ -6960,6 +7262,9 @@
         </w:numPr>
       </w:pPr>
       <w:r>
+        <w:rPr>
+          <w:lang w:val="en-US"/>
+        </w:rPr>
         <w:t>PyGame Documentation</w:t>
       </w:r>
     </w:p>
@@ -6971,7 +7276,7 @@
           <w:numId w:val="22"/>
         </w:numPr>
       </w:pPr>
-      <w:hyperlink r:id="rId26">
+      <w:hyperlink r:id="rId28">
         <w:r>
           <w:rPr>
             <w:color w:val="1155CC"/>
@@ -7176,6 +7481,9 @@
         </w:numPr>
       </w:pPr>
       <w:r>
+        <w:rPr>
+          <w:lang w:val="en-US"/>
+        </w:rPr>
         <w:t>Additional task tomorrow</w:t>
       </w:r>
     </w:p>
@@ -7196,11 +7504,10 @@
         <w:pStyle w:val="Heading3"/>
         <w:ind w:left="360"/>
       </w:pPr>
-      <w:bookmarkStart w:id="47" w:name="_iy8vwpcklf82" w:colFirst="0" w:colLast="0"/>
-      <w:bookmarkStart w:id="48" w:name="_Toc169689640"/>
+      <w:bookmarkStart w:name="_iy8vwpcklf82" w:colFirst="0" w:colLast="0" w:id="47"/>
+      <w:bookmarkStart w:name="_Toc169689640" w:id="48"/>
       <w:bookmarkEnd w:id="47"/>
       <w:r>
-        <w:lastRenderedPageBreak/>
         <w:t>22nd of May</w:t>
       </w:r>
       <w:bookmarkEnd w:id="48"/>
@@ -7472,6 +7779,9 @@
         </w:numPr>
       </w:pPr>
       <w:r>
+        <w:rPr>
+          <w:lang w:val="en-US"/>
+        </w:rPr>
         <w:t>Additional task tomorrow</w:t>
       </w:r>
     </w:p>
@@ -7492,8 +7802,8 @@
         <w:pStyle w:val="Heading3"/>
         <w:ind w:left="360"/>
       </w:pPr>
-      <w:bookmarkStart w:id="49" w:name="_qdx3ep1kzehu" w:colFirst="0" w:colLast="0"/>
-      <w:bookmarkStart w:id="50" w:name="_Toc169689641"/>
+      <w:bookmarkStart w:name="_qdx3ep1kzehu" w:colFirst="0" w:colLast="0" w:id="49"/>
+      <w:bookmarkStart w:name="_Toc169689641" w:id="50"/>
       <w:bookmarkEnd w:id="49"/>
       <w:r>
         <w:t>23rd of May</w:t>
@@ -7545,6 +7855,9 @@
         </w:numPr>
       </w:pPr>
       <w:r>
+        <w:rPr>
+          <w:lang w:val="en-US"/>
+        </w:rPr>
         <w:t>Added additional information about the source code being converting into object code</w:t>
       </w:r>
     </w:p>
@@ -7593,6 +7906,9 @@
         </w:numPr>
       </w:pPr>
       <w:r>
+        <w:rPr>
+          <w:lang w:val="en-US"/>
+        </w:rPr>
         <w:t>Additional data flow arrows</w:t>
       </w:r>
     </w:p>
@@ -7645,8 +7961,14 @@
           <w:ilvl w:val="2"/>
           <w:numId w:val="22"/>
         </w:numPr>
-      </w:pPr>
-      <w:r>
+        <w:rPr>
+          <w:lang w:val="en-US"/>
+        </w:rPr>
+      </w:pPr>
+      <w:r>
+        <w:rPr>
+          <w:lang w:val="en-US"/>
+        </w:rPr>
         <w:t>Clear documentation like PyGame</w:t>
       </w:r>
     </w:p>
@@ -7693,8 +8015,14 @@
           <w:ilvl w:val="1"/>
           <w:numId w:val="22"/>
         </w:numPr>
-      </w:pPr>
-      <w:r>
+        <w:rPr>
+          <w:lang w:val="en-US"/>
+        </w:rPr>
+      </w:pPr>
+      <w:r>
+        <w:rPr>
+          <w:lang w:val="en-US"/>
+        </w:rPr>
         <w:t>Consider use Godot or PyGame</w:t>
       </w:r>
     </w:p>
@@ -7731,7 +8059,6 @@
         </w:numPr>
       </w:pPr>
       <w:r>
-        <w:lastRenderedPageBreak/>
         <w:t>Not started</w:t>
       </w:r>
     </w:p>
@@ -7816,6 +8143,9 @@
         </w:numPr>
       </w:pPr>
       <w:r>
+        <w:rPr>
+          <w:lang w:val="en-US"/>
+        </w:rPr>
         <w:t>Additional task tomorrow</w:t>
       </w:r>
     </w:p>
@@ -7824,8 +8154,8 @@
         <w:pStyle w:val="Heading3"/>
         <w:ind w:left="360"/>
       </w:pPr>
-      <w:bookmarkStart w:id="51" w:name="_ilfjkfr7sa2u" w:colFirst="0" w:colLast="0"/>
-      <w:bookmarkStart w:id="52" w:name="_Toc169689642"/>
+      <w:bookmarkStart w:name="_ilfjkfr7sa2u" w:colFirst="0" w:colLast="0" w:id="51"/>
+      <w:bookmarkStart w:name="_Toc169689642" w:id="52"/>
       <w:bookmarkEnd w:id="51"/>
       <w:r>
         <w:t>26th of May</w:t>
@@ -7865,6 +8195,9 @@
         </w:numPr>
       </w:pPr>
       <w:r>
+        <w:rPr>
+          <w:lang w:val="en-US"/>
+        </w:rPr>
         <w:t>Added additional data arrows</w:t>
       </w:r>
     </w:p>
@@ -7985,6 +8318,9 @@
         </w:numPr>
       </w:pPr>
       <w:r>
+        <w:rPr>
+          <w:lang w:val="en-US"/>
+        </w:rPr>
         <w:t>Additional task tomorrow</w:t>
       </w:r>
     </w:p>
@@ -7993,8 +8329,8 @@
         <w:pStyle w:val="Heading3"/>
         <w:ind w:left="360"/>
       </w:pPr>
-      <w:bookmarkStart w:id="53" w:name="_ros5b13n07z9" w:colFirst="0" w:colLast="0"/>
-      <w:bookmarkStart w:id="54" w:name="_Toc169689643"/>
+      <w:bookmarkStart w:name="_ros5b13n07z9" w:colFirst="0" w:colLast="0" w:id="53"/>
+      <w:bookmarkStart w:name="_Toc169689643" w:id="54"/>
       <w:bookmarkEnd w:id="53"/>
       <w:r>
         <w:t>27th of May</w:t>
@@ -8208,6 +8544,9 @@
         </w:numPr>
       </w:pPr>
       <w:r>
+        <w:rPr>
+          <w:lang w:val="en-US"/>
+        </w:rPr>
         <w:t>Additional task tomorrow</w:t>
       </w:r>
     </w:p>
@@ -8216,11 +8555,10 @@
         <w:pStyle w:val="Heading3"/>
         <w:ind w:left="360"/>
       </w:pPr>
-      <w:bookmarkStart w:id="55" w:name="_qyvupq6x3wre" w:colFirst="0" w:colLast="0"/>
-      <w:bookmarkStart w:id="56" w:name="_Toc169689644"/>
+      <w:bookmarkStart w:name="_qyvupq6x3wre" w:colFirst="0" w:colLast="0" w:id="55"/>
+      <w:bookmarkStart w:name="_Toc169689644" w:id="56"/>
       <w:bookmarkEnd w:id="55"/>
       <w:r>
-        <w:lastRenderedPageBreak/>
         <w:t>28th of May</w:t>
       </w:r>
       <w:bookmarkEnd w:id="56"/>
@@ -8470,6 +8808,9 @@
         </w:numPr>
       </w:pPr>
       <w:r>
+        <w:rPr>
+          <w:lang w:val="en-US"/>
+        </w:rPr>
         <w:t>Additional task tomorrow</w:t>
       </w:r>
     </w:p>
@@ -8478,8 +8819,8 @@
         <w:pStyle w:val="Heading3"/>
         <w:ind w:left="360"/>
       </w:pPr>
-      <w:bookmarkStart w:id="57" w:name="_tqp7qkek3sxx" w:colFirst="0" w:colLast="0"/>
-      <w:bookmarkStart w:id="58" w:name="_Toc169689645"/>
+      <w:bookmarkStart w:name="_tqp7qkek3sxx" w:colFirst="0" w:colLast="0" w:id="57"/>
+      <w:bookmarkStart w:name="_Toc169689645" w:id="58"/>
       <w:bookmarkEnd w:id="57"/>
       <w:r>
         <w:t>29th of May</w:t>
@@ -8687,6 +9028,9 @@
         </w:numPr>
       </w:pPr>
       <w:r>
+        <w:rPr>
+          <w:lang w:val="en-US"/>
+        </w:rPr>
         <w:t>Additional task tomorrow</w:t>
       </w:r>
     </w:p>
@@ -8695,11 +9039,10 @@
         <w:pStyle w:val="Heading3"/>
         <w:ind w:left="360"/>
       </w:pPr>
-      <w:bookmarkStart w:id="59" w:name="_boq32pdyk7vt" w:colFirst="0" w:colLast="0"/>
-      <w:bookmarkStart w:id="60" w:name="_Toc169689646"/>
+      <w:bookmarkStart w:name="_boq32pdyk7vt" w:colFirst="0" w:colLast="0" w:id="59"/>
+      <w:bookmarkStart w:name="_Toc169689646" w:id="60"/>
       <w:bookmarkEnd w:id="59"/>
       <w:r>
-        <w:lastRenderedPageBreak/>
         <w:t>30th of May</w:t>
       </w:r>
       <w:bookmarkEnd w:id="60"/>
@@ -8965,6 +9308,9 @@
         </w:numPr>
       </w:pPr>
       <w:r>
+        <w:rPr>
+          <w:lang w:val="en-US"/>
+        </w:rPr>
         <w:t>Additional task tomorrow</w:t>
       </w:r>
     </w:p>
@@ -8973,8 +9319,8 @@
         <w:pStyle w:val="Heading3"/>
         <w:ind w:left="360"/>
       </w:pPr>
-      <w:bookmarkStart w:id="61" w:name="_1eknjex55i83" w:colFirst="0" w:colLast="0"/>
-      <w:bookmarkStart w:id="62" w:name="_Toc169689647"/>
+      <w:bookmarkStart w:name="_1eknjex55i83" w:colFirst="0" w:colLast="0" w:id="61"/>
+      <w:bookmarkStart w:name="_Toc169689647" w:id="62"/>
       <w:bookmarkEnd w:id="61"/>
       <w:r>
         <w:t>31st of May</w:t>
@@ -9194,6 +9540,9 @@
         </w:numPr>
       </w:pPr>
       <w:r>
+        <w:rPr>
+          <w:lang w:val="en-US"/>
+        </w:rPr>
         <w:t>Additional task tomorrow</w:t>
       </w:r>
     </w:p>
@@ -9206,7 +9555,6 @@
         </w:numPr>
       </w:pPr>
       <w:r>
-        <w:lastRenderedPageBreak/>
         <w:t>Begin coding</w:t>
       </w:r>
     </w:p>
@@ -9215,8 +9563,8 @@
         <w:pStyle w:val="Heading3"/>
         <w:ind w:left="360"/>
       </w:pPr>
-      <w:bookmarkStart w:id="63" w:name="_8h4dg5rfcrko" w:colFirst="0" w:colLast="0"/>
-      <w:bookmarkStart w:id="64" w:name="_Toc169689648"/>
+      <w:bookmarkStart w:name="_8h4dg5rfcrko" w:colFirst="0" w:colLast="0" w:id="63"/>
+      <w:bookmarkStart w:name="_Toc169689648" w:id="64"/>
       <w:bookmarkEnd w:id="63"/>
       <w:r>
         <w:t>3rd of June</w:t>
@@ -9233,350 +9581,6 @@
       </w:pPr>
       <w:r>
         <w:t>Mess around with Godot</w:t>
-      </w:r>
-    </w:p>
-    <w:p>
-      <w:pPr>
-        <w:pStyle w:val="ListParagraph"/>
-        <w:numPr>
-          <w:ilvl w:val="1"/>
-          <w:numId w:val="22"/>
-        </w:numPr>
-      </w:pPr>
-      <w:r>
-        <w:t>Watch videos (</w:t>
-      </w:r>
-      <w:hyperlink r:id="rId27">
-        <w:r>
-          <w:rPr>
-            <w:color w:val="1155CC"/>
-            <w:u w:val="single"/>
-          </w:rPr>
-          <w:t>playlist</w:t>
-        </w:r>
-      </w:hyperlink>
-      <w:r>
-        <w:t xml:space="preserve">) on how to make use of </w:t>
-      </w:r>
-      <w:r>
-        <w:t>Godot</w:t>
-      </w:r>
-    </w:p>
-    <w:p>
-      <w:pPr>
-        <w:pStyle w:val="ListParagraph"/>
-        <w:numPr>
-          <w:ilvl w:val="2"/>
-          <w:numId w:val="22"/>
-        </w:numPr>
-      </w:pPr>
-      <w:r>
-        <w:t>Found out visual studio has a plug in</w:t>
-      </w:r>
-    </w:p>
-    <w:p>
-      <w:pPr>
-        <w:pStyle w:val="ListParagraph"/>
-        <w:numPr>
-          <w:ilvl w:val="0"/>
-          <w:numId w:val="22"/>
-        </w:numPr>
-      </w:pPr>
-      <w:r>
-        <w:t>Gantt Chart Progress check</w:t>
-      </w:r>
-    </w:p>
-    <w:p>
-      <w:pPr>
-        <w:pStyle w:val="ListParagraph"/>
-        <w:numPr>
-          <w:ilvl w:val="1"/>
-          <w:numId w:val="22"/>
-        </w:numPr>
-      </w:pPr>
-      <w:r>
-        <w:t>Algorithm</w:t>
-      </w:r>
-    </w:p>
-    <w:p>
-      <w:pPr>
-        <w:pStyle w:val="ListParagraph"/>
-        <w:numPr>
-          <w:ilvl w:val="2"/>
-          <w:numId w:val="22"/>
-        </w:numPr>
-      </w:pPr>
-      <w:r>
-        <w:t xml:space="preserve">Behind on schedule </w:t>
-      </w:r>
-    </w:p>
-    <w:p>
-      <w:pPr>
-        <w:pStyle w:val="ListParagraph"/>
-        <w:numPr>
-          <w:ilvl w:val="1"/>
-          <w:numId w:val="22"/>
-        </w:numPr>
-      </w:pPr>
-      <w:r>
-        <w:t>Documentation</w:t>
-      </w:r>
-    </w:p>
-    <w:p>
-      <w:pPr>
-        <w:pStyle w:val="ListParagraph"/>
-        <w:numPr>
-          <w:ilvl w:val="2"/>
-          <w:numId w:val="22"/>
-        </w:numPr>
-      </w:pPr>
-      <w:r>
-        <w:t>On Course</w:t>
-      </w:r>
-    </w:p>
-    <w:p>
-      <w:pPr>
-        <w:pStyle w:val="ListParagraph"/>
-        <w:numPr>
-          <w:ilvl w:val="1"/>
-          <w:numId w:val="22"/>
-        </w:numPr>
-      </w:pPr>
-      <w:r>
-        <w:t>Coding</w:t>
-      </w:r>
-    </w:p>
-    <w:p>
-      <w:pPr>
-        <w:pStyle w:val="ListParagraph"/>
-        <w:numPr>
-          <w:ilvl w:val="2"/>
-          <w:numId w:val="22"/>
-        </w:numPr>
-      </w:pPr>
-      <w:r>
-        <w:t>On Course</w:t>
-      </w:r>
-    </w:p>
-    <w:p>
-      <w:pPr>
-        <w:pStyle w:val="ListParagraph"/>
-        <w:numPr>
-          <w:ilvl w:val="0"/>
-          <w:numId w:val="22"/>
-        </w:numPr>
-      </w:pPr>
-      <w:r>
-        <w:t>Additional task tomorrow</w:t>
-      </w:r>
-    </w:p>
-    <w:p>
-      <w:pPr>
-        <w:pStyle w:val="ListParagraph"/>
-        <w:numPr>
-          <w:ilvl w:val="1"/>
-          <w:numId w:val="22"/>
-        </w:numPr>
-      </w:pPr>
-      <w:r>
-        <w:t>Begin coding</w:t>
-      </w:r>
-    </w:p>
-    <w:p>
-      <w:pPr>
-        <w:pStyle w:val="Heading3"/>
-        <w:ind w:left="360"/>
-      </w:pPr>
-      <w:bookmarkStart w:id="65" w:name="_m8tmi6sc6uty" w:colFirst="0" w:colLast="0"/>
-      <w:bookmarkStart w:id="66" w:name="_Toc169689649"/>
-      <w:bookmarkEnd w:id="65"/>
-      <w:r>
-        <w:t>4th of June</w:t>
-      </w:r>
-      <w:bookmarkEnd w:id="66"/>
-    </w:p>
-    <w:p>
-      <w:pPr>
-        <w:pStyle w:val="ListParagraph"/>
-        <w:numPr>
-          <w:ilvl w:val="0"/>
-          <w:numId w:val="22"/>
-        </w:numPr>
-      </w:pPr>
-      <w:r>
-        <w:t>Setting up Godot</w:t>
-      </w:r>
-    </w:p>
-    <w:p>
-      <w:pPr>
-        <w:pStyle w:val="ListParagraph"/>
-        <w:numPr>
-          <w:ilvl w:val="1"/>
-          <w:numId w:val="22"/>
-        </w:numPr>
-      </w:pPr>
-      <w:r>
-        <w:t>Watch videos (</w:t>
-      </w:r>
-      <w:hyperlink r:id="rId28">
-        <w:r>
-          <w:rPr>
-            <w:color w:val="1155CC"/>
-            <w:u w:val="single"/>
-          </w:rPr>
-          <w:t>playlist</w:t>
-        </w:r>
-      </w:hyperlink>
-      <w:r>
-        <w:t xml:space="preserve">) on how to make use of </w:t>
-      </w:r>
-      <w:r>
-        <w:t>Godot</w:t>
-      </w:r>
-    </w:p>
-    <w:p>
-      <w:pPr>
-        <w:pStyle w:val="ListParagraph"/>
-        <w:numPr>
-          <w:ilvl w:val="2"/>
-          <w:numId w:val="22"/>
-        </w:numPr>
-      </w:pPr>
-      <w:r>
-        <w:t>Learnt stuff about nodes and scene</w:t>
-      </w:r>
-    </w:p>
-    <w:p>
-      <w:pPr>
-        <w:pStyle w:val="ListParagraph"/>
-        <w:numPr>
-          <w:ilvl w:val="1"/>
-          <w:numId w:val="22"/>
-        </w:numPr>
-      </w:pPr>
-      <w:r>
-        <w:t>Set up main stuff</w:t>
-      </w:r>
-    </w:p>
-    <w:p>
-      <w:pPr>
-        <w:pStyle w:val="ListParagraph"/>
-        <w:numPr>
-          <w:ilvl w:val="0"/>
-          <w:numId w:val="22"/>
-        </w:numPr>
-      </w:pPr>
-      <w:r>
-        <w:t>Gantt Chart Progress check</w:t>
-      </w:r>
-    </w:p>
-    <w:p>
-      <w:pPr>
-        <w:pStyle w:val="ListParagraph"/>
-        <w:numPr>
-          <w:ilvl w:val="1"/>
-          <w:numId w:val="22"/>
-        </w:numPr>
-      </w:pPr>
-      <w:r>
-        <w:t>Algorithm</w:t>
-      </w:r>
-    </w:p>
-    <w:p>
-      <w:pPr>
-        <w:pStyle w:val="ListParagraph"/>
-        <w:numPr>
-          <w:ilvl w:val="2"/>
-          <w:numId w:val="22"/>
-        </w:numPr>
-      </w:pPr>
-      <w:r>
-        <w:t xml:space="preserve">Behind on schedule </w:t>
-      </w:r>
-    </w:p>
-    <w:p>
-      <w:pPr>
-        <w:pStyle w:val="ListParagraph"/>
-        <w:numPr>
-          <w:ilvl w:val="1"/>
-          <w:numId w:val="22"/>
-        </w:numPr>
-      </w:pPr>
-      <w:r>
-        <w:t>Documentation</w:t>
-      </w:r>
-    </w:p>
-    <w:p>
-      <w:pPr>
-        <w:pStyle w:val="ListParagraph"/>
-        <w:numPr>
-          <w:ilvl w:val="2"/>
-          <w:numId w:val="22"/>
-        </w:numPr>
-      </w:pPr>
-      <w:r>
-        <w:t>On Course</w:t>
-      </w:r>
-    </w:p>
-    <w:p>
-      <w:pPr>
-        <w:pStyle w:val="ListParagraph"/>
-        <w:numPr>
-          <w:ilvl w:val="1"/>
-          <w:numId w:val="22"/>
-        </w:numPr>
-      </w:pPr>
-      <w:r>
-        <w:t>Coding</w:t>
-      </w:r>
-    </w:p>
-    <w:p>
-      <w:pPr>
-        <w:pStyle w:val="ListParagraph"/>
-        <w:numPr>
-          <w:ilvl w:val="2"/>
-          <w:numId w:val="22"/>
-        </w:numPr>
-      </w:pPr>
-      <w:r>
-        <w:t>On Course</w:t>
-      </w:r>
-    </w:p>
-    <w:p>
-      <w:pPr>
-        <w:pStyle w:val="ListParagraph"/>
-        <w:numPr>
-          <w:ilvl w:val="0"/>
-          <w:numId w:val="22"/>
-        </w:numPr>
-      </w:pPr>
-      <w:r>
-        <w:t>Additional task tomorrow</w:t>
-      </w:r>
-    </w:p>
-    <w:p>
-      <w:pPr>
-        <w:pStyle w:val="Heading3"/>
-        <w:ind w:left="360"/>
-      </w:pPr>
-      <w:bookmarkStart w:id="67" w:name="_n21s8u89tei4" w:colFirst="0" w:colLast="0"/>
-      <w:bookmarkStart w:id="68" w:name="_Toc169689650"/>
-      <w:bookmarkEnd w:id="67"/>
-      <w:r>
-        <w:t>5th of June</w:t>
-      </w:r>
-      <w:bookmarkEnd w:id="68"/>
-    </w:p>
-    <w:p>
-      <w:pPr>
-        <w:pStyle w:val="ListParagraph"/>
-        <w:numPr>
-          <w:ilvl w:val="0"/>
-          <w:numId w:val="22"/>
-        </w:numPr>
-      </w:pPr>
-      <w:r>
-        <w:t>Setting up Godot</w:t>
       </w:r>
     </w:p>
     <w:p>
@@ -9615,7 +9619,31 @@
         </w:numPr>
       </w:pPr>
       <w:r>
-        <w:t>Learnt about signals</w:t>
+        <w:t>Found out visual studio has a plug in</w:t>
+      </w:r>
+    </w:p>
+    <w:p>
+      <w:pPr>
+        <w:pStyle w:val="ListParagraph"/>
+        <w:numPr>
+          <w:ilvl w:val="0"/>
+          <w:numId w:val="22"/>
+        </w:numPr>
+      </w:pPr>
+      <w:r>
+        <w:t>Gantt Chart Progress check</w:t>
+      </w:r>
+    </w:p>
+    <w:p>
+      <w:pPr>
+        <w:pStyle w:val="ListParagraph"/>
+        <w:numPr>
+          <w:ilvl w:val="1"/>
+          <w:numId w:val="22"/>
+        </w:numPr>
+      </w:pPr>
+      <w:r>
+        <w:t>Algorithm</w:t>
       </w:r>
     </w:p>
     <w:p>
@@ -9627,22 +9655,55 @@
         </w:numPr>
       </w:pPr>
       <w:r>
-        <w:t xml:space="preserve">Learnt about effective documentation reading and forum </w:t>
-      </w:r>
-      <w:r>
-        <w:t>inquiries</w:t>
-      </w:r>
-    </w:p>
-    <w:p>
-      <w:pPr>
-        <w:pStyle w:val="ListParagraph"/>
-        <w:numPr>
-          <w:ilvl w:val="1"/>
-          <w:numId w:val="22"/>
-        </w:numPr>
-      </w:pPr>
-      <w:r>
-        <w:t>Created label on main game</w:t>
+        <w:t xml:space="preserve">Behind on schedule </w:t>
+      </w:r>
+    </w:p>
+    <w:p>
+      <w:pPr>
+        <w:pStyle w:val="ListParagraph"/>
+        <w:numPr>
+          <w:ilvl w:val="1"/>
+          <w:numId w:val="22"/>
+        </w:numPr>
+      </w:pPr>
+      <w:r>
+        <w:t>Documentation</w:t>
+      </w:r>
+    </w:p>
+    <w:p>
+      <w:pPr>
+        <w:pStyle w:val="ListParagraph"/>
+        <w:numPr>
+          <w:ilvl w:val="2"/>
+          <w:numId w:val="22"/>
+        </w:numPr>
+      </w:pPr>
+      <w:r>
+        <w:t>On Course</w:t>
+      </w:r>
+    </w:p>
+    <w:p>
+      <w:pPr>
+        <w:pStyle w:val="ListParagraph"/>
+        <w:numPr>
+          <w:ilvl w:val="1"/>
+          <w:numId w:val="22"/>
+        </w:numPr>
+      </w:pPr>
+      <w:r>
+        <w:t>Coding</w:t>
+      </w:r>
+    </w:p>
+    <w:p>
+      <w:pPr>
+        <w:pStyle w:val="ListParagraph"/>
+        <w:numPr>
+          <w:ilvl w:val="2"/>
+          <w:numId w:val="22"/>
+        </w:numPr>
+      </w:pPr>
+      <w:r>
+        <w:t>On Course</w:t>
       </w:r>
     </w:p>
     <w:p>
@@ -9654,92 +9715,22 @@
         </w:numPr>
       </w:pPr>
       <w:r>
-        <w:t>Gantt Chart Progress check</w:t>
-      </w:r>
-    </w:p>
-    <w:p>
-      <w:pPr>
-        <w:pStyle w:val="ListParagraph"/>
-        <w:numPr>
-          <w:ilvl w:val="1"/>
-          <w:numId w:val="22"/>
-        </w:numPr>
-      </w:pPr>
-      <w:r>
-        <w:t>Algorithm</w:t>
-      </w:r>
-    </w:p>
-    <w:p>
-      <w:pPr>
-        <w:pStyle w:val="ListParagraph"/>
-        <w:numPr>
-          <w:ilvl w:val="2"/>
-          <w:numId w:val="22"/>
-        </w:numPr>
-      </w:pPr>
-      <w:r>
-        <w:t xml:space="preserve">Behind on schedule </w:t>
-      </w:r>
-    </w:p>
-    <w:p>
-      <w:pPr>
-        <w:pStyle w:val="ListParagraph"/>
-        <w:numPr>
-          <w:ilvl w:val="1"/>
-          <w:numId w:val="22"/>
-        </w:numPr>
-      </w:pPr>
-      <w:r>
-        <w:t>Documentation</w:t>
-      </w:r>
-    </w:p>
-    <w:p>
-      <w:pPr>
-        <w:pStyle w:val="ListParagraph"/>
-        <w:numPr>
-          <w:ilvl w:val="2"/>
-          <w:numId w:val="22"/>
-        </w:numPr>
-      </w:pPr>
-      <w:r>
-        <w:t>On Course</w:t>
-      </w:r>
-    </w:p>
-    <w:p>
-      <w:pPr>
-        <w:pStyle w:val="ListParagraph"/>
-        <w:numPr>
-          <w:ilvl w:val="1"/>
-          <w:numId w:val="22"/>
-        </w:numPr>
-      </w:pPr>
-      <w:r>
-        <w:t>Coding</w:t>
-      </w:r>
-    </w:p>
-    <w:p>
-      <w:pPr>
-        <w:pStyle w:val="ListParagraph"/>
-        <w:numPr>
-          <w:ilvl w:val="2"/>
-          <w:numId w:val="22"/>
-        </w:numPr>
-      </w:pPr>
-      <w:r>
-        <w:lastRenderedPageBreak/>
-        <w:t>On Course</w:t>
-      </w:r>
-    </w:p>
-    <w:p>
-      <w:pPr>
-        <w:pStyle w:val="ListParagraph"/>
-        <w:numPr>
-          <w:ilvl w:val="0"/>
-          <w:numId w:val="22"/>
-        </w:numPr>
-      </w:pPr>
-      <w:r>
+        <w:rPr>
+          <w:lang w:val="en-US"/>
+        </w:rPr>
         <w:t>Additional task tomorrow</w:t>
+      </w:r>
+    </w:p>
+    <w:p>
+      <w:pPr>
+        <w:pStyle w:val="ListParagraph"/>
+        <w:numPr>
+          <w:ilvl w:val="1"/>
+          <w:numId w:val="22"/>
+        </w:numPr>
+      </w:pPr>
+      <w:r>
+        <w:t>Begin coding</w:t>
       </w:r>
     </w:p>
     <w:p>
@@ -9747,13 +9738,13 @@
         <w:pStyle w:val="Heading3"/>
         <w:ind w:left="360"/>
       </w:pPr>
-      <w:bookmarkStart w:id="69" w:name="_g3dtqtlo3pgl" w:colFirst="0" w:colLast="0"/>
-      <w:bookmarkStart w:id="70" w:name="_Toc169689651"/>
-      <w:bookmarkEnd w:id="69"/>
-      <w:r>
-        <w:t>6th of June</w:t>
-      </w:r>
-      <w:bookmarkEnd w:id="70"/>
+      <w:bookmarkStart w:name="_m8tmi6sc6uty" w:colFirst="0" w:colLast="0" w:id="65"/>
+      <w:bookmarkStart w:name="_Toc169689649" w:id="66"/>
+      <w:bookmarkEnd w:id="65"/>
+      <w:r>
+        <w:t>4th of June</w:t>
+      </w:r>
+      <w:bookmarkEnd w:id="66"/>
     </w:p>
     <w:p>
       <w:pPr>
@@ -9764,7 +9755,7 @@
         </w:numPr>
       </w:pPr>
       <w:r>
-        <w:t>Learning up Godot</w:t>
+        <w:t>Setting up Godot</w:t>
       </w:r>
     </w:p>
     <w:p>
@@ -9803,19 +9794,7 @@
         </w:numPr>
       </w:pPr>
       <w:r>
-        <w:t xml:space="preserve">Learn more about the physics engine of </w:t>
-      </w:r>
-      <w:r>
-        <w:t>Godot</w:t>
-      </w:r>
-      <w:r>
-        <w:t xml:space="preserve"> and properties that </w:t>
-      </w:r>
-      <w:r>
-        <w:t>I</w:t>
-      </w:r>
-      <w:r>
-        <w:t xml:space="preserve"> can change </w:t>
+        <w:t>Learnt stuff about nodes and scene</w:t>
       </w:r>
     </w:p>
     <w:p>
@@ -9923,6 +9902,9 @@
         </w:numPr>
       </w:pPr>
       <w:r>
+        <w:rPr>
+          <w:lang w:val="en-US"/>
+        </w:rPr>
         <w:t>Additional task tomorrow</w:t>
       </w:r>
     </w:p>
@@ -9931,13 +9913,13 @@
         <w:pStyle w:val="Heading3"/>
         <w:ind w:left="360"/>
       </w:pPr>
-      <w:bookmarkStart w:id="71" w:name="_53mbsk1yjlrw" w:colFirst="0" w:colLast="0"/>
-      <w:bookmarkStart w:id="72" w:name="_Toc169689652"/>
-      <w:bookmarkEnd w:id="71"/>
-      <w:r>
-        <w:t>7th of June</w:t>
-      </w:r>
-      <w:bookmarkEnd w:id="72"/>
+      <w:bookmarkStart w:name="_n21s8u89tei4" w:colFirst="0" w:colLast="0" w:id="67"/>
+      <w:bookmarkStart w:name="_Toc169689650" w:id="68"/>
+      <w:bookmarkEnd w:id="67"/>
+      <w:r>
+        <w:t>5th of June</w:t>
+      </w:r>
+      <w:bookmarkEnd w:id="68"/>
     </w:p>
     <w:p>
       <w:pPr>
@@ -9948,292 +9930,7 @@
         </w:numPr>
       </w:pPr>
       <w:r>
-        <w:t>Switched to Word</w:t>
-      </w:r>
-    </w:p>
-    <w:p>
-      <w:pPr>
-        <w:pStyle w:val="ListParagraph"/>
-        <w:numPr>
-          <w:ilvl w:val="1"/>
-          <w:numId w:val="22"/>
-        </w:numPr>
-      </w:pPr>
-      <w:r>
-        <w:t>Fixed formatting</w:t>
-      </w:r>
-    </w:p>
-    <w:p>
-      <w:pPr>
-        <w:pStyle w:val="ListParagraph"/>
-        <w:numPr>
-          <w:ilvl w:val="1"/>
-          <w:numId w:val="22"/>
-        </w:numPr>
-      </w:pPr>
-      <w:r>
-        <w:t>Added table of content</w:t>
-      </w:r>
-    </w:p>
-    <w:p>
-      <w:pPr>
-        <w:pStyle w:val="ListParagraph"/>
-        <w:numPr>
-          <w:ilvl w:val="1"/>
-          <w:numId w:val="22"/>
-        </w:numPr>
-      </w:pPr>
-      <w:r>
-        <w:t>Added title page</w:t>
-      </w:r>
-    </w:p>
-    <w:p>
-      <w:pPr>
-        <w:pStyle w:val="ListParagraph"/>
-        <w:numPr>
-          <w:ilvl w:val="0"/>
-          <w:numId w:val="22"/>
-        </w:numPr>
-      </w:pPr>
-      <w:r>
-        <w:t>Refined Design Brief</w:t>
-      </w:r>
-    </w:p>
-    <w:p>
-      <w:pPr>
-        <w:pStyle w:val="ListParagraph"/>
-        <w:numPr>
-          <w:ilvl w:val="1"/>
-          <w:numId w:val="22"/>
-        </w:numPr>
-      </w:pPr>
-      <w:r>
-        <w:t>Aims</w:t>
-      </w:r>
-    </w:p>
-    <w:p>
-      <w:pPr>
-        <w:pStyle w:val="ListParagraph"/>
-        <w:numPr>
-          <w:ilvl w:val="2"/>
-          <w:numId w:val="22"/>
-        </w:numPr>
-      </w:pPr>
-      <w:r>
-        <w:t>Added more specific elaboration</w:t>
-      </w:r>
-    </w:p>
-    <w:p>
-      <w:pPr>
-        <w:pStyle w:val="ListParagraph"/>
-        <w:numPr>
-          <w:ilvl w:val="1"/>
-          <w:numId w:val="22"/>
-        </w:numPr>
-      </w:pPr>
-      <w:r>
-        <w:t>Objectives</w:t>
-      </w:r>
-    </w:p>
-    <w:p>
-      <w:pPr>
-        <w:pStyle w:val="ListParagraph"/>
-        <w:numPr>
-          <w:ilvl w:val="2"/>
-          <w:numId w:val="22"/>
-        </w:numPr>
-      </w:pPr>
-      <w:r>
-        <w:t xml:space="preserve">Replace flask with </w:t>
-      </w:r>
-      <w:r>
-        <w:t>Godot</w:t>
-      </w:r>
-    </w:p>
-    <w:p>
-      <w:pPr>
-        <w:pStyle w:val="ListParagraph"/>
-        <w:numPr>
-          <w:ilvl w:val="2"/>
-          <w:numId w:val="22"/>
-        </w:numPr>
-      </w:pPr>
-      <w:r>
-        <w:t xml:space="preserve">Changed </w:t>
-      </w:r>
-      <w:r>
-        <w:t>wording</w:t>
-      </w:r>
-    </w:p>
-    <w:p>
-      <w:pPr>
-        <w:pStyle w:val="ListParagraph"/>
-        <w:numPr>
-          <w:ilvl w:val="3"/>
-          <w:numId w:val="22"/>
-        </w:numPr>
-      </w:pPr>
-      <w:r>
-        <w:t xml:space="preserve">Made for descriptive </w:t>
-      </w:r>
-    </w:p>
-    <w:p>
-      <w:pPr>
-        <w:pStyle w:val="ListParagraph"/>
-        <w:numPr>
-          <w:ilvl w:val="0"/>
-          <w:numId w:val="22"/>
-        </w:numPr>
-      </w:pPr>
-      <w:r>
-        <w:t>Refined Sketch of all screens that will appear</w:t>
-      </w:r>
-    </w:p>
-    <w:p>
-      <w:pPr>
-        <w:pStyle w:val="ListParagraph"/>
-        <w:numPr>
-          <w:ilvl w:val="1"/>
-          <w:numId w:val="22"/>
-        </w:numPr>
-      </w:pPr>
-      <w:r>
-        <w:t>Added legends</w:t>
-      </w:r>
-    </w:p>
-    <w:p>
-      <w:pPr>
-        <w:pStyle w:val="ListParagraph"/>
-        <w:numPr>
-          <w:ilvl w:val="0"/>
-          <w:numId w:val="22"/>
-        </w:numPr>
-      </w:pPr>
-      <w:r>
-        <w:t xml:space="preserve">Converted all image into scalable .svg images for quality </w:t>
-      </w:r>
-    </w:p>
-    <w:p>
-      <w:pPr>
-        <w:pStyle w:val="ListParagraph"/>
-        <w:numPr>
-          <w:ilvl w:val="0"/>
-          <w:numId w:val="22"/>
-        </w:numPr>
-      </w:pPr>
-      <w:r>
-        <w:t>Gantt Chart Progress check</w:t>
-      </w:r>
-    </w:p>
-    <w:p>
-      <w:pPr>
-        <w:pStyle w:val="ListParagraph"/>
-        <w:numPr>
-          <w:ilvl w:val="1"/>
-          <w:numId w:val="22"/>
-        </w:numPr>
-      </w:pPr>
-      <w:r>
-        <w:t>Algorithm</w:t>
-      </w:r>
-    </w:p>
-    <w:p>
-      <w:pPr>
-        <w:pStyle w:val="ListParagraph"/>
-        <w:numPr>
-          <w:ilvl w:val="2"/>
-          <w:numId w:val="22"/>
-        </w:numPr>
-      </w:pPr>
-      <w:r>
-        <w:t xml:space="preserve">Behind on schedule </w:t>
-      </w:r>
-    </w:p>
-    <w:p>
-      <w:pPr>
-        <w:pStyle w:val="ListParagraph"/>
-        <w:numPr>
-          <w:ilvl w:val="1"/>
-          <w:numId w:val="22"/>
-        </w:numPr>
-      </w:pPr>
-      <w:r>
-        <w:t>Documentation</w:t>
-      </w:r>
-    </w:p>
-    <w:p>
-      <w:pPr>
-        <w:pStyle w:val="ListParagraph"/>
-        <w:numPr>
-          <w:ilvl w:val="2"/>
-          <w:numId w:val="22"/>
-        </w:numPr>
-      </w:pPr>
-      <w:r>
-        <w:t>On Course</w:t>
-      </w:r>
-    </w:p>
-    <w:p>
-      <w:pPr>
-        <w:pStyle w:val="ListParagraph"/>
-        <w:numPr>
-          <w:ilvl w:val="1"/>
-          <w:numId w:val="22"/>
-        </w:numPr>
-      </w:pPr>
-      <w:r>
-        <w:t>Coding</w:t>
-      </w:r>
-    </w:p>
-    <w:p>
-      <w:pPr>
-        <w:pStyle w:val="ListParagraph"/>
-        <w:numPr>
-          <w:ilvl w:val="2"/>
-          <w:numId w:val="22"/>
-        </w:numPr>
-      </w:pPr>
-      <w:r>
-        <w:t>On Course</w:t>
-      </w:r>
-    </w:p>
-    <w:p>
-      <w:pPr>
-        <w:pStyle w:val="ListParagraph"/>
-        <w:numPr>
-          <w:ilvl w:val="0"/>
-          <w:numId w:val="22"/>
-        </w:numPr>
-      </w:pPr>
-      <w:r>
-        <w:t>Additional task tomorrow</w:t>
-      </w:r>
-    </w:p>
-    <w:p>
-      <w:pPr>
-        <w:pStyle w:val="Heading3"/>
-        <w:ind w:left="360"/>
-      </w:pPr>
-      <w:bookmarkStart w:id="73" w:name="_Toc169689653"/>
-      <w:r>
-        <w:lastRenderedPageBreak/>
-        <w:t>9th of June</w:t>
-      </w:r>
-      <w:bookmarkEnd w:id="73"/>
-    </w:p>
-    <w:p>
-      <w:pPr>
-        <w:pStyle w:val="ListParagraph"/>
-        <w:numPr>
-          <w:ilvl w:val="0"/>
-          <w:numId w:val="22"/>
-        </w:numPr>
-      </w:pPr>
-      <w:r>
-        <w:t>Learning</w:t>
-      </w:r>
-      <w:r>
-        <w:t xml:space="preserve"> up Godot</w:t>
+        <w:t>Setting up Godot</w:t>
       </w:r>
     </w:p>
     <w:p>
@@ -10257,7 +9954,10 @@
         </w:r>
       </w:hyperlink>
       <w:r>
-        <w:t>) on how to make use of Godot</w:t>
+        <w:t xml:space="preserve">) on how to make use of </w:t>
+      </w:r>
+      <w:r>
+        <w:t>Godot</w:t>
       </w:r>
     </w:p>
     <w:p>
@@ -10269,7 +9969,7 @@
         </w:numPr>
       </w:pPr>
       <w:r>
-        <w:t>Learnt how to read keyboard inputs</w:t>
+        <w:t>Learnt about signals</w:t>
       </w:r>
     </w:p>
     <w:p>
@@ -10281,7 +9981,22 @@
         </w:numPr>
       </w:pPr>
       <w:r>
-        <w:t>Learnt how to use signals</w:t>
+        <w:t xml:space="preserve">Learnt about effective documentation reading and forum </w:t>
+      </w:r>
+      <w:r>
+        <w:t>inquiries</w:t>
+      </w:r>
+    </w:p>
+    <w:p>
+      <w:pPr>
+        <w:pStyle w:val="ListParagraph"/>
+        <w:numPr>
+          <w:ilvl w:val="1"/>
+          <w:numId w:val="22"/>
+        </w:numPr>
+      </w:pPr>
+      <w:r>
+        <w:t>Created label on main game</w:t>
       </w:r>
     </w:p>
     <w:p>
@@ -10377,19 +10092,10 @@
         </w:numPr>
       </w:pPr>
       <w:r>
+        <w:rPr>
+          <w:lang w:val="en-US"/>
+        </w:rPr>
         <w:t>Additional task tomorrow</w:t>
-      </w:r>
-    </w:p>
-    <w:p>
-      <w:pPr>
-        <w:pStyle w:val="ListParagraph"/>
-        <w:numPr>
-          <w:ilvl w:val="1"/>
-          <w:numId w:val="22"/>
-        </w:numPr>
-      </w:pPr>
-      <w:r>
-        <w:t>Continue learning</w:t>
       </w:r>
     </w:p>
     <w:p>
@@ -10397,11 +10103,13 @@
         <w:pStyle w:val="Heading3"/>
         <w:ind w:left="360"/>
       </w:pPr>
-      <w:bookmarkStart w:id="74" w:name="_Toc169689654"/>
-      <w:r>
-        <w:t>10th of June</w:t>
-      </w:r>
-      <w:bookmarkEnd w:id="74"/>
+      <w:bookmarkStart w:name="_g3dtqtlo3pgl" w:colFirst="0" w:colLast="0" w:id="69"/>
+      <w:bookmarkStart w:name="_Toc169689651" w:id="70"/>
+      <w:bookmarkEnd w:id="69"/>
+      <w:r>
+        <w:t>6th of June</w:t>
+      </w:r>
+      <w:bookmarkEnd w:id="70"/>
     </w:p>
     <w:p>
       <w:pPr>
@@ -10436,7 +10144,10 @@
         </w:r>
       </w:hyperlink>
       <w:r>
-        <w:t>) on how to make use of Godot</w:t>
+        <w:t xml:space="preserve">) on how to make use of </w:t>
+      </w:r>
+      <w:r>
+        <w:t>Godot</w:t>
       </w:r>
     </w:p>
     <w:p>
@@ -10448,28 +10159,56 @@
         </w:numPr>
       </w:pPr>
       <w:r>
-        <w:t>Learnt how to make signals</w:t>
-      </w:r>
-    </w:p>
-    <w:p>
-      <w:pPr>
-        <w:pStyle w:val="ListParagraph"/>
-        <w:numPr>
-          <w:ilvl w:val="3"/>
-          <w:numId w:val="22"/>
-        </w:numPr>
-      </w:pPr>
-      <w:r>
-        <w:t xml:space="preserve">Learnt more modern uses of signals through this </w:t>
-      </w:r>
-      <w:hyperlink r:id="rId33" w:history="1">
-        <w:r>
-          <w:rPr>
-            <w:rStyle w:val="Hyperlink"/>
-          </w:rPr>
-          <w:t>video</w:t>
-        </w:r>
-      </w:hyperlink>
+        <w:t xml:space="preserve">Learn more about the physics engine of </w:t>
+      </w:r>
+      <w:r>
+        <w:t>Godot</w:t>
+      </w:r>
+      <w:r>
+        <w:t xml:space="preserve"> and properties that </w:t>
+      </w:r>
+      <w:r>
+        <w:t>I</w:t>
+      </w:r>
+      <w:r>
+        <w:t xml:space="preserve"> can change </w:t>
+      </w:r>
+    </w:p>
+    <w:p>
+      <w:pPr>
+        <w:pStyle w:val="ListParagraph"/>
+        <w:numPr>
+          <w:ilvl w:val="1"/>
+          <w:numId w:val="22"/>
+        </w:numPr>
+      </w:pPr>
+      <w:r>
+        <w:t>Set up main stuff</w:t>
+      </w:r>
+    </w:p>
+    <w:p>
+      <w:pPr>
+        <w:pStyle w:val="ListParagraph"/>
+        <w:numPr>
+          <w:ilvl w:val="0"/>
+          <w:numId w:val="22"/>
+        </w:numPr>
+      </w:pPr>
+      <w:r>
+        <w:t>Gantt Chart Progress check</w:t>
+      </w:r>
+    </w:p>
+    <w:p>
+      <w:pPr>
+        <w:pStyle w:val="ListParagraph"/>
+        <w:numPr>
+          <w:ilvl w:val="1"/>
+          <w:numId w:val="22"/>
+        </w:numPr>
+      </w:pPr>
+      <w:r>
+        <w:t>Algorithm</w:t>
+      </w:r>
     </w:p>
     <w:p>
       <w:pPr>
@@ -10480,34 +10219,56 @@
         </w:numPr>
       </w:pPr>
       <w:r>
-        <w:t>Buil</w:t>
-      </w:r>
-      <w:r>
-        <w:t>ding</w:t>
-      </w:r>
-      <w:r>
-        <w:t xml:space="preserve"> a small tutorial game; learnt new stuff</w:t>
-      </w:r>
-    </w:p>
-    <w:p>
-      <w:pPr>
-        <w:pStyle w:val="ListParagraph"/>
-        <w:numPr>
-          <w:ilvl w:val="1"/>
-          <w:numId w:val="22"/>
-        </w:numPr>
-      </w:pPr>
-      <w:r>
-        <w:t xml:space="preserve">Learnt about the “await” function from this </w:t>
-      </w:r>
-      <w:hyperlink r:id="rId34" w:history="1">
-        <w:r>
-          <w:rPr>
-            <w:rStyle w:val="Hyperlink"/>
-          </w:rPr>
-          <w:t>video</w:t>
-        </w:r>
-      </w:hyperlink>
+        <w:t xml:space="preserve">Behind on schedule </w:t>
+      </w:r>
+    </w:p>
+    <w:p>
+      <w:pPr>
+        <w:pStyle w:val="ListParagraph"/>
+        <w:numPr>
+          <w:ilvl w:val="1"/>
+          <w:numId w:val="22"/>
+        </w:numPr>
+      </w:pPr>
+      <w:r>
+        <w:t>Documentation</w:t>
+      </w:r>
+    </w:p>
+    <w:p>
+      <w:pPr>
+        <w:pStyle w:val="ListParagraph"/>
+        <w:numPr>
+          <w:ilvl w:val="2"/>
+          <w:numId w:val="22"/>
+        </w:numPr>
+      </w:pPr>
+      <w:r>
+        <w:t>On Course</w:t>
+      </w:r>
+    </w:p>
+    <w:p>
+      <w:pPr>
+        <w:pStyle w:val="ListParagraph"/>
+        <w:numPr>
+          <w:ilvl w:val="1"/>
+          <w:numId w:val="22"/>
+        </w:numPr>
+      </w:pPr>
+      <w:r>
+        <w:t>Coding</w:t>
+      </w:r>
+    </w:p>
+    <w:p>
+      <w:pPr>
+        <w:pStyle w:val="ListParagraph"/>
+        <w:numPr>
+          <w:ilvl w:val="2"/>
+          <w:numId w:val="22"/>
+        </w:numPr>
+      </w:pPr>
+      <w:r>
+        <w:t>On Course</w:t>
+      </w:r>
     </w:p>
     <w:p>
       <w:pPr>
@@ -10518,106 +10279,10 @@
         </w:numPr>
       </w:pPr>
       <w:r>
-        <w:t>Gantt Chart Progress check</w:t>
-      </w:r>
-    </w:p>
-    <w:p>
-      <w:pPr>
-        <w:pStyle w:val="ListParagraph"/>
-        <w:numPr>
-          <w:ilvl w:val="1"/>
-          <w:numId w:val="22"/>
-        </w:numPr>
-      </w:pPr>
-      <w:r>
-        <w:t>Algorithm</w:t>
-      </w:r>
-    </w:p>
-    <w:p>
-      <w:pPr>
-        <w:pStyle w:val="ListParagraph"/>
-        <w:numPr>
-          <w:ilvl w:val="2"/>
-          <w:numId w:val="22"/>
-        </w:numPr>
-      </w:pPr>
-      <w:r>
-        <w:t xml:space="preserve">Behind on schedule </w:t>
-      </w:r>
-    </w:p>
-    <w:p>
-      <w:pPr>
-        <w:pStyle w:val="ListParagraph"/>
-        <w:numPr>
-          <w:ilvl w:val="1"/>
-          <w:numId w:val="22"/>
-        </w:numPr>
-      </w:pPr>
-      <w:r>
-        <w:t>Documentation</w:t>
-      </w:r>
-    </w:p>
-    <w:p>
-      <w:pPr>
-        <w:pStyle w:val="ListParagraph"/>
-        <w:numPr>
-          <w:ilvl w:val="2"/>
-          <w:numId w:val="22"/>
-        </w:numPr>
-      </w:pPr>
-      <w:r>
-        <w:t>On Course</w:t>
-      </w:r>
-    </w:p>
-    <w:p>
-      <w:pPr>
-        <w:pStyle w:val="ListParagraph"/>
-        <w:numPr>
-          <w:ilvl w:val="1"/>
-          <w:numId w:val="22"/>
-        </w:numPr>
-      </w:pPr>
-      <w:r>
-        <w:t>Coding</w:t>
-      </w:r>
-    </w:p>
-    <w:p>
-      <w:pPr>
-        <w:pStyle w:val="ListParagraph"/>
-        <w:numPr>
-          <w:ilvl w:val="2"/>
-          <w:numId w:val="22"/>
-        </w:numPr>
-      </w:pPr>
-      <w:r>
-        <w:t>On Course</w:t>
-      </w:r>
-    </w:p>
-    <w:p>
-      <w:pPr>
-        <w:pStyle w:val="ListParagraph"/>
-        <w:numPr>
-          <w:ilvl w:val="0"/>
-          <w:numId w:val="22"/>
-        </w:numPr>
-      </w:pPr>
-      <w:r>
+        <w:rPr>
+          <w:lang w:val="en-US"/>
+        </w:rPr>
         <w:t>Additional task tomorrow</w:t>
-      </w:r>
-    </w:p>
-    <w:p>
-      <w:pPr>
-        <w:pStyle w:val="ListParagraph"/>
-        <w:numPr>
-          <w:ilvl w:val="1"/>
-          <w:numId w:val="22"/>
-        </w:numPr>
-      </w:pPr>
-      <w:r>
-        <w:t xml:space="preserve">Continue learning </w:t>
-      </w:r>
-      <w:r>
-        <w:tab/>
       </w:r>
     </w:p>
     <w:p>
@@ -10625,11 +10290,13 @@
         <w:pStyle w:val="Heading3"/>
         <w:ind w:left="360"/>
       </w:pPr>
-      <w:bookmarkStart w:id="75" w:name="_Toc169689655"/>
-      <w:r>
-        <w:t>13th of June</w:t>
-      </w:r>
-      <w:bookmarkEnd w:id="75"/>
+      <w:bookmarkStart w:name="_53mbsk1yjlrw" w:colFirst="0" w:colLast="0" w:id="71"/>
+      <w:bookmarkStart w:name="_Toc169689652" w:id="72"/>
+      <w:bookmarkEnd w:id="71"/>
+      <w:r>
+        <w:t>7th of June</w:t>
+      </w:r>
+      <w:bookmarkEnd w:id="72"/>
     </w:p>
     <w:p>
       <w:pPr>
@@ -10640,7 +10307,297 @@
         </w:numPr>
       </w:pPr>
       <w:r>
-        <w:t>Learning up Godot</w:t>
+        <w:t>Switched to Word</w:t>
+      </w:r>
+    </w:p>
+    <w:p>
+      <w:pPr>
+        <w:pStyle w:val="ListParagraph"/>
+        <w:numPr>
+          <w:ilvl w:val="1"/>
+          <w:numId w:val="22"/>
+        </w:numPr>
+      </w:pPr>
+      <w:r>
+        <w:t>Fixed formatting</w:t>
+      </w:r>
+    </w:p>
+    <w:p>
+      <w:pPr>
+        <w:pStyle w:val="ListParagraph"/>
+        <w:numPr>
+          <w:ilvl w:val="1"/>
+          <w:numId w:val="22"/>
+        </w:numPr>
+      </w:pPr>
+      <w:r>
+        <w:t>Added table of content</w:t>
+      </w:r>
+    </w:p>
+    <w:p>
+      <w:pPr>
+        <w:pStyle w:val="ListParagraph"/>
+        <w:numPr>
+          <w:ilvl w:val="1"/>
+          <w:numId w:val="22"/>
+        </w:numPr>
+      </w:pPr>
+      <w:r>
+        <w:t>Added title page</w:t>
+      </w:r>
+    </w:p>
+    <w:p>
+      <w:pPr>
+        <w:pStyle w:val="ListParagraph"/>
+        <w:numPr>
+          <w:ilvl w:val="0"/>
+          <w:numId w:val="22"/>
+        </w:numPr>
+      </w:pPr>
+      <w:r>
+        <w:t>Refined Design Brief</w:t>
+      </w:r>
+    </w:p>
+    <w:p>
+      <w:pPr>
+        <w:pStyle w:val="ListParagraph"/>
+        <w:numPr>
+          <w:ilvl w:val="1"/>
+          <w:numId w:val="22"/>
+        </w:numPr>
+      </w:pPr>
+      <w:r>
+        <w:t>Aims</w:t>
+      </w:r>
+    </w:p>
+    <w:p>
+      <w:pPr>
+        <w:pStyle w:val="ListParagraph"/>
+        <w:numPr>
+          <w:ilvl w:val="2"/>
+          <w:numId w:val="22"/>
+        </w:numPr>
+      </w:pPr>
+      <w:r>
+        <w:t>Added more specific elaboration</w:t>
+      </w:r>
+    </w:p>
+    <w:p>
+      <w:pPr>
+        <w:pStyle w:val="ListParagraph"/>
+        <w:numPr>
+          <w:ilvl w:val="1"/>
+          <w:numId w:val="22"/>
+        </w:numPr>
+      </w:pPr>
+      <w:r>
+        <w:t>Objectives</w:t>
+      </w:r>
+    </w:p>
+    <w:p>
+      <w:pPr>
+        <w:pStyle w:val="ListParagraph"/>
+        <w:numPr>
+          <w:ilvl w:val="2"/>
+          <w:numId w:val="22"/>
+        </w:numPr>
+      </w:pPr>
+      <w:r>
+        <w:t xml:space="preserve">Replace flask with </w:t>
+      </w:r>
+      <w:r>
+        <w:t>Godot</w:t>
+      </w:r>
+    </w:p>
+    <w:p>
+      <w:pPr>
+        <w:pStyle w:val="ListParagraph"/>
+        <w:numPr>
+          <w:ilvl w:val="2"/>
+          <w:numId w:val="22"/>
+        </w:numPr>
+      </w:pPr>
+      <w:r>
+        <w:t xml:space="preserve">Changed </w:t>
+      </w:r>
+      <w:r>
+        <w:t>wording</w:t>
+      </w:r>
+    </w:p>
+    <w:p>
+      <w:pPr>
+        <w:pStyle w:val="ListParagraph"/>
+        <w:numPr>
+          <w:ilvl w:val="3"/>
+          <w:numId w:val="22"/>
+        </w:numPr>
+      </w:pPr>
+      <w:r>
+        <w:t xml:space="preserve">Made for descriptive </w:t>
+      </w:r>
+    </w:p>
+    <w:p>
+      <w:pPr>
+        <w:pStyle w:val="ListParagraph"/>
+        <w:numPr>
+          <w:ilvl w:val="0"/>
+          <w:numId w:val="22"/>
+        </w:numPr>
+      </w:pPr>
+      <w:r>
+        <w:t>Refined Sketch of all screens that will appear</w:t>
+      </w:r>
+    </w:p>
+    <w:p>
+      <w:pPr>
+        <w:pStyle w:val="ListParagraph"/>
+        <w:numPr>
+          <w:ilvl w:val="1"/>
+          <w:numId w:val="22"/>
+        </w:numPr>
+      </w:pPr>
+      <w:r>
+        <w:t>Added legends</w:t>
+      </w:r>
+    </w:p>
+    <w:p>
+      <w:pPr>
+        <w:pStyle w:val="ListParagraph"/>
+        <w:numPr>
+          <w:ilvl w:val="0"/>
+          <w:numId w:val="22"/>
+        </w:numPr>
+      </w:pPr>
+      <w:r>
+        <w:rPr>
+          <w:lang w:val="en-US"/>
+        </w:rPr>
+        <w:t xml:space="preserve">Converted all image into scalable .svg images for quality </w:t>
+      </w:r>
+    </w:p>
+    <w:p>
+      <w:pPr>
+        <w:pStyle w:val="ListParagraph"/>
+        <w:numPr>
+          <w:ilvl w:val="0"/>
+          <w:numId w:val="22"/>
+        </w:numPr>
+      </w:pPr>
+      <w:r>
+        <w:t>Gantt Chart Progress check</w:t>
+      </w:r>
+    </w:p>
+    <w:p>
+      <w:pPr>
+        <w:pStyle w:val="ListParagraph"/>
+        <w:numPr>
+          <w:ilvl w:val="1"/>
+          <w:numId w:val="22"/>
+        </w:numPr>
+      </w:pPr>
+      <w:r>
+        <w:t>Algorithm</w:t>
+      </w:r>
+    </w:p>
+    <w:p>
+      <w:pPr>
+        <w:pStyle w:val="ListParagraph"/>
+        <w:numPr>
+          <w:ilvl w:val="2"/>
+          <w:numId w:val="22"/>
+        </w:numPr>
+      </w:pPr>
+      <w:r>
+        <w:t xml:space="preserve">Behind on schedule </w:t>
+      </w:r>
+    </w:p>
+    <w:p>
+      <w:pPr>
+        <w:pStyle w:val="ListParagraph"/>
+        <w:numPr>
+          <w:ilvl w:val="1"/>
+          <w:numId w:val="22"/>
+        </w:numPr>
+      </w:pPr>
+      <w:r>
+        <w:t>Documentation</w:t>
+      </w:r>
+    </w:p>
+    <w:p>
+      <w:pPr>
+        <w:pStyle w:val="ListParagraph"/>
+        <w:numPr>
+          <w:ilvl w:val="2"/>
+          <w:numId w:val="22"/>
+        </w:numPr>
+      </w:pPr>
+      <w:r>
+        <w:t>On Course</w:t>
+      </w:r>
+    </w:p>
+    <w:p>
+      <w:pPr>
+        <w:pStyle w:val="ListParagraph"/>
+        <w:numPr>
+          <w:ilvl w:val="1"/>
+          <w:numId w:val="22"/>
+        </w:numPr>
+      </w:pPr>
+      <w:r>
+        <w:t>Coding</w:t>
+      </w:r>
+    </w:p>
+    <w:p>
+      <w:pPr>
+        <w:pStyle w:val="ListParagraph"/>
+        <w:numPr>
+          <w:ilvl w:val="2"/>
+          <w:numId w:val="22"/>
+        </w:numPr>
+      </w:pPr>
+      <w:r>
+        <w:t>On Course</w:t>
+      </w:r>
+    </w:p>
+    <w:p>
+      <w:pPr>
+        <w:pStyle w:val="ListParagraph"/>
+        <w:numPr>
+          <w:ilvl w:val="0"/>
+          <w:numId w:val="22"/>
+        </w:numPr>
+      </w:pPr>
+      <w:r>
+        <w:rPr>
+          <w:lang w:val="en-US"/>
+        </w:rPr>
+        <w:t>Additional task tomorrow</w:t>
+      </w:r>
+    </w:p>
+    <w:p>
+      <w:pPr>
+        <w:pStyle w:val="Heading3"/>
+        <w:ind w:left="360"/>
+      </w:pPr>
+      <w:bookmarkStart w:name="_Toc169689653" w:id="73"/>
+      <w:r>
+        <w:t>9th of June</w:t>
+      </w:r>
+      <w:bookmarkEnd w:id="73"/>
+    </w:p>
+    <w:p>
+      <w:pPr>
+        <w:pStyle w:val="ListParagraph"/>
+        <w:numPr>
+          <w:ilvl w:val="0"/>
+          <w:numId w:val="22"/>
+        </w:numPr>
+      </w:pPr>
+      <w:r>
+        <w:t>Learning</w:t>
+      </w:r>
+      <w:r>
+        <w:t xml:space="preserve"> up Godot</w:t>
       </w:r>
     </w:p>
     <w:p>
@@ -10654,7 +10611,7 @@
       <w:r>
         <w:t>Watch videos (</w:t>
       </w:r>
-      <w:hyperlink r:id="rId35">
+      <w:hyperlink r:id="rId33">
         <w:r>
           <w:rPr>
             <w:color w:val="1155CC"/>
@@ -10676,7 +10633,19 @@
         </w:numPr>
       </w:pPr>
       <w:r>
-        <w:t>Building a small tutorial game; learnt new stuff</w:t>
+        <w:t>Learnt how to read keyboard inputs</w:t>
+      </w:r>
+    </w:p>
+    <w:p>
+      <w:pPr>
+        <w:pStyle w:val="ListParagraph"/>
+        <w:numPr>
+          <w:ilvl w:val="2"/>
+          <w:numId w:val="22"/>
+        </w:numPr>
+      </w:pPr>
+      <w:r>
+        <w:t>Learnt how to use signals</w:t>
       </w:r>
     </w:p>
     <w:p>
@@ -10760,7 +10729,6 @@
         </w:numPr>
       </w:pPr>
       <w:r>
-        <w:lastRenderedPageBreak/>
         <w:t>On Course</w:t>
       </w:r>
     </w:p>
@@ -10773,6 +10741,9 @@
         </w:numPr>
       </w:pPr>
       <w:r>
+        <w:rPr>
+          <w:lang w:val="en-US"/>
+        </w:rPr>
         <w:t>Additional task tomorrow</w:t>
       </w:r>
     </w:p>
@@ -10793,11 +10764,11 @@
         <w:pStyle w:val="Heading3"/>
         <w:ind w:left="360"/>
       </w:pPr>
-      <w:bookmarkStart w:id="76" w:name="_Toc169689656"/>
-      <w:r>
-        <w:t>14th of June</w:t>
-      </w:r>
-      <w:bookmarkEnd w:id="76"/>
+      <w:bookmarkStart w:name="_Toc169689654" w:id="74"/>
+      <w:r>
+        <w:t>10th of June</w:t>
+      </w:r>
+      <w:bookmarkEnd w:id="74"/>
     </w:p>
     <w:p>
       <w:pPr>
@@ -10822,7 +10793,7 @@
       <w:r>
         <w:t>Watch videos (</w:t>
       </w:r>
-      <w:hyperlink r:id="rId36">
+      <w:hyperlink r:id="rId34">
         <w:r>
           <w:rPr>
             <w:color w:val="1155CC"/>
@@ -10844,7 +10815,7 @@
         </w:numPr>
       </w:pPr>
       <w:r>
-        <w:t>Building a small tutorial game; learnt new stuff</w:t>
+        <w:t>Learnt how to make signals</w:t>
       </w:r>
     </w:p>
     <w:p>
@@ -10856,48 +10827,54 @@
         </w:numPr>
       </w:pPr>
       <w:r>
-        <w:t>area2d nodes</w:t>
-      </w:r>
-    </w:p>
-    <w:p>
-      <w:pPr>
-        <w:pStyle w:val="ListParagraph"/>
-        <w:numPr>
-          <w:ilvl w:val="3"/>
-          <w:numId w:val="22"/>
-        </w:numPr>
-      </w:pPr>
-      <w:r>
-        <w:t>get_viewport_</w:t>
-      </w:r>
-      <w:proofErr w:type="gramStart"/>
-      <w:r>
-        <w:t>rect(</w:t>
-      </w:r>
-      <w:proofErr w:type="gramEnd"/>
-      <w:r>
-        <w:t>).size</w:t>
-      </w:r>
-    </w:p>
-    <w:p>
-      <w:pPr>
-        <w:pStyle w:val="ListParagraph"/>
-        <w:numPr>
-          <w:ilvl w:val="3"/>
-          <w:numId w:val="22"/>
-        </w:numPr>
-      </w:pPr>
-      <w:r>
-        <w:t>clamp (</w:t>
-      </w:r>
-      <w:proofErr w:type="gramStart"/>
-      <w:r>
-        <w:t>x,y</w:t>
-      </w:r>
-      <w:proofErr w:type="gramEnd"/>
-      <w:r>
-        <w:t>,z)</w:t>
-      </w:r>
+        <w:t xml:space="preserve">Learnt more modern uses of signals through this </w:t>
+      </w:r>
+      <w:hyperlink w:history="1" r:id="rId35">
+        <w:r>
+          <w:rPr>
+            <w:rStyle w:val="Hyperlink"/>
+          </w:rPr>
+          <w:t>video</w:t>
+        </w:r>
+      </w:hyperlink>
+    </w:p>
+    <w:p>
+      <w:pPr>
+        <w:pStyle w:val="ListParagraph"/>
+        <w:numPr>
+          <w:ilvl w:val="2"/>
+          <w:numId w:val="22"/>
+        </w:numPr>
+      </w:pPr>
+      <w:r>
+        <w:t>Buil</w:t>
+      </w:r>
+      <w:r>
+        <w:t>ding</w:t>
+      </w:r>
+      <w:r>
+        <w:t xml:space="preserve"> a small tutorial game; learnt new stuff</w:t>
+      </w:r>
+    </w:p>
+    <w:p>
+      <w:pPr>
+        <w:pStyle w:val="ListParagraph"/>
+        <w:numPr>
+          <w:ilvl w:val="1"/>
+          <w:numId w:val="22"/>
+        </w:numPr>
+      </w:pPr>
+      <w:r>
+        <w:t xml:space="preserve">Learnt about the “await” function from this </w:t>
+      </w:r>
+      <w:hyperlink w:history="1" r:id="rId36">
+        <w:r>
+          <w:rPr>
+            <w:rStyle w:val="Hyperlink"/>
+          </w:rPr>
+          <w:t>video</w:t>
+        </w:r>
+      </w:hyperlink>
     </w:p>
     <w:p>
       <w:pPr>
@@ -10992,6 +10969,9 @@
         </w:numPr>
       </w:pPr>
       <w:r>
+        <w:rPr>
+          <w:lang w:val="en-US"/>
+        </w:rPr>
         <w:t>Additional task tomorrow</w:t>
       </w:r>
     </w:p>
@@ -11004,7 +10984,10 @@
         </w:numPr>
       </w:pPr>
       <w:r>
-        <w:t>Continue learning</w:t>
+        <w:t xml:space="preserve">Continue learning </w:t>
+      </w:r>
+      <w:r>
+        <w:tab/>
       </w:r>
     </w:p>
     <w:p>
@@ -11012,11 +10995,11 @@
         <w:pStyle w:val="Heading3"/>
         <w:ind w:left="360"/>
       </w:pPr>
-      <w:bookmarkStart w:id="77" w:name="_Toc169689657"/>
-      <w:r>
-        <w:t>15th of June</w:t>
-      </w:r>
-      <w:bookmarkEnd w:id="77"/>
+      <w:bookmarkStart w:name="_Toc169689655" w:id="75"/>
+      <w:r>
+        <w:t>13th of June</w:t>
+      </w:r>
+      <w:bookmarkEnd w:id="75"/>
     </w:p>
     <w:p>
       <w:pPr>
@@ -11070,66 +11053,6 @@
       <w:pPr>
         <w:pStyle w:val="ListParagraph"/>
         <w:numPr>
-          <w:ilvl w:val="3"/>
-          <w:numId w:val="22"/>
-        </w:numPr>
-      </w:pPr>
-      <w:r>
-        <w:t xml:space="preserve">% </w:t>
-      </w:r>
-      <w:proofErr w:type="gramStart"/>
-      <w:r>
-        <w:t>x.size</w:t>
-      </w:r>
-      <w:proofErr w:type="gramEnd"/>
-      <w:r>
-        <w:t>()</w:t>
-      </w:r>
-    </w:p>
-    <w:p>
-      <w:pPr>
-        <w:pStyle w:val="ListParagraph"/>
-        <w:numPr>
-          <w:ilvl w:val="3"/>
-          <w:numId w:val="22"/>
-        </w:numPr>
-      </w:pPr>
-      <w:r>
-        <w:t>randf_range(</w:t>
-      </w:r>
-      <w:proofErr w:type="gramStart"/>
-      <w:r>
-        <w:t>x,y</w:t>
-      </w:r>
-      <w:proofErr w:type="gramEnd"/>
-      <w:r>
-        <w:t>)</w:t>
-      </w:r>
-    </w:p>
-    <w:p>
-      <w:pPr>
-        <w:pStyle w:val="ListParagraph"/>
-        <w:numPr>
-          <w:ilvl w:val="3"/>
-          <w:numId w:val="22"/>
-        </w:numPr>
-      </w:pPr>
-      <w:r>
-        <w:t xml:space="preserve">x. </w:t>
-      </w:r>
-      <w:proofErr w:type="gramStart"/>
-      <w:r>
-        <w:t>new(</w:t>
-      </w:r>
-      <w:proofErr w:type="gramEnd"/>
-      <w:r>
-        <w:t>)</w:t>
-      </w:r>
-    </w:p>
-    <w:p>
-      <w:pPr>
-        <w:pStyle w:val="ListParagraph"/>
-        <w:numPr>
           <w:ilvl w:val="0"/>
           <w:numId w:val="22"/>
         </w:numPr>
@@ -11219,6 +11142,9 @@
         </w:numPr>
       </w:pPr>
       <w:r>
+        <w:rPr>
+          <w:lang w:val="en-US"/>
+        </w:rPr>
         <w:t>Additional task tomorrow</w:t>
       </w:r>
     </w:p>
@@ -11239,11 +11165,11 @@
         <w:pStyle w:val="Heading3"/>
         <w:ind w:left="360"/>
       </w:pPr>
-      <w:bookmarkStart w:id="78" w:name="_Toc169689658"/>
-      <w:r>
-        <w:t>18th of June</w:t>
-      </w:r>
-      <w:bookmarkEnd w:id="78"/>
+      <w:bookmarkStart w:name="_Toc169689656" w:id="76"/>
+      <w:r>
+        <w:t>14th of June</w:t>
+      </w:r>
+      <w:bookmarkEnd w:id="76"/>
     </w:p>
     <w:p>
       <w:pPr>
@@ -11285,12 +11211,441 @@
       <w:pPr>
         <w:pStyle w:val="ListParagraph"/>
         <w:numPr>
+          <w:ilvl w:val="2"/>
+          <w:numId w:val="22"/>
+        </w:numPr>
+      </w:pPr>
+      <w:r>
+        <w:t>Building a small tutorial game; learnt new stuff</w:t>
+      </w:r>
+    </w:p>
+    <w:p>
+      <w:pPr>
+        <w:pStyle w:val="ListParagraph"/>
+        <w:numPr>
           <w:ilvl w:val="3"/>
           <w:numId w:val="22"/>
         </w:numPr>
       </w:pPr>
       <w:r>
-        <w:lastRenderedPageBreak/>
+        <w:t>area2d nodes</w:t>
+      </w:r>
+    </w:p>
+    <w:p>
+      <w:pPr>
+        <w:pStyle w:val="ListParagraph"/>
+        <w:numPr>
+          <w:ilvl w:val="3"/>
+          <w:numId w:val="22"/>
+        </w:numPr>
+        <w:rPr>
+          <w:lang w:val="en-US"/>
+        </w:rPr>
+      </w:pPr>
+      <w:r>
+        <w:rPr>
+          <w:lang w:val="en-US"/>
+        </w:rPr>
+        <w:t>get_viewport_rect().size</w:t>
+      </w:r>
+    </w:p>
+    <w:p>
+      <w:pPr>
+        <w:pStyle w:val="ListParagraph"/>
+        <w:numPr>
+          <w:ilvl w:val="3"/>
+          <w:numId w:val="22"/>
+        </w:numPr>
+      </w:pPr>
+      <w:r>
+        <w:rPr>
+          <w:lang w:val="en-US"/>
+        </w:rPr>
+        <w:t>clamp (x,y,z)</w:t>
+      </w:r>
+    </w:p>
+    <w:p>
+      <w:pPr>
+        <w:pStyle w:val="ListParagraph"/>
+        <w:numPr>
+          <w:ilvl w:val="0"/>
+          <w:numId w:val="22"/>
+        </w:numPr>
+      </w:pPr>
+      <w:r>
+        <w:t>Gantt Chart Progress check</w:t>
+      </w:r>
+    </w:p>
+    <w:p>
+      <w:pPr>
+        <w:pStyle w:val="ListParagraph"/>
+        <w:numPr>
+          <w:ilvl w:val="1"/>
+          <w:numId w:val="22"/>
+        </w:numPr>
+      </w:pPr>
+      <w:r>
+        <w:t>Algorithm</w:t>
+      </w:r>
+    </w:p>
+    <w:p>
+      <w:pPr>
+        <w:pStyle w:val="ListParagraph"/>
+        <w:numPr>
+          <w:ilvl w:val="2"/>
+          <w:numId w:val="22"/>
+        </w:numPr>
+      </w:pPr>
+      <w:r>
+        <w:t xml:space="preserve">Behind on schedule </w:t>
+      </w:r>
+    </w:p>
+    <w:p>
+      <w:pPr>
+        <w:pStyle w:val="ListParagraph"/>
+        <w:numPr>
+          <w:ilvl w:val="1"/>
+          <w:numId w:val="22"/>
+        </w:numPr>
+      </w:pPr>
+      <w:r>
+        <w:t>Documentation</w:t>
+      </w:r>
+    </w:p>
+    <w:p>
+      <w:pPr>
+        <w:pStyle w:val="ListParagraph"/>
+        <w:numPr>
+          <w:ilvl w:val="2"/>
+          <w:numId w:val="22"/>
+        </w:numPr>
+      </w:pPr>
+      <w:r>
+        <w:t>On Course</w:t>
+      </w:r>
+    </w:p>
+    <w:p>
+      <w:pPr>
+        <w:pStyle w:val="ListParagraph"/>
+        <w:numPr>
+          <w:ilvl w:val="1"/>
+          <w:numId w:val="22"/>
+        </w:numPr>
+      </w:pPr>
+      <w:r>
+        <w:t>Coding</w:t>
+      </w:r>
+    </w:p>
+    <w:p>
+      <w:pPr>
+        <w:pStyle w:val="ListParagraph"/>
+        <w:numPr>
+          <w:ilvl w:val="2"/>
+          <w:numId w:val="22"/>
+        </w:numPr>
+      </w:pPr>
+      <w:r>
+        <w:t>On Course</w:t>
+      </w:r>
+    </w:p>
+    <w:p>
+      <w:pPr>
+        <w:pStyle w:val="ListParagraph"/>
+        <w:numPr>
+          <w:ilvl w:val="0"/>
+          <w:numId w:val="22"/>
+        </w:numPr>
+      </w:pPr>
+      <w:r>
+        <w:rPr>
+          <w:lang w:val="en-US"/>
+        </w:rPr>
+        <w:t>Additional task tomorrow</w:t>
+      </w:r>
+    </w:p>
+    <w:p>
+      <w:pPr>
+        <w:pStyle w:val="ListParagraph"/>
+        <w:numPr>
+          <w:ilvl w:val="1"/>
+          <w:numId w:val="22"/>
+        </w:numPr>
+      </w:pPr>
+      <w:r>
+        <w:t>Continue learning</w:t>
+      </w:r>
+    </w:p>
+    <w:p>
+      <w:pPr>
+        <w:pStyle w:val="Heading3"/>
+        <w:ind w:left="360"/>
+      </w:pPr>
+      <w:bookmarkStart w:name="_Toc169689657" w:id="77"/>
+      <w:r>
+        <w:t>15th of June</w:t>
+      </w:r>
+      <w:bookmarkEnd w:id="77"/>
+    </w:p>
+    <w:p>
+      <w:pPr>
+        <w:pStyle w:val="ListParagraph"/>
+        <w:numPr>
+          <w:ilvl w:val="0"/>
+          <w:numId w:val="22"/>
+        </w:numPr>
+      </w:pPr>
+      <w:r>
+        <w:t>Learning up Godot</w:t>
+      </w:r>
+    </w:p>
+    <w:p>
+      <w:pPr>
+        <w:pStyle w:val="ListParagraph"/>
+        <w:numPr>
+          <w:ilvl w:val="1"/>
+          <w:numId w:val="22"/>
+        </w:numPr>
+      </w:pPr>
+      <w:r>
+        <w:t>Watch videos (</w:t>
+      </w:r>
+      <w:hyperlink r:id="rId39">
+        <w:r>
+          <w:rPr>
+            <w:color w:val="1155CC"/>
+            <w:u w:val="single"/>
+          </w:rPr>
+          <w:t>playlist</w:t>
+        </w:r>
+      </w:hyperlink>
+      <w:r>
+        <w:t>) on how to make use of Godot</w:t>
+      </w:r>
+    </w:p>
+    <w:p>
+      <w:pPr>
+        <w:pStyle w:val="ListParagraph"/>
+        <w:numPr>
+          <w:ilvl w:val="2"/>
+          <w:numId w:val="22"/>
+        </w:numPr>
+      </w:pPr>
+      <w:r>
+        <w:t>Building a small tutorial game; learnt new stuff</w:t>
+      </w:r>
+    </w:p>
+    <w:p>
+      <w:pPr>
+        <w:pStyle w:val="ListParagraph"/>
+        <w:numPr>
+          <w:ilvl w:val="3"/>
+          <w:numId w:val="22"/>
+        </w:numPr>
+      </w:pPr>
+      <w:r>
+        <w:rPr>
+          <w:lang w:val="en-US"/>
+        </w:rPr>
+        <w:t>% x.size()</w:t>
+      </w:r>
+    </w:p>
+    <w:p>
+      <w:pPr>
+        <w:pStyle w:val="ListParagraph"/>
+        <w:numPr>
+          <w:ilvl w:val="3"/>
+          <w:numId w:val="22"/>
+        </w:numPr>
+      </w:pPr>
+      <w:r>
+        <w:rPr>
+          <w:lang w:val="en-US"/>
+        </w:rPr>
+        <w:t>randf_range(x,y)</w:t>
+      </w:r>
+    </w:p>
+    <w:p>
+      <w:pPr>
+        <w:pStyle w:val="ListParagraph"/>
+        <w:numPr>
+          <w:ilvl w:val="3"/>
+          <w:numId w:val="22"/>
+        </w:numPr>
+      </w:pPr>
+      <w:r>
+        <w:rPr>
+          <w:lang w:val="en-US"/>
+        </w:rPr>
+        <w:t>x. new()</w:t>
+      </w:r>
+    </w:p>
+    <w:p>
+      <w:pPr>
+        <w:pStyle w:val="ListParagraph"/>
+        <w:numPr>
+          <w:ilvl w:val="0"/>
+          <w:numId w:val="22"/>
+        </w:numPr>
+      </w:pPr>
+      <w:r>
+        <w:t>Gantt Chart Progress check</w:t>
+      </w:r>
+    </w:p>
+    <w:p>
+      <w:pPr>
+        <w:pStyle w:val="ListParagraph"/>
+        <w:numPr>
+          <w:ilvl w:val="1"/>
+          <w:numId w:val="22"/>
+        </w:numPr>
+      </w:pPr>
+      <w:r>
+        <w:t>Algorithm</w:t>
+      </w:r>
+    </w:p>
+    <w:p>
+      <w:pPr>
+        <w:pStyle w:val="ListParagraph"/>
+        <w:numPr>
+          <w:ilvl w:val="2"/>
+          <w:numId w:val="22"/>
+        </w:numPr>
+      </w:pPr>
+      <w:r>
+        <w:t xml:space="preserve">Behind on schedule </w:t>
+      </w:r>
+    </w:p>
+    <w:p>
+      <w:pPr>
+        <w:pStyle w:val="ListParagraph"/>
+        <w:numPr>
+          <w:ilvl w:val="1"/>
+          <w:numId w:val="22"/>
+        </w:numPr>
+      </w:pPr>
+      <w:r>
+        <w:t>Documentation</w:t>
+      </w:r>
+    </w:p>
+    <w:p>
+      <w:pPr>
+        <w:pStyle w:val="ListParagraph"/>
+        <w:numPr>
+          <w:ilvl w:val="2"/>
+          <w:numId w:val="22"/>
+        </w:numPr>
+      </w:pPr>
+      <w:r>
+        <w:t>On Course</w:t>
+      </w:r>
+    </w:p>
+    <w:p>
+      <w:pPr>
+        <w:pStyle w:val="ListParagraph"/>
+        <w:numPr>
+          <w:ilvl w:val="1"/>
+          <w:numId w:val="22"/>
+        </w:numPr>
+      </w:pPr>
+      <w:r>
+        <w:t>Coding</w:t>
+      </w:r>
+    </w:p>
+    <w:p>
+      <w:pPr>
+        <w:pStyle w:val="ListParagraph"/>
+        <w:numPr>
+          <w:ilvl w:val="2"/>
+          <w:numId w:val="22"/>
+        </w:numPr>
+      </w:pPr>
+      <w:r>
+        <w:t>On Course</w:t>
+      </w:r>
+    </w:p>
+    <w:p>
+      <w:pPr>
+        <w:pStyle w:val="ListParagraph"/>
+        <w:numPr>
+          <w:ilvl w:val="0"/>
+          <w:numId w:val="22"/>
+        </w:numPr>
+      </w:pPr>
+      <w:r>
+        <w:rPr>
+          <w:lang w:val="en-US"/>
+        </w:rPr>
+        <w:t>Additional task tomorrow</w:t>
+      </w:r>
+    </w:p>
+    <w:p>
+      <w:pPr>
+        <w:pStyle w:val="ListParagraph"/>
+        <w:numPr>
+          <w:ilvl w:val="1"/>
+          <w:numId w:val="22"/>
+        </w:numPr>
+      </w:pPr>
+      <w:r>
+        <w:t>Continue learning</w:t>
+      </w:r>
+    </w:p>
+    <w:p>
+      <w:pPr>
+        <w:pStyle w:val="Heading3"/>
+        <w:ind w:left="360"/>
+      </w:pPr>
+      <w:bookmarkStart w:name="_Toc169689658" w:id="78"/>
+      <w:r>
+        <w:t>18th of June</w:t>
+      </w:r>
+      <w:bookmarkEnd w:id="78"/>
+    </w:p>
+    <w:p>
+      <w:pPr>
+        <w:pStyle w:val="ListParagraph"/>
+        <w:numPr>
+          <w:ilvl w:val="0"/>
+          <w:numId w:val="22"/>
+        </w:numPr>
+      </w:pPr>
+      <w:r>
+        <w:t>Learning up Godot</w:t>
+      </w:r>
+    </w:p>
+    <w:p>
+      <w:pPr>
+        <w:pStyle w:val="ListParagraph"/>
+        <w:numPr>
+          <w:ilvl w:val="1"/>
+          <w:numId w:val="22"/>
+        </w:numPr>
+      </w:pPr>
+      <w:r>
+        <w:t>Watch videos (</w:t>
+      </w:r>
+      <w:hyperlink r:id="rId40">
+        <w:r>
+          <w:rPr>
+            <w:color w:val="1155CC"/>
+            <w:u w:val="single"/>
+          </w:rPr>
+          <w:t>playlist</w:t>
+        </w:r>
+      </w:hyperlink>
+      <w:r>
+        <w:t>) on how to make use of Godot</w:t>
+      </w:r>
+    </w:p>
+    <w:p>
+      <w:pPr>
+        <w:pStyle w:val="ListParagraph"/>
+        <w:numPr>
+          <w:ilvl w:val="3"/>
+          <w:numId w:val="22"/>
+        </w:numPr>
+      </w:pPr>
+      <w:r>
         <w:t xml:space="preserve">Finished </w:t>
       </w:r>
       <w:r>
@@ -11393,6 +11748,9 @@
         </w:numPr>
       </w:pPr>
       <w:r>
+        <w:rPr>
+          <w:lang w:val="en-US"/>
+        </w:rPr>
         <w:t>Additional task tomorrow</w:t>
       </w:r>
     </w:p>
@@ -11419,7 +11777,13 @@
         <w:ind w:left="360"/>
       </w:pPr>
       <w:r>
-        <w:t>18th of June</w:t>
+        <w:t>1</w:t>
+      </w:r>
+      <w:r>
+        <w:t>9</w:t>
+      </w:r>
+      <w:r>
+        <w:t>th of June</w:t>
       </w:r>
     </w:p>
     <w:p>
@@ -11455,6 +11819,9 @@
         </w:numPr>
       </w:pPr>
       <w:r>
+        <w:rPr>
+          <w:lang w:val="en-US"/>
+        </w:rPr>
         <w:t xml:space="preserve">Added svg “Icon.svg” </w:t>
       </w:r>
     </w:p>
@@ -11467,46 +11834,149 @@
         </w:numPr>
       </w:pPr>
       <w:r>
+        <w:rPr>
+          <w:lang w:val="en-US"/>
+        </w:rPr>
         <w:t xml:space="preserve">obtained from </w:t>
       </w:r>
-      <w:hyperlink r:id="rId39" w:history="1">
-        <w:proofErr w:type="spellStart"/>
+      <w:hyperlink r:id="rId41">
+        <w:r>
+          <w:rPr>
+            <w:rStyle w:val="Hyperlink"/>
+            <w:lang w:val="en-US"/>
+          </w:rPr>
+          <w:t>Flaticon</w:t>
+        </w:r>
+      </w:hyperlink>
+      <w:r>
+        <w:rPr>
+          <w:lang w:val="en-US"/>
+        </w:rPr>
+        <w:t xml:space="preserve"> as a png </w:t>
+      </w:r>
+    </w:p>
+    <w:p>
+      <w:pPr>
+        <w:pStyle w:val="ListParagraph"/>
+        <w:numPr>
+          <w:ilvl w:val="2"/>
+          <w:numId w:val="22"/>
+        </w:numPr>
+      </w:pPr>
+      <w:r>
+        <w:rPr>
+          <w:lang w:val="en-US"/>
+        </w:rPr>
+        <w:t>Converted svg through word</w:t>
+      </w:r>
+    </w:p>
+    <w:p>
+      <w:pPr>
+        <w:pStyle w:val="ListParagraph"/>
+        <w:numPr>
+          <w:ilvl w:val="1"/>
+          <w:numId w:val="22"/>
+        </w:numPr>
+      </w:pPr>
+      <w:r>
+        <w:t>Obtained font</w:t>
+      </w:r>
+    </w:p>
+    <w:p>
+      <w:pPr>
+        <w:pStyle w:val="ListParagraph"/>
+        <w:numPr>
+          <w:ilvl w:val="2"/>
+          <w:numId w:val="22"/>
+        </w:numPr>
+      </w:pPr>
+      <w:r>
+        <w:t>Gunmetal</w:t>
+      </w:r>
+    </w:p>
+    <w:p>
+      <w:pPr>
+        <w:pStyle w:val="ListParagraph"/>
+        <w:numPr>
+          <w:ilvl w:val="3"/>
+          <w:numId w:val="22"/>
+        </w:numPr>
+      </w:pPr>
+      <w:r>
+        <w:t xml:space="preserve">From </w:t>
+      </w:r>
+      <w:hyperlink w:history="1" r:id="rId42">
         <w:r>
           <w:rPr>
             <w:rStyle w:val="Hyperlink"/>
           </w:rPr>
-          <w:t>F</w:t>
+          <w:t>1001fonts</w:t>
         </w:r>
+      </w:hyperlink>
+      <w:r>
+        <w:t xml:space="preserve"> under freeware copyright</w:t>
+      </w:r>
+    </w:p>
+    <w:p>
+      <w:pPr>
+        <w:pStyle w:val="ListParagraph"/>
+        <w:numPr>
+          <w:ilvl w:val="3"/>
+          <w:numId w:val="22"/>
+        </w:numPr>
+      </w:pPr>
+      <w:r>
+        <w:t>Website says it is free for commercial use</w:t>
+      </w:r>
+    </w:p>
+    <w:p>
+      <w:pPr>
+        <w:pStyle w:val="ListParagraph"/>
+        <w:numPr>
+          <w:ilvl w:val="2"/>
+          <w:numId w:val="22"/>
+        </w:numPr>
+      </w:pPr>
+      <w:r>
+        <w:t>Fragile Bombers</w:t>
+      </w:r>
+    </w:p>
+    <w:p>
+      <w:pPr>
+        <w:pStyle w:val="ListParagraph"/>
+        <w:numPr>
+          <w:ilvl w:val="3"/>
+          <w:numId w:val="22"/>
+        </w:numPr>
+      </w:pPr>
+      <w:r>
+        <w:t xml:space="preserve">From </w:t>
+      </w:r>
+      <w:hyperlink w:history="1" r:id="rId43">
         <w:r>
           <w:rPr>
             <w:rStyle w:val="Hyperlink"/>
           </w:rPr>
-          <w:t>latic</w:t>
+          <w:t>1001fonts</w:t>
         </w:r>
-        <w:r>
-          <w:rPr>
-            <w:rStyle w:val="Hyperlink"/>
-          </w:rPr>
-          <w:t>o</w:t>
-        </w:r>
-        <w:r>
-          <w:rPr>
-            <w:rStyle w:val="Hyperlink"/>
-          </w:rPr>
-          <w:t>n</w:t>
-        </w:r>
-        <w:proofErr w:type="spellEnd"/>
       </w:hyperlink>
       <w:r>
-        <w:t xml:space="preserve"> as a </w:t>
-      </w:r>
-      <w:proofErr w:type="spellStart"/>
-      <w:r>
-        <w:t>png</w:t>
-      </w:r>
-      <w:proofErr w:type="spellEnd"/>
-      <w:r>
-        <w:t xml:space="preserve"> </w:t>
+        <w:t xml:space="preserve"> under </w:t>
+      </w:r>
+      <w:r>
+        <w:t>“no rights reserved” Creative Commons Zero license</w:t>
+      </w:r>
+    </w:p>
+    <w:p>
+      <w:pPr>
+        <w:pStyle w:val="ListParagraph"/>
+        <w:numPr>
+          <w:ilvl w:val="1"/>
+          <w:numId w:val="22"/>
+        </w:numPr>
+      </w:pPr>
+      <w:r>
+        <w:t>Started design HUD</w:t>
       </w:r>
     </w:p>
     <w:p>
@@ -11518,7 +11988,33 @@
         </w:numPr>
       </w:pPr>
       <w:r>
-        <w:t>Converted svg through word</w:t>
+        <w:t>Made quit and start buttons</w:t>
+      </w:r>
+    </w:p>
+    <w:p>
+      <w:pPr>
+        <w:pStyle w:val="ListParagraph"/>
+        <w:numPr>
+          <w:ilvl w:val="3"/>
+          <w:numId w:val="22"/>
+        </w:numPr>
+      </w:pPr>
+      <w:r>
+        <w:t xml:space="preserve">Made quit button functional </w:t>
+      </w:r>
+    </w:p>
+    <w:p>
+      <w:pPr>
+        <w:pStyle w:val="ListParagraph"/>
+        <w:numPr>
+          <w:ilvl w:val="2"/>
+          <w:numId w:val="22"/>
+        </w:numPr>
+        <w:rPr/>
+      </w:pPr>
+      <w:r>
+        <w:rPr/>
+        <w:t>Added title of game</w:t>
       </w:r>
     </w:p>
     <w:p>
@@ -11528,6 +12024,20 @@
           <w:ilvl w:val="0"/>
           <w:numId w:val="22"/>
         </w:numPr>
+        <w:rPr/>
+      </w:pPr>
+      <w:r>
+        <w:rPr/>
+        <w:t>Begin working on Algorithm</w:t>
+      </w:r>
+    </w:p>
+    <w:p>
+      <w:pPr>
+        <w:pStyle w:val="ListParagraph"/>
+        <w:numPr>
+          <w:ilvl w:val="0"/>
+          <w:numId w:val="22"/>
+        </w:numPr>
       </w:pPr>
       <w:r>
         <w:t>Gantt Chart Progress check</w:t>
@@ -11540,8 +12050,10 @@
           <w:ilvl w:val="1"/>
           <w:numId w:val="22"/>
         </w:numPr>
-      </w:pPr>
-      <w:r>
+        <w:rPr/>
+      </w:pPr>
+      <w:r>
+        <w:rPr/>
         <w:t>Algorithm</w:t>
       </w:r>
     </w:p>
@@ -11552,9 +12064,16 @@
           <w:ilvl w:val="2"/>
           <w:numId w:val="22"/>
         </w:numPr>
-      </w:pPr>
-      <w:r>
-        <w:t xml:space="preserve">Behind on schedule </w:t>
+        <w:suppressLineNumbers w:val="0"/>
+        <w:bidi w:val="0"/>
+        <w:spacing w:before="0" w:beforeAutospacing="off" w:after="0" w:afterAutospacing="off" w:line="276" w:lineRule="auto"/>
+        <w:ind w:left="2160" w:right="0" w:hanging="360"/>
+        <w:jc w:val="left"/>
+        <w:rPr/>
+      </w:pPr>
+      <w:r>
+        <w:rPr/>
+        <w:t>On course</w:t>
       </w:r>
     </w:p>
     <w:p>
@@ -11614,6 +12133,9 @@
         </w:numPr>
       </w:pPr>
       <w:r>
+        <w:rPr>
+          <w:lang w:val="en-US"/>
+        </w:rPr>
         <w:t>Additional task tomorrow</w:t>
       </w:r>
     </w:p>
@@ -11634,8 +12156,8 @@
     </w:p>
     <w:p/>
     <w:sectPr>
-      <w:footerReference w:type="default" r:id="rId40"/>
-      <w:pgSz w:w="12240" w:h="15840"/>
+      <w:footerReference w:type="default" r:id="rId44"/>
+      <w:pgSz w:w="12240" w:h="15840" w:orient="portrait"/>
       <w:pgMar w:top="1440" w:right="1440" w:bottom="1440" w:left="1440" w:header="720" w:footer="720" w:gutter="0"/>
       <w:pgNumType w:start="1"/>
       <w:cols w:space="720"/>
@@ -11647,7 +12169,7 @@
 </file>
 
 <file path=word/endnotes.xml><?xml version="1.0" encoding="utf-8"?>
-<w:endnotes xmlns:wpc="http://schemas.microsoft.com/office/word/2010/wordprocessingCanvas" xmlns:cx="http://schemas.microsoft.com/office/drawing/2014/chartex" xmlns:cx1="http://schemas.microsoft.com/office/drawing/2015/9/8/chartex" xmlns:cx2="http://schemas.microsoft.com/office/drawing/2015/10/21/chartex" xmlns:cx3="http://schemas.microsoft.com/office/drawing/2016/5/9/chartex" xmlns:cx4="http://schemas.microsoft.com/office/drawing/2016/5/10/chartex" xmlns:cx5="http://schemas.microsoft.com/office/drawing/2016/5/11/chartex" xmlns:cx6="http://schemas.microsoft.com/office/drawing/2016/5/12/chartex" xmlns:cx7="http://schemas.microsoft.com/office/drawing/2016/5/13/chartex" xmlns:cx8="http://schemas.microsoft.com/office/drawing/2016/5/14/chartex" xmlns:mc="http://schemas.openxmlformats.org/markup-compatibility/2006" xmlns:aink="http://schemas.microsoft.com/office/drawing/2016/ink" xmlns:am3d="http://schemas.microsoft.com/office/drawing/2017/model3d" xmlns:o="urn:schemas-microsoft-com:office:office" xmlns:oel="http://schemas.microsoft.com/office/2019/extlst" xmlns:r="http://schemas.openxmlformats.org/officeDocument/2006/relationships" xmlns:m="http://schemas.openxmlformats.org/officeDocument/2006/math" xmlns:v="urn:schemas-microsoft-com:vml" xmlns:wp14="http://schemas.microsoft.com/office/word/2010/wordprocessingDrawing" xmlns:wp="http://schemas.openxmlformats.org/drawingml/2006/wordprocessingDrawing" xmlns:w10="urn:schemas-microsoft-com:office:word" xmlns:w="http://schemas.openxmlformats.org/wordprocessingml/2006/main" xmlns:w14="http://schemas.microsoft.com/office/word/2010/wordml" xmlns:w15="http://schemas.microsoft.com/office/word/2012/wordml" xmlns:w16cex="http://schemas.microsoft.com/office/word/2018/wordml/cex" xmlns:w16cid="http://schemas.microsoft.com/office/word/2016/wordml/cid" xmlns:w16="http://schemas.microsoft.com/office/word/2018/wordml" xmlns:w16du="http://schemas.microsoft.com/office/word/2023/wordml/word16du" xmlns:w16sdtdh="http://schemas.microsoft.com/office/word/2020/wordml/sdtdatahash" xmlns:w16se="http://schemas.microsoft.com/office/word/2015/wordml/symex" xmlns:wpg="http://schemas.microsoft.com/office/word/2010/wordprocessingGroup" xmlns:wpi="http://schemas.microsoft.com/office/word/2010/wordprocessingInk" xmlns:wne="http://schemas.microsoft.com/office/word/2006/wordml" xmlns:wps="http://schemas.microsoft.com/office/word/2010/wordprocessingShape" mc:Ignorable="w14 w15 w16se w16cid w16 w16cex w16sdtdh w16du wp14">
+<w:endnotes xmlns:wpc="http://schemas.microsoft.com/office/word/2010/wordprocessingCanvas" xmlns:cx="http://schemas.microsoft.com/office/drawing/2014/chartex" xmlns:cx1="http://schemas.microsoft.com/office/drawing/2015/9/8/chartex" xmlns:cx2="http://schemas.microsoft.com/office/drawing/2015/10/21/chartex" xmlns:cx3="http://schemas.microsoft.com/office/drawing/2016/5/9/chartex" xmlns:cx4="http://schemas.microsoft.com/office/drawing/2016/5/10/chartex" xmlns:cx5="http://schemas.microsoft.com/office/drawing/2016/5/11/chartex" xmlns:cx6="http://schemas.microsoft.com/office/drawing/2016/5/12/chartex" xmlns:cx7="http://schemas.microsoft.com/office/drawing/2016/5/13/chartex" xmlns:cx8="http://schemas.microsoft.com/office/drawing/2016/5/14/chartex" xmlns:mc="http://schemas.openxmlformats.org/markup-compatibility/2006" xmlns:aink="http://schemas.microsoft.com/office/drawing/2016/ink" xmlns:am3d="http://schemas.microsoft.com/office/drawing/2017/model3d" xmlns:o="urn:schemas-microsoft-com:office:office" xmlns:oel="http://schemas.microsoft.com/office/2019/extlst" xmlns:r="http://schemas.openxmlformats.org/officeDocument/2006/relationships" xmlns:m="http://schemas.openxmlformats.org/officeDocument/2006/math" xmlns:v="urn:schemas-microsoft-com:vml" xmlns:wp14="http://schemas.microsoft.com/office/word/2010/wordprocessingDrawing" xmlns:wp="http://schemas.openxmlformats.org/drawingml/2006/wordprocessingDrawing" xmlns:w10="urn:schemas-microsoft-com:office:word" xmlns:w="http://schemas.openxmlformats.org/wordprocessingml/2006/main" xmlns:w14="http://schemas.microsoft.com/office/word/2010/wordml" xmlns:w15="http://schemas.microsoft.com/office/word/2012/wordml" xmlns:w16cex="http://schemas.microsoft.com/office/word/2018/wordml/cex" xmlns:w16cid="http://schemas.microsoft.com/office/word/2016/wordml/cid" xmlns:w16="http://schemas.microsoft.com/office/word/2018/wordml" xmlns:w16sdtdh="http://schemas.microsoft.com/office/word/2020/wordml/sdtdatahash" xmlns:w16se="http://schemas.microsoft.com/office/word/2015/wordml/symex" xmlns:wpg="http://schemas.microsoft.com/office/word/2010/wordprocessingGroup" xmlns:wpi="http://schemas.microsoft.com/office/word/2010/wordprocessingInk" xmlns:wne="http://schemas.microsoft.com/office/word/2006/wordml" xmlns:wps="http://schemas.microsoft.com/office/word/2010/wordprocessingShape" mc:Ignorable="w14 w15 w16se w16cid w16 w16cex w16sdtdh wp14">
   <w:endnote w:type="separator" w:id="-1">
     <w:p>
       <w:pPr>
@@ -11672,7 +12194,7 @@
 </file>
 
 <file path=word/footer1.xml><?xml version="1.0" encoding="utf-8"?>
-<w:ftr xmlns:wpc="http://schemas.microsoft.com/office/word/2010/wordprocessingCanvas" xmlns:cx="http://schemas.microsoft.com/office/drawing/2014/chartex" xmlns:cx1="http://schemas.microsoft.com/office/drawing/2015/9/8/chartex" xmlns:cx2="http://schemas.microsoft.com/office/drawing/2015/10/21/chartex" xmlns:cx3="http://schemas.microsoft.com/office/drawing/2016/5/9/chartex" xmlns:cx4="http://schemas.microsoft.com/office/drawing/2016/5/10/chartex" xmlns:cx5="http://schemas.microsoft.com/office/drawing/2016/5/11/chartex" xmlns:cx6="http://schemas.microsoft.com/office/drawing/2016/5/12/chartex" xmlns:cx7="http://schemas.microsoft.com/office/drawing/2016/5/13/chartex" xmlns:cx8="http://schemas.microsoft.com/office/drawing/2016/5/14/chartex" xmlns:mc="http://schemas.openxmlformats.org/markup-compatibility/2006" xmlns:aink="http://schemas.microsoft.com/office/drawing/2016/ink" xmlns:am3d="http://schemas.microsoft.com/office/drawing/2017/model3d" xmlns:o="urn:schemas-microsoft-com:office:office" xmlns:oel="http://schemas.microsoft.com/office/2019/extlst" xmlns:r="http://schemas.openxmlformats.org/officeDocument/2006/relationships" xmlns:m="http://schemas.openxmlformats.org/officeDocument/2006/math" xmlns:v="urn:schemas-microsoft-com:vml" xmlns:wp14="http://schemas.microsoft.com/office/word/2010/wordprocessingDrawing" xmlns:wp="http://schemas.openxmlformats.org/drawingml/2006/wordprocessingDrawing" xmlns:w10="urn:schemas-microsoft-com:office:word" xmlns:w="http://schemas.openxmlformats.org/wordprocessingml/2006/main" xmlns:w14="http://schemas.microsoft.com/office/word/2010/wordml" xmlns:w15="http://schemas.microsoft.com/office/word/2012/wordml" xmlns:w16cex="http://schemas.microsoft.com/office/word/2018/wordml/cex" xmlns:w16cid="http://schemas.microsoft.com/office/word/2016/wordml/cid" xmlns:w16="http://schemas.microsoft.com/office/word/2018/wordml" xmlns:w16du="http://schemas.microsoft.com/office/word/2023/wordml/word16du" xmlns:w16sdtdh="http://schemas.microsoft.com/office/word/2020/wordml/sdtdatahash" xmlns:w16se="http://schemas.microsoft.com/office/word/2015/wordml/symex" xmlns:wpg="http://schemas.microsoft.com/office/word/2010/wordprocessingGroup" xmlns:wpi="http://schemas.microsoft.com/office/word/2010/wordprocessingInk" xmlns:wne="http://schemas.microsoft.com/office/word/2006/wordml" xmlns:wps="http://schemas.microsoft.com/office/word/2010/wordprocessingShape" mc:Ignorable="w14 w15 w16se w16cid w16 w16cex w16sdtdh w16du wp14">
+<w:ftr xmlns:wpc="http://schemas.microsoft.com/office/word/2010/wordprocessingCanvas" xmlns:cx="http://schemas.microsoft.com/office/drawing/2014/chartex" xmlns:cx1="http://schemas.microsoft.com/office/drawing/2015/9/8/chartex" xmlns:cx2="http://schemas.microsoft.com/office/drawing/2015/10/21/chartex" xmlns:cx3="http://schemas.microsoft.com/office/drawing/2016/5/9/chartex" xmlns:cx4="http://schemas.microsoft.com/office/drawing/2016/5/10/chartex" xmlns:cx5="http://schemas.microsoft.com/office/drawing/2016/5/11/chartex" xmlns:cx6="http://schemas.microsoft.com/office/drawing/2016/5/12/chartex" xmlns:cx7="http://schemas.microsoft.com/office/drawing/2016/5/13/chartex" xmlns:cx8="http://schemas.microsoft.com/office/drawing/2016/5/14/chartex" xmlns:mc="http://schemas.openxmlformats.org/markup-compatibility/2006" xmlns:aink="http://schemas.microsoft.com/office/drawing/2016/ink" xmlns:am3d="http://schemas.microsoft.com/office/drawing/2017/model3d" xmlns:o="urn:schemas-microsoft-com:office:office" xmlns:oel="http://schemas.microsoft.com/office/2019/extlst" xmlns:r="http://schemas.openxmlformats.org/officeDocument/2006/relationships" xmlns:m="http://schemas.openxmlformats.org/officeDocument/2006/math" xmlns:v="urn:schemas-microsoft-com:vml" xmlns:wp14="http://schemas.microsoft.com/office/word/2010/wordprocessingDrawing" xmlns:wp="http://schemas.openxmlformats.org/drawingml/2006/wordprocessingDrawing" xmlns:w10="urn:schemas-microsoft-com:office:word" xmlns:w="http://schemas.openxmlformats.org/wordprocessingml/2006/main" xmlns:w14="http://schemas.microsoft.com/office/word/2010/wordml" xmlns:w15="http://schemas.microsoft.com/office/word/2012/wordml" xmlns:w16cex="http://schemas.microsoft.com/office/word/2018/wordml/cex" xmlns:w16cid="http://schemas.microsoft.com/office/word/2016/wordml/cid" xmlns:w16="http://schemas.microsoft.com/office/word/2018/wordml" xmlns:w16sdtdh="http://schemas.microsoft.com/office/word/2020/wordml/sdtdatahash" xmlns:w16se="http://schemas.microsoft.com/office/word/2015/wordml/symex" xmlns:wpg="http://schemas.microsoft.com/office/word/2010/wordprocessingGroup" xmlns:wpi="http://schemas.microsoft.com/office/word/2010/wordprocessingInk" xmlns:wne="http://schemas.microsoft.com/office/word/2006/wordml" xmlns:wps="http://schemas.microsoft.com/office/word/2010/wordprocessingShape" mc:Ignorable="w14 w15 w16se w16cid w16 w16cex w16sdtdh wp14">
   <w:sdt>
     <w:sdtPr>
       <w:id w:val="229504265"/>
@@ -11727,7 +12249,7 @@
 </file>
 
 <file path=word/footnotes.xml><?xml version="1.0" encoding="utf-8"?>
-<w:footnotes xmlns:wpc="http://schemas.microsoft.com/office/word/2010/wordprocessingCanvas" xmlns:cx="http://schemas.microsoft.com/office/drawing/2014/chartex" xmlns:cx1="http://schemas.microsoft.com/office/drawing/2015/9/8/chartex" xmlns:cx2="http://schemas.microsoft.com/office/drawing/2015/10/21/chartex" xmlns:cx3="http://schemas.microsoft.com/office/drawing/2016/5/9/chartex" xmlns:cx4="http://schemas.microsoft.com/office/drawing/2016/5/10/chartex" xmlns:cx5="http://schemas.microsoft.com/office/drawing/2016/5/11/chartex" xmlns:cx6="http://schemas.microsoft.com/office/drawing/2016/5/12/chartex" xmlns:cx7="http://schemas.microsoft.com/office/drawing/2016/5/13/chartex" xmlns:cx8="http://schemas.microsoft.com/office/drawing/2016/5/14/chartex" xmlns:mc="http://schemas.openxmlformats.org/markup-compatibility/2006" xmlns:aink="http://schemas.microsoft.com/office/drawing/2016/ink" xmlns:am3d="http://schemas.microsoft.com/office/drawing/2017/model3d" xmlns:o="urn:schemas-microsoft-com:office:office" xmlns:oel="http://schemas.microsoft.com/office/2019/extlst" xmlns:r="http://schemas.openxmlformats.org/officeDocument/2006/relationships" xmlns:m="http://schemas.openxmlformats.org/officeDocument/2006/math" xmlns:v="urn:schemas-microsoft-com:vml" xmlns:wp14="http://schemas.microsoft.com/office/word/2010/wordprocessingDrawing" xmlns:wp="http://schemas.openxmlformats.org/drawingml/2006/wordprocessingDrawing" xmlns:w10="urn:schemas-microsoft-com:office:word" xmlns:w="http://schemas.openxmlformats.org/wordprocessingml/2006/main" xmlns:w14="http://schemas.microsoft.com/office/word/2010/wordml" xmlns:w15="http://schemas.microsoft.com/office/word/2012/wordml" xmlns:w16cex="http://schemas.microsoft.com/office/word/2018/wordml/cex" xmlns:w16cid="http://schemas.microsoft.com/office/word/2016/wordml/cid" xmlns:w16="http://schemas.microsoft.com/office/word/2018/wordml" xmlns:w16du="http://schemas.microsoft.com/office/word/2023/wordml/word16du" xmlns:w16sdtdh="http://schemas.microsoft.com/office/word/2020/wordml/sdtdatahash" xmlns:w16se="http://schemas.microsoft.com/office/word/2015/wordml/symex" xmlns:wpg="http://schemas.microsoft.com/office/word/2010/wordprocessingGroup" xmlns:wpi="http://schemas.microsoft.com/office/word/2010/wordprocessingInk" xmlns:wne="http://schemas.microsoft.com/office/word/2006/wordml" xmlns:wps="http://schemas.microsoft.com/office/word/2010/wordprocessingShape" mc:Ignorable="w14 w15 w16se w16cid w16 w16cex w16sdtdh w16du wp14">
+<w:footnotes xmlns:wpc="http://schemas.microsoft.com/office/word/2010/wordprocessingCanvas" xmlns:cx="http://schemas.microsoft.com/office/drawing/2014/chartex" xmlns:cx1="http://schemas.microsoft.com/office/drawing/2015/9/8/chartex" xmlns:cx2="http://schemas.microsoft.com/office/drawing/2015/10/21/chartex" xmlns:cx3="http://schemas.microsoft.com/office/drawing/2016/5/9/chartex" xmlns:cx4="http://schemas.microsoft.com/office/drawing/2016/5/10/chartex" xmlns:cx5="http://schemas.microsoft.com/office/drawing/2016/5/11/chartex" xmlns:cx6="http://schemas.microsoft.com/office/drawing/2016/5/12/chartex" xmlns:cx7="http://schemas.microsoft.com/office/drawing/2016/5/13/chartex" xmlns:cx8="http://schemas.microsoft.com/office/drawing/2016/5/14/chartex" xmlns:mc="http://schemas.openxmlformats.org/markup-compatibility/2006" xmlns:aink="http://schemas.microsoft.com/office/drawing/2016/ink" xmlns:am3d="http://schemas.microsoft.com/office/drawing/2017/model3d" xmlns:o="urn:schemas-microsoft-com:office:office" xmlns:oel="http://schemas.microsoft.com/office/2019/extlst" xmlns:r="http://schemas.openxmlformats.org/officeDocument/2006/relationships" xmlns:m="http://schemas.openxmlformats.org/officeDocument/2006/math" xmlns:v="urn:schemas-microsoft-com:vml" xmlns:wp14="http://schemas.microsoft.com/office/word/2010/wordprocessingDrawing" xmlns:wp="http://schemas.openxmlformats.org/drawingml/2006/wordprocessingDrawing" xmlns:w10="urn:schemas-microsoft-com:office:word" xmlns:w="http://schemas.openxmlformats.org/wordprocessingml/2006/main" xmlns:w14="http://schemas.microsoft.com/office/word/2010/wordml" xmlns:w15="http://schemas.microsoft.com/office/word/2012/wordml" xmlns:w16cex="http://schemas.microsoft.com/office/word/2018/wordml/cex" xmlns:w16cid="http://schemas.microsoft.com/office/word/2016/wordml/cid" xmlns:w16="http://schemas.microsoft.com/office/word/2018/wordml" xmlns:w16sdtdh="http://schemas.microsoft.com/office/word/2020/wordml/sdtdatahash" xmlns:w16se="http://schemas.microsoft.com/office/word/2015/wordml/symex" xmlns:wpg="http://schemas.microsoft.com/office/word/2010/wordprocessingGroup" xmlns:wpi="http://schemas.microsoft.com/office/word/2010/wordprocessingInk" xmlns:wne="http://schemas.microsoft.com/office/word/2006/wordml" xmlns:wps="http://schemas.microsoft.com/office/word/2010/wordprocessingShape" mc:Ignorable="w14 w15 w16se w16cid w16 w16cex w16sdtdh wp14">
   <w:footnote w:type="separator" w:id="-1">
     <w:p>
       <w:pPr>
@@ -11752,7 +12274,7 @@
 </file>
 
 <file path=word/numbering.xml><?xml version="1.0" encoding="utf-8"?>
-<w:numbering xmlns:wpc="http://schemas.microsoft.com/office/word/2010/wordprocessingCanvas" xmlns:cx="http://schemas.microsoft.com/office/drawing/2014/chartex" xmlns:cx1="http://schemas.microsoft.com/office/drawing/2015/9/8/chartex" xmlns:cx2="http://schemas.microsoft.com/office/drawing/2015/10/21/chartex" xmlns:cx3="http://schemas.microsoft.com/office/drawing/2016/5/9/chartex" xmlns:cx4="http://schemas.microsoft.com/office/drawing/2016/5/10/chartex" xmlns:cx5="http://schemas.microsoft.com/office/drawing/2016/5/11/chartex" xmlns:cx6="http://schemas.microsoft.com/office/drawing/2016/5/12/chartex" xmlns:cx7="http://schemas.microsoft.com/office/drawing/2016/5/13/chartex" xmlns:cx8="http://schemas.microsoft.com/office/drawing/2016/5/14/chartex" xmlns:mc="http://schemas.openxmlformats.org/markup-compatibility/2006" xmlns:aink="http://schemas.microsoft.com/office/drawing/2016/ink" xmlns:am3d="http://schemas.microsoft.com/office/drawing/2017/model3d" xmlns:o="urn:schemas-microsoft-com:office:office" xmlns:oel="http://schemas.microsoft.com/office/2019/extlst" xmlns:r="http://schemas.openxmlformats.org/officeDocument/2006/relationships" xmlns:m="http://schemas.openxmlformats.org/officeDocument/2006/math" xmlns:v="urn:schemas-microsoft-com:vml" xmlns:wp14="http://schemas.microsoft.com/office/word/2010/wordprocessingDrawing" xmlns:wp="http://schemas.openxmlformats.org/drawingml/2006/wordprocessingDrawing" xmlns:w10="urn:schemas-microsoft-com:office:word" xmlns:w="http://schemas.openxmlformats.org/wordprocessingml/2006/main" xmlns:w14="http://schemas.microsoft.com/office/word/2010/wordml" xmlns:w15="http://schemas.microsoft.com/office/word/2012/wordml" xmlns:w16cex="http://schemas.microsoft.com/office/word/2018/wordml/cex" xmlns:w16cid="http://schemas.microsoft.com/office/word/2016/wordml/cid" xmlns:w16="http://schemas.microsoft.com/office/word/2018/wordml" xmlns:w16du="http://schemas.microsoft.com/office/word/2023/wordml/word16du" xmlns:w16sdtdh="http://schemas.microsoft.com/office/word/2020/wordml/sdtdatahash" xmlns:w16se="http://schemas.microsoft.com/office/word/2015/wordml/symex" xmlns:wpg="http://schemas.microsoft.com/office/word/2010/wordprocessingGroup" xmlns:wpi="http://schemas.microsoft.com/office/word/2010/wordprocessingInk" xmlns:wne="http://schemas.microsoft.com/office/word/2006/wordml" xmlns:wps="http://schemas.microsoft.com/office/word/2010/wordprocessingShape" mc:Ignorable="w14 w15 w16se w16cid w16 w16cex w16sdtdh w16du wp14">
+<w:numbering xmlns:wpc="http://schemas.microsoft.com/office/word/2010/wordprocessingCanvas" xmlns:cx="http://schemas.microsoft.com/office/drawing/2014/chartex" xmlns:cx1="http://schemas.microsoft.com/office/drawing/2015/9/8/chartex" xmlns:cx2="http://schemas.microsoft.com/office/drawing/2015/10/21/chartex" xmlns:cx3="http://schemas.microsoft.com/office/drawing/2016/5/9/chartex" xmlns:cx4="http://schemas.microsoft.com/office/drawing/2016/5/10/chartex" xmlns:cx5="http://schemas.microsoft.com/office/drawing/2016/5/11/chartex" xmlns:cx6="http://schemas.microsoft.com/office/drawing/2016/5/12/chartex" xmlns:cx7="http://schemas.microsoft.com/office/drawing/2016/5/13/chartex" xmlns:cx8="http://schemas.microsoft.com/office/drawing/2016/5/14/chartex" xmlns:mc="http://schemas.openxmlformats.org/markup-compatibility/2006" xmlns:aink="http://schemas.microsoft.com/office/drawing/2016/ink" xmlns:am3d="http://schemas.microsoft.com/office/drawing/2017/model3d" xmlns:o="urn:schemas-microsoft-com:office:office" xmlns:oel="http://schemas.microsoft.com/office/2019/extlst" xmlns:r="http://schemas.openxmlformats.org/officeDocument/2006/relationships" xmlns:m="http://schemas.openxmlformats.org/officeDocument/2006/math" xmlns:v="urn:schemas-microsoft-com:vml" xmlns:wp14="http://schemas.microsoft.com/office/word/2010/wordprocessingDrawing" xmlns:wp="http://schemas.openxmlformats.org/drawingml/2006/wordprocessingDrawing" xmlns:w10="urn:schemas-microsoft-com:office:word" xmlns:w="http://schemas.openxmlformats.org/wordprocessingml/2006/main" xmlns:w14="http://schemas.microsoft.com/office/word/2010/wordml" xmlns:w15="http://schemas.microsoft.com/office/word/2012/wordml" xmlns:w16cex="http://schemas.microsoft.com/office/word/2018/wordml/cex" xmlns:w16cid="http://schemas.microsoft.com/office/word/2016/wordml/cid" xmlns:w16="http://schemas.microsoft.com/office/word/2018/wordml" xmlns:w16sdtdh="http://schemas.microsoft.com/office/word/2020/wordml/sdtdatahash" xmlns:w16se="http://schemas.microsoft.com/office/word/2015/wordml/symex" xmlns:wpg="http://schemas.microsoft.com/office/word/2010/wordprocessingGroup" xmlns:wpi="http://schemas.microsoft.com/office/word/2010/wordprocessingInk" xmlns:wne="http://schemas.microsoft.com/office/word/2006/wordml" xmlns:wps="http://schemas.microsoft.com/office/word/2010/wordprocessingShape" mc:Ignorable="w14 w15 w16se w16cid w16 w16cex w16sdtdh wp14">
   <w:abstractNum w:abstractNumId="0" w15:restartNumberingAfterBreak="0">
     <w:nsid w:val="039F1BC4"/>
     <w:multiLevelType w:val="multilevel"/>
@@ -11878,7 +12400,7 @@
         <w:ind w:left="720" w:hanging="360"/>
       </w:pPr>
       <w:rPr>
-        <w:rFonts w:ascii="Symbol" w:eastAsia="Arial" w:hAnsi="Symbol" w:cs="Arial" w:hint="default"/>
+        <w:rFonts w:hint="default" w:ascii="Symbol" w:hAnsi="Symbol" w:eastAsia="Arial" w:cs="Arial"/>
       </w:rPr>
     </w:lvl>
     <w:lvl w:ilvl="1" w:tplc="0C090003">
@@ -11890,7 +12412,7 @@
         <w:ind w:left="1440" w:hanging="360"/>
       </w:pPr>
       <w:rPr>
-        <w:rFonts w:ascii="Courier New" w:hAnsi="Courier New" w:cs="Courier New" w:hint="default"/>
+        <w:rFonts w:hint="default" w:ascii="Courier New" w:hAnsi="Courier New" w:cs="Courier New"/>
       </w:rPr>
     </w:lvl>
     <w:lvl w:ilvl="2" w:tplc="0C090005">
@@ -11902,7 +12424,7 @@
         <w:ind w:left="2160" w:hanging="360"/>
       </w:pPr>
       <w:rPr>
-        <w:rFonts w:ascii="Wingdings" w:hAnsi="Wingdings" w:hint="default"/>
+        <w:rFonts w:hint="default" w:ascii="Wingdings" w:hAnsi="Wingdings"/>
       </w:rPr>
     </w:lvl>
     <w:lvl w:ilvl="3" w:tplc="0C090001">
@@ -11914,7 +12436,7 @@
         <w:ind w:left="2880" w:hanging="360"/>
       </w:pPr>
       <w:rPr>
-        <w:rFonts w:ascii="Symbol" w:hAnsi="Symbol" w:hint="default"/>
+        <w:rFonts w:hint="default" w:ascii="Symbol" w:hAnsi="Symbol"/>
       </w:rPr>
     </w:lvl>
     <w:lvl w:ilvl="4" w:tplc="0C090003" w:tentative="1">
@@ -11926,7 +12448,7 @@
         <w:ind w:left="3600" w:hanging="360"/>
       </w:pPr>
       <w:rPr>
-        <w:rFonts w:ascii="Courier New" w:hAnsi="Courier New" w:cs="Courier New" w:hint="default"/>
+        <w:rFonts w:hint="default" w:ascii="Courier New" w:hAnsi="Courier New" w:cs="Courier New"/>
       </w:rPr>
     </w:lvl>
     <w:lvl w:ilvl="5" w:tplc="0C090005" w:tentative="1">
@@ -11938,7 +12460,7 @@
         <w:ind w:left="4320" w:hanging="360"/>
       </w:pPr>
       <w:rPr>
-        <w:rFonts w:ascii="Wingdings" w:hAnsi="Wingdings" w:hint="default"/>
+        <w:rFonts w:hint="default" w:ascii="Wingdings" w:hAnsi="Wingdings"/>
       </w:rPr>
     </w:lvl>
     <w:lvl w:ilvl="6" w:tplc="0C090001" w:tentative="1">
@@ -11950,7 +12472,7 @@
         <w:ind w:left="5040" w:hanging="360"/>
       </w:pPr>
       <w:rPr>
-        <w:rFonts w:ascii="Symbol" w:hAnsi="Symbol" w:hint="default"/>
+        <w:rFonts w:hint="default" w:ascii="Symbol" w:hAnsi="Symbol"/>
       </w:rPr>
     </w:lvl>
     <w:lvl w:ilvl="7" w:tplc="0C090003" w:tentative="1">
@@ -11962,7 +12484,7 @@
         <w:ind w:left="5760" w:hanging="360"/>
       </w:pPr>
       <w:rPr>
-        <w:rFonts w:ascii="Courier New" w:hAnsi="Courier New" w:cs="Courier New" w:hint="default"/>
+        <w:rFonts w:hint="default" w:ascii="Courier New" w:hAnsi="Courier New" w:cs="Courier New"/>
       </w:rPr>
     </w:lvl>
     <w:lvl w:ilvl="8" w:tplc="0C090005" w:tentative="1">
@@ -11974,7 +12496,7 @@
         <w:ind w:left="6480" w:hanging="360"/>
       </w:pPr>
       <w:rPr>
-        <w:rFonts w:ascii="Wingdings" w:hAnsi="Wingdings" w:hint="default"/>
+        <w:rFonts w:hint="default" w:ascii="Wingdings" w:hAnsi="Wingdings"/>
       </w:rPr>
     </w:lvl>
   </w:abstractNum>
@@ -12216,7 +12738,7 @@
         <w:ind w:left="720" w:hanging="360"/>
       </w:pPr>
       <w:rPr>
-        <w:rFonts w:ascii="Symbol" w:eastAsia="Arial" w:hAnsi="Symbol" w:cs="Arial" w:hint="default"/>
+        <w:rFonts w:hint="default" w:ascii="Symbol" w:hAnsi="Symbol" w:eastAsia="Arial" w:cs="Arial"/>
       </w:rPr>
     </w:lvl>
     <w:lvl w:ilvl="1" w:tplc="0C090003" w:tentative="1">
@@ -12228,7 +12750,7 @@
         <w:ind w:left="1440" w:hanging="360"/>
       </w:pPr>
       <w:rPr>
-        <w:rFonts w:ascii="Courier New" w:hAnsi="Courier New" w:cs="Courier New" w:hint="default"/>
+        <w:rFonts w:hint="default" w:ascii="Courier New" w:hAnsi="Courier New" w:cs="Courier New"/>
       </w:rPr>
     </w:lvl>
     <w:lvl w:ilvl="2" w:tplc="0C090005" w:tentative="1">
@@ -12240,7 +12762,7 @@
         <w:ind w:left="2160" w:hanging="360"/>
       </w:pPr>
       <w:rPr>
-        <w:rFonts w:ascii="Wingdings" w:hAnsi="Wingdings" w:hint="default"/>
+        <w:rFonts w:hint="default" w:ascii="Wingdings" w:hAnsi="Wingdings"/>
       </w:rPr>
     </w:lvl>
     <w:lvl w:ilvl="3" w:tplc="0C090001" w:tentative="1">
@@ -12252,7 +12774,7 @@
         <w:ind w:left="2880" w:hanging="360"/>
       </w:pPr>
       <w:rPr>
-        <w:rFonts w:ascii="Symbol" w:hAnsi="Symbol" w:hint="default"/>
+        <w:rFonts w:hint="default" w:ascii="Symbol" w:hAnsi="Symbol"/>
       </w:rPr>
     </w:lvl>
     <w:lvl w:ilvl="4" w:tplc="0C090003" w:tentative="1">
@@ -12264,7 +12786,7 @@
         <w:ind w:left="3600" w:hanging="360"/>
       </w:pPr>
       <w:rPr>
-        <w:rFonts w:ascii="Courier New" w:hAnsi="Courier New" w:cs="Courier New" w:hint="default"/>
+        <w:rFonts w:hint="default" w:ascii="Courier New" w:hAnsi="Courier New" w:cs="Courier New"/>
       </w:rPr>
     </w:lvl>
     <w:lvl w:ilvl="5" w:tplc="0C090005" w:tentative="1">
@@ -12276,7 +12798,7 @@
         <w:ind w:left="4320" w:hanging="360"/>
       </w:pPr>
       <w:rPr>
-        <w:rFonts w:ascii="Wingdings" w:hAnsi="Wingdings" w:hint="default"/>
+        <w:rFonts w:hint="default" w:ascii="Wingdings" w:hAnsi="Wingdings"/>
       </w:rPr>
     </w:lvl>
     <w:lvl w:ilvl="6" w:tplc="0C090001" w:tentative="1">
@@ -12288,7 +12810,7 @@
         <w:ind w:left="5040" w:hanging="360"/>
       </w:pPr>
       <w:rPr>
-        <w:rFonts w:ascii="Symbol" w:hAnsi="Symbol" w:hint="default"/>
+        <w:rFonts w:hint="default" w:ascii="Symbol" w:hAnsi="Symbol"/>
       </w:rPr>
     </w:lvl>
     <w:lvl w:ilvl="7" w:tplc="0C090003" w:tentative="1">
@@ -12300,7 +12822,7 @@
         <w:ind w:left="5760" w:hanging="360"/>
       </w:pPr>
       <w:rPr>
-        <w:rFonts w:ascii="Courier New" w:hAnsi="Courier New" w:cs="Courier New" w:hint="default"/>
+        <w:rFonts w:hint="default" w:ascii="Courier New" w:hAnsi="Courier New" w:cs="Courier New"/>
       </w:rPr>
     </w:lvl>
     <w:lvl w:ilvl="8" w:tplc="0C090005" w:tentative="1">
@@ -12312,7 +12834,7 @@
         <w:ind w:left="6480" w:hanging="360"/>
       </w:pPr>
       <w:rPr>
-        <w:rFonts w:ascii="Wingdings" w:hAnsi="Wingdings" w:hint="default"/>
+        <w:rFonts w:hint="default" w:ascii="Wingdings" w:hAnsi="Wingdings"/>
       </w:rPr>
     </w:lvl>
   </w:abstractNum>
@@ -13684,7 +14206,7 @@
         <w:ind w:left="720" w:hanging="360"/>
       </w:pPr>
       <w:rPr>
-        <w:rFonts w:ascii="Symbol" w:eastAsia="Arial" w:hAnsi="Symbol" w:cs="Arial" w:hint="default"/>
+        <w:rFonts w:hint="default" w:ascii="Symbol" w:hAnsi="Symbol" w:eastAsia="Arial" w:cs="Arial"/>
       </w:rPr>
     </w:lvl>
     <w:lvl w:ilvl="1" w:tplc="0C090003">
@@ -13696,7 +14218,7 @@
         <w:ind w:left="1440" w:hanging="360"/>
       </w:pPr>
       <w:rPr>
-        <w:rFonts w:ascii="Courier New" w:hAnsi="Courier New" w:cs="Courier New" w:hint="default"/>
+        <w:rFonts w:hint="default" w:ascii="Courier New" w:hAnsi="Courier New" w:cs="Courier New"/>
       </w:rPr>
     </w:lvl>
     <w:lvl w:ilvl="2" w:tplc="0C090005">
@@ -13708,7 +14230,7 @@
         <w:ind w:left="2160" w:hanging="360"/>
       </w:pPr>
       <w:rPr>
-        <w:rFonts w:ascii="Wingdings" w:hAnsi="Wingdings" w:hint="default"/>
+        <w:rFonts w:hint="default" w:ascii="Wingdings" w:hAnsi="Wingdings"/>
       </w:rPr>
     </w:lvl>
     <w:lvl w:ilvl="3" w:tplc="0C090001">
@@ -13720,7 +14242,7 @@
         <w:ind w:left="2880" w:hanging="360"/>
       </w:pPr>
       <w:rPr>
-        <w:rFonts w:ascii="Symbol" w:hAnsi="Symbol" w:hint="default"/>
+        <w:rFonts w:hint="default" w:ascii="Symbol" w:hAnsi="Symbol"/>
       </w:rPr>
     </w:lvl>
     <w:lvl w:ilvl="4" w:tplc="0C090003">
@@ -13732,7 +14254,7 @@
         <w:ind w:left="3600" w:hanging="360"/>
       </w:pPr>
       <w:rPr>
-        <w:rFonts w:ascii="Courier New" w:hAnsi="Courier New" w:cs="Courier New" w:hint="default"/>
+        <w:rFonts w:hint="default" w:ascii="Courier New" w:hAnsi="Courier New" w:cs="Courier New"/>
       </w:rPr>
     </w:lvl>
     <w:lvl w:ilvl="5" w:tplc="0C090005" w:tentative="1">
@@ -13744,7 +14266,7 @@
         <w:ind w:left="4320" w:hanging="360"/>
       </w:pPr>
       <w:rPr>
-        <w:rFonts w:ascii="Wingdings" w:hAnsi="Wingdings" w:hint="default"/>
+        <w:rFonts w:hint="default" w:ascii="Wingdings" w:hAnsi="Wingdings"/>
       </w:rPr>
     </w:lvl>
     <w:lvl w:ilvl="6" w:tplc="0C090001" w:tentative="1">
@@ -13756,7 +14278,7 @@
         <w:ind w:left="5040" w:hanging="360"/>
       </w:pPr>
       <w:rPr>
-        <w:rFonts w:ascii="Symbol" w:hAnsi="Symbol" w:hint="default"/>
+        <w:rFonts w:hint="default" w:ascii="Symbol" w:hAnsi="Symbol"/>
       </w:rPr>
     </w:lvl>
     <w:lvl w:ilvl="7" w:tplc="0C090003" w:tentative="1">
@@ -13768,7 +14290,7 @@
         <w:ind w:left="5760" w:hanging="360"/>
       </w:pPr>
       <w:rPr>
-        <w:rFonts w:ascii="Courier New" w:hAnsi="Courier New" w:cs="Courier New" w:hint="default"/>
+        <w:rFonts w:hint="default" w:ascii="Courier New" w:hAnsi="Courier New" w:cs="Courier New"/>
       </w:rPr>
     </w:lvl>
     <w:lvl w:ilvl="8" w:tplc="0C090005" w:tentative="1">
@@ -13780,7 +14302,7 @@
         <w:ind w:left="6480" w:hanging="360"/>
       </w:pPr>
       <w:rPr>
-        <w:rFonts w:ascii="Wingdings" w:hAnsi="Wingdings" w:hint="default"/>
+        <w:rFonts w:hint="default" w:ascii="Wingdings" w:hAnsi="Wingdings"/>
       </w:rPr>
     </w:lvl>
   </w:abstractNum>
@@ -14022,7 +14544,7 @@
         <w:ind w:left="720" w:hanging="360"/>
       </w:pPr>
       <w:rPr>
-        <w:rFonts w:ascii="Symbol" w:eastAsia="Arial" w:hAnsi="Symbol" w:cs="Arial" w:hint="default"/>
+        <w:rFonts w:hint="default" w:ascii="Symbol" w:hAnsi="Symbol" w:eastAsia="Arial" w:cs="Arial"/>
       </w:rPr>
     </w:lvl>
     <w:lvl w:ilvl="1" w:tplc="0C090003" w:tentative="1">
@@ -14034,7 +14556,7 @@
         <w:ind w:left="1440" w:hanging="360"/>
       </w:pPr>
       <w:rPr>
-        <w:rFonts w:ascii="Courier New" w:hAnsi="Courier New" w:cs="Courier New" w:hint="default"/>
+        <w:rFonts w:hint="default" w:ascii="Courier New" w:hAnsi="Courier New" w:cs="Courier New"/>
       </w:rPr>
     </w:lvl>
     <w:lvl w:ilvl="2" w:tplc="0C090005" w:tentative="1">
@@ -14046,7 +14568,7 @@
         <w:ind w:left="2160" w:hanging="360"/>
       </w:pPr>
       <w:rPr>
-        <w:rFonts w:ascii="Wingdings" w:hAnsi="Wingdings" w:hint="default"/>
+        <w:rFonts w:hint="default" w:ascii="Wingdings" w:hAnsi="Wingdings"/>
       </w:rPr>
     </w:lvl>
     <w:lvl w:ilvl="3" w:tplc="0C090001" w:tentative="1">
@@ -14058,7 +14580,7 @@
         <w:ind w:left="2880" w:hanging="360"/>
       </w:pPr>
       <w:rPr>
-        <w:rFonts w:ascii="Symbol" w:hAnsi="Symbol" w:hint="default"/>
+        <w:rFonts w:hint="default" w:ascii="Symbol" w:hAnsi="Symbol"/>
       </w:rPr>
     </w:lvl>
     <w:lvl w:ilvl="4" w:tplc="0C090003" w:tentative="1">
@@ -14070,7 +14592,7 @@
         <w:ind w:left="3600" w:hanging="360"/>
       </w:pPr>
       <w:rPr>
-        <w:rFonts w:ascii="Courier New" w:hAnsi="Courier New" w:cs="Courier New" w:hint="default"/>
+        <w:rFonts w:hint="default" w:ascii="Courier New" w:hAnsi="Courier New" w:cs="Courier New"/>
       </w:rPr>
     </w:lvl>
     <w:lvl w:ilvl="5" w:tplc="0C090005" w:tentative="1">
@@ -14082,7 +14604,7 @@
         <w:ind w:left="4320" w:hanging="360"/>
       </w:pPr>
       <w:rPr>
-        <w:rFonts w:ascii="Wingdings" w:hAnsi="Wingdings" w:hint="default"/>
+        <w:rFonts w:hint="default" w:ascii="Wingdings" w:hAnsi="Wingdings"/>
       </w:rPr>
     </w:lvl>
     <w:lvl w:ilvl="6" w:tplc="0C090001" w:tentative="1">
@@ -14094,7 +14616,7 @@
         <w:ind w:left="5040" w:hanging="360"/>
       </w:pPr>
       <w:rPr>
-        <w:rFonts w:ascii="Symbol" w:hAnsi="Symbol" w:hint="default"/>
+        <w:rFonts w:hint="default" w:ascii="Symbol" w:hAnsi="Symbol"/>
       </w:rPr>
     </w:lvl>
     <w:lvl w:ilvl="7" w:tplc="0C090003" w:tentative="1">
@@ -14106,7 +14628,7 @@
         <w:ind w:left="5760" w:hanging="360"/>
       </w:pPr>
       <w:rPr>
-        <w:rFonts w:ascii="Courier New" w:hAnsi="Courier New" w:cs="Courier New" w:hint="default"/>
+        <w:rFonts w:hint="default" w:ascii="Courier New" w:hAnsi="Courier New" w:cs="Courier New"/>
       </w:rPr>
     </w:lvl>
     <w:lvl w:ilvl="8" w:tplc="0C090005" w:tentative="1">
@@ -14118,7 +14640,7 @@
         <w:ind w:left="6480" w:hanging="360"/>
       </w:pPr>
       <w:rPr>
-        <w:rFonts w:ascii="Wingdings" w:hAnsi="Wingdings" w:hint="default"/>
+        <w:rFonts w:hint="default" w:ascii="Wingdings" w:hAnsi="Wingdings"/>
       </w:rPr>
     </w:lvl>
   </w:abstractNum>
@@ -14305,11 +14827,11 @@
 </file>
 
 <file path=word/styles.xml><?xml version="1.0" encoding="utf-8"?>
-<w:styles xmlns:mc="http://schemas.openxmlformats.org/markup-compatibility/2006" xmlns:r="http://schemas.openxmlformats.org/officeDocument/2006/relationships" xmlns:w="http://schemas.openxmlformats.org/wordprocessingml/2006/main" xmlns:w14="http://schemas.microsoft.com/office/word/2010/wordml" xmlns:w15="http://schemas.microsoft.com/office/word/2012/wordml" xmlns:w16cex="http://schemas.microsoft.com/office/word/2018/wordml/cex" xmlns:w16cid="http://schemas.microsoft.com/office/word/2016/wordml/cid" xmlns:w16="http://schemas.microsoft.com/office/word/2018/wordml" xmlns:w16du="http://schemas.microsoft.com/office/word/2023/wordml/word16du" xmlns:w16sdtdh="http://schemas.microsoft.com/office/word/2020/wordml/sdtdatahash" xmlns:w16se="http://schemas.microsoft.com/office/word/2015/wordml/symex" mc:Ignorable="w14 w15 w16se w16cid w16 w16cex w16sdtdh w16du">
+<w:styles xmlns:wp14="http://schemas.microsoft.com/office/word/2010/wordprocessingDrawing" xmlns:mc="http://schemas.openxmlformats.org/markup-compatibility/2006" xmlns:r="http://schemas.openxmlformats.org/officeDocument/2006/relationships" xmlns:w="http://schemas.openxmlformats.org/wordprocessingml/2006/main" xmlns:w14="http://schemas.microsoft.com/office/word/2010/wordml" xmlns:w15="http://schemas.microsoft.com/office/word/2012/wordml" xmlns:w16cex="http://schemas.microsoft.com/office/word/2018/wordml/cex" xmlns:w16cid="http://schemas.microsoft.com/office/word/2016/wordml/cid" xmlns:w16="http://schemas.microsoft.com/office/word/2018/wordml" xmlns:w16sdtdh="http://schemas.microsoft.com/office/word/2020/wordml/sdtdatahash" xmlns:w16se="http://schemas.microsoft.com/office/word/2015/wordml/symex" mc:Ignorable="w14 w15 w16se w16cid w16 w16cex w16sdtdh wp14">
   <w:docDefaults>
     <w:rPrDefault>
       <w:rPr>
-        <w:rFonts w:ascii="Arial" w:eastAsia="Arial" w:hAnsi="Arial" w:cs="Arial"/>
+        <w:rFonts w:ascii="Arial" w:hAnsi="Arial" w:eastAsia="Arial" w:cs="Arial"/>
         <w:sz w:val="22"/>
         <w:szCs w:val="22"/>
         <w:lang w:val="en" w:eastAsia="en-AU" w:bidi="ar-SA"/>
@@ -14324,14 +14846,14 @@
   <w:latentStyles w:defLockedState="0" w:defUIPriority="99" w:defSemiHidden="0" w:defUnhideWhenUsed="0" w:defQFormat="0" w:count="376">
     <w:lsdException w:name="Normal" w:uiPriority="0" w:qFormat="1"/>
     <w:lsdException w:name="heading 1" w:uiPriority="9" w:qFormat="1"/>
-    <w:lsdException w:name="heading 2" w:semiHidden="1" w:uiPriority="9" w:unhideWhenUsed="1" w:qFormat="1"/>
-    <w:lsdException w:name="heading 3" w:semiHidden="1" w:uiPriority="9" w:unhideWhenUsed="1" w:qFormat="1"/>
-    <w:lsdException w:name="heading 4" w:semiHidden="1" w:uiPriority="9" w:unhideWhenUsed="1" w:qFormat="1"/>
-    <w:lsdException w:name="heading 5" w:semiHidden="1" w:uiPriority="9" w:unhideWhenUsed="1" w:qFormat="1"/>
-    <w:lsdException w:name="heading 6" w:semiHidden="1" w:uiPriority="9" w:unhideWhenUsed="1" w:qFormat="1"/>
-    <w:lsdException w:name="heading 7" w:semiHidden="1" w:uiPriority="9" w:unhideWhenUsed="1" w:qFormat="1"/>
-    <w:lsdException w:name="heading 8" w:semiHidden="1" w:uiPriority="9" w:unhideWhenUsed="1" w:qFormat="1"/>
-    <w:lsdException w:name="heading 9" w:semiHidden="1" w:uiPriority="9" w:unhideWhenUsed="1" w:qFormat="1"/>
+    <w:lsdException w:name="heading 2" w:uiPriority="9" w:semiHidden="1" w:unhideWhenUsed="1" w:qFormat="1"/>
+    <w:lsdException w:name="heading 3" w:uiPriority="9" w:semiHidden="1" w:unhideWhenUsed="1" w:qFormat="1"/>
+    <w:lsdException w:name="heading 4" w:uiPriority="9" w:semiHidden="1" w:unhideWhenUsed="1" w:qFormat="1"/>
+    <w:lsdException w:name="heading 5" w:uiPriority="9" w:semiHidden="1" w:unhideWhenUsed="1" w:qFormat="1"/>
+    <w:lsdException w:name="heading 6" w:uiPriority="9" w:semiHidden="1" w:unhideWhenUsed="1" w:qFormat="1"/>
+    <w:lsdException w:name="heading 7" w:uiPriority="9" w:semiHidden="1" w:unhideWhenUsed="1" w:qFormat="1"/>
+    <w:lsdException w:name="heading 8" w:uiPriority="9" w:semiHidden="1" w:unhideWhenUsed="1" w:qFormat="1"/>
+    <w:lsdException w:name="heading 9" w:uiPriority="9" w:semiHidden="1" w:unhideWhenUsed="1" w:qFormat="1"/>
     <w:lsdException w:name="index 1" w:semiHidden="1" w:unhideWhenUsed="1"/>
     <w:lsdException w:name="index 2" w:semiHidden="1" w:unhideWhenUsed="1"/>
     <w:lsdException w:name="index 3" w:semiHidden="1" w:unhideWhenUsed="1"/>
@@ -14341,22 +14863,22 @@
     <w:lsdException w:name="index 7" w:semiHidden="1" w:unhideWhenUsed="1"/>
     <w:lsdException w:name="index 8" w:semiHidden="1" w:unhideWhenUsed="1"/>
     <w:lsdException w:name="index 9" w:semiHidden="1" w:unhideWhenUsed="1"/>
-    <w:lsdException w:name="toc 1" w:semiHidden="1" w:uiPriority="39" w:unhideWhenUsed="1"/>
-    <w:lsdException w:name="toc 2" w:semiHidden="1" w:uiPriority="39" w:unhideWhenUsed="1"/>
-    <w:lsdException w:name="toc 3" w:semiHidden="1" w:uiPriority="39" w:unhideWhenUsed="1"/>
-    <w:lsdException w:name="toc 4" w:semiHidden="1" w:uiPriority="39" w:unhideWhenUsed="1"/>
-    <w:lsdException w:name="toc 5" w:semiHidden="1" w:uiPriority="39" w:unhideWhenUsed="1"/>
-    <w:lsdException w:name="toc 6" w:semiHidden="1" w:uiPriority="39" w:unhideWhenUsed="1"/>
-    <w:lsdException w:name="toc 7" w:semiHidden="1" w:uiPriority="39" w:unhideWhenUsed="1"/>
-    <w:lsdException w:name="toc 8" w:semiHidden="1" w:uiPriority="39" w:unhideWhenUsed="1"/>
-    <w:lsdException w:name="toc 9" w:semiHidden="1" w:uiPriority="39" w:unhideWhenUsed="1"/>
+    <w:lsdException w:name="toc 1" w:uiPriority="39" w:semiHidden="1" w:unhideWhenUsed="1"/>
+    <w:lsdException w:name="toc 2" w:uiPriority="39" w:semiHidden="1" w:unhideWhenUsed="1"/>
+    <w:lsdException w:name="toc 3" w:uiPriority="39" w:semiHidden="1" w:unhideWhenUsed="1"/>
+    <w:lsdException w:name="toc 4" w:uiPriority="39" w:semiHidden="1" w:unhideWhenUsed="1"/>
+    <w:lsdException w:name="toc 5" w:uiPriority="39" w:semiHidden="1" w:unhideWhenUsed="1"/>
+    <w:lsdException w:name="toc 6" w:uiPriority="39" w:semiHidden="1" w:unhideWhenUsed="1"/>
+    <w:lsdException w:name="toc 7" w:uiPriority="39" w:semiHidden="1" w:unhideWhenUsed="1"/>
+    <w:lsdException w:name="toc 8" w:uiPriority="39" w:semiHidden="1" w:unhideWhenUsed="1"/>
+    <w:lsdException w:name="toc 9" w:uiPriority="39" w:semiHidden="1" w:unhideWhenUsed="1"/>
     <w:lsdException w:name="Normal Indent" w:semiHidden="1" w:unhideWhenUsed="1"/>
     <w:lsdException w:name="footnote text" w:semiHidden="1" w:unhideWhenUsed="1"/>
     <w:lsdException w:name="annotation text" w:semiHidden="1" w:unhideWhenUsed="1"/>
     <w:lsdException w:name="header" w:semiHidden="1" w:unhideWhenUsed="1"/>
     <w:lsdException w:name="footer" w:semiHidden="1" w:unhideWhenUsed="1"/>
     <w:lsdException w:name="index heading" w:semiHidden="1" w:unhideWhenUsed="1"/>
-    <w:lsdException w:name="caption" w:semiHidden="1" w:uiPriority="35" w:unhideWhenUsed="1" w:qFormat="1"/>
+    <w:lsdException w:name="caption" w:uiPriority="35" w:semiHidden="1" w:unhideWhenUsed="1" w:qFormat="1"/>
     <w:lsdException w:name="table of figures" w:semiHidden="1" w:unhideWhenUsed="1"/>
     <w:lsdException w:name="envelope address" w:semiHidden="1" w:unhideWhenUsed="1"/>
     <w:lsdException w:name="envelope return" w:semiHidden="1" w:unhideWhenUsed="1"/>
@@ -14387,7 +14909,7 @@
     <w:lsdException w:name="Title" w:uiPriority="10" w:qFormat="1"/>
     <w:lsdException w:name="Closing" w:semiHidden="1" w:unhideWhenUsed="1"/>
     <w:lsdException w:name="Signature" w:semiHidden="1" w:unhideWhenUsed="1"/>
-    <w:lsdException w:name="Default Paragraph Font" w:semiHidden="1" w:uiPriority="1" w:unhideWhenUsed="1"/>
+    <w:lsdException w:name="Default Paragraph Font" w:uiPriority="1" w:semiHidden="1" w:unhideWhenUsed="1"/>
     <w:lsdException w:name="Body Text" w:semiHidden="1" w:unhideWhenUsed="1"/>
     <w:lsdException w:name="Body Text Indent" w:semiHidden="1" w:unhideWhenUsed="1"/>
     <w:lsdException w:name="List Continue" w:semiHidden="1" w:unhideWhenUsed="1"/>
@@ -14587,8 +15109,8 @@
     <w:lsdException w:name="Subtle Reference" w:uiPriority="31" w:qFormat="1"/>
     <w:lsdException w:name="Intense Reference" w:uiPriority="32" w:qFormat="1"/>
     <w:lsdException w:name="Book Title" w:uiPriority="33" w:qFormat="1"/>
-    <w:lsdException w:name="Bibliography" w:semiHidden="1" w:uiPriority="37" w:unhideWhenUsed="1"/>
-    <w:lsdException w:name="TOC Heading" w:semiHidden="1" w:uiPriority="39" w:unhideWhenUsed="1" w:qFormat="1"/>
+    <w:lsdException w:name="Bibliography" w:uiPriority="37" w:semiHidden="1" w:unhideWhenUsed="1"/>
+    <w:lsdException w:name="TOC Heading" w:uiPriority="39" w:semiHidden="1" w:unhideWhenUsed="1" w:qFormat="1"/>
     <w:lsdException w:name="Plain Table 1" w:uiPriority="41"/>
     <w:lsdException w:name="Plain Table 2" w:uiPriority="42"/>
     <w:lsdException w:name="Plain Table 3" w:uiPriority="43"/>
@@ -14699,7 +15221,7 @@
     <w:lsdException w:name="Unresolved Mention" w:semiHidden="1" w:unhideWhenUsed="1"/>
     <w:lsdException w:name="Smart Link" w:semiHidden="1" w:unhideWhenUsed="1"/>
   </w:latentStyles>
-  <w:style w:type="paragraph" w:default="1" w:styleId="Normal">
+  <w:style w:type="paragraph" w:styleId="Normal" w:default="1">
     <w:name w:val="Normal"/>
     <w:qFormat/>
   </w:style>
@@ -14814,12 +15336,13 @@
       <w:color w:val="666666"/>
     </w:rPr>
   </w:style>
-  <w:style w:type="character" w:default="1" w:styleId="DefaultParagraphFont">
+  <w:style w:type="character" w:styleId="DefaultParagraphFont" w:default="1">
     <w:name w:val="Default Paragraph Font"/>
     <w:uiPriority w:val="1"/>
+    <w:semiHidden/>
     <w:unhideWhenUsed/>
   </w:style>
-  <w:style w:type="table" w:default="1" w:styleId="TableNormal">
+  <w:style w:type="table" w:styleId="TableNormal" w:default="1">
     <w:name w:val="Normal Table"/>
     <w:uiPriority w:val="99"/>
     <w:semiHidden/>
@@ -14834,7 +15357,7 @@
       </w:tblCellMar>
     </w:tblPr>
   </w:style>
-  <w:style w:type="numbering" w:default="1" w:styleId="NoList">
+  <w:style w:type="numbering" w:styleId="NoList" w:default="1">
     <w:name w:val="No List"/>
     <w:uiPriority w:val="99"/>
     <w:semiHidden/>
@@ -14873,7 +15396,7 @@
       <w:szCs w:val="30"/>
     </w:rPr>
   </w:style>
-  <w:style w:type="table" w:customStyle="1" w:styleId="1">
+  <w:style w:type="table" w:styleId="1" w:customStyle="1">
     <w:name w:val="1"/>
     <w:basedOn w:val="TableNormal"/>
     <w:tblPr>
@@ -14902,7 +15425,7 @@
       <w:spacing w:line="240" w:lineRule="auto"/>
     </w:pPr>
   </w:style>
-  <w:style w:type="character" w:customStyle="1" w:styleId="HeaderChar">
+  <w:style w:type="character" w:styleId="HeaderChar" w:customStyle="1">
     <w:name w:val="Header Char"/>
     <w:basedOn w:val="DefaultParagraphFont"/>
     <w:link w:val="Header"/>
@@ -14924,7 +15447,7 @@
       <w:spacing w:line="240" w:lineRule="auto"/>
     </w:pPr>
   </w:style>
-  <w:style w:type="character" w:customStyle="1" w:styleId="FooterChar">
+  <w:style w:type="character" w:styleId="FooterChar" w:customStyle="1">
     <w:name w:val="Footer Char"/>
     <w:basedOn w:val="DefaultParagraphFont"/>
     <w:link w:val="Footer"/>
@@ -14944,7 +15467,7 @@
       <w:outlineLvl w:val="9"/>
     </w:pPr>
     <w:rPr>
-      <w:rFonts w:asciiTheme="majorHAnsi" w:eastAsiaTheme="majorEastAsia" w:hAnsiTheme="majorHAnsi" w:cstheme="majorBidi"/>
+      <w:rFonts w:asciiTheme="majorHAnsi" w:hAnsiTheme="majorHAnsi" w:eastAsiaTheme="majorEastAsia" w:cstheme="majorBidi"/>
       <w:color w:val="365F91" w:themeColor="accent1" w:themeShade="BF"/>
       <w:sz w:val="32"/>
       <w:szCs w:val="32"/>
@@ -14964,7 +15487,7 @@
       <w:ind w:left="220"/>
     </w:pPr>
     <w:rPr>
-      <w:rFonts w:asciiTheme="minorHAnsi" w:eastAsiaTheme="minorEastAsia" w:hAnsiTheme="minorHAnsi" w:cs="Times New Roman"/>
+      <w:rFonts w:cs="Times New Roman" w:asciiTheme="minorHAnsi" w:hAnsiTheme="minorHAnsi" w:eastAsiaTheme="minorEastAsia"/>
       <w:lang w:val="en-US" w:eastAsia="en-US"/>
     </w:rPr>
   </w:style>
@@ -14980,7 +15503,7 @@
       <w:spacing w:after="100" w:line="259" w:lineRule="auto"/>
     </w:pPr>
     <w:rPr>
-      <w:rFonts w:asciiTheme="minorHAnsi" w:eastAsiaTheme="minorEastAsia" w:hAnsiTheme="minorHAnsi" w:cs="Times New Roman"/>
+      <w:rFonts w:cs="Times New Roman" w:asciiTheme="minorHAnsi" w:hAnsiTheme="minorHAnsi" w:eastAsiaTheme="minorEastAsia"/>
       <w:lang w:val="en-US" w:eastAsia="en-US"/>
     </w:rPr>
   </w:style>
@@ -14997,7 +15520,7 @@
       <w:ind w:left="440"/>
     </w:pPr>
     <w:rPr>
-      <w:rFonts w:asciiTheme="minorHAnsi" w:eastAsiaTheme="minorEastAsia" w:hAnsiTheme="minorHAnsi" w:cs="Times New Roman"/>
+      <w:rFonts w:cs="Times New Roman" w:asciiTheme="minorHAnsi" w:hAnsiTheme="minorHAnsi" w:eastAsiaTheme="minorEastAsia"/>
       <w:lang w:val="en-US" w:eastAsia="en-US"/>
     </w:rPr>
   </w:style>
@@ -15048,6 +15571,33 @@
     </w:rPr>
   </w:style>
 </w:styles>
+</file>
+
+<file path=word/ink/ink1.xml><?xml version="1.0" encoding="utf-8"?>
+<inkml:ink xmlns:inkml="http://www.w3.org/2003/InkML">
+  <inkml:definitions>
+    <inkml:context xml:id="ctx0">
+      <inkml:inkSource xml:id="inkSrc0">
+        <inkml:traceFormat>
+          <inkml:channel name="X" type="integer" min="-2.14748E9" max="2.14748E9" units="cm"/>
+          <inkml:channel name="Y" type="integer" min="-2.14748E9" max="2.14748E9" units="cm"/>
+          <inkml:channel name="F" type="integer" max="32767" units="dev"/>
+        </inkml:traceFormat>
+        <inkml:channelProperties>
+          <inkml:channelProperty channel="X" name="resolution" value="1000" units="1/cm"/>
+          <inkml:channelProperty channel="Y" name="resolution" value="1000" units="1/cm"/>
+          <inkml:channelProperty channel="F" name="resolution" value="0" units="1/dev"/>
+        </inkml:channelProperties>
+      </inkml:inkSource>
+      <inkml:timestamp xml:id="ts0" timeString="2024-06-07T01:22:40.536"/>
+    </inkml:context>
+    <inkml:brush xml:id="br0">
+      <inkml:brushProperty name="width" value="0.035" units="cm"/>
+      <inkml:brushProperty name="height" value="0.035" units="cm"/>
+    </inkml:brush>
+  </inkml:definitions>
+  <inkml:trace contextRef="#ctx0" brushRef="#br0">0 841 24575,'22'-35'0,"-2"2"0,1 0 0,2 1 0,1 1 0,40-39 0,-56 61 0,21-18 0,0 0 0,64-41 0,13-13 0,-73 56 0,0 2 0,66-35 0,2-1 0,-64 38 0,1 2 0,0 1 0,60-18 0,-56 24 0,-29 9 0,0-1 0,1-1 0,13-6 0,-12 5 0,-1 1 0,1 0 0,0 1 0,27-3 0,20-6 0,-17-1 0,-26 7 0,0 1 0,1 1 0,0 1 0,0 1 0,26-2 0,-40 5-170,1 0-1,0-1 0,0 0 1,0-1-1,-1 0 0,1 0 1,6-3-1,-3 1-6655</inkml:trace>
+</inkml:ink>
 </file>
 
 <file path=word/theme/theme1.xml><?xml version="1.0" encoding="utf-8"?>

--- a/James Fan - Assessment 3_ Major Project.docx
+++ b/James Fan - Assessment 3_ Major Project.docx
@@ -1,6 +1,6 @@
 
 <file path=word/document.xml><?xml version="1.0" encoding="utf-8"?>
-<w:document xmlns:wpc="http://schemas.microsoft.com/office/word/2010/wordprocessingCanvas" xmlns:cx="http://schemas.microsoft.com/office/drawing/2014/chartex" xmlns:cx1="http://schemas.microsoft.com/office/drawing/2015/9/8/chartex" xmlns:cx2="http://schemas.microsoft.com/office/drawing/2015/10/21/chartex" xmlns:cx3="http://schemas.microsoft.com/office/drawing/2016/5/9/chartex" xmlns:cx4="http://schemas.microsoft.com/office/drawing/2016/5/10/chartex" xmlns:cx5="http://schemas.microsoft.com/office/drawing/2016/5/11/chartex" xmlns:cx6="http://schemas.microsoft.com/office/drawing/2016/5/12/chartex" xmlns:cx7="http://schemas.microsoft.com/office/drawing/2016/5/13/chartex" xmlns:cx8="http://schemas.microsoft.com/office/drawing/2016/5/14/chartex" xmlns:mc="http://schemas.openxmlformats.org/markup-compatibility/2006" xmlns:aink="http://schemas.microsoft.com/office/drawing/2016/ink" xmlns:am3d="http://schemas.microsoft.com/office/drawing/2017/model3d" xmlns:o="urn:schemas-microsoft-com:office:office" xmlns:oel="http://schemas.microsoft.com/office/2019/extlst" xmlns:r="http://schemas.openxmlformats.org/officeDocument/2006/relationships" xmlns:m="http://schemas.openxmlformats.org/officeDocument/2006/math" xmlns:v="urn:schemas-microsoft-com:vml" xmlns:wp14="http://schemas.microsoft.com/office/word/2010/wordprocessingDrawing" xmlns:wp="http://schemas.openxmlformats.org/drawingml/2006/wordprocessingDrawing" xmlns:w10="urn:schemas-microsoft-com:office:word" xmlns:w="http://schemas.openxmlformats.org/wordprocessingml/2006/main" xmlns:w14="http://schemas.microsoft.com/office/word/2010/wordml" xmlns:w15="http://schemas.microsoft.com/office/word/2012/wordml" xmlns:w16cex="http://schemas.microsoft.com/office/word/2018/wordml/cex" xmlns:w16cid="http://schemas.microsoft.com/office/word/2016/wordml/cid" xmlns:w16="http://schemas.microsoft.com/office/word/2018/wordml" xmlns:w16sdtdh="http://schemas.microsoft.com/office/word/2020/wordml/sdtdatahash" xmlns:w16se="http://schemas.microsoft.com/office/word/2015/wordml/symex" xmlns:wpg="http://schemas.microsoft.com/office/word/2010/wordprocessingGroup" xmlns:wpi="http://schemas.microsoft.com/office/word/2010/wordprocessingInk" xmlns:wne="http://schemas.microsoft.com/office/word/2006/wordml" xmlns:wps="http://schemas.microsoft.com/office/word/2010/wordprocessingShape" xmlns:a="http://schemas.openxmlformats.org/drawingml/2006/main" xmlns:a14="http://schemas.microsoft.com/office/drawing/2010/main" xmlns:pic="http://schemas.openxmlformats.org/drawingml/2006/picture" xmlns:asvg="http://schemas.microsoft.com/office/drawing/2016/SVG/main" mc:Ignorable="w14 w15 w16se w16cid w16 w16cex w16sdtdh wp14">
+<w:document xmlns:wpc="http://schemas.microsoft.com/office/word/2010/wordprocessingCanvas" xmlns:cx="http://schemas.microsoft.com/office/drawing/2014/chartex" xmlns:cx1="http://schemas.microsoft.com/office/drawing/2015/9/8/chartex" xmlns:cx2="http://schemas.microsoft.com/office/drawing/2015/10/21/chartex" xmlns:cx3="http://schemas.microsoft.com/office/drawing/2016/5/9/chartex" xmlns:cx4="http://schemas.microsoft.com/office/drawing/2016/5/10/chartex" xmlns:cx5="http://schemas.microsoft.com/office/drawing/2016/5/11/chartex" xmlns:cx6="http://schemas.microsoft.com/office/drawing/2016/5/12/chartex" xmlns:cx7="http://schemas.microsoft.com/office/drawing/2016/5/13/chartex" xmlns:cx8="http://schemas.microsoft.com/office/drawing/2016/5/14/chartex" xmlns:mc="http://schemas.openxmlformats.org/markup-compatibility/2006" xmlns:aink="http://schemas.microsoft.com/office/drawing/2016/ink" xmlns:am3d="http://schemas.microsoft.com/office/drawing/2017/model3d" xmlns:o="urn:schemas-microsoft-com:office:office" xmlns:oel="http://schemas.microsoft.com/office/2019/extlst" xmlns:r="http://schemas.openxmlformats.org/officeDocument/2006/relationships" xmlns:m="http://schemas.openxmlformats.org/officeDocument/2006/math" xmlns:v="urn:schemas-microsoft-com:vml" xmlns:wp14="http://schemas.microsoft.com/office/word/2010/wordprocessingDrawing" xmlns:wp="http://schemas.openxmlformats.org/drawingml/2006/wordprocessingDrawing" xmlns:w10="urn:schemas-microsoft-com:office:word" xmlns:w="http://schemas.openxmlformats.org/wordprocessingml/2006/main" xmlns:w14="http://schemas.microsoft.com/office/word/2010/wordml" xmlns:w15="http://schemas.microsoft.com/office/word/2012/wordml" xmlns:w16cex="http://schemas.microsoft.com/office/word/2018/wordml/cex" xmlns:w16cid="http://schemas.microsoft.com/office/word/2016/wordml/cid" xmlns:w16="http://schemas.microsoft.com/office/word/2018/wordml" xmlns:w16du="http://schemas.microsoft.com/office/word/2023/wordml/word16du" xmlns:w16sdtdh="http://schemas.microsoft.com/office/word/2020/wordml/sdtdatahash" xmlns:w16se="http://schemas.microsoft.com/office/word/2015/wordml/symex" xmlns:wpg="http://schemas.microsoft.com/office/word/2010/wordprocessingGroup" xmlns:wpi="http://schemas.microsoft.com/office/word/2010/wordprocessingInk" xmlns:wne="http://schemas.microsoft.com/office/word/2006/wordml" xmlns:wps="http://schemas.microsoft.com/office/word/2010/wordprocessingShape" mc:Ignorable="w14 w15 w16se w16cid w16 w16cex w16sdtdh w16du wp14">
   <w:body>
     <w:p>
       <w:pPr>
@@ -11,7 +11,7 @@
     <w:p>
       <w:pPr>
         <w:rPr>
-          <w:rFonts w:asciiTheme="majorHAnsi" w:hAnsiTheme="majorHAnsi" w:eastAsiaTheme="majorEastAsia" w:cstheme="majorBidi"/>
+          <w:rFonts w:asciiTheme="majorHAnsi" w:eastAsiaTheme="majorEastAsia" w:hAnsiTheme="majorHAnsi" w:cstheme="majorBidi"/>
           <w:color w:val="365F91" w:themeColor="accent1" w:themeShade="BF"/>
           <w:sz w:val="32"/>
           <w:szCs w:val="32"/>
@@ -64,7 +64,7 @@
               </wp:anchor>
             </w:drawing>
           </mc:Choice>
-          <mc:Fallback>
+          <mc:Fallback xmlns:asvg="http://schemas.microsoft.com/office/drawing/2016/SVG/main" xmlns:pic="http://schemas.openxmlformats.org/drawingml/2006/picture" xmlns:a14="http://schemas.microsoft.com/office/drawing/2010/main" xmlns:a="http://schemas.openxmlformats.org/drawingml/2006/main">
             <w:pict w14:anchorId="7F9F4323">
               <v:shapetype id="_x0000_t75" coordsize="21600,21600" filled="f" stroked="f" o:spt="75" o:preferrelative="t" path="m@4@5l@4@11@9@11@9@5xe" w14:anchorId="0E0A4256">
                 <v:stroke joinstyle="miter"/>
@@ -165,7 +165,7 @@
           <w:noProof/>
         </w:rPr>
         <w:drawing>
-          <wp:anchor distT="0" distB="0" distL="114300" distR="114300" simplePos="0" relativeHeight="251662336" behindDoc="0" locked="0" layoutInCell="1" allowOverlap="1" wp14:anchorId="2E5C3EA8" wp14:editId="398EA10F">
+          <wp:anchor distT="0" distB="0" distL="114300" distR="114300" simplePos="0" relativeHeight="251662336" behindDoc="0" locked="0" layoutInCell="1" allowOverlap="1" wp14:anchorId="2E5C3EA8" wp14:editId="04E8B9EF">
             <wp:simplePos x="0" y="0"/>
             <wp:positionH relativeFrom="column">
               <wp:posOffset>1417320</wp:posOffset>
@@ -344,12 +344,12 @@
             </w:drawing>
           </mc:Choice>
           <mc:Fallback>
-            <w:pict w14:anchorId="40845E32">
-              <v:shapetype id="_x0000_t202" coordsize="21600,21600" o:spt="202" path="m,l,21600r21600,l21600,xe" w14:anchorId="5BDE295F">
+            <w:pict>
+              <v:shapetype w14:anchorId="5BDE295F" id="_x0000_t202" coordsize="21600,21600" o:spt="202" path="m,l,21600r21600,l21600,xe">
                 <v:stroke joinstyle="miter"/>
                 <v:path gradientshapeok="t" o:connecttype="rect"/>
               </v:shapetype>
-              <v:shape id="Text Box 3" style="position:absolute;margin-left:0;margin-top:133.1pt;width:442.2pt;height:313.8pt;z-index:251659264;visibility:visible;mso-wrap-style:square;mso-width-percent:0;mso-height-percent:0;mso-wrap-distance-left:9pt;mso-wrap-distance-top:0;mso-wrap-distance-right:9pt;mso-wrap-distance-bottom:0;mso-position-horizontal:center;mso-position-horizontal-relative:margin;mso-position-vertical:absolute;mso-position-vertical-relative:text;mso-width-percent:0;mso-height-percent:0;mso-width-relative:margin;mso-height-relative:margin;v-text-anchor:top" o:spid="_x0000_s1026" fillcolor="white [3201]" strokecolor="white [3212]" strokeweight=".5pt" type="#_x0000_t202" o:gfxdata="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">
+              <v:shape id="Text Box 3" o:spid="_x0000_s1026" type="#_x0000_t202" style="position:absolute;margin-left:0;margin-top:133.1pt;width:442.2pt;height:313.8pt;z-index:251659264;visibility:visible;mso-wrap-style:square;mso-width-percent:0;mso-height-percent:0;mso-wrap-distance-left:9pt;mso-wrap-distance-top:0;mso-wrap-distance-right:9pt;mso-wrap-distance-bottom:0;mso-position-horizontal:center;mso-position-horizontal-relative:margin;mso-position-vertical:absolute;mso-position-vertical-relative:text;mso-width-percent:0;mso-height-percent:0;mso-width-relative:margin;mso-height-relative:margin;v-text-anchor:top" o:gfxdata="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" fillcolor="white [3201]" strokecolor="white [3212]" strokeweight=".5pt">
                 <v:path arrowok="t"/>
                 <v:textbox>
                   <w:txbxContent>
@@ -417,7 +417,7 @@
     <w:sdt>
       <w:sdtPr>
         <w:rPr>
-          <w:rFonts w:ascii="Arial" w:hAnsi="Arial" w:eastAsia="Arial" w:cs="Arial"/>
+          <w:rFonts w:ascii="Arial" w:eastAsia="Arial" w:hAnsi="Arial" w:cs="Arial"/>
           <w:color w:val="auto"/>
           <w:sz w:val="22"/>
           <w:szCs w:val="22"/>
@@ -431,14 +431,9 @@
       </w:sdtPr>
       <w:sdtEndPr>
         <w:rPr>
-          <w:rFonts w:ascii="Arial" w:hAnsi="Arial" w:eastAsia="Arial" w:cs="Arial"/>
-          <w:b w:val="1"/>
-          <w:bCs w:val="1"/>
+          <w:b/>
+          <w:bCs/>
           <w:noProof/>
-          <w:color w:val="auto"/>
-          <w:sz w:val="22"/>
-          <w:szCs w:val="22"/>
-          <w:lang w:val="en" w:eastAsia="en-AU"/>
         </w:rPr>
       </w:sdtEndPr>
       <w:sdtContent>
@@ -475,7 +470,7 @@
           <w:r>
             <w:fldChar w:fldCharType="separate"/>
           </w:r>
-          <w:hyperlink w:history="1" w:anchor="_Toc169689617">
+          <w:hyperlink w:anchor="_Toc169689617" w:history="1">
             <w:r>
               <w:rPr>
                 <w:rStyle w:val="Hyperlink"/>
@@ -549,7 +544,7 @@
               <w14:ligatures w14:val="standardContextual"/>
             </w:rPr>
           </w:pPr>
-          <w:hyperlink w:history="1" w:anchor="_Toc169689618">
+          <w:hyperlink w:anchor="_Toc169689618" w:history="1">
             <w:r>
               <w:rPr>
                 <w:rStyle w:val="Hyperlink"/>
@@ -623,7 +618,7 @@
               <w14:ligatures w14:val="standardContextual"/>
             </w:rPr>
           </w:pPr>
-          <w:hyperlink w:history="1" w:anchor="_Toc169689619">
+          <w:hyperlink w:anchor="_Toc169689619" w:history="1">
             <w:r>
               <w:rPr>
                 <w:rStyle w:val="Hyperlink"/>
@@ -697,7 +692,7 @@
               <w14:ligatures w14:val="standardContextual"/>
             </w:rPr>
           </w:pPr>
-          <w:hyperlink w:history="1" w:anchor="_Toc169689620">
+          <w:hyperlink w:anchor="_Toc169689620" w:history="1">
             <w:r>
               <w:rPr>
                 <w:rStyle w:val="Hyperlink"/>
@@ -771,7 +766,7 @@
               <w14:ligatures w14:val="standardContextual"/>
             </w:rPr>
           </w:pPr>
-          <w:hyperlink w:history="1" w:anchor="_Toc169689621">
+          <w:hyperlink w:anchor="_Toc169689621" w:history="1">
             <w:r>
               <w:rPr>
                 <w:rStyle w:val="Hyperlink"/>
@@ -845,7 +840,7 @@
               <w14:ligatures w14:val="standardContextual"/>
             </w:rPr>
           </w:pPr>
-          <w:hyperlink w:history="1" w:anchor="_Toc169689622">
+          <w:hyperlink w:anchor="_Toc169689622" w:history="1">
             <w:r>
               <w:rPr>
                 <w:rStyle w:val="Hyperlink"/>
@@ -919,7 +914,7 @@
               <w14:ligatures w14:val="standardContextual"/>
             </w:rPr>
           </w:pPr>
-          <w:hyperlink w:history="1" w:anchor="_Toc169689623">
+          <w:hyperlink w:anchor="_Toc169689623" w:history="1">
             <w:r>
               <w:rPr>
                 <w:rStyle w:val="Hyperlink"/>
@@ -993,7 +988,7 @@
               <w14:ligatures w14:val="standardContextual"/>
             </w:rPr>
           </w:pPr>
-          <w:hyperlink w:history="1" w:anchor="_Toc169689624">
+          <w:hyperlink w:anchor="_Toc169689624" w:history="1">
             <w:r>
               <w:rPr>
                 <w:rStyle w:val="Hyperlink"/>
@@ -1067,7 +1062,7 @@
               <w14:ligatures w14:val="standardContextual"/>
             </w:rPr>
           </w:pPr>
-          <w:hyperlink w:history="1" w:anchor="_Toc169689625">
+          <w:hyperlink w:anchor="_Toc169689625" w:history="1">
             <w:r>
               <w:rPr>
                 <w:rStyle w:val="Hyperlink"/>
@@ -1141,7 +1136,7 @@
               <w14:ligatures w14:val="standardContextual"/>
             </w:rPr>
           </w:pPr>
-          <w:hyperlink w:history="1" w:anchor="_Toc169689626">
+          <w:hyperlink w:anchor="_Toc169689626" w:history="1">
             <w:r>
               <w:rPr>
                 <w:rStyle w:val="Hyperlink"/>
@@ -1215,7 +1210,7 @@
               <w14:ligatures w14:val="standardContextual"/>
             </w:rPr>
           </w:pPr>
-          <w:hyperlink w:history="1" w:anchor="_Toc169689627">
+          <w:hyperlink w:anchor="_Toc169689627" w:history="1">
             <w:r>
               <w:rPr>
                 <w:rStyle w:val="Hyperlink"/>
@@ -1289,7 +1284,7 @@
               <w14:ligatures w14:val="standardContextual"/>
             </w:rPr>
           </w:pPr>
-          <w:hyperlink w:history="1" w:anchor="_Toc169689628">
+          <w:hyperlink w:anchor="_Toc169689628" w:history="1">
             <w:r>
               <w:rPr>
                 <w:rStyle w:val="Hyperlink"/>
@@ -1363,7 +1358,7 @@
               <w14:ligatures w14:val="standardContextual"/>
             </w:rPr>
           </w:pPr>
-          <w:hyperlink w:history="1" w:anchor="_Toc169689629">
+          <w:hyperlink w:anchor="_Toc169689629" w:history="1">
             <w:r>
               <w:rPr>
                 <w:rStyle w:val="Hyperlink"/>
@@ -1437,7 +1432,7 @@
               <w14:ligatures w14:val="standardContextual"/>
             </w:rPr>
           </w:pPr>
-          <w:hyperlink w:history="1" w:anchor="_Toc169689630">
+          <w:hyperlink w:anchor="_Toc169689630" w:history="1">
             <w:r>
               <w:rPr>
                 <w:rStyle w:val="Hyperlink"/>
@@ -1511,7 +1506,7 @@
               <w14:ligatures w14:val="standardContextual"/>
             </w:rPr>
           </w:pPr>
-          <w:hyperlink w:history="1" w:anchor="_Toc169689631">
+          <w:hyperlink w:anchor="_Toc169689631" w:history="1">
             <w:r>
               <w:rPr>
                 <w:rStyle w:val="Hyperlink"/>
@@ -1585,7 +1580,7 @@
               <w14:ligatures w14:val="standardContextual"/>
             </w:rPr>
           </w:pPr>
-          <w:hyperlink w:history="1" w:anchor="_Toc169689632">
+          <w:hyperlink w:anchor="_Toc169689632" w:history="1">
             <w:r>
               <w:rPr>
                 <w:rStyle w:val="Hyperlink"/>
@@ -1659,7 +1654,7 @@
               <w14:ligatures w14:val="standardContextual"/>
             </w:rPr>
           </w:pPr>
-          <w:hyperlink w:history="1" w:anchor="_Toc169689633">
+          <w:hyperlink w:anchor="_Toc169689633" w:history="1">
             <w:r>
               <w:rPr>
                 <w:rStyle w:val="Hyperlink"/>
@@ -1733,7 +1728,7 @@
               <w14:ligatures w14:val="standardContextual"/>
             </w:rPr>
           </w:pPr>
-          <w:hyperlink w:history="1" w:anchor="_Toc169689634">
+          <w:hyperlink w:anchor="_Toc169689634" w:history="1">
             <w:r>
               <w:rPr>
                 <w:rStyle w:val="Hyperlink"/>
@@ -1807,7 +1802,7 @@
               <w14:ligatures w14:val="standardContextual"/>
             </w:rPr>
           </w:pPr>
-          <w:hyperlink w:history="1" w:anchor="_Toc169689635">
+          <w:hyperlink w:anchor="_Toc169689635" w:history="1">
             <w:r>
               <w:rPr>
                 <w:rStyle w:val="Hyperlink"/>
@@ -1881,7 +1876,7 @@
               <w14:ligatures w14:val="standardContextual"/>
             </w:rPr>
           </w:pPr>
-          <w:hyperlink w:history="1" w:anchor="_Toc169689636">
+          <w:hyperlink w:anchor="_Toc169689636" w:history="1">
             <w:r>
               <w:rPr>
                 <w:rStyle w:val="Hyperlink"/>
@@ -1955,7 +1950,7 @@
               <w14:ligatures w14:val="standardContextual"/>
             </w:rPr>
           </w:pPr>
-          <w:hyperlink w:history="1" w:anchor="_Toc169689637">
+          <w:hyperlink w:anchor="_Toc169689637" w:history="1">
             <w:r>
               <w:rPr>
                 <w:rStyle w:val="Hyperlink"/>
@@ -2029,7 +2024,7 @@
               <w14:ligatures w14:val="standardContextual"/>
             </w:rPr>
           </w:pPr>
-          <w:hyperlink w:history="1" w:anchor="_Toc169689638">
+          <w:hyperlink w:anchor="_Toc169689638" w:history="1">
             <w:r>
               <w:rPr>
                 <w:rStyle w:val="Hyperlink"/>
@@ -2103,7 +2098,7 @@
               <w14:ligatures w14:val="standardContextual"/>
             </w:rPr>
           </w:pPr>
-          <w:hyperlink w:history="1" w:anchor="_Toc169689639">
+          <w:hyperlink w:anchor="_Toc169689639" w:history="1">
             <w:r>
               <w:rPr>
                 <w:rStyle w:val="Hyperlink"/>
@@ -2177,7 +2172,7 @@
               <w14:ligatures w14:val="standardContextual"/>
             </w:rPr>
           </w:pPr>
-          <w:hyperlink w:history="1" w:anchor="_Toc169689640">
+          <w:hyperlink w:anchor="_Toc169689640" w:history="1">
             <w:r>
               <w:rPr>
                 <w:rStyle w:val="Hyperlink"/>
@@ -2251,7 +2246,7 @@
               <w14:ligatures w14:val="standardContextual"/>
             </w:rPr>
           </w:pPr>
-          <w:hyperlink w:history="1" w:anchor="_Toc169689641">
+          <w:hyperlink w:anchor="_Toc169689641" w:history="1">
             <w:r>
               <w:rPr>
                 <w:rStyle w:val="Hyperlink"/>
@@ -2325,7 +2320,7 @@
               <w14:ligatures w14:val="standardContextual"/>
             </w:rPr>
           </w:pPr>
-          <w:hyperlink w:history="1" w:anchor="_Toc169689642">
+          <w:hyperlink w:anchor="_Toc169689642" w:history="1">
             <w:r>
               <w:rPr>
                 <w:rStyle w:val="Hyperlink"/>
@@ -2399,7 +2394,7 @@
               <w14:ligatures w14:val="standardContextual"/>
             </w:rPr>
           </w:pPr>
-          <w:hyperlink w:history="1" w:anchor="_Toc169689643">
+          <w:hyperlink w:anchor="_Toc169689643" w:history="1">
             <w:r>
               <w:rPr>
                 <w:rStyle w:val="Hyperlink"/>
@@ -2473,7 +2468,7 @@
               <w14:ligatures w14:val="standardContextual"/>
             </w:rPr>
           </w:pPr>
-          <w:hyperlink w:history="1" w:anchor="_Toc169689644">
+          <w:hyperlink w:anchor="_Toc169689644" w:history="1">
             <w:r>
               <w:rPr>
                 <w:rStyle w:val="Hyperlink"/>
@@ -2547,7 +2542,7 @@
               <w14:ligatures w14:val="standardContextual"/>
             </w:rPr>
           </w:pPr>
-          <w:hyperlink w:history="1" w:anchor="_Toc169689645">
+          <w:hyperlink w:anchor="_Toc169689645" w:history="1">
             <w:r>
               <w:rPr>
                 <w:rStyle w:val="Hyperlink"/>
@@ -2621,7 +2616,7 @@
               <w14:ligatures w14:val="standardContextual"/>
             </w:rPr>
           </w:pPr>
-          <w:hyperlink w:history="1" w:anchor="_Toc169689646">
+          <w:hyperlink w:anchor="_Toc169689646" w:history="1">
             <w:r>
               <w:rPr>
                 <w:rStyle w:val="Hyperlink"/>
@@ -2695,7 +2690,7 @@
               <w14:ligatures w14:val="standardContextual"/>
             </w:rPr>
           </w:pPr>
-          <w:hyperlink w:history="1" w:anchor="_Toc169689647">
+          <w:hyperlink w:anchor="_Toc169689647" w:history="1">
             <w:r>
               <w:rPr>
                 <w:rStyle w:val="Hyperlink"/>
@@ -2769,7 +2764,7 @@
               <w14:ligatures w14:val="standardContextual"/>
             </w:rPr>
           </w:pPr>
-          <w:hyperlink w:history="1" w:anchor="_Toc169689648">
+          <w:hyperlink w:anchor="_Toc169689648" w:history="1">
             <w:r>
               <w:rPr>
                 <w:rStyle w:val="Hyperlink"/>
@@ -2843,7 +2838,7 @@
               <w14:ligatures w14:val="standardContextual"/>
             </w:rPr>
           </w:pPr>
-          <w:hyperlink w:history="1" w:anchor="_Toc169689649">
+          <w:hyperlink w:anchor="_Toc169689649" w:history="1">
             <w:r>
               <w:rPr>
                 <w:rStyle w:val="Hyperlink"/>
@@ -2917,7 +2912,7 @@
               <w14:ligatures w14:val="standardContextual"/>
             </w:rPr>
           </w:pPr>
-          <w:hyperlink w:history="1" w:anchor="_Toc169689650">
+          <w:hyperlink w:anchor="_Toc169689650" w:history="1">
             <w:r>
               <w:rPr>
                 <w:rStyle w:val="Hyperlink"/>
@@ -2991,7 +2986,7 @@
               <w14:ligatures w14:val="standardContextual"/>
             </w:rPr>
           </w:pPr>
-          <w:hyperlink w:history="1" w:anchor="_Toc169689651">
+          <w:hyperlink w:anchor="_Toc169689651" w:history="1">
             <w:r>
               <w:rPr>
                 <w:rStyle w:val="Hyperlink"/>
@@ -3065,7 +3060,7 @@
               <w14:ligatures w14:val="standardContextual"/>
             </w:rPr>
           </w:pPr>
-          <w:hyperlink w:history="1" w:anchor="_Toc169689652">
+          <w:hyperlink w:anchor="_Toc169689652" w:history="1">
             <w:r>
               <w:rPr>
                 <w:rStyle w:val="Hyperlink"/>
@@ -3139,7 +3134,7 @@
               <w14:ligatures w14:val="standardContextual"/>
             </w:rPr>
           </w:pPr>
-          <w:hyperlink w:history="1" w:anchor="_Toc169689653">
+          <w:hyperlink w:anchor="_Toc169689653" w:history="1">
             <w:r>
               <w:rPr>
                 <w:rStyle w:val="Hyperlink"/>
@@ -3213,7 +3208,7 @@
               <w14:ligatures w14:val="standardContextual"/>
             </w:rPr>
           </w:pPr>
-          <w:hyperlink w:history="1" w:anchor="_Toc169689654">
+          <w:hyperlink w:anchor="_Toc169689654" w:history="1">
             <w:r>
               <w:rPr>
                 <w:rStyle w:val="Hyperlink"/>
@@ -3287,7 +3282,7 @@
               <w14:ligatures w14:val="standardContextual"/>
             </w:rPr>
           </w:pPr>
-          <w:hyperlink w:history="1" w:anchor="_Toc169689655">
+          <w:hyperlink w:anchor="_Toc169689655" w:history="1">
             <w:r>
               <w:rPr>
                 <w:rStyle w:val="Hyperlink"/>
@@ -3361,7 +3356,7 @@
               <w14:ligatures w14:val="standardContextual"/>
             </w:rPr>
           </w:pPr>
-          <w:hyperlink w:history="1" w:anchor="_Toc169689656">
+          <w:hyperlink w:anchor="_Toc169689656" w:history="1">
             <w:r>
               <w:rPr>
                 <w:rStyle w:val="Hyperlink"/>
@@ -3435,7 +3430,7 @@
               <w14:ligatures w14:val="standardContextual"/>
             </w:rPr>
           </w:pPr>
-          <w:hyperlink w:history="1" w:anchor="_Toc169689657">
+          <w:hyperlink w:anchor="_Toc169689657" w:history="1">
             <w:r>
               <w:rPr>
                 <w:rStyle w:val="Hyperlink"/>
@@ -3509,7 +3504,7 @@
               <w14:ligatures w14:val="standardContextual"/>
             </w:rPr>
           </w:pPr>
-          <w:hyperlink w:history="1" w:anchor="_Toc169689658">
+          <w:hyperlink w:anchor="_Toc169689658" w:history="1">
             <w:r>
               <w:rPr>
                 <w:rStyle w:val="Hyperlink"/>
@@ -3583,7 +3578,7 @@
       <w:pPr>
         <w:pStyle w:val="Heading1"/>
       </w:pPr>
-      <w:bookmarkStart w:name="_Toc169689617" w:id="0"/>
+      <w:bookmarkStart w:id="0" w:name="_Toc169689617"/>
       <w:r>
         <w:t>Design Brief</w:t>
       </w:r>
@@ -3594,8 +3589,8 @@
         <w:pStyle w:val="Heading2"/>
         <w:jc w:val="center"/>
       </w:pPr>
-      <w:bookmarkStart w:name="_569sxpfirk3u" w:colFirst="0" w:colLast="0" w:id="1"/>
-      <w:bookmarkStart w:name="_Toc169689618" w:id="2"/>
+      <w:bookmarkStart w:id="1" w:name="_569sxpfirk3u" w:colFirst="0" w:colLast="0"/>
+      <w:bookmarkStart w:id="2" w:name="_Toc169689618"/>
       <w:bookmarkEnd w:id="1"/>
       <w:r>
         <w:t>Aim</w:t>
@@ -3657,8 +3652,8 @@
         <w:pStyle w:val="Heading2"/>
         <w:jc w:val="center"/>
       </w:pPr>
-      <w:bookmarkStart w:name="_3j0ghk43pax3" w:colFirst="0" w:colLast="0" w:id="3"/>
-      <w:bookmarkStart w:name="_Toc169689619" w:id="4"/>
+      <w:bookmarkStart w:id="3" w:name="_3j0ghk43pax3" w:colFirst="0" w:colLast="0"/>
+      <w:bookmarkStart w:id="4" w:name="_Toc169689619"/>
       <w:bookmarkEnd w:id="3"/>
       <w:r>
         <w:t>Objectives</w:t>
@@ -3709,7 +3704,14 @@
         <w:rPr>
           <w:lang w:val="en-US"/>
         </w:rPr>
-        <w:t xml:space="preserve"> functionality of placing down ships in valid tiles. When that is finished, coding of the modules unique to this game such as calculating explosion radius, score handling and destructions of ship parts will be completed next. After that, testing will be done to find errors and bugs that will be patched out as soon as they are discovered before the game is published for people to play. The object of this game for the user is to clear out endless levels of auto generated mines while making sure that if a mine were to explode it does not end up damaging the ships that they placed</w:t>
+        <w:t xml:space="preserve"> functionality of placing down ships in valid tiles. When that is finished, coding of the modules unique to this game such as calculating explosion radius, score handling and destructions of ship parts will be completed next. After that, testing will be done to find errors and bugs that will be patched out as soon as they are discovered before the game is published for </w:t>
+      </w:r>
+      <w:r>
+        <w:rPr>
+          <w:lang w:val="en-US"/>
+        </w:rPr>
+        <w:lastRenderedPageBreak/>
+        <w:t>people to play. The object of this game for the user is to clear out endless levels of auto generated mines while making sure that if a mine were to explode it does not end up damaging the ships that they placed</w:t>
       </w:r>
     </w:p>
     <w:p>
@@ -3722,8 +3724,8 @@
       <w:pPr>
         <w:pStyle w:val="Heading1"/>
       </w:pPr>
-      <w:bookmarkStart w:name="_v62aiqrokj0b" w:colFirst="0" w:colLast="0" w:id="5"/>
-      <w:bookmarkStart w:name="_Toc169689620" w:id="6"/>
+      <w:bookmarkStart w:id="5" w:name="_v62aiqrokj0b" w:colFirst="0" w:colLast="0"/>
+      <w:bookmarkStart w:id="6" w:name="_Toc169689620"/>
       <w:bookmarkEnd w:id="5"/>
       <w:r>
         <w:t>Detailed Design</w:t>
@@ -3739,8 +3741,8 @@
           <w:szCs w:val="22"/>
         </w:rPr>
       </w:pPr>
-      <w:bookmarkStart w:name="_5giizrpnpkwk" w:colFirst="0" w:colLast="0" w:id="7"/>
-      <w:bookmarkStart w:name="_Toc169689621" w:id="8"/>
+      <w:bookmarkStart w:id="7" w:name="_5giizrpnpkwk" w:colFirst="0" w:colLast="0"/>
+      <w:bookmarkStart w:id="8" w:name="_Toc169689621"/>
       <w:bookmarkEnd w:id="7"/>
       <w:r>
         <w:t>Sketch of all the screens that will appear</w:t>
@@ -3851,6 +3853,7 @@
         <w:rPr>
           <w:noProof/>
         </w:rPr>
+        <w:lastRenderedPageBreak/>
         <w:drawing>
           <wp:inline distT="0" distB="0" distL="0" distR="0" wp14:anchorId="6DC33D4A" wp14:editId="1EF4178C">
             <wp:extent cx="5943600" cy="2065020"/>
@@ -3944,7 +3947,7 @@
       <w:pPr>
         <w:jc w:val="both"/>
       </w:pPr>
-      <w:bookmarkStart w:name="_swaovabkcd35" w:colFirst="0" w:colLast="0" w:id="9"/>
+      <w:bookmarkStart w:id="9" w:name="_swaovabkcd35" w:colFirst="0" w:colLast="0"/>
       <w:bookmarkEnd w:id="9"/>
     </w:p>
     <w:p>
@@ -3952,8 +3955,8 @@
         <w:pStyle w:val="Heading2"/>
         <w:jc w:val="center"/>
       </w:pPr>
-      <w:bookmarkStart w:name="_wq33ccefzikw" w:colFirst="0" w:colLast="0" w:id="10"/>
-      <w:bookmarkStart w:name="_Toc169689622" w:id="11"/>
+      <w:bookmarkStart w:id="10" w:name="_wq33ccefzikw" w:colFirst="0" w:colLast="0"/>
+      <w:bookmarkStart w:id="11" w:name="_Toc169689622"/>
       <w:bookmarkEnd w:id="10"/>
       <w:r>
         <w:t>Specifications</w:t>
@@ -3964,8 +3967,8 @@
       <w:pPr>
         <w:pStyle w:val="Heading3"/>
       </w:pPr>
-      <w:bookmarkStart w:name="_7u8acoib12tk" w:colFirst="0" w:colLast="0" w:id="12"/>
-      <w:bookmarkStart w:name="_Toc169689623" w:id="13"/>
+      <w:bookmarkStart w:id="12" w:name="_7u8acoib12tk" w:colFirst="0" w:colLast="0"/>
+      <w:bookmarkStart w:id="13" w:name="_Toc169689623"/>
       <w:bookmarkEnd w:id="12"/>
       <w:r>
         <w:t>Basic Functionality</w:t>
@@ -3997,10 +4000,11 @@
       <w:pPr>
         <w:pStyle w:val="Heading3"/>
       </w:pPr>
-      <w:bookmarkStart w:name="_cdksdwqx8wbt" w:colFirst="0" w:colLast="0" w:id="14"/>
-      <w:bookmarkStart w:name="_Toc169689624" w:id="15"/>
+      <w:bookmarkStart w:id="14" w:name="_cdksdwqx8wbt" w:colFirst="0" w:colLast="0"/>
+      <w:bookmarkStart w:id="15" w:name="_Toc169689624"/>
       <w:bookmarkEnd w:id="14"/>
       <w:r>
+        <w:lastRenderedPageBreak/>
         <w:t>Limitations</w:t>
       </w:r>
       <w:bookmarkEnd w:id="15"/>
@@ -4102,8 +4106,8 @@
         <w:pStyle w:val="Heading2"/>
         <w:jc w:val="center"/>
       </w:pPr>
-      <w:bookmarkStart w:name="_jqe6afgy1vep" w:colFirst="0" w:colLast="0" w:id="16"/>
-      <w:bookmarkStart w:name="_Toc169689625" w:id="17"/>
+      <w:bookmarkStart w:id="16" w:name="_jqe6afgy1vep" w:colFirst="0" w:colLast="0"/>
+      <w:bookmarkStart w:id="17" w:name="_Toc169689625"/>
       <w:bookmarkEnd w:id="16"/>
       <w:r>
         <w:t>Input,</w:t>
@@ -4128,12 +4132,12 @@
         <w:tblStyle w:val="1"/>
         <w:tblW w:w="9360" w:type="dxa"/>
         <w:tblBorders>
-          <w:top w:val="single" w:color="000000" w:sz="8" w:space="0"/>
-          <w:left w:val="single" w:color="000000" w:sz="8" w:space="0"/>
-          <w:bottom w:val="single" w:color="000000" w:sz="8" w:space="0"/>
-          <w:right w:val="single" w:color="000000" w:sz="8" w:space="0"/>
-          <w:insideH w:val="single" w:color="000000" w:sz="8" w:space="0"/>
-          <w:insideV w:val="single" w:color="000000" w:sz="8" w:space="0"/>
+          <w:top w:val="single" w:sz="8" w:space="0" w:color="000000"/>
+          <w:left w:val="single" w:sz="8" w:space="0" w:color="000000"/>
+          <w:bottom w:val="single" w:sz="8" w:space="0" w:color="000000"/>
+          <w:right w:val="single" w:sz="8" w:space="0" w:color="000000"/>
+          <w:insideH w:val="single" w:sz="8" w:space="0" w:color="000000"/>
+          <w:insideV w:val="single" w:sz="8" w:space="0" w:color="000000"/>
         </w:tblBorders>
         <w:tblLayout w:type="fixed"/>
         <w:tblLook w:val="0600" w:firstRow="0" w:lastRow="0" w:firstColumn="0" w:lastColumn="0" w:noHBand="1" w:noVBand="1"/>
@@ -4160,8 +4164,8 @@
               <w:pStyle w:val="Heading2"/>
               <w:jc w:val="center"/>
             </w:pPr>
-            <w:bookmarkStart w:name="_8dl3ltxqxbxj" w:colFirst="0" w:colLast="0" w:id="18"/>
-            <w:bookmarkStart w:name="_Toc169689626" w:id="19"/>
+            <w:bookmarkStart w:id="18" w:name="_8dl3ltxqxbxj" w:colFirst="0" w:colLast="0"/>
+            <w:bookmarkStart w:id="19" w:name="_Toc169689626"/>
             <w:bookmarkEnd w:id="18"/>
             <w:r>
               <w:t>Input</w:t>
@@ -4185,8 +4189,8 @@
               <w:pStyle w:val="Heading2"/>
               <w:jc w:val="center"/>
             </w:pPr>
-            <w:bookmarkStart w:name="_ko7bq95i81kj" w:colFirst="0" w:colLast="0" w:id="20"/>
-            <w:bookmarkStart w:name="_Toc169689627" w:id="21"/>
+            <w:bookmarkStart w:id="20" w:name="_ko7bq95i81kj" w:colFirst="0" w:colLast="0"/>
+            <w:bookmarkStart w:id="21" w:name="_Toc169689627"/>
             <w:bookmarkEnd w:id="20"/>
             <w:r>
               <w:t>Process</w:t>
@@ -4210,8 +4214,8 @@
               <w:pStyle w:val="Heading2"/>
               <w:jc w:val="center"/>
             </w:pPr>
-            <w:bookmarkStart w:name="_ky1bt25qkhde" w:colFirst="0" w:colLast="0" w:id="22"/>
-            <w:bookmarkStart w:name="_Toc169689628" w:id="23"/>
+            <w:bookmarkStart w:id="22" w:name="_ky1bt25qkhde" w:colFirst="0" w:colLast="0"/>
+            <w:bookmarkStart w:id="23" w:name="_Toc169689628"/>
             <w:bookmarkEnd w:id="22"/>
             <w:r>
               <w:t>Output</w:t>
@@ -4396,8 +4400,6 @@
             </w:r>
             <w:r>
               <w:br/>
-            </w:r>
-            <w:r>
               <w:t>“Left click to place &lt;ship name&gt; ship</w:t>
             </w:r>
           </w:p>
@@ -4602,14 +4604,10 @@
             </w:r>
             <w:r>
               <w:tab/>
-            </w:r>
-            <w:r>
               <w:t>Play “error” sound</w:t>
             </w:r>
             <w:r>
               <w:br/>
-            </w:r>
-            <w:r>
               <w:t>Else</w:t>
             </w:r>
           </w:p>
@@ -4837,14 +4835,10 @@
             </w:r>
             <w:r>
               <w:tab/>
-            </w:r>
-            <w:r>
               <w:t>Play “error” sound</w:t>
             </w:r>
             <w:r>
               <w:br/>
-            </w:r>
-            <w:r>
               <w:t>Else</w:t>
             </w:r>
           </w:p>
@@ -5008,12 +5002,11 @@
               <w:jc w:val="center"/>
             </w:pPr>
             <w:r>
+              <w:lastRenderedPageBreak/>
               <w:t>Right click to rotate”</w:t>
             </w:r>
             <w:r>
               <w:br/>
-            </w:r>
-            <w:r>
               <w:t>“Assigning mines....”</w:t>
             </w:r>
           </w:p>
@@ -5071,6 +5064,7 @@
               <w:spacing w:line="240" w:lineRule="auto"/>
             </w:pPr>
             <w:r>
+              <w:lastRenderedPageBreak/>
               <w:t>Revealing a non-mine tile</w:t>
             </w:r>
           </w:p>
@@ -5129,8 +5123,6 @@
             </w:r>
             <w:r>
               <w:tab/>
-            </w:r>
-            <w:r>
               <w:t>Reveal tile</w:t>
             </w:r>
             <w:r>
@@ -5138,8 +5130,6 @@
             </w:r>
             <w:r>
               <w:tab/>
-            </w:r>
-            <w:r>
               <w:t>Repeat until tile with number   is revealed</w:t>
             </w:r>
           </w:p>
@@ -5173,8 +5163,6 @@
             </w:r>
             <w:r>
               <w:tab/>
-            </w:r>
-            <w:r>
               <w:t xml:space="preserve">Display “Level complete!!”  </w:t>
             </w:r>
           </w:p>
@@ -5462,8 +5450,6 @@
             </w:r>
             <w:r>
               <w:tab/>
-            </w:r>
-            <w:r>
               <w:t>set ship part for affected ship as “destroyed”</w:t>
             </w:r>
             <w:r>
@@ -5471,8 +5457,6 @@
             </w:r>
             <w:r>
               <w:tab/>
-            </w:r>
-            <w:r>
               <w:t xml:space="preserve">display part destroyed decal </w:t>
             </w:r>
           </w:p>
@@ -5696,8 +5680,6 @@
             </w:r>
             <w:r>
               <w:br/>
-            </w:r>
-            <w:r>
               <w:t>Score 2</w:t>
             </w:r>
           </w:p>
@@ -5764,10 +5746,11 @@
         <w:pStyle w:val="Heading2"/>
         <w:jc w:val="center"/>
       </w:pPr>
-      <w:bookmarkStart w:name="_9ik34z78r0a7" w:colFirst="0" w:colLast="0" w:id="24"/>
-      <w:bookmarkStart w:name="_Toc169689629" w:id="25"/>
+      <w:bookmarkStart w:id="24" w:name="_9ik34z78r0a7" w:colFirst="0" w:colLast="0"/>
+      <w:bookmarkStart w:id="25" w:name="_Toc169689629"/>
       <w:bookmarkEnd w:id="24"/>
       <w:r>
+        <w:lastRenderedPageBreak/>
         <w:t>Context diagram</w:t>
       </w:r>
       <w:bookmarkEnd w:id="25"/>
@@ -5825,8 +5808,8 @@
         <w:pStyle w:val="Heading2"/>
         <w:jc w:val="center"/>
       </w:pPr>
-      <w:bookmarkStart w:name="_ka87bclkt72u" w:colFirst="0" w:colLast="0" w:id="26"/>
-      <w:bookmarkStart w:name="_Toc169689630" w:id="27"/>
+      <w:bookmarkStart w:id="26" w:name="_ka87bclkt72u" w:colFirst="0" w:colLast="0"/>
+      <w:bookmarkStart w:id="27" w:name="_Toc169689630"/>
       <w:bookmarkEnd w:id="26"/>
       <w:r>
         <w:t>Data flow diagram</w:t>
@@ -5887,10 +5870,11 @@
         <w:pStyle w:val="Heading2"/>
         <w:jc w:val="center"/>
       </w:pPr>
-      <w:bookmarkStart w:name="_mdtgga2tujg3" w:colFirst="0" w:colLast="0" w:id="28"/>
-      <w:bookmarkStart w:name="_Toc169689631" w:id="29"/>
+      <w:bookmarkStart w:id="28" w:name="_mdtgga2tujg3" w:colFirst="0" w:colLast="0"/>
+      <w:bookmarkStart w:id="29" w:name="_Toc169689631"/>
       <w:bookmarkEnd w:id="28"/>
       <w:r>
+        <w:lastRenderedPageBreak/>
         <w:t>System Flowchart</w:t>
       </w:r>
       <w:bookmarkEnd w:id="29"/>
@@ -5948,8 +5932,8 @@
         <w:pStyle w:val="Heading2"/>
         <w:jc w:val="center"/>
       </w:pPr>
-      <w:bookmarkStart w:name="_pm02pjywrugk" w:colFirst="0" w:colLast="0" w:id="30"/>
-      <w:bookmarkStart w:name="_Toc169689632" w:id="31"/>
+      <w:bookmarkStart w:id="30" w:name="_pm02pjywrugk" w:colFirst="0" w:colLast="0"/>
+      <w:bookmarkStart w:id="31" w:name="_Toc169689632"/>
       <w:bookmarkEnd w:id="30"/>
       <w:r>
         <w:t>Structure chart</w:t>
@@ -6005,21 +5989,45 @@
           </wp:inline>
         </w:drawing>
       </w:r>
-      <w:bookmarkStart w:name="_qnfd9kn5ka18" w:colFirst="0" w:colLast="0" w:id="32"/>
+      <w:bookmarkStart w:id="32" w:name="_qnfd9kn5ka18" w:colFirst="0" w:colLast="0"/>
       <w:bookmarkEnd w:id="32"/>
     </w:p>
     <w:p>
       <w:pPr>
         <w:pStyle w:val="Heading1"/>
       </w:pPr>
-      <w:bookmarkStart w:name="_cdo2crgnqyga" w:colFirst="0" w:colLast="0" w:id="33"/>
-      <w:bookmarkStart w:name="_Toc169689633" w:id="34"/>
+      <w:bookmarkStart w:id="33" w:name="_cdo2crgnqyga" w:colFirst="0" w:colLast="0"/>
+      <w:bookmarkStart w:id="34" w:name="_Toc169689633"/>
       <w:bookmarkEnd w:id="33"/>
       <w:r>
+        <w:lastRenderedPageBreak/>
         <w:t>A</w:t>
       </w:r>
       <w:r>
         <w:t xml:space="preserve">lgorithm </w:t>
+      </w:r>
+    </w:p>
+    <w:p>
+      <w:pPr>
+        <w:pStyle w:val="Heading1"/>
+      </w:pPr>
+      <w:r>
+        <w:t>User Manual</w:t>
+      </w:r>
+    </w:p>
+    <w:p>
+      <w:pPr>
+        <w:pStyle w:val="ListParagraph"/>
+        <w:numPr>
+          <w:ilvl w:val="0"/>
+          <w:numId w:val="23"/>
+        </w:numPr>
+      </w:pPr>
+      <w:r>
+        <w:t xml:space="preserve">Please head to </w:t>
+      </w:r>
+      <w:r>
+        <w:t>google class and download BattleSweeper.rar</w:t>
       </w:r>
     </w:p>
     <w:p/>
@@ -6037,8 +6045,8 @@
         <w:pStyle w:val="Heading2"/>
         <w:jc w:val="center"/>
       </w:pPr>
-      <w:bookmarkStart w:name="_ejy7ktsijtkv" w:colFirst="0" w:colLast="0" w:id="35"/>
-      <w:bookmarkStart w:name="_Toc169689634" w:id="36"/>
+      <w:bookmarkStart w:id="35" w:name="_ejy7ktsijtkv" w:colFirst="0" w:colLast="0"/>
+      <w:bookmarkStart w:id="36" w:name="_Toc169689634"/>
       <w:bookmarkEnd w:id="35"/>
       <w:r>
         <w:t>Logbook</w:t>
@@ -6050,8 +6058,8 @@
         <w:pStyle w:val="Heading3"/>
         <w:ind w:left="360"/>
       </w:pPr>
-      <w:bookmarkStart w:name="_y8enwl6u1i6r" w:colFirst="0" w:colLast="0" w:id="37"/>
-      <w:bookmarkStart w:name="_Toc169689635" w:id="38"/>
+      <w:bookmarkStart w:id="37" w:name="_y8enwl6u1i6r" w:colFirst="0" w:colLast="0"/>
+      <w:bookmarkStart w:id="38" w:name="_Toc169689635"/>
       <w:bookmarkEnd w:id="37"/>
       <w:r>
         <w:t>14th of May</w:t>
@@ -6255,8 +6263,8 @@
         <w:pStyle w:val="Heading3"/>
         <w:ind w:left="360"/>
       </w:pPr>
-      <w:bookmarkStart w:name="_b42jir3i1w53" w:colFirst="0" w:colLast="0" w:id="39"/>
-      <w:bookmarkStart w:name="_Toc169689636" w:id="40"/>
+      <w:bookmarkStart w:id="39" w:name="_b42jir3i1w53" w:colFirst="0" w:colLast="0"/>
+      <w:bookmarkStart w:id="40" w:name="_Toc169689636"/>
       <w:bookmarkEnd w:id="39"/>
       <w:r>
         <w:t>15th of May</w:t>
@@ -6395,6 +6403,7 @@
         </w:numPr>
       </w:pPr>
       <w:r>
+        <w:lastRenderedPageBreak/>
         <w:t>Specifications</w:t>
       </w:r>
     </w:p>
@@ -6490,8 +6499,8 @@
         <w:pStyle w:val="Heading3"/>
         <w:ind w:left="360"/>
       </w:pPr>
-      <w:bookmarkStart w:name="_e96pwivm66jw" w:colFirst="0" w:colLast="0" w:id="41"/>
-      <w:bookmarkStart w:name="_Toc169689637" w:id="42"/>
+      <w:bookmarkStart w:id="41" w:name="_e96pwivm66jw" w:colFirst="0" w:colLast="0"/>
+      <w:bookmarkStart w:id="42" w:name="_Toc169689637"/>
       <w:bookmarkEnd w:id="41"/>
       <w:r>
         <w:t>17th of May</w:t>
@@ -6912,6 +6921,7 @@
         <w:rPr>
           <w:lang w:val="en-US"/>
         </w:rPr>
+        <w:lastRenderedPageBreak/>
         <w:t>Additional task for tomorrow</w:t>
       </w:r>
     </w:p>
@@ -6920,8 +6930,8 @@
         <w:pStyle w:val="Heading3"/>
         <w:ind w:left="360"/>
       </w:pPr>
-      <w:bookmarkStart w:name="_32nuc25fnd52" w:colFirst="0" w:colLast="0" w:id="43"/>
-      <w:bookmarkStart w:name="_Toc169689638" w:id="44"/>
+      <w:bookmarkStart w:id="43" w:name="_32nuc25fnd52" w:colFirst="0" w:colLast="0"/>
+      <w:bookmarkStart w:id="44" w:name="_Toc169689638"/>
       <w:bookmarkEnd w:id="43"/>
       <w:r>
         <w:t>19th of May</w:t>
@@ -7119,8 +7129,8 @@
         <w:pStyle w:val="Heading3"/>
         <w:ind w:left="360"/>
       </w:pPr>
-      <w:bookmarkStart w:name="_lx4rdstakn8y" w:colFirst="0" w:colLast="0" w:id="45"/>
-      <w:bookmarkStart w:name="_Toc169689639" w:id="46"/>
+      <w:bookmarkStart w:id="45" w:name="_lx4rdstakn8y" w:colFirst="0" w:colLast="0"/>
+      <w:bookmarkStart w:id="46" w:name="_Toc169689639"/>
       <w:bookmarkEnd w:id="45"/>
       <w:r>
         <w:t>20th of May</w:t>
@@ -7430,6 +7440,7 @@
         </w:numPr>
       </w:pPr>
       <w:r>
+        <w:lastRenderedPageBreak/>
         <w:t>Documentation</w:t>
       </w:r>
     </w:p>
@@ -7504,8 +7515,8 @@
         <w:pStyle w:val="Heading3"/>
         <w:ind w:left="360"/>
       </w:pPr>
-      <w:bookmarkStart w:name="_iy8vwpcklf82" w:colFirst="0" w:colLast="0" w:id="47"/>
-      <w:bookmarkStart w:name="_Toc169689640" w:id="48"/>
+      <w:bookmarkStart w:id="47" w:name="_iy8vwpcklf82" w:colFirst="0" w:colLast="0"/>
+      <w:bookmarkStart w:id="48" w:name="_Toc169689640"/>
       <w:bookmarkEnd w:id="47"/>
       <w:r>
         <w:t>22nd of May</w:t>
@@ -7802,8 +7813,8 @@
         <w:pStyle w:val="Heading3"/>
         <w:ind w:left="360"/>
       </w:pPr>
-      <w:bookmarkStart w:name="_qdx3ep1kzehu" w:colFirst="0" w:colLast="0" w:id="49"/>
-      <w:bookmarkStart w:name="_Toc169689641" w:id="50"/>
+      <w:bookmarkStart w:id="49" w:name="_qdx3ep1kzehu" w:colFirst="0" w:colLast="0"/>
+      <w:bookmarkStart w:id="50" w:name="_Toc169689641"/>
       <w:bookmarkEnd w:id="49"/>
       <w:r>
         <w:t>23rd of May</w:t>
@@ -7969,6 +7980,7 @@
         <w:rPr>
           <w:lang w:val="en-US"/>
         </w:rPr>
+        <w:lastRenderedPageBreak/>
         <w:t>Clear documentation like PyGame</w:t>
       </w:r>
     </w:p>
@@ -8154,8 +8166,8 @@
         <w:pStyle w:val="Heading3"/>
         <w:ind w:left="360"/>
       </w:pPr>
-      <w:bookmarkStart w:name="_ilfjkfr7sa2u" w:colFirst="0" w:colLast="0" w:id="51"/>
-      <w:bookmarkStart w:name="_Toc169689642" w:id="52"/>
+      <w:bookmarkStart w:id="51" w:name="_ilfjkfr7sa2u" w:colFirst="0" w:colLast="0"/>
+      <w:bookmarkStart w:id="52" w:name="_Toc169689642"/>
       <w:bookmarkEnd w:id="51"/>
       <w:r>
         <w:t>26th of May</w:t>
@@ -8329,8 +8341,8 @@
         <w:pStyle w:val="Heading3"/>
         <w:ind w:left="360"/>
       </w:pPr>
-      <w:bookmarkStart w:name="_ros5b13n07z9" w:colFirst="0" w:colLast="0" w:id="53"/>
-      <w:bookmarkStart w:name="_Toc169689643" w:id="54"/>
+      <w:bookmarkStart w:id="53" w:name="_ros5b13n07z9" w:colFirst="0" w:colLast="0"/>
+      <w:bookmarkStart w:id="54" w:name="_Toc169689643"/>
       <w:bookmarkEnd w:id="53"/>
       <w:r>
         <w:t>27th of May</w:t>
@@ -8472,6 +8484,7 @@
         </w:numPr>
       </w:pPr>
       <w:r>
+        <w:lastRenderedPageBreak/>
         <w:t>Charts</w:t>
       </w:r>
     </w:p>
@@ -8555,8 +8568,8 @@
         <w:pStyle w:val="Heading3"/>
         <w:ind w:left="360"/>
       </w:pPr>
-      <w:bookmarkStart w:name="_qyvupq6x3wre" w:colFirst="0" w:colLast="0" w:id="55"/>
-      <w:bookmarkStart w:name="_Toc169689644" w:id="56"/>
+      <w:bookmarkStart w:id="55" w:name="_qyvupq6x3wre" w:colFirst="0" w:colLast="0"/>
+      <w:bookmarkStart w:id="56" w:name="_Toc169689644"/>
       <w:bookmarkEnd w:id="55"/>
       <w:r>
         <w:t>28th of May</w:t>
@@ -8819,8 +8832,8 @@
         <w:pStyle w:val="Heading3"/>
         <w:ind w:left="360"/>
       </w:pPr>
-      <w:bookmarkStart w:name="_tqp7qkek3sxx" w:colFirst="0" w:colLast="0" w:id="57"/>
-      <w:bookmarkStart w:name="_Toc169689645" w:id="58"/>
+      <w:bookmarkStart w:id="57" w:name="_tqp7qkek3sxx" w:colFirst="0" w:colLast="0"/>
+      <w:bookmarkStart w:id="58" w:name="_Toc169689645"/>
       <w:bookmarkEnd w:id="57"/>
       <w:r>
         <w:t>29th of May</w:t>
@@ -8980,6 +8993,7 @@
         </w:numPr>
       </w:pPr>
       <w:r>
+        <w:lastRenderedPageBreak/>
         <w:t>Documentation</w:t>
       </w:r>
     </w:p>
@@ -9039,8 +9053,8 @@
         <w:pStyle w:val="Heading3"/>
         <w:ind w:left="360"/>
       </w:pPr>
-      <w:bookmarkStart w:name="_boq32pdyk7vt" w:colFirst="0" w:colLast="0" w:id="59"/>
-      <w:bookmarkStart w:name="_Toc169689646" w:id="60"/>
+      <w:bookmarkStart w:id="59" w:name="_boq32pdyk7vt" w:colFirst="0" w:colLast="0"/>
+      <w:bookmarkStart w:id="60" w:name="_Toc169689646"/>
       <w:bookmarkEnd w:id="59"/>
       <w:r>
         <w:t>30th of May</w:t>
@@ -9319,8 +9333,8 @@
         <w:pStyle w:val="Heading3"/>
         <w:ind w:left="360"/>
       </w:pPr>
-      <w:bookmarkStart w:name="_1eknjex55i83" w:colFirst="0" w:colLast="0" w:id="61"/>
-      <w:bookmarkStart w:name="_Toc169689647" w:id="62"/>
+      <w:bookmarkStart w:id="61" w:name="_1eknjex55i83" w:colFirst="0" w:colLast="0"/>
+      <w:bookmarkStart w:id="62" w:name="_Toc169689647"/>
       <w:bookmarkEnd w:id="61"/>
       <w:r>
         <w:t>31st of May</w:t>
@@ -9480,6 +9494,7 @@
         </w:numPr>
       </w:pPr>
       <w:r>
+        <w:lastRenderedPageBreak/>
         <w:t>Completed</w:t>
       </w:r>
     </w:p>
@@ -9563,8 +9578,8 @@
         <w:pStyle w:val="Heading3"/>
         <w:ind w:left="360"/>
       </w:pPr>
-      <w:bookmarkStart w:name="_8h4dg5rfcrko" w:colFirst="0" w:colLast="0" w:id="63"/>
-      <w:bookmarkStart w:name="_Toc169689648" w:id="64"/>
+      <w:bookmarkStart w:id="63" w:name="_8h4dg5rfcrko" w:colFirst="0" w:colLast="0"/>
+      <w:bookmarkStart w:id="64" w:name="_Toc169689648"/>
       <w:bookmarkEnd w:id="63"/>
       <w:r>
         <w:t>3rd of June</w:t>
@@ -9738,8 +9753,8 @@
         <w:pStyle w:val="Heading3"/>
         <w:ind w:left="360"/>
       </w:pPr>
-      <w:bookmarkStart w:name="_m8tmi6sc6uty" w:colFirst="0" w:colLast="0" w:id="65"/>
-      <w:bookmarkStart w:name="_Toc169689649" w:id="66"/>
+      <w:bookmarkStart w:id="65" w:name="_m8tmi6sc6uty" w:colFirst="0" w:colLast="0"/>
+      <w:bookmarkStart w:id="66" w:name="_Toc169689649"/>
       <w:bookmarkEnd w:id="65"/>
       <w:r>
         <w:t>4th of June</w:t>
@@ -9913,8 +9928,8 @@
         <w:pStyle w:val="Heading3"/>
         <w:ind w:left="360"/>
       </w:pPr>
-      <w:bookmarkStart w:name="_n21s8u89tei4" w:colFirst="0" w:colLast="0" w:id="67"/>
-      <w:bookmarkStart w:name="_Toc169689650" w:id="68"/>
+      <w:bookmarkStart w:id="67" w:name="_n21s8u89tei4" w:colFirst="0" w:colLast="0"/>
+      <w:bookmarkStart w:id="68" w:name="_Toc169689650"/>
       <w:bookmarkEnd w:id="67"/>
       <w:r>
         <w:t>5th of June</w:t>
@@ -10008,6 +10023,7 @@
         </w:numPr>
       </w:pPr>
       <w:r>
+        <w:lastRenderedPageBreak/>
         <w:t>Gantt Chart Progress check</w:t>
       </w:r>
     </w:p>
@@ -10103,8 +10119,8 @@
         <w:pStyle w:val="Heading3"/>
         <w:ind w:left="360"/>
       </w:pPr>
-      <w:bookmarkStart w:name="_g3dtqtlo3pgl" w:colFirst="0" w:colLast="0" w:id="69"/>
-      <w:bookmarkStart w:name="_Toc169689651" w:id="70"/>
+      <w:bookmarkStart w:id="69" w:name="_g3dtqtlo3pgl" w:colFirst="0" w:colLast="0"/>
+      <w:bookmarkStart w:id="70" w:name="_Toc169689651"/>
       <w:bookmarkEnd w:id="69"/>
       <w:r>
         <w:t>6th of June</w:t>
@@ -10290,8 +10306,8 @@
         <w:pStyle w:val="Heading3"/>
         <w:ind w:left="360"/>
       </w:pPr>
-      <w:bookmarkStart w:name="_53mbsk1yjlrw" w:colFirst="0" w:colLast="0" w:id="71"/>
-      <w:bookmarkStart w:name="_Toc169689652" w:id="72"/>
+      <w:bookmarkStart w:id="71" w:name="_53mbsk1yjlrw" w:colFirst="0" w:colLast="0"/>
+      <w:bookmarkStart w:id="72" w:name="_Toc169689652"/>
       <w:bookmarkEnd w:id="71"/>
       <w:r>
         <w:t>7th of June</w:t>
@@ -10520,6 +10536,7 @@
         </w:numPr>
       </w:pPr>
       <w:r>
+        <w:lastRenderedPageBreak/>
         <w:t>Documentation</w:t>
       </w:r>
     </w:p>
@@ -10579,7 +10596,7 @@
         <w:pStyle w:val="Heading3"/>
         <w:ind w:left="360"/>
       </w:pPr>
-      <w:bookmarkStart w:name="_Toc169689653" w:id="73"/>
+      <w:bookmarkStart w:id="73" w:name="_Toc169689653"/>
       <w:r>
         <w:t>9th of June</w:t>
       </w:r>
@@ -10764,7 +10781,7 @@
         <w:pStyle w:val="Heading3"/>
         <w:ind w:left="360"/>
       </w:pPr>
-      <w:bookmarkStart w:name="_Toc169689654" w:id="74"/>
+      <w:bookmarkStart w:id="74" w:name="_Toc169689654"/>
       <w:r>
         <w:t>10th of June</w:t>
       </w:r>
@@ -10829,7 +10846,7 @@
       <w:r>
         <w:t xml:space="preserve">Learnt more modern uses of signals through this </w:t>
       </w:r>
-      <w:hyperlink w:history="1" r:id="rId35">
+      <w:hyperlink r:id="rId35" w:history="1">
         <w:r>
           <w:rPr>
             <w:rStyle w:val="Hyperlink"/>
@@ -10867,7 +10884,7 @@
       <w:r>
         <w:t xml:space="preserve">Learnt about the “await” function from this </w:t>
       </w:r>
-      <w:hyperlink w:history="1" r:id="rId36">
+      <w:hyperlink r:id="rId36" w:history="1">
         <w:r>
           <w:rPr>
             <w:rStyle w:val="Hyperlink"/>
@@ -10995,7 +11012,7 @@
         <w:pStyle w:val="Heading3"/>
         <w:ind w:left="360"/>
       </w:pPr>
-      <w:bookmarkStart w:name="_Toc169689655" w:id="75"/>
+      <w:bookmarkStart w:id="75" w:name="_Toc169689655"/>
       <w:r>
         <w:t>13th of June</w:t>
       </w:r>
@@ -11058,6 +11075,7 @@
         </w:numPr>
       </w:pPr>
       <w:r>
+        <w:lastRenderedPageBreak/>
         <w:t>Gantt Chart Progress check</w:t>
       </w:r>
     </w:p>
@@ -11165,7 +11183,7 @@
         <w:pStyle w:val="Heading3"/>
         <w:ind w:left="360"/>
       </w:pPr>
-      <w:bookmarkStart w:name="_Toc169689656" w:id="76"/>
+      <w:bookmarkStart w:id="76" w:name="_Toc169689656"/>
       <w:r>
         <w:t>14th of June</w:t>
       </w:r>
@@ -11380,7 +11398,7 @@
         <w:pStyle w:val="Heading3"/>
         <w:ind w:left="360"/>
       </w:pPr>
-      <w:bookmarkStart w:name="_Toc169689657" w:id="77"/>
+      <w:bookmarkStart w:id="77" w:name="_Toc169689657"/>
       <w:r>
         <w:t>15th of June</w:t>
       </w:r>
@@ -11587,6 +11605,7 @@
         </w:numPr>
       </w:pPr>
       <w:r>
+        <w:lastRenderedPageBreak/>
         <w:t>Continue learning</w:t>
       </w:r>
     </w:p>
@@ -11595,7 +11614,7 @@
         <w:pStyle w:val="Heading3"/>
         <w:ind w:left="360"/>
       </w:pPr>
-      <w:bookmarkStart w:name="_Toc169689658" w:id="78"/>
+      <w:bookmarkStart w:id="78" w:name="_Toc169689658"/>
       <w:r>
         <w:t>18th of June</w:t>
       </w:r>
@@ -11905,7 +11924,7 @@
       <w:r>
         <w:t xml:space="preserve">From </w:t>
       </w:r>
-      <w:hyperlink w:history="1" r:id="rId42">
+      <w:hyperlink r:id="rId42" w:history="1">
         <w:r>
           <w:rPr>
             <w:rStyle w:val="Hyperlink"/>
@@ -11952,7 +11971,7 @@
       <w:r>
         <w:t xml:space="preserve">From </w:t>
       </w:r>
-      <w:hyperlink w:history="1" r:id="rId43">
+      <w:hyperlink r:id="rId43" w:history="1">
         <w:r>
           <w:rPr>
             <w:rStyle w:val="Hyperlink"/>
@@ -12010,10 +12029,8 @@
           <w:ilvl w:val="2"/>
           <w:numId w:val="22"/>
         </w:numPr>
-        <w:rPr/>
-      </w:pPr>
-      <w:r>
-        <w:rPr/>
+      </w:pPr>
+      <w:r>
         <w:t>Added title of game</w:t>
       </w:r>
     </w:p>
@@ -12024,10 +12041,8 @@
           <w:ilvl w:val="0"/>
           <w:numId w:val="22"/>
         </w:numPr>
-        <w:rPr/>
-      </w:pPr>
-      <w:r>
-        <w:rPr/>
+      </w:pPr>
+      <w:r>
         <w:t>Begin working on Algorithm</w:t>
       </w:r>
     </w:p>
@@ -12050,10 +12065,8 @@
           <w:ilvl w:val="1"/>
           <w:numId w:val="22"/>
         </w:numPr>
-        <w:rPr/>
-      </w:pPr>
-      <w:r>
-        <w:rPr/>
+      </w:pPr>
+      <w:r>
         <w:t>Algorithm</w:t>
       </w:r>
     </w:p>
@@ -12064,15 +12077,8 @@
           <w:ilvl w:val="2"/>
           <w:numId w:val="22"/>
         </w:numPr>
-        <w:suppressLineNumbers w:val="0"/>
-        <w:bidi w:val="0"/>
-        <w:spacing w:before="0" w:beforeAutospacing="off" w:after="0" w:afterAutospacing="off" w:line="276" w:lineRule="auto"/>
-        <w:ind w:left="2160" w:right="0" w:hanging="360"/>
-        <w:jc w:val="left"/>
-        <w:rPr/>
-      </w:pPr>
-      <w:r>
-        <w:rPr/>
+      </w:pPr>
+      <w:r>
         <w:t>On course</w:t>
       </w:r>
     </w:p>
@@ -12121,6 +12127,7 @@
         </w:numPr>
       </w:pPr>
       <w:r>
+        <w:lastRenderedPageBreak/>
         <w:t>On Course</w:t>
       </w:r>
     </w:p>
@@ -12154,10 +12161,184 @@
         <w:tab/>
       </w:r>
     </w:p>
+    <w:p>
+      <w:pPr>
+        <w:pStyle w:val="Heading3"/>
+        <w:ind w:left="360"/>
+      </w:pPr>
+      <w:r>
+        <w:t>19th of June</w:t>
+      </w:r>
+    </w:p>
+    <w:p>
+      <w:pPr>
+        <w:pStyle w:val="ListParagraph"/>
+        <w:numPr>
+          <w:ilvl w:val="0"/>
+          <w:numId w:val="22"/>
+        </w:numPr>
+      </w:pPr>
+      <w:r>
+        <w:t>Started development on main game</w:t>
+      </w:r>
+    </w:p>
+    <w:p>
+      <w:pPr>
+        <w:pStyle w:val="ListParagraph"/>
+        <w:numPr>
+          <w:ilvl w:val="1"/>
+          <w:numId w:val="22"/>
+        </w:numPr>
+      </w:pPr>
+      <w:r>
+        <w:t>Continued to</w:t>
+      </w:r>
+      <w:r>
+        <w:t xml:space="preserve"> design HUD</w:t>
+      </w:r>
+    </w:p>
+    <w:p>
+      <w:pPr>
+        <w:pStyle w:val="ListParagraph"/>
+        <w:numPr>
+          <w:ilvl w:val="0"/>
+          <w:numId w:val="22"/>
+        </w:numPr>
+      </w:pPr>
+      <w:r>
+        <w:t>Begin working on Algorithm</w:t>
+      </w:r>
+    </w:p>
+    <w:p>
+      <w:pPr>
+        <w:pStyle w:val="ListParagraph"/>
+        <w:numPr>
+          <w:ilvl w:val="0"/>
+          <w:numId w:val="22"/>
+        </w:numPr>
+      </w:pPr>
+      <w:r>
+        <w:t>Gantt Chart Progress check</w:t>
+      </w:r>
+    </w:p>
+    <w:p>
+      <w:pPr>
+        <w:pStyle w:val="ListParagraph"/>
+        <w:numPr>
+          <w:ilvl w:val="1"/>
+          <w:numId w:val="22"/>
+        </w:numPr>
+      </w:pPr>
+      <w:r>
+        <w:t>Algorithm</w:t>
+      </w:r>
+    </w:p>
+    <w:p>
+      <w:pPr>
+        <w:pStyle w:val="ListParagraph"/>
+        <w:numPr>
+          <w:ilvl w:val="2"/>
+          <w:numId w:val="22"/>
+        </w:numPr>
+      </w:pPr>
+      <w:r>
+        <w:t>On course</w:t>
+      </w:r>
+    </w:p>
+    <w:p>
+      <w:pPr>
+        <w:pStyle w:val="ListParagraph"/>
+        <w:numPr>
+          <w:ilvl w:val="1"/>
+          <w:numId w:val="22"/>
+        </w:numPr>
+      </w:pPr>
+      <w:r>
+        <w:t>Documentation</w:t>
+      </w:r>
+    </w:p>
+    <w:p>
+      <w:pPr>
+        <w:pStyle w:val="ListParagraph"/>
+        <w:numPr>
+          <w:ilvl w:val="2"/>
+          <w:numId w:val="22"/>
+        </w:numPr>
+      </w:pPr>
+      <w:r>
+        <w:t>User Manual</w:t>
+      </w:r>
+    </w:p>
+    <w:p>
+      <w:pPr>
+        <w:pStyle w:val="ListParagraph"/>
+        <w:numPr>
+          <w:ilvl w:val="3"/>
+          <w:numId w:val="22"/>
+        </w:numPr>
+      </w:pPr>
+      <w:r>
+        <w:t>On Course</w:t>
+      </w:r>
+    </w:p>
+    <w:p>
+      <w:pPr>
+        <w:pStyle w:val="ListParagraph"/>
+        <w:numPr>
+          <w:ilvl w:val="1"/>
+          <w:numId w:val="22"/>
+        </w:numPr>
+      </w:pPr>
+      <w:r>
+        <w:t>Coding</w:t>
+      </w:r>
+    </w:p>
+    <w:p>
+      <w:pPr>
+        <w:pStyle w:val="ListParagraph"/>
+        <w:numPr>
+          <w:ilvl w:val="2"/>
+          <w:numId w:val="22"/>
+        </w:numPr>
+      </w:pPr>
+      <w:r>
+        <w:t>On Course</w:t>
+      </w:r>
+    </w:p>
+    <w:p>
+      <w:pPr>
+        <w:pStyle w:val="ListParagraph"/>
+        <w:numPr>
+          <w:ilvl w:val="0"/>
+          <w:numId w:val="22"/>
+        </w:numPr>
+      </w:pPr>
+      <w:r>
+        <w:rPr>
+          <w:lang w:val="en-US"/>
+        </w:rPr>
+        <w:t>Additional task tomorrow</w:t>
+      </w:r>
+    </w:p>
+    <w:p>
+      <w:pPr>
+        <w:pStyle w:val="ListParagraph"/>
+        <w:numPr>
+          <w:ilvl w:val="1"/>
+          <w:numId w:val="22"/>
+        </w:numPr>
+      </w:pPr>
+      <w:r>
+        <w:t xml:space="preserve">Continue learning </w:t>
+      </w:r>
+      <w:r>
+        <w:tab/>
+      </w:r>
+    </w:p>
     <w:p/>
     <w:sectPr>
       <w:footerReference w:type="default" r:id="rId44"/>
-      <w:pgSz w:w="12240" w:h="15840" w:orient="portrait"/>
+      <w:pgSz w:w="12240" w:h="15840"/>
       <w:pgMar w:top="1440" w:right="1440" w:bottom="1440" w:left="1440" w:header="720" w:footer="720" w:gutter="0"/>
       <w:pgNumType w:start="1"/>
       <w:cols w:space="720"/>
@@ -12169,7 +12350,7 @@
 </file>
 
 <file path=word/endnotes.xml><?xml version="1.0" encoding="utf-8"?>
-<w:endnotes xmlns:wpc="http://schemas.microsoft.com/office/word/2010/wordprocessingCanvas" xmlns:cx="http://schemas.microsoft.com/office/drawing/2014/chartex" xmlns:cx1="http://schemas.microsoft.com/office/drawing/2015/9/8/chartex" xmlns:cx2="http://schemas.microsoft.com/office/drawing/2015/10/21/chartex" xmlns:cx3="http://schemas.microsoft.com/office/drawing/2016/5/9/chartex" xmlns:cx4="http://schemas.microsoft.com/office/drawing/2016/5/10/chartex" xmlns:cx5="http://schemas.microsoft.com/office/drawing/2016/5/11/chartex" xmlns:cx6="http://schemas.microsoft.com/office/drawing/2016/5/12/chartex" xmlns:cx7="http://schemas.microsoft.com/office/drawing/2016/5/13/chartex" xmlns:cx8="http://schemas.microsoft.com/office/drawing/2016/5/14/chartex" xmlns:mc="http://schemas.openxmlformats.org/markup-compatibility/2006" xmlns:aink="http://schemas.microsoft.com/office/drawing/2016/ink" xmlns:am3d="http://schemas.microsoft.com/office/drawing/2017/model3d" xmlns:o="urn:schemas-microsoft-com:office:office" xmlns:oel="http://schemas.microsoft.com/office/2019/extlst" xmlns:r="http://schemas.openxmlformats.org/officeDocument/2006/relationships" xmlns:m="http://schemas.openxmlformats.org/officeDocument/2006/math" xmlns:v="urn:schemas-microsoft-com:vml" xmlns:wp14="http://schemas.microsoft.com/office/word/2010/wordprocessingDrawing" xmlns:wp="http://schemas.openxmlformats.org/drawingml/2006/wordprocessingDrawing" xmlns:w10="urn:schemas-microsoft-com:office:word" xmlns:w="http://schemas.openxmlformats.org/wordprocessingml/2006/main" xmlns:w14="http://schemas.microsoft.com/office/word/2010/wordml" xmlns:w15="http://schemas.microsoft.com/office/word/2012/wordml" xmlns:w16cex="http://schemas.microsoft.com/office/word/2018/wordml/cex" xmlns:w16cid="http://schemas.microsoft.com/office/word/2016/wordml/cid" xmlns:w16="http://schemas.microsoft.com/office/word/2018/wordml" xmlns:w16sdtdh="http://schemas.microsoft.com/office/word/2020/wordml/sdtdatahash" xmlns:w16se="http://schemas.microsoft.com/office/word/2015/wordml/symex" xmlns:wpg="http://schemas.microsoft.com/office/word/2010/wordprocessingGroup" xmlns:wpi="http://schemas.microsoft.com/office/word/2010/wordprocessingInk" xmlns:wne="http://schemas.microsoft.com/office/word/2006/wordml" xmlns:wps="http://schemas.microsoft.com/office/word/2010/wordprocessingShape" mc:Ignorable="w14 w15 w16se w16cid w16 w16cex w16sdtdh wp14">
+<w:endnotes xmlns:wpc="http://schemas.microsoft.com/office/word/2010/wordprocessingCanvas" xmlns:cx="http://schemas.microsoft.com/office/drawing/2014/chartex" xmlns:cx1="http://schemas.microsoft.com/office/drawing/2015/9/8/chartex" xmlns:cx2="http://schemas.microsoft.com/office/drawing/2015/10/21/chartex" xmlns:cx3="http://schemas.microsoft.com/office/drawing/2016/5/9/chartex" xmlns:cx4="http://schemas.microsoft.com/office/drawing/2016/5/10/chartex" xmlns:cx5="http://schemas.microsoft.com/office/drawing/2016/5/11/chartex" xmlns:cx6="http://schemas.microsoft.com/office/drawing/2016/5/12/chartex" xmlns:cx7="http://schemas.microsoft.com/office/drawing/2016/5/13/chartex" xmlns:cx8="http://schemas.microsoft.com/office/drawing/2016/5/14/chartex" xmlns:mc="http://schemas.openxmlformats.org/markup-compatibility/2006" xmlns:aink="http://schemas.microsoft.com/office/drawing/2016/ink" xmlns:am3d="http://schemas.microsoft.com/office/drawing/2017/model3d" xmlns:o="urn:schemas-microsoft-com:office:office" xmlns:oel="http://schemas.microsoft.com/office/2019/extlst" xmlns:r="http://schemas.openxmlformats.org/officeDocument/2006/relationships" xmlns:m="http://schemas.openxmlformats.org/officeDocument/2006/math" xmlns:v="urn:schemas-microsoft-com:vml" xmlns:wp14="http://schemas.microsoft.com/office/word/2010/wordprocessingDrawing" xmlns:wp="http://schemas.openxmlformats.org/drawingml/2006/wordprocessingDrawing" xmlns:w10="urn:schemas-microsoft-com:office:word" xmlns:w="http://schemas.openxmlformats.org/wordprocessingml/2006/main" xmlns:w14="http://schemas.microsoft.com/office/word/2010/wordml" xmlns:w15="http://schemas.microsoft.com/office/word/2012/wordml" xmlns:w16cex="http://schemas.microsoft.com/office/word/2018/wordml/cex" xmlns:w16cid="http://schemas.microsoft.com/office/word/2016/wordml/cid" xmlns:w16="http://schemas.microsoft.com/office/word/2018/wordml" xmlns:w16du="http://schemas.microsoft.com/office/word/2023/wordml/word16du" xmlns:w16sdtdh="http://schemas.microsoft.com/office/word/2020/wordml/sdtdatahash" xmlns:w16se="http://schemas.microsoft.com/office/word/2015/wordml/symex" xmlns:wpg="http://schemas.microsoft.com/office/word/2010/wordprocessingGroup" xmlns:wpi="http://schemas.microsoft.com/office/word/2010/wordprocessingInk" xmlns:wne="http://schemas.microsoft.com/office/word/2006/wordml" xmlns:wps="http://schemas.microsoft.com/office/word/2010/wordprocessingShape" mc:Ignorable="w14 w15 w16se w16cid w16 w16cex w16sdtdh w16du wp14">
   <w:endnote w:type="separator" w:id="-1">
     <w:p>
       <w:pPr>
@@ -12194,7 +12375,7 @@
 </file>
 
 <file path=word/footer1.xml><?xml version="1.0" encoding="utf-8"?>
-<w:ftr xmlns:wpc="http://schemas.microsoft.com/office/word/2010/wordprocessingCanvas" xmlns:cx="http://schemas.microsoft.com/office/drawing/2014/chartex" xmlns:cx1="http://schemas.microsoft.com/office/drawing/2015/9/8/chartex" xmlns:cx2="http://schemas.microsoft.com/office/drawing/2015/10/21/chartex" xmlns:cx3="http://schemas.microsoft.com/office/drawing/2016/5/9/chartex" xmlns:cx4="http://schemas.microsoft.com/office/drawing/2016/5/10/chartex" xmlns:cx5="http://schemas.microsoft.com/office/drawing/2016/5/11/chartex" xmlns:cx6="http://schemas.microsoft.com/office/drawing/2016/5/12/chartex" xmlns:cx7="http://schemas.microsoft.com/office/drawing/2016/5/13/chartex" xmlns:cx8="http://schemas.microsoft.com/office/drawing/2016/5/14/chartex" xmlns:mc="http://schemas.openxmlformats.org/markup-compatibility/2006" xmlns:aink="http://schemas.microsoft.com/office/drawing/2016/ink" xmlns:am3d="http://schemas.microsoft.com/office/drawing/2017/model3d" xmlns:o="urn:schemas-microsoft-com:office:office" xmlns:oel="http://schemas.microsoft.com/office/2019/extlst" xmlns:r="http://schemas.openxmlformats.org/officeDocument/2006/relationships" xmlns:m="http://schemas.openxmlformats.org/officeDocument/2006/math" xmlns:v="urn:schemas-microsoft-com:vml" xmlns:wp14="http://schemas.microsoft.com/office/word/2010/wordprocessingDrawing" xmlns:wp="http://schemas.openxmlformats.org/drawingml/2006/wordprocessingDrawing" xmlns:w10="urn:schemas-microsoft-com:office:word" xmlns:w="http://schemas.openxmlformats.org/wordprocessingml/2006/main" xmlns:w14="http://schemas.microsoft.com/office/word/2010/wordml" xmlns:w15="http://schemas.microsoft.com/office/word/2012/wordml" xmlns:w16cex="http://schemas.microsoft.com/office/word/2018/wordml/cex" xmlns:w16cid="http://schemas.microsoft.com/office/word/2016/wordml/cid" xmlns:w16="http://schemas.microsoft.com/office/word/2018/wordml" xmlns:w16sdtdh="http://schemas.microsoft.com/office/word/2020/wordml/sdtdatahash" xmlns:w16se="http://schemas.microsoft.com/office/word/2015/wordml/symex" xmlns:wpg="http://schemas.microsoft.com/office/word/2010/wordprocessingGroup" xmlns:wpi="http://schemas.microsoft.com/office/word/2010/wordprocessingInk" xmlns:wne="http://schemas.microsoft.com/office/word/2006/wordml" xmlns:wps="http://schemas.microsoft.com/office/word/2010/wordprocessingShape" mc:Ignorable="w14 w15 w16se w16cid w16 w16cex w16sdtdh wp14">
+<w:ftr xmlns:wpc="http://schemas.microsoft.com/office/word/2010/wordprocessingCanvas" xmlns:cx="http://schemas.microsoft.com/office/drawing/2014/chartex" xmlns:cx1="http://schemas.microsoft.com/office/drawing/2015/9/8/chartex" xmlns:cx2="http://schemas.microsoft.com/office/drawing/2015/10/21/chartex" xmlns:cx3="http://schemas.microsoft.com/office/drawing/2016/5/9/chartex" xmlns:cx4="http://schemas.microsoft.com/office/drawing/2016/5/10/chartex" xmlns:cx5="http://schemas.microsoft.com/office/drawing/2016/5/11/chartex" xmlns:cx6="http://schemas.microsoft.com/office/drawing/2016/5/12/chartex" xmlns:cx7="http://schemas.microsoft.com/office/drawing/2016/5/13/chartex" xmlns:cx8="http://schemas.microsoft.com/office/drawing/2016/5/14/chartex" xmlns:mc="http://schemas.openxmlformats.org/markup-compatibility/2006" xmlns:aink="http://schemas.microsoft.com/office/drawing/2016/ink" xmlns:am3d="http://schemas.microsoft.com/office/drawing/2017/model3d" xmlns:o="urn:schemas-microsoft-com:office:office" xmlns:oel="http://schemas.microsoft.com/office/2019/extlst" xmlns:r="http://schemas.openxmlformats.org/officeDocument/2006/relationships" xmlns:m="http://schemas.openxmlformats.org/officeDocument/2006/math" xmlns:v="urn:schemas-microsoft-com:vml" xmlns:wp14="http://schemas.microsoft.com/office/word/2010/wordprocessingDrawing" xmlns:wp="http://schemas.openxmlformats.org/drawingml/2006/wordprocessingDrawing" xmlns:w10="urn:schemas-microsoft-com:office:word" xmlns:w="http://schemas.openxmlformats.org/wordprocessingml/2006/main" xmlns:w14="http://schemas.microsoft.com/office/word/2010/wordml" xmlns:w15="http://schemas.microsoft.com/office/word/2012/wordml" xmlns:w16cex="http://schemas.microsoft.com/office/word/2018/wordml/cex" xmlns:w16cid="http://schemas.microsoft.com/office/word/2016/wordml/cid" xmlns:w16="http://schemas.microsoft.com/office/word/2018/wordml" xmlns:w16du="http://schemas.microsoft.com/office/word/2023/wordml/word16du" xmlns:w16sdtdh="http://schemas.microsoft.com/office/word/2020/wordml/sdtdatahash" xmlns:w16se="http://schemas.microsoft.com/office/word/2015/wordml/symex" xmlns:wpg="http://schemas.microsoft.com/office/word/2010/wordprocessingGroup" xmlns:wpi="http://schemas.microsoft.com/office/word/2010/wordprocessingInk" xmlns:wne="http://schemas.microsoft.com/office/word/2006/wordml" xmlns:wps="http://schemas.microsoft.com/office/word/2010/wordprocessingShape" mc:Ignorable="w14 w15 w16se w16cid w16 w16cex w16sdtdh w16du wp14">
   <w:sdt>
     <w:sdtPr>
       <w:id w:val="229504265"/>
@@ -12249,7 +12430,7 @@
 </file>
 
 <file path=word/footnotes.xml><?xml version="1.0" encoding="utf-8"?>
-<w:footnotes xmlns:wpc="http://schemas.microsoft.com/office/word/2010/wordprocessingCanvas" xmlns:cx="http://schemas.microsoft.com/office/drawing/2014/chartex" xmlns:cx1="http://schemas.microsoft.com/office/drawing/2015/9/8/chartex" xmlns:cx2="http://schemas.microsoft.com/office/drawing/2015/10/21/chartex" xmlns:cx3="http://schemas.microsoft.com/office/drawing/2016/5/9/chartex" xmlns:cx4="http://schemas.microsoft.com/office/drawing/2016/5/10/chartex" xmlns:cx5="http://schemas.microsoft.com/office/drawing/2016/5/11/chartex" xmlns:cx6="http://schemas.microsoft.com/office/drawing/2016/5/12/chartex" xmlns:cx7="http://schemas.microsoft.com/office/drawing/2016/5/13/chartex" xmlns:cx8="http://schemas.microsoft.com/office/drawing/2016/5/14/chartex" xmlns:mc="http://schemas.openxmlformats.org/markup-compatibility/2006" xmlns:aink="http://schemas.microsoft.com/office/drawing/2016/ink" xmlns:am3d="http://schemas.microsoft.com/office/drawing/2017/model3d" xmlns:o="urn:schemas-microsoft-com:office:office" xmlns:oel="http://schemas.microsoft.com/office/2019/extlst" xmlns:r="http://schemas.openxmlformats.org/officeDocument/2006/relationships" xmlns:m="http://schemas.openxmlformats.org/officeDocument/2006/math" xmlns:v="urn:schemas-microsoft-com:vml" xmlns:wp14="http://schemas.microsoft.com/office/word/2010/wordprocessingDrawing" xmlns:wp="http://schemas.openxmlformats.org/drawingml/2006/wordprocessingDrawing" xmlns:w10="urn:schemas-microsoft-com:office:word" xmlns:w="http://schemas.openxmlformats.org/wordprocessingml/2006/main" xmlns:w14="http://schemas.microsoft.com/office/word/2010/wordml" xmlns:w15="http://schemas.microsoft.com/office/word/2012/wordml" xmlns:w16cex="http://schemas.microsoft.com/office/word/2018/wordml/cex" xmlns:w16cid="http://schemas.microsoft.com/office/word/2016/wordml/cid" xmlns:w16="http://schemas.microsoft.com/office/word/2018/wordml" xmlns:w16sdtdh="http://schemas.microsoft.com/office/word/2020/wordml/sdtdatahash" xmlns:w16se="http://schemas.microsoft.com/office/word/2015/wordml/symex" xmlns:wpg="http://schemas.microsoft.com/office/word/2010/wordprocessingGroup" xmlns:wpi="http://schemas.microsoft.com/office/word/2010/wordprocessingInk" xmlns:wne="http://schemas.microsoft.com/office/word/2006/wordml" xmlns:wps="http://schemas.microsoft.com/office/word/2010/wordprocessingShape" mc:Ignorable="w14 w15 w16se w16cid w16 w16cex w16sdtdh wp14">
+<w:footnotes xmlns:wpc="http://schemas.microsoft.com/office/word/2010/wordprocessingCanvas" xmlns:cx="http://schemas.microsoft.com/office/drawing/2014/chartex" xmlns:cx1="http://schemas.microsoft.com/office/drawing/2015/9/8/chartex" xmlns:cx2="http://schemas.microsoft.com/office/drawing/2015/10/21/chartex" xmlns:cx3="http://schemas.microsoft.com/office/drawing/2016/5/9/chartex" xmlns:cx4="http://schemas.microsoft.com/office/drawing/2016/5/10/chartex" xmlns:cx5="http://schemas.microsoft.com/office/drawing/2016/5/11/chartex" xmlns:cx6="http://schemas.microsoft.com/office/drawing/2016/5/12/chartex" xmlns:cx7="http://schemas.microsoft.com/office/drawing/2016/5/13/chartex" xmlns:cx8="http://schemas.microsoft.com/office/drawing/2016/5/14/chartex" xmlns:mc="http://schemas.openxmlformats.org/markup-compatibility/2006" xmlns:aink="http://schemas.microsoft.com/office/drawing/2016/ink" xmlns:am3d="http://schemas.microsoft.com/office/drawing/2017/model3d" xmlns:o="urn:schemas-microsoft-com:office:office" xmlns:oel="http://schemas.microsoft.com/office/2019/extlst" xmlns:r="http://schemas.openxmlformats.org/officeDocument/2006/relationships" xmlns:m="http://schemas.openxmlformats.org/officeDocument/2006/math" xmlns:v="urn:schemas-microsoft-com:vml" xmlns:wp14="http://schemas.microsoft.com/office/word/2010/wordprocessingDrawing" xmlns:wp="http://schemas.openxmlformats.org/drawingml/2006/wordprocessingDrawing" xmlns:w10="urn:schemas-microsoft-com:office:word" xmlns:w="http://schemas.openxmlformats.org/wordprocessingml/2006/main" xmlns:w14="http://schemas.microsoft.com/office/word/2010/wordml" xmlns:w15="http://schemas.microsoft.com/office/word/2012/wordml" xmlns:w16cex="http://schemas.microsoft.com/office/word/2018/wordml/cex" xmlns:w16cid="http://schemas.microsoft.com/office/word/2016/wordml/cid" xmlns:w16="http://schemas.microsoft.com/office/word/2018/wordml" xmlns:w16du="http://schemas.microsoft.com/office/word/2023/wordml/word16du" xmlns:w16sdtdh="http://schemas.microsoft.com/office/word/2020/wordml/sdtdatahash" xmlns:w16se="http://schemas.microsoft.com/office/word/2015/wordml/symex" xmlns:wpg="http://schemas.microsoft.com/office/word/2010/wordprocessingGroup" xmlns:wpi="http://schemas.microsoft.com/office/word/2010/wordprocessingInk" xmlns:wne="http://schemas.microsoft.com/office/word/2006/wordml" xmlns:wps="http://schemas.microsoft.com/office/word/2010/wordprocessingShape" mc:Ignorable="w14 w15 w16se w16cid w16 w16cex w16sdtdh w16du wp14">
   <w:footnote w:type="separator" w:id="-1">
     <w:p>
       <w:pPr>
@@ -12274,7 +12455,7 @@
 </file>
 
 <file path=word/numbering.xml><?xml version="1.0" encoding="utf-8"?>
-<w:numbering xmlns:wpc="http://schemas.microsoft.com/office/word/2010/wordprocessingCanvas" xmlns:cx="http://schemas.microsoft.com/office/drawing/2014/chartex" xmlns:cx1="http://schemas.microsoft.com/office/drawing/2015/9/8/chartex" xmlns:cx2="http://schemas.microsoft.com/office/drawing/2015/10/21/chartex" xmlns:cx3="http://schemas.microsoft.com/office/drawing/2016/5/9/chartex" xmlns:cx4="http://schemas.microsoft.com/office/drawing/2016/5/10/chartex" xmlns:cx5="http://schemas.microsoft.com/office/drawing/2016/5/11/chartex" xmlns:cx6="http://schemas.microsoft.com/office/drawing/2016/5/12/chartex" xmlns:cx7="http://schemas.microsoft.com/office/drawing/2016/5/13/chartex" xmlns:cx8="http://schemas.microsoft.com/office/drawing/2016/5/14/chartex" xmlns:mc="http://schemas.openxmlformats.org/markup-compatibility/2006" xmlns:aink="http://schemas.microsoft.com/office/drawing/2016/ink" xmlns:am3d="http://schemas.microsoft.com/office/drawing/2017/model3d" xmlns:o="urn:schemas-microsoft-com:office:office" xmlns:oel="http://schemas.microsoft.com/office/2019/extlst" xmlns:r="http://schemas.openxmlformats.org/officeDocument/2006/relationships" xmlns:m="http://schemas.openxmlformats.org/officeDocument/2006/math" xmlns:v="urn:schemas-microsoft-com:vml" xmlns:wp14="http://schemas.microsoft.com/office/word/2010/wordprocessingDrawing" xmlns:wp="http://schemas.openxmlformats.org/drawingml/2006/wordprocessingDrawing" xmlns:w10="urn:schemas-microsoft-com:office:word" xmlns:w="http://schemas.openxmlformats.org/wordprocessingml/2006/main" xmlns:w14="http://schemas.microsoft.com/office/word/2010/wordml" xmlns:w15="http://schemas.microsoft.com/office/word/2012/wordml" xmlns:w16cex="http://schemas.microsoft.com/office/word/2018/wordml/cex" xmlns:w16cid="http://schemas.microsoft.com/office/word/2016/wordml/cid" xmlns:w16="http://schemas.microsoft.com/office/word/2018/wordml" xmlns:w16sdtdh="http://schemas.microsoft.com/office/word/2020/wordml/sdtdatahash" xmlns:w16se="http://schemas.microsoft.com/office/word/2015/wordml/symex" xmlns:wpg="http://schemas.microsoft.com/office/word/2010/wordprocessingGroup" xmlns:wpi="http://schemas.microsoft.com/office/word/2010/wordprocessingInk" xmlns:wne="http://schemas.microsoft.com/office/word/2006/wordml" xmlns:wps="http://schemas.microsoft.com/office/word/2010/wordprocessingShape" mc:Ignorable="w14 w15 w16se w16cid w16 w16cex w16sdtdh wp14">
+<w:numbering xmlns:wpc="http://schemas.microsoft.com/office/word/2010/wordprocessingCanvas" xmlns:cx="http://schemas.microsoft.com/office/drawing/2014/chartex" xmlns:cx1="http://schemas.microsoft.com/office/drawing/2015/9/8/chartex" xmlns:cx2="http://schemas.microsoft.com/office/drawing/2015/10/21/chartex" xmlns:cx3="http://schemas.microsoft.com/office/drawing/2016/5/9/chartex" xmlns:cx4="http://schemas.microsoft.com/office/drawing/2016/5/10/chartex" xmlns:cx5="http://schemas.microsoft.com/office/drawing/2016/5/11/chartex" xmlns:cx6="http://schemas.microsoft.com/office/drawing/2016/5/12/chartex" xmlns:cx7="http://schemas.microsoft.com/office/drawing/2016/5/13/chartex" xmlns:cx8="http://schemas.microsoft.com/office/drawing/2016/5/14/chartex" xmlns:mc="http://schemas.openxmlformats.org/markup-compatibility/2006" xmlns:aink="http://schemas.microsoft.com/office/drawing/2016/ink" xmlns:am3d="http://schemas.microsoft.com/office/drawing/2017/model3d" xmlns:o="urn:schemas-microsoft-com:office:office" xmlns:oel="http://schemas.microsoft.com/office/2019/extlst" xmlns:r="http://schemas.openxmlformats.org/officeDocument/2006/relationships" xmlns:m="http://schemas.openxmlformats.org/officeDocument/2006/math" xmlns:v="urn:schemas-microsoft-com:vml" xmlns:wp14="http://schemas.microsoft.com/office/word/2010/wordprocessingDrawing" xmlns:wp="http://schemas.openxmlformats.org/drawingml/2006/wordprocessingDrawing" xmlns:w10="urn:schemas-microsoft-com:office:word" xmlns:w="http://schemas.openxmlformats.org/wordprocessingml/2006/main" xmlns:w14="http://schemas.microsoft.com/office/word/2010/wordml" xmlns:w15="http://schemas.microsoft.com/office/word/2012/wordml" xmlns:w16cex="http://schemas.microsoft.com/office/word/2018/wordml/cex" xmlns:w16cid="http://schemas.microsoft.com/office/word/2016/wordml/cid" xmlns:w16="http://schemas.microsoft.com/office/word/2018/wordml" xmlns:w16du="http://schemas.microsoft.com/office/word/2023/wordml/word16du" xmlns:w16sdtdh="http://schemas.microsoft.com/office/word/2020/wordml/sdtdatahash" xmlns:w16se="http://schemas.microsoft.com/office/word/2015/wordml/symex" xmlns:wpg="http://schemas.microsoft.com/office/word/2010/wordprocessingGroup" xmlns:wpi="http://schemas.microsoft.com/office/word/2010/wordprocessingInk" xmlns:wne="http://schemas.microsoft.com/office/word/2006/wordml" xmlns:wps="http://schemas.microsoft.com/office/word/2010/wordprocessingShape" mc:Ignorable="w14 w15 w16se w16cid w16 w16cex w16sdtdh w16du wp14">
   <w:abstractNum w:abstractNumId="0" w15:restartNumberingAfterBreak="0">
     <w:nsid w:val="039F1BC4"/>
     <w:multiLevelType w:val="multilevel"/>
@@ -12400,7 +12581,7 @@
         <w:ind w:left="720" w:hanging="360"/>
       </w:pPr>
       <w:rPr>
-        <w:rFonts w:hint="default" w:ascii="Symbol" w:hAnsi="Symbol" w:eastAsia="Arial" w:cs="Arial"/>
+        <w:rFonts w:ascii="Symbol" w:eastAsia="Arial" w:hAnsi="Symbol" w:cs="Arial" w:hint="default"/>
       </w:rPr>
     </w:lvl>
     <w:lvl w:ilvl="1" w:tplc="0C090003">
@@ -12412,7 +12593,7 @@
         <w:ind w:left="1440" w:hanging="360"/>
       </w:pPr>
       <w:rPr>
-        <w:rFonts w:hint="default" w:ascii="Courier New" w:hAnsi="Courier New" w:cs="Courier New"/>
+        <w:rFonts w:ascii="Courier New" w:hAnsi="Courier New" w:cs="Courier New" w:hint="default"/>
       </w:rPr>
     </w:lvl>
     <w:lvl w:ilvl="2" w:tplc="0C090005">
@@ -12424,7 +12605,7 @@
         <w:ind w:left="2160" w:hanging="360"/>
       </w:pPr>
       <w:rPr>
-        <w:rFonts w:hint="default" w:ascii="Wingdings" w:hAnsi="Wingdings"/>
+        <w:rFonts w:ascii="Wingdings" w:hAnsi="Wingdings" w:hint="default"/>
       </w:rPr>
     </w:lvl>
     <w:lvl w:ilvl="3" w:tplc="0C090001">
@@ -12436,7 +12617,7 @@
         <w:ind w:left="2880" w:hanging="360"/>
       </w:pPr>
       <w:rPr>
-        <w:rFonts w:hint="default" w:ascii="Symbol" w:hAnsi="Symbol"/>
+        <w:rFonts w:ascii="Symbol" w:hAnsi="Symbol" w:hint="default"/>
       </w:rPr>
     </w:lvl>
     <w:lvl w:ilvl="4" w:tplc="0C090003" w:tentative="1">
@@ -12448,7 +12629,7 @@
         <w:ind w:left="3600" w:hanging="360"/>
       </w:pPr>
       <w:rPr>
-        <w:rFonts w:hint="default" w:ascii="Courier New" w:hAnsi="Courier New" w:cs="Courier New"/>
+        <w:rFonts w:ascii="Courier New" w:hAnsi="Courier New" w:cs="Courier New" w:hint="default"/>
       </w:rPr>
     </w:lvl>
     <w:lvl w:ilvl="5" w:tplc="0C090005" w:tentative="1">
@@ -12460,7 +12641,7 @@
         <w:ind w:left="4320" w:hanging="360"/>
       </w:pPr>
       <w:rPr>
-        <w:rFonts w:hint="default" w:ascii="Wingdings" w:hAnsi="Wingdings"/>
+        <w:rFonts w:ascii="Wingdings" w:hAnsi="Wingdings" w:hint="default"/>
       </w:rPr>
     </w:lvl>
     <w:lvl w:ilvl="6" w:tplc="0C090001" w:tentative="1">
@@ -12472,7 +12653,7 @@
         <w:ind w:left="5040" w:hanging="360"/>
       </w:pPr>
       <w:rPr>
-        <w:rFonts w:hint="default" w:ascii="Symbol" w:hAnsi="Symbol"/>
+        <w:rFonts w:ascii="Symbol" w:hAnsi="Symbol" w:hint="default"/>
       </w:rPr>
     </w:lvl>
     <w:lvl w:ilvl="7" w:tplc="0C090003" w:tentative="1">
@@ -12484,7 +12665,7 @@
         <w:ind w:left="5760" w:hanging="360"/>
       </w:pPr>
       <w:rPr>
-        <w:rFonts w:hint="default" w:ascii="Courier New" w:hAnsi="Courier New" w:cs="Courier New"/>
+        <w:rFonts w:ascii="Courier New" w:hAnsi="Courier New" w:cs="Courier New" w:hint="default"/>
       </w:rPr>
     </w:lvl>
     <w:lvl w:ilvl="8" w:tplc="0C090005" w:tentative="1">
@@ -12496,7 +12677,7 @@
         <w:ind w:left="6480" w:hanging="360"/>
       </w:pPr>
       <w:rPr>
-        <w:rFonts w:hint="default" w:ascii="Wingdings" w:hAnsi="Wingdings"/>
+        <w:rFonts w:ascii="Wingdings" w:hAnsi="Wingdings" w:hint="default"/>
       </w:rPr>
     </w:lvl>
   </w:abstractNum>
@@ -12738,7 +12919,7 @@
         <w:ind w:left="720" w:hanging="360"/>
       </w:pPr>
       <w:rPr>
-        <w:rFonts w:hint="default" w:ascii="Symbol" w:hAnsi="Symbol" w:eastAsia="Arial" w:cs="Arial"/>
+        <w:rFonts w:ascii="Symbol" w:eastAsia="Arial" w:hAnsi="Symbol" w:cs="Arial" w:hint="default"/>
       </w:rPr>
     </w:lvl>
     <w:lvl w:ilvl="1" w:tplc="0C090003" w:tentative="1">
@@ -12750,7 +12931,7 @@
         <w:ind w:left="1440" w:hanging="360"/>
       </w:pPr>
       <w:rPr>
-        <w:rFonts w:hint="default" w:ascii="Courier New" w:hAnsi="Courier New" w:cs="Courier New"/>
+        <w:rFonts w:ascii="Courier New" w:hAnsi="Courier New" w:cs="Courier New" w:hint="default"/>
       </w:rPr>
     </w:lvl>
     <w:lvl w:ilvl="2" w:tplc="0C090005" w:tentative="1">
@@ -12762,7 +12943,7 @@
         <w:ind w:left="2160" w:hanging="360"/>
       </w:pPr>
       <w:rPr>
-        <w:rFonts w:hint="default" w:ascii="Wingdings" w:hAnsi="Wingdings"/>
+        <w:rFonts w:ascii="Wingdings" w:hAnsi="Wingdings" w:hint="default"/>
       </w:rPr>
     </w:lvl>
     <w:lvl w:ilvl="3" w:tplc="0C090001" w:tentative="1">
@@ -12774,7 +12955,7 @@
         <w:ind w:left="2880" w:hanging="360"/>
       </w:pPr>
       <w:rPr>
-        <w:rFonts w:hint="default" w:ascii="Symbol" w:hAnsi="Symbol"/>
+        <w:rFonts w:ascii="Symbol" w:hAnsi="Symbol" w:hint="default"/>
       </w:rPr>
     </w:lvl>
     <w:lvl w:ilvl="4" w:tplc="0C090003" w:tentative="1">
@@ -12786,7 +12967,7 @@
         <w:ind w:left="3600" w:hanging="360"/>
       </w:pPr>
       <w:rPr>
-        <w:rFonts w:hint="default" w:ascii="Courier New" w:hAnsi="Courier New" w:cs="Courier New"/>
+        <w:rFonts w:ascii="Courier New" w:hAnsi="Courier New" w:cs="Courier New" w:hint="default"/>
       </w:rPr>
     </w:lvl>
     <w:lvl w:ilvl="5" w:tplc="0C090005" w:tentative="1">
@@ -12798,7 +12979,7 @@
         <w:ind w:left="4320" w:hanging="360"/>
       </w:pPr>
       <w:rPr>
-        <w:rFonts w:hint="default" w:ascii="Wingdings" w:hAnsi="Wingdings"/>
+        <w:rFonts w:ascii="Wingdings" w:hAnsi="Wingdings" w:hint="default"/>
       </w:rPr>
     </w:lvl>
     <w:lvl w:ilvl="6" w:tplc="0C090001" w:tentative="1">
@@ -12810,7 +12991,7 @@
         <w:ind w:left="5040" w:hanging="360"/>
       </w:pPr>
       <w:rPr>
-        <w:rFonts w:hint="default" w:ascii="Symbol" w:hAnsi="Symbol"/>
+        <w:rFonts w:ascii="Symbol" w:hAnsi="Symbol" w:hint="default"/>
       </w:rPr>
     </w:lvl>
     <w:lvl w:ilvl="7" w:tplc="0C090003" w:tentative="1">
@@ -12822,7 +13003,7 @@
         <w:ind w:left="5760" w:hanging="360"/>
       </w:pPr>
       <w:rPr>
-        <w:rFonts w:hint="default" w:ascii="Courier New" w:hAnsi="Courier New" w:cs="Courier New"/>
+        <w:rFonts w:ascii="Courier New" w:hAnsi="Courier New" w:cs="Courier New" w:hint="default"/>
       </w:rPr>
     </w:lvl>
     <w:lvl w:ilvl="8" w:tplc="0C090005" w:tentative="1">
@@ -12834,7 +13015,7 @@
         <w:ind w:left="6480" w:hanging="360"/>
       </w:pPr>
       <w:rPr>
-        <w:rFonts w:hint="default" w:ascii="Wingdings" w:hAnsi="Wingdings"/>
+        <w:rFonts w:ascii="Wingdings" w:hAnsi="Wingdings" w:hint="default"/>
       </w:rPr>
     </w:lvl>
   </w:abstractNum>
@@ -13517,6 +13698,92 @@
     </w:lvl>
   </w:abstractNum>
   <w:abstractNum w:abstractNumId="11" w15:restartNumberingAfterBreak="0">
+    <w:nsid w:val="458B212A"/>
+    <w:multiLevelType w:val="hybridMultilevel"/>
+    <w:tmpl w:val="15C47B12"/>
+    <w:lvl w:ilvl="0" w:tplc="0C09000F">
+      <w:start w:val="1"/>
+      <w:numFmt w:val="decimal"/>
+      <w:lvlText w:val="%1."/>
+      <w:lvlJc w:val="left"/>
+      <w:pPr>
+        <w:ind w:left="720" w:hanging="360"/>
+      </w:pPr>
+    </w:lvl>
+    <w:lvl w:ilvl="1" w:tplc="0C090019" w:tentative="1">
+      <w:start w:val="1"/>
+      <w:numFmt w:val="lowerLetter"/>
+      <w:lvlText w:val="%2."/>
+      <w:lvlJc w:val="left"/>
+      <w:pPr>
+        <w:ind w:left="1440" w:hanging="360"/>
+      </w:pPr>
+    </w:lvl>
+    <w:lvl w:ilvl="2" w:tplc="0C09001B" w:tentative="1">
+      <w:start w:val="1"/>
+      <w:numFmt w:val="lowerRoman"/>
+      <w:lvlText w:val="%3."/>
+      <w:lvlJc w:val="right"/>
+      <w:pPr>
+        <w:ind w:left="2160" w:hanging="180"/>
+      </w:pPr>
+    </w:lvl>
+    <w:lvl w:ilvl="3" w:tplc="0C09000F" w:tentative="1">
+      <w:start w:val="1"/>
+      <w:numFmt w:val="decimal"/>
+      <w:lvlText w:val="%4."/>
+      <w:lvlJc w:val="left"/>
+      <w:pPr>
+        <w:ind w:left="2880" w:hanging="360"/>
+      </w:pPr>
+    </w:lvl>
+    <w:lvl w:ilvl="4" w:tplc="0C090019" w:tentative="1">
+      <w:start w:val="1"/>
+      <w:numFmt w:val="lowerLetter"/>
+      <w:lvlText w:val="%5."/>
+      <w:lvlJc w:val="left"/>
+      <w:pPr>
+        <w:ind w:left="3600" w:hanging="360"/>
+      </w:pPr>
+    </w:lvl>
+    <w:lvl w:ilvl="5" w:tplc="0C09001B" w:tentative="1">
+      <w:start w:val="1"/>
+      <w:numFmt w:val="lowerRoman"/>
+      <w:lvlText w:val="%6."/>
+      <w:lvlJc w:val="right"/>
+      <w:pPr>
+        <w:ind w:left="4320" w:hanging="180"/>
+      </w:pPr>
+    </w:lvl>
+    <w:lvl w:ilvl="6" w:tplc="0C09000F" w:tentative="1">
+      <w:start w:val="1"/>
+      <w:numFmt w:val="decimal"/>
+      <w:lvlText w:val="%7."/>
+      <w:lvlJc w:val="left"/>
+      <w:pPr>
+        <w:ind w:left="5040" w:hanging="360"/>
+      </w:pPr>
+    </w:lvl>
+    <w:lvl w:ilvl="7" w:tplc="0C090019" w:tentative="1">
+      <w:start w:val="1"/>
+      <w:numFmt w:val="lowerLetter"/>
+      <w:lvlText w:val="%8."/>
+      <w:lvlJc w:val="left"/>
+      <w:pPr>
+        <w:ind w:left="5760" w:hanging="360"/>
+      </w:pPr>
+    </w:lvl>
+    <w:lvl w:ilvl="8" w:tplc="0C09001B" w:tentative="1">
+      <w:start w:val="1"/>
+      <w:numFmt w:val="lowerRoman"/>
+      <w:lvlText w:val="%9."/>
+      <w:lvlJc w:val="right"/>
+      <w:pPr>
+        <w:ind w:left="6480" w:hanging="180"/>
+      </w:pPr>
+    </w:lvl>
+  </w:abstractNum>
+  <w:abstractNum w:abstractNumId="12" w15:restartNumberingAfterBreak="0">
     <w:nsid w:val="46863AB3"/>
     <w:multiLevelType w:val="multilevel"/>
     <w:tmpl w:val="6EBCC356"/>
@@ -13629,7 +13896,7 @@
       </w:rPr>
     </w:lvl>
   </w:abstractNum>
-  <w:abstractNum w:abstractNumId="12" w15:restartNumberingAfterBreak="0">
+  <w:abstractNum w:abstractNumId="13" w15:restartNumberingAfterBreak="0">
     <w:nsid w:val="46C11695"/>
     <w:multiLevelType w:val="multilevel"/>
     <w:tmpl w:val="F3BE4E7E"/>
@@ -13742,7 +14009,7 @@
       </w:rPr>
     </w:lvl>
   </w:abstractNum>
-  <w:abstractNum w:abstractNumId="13" w15:restartNumberingAfterBreak="0">
+  <w:abstractNum w:abstractNumId="14" w15:restartNumberingAfterBreak="0">
     <w:nsid w:val="525A0FF4"/>
     <w:multiLevelType w:val="multilevel"/>
     <w:tmpl w:val="8C96C89E"/>
@@ -13855,7 +14122,7 @@
       </w:rPr>
     </w:lvl>
   </w:abstractNum>
-  <w:abstractNum w:abstractNumId="14" w15:restartNumberingAfterBreak="0">
+  <w:abstractNum w:abstractNumId="15" w15:restartNumberingAfterBreak="0">
     <w:nsid w:val="52E27C4E"/>
     <w:multiLevelType w:val="multilevel"/>
     <w:tmpl w:val="1F1E4868"/>
@@ -13968,7 +14235,7 @@
       </w:rPr>
     </w:lvl>
   </w:abstractNum>
-  <w:abstractNum w:abstractNumId="15" w15:restartNumberingAfterBreak="0">
+  <w:abstractNum w:abstractNumId="16" w15:restartNumberingAfterBreak="0">
     <w:nsid w:val="57DB4735"/>
     <w:multiLevelType w:val="multilevel"/>
     <w:tmpl w:val="1C34640C"/>
@@ -14081,7 +14348,7 @@
       </w:rPr>
     </w:lvl>
   </w:abstractNum>
-  <w:abstractNum w:abstractNumId="16" w15:restartNumberingAfterBreak="0">
+  <w:abstractNum w:abstractNumId="17" w15:restartNumberingAfterBreak="0">
     <w:nsid w:val="62CF7895"/>
     <w:multiLevelType w:val="multilevel"/>
     <w:tmpl w:val="895E722C"/>
@@ -14194,7 +14461,7 @@
       </w:rPr>
     </w:lvl>
   </w:abstractNum>
-  <w:abstractNum w:abstractNumId="17" w15:restartNumberingAfterBreak="0">
+  <w:abstractNum w:abstractNumId="18" w15:restartNumberingAfterBreak="0">
     <w:nsid w:val="6A952F0A"/>
     <w:multiLevelType w:val="hybridMultilevel"/>
     <w:tmpl w:val="B85E69FA"/>
@@ -14206,7 +14473,7 @@
         <w:ind w:left="720" w:hanging="360"/>
       </w:pPr>
       <w:rPr>
-        <w:rFonts w:hint="default" w:ascii="Symbol" w:hAnsi="Symbol" w:eastAsia="Arial" w:cs="Arial"/>
+        <w:rFonts w:ascii="Symbol" w:eastAsia="Arial" w:hAnsi="Symbol" w:cs="Arial" w:hint="default"/>
       </w:rPr>
     </w:lvl>
     <w:lvl w:ilvl="1" w:tplc="0C090003">
@@ -14218,7 +14485,7 @@
         <w:ind w:left="1440" w:hanging="360"/>
       </w:pPr>
       <w:rPr>
-        <w:rFonts w:hint="default" w:ascii="Courier New" w:hAnsi="Courier New" w:cs="Courier New"/>
+        <w:rFonts w:ascii="Courier New" w:hAnsi="Courier New" w:cs="Courier New" w:hint="default"/>
       </w:rPr>
     </w:lvl>
     <w:lvl w:ilvl="2" w:tplc="0C090005">
@@ -14230,7 +14497,7 @@
         <w:ind w:left="2160" w:hanging="360"/>
       </w:pPr>
       <w:rPr>
-        <w:rFonts w:hint="default" w:ascii="Wingdings" w:hAnsi="Wingdings"/>
+        <w:rFonts w:ascii="Wingdings" w:hAnsi="Wingdings" w:hint="default"/>
       </w:rPr>
     </w:lvl>
     <w:lvl w:ilvl="3" w:tplc="0C090001">
@@ -14242,7 +14509,7 @@
         <w:ind w:left="2880" w:hanging="360"/>
       </w:pPr>
       <w:rPr>
-        <w:rFonts w:hint="default" w:ascii="Symbol" w:hAnsi="Symbol"/>
+        <w:rFonts w:ascii="Symbol" w:hAnsi="Symbol" w:hint="default"/>
       </w:rPr>
     </w:lvl>
     <w:lvl w:ilvl="4" w:tplc="0C090003">
@@ -14254,7 +14521,7 @@
         <w:ind w:left="3600" w:hanging="360"/>
       </w:pPr>
       <w:rPr>
-        <w:rFonts w:hint="default" w:ascii="Courier New" w:hAnsi="Courier New" w:cs="Courier New"/>
+        <w:rFonts w:ascii="Courier New" w:hAnsi="Courier New" w:cs="Courier New" w:hint="default"/>
       </w:rPr>
     </w:lvl>
     <w:lvl w:ilvl="5" w:tplc="0C090005" w:tentative="1">
@@ -14266,7 +14533,7 @@
         <w:ind w:left="4320" w:hanging="360"/>
       </w:pPr>
       <w:rPr>
-        <w:rFonts w:hint="default" w:ascii="Wingdings" w:hAnsi="Wingdings"/>
+        <w:rFonts w:ascii="Wingdings" w:hAnsi="Wingdings" w:hint="default"/>
       </w:rPr>
     </w:lvl>
     <w:lvl w:ilvl="6" w:tplc="0C090001" w:tentative="1">
@@ -14278,7 +14545,7 @@
         <w:ind w:left="5040" w:hanging="360"/>
       </w:pPr>
       <w:rPr>
-        <w:rFonts w:hint="default" w:ascii="Symbol" w:hAnsi="Symbol"/>
+        <w:rFonts w:ascii="Symbol" w:hAnsi="Symbol" w:hint="default"/>
       </w:rPr>
     </w:lvl>
     <w:lvl w:ilvl="7" w:tplc="0C090003" w:tentative="1">
@@ -14290,7 +14557,7 @@
         <w:ind w:left="5760" w:hanging="360"/>
       </w:pPr>
       <w:rPr>
-        <w:rFonts w:hint="default" w:ascii="Courier New" w:hAnsi="Courier New" w:cs="Courier New"/>
+        <w:rFonts w:ascii="Courier New" w:hAnsi="Courier New" w:cs="Courier New" w:hint="default"/>
       </w:rPr>
     </w:lvl>
     <w:lvl w:ilvl="8" w:tplc="0C090005" w:tentative="1">
@@ -14302,11 +14569,11 @@
         <w:ind w:left="6480" w:hanging="360"/>
       </w:pPr>
       <w:rPr>
-        <w:rFonts w:hint="default" w:ascii="Wingdings" w:hAnsi="Wingdings"/>
+        <w:rFonts w:ascii="Wingdings" w:hAnsi="Wingdings" w:hint="default"/>
       </w:rPr>
     </w:lvl>
   </w:abstractNum>
-  <w:abstractNum w:abstractNumId="18" w15:restartNumberingAfterBreak="0">
+  <w:abstractNum w:abstractNumId="19" w15:restartNumberingAfterBreak="0">
     <w:nsid w:val="6DCB5EBC"/>
     <w:multiLevelType w:val="multilevel"/>
     <w:tmpl w:val="2F9E40A0"/>
@@ -14419,7 +14686,7 @@
       </w:rPr>
     </w:lvl>
   </w:abstractNum>
-  <w:abstractNum w:abstractNumId="19" w15:restartNumberingAfterBreak="0">
+  <w:abstractNum w:abstractNumId="20" w15:restartNumberingAfterBreak="0">
     <w:nsid w:val="74066A41"/>
     <w:multiLevelType w:val="multilevel"/>
     <w:tmpl w:val="05EA2874"/>
@@ -14532,7 +14799,7 @@
       </w:rPr>
     </w:lvl>
   </w:abstractNum>
-  <w:abstractNum w:abstractNumId="20" w15:restartNumberingAfterBreak="0">
+  <w:abstractNum w:abstractNumId="21" w15:restartNumberingAfterBreak="0">
     <w:nsid w:val="748B537A"/>
     <w:multiLevelType w:val="hybridMultilevel"/>
     <w:tmpl w:val="B0F641E8"/>
@@ -14544,7 +14811,7 @@
         <w:ind w:left="720" w:hanging="360"/>
       </w:pPr>
       <w:rPr>
-        <w:rFonts w:hint="default" w:ascii="Symbol" w:hAnsi="Symbol" w:eastAsia="Arial" w:cs="Arial"/>
+        <w:rFonts w:ascii="Symbol" w:eastAsia="Arial" w:hAnsi="Symbol" w:cs="Arial" w:hint="default"/>
       </w:rPr>
     </w:lvl>
     <w:lvl w:ilvl="1" w:tplc="0C090003" w:tentative="1">
@@ -14556,7 +14823,7 @@
         <w:ind w:left="1440" w:hanging="360"/>
       </w:pPr>
       <w:rPr>
-        <w:rFonts w:hint="default" w:ascii="Courier New" w:hAnsi="Courier New" w:cs="Courier New"/>
+        <w:rFonts w:ascii="Courier New" w:hAnsi="Courier New" w:cs="Courier New" w:hint="default"/>
       </w:rPr>
     </w:lvl>
     <w:lvl w:ilvl="2" w:tplc="0C090005" w:tentative="1">
@@ -14568,7 +14835,7 @@
         <w:ind w:left="2160" w:hanging="360"/>
       </w:pPr>
       <w:rPr>
-        <w:rFonts w:hint="default" w:ascii="Wingdings" w:hAnsi="Wingdings"/>
+        <w:rFonts w:ascii="Wingdings" w:hAnsi="Wingdings" w:hint="default"/>
       </w:rPr>
     </w:lvl>
     <w:lvl w:ilvl="3" w:tplc="0C090001" w:tentative="1">
@@ -14580,7 +14847,7 @@
         <w:ind w:left="2880" w:hanging="360"/>
       </w:pPr>
       <w:rPr>
-        <w:rFonts w:hint="default" w:ascii="Symbol" w:hAnsi="Symbol"/>
+        <w:rFonts w:ascii="Symbol" w:hAnsi="Symbol" w:hint="default"/>
       </w:rPr>
     </w:lvl>
     <w:lvl w:ilvl="4" w:tplc="0C090003" w:tentative="1">
@@ -14592,7 +14859,7 @@
         <w:ind w:left="3600" w:hanging="360"/>
       </w:pPr>
       <w:rPr>
-        <w:rFonts w:hint="default" w:ascii="Courier New" w:hAnsi="Courier New" w:cs="Courier New"/>
+        <w:rFonts w:ascii="Courier New" w:hAnsi="Courier New" w:cs="Courier New" w:hint="default"/>
       </w:rPr>
     </w:lvl>
     <w:lvl w:ilvl="5" w:tplc="0C090005" w:tentative="1">
@@ -14604,7 +14871,7 @@
         <w:ind w:left="4320" w:hanging="360"/>
       </w:pPr>
       <w:rPr>
-        <w:rFonts w:hint="default" w:ascii="Wingdings" w:hAnsi="Wingdings"/>
+        <w:rFonts w:ascii="Wingdings" w:hAnsi="Wingdings" w:hint="default"/>
       </w:rPr>
     </w:lvl>
     <w:lvl w:ilvl="6" w:tplc="0C090001" w:tentative="1">
@@ -14616,7 +14883,7 @@
         <w:ind w:left="5040" w:hanging="360"/>
       </w:pPr>
       <w:rPr>
-        <w:rFonts w:hint="default" w:ascii="Symbol" w:hAnsi="Symbol"/>
+        <w:rFonts w:ascii="Symbol" w:hAnsi="Symbol" w:hint="default"/>
       </w:rPr>
     </w:lvl>
     <w:lvl w:ilvl="7" w:tplc="0C090003" w:tentative="1">
@@ -14628,7 +14895,7 @@
         <w:ind w:left="5760" w:hanging="360"/>
       </w:pPr>
       <w:rPr>
-        <w:rFonts w:hint="default" w:ascii="Courier New" w:hAnsi="Courier New" w:cs="Courier New"/>
+        <w:rFonts w:ascii="Courier New" w:hAnsi="Courier New" w:cs="Courier New" w:hint="default"/>
       </w:rPr>
     </w:lvl>
     <w:lvl w:ilvl="8" w:tplc="0C090005" w:tentative="1">
@@ -14640,11 +14907,11 @@
         <w:ind w:left="6480" w:hanging="360"/>
       </w:pPr>
       <w:rPr>
-        <w:rFonts w:hint="default" w:ascii="Wingdings" w:hAnsi="Wingdings"/>
+        <w:rFonts w:ascii="Wingdings" w:hAnsi="Wingdings" w:hint="default"/>
       </w:rPr>
     </w:lvl>
   </w:abstractNum>
-  <w:abstractNum w:abstractNumId="21" w15:restartNumberingAfterBreak="0">
+  <w:abstractNum w:abstractNumId="22" w15:restartNumberingAfterBreak="0">
     <w:nsid w:val="7A975108"/>
     <w:multiLevelType w:val="multilevel"/>
     <w:tmpl w:val="B9B01E46"/>
@@ -14761,22 +15028,22 @@
     <w:abstractNumId w:val="10"/>
   </w:num>
   <w:num w:numId="2" w16cid:durableId="2064674119">
-    <w:abstractNumId w:val="13"/>
+    <w:abstractNumId w:val="14"/>
   </w:num>
   <w:num w:numId="3" w16cid:durableId="122844948">
     <w:abstractNumId w:val="2"/>
   </w:num>
   <w:num w:numId="4" w16cid:durableId="2131126743">
+    <w:abstractNumId w:val="16"/>
+  </w:num>
+  <w:num w:numId="5" w16cid:durableId="1705977216">
+    <w:abstractNumId w:val="22"/>
+  </w:num>
+  <w:num w:numId="6" w16cid:durableId="132842241">
     <w:abstractNumId w:val="15"/>
   </w:num>
-  <w:num w:numId="5" w16cid:durableId="1705977216">
-    <w:abstractNumId w:val="21"/>
-  </w:num>
-  <w:num w:numId="6" w16cid:durableId="132842241">
-    <w:abstractNumId w:val="14"/>
-  </w:num>
   <w:num w:numId="7" w16cid:durableId="1596472574">
-    <w:abstractNumId w:val="12"/>
+    <w:abstractNumId w:val="13"/>
   </w:num>
   <w:num w:numId="8" w16cid:durableId="1119646204">
     <w:abstractNumId w:val="6"/>
@@ -14794,13 +15061,13 @@
     <w:abstractNumId w:val="3"/>
   </w:num>
   <w:num w:numId="13" w16cid:durableId="783231217">
-    <w:abstractNumId w:val="16"/>
+    <w:abstractNumId w:val="17"/>
   </w:num>
   <w:num w:numId="14" w16cid:durableId="1615595320">
-    <w:abstractNumId w:val="11"/>
+    <w:abstractNumId w:val="12"/>
   </w:num>
   <w:num w:numId="15" w16cid:durableId="953441835">
-    <w:abstractNumId w:val="18"/>
+    <w:abstractNumId w:val="19"/>
   </w:num>
   <w:num w:numId="16" w16cid:durableId="1561474489">
     <w:abstractNumId w:val="5"/>
@@ -14809,10 +15076,10 @@
     <w:abstractNumId w:val="9"/>
   </w:num>
   <w:num w:numId="18" w16cid:durableId="1259870921">
-    <w:abstractNumId w:val="19"/>
+    <w:abstractNumId w:val="20"/>
   </w:num>
   <w:num w:numId="19" w16cid:durableId="761871948">
-    <w:abstractNumId w:val="20"/>
+    <w:abstractNumId w:val="21"/>
   </w:num>
   <w:num w:numId="20" w16cid:durableId="1795178476">
     <w:abstractNumId w:val="4"/>
@@ -14821,17 +15088,20 @@
     <w:abstractNumId w:val="1"/>
   </w:num>
   <w:num w:numId="22" w16cid:durableId="720324992">
-    <w:abstractNumId w:val="17"/>
+    <w:abstractNumId w:val="18"/>
+  </w:num>
+  <w:num w:numId="23" w16cid:durableId="255673960">
+    <w:abstractNumId w:val="11"/>
   </w:num>
 </w:numbering>
 </file>
 
 <file path=word/styles.xml><?xml version="1.0" encoding="utf-8"?>
-<w:styles xmlns:wp14="http://schemas.microsoft.com/office/word/2010/wordprocessingDrawing" xmlns:mc="http://schemas.openxmlformats.org/markup-compatibility/2006" xmlns:r="http://schemas.openxmlformats.org/officeDocument/2006/relationships" xmlns:w="http://schemas.openxmlformats.org/wordprocessingml/2006/main" xmlns:w14="http://schemas.microsoft.com/office/word/2010/wordml" xmlns:w15="http://schemas.microsoft.com/office/word/2012/wordml" xmlns:w16cex="http://schemas.microsoft.com/office/word/2018/wordml/cex" xmlns:w16cid="http://schemas.microsoft.com/office/word/2016/wordml/cid" xmlns:w16="http://schemas.microsoft.com/office/word/2018/wordml" xmlns:w16sdtdh="http://schemas.microsoft.com/office/word/2020/wordml/sdtdatahash" xmlns:w16se="http://schemas.microsoft.com/office/word/2015/wordml/symex" mc:Ignorable="w14 w15 w16se w16cid w16 w16cex w16sdtdh wp14">
+<w:styles xmlns:mc="http://schemas.openxmlformats.org/markup-compatibility/2006" xmlns:r="http://schemas.openxmlformats.org/officeDocument/2006/relationships" xmlns:w="http://schemas.openxmlformats.org/wordprocessingml/2006/main" xmlns:w14="http://schemas.microsoft.com/office/word/2010/wordml" xmlns:w15="http://schemas.microsoft.com/office/word/2012/wordml" xmlns:w16cex="http://schemas.microsoft.com/office/word/2018/wordml/cex" xmlns:w16cid="http://schemas.microsoft.com/office/word/2016/wordml/cid" xmlns:w16="http://schemas.microsoft.com/office/word/2018/wordml" xmlns:w16du="http://schemas.microsoft.com/office/word/2023/wordml/word16du" xmlns:w16sdtdh="http://schemas.microsoft.com/office/word/2020/wordml/sdtdatahash" xmlns:w16se="http://schemas.microsoft.com/office/word/2015/wordml/symex" mc:Ignorable="w14 w15 w16se w16cid w16 w16cex w16sdtdh w16du">
   <w:docDefaults>
     <w:rPrDefault>
       <w:rPr>
-        <w:rFonts w:ascii="Arial" w:hAnsi="Arial" w:eastAsia="Arial" w:cs="Arial"/>
+        <w:rFonts w:ascii="Arial" w:eastAsia="Arial" w:hAnsi="Arial" w:cs="Arial"/>
         <w:sz w:val="22"/>
         <w:szCs w:val="22"/>
         <w:lang w:val="en" w:eastAsia="en-AU" w:bidi="ar-SA"/>
@@ -14846,14 +15116,14 @@
   <w:latentStyles w:defLockedState="0" w:defUIPriority="99" w:defSemiHidden="0" w:defUnhideWhenUsed="0" w:defQFormat="0" w:count="376">
     <w:lsdException w:name="Normal" w:uiPriority="0" w:qFormat="1"/>
     <w:lsdException w:name="heading 1" w:uiPriority="9" w:qFormat="1"/>
-    <w:lsdException w:name="heading 2" w:uiPriority="9" w:semiHidden="1" w:unhideWhenUsed="1" w:qFormat="1"/>
-    <w:lsdException w:name="heading 3" w:uiPriority="9" w:semiHidden="1" w:unhideWhenUsed="1" w:qFormat="1"/>
-    <w:lsdException w:name="heading 4" w:uiPriority="9" w:semiHidden="1" w:unhideWhenUsed="1" w:qFormat="1"/>
-    <w:lsdException w:name="heading 5" w:uiPriority="9" w:semiHidden="1" w:unhideWhenUsed="1" w:qFormat="1"/>
-    <w:lsdException w:name="heading 6" w:uiPriority="9" w:semiHidden="1" w:unhideWhenUsed="1" w:qFormat="1"/>
-    <w:lsdException w:name="heading 7" w:uiPriority="9" w:semiHidden="1" w:unhideWhenUsed="1" w:qFormat="1"/>
-    <w:lsdException w:name="heading 8" w:uiPriority="9" w:semiHidden="1" w:unhideWhenUsed="1" w:qFormat="1"/>
-    <w:lsdException w:name="heading 9" w:uiPriority="9" w:semiHidden="1" w:unhideWhenUsed="1" w:qFormat="1"/>
+    <w:lsdException w:name="heading 2" w:semiHidden="1" w:uiPriority="9" w:unhideWhenUsed="1" w:qFormat="1"/>
+    <w:lsdException w:name="heading 3" w:semiHidden="1" w:uiPriority="9" w:unhideWhenUsed="1" w:qFormat="1"/>
+    <w:lsdException w:name="heading 4" w:semiHidden="1" w:uiPriority="9" w:unhideWhenUsed="1" w:qFormat="1"/>
+    <w:lsdException w:name="heading 5" w:semiHidden="1" w:uiPriority="9" w:unhideWhenUsed="1" w:qFormat="1"/>
+    <w:lsdException w:name="heading 6" w:semiHidden="1" w:uiPriority="9" w:unhideWhenUsed="1" w:qFormat="1"/>
+    <w:lsdException w:name="heading 7" w:semiHidden="1" w:uiPriority="9" w:unhideWhenUsed="1" w:qFormat="1"/>
+    <w:lsdException w:name="heading 8" w:semiHidden="1" w:uiPriority="9" w:unhideWhenUsed="1" w:qFormat="1"/>
+    <w:lsdException w:name="heading 9" w:semiHidden="1" w:uiPriority="9" w:unhideWhenUsed="1" w:qFormat="1"/>
     <w:lsdException w:name="index 1" w:semiHidden="1" w:unhideWhenUsed="1"/>
     <w:lsdException w:name="index 2" w:semiHidden="1" w:unhideWhenUsed="1"/>
     <w:lsdException w:name="index 3" w:semiHidden="1" w:unhideWhenUsed="1"/>
@@ -14863,22 +15133,22 @@
     <w:lsdException w:name="index 7" w:semiHidden="1" w:unhideWhenUsed="1"/>
     <w:lsdException w:name="index 8" w:semiHidden="1" w:unhideWhenUsed="1"/>
     <w:lsdException w:name="index 9" w:semiHidden="1" w:unhideWhenUsed="1"/>
-    <w:lsdException w:name="toc 1" w:uiPriority="39" w:semiHidden="1" w:unhideWhenUsed="1"/>
-    <w:lsdException w:name="toc 2" w:uiPriority="39" w:semiHidden="1" w:unhideWhenUsed="1"/>
-    <w:lsdException w:name="toc 3" w:uiPriority="39" w:semiHidden="1" w:unhideWhenUsed="1"/>
-    <w:lsdException w:name="toc 4" w:uiPriority="39" w:semiHidden="1" w:unhideWhenUsed="1"/>
-    <w:lsdException w:name="toc 5" w:uiPriority="39" w:semiHidden="1" w:unhideWhenUsed="1"/>
-    <w:lsdException w:name="toc 6" w:uiPriority="39" w:semiHidden="1" w:unhideWhenUsed="1"/>
-    <w:lsdException w:name="toc 7" w:uiPriority="39" w:semiHidden="1" w:unhideWhenUsed="1"/>
-    <w:lsdException w:name="toc 8" w:uiPriority="39" w:semiHidden="1" w:unhideWhenUsed="1"/>
-    <w:lsdException w:name="toc 9" w:uiPriority="39" w:semiHidden="1" w:unhideWhenUsed="1"/>
+    <w:lsdException w:name="toc 1" w:semiHidden="1" w:uiPriority="39" w:unhideWhenUsed="1"/>
+    <w:lsdException w:name="toc 2" w:semiHidden="1" w:uiPriority="39" w:unhideWhenUsed="1"/>
+    <w:lsdException w:name="toc 3" w:semiHidden="1" w:uiPriority="39" w:unhideWhenUsed="1"/>
+    <w:lsdException w:name="toc 4" w:semiHidden="1" w:uiPriority="39" w:unhideWhenUsed="1"/>
+    <w:lsdException w:name="toc 5" w:semiHidden="1" w:uiPriority="39" w:unhideWhenUsed="1"/>
+    <w:lsdException w:name="toc 6" w:semiHidden="1" w:uiPriority="39" w:unhideWhenUsed="1"/>
+    <w:lsdException w:name="toc 7" w:semiHidden="1" w:uiPriority="39" w:unhideWhenUsed="1"/>
+    <w:lsdException w:name="toc 8" w:semiHidden="1" w:uiPriority="39" w:unhideWhenUsed="1"/>
+    <w:lsdException w:name="toc 9" w:semiHidden="1" w:uiPriority="39" w:unhideWhenUsed="1"/>
     <w:lsdException w:name="Normal Indent" w:semiHidden="1" w:unhideWhenUsed="1"/>
     <w:lsdException w:name="footnote text" w:semiHidden="1" w:unhideWhenUsed="1"/>
     <w:lsdException w:name="annotation text" w:semiHidden="1" w:unhideWhenUsed="1"/>
     <w:lsdException w:name="header" w:semiHidden="1" w:unhideWhenUsed="1"/>
     <w:lsdException w:name="footer" w:semiHidden="1" w:unhideWhenUsed="1"/>
     <w:lsdException w:name="index heading" w:semiHidden="1" w:unhideWhenUsed="1"/>
-    <w:lsdException w:name="caption" w:uiPriority="35" w:semiHidden="1" w:unhideWhenUsed="1" w:qFormat="1"/>
+    <w:lsdException w:name="caption" w:semiHidden="1" w:uiPriority="35" w:unhideWhenUsed="1" w:qFormat="1"/>
     <w:lsdException w:name="table of figures" w:semiHidden="1" w:unhideWhenUsed="1"/>
     <w:lsdException w:name="envelope address" w:semiHidden="1" w:unhideWhenUsed="1"/>
     <w:lsdException w:name="envelope return" w:semiHidden="1" w:unhideWhenUsed="1"/>
@@ -14909,7 +15179,7 @@
     <w:lsdException w:name="Title" w:uiPriority="10" w:qFormat="1"/>
     <w:lsdException w:name="Closing" w:semiHidden="1" w:unhideWhenUsed="1"/>
     <w:lsdException w:name="Signature" w:semiHidden="1" w:unhideWhenUsed="1"/>
-    <w:lsdException w:name="Default Paragraph Font" w:uiPriority="1" w:semiHidden="1" w:unhideWhenUsed="1"/>
+    <w:lsdException w:name="Default Paragraph Font" w:semiHidden="1" w:uiPriority="1" w:unhideWhenUsed="1"/>
     <w:lsdException w:name="Body Text" w:semiHidden="1" w:unhideWhenUsed="1"/>
     <w:lsdException w:name="Body Text Indent" w:semiHidden="1" w:unhideWhenUsed="1"/>
     <w:lsdException w:name="List Continue" w:semiHidden="1" w:unhideWhenUsed="1"/>
@@ -15109,8 +15379,8 @@
     <w:lsdException w:name="Subtle Reference" w:uiPriority="31" w:qFormat="1"/>
     <w:lsdException w:name="Intense Reference" w:uiPriority="32" w:qFormat="1"/>
     <w:lsdException w:name="Book Title" w:uiPriority="33" w:qFormat="1"/>
-    <w:lsdException w:name="Bibliography" w:uiPriority="37" w:semiHidden="1" w:unhideWhenUsed="1"/>
-    <w:lsdException w:name="TOC Heading" w:uiPriority="39" w:semiHidden="1" w:unhideWhenUsed="1" w:qFormat="1"/>
+    <w:lsdException w:name="Bibliography" w:semiHidden="1" w:uiPriority="37" w:unhideWhenUsed="1"/>
+    <w:lsdException w:name="TOC Heading" w:semiHidden="1" w:uiPriority="39" w:unhideWhenUsed="1" w:qFormat="1"/>
     <w:lsdException w:name="Plain Table 1" w:uiPriority="41"/>
     <w:lsdException w:name="Plain Table 2" w:uiPriority="42"/>
     <w:lsdException w:name="Plain Table 3" w:uiPriority="43"/>
@@ -15221,7 +15491,7 @@
     <w:lsdException w:name="Unresolved Mention" w:semiHidden="1" w:unhideWhenUsed="1"/>
     <w:lsdException w:name="Smart Link" w:semiHidden="1" w:unhideWhenUsed="1"/>
   </w:latentStyles>
-  <w:style w:type="paragraph" w:styleId="Normal" w:default="1">
+  <w:style w:type="paragraph" w:default="1" w:styleId="Normal">
     <w:name w:val="Normal"/>
     <w:qFormat/>
   </w:style>
@@ -15336,13 +15606,13 @@
       <w:color w:val="666666"/>
     </w:rPr>
   </w:style>
-  <w:style w:type="character" w:styleId="DefaultParagraphFont" w:default="1">
+  <w:style w:type="character" w:default="1" w:styleId="DefaultParagraphFont">
     <w:name w:val="Default Paragraph Font"/>
     <w:uiPriority w:val="1"/>
     <w:semiHidden/>
     <w:unhideWhenUsed/>
   </w:style>
-  <w:style w:type="table" w:styleId="TableNormal" w:default="1">
+  <w:style w:type="table" w:default="1" w:styleId="TableNormal">
     <w:name w:val="Normal Table"/>
     <w:uiPriority w:val="99"/>
     <w:semiHidden/>
@@ -15357,7 +15627,7 @@
       </w:tblCellMar>
     </w:tblPr>
   </w:style>
-  <w:style w:type="numbering" w:styleId="NoList" w:default="1">
+  <w:style w:type="numbering" w:default="1" w:styleId="NoList">
     <w:name w:val="No List"/>
     <w:uiPriority w:val="99"/>
     <w:semiHidden/>
@@ -15396,7 +15666,7 @@
       <w:szCs w:val="30"/>
     </w:rPr>
   </w:style>
-  <w:style w:type="table" w:styleId="1" w:customStyle="1">
+  <w:style w:type="table" w:customStyle="1" w:styleId="1">
     <w:name w:val="1"/>
     <w:basedOn w:val="TableNormal"/>
     <w:tblPr>
@@ -15425,7 +15695,7 @@
       <w:spacing w:line="240" w:lineRule="auto"/>
     </w:pPr>
   </w:style>
-  <w:style w:type="character" w:styleId="HeaderChar" w:customStyle="1">
+  <w:style w:type="character" w:customStyle="1" w:styleId="HeaderChar">
     <w:name w:val="Header Char"/>
     <w:basedOn w:val="DefaultParagraphFont"/>
     <w:link w:val="Header"/>
@@ -15447,7 +15717,7 @@
       <w:spacing w:line="240" w:lineRule="auto"/>
     </w:pPr>
   </w:style>
-  <w:style w:type="character" w:styleId="FooterChar" w:customStyle="1">
+  <w:style w:type="character" w:customStyle="1" w:styleId="FooterChar">
     <w:name w:val="Footer Char"/>
     <w:basedOn w:val="DefaultParagraphFont"/>
     <w:link w:val="Footer"/>
@@ -15467,7 +15737,7 @@
       <w:outlineLvl w:val="9"/>
     </w:pPr>
     <w:rPr>
-      <w:rFonts w:asciiTheme="majorHAnsi" w:hAnsiTheme="majorHAnsi" w:eastAsiaTheme="majorEastAsia" w:cstheme="majorBidi"/>
+      <w:rFonts w:asciiTheme="majorHAnsi" w:eastAsiaTheme="majorEastAsia" w:hAnsiTheme="majorHAnsi" w:cstheme="majorBidi"/>
       <w:color w:val="365F91" w:themeColor="accent1" w:themeShade="BF"/>
       <w:sz w:val="32"/>
       <w:szCs w:val="32"/>
@@ -15487,7 +15757,7 @@
       <w:ind w:left="220"/>
     </w:pPr>
     <w:rPr>
-      <w:rFonts w:cs="Times New Roman" w:asciiTheme="minorHAnsi" w:hAnsiTheme="minorHAnsi" w:eastAsiaTheme="minorEastAsia"/>
+      <w:rFonts w:asciiTheme="minorHAnsi" w:eastAsiaTheme="minorEastAsia" w:hAnsiTheme="minorHAnsi" w:cs="Times New Roman"/>
       <w:lang w:val="en-US" w:eastAsia="en-US"/>
     </w:rPr>
   </w:style>
@@ -15503,7 +15773,7 @@
       <w:spacing w:after="100" w:line="259" w:lineRule="auto"/>
     </w:pPr>
     <w:rPr>
-      <w:rFonts w:cs="Times New Roman" w:asciiTheme="minorHAnsi" w:hAnsiTheme="minorHAnsi" w:eastAsiaTheme="minorEastAsia"/>
+      <w:rFonts w:asciiTheme="minorHAnsi" w:eastAsiaTheme="minorEastAsia" w:hAnsiTheme="minorHAnsi" w:cs="Times New Roman"/>
       <w:lang w:val="en-US" w:eastAsia="en-US"/>
     </w:rPr>
   </w:style>
@@ -15520,7 +15790,7 @@
       <w:ind w:left="440"/>
     </w:pPr>
     <w:rPr>
-      <w:rFonts w:cs="Times New Roman" w:asciiTheme="minorHAnsi" w:hAnsiTheme="minorHAnsi" w:eastAsiaTheme="minorEastAsia"/>
+      <w:rFonts w:asciiTheme="minorHAnsi" w:eastAsiaTheme="minorEastAsia" w:hAnsiTheme="minorHAnsi" w:cs="Times New Roman"/>
       <w:lang w:val="en-US" w:eastAsia="en-US"/>
     </w:rPr>
   </w:style>
@@ -15596,7 +15866,7 @@
       <inkml:brushProperty name="height" value="0.035" units="cm"/>
     </inkml:brush>
   </inkml:definitions>
-  <inkml:trace contextRef="#ctx0" brushRef="#br0">0 841 24575,'22'-35'0,"-2"2"0,1 0 0,2 1 0,1 1 0,40-39 0,-56 61 0,21-18 0,0 0 0,64-41 0,13-13 0,-73 56 0,0 2 0,66-35 0,2-1 0,-64 38 0,1 2 0,0 1 0,60-18 0,-56 24 0,-29 9 0,0-1 0,1-1 0,13-6 0,-12 5 0,-1 1 0,1 0 0,0 1 0,27-3 0,20-6 0,-17-1 0,-26 7 0,0 1 0,1 1 0,0 1 0,0 1 0,26-2 0,-40 5-170,1 0-1,0-1 0,0 0 1,0-1-1,-1 0 0,1 0 1,6-3-1,-3 1-6655</inkml:trace>
+  <inkml:trace contextRef="#ctx0" brushRef="#br0">0 876 24575,'23'-36'0,"-3"1"0,2 1 0,1 0 0,2 2 0,40-41 0,-56 64 0,20-19 0,1 0 0,65-43 0,14-14 0,-75 59 0,0 2 0,67-36 0,3-1 0,-67 39 0,2 2 0,0 1 0,62-18 0,-58 24 0,-30 10 0,0-1 0,2-1 0,12-7 0,-11 6 0,-2 1 0,2 0 0,-1 0 0,28-2 0,21-6 0,-18-2 0,-27 8 0,1 0 0,0 2 0,1 1 0,-1 1 0,27-2 0,-41 5-170,2 0-1,-1-1 0,0 0 1,0-1-1,-1-1 0,1 1 1,7-3-1,-4 1-6655</inkml:trace>
 </inkml:ink>
 </file>
 

--- a/James Fan - Assessment 3_ Major Project.docx
+++ b/James Fan - Assessment 3_ Major Project.docx
@@ -64,7 +64,7 @@
               </wp:anchor>
             </w:drawing>
           </mc:Choice>
-          <mc:Fallback xmlns:asvg="http://schemas.microsoft.com/office/drawing/2016/SVG/main" xmlns:pic="http://schemas.openxmlformats.org/drawingml/2006/picture" xmlns:a14="http://schemas.microsoft.com/office/drawing/2010/main" xmlns:a="http://schemas.openxmlformats.org/drawingml/2006/main">
+          <mc:Fallback xmlns:a="http://schemas.openxmlformats.org/drawingml/2006/main" xmlns:a14="http://schemas.microsoft.com/office/drawing/2010/main" xmlns:pic="http://schemas.openxmlformats.org/drawingml/2006/picture" xmlns:asvg="http://schemas.microsoft.com/office/drawing/2016/SVG/main">
             <w:pict w14:anchorId="7F9F4323">
               <v:shapetype id="_x0000_t75" coordsize="21600,21600" filled="f" stroked="f" o:spt="75" o:preferrelative="t" path="m@4@5l@4@11@9@11@9@5xe" w14:anchorId="0E0A4256">
                 <v:stroke joinstyle="miter"/>
@@ -165,7 +165,7 @@
           <w:noProof/>
         </w:rPr>
         <w:drawing>
-          <wp:anchor distT="0" distB="0" distL="114300" distR="114300" simplePos="0" relativeHeight="251662336" behindDoc="0" locked="0" layoutInCell="1" allowOverlap="1" wp14:anchorId="2E5C3EA8" wp14:editId="04E8B9EF">
+          <wp:anchor distT="0" distB="0" distL="114300" distR="114300" simplePos="0" relativeHeight="251662336" behindDoc="0" locked="0" layoutInCell="1" allowOverlap="1" wp14:anchorId="2E5C3EA8" wp14:editId="433AB7EE">
             <wp:simplePos x="0" y="0"/>
             <wp:positionH relativeFrom="column">
               <wp:posOffset>1417320</wp:posOffset>
@@ -12167,7 +12167,10 @@
         <w:ind w:left="360"/>
       </w:pPr>
       <w:r>
-        <w:t>19th of June</w:t>
+        <w:t>20</w:t>
+      </w:r>
+      <w:r>
+        <w:t>th of June</w:t>
       </w:r>
     </w:p>
     <w:p>
@@ -12191,10 +12194,7 @@
         </w:numPr>
       </w:pPr>
       <w:r>
-        <w:t>Continued to</w:t>
-      </w:r>
-      <w:r>
-        <w:t xml:space="preserve"> design HUD</w:t>
+        <w:t>Continued to design HUD</w:t>
       </w:r>
     </w:p>
     <w:p>
@@ -12206,7 +12206,22 @@
         </w:numPr>
       </w:pPr>
       <w:r>
-        <w:t>Begin working on Algorithm</w:t>
+        <w:t xml:space="preserve">Continued work </w:t>
+      </w:r>
+      <w:r>
+        <w:t>on Algorithm</w:t>
+      </w:r>
+    </w:p>
+    <w:p>
+      <w:pPr>
+        <w:pStyle w:val="ListParagraph"/>
+        <w:numPr>
+          <w:ilvl w:val="0"/>
+          <w:numId w:val="22"/>
+        </w:numPr>
+      </w:pPr>
+      <w:r>
+        <w:t>Begin work on installation guide</w:t>
       </w:r>
     </w:p>
     <w:p>

--- a/James Fan - Assessment 3_ Major Project.docx
+++ b/James Fan - Assessment 3_ Major Project.docx
@@ -22,76 +22,14 @@
         <w:rPr>
           <w:noProof/>
         </w:rPr>
-        <mc:AlternateContent>
-          <mc:Choice Requires="wpi">
-            <w:drawing>
-              <wp:anchor distT="0" distB="0" distL="114300" distR="114300" simplePos="0" relativeHeight="251663360" behindDoc="0" locked="0" layoutInCell="1" allowOverlap="1" wp14:anchorId="3CEA1D8F" wp14:editId="3170BEE4">
-                <wp:simplePos x="0" y="0"/>
-                <wp:positionH relativeFrom="column">
-                  <wp:posOffset>3096895</wp:posOffset>
-                </wp:positionH>
-                <wp:positionV relativeFrom="paragraph">
-                  <wp:posOffset>3237230</wp:posOffset>
-                </wp:positionV>
-                <wp:extent cx="534035" cy="315595"/>
-                <wp:effectExtent l="48895" t="55880" r="45720" b="47625"/>
-                <wp:wrapNone/>
-                <wp:docPr id="4" name="Ink 15"/>
-                <wp:cNvGraphicFramePr>
-                  <a:graphicFrameLocks xmlns:a="http://schemas.openxmlformats.org/drawingml/2006/main" noChangeAspect="1"/>
-                </wp:cNvGraphicFramePr>
-                <a:graphic xmlns:a="http://schemas.openxmlformats.org/drawingml/2006/main">
-                  <a:graphicData uri="http://schemas.microsoft.com/office/word/2010/wordprocessingInk">
-                    <w14:contentPart bwMode="auto" r:id="rId8">
-                      <w14:nvContentPartPr>
-                        <w14:cNvContentPartPr>
-                          <a14:cpLocks xmlns:a14="http://schemas.microsoft.com/office/drawing/2010/main" noRot="1" noChangeAspect="1" noEditPoints="1" noChangeArrowheads="1" noChangeShapeType="1"/>
-                        </w14:cNvContentPartPr>
-                      </w14:nvContentPartPr>
-                      <w14:xfrm>
-                        <a:off x="0" y="0"/>
-                        <a:ext cx="534035" cy="315595"/>
-                      </w14:xfrm>
-                    </w14:contentPart>
-                  </a:graphicData>
-                </a:graphic>
-                <wp14:sizeRelH relativeFrom="page">
-                  <wp14:pctWidth>0</wp14:pctWidth>
-                </wp14:sizeRelH>
-                <wp14:sizeRelV relativeFrom="page">
-                  <wp14:pctHeight>0</wp14:pctHeight>
-                </wp14:sizeRelV>
-              </wp:anchor>
-            </w:drawing>
-          </mc:Choice>
-          <mc:Fallback xmlns:a="http://schemas.openxmlformats.org/drawingml/2006/main" xmlns:a14="http://schemas.microsoft.com/office/drawing/2010/main" xmlns:pic="http://schemas.openxmlformats.org/drawingml/2006/picture" xmlns:asvg="http://schemas.microsoft.com/office/drawing/2016/SVG/main">
-            <w:pict w14:anchorId="7F9F4323">
-              <v:shapetype id="_x0000_t75" coordsize="21600,21600" filled="f" stroked="f" o:spt="75" o:preferrelative="t" path="m@4@5l@4@11@9@11@9@5xe" w14:anchorId="0E0A4256">
-                <v:stroke joinstyle="miter"/>
-                <v:formulas>
-                  <v:f eqn="if lineDrawn pixelLineWidth 0"/>
-                  <v:f eqn="sum @0 1 0"/>
-                  <v:f eqn="sum 0 0 @1"/>
-                  <v:f eqn="prod @2 1 2"/>
-                  <v:f eqn="prod @3 21600 pixelWidth"/>
-                  <v:f eqn="prod @3 21600 pixelHeight"/>
-                  <v:f eqn="sum @0 0 1"/>
-                  <v:f eqn="prod @6 1 2"/>
-                  <v:f eqn="prod @7 21600 pixelWidth"/>
-                  <v:f eqn="sum @8 21600 0"/>
-                  <v:f eqn="prod @7 21600 pixelHeight"/>
-                  <v:f eqn="sum @10 21600 0"/>
-                </v:formulas>
-                <v:path gradientshapeok="t" o:connecttype="rect" o:extrusionok="f"/>
-                <o:lock v:ext="edit" aspectratio="t"/>
-              </v:shapetype>
-              <v:shape id="Ink 15" style="position:absolute;margin-left:243.35pt;margin-top:254.4pt;width:43pt;height:25.8pt;z-index:251663360;visibility:visible;mso-wrap-style:square;mso-width-percent:0;mso-height-percent:0;mso-wrap-distance-left:9pt;mso-wrap-distance-top:0;mso-wrap-distance-right:9pt;mso-wrap-distance-bottom:0;mso-position-horizontal:absolute;mso-position-horizontal-relative:text;mso-position-vertical:absolute;mso-position-vertical-relative:text;mso-width-percent:0;mso-height-percent:0;mso-width-relative:page;mso-height-relative:page" o:spid="_x0000_s1026" type="#_x0000_t75" o:gfxdata="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">
-                <v:imagedata o:title="" r:id="rId9"/>
-                <o:lock v:ext="edit" rotation="t" verticies="t" shapetype="t"/>
-              </v:shape>
-            </w:pict>
-          </mc:Fallback>
-        </mc:AlternateContent>
+        <w:pict w14:anchorId="1963DF64">
+          <v:rect id="Ink 15" o:spid="_x0000_s1027" style="position:absolute;margin-left:243.35pt;margin-top:254.4pt;width:43pt;height:25.8pt;z-index:251663360;visibility:visible;mso-wrap-style:square;mso-width-percent:0;mso-height-percent:0;mso-wrap-distance-left:9pt;mso-wrap-distance-top:0;mso-wrap-distance-right:9pt;mso-wrap-distance-bottom:0;mso-position-horizontal:absolute;mso-position-horizontal-relative:text;mso-position-vertical:absolute;mso-position-vertical-relative:text;mso-width-percent:0;mso-height-percent:0;mso-width-relative:page;mso-height-relative:page" coordsize="1484,877" filled="f" strokeweight=".35mm">
+            <v:stroke endcap="round"/>
+            <v:path shadowok="f" o:extrusionok="f" fillok="f" insetpenok="f"/>
+            <o:lock v:ext="edit" rotation="t" aspectratio="t" verticies="t" text="t" shapetype="t"/>
+            <o:ink i="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" annotation="t"/>
+          </v:rect>
+        </w:pict>
       </w:r>
       <w:r>
         <w:rPr>
@@ -123,7 +61,7 @@
                     </pic:cNvPicPr>
                   </pic:nvPicPr>
                   <pic:blipFill>
-                    <a:blip r:embed="rId10" cstate="print">
+                    <a:blip r:embed="rId8" cstate="print">
                       <a:extLst>
                         <a:ext uri="{28A0092B-C50C-407E-A947-70E740481C1C}">
                           <a14:useLocalDpi xmlns:a14="http://schemas.microsoft.com/office/drawing/2010/main" val="0"/>
@@ -165,7 +103,7 @@
           <w:noProof/>
         </w:rPr>
         <w:drawing>
-          <wp:anchor distT="0" distB="0" distL="114300" distR="114300" simplePos="0" relativeHeight="251662336" behindDoc="0" locked="0" layoutInCell="1" allowOverlap="1" wp14:anchorId="2E5C3EA8" wp14:editId="433AB7EE">
+          <wp:anchor distT="0" distB="0" distL="114300" distR="114300" simplePos="0" relativeHeight="251662336" behindDoc="0" locked="0" layoutInCell="1" allowOverlap="1" wp14:anchorId="2E5C3EA8" wp14:editId="1A32EE32">
             <wp:simplePos x="0" y="0"/>
             <wp:positionH relativeFrom="column">
               <wp:posOffset>1417320</wp:posOffset>
@@ -190,7 +128,7 @@
                     </pic:cNvPicPr>
                   </pic:nvPicPr>
                   <pic:blipFill>
-                    <a:blip r:embed="rId11" cstate="print">
+                    <a:blip r:embed="rId9" cstate="print">
                       <a:extLst>
                         <a:ext uri="{28A0092B-C50C-407E-A947-70E740481C1C}">
                           <a14:useLocalDpi xmlns:a14="http://schemas.microsoft.com/office/drawing/2010/main" val="0"/>
@@ -231,184 +169,69 @@
         <w:rPr>
           <w:noProof/>
         </w:rPr>
-        <mc:AlternateContent>
-          <mc:Choice Requires="wps">
-            <w:drawing>
-              <wp:anchor distT="0" distB="0" distL="114300" distR="114300" simplePos="0" relativeHeight="251659264" behindDoc="0" locked="0" layoutInCell="1" allowOverlap="1" wp14:anchorId="5BDE295F" wp14:editId="39890476">
-                <wp:simplePos x="0" y="0"/>
-                <wp:positionH relativeFrom="margin">
-                  <wp:align>center</wp:align>
-                </wp:positionH>
-                <wp:positionV relativeFrom="paragraph">
-                  <wp:posOffset>1690370</wp:posOffset>
-                </wp:positionV>
-                <wp:extent cx="5615940" cy="3985260"/>
-                <wp:effectExtent l="0" t="0" r="3810" b="0"/>
-                <wp:wrapNone/>
-                <wp:docPr id="3" name="Text Box 3"/>
-                <wp:cNvGraphicFramePr>
-                  <a:graphicFrameLocks xmlns:a="http://schemas.openxmlformats.org/drawingml/2006/main"/>
-                </wp:cNvGraphicFramePr>
-                <a:graphic xmlns:a="http://schemas.openxmlformats.org/drawingml/2006/main">
-                  <a:graphicData uri="http://schemas.microsoft.com/office/word/2010/wordprocessingShape">
-                    <wps:wsp>
-                      <wps:cNvSpPr txBox="1">
-                        <a:spLocks/>
-                      </wps:cNvSpPr>
-                      <wps:spPr>
-                        <a:xfrm>
-                          <a:off x="0" y="0"/>
-                          <a:ext cx="5615940" cy="3985260"/>
-                        </a:xfrm>
-                        <a:prstGeom prst="rect">
-                          <a:avLst/>
-                        </a:prstGeom>
-                        <a:solidFill>
-                          <a:schemeClr val="lt1"/>
-                        </a:solidFill>
-                        <a:ln w="6350">
-                          <a:solidFill>
-                            <a:schemeClr val="bg1"/>
-                          </a:solidFill>
-                        </a:ln>
-                      </wps:spPr>
-                      <wps:txbx>
-                        <w:txbxContent>
-                          <w:p>
-                            <w:pPr>
-                              <w:spacing w:line="600" w:lineRule="auto"/>
-                              <w:jc w:val="center"/>
-                              <w:rPr>
-                                <w:b/>
-                                <w:color w:val="E5B8B7" w:themeColor="accent2" w:themeTint="66"/>
-                                <w:sz w:val="144"/>
-                                <w:szCs w:val="144"/>
-                              </w:rPr>
-                            </w:pPr>
-                            <w:r>
-                              <w:rPr>
-                                <w:b/>
-                                <w:color w:val="E5B8B7" w:themeColor="accent2" w:themeTint="66"/>
-                                <w:sz w:val="144"/>
-                                <w:szCs w:val="144"/>
-                              </w:rPr>
-                              <w:t>Ba</w:t>
-                            </w:r>
-                            <w:r>
-                              <w:rPr>
-                                <w:b/>
-                                <w:color w:val="E5B8B7" w:themeColor="accent2" w:themeTint="66"/>
-                                <w:sz w:val="144"/>
-                                <w:szCs w:val="144"/>
-                              </w:rPr>
-                              <w:t>ttle</w:t>
-                            </w:r>
-                          </w:p>
-                          <w:p>
-                            <w:pPr>
-                              <w:spacing w:line="600" w:lineRule="auto"/>
-                              <w:jc w:val="center"/>
-                              <w:rPr>
-                                <w:b/>
-                                <w:sz w:val="144"/>
-                                <w:szCs w:val="144"/>
-                              </w:rPr>
-                            </w:pPr>
-                            <w:r>
-                              <w:rPr>
-                                <w:b/>
-                                <w:sz w:val="144"/>
-                                <w:szCs w:val="144"/>
-                              </w:rPr>
-                              <w:t>Sweeper</w:t>
-                            </w:r>
-                          </w:p>
-                        </w:txbxContent>
-                      </wps:txbx>
-                      <wps:bodyPr rot="0" spcFirstLastPara="0" vertOverflow="overflow" horzOverflow="overflow" vert="horz" wrap="square" lIns="91440" tIns="45720" rIns="91440" bIns="45720" numCol="1" spcCol="0" rtlCol="0" fromWordArt="0" anchor="t" anchorCtr="0" forceAA="0" compatLnSpc="1">
-                        <a:prstTxWarp prst="textNoShape">
-                          <a:avLst/>
-                        </a:prstTxWarp>
-                        <a:noAutofit/>
-                      </wps:bodyPr>
-                    </wps:wsp>
-                  </a:graphicData>
-                </a:graphic>
-                <wp14:sizeRelH relativeFrom="margin">
-                  <wp14:pctWidth>0</wp14:pctWidth>
-                </wp14:sizeRelH>
-                <wp14:sizeRelV relativeFrom="margin">
-                  <wp14:pctHeight>0</wp14:pctHeight>
-                </wp14:sizeRelV>
-              </wp:anchor>
-            </w:drawing>
-          </mc:Choice>
-          <mc:Fallback>
-            <w:pict>
-              <v:shapetype w14:anchorId="5BDE295F" id="_x0000_t202" coordsize="21600,21600" o:spt="202" path="m,l,21600r21600,l21600,xe">
-                <v:stroke joinstyle="miter"/>
-                <v:path gradientshapeok="t" o:connecttype="rect"/>
-              </v:shapetype>
-              <v:shape id="Text Box 3" o:spid="_x0000_s1026" type="#_x0000_t202" style="position:absolute;margin-left:0;margin-top:133.1pt;width:442.2pt;height:313.8pt;z-index:251659264;visibility:visible;mso-wrap-style:square;mso-width-percent:0;mso-height-percent:0;mso-wrap-distance-left:9pt;mso-wrap-distance-top:0;mso-wrap-distance-right:9pt;mso-wrap-distance-bottom:0;mso-position-horizontal:center;mso-position-horizontal-relative:margin;mso-position-vertical:absolute;mso-position-vertical-relative:text;mso-width-percent:0;mso-height-percent:0;mso-width-relative:margin;mso-height-relative:margin;v-text-anchor:top" o:gfxdata="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" fillcolor="white [3201]" strokecolor="white [3212]" strokeweight=".5pt">
-                <v:path arrowok="t"/>
-                <v:textbox>
-                  <w:txbxContent>
-                    <w:p>
-                      <w:pPr>
-                        <w:spacing w:line="600" w:lineRule="auto"/>
-                        <w:jc w:val="center"/>
-                        <w:rPr>
-                          <w:b/>
-                          <w:color w:val="E5B8B7" w:themeColor="accent2" w:themeTint="66"/>
-                          <w:sz w:val="144"/>
-                          <w:szCs w:val="144"/>
-                        </w:rPr>
-                      </w:pPr>
-                      <w:r>
-                        <w:rPr>
-                          <w:b/>
-                          <w:color w:val="E5B8B7" w:themeColor="accent2" w:themeTint="66"/>
-                          <w:sz w:val="144"/>
-                          <w:szCs w:val="144"/>
-                        </w:rPr>
-                        <w:t>Ba</w:t>
-                      </w:r>
-                      <w:r>
-                        <w:rPr>
-                          <w:b/>
-                          <w:color w:val="E5B8B7" w:themeColor="accent2" w:themeTint="66"/>
-                          <w:sz w:val="144"/>
-                          <w:szCs w:val="144"/>
-                        </w:rPr>
-                        <w:t>ttle</w:t>
-                      </w:r>
-                    </w:p>
-                    <w:p>
-                      <w:pPr>
-                        <w:spacing w:line="600" w:lineRule="auto"/>
-                        <w:jc w:val="center"/>
-                        <w:rPr>
-                          <w:b/>
-                          <w:sz w:val="144"/>
-                          <w:szCs w:val="144"/>
-                        </w:rPr>
-                      </w:pPr>
-                      <w:r>
-                        <w:rPr>
-                          <w:b/>
-                          <w:sz w:val="144"/>
-                          <w:szCs w:val="144"/>
-                        </w:rPr>
-                        <w:t>Sweeper</w:t>
-                      </w:r>
-                    </w:p>
-                  </w:txbxContent>
-                </v:textbox>
-                <w10:wrap anchorx="margin"/>
-              </v:shape>
-            </w:pict>
-          </mc:Fallback>
-        </mc:AlternateContent>
+        <w:pict w14:anchorId="098299D1">
+          <v:shapetype id="_x0000_t202" coordsize="21600,21600" o:spt="202" path="m,l,21600r21600,l21600,xe">
+            <v:stroke joinstyle="miter"/>
+            <v:path gradientshapeok="t" o:connecttype="rect"/>
+          </v:shapetype>
+          <v:shape id="Text Box 3" o:spid="_x0000_s1026" type="#_x0000_t202" style="position:absolute;margin-left:0;margin-top:133.1pt;width:442.2pt;height:313.8pt;z-index:251659264;visibility:visible;mso-wrap-style:square;mso-width-percent:0;mso-height-percent:0;mso-wrap-distance-left:9pt;mso-wrap-distance-top:0;mso-wrap-distance-right:9pt;mso-wrap-distance-bottom:0;mso-position-horizontal:center;mso-position-horizontal-relative:margin;mso-position-vertical:absolute;mso-position-vertical-relative:text;mso-width-percent:0;mso-height-percent:0;mso-width-relative:margin;mso-height-relative:margin;v-text-anchor:top" o:gfxdata="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" fillcolor="white [3201]" strokecolor="white [3212]" strokeweight=".5pt">
+            <v:path arrowok="t"/>
+            <v:textbox>
+              <w:txbxContent>
+                <w:p>
+                  <w:pPr>
+                    <w:spacing w:line="600" w:lineRule="auto"/>
+                    <w:jc w:val="center"/>
+                    <w:rPr>
+                      <w:b/>
+                      <w:color w:val="E5B8B7" w:themeColor="accent2" w:themeTint="66"/>
+                      <w:sz w:val="144"/>
+                      <w:szCs w:val="144"/>
+                    </w:rPr>
+                  </w:pPr>
+                  <w:r>
+                    <w:rPr>
+                      <w:b/>
+                      <w:color w:val="E5B8B7" w:themeColor="accent2" w:themeTint="66"/>
+                      <w:sz w:val="144"/>
+                      <w:szCs w:val="144"/>
+                    </w:rPr>
+                    <w:t>Ba</w:t>
+                  </w:r>
+                  <w:r>
+                    <w:rPr>
+                      <w:b/>
+                      <w:color w:val="E5B8B7" w:themeColor="accent2" w:themeTint="66"/>
+                      <w:sz w:val="144"/>
+                      <w:szCs w:val="144"/>
+                    </w:rPr>
+                    <w:t>ttle</w:t>
+                  </w:r>
+                </w:p>
+                <w:p>
+                  <w:pPr>
+                    <w:spacing w:line="600" w:lineRule="auto"/>
+                    <w:jc w:val="center"/>
+                    <w:rPr>
+                      <w:b/>
+                      <w:sz w:val="144"/>
+                      <w:szCs w:val="144"/>
+                    </w:rPr>
+                  </w:pPr>
+                  <w:r>
+                    <w:rPr>
+                      <w:b/>
+                      <w:sz w:val="144"/>
+                      <w:szCs w:val="144"/>
+                    </w:rPr>
+                    <w:t>Sweeper</w:t>
+                  </w:r>
+                </w:p>
+              </w:txbxContent>
+            </v:textbox>
+            <w10:wrap anchorx="margin"/>
+          </v:shape>
+        </w:pict>
       </w:r>
       <w:r>
         <w:br w:type="page"/>
@@ -458,7 +281,6 @@
               <w:sz w:val="24"/>
               <w:szCs w:val="24"/>
               <w:lang w:val="en-AU" w:eastAsia="en-AU"/>
-              <w14:ligatures w14:val="standardContextual"/>
             </w:rPr>
           </w:pPr>
           <w:r>
@@ -541,7 +363,6 @@
               <w:sz w:val="24"/>
               <w:szCs w:val="24"/>
               <w:lang w:val="en-AU" w:eastAsia="en-AU"/>
-              <w14:ligatures w14:val="standardContextual"/>
             </w:rPr>
           </w:pPr>
           <w:hyperlink w:anchor="_Toc169689618" w:history="1">
@@ -615,7 +436,6 @@
               <w:sz w:val="24"/>
               <w:szCs w:val="24"/>
               <w:lang w:val="en-AU" w:eastAsia="en-AU"/>
-              <w14:ligatures w14:val="standardContextual"/>
             </w:rPr>
           </w:pPr>
           <w:hyperlink w:anchor="_Toc169689619" w:history="1">
@@ -689,7 +509,6 @@
               <w:sz w:val="24"/>
               <w:szCs w:val="24"/>
               <w:lang w:val="en-AU" w:eastAsia="en-AU"/>
-              <w14:ligatures w14:val="standardContextual"/>
             </w:rPr>
           </w:pPr>
           <w:hyperlink w:anchor="_Toc169689620" w:history="1">
@@ -763,7 +582,6 @@
               <w:sz w:val="24"/>
               <w:szCs w:val="24"/>
               <w:lang w:val="en-AU" w:eastAsia="en-AU"/>
-              <w14:ligatures w14:val="standardContextual"/>
             </w:rPr>
           </w:pPr>
           <w:hyperlink w:anchor="_Toc169689621" w:history="1">
@@ -837,7 +655,6 @@
               <w:sz w:val="24"/>
               <w:szCs w:val="24"/>
               <w:lang w:val="en-AU" w:eastAsia="en-AU"/>
-              <w14:ligatures w14:val="standardContextual"/>
             </w:rPr>
           </w:pPr>
           <w:hyperlink w:anchor="_Toc169689622" w:history="1">
@@ -911,7 +728,6 @@
               <w:sz w:val="24"/>
               <w:szCs w:val="24"/>
               <w:lang w:val="en-AU" w:eastAsia="en-AU"/>
-              <w14:ligatures w14:val="standardContextual"/>
             </w:rPr>
           </w:pPr>
           <w:hyperlink w:anchor="_Toc169689623" w:history="1">
@@ -985,7 +801,6 @@
               <w:sz w:val="24"/>
               <w:szCs w:val="24"/>
               <w:lang w:val="en-AU" w:eastAsia="en-AU"/>
-              <w14:ligatures w14:val="standardContextual"/>
             </w:rPr>
           </w:pPr>
           <w:hyperlink w:anchor="_Toc169689624" w:history="1">
@@ -1059,7 +874,6 @@
               <w:sz w:val="24"/>
               <w:szCs w:val="24"/>
               <w:lang w:val="en-AU" w:eastAsia="en-AU"/>
-              <w14:ligatures w14:val="standardContextual"/>
             </w:rPr>
           </w:pPr>
           <w:hyperlink w:anchor="_Toc169689625" w:history="1">
@@ -1133,7 +947,6 @@
               <w:sz w:val="24"/>
               <w:szCs w:val="24"/>
               <w:lang w:val="en-AU" w:eastAsia="en-AU"/>
-              <w14:ligatures w14:val="standardContextual"/>
             </w:rPr>
           </w:pPr>
           <w:hyperlink w:anchor="_Toc169689626" w:history="1">
@@ -1207,7 +1020,6 @@
               <w:sz w:val="24"/>
               <w:szCs w:val="24"/>
               <w:lang w:val="en-AU" w:eastAsia="en-AU"/>
-              <w14:ligatures w14:val="standardContextual"/>
             </w:rPr>
           </w:pPr>
           <w:hyperlink w:anchor="_Toc169689627" w:history="1">
@@ -1281,7 +1093,6 @@
               <w:sz w:val="24"/>
               <w:szCs w:val="24"/>
               <w:lang w:val="en-AU" w:eastAsia="en-AU"/>
-              <w14:ligatures w14:val="standardContextual"/>
             </w:rPr>
           </w:pPr>
           <w:hyperlink w:anchor="_Toc169689628" w:history="1">
@@ -1355,7 +1166,6 @@
               <w:sz w:val="24"/>
               <w:szCs w:val="24"/>
               <w:lang w:val="en-AU" w:eastAsia="en-AU"/>
-              <w14:ligatures w14:val="standardContextual"/>
             </w:rPr>
           </w:pPr>
           <w:hyperlink w:anchor="_Toc169689629" w:history="1">
@@ -1429,7 +1239,6 @@
               <w:sz w:val="24"/>
               <w:szCs w:val="24"/>
               <w:lang w:val="en-AU" w:eastAsia="en-AU"/>
-              <w14:ligatures w14:val="standardContextual"/>
             </w:rPr>
           </w:pPr>
           <w:hyperlink w:anchor="_Toc169689630" w:history="1">
@@ -1503,7 +1312,6 @@
               <w:sz w:val="24"/>
               <w:szCs w:val="24"/>
               <w:lang w:val="en-AU" w:eastAsia="en-AU"/>
-              <w14:ligatures w14:val="standardContextual"/>
             </w:rPr>
           </w:pPr>
           <w:hyperlink w:anchor="_Toc169689631" w:history="1">
@@ -1577,7 +1385,6 @@
               <w:sz w:val="24"/>
               <w:szCs w:val="24"/>
               <w:lang w:val="en-AU" w:eastAsia="en-AU"/>
-              <w14:ligatures w14:val="standardContextual"/>
             </w:rPr>
           </w:pPr>
           <w:hyperlink w:anchor="_Toc169689632" w:history="1">
@@ -1651,7 +1458,6 @@
               <w:sz w:val="24"/>
               <w:szCs w:val="24"/>
               <w:lang w:val="en-AU" w:eastAsia="en-AU"/>
-              <w14:ligatures w14:val="standardContextual"/>
             </w:rPr>
           </w:pPr>
           <w:hyperlink w:anchor="_Toc169689633" w:history="1">
@@ -1725,7 +1531,6 @@
               <w:sz w:val="24"/>
               <w:szCs w:val="24"/>
               <w:lang w:val="en-AU" w:eastAsia="en-AU"/>
-              <w14:ligatures w14:val="standardContextual"/>
             </w:rPr>
           </w:pPr>
           <w:hyperlink w:anchor="_Toc169689634" w:history="1">
@@ -1799,7 +1604,6 @@
               <w:sz w:val="24"/>
               <w:szCs w:val="24"/>
               <w:lang w:val="en-AU" w:eastAsia="en-AU"/>
-              <w14:ligatures w14:val="standardContextual"/>
             </w:rPr>
           </w:pPr>
           <w:hyperlink w:anchor="_Toc169689635" w:history="1">
@@ -1873,7 +1677,6 @@
               <w:sz w:val="24"/>
               <w:szCs w:val="24"/>
               <w:lang w:val="en-AU" w:eastAsia="en-AU"/>
-              <w14:ligatures w14:val="standardContextual"/>
             </w:rPr>
           </w:pPr>
           <w:hyperlink w:anchor="_Toc169689636" w:history="1">
@@ -1947,7 +1750,6 @@
               <w:sz w:val="24"/>
               <w:szCs w:val="24"/>
               <w:lang w:val="en-AU" w:eastAsia="en-AU"/>
-              <w14:ligatures w14:val="standardContextual"/>
             </w:rPr>
           </w:pPr>
           <w:hyperlink w:anchor="_Toc169689637" w:history="1">
@@ -2021,7 +1823,6 @@
               <w:sz w:val="24"/>
               <w:szCs w:val="24"/>
               <w:lang w:val="en-AU" w:eastAsia="en-AU"/>
-              <w14:ligatures w14:val="standardContextual"/>
             </w:rPr>
           </w:pPr>
           <w:hyperlink w:anchor="_Toc169689638" w:history="1">
@@ -2095,7 +1896,6 @@
               <w:sz w:val="24"/>
               <w:szCs w:val="24"/>
               <w:lang w:val="en-AU" w:eastAsia="en-AU"/>
-              <w14:ligatures w14:val="standardContextual"/>
             </w:rPr>
           </w:pPr>
           <w:hyperlink w:anchor="_Toc169689639" w:history="1">
@@ -2169,7 +1969,6 @@
               <w:sz w:val="24"/>
               <w:szCs w:val="24"/>
               <w:lang w:val="en-AU" w:eastAsia="en-AU"/>
-              <w14:ligatures w14:val="standardContextual"/>
             </w:rPr>
           </w:pPr>
           <w:hyperlink w:anchor="_Toc169689640" w:history="1">
@@ -2243,7 +2042,6 @@
               <w:sz w:val="24"/>
               <w:szCs w:val="24"/>
               <w:lang w:val="en-AU" w:eastAsia="en-AU"/>
-              <w14:ligatures w14:val="standardContextual"/>
             </w:rPr>
           </w:pPr>
           <w:hyperlink w:anchor="_Toc169689641" w:history="1">
@@ -2317,7 +2115,6 @@
               <w:sz w:val="24"/>
               <w:szCs w:val="24"/>
               <w:lang w:val="en-AU" w:eastAsia="en-AU"/>
-              <w14:ligatures w14:val="standardContextual"/>
             </w:rPr>
           </w:pPr>
           <w:hyperlink w:anchor="_Toc169689642" w:history="1">
@@ -2391,7 +2188,6 @@
               <w:sz w:val="24"/>
               <w:szCs w:val="24"/>
               <w:lang w:val="en-AU" w:eastAsia="en-AU"/>
-              <w14:ligatures w14:val="standardContextual"/>
             </w:rPr>
           </w:pPr>
           <w:hyperlink w:anchor="_Toc169689643" w:history="1">
@@ -2465,7 +2261,6 @@
               <w:sz w:val="24"/>
               <w:szCs w:val="24"/>
               <w:lang w:val="en-AU" w:eastAsia="en-AU"/>
-              <w14:ligatures w14:val="standardContextual"/>
             </w:rPr>
           </w:pPr>
           <w:hyperlink w:anchor="_Toc169689644" w:history="1">
@@ -2539,7 +2334,6 @@
               <w:sz w:val="24"/>
               <w:szCs w:val="24"/>
               <w:lang w:val="en-AU" w:eastAsia="en-AU"/>
-              <w14:ligatures w14:val="standardContextual"/>
             </w:rPr>
           </w:pPr>
           <w:hyperlink w:anchor="_Toc169689645" w:history="1">
@@ -2613,7 +2407,6 @@
               <w:sz w:val="24"/>
               <w:szCs w:val="24"/>
               <w:lang w:val="en-AU" w:eastAsia="en-AU"/>
-              <w14:ligatures w14:val="standardContextual"/>
             </w:rPr>
           </w:pPr>
           <w:hyperlink w:anchor="_Toc169689646" w:history="1">
@@ -2687,7 +2480,6 @@
               <w:sz w:val="24"/>
               <w:szCs w:val="24"/>
               <w:lang w:val="en-AU" w:eastAsia="en-AU"/>
-              <w14:ligatures w14:val="standardContextual"/>
             </w:rPr>
           </w:pPr>
           <w:hyperlink w:anchor="_Toc169689647" w:history="1">
@@ -2761,7 +2553,6 @@
               <w:sz w:val="24"/>
               <w:szCs w:val="24"/>
               <w:lang w:val="en-AU" w:eastAsia="en-AU"/>
-              <w14:ligatures w14:val="standardContextual"/>
             </w:rPr>
           </w:pPr>
           <w:hyperlink w:anchor="_Toc169689648" w:history="1">
@@ -2835,7 +2626,6 @@
               <w:sz w:val="24"/>
               <w:szCs w:val="24"/>
               <w:lang w:val="en-AU" w:eastAsia="en-AU"/>
-              <w14:ligatures w14:val="standardContextual"/>
             </w:rPr>
           </w:pPr>
           <w:hyperlink w:anchor="_Toc169689649" w:history="1">
@@ -2909,7 +2699,6 @@
               <w:sz w:val="24"/>
               <w:szCs w:val="24"/>
               <w:lang w:val="en-AU" w:eastAsia="en-AU"/>
-              <w14:ligatures w14:val="standardContextual"/>
             </w:rPr>
           </w:pPr>
           <w:hyperlink w:anchor="_Toc169689650" w:history="1">
@@ -2983,7 +2772,6 @@
               <w:sz w:val="24"/>
               <w:szCs w:val="24"/>
               <w:lang w:val="en-AU" w:eastAsia="en-AU"/>
-              <w14:ligatures w14:val="standardContextual"/>
             </w:rPr>
           </w:pPr>
           <w:hyperlink w:anchor="_Toc169689651" w:history="1">
@@ -3057,7 +2845,6 @@
               <w:sz w:val="24"/>
               <w:szCs w:val="24"/>
               <w:lang w:val="en-AU" w:eastAsia="en-AU"/>
-              <w14:ligatures w14:val="standardContextual"/>
             </w:rPr>
           </w:pPr>
           <w:hyperlink w:anchor="_Toc169689652" w:history="1">
@@ -3131,7 +2918,6 @@
               <w:sz w:val="24"/>
               <w:szCs w:val="24"/>
               <w:lang w:val="en-AU" w:eastAsia="en-AU"/>
-              <w14:ligatures w14:val="standardContextual"/>
             </w:rPr>
           </w:pPr>
           <w:hyperlink w:anchor="_Toc169689653" w:history="1">
@@ -3205,7 +2991,6 @@
               <w:sz w:val="24"/>
               <w:szCs w:val="24"/>
               <w:lang w:val="en-AU" w:eastAsia="en-AU"/>
-              <w14:ligatures w14:val="standardContextual"/>
             </w:rPr>
           </w:pPr>
           <w:hyperlink w:anchor="_Toc169689654" w:history="1">
@@ -3279,7 +3064,6 @@
               <w:sz w:val="24"/>
               <w:szCs w:val="24"/>
               <w:lang w:val="en-AU" w:eastAsia="en-AU"/>
-              <w14:ligatures w14:val="standardContextual"/>
             </w:rPr>
           </w:pPr>
           <w:hyperlink w:anchor="_Toc169689655" w:history="1">
@@ -3353,7 +3137,6 @@
               <w:sz w:val="24"/>
               <w:szCs w:val="24"/>
               <w:lang w:val="en-AU" w:eastAsia="en-AU"/>
-              <w14:ligatures w14:val="standardContextual"/>
             </w:rPr>
           </w:pPr>
           <w:hyperlink w:anchor="_Toc169689656" w:history="1">
@@ -3427,7 +3210,6 @@
               <w:sz w:val="24"/>
               <w:szCs w:val="24"/>
               <w:lang w:val="en-AU" w:eastAsia="en-AU"/>
-              <w14:ligatures w14:val="standardContextual"/>
             </w:rPr>
           </w:pPr>
           <w:hyperlink w:anchor="_Toc169689657" w:history="1">
@@ -3501,7 +3283,6 @@
               <w:sz w:val="24"/>
               <w:szCs w:val="24"/>
               <w:lang w:val="en-AU" w:eastAsia="en-AU"/>
-              <w14:ligatures w14:val="standardContextual"/>
             </w:rPr>
           </w:pPr>
           <w:hyperlink w:anchor="_Toc169689658" w:history="1">
@@ -3704,14 +3485,14 @@
         <w:rPr>
           <w:lang w:val="en-US"/>
         </w:rPr>
-        <w:t xml:space="preserve"> functionality of placing down ships in valid tiles. When that is finished, coding of the modules unique to this game such as calculating explosion radius, score handling and destructions of ship parts will be completed next. After that, testing will be done to find errors and bugs that will be patched out as soon as they are discovered before the game is published for </w:t>
+        <w:t xml:space="preserve"> functionality of placing down ships in valid tiles. When that is finished, coding of the modules unique to this game such as calculating explosion radius, score handling and destructions of ship parts will be completed next. After that, testing will be done to find errors and bugs that will be patched out as soon as they are discovered before the game is </w:t>
       </w:r>
       <w:r>
         <w:rPr>
           <w:lang w:val="en-US"/>
         </w:rPr>
         <w:lastRenderedPageBreak/>
-        <w:t>people to play. The object of this game for the user is to clear out endless levels of auto generated mines while making sure that if a mine were to explode it does not end up damaging the ships that they placed</w:t>
+        <w:t>published for people to play. The object of this game for the user is to clear out endless levels of auto generated mines while making sure that if a mine were to explode it does not end up damaging the ships that they placed</w:t>
       </w:r>
     </w:p>
     <w:p>
@@ -3777,10 +3558,10 @@
                     <pic:cNvPicPr/>
                   </pic:nvPicPr>
                   <pic:blipFill>
-                    <a:blip r:embed="rId12">
+                    <a:blip r:embed="rId10">
                       <a:extLst>
                         <a:ext uri="{96DAC541-7B7A-43D3-8B79-37D633B846F1}">
-                          <asvg:svgBlip xmlns:asvg="http://schemas.microsoft.com/office/drawing/2016/SVG/main" r:embed="rId13"/>
+                          <asvg:svgBlip xmlns:asvg="http://schemas.microsoft.com/office/drawing/2016/SVG/main" r:embed="rId11"/>
                         </a:ext>
                       </a:extLst>
                     </a:blip>
@@ -3823,10 +3604,10 @@
                     <pic:cNvPicPr/>
                   </pic:nvPicPr>
                   <pic:blipFill>
-                    <a:blip r:embed="rId14">
+                    <a:blip r:embed="rId12">
                       <a:extLst>
                         <a:ext uri="{96DAC541-7B7A-43D3-8B79-37D633B846F1}">
-                          <asvg:svgBlip xmlns:asvg="http://schemas.microsoft.com/office/drawing/2016/SVG/main" r:embed="rId15"/>
+                          <asvg:svgBlip xmlns:asvg="http://schemas.microsoft.com/office/drawing/2016/SVG/main" r:embed="rId13"/>
                         </a:ext>
                       </a:extLst>
                     </a:blip>
@@ -3870,10 +3651,10 @@
                     <pic:cNvPicPr/>
                   </pic:nvPicPr>
                   <pic:blipFill>
-                    <a:blip r:embed="rId16">
+                    <a:blip r:embed="rId14">
                       <a:extLst>
                         <a:ext uri="{96DAC541-7B7A-43D3-8B79-37D633B846F1}">
-                          <asvg:svgBlip xmlns:asvg="http://schemas.microsoft.com/office/drawing/2016/SVG/main" r:embed="rId17"/>
+                          <asvg:svgBlip xmlns:asvg="http://schemas.microsoft.com/office/drawing/2016/SVG/main" r:embed="rId15"/>
                         </a:ext>
                       </a:extLst>
                     </a:blip>
@@ -3916,10 +3697,10 @@
                     <pic:cNvPicPr/>
                   </pic:nvPicPr>
                   <pic:blipFill>
-                    <a:blip r:embed="rId18">
+                    <a:blip r:embed="rId16">
                       <a:extLst>
                         <a:ext uri="{96DAC541-7B7A-43D3-8B79-37D633B846F1}">
-                          <asvg:svgBlip xmlns:asvg="http://schemas.microsoft.com/office/drawing/2016/SVG/main" r:embed="rId19"/>
+                          <asvg:svgBlip xmlns:asvg="http://schemas.microsoft.com/office/drawing/2016/SVG/main" r:embed="rId17"/>
                         </a:ext>
                       </a:extLst>
                     </a:blip>
@@ -5776,10 +5557,10 @@
                     <pic:cNvPicPr/>
                   </pic:nvPicPr>
                   <pic:blipFill>
-                    <a:blip r:embed="rId20">
+                    <a:blip r:embed="rId18">
                       <a:extLst>
                         <a:ext uri="{96DAC541-7B7A-43D3-8B79-37D633B846F1}">
-                          <asvg:svgBlip xmlns:asvg="http://schemas.microsoft.com/office/drawing/2016/SVG/main" r:embed="rId21"/>
+                          <asvg:svgBlip xmlns:asvg="http://schemas.microsoft.com/office/drawing/2016/SVG/main" r:embed="rId19"/>
                         </a:ext>
                       </a:extLst>
                     </a:blip>
@@ -5835,13 +5616,13 @@
                     <pic:cNvPicPr preferRelativeResize="0"/>
                   </pic:nvPicPr>
                   <pic:blipFill>
-                    <a:blip r:embed="rId22" cstate="print">
+                    <a:blip r:embed="rId20" cstate="print">
                       <a:extLst>
                         <a:ext uri="{28A0092B-C50C-407E-A947-70E740481C1C}">
                           <a14:useLocalDpi xmlns:a14="http://schemas.microsoft.com/office/drawing/2010/main" val="0"/>
                         </a:ext>
                         <a:ext uri="{96DAC541-7B7A-43D3-8B79-37D633B846F1}">
-                          <asvg:svgBlip xmlns:asvg="http://schemas.microsoft.com/office/drawing/2016/SVG/main" r:embed="rId23"/>
+                          <asvg:svgBlip xmlns:asvg="http://schemas.microsoft.com/office/drawing/2016/SVG/main" r:embed="rId21"/>
                         </a:ext>
                       </a:extLst>
                     </a:blip>
@@ -5900,10 +5681,10 @@
                     <pic:cNvPicPr/>
                   </pic:nvPicPr>
                   <pic:blipFill>
-                    <a:blip r:embed="rId24">
+                    <a:blip r:embed="rId22">
                       <a:extLst>
                         <a:ext uri="{96DAC541-7B7A-43D3-8B79-37D633B846F1}">
-                          <asvg:svgBlip xmlns:asvg="http://schemas.microsoft.com/office/drawing/2016/SVG/main" r:embed="rId25"/>
+                          <asvg:svgBlip xmlns:asvg="http://schemas.microsoft.com/office/drawing/2016/SVG/main" r:embed="rId23"/>
                         </a:ext>
                       </a:extLst>
                     </a:blip>
@@ -5960,13 +5741,13 @@
                     <pic:cNvPicPr preferRelativeResize="0"/>
                   </pic:nvPicPr>
                   <pic:blipFill>
-                    <a:blip r:embed="rId26" cstate="print">
+                    <a:blip r:embed="rId24" cstate="print">
                       <a:extLst>
                         <a:ext uri="{28A0092B-C50C-407E-A947-70E740481C1C}">
                           <a14:useLocalDpi xmlns:a14="http://schemas.microsoft.com/office/drawing/2010/main" val="0"/>
                         </a:ext>
                         <a:ext uri="{96DAC541-7B7A-43D3-8B79-37D633B846F1}">
-                          <asvg:svgBlip xmlns:asvg="http://schemas.microsoft.com/office/drawing/2016/SVG/main" r:embed="rId27"/>
+                          <asvg:svgBlip xmlns:asvg="http://schemas.microsoft.com/office/drawing/2016/SVG/main" r:embed="rId25"/>
                         </a:ext>
                       </a:extLst>
                     </a:blip>
@@ -6024,10 +5805,158 @@
         </w:numPr>
       </w:pPr>
       <w:r>
-        <w:t xml:space="preserve">Please head to </w:t>
-      </w:r>
-      <w:r>
-        <w:t>google class and download BattleSweeper.rar</w:t>
+        <w:t xml:space="preserve">Select </w:t>
+      </w:r>
+      <w:r>
+        <w:t>BattleSweeper.rar</w:t>
+      </w:r>
+      <w:r>
+        <w:t xml:space="preserve"> </w:t>
+      </w:r>
+      <w:r>
+        <w:t>and hit extract all</w:t>
+      </w:r>
+      <w:r>
+        <w:br/>
+      </w:r>
+      <w:r>
+        <w:drawing>
+          <wp:inline distT="0" distB="0" distL="0" distR="0" wp14:anchorId="01C7D710" wp14:editId="6A9CBCD0">
+            <wp:extent cx="5943600" cy="1391920"/>
+            <wp:effectExtent l="0" t="0" r="0" b="0"/>
+            <wp:docPr id="729212206" name="Picture 1" descr="A screenshot of a computer&#10;&#10;Description automatically generated"/>
+            <wp:cNvGraphicFramePr>
+              <a:graphicFrameLocks xmlns:a="http://schemas.openxmlformats.org/drawingml/2006/main" noChangeAspect="1"/>
+            </wp:cNvGraphicFramePr>
+            <a:graphic xmlns:a="http://schemas.openxmlformats.org/drawingml/2006/main">
+              <a:graphicData uri="http://schemas.openxmlformats.org/drawingml/2006/picture">
+                <pic:pic xmlns:pic="http://schemas.openxmlformats.org/drawingml/2006/picture">
+                  <pic:nvPicPr>
+                    <pic:cNvPr id="729212206" name="Picture 1" descr="A screenshot of a computer&#10;&#10;Description automatically generated"/>
+                    <pic:cNvPicPr/>
+                  </pic:nvPicPr>
+                  <pic:blipFill>
+                    <a:blip r:embed="rId26"/>
+                    <a:stretch>
+                      <a:fillRect/>
+                    </a:stretch>
+                  </pic:blipFill>
+                  <pic:spPr>
+                    <a:xfrm>
+                      <a:off x="0" y="0"/>
+                      <a:ext cx="5943600" cy="1391920"/>
+                    </a:xfrm>
+                    <a:prstGeom prst="rect">
+                      <a:avLst/>
+                    </a:prstGeom>
+                  </pic:spPr>
+                </pic:pic>
+              </a:graphicData>
+            </a:graphic>
+          </wp:inline>
+        </w:drawing>
+      </w:r>
+    </w:p>
+    <w:p>
+      <w:pPr>
+        <w:pStyle w:val="ListParagraph"/>
+        <w:numPr>
+          <w:ilvl w:val="0"/>
+          <w:numId w:val="23"/>
+        </w:numPr>
+      </w:pPr>
+      <w:r>
+        <w:t>A prompt will open, Select a the location that you want the game to be (in this example the desktop) and then hit extract</w:t>
+      </w:r>
+      <w:r>
+        <w:drawing>
+          <wp:inline distT="0" distB="0" distL="0" distR="0" wp14:anchorId="54813D53" wp14:editId="7D1A8EC9">
+            <wp:extent cx="5380186" cy="4618120"/>
+            <wp:effectExtent l="0" t="0" r="0" b="0"/>
+            <wp:docPr id="180630086" name="Picture 1" descr="A screenshot of a computer&#10;&#10;Description automatically generated"/>
+            <wp:cNvGraphicFramePr>
+              <a:graphicFrameLocks xmlns:a="http://schemas.openxmlformats.org/drawingml/2006/main" noChangeAspect="1"/>
+            </wp:cNvGraphicFramePr>
+            <a:graphic xmlns:a="http://schemas.openxmlformats.org/drawingml/2006/main">
+              <a:graphicData uri="http://schemas.openxmlformats.org/drawingml/2006/picture">
+                <pic:pic xmlns:pic="http://schemas.openxmlformats.org/drawingml/2006/picture">
+                  <pic:nvPicPr>
+                    <pic:cNvPr id="180630086" name="Picture 1" descr="A screenshot of a computer&#10;&#10;Description automatically generated"/>
+                    <pic:cNvPicPr/>
+                  </pic:nvPicPr>
+                  <pic:blipFill>
+                    <a:blip r:embed="rId27"/>
+                    <a:stretch>
+                      <a:fillRect/>
+                    </a:stretch>
+                  </pic:blipFill>
+                  <pic:spPr>
+                    <a:xfrm>
+                      <a:off x="0" y="0"/>
+                      <a:ext cx="5380186" cy="4618120"/>
+                    </a:xfrm>
+                    <a:prstGeom prst="rect">
+                      <a:avLst/>
+                    </a:prstGeom>
+                  </pic:spPr>
+                </pic:pic>
+              </a:graphicData>
+            </a:graphic>
+          </wp:inline>
+        </w:drawing>
+      </w:r>
+    </w:p>
+    <w:p>
+      <w:pPr>
+        <w:pStyle w:val="ListParagraph"/>
+        <w:numPr>
+          <w:ilvl w:val="0"/>
+          <w:numId w:val="23"/>
+        </w:numPr>
+      </w:pPr>
+      <w:r>
+        <w:lastRenderedPageBreak/>
+        <w:t>Two files will be extracted, click BattleSweeper.exe to start game</w:t>
+      </w:r>
+      <w:r>
+        <w:br/>
+      </w:r>
+      <w:r>
+        <w:drawing>
+          <wp:inline distT="0" distB="0" distL="0" distR="0" wp14:anchorId="76153250" wp14:editId="6D99B07E">
+            <wp:extent cx="5943600" cy="928370"/>
+            <wp:effectExtent l="0" t="0" r="0" b="5080"/>
+            <wp:docPr id="334622969" name="Picture 1" descr="A screenshot of a computer&#10;&#10;Description automatically generated"/>
+            <wp:cNvGraphicFramePr>
+              <a:graphicFrameLocks xmlns:a="http://schemas.openxmlformats.org/drawingml/2006/main" noChangeAspect="1"/>
+            </wp:cNvGraphicFramePr>
+            <a:graphic xmlns:a="http://schemas.openxmlformats.org/drawingml/2006/main">
+              <a:graphicData uri="http://schemas.openxmlformats.org/drawingml/2006/picture">
+                <pic:pic xmlns:pic="http://schemas.openxmlformats.org/drawingml/2006/picture">
+                  <pic:nvPicPr>
+                    <pic:cNvPr id="334622969" name="Picture 1" descr="A screenshot of a computer&#10;&#10;Description automatically generated"/>
+                    <pic:cNvPicPr/>
+                  </pic:nvPicPr>
+                  <pic:blipFill>
+                    <a:blip r:embed="rId28"/>
+                    <a:stretch>
+                      <a:fillRect/>
+                    </a:stretch>
+                  </pic:blipFill>
+                  <pic:spPr>
+                    <a:xfrm>
+                      <a:off x="0" y="0"/>
+                      <a:ext cx="5943600" cy="928370"/>
+                    </a:xfrm>
+                    <a:prstGeom prst="rect">
+                      <a:avLst/>
+                    </a:prstGeom>
+                  </pic:spPr>
+                </pic:pic>
+              </a:graphicData>
+            </a:graphic>
+          </wp:inline>
+        </w:drawing>
       </w:r>
     </w:p>
     <w:p/>
@@ -7286,7 +7215,7 @@
           <w:numId w:val="22"/>
         </w:numPr>
       </w:pPr>
-      <w:hyperlink r:id="rId28">
+      <w:hyperlink r:id="rId29">
         <w:r>
           <w:rPr>
             <w:color w:val="1155CC"/>
@@ -9596,181 +9525,6 @@
       </w:pPr>
       <w:r>
         <w:t>Mess around with Godot</w:t>
-      </w:r>
-    </w:p>
-    <w:p>
-      <w:pPr>
-        <w:pStyle w:val="ListParagraph"/>
-        <w:numPr>
-          <w:ilvl w:val="1"/>
-          <w:numId w:val="22"/>
-        </w:numPr>
-      </w:pPr>
-      <w:r>
-        <w:t>Watch videos (</w:t>
-      </w:r>
-      <w:hyperlink r:id="rId29">
-        <w:r>
-          <w:rPr>
-            <w:color w:val="1155CC"/>
-            <w:u w:val="single"/>
-          </w:rPr>
-          <w:t>playlist</w:t>
-        </w:r>
-      </w:hyperlink>
-      <w:r>
-        <w:t xml:space="preserve">) on how to make use of </w:t>
-      </w:r>
-      <w:r>
-        <w:t>Godot</w:t>
-      </w:r>
-    </w:p>
-    <w:p>
-      <w:pPr>
-        <w:pStyle w:val="ListParagraph"/>
-        <w:numPr>
-          <w:ilvl w:val="2"/>
-          <w:numId w:val="22"/>
-        </w:numPr>
-      </w:pPr>
-      <w:r>
-        <w:t>Found out visual studio has a plug in</w:t>
-      </w:r>
-    </w:p>
-    <w:p>
-      <w:pPr>
-        <w:pStyle w:val="ListParagraph"/>
-        <w:numPr>
-          <w:ilvl w:val="0"/>
-          <w:numId w:val="22"/>
-        </w:numPr>
-      </w:pPr>
-      <w:r>
-        <w:t>Gantt Chart Progress check</w:t>
-      </w:r>
-    </w:p>
-    <w:p>
-      <w:pPr>
-        <w:pStyle w:val="ListParagraph"/>
-        <w:numPr>
-          <w:ilvl w:val="1"/>
-          <w:numId w:val="22"/>
-        </w:numPr>
-      </w:pPr>
-      <w:r>
-        <w:t>Algorithm</w:t>
-      </w:r>
-    </w:p>
-    <w:p>
-      <w:pPr>
-        <w:pStyle w:val="ListParagraph"/>
-        <w:numPr>
-          <w:ilvl w:val="2"/>
-          <w:numId w:val="22"/>
-        </w:numPr>
-      </w:pPr>
-      <w:r>
-        <w:t xml:space="preserve">Behind on schedule </w:t>
-      </w:r>
-    </w:p>
-    <w:p>
-      <w:pPr>
-        <w:pStyle w:val="ListParagraph"/>
-        <w:numPr>
-          <w:ilvl w:val="1"/>
-          <w:numId w:val="22"/>
-        </w:numPr>
-      </w:pPr>
-      <w:r>
-        <w:t>Documentation</w:t>
-      </w:r>
-    </w:p>
-    <w:p>
-      <w:pPr>
-        <w:pStyle w:val="ListParagraph"/>
-        <w:numPr>
-          <w:ilvl w:val="2"/>
-          <w:numId w:val="22"/>
-        </w:numPr>
-      </w:pPr>
-      <w:r>
-        <w:t>On Course</w:t>
-      </w:r>
-    </w:p>
-    <w:p>
-      <w:pPr>
-        <w:pStyle w:val="ListParagraph"/>
-        <w:numPr>
-          <w:ilvl w:val="1"/>
-          <w:numId w:val="22"/>
-        </w:numPr>
-      </w:pPr>
-      <w:r>
-        <w:t>Coding</w:t>
-      </w:r>
-    </w:p>
-    <w:p>
-      <w:pPr>
-        <w:pStyle w:val="ListParagraph"/>
-        <w:numPr>
-          <w:ilvl w:val="2"/>
-          <w:numId w:val="22"/>
-        </w:numPr>
-      </w:pPr>
-      <w:r>
-        <w:t>On Course</w:t>
-      </w:r>
-    </w:p>
-    <w:p>
-      <w:pPr>
-        <w:pStyle w:val="ListParagraph"/>
-        <w:numPr>
-          <w:ilvl w:val="0"/>
-          <w:numId w:val="22"/>
-        </w:numPr>
-      </w:pPr>
-      <w:r>
-        <w:rPr>
-          <w:lang w:val="en-US"/>
-        </w:rPr>
-        <w:t>Additional task tomorrow</w:t>
-      </w:r>
-    </w:p>
-    <w:p>
-      <w:pPr>
-        <w:pStyle w:val="ListParagraph"/>
-        <w:numPr>
-          <w:ilvl w:val="1"/>
-          <w:numId w:val="22"/>
-        </w:numPr>
-      </w:pPr>
-      <w:r>
-        <w:t>Begin coding</w:t>
-      </w:r>
-    </w:p>
-    <w:p>
-      <w:pPr>
-        <w:pStyle w:val="Heading3"/>
-        <w:ind w:left="360"/>
-      </w:pPr>
-      <w:bookmarkStart w:id="65" w:name="_m8tmi6sc6uty" w:colFirst="0" w:colLast="0"/>
-      <w:bookmarkStart w:id="66" w:name="_Toc169689649"/>
-      <w:bookmarkEnd w:id="65"/>
-      <w:r>
-        <w:t>4th of June</w:t>
-      </w:r>
-      <w:bookmarkEnd w:id="66"/>
-    </w:p>
-    <w:p>
-      <w:pPr>
-        <w:pStyle w:val="ListParagraph"/>
-        <w:numPr>
-          <w:ilvl w:val="0"/>
-          <w:numId w:val="22"/>
-        </w:numPr>
-      </w:pPr>
-      <w:r>
-        <w:t>Setting up Godot</w:t>
       </w:r>
     </w:p>
     <w:p>
@@ -9809,19 +9563,7 @@
         </w:numPr>
       </w:pPr>
       <w:r>
-        <w:t>Learnt stuff about nodes and scene</w:t>
-      </w:r>
-    </w:p>
-    <w:p>
-      <w:pPr>
-        <w:pStyle w:val="ListParagraph"/>
-        <w:numPr>
-          <w:ilvl w:val="1"/>
-          <w:numId w:val="22"/>
-        </w:numPr>
-      </w:pPr>
-      <w:r>
-        <w:t>Set up main stuff</w:t>
+        <w:t>Found out visual studio has a plug in</w:t>
       </w:r>
     </w:p>
     <w:p>
@@ -9925,16 +9667,28 @@
     </w:p>
     <w:p>
       <w:pPr>
+        <w:pStyle w:val="ListParagraph"/>
+        <w:numPr>
+          <w:ilvl w:val="1"/>
+          <w:numId w:val="22"/>
+        </w:numPr>
+      </w:pPr>
+      <w:r>
+        <w:t>Begin coding</w:t>
+      </w:r>
+    </w:p>
+    <w:p>
+      <w:pPr>
         <w:pStyle w:val="Heading3"/>
         <w:ind w:left="360"/>
       </w:pPr>
-      <w:bookmarkStart w:id="67" w:name="_n21s8u89tei4" w:colFirst="0" w:colLast="0"/>
-      <w:bookmarkStart w:id="68" w:name="_Toc169689650"/>
-      <w:bookmarkEnd w:id="67"/>
-      <w:r>
-        <w:t>5th of June</w:t>
-      </w:r>
-      <w:bookmarkEnd w:id="68"/>
+      <w:bookmarkStart w:id="65" w:name="_m8tmi6sc6uty" w:colFirst="0" w:colLast="0"/>
+      <w:bookmarkStart w:id="66" w:name="_Toc169689649"/>
+      <w:bookmarkEnd w:id="65"/>
+      <w:r>
+        <w:t>4th of June</w:t>
+      </w:r>
+      <w:bookmarkEnd w:id="66"/>
     </w:p>
     <w:p>
       <w:pPr>
@@ -9984,34 +9738,19 @@
         </w:numPr>
       </w:pPr>
       <w:r>
-        <w:t>Learnt about signals</w:t>
-      </w:r>
-    </w:p>
-    <w:p>
-      <w:pPr>
-        <w:pStyle w:val="ListParagraph"/>
-        <w:numPr>
-          <w:ilvl w:val="2"/>
-          <w:numId w:val="22"/>
-        </w:numPr>
-      </w:pPr>
-      <w:r>
-        <w:t xml:space="preserve">Learnt about effective documentation reading and forum </w:t>
-      </w:r>
-      <w:r>
-        <w:t>inquiries</w:t>
-      </w:r>
-    </w:p>
-    <w:p>
-      <w:pPr>
-        <w:pStyle w:val="ListParagraph"/>
-        <w:numPr>
-          <w:ilvl w:val="1"/>
-          <w:numId w:val="22"/>
-        </w:numPr>
-      </w:pPr>
-      <w:r>
-        <w:t>Created label on main game</w:t>
+        <w:t>Learnt stuff about nodes and scene</w:t>
+      </w:r>
+    </w:p>
+    <w:p>
+      <w:pPr>
+        <w:pStyle w:val="ListParagraph"/>
+        <w:numPr>
+          <w:ilvl w:val="1"/>
+          <w:numId w:val="22"/>
+        </w:numPr>
+      </w:pPr>
+      <w:r>
+        <w:t>Set up main stuff</w:t>
       </w:r>
     </w:p>
     <w:p>
@@ -10023,7 +9762,6 @@
         </w:numPr>
       </w:pPr>
       <w:r>
-        <w:lastRenderedPageBreak/>
         <w:t>Gantt Chart Progress check</w:t>
       </w:r>
     </w:p>
@@ -10119,13 +9857,13 @@
         <w:pStyle w:val="Heading3"/>
         <w:ind w:left="360"/>
       </w:pPr>
-      <w:bookmarkStart w:id="69" w:name="_g3dtqtlo3pgl" w:colFirst="0" w:colLast="0"/>
-      <w:bookmarkStart w:id="70" w:name="_Toc169689651"/>
-      <w:bookmarkEnd w:id="69"/>
-      <w:r>
-        <w:t>6th of June</w:t>
-      </w:r>
-      <w:bookmarkEnd w:id="70"/>
+      <w:bookmarkStart w:id="67" w:name="_n21s8u89tei4" w:colFirst="0" w:colLast="0"/>
+      <w:bookmarkStart w:id="68" w:name="_Toc169689650"/>
+      <w:bookmarkEnd w:id="67"/>
+      <w:r>
+        <w:t>5th of June</w:t>
+      </w:r>
+      <w:bookmarkEnd w:id="68"/>
     </w:p>
     <w:p>
       <w:pPr>
@@ -10136,7 +9874,7 @@
         </w:numPr>
       </w:pPr>
       <w:r>
-        <w:t>Learning up Godot</w:t>
+        <w:t>Setting up Godot</w:t>
       </w:r>
     </w:p>
     <w:p>
@@ -10175,31 +9913,34 @@
         </w:numPr>
       </w:pPr>
       <w:r>
-        <w:t xml:space="preserve">Learn more about the physics engine of </w:t>
-      </w:r>
-      <w:r>
-        <w:t>Godot</w:t>
-      </w:r>
-      <w:r>
-        <w:t xml:space="preserve"> and properties that </w:t>
-      </w:r>
-      <w:r>
-        <w:t>I</w:t>
-      </w:r>
-      <w:r>
-        <w:t xml:space="preserve"> can change </w:t>
-      </w:r>
-    </w:p>
-    <w:p>
-      <w:pPr>
-        <w:pStyle w:val="ListParagraph"/>
-        <w:numPr>
-          <w:ilvl w:val="1"/>
-          <w:numId w:val="22"/>
-        </w:numPr>
-      </w:pPr>
-      <w:r>
-        <w:t>Set up main stuff</w:t>
+        <w:t>Learnt about signals</w:t>
+      </w:r>
+    </w:p>
+    <w:p>
+      <w:pPr>
+        <w:pStyle w:val="ListParagraph"/>
+        <w:numPr>
+          <w:ilvl w:val="2"/>
+          <w:numId w:val="22"/>
+        </w:numPr>
+      </w:pPr>
+      <w:r>
+        <w:t xml:space="preserve">Learnt about effective documentation reading and forum </w:t>
+      </w:r>
+      <w:r>
+        <w:t>inquiries</w:t>
+      </w:r>
+    </w:p>
+    <w:p>
+      <w:pPr>
+        <w:pStyle w:val="ListParagraph"/>
+        <w:numPr>
+          <w:ilvl w:val="1"/>
+          <w:numId w:val="22"/>
+        </w:numPr>
+      </w:pPr>
+      <w:r>
+        <w:t>Created label on main game</w:t>
       </w:r>
     </w:p>
     <w:p>
@@ -10211,6 +9952,7 @@
         </w:numPr>
       </w:pPr>
       <w:r>
+        <w:lastRenderedPageBreak/>
         <w:t>Gantt Chart Progress check</w:t>
       </w:r>
     </w:p>
@@ -10306,13 +10048,13 @@
         <w:pStyle w:val="Heading3"/>
         <w:ind w:left="360"/>
       </w:pPr>
-      <w:bookmarkStart w:id="71" w:name="_53mbsk1yjlrw" w:colFirst="0" w:colLast="0"/>
-      <w:bookmarkStart w:id="72" w:name="_Toc169689652"/>
-      <w:bookmarkEnd w:id="71"/>
-      <w:r>
-        <w:t>7th of June</w:t>
-      </w:r>
-      <w:bookmarkEnd w:id="72"/>
+      <w:bookmarkStart w:id="69" w:name="_g3dtqtlo3pgl" w:colFirst="0" w:colLast="0"/>
+      <w:bookmarkStart w:id="70" w:name="_Toc169689651"/>
+      <w:bookmarkEnd w:id="69"/>
+      <w:r>
+        <w:t>6th of June</w:t>
+      </w:r>
+      <w:bookmarkEnd w:id="70"/>
     </w:p>
     <w:p>
       <w:pPr>
@@ -10323,298 +10065,7 @@
         </w:numPr>
       </w:pPr>
       <w:r>
-        <w:t>Switched to Word</w:t>
-      </w:r>
-    </w:p>
-    <w:p>
-      <w:pPr>
-        <w:pStyle w:val="ListParagraph"/>
-        <w:numPr>
-          <w:ilvl w:val="1"/>
-          <w:numId w:val="22"/>
-        </w:numPr>
-      </w:pPr>
-      <w:r>
-        <w:t>Fixed formatting</w:t>
-      </w:r>
-    </w:p>
-    <w:p>
-      <w:pPr>
-        <w:pStyle w:val="ListParagraph"/>
-        <w:numPr>
-          <w:ilvl w:val="1"/>
-          <w:numId w:val="22"/>
-        </w:numPr>
-      </w:pPr>
-      <w:r>
-        <w:t>Added table of content</w:t>
-      </w:r>
-    </w:p>
-    <w:p>
-      <w:pPr>
-        <w:pStyle w:val="ListParagraph"/>
-        <w:numPr>
-          <w:ilvl w:val="1"/>
-          <w:numId w:val="22"/>
-        </w:numPr>
-      </w:pPr>
-      <w:r>
-        <w:t>Added title page</w:t>
-      </w:r>
-    </w:p>
-    <w:p>
-      <w:pPr>
-        <w:pStyle w:val="ListParagraph"/>
-        <w:numPr>
-          <w:ilvl w:val="0"/>
-          <w:numId w:val="22"/>
-        </w:numPr>
-      </w:pPr>
-      <w:r>
-        <w:t>Refined Design Brief</w:t>
-      </w:r>
-    </w:p>
-    <w:p>
-      <w:pPr>
-        <w:pStyle w:val="ListParagraph"/>
-        <w:numPr>
-          <w:ilvl w:val="1"/>
-          <w:numId w:val="22"/>
-        </w:numPr>
-      </w:pPr>
-      <w:r>
-        <w:t>Aims</w:t>
-      </w:r>
-    </w:p>
-    <w:p>
-      <w:pPr>
-        <w:pStyle w:val="ListParagraph"/>
-        <w:numPr>
-          <w:ilvl w:val="2"/>
-          <w:numId w:val="22"/>
-        </w:numPr>
-      </w:pPr>
-      <w:r>
-        <w:t>Added more specific elaboration</w:t>
-      </w:r>
-    </w:p>
-    <w:p>
-      <w:pPr>
-        <w:pStyle w:val="ListParagraph"/>
-        <w:numPr>
-          <w:ilvl w:val="1"/>
-          <w:numId w:val="22"/>
-        </w:numPr>
-      </w:pPr>
-      <w:r>
-        <w:t>Objectives</w:t>
-      </w:r>
-    </w:p>
-    <w:p>
-      <w:pPr>
-        <w:pStyle w:val="ListParagraph"/>
-        <w:numPr>
-          <w:ilvl w:val="2"/>
-          <w:numId w:val="22"/>
-        </w:numPr>
-      </w:pPr>
-      <w:r>
-        <w:t xml:space="preserve">Replace flask with </w:t>
-      </w:r>
-      <w:r>
-        <w:t>Godot</w:t>
-      </w:r>
-    </w:p>
-    <w:p>
-      <w:pPr>
-        <w:pStyle w:val="ListParagraph"/>
-        <w:numPr>
-          <w:ilvl w:val="2"/>
-          <w:numId w:val="22"/>
-        </w:numPr>
-      </w:pPr>
-      <w:r>
-        <w:t xml:space="preserve">Changed </w:t>
-      </w:r>
-      <w:r>
-        <w:t>wording</w:t>
-      </w:r>
-    </w:p>
-    <w:p>
-      <w:pPr>
-        <w:pStyle w:val="ListParagraph"/>
-        <w:numPr>
-          <w:ilvl w:val="3"/>
-          <w:numId w:val="22"/>
-        </w:numPr>
-      </w:pPr>
-      <w:r>
-        <w:t xml:space="preserve">Made for descriptive </w:t>
-      </w:r>
-    </w:p>
-    <w:p>
-      <w:pPr>
-        <w:pStyle w:val="ListParagraph"/>
-        <w:numPr>
-          <w:ilvl w:val="0"/>
-          <w:numId w:val="22"/>
-        </w:numPr>
-      </w:pPr>
-      <w:r>
-        <w:t>Refined Sketch of all screens that will appear</w:t>
-      </w:r>
-    </w:p>
-    <w:p>
-      <w:pPr>
-        <w:pStyle w:val="ListParagraph"/>
-        <w:numPr>
-          <w:ilvl w:val="1"/>
-          <w:numId w:val="22"/>
-        </w:numPr>
-      </w:pPr>
-      <w:r>
-        <w:t>Added legends</w:t>
-      </w:r>
-    </w:p>
-    <w:p>
-      <w:pPr>
-        <w:pStyle w:val="ListParagraph"/>
-        <w:numPr>
-          <w:ilvl w:val="0"/>
-          <w:numId w:val="22"/>
-        </w:numPr>
-      </w:pPr>
-      <w:r>
-        <w:rPr>
-          <w:lang w:val="en-US"/>
-        </w:rPr>
-        <w:t xml:space="preserve">Converted all image into scalable .svg images for quality </w:t>
-      </w:r>
-    </w:p>
-    <w:p>
-      <w:pPr>
-        <w:pStyle w:val="ListParagraph"/>
-        <w:numPr>
-          <w:ilvl w:val="0"/>
-          <w:numId w:val="22"/>
-        </w:numPr>
-      </w:pPr>
-      <w:r>
-        <w:t>Gantt Chart Progress check</w:t>
-      </w:r>
-    </w:p>
-    <w:p>
-      <w:pPr>
-        <w:pStyle w:val="ListParagraph"/>
-        <w:numPr>
-          <w:ilvl w:val="1"/>
-          <w:numId w:val="22"/>
-        </w:numPr>
-      </w:pPr>
-      <w:r>
-        <w:t>Algorithm</w:t>
-      </w:r>
-    </w:p>
-    <w:p>
-      <w:pPr>
-        <w:pStyle w:val="ListParagraph"/>
-        <w:numPr>
-          <w:ilvl w:val="2"/>
-          <w:numId w:val="22"/>
-        </w:numPr>
-      </w:pPr>
-      <w:r>
-        <w:t xml:space="preserve">Behind on schedule </w:t>
-      </w:r>
-    </w:p>
-    <w:p>
-      <w:pPr>
-        <w:pStyle w:val="ListParagraph"/>
-        <w:numPr>
-          <w:ilvl w:val="1"/>
-          <w:numId w:val="22"/>
-        </w:numPr>
-      </w:pPr>
-      <w:r>
-        <w:lastRenderedPageBreak/>
-        <w:t>Documentation</w:t>
-      </w:r>
-    </w:p>
-    <w:p>
-      <w:pPr>
-        <w:pStyle w:val="ListParagraph"/>
-        <w:numPr>
-          <w:ilvl w:val="2"/>
-          <w:numId w:val="22"/>
-        </w:numPr>
-      </w:pPr>
-      <w:r>
-        <w:t>On Course</w:t>
-      </w:r>
-    </w:p>
-    <w:p>
-      <w:pPr>
-        <w:pStyle w:val="ListParagraph"/>
-        <w:numPr>
-          <w:ilvl w:val="1"/>
-          <w:numId w:val="22"/>
-        </w:numPr>
-      </w:pPr>
-      <w:r>
-        <w:t>Coding</w:t>
-      </w:r>
-    </w:p>
-    <w:p>
-      <w:pPr>
-        <w:pStyle w:val="ListParagraph"/>
-        <w:numPr>
-          <w:ilvl w:val="2"/>
-          <w:numId w:val="22"/>
-        </w:numPr>
-      </w:pPr>
-      <w:r>
-        <w:t>On Course</w:t>
-      </w:r>
-    </w:p>
-    <w:p>
-      <w:pPr>
-        <w:pStyle w:val="ListParagraph"/>
-        <w:numPr>
-          <w:ilvl w:val="0"/>
-          <w:numId w:val="22"/>
-        </w:numPr>
-      </w:pPr>
-      <w:r>
-        <w:rPr>
-          <w:lang w:val="en-US"/>
-        </w:rPr>
-        <w:t>Additional task tomorrow</w:t>
-      </w:r>
-    </w:p>
-    <w:p>
-      <w:pPr>
-        <w:pStyle w:val="Heading3"/>
-        <w:ind w:left="360"/>
-      </w:pPr>
-      <w:bookmarkStart w:id="73" w:name="_Toc169689653"/>
-      <w:r>
-        <w:t>9th of June</w:t>
-      </w:r>
-      <w:bookmarkEnd w:id="73"/>
-    </w:p>
-    <w:p>
-      <w:pPr>
-        <w:pStyle w:val="ListParagraph"/>
-        <w:numPr>
-          <w:ilvl w:val="0"/>
-          <w:numId w:val="22"/>
-        </w:numPr>
-      </w:pPr>
-      <w:r>
-        <w:t>Learning</w:t>
-      </w:r>
-      <w:r>
-        <w:t xml:space="preserve"> up Godot</w:t>
+        <w:t>Learning up Godot</w:t>
       </w:r>
     </w:p>
     <w:p>
@@ -10638,7 +10089,10 @@
         </w:r>
       </w:hyperlink>
       <w:r>
-        <w:t>) on how to make use of Godot</w:t>
+        <w:t xml:space="preserve">) on how to make use of </w:t>
+      </w:r>
+      <w:r>
+        <w:t>Godot</w:t>
       </w:r>
     </w:p>
     <w:p>
@@ -10650,19 +10104,31 @@
         </w:numPr>
       </w:pPr>
       <w:r>
-        <w:t>Learnt how to read keyboard inputs</w:t>
-      </w:r>
-    </w:p>
-    <w:p>
-      <w:pPr>
-        <w:pStyle w:val="ListParagraph"/>
-        <w:numPr>
-          <w:ilvl w:val="2"/>
-          <w:numId w:val="22"/>
-        </w:numPr>
-      </w:pPr>
-      <w:r>
-        <w:t>Learnt how to use signals</w:t>
+        <w:t xml:space="preserve">Learn more about the physics engine of </w:t>
+      </w:r>
+      <w:r>
+        <w:t>Godot</w:t>
+      </w:r>
+      <w:r>
+        <w:t xml:space="preserve"> and properties that </w:t>
+      </w:r>
+      <w:r>
+        <w:t>I</w:t>
+      </w:r>
+      <w:r>
+        <w:t xml:space="preserve"> can change </w:t>
+      </w:r>
+    </w:p>
+    <w:p>
+      <w:pPr>
+        <w:pStyle w:val="ListParagraph"/>
+        <w:numPr>
+          <w:ilvl w:val="1"/>
+          <w:numId w:val="22"/>
+        </w:numPr>
+      </w:pPr>
+      <w:r>
+        <w:t>Set up main stuff</w:t>
       </w:r>
     </w:p>
     <w:p>
@@ -10766,26 +10232,16 @@
     </w:p>
     <w:p>
       <w:pPr>
-        <w:pStyle w:val="ListParagraph"/>
-        <w:numPr>
-          <w:ilvl w:val="1"/>
-          <w:numId w:val="22"/>
-        </w:numPr>
-      </w:pPr>
-      <w:r>
-        <w:t>Continue learning</w:t>
-      </w:r>
-    </w:p>
-    <w:p>
-      <w:pPr>
         <w:pStyle w:val="Heading3"/>
         <w:ind w:left="360"/>
       </w:pPr>
-      <w:bookmarkStart w:id="74" w:name="_Toc169689654"/>
-      <w:r>
-        <w:t>10th of June</w:t>
-      </w:r>
-      <w:bookmarkEnd w:id="74"/>
+      <w:bookmarkStart w:id="71" w:name="_53mbsk1yjlrw" w:colFirst="0" w:colLast="0"/>
+      <w:bookmarkStart w:id="72" w:name="_Toc169689652"/>
+      <w:bookmarkEnd w:id="71"/>
+      <w:r>
+        <w:t>7th of June</w:t>
+      </w:r>
+      <w:bookmarkEnd w:id="72"/>
     </w:p>
     <w:p>
       <w:pPr>
@@ -10796,7 +10252,298 @@
         </w:numPr>
       </w:pPr>
       <w:r>
-        <w:t>Learning up Godot</w:t>
+        <w:t>Switched to Word</w:t>
+      </w:r>
+    </w:p>
+    <w:p>
+      <w:pPr>
+        <w:pStyle w:val="ListParagraph"/>
+        <w:numPr>
+          <w:ilvl w:val="1"/>
+          <w:numId w:val="22"/>
+        </w:numPr>
+      </w:pPr>
+      <w:r>
+        <w:t>Fixed formatting</w:t>
+      </w:r>
+    </w:p>
+    <w:p>
+      <w:pPr>
+        <w:pStyle w:val="ListParagraph"/>
+        <w:numPr>
+          <w:ilvl w:val="1"/>
+          <w:numId w:val="22"/>
+        </w:numPr>
+      </w:pPr>
+      <w:r>
+        <w:t>Added table of content</w:t>
+      </w:r>
+    </w:p>
+    <w:p>
+      <w:pPr>
+        <w:pStyle w:val="ListParagraph"/>
+        <w:numPr>
+          <w:ilvl w:val="1"/>
+          <w:numId w:val="22"/>
+        </w:numPr>
+      </w:pPr>
+      <w:r>
+        <w:t>Added title page</w:t>
+      </w:r>
+    </w:p>
+    <w:p>
+      <w:pPr>
+        <w:pStyle w:val="ListParagraph"/>
+        <w:numPr>
+          <w:ilvl w:val="0"/>
+          <w:numId w:val="22"/>
+        </w:numPr>
+      </w:pPr>
+      <w:r>
+        <w:t>Refined Design Brief</w:t>
+      </w:r>
+    </w:p>
+    <w:p>
+      <w:pPr>
+        <w:pStyle w:val="ListParagraph"/>
+        <w:numPr>
+          <w:ilvl w:val="1"/>
+          <w:numId w:val="22"/>
+        </w:numPr>
+      </w:pPr>
+      <w:r>
+        <w:t>Aims</w:t>
+      </w:r>
+    </w:p>
+    <w:p>
+      <w:pPr>
+        <w:pStyle w:val="ListParagraph"/>
+        <w:numPr>
+          <w:ilvl w:val="2"/>
+          <w:numId w:val="22"/>
+        </w:numPr>
+      </w:pPr>
+      <w:r>
+        <w:t>Added more specific elaboration</w:t>
+      </w:r>
+    </w:p>
+    <w:p>
+      <w:pPr>
+        <w:pStyle w:val="ListParagraph"/>
+        <w:numPr>
+          <w:ilvl w:val="1"/>
+          <w:numId w:val="22"/>
+        </w:numPr>
+      </w:pPr>
+      <w:r>
+        <w:t>Objectives</w:t>
+      </w:r>
+    </w:p>
+    <w:p>
+      <w:pPr>
+        <w:pStyle w:val="ListParagraph"/>
+        <w:numPr>
+          <w:ilvl w:val="2"/>
+          <w:numId w:val="22"/>
+        </w:numPr>
+      </w:pPr>
+      <w:r>
+        <w:t xml:space="preserve">Replace flask with </w:t>
+      </w:r>
+      <w:r>
+        <w:t>Godot</w:t>
+      </w:r>
+    </w:p>
+    <w:p>
+      <w:pPr>
+        <w:pStyle w:val="ListParagraph"/>
+        <w:numPr>
+          <w:ilvl w:val="2"/>
+          <w:numId w:val="22"/>
+        </w:numPr>
+      </w:pPr>
+      <w:r>
+        <w:t xml:space="preserve">Changed </w:t>
+      </w:r>
+      <w:r>
+        <w:t>wording</w:t>
+      </w:r>
+    </w:p>
+    <w:p>
+      <w:pPr>
+        <w:pStyle w:val="ListParagraph"/>
+        <w:numPr>
+          <w:ilvl w:val="3"/>
+          <w:numId w:val="22"/>
+        </w:numPr>
+      </w:pPr>
+      <w:r>
+        <w:t xml:space="preserve">Made for descriptive </w:t>
+      </w:r>
+    </w:p>
+    <w:p>
+      <w:pPr>
+        <w:pStyle w:val="ListParagraph"/>
+        <w:numPr>
+          <w:ilvl w:val="0"/>
+          <w:numId w:val="22"/>
+        </w:numPr>
+      </w:pPr>
+      <w:r>
+        <w:t>Refined Sketch of all screens that will appear</w:t>
+      </w:r>
+    </w:p>
+    <w:p>
+      <w:pPr>
+        <w:pStyle w:val="ListParagraph"/>
+        <w:numPr>
+          <w:ilvl w:val="1"/>
+          <w:numId w:val="22"/>
+        </w:numPr>
+      </w:pPr>
+      <w:r>
+        <w:t>Added legends</w:t>
+      </w:r>
+    </w:p>
+    <w:p>
+      <w:pPr>
+        <w:pStyle w:val="ListParagraph"/>
+        <w:numPr>
+          <w:ilvl w:val="0"/>
+          <w:numId w:val="22"/>
+        </w:numPr>
+      </w:pPr>
+      <w:r>
+        <w:rPr>
+          <w:lang w:val="en-US"/>
+        </w:rPr>
+        <w:t xml:space="preserve">Converted all image into scalable .svg images for quality </w:t>
+      </w:r>
+    </w:p>
+    <w:p>
+      <w:pPr>
+        <w:pStyle w:val="ListParagraph"/>
+        <w:numPr>
+          <w:ilvl w:val="0"/>
+          <w:numId w:val="22"/>
+        </w:numPr>
+      </w:pPr>
+      <w:r>
+        <w:t>Gantt Chart Progress check</w:t>
+      </w:r>
+    </w:p>
+    <w:p>
+      <w:pPr>
+        <w:pStyle w:val="ListParagraph"/>
+        <w:numPr>
+          <w:ilvl w:val="1"/>
+          <w:numId w:val="22"/>
+        </w:numPr>
+      </w:pPr>
+      <w:r>
+        <w:t>Algorithm</w:t>
+      </w:r>
+    </w:p>
+    <w:p>
+      <w:pPr>
+        <w:pStyle w:val="ListParagraph"/>
+        <w:numPr>
+          <w:ilvl w:val="2"/>
+          <w:numId w:val="22"/>
+        </w:numPr>
+      </w:pPr>
+      <w:r>
+        <w:t xml:space="preserve">Behind on schedule </w:t>
+      </w:r>
+    </w:p>
+    <w:p>
+      <w:pPr>
+        <w:pStyle w:val="ListParagraph"/>
+        <w:numPr>
+          <w:ilvl w:val="1"/>
+          <w:numId w:val="22"/>
+        </w:numPr>
+      </w:pPr>
+      <w:r>
+        <w:lastRenderedPageBreak/>
+        <w:t>Documentation</w:t>
+      </w:r>
+    </w:p>
+    <w:p>
+      <w:pPr>
+        <w:pStyle w:val="ListParagraph"/>
+        <w:numPr>
+          <w:ilvl w:val="2"/>
+          <w:numId w:val="22"/>
+        </w:numPr>
+      </w:pPr>
+      <w:r>
+        <w:t>On Course</w:t>
+      </w:r>
+    </w:p>
+    <w:p>
+      <w:pPr>
+        <w:pStyle w:val="ListParagraph"/>
+        <w:numPr>
+          <w:ilvl w:val="1"/>
+          <w:numId w:val="22"/>
+        </w:numPr>
+      </w:pPr>
+      <w:r>
+        <w:t>Coding</w:t>
+      </w:r>
+    </w:p>
+    <w:p>
+      <w:pPr>
+        <w:pStyle w:val="ListParagraph"/>
+        <w:numPr>
+          <w:ilvl w:val="2"/>
+          <w:numId w:val="22"/>
+        </w:numPr>
+      </w:pPr>
+      <w:r>
+        <w:t>On Course</w:t>
+      </w:r>
+    </w:p>
+    <w:p>
+      <w:pPr>
+        <w:pStyle w:val="ListParagraph"/>
+        <w:numPr>
+          <w:ilvl w:val="0"/>
+          <w:numId w:val="22"/>
+        </w:numPr>
+      </w:pPr>
+      <w:r>
+        <w:rPr>
+          <w:lang w:val="en-US"/>
+        </w:rPr>
+        <w:t>Additional task tomorrow</w:t>
+      </w:r>
+    </w:p>
+    <w:p>
+      <w:pPr>
+        <w:pStyle w:val="Heading3"/>
+        <w:ind w:left="360"/>
+      </w:pPr>
+      <w:bookmarkStart w:id="73" w:name="_Toc169689653"/>
+      <w:r>
+        <w:t>9th of June</w:t>
+      </w:r>
+      <w:bookmarkEnd w:id="73"/>
+    </w:p>
+    <w:p>
+      <w:pPr>
+        <w:pStyle w:val="ListParagraph"/>
+        <w:numPr>
+          <w:ilvl w:val="0"/>
+          <w:numId w:val="22"/>
+        </w:numPr>
+      </w:pPr>
+      <w:r>
+        <w:t>Learning</w:t>
+      </w:r>
+      <w:r>
+        <w:t xml:space="preserve"> up Godot</w:t>
       </w:r>
     </w:p>
     <w:p>
@@ -10832,28 +10579,178 @@
         </w:numPr>
       </w:pPr>
       <w:r>
-        <w:t>Learnt how to make signals</w:t>
-      </w:r>
-    </w:p>
-    <w:p>
-      <w:pPr>
-        <w:pStyle w:val="ListParagraph"/>
-        <w:numPr>
-          <w:ilvl w:val="3"/>
-          <w:numId w:val="22"/>
-        </w:numPr>
-      </w:pPr>
-      <w:r>
-        <w:t xml:space="preserve">Learnt more modern uses of signals through this </w:t>
-      </w:r>
-      <w:hyperlink r:id="rId35" w:history="1">
+        <w:t>Learnt how to read keyboard inputs</w:t>
+      </w:r>
+    </w:p>
+    <w:p>
+      <w:pPr>
+        <w:pStyle w:val="ListParagraph"/>
+        <w:numPr>
+          <w:ilvl w:val="2"/>
+          <w:numId w:val="22"/>
+        </w:numPr>
+      </w:pPr>
+      <w:r>
+        <w:t>Learnt how to use signals</w:t>
+      </w:r>
+    </w:p>
+    <w:p>
+      <w:pPr>
+        <w:pStyle w:val="ListParagraph"/>
+        <w:numPr>
+          <w:ilvl w:val="0"/>
+          <w:numId w:val="22"/>
+        </w:numPr>
+      </w:pPr>
+      <w:r>
+        <w:t>Gantt Chart Progress check</w:t>
+      </w:r>
+    </w:p>
+    <w:p>
+      <w:pPr>
+        <w:pStyle w:val="ListParagraph"/>
+        <w:numPr>
+          <w:ilvl w:val="1"/>
+          <w:numId w:val="22"/>
+        </w:numPr>
+      </w:pPr>
+      <w:r>
+        <w:t>Algorithm</w:t>
+      </w:r>
+    </w:p>
+    <w:p>
+      <w:pPr>
+        <w:pStyle w:val="ListParagraph"/>
+        <w:numPr>
+          <w:ilvl w:val="2"/>
+          <w:numId w:val="22"/>
+        </w:numPr>
+      </w:pPr>
+      <w:r>
+        <w:t xml:space="preserve">Behind on schedule </w:t>
+      </w:r>
+    </w:p>
+    <w:p>
+      <w:pPr>
+        <w:pStyle w:val="ListParagraph"/>
+        <w:numPr>
+          <w:ilvl w:val="1"/>
+          <w:numId w:val="22"/>
+        </w:numPr>
+      </w:pPr>
+      <w:r>
+        <w:t>Documentation</w:t>
+      </w:r>
+    </w:p>
+    <w:p>
+      <w:pPr>
+        <w:pStyle w:val="ListParagraph"/>
+        <w:numPr>
+          <w:ilvl w:val="2"/>
+          <w:numId w:val="22"/>
+        </w:numPr>
+      </w:pPr>
+      <w:r>
+        <w:t>On Course</w:t>
+      </w:r>
+    </w:p>
+    <w:p>
+      <w:pPr>
+        <w:pStyle w:val="ListParagraph"/>
+        <w:numPr>
+          <w:ilvl w:val="1"/>
+          <w:numId w:val="22"/>
+        </w:numPr>
+      </w:pPr>
+      <w:r>
+        <w:t>Coding</w:t>
+      </w:r>
+    </w:p>
+    <w:p>
+      <w:pPr>
+        <w:pStyle w:val="ListParagraph"/>
+        <w:numPr>
+          <w:ilvl w:val="2"/>
+          <w:numId w:val="22"/>
+        </w:numPr>
+      </w:pPr>
+      <w:r>
+        <w:t>On Course</w:t>
+      </w:r>
+    </w:p>
+    <w:p>
+      <w:pPr>
+        <w:pStyle w:val="ListParagraph"/>
+        <w:numPr>
+          <w:ilvl w:val="0"/>
+          <w:numId w:val="22"/>
+        </w:numPr>
+      </w:pPr>
+      <w:r>
+        <w:rPr>
+          <w:lang w:val="en-US"/>
+        </w:rPr>
+        <w:t>Additional task tomorrow</w:t>
+      </w:r>
+    </w:p>
+    <w:p>
+      <w:pPr>
+        <w:pStyle w:val="ListParagraph"/>
+        <w:numPr>
+          <w:ilvl w:val="1"/>
+          <w:numId w:val="22"/>
+        </w:numPr>
+      </w:pPr>
+      <w:r>
+        <w:t>Continue learning</w:t>
+      </w:r>
+    </w:p>
+    <w:p>
+      <w:pPr>
+        <w:pStyle w:val="Heading3"/>
+        <w:ind w:left="360"/>
+      </w:pPr>
+      <w:bookmarkStart w:id="74" w:name="_Toc169689654"/>
+      <w:r>
+        <w:t>10th of June</w:t>
+      </w:r>
+      <w:bookmarkEnd w:id="74"/>
+    </w:p>
+    <w:p>
+      <w:pPr>
+        <w:pStyle w:val="ListParagraph"/>
+        <w:numPr>
+          <w:ilvl w:val="0"/>
+          <w:numId w:val="22"/>
+        </w:numPr>
+      </w:pPr>
+      <w:r>
+        <w:t>Learning up Godot</w:t>
+      </w:r>
+    </w:p>
+    <w:p>
+      <w:pPr>
+        <w:pStyle w:val="ListParagraph"/>
+        <w:numPr>
+          <w:ilvl w:val="1"/>
+          <w:numId w:val="22"/>
+        </w:numPr>
+      </w:pPr>
+      <w:r>
+        <w:t>Watch videos (</w:t>
+      </w:r>
+      <w:hyperlink r:id="rId35">
         <w:r>
           <w:rPr>
-            <w:rStyle w:val="Hyperlink"/>
+            <w:color w:val="1155CC"/>
+            <w:u w:val="single"/>
           </w:rPr>
-          <w:t>video</w:t>
+          <w:t>playlist</w:t>
         </w:r>
       </w:hyperlink>
+      <w:r>
+        <w:t>) on how to make use of Godot</w:t>
+      </w:r>
     </w:p>
     <w:p>
       <w:pPr>
@@ -10864,25 +10761,19 @@
         </w:numPr>
       </w:pPr>
       <w:r>
-        <w:t>Buil</w:t>
-      </w:r>
-      <w:r>
-        <w:t>ding</w:t>
-      </w:r>
-      <w:r>
-        <w:t xml:space="preserve"> a small tutorial game; learnt new stuff</w:t>
-      </w:r>
-    </w:p>
-    <w:p>
-      <w:pPr>
-        <w:pStyle w:val="ListParagraph"/>
-        <w:numPr>
-          <w:ilvl w:val="1"/>
-          <w:numId w:val="22"/>
-        </w:numPr>
-      </w:pPr>
-      <w:r>
-        <w:t xml:space="preserve">Learnt about the “await” function from this </w:t>
+        <w:t>Learnt how to make signals</w:t>
+      </w:r>
+    </w:p>
+    <w:p>
+      <w:pPr>
+        <w:pStyle w:val="ListParagraph"/>
+        <w:numPr>
+          <w:ilvl w:val="3"/>
+          <w:numId w:val="22"/>
+        </w:numPr>
+      </w:pPr>
+      <w:r>
+        <w:t xml:space="preserve">Learnt more modern uses of signals through this </w:t>
       </w:r>
       <w:hyperlink r:id="rId36" w:history="1">
         <w:r>
@@ -10897,6 +10788,44 @@
       <w:pPr>
         <w:pStyle w:val="ListParagraph"/>
         <w:numPr>
+          <w:ilvl w:val="2"/>
+          <w:numId w:val="22"/>
+        </w:numPr>
+      </w:pPr>
+      <w:r>
+        <w:t>Buil</w:t>
+      </w:r>
+      <w:r>
+        <w:t>ding</w:t>
+      </w:r>
+      <w:r>
+        <w:t xml:space="preserve"> a small tutorial game; learnt new stuff</w:t>
+      </w:r>
+    </w:p>
+    <w:p>
+      <w:pPr>
+        <w:pStyle w:val="ListParagraph"/>
+        <w:numPr>
+          <w:ilvl w:val="1"/>
+          <w:numId w:val="22"/>
+        </w:numPr>
+      </w:pPr>
+      <w:r>
+        <w:t xml:space="preserve">Learnt about the “await” function from this </w:t>
+      </w:r>
+      <w:hyperlink r:id="rId37" w:history="1">
+        <w:r>
+          <w:rPr>
+            <w:rStyle w:val="Hyperlink"/>
+          </w:rPr>
+          <w:t>video</w:t>
+        </w:r>
+      </w:hyperlink>
+    </w:p>
+    <w:p>
+      <w:pPr>
+        <w:pStyle w:val="ListParagraph"/>
+        <w:numPr>
           <w:ilvl w:val="0"/>
           <w:numId w:val="22"/>
         </w:numPr>
@@ -11017,177 +10946,6 @@
         <w:t>13th of June</w:t>
       </w:r>
       <w:bookmarkEnd w:id="75"/>
-    </w:p>
-    <w:p>
-      <w:pPr>
-        <w:pStyle w:val="ListParagraph"/>
-        <w:numPr>
-          <w:ilvl w:val="0"/>
-          <w:numId w:val="22"/>
-        </w:numPr>
-      </w:pPr>
-      <w:r>
-        <w:t>Learning up Godot</w:t>
-      </w:r>
-    </w:p>
-    <w:p>
-      <w:pPr>
-        <w:pStyle w:val="ListParagraph"/>
-        <w:numPr>
-          <w:ilvl w:val="1"/>
-          <w:numId w:val="22"/>
-        </w:numPr>
-      </w:pPr>
-      <w:r>
-        <w:t>Watch videos (</w:t>
-      </w:r>
-      <w:hyperlink r:id="rId37">
-        <w:r>
-          <w:rPr>
-            <w:color w:val="1155CC"/>
-            <w:u w:val="single"/>
-          </w:rPr>
-          <w:t>playlist</w:t>
-        </w:r>
-      </w:hyperlink>
-      <w:r>
-        <w:t>) on how to make use of Godot</w:t>
-      </w:r>
-    </w:p>
-    <w:p>
-      <w:pPr>
-        <w:pStyle w:val="ListParagraph"/>
-        <w:numPr>
-          <w:ilvl w:val="2"/>
-          <w:numId w:val="22"/>
-        </w:numPr>
-      </w:pPr>
-      <w:r>
-        <w:t>Building a small tutorial game; learnt new stuff</w:t>
-      </w:r>
-    </w:p>
-    <w:p>
-      <w:pPr>
-        <w:pStyle w:val="ListParagraph"/>
-        <w:numPr>
-          <w:ilvl w:val="0"/>
-          <w:numId w:val="22"/>
-        </w:numPr>
-      </w:pPr>
-      <w:r>
-        <w:lastRenderedPageBreak/>
-        <w:t>Gantt Chart Progress check</w:t>
-      </w:r>
-    </w:p>
-    <w:p>
-      <w:pPr>
-        <w:pStyle w:val="ListParagraph"/>
-        <w:numPr>
-          <w:ilvl w:val="1"/>
-          <w:numId w:val="22"/>
-        </w:numPr>
-      </w:pPr>
-      <w:r>
-        <w:t>Algorithm</w:t>
-      </w:r>
-    </w:p>
-    <w:p>
-      <w:pPr>
-        <w:pStyle w:val="ListParagraph"/>
-        <w:numPr>
-          <w:ilvl w:val="2"/>
-          <w:numId w:val="22"/>
-        </w:numPr>
-      </w:pPr>
-      <w:r>
-        <w:t xml:space="preserve">Behind on schedule </w:t>
-      </w:r>
-    </w:p>
-    <w:p>
-      <w:pPr>
-        <w:pStyle w:val="ListParagraph"/>
-        <w:numPr>
-          <w:ilvl w:val="1"/>
-          <w:numId w:val="22"/>
-        </w:numPr>
-      </w:pPr>
-      <w:r>
-        <w:t>Documentation</w:t>
-      </w:r>
-    </w:p>
-    <w:p>
-      <w:pPr>
-        <w:pStyle w:val="ListParagraph"/>
-        <w:numPr>
-          <w:ilvl w:val="2"/>
-          <w:numId w:val="22"/>
-        </w:numPr>
-      </w:pPr>
-      <w:r>
-        <w:t>On Course</w:t>
-      </w:r>
-    </w:p>
-    <w:p>
-      <w:pPr>
-        <w:pStyle w:val="ListParagraph"/>
-        <w:numPr>
-          <w:ilvl w:val="1"/>
-          <w:numId w:val="22"/>
-        </w:numPr>
-      </w:pPr>
-      <w:r>
-        <w:t>Coding</w:t>
-      </w:r>
-    </w:p>
-    <w:p>
-      <w:pPr>
-        <w:pStyle w:val="ListParagraph"/>
-        <w:numPr>
-          <w:ilvl w:val="2"/>
-          <w:numId w:val="22"/>
-        </w:numPr>
-      </w:pPr>
-      <w:r>
-        <w:t>On Course</w:t>
-      </w:r>
-    </w:p>
-    <w:p>
-      <w:pPr>
-        <w:pStyle w:val="ListParagraph"/>
-        <w:numPr>
-          <w:ilvl w:val="0"/>
-          <w:numId w:val="22"/>
-        </w:numPr>
-      </w:pPr>
-      <w:r>
-        <w:rPr>
-          <w:lang w:val="en-US"/>
-        </w:rPr>
-        <w:t>Additional task tomorrow</w:t>
-      </w:r>
-    </w:p>
-    <w:p>
-      <w:pPr>
-        <w:pStyle w:val="ListParagraph"/>
-        <w:numPr>
-          <w:ilvl w:val="1"/>
-          <w:numId w:val="22"/>
-        </w:numPr>
-      </w:pPr>
-      <w:r>
-        <w:t>Continue learning</w:t>
-      </w:r>
-    </w:p>
-    <w:p>
-      <w:pPr>
-        <w:pStyle w:val="Heading3"/>
-        <w:ind w:left="360"/>
-      </w:pPr>
-      <w:bookmarkStart w:id="76" w:name="_Toc169689656"/>
-      <w:r>
-        <w:t>14th of June</w:t>
-      </w:r>
-      <w:bookmarkEnd w:id="76"/>
     </w:p>
     <w:p>
       <w:pPr>
@@ -11241,56 +10999,12 @@
       <w:pPr>
         <w:pStyle w:val="ListParagraph"/>
         <w:numPr>
-          <w:ilvl w:val="3"/>
-          <w:numId w:val="22"/>
-        </w:numPr>
-      </w:pPr>
-      <w:r>
-        <w:t>area2d nodes</w:t>
-      </w:r>
-    </w:p>
-    <w:p>
-      <w:pPr>
-        <w:pStyle w:val="ListParagraph"/>
-        <w:numPr>
-          <w:ilvl w:val="3"/>
-          <w:numId w:val="22"/>
-        </w:numPr>
-        <w:rPr>
-          <w:lang w:val="en-US"/>
-        </w:rPr>
-      </w:pPr>
-      <w:r>
-        <w:rPr>
-          <w:lang w:val="en-US"/>
-        </w:rPr>
-        <w:t>get_viewport_rect().size</w:t>
-      </w:r>
-    </w:p>
-    <w:p>
-      <w:pPr>
-        <w:pStyle w:val="ListParagraph"/>
-        <w:numPr>
-          <w:ilvl w:val="3"/>
-          <w:numId w:val="22"/>
-        </w:numPr>
-      </w:pPr>
-      <w:r>
-        <w:rPr>
-          <w:lang w:val="en-US"/>
-        </w:rPr>
-        <w:t>clamp (x,y,z)</w:t>
-      </w:r>
-    </w:p>
-    <w:p>
-      <w:pPr>
-        <w:pStyle w:val="ListParagraph"/>
-        <w:numPr>
           <w:ilvl w:val="0"/>
           <w:numId w:val="22"/>
         </w:numPr>
       </w:pPr>
       <w:r>
+        <w:lastRenderedPageBreak/>
         <w:t>Gantt Chart Progress check</w:t>
       </w:r>
     </w:p>
@@ -11398,11 +11112,11 @@
         <w:pStyle w:val="Heading3"/>
         <w:ind w:left="360"/>
       </w:pPr>
-      <w:bookmarkStart w:id="77" w:name="_Toc169689657"/>
-      <w:r>
-        <w:t>15th of June</w:t>
-      </w:r>
-      <w:bookmarkEnd w:id="77"/>
+      <w:bookmarkStart w:id="76" w:name="_Toc169689656"/>
+      <w:r>
+        <w:t>14th of June</w:t>
+      </w:r>
+      <w:bookmarkEnd w:id="76"/>
     </w:p>
     <w:p>
       <w:pPr>
@@ -11461,25 +11175,25 @@
         </w:numPr>
       </w:pPr>
       <w:r>
+        <w:t>area2d nodes</w:t>
+      </w:r>
+    </w:p>
+    <w:p>
+      <w:pPr>
+        <w:pStyle w:val="ListParagraph"/>
+        <w:numPr>
+          <w:ilvl w:val="3"/>
+          <w:numId w:val="22"/>
+        </w:numPr>
         <w:rPr>
           <w:lang w:val="en-US"/>
         </w:rPr>
-        <w:t>% x.size()</w:t>
-      </w:r>
-    </w:p>
-    <w:p>
-      <w:pPr>
-        <w:pStyle w:val="ListParagraph"/>
-        <w:numPr>
-          <w:ilvl w:val="3"/>
-          <w:numId w:val="22"/>
-        </w:numPr>
       </w:pPr>
       <w:r>
         <w:rPr>
           <w:lang w:val="en-US"/>
         </w:rPr>
-        <w:t>randf_range(x,y)</w:t>
+        <w:t>get_viewport_rect().size</w:t>
       </w:r>
     </w:p>
     <w:p>
@@ -11494,7 +11208,7 @@
         <w:rPr>
           <w:lang w:val="en-US"/>
         </w:rPr>
-        <w:t>x. new()</w:t>
+        <w:t>clamp (x,y,z)</w:t>
       </w:r>
     </w:p>
     <w:p>
@@ -11605,7 +11319,6 @@
         </w:numPr>
       </w:pPr>
       <w:r>
-        <w:lastRenderedPageBreak/>
         <w:t>Continue learning</w:t>
       </w:r>
     </w:p>
@@ -11614,11 +11327,11 @@
         <w:pStyle w:val="Heading3"/>
         <w:ind w:left="360"/>
       </w:pPr>
-      <w:bookmarkStart w:id="78" w:name="_Toc169689658"/>
-      <w:r>
-        <w:t>18th of June</w:t>
-      </w:r>
-      <w:bookmarkEnd w:id="78"/>
+      <w:bookmarkStart w:id="77" w:name="_Toc169689657"/>
+      <w:r>
+        <w:t>15th of June</w:t>
+      </w:r>
+      <w:bookmarkEnd w:id="77"/>
     </w:p>
     <w:p>
       <w:pPr>
@@ -11660,18 +11373,57 @@
       <w:pPr>
         <w:pStyle w:val="ListParagraph"/>
         <w:numPr>
+          <w:ilvl w:val="2"/>
+          <w:numId w:val="22"/>
+        </w:numPr>
+      </w:pPr>
+      <w:r>
+        <w:t>Building a small tutorial game; learnt new stuff</w:t>
+      </w:r>
+    </w:p>
+    <w:p>
+      <w:pPr>
+        <w:pStyle w:val="ListParagraph"/>
+        <w:numPr>
           <w:ilvl w:val="3"/>
           <w:numId w:val="22"/>
         </w:numPr>
       </w:pPr>
       <w:r>
-        <w:t xml:space="preserve">Finished </w:t>
-      </w:r>
-      <w:r>
-        <w:t>tutorial</w:t>
-      </w:r>
-      <w:r>
-        <w:t xml:space="preserve"> game</w:t>
+        <w:rPr>
+          <w:lang w:val="en-US"/>
+        </w:rPr>
+        <w:t>% x.size()</w:t>
+      </w:r>
+    </w:p>
+    <w:p>
+      <w:pPr>
+        <w:pStyle w:val="ListParagraph"/>
+        <w:numPr>
+          <w:ilvl w:val="3"/>
+          <w:numId w:val="22"/>
+        </w:numPr>
+      </w:pPr>
+      <w:r>
+        <w:rPr>
+          <w:lang w:val="en-US"/>
+        </w:rPr>
+        <w:t>randf_range(x,y)</w:t>
+      </w:r>
+    </w:p>
+    <w:p>
+      <w:pPr>
+        <w:pStyle w:val="ListParagraph"/>
+        <w:numPr>
+          <w:ilvl w:val="3"/>
+          <w:numId w:val="22"/>
+        </w:numPr>
+      </w:pPr>
+      <w:r>
+        <w:rPr>
+          <w:lang w:val="en-US"/>
+        </w:rPr>
+        <w:t>x. new()</w:t>
       </w:r>
     </w:p>
     <w:p>
@@ -11782,6 +11534,183 @@
         </w:numPr>
       </w:pPr>
       <w:r>
+        <w:lastRenderedPageBreak/>
+        <w:t>Continue learning</w:t>
+      </w:r>
+    </w:p>
+    <w:p>
+      <w:pPr>
+        <w:pStyle w:val="Heading3"/>
+        <w:ind w:left="360"/>
+      </w:pPr>
+      <w:bookmarkStart w:id="78" w:name="_Toc169689658"/>
+      <w:r>
+        <w:t>18th of June</w:t>
+      </w:r>
+      <w:bookmarkEnd w:id="78"/>
+    </w:p>
+    <w:p>
+      <w:pPr>
+        <w:pStyle w:val="ListParagraph"/>
+        <w:numPr>
+          <w:ilvl w:val="0"/>
+          <w:numId w:val="22"/>
+        </w:numPr>
+      </w:pPr>
+      <w:r>
+        <w:t>Learning up Godot</w:t>
+      </w:r>
+    </w:p>
+    <w:p>
+      <w:pPr>
+        <w:pStyle w:val="ListParagraph"/>
+        <w:numPr>
+          <w:ilvl w:val="1"/>
+          <w:numId w:val="22"/>
+        </w:numPr>
+      </w:pPr>
+      <w:r>
+        <w:t>Watch videos (</w:t>
+      </w:r>
+      <w:hyperlink r:id="rId41">
+        <w:r>
+          <w:rPr>
+            <w:color w:val="1155CC"/>
+            <w:u w:val="single"/>
+          </w:rPr>
+          <w:t>playlist</w:t>
+        </w:r>
+      </w:hyperlink>
+      <w:r>
+        <w:t>) on how to make use of Godot</w:t>
+      </w:r>
+    </w:p>
+    <w:p>
+      <w:pPr>
+        <w:pStyle w:val="ListParagraph"/>
+        <w:numPr>
+          <w:ilvl w:val="3"/>
+          <w:numId w:val="22"/>
+        </w:numPr>
+      </w:pPr>
+      <w:r>
+        <w:t xml:space="preserve">Finished </w:t>
+      </w:r>
+      <w:r>
+        <w:t>tutorial</w:t>
+      </w:r>
+      <w:r>
+        <w:t xml:space="preserve"> game</w:t>
+      </w:r>
+    </w:p>
+    <w:p>
+      <w:pPr>
+        <w:pStyle w:val="ListParagraph"/>
+        <w:numPr>
+          <w:ilvl w:val="0"/>
+          <w:numId w:val="22"/>
+        </w:numPr>
+      </w:pPr>
+      <w:r>
+        <w:t>Gantt Chart Progress check</w:t>
+      </w:r>
+    </w:p>
+    <w:p>
+      <w:pPr>
+        <w:pStyle w:val="ListParagraph"/>
+        <w:numPr>
+          <w:ilvl w:val="1"/>
+          <w:numId w:val="22"/>
+        </w:numPr>
+      </w:pPr>
+      <w:r>
+        <w:t>Algorithm</w:t>
+      </w:r>
+    </w:p>
+    <w:p>
+      <w:pPr>
+        <w:pStyle w:val="ListParagraph"/>
+        <w:numPr>
+          <w:ilvl w:val="2"/>
+          <w:numId w:val="22"/>
+        </w:numPr>
+      </w:pPr>
+      <w:r>
+        <w:t xml:space="preserve">Behind on schedule </w:t>
+      </w:r>
+    </w:p>
+    <w:p>
+      <w:pPr>
+        <w:pStyle w:val="ListParagraph"/>
+        <w:numPr>
+          <w:ilvl w:val="1"/>
+          <w:numId w:val="22"/>
+        </w:numPr>
+      </w:pPr>
+      <w:r>
+        <w:t>Documentation</w:t>
+      </w:r>
+    </w:p>
+    <w:p>
+      <w:pPr>
+        <w:pStyle w:val="ListParagraph"/>
+        <w:numPr>
+          <w:ilvl w:val="2"/>
+          <w:numId w:val="22"/>
+        </w:numPr>
+      </w:pPr>
+      <w:r>
+        <w:t>On Course</w:t>
+      </w:r>
+    </w:p>
+    <w:p>
+      <w:pPr>
+        <w:pStyle w:val="ListParagraph"/>
+        <w:numPr>
+          <w:ilvl w:val="1"/>
+          <w:numId w:val="22"/>
+        </w:numPr>
+      </w:pPr>
+      <w:r>
+        <w:t>Coding</w:t>
+      </w:r>
+    </w:p>
+    <w:p>
+      <w:pPr>
+        <w:pStyle w:val="ListParagraph"/>
+        <w:numPr>
+          <w:ilvl w:val="2"/>
+          <w:numId w:val="22"/>
+        </w:numPr>
+      </w:pPr>
+      <w:r>
+        <w:t>On Course</w:t>
+      </w:r>
+    </w:p>
+    <w:p>
+      <w:pPr>
+        <w:pStyle w:val="ListParagraph"/>
+        <w:numPr>
+          <w:ilvl w:val="0"/>
+          <w:numId w:val="22"/>
+        </w:numPr>
+      </w:pPr>
+      <w:r>
+        <w:rPr>
+          <w:lang w:val="en-US"/>
+        </w:rPr>
+        <w:t>Additional task tomorrow</w:t>
+      </w:r>
+    </w:p>
+    <w:p>
+      <w:pPr>
+        <w:pStyle w:val="ListParagraph"/>
+        <w:numPr>
+          <w:ilvl w:val="1"/>
+          <w:numId w:val="22"/>
+        </w:numPr>
+      </w:pPr>
+      <w:r>
         <w:t xml:space="preserve">Continue learning </w:t>
       </w:r>
       <w:r>
@@ -11858,7 +11787,7 @@
         </w:rPr>
         <w:t xml:space="preserve">obtained from </w:t>
       </w:r>
-      <w:hyperlink r:id="rId41">
+      <w:hyperlink r:id="rId42">
         <w:r>
           <w:rPr>
             <w:rStyle w:val="Hyperlink"/>
@@ -11924,53 +11853,6 @@
       <w:r>
         <w:t xml:space="preserve">From </w:t>
       </w:r>
-      <w:hyperlink r:id="rId42" w:history="1">
-        <w:r>
-          <w:rPr>
-            <w:rStyle w:val="Hyperlink"/>
-          </w:rPr>
-          <w:t>1001fonts</w:t>
-        </w:r>
-      </w:hyperlink>
-      <w:r>
-        <w:t xml:space="preserve"> under freeware copyright</w:t>
-      </w:r>
-    </w:p>
-    <w:p>
-      <w:pPr>
-        <w:pStyle w:val="ListParagraph"/>
-        <w:numPr>
-          <w:ilvl w:val="3"/>
-          <w:numId w:val="22"/>
-        </w:numPr>
-      </w:pPr>
-      <w:r>
-        <w:t>Website says it is free for commercial use</w:t>
-      </w:r>
-    </w:p>
-    <w:p>
-      <w:pPr>
-        <w:pStyle w:val="ListParagraph"/>
-        <w:numPr>
-          <w:ilvl w:val="2"/>
-          <w:numId w:val="22"/>
-        </w:numPr>
-      </w:pPr>
-      <w:r>
-        <w:t>Fragile Bombers</w:t>
-      </w:r>
-    </w:p>
-    <w:p>
-      <w:pPr>
-        <w:pStyle w:val="ListParagraph"/>
-        <w:numPr>
-          <w:ilvl w:val="3"/>
-          <w:numId w:val="22"/>
-        </w:numPr>
-      </w:pPr>
-      <w:r>
-        <w:t xml:space="preserve">From </w:t>
-      </w:r>
       <w:hyperlink r:id="rId43" w:history="1">
         <w:r>
           <w:rPr>
@@ -11980,6 +11862,53 @@
         </w:r>
       </w:hyperlink>
       <w:r>
+        <w:t xml:space="preserve"> under freeware copyright</w:t>
+      </w:r>
+    </w:p>
+    <w:p>
+      <w:pPr>
+        <w:pStyle w:val="ListParagraph"/>
+        <w:numPr>
+          <w:ilvl w:val="3"/>
+          <w:numId w:val="22"/>
+        </w:numPr>
+      </w:pPr>
+      <w:r>
+        <w:t>Website says it is free for commercial use</w:t>
+      </w:r>
+    </w:p>
+    <w:p>
+      <w:pPr>
+        <w:pStyle w:val="ListParagraph"/>
+        <w:numPr>
+          <w:ilvl w:val="2"/>
+          <w:numId w:val="22"/>
+        </w:numPr>
+      </w:pPr>
+      <w:r>
+        <w:t>Fragile Bombers</w:t>
+      </w:r>
+    </w:p>
+    <w:p>
+      <w:pPr>
+        <w:pStyle w:val="ListParagraph"/>
+        <w:numPr>
+          <w:ilvl w:val="3"/>
+          <w:numId w:val="22"/>
+        </w:numPr>
+      </w:pPr>
+      <w:r>
+        <w:t xml:space="preserve">From </w:t>
+      </w:r>
+      <w:hyperlink r:id="rId44" w:history="1">
+        <w:r>
+          <w:rPr>
+            <w:rStyle w:val="Hyperlink"/>
+          </w:rPr>
+          <w:t>1001fonts</w:t>
+        </w:r>
+      </w:hyperlink>
+      <w:r>
         <w:t xml:space="preserve"> under </w:t>
       </w:r>
       <w:r>
@@ -12164,13 +12093,10 @@
     <w:p>
       <w:pPr>
         <w:pStyle w:val="Heading3"/>
-        <w:ind w:left="360"/>
-      </w:pPr>
-      <w:r>
-        <w:t>20</w:t>
-      </w:r>
-      <w:r>
-        <w:t>th of June</w:t>
+        <w:ind w:firstLine="360"/>
+      </w:pPr>
+      <w:r>
+        <w:t>20th of June</w:t>
       </w:r>
     </w:p>
     <w:p>
@@ -12182,7 +12108,7 @@
         </w:numPr>
       </w:pPr>
       <w:r>
-        <w:t>Started development on main game</w:t>
+        <w:t>Continued development on main game</w:t>
       </w:r>
     </w:p>
     <w:p>
@@ -12201,15 +12127,36 @@
       <w:pPr>
         <w:pStyle w:val="ListParagraph"/>
         <w:numPr>
+          <w:ilvl w:val="2"/>
+          <w:numId w:val="22"/>
+        </w:numPr>
+      </w:pPr>
+      <w:r>
+        <w:t>Make start button work</w:t>
+      </w:r>
+    </w:p>
+    <w:p>
+      <w:pPr>
+        <w:pStyle w:val="ListParagraph"/>
+        <w:numPr>
+          <w:ilvl w:val="1"/>
+          <w:numId w:val="22"/>
+        </w:numPr>
+      </w:pPr>
+      <w:r>
+        <w:t>Reordered to remove unnecessary compiling data</w:t>
+      </w:r>
+    </w:p>
+    <w:p>
+      <w:pPr>
+        <w:pStyle w:val="ListParagraph"/>
+        <w:numPr>
           <w:ilvl w:val="0"/>
           <w:numId w:val="22"/>
         </w:numPr>
       </w:pPr>
       <w:r>
-        <w:t xml:space="preserve">Continued work </w:t>
-      </w:r>
-      <w:r>
-        <w:t>on Algorithm</w:t>
+        <w:t>Continued work on Algorithm</w:t>
       </w:r>
     </w:p>
     <w:p>
@@ -12222,6 +12169,30 @@
       </w:pPr>
       <w:r>
         <w:t>Begin work on installation guide</w:t>
+      </w:r>
+    </w:p>
+    <w:p>
+      <w:pPr>
+        <w:pStyle w:val="ListParagraph"/>
+        <w:numPr>
+          <w:ilvl w:val="1"/>
+          <w:numId w:val="22"/>
+        </w:numPr>
+      </w:pPr>
+      <w:r>
+        <w:t>Finished installation guide</w:t>
+      </w:r>
+    </w:p>
+    <w:p>
+      <w:pPr>
+        <w:pStyle w:val="ListParagraph"/>
+        <w:numPr>
+          <w:ilvl w:val="0"/>
+          <w:numId w:val="22"/>
+        </w:numPr>
+      </w:pPr>
+      <w:r>
+        <w:t>Learnt how to export the project as a .exe file</w:t>
       </w:r>
     </w:p>
     <w:p>
@@ -12335,24 +12306,9 @@
         <w:t>Additional task tomorrow</w:t>
       </w:r>
     </w:p>
-    <w:p>
-      <w:pPr>
-        <w:pStyle w:val="ListParagraph"/>
-        <w:numPr>
-          <w:ilvl w:val="1"/>
-          <w:numId w:val="22"/>
-        </w:numPr>
-      </w:pPr>
-      <w:r>
-        <w:t xml:space="preserve">Continue learning </w:t>
-      </w:r>
-      <w:r>
-        <w:tab/>
-      </w:r>
-    </w:p>
     <w:p/>
     <w:sectPr>
-      <w:footerReference w:type="default" r:id="rId44"/>
+      <w:footerReference w:type="default" r:id="rId45"/>
       <w:pgSz w:w="12240" w:h="15840"/>
       <w:pgMar w:top="1440" w:right="1440" w:bottom="1440" w:left="1440" w:header="720" w:footer="720" w:gutter="0"/>
       <w:pgNumType w:start="1"/>
@@ -15549,6 +15505,7 @@
     <w:name w:val="heading 3"/>
     <w:basedOn w:val="Normal"/>
     <w:next w:val="Normal"/>
+    <w:link w:val="Heading3Char"/>
     <w:uiPriority w:val="9"/>
     <w:unhideWhenUsed/>
     <w:qFormat/>
@@ -15855,34 +15812,19 @@
       <w:u w:val="single"/>
     </w:rPr>
   </w:style>
+  <w:style w:type="character" w:customStyle="1" w:styleId="Heading3Char">
+    <w:name w:val="Heading 3 Char"/>
+    <w:basedOn w:val="DefaultParagraphFont"/>
+    <w:link w:val="Heading3"/>
+    <w:uiPriority w:val="9"/>
+    <w:rsid w:val="00AF04E7"/>
+    <w:rPr>
+      <w:color w:val="434343"/>
+      <w:sz w:val="28"/>
+      <w:szCs w:val="28"/>
+    </w:rPr>
+  </w:style>
 </w:styles>
-</file>
-
-<file path=word/ink/ink1.xml><?xml version="1.0" encoding="utf-8"?>
-<inkml:ink xmlns:inkml="http://www.w3.org/2003/InkML">
-  <inkml:definitions>
-    <inkml:context xml:id="ctx0">
-      <inkml:inkSource xml:id="inkSrc0">
-        <inkml:traceFormat>
-          <inkml:channel name="X" type="integer" min="-2.14748E9" max="2.14748E9" units="cm"/>
-          <inkml:channel name="Y" type="integer" min="-2.14748E9" max="2.14748E9" units="cm"/>
-          <inkml:channel name="F" type="integer" max="32767" units="dev"/>
-        </inkml:traceFormat>
-        <inkml:channelProperties>
-          <inkml:channelProperty channel="X" name="resolution" value="1000" units="1/cm"/>
-          <inkml:channelProperty channel="Y" name="resolution" value="1000" units="1/cm"/>
-          <inkml:channelProperty channel="F" name="resolution" value="0" units="1/dev"/>
-        </inkml:channelProperties>
-      </inkml:inkSource>
-      <inkml:timestamp xml:id="ts0" timeString="2024-06-07T01:22:40.536"/>
-    </inkml:context>
-    <inkml:brush xml:id="br0">
-      <inkml:brushProperty name="width" value="0.035" units="cm"/>
-      <inkml:brushProperty name="height" value="0.035" units="cm"/>
-    </inkml:brush>
-  </inkml:definitions>
-  <inkml:trace contextRef="#ctx0" brushRef="#br0">0 876 24575,'23'-36'0,"-3"1"0,2 1 0,1 0 0,2 2 0,40-41 0,-56 64 0,20-19 0,1 0 0,65-43 0,14-14 0,-75 59 0,0 2 0,67-36 0,3-1 0,-67 39 0,2 2 0,0 1 0,62-18 0,-58 24 0,-30 10 0,0-1 0,2-1 0,12-7 0,-11 6 0,-2 1 0,2 0 0,-1 0 0,28-2 0,21-6 0,-18-2 0,-27 8 0,1 0 0,0 2 0,1 1 0,-1 1 0,27-2 0,-41 5-170,2 0-1,-1-1 0,0 0 1,0-1-1,-1-1 0,1 1 1,7-3-1,-4 1-6655</inkml:trace>
-</inkml:ink>
 </file>
 
 <file path=word/theme/theme1.xml><?xml version="1.0" encoding="utf-8"?>

--- a/James Fan - Assessment 3_ Major Project.docx
+++ b/James Fan - Assessment 3_ Major Project.docx
@@ -23,7 +23,7 @@
           <w:noProof/>
         </w:rPr>
         <w:pict w14:anchorId="1963DF64">
-          <v:rect id="Ink 15" o:spid="_x0000_s1027" style="position:absolute;margin-left:243.35pt;margin-top:254.4pt;width:43pt;height:25.8pt;z-index:251663360;visibility:visible;mso-wrap-style:square;mso-width-percent:0;mso-height-percent:0;mso-wrap-distance-left:9pt;mso-wrap-distance-top:0;mso-wrap-distance-right:9pt;mso-wrap-distance-bottom:0;mso-position-horizontal:absolute;mso-position-horizontal-relative:text;mso-position-vertical:absolute;mso-position-vertical-relative:text;mso-width-percent:0;mso-height-percent:0;mso-width-relative:page;mso-height-relative:page" coordsize="1484,877" filled="f" strokeweight=".35mm">
+          <v:rect id="Ink 15" o:spid="_x0000_s1027" style="position:absolute;margin-left:243.35pt;margin-top:254.4pt;width:43pt;height:25.8pt;z-index:251663360;visibility:visible;mso-wrap-style:square;mso-width-percent:0;mso-height-percent:0;mso-wrap-distance-left:9pt;mso-wrap-distance-top:0;mso-wrap-distance-right:9pt;mso-wrap-distance-bottom:0;mso-position-horizontal:absolute;mso-position-horizontal-relative:text;mso-position-vertical:absolute;mso-position-vertical-relative:text;mso-width-percent:0;mso-height-percent:0;mso-width-relative:page;mso-height-relative:page" filled="f" strokeweight=".35mm">
             <v:stroke endcap="round"/>
             <v:path shadowok="f" o:extrusionok="f" fillok="f" insetpenok="f"/>
             <o:lock v:ext="edit" rotation="t" aspectratio="t" verticies="t" text="t" shapetype="t"/>
@@ -103,7 +103,7 @@
           <w:noProof/>
         </w:rPr>
         <w:drawing>
-          <wp:anchor distT="0" distB="0" distL="114300" distR="114300" simplePos="0" relativeHeight="251662336" behindDoc="0" locked="0" layoutInCell="1" allowOverlap="1" wp14:anchorId="2E5C3EA8" wp14:editId="1A32EE32">
+          <wp:anchor distT="0" distB="0" distL="114300" distR="114300" simplePos="0" relativeHeight="251662336" behindDoc="0" locked="0" layoutInCell="1" allowOverlap="1" wp14:anchorId="2E5C3EA8" wp14:editId="444228A5">
             <wp:simplePos x="0" y="0"/>
             <wp:positionH relativeFrom="column">
               <wp:posOffset>1417320</wp:posOffset>
@@ -5820,6 +5820,9 @@
         <w:br/>
       </w:r>
       <w:r>
+        <w:rPr>
+          <w:noProof/>
+        </w:rPr>
         <w:drawing>
           <wp:inline distT="0" distB="0" distL="0" distR="0" wp14:anchorId="01C7D710" wp14:editId="6A9CBCD0">
             <wp:extent cx="5943600" cy="1391920"/>
@@ -5869,6 +5872,9 @@
         <w:t>A prompt will open, Select a the location that you want the game to be (in this example the desktop) and then hit extract</w:t>
       </w:r>
       <w:r>
+        <w:rPr>
+          <w:noProof/>
+        </w:rPr>
         <w:drawing>
           <wp:inline distT="0" distB="0" distL="0" distR="0" wp14:anchorId="54813D53" wp14:editId="7D1A8EC9">
             <wp:extent cx="5380186" cy="4618120"/>
@@ -5922,6 +5928,9 @@
         <w:br/>
       </w:r>
       <w:r>
+        <w:rPr>
+          <w:noProof/>
+        </w:rPr>
         <w:drawing>
           <wp:inline distT="0" distB="0" distL="0" distR="0" wp14:anchorId="76153250" wp14:editId="6D99B07E">
             <wp:extent cx="5943600" cy="928370"/>
@@ -12168,6 +12177,240 @@
         </w:numPr>
       </w:pPr>
       <w:r>
+        <w:t>Begin work</w:t>
+      </w:r>
+      <w:r>
+        <w:t xml:space="preserve"> drafting</w:t>
+      </w:r>
+      <w:r>
+        <w:t xml:space="preserve"> </w:t>
+      </w:r>
+      <w:r>
+        <w:t>a</w:t>
+      </w:r>
+      <w:r>
+        <w:t xml:space="preserve"> installation guide</w:t>
+      </w:r>
+    </w:p>
+    <w:p>
+      <w:pPr>
+        <w:pStyle w:val="ListParagraph"/>
+        <w:numPr>
+          <w:ilvl w:val="1"/>
+          <w:numId w:val="22"/>
+        </w:numPr>
+      </w:pPr>
+      <w:r>
+        <w:t>Finished</w:t>
+      </w:r>
+      <w:r>
+        <w:t xml:space="preserve"> drafting</w:t>
+      </w:r>
+      <w:r>
+        <w:t xml:space="preserve"> installation guide</w:t>
+      </w:r>
+    </w:p>
+    <w:p>
+      <w:pPr>
+        <w:pStyle w:val="ListParagraph"/>
+        <w:numPr>
+          <w:ilvl w:val="0"/>
+          <w:numId w:val="22"/>
+        </w:numPr>
+      </w:pPr>
+      <w:r>
+        <w:t>Learnt how to export the project as a .exe file</w:t>
+      </w:r>
+    </w:p>
+    <w:p>
+      <w:pPr>
+        <w:pStyle w:val="ListParagraph"/>
+        <w:numPr>
+          <w:ilvl w:val="0"/>
+          <w:numId w:val="22"/>
+        </w:numPr>
+      </w:pPr>
+      <w:r>
+        <w:t>Gantt Chart Progress check</w:t>
+      </w:r>
+    </w:p>
+    <w:p>
+      <w:pPr>
+        <w:pStyle w:val="ListParagraph"/>
+        <w:numPr>
+          <w:ilvl w:val="1"/>
+          <w:numId w:val="22"/>
+        </w:numPr>
+      </w:pPr>
+      <w:r>
+        <w:t>Algorithm</w:t>
+      </w:r>
+    </w:p>
+    <w:p>
+      <w:pPr>
+        <w:pStyle w:val="ListParagraph"/>
+        <w:numPr>
+          <w:ilvl w:val="2"/>
+          <w:numId w:val="22"/>
+        </w:numPr>
+      </w:pPr>
+      <w:r>
+        <w:t>On course</w:t>
+      </w:r>
+    </w:p>
+    <w:p>
+      <w:pPr>
+        <w:pStyle w:val="ListParagraph"/>
+        <w:numPr>
+          <w:ilvl w:val="1"/>
+          <w:numId w:val="22"/>
+        </w:numPr>
+      </w:pPr>
+      <w:r>
+        <w:t>Documentation</w:t>
+      </w:r>
+    </w:p>
+    <w:p>
+      <w:pPr>
+        <w:pStyle w:val="ListParagraph"/>
+        <w:numPr>
+          <w:ilvl w:val="2"/>
+          <w:numId w:val="22"/>
+        </w:numPr>
+      </w:pPr>
+      <w:r>
+        <w:t>User Manual</w:t>
+      </w:r>
+    </w:p>
+    <w:p>
+      <w:pPr>
+        <w:pStyle w:val="ListParagraph"/>
+        <w:numPr>
+          <w:ilvl w:val="3"/>
+          <w:numId w:val="22"/>
+        </w:numPr>
+      </w:pPr>
+      <w:r>
+        <w:t>Completed</w:t>
+      </w:r>
+    </w:p>
+    <w:p>
+      <w:pPr>
+        <w:pStyle w:val="ListParagraph"/>
+        <w:numPr>
+          <w:ilvl w:val="1"/>
+          <w:numId w:val="22"/>
+        </w:numPr>
+      </w:pPr>
+      <w:r>
+        <w:t>Coding</w:t>
+      </w:r>
+    </w:p>
+    <w:p>
+      <w:pPr>
+        <w:pStyle w:val="ListParagraph"/>
+        <w:numPr>
+          <w:ilvl w:val="2"/>
+          <w:numId w:val="22"/>
+        </w:numPr>
+      </w:pPr>
+      <w:r>
+        <w:t>On Course</w:t>
+      </w:r>
+    </w:p>
+    <w:p>
+      <w:pPr>
+        <w:pStyle w:val="ListParagraph"/>
+        <w:numPr>
+          <w:ilvl w:val="0"/>
+          <w:numId w:val="22"/>
+        </w:numPr>
+      </w:pPr>
+      <w:r>
+        <w:rPr>
+          <w:lang w:val="en-US"/>
+        </w:rPr>
+        <w:t>Additional task tomorrow</w:t>
+      </w:r>
+    </w:p>
+    <w:p>
+      <w:pPr>
+        <w:pStyle w:val="Heading3"/>
+        <w:ind w:firstLine="360"/>
+      </w:pPr>
+      <w:r>
+        <w:t>20th of June</w:t>
+      </w:r>
+    </w:p>
+    <w:p>
+      <w:pPr>
+        <w:pStyle w:val="ListParagraph"/>
+        <w:numPr>
+          <w:ilvl w:val="0"/>
+          <w:numId w:val="22"/>
+        </w:numPr>
+      </w:pPr>
+      <w:r>
+        <w:t>Continued development on main game</w:t>
+      </w:r>
+    </w:p>
+    <w:p>
+      <w:pPr>
+        <w:pStyle w:val="ListParagraph"/>
+        <w:numPr>
+          <w:ilvl w:val="1"/>
+          <w:numId w:val="22"/>
+        </w:numPr>
+      </w:pPr>
+      <w:r>
+        <w:t>Continued to design HUD</w:t>
+      </w:r>
+    </w:p>
+    <w:p>
+      <w:pPr>
+        <w:pStyle w:val="ListParagraph"/>
+        <w:numPr>
+          <w:ilvl w:val="2"/>
+          <w:numId w:val="22"/>
+        </w:numPr>
+      </w:pPr>
+      <w:r>
+        <w:t>Made a working start button</w:t>
+      </w:r>
+    </w:p>
+    <w:p>
+      <w:pPr>
+        <w:pStyle w:val="ListParagraph"/>
+        <w:numPr>
+          <w:ilvl w:val="0"/>
+          <w:numId w:val="22"/>
+        </w:numPr>
+      </w:pPr>
+      <w:r>
+        <w:t>Continued work on Algorithm</w:t>
+      </w:r>
+    </w:p>
+    <w:p>
+      <w:pPr>
+        <w:pStyle w:val="ListParagraph"/>
+        <w:numPr>
+          <w:ilvl w:val="1"/>
+          <w:numId w:val="22"/>
+        </w:numPr>
+      </w:pPr>
+      <w:r>
+        <w:t xml:space="preserve">Added new parts </w:t>
+      </w:r>
+    </w:p>
+    <w:p>
+      <w:pPr>
+        <w:pStyle w:val="ListParagraph"/>
+        <w:numPr>
+          <w:ilvl w:val="0"/>
+          <w:numId w:val="22"/>
+        </w:numPr>
+      </w:pPr>
+      <w:r>
         <w:t>Begin work on installation guide</w:t>
       </w:r>
     </w:p>
@@ -12192,18 +12435,6 @@
         </w:numPr>
       </w:pPr>
       <w:r>
-        <w:t>Learnt how to export the project as a .exe file</w:t>
-      </w:r>
-    </w:p>
-    <w:p>
-      <w:pPr>
-        <w:pStyle w:val="ListParagraph"/>
-        <w:numPr>
-          <w:ilvl w:val="0"/>
-          <w:numId w:val="22"/>
-        </w:numPr>
-      </w:pPr>
-      <w:r>
         <w:t>Gantt Chart Progress check</w:t>
       </w:r>
     </w:p>
@@ -12241,30 +12472,6 @@
       </w:pPr>
       <w:r>
         <w:t>Documentation</w:t>
-      </w:r>
-    </w:p>
-    <w:p>
-      <w:pPr>
-        <w:pStyle w:val="ListParagraph"/>
-        <w:numPr>
-          <w:ilvl w:val="2"/>
-          <w:numId w:val="22"/>
-        </w:numPr>
-      </w:pPr>
-      <w:r>
-        <w:t>User Manual</w:t>
-      </w:r>
-    </w:p>
-    <w:p>
-      <w:pPr>
-        <w:pStyle w:val="ListParagraph"/>
-        <w:numPr>
-          <w:ilvl w:val="3"/>
-          <w:numId w:val="22"/>
-        </w:numPr>
-      </w:pPr>
-      <w:r>
-        <w:t>On Course</w:t>
       </w:r>
     </w:p>
     <w:p>

--- a/James Fan - Assessment 3_ Major Project.docx
+++ b/James Fan - Assessment 3_ Major Project.docx
@@ -3422,7 +3422,39 @@
         <w:t xml:space="preserve"> aim is to be able to code a program that harmonizes both the elements of battleship and minesweeper but also make it simple enough that users will not be confused by the mechanicals of the </w:t>
       </w:r>
       <w:r>
-        <w:t>game. Battlesweeper</w:t>
+        <w:t>game.</w:t>
+      </w:r>
+      <w:r>
+        <w:t xml:space="preserve"> BattleSweeper aims to follow </w:t>
+      </w:r>
+      <w:proofErr w:type="gramStart"/>
+      <w:r>
+        <w:t>an</w:t>
+      </w:r>
+      <w:proofErr w:type="gramEnd"/>
+      <w:r>
+        <w:t xml:space="preserve"> </w:t>
+      </w:r>
+      <w:r>
+        <w:t>Rapid Application Development</w:t>
+      </w:r>
+      <w:r>
+        <w:t xml:space="preserve"> </w:t>
+      </w:r>
+      <w:r>
+        <w:t>and</w:t>
+      </w:r>
+      <w:r>
+        <w:t xml:space="preserve"> agile</w:t>
+      </w:r>
+      <w:r>
+        <w:t xml:space="preserve"> development approach</w:t>
+      </w:r>
+      <w:r>
+        <w:t xml:space="preserve"> as the combination of these approaches will prove beneficial to keeping the project achievable within the time provided.</w:t>
+      </w:r>
+      <w:r>
+        <w:t xml:space="preserve"> Battlesweeper</w:t>
       </w:r>
       <w:r>
         <w:t xml:space="preserve"> is a suitable project that is complex in nature but can be completed within the development period where it educational endeavor can help me learn how to tackle integrating two separate game functionalities into a whole functioning game and also how to create an efficient UI and create documentation such as user and technical manual  without confusing the user and/or future developers</w:t>
@@ -3485,14 +3517,14 @@
         <w:rPr>
           <w:lang w:val="en-US"/>
         </w:rPr>
-        <w:t xml:space="preserve"> functionality of placing down ships in valid tiles. When that is finished, coding of the modules unique to this game such as calculating explosion radius, score handling and destructions of ship parts will be completed next. After that, testing will be done to find errors and bugs that will be patched out as soon as they are discovered before the game is </w:t>
+        <w:t xml:space="preserve"> functionality of placing down ships in valid tiles. When that is finished, coding of the modules unique to this game such as calculating explosion radius, score </w:t>
       </w:r>
       <w:r>
         <w:rPr>
           <w:lang w:val="en-US"/>
         </w:rPr>
         <w:lastRenderedPageBreak/>
-        <w:t>published for people to play. The object of this game for the user is to clear out endless levels of auto generated mines while making sure that if a mine were to explode it does not end up damaging the ships that they placed</w:t>
+        <w:t>handling and destructions of ship parts will be completed next. After that, testing will be done to find errors and bugs that will be patched out as soon as they are discovered before the game is published for people to play. The object of this game for the user is to clear out endless levels of auto generated mines while making sure that if a mine were to explode it does not end up damaging the ships that they placed</w:t>
       </w:r>
     </w:p>
     <w:p>
@@ -3509,6 +3541,7 @@
       <w:bookmarkStart w:id="6" w:name="_Toc169689620"/>
       <w:bookmarkEnd w:id="5"/>
       <w:r>
+        <w:lastRenderedPageBreak/>
         <w:t>Detailed Design</w:t>
       </w:r>
       <w:bookmarkEnd w:id="6"/>
@@ -5793,7 +5826,27 @@
         <w:pStyle w:val="Heading1"/>
       </w:pPr>
       <w:r>
+        <w:t>Documentation</w:t>
+      </w:r>
+    </w:p>
+    <w:p>
+      <w:pPr>
+        <w:pStyle w:val="Heading2"/>
+        <w:jc w:val="center"/>
+      </w:pPr>
+      <w:r>
         <w:t>User Manual</w:t>
+      </w:r>
+    </w:p>
+    <w:p>
+      <w:pPr>
+        <w:pStyle w:val="Heading3"/>
+      </w:pPr>
+      <w:r>
+        <w:t>I</w:t>
+      </w:r>
+      <w:r>
+        <w:t>nstallation guide</w:t>
       </w:r>
     </w:p>
     <w:p>
@@ -5869,7 +5922,14 @@
         </w:numPr>
       </w:pPr>
       <w:r>
-        <w:t>A prompt will open, Select a the location that you want the game to be (in this example the desktop) and then hit extract</w:t>
+        <w:lastRenderedPageBreak/>
+        <w:t xml:space="preserve">A prompt will open, Select </w:t>
+      </w:r>
+      <w:r>
+        <w:t>the</w:t>
+      </w:r>
+      <w:r>
+        <w:t xml:space="preserve"> location that you want the game to be (in this example the desktop) and then hit extract</w:t>
       </w:r>
       <w:r>
         <w:rPr>
@@ -5921,7 +5981,6 @@
         </w:numPr>
       </w:pPr>
       <w:r>
-        <w:lastRenderedPageBreak/>
         <w:t>Two files will be extracted, click BattleSweeper.exe to start game</w:t>
       </w:r>
       <w:r>
@@ -5968,12 +6027,41 @@
         </w:drawing>
       </w:r>
     </w:p>
+    <w:p>
+      <w:pPr>
+        <w:pStyle w:val="Heading2"/>
+        <w:jc w:val="center"/>
+      </w:pPr>
+      <w:r>
+        <w:t>T</w:t>
+      </w:r>
+      <w:r>
+        <w:t>echnical manual</w:t>
+      </w:r>
+    </w:p>
+    <w:p>
+      <w:pPr>
+        <w:pStyle w:val="Heading3"/>
+      </w:pPr>
+      <w:r>
+        <w:t xml:space="preserve">Data Dictionary  </w:t>
+      </w:r>
+    </w:p>
+    <w:p>
+      <w:pPr>
+        <w:pStyle w:val="Heading3"/>
+      </w:pPr>
+      <w:r>
+        <w:t>Procedure Lists</w:t>
+      </w:r>
+    </w:p>
     <w:p/>
     <w:p>
       <w:pPr>
         <w:pStyle w:val="Heading1"/>
       </w:pPr>
       <w:r>
+        <w:lastRenderedPageBreak/>
         <w:t>Logbook and Gantt Chart</w:t>
       </w:r>
       <w:bookmarkEnd w:id="34"/>
@@ -6003,6 +6091,24 @@
         <w:t>14th of May</w:t>
       </w:r>
       <w:bookmarkEnd w:id="38"/>
+    </w:p>
+    <w:p>
+      <w:pPr>
+        <w:pStyle w:val="ListParagraph"/>
+        <w:numPr>
+          <w:ilvl w:val="0"/>
+          <w:numId w:val="22"/>
+        </w:numPr>
+      </w:pPr>
+      <w:r>
+        <w:t xml:space="preserve">Begin </w:t>
+      </w:r>
+      <w:r>
+        <w:t>Defining and understanding</w:t>
+      </w:r>
+      <w:r>
+        <w:t xml:space="preserve"> process</w:t>
+      </w:r>
     </w:p>
     <w:p>
       <w:pPr>
@@ -6341,7 +6447,6 @@
         </w:numPr>
       </w:pPr>
       <w:r>
-        <w:lastRenderedPageBreak/>
         <w:t>Specifications</w:t>
       </w:r>
     </w:p>
@@ -6441,6 +6546,7 @@
       <w:bookmarkStart w:id="42" w:name="_Toc169689637"/>
       <w:bookmarkEnd w:id="41"/>
       <w:r>
+        <w:lastRenderedPageBreak/>
         <w:t>17th of May</w:t>
       </w:r>
       <w:bookmarkEnd w:id="42"/>
@@ -6859,7 +6965,6 @@
         <w:rPr>
           <w:lang w:val="en-US"/>
         </w:rPr>
-        <w:lastRenderedPageBreak/>
         <w:t>Additional task for tomorrow</w:t>
       </w:r>
     </w:p>
@@ -6875,6 +6980,24 @@
         <w:t>19th of May</w:t>
       </w:r>
       <w:bookmarkEnd w:id="44"/>
+    </w:p>
+    <w:p>
+      <w:pPr>
+        <w:pStyle w:val="ListParagraph"/>
+        <w:numPr>
+          <w:ilvl w:val="0"/>
+          <w:numId w:val="22"/>
+        </w:numPr>
+      </w:pPr>
+      <w:r>
+        <w:t xml:space="preserve">Finished </w:t>
+      </w:r>
+      <w:r>
+        <w:t>Defining and understanding</w:t>
+      </w:r>
+      <w:r>
+        <w:t xml:space="preserve"> process</w:t>
+      </w:r>
     </w:p>
     <w:p>
       <w:pPr>
@@ -6936,6 +7059,7 @@
         </w:numPr>
       </w:pPr>
       <w:r>
+        <w:lastRenderedPageBreak/>
         <w:t>Gantt Chart Progress check</w:t>
       </w:r>
     </w:p>
@@ -7074,6 +7198,21 @@
         <w:t>20th of May</w:t>
       </w:r>
       <w:bookmarkEnd w:id="46"/>
+    </w:p>
+    <w:p>
+      <w:pPr>
+        <w:pStyle w:val="ListParagraph"/>
+        <w:numPr>
+          <w:ilvl w:val="0"/>
+          <w:numId w:val="22"/>
+        </w:numPr>
+      </w:pPr>
+      <w:r>
+        <w:t xml:space="preserve">Begin </w:t>
+      </w:r>
+      <w:r>
+        <w:t>Planning and designing software</w:t>
+      </w:r>
     </w:p>
     <w:p>
       <w:pPr>
@@ -7378,7 +7517,6 @@
         </w:numPr>
       </w:pPr>
       <w:r>
-        <w:lastRenderedPageBreak/>
         <w:t>Documentation</w:t>
       </w:r>
     </w:p>
@@ -7457,6 +7595,7 @@
       <w:bookmarkStart w:id="48" w:name="_Toc169689640"/>
       <w:bookmarkEnd w:id="47"/>
       <w:r>
+        <w:lastRenderedPageBreak/>
         <w:t>22nd of May</w:t>
       </w:r>
       <w:bookmarkEnd w:id="48"/>
@@ -7918,7 +8057,6 @@
         <w:rPr>
           <w:lang w:val="en-US"/>
         </w:rPr>
-        <w:lastRenderedPageBreak/>
         <w:t>Clear documentation like PyGame</w:t>
       </w:r>
     </w:p>
@@ -8009,6 +8147,7 @@
         </w:numPr>
       </w:pPr>
       <w:r>
+        <w:lastRenderedPageBreak/>
         <w:t>Not started</w:t>
       </w:r>
     </w:p>
@@ -8422,7 +8561,6 @@
         </w:numPr>
       </w:pPr>
       <w:r>
-        <w:lastRenderedPageBreak/>
         <w:t>Charts</w:t>
       </w:r>
     </w:p>
@@ -8510,6 +8648,7 @@
       <w:bookmarkStart w:id="56" w:name="_Toc169689644"/>
       <w:bookmarkEnd w:id="55"/>
       <w:r>
+        <w:lastRenderedPageBreak/>
         <w:t>28th of May</w:t>
       </w:r>
       <w:bookmarkEnd w:id="56"/>
@@ -8931,7 +9070,6 @@
         </w:numPr>
       </w:pPr>
       <w:r>
-        <w:lastRenderedPageBreak/>
         <w:t>Documentation</w:t>
       </w:r>
     </w:p>
@@ -8995,6 +9133,7 @@
       <w:bookmarkStart w:id="60" w:name="_Toc169689646"/>
       <w:bookmarkEnd w:id="59"/>
       <w:r>
+        <w:lastRenderedPageBreak/>
         <w:t>30th of May</w:t>
       </w:r>
       <w:bookmarkEnd w:id="60"/>
@@ -9432,7 +9571,6 @@
         </w:numPr>
       </w:pPr>
       <w:r>
-        <w:lastRenderedPageBreak/>
         <w:t>Completed</w:t>
       </w:r>
     </w:p>
@@ -9508,6 +9646,7 @@
         </w:numPr>
       </w:pPr>
       <w:r>
+        <w:lastRenderedPageBreak/>
         <w:t>Begin coding</w:t>
       </w:r>
     </w:p>
@@ -9961,79 +10100,79 @@
         </w:numPr>
       </w:pPr>
       <w:r>
+        <w:t>Gantt Chart Progress check</w:t>
+      </w:r>
+    </w:p>
+    <w:p>
+      <w:pPr>
+        <w:pStyle w:val="ListParagraph"/>
+        <w:numPr>
+          <w:ilvl w:val="1"/>
+          <w:numId w:val="22"/>
+        </w:numPr>
+      </w:pPr>
+      <w:r>
+        <w:t>Algorithm</w:t>
+      </w:r>
+    </w:p>
+    <w:p>
+      <w:pPr>
+        <w:pStyle w:val="ListParagraph"/>
+        <w:numPr>
+          <w:ilvl w:val="2"/>
+          <w:numId w:val="22"/>
+        </w:numPr>
+      </w:pPr>
+      <w:r>
+        <w:t xml:space="preserve">Behind on schedule </w:t>
+      </w:r>
+    </w:p>
+    <w:p>
+      <w:pPr>
+        <w:pStyle w:val="ListParagraph"/>
+        <w:numPr>
+          <w:ilvl w:val="1"/>
+          <w:numId w:val="22"/>
+        </w:numPr>
+      </w:pPr>
+      <w:r>
+        <w:t>Documentation</w:t>
+      </w:r>
+    </w:p>
+    <w:p>
+      <w:pPr>
+        <w:pStyle w:val="ListParagraph"/>
+        <w:numPr>
+          <w:ilvl w:val="2"/>
+          <w:numId w:val="22"/>
+        </w:numPr>
+      </w:pPr>
+      <w:r>
+        <w:t>On Course</w:t>
+      </w:r>
+    </w:p>
+    <w:p>
+      <w:pPr>
+        <w:pStyle w:val="ListParagraph"/>
+        <w:numPr>
+          <w:ilvl w:val="1"/>
+          <w:numId w:val="22"/>
+        </w:numPr>
+      </w:pPr>
+      <w:r>
+        <w:t>Coding</w:t>
+      </w:r>
+    </w:p>
+    <w:p>
+      <w:pPr>
+        <w:pStyle w:val="ListParagraph"/>
+        <w:numPr>
+          <w:ilvl w:val="2"/>
+          <w:numId w:val="22"/>
+        </w:numPr>
+      </w:pPr>
+      <w:r>
         <w:lastRenderedPageBreak/>
-        <w:t>Gantt Chart Progress check</w:t>
-      </w:r>
-    </w:p>
-    <w:p>
-      <w:pPr>
-        <w:pStyle w:val="ListParagraph"/>
-        <w:numPr>
-          <w:ilvl w:val="1"/>
-          <w:numId w:val="22"/>
-        </w:numPr>
-      </w:pPr>
-      <w:r>
-        <w:t>Algorithm</w:t>
-      </w:r>
-    </w:p>
-    <w:p>
-      <w:pPr>
-        <w:pStyle w:val="ListParagraph"/>
-        <w:numPr>
-          <w:ilvl w:val="2"/>
-          <w:numId w:val="22"/>
-        </w:numPr>
-      </w:pPr>
-      <w:r>
-        <w:t xml:space="preserve">Behind on schedule </w:t>
-      </w:r>
-    </w:p>
-    <w:p>
-      <w:pPr>
-        <w:pStyle w:val="ListParagraph"/>
-        <w:numPr>
-          <w:ilvl w:val="1"/>
-          <w:numId w:val="22"/>
-        </w:numPr>
-      </w:pPr>
-      <w:r>
-        <w:t>Documentation</w:t>
-      </w:r>
-    </w:p>
-    <w:p>
-      <w:pPr>
-        <w:pStyle w:val="ListParagraph"/>
-        <w:numPr>
-          <w:ilvl w:val="2"/>
-          <w:numId w:val="22"/>
-        </w:numPr>
-      </w:pPr>
-      <w:r>
-        <w:t>On Course</w:t>
-      </w:r>
-    </w:p>
-    <w:p>
-      <w:pPr>
-        <w:pStyle w:val="ListParagraph"/>
-        <w:numPr>
-          <w:ilvl w:val="1"/>
-          <w:numId w:val="22"/>
-        </w:numPr>
-      </w:pPr>
-      <w:r>
-        <w:t>Coding</w:t>
-      </w:r>
-    </w:p>
-    <w:p>
-      <w:pPr>
-        <w:pStyle w:val="ListParagraph"/>
-        <w:numPr>
-          <w:ilvl w:val="2"/>
-          <w:numId w:val="22"/>
-        </w:numPr>
-      </w:pPr>
-      <w:r>
         <w:t>On Course</w:t>
       </w:r>
     </w:p>
@@ -10474,7 +10613,6 @@
         </w:numPr>
       </w:pPr>
       <w:r>
-        <w:lastRenderedPageBreak/>
         <w:t>Documentation</w:t>
       </w:r>
     </w:p>
@@ -10536,6 +10674,7 @@
       </w:pPr>
       <w:bookmarkStart w:id="73" w:name="_Toc169689653"/>
       <w:r>
+        <w:lastRenderedPageBreak/>
         <w:t>9th of June</w:t>
       </w:r>
       <w:bookmarkEnd w:id="73"/>
@@ -11013,79 +11152,79 @@
         </w:numPr>
       </w:pPr>
       <w:r>
+        <w:t>Gantt Chart Progress check</w:t>
+      </w:r>
+    </w:p>
+    <w:p>
+      <w:pPr>
+        <w:pStyle w:val="ListParagraph"/>
+        <w:numPr>
+          <w:ilvl w:val="1"/>
+          <w:numId w:val="22"/>
+        </w:numPr>
+      </w:pPr>
+      <w:r>
+        <w:t>Algorithm</w:t>
+      </w:r>
+    </w:p>
+    <w:p>
+      <w:pPr>
+        <w:pStyle w:val="ListParagraph"/>
+        <w:numPr>
+          <w:ilvl w:val="2"/>
+          <w:numId w:val="22"/>
+        </w:numPr>
+      </w:pPr>
+      <w:r>
+        <w:t xml:space="preserve">Behind on schedule </w:t>
+      </w:r>
+    </w:p>
+    <w:p>
+      <w:pPr>
+        <w:pStyle w:val="ListParagraph"/>
+        <w:numPr>
+          <w:ilvl w:val="1"/>
+          <w:numId w:val="22"/>
+        </w:numPr>
+      </w:pPr>
+      <w:r>
+        <w:t>Documentation</w:t>
+      </w:r>
+    </w:p>
+    <w:p>
+      <w:pPr>
+        <w:pStyle w:val="ListParagraph"/>
+        <w:numPr>
+          <w:ilvl w:val="2"/>
+          <w:numId w:val="22"/>
+        </w:numPr>
+      </w:pPr>
+      <w:r>
+        <w:t>On Course</w:t>
+      </w:r>
+    </w:p>
+    <w:p>
+      <w:pPr>
+        <w:pStyle w:val="ListParagraph"/>
+        <w:numPr>
+          <w:ilvl w:val="1"/>
+          <w:numId w:val="22"/>
+        </w:numPr>
+      </w:pPr>
+      <w:r>
+        <w:t>Coding</w:t>
+      </w:r>
+    </w:p>
+    <w:p>
+      <w:pPr>
+        <w:pStyle w:val="ListParagraph"/>
+        <w:numPr>
+          <w:ilvl w:val="2"/>
+          <w:numId w:val="22"/>
+        </w:numPr>
+      </w:pPr>
+      <w:r>
         <w:lastRenderedPageBreak/>
-        <w:t>Gantt Chart Progress check</w:t>
-      </w:r>
-    </w:p>
-    <w:p>
-      <w:pPr>
-        <w:pStyle w:val="ListParagraph"/>
-        <w:numPr>
-          <w:ilvl w:val="1"/>
-          <w:numId w:val="22"/>
-        </w:numPr>
-      </w:pPr>
-      <w:r>
-        <w:t>Algorithm</w:t>
-      </w:r>
-    </w:p>
-    <w:p>
-      <w:pPr>
-        <w:pStyle w:val="ListParagraph"/>
-        <w:numPr>
-          <w:ilvl w:val="2"/>
-          <w:numId w:val="22"/>
-        </w:numPr>
-      </w:pPr>
-      <w:r>
-        <w:t xml:space="preserve">Behind on schedule </w:t>
-      </w:r>
-    </w:p>
-    <w:p>
-      <w:pPr>
-        <w:pStyle w:val="ListParagraph"/>
-        <w:numPr>
-          <w:ilvl w:val="1"/>
-          <w:numId w:val="22"/>
-        </w:numPr>
-      </w:pPr>
-      <w:r>
-        <w:t>Documentation</w:t>
-      </w:r>
-    </w:p>
-    <w:p>
-      <w:pPr>
-        <w:pStyle w:val="ListParagraph"/>
-        <w:numPr>
-          <w:ilvl w:val="2"/>
-          <w:numId w:val="22"/>
-        </w:numPr>
-      </w:pPr>
-      <w:r>
-        <w:t>On Course</w:t>
-      </w:r>
-    </w:p>
-    <w:p>
-      <w:pPr>
-        <w:pStyle w:val="ListParagraph"/>
-        <w:numPr>
-          <w:ilvl w:val="1"/>
-          <w:numId w:val="22"/>
-        </w:numPr>
-      </w:pPr>
-      <w:r>
-        <w:t>Coding</w:t>
-      </w:r>
-    </w:p>
-    <w:p>
-      <w:pPr>
-        <w:pStyle w:val="ListParagraph"/>
-        <w:numPr>
-          <w:ilvl w:val="2"/>
-          <w:numId w:val="22"/>
-        </w:numPr>
-      </w:pPr>
-      <w:r>
         <w:t>On Course</w:t>
       </w:r>
     </w:p>
@@ -11543,7 +11682,6 @@
         </w:numPr>
       </w:pPr>
       <w:r>
-        <w:lastRenderedPageBreak/>
         <w:t>Continue learning</w:t>
       </w:r>
     </w:p>
@@ -11567,6 +11705,21 @@
         </w:numPr>
       </w:pPr>
       <w:r>
+        <w:t xml:space="preserve">Finished </w:t>
+      </w:r>
+      <w:r>
+        <w:t>Planning and designing software</w:t>
+      </w:r>
+    </w:p>
+    <w:p>
+      <w:pPr>
+        <w:pStyle w:val="ListParagraph"/>
+        <w:numPr>
+          <w:ilvl w:val="0"/>
+          <w:numId w:val="22"/>
+        </w:numPr>
+      </w:pPr>
+      <w:r>
         <w:t>Learning up Godot</w:t>
       </w:r>
     </w:p>
@@ -11579,6 +11732,7 @@
         </w:numPr>
       </w:pPr>
       <w:r>
+        <w:lastRenderedPageBreak/>
         <w:t>Watch videos (</w:t>
       </w:r>
       <w:hyperlink r:id="rId41">
@@ -11752,6 +11906,21 @@
         </w:numPr>
       </w:pPr>
       <w:r>
+        <w:t xml:space="preserve">Began </w:t>
+      </w:r>
+      <w:r>
+        <w:t>Implementation</w:t>
+      </w:r>
+    </w:p>
+    <w:p>
+      <w:pPr>
+        <w:pStyle w:val="ListParagraph"/>
+        <w:numPr>
+          <w:ilvl w:val="0"/>
+          <w:numId w:val="22"/>
+        </w:numPr>
+      </w:pPr>
+      <w:r>
         <w:t>Started development on main game</w:t>
       </w:r>
     </w:p>
@@ -12065,7 +12234,6 @@
         </w:numPr>
       </w:pPr>
       <w:r>
-        <w:lastRenderedPageBreak/>
         <w:t>On Course</w:t>
       </w:r>
     </w:p>
@@ -12105,6 +12273,7 @@
         <w:ind w:firstLine="360"/>
       </w:pPr>
       <w:r>
+        <w:lastRenderedPageBreak/>
         <w:t>20th of June</w:t>
       </w:r>
     </w:p>
@@ -12177,6 +12346,30 @@
         </w:numPr>
       </w:pPr>
       <w:r>
+        <w:t>Documentation</w:t>
+      </w:r>
+    </w:p>
+    <w:p>
+      <w:pPr>
+        <w:pStyle w:val="ListParagraph"/>
+        <w:numPr>
+          <w:ilvl w:val="1"/>
+          <w:numId w:val="22"/>
+        </w:numPr>
+      </w:pPr>
+      <w:r>
+        <w:t>Began work on user documentation</w:t>
+      </w:r>
+    </w:p>
+    <w:p>
+      <w:pPr>
+        <w:pStyle w:val="ListParagraph"/>
+        <w:numPr>
+          <w:ilvl w:val="2"/>
+          <w:numId w:val="22"/>
+        </w:numPr>
+      </w:pPr>
+      <w:r>
         <w:t>Begin work</w:t>
       </w:r>
       <w:r>
@@ -12186,7 +12379,7 @@
         <w:t xml:space="preserve"> </w:t>
       </w:r>
       <w:r>
-        <w:t>a</w:t>
+        <w:t>an</w:t>
       </w:r>
       <w:r>
         <w:t xml:space="preserve"> installation guide</w:t>
@@ -12196,7 +12389,7 @@
       <w:pPr>
         <w:pStyle w:val="ListParagraph"/>
         <w:numPr>
-          <w:ilvl w:val="1"/>
+          <w:ilvl w:val="3"/>
           <w:numId w:val="22"/>
         </w:numPr>
       </w:pPr>
@@ -12268,6 +12461,18 @@
       </w:pPr>
       <w:r>
         <w:t>Documentation</w:t>
+      </w:r>
+    </w:p>
+    <w:p>
+      <w:pPr>
+        <w:pStyle w:val="ListParagraph"/>
+        <w:numPr>
+          <w:ilvl w:val="2"/>
+          <w:numId w:val="22"/>
+        </w:numPr>
+      </w:pPr>
+      <w:r>
+        <w:t>Log Book</w:t>
       </w:r>
     </w:p>
     <w:p>
@@ -12339,7 +12544,13 @@
         <w:ind w:firstLine="360"/>
       </w:pPr>
       <w:r>
-        <w:t>20th of June</w:t>
+        <w:t>2</w:t>
+      </w:r>
+      <w:r>
+        <w:t>1st</w:t>
+      </w:r>
+      <w:r>
+        <w:t xml:space="preserve"> of June</w:t>
       </w:r>
     </w:p>
     <w:p>
@@ -12351,6 +12562,47 @@
         </w:numPr>
       </w:pPr>
       <w:r>
+        <w:t>Refined Design Brief</w:t>
+      </w:r>
+    </w:p>
+    <w:p>
+      <w:pPr>
+        <w:pStyle w:val="ListParagraph"/>
+        <w:numPr>
+          <w:ilvl w:val="1"/>
+          <w:numId w:val="22"/>
+        </w:numPr>
+      </w:pPr>
+      <w:r>
+        <w:t>Aim</w:t>
+      </w:r>
+    </w:p>
+    <w:p>
+      <w:pPr>
+        <w:pStyle w:val="ListParagraph"/>
+        <w:numPr>
+          <w:ilvl w:val="2"/>
+          <w:numId w:val="22"/>
+        </w:numPr>
+      </w:pPr>
+      <w:r>
+        <w:t xml:space="preserve">Added mention on software </w:t>
+      </w:r>
+      <w:proofErr w:type="spellStart"/>
+      <w:r>
+        <w:t>apporach</w:t>
+      </w:r>
+      <w:proofErr w:type="spellEnd"/>
+    </w:p>
+    <w:p>
+      <w:pPr>
+        <w:pStyle w:val="ListParagraph"/>
+        <w:numPr>
+          <w:ilvl w:val="0"/>
+          <w:numId w:val="22"/>
+        </w:numPr>
+      </w:pPr>
+      <w:r>
         <w:t>Continued development on main game</w:t>
       </w:r>
     </w:p>
@@ -12382,11 +12634,146 @@
       <w:pPr>
         <w:pStyle w:val="ListParagraph"/>
         <w:numPr>
+          <w:ilvl w:val="1"/>
+          <w:numId w:val="22"/>
+        </w:numPr>
+      </w:pPr>
+      <w:r>
+        <w:t>Made new scenes</w:t>
+      </w:r>
+    </w:p>
+    <w:p>
+      <w:pPr>
+        <w:pStyle w:val="ListParagraph"/>
+        <w:numPr>
+          <w:ilvl w:val="2"/>
+          <w:numId w:val="22"/>
+        </w:numPr>
+      </w:pPr>
+      <w:proofErr w:type="spellStart"/>
+      <w:r>
+        <w:t>HUDGame</w:t>
+      </w:r>
+      <w:proofErr w:type="spellEnd"/>
+    </w:p>
+    <w:p>
+      <w:pPr>
+        <w:pStyle w:val="ListParagraph"/>
+        <w:numPr>
+          <w:ilvl w:val="2"/>
+          <w:numId w:val="22"/>
+        </w:numPr>
+      </w:pPr>
+      <w:proofErr w:type="spellStart"/>
+      <w:r>
+        <w:t>MainGame</w:t>
+      </w:r>
+      <w:proofErr w:type="spellEnd"/>
+    </w:p>
+    <w:p>
+      <w:pPr>
+        <w:pStyle w:val="ListParagraph"/>
+        <w:numPr>
+          <w:ilvl w:val="1"/>
+          <w:numId w:val="22"/>
+        </w:numPr>
+      </w:pPr>
+      <w:r>
+        <w:t>Made new Global Variable and function script</w:t>
+      </w:r>
+    </w:p>
+    <w:p>
+      <w:pPr>
+        <w:pStyle w:val="ListParagraph"/>
+        <w:numPr>
+          <w:ilvl w:val="2"/>
+          <w:numId w:val="22"/>
+        </w:numPr>
+      </w:pPr>
+      <w:r>
+        <w:t>StandAlone.gd</w:t>
+      </w:r>
+    </w:p>
+    <w:p>
+      <w:pPr>
+        <w:pStyle w:val="ListParagraph"/>
+        <w:numPr>
+          <w:ilvl w:val="1"/>
+          <w:numId w:val="22"/>
+        </w:numPr>
+      </w:pPr>
+      <w:r>
+        <w:t>Got minesweeper textures</w:t>
+      </w:r>
+    </w:p>
+    <w:p>
+      <w:pPr>
+        <w:pStyle w:val="ListParagraph"/>
+        <w:numPr>
+          <w:ilvl w:val="2"/>
+          <w:numId w:val="22"/>
+        </w:numPr>
+      </w:pPr>
+      <w:r>
+        <w:t xml:space="preserve">From </w:t>
+      </w:r>
+      <w:hyperlink r:id="rId45" w:history="1">
+        <w:r>
+          <w:rPr>
+            <w:rStyle w:val="Hyperlink"/>
+          </w:rPr>
+          <w:t>GITHUB</w:t>
+        </w:r>
+      </w:hyperlink>
+      <w:r>
+        <w:t xml:space="preserve"> and is free to use</w:t>
+      </w:r>
+    </w:p>
+    <w:p>
+      <w:pPr>
+        <w:pStyle w:val="ListParagraph"/>
+        <w:numPr>
           <w:ilvl w:val="0"/>
           <w:numId w:val="22"/>
         </w:numPr>
       </w:pPr>
       <w:r>
+        <w:t xml:space="preserve">Begin working on </w:t>
+      </w:r>
+      <w:r>
+        <w:t>technical manual</w:t>
+      </w:r>
+    </w:p>
+    <w:p>
+      <w:pPr>
+        <w:pStyle w:val="ListParagraph"/>
+        <w:numPr>
+          <w:ilvl w:val="1"/>
+          <w:numId w:val="22"/>
+        </w:numPr>
+      </w:pPr>
+      <w:r>
+        <w:t xml:space="preserve">Begin drafting </w:t>
+      </w:r>
+      <w:r>
+        <w:t xml:space="preserve">Data Dictionary </w:t>
+      </w:r>
+      <w:r>
+        <w:t xml:space="preserve">and </w:t>
+      </w:r>
+      <w:r>
+        <w:t>Procedure Lists</w:t>
+      </w:r>
+    </w:p>
+    <w:p>
+      <w:pPr>
+        <w:pStyle w:val="ListParagraph"/>
+        <w:numPr>
+          <w:ilvl w:val="0"/>
+          <w:numId w:val="22"/>
+        </w:numPr>
+      </w:pPr>
+      <w:r>
         <w:t>Continued work on Algorithm</w:t>
       </w:r>
     </w:p>
@@ -12411,6 +12798,37 @@
         </w:numPr>
       </w:pPr>
       <w:r>
+        <w:t>Documentation</w:t>
+      </w:r>
+    </w:p>
+    <w:p>
+      <w:pPr>
+        <w:pStyle w:val="ListParagraph"/>
+        <w:numPr>
+          <w:ilvl w:val="1"/>
+          <w:numId w:val="22"/>
+        </w:numPr>
+      </w:pPr>
+      <w:r>
+        <w:t>User</w:t>
+      </w:r>
+      <w:r>
+        <w:t xml:space="preserve"> user documentatio</w:t>
+      </w:r>
+      <w:r>
+        <w:t>n</w:t>
+      </w:r>
+    </w:p>
+    <w:p>
+      <w:pPr>
+        <w:pStyle w:val="ListParagraph"/>
+        <w:numPr>
+          <w:ilvl w:val="0"/>
+          <w:numId w:val="22"/>
+        </w:numPr>
+      </w:pPr>
+      <w:r>
+        <w:lastRenderedPageBreak/>
         <w:t>Begin work on installation guide</w:t>
       </w:r>
     </w:p>
@@ -12515,7 +12933,7 @@
     </w:p>
     <w:p/>
     <w:sectPr>
-      <w:footerReference w:type="default" r:id="rId45"/>
+      <w:footerReference w:type="default" r:id="rId46"/>
       <w:pgSz w:w="12240" w:h="15840"/>
       <w:pgMar w:top="1440" w:right="1440" w:bottom="1440" w:left="1440" w:header="720" w:footer="720" w:gutter="0"/>
       <w:pgNumType w:start="1"/>
@@ -13885,7 +14303,7 @@
       <w:lvlText w:val="%1."/>
       <w:lvlJc w:val="left"/>
       <w:pPr>
-        <w:ind w:left="720" w:hanging="360"/>
+        <w:ind w:left="360" w:hanging="360"/>
       </w:pPr>
     </w:lvl>
     <w:lvl w:ilvl="1" w:tplc="0C090019" w:tentative="1">
@@ -13894,7 +14312,7 @@
       <w:lvlText w:val="%2."/>
       <w:lvlJc w:val="left"/>
       <w:pPr>
-        <w:ind w:left="1440" w:hanging="360"/>
+        <w:ind w:left="1080" w:hanging="360"/>
       </w:pPr>
     </w:lvl>
     <w:lvl w:ilvl="2" w:tplc="0C09001B" w:tentative="1">
@@ -13903,7 +14321,7 @@
       <w:lvlText w:val="%3."/>
       <w:lvlJc w:val="right"/>
       <w:pPr>
-        <w:ind w:left="2160" w:hanging="180"/>
+        <w:ind w:left="1800" w:hanging="180"/>
       </w:pPr>
     </w:lvl>
     <w:lvl w:ilvl="3" w:tplc="0C09000F" w:tentative="1">
@@ -13912,7 +14330,7 @@
       <w:lvlText w:val="%4."/>
       <w:lvlJc w:val="left"/>
       <w:pPr>
-        <w:ind w:left="2880" w:hanging="360"/>
+        <w:ind w:left="2520" w:hanging="360"/>
       </w:pPr>
     </w:lvl>
     <w:lvl w:ilvl="4" w:tplc="0C090019" w:tentative="1">
@@ -13921,7 +14339,7 @@
       <w:lvlText w:val="%5."/>
       <w:lvlJc w:val="left"/>
       <w:pPr>
-        <w:ind w:left="3600" w:hanging="360"/>
+        <w:ind w:left="3240" w:hanging="360"/>
       </w:pPr>
     </w:lvl>
     <w:lvl w:ilvl="5" w:tplc="0C09001B" w:tentative="1">
@@ -13930,7 +14348,7 @@
       <w:lvlText w:val="%6."/>
       <w:lvlJc w:val="right"/>
       <w:pPr>
-        <w:ind w:left="4320" w:hanging="180"/>
+        <w:ind w:left="3960" w:hanging="180"/>
       </w:pPr>
     </w:lvl>
     <w:lvl w:ilvl="6" w:tplc="0C09000F" w:tentative="1">
@@ -13939,7 +14357,7 @@
       <w:lvlText w:val="%7."/>
       <w:lvlJc w:val="left"/>
       <w:pPr>
-        <w:ind w:left="5040" w:hanging="360"/>
+        <w:ind w:left="4680" w:hanging="360"/>
       </w:pPr>
     </w:lvl>
     <w:lvl w:ilvl="7" w:tplc="0C090019" w:tentative="1">
@@ -13948,7 +14366,7 @@
       <w:lvlText w:val="%8."/>
       <w:lvlJc w:val="left"/>
       <w:pPr>
-        <w:ind w:left="5760" w:hanging="360"/>
+        <w:ind w:left="5400" w:hanging="360"/>
       </w:pPr>
     </w:lvl>
     <w:lvl w:ilvl="8" w:tplc="0C09001B" w:tentative="1">
@@ -13957,7 +14375,7 @@
       <w:lvlText w:val="%9."/>
       <w:lvlJc w:val="right"/>
       <w:pPr>
-        <w:ind w:left="6480" w:hanging="180"/>
+        <w:ind w:left="6120" w:hanging="180"/>
       </w:pPr>
     </w:lvl>
   </w:abstractNum>
@@ -15788,7 +16206,6 @@
   <w:style w:type="character" w:default="1" w:styleId="DefaultParagraphFont">
     <w:name w:val="Default Paragraph Font"/>
     <w:uiPriority w:val="1"/>
-    <w:semiHidden/>
     <w:unhideWhenUsed/>
   </w:style>
   <w:style w:type="table" w:default="1" w:styleId="TableNormal">

--- a/James Fan - Assessment 3_ Major Project.docx
+++ b/James Fan - Assessment 3_ Major Project.docx
@@ -3425,15 +3425,7 @@
         <w:t>game.</w:t>
       </w:r>
       <w:r>
-        <w:t xml:space="preserve"> BattleSweeper aims to follow </w:t>
-      </w:r>
-      <w:proofErr w:type="gramStart"/>
-      <w:r>
-        <w:t>an</w:t>
-      </w:r>
-      <w:proofErr w:type="gramEnd"/>
-      <w:r>
-        <w:t xml:space="preserve"> </w:t>
+        <w:t xml:space="preserve"> BattleSweeper aims to follow an </w:t>
       </w:r>
       <w:r>
         <w:t>Rapid Application Development</w:t>
@@ -12586,13 +12578,8 @@
         </w:numPr>
       </w:pPr>
       <w:r>
-        <w:t xml:space="preserve">Added mention on software </w:t>
-      </w:r>
-      <w:proofErr w:type="spellStart"/>
-      <w:r>
-        <w:t>apporach</w:t>
-      </w:r>
-      <w:proofErr w:type="spellEnd"/>
+        <w:t>Added mention on software apporach</w:t>
+      </w:r>
     </w:p>
     <w:p>
       <w:pPr>
@@ -12650,11 +12637,9 @@
           <w:numId w:val="22"/>
         </w:numPr>
       </w:pPr>
-      <w:proofErr w:type="spellStart"/>
       <w:r>
         <w:t>HUDGame</w:t>
       </w:r>
-      <w:proofErr w:type="spellEnd"/>
     </w:p>
     <w:p>
       <w:pPr>
@@ -12664,22 +12649,20 @@
           <w:numId w:val="22"/>
         </w:numPr>
       </w:pPr>
-      <w:proofErr w:type="spellStart"/>
       <w:r>
         <w:t>MainGame</w:t>
       </w:r>
-      <w:proofErr w:type="spellEnd"/>
-    </w:p>
-    <w:p>
-      <w:pPr>
-        <w:pStyle w:val="ListParagraph"/>
-        <w:numPr>
-          <w:ilvl w:val="1"/>
-          <w:numId w:val="22"/>
-        </w:numPr>
-      </w:pPr>
-      <w:r>
-        <w:t>Made new Global Variable and function script</w:t>
+    </w:p>
+    <w:p>
+      <w:pPr>
+        <w:pStyle w:val="ListParagraph"/>
+        <w:numPr>
+          <w:ilvl w:val="1"/>
+          <w:numId w:val="22"/>
+        </w:numPr>
+      </w:pPr>
+      <w:r>
+        <w:t>Made function script</w:t>
       </w:r>
     </w:p>
     <w:p>
@@ -12691,7 +12674,58 @@
         </w:numPr>
       </w:pPr>
       <w:r>
+        <w:t>Globral function</w:t>
+      </w:r>
+    </w:p>
+    <w:p>
+      <w:pPr>
+        <w:pStyle w:val="ListParagraph"/>
+        <w:numPr>
+          <w:ilvl w:val="3"/>
+          <w:numId w:val="22"/>
+        </w:numPr>
+      </w:pPr>
+      <w:r>
         <w:t>StandAlone.gd</w:t>
+      </w:r>
+    </w:p>
+    <w:p>
+      <w:pPr>
+        <w:pStyle w:val="ListParagraph"/>
+        <w:numPr>
+          <w:ilvl w:val="2"/>
+          <w:numId w:val="22"/>
+        </w:numPr>
+      </w:pPr>
+      <w:r>
+        <w:t>Functions</w:t>
+      </w:r>
+    </w:p>
+    <w:p>
+      <w:pPr>
+        <w:pStyle w:val="ListParagraph"/>
+        <w:numPr>
+          <w:ilvl w:val="3"/>
+          <w:numId w:val="22"/>
+        </w:numPr>
+      </w:pPr>
+      <w:r>
+        <w:t>MainGame.</w:t>
+      </w:r>
+      <w:r>
+        <w:t>gd</w:t>
+      </w:r>
+    </w:p>
+    <w:p>
+      <w:pPr>
+        <w:pStyle w:val="ListParagraph"/>
+        <w:numPr>
+          <w:ilvl w:val="3"/>
+          <w:numId w:val="22"/>
+        </w:numPr>
+      </w:pPr>
+      <w:r>
+        <w:t>Tile.gd</w:t>
       </w:r>
     </w:p>
     <w:p>
@@ -12774,6 +12808,7 @@
         </w:numPr>
       </w:pPr>
       <w:r>
+        <w:lastRenderedPageBreak/>
         <w:t>Continued work on Algorithm</w:t>
       </w:r>
     </w:p>
@@ -12828,7 +12863,6 @@
         </w:numPr>
       </w:pPr>
       <w:r>
-        <w:lastRenderedPageBreak/>
         <w:t>Begin work on installation guide</w:t>
       </w:r>
     </w:p>

--- a/James Fan - Assessment 3_ Major Project.docx
+++ b/James Fan - Assessment 3_ Major Project.docx
@@ -103,7 +103,7 @@
           <w:noProof/>
         </w:rPr>
         <w:drawing>
-          <wp:anchor distT="0" distB="0" distL="114300" distR="114300" simplePos="0" relativeHeight="251662336" behindDoc="0" locked="0" layoutInCell="1" allowOverlap="1" wp14:anchorId="2E5C3EA8" wp14:editId="444228A5">
+          <wp:anchor distT="0" distB="0" distL="114300" distR="114300" simplePos="0" relativeHeight="251662336" behindDoc="0" locked="0" layoutInCell="1" allowOverlap="1" wp14:anchorId="2E5C3EA8" wp14:editId="6C9E1A07">
             <wp:simplePos x="0" y="0"/>
             <wp:positionH relativeFrom="column">
               <wp:posOffset>1417320</wp:posOffset>
@@ -3428,10 +3428,7 @@
         <w:t xml:space="preserve"> BattleSweeper aims to follow an </w:t>
       </w:r>
       <w:r>
-        <w:t>Rapid Application Development</w:t>
-      </w:r>
-      <w:r>
-        <w:t xml:space="preserve"> </w:t>
+        <w:t xml:space="preserve">Rapid Application Development </w:t>
       </w:r>
       <w:r>
         <w:t>and</w:t>
@@ -12767,6 +12764,43 @@
       <w:pPr>
         <w:pStyle w:val="ListParagraph"/>
         <w:numPr>
+          <w:ilvl w:val="1"/>
+          <w:numId w:val="22"/>
+        </w:numPr>
+      </w:pPr>
+      <w:r>
+        <w:t>Problems</w:t>
+      </w:r>
+    </w:p>
+    <w:p>
+      <w:pPr>
+        <w:pStyle w:val="ListParagraph"/>
+        <w:numPr>
+          <w:ilvl w:val="2"/>
+          <w:numId w:val="22"/>
+        </w:numPr>
+      </w:pPr>
+      <w:r>
+        <w:t>Couldn’t assign position on tiles</w:t>
+      </w:r>
+    </w:p>
+    <w:p>
+      <w:pPr>
+        <w:pStyle w:val="ListParagraph"/>
+        <w:numPr>
+          <w:ilvl w:val="3"/>
+          <w:numId w:val="22"/>
+        </w:numPr>
+      </w:pPr>
+      <w:r>
+        <w:lastRenderedPageBreak/>
+        <w:t>I was using the wrong node type, you need a Node2D not a Node</w:t>
+      </w:r>
+    </w:p>
+    <w:p>
+      <w:pPr>
+        <w:pStyle w:val="ListParagraph"/>
+        <w:numPr>
           <w:ilvl w:val="0"/>
           <w:numId w:val="22"/>
         </w:numPr>
@@ -12808,7 +12842,6 @@
         </w:numPr>
       </w:pPr>
       <w:r>
-        <w:lastRenderedPageBreak/>
         <w:t>Continued work on Algorithm</w:t>
       </w:r>
     </w:p>
@@ -12845,13 +12878,7 @@
         </w:numPr>
       </w:pPr>
       <w:r>
-        <w:t>User</w:t>
-      </w:r>
-      <w:r>
-        <w:t xml:space="preserve"> user documentatio</w:t>
-      </w:r>
-      <w:r>
-        <w:t>n</w:t>
+        <w:t>User user documentation</w:t>
       </w:r>
     </w:p>
     <w:p>
@@ -16240,6 +16267,7 @@
   <w:style w:type="character" w:default="1" w:styleId="DefaultParagraphFont">
     <w:name w:val="Default Paragraph Font"/>
     <w:uiPriority w:val="1"/>
+    <w:semiHidden/>
     <w:unhideWhenUsed/>
   </w:style>
   <w:style w:type="table" w:default="1" w:styleId="TableNormal">

--- a/James Fan - Assessment 3_ Major Project.docx
+++ b/James Fan - Assessment 3_ Major Project.docx
@@ -103,7 +103,7 @@
           <w:noProof/>
         </w:rPr>
         <w:drawing>
-          <wp:anchor distT="0" distB="0" distL="114300" distR="114300" simplePos="0" relativeHeight="251662336" behindDoc="0" locked="0" layoutInCell="1" allowOverlap="1" wp14:anchorId="2E5C3EA8" wp14:editId="6C9E1A07">
+          <wp:anchor distT="0" distB="0" distL="114300" distR="114300" simplePos="0" relativeHeight="251662336" behindDoc="0" locked="0" layoutInCell="1" allowOverlap="1" wp14:anchorId="2E5C3EA8" wp14:editId="45EF43B1">
             <wp:simplePos x="0" y="0"/>
             <wp:positionH relativeFrom="column">
               <wp:posOffset>1417320</wp:posOffset>
@@ -6036,6 +6036,402 @@
         <w:t xml:space="preserve">Data Dictionary  </w:t>
       </w:r>
     </w:p>
+    <w:tbl>
+      <w:tblPr>
+        <w:tblStyle w:val="TableGrid"/>
+        <w:tblW w:w="0" w:type="auto"/>
+        <w:tblLook w:val="04A0" w:firstRow="1" w:lastRow="0" w:firstColumn="1" w:lastColumn="0" w:noHBand="0" w:noVBand="1"/>
+      </w:tblPr>
+      <w:tblGrid>
+        <w:gridCol w:w="1103"/>
+        <w:gridCol w:w="1106"/>
+        <w:gridCol w:w="1154"/>
+        <w:gridCol w:w="1179"/>
+        <w:gridCol w:w="1156"/>
+        <w:gridCol w:w="1427"/>
+        <w:gridCol w:w="1183"/>
+        <w:gridCol w:w="1268"/>
+      </w:tblGrid>
+      <w:tr>
+        <w:tc>
+          <w:tcPr>
+            <w:tcW w:w="1197" w:type="dxa"/>
+          </w:tcPr>
+          <w:p>
+            <w:pPr>
+              <w:rPr>
+                <w:b/>
+                <w:bCs/>
+              </w:rPr>
+            </w:pPr>
+            <w:r>
+              <w:rPr>
+                <w:b/>
+                <w:bCs/>
+              </w:rPr>
+              <w:t xml:space="preserve">Data </w:t>
+            </w:r>
+            <w:r>
+              <w:rPr>
+                <w:b/>
+                <w:bCs/>
+              </w:rPr>
+              <w:t>I</w:t>
+            </w:r>
+            <w:r>
+              <w:rPr>
+                <w:b/>
+                <w:bCs/>
+              </w:rPr>
+              <w:t>tem</w:t>
+            </w:r>
+          </w:p>
+        </w:tc>
+        <w:tc>
+          <w:tcPr>
+            <w:tcW w:w="1197" w:type="dxa"/>
+          </w:tcPr>
+          <w:p>
+            <w:pPr>
+              <w:rPr>
+                <w:b/>
+                <w:bCs/>
+              </w:rPr>
+            </w:pPr>
+            <w:r>
+              <w:rPr>
+                <w:b/>
+                <w:bCs/>
+              </w:rPr>
+              <w:t>Data type</w:t>
+            </w:r>
+          </w:p>
+        </w:tc>
+        <w:tc>
+          <w:tcPr>
+            <w:tcW w:w="1197" w:type="dxa"/>
+          </w:tcPr>
+          <w:p>
+            <w:pPr>
+              <w:rPr>
+                <w:b/>
+                <w:bCs/>
+              </w:rPr>
+            </w:pPr>
+            <w:r>
+              <w:rPr>
+                <w:b/>
+                <w:bCs/>
+              </w:rPr>
+              <w:t>Format</w:t>
+            </w:r>
+          </w:p>
+        </w:tc>
+        <w:tc>
+          <w:tcPr>
+            <w:tcW w:w="1197" w:type="dxa"/>
+          </w:tcPr>
+          <w:p>
+            <w:pPr>
+              <w:rPr>
+                <w:b/>
+                <w:bCs/>
+              </w:rPr>
+            </w:pPr>
+            <w:r>
+              <w:rPr>
+                <w:b/>
+                <w:bCs/>
+              </w:rPr>
+              <w:t>Number of</w:t>
+            </w:r>
+          </w:p>
+          <w:p>
+            <w:pPr>
+              <w:rPr>
+                <w:b/>
+                <w:bCs/>
+              </w:rPr>
+            </w:pPr>
+            <w:r>
+              <w:rPr>
+                <w:b/>
+                <w:bCs/>
+              </w:rPr>
+              <w:t>bytes</w:t>
+            </w:r>
+          </w:p>
+          <w:p>
+            <w:pPr>
+              <w:rPr>
+                <w:b/>
+                <w:bCs/>
+              </w:rPr>
+            </w:pPr>
+            <w:r>
+              <w:rPr>
+                <w:b/>
+                <w:bCs/>
+              </w:rPr>
+              <w:t>required</w:t>
+            </w:r>
+          </w:p>
+          <w:p>
+            <w:pPr>
+              <w:rPr>
+                <w:b/>
+                <w:bCs/>
+              </w:rPr>
+            </w:pPr>
+            <w:r>
+              <w:rPr>
+                <w:b/>
+                <w:bCs/>
+              </w:rPr>
+              <w:t>for storage</w:t>
+            </w:r>
+          </w:p>
+        </w:tc>
+        <w:tc>
+          <w:tcPr>
+            <w:tcW w:w="1197" w:type="dxa"/>
+          </w:tcPr>
+          <w:p>
+            <w:pPr>
+              <w:rPr>
+                <w:b/>
+                <w:bCs/>
+              </w:rPr>
+            </w:pPr>
+            <w:r>
+              <w:rPr>
+                <w:b/>
+                <w:bCs/>
+              </w:rPr>
+              <w:t>Size for</w:t>
+            </w:r>
+          </w:p>
+          <w:p>
+            <w:pPr>
+              <w:rPr>
+                <w:b/>
+                <w:bCs/>
+              </w:rPr>
+            </w:pPr>
+            <w:r>
+              <w:rPr>
+                <w:b/>
+                <w:bCs/>
+              </w:rPr>
+              <w:t>display</w:t>
+            </w:r>
+          </w:p>
+        </w:tc>
+        <w:tc>
+          <w:tcPr>
+            <w:tcW w:w="1197" w:type="dxa"/>
+          </w:tcPr>
+          <w:p>
+            <w:pPr>
+              <w:rPr>
+                <w:b/>
+                <w:bCs/>
+              </w:rPr>
+            </w:pPr>
+            <w:r>
+              <w:rPr>
+                <w:b/>
+                <w:bCs/>
+              </w:rPr>
+              <w:t>Description</w:t>
+            </w:r>
+          </w:p>
+        </w:tc>
+        <w:tc>
+          <w:tcPr>
+            <w:tcW w:w="1197" w:type="dxa"/>
+          </w:tcPr>
+          <w:p>
+            <w:pPr>
+              <w:rPr>
+                <w:b/>
+                <w:bCs/>
+              </w:rPr>
+            </w:pPr>
+            <w:r>
+              <w:rPr>
+                <w:b/>
+                <w:bCs/>
+              </w:rPr>
+              <w:t>Example</w:t>
+            </w:r>
+          </w:p>
+        </w:tc>
+        <w:tc>
+          <w:tcPr>
+            <w:tcW w:w="1197" w:type="dxa"/>
+          </w:tcPr>
+          <w:p>
+            <w:pPr>
+              <w:rPr>
+                <w:b/>
+                <w:bCs/>
+              </w:rPr>
+            </w:pPr>
+            <w:r>
+              <w:rPr>
+                <w:b/>
+                <w:bCs/>
+              </w:rPr>
+              <w:t>Validation</w:t>
+            </w:r>
+          </w:p>
+        </w:tc>
+      </w:tr>
+      <w:tr>
+        <w:tc>
+          <w:tcPr>
+            <w:tcW w:w="1197" w:type="dxa"/>
+          </w:tcPr>
+          <w:p>
+            <w:r>
+              <w:lastRenderedPageBreak/>
+              <w:t>row</w:t>
+            </w:r>
+          </w:p>
+        </w:tc>
+        <w:tc>
+          <w:tcPr>
+            <w:tcW w:w="1197" w:type="dxa"/>
+          </w:tcPr>
+          <w:p>
+            <w:r>
+              <w:t>Float</w:t>
+            </w:r>
+          </w:p>
+        </w:tc>
+        <w:tc>
+          <w:tcPr>
+            <w:tcW w:w="1197" w:type="dxa"/>
+          </w:tcPr>
+          <w:p/>
+        </w:tc>
+        <w:tc>
+          <w:tcPr>
+            <w:tcW w:w="1197" w:type="dxa"/>
+          </w:tcPr>
+          <w:p/>
+        </w:tc>
+        <w:tc>
+          <w:tcPr>
+            <w:tcW w:w="1197" w:type="dxa"/>
+          </w:tcPr>
+          <w:p/>
+        </w:tc>
+        <w:tc>
+          <w:tcPr>
+            <w:tcW w:w="1197" w:type="dxa"/>
+          </w:tcPr>
+          <w:p>
+            <w:r>
+              <w:t>Decides the number of tiles in a row</w:t>
+            </w:r>
+          </w:p>
+        </w:tc>
+        <w:tc>
+          <w:tcPr>
+            <w:tcW w:w="1197" w:type="dxa"/>
+          </w:tcPr>
+          <w:p>
+            <w:r>
+              <w:t>2</w:t>
+            </w:r>
+          </w:p>
+        </w:tc>
+        <w:tc>
+          <w:tcPr>
+            <w:tcW w:w="1197" w:type="dxa"/>
+          </w:tcPr>
+          <w:p/>
+        </w:tc>
+      </w:tr>
+      <w:tr>
+        <w:tc>
+          <w:tcPr>
+            <w:tcW w:w="1197" w:type="dxa"/>
+          </w:tcPr>
+          <w:p>
+            <w:r>
+              <w:t>col</w:t>
+            </w:r>
+          </w:p>
+        </w:tc>
+        <w:tc>
+          <w:tcPr>
+            <w:tcW w:w="1197" w:type="dxa"/>
+          </w:tcPr>
+          <w:p>
+            <w:r>
+              <w:t>Float</w:t>
+            </w:r>
+          </w:p>
+        </w:tc>
+        <w:tc>
+          <w:tcPr>
+            <w:tcW w:w="1197" w:type="dxa"/>
+          </w:tcPr>
+          <w:p/>
+        </w:tc>
+        <w:tc>
+          <w:tcPr>
+            <w:tcW w:w="1197" w:type="dxa"/>
+          </w:tcPr>
+          <w:p/>
+        </w:tc>
+        <w:tc>
+          <w:tcPr>
+            <w:tcW w:w="1197" w:type="dxa"/>
+          </w:tcPr>
+          <w:p/>
+        </w:tc>
+        <w:tc>
+          <w:tcPr>
+            <w:tcW w:w="1197" w:type="dxa"/>
+          </w:tcPr>
+          <w:p>
+            <w:r>
+              <w:t xml:space="preserve">Decides the </w:t>
+            </w:r>
+            <w:r>
+              <w:t>number</w:t>
+            </w:r>
+            <w:r>
+              <w:t xml:space="preserve"> of tiles in a</w:t>
+            </w:r>
+            <w:r>
+              <w:t xml:space="preserve"> column</w:t>
+            </w:r>
+          </w:p>
+        </w:tc>
+        <w:tc>
+          <w:tcPr>
+            <w:tcW w:w="1197" w:type="dxa"/>
+          </w:tcPr>
+          <w:p>
+            <w:r>
+              <w:t>2</w:t>
+            </w:r>
+          </w:p>
+        </w:tc>
+        <w:tc>
+          <w:tcPr>
+            <w:tcW w:w="1197" w:type="dxa"/>
+          </w:tcPr>
+          <w:p/>
+        </w:tc>
+      </w:tr>
+    </w:tbl>
+    <w:p/>
     <w:p>
       <w:pPr>
         <w:pStyle w:val="Heading3"/>
@@ -6050,7 +6446,6 @@
         <w:pStyle w:val="Heading1"/>
       </w:pPr>
       <w:r>
-        <w:lastRenderedPageBreak/>
         <w:t>Logbook and Gantt Chart</w:t>
       </w:r>
       <w:bookmarkEnd w:id="34"/>
@@ -6376,6 +6771,7 @@
         </w:numPr>
       </w:pPr>
       <w:r>
+        <w:lastRenderedPageBreak/>
         <w:t>Started creating Gantt chart</w:t>
       </w:r>
     </w:p>
@@ -6535,7 +6931,6 @@
       <w:bookmarkStart w:id="42" w:name="_Toc169689637"/>
       <w:bookmarkEnd w:id="41"/>
       <w:r>
-        <w:lastRenderedPageBreak/>
         <w:t>17th of May</w:t>
       </w:r>
       <w:bookmarkEnd w:id="42"/>
@@ -6891,6 +7286,7 @@
         </w:numPr>
       </w:pPr>
       <w:r>
+        <w:lastRenderedPageBreak/>
         <w:t>On Course</w:t>
       </w:r>
     </w:p>
@@ -7048,7 +7444,6 @@
         </w:numPr>
       </w:pPr>
       <w:r>
-        <w:lastRenderedPageBreak/>
         <w:t>Gantt Chart Progress check</w:t>
       </w:r>
     </w:p>
@@ -7422,6 +7817,7 @@
         </w:numPr>
       </w:pPr>
       <w:r>
+        <w:lastRenderedPageBreak/>
         <w:t>Gantt Chart Progress check</w:t>
       </w:r>
     </w:p>
@@ -7584,7 +7980,6 @@
       <w:bookmarkStart w:id="48" w:name="_Toc169689640"/>
       <w:bookmarkEnd w:id="47"/>
       <w:r>
-        <w:lastRenderedPageBreak/>
         <w:t>22nd of May</w:t>
       </w:r>
       <w:bookmarkEnd w:id="48"/>
@@ -7947,6 +8342,7 @@
         </w:numPr>
       </w:pPr>
       <w:r>
+        <w:lastRenderedPageBreak/>
         <w:t>IPO Table</w:t>
       </w:r>
     </w:p>
@@ -8136,7 +8532,6 @@
         </w:numPr>
       </w:pPr>
       <w:r>
-        <w:lastRenderedPageBreak/>
         <w:t>Not started</w:t>
       </w:r>
     </w:p>
@@ -8466,6 +8861,7 @@
         </w:numPr>
       </w:pPr>
       <w:r>
+        <w:lastRenderedPageBreak/>
         <w:t>Removed data arrows</w:t>
       </w:r>
     </w:p>
@@ -8637,7 +9033,6 @@
       <w:bookmarkStart w:id="56" w:name="_Toc169689644"/>
       <w:bookmarkEnd w:id="55"/>
       <w:r>
-        <w:lastRenderedPageBreak/>
         <w:t>28th of May</w:t>
       </w:r>
       <w:bookmarkEnd w:id="56"/>
@@ -8963,6 +9358,7 @@
         </w:numPr>
       </w:pPr>
       <w:r>
+        <w:lastRenderedPageBreak/>
         <w:t>Continue drafting system flowchart</w:t>
       </w:r>
     </w:p>
@@ -9122,7 +9518,6 @@
       <w:bookmarkStart w:id="60" w:name="_Toc169689646"/>
       <w:bookmarkEnd w:id="59"/>
       <w:r>
-        <w:lastRenderedPageBreak/>
         <w:t>30th of May</w:t>
       </w:r>
       <w:bookmarkEnd w:id="60"/>
@@ -9455,6 +9850,7 @@
         </w:numPr>
       </w:pPr>
       <w:r>
+        <w:lastRenderedPageBreak/>
         <w:t>Setting up environment</w:t>
       </w:r>
     </w:p>
@@ -9635,7 +10031,6 @@
         </w:numPr>
       </w:pPr>
       <w:r>
-        <w:lastRenderedPageBreak/>
         <w:t>Begin coding</w:t>
       </w:r>
     </w:p>
@@ -9986,6 +10381,7 @@
         <w:rPr>
           <w:lang w:val="en-US"/>
         </w:rPr>
+        <w:lastRenderedPageBreak/>
         <w:t>Additional task tomorrow</w:t>
       </w:r>
     </w:p>
@@ -10161,7 +10557,6 @@
         </w:numPr>
       </w:pPr>
       <w:r>
-        <w:lastRenderedPageBreak/>
         <w:t>On Course</w:t>
       </w:r>
     </w:p>
@@ -10500,6 +10895,7 @@
         </w:numPr>
       </w:pPr>
       <w:r>
+        <w:lastRenderedPageBreak/>
         <w:t xml:space="preserve">Changed </w:t>
       </w:r>
       <w:r>
@@ -10663,7 +11059,6 @@
       </w:pPr>
       <w:bookmarkStart w:id="73" w:name="_Toc169689653"/>
       <w:r>
-        <w:lastRenderedPageBreak/>
         <w:t>9th of June</w:t>
       </w:r>
       <w:bookmarkEnd w:id="73"/>
@@ -11040,6 +11435,7 @@
         </w:numPr>
       </w:pPr>
       <w:r>
+        <w:lastRenderedPageBreak/>
         <w:t>On Course</w:t>
       </w:r>
     </w:p>
@@ -11213,7 +11609,6 @@
         </w:numPr>
       </w:pPr>
       <w:r>
-        <w:lastRenderedPageBreak/>
         <w:t>On Course</w:t>
       </w:r>
     </w:p>
@@ -11572,6 +11967,7 @@
         </w:numPr>
       </w:pPr>
       <w:r>
+        <w:lastRenderedPageBreak/>
         <w:t>Gantt Chart Progress check</w:t>
       </w:r>
     </w:p>
@@ -11721,7 +12117,6 @@
         </w:numPr>
       </w:pPr>
       <w:r>
-        <w:lastRenderedPageBreak/>
         <w:t>Watch videos (</w:t>
       </w:r>
       <w:hyperlink r:id="rId41">
@@ -12103,6 +12498,7 @@
         </w:numPr>
       </w:pPr>
       <w:r>
+        <w:lastRenderedPageBreak/>
         <w:t>Made quit and start buttons</w:t>
       </w:r>
     </w:p>
@@ -12262,7 +12658,6 @@
         <w:ind w:firstLine="360"/>
       </w:pPr>
       <w:r>
-        <w:lastRenderedPageBreak/>
         <w:t>20th of June</w:t>
       </w:r>
     </w:p>
@@ -12611,6 +13006,7 @@
         </w:numPr>
       </w:pPr>
       <w:r>
+        <w:lastRenderedPageBreak/>
         <w:t>Made a working start button</w:t>
       </w:r>
     </w:p>
@@ -12769,6 +13165,18 @@
         </w:numPr>
       </w:pPr>
       <w:r>
+        <w:t>Changed resize everything for easier snapping management</w:t>
+      </w:r>
+    </w:p>
+    <w:p>
+      <w:pPr>
+        <w:pStyle w:val="ListParagraph"/>
+        <w:numPr>
+          <w:ilvl w:val="1"/>
+          <w:numId w:val="22"/>
+        </w:numPr>
+      </w:pPr>
+      <w:r>
         <w:t>Problems</w:t>
       </w:r>
     </w:p>
@@ -12793,7 +13201,6 @@
         </w:numPr>
       </w:pPr>
       <w:r>
-        <w:lastRenderedPageBreak/>
         <w:t>I was using the wrong node type, you need a Node2D not a Node</w:t>
       </w:r>
     </w:p>
@@ -12801,6 +13208,42 @@
       <w:pPr>
         <w:pStyle w:val="ListParagraph"/>
         <w:numPr>
+          <w:ilvl w:val="2"/>
+          <w:numId w:val="22"/>
+        </w:numPr>
+      </w:pPr>
+      <w:r>
+        <w:t>Couldn’t position the tiles properly</w:t>
+      </w:r>
+    </w:p>
+    <w:p>
+      <w:pPr>
+        <w:pStyle w:val="ListParagraph"/>
+        <w:numPr>
+          <w:ilvl w:val="3"/>
+          <w:numId w:val="22"/>
+        </w:numPr>
+      </w:pPr>
+      <w:r>
+        <w:t>Utilized several amounts of print tests</w:t>
+      </w:r>
+    </w:p>
+    <w:p>
+      <w:pPr>
+        <w:pStyle w:val="ListParagraph"/>
+        <w:numPr>
+          <w:ilvl w:val="4"/>
+          <w:numId w:val="22"/>
+        </w:numPr>
+      </w:pPr>
+      <w:r>
+        <w:t>Remedied this by offsetting tiles</w:t>
+      </w:r>
+    </w:p>
+    <w:p>
+      <w:pPr>
+        <w:pStyle w:val="ListParagraph"/>
+        <w:numPr>
           <w:ilvl w:val="0"/>
           <w:numId w:val="22"/>
         </w:numPr>
@@ -12837,12 +13280,63 @@
       <w:pPr>
         <w:pStyle w:val="ListParagraph"/>
         <w:numPr>
+          <w:ilvl w:val="2"/>
+          <w:numId w:val="22"/>
+        </w:numPr>
+      </w:pPr>
+      <w:r>
+        <w:t>Data Dictionary</w:t>
+      </w:r>
+    </w:p>
+    <w:p>
+      <w:pPr>
+        <w:pStyle w:val="ListParagraph"/>
+        <w:numPr>
+          <w:ilvl w:val="3"/>
+          <w:numId w:val="22"/>
+        </w:numPr>
+      </w:pPr>
+      <w:r>
+        <w:t>Added two new variables</w:t>
+      </w:r>
+    </w:p>
+    <w:p>
+      <w:pPr>
+        <w:pStyle w:val="ListParagraph"/>
+        <w:numPr>
+          <w:ilvl w:val="4"/>
+          <w:numId w:val="22"/>
+        </w:numPr>
+      </w:pPr>
+      <w:r>
+        <w:t>row</w:t>
+      </w:r>
+    </w:p>
+    <w:p>
+      <w:pPr>
+        <w:pStyle w:val="ListParagraph"/>
+        <w:numPr>
+          <w:ilvl w:val="4"/>
+          <w:numId w:val="22"/>
+        </w:numPr>
+      </w:pPr>
+      <w:r>
+        <w:t>col</w:t>
+      </w:r>
+    </w:p>
+    <w:p>
+      <w:pPr>
+        <w:pStyle w:val="ListParagraph"/>
+        <w:numPr>
           <w:ilvl w:val="0"/>
           <w:numId w:val="22"/>
         </w:numPr>
       </w:pPr>
       <w:r>
         <w:t>Continued work on Algorithm</w:t>
+      </w:r>
+      <w:r>
+        <w:tab/>
       </w:r>
     </w:p>
     <w:p>
@@ -16510,6 +17004,25 @@
       <w:szCs w:val="28"/>
     </w:rPr>
   </w:style>
+  <w:style w:type="table" w:styleId="TableGrid">
+    <w:name w:val="Table Grid"/>
+    <w:basedOn w:val="TableNormal"/>
+    <w:uiPriority w:val="39"/>
+    <w:rsid w:val="00B4460B"/>
+    <w:pPr>
+      <w:spacing w:line="240" w:lineRule="auto"/>
+    </w:pPr>
+    <w:tblPr>
+      <w:tblBorders>
+        <w:top w:val="single" w:sz="4" w:space="0" w:color="auto"/>
+        <w:left w:val="single" w:sz="4" w:space="0" w:color="auto"/>
+        <w:bottom w:val="single" w:sz="4" w:space="0" w:color="auto"/>
+        <w:right w:val="single" w:sz="4" w:space="0" w:color="auto"/>
+        <w:insideH w:val="single" w:sz="4" w:space="0" w:color="auto"/>
+        <w:insideV w:val="single" w:sz="4" w:space="0" w:color="auto"/>
+      </w:tblBorders>
+    </w:tblPr>
+  </w:style>
 </w:styles>
 </file>
 

--- a/James Fan - Assessment 3_ Major Project.docx
+++ b/James Fan - Assessment 3_ Major Project.docx
@@ -103,7 +103,7 @@
           <w:noProof/>
         </w:rPr>
         <w:drawing>
-          <wp:anchor distT="0" distB="0" distL="114300" distR="114300" simplePos="0" relativeHeight="251662336" behindDoc="0" locked="0" layoutInCell="1" allowOverlap="1" wp14:anchorId="2E5C3EA8" wp14:editId="45EF43B1">
+          <wp:anchor distT="0" distB="0" distL="114300" distR="114300" simplePos="0" relativeHeight="251662336" behindDoc="0" locked="0" layoutInCell="1" allowOverlap="1" wp14:anchorId="2E5C3EA8" wp14:editId="67CC59D6">
             <wp:simplePos x="0" y="0"/>
             <wp:positionH relativeFrom="column">
               <wp:posOffset>1417320</wp:posOffset>
@@ -5849,9 +5849,11 @@
       <w:r>
         <w:t xml:space="preserve">Select </w:t>
       </w:r>
+      <w:proofErr w:type="spellStart"/>
       <w:r>
         <w:t>BattleSweeper.rar</w:t>
       </w:r>
+      <w:proofErr w:type="spellEnd"/>
       <w:r>
         <w:t xml:space="preserve"> </w:t>
       </w:r>
@@ -6069,21 +6071,7 @@
                 <w:b/>
                 <w:bCs/>
               </w:rPr>
-              <w:t xml:space="preserve">Data </w:t>
-            </w:r>
-            <w:r>
-              <w:rPr>
-                <w:b/>
-                <w:bCs/>
-              </w:rPr>
-              <w:t>I</w:t>
-            </w:r>
-            <w:r>
-              <w:rPr>
-                <w:b/>
-                <w:bCs/>
-              </w:rPr>
-              <w:t>tem</w:t>
+              <w:t>Data Item</w:t>
             </w:r>
           </w:p>
         </w:tc>
@@ -6400,16 +6388,7 @@
           </w:tcPr>
           <w:p>
             <w:r>
-              <w:t xml:space="preserve">Decides the </w:t>
-            </w:r>
-            <w:r>
-              <w:t>number</w:t>
-            </w:r>
-            <w:r>
-              <w:t xml:space="preserve"> of tiles in a</w:t>
-            </w:r>
-            <w:r>
-              <w:t xml:space="preserve"> column</w:t>
+              <w:t>Decides the number of tiles in a column</w:t>
             </w:r>
           </w:p>
         </w:tc>
@@ -7634,7 +7613,21 @@
         <w:rPr>
           <w:lang w:val="en-US"/>
         </w:rPr>
-        <w:t xml:space="preserve">Considering if pygame should be used to make </w:t>
+        <w:t xml:space="preserve">Considering if </w:t>
+      </w:r>
+      <w:proofErr w:type="spellStart"/>
+      <w:r>
+        <w:rPr>
+          <w:lang w:val="en-US"/>
+        </w:rPr>
+        <w:t>pygame</w:t>
+      </w:r>
+      <w:proofErr w:type="spellEnd"/>
+      <w:r>
+        <w:rPr>
+          <w:lang w:val="en-US"/>
+        </w:rPr>
+        <w:t xml:space="preserve"> should be used to make </w:t>
       </w:r>
       <w:r>
         <w:rPr>
@@ -7667,76 +7660,98 @@
         <w:rPr>
           <w:lang w:val="en-US"/>
         </w:rPr>
-        <w:t xml:space="preserve">Researched PyGame library </w:t>
-      </w:r>
-    </w:p>
-    <w:p>
-      <w:pPr>
-        <w:pStyle w:val="ListParagraph"/>
-        <w:numPr>
-          <w:ilvl w:val="1"/>
-          <w:numId w:val="22"/>
-        </w:numPr>
-      </w:pPr>
-      <w:r>
-        <w:t>Consider use to create a game since it has</w:t>
-      </w:r>
-    </w:p>
-    <w:p>
-      <w:pPr>
-        <w:pStyle w:val="ListParagraph"/>
-        <w:numPr>
-          <w:ilvl w:val="2"/>
-          <w:numId w:val="22"/>
-        </w:numPr>
-      </w:pPr>
-      <w:r>
-        <w:t xml:space="preserve">Has a </w:t>
-      </w:r>
-      <w:r>
-        <w:t>well-documented</w:t>
-      </w:r>
-      <w:r>
-        <w:t xml:space="preserve"> game development framework</w:t>
-      </w:r>
-    </w:p>
-    <w:p>
-      <w:pPr>
-        <w:pStyle w:val="ListParagraph"/>
-        <w:numPr>
-          <w:ilvl w:val="2"/>
-          <w:numId w:val="22"/>
-        </w:numPr>
-      </w:pPr>
-      <w:r>
-        <w:t>Easy and versatile to make games with GUI with</w:t>
-      </w:r>
-    </w:p>
-    <w:p>
-      <w:pPr>
-        <w:pStyle w:val="ListParagraph"/>
-        <w:numPr>
-          <w:ilvl w:val="3"/>
-          <w:numId w:val="22"/>
-        </w:numPr>
-      </w:pPr>
-      <w:r>
-        <w:t>With chat GPT and internet</w:t>
-      </w:r>
-    </w:p>
-    <w:p>
-      <w:pPr>
-        <w:pStyle w:val="ListParagraph"/>
-        <w:numPr>
-          <w:ilvl w:val="1"/>
-          <w:numId w:val="22"/>
-        </w:numPr>
-      </w:pPr>
+        <w:t xml:space="preserve">Researched </w:t>
+      </w:r>
+      <w:proofErr w:type="spellStart"/>
       <w:r>
         <w:rPr>
           <w:lang w:val="en-US"/>
         </w:rPr>
-        <w:t>PyGame Documentation</w:t>
+        <w:t>PyGame</w:t>
+      </w:r>
+      <w:proofErr w:type="spellEnd"/>
+      <w:r>
+        <w:rPr>
+          <w:lang w:val="en-US"/>
+        </w:rPr>
+        <w:t xml:space="preserve"> library </w:t>
+      </w:r>
+    </w:p>
+    <w:p>
+      <w:pPr>
+        <w:pStyle w:val="ListParagraph"/>
+        <w:numPr>
+          <w:ilvl w:val="1"/>
+          <w:numId w:val="22"/>
+        </w:numPr>
+      </w:pPr>
+      <w:r>
+        <w:t>Consider use to create a game since it has</w:t>
+      </w:r>
+    </w:p>
+    <w:p>
+      <w:pPr>
+        <w:pStyle w:val="ListParagraph"/>
+        <w:numPr>
+          <w:ilvl w:val="2"/>
+          <w:numId w:val="22"/>
+        </w:numPr>
+      </w:pPr>
+      <w:r>
+        <w:t xml:space="preserve">Has a </w:t>
+      </w:r>
+      <w:r>
+        <w:t>well-documented</w:t>
+      </w:r>
+      <w:r>
+        <w:t xml:space="preserve"> game development framework</w:t>
+      </w:r>
+    </w:p>
+    <w:p>
+      <w:pPr>
+        <w:pStyle w:val="ListParagraph"/>
+        <w:numPr>
+          <w:ilvl w:val="2"/>
+          <w:numId w:val="22"/>
+        </w:numPr>
+      </w:pPr>
+      <w:r>
+        <w:t>Easy and versatile to make games with GUI with</w:t>
+      </w:r>
+    </w:p>
+    <w:p>
+      <w:pPr>
+        <w:pStyle w:val="ListParagraph"/>
+        <w:numPr>
+          <w:ilvl w:val="3"/>
+          <w:numId w:val="22"/>
+        </w:numPr>
+      </w:pPr>
+      <w:r>
+        <w:t>With chat GPT and internet</w:t>
+      </w:r>
+    </w:p>
+    <w:p>
+      <w:pPr>
+        <w:pStyle w:val="ListParagraph"/>
+        <w:numPr>
+          <w:ilvl w:val="1"/>
+          <w:numId w:val="22"/>
+        </w:numPr>
+      </w:pPr>
+      <w:proofErr w:type="spellStart"/>
+      <w:r>
+        <w:rPr>
+          <w:lang w:val="en-US"/>
+        </w:rPr>
+        <w:t>PyGame</w:t>
+      </w:r>
+      <w:proofErr w:type="spellEnd"/>
+      <w:r>
+        <w:rPr>
+          <w:lang w:val="en-US"/>
+        </w:rPr>
+        <w:t xml:space="preserve"> Documentation</w:t>
       </w:r>
     </w:p>
     <w:p>
@@ -8442,62 +8457,78 @@
         <w:rPr>
           <w:lang w:val="en-US"/>
         </w:rPr>
-        <w:t>Clear documentation like PyGame</w:t>
-      </w:r>
-    </w:p>
-    <w:p>
-      <w:pPr>
-        <w:pStyle w:val="ListParagraph"/>
-        <w:numPr>
-          <w:ilvl w:val="4"/>
-          <w:numId w:val="22"/>
-        </w:numPr>
-      </w:pPr>
-      <w:r>
-        <w:t xml:space="preserve">A lot better looking and concise </w:t>
-      </w:r>
-    </w:p>
-    <w:p>
-      <w:pPr>
-        <w:pStyle w:val="ListParagraph"/>
-        <w:numPr>
-          <w:ilvl w:val="2"/>
-          <w:numId w:val="22"/>
-        </w:numPr>
-      </w:pPr>
-      <w:r>
-        <w:t>Has an active community</w:t>
-      </w:r>
-    </w:p>
-    <w:p>
-      <w:pPr>
-        <w:pStyle w:val="ListParagraph"/>
-        <w:numPr>
-          <w:ilvl w:val="3"/>
-          <w:numId w:val="22"/>
-        </w:numPr>
-      </w:pPr>
-      <w:r>
-        <w:t>Research form ChatGPT</w:t>
-      </w:r>
-    </w:p>
-    <w:p>
-      <w:pPr>
-        <w:pStyle w:val="ListParagraph"/>
-        <w:numPr>
-          <w:ilvl w:val="1"/>
-          <w:numId w:val="22"/>
-        </w:numPr>
+        <w:t xml:space="preserve">Clear documentation like </w:t>
+      </w:r>
+      <w:proofErr w:type="spellStart"/>
+      <w:r>
         <w:rPr>
           <w:lang w:val="en-US"/>
         </w:rPr>
-      </w:pPr>
-      <w:r>
+        <w:t>PyGame</w:t>
+      </w:r>
+      <w:proofErr w:type="spellEnd"/>
+    </w:p>
+    <w:p>
+      <w:pPr>
+        <w:pStyle w:val="ListParagraph"/>
+        <w:numPr>
+          <w:ilvl w:val="4"/>
+          <w:numId w:val="22"/>
+        </w:numPr>
+      </w:pPr>
+      <w:r>
+        <w:t xml:space="preserve">A lot better looking and concise </w:t>
+      </w:r>
+    </w:p>
+    <w:p>
+      <w:pPr>
+        <w:pStyle w:val="ListParagraph"/>
+        <w:numPr>
+          <w:ilvl w:val="2"/>
+          <w:numId w:val="22"/>
+        </w:numPr>
+      </w:pPr>
+      <w:r>
+        <w:t>Has an active community</w:t>
+      </w:r>
+    </w:p>
+    <w:p>
+      <w:pPr>
+        <w:pStyle w:val="ListParagraph"/>
+        <w:numPr>
+          <w:ilvl w:val="3"/>
+          <w:numId w:val="22"/>
+        </w:numPr>
+      </w:pPr>
+      <w:r>
+        <w:t>Research form ChatGPT</w:t>
+      </w:r>
+    </w:p>
+    <w:p>
+      <w:pPr>
+        <w:pStyle w:val="ListParagraph"/>
+        <w:numPr>
+          <w:ilvl w:val="1"/>
+          <w:numId w:val="22"/>
+        </w:numPr>
         <w:rPr>
           <w:lang w:val="en-US"/>
         </w:rPr>
-        <w:t>Consider use Godot or PyGame</w:t>
-      </w:r>
+      </w:pPr>
+      <w:r>
+        <w:rPr>
+          <w:lang w:val="en-US"/>
+        </w:rPr>
+        <w:t xml:space="preserve">Consider use Godot or </w:t>
+      </w:r>
+      <w:proofErr w:type="spellStart"/>
+      <w:r>
+        <w:rPr>
+          <w:lang w:val="en-US"/>
+        </w:rPr>
+        <w:t>PyGame</w:t>
+      </w:r>
+      <w:proofErr w:type="spellEnd"/>
     </w:p>
     <w:p>
       <w:pPr>
@@ -10950,7 +10981,21 @@
         <w:rPr>
           <w:lang w:val="en-US"/>
         </w:rPr>
-        <w:t xml:space="preserve">Converted all image into scalable .svg images for quality </w:t>
+        <w:t>Converted all image into scalable .</w:t>
+      </w:r>
+      <w:proofErr w:type="spellStart"/>
+      <w:r>
+        <w:rPr>
+          <w:lang w:val="en-US"/>
+        </w:rPr>
+        <w:t>svg</w:t>
+      </w:r>
+      <w:proofErr w:type="spellEnd"/>
+      <w:r>
+        <w:rPr>
+          <w:lang w:val="en-US"/>
+        </w:rPr>
+        <w:t xml:space="preserve"> images for quality </w:t>
       </w:r>
     </w:p>
     <w:p>
@@ -11721,26 +11766,48 @@
           <w:lang w:val="en-US"/>
         </w:rPr>
       </w:pPr>
+      <w:proofErr w:type="spellStart"/>
       <w:r>
         <w:rPr>
           <w:lang w:val="en-US"/>
         </w:rPr>
-        <w:t>get_viewport_rect().size</w:t>
-      </w:r>
-    </w:p>
-    <w:p>
-      <w:pPr>
-        <w:pStyle w:val="ListParagraph"/>
-        <w:numPr>
-          <w:ilvl w:val="3"/>
-          <w:numId w:val="22"/>
-        </w:numPr>
-      </w:pPr>
+        <w:t>get_viewport_rect</w:t>
+      </w:r>
+      <w:proofErr w:type="spellEnd"/>
       <w:r>
         <w:rPr>
           <w:lang w:val="en-US"/>
         </w:rPr>
-        <w:t>clamp (x,y,z)</w:t>
+        <w:t>().size</w:t>
+      </w:r>
+    </w:p>
+    <w:p>
+      <w:pPr>
+        <w:pStyle w:val="ListParagraph"/>
+        <w:numPr>
+          <w:ilvl w:val="3"/>
+          <w:numId w:val="22"/>
+        </w:numPr>
+      </w:pPr>
+      <w:r>
+        <w:rPr>
+          <w:lang w:val="en-US"/>
+        </w:rPr>
+        <w:t>clamp (</w:t>
+      </w:r>
+      <w:proofErr w:type="spellStart"/>
+      <w:r>
+        <w:rPr>
+          <w:lang w:val="en-US"/>
+        </w:rPr>
+        <w:t>x,y,z</w:t>
+      </w:r>
+      <w:proofErr w:type="spellEnd"/>
+      <w:r>
+        <w:rPr>
+          <w:lang w:val="en-US"/>
+        </w:rPr>
+        <w:t>)</w:t>
       </w:r>
     </w:p>
     <w:p>
@@ -11925,22 +11992,58 @@
         <w:rPr>
           <w:lang w:val="en-US"/>
         </w:rPr>
-        <w:t>% x.size()</w:t>
-      </w:r>
-    </w:p>
-    <w:p>
-      <w:pPr>
-        <w:pStyle w:val="ListParagraph"/>
-        <w:numPr>
-          <w:ilvl w:val="3"/>
-          <w:numId w:val="22"/>
-        </w:numPr>
-      </w:pPr>
+        <w:t xml:space="preserve">% </w:t>
+      </w:r>
+      <w:proofErr w:type="spellStart"/>
       <w:r>
         <w:rPr>
           <w:lang w:val="en-US"/>
         </w:rPr>
-        <w:t>randf_range(x,y)</w:t>
+        <w:t>x.size</w:t>
+      </w:r>
+      <w:proofErr w:type="spellEnd"/>
+      <w:r>
+        <w:rPr>
+          <w:lang w:val="en-US"/>
+        </w:rPr>
+        <w:t>()</w:t>
+      </w:r>
+    </w:p>
+    <w:p>
+      <w:pPr>
+        <w:pStyle w:val="ListParagraph"/>
+        <w:numPr>
+          <w:ilvl w:val="3"/>
+          <w:numId w:val="22"/>
+        </w:numPr>
+      </w:pPr>
+      <w:proofErr w:type="spellStart"/>
+      <w:r>
+        <w:rPr>
+          <w:lang w:val="en-US"/>
+        </w:rPr>
+        <w:t>randf_range</w:t>
+      </w:r>
+      <w:proofErr w:type="spellEnd"/>
+      <w:r>
+        <w:rPr>
+          <w:lang w:val="en-US"/>
+        </w:rPr>
+        <w:t>(</w:t>
+      </w:r>
+      <w:proofErr w:type="spellStart"/>
+      <w:r>
+        <w:rPr>
+          <w:lang w:val="en-US"/>
+        </w:rPr>
+        <w:t>x,y</w:t>
+      </w:r>
+      <w:proofErr w:type="spellEnd"/>
+      <w:r>
+        <w:rPr>
+          <w:lang w:val="en-US"/>
+        </w:rPr>
+        <w:t>)</w:t>
       </w:r>
     </w:p>
     <w:p>
@@ -12332,7 +12435,35 @@
         <w:rPr>
           <w:lang w:val="en-US"/>
         </w:rPr>
-        <w:t xml:space="preserve">Added svg “Icon.svg” </w:t>
+        <w:t xml:space="preserve">Added </w:t>
+      </w:r>
+      <w:proofErr w:type="spellStart"/>
+      <w:r>
+        <w:rPr>
+          <w:lang w:val="en-US"/>
+        </w:rPr>
+        <w:t>svg</w:t>
+      </w:r>
+      <w:proofErr w:type="spellEnd"/>
+      <w:r>
+        <w:rPr>
+          <w:lang w:val="en-US"/>
+        </w:rPr>
+        <w:t xml:space="preserve"> “</w:t>
+      </w:r>
+      <w:proofErr w:type="spellStart"/>
+      <w:r>
+        <w:rPr>
+          <w:lang w:val="en-US"/>
+        </w:rPr>
+        <w:t>Icon.svg</w:t>
+      </w:r>
+      <w:proofErr w:type="spellEnd"/>
+      <w:r>
+        <w:rPr>
+          <w:lang w:val="en-US"/>
+        </w:rPr>
+        <w:t xml:space="preserve">” </w:t>
       </w:r>
     </w:p>
     <w:p>
@@ -12350,6 +12481,7 @@
         <w:t xml:space="preserve">obtained from </w:t>
       </w:r>
       <w:hyperlink r:id="rId42">
+        <w:proofErr w:type="spellStart"/>
         <w:r>
           <w:rPr>
             <w:rStyle w:val="Hyperlink"/>
@@ -12357,27 +12489,56 @@
           </w:rPr>
           <w:t>Flaticon</w:t>
         </w:r>
+        <w:proofErr w:type="spellEnd"/>
       </w:hyperlink>
       <w:r>
         <w:rPr>
           <w:lang w:val="en-US"/>
         </w:rPr>
-        <w:t xml:space="preserve"> as a png </w:t>
-      </w:r>
-    </w:p>
-    <w:p>
-      <w:pPr>
-        <w:pStyle w:val="ListParagraph"/>
-        <w:numPr>
-          <w:ilvl w:val="2"/>
-          <w:numId w:val="22"/>
-        </w:numPr>
-      </w:pPr>
+        <w:t xml:space="preserve"> as a </w:t>
+      </w:r>
+      <w:proofErr w:type="spellStart"/>
       <w:r>
         <w:rPr>
           <w:lang w:val="en-US"/>
         </w:rPr>
-        <w:t>Converted svg through word</w:t>
+        <w:t>png</w:t>
+      </w:r>
+      <w:proofErr w:type="spellEnd"/>
+      <w:r>
+        <w:rPr>
+          <w:lang w:val="en-US"/>
+        </w:rPr>
+        <w:t xml:space="preserve"> </w:t>
+      </w:r>
+    </w:p>
+    <w:p>
+      <w:pPr>
+        <w:pStyle w:val="ListParagraph"/>
+        <w:numPr>
+          <w:ilvl w:val="2"/>
+          <w:numId w:val="22"/>
+        </w:numPr>
+      </w:pPr>
+      <w:r>
+        <w:rPr>
+          <w:lang w:val="en-US"/>
+        </w:rPr>
+        <w:t xml:space="preserve">Converted </w:t>
+      </w:r>
+      <w:proofErr w:type="spellStart"/>
+      <w:r>
+        <w:rPr>
+          <w:lang w:val="en-US"/>
+        </w:rPr>
+        <w:t>svg</w:t>
+      </w:r>
+      <w:proofErr w:type="spellEnd"/>
+      <w:r>
+        <w:rPr>
+          <w:lang w:val="en-US"/>
+        </w:rPr>
+        <w:t xml:space="preserve"> through word</w:t>
       </w:r>
     </w:p>
     <w:p>
@@ -12970,8 +13131,13 @@
         </w:numPr>
       </w:pPr>
       <w:r>
-        <w:t>Added mention on software apporach</w:t>
-      </w:r>
+        <w:t xml:space="preserve">Added mention on software </w:t>
+      </w:r>
+      <w:proofErr w:type="spellStart"/>
+      <w:r>
+        <w:t>apporach</w:t>
+      </w:r>
+      <w:proofErr w:type="spellEnd"/>
     </w:p>
     <w:p>
       <w:pPr>
@@ -13030,9 +13196,11 @@
           <w:numId w:val="22"/>
         </w:numPr>
       </w:pPr>
+      <w:proofErr w:type="spellStart"/>
       <w:r>
         <w:t>HUDGame</w:t>
       </w:r>
+      <w:proofErr w:type="spellEnd"/>
     </w:p>
     <w:p>
       <w:pPr>
@@ -13042,9 +13210,11 @@
           <w:numId w:val="22"/>
         </w:numPr>
       </w:pPr>
+      <w:proofErr w:type="spellStart"/>
       <w:r>
         <w:t>MainGame</w:t>
       </w:r>
+      <w:proofErr w:type="spellEnd"/>
     </w:p>
     <w:p>
       <w:pPr>
@@ -13208,6 +13378,29 @@
       <w:pPr>
         <w:pStyle w:val="ListParagraph"/>
         <w:numPr>
+          <w:ilvl w:val="4"/>
+          <w:numId w:val="22"/>
+        </w:numPr>
+      </w:pPr>
+      <w:r>
+        <w:t xml:space="preserve">Help obtained from </w:t>
+      </w:r>
+      <w:hyperlink r:id="rId46" w:history="1">
+        <w:r>
+          <w:rPr>
+            <w:rStyle w:val="Hyperlink"/>
+          </w:rPr>
+          <w:t>Reddit: r/Godot</w:t>
+        </w:r>
+      </w:hyperlink>
+      <w:r>
+        <w:t xml:space="preserve"> </w:t>
+      </w:r>
+    </w:p>
+    <w:p>
+      <w:pPr>
+        <w:pStyle w:val="ListParagraph"/>
+        <w:numPr>
           <w:ilvl w:val="2"/>
           <w:numId w:val="22"/>
         </w:numPr>
@@ -13372,7 +13565,15 @@
         </w:numPr>
       </w:pPr>
       <w:r>
-        <w:t>User user documentation</w:t>
+        <w:t xml:space="preserve">User </w:t>
+      </w:r>
+      <w:proofErr w:type="spellStart"/>
+      <w:r>
+        <w:t>user</w:t>
+      </w:r>
+      <w:proofErr w:type="spellEnd"/>
+      <w:r>
+        <w:t xml:space="preserve"> documentation</w:t>
       </w:r>
     </w:p>
     <w:p>
@@ -13488,7 +13689,7 @@
     </w:p>
     <w:p/>
     <w:sectPr>
-      <w:footerReference w:type="default" r:id="rId46"/>
+      <w:footerReference w:type="default" r:id="rId47"/>
       <w:pgSz w:w="12240" w:h="15840"/>
       <w:pgMar w:top="1440" w:right="1440" w:bottom="1440" w:left="1440" w:header="720" w:footer="720" w:gutter="0"/>
       <w:pgNumType w:start="1"/>
@@ -16243,6 +16444,18 @@
   </w:num>
   <w:num w:numId="23" w16cid:durableId="255673960">
     <w:abstractNumId w:val="11"/>
+  </w:num>
+  <w:num w:numId="24" w16cid:durableId="2016808784">
+    <w:abstractNumId w:val="18"/>
+    <w:lvlOverride w:ilvl="0"/>
+    <w:lvlOverride w:ilvl="1"/>
+    <w:lvlOverride w:ilvl="2"/>
+    <w:lvlOverride w:ilvl="3"/>
+    <w:lvlOverride w:ilvl="4"/>
+    <w:lvlOverride w:ilvl="5"/>
+    <w:lvlOverride w:ilvl="6"/>
+    <w:lvlOverride w:ilvl="7"/>
+    <w:lvlOverride w:ilvl="8"/>
   </w:num>
 </w:numbering>
 </file>

--- a/James Fan - Assessment 3_ Major Project.docx
+++ b/James Fan - Assessment 3_ Major Project.docx
@@ -5849,11 +5849,9 @@
       <w:r>
         <w:t xml:space="preserve">Select </w:t>
       </w:r>
-      <w:proofErr w:type="spellStart"/>
       <w:r>
         <w:t>BattleSweeper.rar</w:t>
       </w:r>
-      <w:proofErr w:type="spellEnd"/>
       <w:r>
         <w:t xml:space="preserve"> </w:t>
       </w:r>
@@ -7613,21 +7611,7 @@
         <w:rPr>
           <w:lang w:val="en-US"/>
         </w:rPr>
-        <w:t xml:space="preserve">Considering if </w:t>
-      </w:r>
-      <w:proofErr w:type="spellStart"/>
-      <w:r>
-        <w:rPr>
-          <w:lang w:val="en-US"/>
-        </w:rPr>
-        <w:t>pygame</w:t>
-      </w:r>
-      <w:proofErr w:type="spellEnd"/>
-      <w:r>
-        <w:rPr>
-          <w:lang w:val="en-US"/>
-        </w:rPr>
-        <w:t xml:space="preserve"> should be used to make </w:t>
+        <w:t xml:space="preserve">Considering if pygame should be used to make </w:t>
       </w:r>
       <w:r>
         <w:rPr>
@@ -7660,98 +7644,76 @@
         <w:rPr>
           <w:lang w:val="en-US"/>
         </w:rPr>
-        <w:t xml:space="preserve">Researched </w:t>
-      </w:r>
-      <w:proofErr w:type="spellStart"/>
+        <w:t xml:space="preserve">Researched PyGame library </w:t>
+      </w:r>
+    </w:p>
+    <w:p>
+      <w:pPr>
+        <w:pStyle w:val="ListParagraph"/>
+        <w:numPr>
+          <w:ilvl w:val="1"/>
+          <w:numId w:val="22"/>
+        </w:numPr>
+      </w:pPr>
+      <w:r>
+        <w:t>Consider use to create a game since it has</w:t>
+      </w:r>
+    </w:p>
+    <w:p>
+      <w:pPr>
+        <w:pStyle w:val="ListParagraph"/>
+        <w:numPr>
+          <w:ilvl w:val="2"/>
+          <w:numId w:val="22"/>
+        </w:numPr>
+      </w:pPr>
+      <w:r>
+        <w:t xml:space="preserve">Has a </w:t>
+      </w:r>
+      <w:r>
+        <w:t>well-documented</w:t>
+      </w:r>
+      <w:r>
+        <w:t xml:space="preserve"> game development framework</w:t>
+      </w:r>
+    </w:p>
+    <w:p>
+      <w:pPr>
+        <w:pStyle w:val="ListParagraph"/>
+        <w:numPr>
+          <w:ilvl w:val="2"/>
+          <w:numId w:val="22"/>
+        </w:numPr>
+      </w:pPr>
+      <w:r>
+        <w:t>Easy and versatile to make games with GUI with</w:t>
+      </w:r>
+    </w:p>
+    <w:p>
+      <w:pPr>
+        <w:pStyle w:val="ListParagraph"/>
+        <w:numPr>
+          <w:ilvl w:val="3"/>
+          <w:numId w:val="22"/>
+        </w:numPr>
+      </w:pPr>
+      <w:r>
+        <w:t>With chat GPT and internet</w:t>
+      </w:r>
+    </w:p>
+    <w:p>
+      <w:pPr>
+        <w:pStyle w:val="ListParagraph"/>
+        <w:numPr>
+          <w:ilvl w:val="1"/>
+          <w:numId w:val="22"/>
+        </w:numPr>
+      </w:pPr>
       <w:r>
         <w:rPr>
           <w:lang w:val="en-US"/>
         </w:rPr>
-        <w:t>PyGame</w:t>
-      </w:r>
-      <w:proofErr w:type="spellEnd"/>
-      <w:r>
-        <w:rPr>
-          <w:lang w:val="en-US"/>
-        </w:rPr>
-        <w:t xml:space="preserve"> library </w:t>
-      </w:r>
-    </w:p>
-    <w:p>
-      <w:pPr>
-        <w:pStyle w:val="ListParagraph"/>
-        <w:numPr>
-          <w:ilvl w:val="1"/>
-          <w:numId w:val="22"/>
-        </w:numPr>
-      </w:pPr>
-      <w:r>
-        <w:t>Consider use to create a game since it has</w:t>
-      </w:r>
-    </w:p>
-    <w:p>
-      <w:pPr>
-        <w:pStyle w:val="ListParagraph"/>
-        <w:numPr>
-          <w:ilvl w:val="2"/>
-          <w:numId w:val="22"/>
-        </w:numPr>
-      </w:pPr>
-      <w:r>
-        <w:t xml:space="preserve">Has a </w:t>
-      </w:r>
-      <w:r>
-        <w:t>well-documented</w:t>
-      </w:r>
-      <w:r>
-        <w:t xml:space="preserve"> game development framework</w:t>
-      </w:r>
-    </w:p>
-    <w:p>
-      <w:pPr>
-        <w:pStyle w:val="ListParagraph"/>
-        <w:numPr>
-          <w:ilvl w:val="2"/>
-          <w:numId w:val="22"/>
-        </w:numPr>
-      </w:pPr>
-      <w:r>
-        <w:t>Easy and versatile to make games with GUI with</w:t>
-      </w:r>
-    </w:p>
-    <w:p>
-      <w:pPr>
-        <w:pStyle w:val="ListParagraph"/>
-        <w:numPr>
-          <w:ilvl w:val="3"/>
-          <w:numId w:val="22"/>
-        </w:numPr>
-      </w:pPr>
-      <w:r>
-        <w:t>With chat GPT and internet</w:t>
-      </w:r>
-    </w:p>
-    <w:p>
-      <w:pPr>
-        <w:pStyle w:val="ListParagraph"/>
-        <w:numPr>
-          <w:ilvl w:val="1"/>
-          <w:numId w:val="22"/>
-        </w:numPr>
-      </w:pPr>
-      <w:proofErr w:type="spellStart"/>
-      <w:r>
-        <w:rPr>
-          <w:lang w:val="en-US"/>
-        </w:rPr>
-        <w:t>PyGame</w:t>
-      </w:r>
-      <w:proofErr w:type="spellEnd"/>
-      <w:r>
-        <w:rPr>
-          <w:lang w:val="en-US"/>
-        </w:rPr>
-        <w:t xml:space="preserve"> Documentation</w:t>
+        <w:t>PyGame Documentation</w:t>
       </w:r>
     </w:p>
     <w:p>
@@ -8457,78 +8419,62 @@
         <w:rPr>
           <w:lang w:val="en-US"/>
         </w:rPr>
-        <w:t xml:space="preserve">Clear documentation like </w:t>
-      </w:r>
-      <w:proofErr w:type="spellStart"/>
-      <w:r>
+        <w:t>Clear documentation like PyGame</w:t>
+      </w:r>
+    </w:p>
+    <w:p>
+      <w:pPr>
+        <w:pStyle w:val="ListParagraph"/>
+        <w:numPr>
+          <w:ilvl w:val="4"/>
+          <w:numId w:val="22"/>
+        </w:numPr>
+      </w:pPr>
+      <w:r>
+        <w:t xml:space="preserve">A lot better looking and concise </w:t>
+      </w:r>
+    </w:p>
+    <w:p>
+      <w:pPr>
+        <w:pStyle w:val="ListParagraph"/>
+        <w:numPr>
+          <w:ilvl w:val="2"/>
+          <w:numId w:val="22"/>
+        </w:numPr>
+      </w:pPr>
+      <w:r>
+        <w:t>Has an active community</w:t>
+      </w:r>
+    </w:p>
+    <w:p>
+      <w:pPr>
+        <w:pStyle w:val="ListParagraph"/>
+        <w:numPr>
+          <w:ilvl w:val="3"/>
+          <w:numId w:val="22"/>
+        </w:numPr>
+      </w:pPr>
+      <w:r>
+        <w:t>Research form ChatGPT</w:t>
+      </w:r>
+    </w:p>
+    <w:p>
+      <w:pPr>
+        <w:pStyle w:val="ListParagraph"/>
+        <w:numPr>
+          <w:ilvl w:val="1"/>
+          <w:numId w:val="22"/>
+        </w:numPr>
         <w:rPr>
           <w:lang w:val="en-US"/>
         </w:rPr>
-        <w:t>PyGame</w:t>
-      </w:r>
-      <w:proofErr w:type="spellEnd"/>
-    </w:p>
-    <w:p>
-      <w:pPr>
-        <w:pStyle w:val="ListParagraph"/>
-        <w:numPr>
-          <w:ilvl w:val="4"/>
-          <w:numId w:val="22"/>
-        </w:numPr>
-      </w:pPr>
-      <w:r>
-        <w:t xml:space="preserve">A lot better looking and concise </w:t>
-      </w:r>
-    </w:p>
-    <w:p>
-      <w:pPr>
-        <w:pStyle w:val="ListParagraph"/>
-        <w:numPr>
-          <w:ilvl w:val="2"/>
-          <w:numId w:val="22"/>
-        </w:numPr>
-      </w:pPr>
-      <w:r>
-        <w:t>Has an active community</w:t>
-      </w:r>
-    </w:p>
-    <w:p>
-      <w:pPr>
-        <w:pStyle w:val="ListParagraph"/>
-        <w:numPr>
-          <w:ilvl w:val="3"/>
-          <w:numId w:val="22"/>
-        </w:numPr>
-      </w:pPr>
-      <w:r>
-        <w:t>Research form ChatGPT</w:t>
-      </w:r>
-    </w:p>
-    <w:p>
-      <w:pPr>
-        <w:pStyle w:val="ListParagraph"/>
-        <w:numPr>
-          <w:ilvl w:val="1"/>
-          <w:numId w:val="22"/>
-        </w:numPr>
+      </w:pPr>
+      <w:r>
         <w:rPr>
           <w:lang w:val="en-US"/>
         </w:rPr>
-      </w:pPr>
-      <w:r>
-        <w:rPr>
-          <w:lang w:val="en-US"/>
-        </w:rPr>
-        <w:t xml:space="preserve">Consider use Godot or </w:t>
-      </w:r>
-      <w:proofErr w:type="spellStart"/>
-      <w:r>
-        <w:rPr>
-          <w:lang w:val="en-US"/>
-        </w:rPr>
-        <w:t>PyGame</w:t>
-      </w:r>
-      <w:proofErr w:type="spellEnd"/>
+        <w:t>Consider use Godot or PyGame</w:t>
+      </w:r>
     </w:p>
     <w:p>
       <w:pPr>
@@ -10981,21 +10927,7 @@
         <w:rPr>
           <w:lang w:val="en-US"/>
         </w:rPr>
-        <w:t>Converted all image into scalable .</w:t>
-      </w:r>
-      <w:proofErr w:type="spellStart"/>
-      <w:r>
-        <w:rPr>
-          <w:lang w:val="en-US"/>
-        </w:rPr>
-        <w:t>svg</w:t>
-      </w:r>
-      <w:proofErr w:type="spellEnd"/>
-      <w:r>
-        <w:rPr>
-          <w:lang w:val="en-US"/>
-        </w:rPr>
-        <w:t xml:space="preserve"> images for quality </w:t>
+        <w:t xml:space="preserve">Converted all image into scalable .svg images for quality </w:t>
       </w:r>
     </w:p>
     <w:p>
@@ -11766,48 +11698,26 @@
           <w:lang w:val="en-US"/>
         </w:rPr>
       </w:pPr>
-      <w:proofErr w:type="spellStart"/>
       <w:r>
         <w:rPr>
           <w:lang w:val="en-US"/>
         </w:rPr>
-        <w:t>get_viewport_rect</w:t>
-      </w:r>
-      <w:proofErr w:type="spellEnd"/>
+        <w:t>get_viewport_rect().size</w:t>
+      </w:r>
+    </w:p>
+    <w:p>
+      <w:pPr>
+        <w:pStyle w:val="ListParagraph"/>
+        <w:numPr>
+          <w:ilvl w:val="3"/>
+          <w:numId w:val="22"/>
+        </w:numPr>
+      </w:pPr>
       <w:r>
         <w:rPr>
           <w:lang w:val="en-US"/>
         </w:rPr>
-        <w:t>().size</w:t>
-      </w:r>
-    </w:p>
-    <w:p>
-      <w:pPr>
-        <w:pStyle w:val="ListParagraph"/>
-        <w:numPr>
-          <w:ilvl w:val="3"/>
-          <w:numId w:val="22"/>
-        </w:numPr>
-      </w:pPr>
-      <w:r>
-        <w:rPr>
-          <w:lang w:val="en-US"/>
-        </w:rPr>
-        <w:t>clamp (</w:t>
-      </w:r>
-      <w:proofErr w:type="spellStart"/>
-      <w:r>
-        <w:rPr>
-          <w:lang w:val="en-US"/>
-        </w:rPr>
-        <w:t>x,y,z</w:t>
-      </w:r>
-      <w:proofErr w:type="spellEnd"/>
-      <w:r>
-        <w:rPr>
-          <w:lang w:val="en-US"/>
-        </w:rPr>
-        <w:t>)</w:t>
+        <w:t>clamp (x,y,z)</w:t>
       </w:r>
     </w:p>
     <w:p>
@@ -11992,58 +11902,22 @@
         <w:rPr>
           <w:lang w:val="en-US"/>
         </w:rPr>
-        <w:t xml:space="preserve">% </w:t>
-      </w:r>
-      <w:proofErr w:type="spellStart"/>
+        <w:t>% x.size()</w:t>
+      </w:r>
+    </w:p>
+    <w:p>
+      <w:pPr>
+        <w:pStyle w:val="ListParagraph"/>
+        <w:numPr>
+          <w:ilvl w:val="3"/>
+          <w:numId w:val="22"/>
+        </w:numPr>
+      </w:pPr>
       <w:r>
         <w:rPr>
           <w:lang w:val="en-US"/>
         </w:rPr>
-        <w:t>x.size</w:t>
-      </w:r>
-      <w:proofErr w:type="spellEnd"/>
-      <w:r>
-        <w:rPr>
-          <w:lang w:val="en-US"/>
-        </w:rPr>
-        <w:t>()</w:t>
-      </w:r>
-    </w:p>
-    <w:p>
-      <w:pPr>
-        <w:pStyle w:val="ListParagraph"/>
-        <w:numPr>
-          <w:ilvl w:val="3"/>
-          <w:numId w:val="22"/>
-        </w:numPr>
-      </w:pPr>
-      <w:proofErr w:type="spellStart"/>
-      <w:r>
-        <w:rPr>
-          <w:lang w:val="en-US"/>
-        </w:rPr>
-        <w:t>randf_range</w:t>
-      </w:r>
-      <w:proofErr w:type="spellEnd"/>
-      <w:r>
-        <w:rPr>
-          <w:lang w:val="en-US"/>
-        </w:rPr>
-        <w:t>(</w:t>
-      </w:r>
-      <w:proofErr w:type="spellStart"/>
-      <w:r>
-        <w:rPr>
-          <w:lang w:val="en-US"/>
-        </w:rPr>
-        <w:t>x,y</w:t>
-      </w:r>
-      <w:proofErr w:type="spellEnd"/>
-      <w:r>
-        <w:rPr>
-          <w:lang w:val="en-US"/>
-        </w:rPr>
-        <w:t>)</w:t>
+        <w:t>randf_range(x,y)</w:t>
       </w:r>
     </w:p>
     <w:p>
@@ -12435,35 +12309,7 @@
         <w:rPr>
           <w:lang w:val="en-US"/>
         </w:rPr>
-        <w:t xml:space="preserve">Added </w:t>
-      </w:r>
-      <w:proofErr w:type="spellStart"/>
-      <w:r>
-        <w:rPr>
-          <w:lang w:val="en-US"/>
-        </w:rPr>
-        <w:t>svg</w:t>
-      </w:r>
-      <w:proofErr w:type="spellEnd"/>
-      <w:r>
-        <w:rPr>
-          <w:lang w:val="en-US"/>
-        </w:rPr>
-        <w:t xml:space="preserve"> “</w:t>
-      </w:r>
-      <w:proofErr w:type="spellStart"/>
-      <w:r>
-        <w:rPr>
-          <w:lang w:val="en-US"/>
-        </w:rPr>
-        <w:t>Icon.svg</w:t>
-      </w:r>
-      <w:proofErr w:type="spellEnd"/>
-      <w:r>
-        <w:rPr>
-          <w:lang w:val="en-US"/>
-        </w:rPr>
-        <w:t xml:space="preserve">” </w:t>
+        <w:t xml:space="preserve">Added svg “Icon.svg” </w:t>
       </w:r>
     </w:p>
     <w:p>
@@ -12481,7 +12327,6 @@
         <w:t xml:space="preserve">obtained from </w:t>
       </w:r>
       <w:hyperlink r:id="rId42">
-        <w:proofErr w:type="spellStart"/>
         <w:r>
           <w:rPr>
             <w:rStyle w:val="Hyperlink"/>
@@ -12489,56 +12334,27 @@
           </w:rPr>
           <w:t>Flaticon</w:t>
         </w:r>
-        <w:proofErr w:type="spellEnd"/>
       </w:hyperlink>
       <w:r>
         <w:rPr>
           <w:lang w:val="en-US"/>
         </w:rPr>
-        <w:t xml:space="preserve"> as a </w:t>
-      </w:r>
-      <w:proofErr w:type="spellStart"/>
+        <w:t xml:space="preserve"> as a png </w:t>
+      </w:r>
+    </w:p>
+    <w:p>
+      <w:pPr>
+        <w:pStyle w:val="ListParagraph"/>
+        <w:numPr>
+          <w:ilvl w:val="2"/>
+          <w:numId w:val="22"/>
+        </w:numPr>
+      </w:pPr>
       <w:r>
         <w:rPr>
           <w:lang w:val="en-US"/>
         </w:rPr>
-        <w:t>png</w:t>
-      </w:r>
-      <w:proofErr w:type="spellEnd"/>
-      <w:r>
-        <w:rPr>
-          <w:lang w:val="en-US"/>
-        </w:rPr>
-        <w:t xml:space="preserve"> </w:t>
-      </w:r>
-    </w:p>
-    <w:p>
-      <w:pPr>
-        <w:pStyle w:val="ListParagraph"/>
-        <w:numPr>
-          <w:ilvl w:val="2"/>
-          <w:numId w:val="22"/>
-        </w:numPr>
-      </w:pPr>
-      <w:r>
-        <w:rPr>
-          <w:lang w:val="en-US"/>
-        </w:rPr>
-        <w:t xml:space="preserve">Converted </w:t>
-      </w:r>
-      <w:proofErr w:type="spellStart"/>
-      <w:r>
-        <w:rPr>
-          <w:lang w:val="en-US"/>
-        </w:rPr>
-        <w:t>svg</w:t>
-      </w:r>
-      <w:proofErr w:type="spellEnd"/>
-      <w:r>
-        <w:rPr>
-          <w:lang w:val="en-US"/>
-        </w:rPr>
-        <w:t xml:space="preserve"> through word</w:t>
+        <w:t>Converted svg through word</w:t>
       </w:r>
     </w:p>
     <w:p>
@@ -13131,13 +12947,8 @@
         </w:numPr>
       </w:pPr>
       <w:r>
-        <w:t xml:space="preserve">Added mention on software </w:t>
-      </w:r>
-      <w:proofErr w:type="spellStart"/>
-      <w:r>
-        <w:t>apporach</w:t>
-      </w:r>
-      <w:proofErr w:type="spellEnd"/>
+        <w:t>Added mention on software apporach</w:t>
+      </w:r>
     </w:p>
     <w:p>
       <w:pPr>
@@ -13196,11 +13007,9 @@
           <w:numId w:val="22"/>
         </w:numPr>
       </w:pPr>
-      <w:proofErr w:type="spellStart"/>
       <w:r>
         <w:t>HUDGame</w:t>
       </w:r>
-      <w:proofErr w:type="spellEnd"/>
     </w:p>
     <w:p>
       <w:pPr>
@@ -13210,11 +13019,9 @@
           <w:numId w:val="22"/>
         </w:numPr>
       </w:pPr>
-      <w:proofErr w:type="spellStart"/>
       <w:r>
         <w:t>MainGame</w:t>
       </w:r>
-      <w:proofErr w:type="spellEnd"/>
     </w:p>
     <w:p>
       <w:pPr>
@@ -13565,15 +13372,7 @@
         </w:numPr>
       </w:pPr>
       <w:r>
-        <w:t xml:space="preserve">User </w:t>
-      </w:r>
-      <w:proofErr w:type="spellStart"/>
-      <w:r>
-        <w:t>user</w:t>
-      </w:r>
-      <w:proofErr w:type="spellEnd"/>
-      <w:r>
-        <w:t xml:space="preserve"> documentation</w:t>
+        <w:t>User documentation</w:t>
       </w:r>
     </w:p>
     <w:p>
@@ -13646,6 +13445,18 @@
       </w:pPr>
       <w:r>
         <w:t>Documentation</w:t>
+      </w:r>
+    </w:p>
+    <w:p>
+      <w:pPr>
+        <w:pStyle w:val="ListParagraph"/>
+        <w:numPr>
+          <w:ilvl w:val="2"/>
+          <w:numId w:val="22"/>
+        </w:numPr>
+      </w:pPr>
+      <w:r>
+        <w:t>On course</w:t>
       </w:r>
     </w:p>
     <w:p>
@@ -13686,6 +13497,240 @@
         </w:rPr>
         <w:t>Additional task tomorrow</w:t>
       </w:r>
+    </w:p>
+    <w:p>
+      <w:pPr>
+        <w:pStyle w:val="Heading3"/>
+        <w:ind w:firstLine="360"/>
+      </w:pPr>
+      <w:r>
+        <w:t>2</w:t>
+      </w:r>
+      <w:r>
+        <w:t>2</w:t>
+      </w:r>
+      <w:r>
+        <w:t>st of June</w:t>
+      </w:r>
+    </w:p>
+    <w:p>
+      <w:pPr>
+        <w:pStyle w:val="ListParagraph"/>
+        <w:numPr>
+          <w:ilvl w:val="0"/>
+          <w:numId w:val="22"/>
+        </w:numPr>
+      </w:pPr>
+      <w:r>
+        <w:t xml:space="preserve">Continued working </w:t>
+      </w:r>
+      <w:r>
+        <w:t>on technical manual</w:t>
+      </w:r>
+    </w:p>
+    <w:p>
+      <w:pPr>
+        <w:pStyle w:val="ListParagraph"/>
+        <w:numPr>
+          <w:ilvl w:val="1"/>
+          <w:numId w:val="22"/>
+        </w:numPr>
+      </w:pPr>
+      <w:r>
+        <w:lastRenderedPageBreak/>
+        <w:t>Continue</w:t>
+      </w:r>
+      <w:r>
+        <w:t xml:space="preserve"> drafting </w:t>
+      </w:r>
+      <w:r>
+        <w:t xml:space="preserve">Data Dictionary </w:t>
+      </w:r>
+      <w:r>
+        <w:t xml:space="preserve">and </w:t>
+      </w:r>
+      <w:r>
+        <w:t>Procedure Lists</w:t>
+      </w:r>
+    </w:p>
+    <w:p>
+      <w:pPr>
+        <w:pStyle w:val="ListParagraph"/>
+        <w:numPr>
+          <w:ilvl w:val="2"/>
+          <w:numId w:val="22"/>
+        </w:numPr>
+      </w:pPr>
+      <w:r>
+        <w:t>Data Dictionary</w:t>
+      </w:r>
+    </w:p>
+    <w:p>
+      <w:pPr>
+        <w:pStyle w:val="ListParagraph"/>
+        <w:numPr>
+          <w:ilvl w:val="0"/>
+          <w:numId w:val="22"/>
+        </w:numPr>
+      </w:pPr>
+      <w:r>
+        <w:t>Continued work on Algorithm</w:t>
+      </w:r>
+      <w:r>
+        <w:tab/>
+      </w:r>
+    </w:p>
+    <w:p>
+      <w:pPr>
+        <w:pStyle w:val="ListParagraph"/>
+        <w:numPr>
+          <w:ilvl w:val="1"/>
+          <w:numId w:val="22"/>
+        </w:numPr>
+      </w:pPr>
+      <w:r>
+        <w:t xml:space="preserve">Added new parts </w:t>
+      </w:r>
+    </w:p>
+    <w:p>
+      <w:pPr>
+        <w:pStyle w:val="ListParagraph"/>
+        <w:numPr>
+          <w:ilvl w:val="0"/>
+          <w:numId w:val="22"/>
+        </w:numPr>
+      </w:pPr>
+      <w:r>
+        <w:t>Documentation</w:t>
+      </w:r>
+    </w:p>
+    <w:p>
+      <w:pPr>
+        <w:pStyle w:val="ListParagraph"/>
+        <w:numPr>
+          <w:ilvl w:val="1"/>
+          <w:numId w:val="22"/>
+        </w:numPr>
+      </w:pPr>
+      <w:r>
+        <w:t>User documentation</w:t>
+      </w:r>
+    </w:p>
+    <w:p>
+      <w:pPr>
+        <w:pStyle w:val="ListParagraph"/>
+        <w:numPr>
+          <w:ilvl w:val="0"/>
+          <w:numId w:val="22"/>
+        </w:numPr>
+      </w:pPr>
+      <w:r>
+        <w:t>Begin work on installation guide</w:t>
+      </w:r>
+    </w:p>
+    <w:p>
+      <w:pPr>
+        <w:pStyle w:val="ListParagraph"/>
+        <w:numPr>
+          <w:ilvl w:val="1"/>
+          <w:numId w:val="22"/>
+        </w:numPr>
+      </w:pPr>
+      <w:r>
+        <w:t>Finished installation guide</w:t>
+      </w:r>
+    </w:p>
+    <w:p>
+      <w:pPr>
+        <w:pStyle w:val="ListParagraph"/>
+        <w:numPr>
+          <w:ilvl w:val="0"/>
+          <w:numId w:val="22"/>
+        </w:numPr>
+      </w:pPr>
+      <w:r>
+        <w:t>Gantt Chart Progress check</w:t>
+      </w:r>
+    </w:p>
+    <w:p>
+      <w:pPr>
+        <w:pStyle w:val="ListParagraph"/>
+        <w:numPr>
+          <w:ilvl w:val="1"/>
+          <w:numId w:val="22"/>
+        </w:numPr>
+      </w:pPr>
+      <w:r>
+        <w:t>Algorithm</w:t>
+      </w:r>
+    </w:p>
+    <w:p>
+      <w:pPr>
+        <w:pStyle w:val="ListParagraph"/>
+        <w:numPr>
+          <w:ilvl w:val="2"/>
+          <w:numId w:val="22"/>
+        </w:numPr>
+      </w:pPr>
+      <w:r>
+        <w:t>On course</w:t>
+      </w:r>
+    </w:p>
+    <w:p>
+      <w:pPr>
+        <w:pStyle w:val="ListParagraph"/>
+        <w:numPr>
+          <w:ilvl w:val="1"/>
+          <w:numId w:val="22"/>
+        </w:numPr>
+      </w:pPr>
+      <w:r>
+        <w:t>Documentation</w:t>
+      </w:r>
+    </w:p>
+    <w:p>
+      <w:pPr>
+        <w:pStyle w:val="ListParagraph"/>
+        <w:numPr>
+          <w:ilvl w:val="1"/>
+          <w:numId w:val="22"/>
+        </w:numPr>
+      </w:pPr>
+      <w:r>
+        <w:t>Coding</w:t>
+      </w:r>
+    </w:p>
+    <w:p>
+      <w:pPr>
+        <w:pStyle w:val="ListParagraph"/>
+        <w:numPr>
+          <w:ilvl w:val="2"/>
+          <w:numId w:val="22"/>
+        </w:numPr>
+      </w:pPr>
+      <w:r>
+        <w:t>On Course</w:t>
+      </w:r>
+    </w:p>
+    <w:p>
+      <w:pPr>
+        <w:pStyle w:val="ListParagraph"/>
+        <w:numPr>
+          <w:ilvl w:val="0"/>
+          <w:numId w:val="22"/>
+        </w:numPr>
+      </w:pPr>
+      <w:r>
+        <w:rPr>
+          <w:lang w:val="en-US"/>
+        </w:rPr>
+        <w:t>Additional task tomorrow</w:t>
+      </w:r>
+    </w:p>
+    <w:p>
+      <w:pPr>
+        <w:ind w:left="360"/>
+      </w:pPr>
     </w:p>
     <w:p/>
     <w:sectPr>

--- a/James Fan - Assessment 3_ Major Project.docx
+++ b/James Fan - Assessment 3_ Major Project.docx
@@ -3425,7 +3425,15 @@
         <w:t>game.</w:t>
       </w:r>
       <w:r>
-        <w:t xml:space="preserve"> BattleSweeper aims to follow an </w:t>
+        <w:t xml:space="preserve"> BattleSweeper aims to follow </w:t>
+      </w:r>
+      <w:proofErr w:type="gramStart"/>
+      <w:r>
+        <w:t>an</w:t>
+      </w:r>
+      <w:proofErr w:type="gramEnd"/>
+      <w:r>
+        <w:t xml:space="preserve"> </w:t>
       </w:r>
       <w:r>
         <w:t xml:space="preserve">Rapid Application Development </w:t>
@@ -3446,7 +3454,15 @@
         <w:t xml:space="preserve"> Battlesweeper</w:t>
       </w:r>
       <w:r>
-        <w:t xml:space="preserve"> is a suitable project that is complex in nature but can be completed within the development period where it educational endeavor can help me learn how to tackle integrating two separate game functionalities into a whole functioning game and also how to create an efficient UI and create documentation such as user and technical manual  without confusing the user and/or future developers</w:t>
+        <w:t xml:space="preserve"> is a suitable project that is complex in nature but can be completed within the development period where it educational endeavor can help me learn how to tackle integrating two separate game functionalities into a whole functioning game and also how to create an efficient UI and create documentation such as user and technical </w:t>
+      </w:r>
+      <w:proofErr w:type="gramStart"/>
+      <w:r>
+        <w:t>manual  without</w:t>
+      </w:r>
+      <w:proofErr w:type="gramEnd"/>
+      <w:r>
+        <w:t xml:space="preserve"> confusing the user and/or future developers</w:t>
       </w:r>
     </w:p>
     <w:p>
@@ -5849,9 +5865,11 @@
       <w:r>
         <w:t xml:space="preserve">Select </w:t>
       </w:r>
+      <w:proofErr w:type="spellStart"/>
       <w:r>
         <w:t>BattleSweeper.rar</w:t>
       </w:r>
+      <w:proofErr w:type="spellEnd"/>
       <w:r>
         <w:t xml:space="preserve"> </w:t>
       </w:r>
@@ -6932,11 +6950,19 @@
           <w:numId w:val="22"/>
         </w:numPr>
       </w:pPr>
+      <w:proofErr w:type="gramStart"/>
       <w:r>
         <w:rPr>
           <w:lang w:val="en-US"/>
         </w:rPr>
-        <w:t xml:space="preserve">Actually added an objective section </w:t>
+        <w:t>Actually</w:t>
+      </w:r>
+      <w:proofErr w:type="gramEnd"/>
+      <w:r>
+        <w:rPr>
+          <w:lang w:val="en-US"/>
+        </w:rPr>
+        <w:t xml:space="preserve"> added an objective section </w:t>
       </w:r>
     </w:p>
     <w:p>
@@ -7611,7 +7637,21 @@
         <w:rPr>
           <w:lang w:val="en-US"/>
         </w:rPr>
-        <w:t xml:space="preserve">Considering if pygame should be used to make </w:t>
+        <w:t xml:space="preserve">Considering if </w:t>
+      </w:r>
+      <w:proofErr w:type="spellStart"/>
+      <w:r>
+        <w:rPr>
+          <w:lang w:val="en-US"/>
+        </w:rPr>
+        <w:t>pygame</w:t>
+      </w:r>
+      <w:proofErr w:type="spellEnd"/>
+      <w:r>
+        <w:rPr>
+          <w:lang w:val="en-US"/>
+        </w:rPr>
+        <w:t xml:space="preserve"> should be used to make </w:t>
       </w:r>
       <w:r>
         <w:rPr>
@@ -7644,76 +7684,98 @@
         <w:rPr>
           <w:lang w:val="en-US"/>
         </w:rPr>
-        <w:t xml:space="preserve">Researched PyGame library </w:t>
-      </w:r>
-    </w:p>
-    <w:p>
-      <w:pPr>
-        <w:pStyle w:val="ListParagraph"/>
-        <w:numPr>
-          <w:ilvl w:val="1"/>
-          <w:numId w:val="22"/>
-        </w:numPr>
-      </w:pPr>
-      <w:r>
-        <w:t>Consider use to create a game since it has</w:t>
-      </w:r>
-    </w:p>
-    <w:p>
-      <w:pPr>
-        <w:pStyle w:val="ListParagraph"/>
-        <w:numPr>
-          <w:ilvl w:val="2"/>
-          <w:numId w:val="22"/>
-        </w:numPr>
-      </w:pPr>
-      <w:r>
-        <w:t xml:space="preserve">Has a </w:t>
-      </w:r>
-      <w:r>
-        <w:t>well-documented</w:t>
-      </w:r>
-      <w:r>
-        <w:t xml:space="preserve"> game development framework</w:t>
-      </w:r>
-    </w:p>
-    <w:p>
-      <w:pPr>
-        <w:pStyle w:val="ListParagraph"/>
-        <w:numPr>
-          <w:ilvl w:val="2"/>
-          <w:numId w:val="22"/>
-        </w:numPr>
-      </w:pPr>
-      <w:r>
-        <w:t>Easy and versatile to make games with GUI with</w:t>
-      </w:r>
-    </w:p>
-    <w:p>
-      <w:pPr>
-        <w:pStyle w:val="ListParagraph"/>
-        <w:numPr>
-          <w:ilvl w:val="3"/>
-          <w:numId w:val="22"/>
-        </w:numPr>
-      </w:pPr>
-      <w:r>
-        <w:t>With chat GPT and internet</w:t>
-      </w:r>
-    </w:p>
-    <w:p>
-      <w:pPr>
-        <w:pStyle w:val="ListParagraph"/>
-        <w:numPr>
-          <w:ilvl w:val="1"/>
-          <w:numId w:val="22"/>
-        </w:numPr>
-      </w:pPr>
+        <w:t xml:space="preserve">Researched </w:t>
+      </w:r>
+      <w:proofErr w:type="spellStart"/>
       <w:r>
         <w:rPr>
           <w:lang w:val="en-US"/>
         </w:rPr>
-        <w:t>PyGame Documentation</w:t>
+        <w:t>PyGame</w:t>
+      </w:r>
+      <w:proofErr w:type="spellEnd"/>
+      <w:r>
+        <w:rPr>
+          <w:lang w:val="en-US"/>
+        </w:rPr>
+        <w:t xml:space="preserve"> library </w:t>
+      </w:r>
+    </w:p>
+    <w:p>
+      <w:pPr>
+        <w:pStyle w:val="ListParagraph"/>
+        <w:numPr>
+          <w:ilvl w:val="1"/>
+          <w:numId w:val="22"/>
+        </w:numPr>
+      </w:pPr>
+      <w:r>
+        <w:t>Consider use to create a game since it has</w:t>
+      </w:r>
+    </w:p>
+    <w:p>
+      <w:pPr>
+        <w:pStyle w:val="ListParagraph"/>
+        <w:numPr>
+          <w:ilvl w:val="2"/>
+          <w:numId w:val="22"/>
+        </w:numPr>
+      </w:pPr>
+      <w:r>
+        <w:t xml:space="preserve">Has a </w:t>
+      </w:r>
+      <w:r>
+        <w:t>well-documented</w:t>
+      </w:r>
+      <w:r>
+        <w:t xml:space="preserve"> game development framework</w:t>
+      </w:r>
+    </w:p>
+    <w:p>
+      <w:pPr>
+        <w:pStyle w:val="ListParagraph"/>
+        <w:numPr>
+          <w:ilvl w:val="2"/>
+          <w:numId w:val="22"/>
+        </w:numPr>
+      </w:pPr>
+      <w:r>
+        <w:t>Easy and versatile to make games with GUI with</w:t>
+      </w:r>
+    </w:p>
+    <w:p>
+      <w:pPr>
+        <w:pStyle w:val="ListParagraph"/>
+        <w:numPr>
+          <w:ilvl w:val="3"/>
+          <w:numId w:val="22"/>
+        </w:numPr>
+      </w:pPr>
+      <w:r>
+        <w:t>With chat GPT and internet</w:t>
+      </w:r>
+    </w:p>
+    <w:p>
+      <w:pPr>
+        <w:pStyle w:val="ListParagraph"/>
+        <w:numPr>
+          <w:ilvl w:val="1"/>
+          <w:numId w:val="22"/>
+        </w:numPr>
+      </w:pPr>
+      <w:proofErr w:type="spellStart"/>
+      <w:r>
+        <w:rPr>
+          <w:lang w:val="en-US"/>
+        </w:rPr>
+        <w:t>PyGame</w:t>
+      </w:r>
+      <w:proofErr w:type="spellEnd"/>
+      <w:r>
+        <w:rPr>
+          <w:lang w:val="en-US"/>
+        </w:rPr>
+        <w:t xml:space="preserve"> Documentation</w:t>
       </w:r>
     </w:p>
     <w:p>
@@ -8419,62 +8481,78 @@
         <w:rPr>
           <w:lang w:val="en-US"/>
         </w:rPr>
-        <w:t>Clear documentation like PyGame</w:t>
-      </w:r>
-    </w:p>
-    <w:p>
-      <w:pPr>
-        <w:pStyle w:val="ListParagraph"/>
-        <w:numPr>
-          <w:ilvl w:val="4"/>
-          <w:numId w:val="22"/>
-        </w:numPr>
-      </w:pPr>
-      <w:r>
-        <w:t xml:space="preserve">A lot better looking and concise </w:t>
-      </w:r>
-    </w:p>
-    <w:p>
-      <w:pPr>
-        <w:pStyle w:val="ListParagraph"/>
-        <w:numPr>
-          <w:ilvl w:val="2"/>
-          <w:numId w:val="22"/>
-        </w:numPr>
-      </w:pPr>
-      <w:r>
-        <w:t>Has an active community</w:t>
-      </w:r>
-    </w:p>
-    <w:p>
-      <w:pPr>
-        <w:pStyle w:val="ListParagraph"/>
-        <w:numPr>
-          <w:ilvl w:val="3"/>
-          <w:numId w:val="22"/>
-        </w:numPr>
-      </w:pPr>
-      <w:r>
-        <w:t>Research form ChatGPT</w:t>
-      </w:r>
-    </w:p>
-    <w:p>
-      <w:pPr>
-        <w:pStyle w:val="ListParagraph"/>
-        <w:numPr>
-          <w:ilvl w:val="1"/>
-          <w:numId w:val="22"/>
-        </w:numPr>
+        <w:t xml:space="preserve">Clear documentation like </w:t>
+      </w:r>
+      <w:proofErr w:type="spellStart"/>
+      <w:r>
         <w:rPr>
           <w:lang w:val="en-US"/>
         </w:rPr>
-      </w:pPr>
-      <w:r>
+        <w:t>PyGame</w:t>
+      </w:r>
+      <w:proofErr w:type="spellEnd"/>
+    </w:p>
+    <w:p>
+      <w:pPr>
+        <w:pStyle w:val="ListParagraph"/>
+        <w:numPr>
+          <w:ilvl w:val="4"/>
+          <w:numId w:val="22"/>
+        </w:numPr>
+      </w:pPr>
+      <w:r>
+        <w:t xml:space="preserve">A lot better looking and concise </w:t>
+      </w:r>
+    </w:p>
+    <w:p>
+      <w:pPr>
+        <w:pStyle w:val="ListParagraph"/>
+        <w:numPr>
+          <w:ilvl w:val="2"/>
+          <w:numId w:val="22"/>
+        </w:numPr>
+      </w:pPr>
+      <w:r>
+        <w:t>Has an active community</w:t>
+      </w:r>
+    </w:p>
+    <w:p>
+      <w:pPr>
+        <w:pStyle w:val="ListParagraph"/>
+        <w:numPr>
+          <w:ilvl w:val="3"/>
+          <w:numId w:val="22"/>
+        </w:numPr>
+      </w:pPr>
+      <w:r>
+        <w:t>Research form ChatGPT</w:t>
+      </w:r>
+    </w:p>
+    <w:p>
+      <w:pPr>
+        <w:pStyle w:val="ListParagraph"/>
+        <w:numPr>
+          <w:ilvl w:val="1"/>
+          <w:numId w:val="22"/>
+        </w:numPr>
         <w:rPr>
           <w:lang w:val="en-US"/>
         </w:rPr>
-        <w:t>Consider use Godot or PyGame</w:t>
-      </w:r>
+      </w:pPr>
+      <w:r>
+        <w:rPr>
+          <w:lang w:val="en-US"/>
+        </w:rPr>
+        <w:t xml:space="preserve">Consider use Godot or </w:t>
+      </w:r>
+      <w:proofErr w:type="spellStart"/>
+      <w:r>
+        <w:rPr>
+          <w:lang w:val="en-US"/>
+        </w:rPr>
+        <w:t>PyGame</w:t>
+      </w:r>
+      <w:proofErr w:type="spellEnd"/>
     </w:p>
     <w:p>
       <w:pPr>
@@ -10927,7 +11005,21 @@
         <w:rPr>
           <w:lang w:val="en-US"/>
         </w:rPr>
-        <w:t xml:space="preserve">Converted all image into scalable .svg images for quality </w:t>
+        <w:t>Converted all image into scalable .</w:t>
+      </w:r>
+      <w:proofErr w:type="spellStart"/>
+      <w:r>
+        <w:rPr>
+          <w:lang w:val="en-US"/>
+        </w:rPr>
+        <w:t>svg</w:t>
+      </w:r>
+      <w:proofErr w:type="spellEnd"/>
+      <w:r>
+        <w:rPr>
+          <w:lang w:val="en-US"/>
+        </w:rPr>
+        <w:t xml:space="preserve"> images for quality </w:t>
       </w:r>
     </w:p>
     <w:p>
@@ -11698,26 +11790,70 @@
           <w:lang w:val="en-US"/>
         </w:rPr>
       </w:pPr>
+      <w:proofErr w:type="spellStart"/>
       <w:r>
         <w:rPr>
           <w:lang w:val="en-US"/>
         </w:rPr>
-        <w:t>get_viewport_rect().size</w:t>
-      </w:r>
-    </w:p>
-    <w:p>
-      <w:pPr>
-        <w:pStyle w:val="ListParagraph"/>
-        <w:numPr>
-          <w:ilvl w:val="3"/>
-          <w:numId w:val="22"/>
-        </w:numPr>
-      </w:pPr>
+        <w:t>get_viewport_</w:t>
+      </w:r>
+      <w:proofErr w:type="gramStart"/>
       <w:r>
         <w:rPr>
           <w:lang w:val="en-US"/>
         </w:rPr>
-        <w:t>clamp (x,y,z)</w:t>
+        <w:t>rect</w:t>
+      </w:r>
+      <w:proofErr w:type="spellEnd"/>
+      <w:r>
+        <w:rPr>
+          <w:lang w:val="en-US"/>
+        </w:rPr>
+        <w:t>(</w:t>
+      </w:r>
+      <w:proofErr w:type="gramEnd"/>
+      <w:r>
+        <w:rPr>
+          <w:lang w:val="en-US"/>
+        </w:rPr>
+        <w:t>).size</w:t>
+      </w:r>
+    </w:p>
+    <w:p>
+      <w:pPr>
+        <w:pStyle w:val="ListParagraph"/>
+        <w:numPr>
+          <w:ilvl w:val="3"/>
+          <w:numId w:val="22"/>
+        </w:numPr>
+      </w:pPr>
+      <w:r>
+        <w:rPr>
+          <w:lang w:val="en-US"/>
+        </w:rPr>
+        <w:t>clamp (</w:t>
+      </w:r>
+      <w:proofErr w:type="spellStart"/>
+      <w:proofErr w:type="gramStart"/>
+      <w:r>
+        <w:rPr>
+          <w:lang w:val="en-US"/>
+        </w:rPr>
+        <w:t>x,y</w:t>
+      </w:r>
+      <w:proofErr w:type="gramEnd"/>
+      <w:r>
+        <w:rPr>
+          <w:lang w:val="en-US"/>
+        </w:rPr>
+        <w:t>,z</w:t>
+      </w:r>
+      <w:proofErr w:type="spellEnd"/>
+      <w:r>
+        <w:rPr>
+          <w:lang w:val="en-US"/>
+        </w:rPr>
+        <w:t>)</w:t>
       </w:r>
     </w:p>
     <w:p>
@@ -11902,37 +12038,91 @@
         <w:rPr>
           <w:lang w:val="en-US"/>
         </w:rPr>
-        <w:t>% x.size()</w:t>
-      </w:r>
-    </w:p>
-    <w:p>
-      <w:pPr>
-        <w:pStyle w:val="ListParagraph"/>
-        <w:numPr>
-          <w:ilvl w:val="3"/>
-          <w:numId w:val="22"/>
-        </w:numPr>
-      </w:pPr>
+        <w:t xml:space="preserve">% </w:t>
+      </w:r>
+      <w:proofErr w:type="spellStart"/>
+      <w:proofErr w:type="gramStart"/>
       <w:r>
         <w:rPr>
           <w:lang w:val="en-US"/>
         </w:rPr>
-        <w:t>randf_range(x,y)</w:t>
-      </w:r>
-    </w:p>
-    <w:p>
-      <w:pPr>
-        <w:pStyle w:val="ListParagraph"/>
-        <w:numPr>
-          <w:ilvl w:val="3"/>
-          <w:numId w:val="22"/>
-        </w:numPr>
-      </w:pPr>
+        <w:t>x.size</w:t>
+      </w:r>
+      <w:proofErr w:type="spellEnd"/>
+      <w:proofErr w:type="gramEnd"/>
       <w:r>
         <w:rPr>
           <w:lang w:val="en-US"/>
         </w:rPr>
-        <w:t>x. new()</w:t>
+        <w:t>()</w:t>
+      </w:r>
+    </w:p>
+    <w:p>
+      <w:pPr>
+        <w:pStyle w:val="ListParagraph"/>
+        <w:numPr>
+          <w:ilvl w:val="3"/>
+          <w:numId w:val="22"/>
+        </w:numPr>
+      </w:pPr>
+      <w:proofErr w:type="spellStart"/>
+      <w:r>
+        <w:rPr>
+          <w:lang w:val="en-US"/>
+        </w:rPr>
+        <w:t>randf_range</w:t>
+      </w:r>
+      <w:proofErr w:type="spellEnd"/>
+      <w:r>
+        <w:rPr>
+          <w:lang w:val="en-US"/>
+        </w:rPr>
+        <w:t>(</w:t>
+      </w:r>
+      <w:proofErr w:type="spellStart"/>
+      <w:proofErr w:type="gramStart"/>
+      <w:r>
+        <w:rPr>
+          <w:lang w:val="en-US"/>
+        </w:rPr>
+        <w:t>x,y</w:t>
+      </w:r>
+      <w:proofErr w:type="spellEnd"/>
+      <w:proofErr w:type="gramEnd"/>
+      <w:r>
+        <w:rPr>
+          <w:lang w:val="en-US"/>
+        </w:rPr>
+        <w:t>)</w:t>
+      </w:r>
+    </w:p>
+    <w:p>
+      <w:pPr>
+        <w:pStyle w:val="ListParagraph"/>
+        <w:numPr>
+          <w:ilvl w:val="3"/>
+          <w:numId w:val="22"/>
+        </w:numPr>
+      </w:pPr>
+      <w:r>
+        <w:rPr>
+          <w:lang w:val="en-US"/>
+        </w:rPr>
+        <w:t xml:space="preserve">x. </w:t>
+      </w:r>
+      <w:proofErr w:type="gramStart"/>
+      <w:r>
+        <w:rPr>
+          <w:lang w:val="en-US"/>
+        </w:rPr>
+        <w:t>new(</w:t>
+      </w:r>
+      <w:proofErr w:type="gramEnd"/>
+      <w:r>
+        <w:rPr>
+          <w:lang w:val="en-US"/>
+        </w:rPr>
+        <w:t>)</w:t>
       </w:r>
     </w:p>
     <w:p>
@@ -12309,7 +12499,35 @@
         <w:rPr>
           <w:lang w:val="en-US"/>
         </w:rPr>
-        <w:t xml:space="preserve">Added svg “Icon.svg” </w:t>
+        <w:t xml:space="preserve">Added </w:t>
+      </w:r>
+      <w:proofErr w:type="spellStart"/>
+      <w:r>
+        <w:rPr>
+          <w:lang w:val="en-US"/>
+        </w:rPr>
+        <w:t>svg</w:t>
+      </w:r>
+      <w:proofErr w:type="spellEnd"/>
+      <w:r>
+        <w:rPr>
+          <w:lang w:val="en-US"/>
+        </w:rPr>
+        <w:t xml:space="preserve"> “</w:t>
+      </w:r>
+      <w:proofErr w:type="spellStart"/>
+      <w:r>
+        <w:rPr>
+          <w:lang w:val="en-US"/>
+        </w:rPr>
+        <w:t>Icon.svg</w:t>
+      </w:r>
+      <w:proofErr w:type="spellEnd"/>
+      <w:r>
+        <w:rPr>
+          <w:lang w:val="en-US"/>
+        </w:rPr>
+        <w:t xml:space="preserve">” </w:t>
       </w:r>
     </w:p>
     <w:p>
@@ -12327,6 +12545,7 @@
         <w:t xml:space="preserve">obtained from </w:t>
       </w:r>
       <w:hyperlink r:id="rId42">
+        <w:proofErr w:type="spellStart"/>
         <w:r>
           <w:rPr>
             <w:rStyle w:val="Hyperlink"/>
@@ -12334,27 +12553,56 @@
           </w:rPr>
           <w:t>Flaticon</w:t>
         </w:r>
+        <w:proofErr w:type="spellEnd"/>
       </w:hyperlink>
       <w:r>
         <w:rPr>
           <w:lang w:val="en-US"/>
         </w:rPr>
-        <w:t xml:space="preserve"> as a png </w:t>
-      </w:r>
-    </w:p>
-    <w:p>
-      <w:pPr>
-        <w:pStyle w:val="ListParagraph"/>
-        <w:numPr>
-          <w:ilvl w:val="2"/>
-          <w:numId w:val="22"/>
-        </w:numPr>
-      </w:pPr>
+        <w:t xml:space="preserve"> as a </w:t>
+      </w:r>
+      <w:proofErr w:type="spellStart"/>
       <w:r>
         <w:rPr>
           <w:lang w:val="en-US"/>
         </w:rPr>
-        <w:t>Converted svg through word</w:t>
+        <w:t>png</w:t>
+      </w:r>
+      <w:proofErr w:type="spellEnd"/>
+      <w:r>
+        <w:rPr>
+          <w:lang w:val="en-US"/>
+        </w:rPr>
+        <w:t xml:space="preserve"> </w:t>
+      </w:r>
+    </w:p>
+    <w:p>
+      <w:pPr>
+        <w:pStyle w:val="ListParagraph"/>
+        <w:numPr>
+          <w:ilvl w:val="2"/>
+          <w:numId w:val="22"/>
+        </w:numPr>
+      </w:pPr>
+      <w:r>
+        <w:rPr>
+          <w:lang w:val="en-US"/>
+        </w:rPr>
+        <w:t xml:space="preserve">Converted </w:t>
+      </w:r>
+      <w:proofErr w:type="spellStart"/>
+      <w:r>
+        <w:rPr>
+          <w:lang w:val="en-US"/>
+        </w:rPr>
+        <w:t>svg</w:t>
+      </w:r>
+      <w:proofErr w:type="spellEnd"/>
+      <w:r>
+        <w:rPr>
+          <w:lang w:val="en-US"/>
+        </w:rPr>
+        <w:t xml:space="preserve"> through word</w:t>
       </w:r>
     </w:p>
     <w:p>
@@ -12832,9 +13080,11 @@
           <w:numId w:val="22"/>
         </w:numPr>
       </w:pPr>
+      <w:proofErr w:type="gramStart"/>
       <w:r>
         <w:t>Log Book</w:t>
       </w:r>
+      <w:proofErr w:type="gramEnd"/>
     </w:p>
     <w:p>
       <w:pPr>
@@ -12947,8 +13197,13 @@
         </w:numPr>
       </w:pPr>
       <w:r>
-        <w:t>Added mention on software apporach</w:t>
-      </w:r>
+        <w:t xml:space="preserve">Added mention on software </w:t>
+      </w:r>
+      <w:proofErr w:type="spellStart"/>
+      <w:r>
+        <w:t>apporach</w:t>
+      </w:r>
+      <w:proofErr w:type="spellEnd"/>
     </w:p>
     <w:p>
       <w:pPr>
@@ -13007,9 +13262,11 @@
           <w:numId w:val="22"/>
         </w:numPr>
       </w:pPr>
+      <w:proofErr w:type="spellStart"/>
       <w:r>
         <w:t>HUDGame</w:t>
       </w:r>
+      <w:proofErr w:type="spellEnd"/>
     </w:p>
     <w:p>
       <w:pPr>
@@ -13019,9 +13276,11 @@
           <w:numId w:val="22"/>
         </w:numPr>
       </w:pPr>
+      <w:proofErr w:type="spellStart"/>
       <w:r>
         <w:t>MainGame</w:t>
       </w:r>
+      <w:proofErr w:type="spellEnd"/>
     </w:p>
     <w:p>
       <w:pPr>
@@ -13379,7 +13638,7 @@
       <w:pPr>
         <w:pStyle w:val="ListParagraph"/>
         <w:numPr>
-          <w:ilvl w:val="0"/>
+          <w:ilvl w:val="2"/>
           <w:numId w:val="22"/>
         </w:numPr>
       </w:pPr>
@@ -13391,7 +13650,7 @@
       <w:pPr>
         <w:pStyle w:val="ListParagraph"/>
         <w:numPr>
-          <w:ilvl w:val="1"/>
+          <w:ilvl w:val="2"/>
           <w:numId w:val="22"/>
         </w:numPr>
       </w:pPr>
@@ -13504,13 +13763,10 @@
         <w:ind w:firstLine="360"/>
       </w:pPr>
       <w:r>
-        <w:t>2</w:t>
-      </w:r>
-      <w:r>
-        <w:t>2</w:t>
-      </w:r>
-      <w:r>
-        <w:t>st of June</w:t>
+        <w:t>22nd</w:t>
+      </w:r>
+      <w:r>
+        <w:t xml:space="preserve"> of June</w:t>
       </w:r>
     </w:p>
     <w:p>
@@ -13522,6 +13778,51 @@
         </w:numPr>
       </w:pPr>
       <w:r>
+        <w:t>Continued development on main game</w:t>
+      </w:r>
+    </w:p>
+    <w:p>
+      <w:pPr>
+        <w:pStyle w:val="ListParagraph"/>
+        <w:numPr>
+          <w:ilvl w:val="1"/>
+          <w:numId w:val="22"/>
+        </w:numPr>
+      </w:pPr>
+      <w:r>
+        <w:lastRenderedPageBreak/>
+        <w:t>Obtained sprite “Mine.png”</w:t>
+      </w:r>
+    </w:p>
+    <w:p>
+      <w:pPr>
+        <w:pStyle w:val="ListParagraph"/>
+        <w:numPr>
+          <w:ilvl w:val="2"/>
+          <w:numId w:val="22"/>
+        </w:numPr>
+      </w:pPr>
+      <w:r>
+        <w:t xml:space="preserve">Made by my sister (creative </w:t>
+      </w:r>
+      <w:proofErr w:type="spellStart"/>
+      <w:r>
+        <w:t>commans</w:t>
+      </w:r>
+      <w:proofErr w:type="spellEnd"/>
+      <w:r>
+        <w:t>)</w:t>
+      </w:r>
+    </w:p>
+    <w:p>
+      <w:pPr>
+        <w:pStyle w:val="ListParagraph"/>
+        <w:numPr>
+          <w:ilvl w:val="0"/>
+          <w:numId w:val="22"/>
+        </w:numPr>
+      </w:pPr>
+      <w:r>
         <w:t xml:space="preserve">Continued working </w:t>
       </w:r>
       <w:r>
@@ -13537,7 +13838,6 @@
         </w:numPr>
       </w:pPr>
       <w:r>
-        <w:lastRenderedPageBreak/>
         <w:t>Continue</w:t>
       </w:r>
       <w:r>
@@ -13601,6 +13901,42 @@
         </w:numPr>
       </w:pPr>
       <w:r>
+        <w:t>Gantt Chart Progress check</w:t>
+      </w:r>
+    </w:p>
+    <w:p>
+      <w:pPr>
+        <w:pStyle w:val="ListParagraph"/>
+        <w:numPr>
+          <w:ilvl w:val="1"/>
+          <w:numId w:val="22"/>
+        </w:numPr>
+      </w:pPr>
+      <w:r>
+        <w:t>Algorithm</w:t>
+      </w:r>
+    </w:p>
+    <w:p>
+      <w:pPr>
+        <w:pStyle w:val="ListParagraph"/>
+        <w:numPr>
+          <w:ilvl w:val="2"/>
+          <w:numId w:val="22"/>
+        </w:numPr>
+      </w:pPr>
+      <w:r>
+        <w:t>On course</w:t>
+      </w:r>
+    </w:p>
+    <w:p>
+      <w:pPr>
+        <w:pStyle w:val="ListParagraph"/>
+        <w:numPr>
+          <w:ilvl w:val="1"/>
+          <w:numId w:val="22"/>
+        </w:numPr>
+      </w:pPr>
+      <w:r>
         <w:t>Documentation</w:t>
       </w:r>
     </w:p>
@@ -13608,84 +13944,12 @@
       <w:pPr>
         <w:pStyle w:val="ListParagraph"/>
         <w:numPr>
-          <w:ilvl w:val="1"/>
-          <w:numId w:val="22"/>
-        </w:numPr>
-      </w:pPr>
-      <w:r>
-        <w:t>User documentation</w:t>
-      </w:r>
-    </w:p>
-    <w:p>
-      <w:pPr>
-        <w:pStyle w:val="ListParagraph"/>
-        <w:numPr>
-          <w:ilvl w:val="0"/>
-          <w:numId w:val="22"/>
-        </w:numPr>
-      </w:pPr>
-      <w:r>
-        <w:t>Begin work on installation guide</w:t>
-      </w:r>
-    </w:p>
-    <w:p>
-      <w:pPr>
-        <w:pStyle w:val="ListParagraph"/>
-        <w:numPr>
-          <w:ilvl w:val="1"/>
-          <w:numId w:val="22"/>
-        </w:numPr>
-      </w:pPr>
-      <w:r>
-        <w:t>Finished installation guide</w:t>
-      </w:r>
-    </w:p>
-    <w:p>
-      <w:pPr>
-        <w:pStyle w:val="ListParagraph"/>
-        <w:numPr>
-          <w:ilvl w:val="0"/>
-          <w:numId w:val="22"/>
-        </w:numPr>
-      </w:pPr>
-      <w:r>
-        <w:t>Gantt Chart Progress check</w:t>
-      </w:r>
-    </w:p>
-    <w:p>
-      <w:pPr>
-        <w:pStyle w:val="ListParagraph"/>
-        <w:numPr>
-          <w:ilvl w:val="1"/>
-          <w:numId w:val="22"/>
-        </w:numPr>
-      </w:pPr>
-      <w:r>
-        <w:t>Algorithm</w:t>
-      </w:r>
-    </w:p>
-    <w:p>
-      <w:pPr>
-        <w:pStyle w:val="ListParagraph"/>
-        <w:numPr>
           <w:ilvl w:val="2"/>
           <w:numId w:val="22"/>
         </w:numPr>
       </w:pPr>
       <w:r>
         <w:t>On course</w:t>
-      </w:r>
-    </w:p>
-    <w:p>
-      <w:pPr>
-        <w:pStyle w:val="ListParagraph"/>
-        <w:numPr>
-          <w:ilvl w:val="1"/>
-          <w:numId w:val="22"/>
-        </w:numPr>
-      </w:pPr>
-      <w:r>
-        <w:t>Documentation</w:t>
       </w:r>
     </w:p>
     <w:p>

--- a/James Fan - Assessment 3_ Major Project.docx
+++ b/James Fan - Assessment 3_ Major Project.docx
@@ -103,7 +103,7 @@
           <w:noProof/>
         </w:rPr>
         <w:drawing>
-          <wp:anchor distT="0" distB="0" distL="114300" distR="114300" simplePos="0" relativeHeight="251662336" behindDoc="0" locked="0" layoutInCell="1" allowOverlap="1" wp14:anchorId="2E5C3EA8" wp14:editId="67CC59D6">
+          <wp:anchor distT="0" distB="0" distL="114300" distR="114300" simplePos="0" relativeHeight="251662336" behindDoc="0" locked="0" layoutInCell="1" allowOverlap="1" wp14:anchorId="2E5C3EA8" wp14:editId="07DFF7AD">
             <wp:simplePos x="0" y="0"/>
             <wp:positionH relativeFrom="column">
               <wp:posOffset>1417320</wp:posOffset>
@@ -3425,15 +3425,7 @@
         <w:t>game.</w:t>
       </w:r>
       <w:r>
-        <w:t xml:space="preserve"> BattleSweeper aims to follow </w:t>
-      </w:r>
-      <w:proofErr w:type="gramStart"/>
-      <w:r>
-        <w:t>an</w:t>
-      </w:r>
-      <w:proofErr w:type="gramEnd"/>
-      <w:r>
-        <w:t xml:space="preserve"> </w:t>
+        <w:t xml:space="preserve"> BattleSweeper aims to follow an </w:t>
       </w:r>
       <w:r>
         <w:t xml:space="preserve">Rapid Application Development </w:t>
@@ -3454,15 +3446,7 @@
         <w:t xml:space="preserve"> Battlesweeper</w:t>
       </w:r>
       <w:r>
-        <w:t xml:space="preserve"> is a suitable project that is complex in nature but can be completed within the development period where it educational endeavor can help me learn how to tackle integrating two separate game functionalities into a whole functioning game and also how to create an efficient UI and create documentation such as user and technical </w:t>
-      </w:r>
-      <w:proofErr w:type="gramStart"/>
-      <w:r>
-        <w:t>manual  without</w:t>
-      </w:r>
-      <w:proofErr w:type="gramEnd"/>
-      <w:r>
-        <w:t xml:space="preserve"> confusing the user and/or future developers</w:t>
+        <w:t xml:space="preserve"> is a suitable project that is complex in nature but can be completed within the development period where it educational endeavor can help me learn how to tackle integrating two separate game functionalities into a whole functioning game and also how to create an efficient UI and create documentation such as user and technical manual  without confusing the user and/or future developers</w:t>
       </w:r>
     </w:p>
     <w:p>
@@ -5865,11 +5849,9 @@
       <w:r>
         <w:t xml:space="preserve">Select </w:t>
       </w:r>
-      <w:proofErr w:type="spellStart"/>
       <w:r>
         <w:t>BattleSweeper.rar</w:t>
       </w:r>
-      <w:proofErr w:type="spellEnd"/>
       <w:r>
         <w:t xml:space="preserve"> </w:t>
       </w:r>
@@ -6061,19 +6043,19 @@
         <w:tblLook w:val="04A0" w:firstRow="1" w:lastRow="0" w:firstColumn="1" w:lastColumn="0" w:noHBand="0" w:noVBand="1"/>
       </w:tblPr>
       <w:tblGrid>
-        <w:gridCol w:w="1103"/>
-        <w:gridCol w:w="1106"/>
-        <w:gridCol w:w="1154"/>
-        <w:gridCol w:w="1179"/>
-        <w:gridCol w:w="1156"/>
+        <w:gridCol w:w="1635"/>
+        <w:gridCol w:w="1024"/>
+        <w:gridCol w:w="986"/>
+        <w:gridCol w:w="1108"/>
+        <w:gridCol w:w="999"/>
         <w:gridCol w:w="1427"/>
-        <w:gridCol w:w="1183"/>
+        <w:gridCol w:w="1129"/>
         <w:gridCol w:w="1268"/>
       </w:tblGrid>
       <w:tr>
         <w:tc>
           <w:tcPr>
-            <w:tcW w:w="1197" w:type="dxa"/>
+            <w:tcW w:w="1635" w:type="dxa"/>
           </w:tcPr>
           <w:p>
             <w:pPr>
@@ -6093,7 +6075,7 @@
         </w:tc>
         <w:tc>
           <w:tcPr>
-            <w:tcW w:w="1197" w:type="dxa"/>
+            <w:tcW w:w="869" w:type="dxa"/>
           </w:tcPr>
           <w:p>
             <w:pPr>
@@ -6113,7 +6095,7 @@
         </w:tc>
         <w:tc>
           <w:tcPr>
-            <w:tcW w:w="1197" w:type="dxa"/>
+            <w:tcW w:w="1044" w:type="dxa"/>
           </w:tcPr>
           <w:p>
             <w:pPr>
@@ -6133,7 +6115,7 @@
         </w:tc>
         <w:tc>
           <w:tcPr>
-            <w:tcW w:w="1197" w:type="dxa"/>
+            <w:tcW w:w="1132" w:type="dxa"/>
           </w:tcPr>
           <w:p>
             <w:pPr>
@@ -6198,7 +6180,7 @@
         </w:tc>
         <w:tc>
           <w:tcPr>
-            <w:tcW w:w="1197" w:type="dxa"/>
+            <w:tcW w:w="1053" w:type="dxa"/>
           </w:tcPr>
           <w:p>
             <w:pPr>
@@ -6233,7 +6215,7 @@
         </w:tc>
         <w:tc>
           <w:tcPr>
-            <w:tcW w:w="1197" w:type="dxa"/>
+            <w:tcW w:w="1427" w:type="dxa"/>
           </w:tcPr>
           <w:p>
             <w:pPr>
@@ -6253,7 +6235,7 @@
         </w:tc>
         <w:tc>
           <w:tcPr>
-            <w:tcW w:w="1197" w:type="dxa"/>
+            <w:tcW w:w="1148" w:type="dxa"/>
           </w:tcPr>
           <w:p>
             <w:pPr>
@@ -6273,7 +6255,7 @@
         </w:tc>
         <w:tc>
           <w:tcPr>
-            <w:tcW w:w="1197" w:type="dxa"/>
+            <w:tcW w:w="1268" w:type="dxa"/>
           </w:tcPr>
           <w:p>
             <w:pPr>
@@ -6295,46 +6277,52 @@
       <w:tr>
         <w:tc>
           <w:tcPr>
-            <w:tcW w:w="1197" w:type="dxa"/>
+            <w:tcW w:w="1635" w:type="dxa"/>
           </w:tcPr>
           <w:p>
             <w:r>
               <w:lastRenderedPageBreak/>
-              <w:t>row</w:t>
+              <w:t>R</w:t>
+            </w:r>
+            <w:r>
+              <w:t>ow</w:t>
             </w:r>
           </w:p>
         </w:tc>
         <w:tc>
           <w:tcPr>
-            <w:tcW w:w="1197" w:type="dxa"/>
+            <w:tcW w:w="869" w:type="dxa"/>
           </w:tcPr>
           <w:p>
             <w:r>
-              <w:t>Float</w:t>
+              <w:t>Int</w:t>
+            </w:r>
+            <w:r>
+              <w:t>eger</w:t>
             </w:r>
           </w:p>
         </w:tc>
         <w:tc>
           <w:tcPr>
-            <w:tcW w:w="1197" w:type="dxa"/>
+            <w:tcW w:w="1044" w:type="dxa"/>
           </w:tcPr>
           <w:p/>
         </w:tc>
         <w:tc>
           <w:tcPr>
-            <w:tcW w:w="1197" w:type="dxa"/>
+            <w:tcW w:w="1132" w:type="dxa"/>
           </w:tcPr>
           <w:p/>
         </w:tc>
         <w:tc>
           <w:tcPr>
-            <w:tcW w:w="1197" w:type="dxa"/>
+            <w:tcW w:w="1053" w:type="dxa"/>
           </w:tcPr>
           <w:p/>
         </w:tc>
         <w:tc>
           <w:tcPr>
-            <w:tcW w:w="1197" w:type="dxa"/>
+            <w:tcW w:w="1427" w:type="dxa"/>
           </w:tcPr>
           <w:p>
             <w:r>
@@ -6344,17 +6332,17 @@
         </w:tc>
         <w:tc>
           <w:tcPr>
-            <w:tcW w:w="1197" w:type="dxa"/>
+            <w:tcW w:w="1148" w:type="dxa"/>
           </w:tcPr>
           <w:p>
             <w:r>
-              <w:t>2</w:t>
+              <w:t>4</w:t>
             </w:r>
           </w:p>
         </w:tc>
         <w:tc>
           <w:tcPr>
-            <w:tcW w:w="1197" w:type="dxa"/>
+            <w:tcW w:w="1268" w:type="dxa"/>
           </w:tcPr>
           <w:p/>
         </w:tc>
@@ -6362,45 +6350,48 @@
       <w:tr>
         <w:tc>
           <w:tcPr>
-            <w:tcW w:w="1197" w:type="dxa"/>
+            <w:tcW w:w="1635" w:type="dxa"/>
           </w:tcPr>
           <w:p>
             <w:r>
-              <w:t>col</w:t>
+              <w:t>C</w:t>
+            </w:r>
+            <w:r>
+              <w:t>ol</w:t>
             </w:r>
           </w:p>
         </w:tc>
         <w:tc>
           <w:tcPr>
-            <w:tcW w:w="1197" w:type="dxa"/>
+            <w:tcW w:w="869" w:type="dxa"/>
           </w:tcPr>
           <w:p>
             <w:r>
-              <w:t>Float</w:t>
+              <w:t>Integer</w:t>
             </w:r>
           </w:p>
         </w:tc>
         <w:tc>
           <w:tcPr>
-            <w:tcW w:w="1197" w:type="dxa"/>
+            <w:tcW w:w="1044" w:type="dxa"/>
           </w:tcPr>
           <w:p/>
         </w:tc>
         <w:tc>
           <w:tcPr>
-            <w:tcW w:w="1197" w:type="dxa"/>
+            <w:tcW w:w="1132" w:type="dxa"/>
           </w:tcPr>
           <w:p/>
         </w:tc>
         <w:tc>
           <w:tcPr>
-            <w:tcW w:w="1197" w:type="dxa"/>
+            <w:tcW w:w="1053" w:type="dxa"/>
           </w:tcPr>
           <w:p/>
         </w:tc>
         <w:tc>
           <w:tcPr>
-            <w:tcW w:w="1197" w:type="dxa"/>
+            <w:tcW w:w="1427" w:type="dxa"/>
           </w:tcPr>
           <w:p>
             <w:r>
@@ -6410,17 +6401,493 @@
         </w:tc>
         <w:tc>
           <w:tcPr>
-            <w:tcW w:w="1197" w:type="dxa"/>
+            <w:tcW w:w="1148" w:type="dxa"/>
           </w:tcPr>
           <w:p>
             <w:r>
-              <w:t>2</w:t>
+              <w:t>4</w:t>
             </w:r>
           </w:p>
         </w:tc>
         <w:tc>
           <w:tcPr>
-            <w:tcW w:w="1197" w:type="dxa"/>
+            <w:tcW w:w="1268" w:type="dxa"/>
+          </w:tcPr>
+          <w:p/>
+        </w:tc>
+      </w:tr>
+      <w:tr>
+        <w:tc>
+          <w:tcPr>
+            <w:tcW w:w="1635" w:type="dxa"/>
+          </w:tcPr>
+          <w:p>
+            <w:r>
+              <w:t>MineNumber</w:t>
+            </w:r>
+          </w:p>
+        </w:tc>
+        <w:tc>
+          <w:tcPr>
+            <w:tcW w:w="869" w:type="dxa"/>
+          </w:tcPr>
+          <w:p>
+            <w:r>
+              <w:t>Integer</w:t>
+            </w:r>
+          </w:p>
+        </w:tc>
+        <w:tc>
+          <w:tcPr>
+            <w:tcW w:w="1044" w:type="dxa"/>
+          </w:tcPr>
+          <w:p/>
+        </w:tc>
+        <w:tc>
+          <w:tcPr>
+            <w:tcW w:w="1132" w:type="dxa"/>
+          </w:tcPr>
+          <w:p/>
+        </w:tc>
+        <w:tc>
+          <w:tcPr>
+            <w:tcW w:w="1053" w:type="dxa"/>
+          </w:tcPr>
+          <w:p/>
+        </w:tc>
+        <w:tc>
+          <w:tcPr>
+            <w:tcW w:w="1427" w:type="dxa"/>
+          </w:tcPr>
+          <w:p>
+            <w:r>
+              <w:t>The number of mines existing on the tile map</w:t>
+            </w:r>
+          </w:p>
+        </w:tc>
+        <w:tc>
+          <w:tcPr>
+            <w:tcW w:w="1148" w:type="dxa"/>
+          </w:tcPr>
+          <w:p>
+            <w:r>
+              <w:t>5</w:t>
+            </w:r>
+          </w:p>
+        </w:tc>
+        <w:tc>
+          <w:tcPr>
+            <w:tcW w:w="1268" w:type="dxa"/>
+          </w:tcPr>
+          <w:p/>
+        </w:tc>
+      </w:tr>
+      <w:tr>
+        <w:tc>
+          <w:tcPr>
+            <w:tcW w:w="1635" w:type="dxa"/>
+          </w:tcPr>
+          <w:p>
+            <w:r>
+              <w:t xml:space="preserve">FlagNumber </w:t>
+            </w:r>
+          </w:p>
+        </w:tc>
+        <w:tc>
+          <w:tcPr>
+            <w:tcW w:w="869" w:type="dxa"/>
+          </w:tcPr>
+          <w:p>
+            <w:r>
+              <w:t>Integer</w:t>
+            </w:r>
+          </w:p>
+        </w:tc>
+        <w:tc>
+          <w:tcPr>
+            <w:tcW w:w="1044" w:type="dxa"/>
+          </w:tcPr>
+          <w:p/>
+        </w:tc>
+        <w:tc>
+          <w:tcPr>
+            <w:tcW w:w="1132" w:type="dxa"/>
+          </w:tcPr>
+          <w:p/>
+        </w:tc>
+        <w:tc>
+          <w:tcPr>
+            <w:tcW w:w="1053" w:type="dxa"/>
+          </w:tcPr>
+          <w:p/>
+        </w:tc>
+        <w:tc>
+          <w:tcPr>
+            <w:tcW w:w="1427" w:type="dxa"/>
+          </w:tcPr>
+          <w:p>
+            <w:r>
+              <w:t xml:space="preserve">The number of flags placed on the tile map </w:t>
+            </w:r>
+          </w:p>
+        </w:tc>
+        <w:tc>
+          <w:tcPr>
+            <w:tcW w:w="1148" w:type="dxa"/>
+          </w:tcPr>
+          <w:p>
+            <w:r>
+              <w:t>2</w:t>
+            </w:r>
+          </w:p>
+        </w:tc>
+        <w:tc>
+          <w:tcPr>
+            <w:tcW w:w="1268" w:type="dxa"/>
+          </w:tcPr>
+          <w:p/>
+        </w:tc>
+      </w:tr>
+      <w:tr>
+        <w:tc>
+          <w:tcPr>
+            <w:tcW w:w="1635" w:type="dxa"/>
+          </w:tcPr>
+          <w:p>
+            <w:r>
+              <w:t>MineFlagged</w:t>
+            </w:r>
+          </w:p>
+        </w:tc>
+        <w:tc>
+          <w:tcPr>
+            <w:tcW w:w="869" w:type="dxa"/>
+          </w:tcPr>
+          <w:p>
+            <w:r>
+              <w:t>Integer</w:t>
+            </w:r>
+          </w:p>
+        </w:tc>
+        <w:tc>
+          <w:tcPr>
+            <w:tcW w:w="1044" w:type="dxa"/>
+          </w:tcPr>
+          <w:p/>
+        </w:tc>
+        <w:tc>
+          <w:tcPr>
+            <w:tcW w:w="1132" w:type="dxa"/>
+          </w:tcPr>
+          <w:p/>
+        </w:tc>
+        <w:tc>
+          <w:tcPr>
+            <w:tcW w:w="1053" w:type="dxa"/>
+          </w:tcPr>
+          <w:p/>
+        </w:tc>
+        <w:tc>
+          <w:tcPr>
+            <w:tcW w:w="1427" w:type="dxa"/>
+          </w:tcPr>
+          <w:p>
+            <w:r>
+              <w:t>The number of mines correctly flagged</w:t>
+            </w:r>
+          </w:p>
+        </w:tc>
+        <w:tc>
+          <w:tcPr>
+            <w:tcW w:w="1148" w:type="dxa"/>
+          </w:tcPr>
+          <w:p>
+            <w:r>
+              <w:t>5</w:t>
+            </w:r>
+          </w:p>
+        </w:tc>
+        <w:tc>
+          <w:tcPr>
+            <w:tcW w:w="1268" w:type="dxa"/>
+          </w:tcPr>
+          <w:p/>
+        </w:tc>
+      </w:tr>
+      <w:tr>
+        <w:tc>
+          <w:tcPr>
+            <w:tcW w:w="1635" w:type="dxa"/>
+          </w:tcPr>
+          <w:p>
+            <w:r>
+              <w:t>TileUncovered</w:t>
+            </w:r>
+          </w:p>
+        </w:tc>
+        <w:tc>
+          <w:tcPr>
+            <w:tcW w:w="869" w:type="dxa"/>
+          </w:tcPr>
+          <w:p>
+            <w:r>
+              <w:t>Integer</w:t>
+            </w:r>
+          </w:p>
+        </w:tc>
+        <w:tc>
+          <w:tcPr>
+            <w:tcW w:w="1044" w:type="dxa"/>
+          </w:tcPr>
+          <w:p/>
+        </w:tc>
+        <w:tc>
+          <w:tcPr>
+            <w:tcW w:w="1132" w:type="dxa"/>
+          </w:tcPr>
+          <w:p/>
+        </w:tc>
+        <w:tc>
+          <w:tcPr>
+            <w:tcW w:w="1053" w:type="dxa"/>
+          </w:tcPr>
+          <w:p/>
+        </w:tc>
+        <w:tc>
+          <w:tcPr>
+            <w:tcW w:w="1427" w:type="dxa"/>
+          </w:tcPr>
+          <w:p>
+            <w:r>
+              <w:t>The number of tiles uncovered by the player</w:t>
+            </w:r>
+          </w:p>
+        </w:tc>
+        <w:tc>
+          <w:tcPr>
+            <w:tcW w:w="1148" w:type="dxa"/>
+          </w:tcPr>
+          <w:p>
+            <w:r>
+              <w:t>20</w:t>
+            </w:r>
+          </w:p>
+        </w:tc>
+        <w:tc>
+          <w:tcPr>
+            <w:tcW w:w="1268" w:type="dxa"/>
+          </w:tcPr>
+          <w:p>
+            <w:r>
+              <w:t>At or under 64</w:t>
+            </w:r>
+          </w:p>
+        </w:tc>
+      </w:tr>
+      <w:tr>
+        <w:tc>
+          <w:tcPr>
+            <w:tcW w:w="1635" w:type="dxa"/>
+          </w:tcPr>
+          <w:p>
+            <w:r>
+              <w:t>TilesRemain</w:t>
+            </w:r>
+          </w:p>
+        </w:tc>
+        <w:tc>
+          <w:tcPr>
+            <w:tcW w:w="869" w:type="dxa"/>
+          </w:tcPr>
+          <w:p>
+            <w:r>
+              <w:t>Integer</w:t>
+            </w:r>
+          </w:p>
+        </w:tc>
+        <w:tc>
+          <w:tcPr>
+            <w:tcW w:w="1044" w:type="dxa"/>
+          </w:tcPr>
+          <w:p/>
+        </w:tc>
+        <w:tc>
+          <w:tcPr>
+            <w:tcW w:w="1132" w:type="dxa"/>
+          </w:tcPr>
+          <w:p/>
+        </w:tc>
+        <w:tc>
+          <w:tcPr>
+            <w:tcW w:w="1053" w:type="dxa"/>
+          </w:tcPr>
+          <w:p/>
+        </w:tc>
+        <w:tc>
+          <w:tcPr>
+            <w:tcW w:w="1427" w:type="dxa"/>
+          </w:tcPr>
+          <w:p>
+            <w:r>
+              <w:t>The number of tiles left to be uncovered</w:t>
+            </w:r>
+          </w:p>
+        </w:tc>
+        <w:tc>
+          <w:tcPr>
+            <w:tcW w:w="1148" w:type="dxa"/>
+          </w:tcPr>
+          <w:p>
+            <w:r>
+              <w:t>40</w:t>
+            </w:r>
+          </w:p>
+        </w:tc>
+        <w:tc>
+          <w:tcPr>
+            <w:tcW w:w="1268" w:type="dxa"/>
+          </w:tcPr>
+          <w:p>
+            <w:r>
+              <w:t>At or under 64</w:t>
+            </w:r>
+          </w:p>
+        </w:tc>
+      </w:tr>
+      <w:tr>
+        <w:tc>
+          <w:tcPr>
+            <w:tcW w:w="1635" w:type="dxa"/>
+          </w:tcPr>
+          <w:p>
+            <w:r>
+              <w:t>Complete</w:t>
+            </w:r>
+          </w:p>
+        </w:tc>
+        <w:tc>
+          <w:tcPr>
+            <w:tcW w:w="869" w:type="dxa"/>
+          </w:tcPr>
+          <w:p>
+            <w:r>
+              <w:t>Boolean</w:t>
+            </w:r>
+          </w:p>
+        </w:tc>
+        <w:tc>
+          <w:tcPr>
+            <w:tcW w:w="1044" w:type="dxa"/>
+          </w:tcPr>
+          <w:p>
+            <w:r>
+              <w:t>X</w:t>
+            </w:r>
+          </w:p>
+        </w:tc>
+        <w:tc>
+          <w:tcPr>
+            <w:tcW w:w="1132" w:type="dxa"/>
+          </w:tcPr>
+          <w:p/>
+        </w:tc>
+        <w:tc>
+          <w:tcPr>
+            <w:tcW w:w="1053" w:type="dxa"/>
+          </w:tcPr>
+          <w:p/>
+        </w:tc>
+        <w:tc>
+          <w:tcPr>
+            <w:tcW w:w="1427" w:type="dxa"/>
+          </w:tcPr>
+          <w:p>
+            <w:r>
+              <w:t>Level complete or not</w:t>
+            </w:r>
+          </w:p>
+        </w:tc>
+        <w:tc>
+          <w:tcPr>
+            <w:tcW w:w="1148" w:type="dxa"/>
+          </w:tcPr>
+          <w:p/>
+        </w:tc>
+        <w:tc>
+          <w:tcPr>
+            <w:tcW w:w="1268" w:type="dxa"/>
+          </w:tcPr>
+          <w:p/>
+        </w:tc>
+      </w:tr>
+      <w:tr>
+        <w:tc>
+          <w:tcPr>
+            <w:tcW w:w="1635" w:type="dxa"/>
+          </w:tcPr>
+          <w:p>
+            <w:r>
+              <w:t>GameOver</w:t>
+            </w:r>
+          </w:p>
+        </w:tc>
+        <w:tc>
+          <w:tcPr>
+            <w:tcW w:w="869" w:type="dxa"/>
+          </w:tcPr>
+          <w:p>
+            <w:r>
+              <w:t>Boolean</w:t>
+            </w:r>
+          </w:p>
+        </w:tc>
+        <w:tc>
+          <w:tcPr>
+            <w:tcW w:w="1044" w:type="dxa"/>
+          </w:tcPr>
+          <w:p>
+            <w:r>
+              <w:t>X</w:t>
+            </w:r>
+          </w:p>
+        </w:tc>
+        <w:tc>
+          <w:tcPr>
+            <w:tcW w:w="1132" w:type="dxa"/>
+          </w:tcPr>
+          <w:p/>
+        </w:tc>
+        <w:tc>
+          <w:tcPr>
+            <w:tcW w:w="1053" w:type="dxa"/>
+          </w:tcPr>
+          <w:p/>
+        </w:tc>
+        <w:tc>
+          <w:tcPr>
+            <w:tcW w:w="1427" w:type="dxa"/>
+          </w:tcPr>
+          <w:p>
+            <w:r>
+              <w:t>Game over</w:t>
+            </w:r>
+            <w:r>
+              <w:t xml:space="preserve"> </w:t>
+            </w:r>
+            <w:r>
+              <w:t>or not</w:t>
+            </w:r>
+          </w:p>
+        </w:tc>
+        <w:tc>
+          <w:tcPr>
+            <w:tcW w:w="1148" w:type="dxa"/>
+          </w:tcPr>
+          <w:p/>
+        </w:tc>
+        <w:tc>
+          <w:tcPr>
+            <w:tcW w:w="1268" w:type="dxa"/>
           </w:tcPr>
           <w:p/>
         </w:tc>
@@ -6498,6 +6965,7 @@
         </w:numPr>
       </w:pPr>
       <w:r>
+        <w:lastRenderedPageBreak/>
         <w:t>Began drafting out Design brief</w:t>
       </w:r>
     </w:p>
@@ -6766,7 +7234,6 @@
         </w:numPr>
       </w:pPr>
       <w:r>
-        <w:lastRenderedPageBreak/>
         <w:t>Started creating Gantt chart</w:t>
       </w:r>
     </w:p>
@@ -6950,19 +7417,11 @@
           <w:numId w:val="22"/>
         </w:numPr>
       </w:pPr>
-      <w:proofErr w:type="gramStart"/>
       <w:r>
         <w:rPr>
           <w:lang w:val="en-US"/>
         </w:rPr>
-        <w:t>Actually</w:t>
-      </w:r>
-      <w:proofErr w:type="gramEnd"/>
-      <w:r>
-        <w:rPr>
-          <w:lang w:val="en-US"/>
-        </w:rPr>
-        <w:t xml:space="preserve"> added an objective section </w:t>
+        <w:t xml:space="preserve">Actually added an objective section </w:t>
       </w:r>
     </w:p>
     <w:p>
@@ -7010,6 +7469,7 @@
         </w:numPr>
       </w:pPr>
       <w:r>
+        <w:lastRenderedPageBreak/>
         <w:t>Objectives</w:t>
       </w:r>
     </w:p>
@@ -7289,7 +7749,6 @@
         </w:numPr>
       </w:pPr>
       <w:r>
-        <w:lastRenderedPageBreak/>
         <w:t>On Course</w:t>
       </w:r>
     </w:p>
@@ -7531,6 +7990,7 @@
         </w:numPr>
       </w:pPr>
       <w:r>
+        <w:lastRenderedPageBreak/>
         <w:t>Documentation</w:t>
       </w:r>
     </w:p>
@@ -7637,21 +8097,7 @@
         <w:rPr>
           <w:lang w:val="en-US"/>
         </w:rPr>
-        <w:t xml:space="preserve">Considering if </w:t>
-      </w:r>
-      <w:proofErr w:type="spellStart"/>
-      <w:r>
-        <w:rPr>
-          <w:lang w:val="en-US"/>
-        </w:rPr>
-        <w:t>pygame</w:t>
-      </w:r>
-      <w:proofErr w:type="spellEnd"/>
-      <w:r>
-        <w:rPr>
-          <w:lang w:val="en-US"/>
-        </w:rPr>
-        <w:t xml:space="preserve"> should be used to make </w:t>
+        <w:t xml:space="preserve">Considering if pygame should be used to make </w:t>
       </w:r>
       <w:r>
         <w:rPr>
@@ -7684,98 +8130,76 @@
         <w:rPr>
           <w:lang w:val="en-US"/>
         </w:rPr>
-        <w:t xml:space="preserve">Researched </w:t>
-      </w:r>
-      <w:proofErr w:type="spellStart"/>
+        <w:t xml:space="preserve">Researched PyGame library </w:t>
+      </w:r>
+    </w:p>
+    <w:p>
+      <w:pPr>
+        <w:pStyle w:val="ListParagraph"/>
+        <w:numPr>
+          <w:ilvl w:val="1"/>
+          <w:numId w:val="22"/>
+        </w:numPr>
+      </w:pPr>
+      <w:r>
+        <w:t>Consider use to create a game since it has</w:t>
+      </w:r>
+    </w:p>
+    <w:p>
+      <w:pPr>
+        <w:pStyle w:val="ListParagraph"/>
+        <w:numPr>
+          <w:ilvl w:val="2"/>
+          <w:numId w:val="22"/>
+        </w:numPr>
+      </w:pPr>
+      <w:r>
+        <w:t xml:space="preserve">Has a </w:t>
+      </w:r>
+      <w:r>
+        <w:t>well-documented</w:t>
+      </w:r>
+      <w:r>
+        <w:t xml:space="preserve"> game development framework</w:t>
+      </w:r>
+    </w:p>
+    <w:p>
+      <w:pPr>
+        <w:pStyle w:val="ListParagraph"/>
+        <w:numPr>
+          <w:ilvl w:val="2"/>
+          <w:numId w:val="22"/>
+        </w:numPr>
+      </w:pPr>
+      <w:r>
+        <w:t>Easy and versatile to make games with GUI with</w:t>
+      </w:r>
+    </w:p>
+    <w:p>
+      <w:pPr>
+        <w:pStyle w:val="ListParagraph"/>
+        <w:numPr>
+          <w:ilvl w:val="3"/>
+          <w:numId w:val="22"/>
+        </w:numPr>
+      </w:pPr>
+      <w:r>
+        <w:t>With chat GPT and internet</w:t>
+      </w:r>
+    </w:p>
+    <w:p>
+      <w:pPr>
+        <w:pStyle w:val="ListParagraph"/>
+        <w:numPr>
+          <w:ilvl w:val="1"/>
+          <w:numId w:val="22"/>
+        </w:numPr>
+      </w:pPr>
       <w:r>
         <w:rPr>
           <w:lang w:val="en-US"/>
         </w:rPr>
-        <w:t>PyGame</w:t>
-      </w:r>
-      <w:proofErr w:type="spellEnd"/>
-      <w:r>
-        <w:rPr>
-          <w:lang w:val="en-US"/>
-        </w:rPr>
-        <w:t xml:space="preserve"> library </w:t>
-      </w:r>
-    </w:p>
-    <w:p>
-      <w:pPr>
-        <w:pStyle w:val="ListParagraph"/>
-        <w:numPr>
-          <w:ilvl w:val="1"/>
-          <w:numId w:val="22"/>
-        </w:numPr>
-      </w:pPr>
-      <w:r>
-        <w:t>Consider use to create a game since it has</w:t>
-      </w:r>
-    </w:p>
-    <w:p>
-      <w:pPr>
-        <w:pStyle w:val="ListParagraph"/>
-        <w:numPr>
-          <w:ilvl w:val="2"/>
-          <w:numId w:val="22"/>
-        </w:numPr>
-      </w:pPr>
-      <w:r>
-        <w:t xml:space="preserve">Has a </w:t>
-      </w:r>
-      <w:r>
-        <w:t>well-documented</w:t>
-      </w:r>
-      <w:r>
-        <w:t xml:space="preserve"> game development framework</w:t>
-      </w:r>
-    </w:p>
-    <w:p>
-      <w:pPr>
-        <w:pStyle w:val="ListParagraph"/>
-        <w:numPr>
-          <w:ilvl w:val="2"/>
-          <w:numId w:val="22"/>
-        </w:numPr>
-      </w:pPr>
-      <w:r>
-        <w:t>Easy and versatile to make games with GUI with</w:t>
-      </w:r>
-    </w:p>
-    <w:p>
-      <w:pPr>
-        <w:pStyle w:val="ListParagraph"/>
-        <w:numPr>
-          <w:ilvl w:val="3"/>
-          <w:numId w:val="22"/>
-        </w:numPr>
-      </w:pPr>
-      <w:r>
-        <w:t>With chat GPT and internet</w:t>
-      </w:r>
-    </w:p>
-    <w:p>
-      <w:pPr>
-        <w:pStyle w:val="ListParagraph"/>
-        <w:numPr>
-          <w:ilvl w:val="1"/>
-          <w:numId w:val="22"/>
-        </w:numPr>
-      </w:pPr>
-      <w:proofErr w:type="spellStart"/>
-      <w:r>
-        <w:rPr>
-          <w:lang w:val="en-US"/>
-        </w:rPr>
-        <w:t>PyGame</w:t>
-      </w:r>
-      <w:proofErr w:type="spellEnd"/>
-      <w:r>
-        <w:rPr>
-          <w:lang w:val="en-US"/>
-        </w:rPr>
-        <w:t xml:space="preserve"> Documentation</w:t>
+        <w:t>PyGame Documentation</w:t>
       </w:r>
     </w:p>
     <w:p>
@@ -7856,7 +8280,6 @@
         </w:numPr>
       </w:pPr>
       <w:r>
-        <w:lastRenderedPageBreak/>
         <w:t>Gantt Chart Progress check</w:t>
       </w:r>
     </w:p>
@@ -8098,6 +8521,7 @@
         </w:numPr>
       </w:pPr>
       <w:r>
+        <w:lastRenderedPageBreak/>
         <w:t>Input,</w:t>
       </w:r>
       <w:r>
@@ -8381,7 +8805,6 @@
         </w:numPr>
       </w:pPr>
       <w:r>
-        <w:lastRenderedPageBreak/>
         <w:t>IPO Table</w:t>
       </w:r>
     </w:p>
@@ -8481,78 +8904,238 @@
         <w:rPr>
           <w:lang w:val="en-US"/>
         </w:rPr>
-        <w:t xml:space="preserve">Clear documentation like </w:t>
-      </w:r>
-      <w:proofErr w:type="spellStart"/>
-      <w:r>
+        <w:t>Clear documentation like PyGame</w:t>
+      </w:r>
+    </w:p>
+    <w:p>
+      <w:pPr>
+        <w:pStyle w:val="ListParagraph"/>
+        <w:numPr>
+          <w:ilvl w:val="4"/>
+          <w:numId w:val="22"/>
+        </w:numPr>
+      </w:pPr>
+      <w:r>
+        <w:t xml:space="preserve">A lot better looking and concise </w:t>
+      </w:r>
+    </w:p>
+    <w:p>
+      <w:pPr>
+        <w:pStyle w:val="ListParagraph"/>
+        <w:numPr>
+          <w:ilvl w:val="2"/>
+          <w:numId w:val="22"/>
+        </w:numPr>
+      </w:pPr>
+      <w:r>
+        <w:t>Has an active community</w:t>
+      </w:r>
+    </w:p>
+    <w:p>
+      <w:pPr>
+        <w:pStyle w:val="ListParagraph"/>
+        <w:numPr>
+          <w:ilvl w:val="3"/>
+          <w:numId w:val="22"/>
+        </w:numPr>
+      </w:pPr>
+      <w:r>
+        <w:t>Research form ChatGPT</w:t>
+      </w:r>
+    </w:p>
+    <w:p>
+      <w:pPr>
+        <w:pStyle w:val="ListParagraph"/>
+        <w:numPr>
+          <w:ilvl w:val="1"/>
+          <w:numId w:val="22"/>
+        </w:numPr>
         <w:rPr>
           <w:lang w:val="en-US"/>
         </w:rPr>
-        <w:t>PyGame</w:t>
-      </w:r>
-      <w:proofErr w:type="spellEnd"/>
-    </w:p>
-    <w:p>
-      <w:pPr>
-        <w:pStyle w:val="ListParagraph"/>
-        <w:numPr>
-          <w:ilvl w:val="4"/>
-          <w:numId w:val="22"/>
-        </w:numPr>
-      </w:pPr>
-      <w:r>
-        <w:t xml:space="preserve">A lot better looking and concise </w:t>
-      </w:r>
-    </w:p>
-    <w:p>
-      <w:pPr>
-        <w:pStyle w:val="ListParagraph"/>
-        <w:numPr>
-          <w:ilvl w:val="2"/>
-          <w:numId w:val="22"/>
-        </w:numPr>
-      </w:pPr>
-      <w:r>
-        <w:t>Has an active community</w:t>
-      </w:r>
-    </w:p>
-    <w:p>
-      <w:pPr>
-        <w:pStyle w:val="ListParagraph"/>
-        <w:numPr>
-          <w:ilvl w:val="3"/>
-          <w:numId w:val="22"/>
-        </w:numPr>
-      </w:pPr>
-      <w:r>
-        <w:t>Research form ChatGPT</w:t>
-      </w:r>
-    </w:p>
-    <w:p>
-      <w:pPr>
-        <w:pStyle w:val="ListParagraph"/>
-        <w:numPr>
-          <w:ilvl w:val="1"/>
-          <w:numId w:val="22"/>
-        </w:numPr>
+      </w:pPr>
+      <w:r>
         <w:rPr>
           <w:lang w:val="en-US"/>
         </w:rPr>
+        <w:t>Consider use Godot or PyGame</w:t>
+      </w:r>
+    </w:p>
+    <w:p>
+      <w:pPr>
+        <w:pStyle w:val="ListParagraph"/>
+        <w:numPr>
+          <w:ilvl w:val="0"/>
+          <w:numId w:val="22"/>
+        </w:numPr>
+      </w:pPr>
+      <w:r>
+        <w:t>Gantt Chart Progress check</w:t>
+      </w:r>
+    </w:p>
+    <w:p>
+      <w:pPr>
+        <w:pStyle w:val="ListParagraph"/>
+        <w:numPr>
+          <w:ilvl w:val="1"/>
+          <w:numId w:val="22"/>
+        </w:numPr>
+      </w:pPr>
+      <w:r>
+        <w:t>Algorithm</w:t>
+      </w:r>
+    </w:p>
+    <w:p>
+      <w:pPr>
+        <w:pStyle w:val="ListParagraph"/>
+        <w:numPr>
+          <w:ilvl w:val="2"/>
+          <w:numId w:val="22"/>
+        </w:numPr>
+      </w:pPr>
+      <w:r>
+        <w:t>Not started</w:t>
+      </w:r>
+    </w:p>
+    <w:p>
+      <w:pPr>
+        <w:pStyle w:val="ListParagraph"/>
+        <w:numPr>
+          <w:ilvl w:val="1"/>
+          <w:numId w:val="22"/>
+        </w:numPr>
+      </w:pPr>
+      <w:r>
+        <w:t>Charts</w:t>
+      </w:r>
+    </w:p>
+    <w:p>
+      <w:pPr>
+        <w:pStyle w:val="ListParagraph"/>
+        <w:numPr>
+          <w:ilvl w:val="2"/>
+          <w:numId w:val="22"/>
+        </w:numPr>
+      </w:pPr>
+      <w:r>
+        <w:t>On course</w:t>
+      </w:r>
+    </w:p>
+    <w:p>
+      <w:pPr>
+        <w:pStyle w:val="ListParagraph"/>
+        <w:numPr>
+          <w:ilvl w:val="1"/>
+          <w:numId w:val="22"/>
+        </w:numPr>
+      </w:pPr>
+      <w:r>
+        <w:t>Documentation</w:t>
+      </w:r>
+    </w:p>
+    <w:p>
+      <w:pPr>
+        <w:pStyle w:val="ListParagraph"/>
+        <w:numPr>
+          <w:ilvl w:val="2"/>
+          <w:numId w:val="22"/>
+        </w:numPr>
+      </w:pPr>
+      <w:r>
+        <w:t>On Course</w:t>
+      </w:r>
+    </w:p>
+    <w:p>
+      <w:pPr>
+        <w:pStyle w:val="ListParagraph"/>
+        <w:numPr>
+          <w:ilvl w:val="1"/>
+          <w:numId w:val="22"/>
+        </w:numPr>
+      </w:pPr>
+      <w:r>
+        <w:t>Coding</w:t>
+      </w:r>
+    </w:p>
+    <w:p>
+      <w:pPr>
+        <w:pStyle w:val="ListParagraph"/>
+        <w:numPr>
+          <w:ilvl w:val="2"/>
+          <w:numId w:val="22"/>
+        </w:numPr>
+      </w:pPr>
+      <w:r>
+        <w:t>Not started</w:t>
+      </w:r>
+    </w:p>
+    <w:p>
+      <w:pPr>
+        <w:pStyle w:val="ListParagraph"/>
+        <w:numPr>
+          <w:ilvl w:val="0"/>
+          <w:numId w:val="22"/>
+        </w:numPr>
       </w:pPr>
       <w:r>
         <w:rPr>
           <w:lang w:val="en-US"/>
         </w:rPr>
-        <w:t xml:space="preserve">Consider use Godot or </w:t>
-      </w:r>
-      <w:proofErr w:type="spellStart"/>
+        <w:lastRenderedPageBreak/>
+        <w:t>Additional task tomorrow</w:t>
+      </w:r>
+    </w:p>
+    <w:p>
+      <w:pPr>
+        <w:pStyle w:val="Heading3"/>
+        <w:ind w:left="360"/>
+      </w:pPr>
+      <w:bookmarkStart w:id="51" w:name="_ilfjkfr7sa2u" w:colFirst="0" w:colLast="0"/>
+      <w:bookmarkStart w:id="52" w:name="_Toc169689642"/>
+      <w:bookmarkEnd w:id="51"/>
+      <w:r>
+        <w:t>26th of May</w:t>
+      </w:r>
+      <w:bookmarkEnd w:id="52"/>
+    </w:p>
+    <w:p>
+      <w:pPr>
+        <w:pStyle w:val="ListParagraph"/>
+        <w:numPr>
+          <w:ilvl w:val="0"/>
+          <w:numId w:val="22"/>
+        </w:numPr>
+      </w:pPr>
+      <w:r>
+        <w:t>Refining Data flow</w:t>
+      </w:r>
+    </w:p>
+    <w:p>
+      <w:pPr>
+        <w:pStyle w:val="ListParagraph"/>
+        <w:numPr>
+          <w:ilvl w:val="1"/>
+          <w:numId w:val="22"/>
+        </w:numPr>
+      </w:pPr>
+      <w:r>
+        <w:t>Reduced process</w:t>
+      </w:r>
+    </w:p>
+    <w:p>
+      <w:pPr>
+        <w:pStyle w:val="ListParagraph"/>
+        <w:numPr>
+          <w:ilvl w:val="1"/>
+          <w:numId w:val="22"/>
+        </w:numPr>
+      </w:pPr>
       <w:r>
         <w:rPr>
           <w:lang w:val="en-US"/>
         </w:rPr>
-        <w:t>PyGame</w:t>
-      </w:r>
-      <w:proofErr w:type="spellEnd"/>
+        <w:t>Added additional data arrows</w:t>
+      </w:r>
     </w:p>
     <w:p>
       <w:pPr>
@@ -8563,7 +9146,7 @@
         </w:numPr>
       </w:pPr>
       <w:r>
-        <w:t>Gantt Chart Progress check</w:t>
+        <w:t>Gantt Chart Progress checks</w:t>
       </w:r>
     </w:p>
     <w:p>
@@ -8587,7 +9170,7 @@
         </w:numPr>
       </w:pPr>
       <w:r>
-        <w:t>Not started</w:t>
+        <w:t xml:space="preserve">Behind on schedule </w:t>
       </w:r>
     </w:p>
     <w:p>
@@ -8659,7 +9242,7 @@
         </w:numPr>
       </w:pPr>
       <w:r>
-        <w:t>Not started</w:t>
+        <w:t xml:space="preserve">Behind on schedule </w:t>
       </w:r>
     </w:p>
     <w:p>
@@ -8682,13 +9265,13 @@
         <w:pStyle w:val="Heading3"/>
         <w:ind w:left="360"/>
       </w:pPr>
-      <w:bookmarkStart w:id="51" w:name="_ilfjkfr7sa2u" w:colFirst="0" w:colLast="0"/>
-      <w:bookmarkStart w:id="52" w:name="_Toc169689642"/>
-      <w:bookmarkEnd w:id="51"/>
-      <w:r>
-        <w:t>26th of May</w:t>
-      </w:r>
-      <w:bookmarkEnd w:id="52"/>
+      <w:bookmarkStart w:id="53" w:name="_ros5b13n07z9" w:colFirst="0" w:colLast="0"/>
+      <w:bookmarkStart w:id="54" w:name="_Toc169689643"/>
+      <w:bookmarkEnd w:id="53"/>
+      <w:r>
+        <w:t>27th of May</w:t>
+      </w:r>
+      <w:bookmarkEnd w:id="54"/>
     </w:p>
     <w:p>
       <w:pPr>
@@ -8699,14 +9282,32 @@
         </w:numPr>
       </w:pPr>
       <w:r>
-        <w:t>Refining Data flow</w:t>
-      </w:r>
-    </w:p>
-    <w:p>
-      <w:pPr>
-        <w:pStyle w:val="ListParagraph"/>
-        <w:numPr>
-          <w:ilvl w:val="1"/>
+        <w:t>Refining Data flow,</w:t>
+      </w:r>
+      <w:r>
+        <w:t xml:space="preserve"> </w:t>
+      </w:r>
+      <w:r>
+        <w:t>IPO table</w:t>
+      </w:r>
+    </w:p>
+    <w:p>
+      <w:pPr>
+        <w:pStyle w:val="ListParagraph"/>
+        <w:numPr>
+          <w:ilvl w:val="1"/>
+          <w:numId w:val="22"/>
+        </w:numPr>
+      </w:pPr>
+      <w:r>
+        <w:t>Data flow</w:t>
+      </w:r>
+    </w:p>
+    <w:p>
+      <w:pPr>
+        <w:pStyle w:val="ListParagraph"/>
+        <w:numPr>
+          <w:ilvl w:val="2"/>
           <w:numId w:val="22"/>
         </w:numPr>
       </w:pPr>
@@ -8718,15 +9319,36 @@
       <w:pPr>
         <w:pStyle w:val="ListParagraph"/>
         <w:numPr>
-          <w:ilvl w:val="1"/>
-          <w:numId w:val="22"/>
-        </w:numPr>
-      </w:pPr>
-      <w:r>
-        <w:rPr>
-          <w:lang w:val="en-US"/>
-        </w:rPr>
-        <w:t>Added additional data arrows</w:t>
+          <w:ilvl w:val="2"/>
+          <w:numId w:val="22"/>
+        </w:numPr>
+      </w:pPr>
+      <w:r>
+        <w:t>Removed data arrows</w:t>
+      </w:r>
+    </w:p>
+    <w:p>
+      <w:pPr>
+        <w:pStyle w:val="ListParagraph"/>
+        <w:numPr>
+          <w:ilvl w:val="1"/>
+          <w:numId w:val="22"/>
+        </w:numPr>
+      </w:pPr>
+      <w:r>
+        <w:t>IPO table</w:t>
+      </w:r>
+    </w:p>
+    <w:p>
+      <w:pPr>
+        <w:pStyle w:val="ListParagraph"/>
+        <w:numPr>
+          <w:ilvl w:val="2"/>
+          <w:numId w:val="22"/>
+        </w:numPr>
+      </w:pPr>
+      <w:r>
+        <w:t>Fixed spelling</w:t>
       </w:r>
     </w:p>
     <w:p>
@@ -8738,7 +9360,19 @@
         </w:numPr>
       </w:pPr>
       <w:r>
-        <w:t>Gantt Chart Progress checks</w:t>
+        <w:t>Began drafting system diagram</w:t>
+      </w:r>
+    </w:p>
+    <w:p>
+      <w:pPr>
+        <w:pStyle w:val="ListParagraph"/>
+        <w:numPr>
+          <w:ilvl w:val="0"/>
+          <w:numId w:val="22"/>
+        </w:numPr>
+      </w:pPr>
+      <w:r>
+        <w:t>Gantt Chart Progress check</w:t>
       </w:r>
     </w:p>
     <w:p>
@@ -8857,13 +9491,13 @@
         <w:pStyle w:val="Heading3"/>
         <w:ind w:left="360"/>
       </w:pPr>
-      <w:bookmarkStart w:id="53" w:name="_ros5b13n07z9" w:colFirst="0" w:colLast="0"/>
-      <w:bookmarkStart w:id="54" w:name="_Toc169689643"/>
-      <w:bookmarkEnd w:id="53"/>
-      <w:r>
-        <w:t>27th of May</w:t>
-      </w:r>
-      <w:bookmarkEnd w:id="54"/>
+      <w:bookmarkStart w:id="55" w:name="_qyvupq6x3wre" w:colFirst="0" w:colLast="0"/>
+      <w:bookmarkStart w:id="56" w:name="_Toc169689644"/>
+      <w:bookmarkEnd w:id="55"/>
+      <w:r>
+        <w:t>28th of May</w:t>
+      </w:r>
+      <w:bookmarkEnd w:id="56"/>
     </w:p>
     <w:p>
       <w:pPr>
@@ -8904,7 +9538,19 @@
         </w:numPr>
       </w:pPr>
       <w:r>
-        <w:t>Reduced process</w:t>
+        <w:t>Added data arrows</w:t>
+      </w:r>
+    </w:p>
+    <w:p>
+      <w:pPr>
+        <w:pStyle w:val="ListParagraph"/>
+        <w:numPr>
+          <w:ilvl w:val="1"/>
+          <w:numId w:val="22"/>
+        </w:numPr>
+      </w:pPr>
+      <w:r>
+        <w:t>IPO table</w:t>
       </w:r>
     </w:p>
     <w:p>
@@ -8916,32 +9562,34 @@
         </w:numPr>
       </w:pPr>
       <w:r>
+        <w:t>Added process to some rows</w:t>
+      </w:r>
+    </w:p>
+    <w:p>
+      <w:pPr>
+        <w:pStyle w:val="ListParagraph"/>
+        <w:numPr>
+          <w:ilvl w:val="3"/>
+          <w:numId w:val="22"/>
+        </w:numPr>
+      </w:pPr>
+      <w:r>
         <w:lastRenderedPageBreak/>
-        <w:t>Removed data arrows</w:t>
-      </w:r>
-    </w:p>
-    <w:p>
-      <w:pPr>
-        <w:pStyle w:val="ListParagraph"/>
-        <w:numPr>
-          <w:ilvl w:val="1"/>
-          <w:numId w:val="22"/>
-        </w:numPr>
-      </w:pPr>
-      <w:r>
-        <w:t>IPO table</w:t>
-      </w:r>
-    </w:p>
-    <w:p>
-      <w:pPr>
-        <w:pStyle w:val="ListParagraph"/>
-        <w:numPr>
-          <w:ilvl w:val="2"/>
-          <w:numId w:val="22"/>
-        </w:numPr>
-      </w:pPr>
-      <w:r>
-        <w:t>Fixed spelling</w:t>
+        <w:t>“Start” or “Play again?” Button</w:t>
+      </w:r>
+    </w:p>
+    <w:p>
+      <w:pPr>
+        <w:pStyle w:val="ListParagraph"/>
+        <w:widowControl w:val="0"/>
+        <w:numPr>
+          <w:ilvl w:val="3"/>
+          <w:numId w:val="22"/>
+        </w:numPr>
+        <w:spacing w:line="240" w:lineRule="auto"/>
+      </w:pPr>
+      <w:r>
+        <w:t>Revealing a non-mine tile</w:t>
       </w:r>
     </w:p>
     <w:p>
@@ -8953,7 +9601,31 @@
         </w:numPr>
       </w:pPr>
       <w:r>
-        <w:t>Began drafting system diagram</w:t>
+        <w:t>Continue drafting system flowchart</w:t>
+      </w:r>
+    </w:p>
+    <w:p>
+      <w:pPr>
+        <w:pStyle w:val="ListParagraph"/>
+        <w:numPr>
+          <w:ilvl w:val="1"/>
+          <w:numId w:val="22"/>
+        </w:numPr>
+      </w:pPr>
+      <w:r>
+        <w:t>Added symbols</w:t>
+      </w:r>
+    </w:p>
+    <w:p>
+      <w:pPr>
+        <w:pStyle w:val="ListParagraph"/>
+        <w:numPr>
+          <w:ilvl w:val="1"/>
+          <w:numId w:val="22"/>
+        </w:numPr>
+      </w:pPr>
+      <w:r>
+        <w:t>Added flow lines</w:t>
       </w:r>
     </w:p>
     <w:p>
@@ -9084,13 +9756,13 @@
         <w:pStyle w:val="Heading3"/>
         <w:ind w:left="360"/>
       </w:pPr>
-      <w:bookmarkStart w:id="55" w:name="_qyvupq6x3wre" w:colFirst="0" w:colLast="0"/>
-      <w:bookmarkStart w:id="56" w:name="_Toc169689644"/>
-      <w:bookmarkEnd w:id="55"/>
-      <w:r>
-        <w:t>28th of May</w:t>
-      </w:r>
-      <w:bookmarkEnd w:id="56"/>
+      <w:bookmarkStart w:id="57" w:name="_tqp7qkek3sxx" w:colFirst="0" w:colLast="0"/>
+      <w:bookmarkStart w:id="58" w:name="_Toc169689645"/>
+      <w:bookmarkEnd w:id="57"/>
+      <w:r>
+        <w:t>29th of May</w:t>
+      </w:r>
+      <w:bookmarkEnd w:id="58"/>
     </w:p>
     <w:p>
       <w:pPr>
@@ -9101,13 +9773,7 @@
         </w:numPr>
       </w:pPr>
       <w:r>
-        <w:t>Refining Data flow,</w:t>
-      </w:r>
-      <w:r>
-        <w:t xml:space="preserve"> </w:t>
-      </w:r>
-      <w:r>
-        <w:t>IPO table</w:t>
+        <w:t>Refining Data flow</w:t>
       </w:r>
     </w:p>
     <w:p>
@@ -9131,57 +9797,19 @@
         </w:numPr>
       </w:pPr>
       <w:r>
+        <w:t>Removed process</w:t>
+      </w:r>
+    </w:p>
+    <w:p>
+      <w:pPr>
+        <w:pStyle w:val="ListParagraph"/>
+        <w:numPr>
+          <w:ilvl w:val="2"/>
+          <w:numId w:val="22"/>
+        </w:numPr>
+      </w:pPr>
+      <w:r>
         <w:t>Added data arrows</w:t>
-      </w:r>
-    </w:p>
-    <w:p>
-      <w:pPr>
-        <w:pStyle w:val="ListParagraph"/>
-        <w:numPr>
-          <w:ilvl w:val="1"/>
-          <w:numId w:val="22"/>
-        </w:numPr>
-      </w:pPr>
-      <w:r>
-        <w:t>IPO table</w:t>
-      </w:r>
-    </w:p>
-    <w:p>
-      <w:pPr>
-        <w:pStyle w:val="ListParagraph"/>
-        <w:numPr>
-          <w:ilvl w:val="2"/>
-          <w:numId w:val="22"/>
-        </w:numPr>
-      </w:pPr>
-      <w:r>
-        <w:t>Added process to some rows</w:t>
-      </w:r>
-    </w:p>
-    <w:p>
-      <w:pPr>
-        <w:pStyle w:val="ListParagraph"/>
-        <w:numPr>
-          <w:ilvl w:val="3"/>
-          <w:numId w:val="22"/>
-        </w:numPr>
-      </w:pPr>
-      <w:r>
-        <w:t>“Start” or “Play again?” Button</w:t>
-      </w:r>
-    </w:p>
-    <w:p>
-      <w:pPr>
-        <w:pStyle w:val="ListParagraph"/>
-        <w:widowControl w:val="0"/>
-        <w:numPr>
-          <w:ilvl w:val="3"/>
-          <w:numId w:val="22"/>
-        </w:numPr>
-        <w:spacing w:line="240" w:lineRule="auto"/>
-      </w:pPr>
-      <w:r>
-        <w:t>Revealing a non-mine tile</w:t>
       </w:r>
     </w:p>
     <w:p>
@@ -9348,13 +9976,13 @@
         <w:pStyle w:val="Heading3"/>
         <w:ind w:left="360"/>
       </w:pPr>
-      <w:bookmarkStart w:id="57" w:name="_tqp7qkek3sxx" w:colFirst="0" w:colLast="0"/>
-      <w:bookmarkStart w:id="58" w:name="_Toc169689645"/>
-      <w:bookmarkEnd w:id="57"/>
-      <w:r>
-        <w:t>29th of May</w:t>
-      </w:r>
-      <w:bookmarkEnd w:id="58"/>
+      <w:bookmarkStart w:id="59" w:name="_boq32pdyk7vt" w:colFirst="0" w:colLast="0"/>
+      <w:bookmarkStart w:id="60" w:name="_Toc169689646"/>
+      <w:bookmarkEnd w:id="59"/>
+      <w:r>
+        <w:t>30th of May</w:t>
+      </w:r>
+      <w:bookmarkEnd w:id="60"/>
     </w:p>
     <w:p>
       <w:pPr>
@@ -9365,7 +9993,31 @@
         </w:numPr>
       </w:pPr>
       <w:r>
-        <w:t>Refining Data flow</w:t>
+        <w:t>Refining Context, Data flow</w:t>
+      </w:r>
+    </w:p>
+    <w:p>
+      <w:pPr>
+        <w:pStyle w:val="ListParagraph"/>
+        <w:numPr>
+          <w:ilvl w:val="1"/>
+          <w:numId w:val="22"/>
+        </w:numPr>
+      </w:pPr>
+      <w:r>
+        <w:t>Context</w:t>
+      </w:r>
+    </w:p>
+    <w:p>
+      <w:pPr>
+        <w:pStyle w:val="ListParagraph"/>
+        <w:numPr>
+          <w:ilvl w:val="2"/>
+          <w:numId w:val="22"/>
+        </w:numPr>
+      </w:pPr>
+      <w:r>
+        <w:t>Added and removed data arrow</w:t>
       </w:r>
     </w:p>
     <w:p>
@@ -9401,7 +10053,7 @@
         </w:numPr>
       </w:pPr>
       <w:r>
-        <w:t>Added data arrows</w:t>
+        <w:t>Removed data arrows</w:t>
       </w:r>
     </w:p>
     <w:p>
@@ -9445,11 +10097,47 @@
       <w:pPr>
         <w:pStyle w:val="ListParagraph"/>
         <w:numPr>
+          <w:ilvl w:val="1"/>
+          <w:numId w:val="22"/>
+        </w:numPr>
+      </w:pPr>
+      <w:r>
+        <w:t>Completed drafting of system flowchart</w:t>
+      </w:r>
+    </w:p>
+    <w:p>
+      <w:pPr>
+        <w:pStyle w:val="ListParagraph"/>
+        <w:numPr>
           <w:ilvl w:val="0"/>
           <w:numId w:val="22"/>
         </w:numPr>
       </w:pPr>
       <w:r>
+        <w:t>Started Structure chart draft</w:t>
+      </w:r>
+    </w:p>
+    <w:p>
+      <w:pPr>
+        <w:pStyle w:val="ListParagraph"/>
+        <w:numPr>
+          <w:ilvl w:val="1"/>
+          <w:numId w:val="22"/>
+        </w:numPr>
+      </w:pPr>
+      <w:r>
+        <w:t>Finished the structure chart draft</w:t>
+      </w:r>
+    </w:p>
+    <w:p>
+      <w:pPr>
+        <w:pStyle w:val="ListParagraph"/>
+        <w:numPr>
+          <w:ilvl w:val="0"/>
+          <w:numId w:val="22"/>
+        </w:numPr>
+      </w:pPr>
+      <w:r>
         <w:t>Gantt Chart Progress check</w:t>
       </w:r>
     </w:p>
@@ -9498,7 +10186,7 @@
         </w:numPr>
       </w:pPr>
       <w:r>
-        <w:t>On course</w:t>
+        <w:t>Completed</w:t>
       </w:r>
     </w:p>
     <w:p>
@@ -9569,286 +10257,6 @@
         <w:pStyle w:val="Heading3"/>
         <w:ind w:left="360"/>
       </w:pPr>
-      <w:bookmarkStart w:id="59" w:name="_boq32pdyk7vt" w:colFirst="0" w:colLast="0"/>
-      <w:bookmarkStart w:id="60" w:name="_Toc169689646"/>
-      <w:bookmarkEnd w:id="59"/>
-      <w:r>
-        <w:t>30th of May</w:t>
-      </w:r>
-      <w:bookmarkEnd w:id="60"/>
-    </w:p>
-    <w:p>
-      <w:pPr>
-        <w:pStyle w:val="ListParagraph"/>
-        <w:numPr>
-          <w:ilvl w:val="0"/>
-          <w:numId w:val="22"/>
-        </w:numPr>
-      </w:pPr>
-      <w:r>
-        <w:t>Refining Context, Data flow</w:t>
-      </w:r>
-    </w:p>
-    <w:p>
-      <w:pPr>
-        <w:pStyle w:val="ListParagraph"/>
-        <w:numPr>
-          <w:ilvl w:val="1"/>
-          <w:numId w:val="22"/>
-        </w:numPr>
-      </w:pPr>
-      <w:r>
-        <w:t>Context</w:t>
-      </w:r>
-    </w:p>
-    <w:p>
-      <w:pPr>
-        <w:pStyle w:val="ListParagraph"/>
-        <w:numPr>
-          <w:ilvl w:val="2"/>
-          <w:numId w:val="22"/>
-        </w:numPr>
-      </w:pPr>
-      <w:r>
-        <w:t>Added and removed data arrow</w:t>
-      </w:r>
-    </w:p>
-    <w:p>
-      <w:pPr>
-        <w:pStyle w:val="ListParagraph"/>
-        <w:numPr>
-          <w:ilvl w:val="1"/>
-          <w:numId w:val="22"/>
-        </w:numPr>
-      </w:pPr>
-      <w:r>
-        <w:t>Data flow</w:t>
-      </w:r>
-    </w:p>
-    <w:p>
-      <w:pPr>
-        <w:pStyle w:val="ListParagraph"/>
-        <w:numPr>
-          <w:ilvl w:val="2"/>
-          <w:numId w:val="22"/>
-        </w:numPr>
-      </w:pPr>
-      <w:r>
-        <w:t>Removed process</w:t>
-      </w:r>
-    </w:p>
-    <w:p>
-      <w:pPr>
-        <w:pStyle w:val="ListParagraph"/>
-        <w:numPr>
-          <w:ilvl w:val="2"/>
-          <w:numId w:val="22"/>
-        </w:numPr>
-      </w:pPr>
-      <w:r>
-        <w:t>Removed data arrows</w:t>
-      </w:r>
-    </w:p>
-    <w:p>
-      <w:pPr>
-        <w:pStyle w:val="ListParagraph"/>
-        <w:numPr>
-          <w:ilvl w:val="0"/>
-          <w:numId w:val="22"/>
-        </w:numPr>
-      </w:pPr>
-      <w:r>
-        <w:t>Continue drafting system flowchart</w:t>
-      </w:r>
-    </w:p>
-    <w:p>
-      <w:pPr>
-        <w:pStyle w:val="ListParagraph"/>
-        <w:numPr>
-          <w:ilvl w:val="1"/>
-          <w:numId w:val="22"/>
-        </w:numPr>
-      </w:pPr>
-      <w:r>
-        <w:t>Added symbols</w:t>
-      </w:r>
-    </w:p>
-    <w:p>
-      <w:pPr>
-        <w:pStyle w:val="ListParagraph"/>
-        <w:numPr>
-          <w:ilvl w:val="1"/>
-          <w:numId w:val="22"/>
-        </w:numPr>
-      </w:pPr>
-      <w:r>
-        <w:t>Added flow lines</w:t>
-      </w:r>
-    </w:p>
-    <w:p>
-      <w:pPr>
-        <w:pStyle w:val="ListParagraph"/>
-        <w:numPr>
-          <w:ilvl w:val="1"/>
-          <w:numId w:val="22"/>
-        </w:numPr>
-      </w:pPr>
-      <w:r>
-        <w:t>Completed drafting of system flowchart</w:t>
-      </w:r>
-    </w:p>
-    <w:p>
-      <w:pPr>
-        <w:pStyle w:val="ListParagraph"/>
-        <w:numPr>
-          <w:ilvl w:val="0"/>
-          <w:numId w:val="22"/>
-        </w:numPr>
-      </w:pPr>
-      <w:r>
-        <w:t>Started Structure chart draft</w:t>
-      </w:r>
-    </w:p>
-    <w:p>
-      <w:pPr>
-        <w:pStyle w:val="ListParagraph"/>
-        <w:numPr>
-          <w:ilvl w:val="1"/>
-          <w:numId w:val="22"/>
-        </w:numPr>
-      </w:pPr>
-      <w:r>
-        <w:t>Finished the structure chart draft</w:t>
-      </w:r>
-    </w:p>
-    <w:p>
-      <w:pPr>
-        <w:pStyle w:val="ListParagraph"/>
-        <w:numPr>
-          <w:ilvl w:val="0"/>
-          <w:numId w:val="22"/>
-        </w:numPr>
-      </w:pPr>
-      <w:r>
-        <w:t>Gantt Chart Progress check</w:t>
-      </w:r>
-    </w:p>
-    <w:p>
-      <w:pPr>
-        <w:pStyle w:val="ListParagraph"/>
-        <w:numPr>
-          <w:ilvl w:val="1"/>
-          <w:numId w:val="22"/>
-        </w:numPr>
-      </w:pPr>
-      <w:r>
-        <w:t>Algorithm</w:t>
-      </w:r>
-    </w:p>
-    <w:p>
-      <w:pPr>
-        <w:pStyle w:val="ListParagraph"/>
-        <w:numPr>
-          <w:ilvl w:val="2"/>
-          <w:numId w:val="22"/>
-        </w:numPr>
-      </w:pPr>
-      <w:r>
-        <w:t xml:space="preserve">Behind on schedule </w:t>
-      </w:r>
-    </w:p>
-    <w:p>
-      <w:pPr>
-        <w:pStyle w:val="ListParagraph"/>
-        <w:numPr>
-          <w:ilvl w:val="1"/>
-          <w:numId w:val="22"/>
-        </w:numPr>
-      </w:pPr>
-      <w:r>
-        <w:t>Charts</w:t>
-      </w:r>
-    </w:p>
-    <w:p>
-      <w:pPr>
-        <w:pStyle w:val="ListParagraph"/>
-        <w:numPr>
-          <w:ilvl w:val="2"/>
-          <w:numId w:val="22"/>
-        </w:numPr>
-      </w:pPr>
-      <w:r>
-        <w:t>Completed</w:t>
-      </w:r>
-    </w:p>
-    <w:p>
-      <w:pPr>
-        <w:pStyle w:val="ListParagraph"/>
-        <w:numPr>
-          <w:ilvl w:val="1"/>
-          <w:numId w:val="22"/>
-        </w:numPr>
-      </w:pPr>
-      <w:r>
-        <w:t>Documentation</w:t>
-      </w:r>
-    </w:p>
-    <w:p>
-      <w:pPr>
-        <w:pStyle w:val="ListParagraph"/>
-        <w:numPr>
-          <w:ilvl w:val="2"/>
-          <w:numId w:val="22"/>
-        </w:numPr>
-      </w:pPr>
-      <w:r>
-        <w:t>On Course</w:t>
-      </w:r>
-    </w:p>
-    <w:p>
-      <w:pPr>
-        <w:pStyle w:val="ListParagraph"/>
-        <w:numPr>
-          <w:ilvl w:val="1"/>
-          <w:numId w:val="22"/>
-        </w:numPr>
-      </w:pPr>
-      <w:r>
-        <w:t>Coding</w:t>
-      </w:r>
-    </w:p>
-    <w:p>
-      <w:pPr>
-        <w:pStyle w:val="ListParagraph"/>
-        <w:numPr>
-          <w:ilvl w:val="2"/>
-          <w:numId w:val="22"/>
-        </w:numPr>
-      </w:pPr>
-      <w:r>
-        <w:t xml:space="preserve">Behind on schedule </w:t>
-      </w:r>
-    </w:p>
-    <w:p>
-      <w:pPr>
-        <w:pStyle w:val="ListParagraph"/>
-        <w:numPr>
-          <w:ilvl w:val="0"/>
-          <w:numId w:val="22"/>
-        </w:numPr>
-      </w:pPr>
-      <w:r>
-        <w:rPr>
-          <w:lang w:val="en-US"/>
-        </w:rPr>
-        <w:t>Additional task tomorrow</w:t>
-      </w:r>
-    </w:p>
-    <w:p>
-      <w:pPr>
-        <w:pStyle w:val="Heading3"/>
-        <w:ind w:left="360"/>
-      </w:pPr>
       <w:bookmarkStart w:id="61" w:name="_1eknjex55i83" w:colFirst="0" w:colLast="0"/>
       <w:bookmarkStart w:id="62" w:name="_Toc169689647"/>
       <w:bookmarkEnd w:id="61"/>
@@ -9905,7 +10313,6 @@
         </w:numPr>
       </w:pPr>
       <w:r>
-        <w:lastRenderedPageBreak/>
         <w:t>Setting up environment</w:t>
       </w:r>
     </w:p>
@@ -10174,6 +10581,7 @@
         </w:numPr>
       </w:pPr>
       <w:r>
+        <w:lastRenderedPageBreak/>
         <w:t>Algorithm</w:t>
       </w:r>
     </w:p>
@@ -10436,7 +10844,6 @@
         <w:rPr>
           <w:lang w:val="en-US"/>
         </w:rPr>
-        <w:lastRenderedPageBreak/>
         <w:t>Additional task tomorrow</w:t>
       </w:r>
     </w:p>
@@ -10691,6 +11098,7 @@
         </w:numPr>
       </w:pPr>
       <w:r>
+        <w:lastRenderedPageBreak/>
         <w:t xml:space="preserve">Learn more about the physics engine of </w:t>
       </w:r>
       <w:r>
@@ -10950,7 +11358,6 @@
         </w:numPr>
       </w:pPr>
       <w:r>
-        <w:lastRenderedPageBreak/>
         <w:t xml:space="preserve">Changed </w:t>
       </w:r>
       <w:r>
@@ -11005,21 +11412,7 @@
         <w:rPr>
           <w:lang w:val="en-US"/>
         </w:rPr>
-        <w:t>Converted all image into scalable .</w:t>
-      </w:r>
-      <w:proofErr w:type="spellStart"/>
-      <w:r>
-        <w:rPr>
-          <w:lang w:val="en-US"/>
-        </w:rPr>
-        <w:t>svg</w:t>
-      </w:r>
-      <w:proofErr w:type="spellEnd"/>
-      <w:r>
-        <w:rPr>
-          <w:lang w:val="en-US"/>
-        </w:rPr>
-        <w:t xml:space="preserve"> images for quality </w:t>
+        <w:t xml:space="preserve">Converted all image into scalable .svg images for quality </w:t>
       </w:r>
     </w:p>
     <w:p>
@@ -11216,6 +11609,7 @@
         </w:numPr>
       </w:pPr>
       <w:r>
+        <w:lastRenderedPageBreak/>
         <w:t>Algorithm</w:t>
       </w:r>
     </w:p>
@@ -11504,7 +11898,6 @@
         </w:numPr>
       </w:pPr>
       <w:r>
-        <w:lastRenderedPageBreak/>
         <w:t>On Course</w:t>
       </w:r>
     </w:p>
@@ -11740,6 +12133,7 @@
         </w:numPr>
       </w:pPr>
       <w:r>
+        <w:lastRenderedPageBreak/>
         <w:t>Watch videos (</w:t>
       </w:r>
       <w:hyperlink r:id="rId39">
@@ -11790,70 +12184,26 @@
           <w:lang w:val="en-US"/>
         </w:rPr>
       </w:pPr>
-      <w:proofErr w:type="spellStart"/>
       <w:r>
         <w:rPr>
           <w:lang w:val="en-US"/>
         </w:rPr>
-        <w:t>get_viewport_</w:t>
-      </w:r>
-      <w:proofErr w:type="gramStart"/>
+        <w:t>get_viewport_rect().size</w:t>
+      </w:r>
+    </w:p>
+    <w:p>
+      <w:pPr>
+        <w:pStyle w:val="ListParagraph"/>
+        <w:numPr>
+          <w:ilvl w:val="3"/>
+          <w:numId w:val="22"/>
+        </w:numPr>
+      </w:pPr>
       <w:r>
         <w:rPr>
           <w:lang w:val="en-US"/>
         </w:rPr>
-        <w:t>rect</w:t>
-      </w:r>
-      <w:proofErr w:type="spellEnd"/>
-      <w:r>
-        <w:rPr>
-          <w:lang w:val="en-US"/>
-        </w:rPr>
-        <w:t>(</w:t>
-      </w:r>
-      <w:proofErr w:type="gramEnd"/>
-      <w:r>
-        <w:rPr>
-          <w:lang w:val="en-US"/>
-        </w:rPr>
-        <w:t>).size</w:t>
-      </w:r>
-    </w:p>
-    <w:p>
-      <w:pPr>
-        <w:pStyle w:val="ListParagraph"/>
-        <w:numPr>
-          <w:ilvl w:val="3"/>
-          <w:numId w:val="22"/>
-        </w:numPr>
-      </w:pPr>
-      <w:r>
-        <w:rPr>
-          <w:lang w:val="en-US"/>
-        </w:rPr>
-        <w:t>clamp (</w:t>
-      </w:r>
-      <w:proofErr w:type="spellStart"/>
-      <w:proofErr w:type="gramStart"/>
-      <w:r>
-        <w:rPr>
-          <w:lang w:val="en-US"/>
-        </w:rPr>
-        <w:t>x,y</w:t>
-      </w:r>
-      <w:proofErr w:type="gramEnd"/>
-      <w:r>
-        <w:rPr>
-          <w:lang w:val="en-US"/>
-        </w:rPr>
-        <w:t>,z</w:t>
-      </w:r>
-      <w:proofErr w:type="spellEnd"/>
-      <w:r>
-        <w:rPr>
-          <w:lang w:val="en-US"/>
-        </w:rPr>
-        <w:t>)</w:t>
+        <w:t>clamp (x,y,z)</w:t>
       </w:r>
     </w:p>
     <w:p>
@@ -12038,91 +12388,37 @@
         <w:rPr>
           <w:lang w:val="en-US"/>
         </w:rPr>
-        <w:t xml:space="preserve">% </w:t>
-      </w:r>
-      <w:proofErr w:type="spellStart"/>
-      <w:proofErr w:type="gramStart"/>
+        <w:t>% x.size()</w:t>
+      </w:r>
+    </w:p>
+    <w:p>
+      <w:pPr>
+        <w:pStyle w:val="ListParagraph"/>
+        <w:numPr>
+          <w:ilvl w:val="3"/>
+          <w:numId w:val="22"/>
+        </w:numPr>
+      </w:pPr>
       <w:r>
         <w:rPr>
           <w:lang w:val="en-US"/>
         </w:rPr>
-        <w:t>x.size</w:t>
-      </w:r>
-      <w:proofErr w:type="spellEnd"/>
-      <w:proofErr w:type="gramEnd"/>
+        <w:t>randf_range(x,y)</w:t>
+      </w:r>
+    </w:p>
+    <w:p>
+      <w:pPr>
+        <w:pStyle w:val="ListParagraph"/>
+        <w:numPr>
+          <w:ilvl w:val="3"/>
+          <w:numId w:val="22"/>
+        </w:numPr>
+      </w:pPr>
       <w:r>
         <w:rPr>
           <w:lang w:val="en-US"/>
         </w:rPr>
-        <w:t>()</w:t>
-      </w:r>
-    </w:p>
-    <w:p>
-      <w:pPr>
-        <w:pStyle w:val="ListParagraph"/>
-        <w:numPr>
-          <w:ilvl w:val="3"/>
-          <w:numId w:val="22"/>
-        </w:numPr>
-      </w:pPr>
-      <w:proofErr w:type="spellStart"/>
-      <w:r>
-        <w:rPr>
-          <w:lang w:val="en-US"/>
-        </w:rPr>
-        <w:t>randf_range</w:t>
-      </w:r>
-      <w:proofErr w:type="spellEnd"/>
-      <w:r>
-        <w:rPr>
-          <w:lang w:val="en-US"/>
-        </w:rPr>
-        <w:t>(</w:t>
-      </w:r>
-      <w:proofErr w:type="spellStart"/>
-      <w:proofErr w:type="gramStart"/>
-      <w:r>
-        <w:rPr>
-          <w:lang w:val="en-US"/>
-        </w:rPr>
-        <w:t>x,y</w:t>
-      </w:r>
-      <w:proofErr w:type="spellEnd"/>
-      <w:proofErr w:type="gramEnd"/>
-      <w:r>
-        <w:rPr>
-          <w:lang w:val="en-US"/>
-        </w:rPr>
-        <w:t>)</w:t>
-      </w:r>
-    </w:p>
-    <w:p>
-      <w:pPr>
-        <w:pStyle w:val="ListParagraph"/>
-        <w:numPr>
-          <w:ilvl w:val="3"/>
-          <w:numId w:val="22"/>
-        </w:numPr>
-      </w:pPr>
-      <w:r>
-        <w:rPr>
-          <w:lang w:val="en-US"/>
-        </w:rPr>
-        <w:t xml:space="preserve">x. </w:t>
-      </w:r>
-      <w:proofErr w:type="gramStart"/>
-      <w:r>
-        <w:rPr>
-          <w:lang w:val="en-US"/>
-        </w:rPr>
-        <w:t>new(</w:t>
-      </w:r>
-      <w:proofErr w:type="gramEnd"/>
-      <w:r>
-        <w:rPr>
-          <w:lang w:val="en-US"/>
-        </w:rPr>
-        <w:t>)</w:t>
+        <w:t>x. new()</w:t>
       </w:r>
     </w:p>
     <w:p>
@@ -12134,7 +12430,6 @@
         </w:numPr>
       </w:pPr>
       <w:r>
-        <w:lastRenderedPageBreak/>
         <w:t>Gantt Chart Progress check</w:t>
       </w:r>
     </w:p>
@@ -12386,6 +12681,7 @@
         </w:numPr>
       </w:pPr>
       <w:r>
+        <w:lastRenderedPageBreak/>
         <w:t>Coding</w:t>
       </w:r>
     </w:p>
@@ -12499,35 +12795,7 @@
         <w:rPr>
           <w:lang w:val="en-US"/>
         </w:rPr>
-        <w:t xml:space="preserve">Added </w:t>
-      </w:r>
-      <w:proofErr w:type="spellStart"/>
-      <w:r>
-        <w:rPr>
-          <w:lang w:val="en-US"/>
-        </w:rPr>
-        <w:t>svg</w:t>
-      </w:r>
-      <w:proofErr w:type="spellEnd"/>
-      <w:r>
-        <w:rPr>
-          <w:lang w:val="en-US"/>
-        </w:rPr>
-        <w:t xml:space="preserve"> “</w:t>
-      </w:r>
-      <w:proofErr w:type="spellStart"/>
-      <w:r>
-        <w:rPr>
-          <w:lang w:val="en-US"/>
-        </w:rPr>
-        <w:t>Icon.svg</w:t>
-      </w:r>
-      <w:proofErr w:type="spellEnd"/>
-      <w:r>
-        <w:rPr>
-          <w:lang w:val="en-US"/>
-        </w:rPr>
-        <w:t xml:space="preserve">” </w:t>
+        <w:t xml:space="preserve">Added svg “Icon.svg” </w:t>
       </w:r>
     </w:p>
     <w:p>
@@ -12545,7 +12813,6 @@
         <w:t xml:space="preserve">obtained from </w:t>
       </w:r>
       <w:hyperlink r:id="rId42">
-        <w:proofErr w:type="spellStart"/>
         <w:r>
           <w:rPr>
             <w:rStyle w:val="Hyperlink"/>
@@ -12553,56 +12820,27 @@
           </w:rPr>
           <w:t>Flaticon</w:t>
         </w:r>
-        <w:proofErr w:type="spellEnd"/>
       </w:hyperlink>
       <w:r>
         <w:rPr>
           <w:lang w:val="en-US"/>
         </w:rPr>
-        <w:t xml:space="preserve"> as a </w:t>
-      </w:r>
-      <w:proofErr w:type="spellStart"/>
+        <w:t xml:space="preserve"> as a png </w:t>
+      </w:r>
+    </w:p>
+    <w:p>
+      <w:pPr>
+        <w:pStyle w:val="ListParagraph"/>
+        <w:numPr>
+          <w:ilvl w:val="2"/>
+          <w:numId w:val="22"/>
+        </w:numPr>
+      </w:pPr>
       <w:r>
         <w:rPr>
           <w:lang w:val="en-US"/>
         </w:rPr>
-        <w:t>png</w:t>
-      </w:r>
-      <w:proofErr w:type="spellEnd"/>
-      <w:r>
-        <w:rPr>
-          <w:lang w:val="en-US"/>
-        </w:rPr>
-        <w:t xml:space="preserve"> </w:t>
-      </w:r>
-    </w:p>
-    <w:p>
-      <w:pPr>
-        <w:pStyle w:val="ListParagraph"/>
-        <w:numPr>
-          <w:ilvl w:val="2"/>
-          <w:numId w:val="22"/>
-        </w:numPr>
-      </w:pPr>
-      <w:r>
-        <w:rPr>
-          <w:lang w:val="en-US"/>
-        </w:rPr>
-        <w:t xml:space="preserve">Converted </w:t>
-      </w:r>
-      <w:proofErr w:type="spellStart"/>
-      <w:r>
-        <w:rPr>
-          <w:lang w:val="en-US"/>
-        </w:rPr>
-        <w:t>svg</w:t>
-      </w:r>
-      <w:proofErr w:type="spellEnd"/>
-      <w:r>
-        <w:rPr>
-          <w:lang w:val="en-US"/>
-        </w:rPr>
-        <w:t xml:space="preserve"> through word</w:t>
+        <w:t>Converted svg through word</w:t>
       </w:r>
     </w:p>
     <w:p>
@@ -12723,7 +12961,6 @@
         </w:numPr>
       </w:pPr>
       <w:r>
-        <w:lastRenderedPageBreak/>
         <w:t>Made quit and start buttons</w:t>
       </w:r>
     </w:p>
@@ -12955,6 +13192,7 @@
         </w:numPr>
       </w:pPr>
       <w:r>
+        <w:lastRenderedPageBreak/>
         <w:t>Documentation</w:t>
       </w:r>
     </w:p>
@@ -13080,11 +13318,9 @@
           <w:numId w:val="22"/>
         </w:numPr>
       </w:pPr>
-      <w:proofErr w:type="gramStart"/>
       <w:r>
         <w:t>Log Book</w:t>
       </w:r>
-      <w:proofErr w:type="gramEnd"/>
     </w:p>
     <w:p>
       <w:pPr>
@@ -13197,13 +13433,8 @@
         </w:numPr>
       </w:pPr>
       <w:r>
-        <w:t xml:space="preserve">Added mention on software </w:t>
-      </w:r>
-      <w:proofErr w:type="spellStart"/>
-      <w:r>
-        <w:t>apporach</w:t>
-      </w:r>
-      <w:proofErr w:type="spellEnd"/>
+        <w:t>Added mention on software apporach</w:t>
+      </w:r>
     </w:p>
     <w:p>
       <w:pPr>
@@ -13238,7 +13469,6 @@
         </w:numPr>
       </w:pPr>
       <w:r>
-        <w:lastRenderedPageBreak/>
         <w:t>Made a working start button</w:t>
       </w:r>
     </w:p>
@@ -13262,11 +13492,9 @@
           <w:numId w:val="22"/>
         </w:numPr>
       </w:pPr>
-      <w:proofErr w:type="spellStart"/>
       <w:r>
         <w:t>HUDGame</w:t>
       </w:r>
-      <w:proofErr w:type="spellEnd"/>
     </w:p>
     <w:p>
       <w:pPr>
@@ -13276,11 +13504,9 @@
           <w:numId w:val="22"/>
         </w:numPr>
       </w:pPr>
-      <w:proofErr w:type="spellStart"/>
       <w:r>
         <w:t>MainGame</w:t>
       </w:r>
-      <w:proofErr w:type="spellEnd"/>
     </w:p>
     <w:p>
       <w:pPr>
@@ -13523,6 +13749,7 @@
         </w:numPr>
       </w:pPr>
       <w:r>
+        <w:lastRenderedPageBreak/>
         <w:t xml:space="preserve">Begin drafting </w:t>
       </w:r>
       <w:r>
@@ -13790,7 +14017,6 @@
         </w:numPr>
       </w:pPr>
       <w:r>
-        <w:lastRenderedPageBreak/>
         <w:t>Obtained sprite “Mine.png”</w:t>
       </w:r>
     </w:p>
@@ -13803,15 +14029,7 @@
         </w:numPr>
       </w:pPr>
       <w:r>
-        <w:t xml:space="preserve">Made by my sister (creative </w:t>
-      </w:r>
-      <w:proofErr w:type="spellStart"/>
-      <w:r>
-        <w:t>commans</w:t>
-      </w:r>
-      <w:proofErr w:type="spellEnd"/>
-      <w:r>
-        <w:t>)</w:t>
+        <w:t>Made by my sister (creative commans)</w:t>
       </w:r>
     </w:p>
     <w:p>
@@ -13823,25 +14041,19 @@
         </w:numPr>
       </w:pPr>
       <w:r>
-        <w:t xml:space="preserve">Continued working </w:t>
-      </w:r>
-      <w:r>
-        <w:t>on technical manual</w:t>
-      </w:r>
-    </w:p>
-    <w:p>
-      <w:pPr>
-        <w:pStyle w:val="ListParagraph"/>
-        <w:numPr>
-          <w:ilvl w:val="1"/>
-          <w:numId w:val="22"/>
-        </w:numPr>
-      </w:pPr>
-      <w:r>
-        <w:t>Continue</w:t>
-      </w:r>
-      <w:r>
-        <w:t xml:space="preserve"> drafting </w:t>
+        <w:t>Continued working on technical manual</w:t>
+      </w:r>
+    </w:p>
+    <w:p>
+      <w:pPr>
+        <w:pStyle w:val="ListParagraph"/>
+        <w:numPr>
+          <w:ilvl w:val="1"/>
+          <w:numId w:val="22"/>
+        </w:numPr>
+      </w:pPr>
+      <w:r>
+        <w:t xml:space="preserve">Continue drafting </w:t>
       </w:r>
       <w:r>
         <w:t xml:space="preserve">Data Dictionary </w:t>
@@ -16756,15 +16968,6 @@
   </w:num>
   <w:num w:numId="24" w16cid:durableId="2016808784">
     <w:abstractNumId w:val="18"/>
-    <w:lvlOverride w:ilvl="0"/>
-    <w:lvlOverride w:ilvl="1"/>
-    <w:lvlOverride w:ilvl="2"/>
-    <w:lvlOverride w:ilvl="3"/>
-    <w:lvlOverride w:ilvl="4"/>
-    <w:lvlOverride w:ilvl="5"/>
-    <w:lvlOverride w:ilvl="6"/>
-    <w:lvlOverride w:ilvl="7"/>
-    <w:lvlOverride w:ilvl="8"/>
   </w:num>
 </w:numbering>
 </file>
@@ -17283,7 +17486,6 @@
   <w:style w:type="character" w:default="1" w:styleId="DefaultParagraphFont">
     <w:name w:val="Default Paragraph Font"/>
     <w:uiPriority w:val="1"/>
-    <w:semiHidden/>
     <w:unhideWhenUsed/>
   </w:style>
   <w:style w:type="table" w:default="1" w:styleId="TableNormal">

--- a/James Fan - Assessment 3_ Major Project.docx
+++ b/James Fan - Assessment 3_ Major Project.docx
@@ -6075,7 +6075,7 @@
         </w:tc>
         <w:tc>
           <w:tcPr>
-            <w:tcW w:w="869" w:type="dxa"/>
+            <w:tcW w:w="1024" w:type="dxa"/>
           </w:tcPr>
           <w:p>
             <w:pPr>
@@ -6095,7 +6095,7 @@
         </w:tc>
         <w:tc>
           <w:tcPr>
-            <w:tcW w:w="1044" w:type="dxa"/>
+            <w:tcW w:w="986" w:type="dxa"/>
           </w:tcPr>
           <w:p>
             <w:pPr>
@@ -6115,7 +6115,7 @@
         </w:tc>
         <w:tc>
           <w:tcPr>
-            <w:tcW w:w="1132" w:type="dxa"/>
+            <w:tcW w:w="1108" w:type="dxa"/>
           </w:tcPr>
           <w:p>
             <w:pPr>
@@ -6180,7 +6180,7 @@
         </w:tc>
         <w:tc>
           <w:tcPr>
-            <w:tcW w:w="1053" w:type="dxa"/>
+            <w:tcW w:w="999" w:type="dxa"/>
           </w:tcPr>
           <w:p>
             <w:pPr>
@@ -6235,7 +6235,7 @@
         </w:tc>
         <w:tc>
           <w:tcPr>
-            <w:tcW w:w="1148" w:type="dxa"/>
+            <w:tcW w:w="1129" w:type="dxa"/>
           </w:tcPr>
           <w:p>
             <w:pPr>
@@ -6291,7 +6291,7 @@
         </w:tc>
         <w:tc>
           <w:tcPr>
-            <w:tcW w:w="869" w:type="dxa"/>
+            <w:tcW w:w="1024" w:type="dxa"/>
           </w:tcPr>
           <w:p>
             <w:r>
@@ -6304,19 +6304,19 @@
         </w:tc>
         <w:tc>
           <w:tcPr>
-            <w:tcW w:w="1044" w:type="dxa"/>
+            <w:tcW w:w="986" w:type="dxa"/>
           </w:tcPr>
           <w:p/>
         </w:tc>
         <w:tc>
           <w:tcPr>
-            <w:tcW w:w="1132" w:type="dxa"/>
+            <w:tcW w:w="1108" w:type="dxa"/>
           </w:tcPr>
           <w:p/>
         </w:tc>
         <w:tc>
           <w:tcPr>
-            <w:tcW w:w="1053" w:type="dxa"/>
+            <w:tcW w:w="999" w:type="dxa"/>
           </w:tcPr>
           <w:p/>
         </w:tc>
@@ -6332,7 +6332,7 @@
         </w:tc>
         <w:tc>
           <w:tcPr>
-            <w:tcW w:w="1148" w:type="dxa"/>
+            <w:tcW w:w="1129" w:type="dxa"/>
           </w:tcPr>
           <w:p>
             <w:r>
@@ -6363,7 +6363,7 @@
         </w:tc>
         <w:tc>
           <w:tcPr>
-            <w:tcW w:w="869" w:type="dxa"/>
+            <w:tcW w:w="1024" w:type="dxa"/>
           </w:tcPr>
           <w:p>
             <w:r>
@@ -6373,19 +6373,19 @@
         </w:tc>
         <w:tc>
           <w:tcPr>
-            <w:tcW w:w="1044" w:type="dxa"/>
+            <w:tcW w:w="986" w:type="dxa"/>
           </w:tcPr>
           <w:p/>
         </w:tc>
         <w:tc>
           <w:tcPr>
-            <w:tcW w:w="1132" w:type="dxa"/>
+            <w:tcW w:w="1108" w:type="dxa"/>
           </w:tcPr>
           <w:p/>
         </w:tc>
         <w:tc>
           <w:tcPr>
-            <w:tcW w:w="1053" w:type="dxa"/>
+            <w:tcW w:w="999" w:type="dxa"/>
           </w:tcPr>
           <w:p/>
         </w:tc>
@@ -6401,7 +6401,7 @@
         </w:tc>
         <w:tc>
           <w:tcPr>
-            <w:tcW w:w="1148" w:type="dxa"/>
+            <w:tcW w:w="1129" w:type="dxa"/>
           </w:tcPr>
           <w:p>
             <w:r>
@@ -6429,7 +6429,7 @@
         </w:tc>
         <w:tc>
           <w:tcPr>
-            <w:tcW w:w="869" w:type="dxa"/>
+            <w:tcW w:w="1024" w:type="dxa"/>
           </w:tcPr>
           <w:p>
             <w:r>
@@ -6439,19 +6439,19 @@
         </w:tc>
         <w:tc>
           <w:tcPr>
-            <w:tcW w:w="1044" w:type="dxa"/>
+            <w:tcW w:w="986" w:type="dxa"/>
           </w:tcPr>
           <w:p/>
         </w:tc>
         <w:tc>
           <w:tcPr>
-            <w:tcW w:w="1132" w:type="dxa"/>
+            <w:tcW w:w="1108" w:type="dxa"/>
           </w:tcPr>
           <w:p/>
         </w:tc>
         <w:tc>
           <w:tcPr>
-            <w:tcW w:w="1053" w:type="dxa"/>
+            <w:tcW w:w="999" w:type="dxa"/>
           </w:tcPr>
           <w:p/>
         </w:tc>
@@ -6467,7 +6467,7 @@
         </w:tc>
         <w:tc>
           <w:tcPr>
-            <w:tcW w:w="1148" w:type="dxa"/>
+            <w:tcW w:w="1129" w:type="dxa"/>
           </w:tcPr>
           <w:p>
             <w:r>
@@ -6489,13 +6489,13 @@
           </w:tcPr>
           <w:p>
             <w:r>
-              <w:t xml:space="preserve">FlagNumber </w:t>
+              <w:t>ShipParts</w:t>
             </w:r>
           </w:p>
         </w:tc>
         <w:tc>
           <w:tcPr>
-            <w:tcW w:w="869" w:type="dxa"/>
+            <w:tcW w:w="1024" w:type="dxa"/>
           </w:tcPr>
           <w:p>
             <w:r>
@@ -6505,19 +6505,19 @@
         </w:tc>
         <w:tc>
           <w:tcPr>
-            <w:tcW w:w="1044" w:type="dxa"/>
+            <w:tcW w:w="986" w:type="dxa"/>
           </w:tcPr>
           <w:p/>
         </w:tc>
         <w:tc>
           <w:tcPr>
-            <w:tcW w:w="1132" w:type="dxa"/>
+            <w:tcW w:w="1108" w:type="dxa"/>
           </w:tcPr>
           <w:p/>
         </w:tc>
         <w:tc>
           <w:tcPr>
-            <w:tcW w:w="1053" w:type="dxa"/>
+            <w:tcW w:w="999" w:type="dxa"/>
           </w:tcPr>
           <w:p/>
         </w:tc>
@@ -6527,17 +6527,87 @@
           </w:tcPr>
           <w:p>
             <w:r>
-              <w:t xml:space="preserve">The number of flags placed on the tile map </w:t>
+              <w:t>The number of ships part left</w:t>
             </w:r>
           </w:p>
         </w:tc>
         <w:tc>
           <w:tcPr>
-            <w:tcW w:w="1148" w:type="dxa"/>
+            <w:tcW w:w="1129" w:type="dxa"/>
           </w:tcPr>
           <w:p>
             <w:r>
-              <w:t>2</w:t>
+              <w:t>7</w:t>
+            </w:r>
+          </w:p>
+        </w:tc>
+        <w:tc>
+          <w:tcPr>
+            <w:tcW w:w="1268" w:type="dxa"/>
+          </w:tcPr>
+          <w:p>
+            <w:r>
+              <w:t>At or under 17</w:t>
+            </w:r>
+          </w:p>
+        </w:tc>
+      </w:tr>
+      <w:tr>
+        <w:tc>
+          <w:tcPr>
+            <w:tcW w:w="1635" w:type="dxa"/>
+          </w:tcPr>
+          <w:p>
+            <w:r>
+              <w:t>MineFlagged</w:t>
+            </w:r>
+          </w:p>
+        </w:tc>
+        <w:tc>
+          <w:tcPr>
+            <w:tcW w:w="1024" w:type="dxa"/>
+          </w:tcPr>
+          <w:p>
+            <w:r>
+              <w:t>Integer</w:t>
+            </w:r>
+          </w:p>
+        </w:tc>
+        <w:tc>
+          <w:tcPr>
+            <w:tcW w:w="986" w:type="dxa"/>
+          </w:tcPr>
+          <w:p/>
+        </w:tc>
+        <w:tc>
+          <w:tcPr>
+            <w:tcW w:w="1108" w:type="dxa"/>
+          </w:tcPr>
+          <w:p/>
+        </w:tc>
+        <w:tc>
+          <w:tcPr>
+            <w:tcW w:w="999" w:type="dxa"/>
+          </w:tcPr>
+          <w:p/>
+        </w:tc>
+        <w:tc>
+          <w:tcPr>
+            <w:tcW w:w="1427" w:type="dxa"/>
+          </w:tcPr>
+          <w:p>
+            <w:r>
+              <w:t>The number of mines correctly flagged</w:t>
+            </w:r>
+          </w:p>
+        </w:tc>
+        <w:tc>
+          <w:tcPr>
+            <w:tcW w:w="1129" w:type="dxa"/>
+          </w:tcPr>
+          <w:p>
+            <w:r>
+              <w:t>5</w:t>
             </w:r>
           </w:p>
         </w:tc>
@@ -6555,13 +6625,13 @@
           </w:tcPr>
           <w:p>
             <w:r>
-              <w:t>MineFlagged</w:t>
+              <w:t>TileUncovered</w:t>
             </w:r>
           </w:p>
         </w:tc>
         <w:tc>
           <w:tcPr>
-            <w:tcW w:w="869" w:type="dxa"/>
+            <w:tcW w:w="1024" w:type="dxa"/>
           </w:tcPr>
           <w:p>
             <w:r>
@@ -6571,19 +6641,19 @@
         </w:tc>
         <w:tc>
           <w:tcPr>
-            <w:tcW w:w="1044" w:type="dxa"/>
+            <w:tcW w:w="986" w:type="dxa"/>
           </w:tcPr>
           <w:p/>
         </w:tc>
         <w:tc>
           <w:tcPr>
-            <w:tcW w:w="1132" w:type="dxa"/>
+            <w:tcW w:w="1108" w:type="dxa"/>
           </w:tcPr>
           <w:p/>
         </w:tc>
         <w:tc>
           <w:tcPr>
-            <w:tcW w:w="1053" w:type="dxa"/>
+            <w:tcW w:w="999" w:type="dxa"/>
           </w:tcPr>
           <w:p/>
         </w:tc>
@@ -6593,79 +6663,13 @@
           </w:tcPr>
           <w:p>
             <w:r>
-              <w:t>The number of mines correctly flagged</w:t>
+              <w:t>The number of tiles uncovered by the player</w:t>
             </w:r>
           </w:p>
         </w:tc>
         <w:tc>
           <w:tcPr>
-            <w:tcW w:w="1148" w:type="dxa"/>
-          </w:tcPr>
-          <w:p>
-            <w:r>
-              <w:t>5</w:t>
-            </w:r>
-          </w:p>
-        </w:tc>
-        <w:tc>
-          <w:tcPr>
-            <w:tcW w:w="1268" w:type="dxa"/>
-          </w:tcPr>
-          <w:p/>
-        </w:tc>
-      </w:tr>
-      <w:tr>
-        <w:tc>
-          <w:tcPr>
-            <w:tcW w:w="1635" w:type="dxa"/>
-          </w:tcPr>
-          <w:p>
-            <w:r>
-              <w:t>TileUncovered</w:t>
-            </w:r>
-          </w:p>
-        </w:tc>
-        <w:tc>
-          <w:tcPr>
-            <w:tcW w:w="869" w:type="dxa"/>
-          </w:tcPr>
-          <w:p>
-            <w:r>
-              <w:t>Integer</w:t>
-            </w:r>
-          </w:p>
-        </w:tc>
-        <w:tc>
-          <w:tcPr>
-            <w:tcW w:w="1044" w:type="dxa"/>
-          </w:tcPr>
-          <w:p/>
-        </w:tc>
-        <w:tc>
-          <w:tcPr>
-            <w:tcW w:w="1132" w:type="dxa"/>
-          </w:tcPr>
-          <w:p/>
-        </w:tc>
-        <w:tc>
-          <w:tcPr>
-            <w:tcW w:w="1053" w:type="dxa"/>
-          </w:tcPr>
-          <w:p/>
-        </w:tc>
-        <w:tc>
-          <w:tcPr>
-            <w:tcW w:w="1427" w:type="dxa"/>
-          </w:tcPr>
-          <w:p>
-            <w:r>
-              <w:t>The number of tiles uncovered by the player</w:t>
-            </w:r>
-          </w:p>
-        </w:tc>
-        <w:tc>
-          <w:tcPr>
-            <w:tcW w:w="1148" w:type="dxa"/>
+            <w:tcW w:w="1129" w:type="dxa"/>
           </w:tcPr>
           <w:p>
             <w:r>
@@ -6697,7 +6701,7 @@
         </w:tc>
         <w:tc>
           <w:tcPr>
-            <w:tcW w:w="869" w:type="dxa"/>
+            <w:tcW w:w="1024" w:type="dxa"/>
           </w:tcPr>
           <w:p>
             <w:r>
@@ -6707,19 +6711,19 @@
         </w:tc>
         <w:tc>
           <w:tcPr>
-            <w:tcW w:w="1044" w:type="dxa"/>
+            <w:tcW w:w="986" w:type="dxa"/>
           </w:tcPr>
           <w:p/>
         </w:tc>
         <w:tc>
           <w:tcPr>
-            <w:tcW w:w="1132" w:type="dxa"/>
+            <w:tcW w:w="1108" w:type="dxa"/>
           </w:tcPr>
           <w:p/>
         </w:tc>
         <w:tc>
           <w:tcPr>
-            <w:tcW w:w="1053" w:type="dxa"/>
+            <w:tcW w:w="999" w:type="dxa"/>
           </w:tcPr>
           <w:p/>
         </w:tc>
@@ -6735,7 +6739,7 @@
         </w:tc>
         <w:tc>
           <w:tcPr>
-            <w:tcW w:w="1148" w:type="dxa"/>
+            <w:tcW w:w="1129" w:type="dxa"/>
           </w:tcPr>
           <w:p>
             <w:r>
@@ -6767,7 +6771,7 @@
         </w:tc>
         <w:tc>
           <w:tcPr>
-            <w:tcW w:w="869" w:type="dxa"/>
+            <w:tcW w:w="1024" w:type="dxa"/>
           </w:tcPr>
           <w:p>
             <w:r>
@@ -6777,7 +6781,7 @@
         </w:tc>
         <w:tc>
           <w:tcPr>
-            <w:tcW w:w="1044" w:type="dxa"/>
+            <w:tcW w:w="986" w:type="dxa"/>
           </w:tcPr>
           <w:p>
             <w:r>
@@ -6787,13 +6791,13 @@
         </w:tc>
         <w:tc>
           <w:tcPr>
-            <w:tcW w:w="1132" w:type="dxa"/>
+            <w:tcW w:w="1108" w:type="dxa"/>
           </w:tcPr>
           <w:p/>
         </w:tc>
         <w:tc>
           <w:tcPr>
-            <w:tcW w:w="1053" w:type="dxa"/>
+            <w:tcW w:w="999" w:type="dxa"/>
           </w:tcPr>
           <w:p/>
         </w:tc>
@@ -6809,7 +6813,7 @@
         </w:tc>
         <w:tc>
           <w:tcPr>
-            <w:tcW w:w="1148" w:type="dxa"/>
+            <w:tcW w:w="1129" w:type="dxa"/>
           </w:tcPr>
           <w:p/>
         </w:tc>
@@ -6833,7 +6837,7 @@
         </w:tc>
         <w:tc>
           <w:tcPr>
-            <w:tcW w:w="869" w:type="dxa"/>
+            <w:tcW w:w="1024" w:type="dxa"/>
           </w:tcPr>
           <w:p>
             <w:r>
@@ -6843,7 +6847,7 @@
         </w:tc>
         <w:tc>
           <w:tcPr>
-            <w:tcW w:w="1044" w:type="dxa"/>
+            <w:tcW w:w="986" w:type="dxa"/>
           </w:tcPr>
           <w:p>
             <w:r>
@@ -6853,13 +6857,13 @@
         </w:tc>
         <w:tc>
           <w:tcPr>
-            <w:tcW w:w="1132" w:type="dxa"/>
+            <w:tcW w:w="1108" w:type="dxa"/>
           </w:tcPr>
           <w:p/>
         </w:tc>
         <w:tc>
           <w:tcPr>
-            <w:tcW w:w="1053" w:type="dxa"/>
+            <w:tcW w:w="999" w:type="dxa"/>
           </w:tcPr>
           <w:p/>
         </w:tc>
@@ -6881,7 +6885,7 @@
         </w:tc>
         <w:tc>
           <w:tcPr>
-            <w:tcW w:w="1148" w:type="dxa"/>
+            <w:tcW w:w="1129" w:type="dxa"/>
           </w:tcPr>
           <w:p/>
         </w:tc>
@@ -6965,19 +6969,19 @@
         </w:numPr>
       </w:pPr>
       <w:r>
+        <w:t>Began drafting out Design brief</w:t>
+      </w:r>
+    </w:p>
+    <w:p>
+      <w:pPr>
+        <w:pStyle w:val="ListParagraph"/>
+        <w:numPr>
+          <w:ilvl w:val="1"/>
+          <w:numId w:val="22"/>
+        </w:numPr>
+      </w:pPr>
+      <w:r>
         <w:lastRenderedPageBreak/>
-        <w:t>Began drafting out Design brief</w:t>
-      </w:r>
-    </w:p>
-    <w:p>
-      <w:pPr>
-        <w:pStyle w:val="ListParagraph"/>
-        <w:numPr>
-          <w:ilvl w:val="1"/>
-          <w:numId w:val="22"/>
-        </w:numPr>
-      </w:pPr>
-      <w:r>
         <w:t>Finished draft Design brief</w:t>
       </w:r>
     </w:p>
@@ -7469,19 +7473,19 @@
         </w:numPr>
       </w:pPr>
       <w:r>
+        <w:t>Objectives</w:t>
+      </w:r>
+    </w:p>
+    <w:p>
+      <w:pPr>
+        <w:pStyle w:val="ListParagraph"/>
+        <w:numPr>
+          <w:ilvl w:val="1"/>
+          <w:numId w:val="22"/>
+        </w:numPr>
+      </w:pPr>
+      <w:r>
         <w:lastRenderedPageBreak/>
-        <w:t>Objectives</w:t>
-      </w:r>
-    </w:p>
-    <w:p>
-      <w:pPr>
-        <w:pStyle w:val="ListParagraph"/>
-        <w:numPr>
-          <w:ilvl w:val="1"/>
-          <w:numId w:val="22"/>
-        </w:numPr>
-      </w:pPr>
-      <w:r>
         <w:t>Drafted Objectives</w:t>
       </w:r>
     </w:p>
@@ -7990,19 +7994,19 @@
         </w:numPr>
       </w:pPr>
       <w:r>
+        <w:t>Documentation</w:t>
+      </w:r>
+    </w:p>
+    <w:p>
+      <w:pPr>
+        <w:pStyle w:val="ListParagraph"/>
+        <w:numPr>
+          <w:ilvl w:val="2"/>
+          <w:numId w:val="22"/>
+        </w:numPr>
+      </w:pPr>
+      <w:r>
         <w:lastRenderedPageBreak/>
-        <w:t>Documentation</w:t>
-      </w:r>
-    </w:p>
-    <w:p>
-      <w:pPr>
-        <w:pStyle w:val="ListParagraph"/>
-        <w:numPr>
-          <w:ilvl w:val="2"/>
-          <w:numId w:val="22"/>
-        </w:numPr>
-      </w:pPr>
-      <w:r>
         <w:t>On Course</w:t>
       </w:r>
     </w:p>
@@ -8521,25 +8525,25 @@
         </w:numPr>
       </w:pPr>
       <w:r>
+        <w:t>Input,</w:t>
+      </w:r>
+      <w:r>
+        <w:t xml:space="preserve"> Process, Output</w:t>
+      </w:r>
+      <w:r>
+        <w:t xml:space="preserve"> Table</w:t>
+      </w:r>
+    </w:p>
+    <w:p>
+      <w:pPr>
+        <w:pStyle w:val="ListParagraph"/>
+        <w:numPr>
+          <w:ilvl w:val="2"/>
+          <w:numId w:val="22"/>
+        </w:numPr>
+      </w:pPr>
+      <w:r>
         <w:lastRenderedPageBreak/>
-        <w:t>Input,</w:t>
-      </w:r>
-      <w:r>
-        <w:t xml:space="preserve"> Process, Output</w:t>
-      </w:r>
-      <w:r>
-        <w:t xml:space="preserve"> Table</w:t>
-      </w:r>
-    </w:p>
-    <w:p>
-      <w:pPr>
-        <w:pStyle w:val="ListParagraph"/>
-        <w:numPr>
-          <w:ilvl w:val="2"/>
-          <w:numId w:val="22"/>
-        </w:numPr>
-      </w:pPr>
-      <w:r>
         <w:t>Drafted Input,</w:t>
       </w:r>
       <w:r>
@@ -9081,7 +9085,6 @@
         <w:rPr>
           <w:lang w:val="en-US"/>
         </w:rPr>
-        <w:lastRenderedPageBreak/>
         <w:t>Additional task tomorrow</w:t>
       </w:r>
     </w:p>
@@ -9094,6 +9097,7 @@
       <w:bookmarkStart w:id="52" w:name="_Toc169689642"/>
       <w:bookmarkEnd w:id="51"/>
       <w:r>
+        <w:lastRenderedPageBreak/>
         <w:t>26th of May</w:t>
       </w:r>
       <w:bookmarkEnd w:id="52"/>
@@ -9574,33 +9578,33 @@
         </w:numPr>
       </w:pPr>
       <w:r>
+        <w:t>“Start” or “Play again?” Button</w:t>
+      </w:r>
+    </w:p>
+    <w:p>
+      <w:pPr>
+        <w:pStyle w:val="ListParagraph"/>
+        <w:widowControl w:val="0"/>
+        <w:numPr>
+          <w:ilvl w:val="3"/>
+          <w:numId w:val="22"/>
+        </w:numPr>
+        <w:spacing w:line="240" w:lineRule="auto"/>
+      </w:pPr>
+      <w:r>
+        <w:t>Revealing a non-mine tile</w:t>
+      </w:r>
+    </w:p>
+    <w:p>
+      <w:pPr>
+        <w:pStyle w:val="ListParagraph"/>
+        <w:numPr>
+          <w:ilvl w:val="0"/>
+          <w:numId w:val="22"/>
+        </w:numPr>
+      </w:pPr>
+      <w:r>
         <w:lastRenderedPageBreak/>
-        <w:t>“Start” or “Play again?” Button</w:t>
-      </w:r>
-    </w:p>
-    <w:p>
-      <w:pPr>
-        <w:pStyle w:val="ListParagraph"/>
-        <w:widowControl w:val="0"/>
-        <w:numPr>
-          <w:ilvl w:val="3"/>
-          <w:numId w:val="22"/>
-        </w:numPr>
-        <w:spacing w:line="240" w:lineRule="auto"/>
-      </w:pPr>
-      <w:r>
-        <w:t>Revealing a non-mine tile</w:t>
-      </w:r>
-    </w:p>
-    <w:p>
-      <w:pPr>
-        <w:pStyle w:val="ListParagraph"/>
-        <w:numPr>
-          <w:ilvl w:val="0"/>
-          <w:numId w:val="22"/>
-        </w:numPr>
-      </w:pPr>
-      <w:r>
         <w:t>Continue drafting system flowchart</w:t>
       </w:r>
     </w:p>
@@ -10065,31 +10069,31 @@
         </w:numPr>
       </w:pPr>
       <w:r>
+        <w:t>Continue drafting system flowchart</w:t>
+      </w:r>
+    </w:p>
+    <w:p>
+      <w:pPr>
+        <w:pStyle w:val="ListParagraph"/>
+        <w:numPr>
+          <w:ilvl w:val="1"/>
+          <w:numId w:val="22"/>
+        </w:numPr>
+      </w:pPr>
+      <w:r>
+        <w:t>Added symbols</w:t>
+      </w:r>
+    </w:p>
+    <w:p>
+      <w:pPr>
+        <w:pStyle w:val="ListParagraph"/>
+        <w:numPr>
+          <w:ilvl w:val="1"/>
+          <w:numId w:val="22"/>
+        </w:numPr>
+      </w:pPr>
+      <w:r>
         <w:lastRenderedPageBreak/>
-        <w:t>Continue drafting system flowchart</w:t>
-      </w:r>
-    </w:p>
-    <w:p>
-      <w:pPr>
-        <w:pStyle w:val="ListParagraph"/>
-        <w:numPr>
-          <w:ilvl w:val="1"/>
-          <w:numId w:val="22"/>
-        </w:numPr>
-      </w:pPr>
-      <w:r>
-        <w:t>Added symbols</w:t>
-      </w:r>
-    </w:p>
-    <w:p>
-      <w:pPr>
-        <w:pStyle w:val="ListParagraph"/>
-        <w:numPr>
-          <w:ilvl w:val="1"/>
-          <w:numId w:val="22"/>
-        </w:numPr>
-      </w:pPr>
-      <w:r>
         <w:t>Added flow lines</w:t>
       </w:r>
     </w:p>
@@ -10581,31 +10585,31 @@
         </w:numPr>
       </w:pPr>
       <w:r>
+        <w:t>Algorithm</w:t>
+      </w:r>
+    </w:p>
+    <w:p>
+      <w:pPr>
+        <w:pStyle w:val="ListParagraph"/>
+        <w:numPr>
+          <w:ilvl w:val="2"/>
+          <w:numId w:val="22"/>
+        </w:numPr>
+      </w:pPr>
+      <w:r>
+        <w:t xml:space="preserve">Behind on schedule </w:t>
+      </w:r>
+    </w:p>
+    <w:p>
+      <w:pPr>
+        <w:pStyle w:val="ListParagraph"/>
+        <w:numPr>
+          <w:ilvl w:val="1"/>
+          <w:numId w:val="22"/>
+        </w:numPr>
+      </w:pPr>
+      <w:r>
         <w:lastRenderedPageBreak/>
-        <w:t>Algorithm</w:t>
-      </w:r>
-    </w:p>
-    <w:p>
-      <w:pPr>
-        <w:pStyle w:val="ListParagraph"/>
-        <w:numPr>
-          <w:ilvl w:val="2"/>
-          <w:numId w:val="22"/>
-        </w:numPr>
-      </w:pPr>
-      <w:r>
-        <w:t xml:space="preserve">Behind on schedule </w:t>
-      </w:r>
-    </w:p>
-    <w:p>
-      <w:pPr>
-        <w:pStyle w:val="ListParagraph"/>
-        <w:numPr>
-          <w:ilvl w:val="1"/>
-          <w:numId w:val="22"/>
-        </w:numPr>
-      </w:pPr>
-      <w:r>
         <w:t>Documentation</w:t>
       </w:r>
     </w:p>
@@ -11098,43 +11102,43 @@
         </w:numPr>
       </w:pPr>
       <w:r>
+        <w:t xml:space="preserve">Learn more about the physics engine of </w:t>
+      </w:r>
+      <w:r>
+        <w:t>Godot</w:t>
+      </w:r>
+      <w:r>
+        <w:t xml:space="preserve"> and properties that </w:t>
+      </w:r>
+      <w:r>
+        <w:t>I</w:t>
+      </w:r>
+      <w:r>
+        <w:t xml:space="preserve"> can change </w:t>
+      </w:r>
+    </w:p>
+    <w:p>
+      <w:pPr>
+        <w:pStyle w:val="ListParagraph"/>
+        <w:numPr>
+          <w:ilvl w:val="1"/>
+          <w:numId w:val="22"/>
+        </w:numPr>
+      </w:pPr>
+      <w:r>
+        <w:t>Set up main stuff</w:t>
+      </w:r>
+    </w:p>
+    <w:p>
+      <w:pPr>
+        <w:pStyle w:val="ListParagraph"/>
+        <w:numPr>
+          <w:ilvl w:val="0"/>
+          <w:numId w:val="22"/>
+        </w:numPr>
+      </w:pPr>
+      <w:r>
         <w:lastRenderedPageBreak/>
-        <w:t xml:space="preserve">Learn more about the physics engine of </w:t>
-      </w:r>
-      <w:r>
-        <w:t>Godot</w:t>
-      </w:r>
-      <w:r>
-        <w:t xml:space="preserve"> and properties that </w:t>
-      </w:r>
-      <w:r>
-        <w:t>I</w:t>
-      </w:r>
-      <w:r>
-        <w:t xml:space="preserve"> can change </w:t>
-      </w:r>
-    </w:p>
-    <w:p>
-      <w:pPr>
-        <w:pStyle w:val="ListParagraph"/>
-        <w:numPr>
-          <w:ilvl w:val="1"/>
-          <w:numId w:val="22"/>
-        </w:numPr>
-      </w:pPr>
-      <w:r>
-        <w:t>Set up main stuff</w:t>
-      </w:r>
-    </w:p>
-    <w:p>
-      <w:pPr>
-        <w:pStyle w:val="ListParagraph"/>
-        <w:numPr>
-          <w:ilvl w:val="0"/>
-          <w:numId w:val="22"/>
-        </w:numPr>
-      </w:pPr>
-      <w:r>
         <w:t>Gantt Chart Progress check</w:t>
       </w:r>
     </w:p>
@@ -11609,43 +11613,43 @@
         </w:numPr>
       </w:pPr>
       <w:r>
+        <w:t>Algorithm</w:t>
+      </w:r>
+    </w:p>
+    <w:p>
+      <w:pPr>
+        <w:pStyle w:val="ListParagraph"/>
+        <w:numPr>
+          <w:ilvl w:val="2"/>
+          <w:numId w:val="22"/>
+        </w:numPr>
+      </w:pPr>
+      <w:r>
+        <w:t xml:space="preserve">Behind on schedule </w:t>
+      </w:r>
+    </w:p>
+    <w:p>
+      <w:pPr>
+        <w:pStyle w:val="ListParagraph"/>
+        <w:numPr>
+          <w:ilvl w:val="1"/>
+          <w:numId w:val="22"/>
+        </w:numPr>
+      </w:pPr>
+      <w:r>
+        <w:t>Documentation</w:t>
+      </w:r>
+    </w:p>
+    <w:p>
+      <w:pPr>
+        <w:pStyle w:val="ListParagraph"/>
+        <w:numPr>
+          <w:ilvl w:val="2"/>
+          <w:numId w:val="22"/>
+        </w:numPr>
+      </w:pPr>
+      <w:r>
         <w:lastRenderedPageBreak/>
-        <w:t>Algorithm</w:t>
-      </w:r>
-    </w:p>
-    <w:p>
-      <w:pPr>
-        <w:pStyle w:val="ListParagraph"/>
-        <w:numPr>
-          <w:ilvl w:val="2"/>
-          <w:numId w:val="22"/>
-        </w:numPr>
-      </w:pPr>
-      <w:r>
-        <w:t xml:space="preserve">Behind on schedule </w:t>
-      </w:r>
-    </w:p>
-    <w:p>
-      <w:pPr>
-        <w:pStyle w:val="ListParagraph"/>
-        <w:numPr>
-          <w:ilvl w:val="1"/>
-          <w:numId w:val="22"/>
-        </w:numPr>
-      </w:pPr>
-      <w:r>
-        <w:t>Documentation</w:t>
-      </w:r>
-    </w:p>
-    <w:p>
-      <w:pPr>
-        <w:pStyle w:val="ListParagraph"/>
-        <w:numPr>
-          <w:ilvl w:val="2"/>
-          <w:numId w:val="22"/>
-        </w:numPr>
-      </w:pPr>
-      <w:r>
         <w:t>On Course</w:t>
       </w:r>
     </w:p>
@@ -12133,7 +12137,6 @@
         </w:numPr>
       </w:pPr>
       <w:r>
-        <w:lastRenderedPageBreak/>
         <w:t>Watch videos (</w:t>
       </w:r>
       <w:hyperlink r:id="rId39">
@@ -12188,6 +12191,7 @@
         <w:rPr>
           <w:lang w:val="en-US"/>
         </w:rPr>
+        <w:lastRenderedPageBreak/>
         <w:t>get_viewport_rect().size</w:t>
       </w:r>
     </w:p>
@@ -12681,7 +12685,6 @@
         </w:numPr>
       </w:pPr>
       <w:r>
-        <w:lastRenderedPageBreak/>
         <w:t>Coding</w:t>
       </w:r>
     </w:p>
@@ -12721,6 +12724,7 @@
         </w:numPr>
       </w:pPr>
       <w:r>
+        <w:lastRenderedPageBreak/>
         <w:t xml:space="preserve">Continue learning </w:t>
       </w:r>
       <w:r>
@@ -13192,55 +13196,55 @@
         </w:numPr>
       </w:pPr>
       <w:r>
+        <w:t>Documentation</w:t>
+      </w:r>
+    </w:p>
+    <w:p>
+      <w:pPr>
+        <w:pStyle w:val="ListParagraph"/>
+        <w:numPr>
+          <w:ilvl w:val="1"/>
+          <w:numId w:val="22"/>
+        </w:numPr>
+      </w:pPr>
+      <w:r>
+        <w:t>Began work on user documentation</w:t>
+      </w:r>
+    </w:p>
+    <w:p>
+      <w:pPr>
+        <w:pStyle w:val="ListParagraph"/>
+        <w:numPr>
+          <w:ilvl w:val="2"/>
+          <w:numId w:val="22"/>
+        </w:numPr>
+      </w:pPr>
+      <w:r>
+        <w:t>Begin work</w:t>
+      </w:r>
+      <w:r>
+        <w:t xml:space="preserve"> drafting</w:t>
+      </w:r>
+      <w:r>
+        <w:t xml:space="preserve"> </w:t>
+      </w:r>
+      <w:r>
+        <w:t>an</w:t>
+      </w:r>
+      <w:r>
+        <w:t xml:space="preserve"> installation guide</w:t>
+      </w:r>
+    </w:p>
+    <w:p>
+      <w:pPr>
+        <w:pStyle w:val="ListParagraph"/>
+        <w:numPr>
+          <w:ilvl w:val="3"/>
+          <w:numId w:val="22"/>
+        </w:numPr>
+      </w:pPr>
+      <w:r>
         <w:lastRenderedPageBreak/>
-        <w:t>Documentation</w:t>
-      </w:r>
-    </w:p>
-    <w:p>
-      <w:pPr>
-        <w:pStyle w:val="ListParagraph"/>
-        <w:numPr>
-          <w:ilvl w:val="1"/>
-          <w:numId w:val="22"/>
-        </w:numPr>
-      </w:pPr>
-      <w:r>
-        <w:t>Began work on user documentation</w:t>
-      </w:r>
-    </w:p>
-    <w:p>
-      <w:pPr>
-        <w:pStyle w:val="ListParagraph"/>
-        <w:numPr>
-          <w:ilvl w:val="2"/>
-          <w:numId w:val="22"/>
-        </w:numPr>
-      </w:pPr>
-      <w:r>
-        <w:t>Begin work</w:t>
-      </w:r>
-      <w:r>
-        <w:t xml:space="preserve"> drafting</w:t>
-      </w:r>
-      <w:r>
-        <w:t xml:space="preserve"> </w:t>
-      </w:r>
-      <w:r>
-        <w:t>an</w:t>
-      </w:r>
-      <w:r>
-        <w:t xml:space="preserve"> installation guide</w:t>
-      </w:r>
-    </w:p>
-    <w:p>
-      <w:pPr>
-        <w:pStyle w:val="ListParagraph"/>
-        <w:numPr>
-          <w:ilvl w:val="3"/>
-          <w:numId w:val="22"/>
-        </w:numPr>
-      </w:pPr>
-      <w:r>
         <w:t>Finished</w:t>
       </w:r>
       <w:r>
@@ -13749,52 +13753,52 @@
         </w:numPr>
       </w:pPr>
       <w:r>
+        <w:t xml:space="preserve">Begin drafting </w:t>
+      </w:r>
+      <w:r>
+        <w:t xml:space="preserve">Data Dictionary </w:t>
+      </w:r>
+      <w:r>
+        <w:t xml:space="preserve">and </w:t>
+      </w:r>
+      <w:r>
+        <w:t>Procedure Lists</w:t>
+      </w:r>
+    </w:p>
+    <w:p>
+      <w:pPr>
+        <w:pStyle w:val="ListParagraph"/>
+        <w:numPr>
+          <w:ilvl w:val="2"/>
+          <w:numId w:val="22"/>
+        </w:numPr>
+      </w:pPr>
+      <w:r>
+        <w:t>Data Dictionary</w:t>
+      </w:r>
+    </w:p>
+    <w:p>
+      <w:pPr>
+        <w:pStyle w:val="ListParagraph"/>
+        <w:numPr>
+          <w:ilvl w:val="3"/>
+          <w:numId w:val="22"/>
+        </w:numPr>
+      </w:pPr>
+      <w:r>
+        <w:t>Added two new variables</w:t>
+      </w:r>
+    </w:p>
+    <w:p>
+      <w:pPr>
+        <w:pStyle w:val="ListParagraph"/>
+        <w:numPr>
+          <w:ilvl w:val="4"/>
+          <w:numId w:val="22"/>
+        </w:numPr>
+      </w:pPr>
+      <w:r>
         <w:lastRenderedPageBreak/>
-        <w:t xml:space="preserve">Begin drafting </w:t>
-      </w:r>
-      <w:r>
-        <w:t xml:space="preserve">Data Dictionary </w:t>
-      </w:r>
-      <w:r>
-        <w:t xml:space="preserve">and </w:t>
-      </w:r>
-      <w:r>
-        <w:t>Procedure Lists</w:t>
-      </w:r>
-    </w:p>
-    <w:p>
-      <w:pPr>
-        <w:pStyle w:val="ListParagraph"/>
-        <w:numPr>
-          <w:ilvl w:val="2"/>
-          <w:numId w:val="22"/>
-        </w:numPr>
-      </w:pPr>
-      <w:r>
-        <w:t>Data Dictionary</w:t>
-      </w:r>
-    </w:p>
-    <w:p>
-      <w:pPr>
-        <w:pStyle w:val="ListParagraph"/>
-        <w:numPr>
-          <w:ilvl w:val="3"/>
-          <w:numId w:val="22"/>
-        </w:numPr>
-      </w:pPr>
-      <w:r>
-        <w:t>Added two new variables</w:t>
-      </w:r>
-    </w:p>
-    <w:p>
-      <w:pPr>
-        <w:pStyle w:val="ListParagraph"/>
-        <w:numPr>
-          <w:ilvl w:val="4"/>
-          <w:numId w:val="22"/>
-        </w:numPr>
-      </w:pPr>
-      <w:r>
         <w:t>row</w:t>
       </w:r>
     </w:p>
@@ -14186,6 +14190,253 @@
       </w:pPr>
       <w:r>
         <w:t>On Course</w:t>
+      </w:r>
+    </w:p>
+    <w:p>
+      <w:pPr>
+        <w:pStyle w:val="ListParagraph"/>
+        <w:numPr>
+          <w:ilvl w:val="0"/>
+          <w:numId w:val="22"/>
+        </w:numPr>
+      </w:pPr>
+      <w:r>
+        <w:rPr>
+          <w:lang w:val="en-US"/>
+        </w:rPr>
+        <w:t>Additional task tomorrow</w:t>
+      </w:r>
+    </w:p>
+    <w:p>
+      <w:pPr>
+        <w:pStyle w:val="Heading3"/>
+        <w:ind w:firstLine="360"/>
+      </w:pPr>
+      <w:r>
+        <w:t>2</w:t>
+      </w:r>
+      <w:r>
+        <w:t>4th</w:t>
+      </w:r>
+      <w:r>
+        <w:t xml:space="preserve"> of June</w:t>
+      </w:r>
+    </w:p>
+    <w:p>
+      <w:pPr>
+        <w:pStyle w:val="ListParagraph"/>
+        <w:numPr>
+          <w:ilvl w:val="0"/>
+          <w:numId w:val="22"/>
+        </w:numPr>
+      </w:pPr>
+      <w:r>
+        <w:t>Continued development on main game</w:t>
+      </w:r>
+    </w:p>
+    <w:p>
+      <w:pPr>
+        <w:pStyle w:val="ListParagraph"/>
+        <w:numPr>
+          <w:ilvl w:val="1"/>
+          <w:numId w:val="22"/>
+        </w:numPr>
+      </w:pPr>
+      <w:r>
+        <w:t>Added more variables</w:t>
+      </w:r>
+    </w:p>
+    <w:p>
+      <w:pPr>
+        <w:pStyle w:val="ListParagraph"/>
+        <w:numPr>
+          <w:ilvl w:val="2"/>
+          <w:numId w:val="22"/>
+        </w:numPr>
+      </w:pPr>
+      <w:r>
+        <w:t>StandAlone.gd</w:t>
+      </w:r>
+    </w:p>
+    <w:p>
+      <w:pPr>
+        <w:pStyle w:val="ListParagraph"/>
+        <w:numPr>
+          <w:ilvl w:val="0"/>
+          <w:numId w:val="22"/>
+        </w:numPr>
+      </w:pPr>
+      <w:r>
+        <w:t>Continued working on technical manual</w:t>
+      </w:r>
+    </w:p>
+    <w:p>
+      <w:pPr>
+        <w:pStyle w:val="ListParagraph"/>
+        <w:numPr>
+          <w:ilvl w:val="1"/>
+          <w:numId w:val="22"/>
+        </w:numPr>
+      </w:pPr>
+      <w:r>
+        <w:t xml:space="preserve">Continue drafting </w:t>
+      </w:r>
+      <w:r>
+        <w:t xml:space="preserve">Data Dictionary </w:t>
+      </w:r>
+      <w:r>
+        <w:t xml:space="preserve">and </w:t>
+      </w:r>
+      <w:r>
+        <w:t>Procedure Lists</w:t>
+      </w:r>
+    </w:p>
+    <w:p>
+      <w:pPr>
+        <w:pStyle w:val="ListParagraph"/>
+        <w:numPr>
+          <w:ilvl w:val="2"/>
+          <w:numId w:val="22"/>
+        </w:numPr>
+      </w:pPr>
+      <w:r>
+        <w:t>Data Dictionary</w:t>
+      </w:r>
+    </w:p>
+    <w:p>
+      <w:pPr>
+        <w:pStyle w:val="ListParagraph"/>
+        <w:numPr>
+          <w:ilvl w:val="0"/>
+          <w:numId w:val="22"/>
+        </w:numPr>
+      </w:pPr>
+      <w:r>
+        <w:lastRenderedPageBreak/>
+        <w:t>Continued work on Algorithm</w:t>
+      </w:r>
+      <w:r>
+        <w:tab/>
+      </w:r>
+    </w:p>
+    <w:p>
+      <w:pPr>
+        <w:pStyle w:val="ListParagraph"/>
+        <w:numPr>
+          <w:ilvl w:val="1"/>
+          <w:numId w:val="22"/>
+        </w:numPr>
+      </w:pPr>
+      <w:r>
+        <w:t xml:space="preserve">Added new parts </w:t>
+      </w:r>
+    </w:p>
+    <w:p>
+      <w:pPr>
+        <w:pStyle w:val="ListParagraph"/>
+        <w:numPr>
+          <w:ilvl w:val="0"/>
+          <w:numId w:val="22"/>
+        </w:numPr>
+      </w:pPr>
+      <w:r>
+        <w:t>Gantt Chart Progress check</w:t>
+      </w:r>
+    </w:p>
+    <w:p>
+      <w:pPr>
+        <w:pStyle w:val="ListParagraph"/>
+        <w:numPr>
+          <w:ilvl w:val="1"/>
+          <w:numId w:val="22"/>
+        </w:numPr>
+      </w:pPr>
+      <w:r>
+        <w:t>Algorithm</w:t>
+      </w:r>
+    </w:p>
+    <w:p>
+      <w:pPr>
+        <w:pStyle w:val="ListParagraph"/>
+        <w:numPr>
+          <w:ilvl w:val="2"/>
+          <w:numId w:val="22"/>
+        </w:numPr>
+      </w:pPr>
+      <w:r>
+        <w:t>On course</w:t>
+      </w:r>
+    </w:p>
+    <w:p>
+      <w:pPr>
+        <w:pStyle w:val="ListParagraph"/>
+        <w:numPr>
+          <w:ilvl w:val="1"/>
+          <w:numId w:val="22"/>
+        </w:numPr>
+      </w:pPr>
+      <w:r>
+        <w:t>Documentation</w:t>
+      </w:r>
+    </w:p>
+    <w:p>
+      <w:pPr>
+        <w:pStyle w:val="ListParagraph"/>
+        <w:numPr>
+          <w:ilvl w:val="2"/>
+          <w:numId w:val="22"/>
+        </w:numPr>
+      </w:pPr>
+      <w:r>
+        <w:t>On course</w:t>
+      </w:r>
+    </w:p>
+    <w:p>
+      <w:pPr>
+        <w:pStyle w:val="ListParagraph"/>
+        <w:numPr>
+          <w:ilvl w:val="1"/>
+          <w:numId w:val="22"/>
+        </w:numPr>
+      </w:pPr>
+      <w:r>
+        <w:t>Coding</w:t>
+      </w:r>
+    </w:p>
+    <w:p>
+      <w:pPr>
+        <w:pStyle w:val="ListParagraph"/>
+        <w:numPr>
+          <w:ilvl w:val="2"/>
+          <w:numId w:val="22"/>
+        </w:numPr>
+      </w:pPr>
+      <w:r>
+        <w:t>On Course</w:t>
+      </w:r>
+    </w:p>
+    <w:p>
+      <w:pPr>
+        <w:pStyle w:val="ListParagraph"/>
+        <w:numPr>
+          <w:ilvl w:val="1"/>
+          <w:numId w:val="22"/>
+        </w:numPr>
+      </w:pPr>
+      <w:r>
+        <w:t>Testing</w:t>
+      </w:r>
+    </w:p>
+    <w:p>
+      <w:pPr>
+        <w:pStyle w:val="ListParagraph"/>
+        <w:numPr>
+          <w:ilvl w:val="2"/>
+          <w:numId w:val="22"/>
+        </w:numPr>
+      </w:pPr>
+      <w:r>
+        <w:t xml:space="preserve">Behind on schedule </w:t>
       </w:r>
     </w:p>
     <w:p>

--- a/James Fan - Assessment 3_ Major Project.docx
+++ b/James Fan - Assessment 3_ Major Project.docx
@@ -103,7 +103,7 @@
           <w:noProof/>
         </w:rPr>
         <w:drawing>
-          <wp:anchor distT="0" distB="0" distL="114300" distR="114300" simplePos="0" relativeHeight="251662336" behindDoc="0" locked="0" layoutInCell="1" allowOverlap="1" wp14:anchorId="2E5C3EA8" wp14:editId="07DFF7AD">
+          <wp:anchor distT="0" distB="0" distL="114300" distR="114300" simplePos="0" relativeHeight="251662336" behindDoc="0" locked="0" layoutInCell="1" allowOverlap="1" wp14:anchorId="2E5C3EA8" wp14:editId="3D56CBA1">
             <wp:simplePos x="0" y="0"/>
             <wp:positionH relativeFrom="column">
               <wp:posOffset>1417320</wp:posOffset>
@@ -14213,13 +14213,7 @@
         <w:ind w:firstLine="360"/>
       </w:pPr>
       <w:r>
-        <w:t>2</w:t>
-      </w:r>
-      <w:r>
-        <w:t>4th</w:t>
-      </w:r>
-      <w:r>
-        <w:t xml:space="preserve"> of June</w:t>
+        <w:t>24th of June</w:t>
       </w:r>
     </w:p>
     <w:p>
@@ -14262,6 +14256,57 @@
       <w:pPr>
         <w:pStyle w:val="ListParagraph"/>
         <w:numPr>
+          <w:ilvl w:val="1"/>
+          <w:numId w:val="22"/>
+        </w:numPr>
+      </w:pPr>
+      <w:r>
+        <w:t>Obtained explosion icon</w:t>
+      </w:r>
+    </w:p>
+    <w:p>
+      <w:pPr>
+        <w:pStyle w:val="ListParagraph"/>
+        <w:numPr>
+          <w:ilvl w:val="2"/>
+          <w:numId w:val="22"/>
+        </w:numPr>
+      </w:pPr>
+      <w:r>
+        <w:t>Explosion.svg</w:t>
+      </w:r>
+    </w:p>
+    <w:p>
+      <w:pPr>
+        <w:pStyle w:val="ListParagraph"/>
+        <w:numPr>
+          <w:ilvl w:val="3"/>
+          <w:numId w:val="22"/>
+        </w:numPr>
+      </w:pPr>
+      <w:r>
+        <w:lastRenderedPageBreak/>
+        <w:t xml:space="preserve">License as </w:t>
+      </w:r>
+      <w:r>
+        <w:t>Creative Commons CC0 1.0 Universal Public Domain Dedication</w:t>
+      </w:r>
+      <w:r>
+        <w:t xml:space="preserve"> on </w:t>
+      </w:r>
+      <w:hyperlink r:id="rId47" w:history="1">
+        <w:r>
+          <w:rPr>
+            <w:rStyle w:val="Hyperlink"/>
+          </w:rPr>
+          <w:t>wikimedia.org</w:t>
+        </w:r>
+      </w:hyperlink>
+    </w:p>
+    <w:p>
+      <w:pPr>
+        <w:pStyle w:val="ListParagraph"/>
+        <w:numPr>
           <w:ilvl w:val="0"/>
           <w:numId w:val="22"/>
         </w:numPr>
@@ -14312,7 +14357,6 @@
         </w:numPr>
       </w:pPr>
       <w:r>
-        <w:lastRenderedPageBreak/>
         <w:t>Continued work on Algorithm</w:t>
       </w:r>
       <w:r>
@@ -14329,6 +14373,18 @@
       </w:pPr>
       <w:r>
         <w:t xml:space="preserve">Added new parts </w:t>
+      </w:r>
+    </w:p>
+    <w:p>
+      <w:pPr>
+        <w:pStyle w:val="ListParagraph"/>
+        <w:numPr>
+          <w:ilvl w:val="2"/>
+          <w:numId w:val="22"/>
+        </w:numPr>
+      </w:pPr>
+      <w:r>
+        <w:t>Added for code to algorithm StandAlone.gd</w:t>
       </w:r>
     </w:p>
     <w:p>
@@ -14461,7 +14517,7 @@
     </w:p>
     <w:p/>
     <w:sectPr>
-      <w:footerReference w:type="default" r:id="rId47"/>
+      <w:footerReference w:type="default" r:id="rId48"/>
       <w:pgSz w:w="12240" w:h="15840"/>
       <w:pgMar w:top="1440" w:right="1440" w:bottom="1440" w:left="1440" w:header="720" w:footer="720" w:gutter="0"/>
       <w:pgNumType w:start="1"/>
@@ -17737,6 +17793,7 @@
   <w:style w:type="character" w:default="1" w:styleId="DefaultParagraphFont">
     <w:name w:val="Default Paragraph Font"/>
     <w:uiPriority w:val="1"/>
+    <w:semiHidden/>
     <w:unhideWhenUsed/>
   </w:style>
   <w:style w:type="table" w:default="1" w:styleId="TableNormal">

--- a/James Fan - Assessment 3_ Major Project.docx
+++ b/James Fan - Assessment 3_ Major Project.docx
@@ -103,7 +103,7 @@
           <w:noProof/>
         </w:rPr>
         <w:drawing>
-          <wp:anchor distT="0" distB="0" distL="114300" distR="114300" simplePos="0" relativeHeight="251662336" behindDoc="0" locked="0" layoutInCell="1" allowOverlap="1" wp14:anchorId="2E5C3EA8" wp14:editId="3D56CBA1">
+          <wp:anchor distT="0" distB="0" distL="114300" distR="114300" simplePos="0" relativeHeight="251662336" behindDoc="0" locked="0" layoutInCell="1" allowOverlap="1" wp14:anchorId="2E5C3EA8" wp14:editId="0691A8BF">
             <wp:simplePos x="0" y="0"/>
             <wp:positionH relativeFrom="column">
               <wp:posOffset>1417320</wp:posOffset>
@@ -14514,6 +14514,180 @@
       <w:pPr>
         <w:ind w:left="360"/>
       </w:pPr>
+    </w:p>
+    <w:p>
+      <w:pPr>
+        <w:pStyle w:val="Heading3"/>
+        <w:ind w:firstLine="360"/>
+      </w:pPr>
+      <w:r>
+        <w:t>2</w:t>
+      </w:r>
+      <w:r>
+        <w:t>5t</w:t>
+      </w:r>
+      <w:r>
+        <w:t>h of June</w:t>
+      </w:r>
+    </w:p>
+    <w:p>
+      <w:pPr>
+        <w:pStyle w:val="ListParagraph"/>
+        <w:numPr>
+          <w:ilvl w:val="0"/>
+          <w:numId w:val="22"/>
+        </w:numPr>
+      </w:pPr>
+      <w:r>
+        <w:t>Continued development on main game</w:t>
+      </w:r>
+    </w:p>
+    <w:p>
+      <w:pPr>
+        <w:pStyle w:val="ListParagraph"/>
+        <w:numPr>
+          <w:ilvl w:val="1"/>
+          <w:numId w:val="22"/>
+        </w:numPr>
+      </w:pPr>
+      <w:r>
+        <w:t>Working on preloading sprites</w:t>
+      </w:r>
+    </w:p>
+    <w:p>
+      <w:pPr>
+        <w:pStyle w:val="ListParagraph"/>
+        <w:numPr>
+          <w:ilvl w:val="2"/>
+          <w:numId w:val="22"/>
+        </w:numPr>
+      </w:pPr>
+      <w:r>
+        <w:t>This adds in number tiles</w:t>
+      </w:r>
+    </w:p>
+    <w:p>
+      <w:pPr>
+        <w:pStyle w:val="ListParagraph"/>
+        <w:numPr>
+          <w:ilvl w:val="0"/>
+          <w:numId w:val="22"/>
+        </w:numPr>
+      </w:pPr>
+      <w:r>
+        <w:t>Gantt Chart Progress check</w:t>
+      </w:r>
+    </w:p>
+    <w:p>
+      <w:pPr>
+        <w:pStyle w:val="ListParagraph"/>
+        <w:numPr>
+          <w:ilvl w:val="1"/>
+          <w:numId w:val="22"/>
+        </w:numPr>
+      </w:pPr>
+      <w:r>
+        <w:t>Algorithm</w:t>
+      </w:r>
+    </w:p>
+    <w:p>
+      <w:pPr>
+        <w:pStyle w:val="ListParagraph"/>
+        <w:numPr>
+          <w:ilvl w:val="2"/>
+          <w:numId w:val="22"/>
+        </w:numPr>
+      </w:pPr>
+      <w:r>
+        <w:t>On course</w:t>
+      </w:r>
+    </w:p>
+    <w:p>
+      <w:pPr>
+        <w:pStyle w:val="ListParagraph"/>
+        <w:numPr>
+          <w:ilvl w:val="1"/>
+          <w:numId w:val="22"/>
+        </w:numPr>
+      </w:pPr>
+      <w:r>
+        <w:t>Documentation</w:t>
+      </w:r>
+    </w:p>
+    <w:p>
+      <w:pPr>
+        <w:pStyle w:val="ListParagraph"/>
+        <w:numPr>
+          <w:ilvl w:val="2"/>
+          <w:numId w:val="22"/>
+        </w:numPr>
+      </w:pPr>
+      <w:r>
+        <w:t>On course</w:t>
+      </w:r>
+    </w:p>
+    <w:p>
+      <w:pPr>
+        <w:pStyle w:val="ListParagraph"/>
+        <w:numPr>
+          <w:ilvl w:val="1"/>
+          <w:numId w:val="22"/>
+        </w:numPr>
+      </w:pPr>
+      <w:r>
+        <w:t>Coding</w:t>
+      </w:r>
+    </w:p>
+    <w:p>
+      <w:pPr>
+        <w:pStyle w:val="ListParagraph"/>
+        <w:numPr>
+          <w:ilvl w:val="2"/>
+          <w:numId w:val="22"/>
+        </w:numPr>
+      </w:pPr>
+      <w:r>
+        <w:t>On Course</w:t>
+      </w:r>
+    </w:p>
+    <w:p>
+      <w:pPr>
+        <w:pStyle w:val="ListParagraph"/>
+        <w:numPr>
+          <w:ilvl w:val="1"/>
+          <w:numId w:val="22"/>
+        </w:numPr>
+      </w:pPr>
+      <w:r>
+        <w:t>Testing</w:t>
+      </w:r>
+    </w:p>
+    <w:p>
+      <w:pPr>
+        <w:pStyle w:val="ListParagraph"/>
+        <w:numPr>
+          <w:ilvl w:val="2"/>
+          <w:numId w:val="22"/>
+        </w:numPr>
+      </w:pPr>
+      <w:r>
+        <w:t xml:space="preserve">Behind on schedule </w:t>
+      </w:r>
+    </w:p>
+    <w:p>
+      <w:pPr>
+        <w:pStyle w:val="ListParagraph"/>
+        <w:numPr>
+          <w:ilvl w:val="0"/>
+          <w:numId w:val="22"/>
+        </w:numPr>
+      </w:pPr>
+      <w:r>
+        <w:rPr>
+          <w:lang w:val="en-US"/>
+        </w:rPr>
+        <w:t>Additional task tomorrow</w:t>
+      </w:r>
     </w:p>
     <w:p/>
     <w:sectPr>

--- a/James Fan - Assessment 3_ Major Project.docx
+++ b/James Fan - Assessment 3_ Major Project.docx
@@ -103,7 +103,7 @@
           <w:noProof/>
         </w:rPr>
         <w:drawing>
-          <wp:anchor distT="0" distB="0" distL="114300" distR="114300" simplePos="0" relativeHeight="251662336" behindDoc="0" locked="0" layoutInCell="1" allowOverlap="1" wp14:anchorId="2E5C3EA8" wp14:editId="0691A8BF">
+          <wp:anchor distT="0" distB="0" distL="114300" distR="114300" simplePos="0" relativeHeight="251662336" behindDoc="0" locked="0" layoutInCell="1" allowOverlap="1" wp14:anchorId="2E5C3EA8" wp14:editId="38EAD249">
             <wp:simplePos x="0" y="0"/>
             <wp:positionH relativeFrom="column">
               <wp:posOffset>1417320</wp:posOffset>
@@ -3425,7 +3425,13 @@
         <w:t>game.</w:t>
       </w:r>
       <w:r>
-        <w:t xml:space="preserve"> BattleSweeper aims to follow an </w:t>
+        <w:t xml:space="preserve"> BattleSweeper aims to follow </w:t>
+      </w:r>
+      <w:r>
+        <w:t>a</w:t>
+      </w:r>
+      <w:r>
+        <w:t xml:space="preserve"> </w:t>
       </w:r>
       <w:r>
         <w:t xml:space="preserve">Rapid Application Development </w:t>
@@ -3446,7 +3452,15 @@
         <w:t xml:space="preserve"> Battlesweeper</w:t>
       </w:r>
       <w:r>
-        <w:t xml:space="preserve"> is a suitable project that is complex in nature but can be completed within the development period where it educational endeavor can help me learn how to tackle integrating two separate game functionalities into a whole functioning game and also how to create an efficient UI and create documentation such as user and technical manual  without confusing the user and/or future developers</w:t>
+        <w:t xml:space="preserve"> is a suitable project that is complex in nature but can be completed within the development period where it educational endeavor can help me learn how to tackle integrating two separate game functionalities into a whole functioning game </w:t>
+      </w:r>
+      <w:proofErr w:type="gramStart"/>
+      <w:r>
+        <w:t>and also</w:t>
+      </w:r>
+      <w:proofErr w:type="gramEnd"/>
+      <w:r>
+        <w:t xml:space="preserve"> how to create an efficient UI and create documentation such as user and technical manual  without confusing the user and/or future developers</w:t>
       </w:r>
     </w:p>
     <w:p>
@@ -5849,9 +5863,11 @@
       <w:r>
         <w:t xml:space="preserve">Select </w:t>
       </w:r>
+      <w:proofErr w:type="spellStart"/>
       <w:r>
         <w:t>BattleSweeper.rar</w:t>
       </w:r>
+      <w:proofErr w:type="spellEnd"/>
       <w:r>
         <w:t xml:space="preserve"> </w:t>
       </w:r>
@@ -6422,9 +6438,11 @@
             <w:tcW w:w="1635" w:type="dxa"/>
           </w:tcPr>
           <w:p>
+            <w:proofErr w:type="spellStart"/>
             <w:r>
               <w:t>MineNumber</w:t>
             </w:r>
+            <w:proofErr w:type="spellEnd"/>
           </w:p>
         </w:tc>
         <w:tc>
@@ -6488,9 +6506,11 @@
             <w:tcW w:w="1635" w:type="dxa"/>
           </w:tcPr>
           <w:p>
+            <w:proofErr w:type="spellStart"/>
             <w:r>
               <w:t>ShipParts</w:t>
             </w:r>
+            <w:proofErr w:type="spellEnd"/>
           </w:p>
         </w:tc>
         <w:tc>
@@ -6558,9 +6578,11 @@
             <w:tcW w:w="1635" w:type="dxa"/>
           </w:tcPr>
           <w:p>
+            <w:proofErr w:type="spellStart"/>
             <w:r>
               <w:t>MineFlagged</w:t>
             </w:r>
+            <w:proofErr w:type="spellEnd"/>
           </w:p>
         </w:tc>
         <w:tc>
@@ -6624,9 +6646,11 @@
             <w:tcW w:w="1635" w:type="dxa"/>
           </w:tcPr>
           <w:p>
+            <w:proofErr w:type="spellStart"/>
             <w:r>
               <w:t>TileUncovered</w:t>
             </w:r>
+            <w:proofErr w:type="spellEnd"/>
           </w:p>
         </w:tc>
         <w:tc>
@@ -6694,9 +6718,11 @@
             <w:tcW w:w="1635" w:type="dxa"/>
           </w:tcPr>
           <w:p>
+            <w:proofErr w:type="spellStart"/>
             <w:r>
               <w:t>TilesRemain</w:t>
             </w:r>
+            <w:proofErr w:type="spellEnd"/>
           </w:p>
         </w:tc>
         <w:tc>
@@ -6830,9 +6856,11 @@
             <w:tcW w:w="1635" w:type="dxa"/>
           </w:tcPr>
           <w:p>
+            <w:proofErr w:type="spellStart"/>
             <w:r>
               <w:t>GameOver</w:t>
             </w:r>
+            <w:proofErr w:type="spellEnd"/>
           </w:p>
         </w:tc>
         <w:tc>
@@ -7421,11 +7449,19 @@
           <w:numId w:val="22"/>
         </w:numPr>
       </w:pPr>
+      <w:proofErr w:type="gramStart"/>
       <w:r>
         <w:rPr>
           <w:lang w:val="en-US"/>
         </w:rPr>
-        <w:t xml:space="preserve">Actually added an objective section </w:t>
+        <w:t>Actually added</w:t>
+      </w:r>
+      <w:proofErr w:type="gramEnd"/>
+      <w:r>
+        <w:rPr>
+          <w:lang w:val="en-US"/>
+        </w:rPr>
+        <w:t xml:space="preserve"> an objective section </w:t>
       </w:r>
     </w:p>
     <w:p>
@@ -8101,7 +8137,21 @@
         <w:rPr>
           <w:lang w:val="en-US"/>
         </w:rPr>
-        <w:t xml:space="preserve">Considering if pygame should be used to make </w:t>
+        <w:t xml:space="preserve">Considering if </w:t>
+      </w:r>
+      <w:proofErr w:type="spellStart"/>
+      <w:r>
+        <w:rPr>
+          <w:lang w:val="en-US"/>
+        </w:rPr>
+        <w:t>pygame</w:t>
+      </w:r>
+      <w:proofErr w:type="spellEnd"/>
+      <w:r>
+        <w:rPr>
+          <w:lang w:val="en-US"/>
+        </w:rPr>
+        <w:t xml:space="preserve"> should be used to make </w:t>
       </w:r>
       <w:r>
         <w:rPr>
@@ -8134,76 +8184,98 @@
         <w:rPr>
           <w:lang w:val="en-US"/>
         </w:rPr>
-        <w:t xml:space="preserve">Researched PyGame library </w:t>
-      </w:r>
-    </w:p>
-    <w:p>
-      <w:pPr>
-        <w:pStyle w:val="ListParagraph"/>
-        <w:numPr>
-          <w:ilvl w:val="1"/>
-          <w:numId w:val="22"/>
-        </w:numPr>
-      </w:pPr>
-      <w:r>
-        <w:t>Consider use to create a game since it has</w:t>
-      </w:r>
-    </w:p>
-    <w:p>
-      <w:pPr>
-        <w:pStyle w:val="ListParagraph"/>
-        <w:numPr>
-          <w:ilvl w:val="2"/>
-          <w:numId w:val="22"/>
-        </w:numPr>
-      </w:pPr>
-      <w:r>
-        <w:t xml:space="preserve">Has a </w:t>
-      </w:r>
-      <w:r>
-        <w:t>well-documented</w:t>
-      </w:r>
-      <w:r>
-        <w:t xml:space="preserve"> game development framework</w:t>
-      </w:r>
-    </w:p>
-    <w:p>
-      <w:pPr>
-        <w:pStyle w:val="ListParagraph"/>
-        <w:numPr>
-          <w:ilvl w:val="2"/>
-          <w:numId w:val="22"/>
-        </w:numPr>
-      </w:pPr>
-      <w:r>
-        <w:t>Easy and versatile to make games with GUI with</w:t>
-      </w:r>
-    </w:p>
-    <w:p>
-      <w:pPr>
-        <w:pStyle w:val="ListParagraph"/>
-        <w:numPr>
-          <w:ilvl w:val="3"/>
-          <w:numId w:val="22"/>
-        </w:numPr>
-      </w:pPr>
-      <w:r>
-        <w:t>With chat GPT and internet</w:t>
-      </w:r>
-    </w:p>
-    <w:p>
-      <w:pPr>
-        <w:pStyle w:val="ListParagraph"/>
-        <w:numPr>
-          <w:ilvl w:val="1"/>
-          <w:numId w:val="22"/>
-        </w:numPr>
-      </w:pPr>
+        <w:t xml:space="preserve">Researched </w:t>
+      </w:r>
+      <w:proofErr w:type="spellStart"/>
       <w:r>
         <w:rPr>
           <w:lang w:val="en-US"/>
         </w:rPr>
-        <w:t>PyGame Documentation</w:t>
+        <w:t>PyGame</w:t>
+      </w:r>
+      <w:proofErr w:type="spellEnd"/>
+      <w:r>
+        <w:rPr>
+          <w:lang w:val="en-US"/>
+        </w:rPr>
+        <w:t xml:space="preserve"> library </w:t>
+      </w:r>
+    </w:p>
+    <w:p>
+      <w:pPr>
+        <w:pStyle w:val="ListParagraph"/>
+        <w:numPr>
+          <w:ilvl w:val="1"/>
+          <w:numId w:val="22"/>
+        </w:numPr>
+      </w:pPr>
+      <w:r>
+        <w:t>Consider use to create a game since it has</w:t>
+      </w:r>
+    </w:p>
+    <w:p>
+      <w:pPr>
+        <w:pStyle w:val="ListParagraph"/>
+        <w:numPr>
+          <w:ilvl w:val="2"/>
+          <w:numId w:val="22"/>
+        </w:numPr>
+      </w:pPr>
+      <w:r>
+        <w:t xml:space="preserve">Has a </w:t>
+      </w:r>
+      <w:r>
+        <w:t>well-documented</w:t>
+      </w:r>
+      <w:r>
+        <w:t xml:space="preserve"> game development framework</w:t>
+      </w:r>
+    </w:p>
+    <w:p>
+      <w:pPr>
+        <w:pStyle w:val="ListParagraph"/>
+        <w:numPr>
+          <w:ilvl w:val="2"/>
+          <w:numId w:val="22"/>
+        </w:numPr>
+      </w:pPr>
+      <w:r>
+        <w:t>Easy and versatile to make games with GUI with</w:t>
+      </w:r>
+    </w:p>
+    <w:p>
+      <w:pPr>
+        <w:pStyle w:val="ListParagraph"/>
+        <w:numPr>
+          <w:ilvl w:val="3"/>
+          <w:numId w:val="22"/>
+        </w:numPr>
+      </w:pPr>
+      <w:r>
+        <w:t>With chat GPT and internet</w:t>
+      </w:r>
+    </w:p>
+    <w:p>
+      <w:pPr>
+        <w:pStyle w:val="ListParagraph"/>
+        <w:numPr>
+          <w:ilvl w:val="1"/>
+          <w:numId w:val="22"/>
+        </w:numPr>
+      </w:pPr>
+      <w:proofErr w:type="spellStart"/>
+      <w:r>
+        <w:rPr>
+          <w:lang w:val="en-US"/>
+        </w:rPr>
+        <w:t>PyGame</w:t>
+      </w:r>
+      <w:proofErr w:type="spellEnd"/>
+      <w:r>
+        <w:rPr>
+          <w:lang w:val="en-US"/>
+        </w:rPr>
+        <w:t xml:space="preserve"> Documentation</w:t>
       </w:r>
     </w:p>
     <w:p>
@@ -8908,62 +8980,78 @@
         <w:rPr>
           <w:lang w:val="en-US"/>
         </w:rPr>
-        <w:t>Clear documentation like PyGame</w:t>
-      </w:r>
-    </w:p>
-    <w:p>
-      <w:pPr>
-        <w:pStyle w:val="ListParagraph"/>
-        <w:numPr>
-          <w:ilvl w:val="4"/>
-          <w:numId w:val="22"/>
-        </w:numPr>
-      </w:pPr>
-      <w:r>
-        <w:t xml:space="preserve">A lot better looking and concise </w:t>
-      </w:r>
-    </w:p>
-    <w:p>
-      <w:pPr>
-        <w:pStyle w:val="ListParagraph"/>
-        <w:numPr>
-          <w:ilvl w:val="2"/>
-          <w:numId w:val="22"/>
-        </w:numPr>
-      </w:pPr>
-      <w:r>
-        <w:t>Has an active community</w:t>
-      </w:r>
-    </w:p>
-    <w:p>
-      <w:pPr>
-        <w:pStyle w:val="ListParagraph"/>
-        <w:numPr>
-          <w:ilvl w:val="3"/>
-          <w:numId w:val="22"/>
-        </w:numPr>
-      </w:pPr>
-      <w:r>
-        <w:t>Research form ChatGPT</w:t>
-      </w:r>
-    </w:p>
-    <w:p>
-      <w:pPr>
-        <w:pStyle w:val="ListParagraph"/>
-        <w:numPr>
-          <w:ilvl w:val="1"/>
-          <w:numId w:val="22"/>
-        </w:numPr>
+        <w:t xml:space="preserve">Clear documentation like </w:t>
+      </w:r>
+      <w:proofErr w:type="spellStart"/>
+      <w:r>
         <w:rPr>
           <w:lang w:val="en-US"/>
         </w:rPr>
-      </w:pPr>
-      <w:r>
+        <w:t>PyGame</w:t>
+      </w:r>
+      <w:proofErr w:type="spellEnd"/>
+    </w:p>
+    <w:p>
+      <w:pPr>
+        <w:pStyle w:val="ListParagraph"/>
+        <w:numPr>
+          <w:ilvl w:val="4"/>
+          <w:numId w:val="22"/>
+        </w:numPr>
+      </w:pPr>
+      <w:r>
+        <w:t xml:space="preserve">A lot better looking and concise </w:t>
+      </w:r>
+    </w:p>
+    <w:p>
+      <w:pPr>
+        <w:pStyle w:val="ListParagraph"/>
+        <w:numPr>
+          <w:ilvl w:val="2"/>
+          <w:numId w:val="22"/>
+        </w:numPr>
+      </w:pPr>
+      <w:r>
+        <w:t>Has an active community</w:t>
+      </w:r>
+    </w:p>
+    <w:p>
+      <w:pPr>
+        <w:pStyle w:val="ListParagraph"/>
+        <w:numPr>
+          <w:ilvl w:val="3"/>
+          <w:numId w:val="22"/>
+        </w:numPr>
+      </w:pPr>
+      <w:r>
+        <w:t>Research form ChatGPT</w:t>
+      </w:r>
+    </w:p>
+    <w:p>
+      <w:pPr>
+        <w:pStyle w:val="ListParagraph"/>
+        <w:numPr>
+          <w:ilvl w:val="1"/>
+          <w:numId w:val="22"/>
+        </w:numPr>
         <w:rPr>
           <w:lang w:val="en-US"/>
         </w:rPr>
-        <w:t>Consider use Godot or PyGame</w:t>
-      </w:r>
+      </w:pPr>
+      <w:r>
+        <w:rPr>
+          <w:lang w:val="en-US"/>
+        </w:rPr>
+        <w:t xml:space="preserve">Consider use Godot or </w:t>
+      </w:r>
+      <w:proofErr w:type="spellStart"/>
+      <w:r>
+        <w:rPr>
+          <w:lang w:val="en-US"/>
+        </w:rPr>
+        <w:t>PyGame</w:t>
+      </w:r>
+      <w:proofErr w:type="spellEnd"/>
     </w:p>
     <w:p>
       <w:pPr>
@@ -11416,7 +11504,21 @@
         <w:rPr>
           <w:lang w:val="en-US"/>
         </w:rPr>
-        <w:t xml:space="preserve">Converted all image into scalable .svg images for quality </w:t>
+        <w:t>Converted all image into scalable .</w:t>
+      </w:r>
+      <w:proofErr w:type="spellStart"/>
+      <w:r>
+        <w:rPr>
+          <w:lang w:val="en-US"/>
+        </w:rPr>
+        <w:t>svg</w:t>
+      </w:r>
+      <w:proofErr w:type="spellEnd"/>
+      <w:r>
+        <w:rPr>
+          <w:lang w:val="en-US"/>
+        </w:rPr>
+        <w:t xml:space="preserve"> images for quality </w:t>
       </w:r>
     </w:p>
     <w:p>
@@ -12187,27 +12289,49 @@
           <w:lang w:val="en-US"/>
         </w:rPr>
       </w:pPr>
+      <w:proofErr w:type="spellStart"/>
       <w:r>
         <w:rPr>
           <w:lang w:val="en-US"/>
         </w:rPr>
         <w:lastRenderedPageBreak/>
-        <w:t>get_viewport_rect().size</w:t>
-      </w:r>
-    </w:p>
-    <w:p>
-      <w:pPr>
-        <w:pStyle w:val="ListParagraph"/>
-        <w:numPr>
-          <w:ilvl w:val="3"/>
-          <w:numId w:val="22"/>
-        </w:numPr>
-      </w:pPr>
+        <w:t>get_viewport_rect</w:t>
+      </w:r>
+      <w:proofErr w:type="spellEnd"/>
       <w:r>
         <w:rPr>
           <w:lang w:val="en-US"/>
         </w:rPr>
-        <w:t>clamp (x,y,z)</w:t>
+        <w:t>().size</w:t>
+      </w:r>
+    </w:p>
+    <w:p>
+      <w:pPr>
+        <w:pStyle w:val="ListParagraph"/>
+        <w:numPr>
+          <w:ilvl w:val="3"/>
+          <w:numId w:val="22"/>
+        </w:numPr>
+      </w:pPr>
+      <w:r>
+        <w:rPr>
+          <w:lang w:val="en-US"/>
+        </w:rPr>
+        <w:t>clamp (</w:t>
+      </w:r>
+      <w:proofErr w:type="spellStart"/>
+      <w:r>
+        <w:rPr>
+          <w:lang w:val="en-US"/>
+        </w:rPr>
+        <w:t>x,y,z</w:t>
+      </w:r>
+      <w:proofErr w:type="spellEnd"/>
+      <w:r>
+        <w:rPr>
+          <w:lang w:val="en-US"/>
+        </w:rPr>
+        <w:t>)</w:t>
       </w:r>
     </w:p>
     <w:p>
@@ -12392,22 +12516,58 @@
         <w:rPr>
           <w:lang w:val="en-US"/>
         </w:rPr>
-        <w:t>% x.size()</w:t>
-      </w:r>
-    </w:p>
-    <w:p>
-      <w:pPr>
-        <w:pStyle w:val="ListParagraph"/>
-        <w:numPr>
-          <w:ilvl w:val="3"/>
-          <w:numId w:val="22"/>
-        </w:numPr>
-      </w:pPr>
+        <w:t xml:space="preserve">% </w:t>
+      </w:r>
+      <w:proofErr w:type="spellStart"/>
       <w:r>
         <w:rPr>
           <w:lang w:val="en-US"/>
         </w:rPr>
-        <w:t>randf_range(x,y)</w:t>
+        <w:t>x.size</w:t>
+      </w:r>
+      <w:proofErr w:type="spellEnd"/>
+      <w:r>
+        <w:rPr>
+          <w:lang w:val="en-US"/>
+        </w:rPr>
+        <w:t>()</w:t>
+      </w:r>
+    </w:p>
+    <w:p>
+      <w:pPr>
+        <w:pStyle w:val="ListParagraph"/>
+        <w:numPr>
+          <w:ilvl w:val="3"/>
+          <w:numId w:val="22"/>
+        </w:numPr>
+      </w:pPr>
+      <w:proofErr w:type="spellStart"/>
+      <w:r>
+        <w:rPr>
+          <w:lang w:val="en-US"/>
+        </w:rPr>
+        <w:t>randf_range</w:t>
+      </w:r>
+      <w:proofErr w:type="spellEnd"/>
+      <w:r>
+        <w:rPr>
+          <w:lang w:val="en-US"/>
+        </w:rPr>
+        <w:t>(</w:t>
+      </w:r>
+      <w:proofErr w:type="spellStart"/>
+      <w:r>
+        <w:rPr>
+          <w:lang w:val="en-US"/>
+        </w:rPr>
+        <w:t>x,y</w:t>
+      </w:r>
+      <w:proofErr w:type="spellEnd"/>
+      <w:r>
+        <w:rPr>
+          <w:lang w:val="en-US"/>
+        </w:rPr>
+        <w:t>)</w:t>
       </w:r>
     </w:p>
     <w:p>
@@ -12799,7 +12959,35 @@
         <w:rPr>
           <w:lang w:val="en-US"/>
         </w:rPr>
-        <w:t xml:space="preserve">Added svg “Icon.svg” </w:t>
+        <w:t xml:space="preserve">Added </w:t>
+      </w:r>
+      <w:proofErr w:type="spellStart"/>
+      <w:r>
+        <w:rPr>
+          <w:lang w:val="en-US"/>
+        </w:rPr>
+        <w:t>svg</w:t>
+      </w:r>
+      <w:proofErr w:type="spellEnd"/>
+      <w:r>
+        <w:rPr>
+          <w:lang w:val="en-US"/>
+        </w:rPr>
+        <w:t xml:space="preserve"> “</w:t>
+      </w:r>
+      <w:proofErr w:type="spellStart"/>
+      <w:r>
+        <w:rPr>
+          <w:lang w:val="en-US"/>
+        </w:rPr>
+        <w:t>Icon.svg</w:t>
+      </w:r>
+      <w:proofErr w:type="spellEnd"/>
+      <w:r>
+        <w:rPr>
+          <w:lang w:val="en-US"/>
+        </w:rPr>
+        <w:t xml:space="preserve">” </w:t>
       </w:r>
     </w:p>
     <w:p>
@@ -12817,6 +13005,7 @@
         <w:t xml:space="preserve">obtained from </w:t>
       </w:r>
       <w:hyperlink r:id="rId42">
+        <w:proofErr w:type="spellStart"/>
         <w:r>
           <w:rPr>
             <w:rStyle w:val="Hyperlink"/>
@@ -12824,27 +13013,56 @@
           </w:rPr>
           <w:t>Flaticon</w:t>
         </w:r>
+        <w:proofErr w:type="spellEnd"/>
       </w:hyperlink>
       <w:r>
         <w:rPr>
           <w:lang w:val="en-US"/>
         </w:rPr>
-        <w:t xml:space="preserve"> as a png </w:t>
-      </w:r>
-    </w:p>
-    <w:p>
-      <w:pPr>
-        <w:pStyle w:val="ListParagraph"/>
-        <w:numPr>
-          <w:ilvl w:val="2"/>
-          <w:numId w:val="22"/>
-        </w:numPr>
-      </w:pPr>
+        <w:t xml:space="preserve"> as a </w:t>
+      </w:r>
+      <w:proofErr w:type="spellStart"/>
       <w:r>
         <w:rPr>
           <w:lang w:val="en-US"/>
         </w:rPr>
-        <w:t>Converted svg through word</w:t>
+        <w:t>png</w:t>
+      </w:r>
+      <w:proofErr w:type="spellEnd"/>
+      <w:r>
+        <w:rPr>
+          <w:lang w:val="en-US"/>
+        </w:rPr>
+        <w:t xml:space="preserve"> </w:t>
+      </w:r>
+    </w:p>
+    <w:p>
+      <w:pPr>
+        <w:pStyle w:val="ListParagraph"/>
+        <w:numPr>
+          <w:ilvl w:val="2"/>
+          <w:numId w:val="22"/>
+        </w:numPr>
+      </w:pPr>
+      <w:r>
+        <w:rPr>
+          <w:lang w:val="en-US"/>
+        </w:rPr>
+        <w:t xml:space="preserve">Converted </w:t>
+      </w:r>
+      <w:proofErr w:type="spellStart"/>
+      <w:r>
+        <w:rPr>
+          <w:lang w:val="en-US"/>
+        </w:rPr>
+        <w:t>svg</w:t>
+      </w:r>
+      <w:proofErr w:type="spellEnd"/>
+      <w:r>
+        <w:rPr>
+          <w:lang w:val="en-US"/>
+        </w:rPr>
+        <w:t xml:space="preserve"> through word</w:t>
       </w:r>
     </w:p>
     <w:p>
@@ -13323,7 +13541,7 @@
         </w:numPr>
       </w:pPr>
       <w:r>
-        <w:t>Log Book</w:t>
+        <w:t>Logbook</w:t>
       </w:r>
     </w:p>
     <w:p>
@@ -13437,7 +13655,10 @@
         </w:numPr>
       </w:pPr>
       <w:r>
-        <w:t>Added mention on software apporach</w:t>
+        <w:t xml:space="preserve">Added mention on software </w:t>
+      </w:r>
+      <w:r>
+        <w:t>approach</w:t>
       </w:r>
     </w:p>
     <w:p>
@@ -13496,21 +13717,25 @@
           <w:numId w:val="22"/>
         </w:numPr>
       </w:pPr>
+      <w:proofErr w:type="spellStart"/>
       <w:r>
         <w:t>HUDGame</w:t>
       </w:r>
-    </w:p>
-    <w:p>
-      <w:pPr>
-        <w:pStyle w:val="ListParagraph"/>
-        <w:numPr>
-          <w:ilvl w:val="2"/>
-          <w:numId w:val="22"/>
-        </w:numPr>
-      </w:pPr>
+      <w:proofErr w:type="spellEnd"/>
+    </w:p>
+    <w:p>
+      <w:pPr>
+        <w:pStyle w:val="ListParagraph"/>
+        <w:numPr>
+          <w:ilvl w:val="2"/>
+          <w:numId w:val="22"/>
+        </w:numPr>
+      </w:pPr>
+      <w:proofErr w:type="spellStart"/>
       <w:r>
         <w:t>MainGame</w:t>
       </w:r>
+      <w:proofErr w:type="spellEnd"/>
     </w:p>
     <w:p>
       <w:pPr>
@@ -13655,7 +13880,10 @@
         </w:numPr>
       </w:pPr>
       <w:r>
-        <w:t>Couldn’t assign position on tiles</w:t>
+        <w:t>Could not</w:t>
+      </w:r>
+      <w:r>
+        <w:t xml:space="preserve"> assign position on tiles</w:t>
       </w:r>
     </w:p>
     <w:p>
@@ -13702,7 +13930,10 @@
         </w:numPr>
       </w:pPr>
       <w:r>
-        <w:t>Couldn’t position the tiles properly</w:t>
+        <w:t>Could not</w:t>
+      </w:r>
+      <w:r>
+        <w:t xml:space="preserve"> position the tiles properly</w:t>
       </w:r>
     </w:p>
     <w:p>
@@ -14033,7 +14264,13 @@
         </w:numPr>
       </w:pPr>
       <w:r>
-        <w:t>Made by my sister (creative commans)</w:t>
+        <w:t xml:space="preserve">Made by my sister (creative </w:t>
+      </w:r>
+      <w:r>
+        <w:t>commons</w:t>
+      </w:r>
+      <w:r>
+        <w:t>)</w:t>
       </w:r>
     </w:p>
     <w:p>
@@ -14272,9 +14509,11 @@
           <w:numId w:val="22"/>
         </w:numPr>
       </w:pPr>
+      <w:proofErr w:type="spellStart"/>
       <w:r>
         <w:t>Explosion.svg</w:t>
       </w:r>
+      <w:proofErr w:type="spellEnd"/>
     </w:p>
     <w:p>
       <w:pPr>
@@ -14521,13 +14760,7 @@
         <w:ind w:firstLine="360"/>
       </w:pPr>
       <w:r>
-        <w:t>2</w:t>
-      </w:r>
-      <w:r>
-        <w:t>5t</w:t>
-      </w:r>
-      <w:r>
-        <w:t>h of June</w:t>
+        <w:t>25th of June</w:t>
       </w:r>
     </w:p>
     <w:p>
@@ -14564,6 +14797,299 @@
       </w:pPr>
       <w:r>
         <w:t>This adds in number tiles</w:t>
+      </w:r>
+    </w:p>
+    <w:p>
+      <w:pPr>
+        <w:pStyle w:val="ListParagraph"/>
+        <w:numPr>
+          <w:ilvl w:val="0"/>
+          <w:numId w:val="22"/>
+        </w:numPr>
+      </w:pPr>
+      <w:r>
+        <w:t>Gantt Chart Progress check</w:t>
+      </w:r>
+    </w:p>
+    <w:p>
+      <w:pPr>
+        <w:pStyle w:val="ListParagraph"/>
+        <w:numPr>
+          <w:ilvl w:val="1"/>
+          <w:numId w:val="22"/>
+        </w:numPr>
+      </w:pPr>
+      <w:r>
+        <w:t>Algorithm</w:t>
+      </w:r>
+    </w:p>
+    <w:p>
+      <w:pPr>
+        <w:pStyle w:val="ListParagraph"/>
+        <w:numPr>
+          <w:ilvl w:val="2"/>
+          <w:numId w:val="22"/>
+        </w:numPr>
+      </w:pPr>
+      <w:r>
+        <w:t>On course</w:t>
+      </w:r>
+    </w:p>
+    <w:p>
+      <w:pPr>
+        <w:pStyle w:val="ListParagraph"/>
+        <w:numPr>
+          <w:ilvl w:val="1"/>
+          <w:numId w:val="22"/>
+        </w:numPr>
+      </w:pPr>
+      <w:r>
+        <w:t>Documentation</w:t>
+      </w:r>
+    </w:p>
+    <w:p>
+      <w:pPr>
+        <w:pStyle w:val="ListParagraph"/>
+        <w:numPr>
+          <w:ilvl w:val="2"/>
+          <w:numId w:val="22"/>
+        </w:numPr>
+      </w:pPr>
+      <w:r>
+        <w:t>On course</w:t>
+      </w:r>
+    </w:p>
+    <w:p>
+      <w:pPr>
+        <w:pStyle w:val="ListParagraph"/>
+        <w:numPr>
+          <w:ilvl w:val="1"/>
+          <w:numId w:val="22"/>
+        </w:numPr>
+      </w:pPr>
+      <w:r>
+        <w:t>Coding</w:t>
+      </w:r>
+    </w:p>
+    <w:p>
+      <w:pPr>
+        <w:pStyle w:val="ListParagraph"/>
+        <w:numPr>
+          <w:ilvl w:val="2"/>
+          <w:numId w:val="22"/>
+        </w:numPr>
+      </w:pPr>
+      <w:r>
+        <w:t>On Course</w:t>
+      </w:r>
+    </w:p>
+    <w:p>
+      <w:pPr>
+        <w:pStyle w:val="ListParagraph"/>
+        <w:numPr>
+          <w:ilvl w:val="1"/>
+          <w:numId w:val="22"/>
+        </w:numPr>
+      </w:pPr>
+      <w:r>
+        <w:t>Testing</w:t>
+      </w:r>
+    </w:p>
+    <w:p>
+      <w:pPr>
+        <w:pStyle w:val="ListParagraph"/>
+        <w:numPr>
+          <w:ilvl w:val="2"/>
+          <w:numId w:val="22"/>
+        </w:numPr>
+      </w:pPr>
+      <w:r>
+        <w:t xml:space="preserve">Behind on schedule </w:t>
+      </w:r>
+    </w:p>
+    <w:p>
+      <w:pPr>
+        <w:pStyle w:val="ListParagraph"/>
+        <w:numPr>
+          <w:ilvl w:val="0"/>
+          <w:numId w:val="22"/>
+        </w:numPr>
+      </w:pPr>
+      <w:r>
+        <w:rPr>
+          <w:lang w:val="en-US"/>
+        </w:rPr>
+        <w:t>Additional task tomorrow</w:t>
+      </w:r>
+    </w:p>
+    <w:p>
+      <w:pPr>
+        <w:pStyle w:val="Heading3"/>
+        <w:ind w:firstLine="360"/>
+      </w:pPr>
+      <w:r>
+        <w:t>26th of June</w:t>
+      </w:r>
+    </w:p>
+    <w:p>
+      <w:pPr>
+        <w:pStyle w:val="ListParagraph"/>
+        <w:numPr>
+          <w:ilvl w:val="0"/>
+          <w:numId w:val="22"/>
+        </w:numPr>
+      </w:pPr>
+      <w:r>
+        <w:t>Continued development on main game</w:t>
+      </w:r>
+    </w:p>
+    <w:p>
+      <w:pPr>
+        <w:pStyle w:val="ListParagraph"/>
+        <w:numPr>
+          <w:ilvl w:val="1"/>
+          <w:numId w:val="22"/>
+        </w:numPr>
+      </w:pPr>
+      <w:r>
+        <w:t>Created array for sprites</w:t>
+      </w:r>
+    </w:p>
+    <w:p>
+      <w:pPr>
+        <w:pStyle w:val="ListParagraph"/>
+        <w:numPr>
+          <w:ilvl w:val="1"/>
+          <w:numId w:val="22"/>
+        </w:numPr>
+      </w:pPr>
+      <w:r>
+        <w:t xml:space="preserve">Have </w:t>
+      </w:r>
+      <w:proofErr w:type="gramStart"/>
+      <w:r>
+        <w:t xml:space="preserve">all </w:t>
+      </w:r>
+      <w:r>
+        <w:t>of</w:t>
+      </w:r>
+      <w:proofErr w:type="gramEnd"/>
+      <w:r>
+        <w:t xml:space="preserve"> the minesweeper feature implemented </w:t>
+      </w:r>
+    </w:p>
+    <w:p>
+      <w:pPr>
+        <w:pStyle w:val="ListParagraph"/>
+        <w:numPr>
+          <w:ilvl w:val="1"/>
+          <w:numId w:val="22"/>
+        </w:numPr>
+      </w:pPr>
+      <w:r>
+        <w:t xml:space="preserve">Added a lot of different </w:t>
+      </w:r>
+      <w:proofErr w:type="gramStart"/>
+      <w:r>
+        <w:t>node</w:t>
+      </w:r>
+      <w:proofErr w:type="gramEnd"/>
+    </w:p>
+    <w:p>
+      <w:pPr>
+        <w:pStyle w:val="ListParagraph"/>
+        <w:numPr>
+          <w:ilvl w:val="2"/>
+          <w:numId w:val="22"/>
+        </w:numPr>
+      </w:pPr>
+      <w:r>
+        <w:t>Node2D</w:t>
+      </w:r>
+    </w:p>
+    <w:p>
+      <w:pPr>
+        <w:pStyle w:val="ListParagraph"/>
+        <w:numPr>
+          <w:ilvl w:val="3"/>
+          <w:numId w:val="22"/>
+        </w:numPr>
+      </w:pPr>
+      <w:r>
+        <w:t>“Graphics”</w:t>
+      </w:r>
+    </w:p>
+    <w:p>
+      <w:pPr>
+        <w:pStyle w:val="ListParagraph"/>
+        <w:numPr>
+          <w:ilvl w:val="3"/>
+          <w:numId w:val="22"/>
+        </w:numPr>
+      </w:pPr>
+      <w:r>
+        <w:lastRenderedPageBreak/>
+        <w:t>“Mechanics”</w:t>
+      </w:r>
+    </w:p>
+    <w:p>
+      <w:pPr>
+        <w:pStyle w:val="ListParagraph"/>
+        <w:numPr>
+          <w:ilvl w:val="1"/>
+          <w:numId w:val="22"/>
+        </w:numPr>
+      </w:pPr>
+      <w:r>
+        <w:t>Reordered a lot of nodes</w:t>
+      </w:r>
+    </w:p>
+    <w:p>
+      <w:pPr>
+        <w:pStyle w:val="ListParagraph"/>
+        <w:numPr>
+          <w:ilvl w:val="2"/>
+          <w:numId w:val="22"/>
+        </w:numPr>
+      </w:pPr>
+      <w:r>
+        <w:t>Main Game Graphics</w:t>
+      </w:r>
+    </w:p>
+    <w:p>
+      <w:pPr>
+        <w:pStyle w:val="ListParagraph"/>
+        <w:numPr>
+          <w:ilvl w:val="1"/>
+          <w:numId w:val="22"/>
+        </w:numPr>
+      </w:pPr>
+      <w:r>
+        <w:t>Added new screens</w:t>
+      </w:r>
+    </w:p>
+    <w:p>
+      <w:pPr>
+        <w:pStyle w:val="ListParagraph"/>
+        <w:numPr>
+          <w:ilvl w:val="2"/>
+          <w:numId w:val="22"/>
+        </w:numPr>
+      </w:pPr>
+      <w:r>
+        <w:t>MainGameGraphicNode2D</w:t>
+      </w:r>
+    </w:p>
+    <w:p>
+      <w:pPr>
+        <w:pStyle w:val="ListParagraph"/>
+        <w:numPr>
+          <w:ilvl w:val="0"/>
+          <w:numId w:val="22"/>
+        </w:numPr>
+      </w:pPr>
+      <w:r>
+        <w:t xml:space="preserve">Continued Algorithm </w:t>
       </w:r>
     </w:p>
     <w:p>

--- a/James Fan - Assessment 3_ Major Project.docx
+++ b/James Fan - Assessment 3_ Major Project.docx
@@ -103,7 +103,7 @@
           <w:noProof/>
         </w:rPr>
         <w:drawing>
-          <wp:anchor distT="0" distB="0" distL="114300" distR="114300" simplePos="0" relativeHeight="251662336" behindDoc="0" locked="0" layoutInCell="1" allowOverlap="1" wp14:anchorId="2E5C3EA8" wp14:editId="38EAD249">
+          <wp:anchor distT="0" distB="0" distL="114300" distR="114300" simplePos="0" relativeHeight="251662336" behindDoc="0" locked="0" layoutInCell="1" allowOverlap="1" wp14:anchorId="2E5C3EA8" wp14:editId="53E95523">
             <wp:simplePos x="0" y="0"/>
             <wp:positionH relativeFrom="column">
               <wp:posOffset>1417320</wp:posOffset>
@@ -3452,15 +3452,7 @@
         <w:t xml:space="preserve"> Battlesweeper</w:t>
       </w:r>
       <w:r>
-        <w:t xml:space="preserve"> is a suitable project that is complex in nature but can be completed within the development period where it educational endeavor can help me learn how to tackle integrating two separate game functionalities into a whole functioning game </w:t>
-      </w:r>
-      <w:proofErr w:type="gramStart"/>
-      <w:r>
-        <w:t>and also</w:t>
-      </w:r>
-      <w:proofErr w:type="gramEnd"/>
-      <w:r>
-        <w:t xml:space="preserve"> how to create an efficient UI and create documentation such as user and technical manual  without confusing the user and/or future developers</w:t>
+        <w:t xml:space="preserve"> is a suitable project that is complex in nature but can be completed within the development period where it educational endeavor can help me learn how to tackle integrating two separate game functionalities into a whole functioning game and also how to create an efficient UI and create documentation such as user and technical manual  without confusing the user and/or future developers</w:t>
       </w:r>
     </w:p>
     <w:p>
@@ -7449,19 +7441,11 @@
           <w:numId w:val="22"/>
         </w:numPr>
       </w:pPr>
-      <w:proofErr w:type="gramStart"/>
       <w:r>
         <w:rPr>
           <w:lang w:val="en-US"/>
         </w:rPr>
-        <w:t>Actually added</w:t>
-      </w:r>
-      <w:proofErr w:type="gramEnd"/>
-      <w:r>
-        <w:rPr>
-          <w:lang w:val="en-US"/>
-        </w:rPr>
-        <w:t xml:space="preserve"> an objective section </w:t>
+        <w:t xml:space="preserve">Actually added an objective section </w:t>
       </w:r>
     </w:p>
     <w:p>
@@ -14966,34 +14950,24 @@
       <w:r>
         <w:t xml:space="preserve">Have </w:t>
       </w:r>
-      <w:proofErr w:type="gramStart"/>
       <w:r>
         <w:t xml:space="preserve">all </w:t>
       </w:r>
       <w:r>
-        <w:t>of</w:t>
-      </w:r>
-      <w:proofErr w:type="gramEnd"/>
-      <w:r>
-        <w:t xml:space="preserve"> the minesweeper feature implemented </w:t>
-      </w:r>
-    </w:p>
-    <w:p>
-      <w:pPr>
-        <w:pStyle w:val="ListParagraph"/>
-        <w:numPr>
-          <w:ilvl w:val="1"/>
-          <w:numId w:val="22"/>
-        </w:numPr>
-      </w:pPr>
-      <w:r>
-        <w:t xml:space="preserve">Added a lot of different </w:t>
-      </w:r>
-      <w:proofErr w:type="gramStart"/>
-      <w:r>
-        <w:t>node</w:t>
-      </w:r>
-      <w:proofErr w:type="gramEnd"/>
+        <w:t xml:space="preserve">of the minesweeper feature implemented </w:t>
+      </w:r>
+    </w:p>
+    <w:p>
+      <w:pPr>
+        <w:pStyle w:val="ListParagraph"/>
+        <w:numPr>
+          <w:ilvl w:val="1"/>
+          <w:numId w:val="22"/>
+        </w:numPr>
+      </w:pPr>
+      <w:r>
+        <w:t>Added a lot of different node</w:t>
+      </w:r>
     </w:p>
     <w:p>
       <w:pPr>
@@ -15090,6 +15064,42 @@
       </w:pPr>
       <w:r>
         <w:t xml:space="preserve">Continued Algorithm </w:t>
+      </w:r>
+    </w:p>
+    <w:p>
+      <w:pPr>
+        <w:pStyle w:val="ListParagraph"/>
+        <w:numPr>
+          <w:ilvl w:val="0"/>
+          <w:numId w:val="22"/>
+        </w:numPr>
+      </w:pPr>
+      <w:r>
+        <w:t>Continued Technical Manual</w:t>
+      </w:r>
+    </w:p>
+    <w:p>
+      <w:pPr>
+        <w:pStyle w:val="ListParagraph"/>
+        <w:numPr>
+          <w:ilvl w:val="1"/>
+          <w:numId w:val="22"/>
+        </w:numPr>
+      </w:pPr>
+      <w:r>
+        <w:t xml:space="preserve">Added more variables to data dictionary </w:t>
+      </w:r>
+    </w:p>
+    <w:p>
+      <w:pPr>
+        <w:pStyle w:val="ListParagraph"/>
+        <w:numPr>
+          <w:ilvl w:val="1"/>
+          <w:numId w:val="22"/>
+        </w:numPr>
+      </w:pPr>
+      <w:r>
+        <w:t>Added more process to procedure lists</w:t>
       </w:r>
     </w:p>
     <w:p>

--- a/James Fan - Assessment 3_ Major Project.docx
+++ b/James Fan - Assessment 3_ Major Project.docx
@@ -103,7 +103,7 @@
           <w:noProof/>
         </w:rPr>
         <w:drawing>
-          <wp:anchor distT="0" distB="0" distL="114300" distR="114300" simplePos="0" relativeHeight="251662336" behindDoc="0" locked="0" layoutInCell="1" allowOverlap="1" wp14:anchorId="2E5C3EA8" wp14:editId="53E95523">
+          <wp:anchor distT="0" distB="0" distL="114300" distR="114300" simplePos="0" relativeHeight="251662336" behindDoc="0" locked="0" layoutInCell="1" allowOverlap="1" wp14:anchorId="2E5C3EA8" wp14:editId="78702D80">
             <wp:simplePos x="0" y="0"/>
             <wp:positionH relativeFrom="column">
               <wp:posOffset>1417320</wp:posOffset>
@@ -5855,11 +5855,9 @@
       <w:r>
         <w:t xml:space="preserve">Select </w:t>
       </w:r>
-      <w:proofErr w:type="spellStart"/>
       <w:r>
         <w:t>BattleSweeper.rar</w:t>
       </w:r>
-      <w:proofErr w:type="spellEnd"/>
       <w:r>
         <w:t xml:space="preserve"> </w:t>
       </w:r>
@@ -6430,11 +6428,9 @@
             <w:tcW w:w="1635" w:type="dxa"/>
           </w:tcPr>
           <w:p>
-            <w:proofErr w:type="spellStart"/>
             <w:r>
               <w:t>MineNumber</w:t>
             </w:r>
-            <w:proofErr w:type="spellEnd"/>
           </w:p>
         </w:tc>
         <w:tc>
@@ -6498,11 +6494,9 @@
             <w:tcW w:w="1635" w:type="dxa"/>
           </w:tcPr>
           <w:p>
-            <w:proofErr w:type="spellStart"/>
             <w:r>
               <w:t>ShipParts</w:t>
             </w:r>
-            <w:proofErr w:type="spellEnd"/>
           </w:p>
         </w:tc>
         <w:tc>
@@ -6570,11 +6564,9 @@
             <w:tcW w:w="1635" w:type="dxa"/>
           </w:tcPr>
           <w:p>
-            <w:proofErr w:type="spellStart"/>
             <w:r>
               <w:t>MineFlagged</w:t>
             </w:r>
-            <w:proofErr w:type="spellEnd"/>
           </w:p>
         </w:tc>
         <w:tc>
@@ -6638,11 +6630,9 @@
             <w:tcW w:w="1635" w:type="dxa"/>
           </w:tcPr>
           <w:p>
-            <w:proofErr w:type="spellStart"/>
             <w:r>
               <w:t>TileUncovered</w:t>
             </w:r>
-            <w:proofErr w:type="spellEnd"/>
           </w:p>
         </w:tc>
         <w:tc>
@@ -6710,11 +6700,9 @@
             <w:tcW w:w="1635" w:type="dxa"/>
           </w:tcPr>
           <w:p>
-            <w:proofErr w:type="spellStart"/>
             <w:r>
               <w:t>TilesRemain</w:t>
             </w:r>
-            <w:proofErr w:type="spellEnd"/>
           </w:p>
         </w:tc>
         <w:tc>
@@ -6848,11 +6836,9 @@
             <w:tcW w:w="1635" w:type="dxa"/>
           </w:tcPr>
           <w:p>
-            <w:proofErr w:type="spellStart"/>
             <w:r>
               <w:t>GameOver</w:t>
             </w:r>
-            <w:proofErr w:type="spellEnd"/>
           </w:p>
         </w:tc>
         <w:tc>
@@ -8121,21 +8107,7 @@
         <w:rPr>
           <w:lang w:val="en-US"/>
         </w:rPr>
-        <w:t xml:space="preserve">Considering if </w:t>
-      </w:r>
-      <w:proofErr w:type="spellStart"/>
-      <w:r>
-        <w:rPr>
-          <w:lang w:val="en-US"/>
-        </w:rPr>
-        <w:t>pygame</w:t>
-      </w:r>
-      <w:proofErr w:type="spellEnd"/>
-      <w:r>
-        <w:rPr>
-          <w:lang w:val="en-US"/>
-        </w:rPr>
-        <w:t xml:space="preserve"> should be used to make </w:t>
+        <w:t xml:space="preserve">Considering if pygame should be used to make </w:t>
       </w:r>
       <w:r>
         <w:rPr>
@@ -8168,98 +8140,76 @@
         <w:rPr>
           <w:lang w:val="en-US"/>
         </w:rPr>
-        <w:t xml:space="preserve">Researched </w:t>
-      </w:r>
-      <w:proofErr w:type="spellStart"/>
+        <w:t xml:space="preserve">Researched PyGame library </w:t>
+      </w:r>
+    </w:p>
+    <w:p>
+      <w:pPr>
+        <w:pStyle w:val="ListParagraph"/>
+        <w:numPr>
+          <w:ilvl w:val="1"/>
+          <w:numId w:val="22"/>
+        </w:numPr>
+      </w:pPr>
+      <w:r>
+        <w:t>Consider use to create a game since it has</w:t>
+      </w:r>
+    </w:p>
+    <w:p>
+      <w:pPr>
+        <w:pStyle w:val="ListParagraph"/>
+        <w:numPr>
+          <w:ilvl w:val="2"/>
+          <w:numId w:val="22"/>
+        </w:numPr>
+      </w:pPr>
+      <w:r>
+        <w:t xml:space="preserve">Has a </w:t>
+      </w:r>
+      <w:r>
+        <w:t>well-documented</w:t>
+      </w:r>
+      <w:r>
+        <w:t xml:space="preserve"> game development framework</w:t>
+      </w:r>
+    </w:p>
+    <w:p>
+      <w:pPr>
+        <w:pStyle w:val="ListParagraph"/>
+        <w:numPr>
+          <w:ilvl w:val="2"/>
+          <w:numId w:val="22"/>
+        </w:numPr>
+      </w:pPr>
+      <w:r>
+        <w:t>Easy and versatile to make games with GUI with</w:t>
+      </w:r>
+    </w:p>
+    <w:p>
+      <w:pPr>
+        <w:pStyle w:val="ListParagraph"/>
+        <w:numPr>
+          <w:ilvl w:val="3"/>
+          <w:numId w:val="22"/>
+        </w:numPr>
+      </w:pPr>
+      <w:r>
+        <w:t>With chat GPT and internet</w:t>
+      </w:r>
+    </w:p>
+    <w:p>
+      <w:pPr>
+        <w:pStyle w:val="ListParagraph"/>
+        <w:numPr>
+          <w:ilvl w:val="1"/>
+          <w:numId w:val="22"/>
+        </w:numPr>
+      </w:pPr>
       <w:r>
         <w:rPr>
           <w:lang w:val="en-US"/>
         </w:rPr>
-        <w:t>PyGame</w:t>
-      </w:r>
-      <w:proofErr w:type="spellEnd"/>
-      <w:r>
-        <w:rPr>
-          <w:lang w:val="en-US"/>
-        </w:rPr>
-        <w:t xml:space="preserve"> library </w:t>
-      </w:r>
-    </w:p>
-    <w:p>
-      <w:pPr>
-        <w:pStyle w:val="ListParagraph"/>
-        <w:numPr>
-          <w:ilvl w:val="1"/>
-          <w:numId w:val="22"/>
-        </w:numPr>
-      </w:pPr>
-      <w:r>
-        <w:t>Consider use to create a game since it has</w:t>
-      </w:r>
-    </w:p>
-    <w:p>
-      <w:pPr>
-        <w:pStyle w:val="ListParagraph"/>
-        <w:numPr>
-          <w:ilvl w:val="2"/>
-          <w:numId w:val="22"/>
-        </w:numPr>
-      </w:pPr>
-      <w:r>
-        <w:t xml:space="preserve">Has a </w:t>
-      </w:r>
-      <w:r>
-        <w:t>well-documented</w:t>
-      </w:r>
-      <w:r>
-        <w:t xml:space="preserve"> game development framework</w:t>
-      </w:r>
-    </w:p>
-    <w:p>
-      <w:pPr>
-        <w:pStyle w:val="ListParagraph"/>
-        <w:numPr>
-          <w:ilvl w:val="2"/>
-          <w:numId w:val="22"/>
-        </w:numPr>
-      </w:pPr>
-      <w:r>
-        <w:t>Easy and versatile to make games with GUI with</w:t>
-      </w:r>
-    </w:p>
-    <w:p>
-      <w:pPr>
-        <w:pStyle w:val="ListParagraph"/>
-        <w:numPr>
-          <w:ilvl w:val="3"/>
-          <w:numId w:val="22"/>
-        </w:numPr>
-      </w:pPr>
-      <w:r>
-        <w:t>With chat GPT and internet</w:t>
-      </w:r>
-    </w:p>
-    <w:p>
-      <w:pPr>
-        <w:pStyle w:val="ListParagraph"/>
-        <w:numPr>
-          <w:ilvl w:val="1"/>
-          <w:numId w:val="22"/>
-        </w:numPr>
-      </w:pPr>
-      <w:proofErr w:type="spellStart"/>
-      <w:r>
-        <w:rPr>
-          <w:lang w:val="en-US"/>
-        </w:rPr>
-        <w:t>PyGame</w:t>
-      </w:r>
-      <w:proofErr w:type="spellEnd"/>
-      <w:r>
-        <w:rPr>
-          <w:lang w:val="en-US"/>
-        </w:rPr>
-        <w:t xml:space="preserve"> Documentation</w:t>
+        <w:t>PyGame Documentation</w:t>
       </w:r>
     </w:p>
     <w:p>
@@ -8964,78 +8914,62 @@
         <w:rPr>
           <w:lang w:val="en-US"/>
         </w:rPr>
-        <w:t xml:space="preserve">Clear documentation like </w:t>
-      </w:r>
-      <w:proofErr w:type="spellStart"/>
-      <w:r>
+        <w:t>Clear documentation like PyGame</w:t>
+      </w:r>
+    </w:p>
+    <w:p>
+      <w:pPr>
+        <w:pStyle w:val="ListParagraph"/>
+        <w:numPr>
+          <w:ilvl w:val="4"/>
+          <w:numId w:val="22"/>
+        </w:numPr>
+      </w:pPr>
+      <w:r>
+        <w:t xml:space="preserve">A lot better looking and concise </w:t>
+      </w:r>
+    </w:p>
+    <w:p>
+      <w:pPr>
+        <w:pStyle w:val="ListParagraph"/>
+        <w:numPr>
+          <w:ilvl w:val="2"/>
+          <w:numId w:val="22"/>
+        </w:numPr>
+      </w:pPr>
+      <w:r>
+        <w:t>Has an active community</w:t>
+      </w:r>
+    </w:p>
+    <w:p>
+      <w:pPr>
+        <w:pStyle w:val="ListParagraph"/>
+        <w:numPr>
+          <w:ilvl w:val="3"/>
+          <w:numId w:val="22"/>
+        </w:numPr>
+      </w:pPr>
+      <w:r>
+        <w:t>Research form ChatGPT</w:t>
+      </w:r>
+    </w:p>
+    <w:p>
+      <w:pPr>
+        <w:pStyle w:val="ListParagraph"/>
+        <w:numPr>
+          <w:ilvl w:val="1"/>
+          <w:numId w:val="22"/>
+        </w:numPr>
         <w:rPr>
           <w:lang w:val="en-US"/>
         </w:rPr>
-        <w:t>PyGame</w:t>
-      </w:r>
-      <w:proofErr w:type="spellEnd"/>
-    </w:p>
-    <w:p>
-      <w:pPr>
-        <w:pStyle w:val="ListParagraph"/>
-        <w:numPr>
-          <w:ilvl w:val="4"/>
-          <w:numId w:val="22"/>
-        </w:numPr>
-      </w:pPr>
-      <w:r>
-        <w:t xml:space="preserve">A lot better looking and concise </w:t>
-      </w:r>
-    </w:p>
-    <w:p>
-      <w:pPr>
-        <w:pStyle w:val="ListParagraph"/>
-        <w:numPr>
-          <w:ilvl w:val="2"/>
-          <w:numId w:val="22"/>
-        </w:numPr>
-      </w:pPr>
-      <w:r>
-        <w:t>Has an active community</w:t>
-      </w:r>
-    </w:p>
-    <w:p>
-      <w:pPr>
-        <w:pStyle w:val="ListParagraph"/>
-        <w:numPr>
-          <w:ilvl w:val="3"/>
-          <w:numId w:val="22"/>
-        </w:numPr>
-      </w:pPr>
-      <w:r>
-        <w:t>Research form ChatGPT</w:t>
-      </w:r>
-    </w:p>
-    <w:p>
-      <w:pPr>
-        <w:pStyle w:val="ListParagraph"/>
-        <w:numPr>
-          <w:ilvl w:val="1"/>
-          <w:numId w:val="22"/>
-        </w:numPr>
+      </w:pPr>
+      <w:r>
         <w:rPr>
           <w:lang w:val="en-US"/>
         </w:rPr>
-      </w:pPr>
-      <w:r>
-        <w:rPr>
-          <w:lang w:val="en-US"/>
-        </w:rPr>
-        <w:t xml:space="preserve">Consider use Godot or </w:t>
-      </w:r>
-      <w:proofErr w:type="spellStart"/>
-      <w:r>
-        <w:rPr>
-          <w:lang w:val="en-US"/>
-        </w:rPr>
-        <w:t>PyGame</w:t>
-      </w:r>
-      <w:proofErr w:type="spellEnd"/>
+        <w:t>Consider use Godot or PyGame</w:t>
+      </w:r>
     </w:p>
     <w:p>
       <w:pPr>
@@ -11488,21 +11422,7 @@
         <w:rPr>
           <w:lang w:val="en-US"/>
         </w:rPr>
-        <w:t>Converted all image into scalable .</w:t>
-      </w:r>
-      <w:proofErr w:type="spellStart"/>
-      <w:r>
-        <w:rPr>
-          <w:lang w:val="en-US"/>
-        </w:rPr>
-        <w:t>svg</w:t>
-      </w:r>
-      <w:proofErr w:type="spellEnd"/>
-      <w:r>
-        <w:rPr>
-          <w:lang w:val="en-US"/>
-        </w:rPr>
-        <w:t xml:space="preserve"> images for quality </w:t>
+        <w:t xml:space="preserve">Converted all image into scalable .svg images for quality </w:t>
       </w:r>
     </w:p>
     <w:p>
@@ -12015,10 +11935,19 @@
         </w:numPr>
       </w:pPr>
       <w:r>
-        <w:t xml:space="preserve">Continue learning </w:t>
-      </w:r>
-      <w:r>
-        <w:tab/>
+        <w:t>Continue learning</w:t>
+      </w:r>
+    </w:p>
+    <w:p>
+      <w:pPr>
+        <w:pStyle w:val="ListParagraph"/>
+        <w:numPr>
+          <w:ilvl w:val="2"/>
+          <w:numId w:val="22"/>
+        </w:numPr>
+      </w:pPr>
+      <w:r>
+        <w:t>Continue creating tutorial game</w:t>
       </w:r>
     </w:p>
     <w:p>
@@ -12187,8 +12116,21 @@
           <w:numId w:val="22"/>
         </w:numPr>
       </w:pPr>
+      <w:bookmarkStart w:id="76" w:name="_Toc169689656"/>
       <w:r>
         <w:t>Continue learning</w:t>
+      </w:r>
+    </w:p>
+    <w:p>
+      <w:pPr>
+        <w:pStyle w:val="ListParagraph"/>
+        <w:numPr>
+          <w:ilvl w:val="2"/>
+          <w:numId w:val="22"/>
+        </w:numPr>
+      </w:pPr>
+      <w:r>
+        <w:t>Continue creating tutorial game</w:t>
       </w:r>
     </w:p>
     <w:p>
@@ -12196,7 +12138,6 @@
         <w:pStyle w:val="Heading3"/>
         <w:ind w:left="360"/>
       </w:pPr>
-      <w:bookmarkStart w:id="76" w:name="_Toc169689656"/>
       <w:r>
         <w:t>14th of June</w:t>
       </w:r>
@@ -12247,6 +12188,7 @@
         </w:numPr>
       </w:pPr>
       <w:r>
+        <w:lastRenderedPageBreak/>
         <w:t>Building a small tutorial game; learnt new stuff</w:t>
       </w:r>
     </w:p>
@@ -12273,49 +12215,26 @@
           <w:lang w:val="en-US"/>
         </w:rPr>
       </w:pPr>
-      <w:proofErr w:type="spellStart"/>
       <w:r>
         <w:rPr>
           <w:lang w:val="en-US"/>
         </w:rPr>
-        <w:lastRenderedPageBreak/>
-        <w:t>get_viewport_rect</w:t>
-      </w:r>
-      <w:proofErr w:type="spellEnd"/>
+        <w:t>get_viewport_rect().size</w:t>
+      </w:r>
+    </w:p>
+    <w:p>
+      <w:pPr>
+        <w:pStyle w:val="ListParagraph"/>
+        <w:numPr>
+          <w:ilvl w:val="3"/>
+          <w:numId w:val="22"/>
+        </w:numPr>
+      </w:pPr>
       <w:r>
         <w:rPr>
           <w:lang w:val="en-US"/>
         </w:rPr>
-        <w:t>().size</w:t>
-      </w:r>
-    </w:p>
-    <w:p>
-      <w:pPr>
-        <w:pStyle w:val="ListParagraph"/>
-        <w:numPr>
-          <w:ilvl w:val="3"/>
-          <w:numId w:val="22"/>
-        </w:numPr>
-      </w:pPr>
-      <w:r>
-        <w:rPr>
-          <w:lang w:val="en-US"/>
-        </w:rPr>
-        <w:t>clamp (</w:t>
-      </w:r>
-      <w:proofErr w:type="spellStart"/>
-      <w:r>
-        <w:rPr>
-          <w:lang w:val="en-US"/>
-        </w:rPr>
-        <w:t>x,y,z</w:t>
-      </w:r>
-      <w:proofErr w:type="spellEnd"/>
-      <w:r>
-        <w:rPr>
-          <w:lang w:val="en-US"/>
-        </w:rPr>
-        <w:t>)</w:t>
+        <w:t>clamp (x,y,z)</w:t>
       </w:r>
     </w:p>
     <w:p>
@@ -12500,58 +12419,22 @@
         <w:rPr>
           <w:lang w:val="en-US"/>
         </w:rPr>
-        <w:t xml:space="preserve">% </w:t>
-      </w:r>
-      <w:proofErr w:type="spellStart"/>
+        <w:t>% x.size()</w:t>
+      </w:r>
+    </w:p>
+    <w:p>
+      <w:pPr>
+        <w:pStyle w:val="ListParagraph"/>
+        <w:numPr>
+          <w:ilvl w:val="3"/>
+          <w:numId w:val="22"/>
+        </w:numPr>
+      </w:pPr>
       <w:r>
         <w:rPr>
           <w:lang w:val="en-US"/>
         </w:rPr>
-        <w:t>x.size</w:t>
-      </w:r>
-      <w:proofErr w:type="spellEnd"/>
-      <w:r>
-        <w:rPr>
-          <w:lang w:val="en-US"/>
-        </w:rPr>
-        <w:t>()</w:t>
-      </w:r>
-    </w:p>
-    <w:p>
-      <w:pPr>
-        <w:pStyle w:val="ListParagraph"/>
-        <w:numPr>
-          <w:ilvl w:val="3"/>
-          <w:numId w:val="22"/>
-        </w:numPr>
-      </w:pPr>
-      <w:proofErr w:type="spellStart"/>
-      <w:r>
-        <w:rPr>
-          <w:lang w:val="en-US"/>
-        </w:rPr>
-        <w:t>randf_range</w:t>
-      </w:r>
-      <w:proofErr w:type="spellEnd"/>
-      <w:r>
-        <w:rPr>
-          <w:lang w:val="en-US"/>
-        </w:rPr>
-        <w:t>(</w:t>
-      </w:r>
-      <w:proofErr w:type="spellStart"/>
-      <w:r>
-        <w:rPr>
-          <w:lang w:val="en-US"/>
-        </w:rPr>
-        <w:t>x,y</w:t>
-      </w:r>
-      <w:proofErr w:type="spellEnd"/>
-      <w:r>
-        <w:rPr>
-          <w:lang w:val="en-US"/>
-        </w:rPr>
-        <w:t>)</w:t>
+        <w:t>randf_range(x,y)</w:t>
       </w:r>
     </w:p>
     <w:p>
@@ -12676,8 +12559,21 @@
           <w:numId w:val="22"/>
         </w:numPr>
       </w:pPr>
+      <w:bookmarkStart w:id="78" w:name="_Toc169689658"/>
       <w:r>
         <w:t>Continue learning</w:t>
+      </w:r>
+    </w:p>
+    <w:p>
+      <w:pPr>
+        <w:pStyle w:val="ListParagraph"/>
+        <w:numPr>
+          <w:ilvl w:val="2"/>
+          <w:numId w:val="22"/>
+        </w:numPr>
+      </w:pPr>
+      <w:r>
+        <w:t>Continue creating tutorial game</w:t>
       </w:r>
     </w:p>
     <w:p>
@@ -12685,7 +12581,6 @@
         <w:pStyle w:val="Heading3"/>
         <w:ind w:left="360"/>
       </w:pPr>
-      <w:bookmarkStart w:id="78" w:name="_Toc169689658"/>
       <w:r>
         <w:t>18th of June</w:t>
       </w:r>
@@ -12829,6 +12724,7 @@
         </w:numPr>
       </w:pPr>
       <w:r>
+        <w:lastRenderedPageBreak/>
         <w:t>Coding</w:t>
       </w:r>
     </w:p>
@@ -12861,24 +12757,6 @@
     </w:p>
     <w:p>
       <w:pPr>
-        <w:pStyle w:val="ListParagraph"/>
-        <w:numPr>
-          <w:ilvl w:val="1"/>
-          <w:numId w:val="22"/>
-        </w:numPr>
-      </w:pPr>
-      <w:r>
-        <w:lastRenderedPageBreak/>
-        <w:t xml:space="preserve">Continue learning </w:t>
-      </w:r>
-      <w:r>
-        <w:tab/>
-      </w:r>
-    </w:p>
-    <w:p/>
-    <w:p/>
-    <w:p>
-      <w:pPr>
         <w:pStyle w:val="Heading3"/>
         <w:ind w:left="360"/>
       </w:pPr>
@@ -12943,35 +12821,7 @@
         <w:rPr>
           <w:lang w:val="en-US"/>
         </w:rPr>
-        <w:t xml:space="preserve">Added </w:t>
-      </w:r>
-      <w:proofErr w:type="spellStart"/>
-      <w:r>
-        <w:rPr>
-          <w:lang w:val="en-US"/>
-        </w:rPr>
-        <w:t>svg</w:t>
-      </w:r>
-      <w:proofErr w:type="spellEnd"/>
-      <w:r>
-        <w:rPr>
-          <w:lang w:val="en-US"/>
-        </w:rPr>
-        <w:t xml:space="preserve"> “</w:t>
-      </w:r>
-      <w:proofErr w:type="spellStart"/>
-      <w:r>
-        <w:rPr>
-          <w:lang w:val="en-US"/>
-        </w:rPr>
-        <w:t>Icon.svg</w:t>
-      </w:r>
-      <w:proofErr w:type="spellEnd"/>
-      <w:r>
-        <w:rPr>
-          <w:lang w:val="en-US"/>
-        </w:rPr>
-        <w:t xml:space="preserve">” </w:t>
+        <w:t xml:space="preserve">Added svg “Icon.svg” </w:t>
       </w:r>
     </w:p>
     <w:p>
@@ -12989,7 +12839,6 @@
         <w:t xml:space="preserve">obtained from </w:t>
       </w:r>
       <w:hyperlink r:id="rId42">
-        <w:proofErr w:type="spellStart"/>
         <w:r>
           <w:rPr>
             <w:rStyle w:val="Hyperlink"/>
@@ -12997,56 +12846,27 @@
           </w:rPr>
           <w:t>Flaticon</w:t>
         </w:r>
-        <w:proofErr w:type="spellEnd"/>
       </w:hyperlink>
       <w:r>
         <w:rPr>
           <w:lang w:val="en-US"/>
         </w:rPr>
-        <w:t xml:space="preserve"> as a </w:t>
-      </w:r>
-      <w:proofErr w:type="spellStart"/>
+        <w:t xml:space="preserve"> as a png </w:t>
+      </w:r>
+    </w:p>
+    <w:p>
+      <w:pPr>
+        <w:pStyle w:val="ListParagraph"/>
+        <w:numPr>
+          <w:ilvl w:val="2"/>
+          <w:numId w:val="22"/>
+        </w:numPr>
+      </w:pPr>
       <w:r>
         <w:rPr>
           <w:lang w:val="en-US"/>
         </w:rPr>
-        <w:t>png</w:t>
-      </w:r>
-      <w:proofErr w:type="spellEnd"/>
-      <w:r>
-        <w:rPr>
-          <w:lang w:val="en-US"/>
-        </w:rPr>
-        <w:t xml:space="preserve"> </w:t>
-      </w:r>
-    </w:p>
-    <w:p>
-      <w:pPr>
-        <w:pStyle w:val="ListParagraph"/>
-        <w:numPr>
-          <w:ilvl w:val="2"/>
-          <w:numId w:val="22"/>
-        </w:numPr>
-      </w:pPr>
-      <w:r>
-        <w:rPr>
-          <w:lang w:val="en-US"/>
-        </w:rPr>
-        <w:t xml:space="preserve">Converted </w:t>
-      </w:r>
-      <w:proofErr w:type="spellStart"/>
-      <w:r>
-        <w:rPr>
-          <w:lang w:val="en-US"/>
-        </w:rPr>
-        <w:t>svg</w:t>
-      </w:r>
-      <w:proofErr w:type="spellEnd"/>
-      <w:r>
-        <w:rPr>
-          <w:lang w:val="en-US"/>
-        </w:rPr>
-        <w:t xml:space="preserve"> through word</w:t>
+        <w:t>Converted svg through word</w:t>
       </w:r>
     </w:p>
     <w:p>
@@ -13307,23 +13127,7 @@
     </w:p>
     <w:p>
       <w:pPr>
-        <w:pStyle w:val="ListParagraph"/>
-        <w:numPr>
-          <w:ilvl w:val="1"/>
-          <w:numId w:val="22"/>
-        </w:numPr>
-      </w:pPr>
-      <w:r>
-        <w:t xml:space="preserve">Continue learning </w:t>
-      </w:r>
-      <w:r>
-        <w:tab/>
-      </w:r>
-    </w:p>
-    <w:p>
-      <w:pPr>
         <w:pStyle w:val="Heading3"/>
-        <w:ind w:firstLine="360"/>
       </w:pPr>
       <w:r>
         <w:t>20th of June</w:t>
@@ -13446,25 +13250,25 @@
         </w:numPr>
       </w:pPr>
       <w:r>
+        <w:t>Finished</w:t>
+      </w:r>
+      <w:r>
+        <w:t xml:space="preserve"> drafting</w:t>
+      </w:r>
+      <w:r>
+        <w:t xml:space="preserve"> installation guide</w:t>
+      </w:r>
+    </w:p>
+    <w:p>
+      <w:pPr>
+        <w:pStyle w:val="ListParagraph"/>
+        <w:numPr>
+          <w:ilvl w:val="0"/>
+          <w:numId w:val="22"/>
+        </w:numPr>
+      </w:pPr>
+      <w:r>
         <w:lastRenderedPageBreak/>
-        <w:t>Finished</w:t>
-      </w:r>
-      <w:r>
-        <w:t xml:space="preserve"> drafting</w:t>
-      </w:r>
-      <w:r>
-        <w:t xml:space="preserve"> installation guide</w:t>
-      </w:r>
-    </w:p>
-    <w:p>
-      <w:pPr>
-        <w:pStyle w:val="ListParagraph"/>
-        <w:numPr>
-          <w:ilvl w:val="0"/>
-          <w:numId w:val="22"/>
-        </w:numPr>
-      </w:pPr>
-      <w:r>
         <w:t>Learnt how to export the project as a .exe file</w:t>
       </w:r>
     </w:p>
@@ -13701,25 +13505,21 @@
           <w:numId w:val="22"/>
         </w:numPr>
       </w:pPr>
-      <w:proofErr w:type="spellStart"/>
       <w:r>
         <w:t>HUDGame</w:t>
       </w:r>
-      <w:proofErr w:type="spellEnd"/>
-    </w:p>
-    <w:p>
-      <w:pPr>
-        <w:pStyle w:val="ListParagraph"/>
-        <w:numPr>
-          <w:ilvl w:val="2"/>
-          <w:numId w:val="22"/>
-        </w:numPr>
-      </w:pPr>
-      <w:proofErr w:type="spellStart"/>
+    </w:p>
+    <w:p>
+      <w:pPr>
+        <w:pStyle w:val="ListParagraph"/>
+        <w:numPr>
+          <w:ilvl w:val="2"/>
+          <w:numId w:val="22"/>
+        </w:numPr>
+      </w:pPr>
       <w:r>
         <w:t>MainGame</w:t>
       </w:r>
-      <w:proofErr w:type="spellEnd"/>
     </w:p>
     <w:p>
       <w:pPr>
@@ -14013,19 +13813,19 @@
         </w:numPr>
       </w:pPr>
       <w:r>
+        <w:t>row</w:t>
+      </w:r>
+    </w:p>
+    <w:p>
+      <w:pPr>
+        <w:pStyle w:val="ListParagraph"/>
+        <w:numPr>
+          <w:ilvl w:val="4"/>
+          <w:numId w:val="22"/>
+        </w:numPr>
+      </w:pPr>
+      <w:r>
         <w:lastRenderedPageBreak/>
-        <w:t>row</w:t>
-      </w:r>
-    </w:p>
-    <w:p>
-      <w:pPr>
-        <w:pStyle w:val="ListParagraph"/>
-        <w:numPr>
-          <w:ilvl w:val="4"/>
-          <w:numId w:val="22"/>
-        </w:numPr>
-      </w:pPr>
-      <w:r>
         <w:t>col</w:t>
       </w:r>
     </w:p>
@@ -14493,11 +14293,9 @@
           <w:numId w:val="22"/>
         </w:numPr>
       </w:pPr>
-      <w:proofErr w:type="spellStart"/>
       <w:r>
         <w:t>Explosion.svg</w:t>
       </w:r>
-      <w:proofErr w:type="spellEnd"/>
     </w:p>
     <w:p>
       <w:pPr>
@@ -14508,7 +14306,6 @@
         </w:numPr>
       </w:pPr>
       <w:r>
-        <w:lastRenderedPageBreak/>
         <w:t xml:space="preserve">License as </w:t>
       </w:r>
       <w:r>
@@ -14535,6 +14332,7 @@
         </w:numPr>
       </w:pPr>
       <w:r>
+        <w:lastRenderedPageBreak/>
         <w:t>Continued working on technical manual</w:t>
       </w:r>
     </w:p>
@@ -15002,31 +14800,31 @@
         </w:numPr>
       </w:pPr>
       <w:r>
+        <w:t>“Mechanics”</w:t>
+      </w:r>
+    </w:p>
+    <w:p>
+      <w:pPr>
+        <w:pStyle w:val="ListParagraph"/>
+        <w:numPr>
+          <w:ilvl w:val="1"/>
+          <w:numId w:val="22"/>
+        </w:numPr>
+      </w:pPr>
+      <w:r>
+        <w:t>Reordered a lot of nodes</w:t>
+      </w:r>
+    </w:p>
+    <w:p>
+      <w:pPr>
+        <w:pStyle w:val="ListParagraph"/>
+        <w:numPr>
+          <w:ilvl w:val="2"/>
+          <w:numId w:val="22"/>
+        </w:numPr>
+      </w:pPr>
+      <w:r>
         <w:lastRenderedPageBreak/>
-        <w:t>“Mechanics”</w:t>
-      </w:r>
-    </w:p>
-    <w:p>
-      <w:pPr>
-        <w:pStyle w:val="ListParagraph"/>
-        <w:numPr>
-          <w:ilvl w:val="1"/>
-          <w:numId w:val="22"/>
-        </w:numPr>
-      </w:pPr>
-      <w:r>
-        <w:t>Reordered a lot of nodes</w:t>
-      </w:r>
-    </w:p>
-    <w:p>
-      <w:pPr>
-        <w:pStyle w:val="ListParagraph"/>
-        <w:numPr>
-          <w:ilvl w:val="2"/>
-          <w:numId w:val="22"/>
-        </w:numPr>
-      </w:pPr>
-      <w:r>
         <w:t>Main Game Graphics</w:t>
       </w:r>
     </w:p>
@@ -15225,9 +15023,278 @@
         <w:t>Additional task tomorrow</w:t>
       </w:r>
     </w:p>
+    <w:p>
+      <w:pPr>
+        <w:pStyle w:val="Heading3"/>
+        <w:ind w:firstLine="360"/>
+      </w:pPr>
+      <w:r>
+        <w:t>2</w:t>
+      </w:r>
+      <w:r>
+        <w:t>7</w:t>
+      </w:r>
+      <w:r>
+        <w:t>th of June</w:t>
+      </w:r>
+    </w:p>
+    <w:p>
+      <w:pPr>
+        <w:pStyle w:val="ListParagraph"/>
+        <w:numPr>
+          <w:ilvl w:val="0"/>
+          <w:numId w:val="22"/>
+        </w:numPr>
+      </w:pPr>
+      <w:r>
+        <w:t>Continued development on main game</w:t>
+      </w:r>
+    </w:p>
+    <w:p>
+      <w:pPr>
+        <w:pStyle w:val="ListParagraph"/>
+        <w:numPr>
+          <w:ilvl w:val="1"/>
+          <w:numId w:val="22"/>
+        </w:numPr>
+      </w:pPr>
+      <w:r>
+        <w:t>Creating debug functions</w:t>
+      </w:r>
+    </w:p>
+    <w:p>
+      <w:pPr>
+        <w:pStyle w:val="ListParagraph"/>
+        <w:numPr>
+          <w:ilvl w:val="2"/>
+          <w:numId w:val="22"/>
+        </w:numPr>
+      </w:pPr>
+      <w:r>
+        <w:t>Obtained online help with coding debug help (discord)</w:t>
+      </w:r>
+    </w:p>
+    <w:p>
+      <w:pPr>
+        <w:pStyle w:val="ListParagraph"/>
+        <w:numPr>
+          <w:ilvl w:val="2"/>
+          <w:numId w:val="22"/>
+        </w:numPr>
+      </w:pPr>
+      <w:r>
+        <w:t>Having trouble grabbing array from different array</w:t>
+      </w:r>
+    </w:p>
+    <w:p>
+      <w:pPr>
+        <w:pStyle w:val="ListParagraph"/>
+        <w:numPr>
+          <w:ilvl w:val="3"/>
+          <w:numId w:val="22"/>
+        </w:numPr>
+      </w:pPr>
+      <w:r>
+        <w:t>Added</w:t>
+      </w:r>
+      <w:r>
+        <w:t xml:space="preserve"> </w:t>
+      </w:r>
+      <w:r>
+        <w:t>methods</w:t>
+      </w:r>
+      <w:r>
+        <w:t xml:space="preserve">, </w:t>
+      </w:r>
+      <w:r>
+        <w:t xml:space="preserve">Obtained online help from </w:t>
+      </w:r>
+      <w:hyperlink r:id="rId48" w:history="1">
+        <w:r>
+          <w:rPr>
+            <w:rStyle w:val="Hyperlink"/>
+          </w:rPr>
+          <w:t>Reddit</w:t>
+        </w:r>
+      </w:hyperlink>
+    </w:p>
+    <w:p>
+      <w:pPr>
+        <w:pStyle w:val="ListParagraph"/>
+        <w:numPr>
+          <w:ilvl w:val="4"/>
+          <w:numId w:val="22"/>
+        </w:numPr>
+      </w:pPr>
+      <w:r>
+        <w:t>“Debug()” in mechnical.gd</w:t>
+      </w:r>
+    </w:p>
+    <w:p>
+      <w:pPr>
+        <w:pStyle w:val="ListParagraph"/>
+        <w:numPr>
+          <w:ilvl w:val="4"/>
+          <w:numId w:val="22"/>
+        </w:numPr>
+      </w:pPr>
+      <w:r>
+        <w:t>“CoveredDebug()” in tile.gd</w:t>
+      </w:r>
+    </w:p>
+    <w:p>
+      <w:pPr>
+        <w:pStyle w:val="ListParagraph"/>
+        <w:numPr>
+          <w:ilvl w:val="4"/>
+          <w:numId w:val="22"/>
+        </w:numPr>
+      </w:pPr>
+      <w:r>
+        <w:t>Fixed issue by directly calling the child node the “Debug()” script was attached to</w:t>
+      </w:r>
+    </w:p>
+    <w:p>
+      <w:pPr>
+        <w:pStyle w:val="ListParagraph"/>
+        <w:numPr>
+          <w:ilvl w:val="1"/>
+          <w:numId w:val="22"/>
+        </w:numPr>
+      </w:pPr>
+      <w:r>
+        <w:t>Converted</w:t>
+      </w:r>
+      <w:r>
+        <w:t xml:space="preserve"> “number” sprite2d to animatedsprite2d for more efficently</w:t>
+      </w:r>
+    </w:p>
+    <w:p>
+      <w:pPr>
+        <w:pStyle w:val="ListParagraph"/>
+        <w:numPr>
+          <w:ilvl w:val="0"/>
+          <w:numId w:val="22"/>
+        </w:numPr>
+      </w:pPr>
+      <w:r>
+        <w:t>Gantt Chart Progress check</w:t>
+      </w:r>
+    </w:p>
+    <w:p>
+      <w:pPr>
+        <w:pStyle w:val="ListParagraph"/>
+        <w:numPr>
+          <w:ilvl w:val="1"/>
+          <w:numId w:val="22"/>
+        </w:numPr>
+      </w:pPr>
+      <w:r>
+        <w:t>Algorithm</w:t>
+      </w:r>
+    </w:p>
+    <w:p>
+      <w:pPr>
+        <w:pStyle w:val="ListParagraph"/>
+        <w:numPr>
+          <w:ilvl w:val="2"/>
+          <w:numId w:val="22"/>
+        </w:numPr>
+      </w:pPr>
+      <w:r>
+        <w:t>On course</w:t>
+      </w:r>
+    </w:p>
+    <w:p>
+      <w:pPr>
+        <w:pStyle w:val="ListParagraph"/>
+        <w:numPr>
+          <w:ilvl w:val="1"/>
+          <w:numId w:val="22"/>
+        </w:numPr>
+      </w:pPr>
+      <w:r>
+        <w:t>Documentation</w:t>
+      </w:r>
+    </w:p>
+    <w:p>
+      <w:pPr>
+        <w:pStyle w:val="ListParagraph"/>
+        <w:numPr>
+          <w:ilvl w:val="2"/>
+          <w:numId w:val="22"/>
+        </w:numPr>
+      </w:pPr>
+      <w:r>
+        <w:t>On course</w:t>
+      </w:r>
+    </w:p>
+    <w:p>
+      <w:pPr>
+        <w:pStyle w:val="ListParagraph"/>
+        <w:numPr>
+          <w:ilvl w:val="1"/>
+          <w:numId w:val="22"/>
+        </w:numPr>
+      </w:pPr>
+      <w:r>
+        <w:t>Coding</w:t>
+      </w:r>
+    </w:p>
+    <w:p>
+      <w:pPr>
+        <w:pStyle w:val="ListParagraph"/>
+        <w:numPr>
+          <w:ilvl w:val="2"/>
+          <w:numId w:val="22"/>
+        </w:numPr>
+      </w:pPr>
+      <w:r>
+        <w:t>On Course</w:t>
+      </w:r>
+    </w:p>
+    <w:p>
+      <w:pPr>
+        <w:pStyle w:val="ListParagraph"/>
+        <w:numPr>
+          <w:ilvl w:val="1"/>
+          <w:numId w:val="22"/>
+        </w:numPr>
+      </w:pPr>
+      <w:r>
+        <w:t>Testing</w:t>
+      </w:r>
+    </w:p>
+    <w:p>
+      <w:pPr>
+        <w:pStyle w:val="ListParagraph"/>
+        <w:numPr>
+          <w:ilvl w:val="2"/>
+          <w:numId w:val="22"/>
+        </w:numPr>
+      </w:pPr>
+      <w:r>
+        <w:t xml:space="preserve">Behind on schedule </w:t>
+      </w:r>
+    </w:p>
+    <w:p>
+      <w:pPr>
+        <w:pStyle w:val="ListParagraph"/>
+        <w:numPr>
+          <w:ilvl w:val="0"/>
+          <w:numId w:val="22"/>
+        </w:numPr>
+      </w:pPr>
+      <w:r>
+        <w:rPr>
+          <w:lang w:val="en-US"/>
+        </w:rPr>
+        <w:t>Additional task tomorrow</w:t>
+      </w:r>
+    </w:p>
     <w:p/>
     <w:sectPr>
-      <w:footerReference w:type="default" r:id="rId48"/>
+      <w:footerReference w:type="default" r:id="rId49"/>
       <w:pgSz w:w="12240" w:h="15840"/>
       <w:pgMar w:top="1440" w:right="1440" w:bottom="1440" w:left="1440" w:header="720" w:footer="720" w:gutter="0"/>
       <w:pgNumType w:start="1"/>

--- a/James Fan - Assessment 3_ Major Project.docx
+++ b/James Fan - Assessment 3_ Major Project.docx
@@ -103,7 +103,7 @@
           <w:noProof/>
         </w:rPr>
         <w:drawing>
-          <wp:anchor distT="0" distB="0" distL="114300" distR="114300" simplePos="0" relativeHeight="251662336" behindDoc="0" locked="0" layoutInCell="1" allowOverlap="1" wp14:anchorId="2E5C3EA8" wp14:editId="78702D80">
+          <wp:anchor distT="0" distB="0" distL="114300" distR="114300" simplePos="0" relativeHeight="251662336" behindDoc="0" locked="0" layoutInCell="1" allowOverlap="1" wp14:anchorId="2E5C3EA8" wp14:editId="74F449B0">
             <wp:simplePos x="0" y="0"/>
             <wp:positionH relativeFrom="column">
               <wp:posOffset>1417320</wp:posOffset>
@@ -6288,10 +6288,7 @@
           <w:p>
             <w:r>
               <w:lastRenderedPageBreak/>
-              <w:t>R</w:t>
-            </w:r>
-            <w:r>
-              <w:t>ow</w:t>
+              <w:t>Complete</w:t>
             </w:r>
           </w:p>
         </w:tc>
@@ -6301,10 +6298,150 @@
           </w:tcPr>
           <w:p>
             <w:r>
-              <w:t>Int</w:t>
-            </w:r>
-            <w:r>
-              <w:t>eger</w:t>
+              <w:t>Boolean</w:t>
+            </w:r>
+          </w:p>
+        </w:tc>
+        <w:tc>
+          <w:tcPr>
+            <w:tcW w:w="986" w:type="dxa"/>
+          </w:tcPr>
+          <w:p>
+            <w:r>
+              <w:t>X</w:t>
+            </w:r>
+          </w:p>
+        </w:tc>
+        <w:tc>
+          <w:tcPr>
+            <w:tcW w:w="1108" w:type="dxa"/>
+          </w:tcPr>
+          <w:p/>
+        </w:tc>
+        <w:tc>
+          <w:tcPr>
+            <w:tcW w:w="999" w:type="dxa"/>
+          </w:tcPr>
+          <w:p/>
+        </w:tc>
+        <w:tc>
+          <w:tcPr>
+            <w:tcW w:w="1427" w:type="dxa"/>
+          </w:tcPr>
+          <w:p>
+            <w:r>
+              <w:t>Level complete or not</w:t>
+            </w:r>
+          </w:p>
+        </w:tc>
+        <w:tc>
+          <w:tcPr>
+            <w:tcW w:w="1129" w:type="dxa"/>
+          </w:tcPr>
+          <w:p>
+            <w:r>
+              <w:t>True</w:t>
+            </w:r>
+          </w:p>
+        </w:tc>
+        <w:tc>
+          <w:tcPr>
+            <w:tcW w:w="1268" w:type="dxa"/>
+          </w:tcPr>
+          <w:p/>
+        </w:tc>
+      </w:tr>
+      <w:tr>
+        <w:tc>
+          <w:tcPr>
+            <w:tcW w:w="1635" w:type="dxa"/>
+          </w:tcPr>
+          <w:p>
+            <w:r>
+              <w:t>GameOver</w:t>
+            </w:r>
+          </w:p>
+        </w:tc>
+        <w:tc>
+          <w:tcPr>
+            <w:tcW w:w="1024" w:type="dxa"/>
+          </w:tcPr>
+          <w:p>
+            <w:r>
+              <w:t>Boolean</w:t>
+            </w:r>
+          </w:p>
+        </w:tc>
+        <w:tc>
+          <w:tcPr>
+            <w:tcW w:w="986" w:type="dxa"/>
+          </w:tcPr>
+          <w:p>
+            <w:r>
+              <w:t>X</w:t>
+            </w:r>
+          </w:p>
+        </w:tc>
+        <w:tc>
+          <w:tcPr>
+            <w:tcW w:w="1108" w:type="dxa"/>
+          </w:tcPr>
+          <w:p/>
+        </w:tc>
+        <w:tc>
+          <w:tcPr>
+            <w:tcW w:w="999" w:type="dxa"/>
+          </w:tcPr>
+          <w:p/>
+        </w:tc>
+        <w:tc>
+          <w:tcPr>
+            <w:tcW w:w="1427" w:type="dxa"/>
+          </w:tcPr>
+          <w:p>
+            <w:r>
+              <w:t>Game over or not</w:t>
+            </w:r>
+          </w:p>
+        </w:tc>
+        <w:tc>
+          <w:tcPr>
+            <w:tcW w:w="1129" w:type="dxa"/>
+          </w:tcPr>
+          <w:p>
+            <w:r>
+              <w:t>False</w:t>
+            </w:r>
+          </w:p>
+        </w:tc>
+        <w:tc>
+          <w:tcPr>
+            <w:tcW w:w="1268" w:type="dxa"/>
+          </w:tcPr>
+          <w:p/>
+        </w:tc>
+      </w:tr>
+      <w:tr>
+        <w:tc>
+          <w:tcPr>
+            <w:tcW w:w="1635" w:type="dxa"/>
+          </w:tcPr>
+          <w:p>
+            <w:r>
+              <w:t>R</w:t>
+            </w:r>
+            <w:r>
+              <w:t>ow</w:t>
+            </w:r>
+          </w:p>
+        </w:tc>
+        <w:tc>
+          <w:tcPr>
+            <w:tcW w:w="1024" w:type="dxa"/>
+          </w:tcPr>
+          <w:p>
+            <w:r>
+              <w:t>Integer</w:t>
             </w:r>
           </w:p>
         </w:tc>
@@ -6771,7 +6908,76 @@
           </w:tcPr>
           <w:p>
             <w:r>
-              <w:t>Complete</w:t>
+              <w:t>PlayerScore</w:t>
+            </w:r>
+          </w:p>
+        </w:tc>
+        <w:tc>
+          <w:tcPr>
+            <w:tcW w:w="1024" w:type="dxa"/>
+          </w:tcPr>
+          <w:p>
+            <w:r>
+              <w:t>Integer</w:t>
+            </w:r>
+          </w:p>
+        </w:tc>
+        <w:tc>
+          <w:tcPr>
+            <w:tcW w:w="986" w:type="dxa"/>
+          </w:tcPr>
+          <w:p/>
+        </w:tc>
+        <w:tc>
+          <w:tcPr>
+            <w:tcW w:w="1108" w:type="dxa"/>
+          </w:tcPr>
+          <w:p/>
+        </w:tc>
+        <w:tc>
+          <w:tcPr>
+            <w:tcW w:w="999" w:type="dxa"/>
+          </w:tcPr>
+          <w:p/>
+        </w:tc>
+        <w:tc>
+          <w:tcPr>
+            <w:tcW w:w="1427" w:type="dxa"/>
+          </w:tcPr>
+          <w:p>
+            <w:r>
+              <w:t xml:space="preserve">Used to write the final score of </w:t>
+            </w:r>
+            <w:r>
+              <w:t>players</w:t>
+            </w:r>
+          </w:p>
+        </w:tc>
+        <w:tc>
+          <w:tcPr>
+            <w:tcW w:w="1129" w:type="dxa"/>
+          </w:tcPr>
+          <w:p>
+            <w:r>
+              <w:t>23</w:t>
+            </w:r>
+          </w:p>
+        </w:tc>
+        <w:tc>
+          <w:tcPr>
+            <w:tcW w:w="1268" w:type="dxa"/>
+          </w:tcPr>
+          <w:p/>
+        </w:tc>
+      </w:tr>
+      <w:tr>
+        <w:tc>
+          <w:tcPr>
+            <w:tcW w:w="1635" w:type="dxa"/>
+          </w:tcPr>
+          <w:p>
+            <w:r>
+              <w:t>CoverdDebug</w:t>
             </w:r>
           </w:p>
         </w:tc>
@@ -6813,7 +7019,7 @@
           </w:tcPr>
           <w:p>
             <w:r>
-              <w:t>Level complete or not</w:t>
+              <w:t>Used as an if statement parameter for if the sprite is shown or hidden during debugging</w:t>
             </w:r>
           </w:p>
         </w:tc>
@@ -6821,7 +7027,11 @@
           <w:tcPr>
             <w:tcW w:w="1129" w:type="dxa"/>
           </w:tcPr>
-          <w:p/>
+          <w:p>
+            <w:r>
+              <w:t>False</w:t>
+            </w:r>
+          </w:p>
         </w:tc>
         <w:tc>
           <w:tcPr>
@@ -6837,7 +7047,7 @@
           </w:tcPr>
           <w:p>
             <w:r>
-              <w:t>GameOver</w:t>
+              <w:t>Covered</w:t>
             </w:r>
           </w:p>
         </w:tc>
@@ -6879,13 +7089,157 @@
           </w:tcPr>
           <w:p>
             <w:r>
-              <w:t>Game over</w:t>
-            </w:r>
-            <w:r>
-              <w:t xml:space="preserve"> </w:t>
-            </w:r>
-            <w:r>
-              <w:t>or not</w:t>
+              <w:t>Used as an if statement parameter</w:t>
+            </w:r>
+            <w:r>
+              <w:t xml:space="preserve"> for if the </w:t>
+            </w:r>
+            <w:r>
+              <w:lastRenderedPageBreak/>
+              <w:t>sprite is currently /not currently being clicked on</w:t>
+            </w:r>
+          </w:p>
+        </w:tc>
+        <w:tc>
+          <w:tcPr>
+            <w:tcW w:w="1129" w:type="dxa"/>
+          </w:tcPr>
+          <w:p>
+            <w:r>
+              <w:lastRenderedPageBreak/>
+              <w:t>False</w:t>
+            </w:r>
+          </w:p>
+        </w:tc>
+        <w:tc>
+          <w:tcPr>
+            <w:tcW w:w="1268" w:type="dxa"/>
+          </w:tcPr>
+          <w:p/>
+        </w:tc>
+      </w:tr>
+      <w:tr>
+        <w:tc>
+          <w:tcPr>
+            <w:tcW w:w="1635" w:type="dxa"/>
+          </w:tcPr>
+          <w:p>
+            <w:r>
+              <w:t>IsMine</w:t>
+            </w:r>
+          </w:p>
+        </w:tc>
+        <w:tc>
+          <w:tcPr>
+            <w:tcW w:w="1024" w:type="dxa"/>
+          </w:tcPr>
+          <w:p>
+            <w:r>
+              <w:t>Boolean</w:t>
+            </w:r>
+          </w:p>
+        </w:tc>
+        <w:tc>
+          <w:tcPr>
+            <w:tcW w:w="986" w:type="dxa"/>
+          </w:tcPr>
+          <w:p>
+            <w:r>
+              <w:t>X</w:t>
+            </w:r>
+          </w:p>
+        </w:tc>
+        <w:tc>
+          <w:tcPr>
+            <w:tcW w:w="1108" w:type="dxa"/>
+          </w:tcPr>
+          <w:p/>
+        </w:tc>
+        <w:tc>
+          <w:tcPr>
+            <w:tcW w:w="999" w:type="dxa"/>
+          </w:tcPr>
+          <w:p/>
+        </w:tc>
+        <w:tc>
+          <w:tcPr>
+            <w:tcW w:w="1427" w:type="dxa"/>
+          </w:tcPr>
+          <w:p>
+            <w:r>
+              <w:t>Indicates if the tile is a mine or not</w:t>
+            </w:r>
+          </w:p>
+        </w:tc>
+        <w:tc>
+          <w:tcPr>
+            <w:tcW w:w="1129" w:type="dxa"/>
+          </w:tcPr>
+          <w:p>
+            <w:r>
+              <w:t>True</w:t>
+            </w:r>
+          </w:p>
+        </w:tc>
+        <w:tc>
+          <w:tcPr>
+            <w:tcW w:w="1268" w:type="dxa"/>
+          </w:tcPr>
+          <w:p/>
+        </w:tc>
+      </w:tr>
+      <w:tr>
+        <w:tc>
+          <w:tcPr>
+            <w:tcW w:w="1635" w:type="dxa"/>
+          </w:tcPr>
+          <w:p>
+            <w:proofErr w:type="spellStart"/>
+            <w:r>
+              <w:t>IsOccupied</w:t>
+            </w:r>
+            <w:proofErr w:type="spellEnd"/>
+          </w:p>
+        </w:tc>
+        <w:tc>
+          <w:tcPr>
+            <w:tcW w:w="1024" w:type="dxa"/>
+          </w:tcPr>
+          <w:p>
+            <w:r>
+              <w:t>Boolean</w:t>
+            </w:r>
+          </w:p>
+        </w:tc>
+        <w:tc>
+          <w:tcPr>
+            <w:tcW w:w="986" w:type="dxa"/>
+          </w:tcPr>
+          <w:p>
+            <w:r>
+              <w:t>X</w:t>
+            </w:r>
+          </w:p>
+        </w:tc>
+        <w:tc>
+          <w:tcPr>
+            <w:tcW w:w="1108" w:type="dxa"/>
+          </w:tcPr>
+          <w:p/>
+        </w:tc>
+        <w:tc>
+          <w:tcPr>
+            <w:tcW w:w="999" w:type="dxa"/>
+          </w:tcPr>
+          <w:p/>
+        </w:tc>
+        <w:tc>
+          <w:tcPr>
+            <w:tcW w:w="1427" w:type="dxa"/>
+          </w:tcPr>
+          <w:p>
+            <w:r>
+              <w:t xml:space="preserve">Indicates if the tile has a ship part </w:t>
             </w:r>
           </w:p>
         </w:tc>
@@ -6987,7 +7341,6 @@
         </w:numPr>
       </w:pPr>
       <w:r>
-        <w:lastRenderedPageBreak/>
         <w:t>Finished draft Design brief</w:t>
       </w:r>
     </w:p>
@@ -7193,6 +7546,7 @@
         </w:numPr>
       </w:pPr>
       <w:r>
+        <w:lastRenderedPageBreak/>
         <w:t>Refined:</w:t>
       </w:r>
     </w:p>
@@ -7431,7 +7785,13 @@
         <w:rPr>
           <w:lang w:val="en-US"/>
         </w:rPr>
-        <w:t xml:space="preserve">Actually added an objective section </w:t>
+        <w:t>Added</w:t>
+      </w:r>
+      <w:r>
+        <w:rPr>
+          <w:lang w:val="en-US"/>
+        </w:rPr>
+        <w:t xml:space="preserve"> an objective section </w:t>
       </w:r>
     </w:p>
     <w:p>
@@ -7491,226 +7851,226 @@
         </w:numPr>
       </w:pPr>
       <w:r>
+        <w:t>Drafted Objectives</w:t>
+      </w:r>
+    </w:p>
+    <w:p>
+      <w:pPr>
+        <w:pStyle w:val="ListParagraph"/>
+        <w:numPr>
+          <w:ilvl w:val="0"/>
+          <w:numId w:val="22"/>
+        </w:numPr>
+      </w:pPr>
+      <w:r>
+        <w:t>Fixed error in Gantt chart</w:t>
+      </w:r>
+    </w:p>
+    <w:p>
+      <w:pPr>
+        <w:pStyle w:val="ListParagraph"/>
+        <w:numPr>
+          <w:ilvl w:val="1"/>
+          <w:numId w:val="22"/>
+        </w:numPr>
+      </w:pPr>
+      <w:r>
+        <w:t>Only included 10 weeks</w:t>
+      </w:r>
+    </w:p>
+    <w:p>
+      <w:pPr>
+        <w:pStyle w:val="ListParagraph"/>
+        <w:numPr>
+          <w:ilvl w:val="2"/>
+          <w:numId w:val="22"/>
+        </w:numPr>
+      </w:pPr>
+      <w:r>
+        <w:t>Resulting in underestimating everything</w:t>
+      </w:r>
+    </w:p>
+    <w:p>
+      <w:pPr>
+        <w:pStyle w:val="ListParagraph"/>
+        <w:numPr>
+          <w:ilvl w:val="0"/>
+          <w:numId w:val="22"/>
+        </w:numPr>
+      </w:pPr>
+      <w:r>
+        <w:t>Edit Gantt chart</w:t>
+      </w:r>
+    </w:p>
+    <w:p>
+      <w:pPr>
+        <w:pStyle w:val="ListParagraph"/>
+        <w:numPr>
+          <w:ilvl w:val="2"/>
+          <w:numId w:val="22"/>
+        </w:numPr>
+      </w:pPr>
+      <w:r>
+        <w:t xml:space="preserve">Addition of </w:t>
+      </w:r>
+    </w:p>
+    <w:p>
+      <w:pPr>
+        <w:pStyle w:val="ListParagraph"/>
+        <w:numPr>
+          <w:ilvl w:val="2"/>
+          <w:numId w:val="22"/>
+        </w:numPr>
+      </w:pPr>
+      <w:r>
+        <w:t xml:space="preserve">Topics </w:t>
+      </w:r>
+    </w:p>
+    <w:p>
+      <w:pPr>
+        <w:pStyle w:val="ListParagraph"/>
+        <w:numPr>
+          <w:ilvl w:val="3"/>
+          <w:numId w:val="22"/>
+        </w:numPr>
+      </w:pPr>
+      <w:r>
+        <w:t>Screen Sketches</w:t>
+      </w:r>
+    </w:p>
+    <w:p>
+      <w:pPr>
+        <w:pStyle w:val="ListParagraph"/>
+        <w:numPr>
+          <w:ilvl w:val="2"/>
+          <w:numId w:val="22"/>
+        </w:numPr>
+      </w:pPr>
+      <w:r>
+        <w:t>Titles</w:t>
+      </w:r>
+    </w:p>
+    <w:p>
+      <w:pPr>
+        <w:pStyle w:val="ListParagraph"/>
+        <w:numPr>
+          <w:ilvl w:val="3"/>
+          <w:numId w:val="22"/>
+        </w:numPr>
+      </w:pPr>
+      <w:r>
+        <w:t>Defining and understanding the problem</w:t>
+      </w:r>
+    </w:p>
+    <w:p>
+      <w:pPr>
+        <w:pStyle w:val="ListParagraph"/>
+        <w:numPr>
+          <w:ilvl w:val="3"/>
+          <w:numId w:val="22"/>
+        </w:numPr>
+      </w:pPr>
+      <w:r>
+        <w:t xml:space="preserve">Planning and Designing </w:t>
+      </w:r>
+    </w:p>
+    <w:p>
+      <w:pPr>
+        <w:pStyle w:val="ListParagraph"/>
+        <w:numPr>
+          <w:ilvl w:val="3"/>
+          <w:numId w:val="22"/>
+        </w:numPr>
+      </w:pPr>
+      <w:r>
+        <w:t xml:space="preserve">Implementing </w:t>
+      </w:r>
+    </w:p>
+    <w:p>
+      <w:pPr>
+        <w:pStyle w:val="ListParagraph"/>
+        <w:numPr>
+          <w:ilvl w:val="3"/>
+          <w:numId w:val="22"/>
+        </w:numPr>
+      </w:pPr>
+      <w:r>
+        <w:t>Testing and Evaluating</w:t>
+      </w:r>
+    </w:p>
+    <w:p>
+      <w:pPr>
+        <w:pStyle w:val="ListParagraph"/>
+        <w:numPr>
+          <w:ilvl w:val="1"/>
+          <w:numId w:val="22"/>
+        </w:numPr>
+      </w:pPr>
+      <w:r>
+        <w:t xml:space="preserve">Change position of a few parts </w:t>
+      </w:r>
+    </w:p>
+    <w:p>
+      <w:pPr>
+        <w:pStyle w:val="ListParagraph"/>
+        <w:numPr>
+          <w:ilvl w:val="0"/>
+          <w:numId w:val="22"/>
+        </w:numPr>
+      </w:pPr>
+      <w:r>
+        <w:t>Looked into HTML x Python</w:t>
+      </w:r>
+    </w:p>
+    <w:p>
+      <w:pPr>
+        <w:pStyle w:val="ListParagraph"/>
+        <w:numPr>
+          <w:ilvl w:val="1"/>
+          <w:numId w:val="22"/>
+        </w:numPr>
+      </w:pPr>
+      <w:r>
+        <w:t>Found library, Flask</w:t>
+      </w:r>
+    </w:p>
+    <w:p>
+      <w:pPr>
+        <w:pStyle w:val="ListParagraph"/>
+        <w:numPr>
+          <w:ilvl w:val="2"/>
+          <w:numId w:val="22"/>
+        </w:numPr>
+      </w:pPr>
+      <w:r>
+        <w:t>Did some research into Flask</w:t>
+      </w:r>
+      <w:r>
+        <w:tab/>
+      </w:r>
+    </w:p>
+    <w:p>
+      <w:pPr>
+        <w:pStyle w:val="ListParagraph"/>
+        <w:numPr>
+          <w:ilvl w:val="3"/>
+          <w:numId w:val="22"/>
+        </w:numPr>
+      </w:pPr>
+      <w:r>
+        <w:t>With ChatGPT</w:t>
+      </w:r>
+    </w:p>
+    <w:p>
+      <w:pPr>
+        <w:pStyle w:val="ListParagraph"/>
+        <w:numPr>
+          <w:ilvl w:val="0"/>
+          <w:numId w:val="22"/>
+        </w:numPr>
+      </w:pPr>
+      <w:r>
         <w:lastRenderedPageBreak/>
-        <w:t>Drafted Objectives</w:t>
-      </w:r>
-    </w:p>
-    <w:p>
-      <w:pPr>
-        <w:pStyle w:val="ListParagraph"/>
-        <w:numPr>
-          <w:ilvl w:val="0"/>
-          <w:numId w:val="22"/>
-        </w:numPr>
-      </w:pPr>
-      <w:r>
-        <w:t>Fixed error in Gantt chart</w:t>
-      </w:r>
-    </w:p>
-    <w:p>
-      <w:pPr>
-        <w:pStyle w:val="ListParagraph"/>
-        <w:numPr>
-          <w:ilvl w:val="1"/>
-          <w:numId w:val="22"/>
-        </w:numPr>
-      </w:pPr>
-      <w:r>
-        <w:t>Only included 10 weeks</w:t>
-      </w:r>
-    </w:p>
-    <w:p>
-      <w:pPr>
-        <w:pStyle w:val="ListParagraph"/>
-        <w:numPr>
-          <w:ilvl w:val="2"/>
-          <w:numId w:val="22"/>
-        </w:numPr>
-      </w:pPr>
-      <w:r>
-        <w:t>Resulting in underestimating everything</w:t>
-      </w:r>
-    </w:p>
-    <w:p>
-      <w:pPr>
-        <w:pStyle w:val="ListParagraph"/>
-        <w:numPr>
-          <w:ilvl w:val="0"/>
-          <w:numId w:val="22"/>
-        </w:numPr>
-      </w:pPr>
-      <w:r>
-        <w:t>Edit Gantt chart</w:t>
-      </w:r>
-    </w:p>
-    <w:p>
-      <w:pPr>
-        <w:pStyle w:val="ListParagraph"/>
-        <w:numPr>
-          <w:ilvl w:val="2"/>
-          <w:numId w:val="22"/>
-        </w:numPr>
-      </w:pPr>
-      <w:r>
-        <w:t xml:space="preserve">Addition of </w:t>
-      </w:r>
-    </w:p>
-    <w:p>
-      <w:pPr>
-        <w:pStyle w:val="ListParagraph"/>
-        <w:numPr>
-          <w:ilvl w:val="2"/>
-          <w:numId w:val="22"/>
-        </w:numPr>
-      </w:pPr>
-      <w:r>
-        <w:t xml:space="preserve">Topics </w:t>
-      </w:r>
-    </w:p>
-    <w:p>
-      <w:pPr>
-        <w:pStyle w:val="ListParagraph"/>
-        <w:numPr>
-          <w:ilvl w:val="3"/>
-          <w:numId w:val="22"/>
-        </w:numPr>
-      </w:pPr>
-      <w:r>
-        <w:t>Screen Sketches</w:t>
-      </w:r>
-    </w:p>
-    <w:p>
-      <w:pPr>
-        <w:pStyle w:val="ListParagraph"/>
-        <w:numPr>
-          <w:ilvl w:val="2"/>
-          <w:numId w:val="22"/>
-        </w:numPr>
-      </w:pPr>
-      <w:r>
-        <w:t>Titles</w:t>
-      </w:r>
-    </w:p>
-    <w:p>
-      <w:pPr>
-        <w:pStyle w:val="ListParagraph"/>
-        <w:numPr>
-          <w:ilvl w:val="3"/>
-          <w:numId w:val="22"/>
-        </w:numPr>
-      </w:pPr>
-      <w:r>
-        <w:t>Defining and understanding the problem</w:t>
-      </w:r>
-    </w:p>
-    <w:p>
-      <w:pPr>
-        <w:pStyle w:val="ListParagraph"/>
-        <w:numPr>
-          <w:ilvl w:val="3"/>
-          <w:numId w:val="22"/>
-        </w:numPr>
-      </w:pPr>
-      <w:r>
-        <w:t xml:space="preserve">Planning and Designing </w:t>
-      </w:r>
-    </w:p>
-    <w:p>
-      <w:pPr>
-        <w:pStyle w:val="ListParagraph"/>
-        <w:numPr>
-          <w:ilvl w:val="3"/>
-          <w:numId w:val="22"/>
-        </w:numPr>
-      </w:pPr>
-      <w:r>
-        <w:t xml:space="preserve">Implementing </w:t>
-      </w:r>
-    </w:p>
-    <w:p>
-      <w:pPr>
-        <w:pStyle w:val="ListParagraph"/>
-        <w:numPr>
-          <w:ilvl w:val="3"/>
-          <w:numId w:val="22"/>
-        </w:numPr>
-      </w:pPr>
-      <w:r>
-        <w:t>Testing and Evaluating</w:t>
-      </w:r>
-    </w:p>
-    <w:p>
-      <w:pPr>
-        <w:pStyle w:val="ListParagraph"/>
-        <w:numPr>
-          <w:ilvl w:val="1"/>
-          <w:numId w:val="22"/>
-        </w:numPr>
-      </w:pPr>
-      <w:r>
-        <w:t xml:space="preserve">Change position of a few parts </w:t>
-      </w:r>
-    </w:p>
-    <w:p>
-      <w:pPr>
-        <w:pStyle w:val="ListParagraph"/>
-        <w:numPr>
-          <w:ilvl w:val="0"/>
-          <w:numId w:val="22"/>
-        </w:numPr>
-      </w:pPr>
-      <w:r>
-        <w:t>Looked into HTML x Python</w:t>
-      </w:r>
-    </w:p>
-    <w:p>
-      <w:pPr>
-        <w:pStyle w:val="ListParagraph"/>
-        <w:numPr>
-          <w:ilvl w:val="1"/>
-          <w:numId w:val="22"/>
-        </w:numPr>
-      </w:pPr>
-      <w:r>
-        <w:t>Found library, Flask</w:t>
-      </w:r>
-    </w:p>
-    <w:p>
-      <w:pPr>
-        <w:pStyle w:val="ListParagraph"/>
-        <w:numPr>
-          <w:ilvl w:val="2"/>
-          <w:numId w:val="22"/>
-        </w:numPr>
-      </w:pPr>
-      <w:r>
-        <w:t>Did some research into Flask</w:t>
-      </w:r>
-      <w:r>
-        <w:tab/>
-      </w:r>
-    </w:p>
-    <w:p>
-      <w:pPr>
-        <w:pStyle w:val="ListParagraph"/>
-        <w:numPr>
-          <w:ilvl w:val="3"/>
-          <w:numId w:val="22"/>
-        </w:numPr>
-      </w:pPr>
-      <w:r>
-        <w:t>With ChatGPT</w:t>
-      </w:r>
-    </w:p>
-    <w:p>
-      <w:pPr>
-        <w:pStyle w:val="ListParagraph"/>
-        <w:numPr>
-          <w:ilvl w:val="0"/>
-          <w:numId w:val="22"/>
-        </w:numPr>
-      </w:pPr>
-      <w:r>
         <w:t>Gantt Chart Progress check</w:t>
       </w:r>
     </w:p>
@@ -8012,7 +8372,6 @@
         </w:numPr>
       </w:pPr>
       <w:r>
-        <w:lastRenderedPageBreak/>
         <w:t>On Course</w:t>
       </w:r>
     </w:p>
@@ -8242,6 +8601,7 @@
         </w:numPr>
       </w:pPr>
       <w:r>
+        <w:lastRenderedPageBreak/>
         <w:t>Begin drafting specifications</w:t>
       </w:r>
     </w:p>
@@ -8549,7 +8909,6 @@
         </w:numPr>
       </w:pPr>
       <w:r>
-        <w:lastRenderedPageBreak/>
         <w:t>Drafted Input,</w:t>
       </w:r>
       <w:r>
@@ -8751,6 +9110,7 @@
       <w:bookmarkStart w:id="50" w:name="_Toc169689641"/>
       <w:bookmarkEnd w:id="49"/>
       <w:r>
+        <w:lastRenderedPageBreak/>
         <w:t>23rd of May</w:t>
       </w:r>
       <w:bookmarkEnd w:id="50"/>
@@ -9103,7 +9463,6 @@
       <w:bookmarkStart w:id="52" w:name="_Toc169689642"/>
       <w:bookmarkEnd w:id="51"/>
       <w:r>
-        <w:lastRenderedPageBreak/>
         <w:t>26th of May</w:t>
       </w:r>
       <w:bookmarkEnd w:id="52"/>
@@ -9279,6 +9638,7 @@
       <w:bookmarkStart w:id="54" w:name="_Toc169689643"/>
       <w:bookmarkEnd w:id="53"/>
       <w:r>
+        <w:lastRenderedPageBreak/>
         <w:t>27th of May</w:t>
       </w:r>
       <w:bookmarkEnd w:id="54"/>
@@ -9610,7 +9970,6 @@
         </w:numPr>
       </w:pPr>
       <w:r>
-        <w:lastRenderedPageBreak/>
         <w:t>Continue drafting system flowchart</w:t>
       </w:r>
     </w:p>
@@ -9770,6 +10129,7 @@
       <w:bookmarkStart w:id="58" w:name="_Toc169689645"/>
       <w:bookmarkEnd w:id="57"/>
       <w:r>
+        <w:lastRenderedPageBreak/>
         <w:t>29th of May</w:t>
       </w:r>
       <w:bookmarkEnd w:id="58"/>
@@ -10099,7 +10459,6 @@
         </w:numPr>
       </w:pPr>
       <w:r>
-        <w:lastRenderedPageBreak/>
         <w:t>Added flow lines</w:t>
       </w:r>
     </w:p>
@@ -10271,6 +10630,7 @@
       <w:bookmarkStart w:id="62" w:name="_Toc169689647"/>
       <w:bookmarkEnd w:id="61"/>
       <w:r>
+        <w:lastRenderedPageBreak/>
         <w:t>31st of May</w:t>
       </w:r>
       <w:bookmarkEnd w:id="62"/>
@@ -10615,7 +10975,6 @@
         </w:numPr>
       </w:pPr>
       <w:r>
-        <w:lastRenderedPageBreak/>
         <w:t>Documentation</w:t>
       </w:r>
     </w:p>
@@ -10803,6 +11162,7 @@
         </w:numPr>
       </w:pPr>
       <w:r>
+        <w:lastRenderedPageBreak/>
         <w:t>Documentation</w:t>
       </w:r>
     </w:p>
@@ -11144,7 +11504,6 @@
         </w:numPr>
       </w:pPr>
       <w:r>
-        <w:lastRenderedPageBreak/>
         <w:t>Gantt Chart Progress check</w:t>
       </w:r>
     </w:p>
@@ -11317,6 +11676,7 @@
         </w:numPr>
       </w:pPr>
       <w:r>
+        <w:lastRenderedPageBreak/>
         <w:t>Aims</w:t>
       </w:r>
     </w:p>
@@ -11655,7 +12015,6 @@
         </w:numPr>
       </w:pPr>
       <w:r>
-        <w:lastRenderedPageBreak/>
         <w:t>On Course</w:t>
       </w:r>
     </w:p>
@@ -11860,6 +12219,7 @@
         </w:numPr>
       </w:pPr>
       <w:r>
+        <w:lastRenderedPageBreak/>
         <w:t xml:space="preserve">Behind on schedule </w:t>
       </w:r>
     </w:p>
@@ -12188,7 +12548,6 @@
         </w:numPr>
       </w:pPr>
       <w:r>
-        <w:lastRenderedPageBreak/>
         <w:t>Building a small tutorial game; learnt new stuff</w:t>
       </w:r>
     </w:p>
@@ -12355,6 +12714,7 @@
       </w:pPr>
       <w:bookmarkStart w:id="77" w:name="_Toc169689657"/>
       <w:r>
+        <w:lastRenderedPageBreak/>
         <w:t>15th of June</w:t>
       </w:r>
       <w:bookmarkEnd w:id="77"/>
@@ -12724,7 +13084,6 @@
         </w:numPr>
       </w:pPr>
       <w:r>
-        <w:lastRenderedPageBreak/>
         <w:t>Coding</w:t>
       </w:r>
     </w:p>
@@ -12925,6 +13284,7 @@
         </w:numPr>
       </w:pPr>
       <w:r>
+        <w:lastRenderedPageBreak/>
         <w:t>Website says it is free for commercial use</w:t>
       </w:r>
     </w:p>
@@ -13268,7 +13628,6 @@
         </w:numPr>
       </w:pPr>
       <w:r>
-        <w:lastRenderedPageBreak/>
         <w:t>Learnt how to export the project as a .exe file</w:t>
       </w:r>
     </w:p>
@@ -13431,6 +13790,7 @@
         </w:numPr>
       </w:pPr>
       <w:r>
+        <w:lastRenderedPageBreak/>
         <w:t>Aim</w:t>
       </w:r>
     </w:p>
@@ -13825,7 +14185,6 @@
         </w:numPr>
       </w:pPr>
       <w:r>
-        <w:lastRenderedPageBreak/>
         <w:t>col</w:t>
       </w:r>
     </w:p>
@@ -14009,6 +14368,7 @@
         <w:ind w:firstLine="360"/>
       </w:pPr>
       <w:r>
+        <w:lastRenderedPageBreak/>
         <w:t>22nd</w:t>
       </w:r>
       <w:r>
@@ -14332,7 +14692,6 @@
         </w:numPr>
       </w:pPr>
       <w:r>
-        <w:lastRenderedPageBreak/>
         <w:t>Continued working on technical manual</w:t>
       </w:r>
     </w:p>
@@ -14749,22 +15108,25 @@
         <w:t xml:space="preserve">Have </w:t>
       </w:r>
       <w:r>
-        <w:t xml:space="preserve">all </w:t>
-      </w:r>
-      <w:r>
-        <w:t xml:space="preserve">of the minesweeper feature implemented </w:t>
-      </w:r>
-    </w:p>
-    <w:p>
-      <w:pPr>
-        <w:pStyle w:val="ListParagraph"/>
-        <w:numPr>
-          <w:ilvl w:val="1"/>
-          <w:numId w:val="22"/>
-        </w:numPr>
-      </w:pPr>
-      <w:r>
-        <w:t>Added a lot of different node</w:t>
+        <w:t>all</w:t>
+      </w:r>
+      <w:r>
+        <w:t xml:space="preserve"> the minesweeper feature implemented </w:t>
+      </w:r>
+    </w:p>
+    <w:p>
+      <w:pPr>
+        <w:pStyle w:val="ListParagraph"/>
+        <w:numPr>
+          <w:ilvl w:val="1"/>
+          <w:numId w:val="22"/>
+        </w:numPr>
+      </w:pPr>
+      <w:r>
+        <w:t xml:space="preserve">Added a lot of different </w:t>
+      </w:r>
+      <w:r>
+        <w:t>nodes</w:t>
       </w:r>
     </w:p>
     <w:p>
@@ -14824,7 +15186,6 @@
         </w:numPr>
       </w:pPr>
       <w:r>
-        <w:lastRenderedPageBreak/>
         <w:t>Main Game Graphics</w:t>
       </w:r>
     </w:p>
@@ -15020,6 +15381,7 @@
         <w:rPr>
           <w:lang w:val="en-US"/>
         </w:rPr>
+        <w:lastRenderedPageBreak/>
         <w:t>Additional task tomorrow</w:t>
       </w:r>
     </w:p>
@@ -15029,13 +15391,7 @@
         <w:ind w:firstLine="360"/>
       </w:pPr>
       <w:r>
-        <w:t>2</w:t>
-      </w:r>
-      <w:r>
-        <w:t>7</w:t>
-      </w:r>
-      <w:r>
-        <w:t>th of June</w:t>
+        <w:t>27th of June</w:t>
       </w:r>
     </w:p>
     <w:p>
@@ -15104,10 +15460,7 @@
         <w:t>methods</w:t>
       </w:r>
       <w:r>
-        <w:t xml:space="preserve">, </w:t>
-      </w:r>
-      <w:r>
-        <w:t xml:space="preserve">Obtained online help from </w:t>
+        <w:t xml:space="preserve">, Obtained online help from </w:t>
       </w:r>
       <w:hyperlink r:id="rId48" w:history="1">
         <w:r>
@@ -15158,6 +15511,18 @@
       <w:pPr>
         <w:pStyle w:val="ListParagraph"/>
         <w:numPr>
+          <w:ilvl w:val="3"/>
+          <w:numId w:val="22"/>
+        </w:numPr>
+      </w:pPr>
+      <w:r>
+        <w:t>Made debug functions more tidy</w:t>
+      </w:r>
+    </w:p>
+    <w:p>
+      <w:pPr>
+        <w:pStyle w:val="ListParagraph"/>
+        <w:numPr>
           <w:ilvl w:val="1"/>
           <w:numId w:val="22"/>
         </w:numPr>
@@ -15166,7 +15531,100 @@
         <w:t>Converted</w:t>
       </w:r>
       <w:r>
-        <w:t xml:space="preserve"> “number” sprite2d to animatedsprite2d for more efficently</w:t>
+        <w:t xml:space="preserve"> “number” sprite2d to animatedsprite2d for more </w:t>
+      </w:r>
+      <w:r>
+        <w:t>efficiently</w:t>
+      </w:r>
+    </w:p>
+    <w:p>
+      <w:pPr>
+        <w:pStyle w:val="ListParagraph"/>
+        <w:numPr>
+          <w:ilvl w:val="0"/>
+          <w:numId w:val="22"/>
+        </w:numPr>
+      </w:pPr>
+      <w:r>
+        <w:t xml:space="preserve">Continued Algorithm </w:t>
+      </w:r>
+    </w:p>
+    <w:p>
+      <w:pPr>
+        <w:pStyle w:val="ListParagraph"/>
+        <w:numPr>
+          <w:ilvl w:val="1"/>
+          <w:numId w:val="22"/>
+        </w:numPr>
+      </w:pPr>
+      <w:r>
+        <w:t>Add more methods within tile.gd and debug.gd</w:t>
+      </w:r>
+    </w:p>
+    <w:p>
+      <w:pPr>
+        <w:pStyle w:val="ListParagraph"/>
+        <w:numPr>
+          <w:ilvl w:val="0"/>
+          <w:numId w:val="22"/>
+        </w:numPr>
+      </w:pPr>
+      <w:r>
+        <w:t>Continued Technical Manual</w:t>
+      </w:r>
+    </w:p>
+    <w:p>
+      <w:pPr>
+        <w:pStyle w:val="ListParagraph"/>
+        <w:numPr>
+          <w:ilvl w:val="1"/>
+          <w:numId w:val="22"/>
+        </w:numPr>
+      </w:pPr>
+      <w:r>
+        <w:t>Added more variables to data dictionary</w:t>
+      </w:r>
+    </w:p>
+    <w:p>
+      <w:pPr>
+        <w:pStyle w:val="ListParagraph"/>
+        <w:numPr>
+          <w:ilvl w:val="2"/>
+          <w:numId w:val="22"/>
+        </w:numPr>
+      </w:pPr>
+      <w:r>
+        <w:t>Added variables from debug.gd and tile.gd</w:t>
+      </w:r>
+      <w:r>
+        <w:t xml:space="preserve"> </w:t>
+      </w:r>
+    </w:p>
+    <w:p>
+      <w:pPr>
+        <w:pStyle w:val="ListParagraph"/>
+        <w:numPr>
+          <w:ilvl w:val="1"/>
+          <w:numId w:val="22"/>
+        </w:numPr>
+      </w:pPr>
+      <w:r>
+        <w:t>Added more process to procedure list</w:t>
+      </w:r>
+      <w:r>
+        <w:t>s</w:t>
+      </w:r>
+    </w:p>
+    <w:p>
+      <w:pPr>
+        <w:pStyle w:val="ListParagraph"/>
+        <w:numPr>
+          <w:ilvl w:val="2"/>
+          <w:numId w:val="22"/>
+        </w:numPr>
+      </w:pPr>
+      <w:r>
+        <w:t>Added procedures in debug.gd and tile.gd</w:t>
       </w:r>
     </w:p>
     <w:p>
@@ -18570,7 +19028,6 @@
   <w:style w:type="character" w:default="1" w:styleId="DefaultParagraphFont">
     <w:name w:val="Default Paragraph Font"/>
     <w:uiPriority w:val="1"/>
-    <w:semiHidden/>
     <w:unhideWhenUsed/>
   </w:style>
   <w:style w:type="table" w:default="1" w:styleId="TableNormal">

--- a/James Fan - Assessment 3_ Major Project.docx
+++ b/James Fan - Assessment 3_ Major Project.docx
@@ -103,7 +103,7 @@
           <w:noProof/>
         </w:rPr>
         <w:drawing>
-          <wp:anchor distT="0" distB="0" distL="114300" distR="114300" simplePos="0" relativeHeight="251662336" behindDoc="0" locked="0" layoutInCell="1" allowOverlap="1" wp14:anchorId="2E5C3EA8" wp14:editId="74F449B0">
+          <wp:anchor distT="0" distB="0" distL="114300" distR="114300" simplePos="0" relativeHeight="251662336" behindDoc="0" locked="0" layoutInCell="1" allowOverlap="1" wp14:anchorId="2E5C3EA8" wp14:editId="4F0A3400">
             <wp:simplePos x="0" y="0"/>
             <wp:positionH relativeFrom="column">
               <wp:posOffset>1417320</wp:posOffset>
@@ -3452,7 +3452,15 @@
         <w:t xml:space="preserve"> Battlesweeper</w:t>
       </w:r>
       <w:r>
-        <w:t xml:space="preserve"> is a suitable project that is complex in nature but can be completed within the development period where it educational endeavor can help me learn how to tackle integrating two separate game functionalities into a whole functioning game and also how to create an efficient UI and create documentation such as user and technical manual  without confusing the user and/or future developers</w:t>
+        <w:t xml:space="preserve"> is a suitable project that is complex in nature but can be completed within the development period where it educational endeavor can help me learn how to tackle integrating two separate game functionalities into a whole functioning game </w:t>
+      </w:r>
+      <w:proofErr w:type="gramStart"/>
+      <w:r>
+        <w:t>and also</w:t>
+      </w:r>
+      <w:proofErr w:type="gramEnd"/>
+      <w:r>
+        <w:t xml:space="preserve"> how to create an efficient UI and create documentation such as user and technical manual  without confusing the user and/or future developers</w:t>
       </w:r>
     </w:p>
     <w:p>
@@ -6045,31 +6053,24 @@
     <w:tbl>
       <w:tblPr>
         <w:tblStyle w:val="TableGrid"/>
-        <w:tblW w:w="0" w:type="auto"/>
+        <w:tblW w:w="9576" w:type="dxa"/>
+        <w:tblLayout w:type="fixed"/>
         <w:tblLook w:val="04A0" w:firstRow="1" w:lastRow="0" w:firstColumn="1" w:lastColumn="0" w:noHBand="0" w:noVBand="1"/>
       </w:tblPr>
       <w:tblGrid>
-        <w:gridCol w:w="1635"/>
-        <w:gridCol w:w="1024"/>
-        <w:gridCol w:w="986"/>
-        <w:gridCol w:w="1108"/>
-        <w:gridCol w:w="999"/>
-        <w:gridCol w:w="1427"/>
-        <w:gridCol w:w="1129"/>
-        <w:gridCol w:w="1268"/>
+        <w:gridCol w:w="1951"/>
+        <w:gridCol w:w="1241"/>
+        <w:gridCol w:w="1027"/>
+        <w:gridCol w:w="2552"/>
+        <w:gridCol w:w="1134"/>
+        <w:gridCol w:w="1671"/>
       </w:tblGrid>
       <w:tr>
         <w:tc>
           <w:tcPr>
-            <w:tcW w:w="1635" w:type="dxa"/>
+            <w:tcW w:w="1951" w:type="dxa"/>
           </w:tcPr>
           <w:p>
-            <w:pPr>
-              <w:rPr>
-                <w:b/>
-                <w:bCs/>
-              </w:rPr>
-            </w:pPr>
             <w:r>
               <w:rPr>
                 <w:b/>
@@ -6081,15 +6082,9 @@
         </w:tc>
         <w:tc>
           <w:tcPr>
-            <w:tcW w:w="1024" w:type="dxa"/>
+            <w:tcW w:w="1241" w:type="dxa"/>
           </w:tcPr>
           <w:p>
-            <w:pPr>
-              <w:rPr>
-                <w:b/>
-                <w:bCs/>
-              </w:rPr>
-            </w:pPr>
             <w:r>
               <w:rPr>
                 <w:b/>
@@ -6101,15 +6096,9 @@
         </w:tc>
         <w:tc>
           <w:tcPr>
-            <w:tcW w:w="986" w:type="dxa"/>
+            <w:tcW w:w="1027" w:type="dxa"/>
           </w:tcPr>
           <w:p>
-            <w:pPr>
-              <w:rPr>
-                <w:b/>
-                <w:bCs/>
-              </w:rPr>
-            </w:pPr>
             <w:r>
               <w:rPr>
                 <w:b/>
@@ -6121,155 +6110,37 @@
         </w:tc>
         <w:tc>
           <w:tcPr>
-            <w:tcW w:w="1108" w:type="dxa"/>
+            <w:tcW w:w="2552" w:type="dxa"/>
           </w:tcPr>
           <w:p>
-            <w:pPr>
+            <w:r>
               <w:rPr>
                 <w:b/>
                 <w:bCs/>
               </w:rPr>
-            </w:pPr>
-            <w:r>
-              <w:rPr>
-                <w:b/>
-                <w:bCs/>
-              </w:rPr>
-              <w:t>Number of</w:t>
-            </w:r>
-          </w:p>
-          <w:p>
-            <w:pPr>
-              <w:rPr>
-                <w:b/>
-                <w:bCs/>
-              </w:rPr>
-            </w:pPr>
-            <w:r>
-              <w:rPr>
-                <w:b/>
-                <w:bCs/>
-              </w:rPr>
-              <w:t>bytes</w:t>
-            </w:r>
-          </w:p>
-          <w:p>
-            <w:pPr>
-              <w:rPr>
-                <w:b/>
-                <w:bCs/>
-              </w:rPr>
-            </w:pPr>
-            <w:r>
-              <w:rPr>
-                <w:b/>
-                <w:bCs/>
-              </w:rPr>
-              <w:t>required</w:t>
-            </w:r>
-          </w:p>
-          <w:p>
-            <w:pPr>
-              <w:rPr>
-                <w:b/>
-                <w:bCs/>
-              </w:rPr>
-            </w:pPr>
-            <w:r>
-              <w:rPr>
-                <w:b/>
-                <w:bCs/>
-              </w:rPr>
-              <w:t>for storage</w:t>
+              <w:t>Description</w:t>
             </w:r>
           </w:p>
         </w:tc>
         <w:tc>
           <w:tcPr>
-            <w:tcW w:w="999" w:type="dxa"/>
+            <w:tcW w:w="1134" w:type="dxa"/>
           </w:tcPr>
           <w:p>
-            <w:pPr>
+            <w:r>
               <w:rPr>
                 <w:b/>
                 <w:bCs/>
               </w:rPr>
-            </w:pPr>
-            <w:r>
-              <w:rPr>
-                <w:b/>
-                <w:bCs/>
-              </w:rPr>
-              <w:t>Size for</w:t>
-            </w:r>
-          </w:p>
-          <w:p>
-            <w:pPr>
-              <w:rPr>
-                <w:b/>
-                <w:bCs/>
-              </w:rPr>
-            </w:pPr>
-            <w:r>
-              <w:rPr>
-                <w:b/>
-                <w:bCs/>
-              </w:rPr>
-              <w:t>display</w:t>
+              <w:t>Example</w:t>
             </w:r>
           </w:p>
         </w:tc>
         <w:tc>
           <w:tcPr>
-            <w:tcW w:w="1427" w:type="dxa"/>
+            <w:tcW w:w="1671" w:type="dxa"/>
           </w:tcPr>
           <w:p>
-            <w:pPr>
-              <w:rPr>
-                <w:b/>
-                <w:bCs/>
-              </w:rPr>
-            </w:pPr>
-            <w:r>
-              <w:rPr>
-                <w:b/>
-                <w:bCs/>
-              </w:rPr>
-              <w:t>Description</w:t>
-            </w:r>
-          </w:p>
-        </w:tc>
-        <w:tc>
-          <w:tcPr>
-            <w:tcW w:w="1129" w:type="dxa"/>
-          </w:tcPr>
-          <w:p>
-            <w:pPr>
-              <w:rPr>
-                <w:b/>
-                <w:bCs/>
-              </w:rPr>
-            </w:pPr>
-            <w:r>
-              <w:rPr>
-                <w:b/>
-                <w:bCs/>
-              </w:rPr>
-              <w:t>Example</w:t>
-            </w:r>
-          </w:p>
-        </w:tc>
-        <w:tc>
-          <w:tcPr>
-            <w:tcW w:w="1268" w:type="dxa"/>
-          </w:tcPr>
-          <w:p>
-            <w:pPr>
-              <w:rPr>
-                <w:b/>
-                <w:bCs/>
-              </w:rPr>
-            </w:pPr>
             <w:r>
               <w:rPr>
                 <w:b/>
@@ -6283,18 +6154,17 @@
       <w:tr>
         <w:tc>
           <w:tcPr>
-            <w:tcW w:w="1635" w:type="dxa"/>
+            <w:tcW w:w="1951" w:type="dxa"/>
           </w:tcPr>
           <w:p>
             <w:r>
-              <w:lastRenderedPageBreak/>
               <w:t>Complete</w:t>
             </w:r>
           </w:p>
         </w:tc>
         <w:tc>
           <w:tcPr>
-            <w:tcW w:w="1024" w:type="dxa"/>
+            <w:tcW w:w="1241" w:type="dxa"/>
           </w:tcPr>
           <w:p>
             <w:r>
@@ -6304,7 +6174,7 @@
         </w:tc>
         <w:tc>
           <w:tcPr>
-            <w:tcW w:w="986" w:type="dxa"/>
+            <w:tcW w:w="1027" w:type="dxa"/>
           </w:tcPr>
           <w:p>
             <w:r>
@@ -6314,19 +6184,7 @@
         </w:tc>
         <w:tc>
           <w:tcPr>
-            <w:tcW w:w="1108" w:type="dxa"/>
-          </w:tcPr>
-          <w:p/>
-        </w:tc>
-        <w:tc>
-          <w:tcPr>
-            <w:tcW w:w="999" w:type="dxa"/>
-          </w:tcPr>
-          <w:p/>
-        </w:tc>
-        <w:tc>
-          <w:tcPr>
-            <w:tcW w:w="1427" w:type="dxa"/>
+            <w:tcW w:w="2552" w:type="dxa"/>
           </w:tcPr>
           <w:p>
             <w:r>
@@ -6336,7 +6194,7 @@
         </w:tc>
         <w:tc>
           <w:tcPr>
-            <w:tcW w:w="1129" w:type="dxa"/>
+            <w:tcW w:w="1134" w:type="dxa"/>
           </w:tcPr>
           <w:p>
             <w:r>
@@ -6346,7 +6204,7 @@
         </w:tc>
         <w:tc>
           <w:tcPr>
-            <w:tcW w:w="1268" w:type="dxa"/>
+            <w:tcW w:w="1671" w:type="dxa"/>
           </w:tcPr>
           <w:p/>
         </w:tc>
@@ -6354,17 +6212,19 @@
       <w:tr>
         <w:tc>
           <w:tcPr>
-            <w:tcW w:w="1635" w:type="dxa"/>
+            <w:tcW w:w="1951" w:type="dxa"/>
           </w:tcPr>
           <w:p>
+            <w:proofErr w:type="spellStart"/>
             <w:r>
               <w:t>GameOver</w:t>
             </w:r>
+            <w:proofErr w:type="spellEnd"/>
           </w:p>
         </w:tc>
         <w:tc>
           <w:tcPr>
-            <w:tcW w:w="1024" w:type="dxa"/>
+            <w:tcW w:w="1241" w:type="dxa"/>
           </w:tcPr>
           <w:p>
             <w:r>
@@ -6374,7 +6234,7 @@
         </w:tc>
         <w:tc>
           <w:tcPr>
-            <w:tcW w:w="986" w:type="dxa"/>
+            <w:tcW w:w="1027" w:type="dxa"/>
           </w:tcPr>
           <w:p>
             <w:r>
@@ -6384,19 +6244,7 @@
         </w:tc>
         <w:tc>
           <w:tcPr>
-            <w:tcW w:w="1108" w:type="dxa"/>
-          </w:tcPr>
-          <w:p/>
-        </w:tc>
-        <w:tc>
-          <w:tcPr>
-            <w:tcW w:w="999" w:type="dxa"/>
-          </w:tcPr>
-          <w:p/>
-        </w:tc>
-        <w:tc>
-          <w:tcPr>
-            <w:tcW w:w="1427" w:type="dxa"/>
+            <w:tcW w:w="2552" w:type="dxa"/>
           </w:tcPr>
           <w:p>
             <w:r>
@@ -6406,7 +6254,7 @@
         </w:tc>
         <w:tc>
           <w:tcPr>
-            <w:tcW w:w="1129" w:type="dxa"/>
+            <w:tcW w:w="1134" w:type="dxa"/>
           </w:tcPr>
           <w:p>
             <w:r>
@@ -6416,7 +6264,7 @@
         </w:tc>
         <w:tc>
           <w:tcPr>
-            <w:tcW w:w="1268" w:type="dxa"/>
+            <w:tcW w:w="1671" w:type="dxa"/>
           </w:tcPr>
           <w:p/>
         </w:tc>
@@ -6424,7 +6272,7 @@
       <w:tr>
         <w:tc>
           <w:tcPr>
-            <w:tcW w:w="1635" w:type="dxa"/>
+            <w:tcW w:w="1951" w:type="dxa"/>
           </w:tcPr>
           <w:p>
             <w:r>
@@ -6437,7 +6285,7 @@
         </w:tc>
         <w:tc>
           <w:tcPr>
-            <w:tcW w:w="1024" w:type="dxa"/>
+            <w:tcW w:w="1241" w:type="dxa"/>
           </w:tcPr>
           <w:p>
             <w:r>
@@ -6447,25 +6295,13 @@
         </w:tc>
         <w:tc>
           <w:tcPr>
-            <w:tcW w:w="986" w:type="dxa"/>
+            <w:tcW w:w="1027" w:type="dxa"/>
           </w:tcPr>
           <w:p/>
         </w:tc>
         <w:tc>
           <w:tcPr>
-            <w:tcW w:w="1108" w:type="dxa"/>
-          </w:tcPr>
-          <w:p/>
-        </w:tc>
-        <w:tc>
-          <w:tcPr>
-            <w:tcW w:w="999" w:type="dxa"/>
-          </w:tcPr>
-          <w:p/>
-        </w:tc>
-        <w:tc>
-          <w:tcPr>
-            <w:tcW w:w="1427" w:type="dxa"/>
+            <w:tcW w:w="2552" w:type="dxa"/>
           </w:tcPr>
           <w:p>
             <w:r>
@@ -6475,7 +6311,7 @@
         </w:tc>
         <w:tc>
           <w:tcPr>
-            <w:tcW w:w="1129" w:type="dxa"/>
+            <w:tcW w:w="1134" w:type="dxa"/>
           </w:tcPr>
           <w:p>
             <w:r>
@@ -6485,7 +6321,7 @@
         </w:tc>
         <w:tc>
           <w:tcPr>
-            <w:tcW w:w="1268" w:type="dxa"/>
+            <w:tcW w:w="1671" w:type="dxa"/>
           </w:tcPr>
           <w:p/>
         </w:tc>
@@ -6493,7 +6329,7 @@
       <w:tr>
         <w:tc>
           <w:tcPr>
-            <w:tcW w:w="1635" w:type="dxa"/>
+            <w:tcW w:w="1951" w:type="dxa"/>
           </w:tcPr>
           <w:p>
             <w:r>
@@ -6506,7 +6342,7 @@
         </w:tc>
         <w:tc>
           <w:tcPr>
-            <w:tcW w:w="1024" w:type="dxa"/>
+            <w:tcW w:w="1241" w:type="dxa"/>
           </w:tcPr>
           <w:p>
             <w:r>
@@ -6516,45 +6352,38 @@
         </w:tc>
         <w:tc>
           <w:tcPr>
-            <w:tcW w:w="986" w:type="dxa"/>
+            <w:tcW w:w="1027" w:type="dxa"/>
           </w:tcPr>
           <w:p/>
         </w:tc>
         <w:tc>
           <w:tcPr>
-            <w:tcW w:w="1108" w:type="dxa"/>
-          </w:tcPr>
-          <w:p/>
-        </w:tc>
-        <w:tc>
-          <w:tcPr>
-            <w:tcW w:w="999" w:type="dxa"/>
-          </w:tcPr>
-          <w:p/>
-        </w:tc>
-        <w:tc>
-          <w:tcPr>
-            <w:tcW w:w="1427" w:type="dxa"/>
+            <w:tcW w:w="2552" w:type="dxa"/>
           </w:tcPr>
           <w:p>
             <w:r>
-              <w:t>Decides the number of tiles in a column</w:t>
+              <w:t xml:space="preserve">Decides the number of </w:t>
+            </w:r>
+            <w:r>
+              <w:lastRenderedPageBreak/>
+              <w:t>tiles in a column</w:t>
             </w:r>
           </w:p>
         </w:tc>
         <w:tc>
           <w:tcPr>
-            <w:tcW w:w="1129" w:type="dxa"/>
+            <w:tcW w:w="1134" w:type="dxa"/>
           </w:tcPr>
           <w:p>
             <w:r>
+              <w:lastRenderedPageBreak/>
               <w:t>4</w:t>
             </w:r>
           </w:p>
         </w:tc>
         <w:tc>
           <w:tcPr>
-            <w:tcW w:w="1268" w:type="dxa"/>
+            <w:tcW w:w="1671" w:type="dxa"/>
           </w:tcPr>
           <w:p/>
         </w:tc>
@@ -6562,17 +6391,19 @@
       <w:tr>
         <w:tc>
           <w:tcPr>
-            <w:tcW w:w="1635" w:type="dxa"/>
+            <w:tcW w:w="1951" w:type="dxa"/>
           </w:tcPr>
           <w:p>
+            <w:proofErr w:type="spellStart"/>
             <w:r>
               <w:t>MineNumber</w:t>
             </w:r>
+            <w:proofErr w:type="spellEnd"/>
           </w:p>
         </w:tc>
         <w:tc>
           <w:tcPr>
-            <w:tcW w:w="1024" w:type="dxa"/>
+            <w:tcW w:w="1241" w:type="dxa"/>
           </w:tcPr>
           <w:p>
             <w:r>
@@ -6582,25 +6413,13 @@
         </w:tc>
         <w:tc>
           <w:tcPr>
-            <w:tcW w:w="986" w:type="dxa"/>
+            <w:tcW w:w="1027" w:type="dxa"/>
           </w:tcPr>
           <w:p/>
         </w:tc>
         <w:tc>
           <w:tcPr>
-            <w:tcW w:w="1108" w:type="dxa"/>
-          </w:tcPr>
-          <w:p/>
-        </w:tc>
-        <w:tc>
-          <w:tcPr>
-            <w:tcW w:w="999" w:type="dxa"/>
-          </w:tcPr>
-          <w:p/>
-        </w:tc>
-        <w:tc>
-          <w:tcPr>
-            <w:tcW w:w="1427" w:type="dxa"/>
+            <w:tcW w:w="2552" w:type="dxa"/>
           </w:tcPr>
           <w:p>
             <w:r>
@@ -6610,7 +6429,7 @@
         </w:tc>
         <w:tc>
           <w:tcPr>
-            <w:tcW w:w="1129" w:type="dxa"/>
+            <w:tcW w:w="1134" w:type="dxa"/>
           </w:tcPr>
           <w:p>
             <w:r>
@@ -6620,7 +6439,7 @@
         </w:tc>
         <w:tc>
           <w:tcPr>
-            <w:tcW w:w="1268" w:type="dxa"/>
+            <w:tcW w:w="1671" w:type="dxa"/>
           </w:tcPr>
           <w:p/>
         </w:tc>
@@ -6628,17 +6447,19 @@
       <w:tr>
         <w:tc>
           <w:tcPr>
-            <w:tcW w:w="1635" w:type="dxa"/>
+            <w:tcW w:w="1951" w:type="dxa"/>
           </w:tcPr>
           <w:p>
+            <w:proofErr w:type="spellStart"/>
             <w:r>
               <w:t>ShipParts</w:t>
             </w:r>
+            <w:proofErr w:type="spellEnd"/>
           </w:p>
         </w:tc>
         <w:tc>
           <w:tcPr>
-            <w:tcW w:w="1024" w:type="dxa"/>
+            <w:tcW w:w="1241" w:type="dxa"/>
           </w:tcPr>
           <w:p>
             <w:r>
@@ -6648,25 +6469,13 @@
         </w:tc>
         <w:tc>
           <w:tcPr>
-            <w:tcW w:w="986" w:type="dxa"/>
+            <w:tcW w:w="1027" w:type="dxa"/>
           </w:tcPr>
           <w:p/>
         </w:tc>
         <w:tc>
           <w:tcPr>
-            <w:tcW w:w="1108" w:type="dxa"/>
-          </w:tcPr>
-          <w:p/>
-        </w:tc>
-        <w:tc>
-          <w:tcPr>
-            <w:tcW w:w="999" w:type="dxa"/>
-          </w:tcPr>
-          <w:p/>
-        </w:tc>
-        <w:tc>
-          <w:tcPr>
-            <w:tcW w:w="1427" w:type="dxa"/>
+            <w:tcW w:w="2552" w:type="dxa"/>
           </w:tcPr>
           <w:p>
             <w:r>
@@ -6676,7 +6485,7 @@
         </w:tc>
         <w:tc>
           <w:tcPr>
-            <w:tcW w:w="1129" w:type="dxa"/>
+            <w:tcW w:w="1134" w:type="dxa"/>
           </w:tcPr>
           <w:p>
             <w:r>
@@ -6686,7 +6495,7 @@
         </w:tc>
         <w:tc>
           <w:tcPr>
-            <w:tcW w:w="1268" w:type="dxa"/>
+            <w:tcW w:w="1671" w:type="dxa"/>
           </w:tcPr>
           <w:p>
             <w:r>
@@ -6698,17 +6507,19 @@
       <w:tr>
         <w:tc>
           <w:tcPr>
-            <w:tcW w:w="1635" w:type="dxa"/>
+            <w:tcW w:w="1951" w:type="dxa"/>
           </w:tcPr>
           <w:p>
+            <w:proofErr w:type="spellStart"/>
             <w:r>
               <w:t>MineFlagged</w:t>
             </w:r>
+            <w:proofErr w:type="spellEnd"/>
           </w:p>
         </w:tc>
         <w:tc>
           <w:tcPr>
-            <w:tcW w:w="1024" w:type="dxa"/>
+            <w:tcW w:w="1241" w:type="dxa"/>
           </w:tcPr>
           <w:p>
             <w:r>
@@ -6718,25 +6529,13 @@
         </w:tc>
         <w:tc>
           <w:tcPr>
-            <w:tcW w:w="986" w:type="dxa"/>
+            <w:tcW w:w="1027" w:type="dxa"/>
           </w:tcPr>
           <w:p/>
         </w:tc>
         <w:tc>
           <w:tcPr>
-            <w:tcW w:w="1108" w:type="dxa"/>
-          </w:tcPr>
-          <w:p/>
-        </w:tc>
-        <w:tc>
-          <w:tcPr>
-            <w:tcW w:w="999" w:type="dxa"/>
-          </w:tcPr>
-          <w:p/>
-        </w:tc>
-        <w:tc>
-          <w:tcPr>
-            <w:tcW w:w="1427" w:type="dxa"/>
+            <w:tcW w:w="2552" w:type="dxa"/>
           </w:tcPr>
           <w:p>
             <w:r>
@@ -6746,7 +6545,7 @@
         </w:tc>
         <w:tc>
           <w:tcPr>
-            <w:tcW w:w="1129" w:type="dxa"/>
+            <w:tcW w:w="1134" w:type="dxa"/>
           </w:tcPr>
           <w:p>
             <w:r>
@@ -6756,7 +6555,7 @@
         </w:tc>
         <w:tc>
           <w:tcPr>
-            <w:tcW w:w="1268" w:type="dxa"/>
+            <w:tcW w:w="1671" w:type="dxa"/>
           </w:tcPr>
           <w:p/>
         </w:tc>
@@ -6764,17 +6563,19 @@
       <w:tr>
         <w:tc>
           <w:tcPr>
-            <w:tcW w:w="1635" w:type="dxa"/>
+            <w:tcW w:w="1951" w:type="dxa"/>
           </w:tcPr>
           <w:p>
+            <w:proofErr w:type="spellStart"/>
             <w:r>
               <w:t>TileUncovered</w:t>
             </w:r>
+            <w:proofErr w:type="spellEnd"/>
           </w:p>
         </w:tc>
         <w:tc>
           <w:tcPr>
-            <w:tcW w:w="1024" w:type="dxa"/>
+            <w:tcW w:w="1241" w:type="dxa"/>
           </w:tcPr>
           <w:p>
             <w:r>
@@ -6784,25 +6585,13 @@
         </w:tc>
         <w:tc>
           <w:tcPr>
-            <w:tcW w:w="986" w:type="dxa"/>
+            <w:tcW w:w="1027" w:type="dxa"/>
           </w:tcPr>
           <w:p/>
         </w:tc>
         <w:tc>
           <w:tcPr>
-            <w:tcW w:w="1108" w:type="dxa"/>
-          </w:tcPr>
-          <w:p/>
-        </w:tc>
-        <w:tc>
-          <w:tcPr>
-            <w:tcW w:w="999" w:type="dxa"/>
-          </w:tcPr>
-          <w:p/>
-        </w:tc>
-        <w:tc>
-          <w:tcPr>
-            <w:tcW w:w="1427" w:type="dxa"/>
+            <w:tcW w:w="2552" w:type="dxa"/>
           </w:tcPr>
           <w:p>
             <w:r>
@@ -6812,7 +6601,7 @@
         </w:tc>
         <w:tc>
           <w:tcPr>
-            <w:tcW w:w="1129" w:type="dxa"/>
+            <w:tcW w:w="1134" w:type="dxa"/>
           </w:tcPr>
           <w:p>
             <w:r>
@@ -6822,7 +6611,7 @@
         </w:tc>
         <w:tc>
           <w:tcPr>
-            <w:tcW w:w="1268" w:type="dxa"/>
+            <w:tcW w:w="1671" w:type="dxa"/>
           </w:tcPr>
           <w:p>
             <w:r>
@@ -6834,17 +6623,19 @@
       <w:tr>
         <w:tc>
           <w:tcPr>
-            <w:tcW w:w="1635" w:type="dxa"/>
+            <w:tcW w:w="1951" w:type="dxa"/>
           </w:tcPr>
           <w:p>
+            <w:proofErr w:type="spellStart"/>
             <w:r>
               <w:t>TilesRemain</w:t>
             </w:r>
+            <w:proofErr w:type="spellEnd"/>
           </w:p>
         </w:tc>
         <w:tc>
           <w:tcPr>
-            <w:tcW w:w="1024" w:type="dxa"/>
+            <w:tcW w:w="1241" w:type="dxa"/>
           </w:tcPr>
           <w:p>
             <w:r>
@@ -6854,25 +6645,13 @@
         </w:tc>
         <w:tc>
           <w:tcPr>
-            <w:tcW w:w="986" w:type="dxa"/>
+            <w:tcW w:w="1027" w:type="dxa"/>
           </w:tcPr>
           <w:p/>
         </w:tc>
         <w:tc>
           <w:tcPr>
-            <w:tcW w:w="1108" w:type="dxa"/>
-          </w:tcPr>
-          <w:p/>
-        </w:tc>
-        <w:tc>
-          <w:tcPr>
-            <w:tcW w:w="999" w:type="dxa"/>
-          </w:tcPr>
-          <w:p/>
-        </w:tc>
-        <w:tc>
-          <w:tcPr>
-            <w:tcW w:w="1427" w:type="dxa"/>
+            <w:tcW w:w="2552" w:type="dxa"/>
           </w:tcPr>
           <w:p>
             <w:r>
@@ -6882,7 +6661,7 @@
         </w:tc>
         <w:tc>
           <w:tcPr>
-            <w:tcW w:w="1129" w:type="dxa"/>
+            <w:tcW w:w="1134" w:type="dxa"/>
           </w:tcPr>
           <w:p>
             <w:r>
@@ -6892,7 +6671,7 @@
         </w:tc>
         <w:tc>
           <w:tcPr>
-            <w:tcW w:w="1268" w:type="dxa"/>
+            <w:tcW w:w="1671" w:type="dxa"/>
           </w:tcPr>
           <w:p>
             <w:r>
@@ -6904,17 +6683,19 @@
       <w:tr>
         <w:tc>
           <w:tcPr>
-            <w:tcW w:w="1635" w:type="dxa"/>
+            <w:tcW w:w="1951" w:type="dxa"/>
           </w:tcPr>
           <w:p>
+            <w:proofErr w:type="spellStart"/>
             <w:r>
               <w:t>PlayerScore</w:t>
             </w:r>
+            <w:proofErr w:type="spellEnd"/>
           </w:p>
         </w:tc>
         <w:tc>
           <w:tcPr>
-            <w:tcW w:w="1024" w:type="dxa"/>
+            <w:tcW w:w="1241" w:type="dxa"/>
           </w:tcPr>
           <w:p>
             <w:r>
@@ -6924,38 +6705,23 @@
         </w:tc>
         <w:tc>
           <w:tcPr>
-            <w:tcW w:w="986" w:type="dxa"/>
+            <w:tcW w:w="1027" w:type="dxa"/>
           </w:tcPr>
           <w:p/>
         </w:tc>
         <w:tc>
           <w:tcPr>
-            <w:tcW w:w="1108" w:type="dxa"/>
-          </w:tcPr>
-          <w:p/>
-        </w:tc>
-        <w:tc>
-          <w:tcPr>
-            <w:tcW w:w="999" w:type="dxa"/>
-          </w:tcPr>
-          <w:p/>
-        </w:tc>
-        <w:tc>
-          <w:tcPr>
-            <w:tcW w:w="1427" w:type="dxa"/>
+            <w:tcW w:w="2552" w:type="dxa"/>
           </w:tcPr>
           <w:p>
             <w:r>
-              <w:t xml:space="preserve">Used to write the final score of </w:t>
-            </w:r>
-            <w:r>
-              <w:t>players</w:t>
+              <w:t>Used to write the final score of players</w:t>
             </w:r>
           </w:p>
         </w:tc>
         <w:tc>
           <w:tcPr>
-            <w:tcW w:w="1129" w:type="dxa"/>
+            <w:tcW w:w="1134" w:type="dxa"/>
           </w:tcPr>
           <w:p>
             <w:r>
@@ -6965,7 +6731,7 @@
         </w:tc>
         <w:tc>
           <w:tcPr>
-            <w:tcW w:w="1268" w:type="dxa"/>
+            <w:tcW w:w="1671" w:type="dxa"/>
           </w:tcPr>
           <w:p/>
         </w:tc>
@@ -6973,17 +6739,19 @@
       <w:tr>
         <w:tc>
           <w:tcPr>
-            <w:tcW w:w="1635" w:type="dxa"/>
+            <w:tcW w:w="1951" w:type="dxa"/>
           </w:tcPr>
           <w:p>
+            <w:proofErr w:type="spellStart"/>
             <w:r>
               <w:t>CoverdDebug</w:t>
             </w:r>
+            <w:proofErr w:type="spellEnd"/>
           </w:p>
         </w:tc>
         <w:tc>
           <w:tcPr>
-            <w:tcW w:w="1024" w:type="dxa"/>
+            <w:tcW w:w="1241" w:type="dxa"/>
           </w:tcPr>
           <w:p>
             <w:r>
@@ -6993,7 +6761,7 @@
         </w:tc>
         <w:tc>
           <w:tcPr>
-            <w:tcW w:w="986" w:type="dxa"/>
+            <w:tcW w:w="1027" w:type="dxa"/>
           </w:tcPr>
           <w:p>
             <w:r>
@@ -7003,19 +6771,7 @@
         </w:tc>
         <w:tc>
           <w:tcPr>
-            <w:tcW w:w="1108" w:type="dxa"/>
-          </w:tcPr>
-          <w:p/>
-        </w:tc>
-        <w:tc>
-          <w:tcPr>
-            <w:tcW w:w="999" w:type="dxa"/>
-          </w:tcPr>
-          <w:p/>
-        </w:tc>
-        <w:tc>
-          <w:tcPr>
-            <w:tcW w:w="1427" w:type="dxa"/>
+            <w:tcW w:w="2552" w:type="dxa"/>
           </w:tcPr>
           <w:p>
             <w:r>
@@ -7025,7 +6781,7 @@
         </w:tc>
         <w:tc>
           <w:tcPr>
-            <w:tcW w:w="1129" w:type="dxa"/>
+            <w:tcW w:w="1134" w:type="dxa"/>
           </w:tcPr>
           <w:p>
             <w:r>
@@ -7035,7 +6791,7 @@
         </w:tc>
         <w:tc>
           <w:tcPr>
-            <w:tcW w:w="1268" w:type="dxa"/>
+            <w:tcW w:w="1671" w:type="dxa"/>
           </w:tcPr>
           <w:p/>
         </w:tc>
@@ -7043,7 +6799,7 @@
       <w:tr>
         <w:tc>
           <w:tcPr>
-            <w:tcW w:w="1635" w:type="dxa"/>
+            <w:tcW w:w="1951" w:type="dxa"/>
           </w:tcPr>
           <w:p>
             <w:r>
@@ -7053,7 +6809,7 @@
         </w:tc>
         <w:tc>
           <w:tcPr>
-            <w:tcW w:w="1024" w:type="dxa"/>
+            <w:tcW w:w="1241" w:type="dxa"/>
           </w:tcPr>
           <w:p>
             <w:r>
@@ -7063,7 +6819,7 @@
         </w:tc>
         <w:tc>
           <w:tcPr>
-            <w:tcW w:w="986" w:type="dxa"/>
+            <w:tcW w:w="1027" w:type="dxa"/>
           </w:tcPr>
           <w:p>
             <w:r>
@@ -7073,47 +6829,27 @@
         </w:tc>
         <w:tc>
           <w:tcPr>
-            <w:tcW w:w="1108" w:type="dxa"/>
-          </w:tcPr>
-          <w:p/>
-        </w:tc>
-        <w:tc>
-          <w:tcPr>
-            <w:tcW w:w="999" w:type="dxa"/>
-          </w:tcPr>
-          <w:p/>
-        </w:tc>
-        <w:tc>
-          <w:tcPr>
-            <w:tcW w:w="1427" w:type="dxa"/>
+            <w:tcW w:w="2552" w:type="dxa"/>
           </w:tcPr>
           <w:p>
             <w:r>
-              <w:t>Used as an if statement parameter</w:t>
-            </w:r>
-            <w:r>
-              <w:t xml:space="preserve"> for if the </w:t>
-            </w:r>
-            <w:r>
-              <w:lastRenderedPageBreak/>
-              <w:t>sprite is currently /not currently being clicked on</w:t>
+              <w:t>Used as an if statement parameter for if the sprite is currently /not currently being clicked on</w:t>
             </w:r>
           </w:p>
         </w:tc>
         <w:tc>
           <w:tcPr>
-            <w:tcW w:w="1129" w:type="dxa"/>
+            <w:tcW w:w="1134" w:type="dxa"/>
           </w:tcPr>
           <w:p>
             <w:r>
-              <w:lastRenderedPageBreak/>
               <w:t>False</w:t>
             </w:r>
           </w:p>
         </w:tc>
         <w:tc>
           <w:tcPr>
-            <w:tcW w:w="1268" w:type="dxa"/>
+            <w:tcW w:w="1671" w:type="dxa"/>
           </w:tcPr>
           <w:p/>
         </w:tc>
@@ -7121,17 +6857,19 @@
       <w:tr>
         <w:tc>
           <w:tcPr>
-            <w:tcW w:w="1635" w:type="dxa"/>
+            <w:tcW w:w="1951" w:type="dxa"/>
           </w:tcPr>
           <w:p>
+            <w:proofErr w:type="spellStart"/>
             <w:r>
               <w:t>IsMine</w:t>
             </w:r>
+            <w:proofErr w:type="spellEnd"/>
           </w:p>
         </w:tc>
         <w:tc>
           <w:tcPr>
-            <w:tcW w:w="1024" w:type="dxa"/>
+            <w:tcW w:w="1241" w:type="dxa"/>
           </w:tcPr>
           <w:p>
             <w:r>
@@ -7141,7 +6879,7 @@
         </w:tc>
         <w:tc>
           <w:tcPr>
-            <w:tcW w:w="986" w:type="dxa"/>
+            <w:tcW w:w="1027" w:type="dxa"/>
           </w:tcPr>
           <w:p>
             <w:r>
@@ -7151,19 +6889,7 @@
         </w:tc>
         <w:tc>
           <w:tcPr>
-            <w:tcW w:w="1108" w:type="dxa"/>
-          </w:tcPr>
-          <w:p/>
-        </w:tc>
-        <w:tc>
-          <w:tcPr>
-            <w:tcW w:w="999" w:type="dxa"/>
-          </w:tcPr>
-          <w:p/>
-        </w:tc>
-        <w:tc>
-          <w:tcPr>
-            <w:tcW w:w="1427" w:type="dxa"/>
+            <w:tcW w:w="2552" w:type="dxa"/>
           </w:tcPr>
           <w:p>
             <w:r>
@@ -7173,7 +6899,7 @@
         </w:tc>
         <w:tc>
           <w:tcPr>
-            <w:tcW w:w="1129" w:type="dxa"/>
+            <w:tcW w:w="1134" w:type="dxa"/>
           </w:tcPr>
           <w:p>
             <w:r>
@@ -7183,7 +6909,7 @@
         </w:tc>
         <w:tc>
           <w:tcPr>
-            <w:tcW w:w="1268" w:type="dxa"/>
+            <w:tcW w:w="1671" w:type="dxa"/>
           </w:tcPr>
           <w:p/>
         </w:tc>
@@ -7191,7 +6917,7 @@
       <w:tr>
         <w:tc>
           <w:tcPr>
-            <w:tcW w:w="1635" w:type="dxa"/>
+            <w:tcW w:w="1951" w:type="dxa"/>
           </w:tcPr>
           <w:p>
             <w:proofErr w:type="spellStart"/>
@@ -7203,7 +6929,7 @@
         </w:tc>
         <w:tc>
           <w:tcPr>
-            <w:tcW w:w="1024" w:type="dxa"/>
+            <w:tcW w:w="1241" w:type="dxa"/>
           </w:tcPr>
           <w:p>
             <w:r>
@@ -7213,7 +6939,7 @@
         </w:tc>
         <w:tc>
           <w:tcPr>
-            <w:tcW w:w="986" w:type="dxa"/>
+            <w:tcW w:w="1027" w:type="dxa"/>
           </w:tcPr>
           <w:p>
             <w:r>
@@ -7223,35 +6949,454 @@
         </w:tc>
         <w:tc>
           <w:tcPr>
-            <w:tcW w:w="1108" w:type="dxa"/>
+            <w:tcW w:w="2552" w:type="dxa"/>
+          </w:tcPr>
+          <w:p>
+            <w:r>
+              <w:t xml:space="preserve">Indicates if the tile has a ship part </w:t>
+            </w:r>
+          </w:p>
+        </w:tc>
+        <w:tc>
+          <w:tcPr>
+            <w:tcW w:w="1134" w:type="dxa"/>
           </w:tcPr>
           <w:p/>
         </w:tc>
         <w:tc>
           <w:tcPr>
-            <w:tcW w:w="999" w:type="dxa"/>
+            <w:tcW w:w="1671" w:type="dxa"/>
+          </w:tcPr>
+          <w:p/>
+        </w:tc>
+      </w:tr>
+      <w:tr>
+        <w:tc>
+          <w:tcPr>
+            <w:tcW w:w="1951" w:type="dxa"/>
+          </w:tcPr>
+          <w:p>
+            <w:proofErr w:type="spellStart"/>
+            <w:r>
+              <w:t>SurroundMine</w:t>
+            </w:r>
+            <w:proofErr w:type="spellEnd"/>
+            <w:r>
+              <w:t>-</w:t>
+            </w:r>
+            <w:r>
+              <w:t>Count</w:t>
+            </w:r>
+          </w:p>
+        </w:tc>
+        <w:tc>
+          <w:tcPr>
+            <w:tcW w:w="1241" w:type="dxa"/>
+          </w:tcPr>
+          <w:p>
+            <w:r>
+              <w:t>Integer</w:t>
+            </w:r>
+          </w:p>
+        </w:tc>
+        <w:tc>
+          <w:tcPr>
+            <w:tcW w:w="1027" w:type="dxa"/>
           </w:tcPr>
           <w:p/>
         </w:tc>
         <w:tc>
           <w:tcPr>
-            <w:tcW w:w="1427" w:type="dxa"/>
+            <w:tcW w:w="2552" w:type="dxa"/>
           </w:tcPr>
           <w:p>
             <w:r>
-              <w:t xml:space="preserve">Indicates if the tile has a ship part </w:t>
+              <w:t xml:space="preserve">Keeps track the </w:t>
+            </w:r>
+            <w:r>
+              <w:t>number</w:t>
+            </w:r>
+            <w:r>
+              <w:t xml:space="preserve"> of mines around the tile</w:t>
             </w:r>
           </w:p>
         </w:tc>
         <w:tc>
           <w:tcPr>
-            <w:tcW w:w="1129" w:type="dxa"/>
+            <w:tcW w:w="1134" w:type="dxa"/>
+          </w:tcPr>
+          <w:p>
+            <w:r>
+              <w:t>3</w:t>
+            </w:r>
+          </w:p>
+        </w:tc>
+        <w:tc>
+          <w:tcPr>
+            <w:tcW w:w="1671" w:type="dxa"/>
+          </w:tcPr>
+          <w:p/>
+        </w:tc>
+      </w:tr>
+      <w:tr>
+        <w:tc>
+          <w:tcPr>
+            <w:tcW w:w="1951" w:type="dxa"/>
+          </w:tcPr>
+          <w:p>
+            <w:r>
+              <w:t>surrounds</w:t>
+            </w:r>
+          </w:p>
+        </w:tc>
+        <w:tc>
+          <w:tcPr>
+            <w:tcW w:w="1241" w:type="dxa"/>
+          </w:tcPr>
+          <w:p>
+            <w:r>
+              <w:t xml:space="preserve">Array of </w:t>
+            </w:r>
+            <w:r>
+              <w:t>nodes</w:t>
+            </w:r>
+          </w:p>
+        </w:tc>
+        <w:tc>
+          <w:tcPr>
+            <w:tcW w:w="1027" w:type="dxa"/>
           </w:tcPr>
           <w:p/>
         </w:tc>
         <w:tc>
           <w:tcPr>
-            <w:tcW w:w="1268" w:type="dxa"/>
+            <w:tcW w:w="2552" w:type="dxa"/>
+          </w:tcPr>
+          <w:p>
+            <w:r>
+              <w:t xml:space="preserve">A </w:t>
+            </w:r>
+            <w:r>
+              <w:t>list</w:t>
+            </w:r>
+            <w:r>
+              <w:t xml:space="preserve"> of tile nodes append</w:t>
+            </w:r>
+            <w:r>
+              <w:t>ed</w:t>
+            </w:r>
+            <w:r>
+              <w:t xml:space="preserve"> by into the array after the code founds that they are surrounding the selected tile node</w:t>
+            </w:r>
+          </w:p>
+        </w:tc>
+        <w:tc>
+          <w:tcPr>
+            <w:tcW w:w="1134" w:type="dxa"/>
+          </w:tcPr>
+          <w:p>
+            <w:r>
+              <w:t>&lt;node id&gt;</w:t>
+            </w:r>
+          </w:p>
+        </w:tc>
+        <w:tc>
+          <w:tcPr>
+            <w:tcW w:w="1671" w:type="dxa"/>
+          </w:tcPr>
+          <w:p/>
+        </w:tc>
+      </w:tr>
+      <w:tr>
+        <w:tc>
+          <w:tcPr>
+            <w:tcW w:w="1951" w:type="dxa"/>
+          </w:tcPr>
+          <w:p>
+            <w:r>
+              <w:t>offsets</w:t>
+            </w:r>
+          </w:p>
+        </w:tc>
+        <w:tc>
+          <w:tcPr>
+            <w:tcW w:w="1241" w:type="dxa"/>
+          </w:tcPr>
+          <w:p>
+            <w:r>
+              <w:t>Array of integers</w:t>
+            </w:r>
+          </w:p>
+        </w:tc>
+        <w:tc>
+          <w:tcPr>
+            <w:tcW w:w="1027" w:type="dxa"/>
+          </w:tcPr>
+          <w:p/>
+        </w:tc>
+        <w:tc>
+          <w:tcPr>
+            <w:tcW w:w="2552" w:type="dxa"/>
+          </w:tcPr>
+          <w:p>
+            <w:r>
+              <w:t xml:space="preserve">A </w:t>
+            </w:r>
+            <w:r>
+              <w:t>list</w:t>
+            </w:r>
+            <w:r>
+              <w:t xml:space="preserve"> of offset integers for the code to use to found surrounding tile nodes</w:t>
+            </w:r>
+          </w:p>
+        </w:tc>
+        <w:tc>
+          <w:tcPr>
+            <w:tcW w:w="1134" w:type="dxa"/>
+          </w:tcPr>
+          <w:p>
+            <w:r>
+              <w:t xml:space="preserve">(Vector2.UP) </w:t>
+            </w:r>
+            <w:r>
+              <w:t xml:space="preserve">x </w:t>
+            </w:r>
+            <w:r>
+              <w:t>65</w:t>
+            </w:r>
+          </w:p>
+        </w:tc>
+        <w:tc>
+          <w:tcPr>
+            <w:tcW w:w="1671" w:type="dxa"/>
+          </w:tcPr>
+          <w:p/>
+        </w:tc>
+      </w:tr>
+      <w:tr>
+        <w:tc>
+          <w:tcPr>
+            <w:tcW w:w="1951" w:type="dxa"/>
+          </w:tcPr>
+          <w:p>
+            <w:r>
+              <w:t>Tile</w:t>
+            </w:r>
+          </w:p>
+        </w:tc>
+        <w:tc>
+          <w:tcPr>
+            <w:tcW w:w="1241" w:type="dxa"/>
+          </w:tcPr>
+          <w:p>
+            <w:r>
+              <w:t xml:space="preserve">File </w:t>
+            </w:r>
+            <w:r>
+              <w:t>(Sequential)</w:t>
+            </w:r>
+          </w:p>
+        </w:tc>
+        <w:tc>
+          <w:tcPr>
+            <w:tcW w:w="1027" w:type="dxa"/>
+          </w:tcPr>
+          <w:p/>
+        </w:tc>
+        <w:tc>
+          <w:tcPr>
+            <w:tcW w:w="2552" w:type="dxa"/>
+          </w:tcPr>
+          <w:p>
+            <w:r>
+              <w:t xml:space="preserve">A scene that contains data for one interactive tile </w:t>
+            </w:r>
+          </w:p>
+        </w:tc>
+        <w:tc>
+          <w:tcPr>
+            <w:tcW w:w="1134" w:type="dxa"/>
+          </w:tcPr>
+          <w:p/>
+        </w:tc>
+        <w:tc>
+          <w:tcPr>
+            <w:tcW w:w="1671" w:type="dxa"/>
+          </w:tcPr>
+          <w:p/>
+        </w:tc>
+      </w:tr>
+      <w:tr>
+        <w:tc>
+          <w:tcPr>
+            <w:tcW w:w="1951" w:type="dxa"/>
+          </w:tcPr>
+          <w:p>
+            <w:r>
+              <w:t>tiles</w:t>
+            </w:r>
+          </w:p>
+        </w:tc>
+        <w:tc>
+          <w:tcPr>
+            <w:tcW w:w="1241" w:type="dxa"/>
+          </w:tcPr>
+          <w:p>
+            <w:r>
+              <w:t>Array of nodes</w:t>
+            </w:r>
+          </w:p>
+        </w:tc>
+        <w:tc>
+          <w:tcPr>
+            <w:tcW w:w="1027" w:type="dxa"/>
+          </w:tcPr>
+          <w:p/>
+        </w:tc>
+        <w:tc>
+          <w:tcPr>
+            <w:tcW w:w="2552" w:type="dxa"/>
+          </w:tcPr>
+          <w:p>
+            <w:r>
+              <w:t>A list of append child tile nodes that have been created by the code</w:t>
+            </w:r>
+          </w:p>
+        </w:tc>
+        <w:tc>
+          <w:tcPr>
+            <w:tcW w:w="1134" w:type="dxa"/>
+          </w:tcPr>
+          <w:p>
+            <w:r>
+              <w:t>&lt;node id&gt;</w:t>
+            </w:r>
+          </w:p>
+        </w:tc>
+        <w:tc>
+          <w:tcPr>
+            <w:tcW w:w="1671" w:type="dxa"/>
+          </w:tcPr>
+          <w:p/>
+        </w:tc>
+      </w:tr>
+      <w:tr>
+        <w:tc>
+          <w:tcPr>
+            <w:tcW w:w="1951" w:type="dxa"/>
+          </w:tcPr>
+          <w:p>
+            <w:r>
+              <w:t>n</w:t>
+            </w:r>
+          </w:p>
+        </w:tc>
+        <w:tc>
+          <w:tcPr>
+            <w:tcW w:w="1241" w:type="dxa"/>
+          </w:tcPr>
+          <w:p>
+            <w:r>
+              <w:t xml:space="preserve">Integer </w:t>
+            </w:r>
+          </w:p>
+        </w:tc>
+        <w:tc>
+          <w:tcPr>
+            <w:tcW w:w="1027" w:type="dxa"/>
+          </w:tcPr>
+          <w:p/>
+        </w:tc>
+        <w:tc>
+          <w:tcPr>
+            <w:tcW w:w="2552" w:type="dxa"/>
+          </w:tcPr>
+          <w:p>
+            <w:r>
+              <w:t xml:space="preserve">A parameter that allows to code to check if the </w:t>
+            </w:r>
+            <w:proofErr w:type="gramStart"/>
+            <w:r>
+              <w:t>amount</w:t>
+            </w:r>
+            <w:proofErr w:type="gramEnd"/>
+            <w:r>
+              <w:t xml:space="preserve"> of existing </w:t>
+            </w:r>
+            <w:r>
+              <w:lastRenderedPageBreak/>
+              <w:t>mines does not go over a set amount</w:t>
+            </w:r>
+          </w:p>
+        </w:tc>
+        <w:tc>
+          <w:tcPr>
+            <w:tcW w:w="1134" w:type="dxa"/>
+          </w:tcPr>
+          <w:p>
+            <w:r>
+              <w:lastRenderedPageBreak/>
+              <w:t>4</w:t>
+            </w:r>
+          </w:p>
+        </w:tc>
+        <w:tc>
+          <w:tcPr>
+            <w:tcW w:w="1671" w:type="dxa"/>
+          </w:tcPr>
+          <w:p/>
+        </w:tc>
+      </w:tr>
+      <w:tr>
+        <w:tc>
+          <w:tcPr>
+            <w:tcW w:w="1951" w:type="dxa"/>
+          </w:tcPr>
+          <w:p>
+            <w:r>
+              <w:t>tile</w:t>
+            </w:r>
+          </w:p>
+        </w:tc>
+        <w:tc>
+          <w:tcPr>
+            <w:tcW w:w="1241" w:type="dxa"/>
+          </w:tcPr>
+          <w:p>
+            <w:r>
+              <w:t>node</w:t>
+            </w:r>
+          </w:p>
+        </w:tc>
+        <w:tc>
+          <w:tcPr>
+            <w:tcW w:w="1027" w:type="dxa"/>
+          </w:tcPr>
+          <w:p/>
+        </w:tc>
+        <w:tc>
+          <w:tcPr>
+            <w:tcW w:w="2552" w:type="dxa"/>
+          </w:tcPr>
+          <w:p>
+            <w:r>
+              <w:t>A randomly selected node that was selected to become a mind</w:t>
+            </w:r>
+          </w:p>
+        </w:tc>
+        <w:tc>
+          <w:tcPr>
+            <w:tcW w:w="1134" w:type="dxa"/>
+          </w:tcPr>
+          <w:p>
+            <w:r>
+              <w:t>&lt;node id&gt;</w:t>
+            </w:r>
+          </w:p>
+        </w:tc>
+        <w:tc>
+          <w:tcPr>
+            <w:tcW w:w="1671" w:type="dxa"/>
           </w:tcPr>
           <w:p/>
         </w:tc>
@@ -7266,6 +7411,70 @@
         <w:t>Procedure Lists</w:t>
       </w:r>
     </w:p>
+    <w:tbl>
+      <w:tblPr>
+        <w:tblStyle w:val="TableGrid"/>
+        <w:tblW w:w="0" w:type="auto"/>
+        <w:tblLook w:val="04A0" w:firstRow="1" w:lastRow="0" w:firstColumn="1" w:lastColumn="0" w:noHBand="0" w:noVBand="1"/>
+      </w:tblPr>
+      <w:tblGrid>
+        <w:gridCol w:w="1525"/>
+        <w:gridCol w:w="8051"/>
+      </w:tblGrid>
+      <w:tr>
+        <w:tc>
+          <w:tcPr>
+            <w:tcW w:w="1384" w:type="dxa"/>
+          </w:tcPr>
+          <w:p>
+            <w:r>
+              <w:t xml:space="preserve">Procedures </w:t>
+            </w:r>
+          </w:p>
+        </w:tc>
+        <w:tc>
+          <w:tcPr>
+            <w:tcW w:w="8192" w:type="dxa"/>
+          </w:tcPr>
+          <w:p>
+            <w:r>
+              <w:t>Description</w:t>
+            </w:r>
+          </w:p>
+        </w:tc>
+      </w:tr>
+      <w:tr>
+        <w:tc>
+          <w:tcPr>
+            <w:tcW w:w="1384" w:type="dxa"/>
+          </w:tcPr>
+          <w:p>
+            <w:proofErr w:type="spellStart"/>
+            <w:r>
+              <w:t>BeginGame</w:t>
+            </w:r>
+            <w:proofErr w:type="spellEnd"/>
+            <w:r>
+              <w:t>()</w:t>
+            </w:r>
+          </w:p>
+        </w:tc>
+        <w:tc>
+          <w:tcPr>
+            <w:tcW w:w="8192" w:type="dxa"/>
+          </w:tcPr>
+          <w:p>
+            <w:r>
+              <w:t xml:space="preserve">Sets starting </w:t>
+            </w:r>
+            <w:r>
+              <w:t xml:space="preserve">variable </w:t>
+            </w:r>
+          </w:p>
+        </w:tc>
+      </w:tr>
+    </w:tbl>
+    <w:p/>
     <w:p/>
     <w:p>
       <w:pPr>
@@ -7546,43 +7755,43 @@
         </w:numPr>
       </w:pPr>
       <w:r>
+        <w:t>Refined:</w:t>
+      </w:r>
+    </w:p>
+    <w:p>
+      <w:pPr>
+        <w:pStyle w:val="ListParagraph"/>
+        <w:numPr>
+          <w:ilvl w:val="2"/>
+          <w:numId w:val="22"/>
+        </w:numPr>
+      </w:pPr>
+      <w:r>
+        <w:t>Sketch of all screens</w:t>
+      </w:r>
+    </w:p>
+    <w:p>
+      <w:pPr>
+        <w:pStyle w:val="ListParagraph"/>
+        <w:numPr>
+          <w:ilvl w:val="3"/>
+          <w:numId w:val="22"/>
+        </w:numPr>
+      </w:pPr>
+      <w:r>
+        <w:t>Added “submitting name for final score” screen</w:t>
+      </w:r>
+    </w:p>
+    <w:p>
+      <w:pPr>
+        <w:pStyle w:val="ListParagraph"/>
+        <w:numPr>
+          <w:ilvl w:val="0"/>
+          <w:numId w:val="22"/>
+        </w:numPr>
+      </w:pPr>
+      <w:r>
         <w:lastRenderedPageBreak/>
-        <w:t>Refined:</w:t>
-      </w:r>
-    </w:p>
-    <w:p>
-      <w:pPr>
-        <w:pStyle w:val="ListParagraph"/>
-        <w:numPr>
-          <w:ilvl w:val="2"/>
-          <w:numId w:val="22"/>
-        </w:numPr>
-      </w:pPr>
-      <w:r>
-        <w:t>Sketch of all screens</w:t>
-      </w:r>
-    </w:p>
-    <w:p>
-      <w:pPr>
-        <w:pStyle w:val="ListParagraph"/>
-        <w:numPr>
-          <w:ilvl w:val="3"/>
-          <w:numId w:val="22"/>
-        </w:numPr>
-      </w:pPr>
-      <w:r>
-        <w:t>Added “submitting name for final score” screen</w:t>
-      </w:r>
-    </w:p>
-    <w:p>
-      <w:pPr>
-        <w:pStyle w:val="ListParagraph"/>
-        <w:numPr>
-          <w:ilvl w:val="0"/>
-          <w:numId w:val="22"/>
-        </w:numPr>
-      </w:pPr>
-      <w:r>
         <w:t xml:space="preserve">Started creating </w:t>
       </w:r>
       <w:r>
@@ -8070,43 +8279,43 @@
         </w:numPr>
       </w:pPr>
       <w:r>
+        <w:t>Gantt Chart Progress check</w:t>
+      </w:r>
+    </w:p>
+    <w:p>
+      <w:pPr>
+        <w:pStyle w:val="ListParagraph"/>
+        <w:numPr>
+          <w:ilvl w:val="1"/>
+          <w:numId w:val="22"/>
+        </w:numPr>
+      </w:pPr>
+      <w:r>
+        <w:t>Design Brief</w:t>
+      </w:r>
+    </w:p>
+    <w:p>
+      <w:pPr>
+        <w:pStyle w:val="ListParagraph"/>
+        <w:numPr>
+          <w:ilvl w:val="2"/>
+          <w:numId w:val="22"/>
+        </w:numPr>
+      </w:pPr>
+      <w:r>
+        <w:t>On Course</w:t>
+      </w:r>
+    </w:p>
+    <w:p>
+      <w:pPr>
+        <w:pStyle w:val="ListParagraph"/>
+        <w:numPr>
+          <w:ilvl w:val="2"/>
+          <w:numId w:val="22"/>
+        </w:numPr>
+      </w:pPr>
+      <w:r>
         <w:lastRenderedPageBreak/>
-        <w:t>Gantt Chart Progress check</w:t>
-      </w:r>
-    </w:p>
-    <w:p>
-      <w:pPr>
-        <w:pStyle w:val="ListParagraph"/>
-        <w:numPr>
-          <w:ilvl w:val="1"/>
-          <w:numId w:val="22"/>
-        </w:numPr>
-      </w:pPr>
-      <w:r>
-        <w:t>Design Brief</w:t>
-      </w:r>
-    </w:p>
-    <w:p>
-      <w:pPr>
-        <w:pStyle w:val="ListParagraph"/>
-        <w:numPr>
-          <w:ilvl w:val="2"/>
-          <w:numId w:val="22"/>
-        </w:numPr>
-      </w:pPr>
-      <w:r>
-        <w:t>On Course</w:t>
-      </w:r>
-    </w:p>
-    <w:p>
-      <w:pPr>
-        <w:pStyle w:val="ListParagraph"/>
-        <w:numPr>
-          <w:ilvl w:val="2"/>
-          <w:numId w:val="22"/>
-        </w:numPr>
-      </w:pPr>
-      <w:r>
         <w:t>Specifications</w:t>
       </w:r>
     </w:p>
@@ -8601,43 +8810,43 @@
         </w:numPr>
       </w:pPr>
       <w:r>
+        <w:t>Begin drafting specifications</w:t>
+      </w:r>
+    </w:p>
+    <w:p>
+      <w:pPr>
+        <w:pStyle w:val="ListParagraph"/>
+        <w:numPr>
+          <w:ilvl w:val="1"/>
+          <w:numId w:val="22"/>
+        </w:numPr>
+      </w:pPr>
+      <w:r>
+        <w:t>Complete draft of Basic Functionality of game</w:t>
+      </w:r>
+    </w:p>
+    <w:p>
+      <w:pPr>
+        <w:pStyle w:val="ListParagraph"/>
+        <w:numPr>
+          <w:ilvl w:val="1"/>
+          <w:numId w:val="22"/>
+        </w:numPr>
+      </w:pPr>
+      <w:r>
+        <w:t>Completed draft of Limitation</w:t>
+      </w:r>
+    </w:p>
+    <w:p>
+      <w:pPr>
+        <w:pStyle w:val="ListParagraph"/>
+        <w:numPr>
+          <w:ilvl w:val="2"/>
+          <w:numId w:val="22"/>
+        </w:numPr>
+      </w:pPr>
+      <w:r>
         <w:lastRenderedPageBreak/>
-        <w:t>Begin drafting specifications</w:t>
-      </w:r>
-    </w:p>
-    <w:p>
-      <w:pPr>
-        <w:pStyle w:val="ListParagraph"/>
-        <w:numPr>
-          <w:ilvl w:val="1"/>
-          <w:numId w:val="22"/>
-        </w:numPr>
-      </w:pPr>
-      <w:r>
-        <w:t>Complete draft of Basic Functionality of game</w:t>
-      </w:r>
-    </w:p>
-    <w:p>
-      <w:pPr>
-        <w:pStyle w:val="ListParagraph"/>
-        <w:numPr>
-          <w:ilvl w:val="1"/>
-          <w:numId w:val="22"/>
-        </w:numPr>
-      </w:pPr>
-      <w:r>
-        <w:t>Completed draft of Limitation</w:t>
-      </w:r>
-    </w:p>
-    <w:p>
-      <w:pPr>
-        <w:pStyle w:val="ListParagraph"/>
-        <w:numPr>
-          <w:ilvl w:val="2"/>
-          <w:numId w:val="22"/>
-        </w:numPr>
-      </w:pPr>
-      <w:r>
         <w:t>Researched points of limitation with ChatGPT</w:t>
       </w:r>
     </w:p>
@@ -9110,7 +9319,6 @@
       <w:bookmarkStart w:id="50" w:name="_Toc169689641"/>
       <w:bookmarkEnd w:id="49"/>
       <w:r>
-        <w:lastRenderedPageBreak/>
         <w:t>23rd of May</w:t>
       </w:r>
       <w:bookmarkEnd w:id="50"/>
@@ -9163,6 +9371,7 @@
         <w:rPr>
           <w:lang w:val="en-US"/>
         </w:rPr>
+        <w:lastRenderedPageBreak/>
         <w:t>Added additional information about the source code being converting into object code</w:t>
       </w:r>
     </w:p>
@@ -9638,38 +9847,38 @@
       <w:bookmarkStart w:id="54" w:name="_Toc169689643"/>
       <w:bookmarkEnd w:id="53"/>
       <w:r>
+        <w:t>27th of May</w:t>
+      </w:r>
+      <w:bookmarkEnd w:id="54"/>
+    </w:p>
+    <w:p>
+      <w:pPr>
+        <w:pStyle w:val="ListParagraph"/>
+        <w:numPr>
+          <w:ilvl w:val="0"/>
+          <w:numId w:val="22"/>
+        </w:numPr>
+      </w:pPr>
+      <w:r>
+        <w:t>Refining Data flow,</w:t>
+      </w:r>
+      <w:r>
+        <w:t xml:space="preserve"> </w:t>
+      </w:r>
+      <w:r>
+        <w:t>IPO table</w:t>
+      </w:r>
+    </w:p>
+    <w:p>
+      <w:pPr>
+        <w:pStyle w:val="ListParagraph"/>
+        <w:numPr>
+          <w:ilvl w:val="1"/>
+          <w:numId w:val="22"/>
+        </w:numPr>
+      </w:pPr>
+      <w:r>
         <w:lastRenderedPageBreak/>
-        <w:t>27th of May</w:t>
-      </w:r>
-      <w:bookmarkEnd w:id="54"/>
-    </w:p>
-    <w:p>
-      <w:pPr>
-        <w:pStyle w:val="ListParagraph"/>
-        <w:numPr>
-          <w:ilvl w:val="0"/>
-          <w:numId w:val="22"/>
-        </w:numPr>
-      </w:pPr>
-      <w:r>
-        <w:t>Refining Data flow,</w:t>
-      </w:r>
-      <w:r>
-        <w:t xml:space="preserve"> </w:t>
-      </w:r>
-      <w:r>
-        <w:t>IPO table</w:t>
-      </w:r>
-    </w:p>
-    <w:p>
-      <w:pPr>
-        <w:pStyle w:val="ListParagraph"/>
-        <w:numPr>
-          <w:ilvl w:val="1"/>
-          <w:numId w:val="22"/>
-        </w:numPr>
-      </w:pPr>
-      <w:r>
         <w:t>Data flow</w:t>
       </w:r>
     </w:p>
@@ -10129,56 +10338,56 @@
       <w:bookmarkStart w:id="58" w:name="_Toc169689645"/>
       <w:bookmarkEnd w:id="57"/>
       <w:r>
+        <w:t>29th of May</w:t>
+      </w:r>
+      <w:bookmarkEnd w:id="58"/>
+    </w:p>
+    <w:p>
+      <w:pPr>
+        <w:pStyle w:val="ListParagraph"/>
+        <w:numPr>
+          <w:ilvl w:val="0"/>
+          <w:numId w:val="22"/>
+        </w:numPr>
+      </w:pPr>
+      <w:r>
+        <w:t>Refining Data flow</w:t>
+      </w:r>
+    </w:p>
+    <w:p>
+      <w:pPr>
+        <w:pStyle w:val="ListParagraph"/>
+        <w:numPr>
+          <w:ilvl w:val="1"/>
+          <w:numId w:val="22"/>
+        </w:numPr>
+      </w:pPr>
+      <w:r>
+        <w:t>Data flow</w:t>
+      </w:r>
+    </w:p>
+    <w:p>
+      <w:pPr>
+        <w:pStyle w:val="ListParagraph"/>
+        <w:numPr>
+          <w:ilvl w:val="2"/>
+          <w:numId w:val="22"/>
+        </w:numPr>
+      </w:pPr>
+      <w:r>
+        <w:t>Removed process</w:t>
+      </w:r>
+    </w:p>
+    <w:p>
+      <w:pPr>
+        <w:pStyle w:val="ListParagraph"/>
+        <w:numPr>
+          <w:ilvl w:val="2"/>
+          <w:numId w:val="22"/>
+        </w:numPr>
+      </w:pPr>
+      <w:r>
         <w:lastRenderedPageBreak/>
-        <w:t>29th of May</w:t>
-      </w:r>
-      <w:bookmarkEnd w:id="58"/>
-    </w:p>
-    <w:p>
-      <w:pPr>
-        <w:pStyle w:val="ListParagraph"/>
-        <w:numPr>
-          <w:ilvl w:val="0"/>
-          <w:numId w:val="22"/>
-        </w:numPr>
-      </w:pPr>
-      <w:r>
-        <w:t>Refining Data flow</w:t>
-      </w:r>
-    </w:p>
-    <w:p>
-      <w:pPr>
-        <w:pStyle w:val="ListParagraph"/>
-        <w:numPr>
-          <w:ilvl w:val="1"/>
-          <w:numId w:val="22"/>
-        </w:numPr>
-      </w:pPr>
-      <w:r>
-        <w:t>Data flow</w:t>
-      </w:r>
-    </w:p>
-    <w:p>
-      <w:pPr>
-        <w:pStyle w:val="ListParagraph"/>
-        <w:numPr>
-          <w:ilvl w:val="2"/>
-          <w:numId w:val="22"/>
-        </w:numPr>
-      </w:pPr>
-      <w:r>
-        <w:t>Removed process</w:t>
-      </w:r>
-    </w:p>
-    <w:p>
-      <w:pPr>
-        <w:pStyle w:val="ListParagraph"/>
-        <w:numPr>
-          <w:ilvl w:val="2"/>
-          <w:numId w:val="22"/>
-        </w:numPr>
-      </w:pPr>
-      <w:r>
         <w:t>Added data arrows</w:t>
       </w:r>
     </w:p>
@@ -10630,44 +10839,44 @@
       <w:bookmarkStart w:id="62" w:name="_Toc169689647"/>
       <w:bookmarkEnd w:id="61"/>
       <w:r>
+        <w:t>31st of May</w:t>
+      </w:r>
+      <w:bookmarkEnd w:id="62"/>
+    </w:p>
+    <w:p>
+      <w:pPr>
+        <w:pStyle w:val="ListParagraph"/>
+        <w:numPr>
+          <w:ilvl w:val="0"/>
+          <w:numId w:val="22"/>
+        </w:numPr>
+      </w:pPr>
+      <w:r>
+        <w:t>Refining Structure chart</w:t>
+      </w:r>
+    </w:p>
+    <w:p>
+      <w:pPr>
+        <w:pStyle w:val="ListParagraph"/>
+        <w:numPr>
+          <w:ilvl w:val="1"/>
+          <w:numId w:val="22"/>
+        </w:numPr>
+      </w:pPr>
+      <w:r>
+        <w:t>Change format</w:t>
+      </w:r>
+    </w:p>
+    <w:p>
+      <w:pPr>
+        <w:pStyle w:val="ListParagraph"/>
+        <w:numPr>
+          <w:ilvl w:val="1"/>
+          <w:numId w:val="22"/>
+        </w:numPr>
+      </w:pPr>
+      <w:r>
         <w:lastRenderedPageBreak/>
-        <w:t>31st of May</w:t>
-      </w:r>
-      <w:bookmarkEnd w:id="62"/>
-    </w:p>
-    <w:p>
-      <w:pPr>
-        <w:pStyle w:val="ListParagraph"/>
-        <w:numPr>
-          <w:ilvl w:val="0"/>
-          <w:numId w:val="22"/>
-        </w:numPr>
-      </w:pPr>
-      <w:r>
-        <w:t>Refining Structure chart</w:t>
-      </w:r>
-    </w:p>
-    <w:p>
-      <w:pPr>
-        <w:pStyle w:val="ListParagraph"/>
-        <w:numPr>
-          <w:ilvl w:val="1"/>
-          <w:numId w:val="22"/>
-        </w:numPr>
-      </w:pPr>
-      <w:r>
-        <w:t>Change format</w:t>
-      </w:r>
-    </w:p>
-    <w:p>
-      <w:pPr>
-        <w:pStyle w:val="ListParagraph"/>
-        <w:numPr>
-          <w:ilvl w:val="1"/>
-          <w:numId w:val="22"/>
-        </w:numPr>
-      </w:pPr>
-      <w:r>
         <w:t xml:space="preserve">Decide to do it after the code is </w:t>
       </w:r>
       <w:r>
@@ -11162,43 +11371,43 @@
         </w:numPr>
       </w:pPr>
       <w:r>
+        <w:t>Documentation</w:t>
+      </w:r>
+    </w:p>
+    <w:p>
+      <w:pPr>
+        <w:pStyle w:val="ListParagraph"/>
+        <w:numPr>
+          <w:ilvl w:val="2"/>
+          <w:numId w:val="22"/>
+        </w:numPr>
+      </w:pPr>
+      <w:r>
+        <w:t>On Course</w:t>
+      </w:r>
+    </w:p>
+    <w:p>
+      <w:pPr>
+        <w:pStyle w:val="ListParagraph"/>
+        <w:numPr>
+          <w:ilvl w:val="1"/>
+          <w:numId w:val="22"/>
+        </w:numPr>
+      </w:pPr>
+      <w:r>
+        <w:t>Coding</w:t>
+      </w:r>
+    </w:p>
+    <w:p>
+      <w:pPr>
+        <w:pStyle w:val="ListParagraph"/>
+        <w:numPr>
+          <w:ilvl w:val="2"/>
+          <w:numId w:val="22"/>
+        </w:numPr>
+      </w:pPr>
+      <w:r>
         <w:lastRenderedPageBreak/>
-        <w:t>Documentation</w:t>
-      </w:r>
-    </w:p>
-    <w:p>
-      <w:pPr>
-        <w:pStyle w:val="ListParagraph"/>
-        <w:numPr>
-          <w:ilvl w:val="2"/>
-          <w:numId w:val="22"/>
-        </w:numPr>
-      </w:pPr>
-      <w:r>
-        <w:t>On Course</w:t>
-      </w:r>
-    </w:p>
-    <w:p>
-      <w:pPr>
-        <w:pStyle w:val="ListParagraph"/>
-        <w:numPr>
-          <w:ilvl w:val="1"/>
-          <w:numId w:val="22"/>
-        </w:numPr>
-      </w:pPr>
-      <w:r>
-        <w:t>Coding</w:t>
-      </w:r>
-    </w:p>
-    <w:p>
-      <w:pPr>
-        <w:pStyle w:val="ListParagraph"/>
-        <w:numPr>
-          <w:ilvl w:val="2"/>
-          <w:numId w:val="22"/>
-        </w:numPr>
-      </w:pPr>
-      <w:r>
         <w:t>On Course</w:t>
       </w:r>
     </w:p>
@@ -11676,43 +11885,43 @@
         </w:numPr>
       </w:pPr>
       <w:r>
+        <w:t>Aims</w:t>
+      </w:r>
+    </w:p>
+    <w:p>
+      <w:pPr>
+        <w:pStyle w:val="ListParagraph"/>
+        <w:numPr>
+          <w:ilvl w:val="2"/>
+          <w:numId w:val="22"/>
+        </w:numPr>
+      </w:pPr>
+      <w:r>
+        <w:t>Added more specific elaboration</w:t>
+      </w:r>
+    </w:p>
+    <w:p>
+      <w:pPr>
+        <w:pStyle w:val="ListParagraph"/>
+        <w:numPr>
+          <w:ilvl w:val="1"/>
+          <w:numId w:val="22"/>
+        </w:numPr>
+      </w:pPr>
+      <w:r>
+        <w:t>Objectives</w:t>
+      </w:r>
+    </w:p>
+    <w:p>
+      <w:pPr>
+        <w:pStyle w:val="ListParagraph"/>
+        <w:numPr>
+          <w:ilvl w:val="2"/>
+          <w:numId w:val="22"/>
+        </w:numPr>
+      </w:pPr>
+      <w:r>
         <w:lastRenderedPageBreak/>
-        <w:t>Aims</w:t>
-      </w:r>
-    </w:p>
-    <w:p>
-      <w:pPr>
-        <w:pStyle w:val="ListParagraph"/>
-        <w:numPr>
-          <w:ilvl w:val="2"/>
-          <w:numId w:val="22"/>
-        </w:numPr>
-      </w:pPr>
-      <w:r>
-        <w:t>Added more specific elaboration</w:t>
-      </w:r>
-    </w:p>
-    <w:p>
-      <w:pPr>
-        <w:pStyle w:val="ListParagraph"/>
-        <w:numPr>
-          <w:ilvl w:val="1"/>
-          <w:numId w:val="22"/>
-        </w:numPr>
-      </w:pPr>
-      <w:r>
-        <w:t>Objectives</w:t>
-      </w:r>
-    </w:p>
-    <w:p>
-      <w:pPr>
-        <w:pStyle w:val="ListParagraph"/>
-        <w:numPr>
-          <w:ilvl w:val="2"/>
-          <w:numId w:val="22"/>
-        </w:numPr>
-      </w:pPr>
-      <w:r>
         <w:t xml:space="preserve">Replace flask with </w:t>
       </w:r>
       <w:r>
@@ -12219,43 +12428,43 @@
         </w:numPr>
       </w:pPr>
       <w:r>
+        <w:t xml:space="preserve">Behind on schedule </w:t>
+      </w:r>
+    </w:p>
+    <w:p>
+      <w:pPr>
+        <w:pStyle w:val="ListParagraph"/>
+        <w:numPr>
+          <w:ilvl w:val="1"/>
+          <w:numId w:val="22"/>
+        </w:numPr>
+      </w:pPr>
+      <w:r>
+        <w:t>Documentation</w:t>
+      </w:r>
+    </w:p>
+    <w:p>
+      <w:pPr>
+        <w:pStyle w:val="ListParagraph"/>
+        <w:numPr>
+          <w:ilvl w:val="2"/>
+          <w:numId w:val="22"/>
+        </w:numPr>
+      </w:pPr>
+      <w:r>
+        <w:t>On Course</w:t>
+      </w:r>
+    </w:p>
+    <w:p>
+      <w:pPr>
+        <w:pStyle w:val="ListParagraph"/>
+        <w:numPr>
+          <w:ilvl w:val="1"/>
+          <w:numId w:val="22"/>
+        </w:numPr>
+      </w:pPr>
+      <w:r>
         <w:lastRenderedPageBreak/>
-        <w:t xml:space="preserve">Behind on schedule </w:t>
-      </w:r>
-    </w:p>
-    <w:p>
-      <w:pPr>
-        <w:pStyle w:val="ListParagraph"/>
-        <w:numPr>
-          <w:ilvl w:val="1"/>
-          <w:numId w:val="22"/>
-        </w:numPr>
-      </w:pPr>
-      <w:r>
-        <w:t>Documentation</w:t>
-      </w:r>
-    </w:p>
-    <w:p>
-      <w:pPr>
-        <w:pStyle w:val="ListParagraph"/>
-        <w:numPr>
-          <w:ilvl w:val="2"/>
-          <w:numId w:val="22"/>
-        </w:numPr>
-      </w:pPr>
-      <w:r>
-        <w:t>On Course</w:t>
-      </w:r>
-    </w:p>
-    <w:p>
-      <w:pPr>
-        <w:pStyle w:val="ListParagraph"/>
-        <w:numPr>
-          <w:ilvl w:val="1"/>
-          <w:numId w:val="22"/>
-        </w:numPr>
-      </w:pPr>
-      <w:r>
         <w:t>Coding</w:t>
       </w:r>
     </w:p>
@@ -12714,7 +12923,6 @@
       </w:pPr>
       <w:bookmarkStart w:id="77" w:name="_Toc169689657"/>
       <w:r>
-        <w:lastRenderedPageBreak/>
         <w:t>15th of June</w:t>
       </w:r>
       <w:bookmarkEnd w:id="77"/>
@@ -12779,6 +12987,7 @@
         <w:rPr>
           <w:lang w:val="en-US"/>
         </w:rPr>
+        <w:lastRenderedPageBreak/>
         <w:t>% x.size()</w:t>
       </w:r>
     </w:p>
@@ -13284,7 +13493,6 @@
         </w:numPr>
       </w:pPr>
       <w:r>
-        <w:lastRenderedPageBreak/>
         <w:t>Website says it is free for commercial use</w:t>
       </w:r>
     </w:p>
@@ -13335,6 +13543,7 @@
         </w:numPr>
       </w:pPr>
       <w:r>
+        <w:lastRenderedPageBreak/>
         <w:t>Started design HUD</w:t>
       </w:r>
     </w:p>
@@ -13790,58 +13999,58 @@
         </w:numPr>
       </w:pPr>
       <w:r>
+        <w:t>Aim</w:t>
+      </w:r>
+    </w:p>
+    <w:p>
+      <w:pPr>
+        <w:pStyle w:val="ListParagraph"/>
+        <w:numPr>
+          <w:ilvl w:val="2"/>
+          <w:numId w:val="22"/>
+        </w:numPr>
+      </w:pPr>
+      <w:r>
+        <w:t xml:space="preserve">Added mention on software </w:t>
+      </w:r>
+      <w:r>
+        <w:t>approach</w:t>
+      </w:r>
+    </w:p>
+    <w:p>
+      <w:pPr>
+        <w:pStyle w:val="ListParagraph"/>
+        <w:numPr>
+          <w:ilvl w:val="0"/>
+          <w:numId w:val="22"/>
+        </w:numPr>
+      </w:pPr>
+      <w:r>
+        <w:t>Continued development on main game</w:t>
+      </w:r>
+    </w:p>
+    <w:p>
+      <w:pPr>
+        <w:pStyle w:val="ListParagraph"/>
+        <w:numPr>
+          <w:ilvl w:val="1"/>
+          <w:numId w:val="22"/>
+        </w:numPr>
+      </w:pPr>
+      <w:r>
+        <w:t>Continued to design HUD</w:t>
+      </w:r>
+    </w:p>
+    <w:p>
+      <w:pPr>
+        <w:pStyle w:val="ListParagraph"/>
+        <w:numPr>
+          <w:ilvl w:val="2"/>
+          <w:numId w:val="22"/>
+        </w:numPr>
+      </w:pPr>
+      <w:r>
         <w:lastRenderedPageBreak/>
-        <w:t>Aim</w:t>
-      </w:r>
-    </w:p>
-    <w:p>
-      <w:pPr>
-        <w:pStyle w:val="ListParagraph"/>
-        <w:numPr>
-          <w:ilvl w:val="2"/>
-          <w:numId w:val="22"/>
-        </w:numPr>
-      </w:pPr>
-      <w:r>
-        <w:t xml:space="preserve">Added mention on software </w:t>
-      </w:r>
-      <w:r>
-        <w:t>approach</w:t>
-      </w:r>
-    </w:p>
-    <w:p>
-      <w:pPr>
-        <w:pStyle w:val="ListParagraph"/>
-        <w:numPr>
-          <w:ilvl w:val="0"/>
-          <w:numId w:val="22"/>
-        </w:numPr>
-      </w:pPr>
-      <w:r>
-        <w:t>Continued development on main game</w:t>
-      </w:r>
-    </w:p>
-    <w:p>
-      <w:pPr>
-        <w:pStyle w:val="ListParagraph"/>
-        <w:numPr>
-          <w:ilvl w:val="1"/>
-          <w:numId w:val="22"/>
-        </w:numPr>
-      </w:pPr>
-      <w:r>
-        <w:t>Continued to design HUD</w:t>
-      </w:r>
-    </w:p>
-    <w:p>
-      <w:pPr>
-        <w:pStyle w:val="ListParagraph"/>
-        <w:numPr>
-          <w:ilvl w:val="2"/>
-          <w:numId w:val="22"/>
-        </w:numPr>
-      </w:pPr>
-      <w:r>
         <w:t>Made a working start button</w:t>
       </w:r>
     </w:p>
@@ -14368,34 +14577,34 @@
         <w:ind w:firstLine="360"/>
       </w:pPr>
       <w:r>
+        <w:t>22nd</w:t>
+      </w:r>
+      <w:r>
+        <w:t xml:space="preserve"> of June</w:t>
+      </w:r>
+    </w:p>
+    <w:p>
+      <w:pPr>
+        <w:pStyle w:val="ListParagraph"/>
+        <w:numPr>
+          <w:ilvl w:val="0"/>
+          <w:numId w:val="22"/>
+        </w:numPr>
+      </w:pPr>
+      <w:r>
+        <w:t>Continued development on main game</w:t>
+      </w:r>
+    </w:p>
+    <w:p>
+      <w:pPr>
+        <w:pStyle w:val="ListParagraph"/>
+        <w:numPr>
+          <w:ilvl w:val="1"/>
+          <w:numId w:val="22"/>
+        </w:numPr>
+      </w:pPr>
+      <w:r>
         <w:lastRenderedPageBreak/>
-        <w:t>22nd</w:t>
-      </w:r>
-      <w:r>
-        <w:t xml:space="preserve"> of June</w:t>
-      </w:r>
-    </w:p>
-    <w:p>
-      <w:pPr>
-        <w:pStyle w:val="ListParagraph"/>
-        <w:numPr>
-          <w:ilvl w:val="0"/>
-          <w:numId w:val="22"/>
-        </w:numPr>
-      </w:pPr>
-      <w:r>
-        <w:t>Continued development on main game</w:t>
-      </w:r>
-    </w:p>
-    <w:p>
-      <w:pPr>
-        <w:pStyle w:val="ListParagraph"/>
-        <w:numPr>
-          <w:ilvl w:val="1"/>
-          <w:numId w:val="22"/>
-        </w:numPr>
-      </w:pPr>
-      <w:r>
         <w:t>Obtained sprite “Mine.png”</w:t>
       </w:r>
     </w:p>
@@ -14901,6 +15110,7 @@
         <w:ind w:firstLine="360"/>
       </w:pPr>
       <w:r>
+        <w:lastRenderedPageBreak/>
         <w:t>25th of June</w:t>
       </w:r>
     </w:p>
@@ -15222,18 +15432,6 @@
         </w:numPr>
       </w:pPr>
       <w:r>
-        <w:t xml:space="preserve">Continued Algorithm </w:t>
-      </w:r>
-    </w:p>
-    <w:p>
-      <w:pPr>
-        <w:pStyle w:val="ListParagraph"/>
-        <w:numPr>
-          <w:ilvl w:val="0"/>
-          <w:numId w:val="22"/>
-        </w:numPr>
-      </w:pPr>
-      <w:r>
         <w:t>Continued Technical Manual</w:t>
       </w:r>
     </w:p>
@@ -15381,7 +15579,6 @@
         <w:rPr>
           <w:lang w:val="en-US"/>
         </w:rPr>
-        <w:lastRenderedPageBreak/>
         <w:t>Additional task tomorrow</w:t>
       </w:r>
     </w:p>
@@ -15391,6 +15588,7 @@
         <w:ind w:firstLine="360"/>
       </w:pPr>
       <w:r>
+        <w:lastRenderedPageBreak/>
         <w:t>27th of June</w:t>
       </w:r>
     </w:p>
@@ -15594,25 +15792,19 @@
         </w:numPr>
       </w:pPr>
       <w:r>
-        <w:t>Added variables from debug.gd and tile.gd</w:t>
-      </w:r>
-      <w:r>
-        <w:t xml:space="preserve"> </w:t>
-      </w:r>
-    </w:p>
-    <w:p>
-      <w:pPr>
-        <w:pStyle w:val="ListParagraph"/>
-        <w:numPr>
-          <w:ilvl w:val="1"/>
-          <w:numId w:val="22"/>
-        </w:numPr>
-      </w:pPr>
-      <w:r>
-        <w:t>Added more process to procedure list</w:t>
-      </w:r>
-      <w:r>
-        <w:t>s</w:t>
+        <w:t xml:space="preserve">Added variables from debug.gd and tile.gd </w:t>
+      </w:r>
+    </w:p>
+    <w:p>
+      <w:pPr>
+        <w:pStyle w:val="ListParagraph"/>
+        <w:numPr>
+          <w:ilvl w:val="1"/>
+          <w:numId w:val="22"/>
+        </w:numPr>
+      </w:pPr>
+      <w:r>
+        <w:t>Added more process to procedure lists</w:t>
       </w:r>
     </w:p>
     <w:p>
@@ -15750,7 +15942,440 @@
         <w:t>Additional task tomorrow</w:t>
       </w:r>
     </w:p>
-    <w:p/>
+    <w:p>
+      <w:pPr>
+        <w:pStyle w:val="Heading3"/>
+        <w:ind w:firstLine="360"/>
+      </w:pPr>
+      <w:r>
+        <w:t>2</w:t>
+      </w:r>
+      <w:r>
+        <w:t>8</w:t>
+      </w:r>
+      <w:r>
+        <w:t>th of June</w:t>
+      </w:r>
+    </w:p>
+    <w:p>
+      <w:pPr>
+        <w:pStyle w:val="ListParagraph"/>
+        <w:numPr>
+          <w:ilvl w:val="0"/>
+          <w:numId w:val="22"/>
+        </w:numPr>
+      </w:pPr>
+      <w:r>
+        <w:t>Continued development on main game</w:t>
+      </w:r>
+    </w:p>
+    <w:p>
+      <w:pPr>
+        <w:pStyle w:val="ListParagraph"/>
+        <w:numPr>
+          <w:ilvl w:val="1"/>
+          <w:numId w:val="22"/>
+        </w:numPr>
+      </w:pPr>
+      <w:proofErr w:type="spellStart"/>
+      <w:r>
+        <w:t>HUDGame</w:t>
+      </w:r>
+      <w:proofErr w:type="spellEnd"/>
+    </w:p>
+    <w:p>
+      <w:pPr>
+        <w:pStyle w:val="ListParagraph"/>
+        <w:numPr>
+          <w:ilvl w:val="2"/>
+          <w:numId w:val="22"/>
+        </w:numPr>
+      </w:pPr>
+      <w:r>
+        <w:t>Added instruction labels</w:t>
+      </w:r>
+    </w:p>
+    <w:p>
+      <w:pPr>
+        <w:pStyle w:val="ListParagraph"/>
+        <w:numPr>
+          <w:ilvl w:val="0"/>
+          <w:numId w:val="22"/>
+        </w:numPr>
+      </w:pPr>
+      <w:r>
+        <w:t>Gantt Chart Progress check</w:t>
+      </w:r>
+    </w:p>
+    <w:p>
+      <w:pPr>
+        <w:pStyle w:val="ListParagraph"/>
+        <w:numPr>
+          <w:ilvl w:val="1"/>
+          <w:numId w:val="22"/>
+        </w:numPr>
+      </w:pPr>
+      <w:r>
+        <w:t>Algorithm</w:t>
+      </w:r>
+    </w:p>
+    <w:p>
+      <w:pPr>
+        <w:pStyle w:val="ListParagraph"/>
+        <w:numPr>
+          <w:ilvl w:val="2"/>
+          <w:numId w:val="22"/>
+        </w:numPr>
+      </w:pPr>
+      <w:r>
+        <w:t>On course</w:t>
+      </w:r>
+    </w:p>
+    <w:p>
+      <w:pPr>
+        <w:pStyle w:val="ListParagraph"/>
+        <w:numPr>
+          <w:ilvl w:val="1"/>
+          <w:numId w:val="22"/>
+        </w:numPr>
+      </w:pPr>
+      <w:r>
+        <w:t>Documentation</w:t>
+      </w:r>
+    </w:p>
+    <w:p>
+      <w:pPr>
+        <w:pStyle w:val="ListParagraph"/>
+        <w:numPr>
+          <w:ilvl w:val="2"/>
+          <w:numId w:val="22"/>
+        </w:numPr>
+      </w:pPr>
+      <w:r>
+        <w:t>On course</w:t>
+      </w:r>
+    </w:p>
+    <w:p>
+      <w:pPr>
+        <w:pStyle w:val="ListParagraph"/>
+        <w:numPr>
+          <w:ilvl w:val="1"/>
+          <w:numId w:val="22"/>
+        </w:numPr>
+      </w:pPr>
+      <w:r>
+        <w:t>Coding</w:t>
+      </w:r>
+    </w:p>
+    <w:p>
+      <w:pPr>
+        <w:pStyle w:val="ListParagraph"/>
+        <w:numPr>
+          <w:ilvl w:val="2"/>
+          <w:numId w:val="22"/>
+        </w:numPr>
+      </w:pPr>
+      <w:r>
+        <w:t>On Course</w:t>
+      </w:r>
+    </w:p>
+    <w:p>
+      <w:pPr>
+        <w:pStyle w:val="ListParagraph"/>
+        <w:numPr>
+          <w:ilvl w:val="1"/>
+          <w:numId w:val="22"/>
+        </w:numPr>
+      </w:pPr>
+      <w:r>
+        <w:t>Testing</w:t>
+      </w:r>
+    </w:p>
+    <w:p>
+      <w:pPr>
+        <w:pStyle w:val="ListParagraph"/>
+        <w:numPr>
+          <w:ilvl w:val="2"/>
+          <w:numId w:val="22"/>
+        </w:numPr>
+      </w:pPr>
+      <w:r>
+        <w:t xml:space="preserve">Behind on schedule </w:t>
+      </w:r>
+    </w:p>
+    <w:p>
+      <w:pPr>
+        <w:pStyle w:val="ListParagraph"/>
+        <w:numPr>
+          <w:ilvl w:val="0"/>
+          <w:numId w:val="22"/>
+        </w:numPr>
+      </w:pPr>
+      <w:r>
+        <w:rPr>
+          <w:lang w:val="en-US"/>
+        </w:rPr>
+        <w:lastRenderedPageBreak/>
+        <w:t>Additional task tomorro</w:t>
+      </w:r>
+      <w:r>
+        <w:rPr>
+          <w:lang w:val="en-US"/>
+        </w:rPr>
+        <w:t>w</w:t>
+      </w:r>
+    </w:p>
+    <w:p>
+      <w:pPr>
+        <w:pStyle w:val="ListParagraph"/>
+        <w:numPr>
+          <w:ilvl w:val="1"/>
+          <w:numId w:val="22"/>
+        </w:numPr>
+      </w:pPr>
+      <w:r>
+        <w:rPr>
+          <w:lang w:val="en-US"/>
+        </w:rPr>
+        <w:t>Update Technical Manual</w:t>
+      </w:r>
+    </w:p>
+    <w:p>
+      <w:pPr>
+        <w:pStyle w:val="ListParagraph"/>
+        <w:numPr>
+          <w:ilvl w:val="1"/>
+          <w:numId w:val="22"/>
+        </w:numPr>
+      </w:pPr>
+      <w:r>
+        <w:rPr>
+          <w:lang w:val="en-US"/>
+        </w:rPr>
+        <w:t>Update Algorithm</w:t>
+      </w:r>
+    </w:p>
+    <w:p>
+      <w:pPr>
+        <w:pStyle w:val="Heading3"/>
+        <w:ind w:firstLine="360"/>
+      </w:pPr>
+      <w:r>
+        <w:t>29</w:t>
+      </w:r>
+      <w:r>
+        <w:t>th of June</w:t>
+      </w:r>
+    </w:p>
+    <w:p>
+      <w:pPr>
+        <w:pStyle w:val="ListParagraph"/>
+        <w:numPr>
+          <w:ilvl w:val="0"/>
+          <w:numId w:val="22"/>
+        </w:numPr>
+      </w:pPr>
+      <w:r>
+        <w:t>Continued Technical Manual</w:t>
+      </w:r>
+    </w:p>
+    <w:p>
+      <w:pPr>
+        <w:pStyle w:val="ListParagraph"/>
+        <w:numPr>
+          <w:ilvl w:val="1"/>
+          <w:numId w:val="22"/>
+        </w:numPr>
+      </w:pPr>
+      <w:r>
+        <w:t xml:space="preserve">Added more variables to data dictionary </w:t>
+      </w:r>
+    </w:p>
+    <w:p>
+      <w:pPr>
+        <w:pStyle w:val="ListParagraph"/>
+        <w:numPr>
+          <w:ilvl w:val="2"/>
+          <w:numId w:val="22"/>
+        </w:numPr>
+      </w:pPr>
+      <w:r>
+        <w:t xml:space="preserve">More variables from </w:t>
+      </w:r>
+      <w:r>
+        <w:t>T</w:t>
+      </w:r>
+      <w:r>
+        <w:t>ile.gd</w:t>
+      </w:r>
+    </w:p>
+    <w:p>
+      <w:pPr>
+        <w:pStyle w:val="ListParagraph"/>
+        <w:numPr>
+          <w:ilvl w:val="2"/>
+          <w:numId w:val="22"/>
+        </w:numPr>
+      </w:pPr>
+      <w:r>
+        <w:t xml:space="preserve">Added variables from </w:t>
+      </w:r>
+      <w:r>
+        <w:t>Mechanics.gd</w:t>
+      </w:r>
+    </w:p>
+    <w:p>
+      <w:pPr>
+        <w:pStyle w:val="ListParagraph"/>
+        <w:numPr>
+          <w:ilvl w:val="1"/>
+          <w:numId w:val="22"/>
+        </w:numPr>
+      </w:pPr>
+      <w:r>
+        <w:t>Added more process to procedure lists</w:t>
+      </w:r>
+    </w:p>
+    <w:p>
+      <w:pPr>
+        <w:pStyle w:val="ListParagraph"/>
+        <w:numPr>
+          <w:ilvl w:val="2"/>
+          <w:numId w:val="22"/>
+        </w:numPr>
+      </w:pPr>
+      <w:r>
+        <w:t>Added procedures from</w:t>
+      </w:r>
+    </w:p>
+    <w:p>
+      <w:pPr>
+        <w:pStyle w:val="ListParagraph"/>
+        <w:numPr>
+          <w:ilvl w:val="3"/>
+          <w:numId w:val="22"/>
+        </w:numPr>
+      </w:pPr>
+      <w:r>
+        <w:t>StandAlone</w:t>
+      </w:r>
+      <w:r>
+        <w:t>.gd</w:t>
+      </w:r>
+    </w:p>
+    <w:p>
+      <w:pPr>
+        <w:pStyle w:val="ListParagraph"/>
+        <w:numPr>
+          <w:ilvl w:val="0"/>
+          <w:numId w:val="22"/>
+        </w:numPr>
+      </w:pPr>
+      <w:r>
+        <w:t>Gantt Chart Progress check</w:t>
+      </w:r>
+    </w:p>
+    <w:p>
+      <w:pPr>
+        <w:pStyle w:val="ListParagraph"/>
+        <w:numPr>
+          <w:ilvl w:val="1"/>
+          <w:numId w:val="22"/>
+        </w:numPr>
+      </w:pPr>
+      <w:r>
+        <w:t>Algorithm</w:t>
+      </w:r>
+    </w:p>
+    <w:p>
+      <w:pPr>
+        <w:pStyle w:val="ListParagraph"/>
+        <w:numPr>
+          <w:ilvl w:val="2"/>
+          <w:numId w:val="22"/>
+        </w:numPr>
+      </w:pPr>
+      <w:r>
+        <w:t>On course</w:t>
+      </w:r>
+    </w:p>
+    <w:p>
+      <w:pPr>
+        <w:pStyle w:val="ListParagraph"/>
+        <w:numPr>
+          <w:ilvl w:val="1"/>
+          <w:numId w:val="22"/>
+        </w:numPr>
+      </w:pPr>
+      <w:r>
+        <w:t>Documentation</w:t>
+      </w:r>
+    </w:p>
+    <w:p>
+      <w:pPr>
+        <w:pStyle w:val="ListParagraph"/>
+        <w:numPr>
+          <w:ilvl w:val="2"/>
+          <w:numId w:val="22"/>
+        </w:numPr>
+      </w:pPr>
+      <w:r>
+        <w:t>On course</w:t>
+      </w:r>
+    </w:p>
+    <w:p>
+      <w:pPr>
+        <w:pStyle w:val="ListParagraph"/>
+        <w:numPr>
+          <w:ilvl w:val="1"/>
+          <w:numId w:val="22"/>
+        </w:numPr>
+      </w:pPr>
+      <w:r>
+        <w:t>Coding</w:t>
+      </w:r>
+    </w:p>
+    <w:p>
+      <w:pPr>
+        <w:pStyle w:val="ListParagraph"/>
+        <w:numPr>
+          <w:ilvl w:val="2"/>
+          <w:numId w:val="22"/>
+        </w:numPr>
+      </w:pPr>
+      <w:r>
+        <w:t>On Course</w:t>
+      </w:r>
+    </w:p>
+    <w:p>
+      <w:pPr>
+        <w:pStyle w:val="ListParagraph"/>
+        <w:numPr>
+          <w:ilvl w:val="1"/>
+          <w:numId w:val="22"/>
+        </w:numPr>
+      </w:pPr>
+      <w:r>
+        <w:t>Testing</w:t>
+      </w:r>
+    </w:p>
+    <w:p>
+      <w:pPr>
+        <w:pStyle w:val="ListParagraph"/>
+        <w:numPr>
+          <w:ilvl w:val="2"/>
+          <w:numId w:val="22"/>
+        </w:numPr>
+      </w:pPr>
+      <w:r>
+        <w:t xml:space="preserve">Behind on schedule </w:t>
+      </w:r>
+    </w:p>
+    <w:p>
+      <w:pPr>
+        <w:pStyle w:val="ListParagraph"/>
+      </w:pPr>
+    </w:p>
     <w:sectPr>
       <w:footerReference w:type="default" r:id="rId49"/>
       <w:pgSz w:w="12240" w:h="15840"/>

--- a/James Fan - Assessment 3_ Major Project.docx
+++ b/James Fan - Assessment 3_ Major Project.docx
@@ -103,7 +103,7 @@
           <w:noProof/>
         </w:rPr>
         <w:drawing>
-          <wp:anchor distT="0" distB="0" distL="114300" distR="114300" simplePos="0" relativeHeight="251662336" behindDoc="0" locked="0" layoutInCell="1" allowOverlap="1" wp14:anchorId="2E5C3EA8" wp14:editId="4F0A3400">
+          <wp:anchor distT="0" distB="0" distL="114300" distR="114300" simplePos="0" relativeHeight="251662336" behindDoc="0" locked="0" layoutInCell="1" allowOverlap="1" wp14:anchorId="2E5C3EA8" wp14:editId="7C1A8F79">
             <wp:simplePos x="0" y="0"/>
             <wp:positionH relativeFrom="column">
               <wp:posOffset>1417320</wp:posOffset>
@@ -3452,15 +3452,7 @@
         <w:t xml:space="preserve"> Battlesweeper</w:t>
       </w:r>
       <w:r>
-        <w:t xml:space="preserve"> is a suitable project that is complex in nature but can be completed within the development period where it educational endeavor can help me learn how to tackle integrating two separate game functionalities into a whole functioning game </w:t>
-      </w:r>
-      <w:proofErr w:type="gramStart"/>
-      <w:r>
-        <w:t>and also</w:t>
-      </w:r>
-      <w:proofErr w:type="gramEnd"/>
-      <w:r>
-        <w:t xml:space="preserve"> how to create an efficient UI and create documentation such as user and technical manual  without confusing the user and/or future developers</w:t>
+        <w:t xml:space="preserve"> is a suitable project that is complex in nature but can be completed within the development period where it educational endeavor can help me learn how to tackle integrating two separate game functionalities into a whole functioning game and also how to create an efficient UI and create documentation such as user and technical manual  without confusing the user and/or future developers</w:t>
       </w:r>
     </w:p>
     <w:p>
@@ -7313,15 +7305,7 @@
           </w:tcPr>
           <w:p>
             <w:r>
-              <w:t xml:space="preserve">A parameter that allows to code to check if the </w:t>
-            </w:r>
-            <w:proofErr w:type="gramStart"/>
-            <w:r>
-              <w:t>amount</w:t>
-            </w:r>
-            <w:proofErr w:type="gramEnd"/>
-            <w:r>
-              <w:t xml:space="preserve"> of existing </w:t>
+              <w:t xml:space="preserve">A parameter that allows to code to check if the amount of existing </w:t>
             </w:r>
             <w:r>
               <w:lastRenderedPageBreak/>
@@ -7418,8 +7402,8 @@
         <w:tblLook w:val="04A0" w:firstRow="1" w:lastRow="0" w:firstColumn="1" w:lastColumn="0" w:noHBand="0" w:noVBand="1"/>
       </w:tblPr>
       <w:tblGrid>
-        <w:gridCol w:w="1525"/>
-        <w:gridCol w:w="8051"/>
+        <w:gridCol w:w="3066"/>
+        <w:gridCol w:w="6510"/>
       </w:tblGrid>
       <w:tr>
         <w:tc>
@@ -7428,7 +7412,14 @@
           </w:tcPr>
           <w:p>
             <w:r>
-              <w:t xml:space="preserve">Procedures </w:t>
+              <w:rPr>
+                <w:b/>
+                <w:bCs/>
+              </w:rPr>
+              <w:t>Modules</w:t>
+            </w:r>
+            <w:r>
+              <w:t>/ Subroutines</w:t>
             </w:r>
           </w:p>
         </w:tc>
@@ -7449,13 +7440,18 @@
             <w:tcW w:w="1384" w:type="dxa"/>
           </w:tcPr>
           <w:p>
-            <w:proofErr w:type="spellStart"/>
-            <w:r>
-              <w:t>BeginGame</w:t>
-            </w:r>
-            <w:proofErr w:type="spellEnd"/>
-            <w:r>
-              <w:t>()</w:t>
+            <w:pPr>
+              <w:rPr>
+                <w:b/>
+                <w:bCs/>
+              </w:rPr>
+            </w:pPr>
+            <w:r>
+              <w:rPr>
+                <w:b/>
+                <w:bCs/>
+              </w:rPr>
+              <w:t>HUDStart.gd</w:t>
             </w:r>
           </w:p>
         </w:tc>
@@ -7465,10 +7461,579 @@
           </w:tcPr>
           <w:p>
             <w:r>
-              <w:t xml:space="preserve">Sets starting </w:t>
+              <w:t>Script that starts the game when the player clicks the start button, closes the game when the player clicks the quit button</w:t>
+            </w:r>
+          </w:p>
+        </w:tc>
+      </w:tr>
+      <w:tr>
+        <w:tc>
+          <w:tcPr>
+            <w:tcW w:w="1384" w:type="dxa"/>
+          </w:tcPr>
+          <w:p>
+            <w:pPr>
+              <w:rPr>
+                <w:b/>
+                <w:bCs/>
+              </w:rPr>
+            </w:pPr>
+            <w:r>
+              <w:rPr>
+                <w:b/>
+                <w:bCs/>
+              </w:rPr>
+              <w:t>StandAlone.gd</w:t>
+            </w:r>
+          </w:p>
+        </w:tc>
+        <w:tc>
+          <w:tcPr>
+            <w:tcW w:w="8192" w:type="dxa"/>
+          </w:tcPr>
+          <w:p>
+            <w:r>
+              <w:t>Script that is responsible for keeping track of all the game altering variables that other scripts use; this script allows scalability</w:t>
+            </w:r>
+          </w:p>
+        </w:tc>
+      </w:tr>
+      <w:tr>
+        <w:tc>
+          <w:tcPr>
+            <w:tcW w:w="1384" w:type="dxa"/>
+          </w:tcPr>
+          <w:p>
+            <w:proofErr w:type="spellStart"/>
+            <w:r>
+              <w:t>BeginGame</w:t>
+            </w:r>
+            <w:proofErr w:type="spellEnd"/>
+            <w:r>
+              <w:t>()</w:t>
+            </w:r>
+          </w:p>
+        </w:tc>
+        <w:tc>
+          <w:tcPr>
+            <w:tcW w:w="8192" w:type="dxa"/>
+          </w:tcPr>
+          <w:p>
+            <w:r>
+              <w:t xml:space="preserve">Sets </w:t>
+            </w:r>
+            <w:r>
+              <w:t xml:space="preserve">or resets </w:t>
+            </w:r>
+            <w:r>
+              <w:t xml:space="preserve">starting </w:t>
             </w:r>
             <w:r>
               <w:t xml:space="preserve">variable </w:t>
+            </w:r>
+            <w:r>
+              <w:t>for other scripts to use</w:t>
+            </w:r>
+          </w:p>
+        </w:tc>
+      </w:tr>
+      <w:tr>
+        <w:tc>
+          <w:tcPr>
+            <w:tcW w:w="1384" w:type="dxa"/>
+          </w:tcPr>
+          <w:p>
+            <w:pPr>
+              <w:rPr>
+                <w:b/>
+                <w:bCs/>
+              </w:rPr>
+            </w:pPr>
+            <w:r>
+              <w:rPr>
+                <w:b/>
+                <w:bCs/>
+              </w:rPr>
+              <w:t>Mechanics</w:t>
+            </w:r>
+            <w:r>
+              <w:rPr>
+                <w:b/>
+                <w:bCs/>
+              </w:rPr>
+              <w:t>.gd</w:t>
+            </w:r>
+          </w:p>
+        </w:tc>
+        <w:tc>
+          <w:tcPr>
+            <w:tcW w:w="8192" w:type="dxa"/>
+          </w:tcPr>
+          <w:p>
+            <w:r>
+              <w:t>Script that is responsible</w:t>
+            </w:r>
+            <w:r>
+              <w:t xml:space="preserve"> generating a tile map, setting the mines, various debug features</w:t>
+            </w:r>
+          </w:p>
+        </w:tc>
+      </w:tr>
+      <w:tr>
+        <w:tc>
+          <w:tcPr>
+            <w:tcW w:w="1384" w:type="dxa"/>
+          </w:tcPr>
+          <w:p>
+            <w:r>
+              <w:t>_ready()</w:t>
+            </w:r>
+            <w:r>
+              <w:t xml:space="preserve"> </w:t>
+            </w:r>
+          </w:p>
+        </w:tc>
+        <w:tc>
+          <w:tcPr>
+            <w:tcW w:w="8192" w:type="dxa"/>
+          </w:tcPr>
+          <w:p>
+            <w:r>
+              <w:t>Sets</w:t>
+            </w:r>
+            <w:r>
+              <w:t xml:space="preserve"> or resets</w:t>
+            </w:r>
+            <w:r>
+              <w:t xml:space="preserve"> the tile map by generating a finite </w:t>
+            </w:r>
+            <w:r>
+              <w:t xml:space="preserve">integer </w:t>
+            </w:r>
+            <w:r>
+              <w:t xml:space="preserve">of tiles, the </w:t>
+            </w:r>
+            <w:r>
+              <w:t xml:space="preserve">integer </w:t>
+            </w:r>
+            <w:r>
+              <w:t>of rows and columns of which are given by variables from another script</w:t>
+            </w:r>
+          </w:p>
+          <w:p>
+            <w:r>
+              <w:t>Then it runs a function to set the mine</w:t>
+            </w:r>
+            <w:r>
+              <w:t xml:space="preserve"> tiles</w:t>
+            </w:r>
+          </w:p>
+        </w:tc>
+      </w:tr>
+      <w:tr>
+        <w:tc>
+          <w:tcPr>
+            <w:tcW w:w="1384" w:type="dxa"/>
+          </w:tcPr>
+          <w:p>
+            <w:proofErr w:type="spellStart"/>
+            <w:r>
+              <w:t>SetMines</w:t>
+            </w:r>
+            <w:proofErr w:type="spellEnd"/>
+            <w:r>
+              <w:t>()</w:t>
+            </w:r>
+          </w:p>
+        </w:tc>
+        <w:tc>
+          <w:tcPr>
+            <w:tcW w:w="8192" w:type="dxa"/>
+          </w:tcPr>
+          <w:p>
+            <w:r>
+              <w:t xml:space="preserve">Sets </w:t>
+            </w:r>
+            <w:r>
+              <w:t xml:space="preserve">or resets </w:t>
+            </w:r>
+            <w:r>
+              <w:t xml:space="preserve">the mine tiles by randomly generating an integer that acts as a index within the array of nodes which choices one node to be made into a mine tile through the tile’s own method. As a parameter that prevents mines being set on the same tile and continues to set mines until it reaches a </w:t>
+            </w:r>
+            <w:r>
+              <w:t>integer</w:t>
+            </w:r>
+            <w:r>
+              <w:t xml:space="preserve"> that is given by a variable from another script</w:t>
+            </w:r>
+          </w:p>
+        </w:tc>
+      </w:tr>
+      <w:tr>
+        <w:tc>
+          <w:tcPr>
+            <w:tcW w:w="1384" w:type="dxa"/>
+          </w:tcPr>
+          <w:p>
+            <w:r>
+              <w:t>Debug(type)</w:t>
+            </w:r>
+          </w:p>
+        </w:tc>
+        <w:tc>
+          <w:tcPr>
+            <w:tcW w:w="8192" w:type="dxa"/>
+          </w:tcPr>
+          <w:p>
+            <w:r>
+              <w:t xml:space="preserve">Calls a scientific debug </w:t>
+            </w:r>
+            <w:r>
+              <w:t>subroutine when given a parameter that matches one of the debug options</w:t>
+            </w:r>
+            <w:r>
+              <w:t xml:space="preserve">  </w:t>
+            </w:r>
+          </w:p>
+        </w:tc>
+      </w:tr>
+      <w:tr>
+        <w:tc>
+          <w:tcPr>
+            <w:tcW w:w="1384" w:type="dxa"/>
+          </w:tcPr>
+          <w:p>
+            <w:pPr>
+              <w:rPr>
+                <w:b/>
+                <w:bCs/>
+              </w:rPr>
+            </w:pPr>
+            <w:r>
+              <w:rPr>
+                <w:b/>
+                <w:bCs/>
+              </w:rPr>
+              <w:t>Debug.gd</w:t>
+            </w:r>
+          </w:p>
+        </w:tc>
+        <w:tc>
+          <w:tcPr>
+            <w:tcW w:w="8192" w:type="dxa"/>
+          </w:tcPr>
+          <w:p>
+            <w:r>
+              <w:t xml:space="preserve">Script that can toggle on or off a debug option by listening to keywords typed when the key </w:t>
+            </w:r>
+            <w:r>
+              <w:t>l</w:t>
+            </w:r>
+            <w:r>
+              <w:t>istener</w:t>
+            </w:r>
+            <w:r>
+              <w:t xml:space="preserve"> </w:t>
+            </w:r>
+            <w:r>
+              <w:t xml:space="preserve">is toggle on by a debug key </w:t>
+            </w:r>
+          </w:p>
+        </w:tc>
+      </w:tr>
+      <w:tr>
+        <w:tc>
+          <w:tcPr>
+            <w:tcW w:w="1384" w:type="dxa"/>
+          </w:tcPr>
+          <w:p>
+            <w:r>
+              <w:t>_process(delta)</w:t>
+            </w:r>
+          </w:p>
+        </w:tc>
+        <w:tc>
+          <w:tcPr>
+            <w:tcW w:w="8192" w:type="dxa"/>
+          </w:tcPr>
+          <w:p>
+            <w:r>
+              <w:t>Allows the developers to toggle on</w:t>
+            </w:r>
+            <w:r>
+              <w:t xml:space="preserve"> and off the key listener</w:t>
+            </w:r>
+            <w:r>
+              <w:t xml:space="preserve"> </w:t>
+            </w:r>
+            <w:r>
+              <w:t>and allows them to enter keywords to activate a debug feature</w:t>
+            </w:r>
+          </w:p>
+        </w:tc>
+      </w:tr>
+      <w:tr>
+        <w:tc>
+          <w:tcPr>
+            <w:tcW w:w="1384" w:type="dxa"/>
+          </w:tcPr>
+          <w:p>
+            <w:r>
+              <w:t>_input(event)</w:t>
+            </w:r>
+          </w:p>
+        </w:tc>
+        <w:tc>
+          <w:tcPr>
+            <w:tcW w:w="8192" w:type="dxa"/>
+          </w:tcPr>
+          <w:p>
+            <w:r>
+              <w:t>Listen to keyboard inputs and adds to the end of a string for the other subroutine to utilize</w:t>
+            </w:r>
+          </w:p>
+        </w:tc>
+      </w:tr>
+      <w:tr>
+        <w:tc>
+          <w:tcPr>
+            <w:tcW w:w="1384" w:type="dxa"/>
+          </w:tcPr>
+          <w:p>
+            <w:pPr>
+              <w:rPr>
+                <w:b/>
+                <w:bCs/>
+              </w:rPr>
+            </w:pPr>
+            <w:r>
+              <w:rPr>
+                <w:b/>
+                <w:bCs/>
+              </w:rPr>
+              <w:t>GameText.gd</w:t>
+            </w:r>
+          </w:p>
+        </w:tc>
+        <w:tc>
+          <w:tcPr>
+            <w:tcW w:w="8192" w:type="dxa"/>
+          </w:tcPr>
+          <w:p>
+            <w:r>
+              <w:t>Changes the instruction text under the game title</w:t>
+            </w:r>
+          </w:p>
+        </w:tc>
+      </w:tr>
+      <w:tr>
+        <w:tc>
+          <w:tcPr>
+            <w:tcW w:w="1384" w:type="dxa"/>
+          </w:tcPr>
+          <w:p>
+            <w:pPr>
+              <w:rPr>
+                <w:b/>
+                <w:bCs/>
+              </w:rPr>
+            </w:pPr>
+            <w:r>
+              <w:rPr>
+                <w:b/>
+                <w:bCs/>
+              </w:rPr>
+              <w:t>Tile.gd</w:t>
+            </w:r>
+          </w:p>
+        </w:tc>
+        <w:tc>
+          <w:tcPr>
+            <w:tcW w:w="8192" w:type="dxa"/>
+          </w:tcPr>
+          <w:p>
+            <w:r>
+              <w:t>Allows the tiles sprite to be interactable, allowing it to be able to be revealed and properties changed through its methods</w:t>
+            </w:r>
+          </w:p>
+        </w:tc>
+      </w:tr>
+      <w:tr>
+        <w:tc>
+          <w:tcPr>
+            <w:tcW w:w="1384" w:type="dxa"/>
+          </w:tcPr>
+          <w:p>
+            <w:proofErr w:type="spellStart"/>
+            <w:r>
+              <w:t>SetMine</w:t>
+            </w:r>
+            <w:proofErr w:type="spellEnd"/>
+            <w:r>
+              <w:t>()</w:t>
+            </w:r>
+          </w:p>
+        </w:tc>
+        <w:tc>
+          <w:tcPr>
+            <w:tcW w:w="8192" w:type="dxa"/>
+          </w:tcPr>
+          <w:p>
+            <w:r>
+              <w:t>Makes the tile into a mine tile and unhides the mine texture under the covered texture</w:t>
+            </w:r>
+          </w:p>
+        </w:tc>
+      </w:tr>
+      <w:tr>
+        <w:tc>
+          <w:tcPr>
+            <w:tcW w:w="1384" w:type="dxa"/>
+          </w:tcPr>
+          <w:p>
+            <w:r>
+              <w:t>uncover()</w:t>
+            </w:r>
+          </w:p>
+        </w:tc>
+        <w:tc>
+          <w:tcPr>
+            <w:tcW w:w="8192" w:type="dxa"/>
+          </w:tcPr>
+          <w:p>
+            <w:r>
+              <w:t xml:space="preserve">Hides the covered texture and sets the tile to uncovered, it assigns the correct texture for the integer of mines touching the revealed texture and reveals adjacent tiles non-mine touching tiles if the revealed tile is not touching any mines  </w:t>
+            </w:r>
+          </w:p>
+        </w:tc>
+      </w:tr>
+      <w:tr>
+        <w:tc>
+          <w:tcPr>
+            <w:tcW w:w="1384" w:type="dxa"/>
+          </w:tcPr>
+          <w:p>
+            <w:proofErr w:type="spellStart"/>
+            <w:r>
+              <w:t>GetSurroundings</w:t>
+            </w:r>
+            <w:proofErr w:type="spellEnd"/>
+            <w:r>
+              <w:t>()</w:t>
+            </w:r>
+          </w:p>
+        </w:tc>
+        <w:tc>
+          <w:tcPr>
+            <w:tcW w:w="8192" w:type="dxa"/>
+          </w:tcPr>
+          <w:p>
+            <w:r>
+              <w:t xml:space="preserve">Generates an array of adjacent tiles that uncover and utilize to set the correct </w:t>
+            </w:r>
+            <w:r>
+              <w:t xml:space="preserve">integer </w:t>
+            </w:r>
+            <w:r>
+              <w:t xml:space="preserve">texture on the revealed mine and to uncover non-mine touching tiles </w:t>
+            </w:r>
+          </w:p>
+        </w:tc>
+      </w:tr>
+      <w:tr>
+        <w:tc>
+          <w:tcPr>
+            <w:tcW w:w="1384" w:type="dxa"/>
+          </w:tcPr>
+          <w:p>
+            <w:proofErr w:type="spellStart"/>
+            <w:r>
+              <w:t>ToggleFlag</w:t>
+            </w:r>
+            <w:proofErr w:type="spellEnd"/>
+            <w:r>
+              <w:t>()</w:t>
+            </w:r>
+          </w:p>
+        </w:tc>
+        <w:tc>
+          <w:tcPr>
+            <w:tcW w:w="8192" w:type="dxa"/>
+          </w:tcPr>
+          <w:p>
+            <w:r>
+              <w:t xml:space="preserve">Toggles the flag, when the tile is flagged on a tile, it makes the </w:t>
+            </w:r>
+            <w:r>
+              <w:lastRenderedPageBreak/>
+              <w:t>tiles unable to be uncovered by sub-routines or code</w:t>
+            </w:r>
+          </w:p>
+        </w:tc>
+      </w:tr>
+      <w:tr>
+        <w:tc>
+          <w:tcPr>
+            <w:tcW w:w="1384" w:type="dxa"/>
+          </w:tcPr>
+          <w:p>
+            <w:r>
+              <w:lastRenderedPageBreak/>
+              <w:t>_</w:t>
+            </w:r>
+            <w:proofErr w:type="spellStart"/>
+            <w:r>
+              <w:t>on_control_gui_input</w:t>
+            </w:r>
+            <w:proofErr w:type="spellEnd"/>
+            <w:r>
+              <w:t>(event)</w:t>
+            </w:r>
+          </w:p>
+        </w:tc>
+        <w:tc>
+          <w:tcPr>
+            <w:tcW w:w="8192" w:type="dxa"/>
+          </w:tcPr>
+          <w:p>
+            <w:r>
+              <w:t>Allows the player to interact with the tile by either left clicking to reveal or right clicking to flag</w:t>
+            </w:r>
+          </w:p>
+        </w:tc>
+      </w:tr>
+      <w:tr>
+        <w:tc>
+          <w:tcPr>
+            <w:tcW w:w="1384" w:type="dxa"/>
+          </w:tcPr>
+          <w:p>
+            <w:proofErr w:type="spellStart"/>
+            <w:r>
+              <w:t>DebugCovered</w:t>
+            </w:r>
+            <w:proofErr w:type="spellEnd"/>
+            <w:r>
+              <w:t>():</w:t>
+            </w:r>
+          </w:p>
+        </w:tc>
+        <w:tc>
+          <w:tcPr>
+            <w:tcW w:w="8192" w:type="dxa"/>
+          </w:tcPr>
+          <w:p>
+            <w:r>
+              <w:t xml:space="preserve">Hides </w:t>
+            </w:r>
+            <w:r>
+              <w:t xml:space="preserve">and unhides </w:t>
+            </w:r>
+            <w:r>
+              <w:t xml:space="preserve">the cover texture on the </w:t>
+            </w:r>
+            <w:r>
+              <w:t xml:space="preserve">tiles </w:t>
             </w:r>
           </w:p>
         </w:tc>
@@ -7791,94 +8356,94 @@
         </w:numPr>
       </w:pPr>
       <w:r>
+        <w:t xml:space="preserve">Started creating </w:t>
+      </w:r>
+      <w:r>
+        <w:t>logbook</w:t>
+      </w:r>
+    </w:p>
+    <w:p>
+      <w:pPr>
+        <w:pStyle w:val="ListParagraph"/>
+        <w:numPr>
+          <w:ilvl w:val="0"/>
+          <w:numId w:val="22"/>
+        </w:numPr>
+      </w:pPr>
+      <w:r>
+        <w:t>Started creating Gantt chart</w:t>
+      </w:r>
+    </w:p>
+    <w:p>
+      <w:pPr>
+        <w:pStyle w:val="ListParagraph"/>
+        <w:numPr>
+          <w:ilvl w:val="1"/>
+          <w:numId w:val="22"/>
+        </w:numPr>
+      </w:pPr>
+      <w:r>
+        <w:t xml:space="preserve">Gantt chart finished </w:t>
+      </w:r>
+    </w:p>
+    <w:p>
+      <w:pPr>
+        <w:pStyle w:val="ListParagraph"/>
+        <w:numPr>
+          <w:ilvl w:val="0"/>
+          <w:numId w:val="22"/>
+        </w:numPr>
+      </w:pPr>
+      <w:r>
+        <w:t>Gantt Chart Progress check</w:t>
+      </w:r>
+    </w:p>
+    <w:p>
+      <w:pPr>
+        <w:pStyle w:val="ListParagraph"/>
+        <w:numPr>
+          <w:ilvl w:val="1"/>
+          <w:numId w:val="22"/>
+        </w:numPr>
+      </w:pPr>
+      <w:r>
+        <w:t>Design Brief</w:t>
+      </w:r>
+    </w:p>
+    <w:p>
+      <w:pPr>
+        <w:pStyle w:val="ListParagraph"/>
+        <w:numPr>
+          <w:ilvl w:val="2"/>
+          <w:numId w:val="22"/>
+        </w:numPr>
+      </w:pPr>
+      <w:r>
+        <w:t>On Course</w:t>
+      </w:r>
+    </w:p>
+    <w:p>
+      <w:pPr>
+        <w:pStyle w:val="ListParagraph"/>
+        <w:numPr>
+          <w:ilvl w:val="2"/>
+          <w:numId w:val="22"/>
+        </w:numPr>
+      </w:pPr>
+      <w:r>
+        <w:t>Specifications</w:t>
+      </w:r>
+    </w:p>
+    <w:p>
+      <w:pPr>
+        <w:pStyle w:val="ListParagraph"/>
+        <w:numPr>
+          <w:ilvl w:val="2"/>
+          <w:numId w:val="22"/>
+        </w:numPr>
+      </w:pPr>
+      <w:r>
         <w:lastRenderedPageBreak/>
-        <w:t xml:space="preserve">Started creating </w:t>
-      </w:r>
-      <w:r>
-        <w:t>logbook</w:t>
-      </w:r>
-    </w:p>
-    <w:p>
-      <w:pPr>
-        <w:pStyle w:val="ListParagraph"/>
-        <w:numPr>
-          <w:ilvl w:val="0"/>
-          <w:numId w:val="22"/>
-        </w:numPr>
-      </w:pPr>
-      <w:r>
-        <w:t>Started creating Gantt chart</w:t>
-      </w:r>
-    </w:p>
-    <w:p>
-      <w:pPr>
-        <w:pStyle w:val="ListParagraph"/>
-        <w:numPr>
-          <w:ilvl w:val="1"/>
-          <w:numId w:val="22"/>
-        </w:numPr>
-      </w:pPr>
-      <w:r>
-        <w:t xml:space="preserve">Gantt chart finished </w:t>
-      </w:r>
-    </w:p>
-    <w:p>
-      <w:pPr>
-        <w:pStyle w:val="ListParagraph"/>
-        <w:numPr>
-          <w:ilvl w:val="0"/>
-          <w:numId w:val="22"/>
-        </w:numPr>
-      </w:pPr>
-      <w:r>
-        <w:t>Gantt Chart Progress check</w:t>
-      </w:r>
-    </w:p>
-    <w:p>
-      <w:pPr>
-        <w:pStyle w:val="ListParagraph"/>
-        <w:numPr>
-          <w:ilvl w:val="1"/>
-          <w:numId w:val="22"/>
-        </w:numPr>
-      </w:pPr>
-      <w:r>
-        <w:t>Design Brief</w:t>
-      </w:r>
-    </w:p>
-    <w:p>
-      <w:pPr>
-        <w:pStyle w:val="ListParagraph"/>
-        <w:numPr>
-          <w:ilvl w:val="2"/>
-          <w:numId w:val="22"/>
-        </w:numPr>
-      </w:pPr>
-      <w:r>
-        <w:t>On Course</w:t>
-      </w:r>
-    </w:p>
-    <w:p>
-      <w:pPr>
-        <w:pStyle w:val="ListParagraph"/>
-        <w:numPr>
-          <w:ilvl w:val="2"/>
-          <w:numId w:val="22"/>
-        </w:numPr>
-      </w:pPr>
-      <w:r>
-        <w:t>Specifications</w:t>
-      </w:r>
-    </w:p>
-    <w:p>
-      <w:pPr>
-        <w:pStyle w:val="ListParagraph"/>
-        <w:numPr>
-          <w:ilvl w:val="2"/>
-          <w:numId w:val="22"/>
-        </w:numPr>
-      </w:pPr>
-      <w:r>
         <w:t>On Course</w:t>
       </w:r>
     </w:p>
@@ -8315,7 +8880,6 @@
         </w:numPr>
       </w:pPr>
       <w:r>
-        <w:lastRenderedPageBreak/>
         <w:t>Specifications</w:t>
       </w:r>
     </w:p>
@@ -8403,6 +8967,7 @@
       <w:bookmarkStart w:id="44" w:name="_Toc169689638"/>
       <w:bookmarkEnd w:id="43"/>
       <w:r>
+        <w:lastRenderedPageBreak/>
         <w:t>19th of May</w:t>
       </w:r>
       <w:bookmarkEnd w:id="44"/>
@@ -8846,103 +9411,103 @@
         </w:numPr>
       </w:pPr>
       <w:r>
+        <w:t>Researched points of limitation with ChatGPT</w:t>
+      </w:r>
+    </w:p>
+    <w:p>
+      <w:pPr>
+        <w:pStyle w:val="ListParagraph"/>
+        <w:numPr>
+          <w:ilvl w:val="0"/>
+          <w:numId w:val="22"/>
+        </w:numPr>
+      </w:pPr>
+      <w:r>
+        <w:t>Gantt Chart Progress check</w:t>
+      </w:r>
+    </w:p>
+    <w:p>
+      <w:pPr>
+        <w:pStyle w:val="ListParagraph"/>
+        <w:numPr>
+          <w:ilvl w:val="1"/>
+          <w:numId w:val="22"/>
+        </w:numPr>
+      </w:pPr>
+      <w:r>
+        <w:t>Specifications</w:t>
+      </w:r>
+    </w:p>
+    <w:p>
+      <w:pPr>
+        <w:pStyle w:val="ListParagraph"/>
+        <w:numPr>
+          <w:ilvl w:val="2"/>
+          <w:numId w:val="22"/>
+        </w:numPr>
+      </w:pPr>
+      <w:r>
+        <w:t>On Course</w:t>
+      </w:r>
+    </w:p>
+    <w:p>
+      <w:pPr>
+        <w:pStyle w:val="ListParagraph"/>
+        <w:numPr>
+          <w:ilvl w:val="1"/>
+          <w:numId w:val="22"/>
+        </w:numPr>
+      </w:pPr>
+      <w:r>
+        <w:t>Algorithm</w:t>
+      </w:r>
+    </w:p>
+    <w:p>
+      <w:pPr>
+        <w:pStyle w:val="ListParagraph"/>
+        <w:numPr>
+          <w:ilvl w:val="2"/>
+          <w:numId w:val="22"/>
+        </w:numPr>
+      </w:pPr>
+      <w:r>
+        <w:t>Not started</w:t>
+      </w:r>
+    </w:p>
+    <w:p>
+      <w:pPr>
+        <w:pStyle w:val="ListParagraph"/>
+        <w:numPr>
+          <w:ilvl w:val="1"/>
+          <w:numId w:val="22"/>
+        </w:numPr>
+      </w:pPr>
+      <w:r>
+        <w:t>Charts</w:t>
+      </w:r>
+    </w:p>
+    <w:p>
+      <w:pPr>
+        <w:pStyle w:val="ListParagraph"/>
+        <w:numPr>
+          <w:ilvl w:val="2"/>
+          <w:numId w:val="22"/>
+        </w:numPr>
+      </w:pPr>
+      <w:r>
+        <w:t>On course</w:t>
+      </w:r>
+    </w:p>
+    <w:p>
+      <w:pPr>
+        <w:pStyle w:val="ListParagraph"/>
+        <w:numPr>
+          <w:ilvl w:val="1"/>
+          <w:numId w:val="22"/>
+        </w:numPr>
+      </w:pPr>
+      <w:r>
         <w:lastRenderedPageBreak/>
-        <w:t>Researched points of limitation with ChatGPT</w:t>
-      </w:r>
-    </w:p>
-    <w:p>
-      <w:pPr>
-        <w:pStyle w:val="ListParagraph"/>
-        <w:numPr>
-          <w:ilvl w:val="0"/>
-          <w:numId w:val="22"/>
-        </w:numPr>
-      </w:pPr>
-      <w:r>
-        <w:t>Gantt Chart Progress check</w:t>
-      </w:r>
-    </w:p>
-    <w:p>
-      <w:pPr>
-        <w:pStyle w:val="ListParagraph"/>
-        <w:numPr>
-          <w:ilvl w:val="1"/>
-          <w:numId w:val="22"/>
-        </w:numPr>
-      </w:pPr>
-      <w:r>
-        <w:t>Specifications</w:t>
-      </w:r>
-    </w:p>
-    <w:p>
-      <w:pPr>
-        <w:pStyle w:val="ListParagraph"/>
-        <w:numPr>
-          <w:ilvl w:val="2"/>
-          <w:numId w:val="22"/>
-        </w:numPr>
-      </w:pPr>
-      <w:r>
-        <w:t>On Course</w:t>
-      </w:r>
-    </w:p>
-    <w:p>
-      <w:pPr>
-        <w:pStyle w:val="ListParagraph"/>
-        <w:numPr>
-          <w:ilvl w:val="1"/>
-          <w:numId w:val="22"/>
-        </w:numPr>
-      </w:pPr>
-      <w:r>
-        <w:t>Algorithm</w:t>
-      </w:r>
-    </w:p>
-    <w:p>
-      <w:pPr>
-        <w:pStyle w:val="ListParagraph"/>
-        <w:numPr>
-          <w:ilvl w:val="2"/>
-          <w:numId w:val="22"/>
-        </w:numPr>
-      </w:pPr>
-      <w:r>
-        <w:t>Not started</w:t>
-      </w:r>
-    </w:p>
-    <w:p>
-      <w:pPr>
-        <w:pStyle w:val="ListParagraph"/>
-        <w:numPr>
-          <w:ilvl w:val="1"/>
-          <w:numId w:val="22"/>
-        </w:numPr>
-      </w:pPr>
-      <w:r>
-        <w:t>Charts</w:t>
-      </w:r>
-    </w:p>
-    <w:p>
-      <w:pPr>
-        <w:pStyle w:val="ListParagraph"/>
-        <w:numPr>
-          <w:ilvl w:val="2"/>
-          <w:numId w:val="22"/>
-        </w:numPr>
-      </w:pPr>
-      <w:r>
-        <w:t>On course</w:t>
-      </w:r>
-    </w:p>
-    <w:p>
-      <w:pPr>
-        <w:pStyle w:val="ListParagraph"/>
-        <w:numPr>
-          <w:ilvl w:val="1"/>
-          <w:numId w:val="22"/>
-        </w:numPr>
-      </w:pPr>
-      <w:r>
         <w:t>Documentation</w:t>
       </w:r>
     </w:p>
@@ -9371,7 +9936,6 @@
         <w:rPr>
           <w:lang w:val="en-US"/>
         </w:rPr>
-        <w:lastRenderedPageBreak/>
         <w:t>Added additional information about the source code being converting into object code</w:t>
       </w:r>
     </w:p>
@@ -9483,6 +10047,7 @@
         <w:rPr>
           <w:lang w:val="en-US"/>
         </w:rPr>
+        <w:lastRenderedPageBreak/>
         <w:t>Clear documentation like PyGame</w:t>
       </w:r>
     </w:p>
@@ -9878,115 +10443,115 @@
         </w:numPr>
       </w:pPr>
       <w:r>
+        <w:t>Data flow</w:t>
+      </w:r>
+    </w:p>
+    <w:p>
+      <w:pPr>
+        <w:pStyle w:val="ListParagraph"/>
+        <w:numPr>
+          <w:ilvl w:val="2"/>
+          <w:numId w:val="22"/>
+        </w:numPr>
+      </w:pPr>
+      <w:r>
+        <w:t>Reduced process</w:t>
+      </w:r>
+    </w:p>
+    <w:p>
+      <w:pPr>
+        <w:pStyle w:val="ListParagraph"/>
+        <w:numPr>
+          <w:ilvl w:val="2"/>
+          <w:numId w:val="22"/>
+        </w:numPr>
+      </w:pPr>
+      <w:r>
+        <w:t>Removed data arrows</w:t>
+      </w:r>
+    </w:p>
+    <w:p>
+      <w:pPr>
+        <w:pStyle w:val="ListParagraph"/>
+        <w:numPr>
+          <w:ilvl w:val="1"/>
+          <w:numId w:val="22"/>
+        </w:numPr>
+      </w:pPr>
+      <w:r>
+        <w:t>IPO table</w:t>
+      </w:r>
+    </w:p>
+    <w:p>
+      <w:pPr>
+        <w:pStyle w:val="ListParagraph"/>
+        <w:numPr>
+          <w:ilvl w:val="2"/>
+          <w:numId w:val="22"/>
+        </w:numPr>
+      </w:pPr>
+      <w:r>
+        <w:t>Fixed spelling</w:t>
+      </w:r>
+    </w:p>
+    <w:p>
+      <w:pPr>
+        <w:pStyle w:val="ListParagraph"/>
+        <w:numPr>
+          <w:ilvl w:val="0"/>
+          <w:numId w:val="22"/>
+        </w:numPr>
+      </w:pPr>
+      <w:r>
+        <w:t>Began drafting system diagram</w:t>
+      </w:r>
+    </w:p>
+    <w:p>
+      <w:pPr>
+        <w:pStyle w:val="ListParagraph"/>
+        <w:numPr>
+          <w:ilvl w:val="0"/>
+          <w:numId w:val="22"/>
+        </w:numPr>
+      </w:pPr>
+      <w:r>
+        <w:t>Gantt Chart Progress check</w:t>
+      </w:r>
+    </w:p>
+    <w:p>
+      <w:pPr>
+        <w:pStyle w:val="ListParagraph"/>
+        <w:numPr>
+          <w:ilvl w:val="1"/>
+          <w:numId w:val="22"/>
+        </w:numPr>
+      </w:pPr>
+      <w:r>
+        <w:t>Algorithm</w:t>
+      </w:r>
+    </w:p>
+    <w:p>
+      <w:pPr>
+        <w:pStyle w:val="ListParagraph"/>
+        <w:numPr>
+          <w:ilvl w:val="2"/>
+          <w:numId w:val="22"/>
+        </w:numPr>
+      </w:pPr>
+      <w:r>
+        <w:t xml:space="preserve">Behind on schedule </w:t>
+      </w:r>
+    </w:p>
+    <w:p>
+      <w:pPr>
+        <w:pStyle w:val="ListParagraph"/>
+        <w:numPr>
+          <w:ilvl w:val="1"/>
+          <w:numId w:val="22"/>
+        </w:numPr>
+      </w:pPr>
+      <w:r>
         <w:lastRenderedPageBreak/>
-        <w:t>Data flow</w:t>
-      </w:r>
-    </w:p>
-    <w:p>
-      <w:pPr>
-        <w:pStyle w:val="ListParagraph"/>
-        <w:numPr>
-          <w:ilvl w:val="2"/>
-          <w:numId w:val="22"/>
-        </w:numPr>
-      </w:pPr>
-      <w:r>
-        <w:t>Reduced process</w:t>
-      </w:r>
-    </w:p>
-    <w:p>
-      <w:pPr>
-        <w:pStyle w:val="ListParagraph"/>
-        <w:numPr>
-          <w:ilvl w:val="2"/>
-          <w:numId w:val="22"/>
-        </w:numPr>
-      </w:pPr>
-      <w:r>
-        <w:t>Removed data arrows</w:t>
-      </w:r>
-    </w:p>
-    <w:p>
-      <w:pPr>
-        <w:pStyle w:val="ListParagraph"/>
-        <w:numPr>
-          <w:ilvl w:val="1"/>
-          <w:numId w:val="22"/>
-        </w:numPr>
-      </w:pPr>
-      <w:r>
-        <w:t>IPO table</w:t>
-      </w:r>
-    </w:p>
-    <w:p>
-      <w:pPr>
-        <w:pStyle w:val="ListParagraph"/>
-        <w:numPr>
-          <w:ilvl w:val="2"/>
-          <w:numId w:val="22"/>
-        </w:numPr>
-      </w:pPr>
-      <w:r>
-        <w:t>Fixed spelling</w:t>
-      </w:r>
-    </w:p>
-    <w:p>
-      <w:pPr>
-        <w:pStyle w:val="ListParagraph"/>
-        <w:numPr>
-          <w:ilvl w:val="0"/>
-          <w:numId w:val="22"/>
-        </w:numPr>
-      </w:pPr>
-      <w:r>
-        <w:t>Began drafting system diagram</w:t>
-      </w:r>
-    </w:p>
-    <w:p>
-      <w:pPr>
-        <w:pStyle w:val="ListParagraph"/>
-        <w:numPr>
-          <w:ilvl w:val="0"/>
-          <w:numId w:val="22"/>
-        </w:numPr>
-      </w:pPr>
-      <w:r>
-        <w:t>Gantt Chart Progress check</w:t>
-      </w:r>
-    </w:p>
-    <w:p>
-      <w:pPr>
-        <w:pStyle w:val="ListParagraph"/>
-        <w:numPr>
-          <w:ilvl w:val="1"/>
-          <w:numId w:val="22"/>
-        </w:numPr>
-      </w:pPr>
-      <w:r>
-        <w:t>Algorithm</w:t>
-      </w:r>
-    </w:p>
-    <w:p>
-      <w:pPr>
-        <w:pStyle w:val="ListParagraph"/>
-        <w:numPr>
-          <w:ilvl w:val="2"/>
-          <w:numId w:val="22"/>
-        </w:numPr>
-      </w:pPr>
-      <w:r>
-        <w:t xml:space="preserve">Behind on schedule </w:t>
-      </w:r>
-    </w:p>
-    <w:p>
-      <w:pPr>
-        <w:pStyle w:val="ListParagraph"/>
-        <w:numPr>
-          <w:ilvl w:val="1"/>
-          <w:numId w:val="22"/>
-        </w:numPr>
-      </w:pPr>
-      <w:r>
         <w:t>Charts</w:t>
       </w:r>
     </w:p>
@@ -10387,115 +10952,115 @@
         </w:numPr>
       </w:pPr>
       <w:r>
+        <w:t>Added data arrows</w:t>
+      </w:r>
+    </w:p>
+    <w:p>
+      <w:pPr>
+        <w:pStyle w:val="ListParagraph"/>
+        <w:numPr>
+          <w:ilvl w:val="0"/>
+          <w:numId w:val="22"/>
+        </w:numPr>
+      </w:pPr>
+      <w:r>
+        <w:t>Continue drafting system flowchart</w:t>
+      </w:r>
+    </w:p>
+    <w:p>
+      <w:pPr>
+        <w:pStyle w:val="ListParagraph"/>
+        <w:numPr>
+          <w:ilvl w:val="1"/>
+          <w:numId w:val="22"/>
+        </w:numPr>
+      </w:pPr>
+      <w:r>
+        <w:t>Added symbols</w:t>
+      </w:r>
+    </w:p>
+    <w:p>
+      <w:pPr>
+        <w:pStyle w:val="ListParagraph"/>
+        <w:numPr>
+          <w:ilvl w:val="1"/>
+          <w:numId w:val="22"/>
+        </w:numPr>
+      </w:pPr>
+      <w:r>
+        <w:t>Added flow lines</w:t>
+      </w:r>
+    </w:p>
+    <w:p>
+      <w:pPr>
+        <w:pStyle w:val="ListParagraph"/>
+        <w:numPr>
+          <w:ilvl w:val="0"/>
+          <w:numId w:val="22"/>
+        </w:numPr>
+      </w:pPr>
+      <w:r>
+        <w:t>Gantt Chart Progress check</w:t>
+      </w:r>
+    </w:p>
+    <w:p>
+      <w:pPr>
+        <w:pStyle w:val="ListParagraph"/>
+        <w:numPr>
+          <w:ilvl w:val="1"/>
+          <w:numId w:val="22"/>
+        </w:numPr>
+      </w:pPr>
+      <w:r>
+        <w:t>Algorithm</w:t>
+      </w:r>
+    </w:p>
+    <w:p>
+      <w:pPr>
+        <w:pStyle w:val="ListParagraph"/>
+        <w:numPr>
+          <w:ilvl w:val="2"/>
+          <w:numId w:val="22"/>
+        </w:numPr>
+      </w:pPr>
+      <w:r>
+        <w:t xml:space="preserve">Behind on schedule </w:t>
+      </w:r>
+    </w:p>
+    <w:p>
+      <w:pPr>
+        <w:pStyle w:val="ListParagraph"/>
+        <w:numPr>
+          <w:ilvl w:val="1"/>
+          <w:numId w:val="22"/>
+        </w:numPr>
+      </w:pPr>
+      <w:r>
+        <w:t>Charts</w:t>
+      </w:r>
+    </w:p>
+    <w:p>
+      <w:pPr>
+        <w:pStyle w:val="ListParagraph"/>
+        <w:numPr>
+          <w:ilvl w:val="2"/>
+          <w:numId w:val="22"/>
+        </w:numPr>
+      </w:pPr>
+      <w:r>
+        <w:t>On course</w:t>
+      </w:r>
+    </w:p>
+    <w:p>
+      <w:pPr>
+        <w:pStyle w:val="ListParagraph"/>
+        <w:numPr>
+          <w:ilvl w:val="1"/>
+          <w:numId w:val="22"/>
+        </w:numPr>
+      </w:pPr>
+      <w:r>
         <w:lastRenderedPageBreak/>
-        <w:t>Added data arrows</w:t>
-      </w:r>
-    </w:p>
-    <w:p>
-      <w:pPr>
-        <w:pStyle w:val="ListParagraph"/>
-        <w:numPr>
-          <w:ilvl w:val="0"/>
-          <w:numId w:val="22"/>
-        </w:numPr>
-      </w:pPr>
-      <w:r>
-        <w:t>Continue drafting system flowchart</w:t>
-      </w:r>
-    </w:p>
-    <w:p>
-      <w:pPr>
-        <w:pStyle w:val="ListParagraph"/>
-        <w:numPr>
-          <w:ilvl w:val="1"/>
-          <w:numId w:val="22"/>
-        </w:numPr>
-      </w:pPr>
-      <w:r>
-        <w:t>Added symbols</w:t>
-      </w:r>
-    </w:p>
-    <w:p>
-      <w:pPr>
-        <w:pStyle w:val="ListParagraph"/>
-        <w:numPr>
-          <w:ilvl w:val="1"/>
-          <w:numId w:val="22"/>
-        </w:numPr>
-      </w:pPr>
-      <w:r>
-        <w:t>Added flow lines</w:t>
-      </w:r>
-    </w:p>
-    <w:p>
-      <w:pPr>
-        <w:pStyle w:val="ListParagraph"/>
-        <w:numPr>
-          <w:ilvl w:val="0"/>
-          <w:numId w:val="22"/>
-        </w:numPr>
-      </w:pPr>
-      <w:r>
-        <w:t>Gantt Chart Progress check</w:t>
-      </w:r>
-    </w:p>
-    <w:p>
-      <w:pPr>
-        <w:pStyle w:val="ListParagraph"/>
-        <w:numPr>
-          <w:ilvl w:val="1"/>
-          <w:numId w:val="22"/>
-        </w:numPr>
-      </w:pPr>
-      <w:r>
-        <w:t>Algorithm</w:t>
-      </w:r>
-    </w:p>
-    <w:p>
-      <w:pPr>
-        <w:pStyle w:val="ListParagraph"/>
-        <w:numPr>
-          <w:ilvl w:val="2"/>
-          <w:numId w:val="22"/>
-        </w:numPr>
-      </w:pPr>
-      <w:r>
-        <w:t xml:space="preserve">Behind on schedule </w:t>
-      </w:r>
-    </w:p>
-    <w:p>
-      <w:pPr>
-        <w:pStyle w:val="ListParagraph"/>
-        <w:numPr>
-          <w:ilvl w:val="1"/>
-          <w:numId w:val="22"/>
-        </w:numPr>
-      </w:pPr>
-      <w:r>
-        <w:t>Charts</w:t>
-      </w:r>
-    </w:p>
-    <w:p>
-      <w:pPr>
-        <w:pStyle w:val="ListParagraph"/>
-        <w:numPr>
-          <w:ilvl w:val="2"/>
-          <w:numId w:val="22"/>
-        </w:numPr>
-      </w:pPr>
-      <w:r>
-        <w:t>On course</w:t>
-      </w:r>
-    </w:p>
-    <w:p>
-      <w:pPr>
-        <w:pStyle w:val="ListParagraph"/>
-        <w:numPr>
-          <w:ilvl w:val="1"/>
-          <w:numId w:val="22"/>
-        </w:numPr>
-      </w:pPr>
-      <w:r>
         <w:t>Documentation</w:t>
       </w:r>
     </w:p>
@@ -10876,127 +11441,127 @@
         </w:numPr>
       </w:pPr>
       <w:r>
+        <w:t xml:space="preserve">Decide to do it after the code is </w:t>
+      </w:r>
+      <w:r>
+        <w:t>finished</w:t>
+      </w:r>
+    </w:p>
+    <w:p>
+      <w:pPr>
+        <w:pStyle w:val="ListParagraph"/>
+        <w:numPr>
+          <w:ilvl w:val="0"/>
+          <w:numId w:val="22"/>
+        </w:numPr>
+      </w:pPr>
+      <w:r>
+        <w:t>Setting up environment</w:t>
+      </w:r>
+    </w:p>
+    <w:p>
+      <w:pPr>
+        <w:pStyle w:val="ListParagraph"/>
+        <w:numPr>
+          <w:ilvl w:val="1"/>
+          <w:numId w:val="22"/>
+        </w:numPr>
+      </w:pPr>
+      <w:r>
+        <w:t>Set up Godot environment file</w:t>
+      </w:r>
+    </w:p>
+    <w:p>
+      <w:pPr>
+        <w:pStyle w:val="ListParagraph"/>
+        <w:numPr>
+          <w:ilvl w:val="0"/>
+          <w:numId w:val="22"/>
+        </w:numPr>
+      </w:pPr>
+      <w:r>
+        <w:t xml:space="preserve">Found existing minesweeper game made within </w:t>
+      </w:r>
+      <w:r>
+        <w:t>Godot</w:t>
+      </w:r>
+    </w:p>
+    <w:p>
+      <w:pPr>
+        <w:pStyle w:val="ListParagraph"/>
+        <w:numPr>
+          <w:ilvl w:val="1"/>
+          <w:numId w:val="22"/>
+        </w:numPr>
+      </w:pPr>
+      <w:r>
+        <w:t xml:space="preserve">“Minesweeper </w:t>
+      </w:r>
+      <w:r>
+        <w:t>Godot</w:t>
+      </w:r>
+      <w:r>
+        <w:t>”</w:t>
+      </w:r>
+    </w:p>
+    <w:p>
+      <w:pPr>
+        <w:pStyle w:val="ListParagraph"/>
+        <w:numPr>
+          <w:ilvl w:val="0"/>
+          <w:numId w:val="22"/>
+        </w:numPr>
+      </w:pPr>
+      <w:r>
+        <w:t>Gantt Chart Progress check</w:t>
+      </w:r>
+    </w:p>
+    <w:p>
+      <w:pPr>
+        <w:pStyle w:val="ListParagraph"/>
+        <w:numPr>
+          <w:ilvl w:val="1"/>
+          <w:numId w:val="22"/>
+        </w:numPr>
+      </w:pPr>
+      <w:r>
+        <w:t>Algorithm</w:t>
+      </w:r>
+    </w:p>
+    <w:p>
+      <w:pPr>
+        <w:pStyle w:val="ListParagraph"/>
+        <w:numPr>
+          <w:ilvl w:val="2"/>
+          <w:numId w:val="22"/>
+        </w:numPr>
+      </w:pPr>
+      <w:r>
+        <w:t xml:space="preserve">Behind on schedule </w:t>
+      </w:r>
+    </w:p>
+    <w:p>
+      <w:pPr>
+        <w:pStyle w:val="ListParagraph"/>
+        <w:numPr>
+          <w:ilvl w:val="1"/>
+          <w:numId w:val="22"/>
+        </w:numPr>
+      </w:pPr>
+      <w:r>
+        <w:t>Charts</w:t>
+      </w:r>
+    </w:p>
+    <w:p>
+      <w:pPr>
+        <w:pStyle w:val="ListParagraph"/>
+        <w:numPr>
+          <w:ilvl w:val="2"/>
+          <w:numId w:val="22"/>
+        </w:numPr>
+      </w:pPr>
+      <w:r>
         <w:lastRenderedPageBreak/>
-        <w:t xml:space="preserve">Decide to do it after the code is </w:t>
-      </w:r>
-      <w:r>
-        <w:t>finished</w:t>
-      </w:r>
-    </w:p>
-    <w:p>
-      <w:pPr>
-        <w:pStyle w:val="ListParagraph"/>
-        <w:numPr>
-          <w:ilvl w:val="0"/>
-          <w:numId w:val="22"/>
-        </w:numPr>
-      </w:pPr>
-      <w:r>
-        <w:t>Setting up environment</w:t>
-      </w:r>
-    </w:p>
-    <w:p>
-      <w:pPr>
-        <w:pStyle w:val="ListParagraph"/>
-        <w:numPr>
-          <w:ilvl w:val="1"/>
-          <w:numId w:val="22"/>
-        </w:numPr>
-      </w:pPr>
-      <w:r>
-        <w:t>Set up Godot environment file</w:t>
-      </w:r>
-    </w:p>
-    <w:p>
-      <w:pPr>
-        <w:pStyle w:val="ListParagraph"/>
-        <w:numPr>
-          <w:ilvl w:val="0"/>
-          <w:numId w:val="22"/>
-        </w:numPr>
-      </w:pPr>
-      <w:r>
-        <w:t xml:space="preserve">Found existing minesweeper game made within </w:t>
-      </w:r>
-      <w:r>
-        <w:t>Godot</w:t>
-      </w:r>
-    </w:p>
-    <w:p>
-      <w:pPr>
-        <w:pStyle w:val="ListParagraph"/>
-        <w:numPr>
-          <w:ilvl w:val="1"/>
-          <w:numId w:val="22"/>
-        </w:numPr>
-      </w:pPr>
-      <w:r>
-        <w:t xml:space="preserve">“Minesweeper </w:t>
-      </w:r>
-      <w:r>
-        <w:t>Godot</w:t>
-      </w:r>
-      <w:r>
-        <w:t>”</w:t>
-      </w:r>
-    </w:p>
-    <w:p>
-      <w:pPr>
-        <w:pStyle w:val="ListParagraph"/>
-        <w:numPr>
-          <w:ilvl w:val="0"/>
-          <w:numId w:val="22"/>
-        </w:numPr>
-      </w:pPr>
-      <w:r>
-        <w:t>Gantt Chart Progress check</w:t>
-      </w:r>
-    </w:p>
-    <w:p>
-      <w:pPr>
-        <w:pStyle w:val="ListParagraph"/>
-        <w:numPr>
-          <w:ilvl w:val="1"/>
-          <w:numId w:val="22"/>
-        </w:numPr>
-      </w:pPr>
-      <w:r>
-        <w:t>Algorithm</w:t>
-      </w:r>
-    </w:p>
-    <w:p>
-      <w:pPr>
-        <w:pStyle w:val="ListParagraph"/>
-        <w:numPr>
-          <w:ilvl w:val="2"/>
-          <w:numId w:val="22"/>
-        </w:numPr>
-      </w:pPr>
-      <w:r>
-        <w:t xml:space="preserve">Behind on schedule </w:t>
-      </w:r>
-    </w:p>
-    <w:p>
-      <w:pPr>
-        <w:pStyle w:val="ListParagraph"/>
-        <w:numPr>
-          <w:ilvl w:val="1"/>
-          <w:numId w:val="22"/>
-        </w:numPr>
-      </w:pPr>
-      <w:r>
-        <w:t>Charts</w:t>
-      </w:r>
-    </w:p>
-    <w:p>
-      <w:pPr>
-        <w:pStyle w:val="ListParagraph"/>
-        <w:numPr>
-          <w:ilvl w:val="2"/>
-          <w:numId w:val="22"/>
-        </w:numPr>
-      </w:pPr>
-      <w:r>
         <w:t>Completed</w:t>
       </w:r>
     </w:p>
@@ -11407,7 +11972,6 @@
         </w:numPr>
       </w:pPr>
       <w:r>
-        <w:lastRenderedPageBreak/>
         <w:t>On Course</w:t>
       </w:r>
     </w:p>
@@ -11526,6 +12090,7 @@
         </w:numPr>
       </w:pPr>
       <w:r>
+        <w:lastRenderedPageBreak/>
         <w:t>Gantt Chart Progress check</w:t>
       </w:r>
     </w:p>
@@ -11921,7 +12486,6 @@
         </w:numPr>
       </w:pPr>
       <w:r>
-        <w:lastRenderedPageBreak/>
         <w:t xml:space="preserve">Replace flask with </w:t>
       </w:r>
       <w:r>
@@ -12039,6 +12603,7 @@
         </w:numPr>
       </w:pPr>
       <w:r>
+        <w:lastRenderedPageBreak/>
         <w:t>Documentation</w:t>
       </w:r>
     </w:p>
@@ -12464,7 +13029,6 @@
         </w:numPr>
       </w:pPr>
       <w:r>
-        <w:lastRenderedPageBreak/>
         <w:t>Coding</w:t>
       </w:r>
     </w:p>
@@ -12575,6 +13139,7 @@
         </w:numPr>
       </w:pPr>
       <w:r>
+        <w:lastRenderedPageBreak/>
         <w:t>Building a small tutorial game; learnt new stuff</w:t>
       </w:r>
     </w:p>
@@ -12987,7 +13552,6 @@
         <w:rPr>
           <w:lang w:val="en-US"/>
         </w:rPr>
-        <w:lastRenderedPageBreak/>
         <w:t>% x.size()</w:t>
       </w:r>
     </w:p>
@@ -13102,6 +13666,7 @@
         </w:numPr>
       </w:pPr>
       <w:r>
+        <w:lastRenderedPageBreak/>
         <w:t>On Course</w:t>
       </w:r>
     </w:p>
@@ -13543,115 +14108,115 @@
         </w:numPr>
       </w:pPr>
       <w:r>
+        <w:t>Started design HUD</w:t>
+      </w:r>
+    </w:p>
+    <w:p>
+      <w:pPr>
+        <w:pStyle w:val="ListParagraph"/>
+        <w:numPr>
+          <w:ilvl w:val="2"/>
+          <w:numId w:val="22"/>
+        </w:numPr>
+      </w:pPr>
+      <w:r>
+        <w:t>Made quit and start buttons</w:t>
+      </w:r>
+    </w:p>
+    <w:p>
+      <w:pPr>
+        <w:pStyle w:val="ListParagraph"/>
+        <w:numPr>
+          <w:ilvl w:val="3"/>
+          <w:numId w:val="22"/>
+        </w:numPr>
+      </w:pPr>
+      <w:r>
+        <w:t xml:space="preserve">Made quit button functional </w:t>
+      </w:r>
+    </w:p>
+    <w:p>
+      <w:pPr>
+        <w:pStyle w:val="ListParagraph"/>
+        <w:numPr>
+          <w:ilvl w:val="2"/>
+          <w:numId w:val="22"/>
+        </w:numPr>
+      </w:pPr>
+      <w:r>
+        <w:t>Added title of game</w:t>
+      </w:r>
+    </w:p>
+    <w:p>
+      <w:pPr>
+        <w:pStyle w:val="ListParagraph"/>
+        <w:numPr>
+          <w:ilvl w:val="0"/>
+          <w:numId w:val="22"/>
+        </w:numPr>
+      </w:pPr>
+      <w:r>
+        <w:t>Begin working on Algorithm</w:t>
+      </w:r>
+    </w:p>
+    <w:p>
+      <w:pPr>
+        <w:pStyle w:val="ListParagraph"/>
+        <w:numPr>
+          <w:ilvl w:val="0"/>
+          <w:numId w:val="22"/>
+        </w:numPr>
+      </w:pPr>
+      <w:r>
+        <w:t>Gantt Chart Progress check</w:t>
+      </w:r>
+    </w:p>
+    <w:p>
+      <w:pPr>
+        <w:pStyle w:val="ListParagraph"/>
+        <w:numPr>
+          <w:ilvl w:val="1"/>
+          <w:numId w:val="22"/>
+        </w:numPr>
+      </w:pPr>
+      <w:r>
+        <w:t>Algorithm</w:t>
+      </w:r>
+    </w:p>
+    <w:p>
+      <w:pPr>
+        <w:pStyle w:val="ListParagraph"/>
+        <w:numPr>
+          <w:ilvl w:val="2"/>
+          <w:numId w:val="22"/>
+        </w:numPr>
+      </w:pPr>
+      <w:r>
+        <w:t>On course</w:t>
+      </w:r>
+    </w:p>
+    <w:p>
+      <w:pPr>
+        <w:pStyle w:val="ListParagraph"/>
+        <w:numPr>
+          <w:ilvl w:val="1"/>
+          <w:numId w:val="22"/>
+        </w:numPr>
+      </w:pPr>
+      <w:r>
+        <w:t>Documentation</w:t>
+      </w:r>
+    </w:p>
+    <w:p>
+      <w:pPr>
+        <w:pStyle w:val="ListParagraph"/>
+        <w:numPr>
+          <w:ilvl w:val="2"/>
+          <w:numId w:val="22"/>
+        </w:numPr>
+      </w:pPr>
+      <w:r>
         <w:lastRenderedPageBreak/>
-        <w:t>Started design HUD</w:t>
-      </w:r>
-    </w:p>
-    <w:p>
-      <w:pPr>
-        <w:pStyle w:val="ListParagraph"/>
-        <w:numPr>
-          <w:ilvl w:val="2"/>
-          <w:numId w:val="22"/>
-        </w:numPr>
-      </w:pPr>
-      <w:r>
-        <w:t>Made quit and start buttons</w:t>
-      </w:r>
-    </w:p>
-    <w:p>
-      <w:pPr>
-        <w:pStyle w:val="ListParagraph"/>
-        <w:numPr>
-          <w:ilvl w:val="3"/>
-          <w:numId w:val="22"/>
-        </w:numPr>
-      </w:pPr>
-      <w:r>
-        <w:t xml:space="preserve">Made quit button functional </w:t>
-      </w:r>
-    </w:p>
-    <w:p>
-      <w:pPr>
-        <w:pStyle w:val="ListParagraph"/>
-        <w:numPr>
-          <w:ilvl w:val="2"/>
-          <w:numId w:val="22"/>
-        </w:numPr>
-      </w:pPr>
-      <w:r>
-        <w:t>Added title of game</w:t>
-      </w:r>
-    </w:p>
-    <w:p>
-      <w:pPr>
-        <w:pStyle w:val="ListParagraph"/>
-        <w:numPr>
-          <w:ilvl w:val="0"/>
-          <w:numId w:val="22"/>
-        </w:numPr>
-      </w:pPr>
-      <w:r>
-        <w:t>Begin working on Algorithm</w:t>
-      </w:r>
-    </w:p>
-    <w:p>
-      <w:pPr>
-        <w:pStyle w:val="ListParagraph"/>
-        <w:numPr>
-          <w:ilvl w:val="0"/>
-          <w:numId w:val="22"/>
-        </w:numPr>
-      </w:pPr>
-      <w:r>
-        <w:t>Gantt Chart Progress check</w:t>
-      </w:r>
-    </w:p>
-    <w:p>
-      <w:pPr>
-        <w:pStyle w:val="ListParagraph"/>
-        <w:numPr>
-          <w:ilvl w:val="1"/>
-          <w:numId w:val="22"/>
-        </w:numPr>
-      </w:pPr>
-      <w:r>
-        <w:t>Algorithm</w:t>
-      </w:r>
-    </w:p>
-    <w:p>
-      <w:pPr>
-        <w:pStyle w:val="ListParagraph"/>
-        <w:numPr>
-          <w:ilvl w:val="2"/>
-          <w:numId w:val="22"/>
-        </w:numPr>
-      </w:pPr>
-      <w:r>
-        <w:t>On course</w:t>
-      </w:r>
-    </w:p>
-    <w:p>
-      <w:pPr>
-        <w:pStyle w:val="ListParagraph"/>
-        <w:numPr>
-          <w:ilvl w:val="1"/>
-          <w:numId w:val="22"/>
-        </w:numPr>
-      </w:pPr>
-      <w:r>
-        <w:t>Documentation</w:t>
-      </w:r>
-    </w:p>
-    <w:p>
-      <w:pPr>
-        <w:pStyle w:val="ListParagraph"/>
-        <w:numPr>
-          <w:ilvl w:val="2"/>
-          <w:numId w:val="22"/>
-        </w:numPr>
-      </w:pPr>
-      <w:r>
         <w:t>On Course</w:t>
       </w:r>
     </w:p>
@@ -14050,118 +14615,118 @@
         </w:numPr>
       </w:pPr>
       <w:r>
+        <w:t>Made a working start button</w:t>
+      </w:r>
+    </w:p>
+    <w:p>
+      <w:pPr>
+        <w:pStyle w:val="ListParagraph"/>
+        <w:numPr>
+          <w:ilvl w:val="1"/>
+          <w:numId w:val="22"/>
+        </w:numPr>
+      </w:pPr>
+      <w:r>
+        <w:t>Made new scenes</w:t>
+      </w:r>
+    </w:p>
+    <w:p>
+      <w:pPr>
+        <w:pStyle w:val="ListParagraph"/>
+        <w:numPr>
+          <w:ilvl w:val="2"/>
+          <w:numId w:val="22"/>
+        </w:numPr>
+      </w:pPr>
+      <w:r>
+        <w:t>HUDGame</w:t>
+      </w:r>
+    </w:p>
+    <w:p>
+      <w:pPr>
+        <w:pStyle w:val="ListParagraph"/>
+        <w:numPr>
+          <w:ilvl w:val="2"/>
+          <w:numId w:val="22"/>
+        </w:numPr>
+      </w:pPr>
+      <w:r>
+        <w:t>MainGame</w:t>
+      </w:r>
+    </w:p>
+    <w:p>
+      <w:pPr>
+        <w:pStyle w:val="ListParagraph"/>
+        <w:numPr>
+          <w:ilvl w:val="1"/>
+          <w:numId w:val="22"/>
+        </w:numPr>
+      </w:pPr>
+      <w:r>
+        <w:t>Made function script</w:t>
+      </w:r>
+    </w:p>
+    <w:p>
+      <w:pPr>
+        <w:pStyle w:val="ListParagraph"/>
+        <w:numPr>
+          <w:ilvl w:val="2"/>
+          <w:numId w:val="22"/>
+        </w:numPr>
+      </w:pPr>
+      <w:r>
+        <w:t>Globral function</w:t>
+      </w:r>
+    </w:p>
+    <w:p>
+      <w:pPr>
+        <w:pStyle w:val="ListParagraph"/>
+        <w:numPr>
+          <w:ilvl w:val="3"/>
+          <w:numId w:val="22"/>
+        </w:numPr>
+      </w:pPr>
+      <w:r>
+        <w:t>StandAlone.gd</w:t>
+      </w:r>
+    </w:p>
+    <w:p>
+      <w:pPr>
+        <w:pStyle w:val="ListParagraph"/>
+        <w:numPr>
+          <w:ilvl w:val="2"/>
+          <w:numId w:val="22"/>
+        </w:numPr>
+      </w:pPr>
+      <w:r>
+        <w:t>Functions</w:t>
+      </w:r>
+    </w:p>
+    <w:p>
+      <w:pPr>
+        <w:pStyle w:val="ListParagraph"/>
+        <w:numPr>
+          <w:ilvl w:val="3"/>
+          <w:numId w:val="22"/>
+        </w:numPr>
+      </w:pPr>
+      <w:r>
+        <w:t>MainGame.</w:t>
+      </w:r>
+      <w:r>
+        <w:t>gd</w:t>
+      </w:r>
+    </w:p>
+    <w:p>
+      <w:pPr>
+        <w:pStyle w:val="ListParagraph"/>
+        <w:numPr>
+          <w:ilvl w:val="3"/>
+          <w:numId w:val="22"/>
+        </w:numPr>
+      </w:pPr>
+      <w:r>
         <w:lastRenderedPageBreak/>
-        <w:t>Made a working start button</w:t>
-      </w:r>
-    </w:p>
-    <w:p>
-      <w:pPr>
-        <w:pStyle w:val="ListParagraph"/>
-        <w:numPr>
-          <w:ilvl w:val="1"/>
-          <w:numId w:val="22"/>
-        </w:numPr>
-      </w:pPr>
-      <w:r>
-        <w:t>Made new scenes</w:t>
-      </w:r>
-    </w:p>
-    <w:p>
-      <w:pPr>
-        <w:pStyle w:val="ListParagraph"/>
-        <w:numPr>
-          <w:ilvl w:val="2"/>
-          <w:numId w:val="22"/>
-        </w:numPr>
-      </w:pPr>
-      <w:r>
-        <w:t>HUDGame</w:t>
-      </w:r>
-    </w:p>
-    <w:p>
-      <w:pPr>
-        <w:pStyle w:val="ListParagraph"/>
-        <w:numPr>
-          <w:ilvl w:val="2"/>
-          <w:numId w:val="22"/>
-        </w:numPr>
-      </w:pPr>
-      <w:r>
-        <w:t>MainGame</w:t>
-      </w:r>
-    </w:p>
-    <w:p>
-      <w:pPr>
-        <w:pStyle w:val="ListParagraph"/>
-        <w:numPr>
-          <w:ilvl w:val="1"/>
-          <w:numId w:val="22"/>
-        </w:numPr>
-      </w:pPr>
-      <w:r>
-        <w:t>Made function script</w:t>
-      </w:r>
-    </w:p>
-    <w:p>
-      <w:pPr>
-        <w:pStyle w:val="ListParagraph"/>
-        <w:numPr>
-          <w:ilvl w:val="2"/>
-          <w:numId w:val="22"/>
-        </w:numPr>
-      </w:pPr>
-      <w:r>
-        <w:t>Globral function</w:t>
-      </w:r>
-    </w:p>
-    <w:p>
-      <w:pPr>
-        <w:pStyle w:val="ListParagraph"/>
-        <w:numPr>
-          <w:ilvl w:val="3"/>
-          <w:numId w:val="22"/>
-        </w:numPr>
-      </w:pPr>
-      <w:r>
-        <w:t>StandAlone.gd</w:t>
-      </w:r>
-    </w:p>
-    <w:p>
-      <w:pPr>
-        <w:pStyle w:val="ListParagraph"/>
-        <w:numPr>
-          <w:ilvl w:val="2"/>
-          <w:numId w:val="22"/>
-        </w:numPr>
-      </w:pPr>
-      <w:r>
-        <w:t>Functions</w:t>
-      </w:r>
-    </w:p>
-    <w:p>
-      <w:pPr>
-        <w:pStyle w:val="ListParagraph"/>
-        <w:numPr>
-          <w:ilvl w:val="3"/>
-          <w:numId w:val="22"/>
-        </w:numPr>
-      </w:pPr>
-      <w:r>
-        <w:t>MainGame.</w:t>
-      </w:r>
-      <w:r>
-        <w:t>gd</w:t>
-      </w:r>
-    </w:p>
-    <w:p>
-      <w:pPr>
-        <w:pStyle w:val="ListParagraph"/>
-        <w:numPr>
-          <w:ilvl w:val="3"/>
-          <w:numId w:val="22"/>
-        </w:numPr>
-      </w:pPr>
-      <w:r>
         <w:t>Tile.gd</w:t>
       </w:r>
     </w:p>
@@ -14604,133 +15169,133 @@
         </w:numPr>
       </w:pPr>
       <w:r>
+        <w:t>Obtained sprite “Mine.png”</w:t>
+      </w:r>
+    </w:p>
+    <w:p>
+      <w:pPr>
+        <w:pStyle w:val="ListParagraph"/>
+        <w:numPr>
+          <w:ilvl w:val="2"/>
+          <w:numId w:val="22"/>
+        </w:numPr>
+      </w:pPr>
+      <w:r>
+        <w:t xml:space="preserve">Made by my sister (creative </w:t>
+      </w:r>
+      <w:r>
+        <w:t>commons</w:t>
+      </w:r>
+      <w:r>
+        <w:t>)</w:t>
+      </w:r>
+    </w:p>
+    <w:p>
+      <w:pPr>
+        <w:pStyle w:val="ListParagraph"/>
+        <w:numPr>
+          <w:ilvl w:val="0"/>
+          <w:numId w:val="22"/>
+        </w:numPr>
+      </w:pPr>
+      <w:r>
+        <w:t>Continued working on technical manual</w:t>
+      </w:r>
+    </w:p>
+    <w:p>
+      <w:pPr>
+        <w:pStyle w:val="ListParagraph"/>
+        <w:numPr>
+          <w:ilvl w:val="1"/>
+          <w:numId w:val="22"/>
+        </w:numPr>
+      </w:pPr>
+      <w:r>
+        <w:t xml:space="preserve">Continue drafting </w:t>
+      </w:r>
+      <w:r>
+        <w:t xml:space="preserve">Data Dictionary </w:t>
+      </w:r>
+      <w:r>
+        <w:t xml:space="preserve">and </w:t>
+      </w:r>
+      <w:r>
+        <w:t>Procedure Lists</w:t>
+      </w:r>
+    </w:p>
+    <w:p>
+      <w:pPr>
+        <w:pStyle w:val="ListParagraph"/>
+        <w:numPr>
+          <w:ilvl w:val="2"/>
+          <w:numId w:val="22"/>
+        </w:numPr>
+      </w:pPr>
+      <w:r>
+        <w:t>Data Dictionary</w:t>
+      </w:r>
+    </w:p>
+    <w:p>
+      <w:pPr>
+        <w:pStyle w:val="ListParagraph"/>
+        <w:numPr>
+          <w:ilvl w:val="0"/>
+          <w:numId w:val="22"/>
+        </w:numPr>
+      </w:pPr>
+      <w:r>
+        <w:t>Continued work on Algorithm</w:t>
+      </w:r>
+      <w:r>
+        <w:tab/>
+      </w:r>
+    </w:p>
+    <w:p>
+      <w:pPr>
+        <w:pStyle w:val="ListParagraph"/>
+        <w:numPr>
+          <w:ilvl w:val="1"/>
+          <w:numId w:val="22"/>
+        </w:numPr>
+      </w:pPr>
+      <w:r>
+        <w:t xml:space="preserve">Added new parts </w:t>
+      </w:r>
+    </w:p>
+    <w:p>
+      <w:pPr>
+        <w:pStyle w:val="ListParagraph"/>
+        <w:numPr>
+          <w:ilvl w:val="0"/>
+          <w:numId w:val="22"/>
+        </w:numPr>
+      </w:pPr>
+      <w:r>
+        <w:t>Gantt Chart Progress check</w:t>
+      </w:r>
+    </w:p>
+    <w:p>
+      <w:pPr>
+        <w:pStyle w:val="ListParagraph"/>
+        <w:numPr>
+          <w:ilvl w:val="1"/>
+          <w:numId w:val="22"/>
+        </w:numPr>
+      </w:pPr>
+      <w:r>
+        <w:t>Algorithm</w:t>
+      </w:r>
+    </w:p>
+    <w:p>
+      <w:pPr>
+        <w:pStyle w:val="ListParagraph"/>
+        <w:numPr>
+          <w:ilvl w:val="2"/>
+          <w:numId w:val="22"/>
+        </w:numPr>
+      </w:pPr>
+      <w:r>
         <w:lastRenderedPageBreak/>
-        <w:t>Obtained sprite “Mine.png”</w:t>
-      </w:r>
-    </w:p>
-    <w:p>
-      <w:pPr>
-        <w:pStyle w:val="ListParagraph"/>
-        <w:numPr>
-          <w:ilvl w:val="2"/>
-          <w:numId w:val="22"/>
-        </w:numPr>
-      </w:pPr>
-      <w:r>
-        <w:t xml:space="preserve">Made by my sister (creative </w:t>
-      </w:r>
-      <w:r>
-        <w:t>commons</w:t>
-      </w:r>
-      <w:r>
-        <w:t>)</w:t>
-      </w:r>
-    </w:p>
-    <w:p>
-      <w:pPr>
-        <w:pStyle w:val="ListParagraph"/>
-        <w:numPr>
-          <w:ilvl w:val="0"/>
-          <w:numId w:val="22"/>
-        </w:numPr>
-      </w:pPr>
-      <w:r>
-        <w:t>Continued working on technical manual</w:t>
-      </w:r>
-    </w:p>
-    <w:p>
-      <w:pPr>
-        <w:pStyle w:val="ListParagraph"/>
-        <w:numPr>
-          <w:ilvl w:val="1"/>
-          <w:numId w:val="22"/>
-        </w:numPr>
-      </w:pPr>
-      <w:r>
-        <w:t xml:space="preserve">Continue drafting </w:t>
-      </w:r>
-      <w:r>
-        <w:t xml:space="preserve">Data Dictionary </w:t>
-      </w:r>
-      <w:r>
-        <w:t xml:space="preserve">and </w:t>
-      </w:r>
-      <w:r>
-        <w:t>Procedure Lists</w:t>
-      </w:r>
-    </w:p>
-    <w:p>
-      <w:pPr>
-        <w:pStyle w:val="ListParagraph"/>
-        <w:numPr>
-          <w:ilvl w:val="2"/>
-          <w:numId w:val="22"/>
-        </w:numPr>
-      </w:pPr>
-      <w:r>
-        <w:t>Data Dictionary</w:t>
-      </w:r>
-    </w:p>
-    <w:p>
-      <w:pPr>
-        <w:pStyle w:val="ListParagraph"/>
-        <w:numPr>
-          <w:ilvl w:val="0"/>
-          <w:numId w:val="22"/>
-        </w:numPr>
-      </w:pPr>
-      <w:r>
-        <w:t>Continued work on Algorithm</w:t>
-      </w:r>
-      <w:r>
-        <w:tab/>
-      </w:r>
-    </w:p>
-    <w:p>
-      <w:pPr>
-        <w:pStyle w:val="ListParagraph"/>
-        <w:numPr>
-          <w:ilvl w:val="1"/>
-          <w:numId w:val="22"/>
-        </w:numPr>
-      </w:pPr>
-      <w:r>
-        <w:t xml:space="preserve">Added new parts </w:t>
-      </w:r>
-    </w:p>
-    <w:p>
-      <w:pPr>
-        <w:pStyle w:val="ListParagraph"/>
-        <w:numPr>
-          <w:ilvl w:val="0"/>
-          <w:numId w:val="22"/>
-        </w:numPr>
-      </w:pPr>
-      <w:r>
-        <w:t>Gantt Chart Progress check</w:t>
-      </w:r>
-    </w:p>
-    <w:p>
-      <w:pPr>
-        <w:pStyle w:val="ListParagraph"/>
-        <w:numPr>
-          <w:ilvl w:val="1"/>
-          <w:numId w:val="22"/>
-        </w:numPr>
-      </w:pPr>
-      <w:r>
-        <w:t>Algorithm</w:t>
-      </w:r>
-    </w:p>
-    <w:p>
-      <w:pPr>
-        <w:pStyle w:val="ListParagraph"/>
-        <w:numPr>
-          <w:ilvl w:val="2"/>
-          <w:numId w:val="22"/>
-        </w:numPr>
-      </w:pPr>
-      <w:r>
         <w:t>On course</w:t>
       </w:r>
     </w:p>
@@ -15110,115 +15675,115 @@
         <w:ind w:firstLine="360"/>
       </w:pPr>
       <w:r>
+        <w:t>25th of June</w:t>
+      </w:r>
+    </w:p>
+    <w:p>
+      <w:pPr>
+        <w:pStyle w:val="ListParagraph"/>
+        <w:numPr>
+          <w:ilvl w:val="0"/>
+          <w:numId w:val="22"/>
+        </w:numPr>
+      </w:pPr>
+      <w:r>
+        <w:t>Continued development on main game</w:t>
+      </w:r>
+    </w:p>
+    <w:p>
+      <w:pPr>
+        <w:pStyle w:val="ListParagraph"/>
+        <w:numPr>
+          <w:ilvl w:val="1"/>
+          <w:numId w:val="22"/>
+        </w:numPr>
+      </w:pPr>
+      <w:r>
+        <w:t>Working on preloading sprites</w:t>
+      </w:r>
+    </w:p>
+    <w:p>
+      <w:pPr>
+        <w:pStyle w:val="ListParagraph"/>
+        <w:numPr>
+          <w:ilvl w:val="2"/>
+          <w:numId w:val="22"/>
+        </w:numPr>
+      </w:pPr>
+      <w:r>
+        <w:t>This adds in number tiles</w:t>
+      </w:r>
+    </w:p>
+    <w:p>
+      <w:pPr>
+        <w:pStyle w:val="ListParagraph"/>
+        <w:numPr>
+          <w:ilvl w:val="0"/>
+          <w:numId w:val="22"/>
+        </w:numPr>
+      </w:pPr>
+      <w:r>
+        <w:t>Gantt Chart Progress check</w:t>
+      </w:r>
+    </w:p>
+    <w:p>
+      <w:pPr>
+        <w:pStyle w:val="ListParagraph"/>
+        <w:numPr>
+          <w:ilvl w:val="1"/>
+          <w:numId w:val="22"/>
+        </w:numPr>
+      </w:pPr>
+      <w:r>
+        <w:t>Algorithm</w:t>
+      </w:r>
+    </w:p>
+    <w:p>
+      <w:pPr>
+        <w:pStyle w:val="ListParagraph"/>
+        <w:numPr>
+          <w:ilvl w:val="2"/>
+          <w:numId w:val="22"/>
+        </w:numPr>
+      </w:pPr>
+      <w:r>
+        <w:t>On course</w:t>
+      </w:r>
+    </w:p>
+    <w:p>
+      <w:pPr>
+        <w:pStyle w:val="ListParagraph"/>
+        <w:numPr>
+          <w:ilvl w:val="1"/>
+          <w:numId w:val="22"/>
+        </w:numPr>
+      </w:pPr>
+      <w:r>
+        <w:t>Documentation</w:t>
+      </w:r>
+    </w:p>
+    <w:p>
+      <w:pPr>
+        <w:pStyle w:val="ListParagraph"/>
+        <w:numPr>
+          <w:ilvl w:val="2"/>
+          <w:numId w:val="22"/>
+        </w:numPr>
+      </w:pPr>
+      <w:r>
+        <w:t>On course</w:t>
+      </w:r>
+    </w:p>
+    <w:p>
+      <w:pPr>
+        <w:pStyle w:val="ListParagraph"/>
+        <w:numPr>
+          <w:ilvl w:val="1"/>
+          <w:numId w:val="22"/>
+        </w:numPr>
+      </w:pPr>
+      <w:r>
         <w:lastRenderedPageBreak/>
-        <w:t>25th of June</w:t>
-      </w:r>
-    </w:p>
-    <w:p>
-      <w:pPr>
-        <w:pStyle w:val="ListParagraph"/>
-        <w:numPr>
-          <w:ilvl w:val="0"/>
-          <w:numId w:val="22"/>
-        </w:numPr>
-      </w:pPr>
-      <w:r>
-        <w:t>Continued development on main game</w:t>
-      </w:r>
-    </w:p>
-    <w:p>
-      <w:pPr>
-        <w:pStyle w:val="ListParagraph"/>
-        <w:numPr>
-          <w:ilvl w:val="1"/>
-          <w:numId w:val="22"/>
-        </w:numPr>
-      </w:pPr>
-      <w:r>
-        <w:t>Working on preloading sprites</w:t>
-      </w:r>
-    </w:p>
-    <w:p>
-      <w:pPr>
-        <w:pStyle w:val="ListParagraph"/>
-        <w:numPr>
-          <w:ilvl w:val="2"/>
-          <w:numId w:val="22"/>
-        </w:numPr>
-      </w:pPr>
-      <w:r>
-        <w:t>This adds in number tiles</w:t>
-      </w:r>
-    </w:p>
-    <w:p>
-      <w:pPr>
-        <w:pStyle w:val="ListParagraph"/>
-        <w:numPr>
-          <w:ilvl w:val="0"/>
-          <w:numId w:val="22"/>
-        </w:numPr>
-      </w:pPr>
-      <w:r>
-        <w:t>Gantt Chart Progress check</w:t>
-      </w:r>
-    </w:p>
-    <w:p>
-      <w:pPr>
-        <w:pStyle w:val="ListParagraph"/>
-        <w:numPr>
-          <w:ilvl w:val="1"/>
-          <w:numId w:val="22"/>
-        </w:numPr>
-      </w:pPr>
-      <w:r>
-        <w:t>Algorithm</w:t>
-      </w:r>
-    </w:p>
-    <w:p>
-      <w:pPr>
-        <w:pStyle w:val="ListParagraph"/>
-        <w:numPr>
-          <w:ilvl w:val="2"/>
-          <w:numId w:val="22"/>
-        </w:numPr>
-      </w:pPr>
-      <w:r>
-        <w:t>On course</w:t>
-      </w:r>
-    </w:p>
-    <w:p>
-      <w:pPr>
-        <w:pStyle w:val="ListParagraph"/>
-        <w:numPr>
-          <w:ilvl w:val="1"/>
-          <w:numId w:val="22"/>
-        </w:numPr>
-      </w:pPr>
-      <w:r>
-        <w:t>Documentation</w:t>
-      </w:r>
-    </w:p>
-    <w:p>
-      <w:pPr>
-        <w:pStyle w:val="ListParagraph"/>
-        <w:numPr>
-          <w:ilvl w:val="2"/>
-          <w:numId w:val="22"/>
-        </w:numPr>
-      </w:pPr>
-      <w:r>
-        <w:t>On course</w:t>
-      </w:r>
-    </w:p>
-    <w:p>
-      <w:pPr>
-        <w:pStyle w:val="ListParagraph"/>
-        <w:numPr>
-          <w:ilvl w:val="1"/>
-          <w:numId w:val="22"/>
-        </w:numPr>
-      </w:pPr>
-      <w:r>
         <w:t>Coding</w:t>
       </w:r>
     </w:p>
@@ -15588,7 +16153,6 @@
         <w:ind w:firstLine="360"/>
       </w:pPr>
       <w:r>
-        <w:lastRenderedPageBreak/>
         <w:t>27th of June</w:t>
       </w:r>
     </w:p>
@@ -15714,6 +16278,7 @@
         </w:numPr>
       </w:pPr>
       <w:r>
+        <w:lastRenderedPageBreak/>
         <w:t>Made debug functions more tidy</w:t>
       </w:r>
     </w:p>
@@ -15948,10 +16513,478 @@
         <w:ind w:firstLine="360"/>
       </w:pPr>
       <w:r>
-        <w:t>2</w:t>
-      </w:r>
-      <w:r>
-        <w:t>8</w:t>
+        <w:t>28th of June</w:t>
+      </w:r>
+    </w:p>
+    <w:p>
+      <w:pPr>
+        <w:pStyle w:val="ListParagraph"/>
+        <w:numPr>
+          <w:ilvl w:val="0"/>
+          <w:numId w:val="22"/>
+        </w:numPr>
+      </w:pPr>
+      <w:r>
+        <w:t>Continued development on main game</w:t>
+      </w:r>
+    </w:p>
+    <w:p>
+      <w:pPr>
+        <w:pStyle w:val="ListParagraph"/>
+        <w:numPr>
+          <w:ilvl w:val="1"/>
+          <w:numId w:val="22"/>
+        </w:numPr>
+      </w:pPr>
+      <w:proofErr w:type="spellStart"/>
+      <w:r>
+        <w:t>HUDGame</w:t>
+      </w:r>
+      <w:proofErr w:type="spellEnd"/>
+    </w:p>
+    <w:p>
+      <w:pPr>
+        <w:pStyle w:val="ListParagraph"/>
+        <w:numPr>
+          <w:ilvl w:val="2"/>
+          <w:numId w:val="22"/>
+        </w:numPr>
+      </w:pPr>
+      <w:r>
+        <w:t>Added instruction labels</w:t>
+      </w:r>
+    </w:p>
+    <w:p>
+      <w:pPr>
+        <w:pStyle w:val="ListParagraph"/>
+        <w:numPr>
+          <w:ilvl w:val="0"/>
+          <w:numId w:val="22"/>
+        </w:numPr>
+      </w:pPr>
+      <w:r>
+        <w:t>Gantt Chart Progress check</w:t>
+      </w:r>
+    </w:p>
+    <w:p>
+      <w:pPr>
+        <w:pStyle w:val="ListParagraph"/>
+        <w:numPr>
+          <w:ilvl w:val="1"/>
+          <w:numId w:val="22"/>
+        </w:numPr>
+      </w:pPr>
+      <w:r>
+        <w:t>Algorithm</w:t>
+      </w:r>
+    </w:p>
+    <w:p>
+      <w:pPr>
+        <w:pStyle w:val="ListParagraph"/>
+        <w:numPr>
+          <w:ilvl w:val="2"/>
+          <w:numId w:val="22"/>
+        </w:numPr>
+      </w:pPr>
+      <w:r>
+        <w:t>On course</w:t>
+      </w:r>
+    </w:p>
+    <w:p>
+      <w:pPr>
+        <w:pStyle w:val="ListParagraph"/>
+        <w:numPr>
+          <w:ilvl w:val="1"/>
+          <w:numId w:val="22"/>
+        </w:numPr>
+      </w:pPr>
+      <w:r>
+        <w:t>Documentation</w:t>
+      </w:r>
+    </w:p>
+    <w:p>
+      <w:pPr>
+        <w:pStyle w:val="ListParagraph"/>
+        <w:numPr>
+          <w:ilvl w:val="2"/>
+          <w:numId w:val="22"/>
+        </w:numPr>
+      </w:pPr>
+      <w:r>
+        <w:t>On course</w:t>
+      </w:r>
+    </w:p>
+    <w:p>
+      <w:pPr>
+        <w:pStyle w:val="ListParagraph"/>
+        <w:numPr>
+          <w:ilvl w:val="1"/>
+          <w:numId w:val="22"/>
+        </w:numPr>
+      </w:pPr>
+      <w:r>
+        <w:t>Coding</w:t>
+      </w:r>
+    </w:p>
+    <w:p>
+      <w:pPr>
+        <w:pStyle w:val="ListParagraph"/>
+        <w:numPr>
+          <w:ilvl w:val="2"/>
+          <w:numId w:val="22"/>
+        </w:numPr>
+      </w:pPr>
+      <w:r>
+        <w:t>On Course</w:t>
+      </w:r>
+    </w:p>
+    <w:p>
+      <w:pPr>
+        <w:pStyle w:val="ListParagraph"/>
+        <w:numPr>
+          <w:ilvl w:val="1"/>
+          <w:numId w:val="22"/>
+        </w:numPr>
+      </w:pPr>
+      <w:r>
+        <w:t>Testing</w:t>
+      </w:r>
+    </w:p>
+    <w:p>
+      <w:pPr>
+        <w:pStyle w:val="ListParagraph"/>
+        <w:numPr>
+          <w:ilvl w:val="2"/>
+          <w:numId w:val="22"/>
+        </w:numPr>
+      </w:pPr>
+      <w:r>
+        <w:t xml:space="preserve">Behind on schedule </w:t>
+      </w:r>
+    </w:p>
+    <w:p>
+      <w:pPr>
+        <w:pStyle w:val="ListParagraph"/>
+        <w:numPr>
+          <w:ilvl w:val="0"/>
+          <w:numId w:val="22"/>
+        </w:numPr>
+      </w:pPr>
+      <w:r>
+        <w:rPr>
+          <w:lang w:val="en-US"/>
+        </w:rPr>
+        <w:t>Additional task tomorro</w:t>
+      </w:r>
+      <w:r>
+        <w:rPr>
+          <w:lang w:val="en-US"/>
+        </w:rPr>
+        <w:t>w</w:t>
+      </w:r>
+    </w:p>
+    <w:p>
+      <w:pPr>
+        <w:pStyle w:val="ListParagraph"/>
+        <w:numPr>
+          <w:ilvl w:val="1"/>
+          <w:numId w:val="22"/>
+        </w:numPr>
+      </w:pPr>
+      <w:r>
+        <w:rPr>
+          <w:lang w:val="en-US"/>
+        </w:rPr>
+        <w:t>Update Technical Manual</w:t>
+      </w:r>
+    </w:p>
+    <w:p>
+      <w:pPr>
+        <w:pStyle w:val="ListParagraph"/>
+        <w:numPr>
+          <w:ilvl w:val="1"/>
+          <w:numId w:val="22"/>
+        </w:numPr>
+      </w:pPr>
+      <w:r>
+        <w:rPr>
+          <w:lang w:val="en-US"/>
+        </w:rPr>
+        <w:t>Update Algorithm</w:t>
+      </w:r>
+    </w:p>
+    <w:p>
+      <w:pPr>
+        <w:pStyle w:val="Heading3"/>
+        <w:ind w:firstLine="360"/>
+      </w:pPr>
+      <w:r>
+        <w:t>29th of June</w:t>
+      </w:r>
+    </w:p>
+    <w:p>
+      <w:pPr>
+        <w:pStyle w:val="ListParagraph"/>
+        <w:numPr>
+          <w:ilvl w:val="0"/>
+          <w:numId w:val="22"/>
+        </w:numPr>
+      </w:pPr>
+      <w:r>
+        <w:t>Continued Technical Manual</w:t>
+      </w:r>
+    </w:p>
+    <w:p>
+      <w:pPr>
+        <w:pStyle w:val="ListParagraph"/>
+        <w:numPr>
+          <w:ilvl w:val="1"/>
+          <w:numId w:val="22"/>
+        </w:numPr>
+      </w:pPr>
+      <w:r>
+        <w:t xml:space="preserve">Added more variables to data dictionary </w:t>
+      </w:r>
+    </w:p>
+    <w:p>
+      <w:pPr>
+        <w:pStyle w:val="ListParagraph"/>
+        <w:numPr>
+          <w:ilvl w:val="2"/>
+          <w:numId w:val="22"/>
+        </w:numPr>
+      </w:pPr>
+      <w:r>
+        <w:t xml:space="preserve">More variables from </w:t>
+      </w:r>
+      <w:r>
+        <w:t>T</w:t>
+      </w:r>
+      <w:r>
+        <w:t>ile.gd</w:t>
+      </w:r>
+    </w:p>
+    <w:p>
+      <w:pPr>
+        <w:pStyle w:val="ListParagraph"/>
+        <w:numPr>
+          <w:ilvl w:val="2"/>
+          <w:numId w:val="22"/>
+        </w:numPr>
+      </w:pPr>
+      <w:r>
+        <w:t xml:space="preserve">Added variables from </w:t>
+      </w:r>
+      <w:r>
+        <w:t>Mechanics.gd</w:t>
+      </w:r>
+    </w:p>
+    <w:p>
+      <w:pPr>
+        <w:pStyle w:val="ListParagraph"/>
+        <w:numPr>
+          <w:ilvl w:val="1"/>
+          <w:numId w:val="22"/>
+        </w:numPr>
+      </w:pPr>
+      <w:r>
+        <w:lastRenderedPageBreak/>
+        <w:t>Added more process to procedure lists</w:t>
+      </w:r>
+    </w:p>
+    <w:p>
+      <w:pPr>
+        <w:pStyle w:val="ListParagraph"/>
+        <w:numPr>
+          <w:ilvl w:val="2"/>
+          <w:numId w:val="22"/>
+        </w:numPr>
+      </w:pPr>
+      <w:r>
+        <w:t>Added procedures from</w:t>
+      </w:r>
+    </w:p>
+    <w:p>
+      <w:pPr>
+        <w:pStyle w:val="ListParagraph"/>
+        <w:numPr>
+          <w:ilvl w:val="3"/>
+          <w:numId w:val="22"/>
+        </w:numPr>
+      </w:pPr>
+      <w:r>
+        <w:t>StandAlone</w:t>
+      </w:r>
+      <w:r>
+        <w:t>.gd</w:t>
+      </w:r>
+    </w:p>
+    <w:p>
+      <w:pPr>
+        <w:pStyle w:val="ListParagraph"/>
+        <w:numPr>
+          <w:ilvl w:val="0"/>
+          <w:numId w:val="22"/>
+        </w:numPr>
+      </w:pPr>
+      <w:r>
+        <w:t>Gantt Chart Progress check</w:t>
+      </w:r>
+    </w:p>
+    <w:p>
+      <w:pPr>
+        <w:pStyle w:val="ListParagraph"/>
+        <w:numPr>
+          <w:ilvl w:val="1"/>
+          <w:numId w:val="22"/>
+        </w:numPr>
+      </w:pPr>
+      <w:r>
+        <w:t>Algorithm</w:t>
+      </w:r>
+    </w:p>
+    <w:p>
+      <w:pPr>
+        <w:pStyle w:val="ListParagraph"/>
+        <w:numPr>
+          <w:ilvl w:val="2"/>
+          <w:numId w:val="22"/>
+        </w:numPr>
+      </w:pPr>
+      <w:r>
+        <w:t>On course</w:t>
+      </w:r>
+    </w:p>
+    <w:p>
+      <w:pPr>
+        <w:pStyle w:val="ListParagraph"/>
+        <w:numPr>
+          <w:ilvl w:val="1"/>
+          <w:numId w:val="22"/>
+        </w:numPr>
+      </w:pPr>
+      <w:r>
+        <w:t>Documentation</w:t>
+      </w:r>
+    </w:p>
+    <w:p>
+      <w:pPr>
+        <w:pStyle w:val="ListParagraph"/>
+        <w:numPr>
+          <w:ilvl w:val="2"/>
+          <w:numId w:val="22"/>
+        </w:numPr>
+      </w:pPr>
+      <w:r>
+        <w:t>On course</w:t>
+      </w:r>
+    </w:p>
+    <w:p>
+      <w:pPr>
+        <w:pStyle w:val="ListParagraph"/>
+        <w:numPr>
+          <w:ilvl w:val="1"/>
+          <w:numId w:val="22"/>
+        </w:numPr>
+      </w:pPr>
+      <w:r>
+        <w:t>Coding</w:t>
+      </w:r>
+    </w:p>
+    <w:p>
+      <w:pPr>
+        <w:pStyle w:val="ListParagraph"/>
+        <w:numPr>
+          <w:ilvl w:val="2"/>
+          <w:numId w:val="22"/>
+        </w:numPr>
+      </w:pPr>
+      <w:r>
+        <w:t>On Course</w:t>
+      </w:r>
+    </w:p>
+    <w:p>
+      <w:pPr>
+        <w:pStyle w:val="ListParagraph"/>
+        <w:numPr>
+          <w:ilvl w:val="1"/>
+          <w:numId w:val="22"/>
+        </w:numPr>
+      </w:pPr>
+      <w:r>
+        <w:t>Testing</w:t>
+      </w:r>
+    </w:p>
+    <w:p>
+      <w:pPr>
+        <w:pStyle w:val="ListParagraph"/>
+        <w:numPr>
+          <w:ilvl w:val="2"/>
+          <w:numId w:val="22"/>
+        </w:numPr>
+      </w:pPr>
+      <w:r>
+        <w:t xml:space="preserve">Behind on schedule </w:t>
+      </w:r>
+    </w:p>
+    <w:p>
+      <w:pPr>
+        <w:pStyle w:val="ListParagraph"/>
+        <w:numPr>
+          <w:ilvl w:val="0"/>
+          <w:numId w:val="22"/>
+        </w:numPr>
+      </w:pPr>
+      <w:r>
+        <w:rPr>
+          <w:lang w:val="en-US"/>
+        </w:rPr>
+        <w:t>Additional task tomorro</w:t>
+      </w:r>
+      <w:r>
+        <w:rPr>
+          <w:lang w:val="en-US"/>
+        </w:rPr>
+        <w:t>w</w:t>
+      </w:r>
+    </w:p>
+    <w:p>
+      <w:pPr>
+        <w:pStyle w:val="ListParagraph"/>
+        <w:numPr>
+          <w:ilvl w:val="1"/>
+          <w:numId w:val="22"/>
+        </w:numPr>
+      </w:pPr>
+      <w:r>
+        <w:rPr>
+          <w:lang w:val="en-US"/>
+        </w:rPr>
+        <w:t>Update Technical Manual</w:t>
+      </w:r>
+    </w:p>
+    <w:p>
+      <w:pPr>
+        <w:pStyle w:val="ListParagraph"/>
+        <w:numPr>
+          <w:ilvl w:val="1"/>
+          <w:numId w:val="22"/>
+        </w:numPr>
+      </w:pPr>
+      <w:r>
+        <w:rPr>
+          <w:lang w:val="en-US"/>
+        </w:rPr>
+        <w:t>Update Algorithm</w:t>
+      </w:r>
+    </w:p>
+    <w:p>
+      <w:pPr>
+        <w:pStyle w:val="Heading3"/>
+        <w:ind w:firstLine="360"/>
+      </w:pPr>
+      <w:r>
+        <w:t>30</w:t>
       </w:r>
       <w:r>
         <w:t>th of June</w:t>
@@ -15966,33 +16999,205 @@
         </w:numPr>
       </w:pPr>
       <w:r>
-        <w:t>Continued development on main game</w:t>
-      </w:r>
-    </w:p>
-    <w:p>
-      <w:pPr>
-        <w:pStyle w:val="ListParagraph"/>
-        <w:numPr>
-          <w:ilvl w:val="1"/>
-          <w:numId w:val="22"/>
-        </w:numPr>
-      </w:pPr>
-      <w:proofErr w:type="spellStart"/>
-      <w:r>
-        <w:t>HUDGame</w:t>
-      </w:r>
-      <w:proofErr w:type="spellEnd"/>
-    </w:p>
-    <w:p>
-      <w:pPr>
-        <w:pStyle w:val="ListParagraph"/>
-        <w:numPr>
-          <w:ilvl w:val="2"/>
-          <w:numId w:val="22"/>
-        </w:numPr>
-      </w:pPr>
-      <w:r>
-        <w:t>Added instruction labels</w:t>
+        <w:t>Continued development on main gam</w:t>
+      </w:r>
+      <w:r>
+        <w:t>e</w:t>
+      </w:r>
+    </w:p>
+    <w:p>
+      <w:pPr>
+        <w:pStyle w:val="ListParagraph"/>
+        <w:numPr>
+          <w:ilvl w:val="1"/>
+          <w:numId w:val="22"/>
+        </w:numPr>
+      </w:pPr>
+      <w:r>
+        <w:t>Tweaked debug function in tile.gd</w:t>
+      </w:r>
+    </w:p>
+    <w:p>
+      <w:pPr>
+        <w:pStyle w:val="ListParagraph"/>
+        <w:numPr>
+          <w:ilvl w:val="2"/>
+          <w:numId w:val="22"/>
+        </w:numPr>
+      </w:pPr>
+      <w:r>
+        <w:t xml:space="preserve">Tiles will not cover themselves if the are already reveal already </w:t>
+      </w:r>
+    </w:p>
+    <w:p>
+      <w:pPr>
+        <w:pStyle w:val="ListParagraph"/>
+        <w:numPr>
+          <w:ilvl w:val="0"/>
+          <w:numId w:val="22"/>
+        </w:numPr>
+      </w:pPr>
+      <w:r>
+        <w:t>Continued Technical Manual</w:t>
+      </w:r>
+    </w:p>
+    <w:p>
+      <w:pPr>
+        <w:pStyle w:val="ListParagraph"/>
+        <w:numPr>
+          <w:ilvl w:val="1"/>
+          <w:numId w:val="22"/>
+        </w:numPr>
+      </w:pPr>
+      <w:r>
+        <w:t>Added more process to procedure lists</w:t>
+      </w:r>
+    </w:p>
+    <w:p>
+      <w:pPr>
+        <w:pStyle w:val="ListParagraph"/>
+        <w:numPr>
+          <w:ilvl w:val="2"/>
+          <w:numId w:val="22"/>
+        </w:numPr>
+      </w:pPr>
+      <w:r>
+        <w:t>Added module</w:t>
+      </w:r>
+    </w:p>
+    <w:p>
+      <w:pPr>
+        <w:pStyle w:val="ListParagraph"/>
+        <w:numPr>
+          <w:ilvl w:val="3"/>
+          <w:numId w:val="22"/>
+        </w:numPr>
+      </w:pPr>
+      <w:r>
+        <w:t>HUDStart.gd</w:t>
+      </w:r>
+    </w:p>
+    <w:p>
+      <w:pPr>
+        <w:pStyle w:val="ListParagraph"/>
+        <w:numPr>
+          <w:ilvl w:val="3"/>
+          <w:numId w:val="22"/>
+        </w:numPr>
+      </w:pPr>
+      <w:r>
+        <w:t>StandAlone</w:t>
+      </w:r>
+      <w:r>
+        <w:t>.gd</w:t>
+      </w:r>
+    </w:p>
+    <w:p>
+      <w:pPr>
+        <w:pStyle w:val="ListParagraph"/>
+        <w:numPr>
+          <w:ilvl w:val="3"/>
+          <w:numId w:val="22"/>
+        </w:numPr>
+      </w:pPr>
+      <w:r>
+        <w:t>Mechanics.gd</w:t>
+      </w:r>
+    </w:p>
+    <w:p>
+      <w:pPr>
+        <w:pStyle w:val="ListParagraph"/>
+        <w:numPr>
+          <w:ilvl w:val="3"/>
+          <w:numId w:val="22"/>
+        </w:numPr>
+      </w:pPr>
+      <w:r>
+        <w:t>Debug.gd</w:t>
+      </w:r>
+    </w:p>
+    <w:p>
+      <w:pPr>
+        <w:pStyle w:val="ListParagraph"/>
+        <w:numPr>
+          <w:ilvl w:val="3"/>
+          <w:numId w:val="22"/>
+        </w:numPr>
+      </w:pPr>
+      <w:r>
+        <w:t>GameText.gd</w:t>
+      </w:r>
+    </w:p>
+    <w:p>
+      <w:pPr>
+        <w:pStyle w:val="ListParagraph"/>
+        <w:numPr>
+          <w:ilvl w:val="3"/>
+          <w:numId w:val="22"/>
+        </w:numPr>
+      </w:pPr>
+      <w:r>
+        <w:t>Tile.gd</w:t>
+      </w:r>
+    </w:p>
+    <w:p>
+      <w:pPr>
+        <w:pStyle w:val="ListParagraph"/>
+        <w:numPr>
+          <w:ilvl w:val="2"/>
+          <w:numId w:val="22"/>
+        </w:numPr>
+      </w:pPr>
+      <w:r>
+        <w:t>Added procedures from</w:t>
+      </w:r>
+    </w:p>
+    <w:p>
+      <w:pPr>
+        <w:pStyle w:val="ListParagraph"/>
+        <w:numPr>
+          <w:ilvl w:val="3"/>
+          <w:numId w:val="22"/>
+        </w:numPr>
+      </w:pPr>
+      <w:r>
+        <w:t>Mechanics.gd</w:t>
+      </w:r>
+    </w:p>
+    <w:p>
+      <w:pPr>
+        <w:pStyle w:val="ListParagraph"/>
+        <w:numPr>
+          <w:ilvl w:val="3"/>
+          <w:numId w:val="22"/>
+        </w:numPr>
+      </w:pPr>
+      <w:r>
+        <w:t>Debug.gd</w:t>
+      </w:r>
+    </w:p>
+    <w:p>
+      <w:pPr>
+        <w:pStyle w:val="ListParagraph"/>
+        <w:numPr>
+          <w:ilvl w:val="3"/>
+          <w:numId w:val="22"/>
+        </w:numPr>
+      </w:pPr>
+      <w:r>
+        <w:t>GameText.gd</w:t>
+      </w:r>
+    </w:p>
+    <w:p>
+      <w:pPr>
+        <w:pStyle w:val="ListParagraph"/>
+        <w:numPr>
+          <w:ilvl w:val="3"/>
+          <w:numId w:val="22"/>
+        </w:numPr>
+      </w:pPr>
+      <w:r>
+        <w:t>Tile.gd</w:t>
       </w:r>
     </w:p>
     <w:p>
@@ -16137,244 +17342,8 @@
         <w:rPr>
           <w:lang w:val="en-US"/>
         </w:rPr>
-        <w:t>Update Technical Manual</w:t>
-      </w:r>
-    </w:p>
-    <w:p>
-      <w:pPr>
-        <w:pStyle w:val="ListParagraph"/>
-        <w:numPr>
-          <w:ilvl w:val="1"/>
-          <w:numId w:val="22"/>
-        </w:numPr>
-      </w:pPr>
-      <w:r>
-        <w:rPr>
-          <w:lang w:val="en-US"/>
-        </w:rPr>
         <w:t>Update Algorithm</w:t>
       </w:r>
-    </w:p>
-    <w:p>
-      <w:pPr>
-        <w:pStyle w:val="Heading3"/>
-        <w:ind w:firstLine="360"/>
-      </w:pPr>
-      <w:r>
-        <w:t>29</w:t>
-      </w:r>
-      <w:r>
-        <w:t>th of June</w:t>
-      </w:r>
-    </w:p>
-    <w:p>
-      <w:pPr>
-        <w:pStyle w:val="ListParagraph"/>
-        <w:numPr>
-          <w:ilvl w:val="0"/>
-          <w:numId w:val="22"/>
-        </w:numPr>
-      </w:pPr>
-      <w:r>
-        <w:t>Continued Technical Manual</w:t>
-      </w:r>
-    </w:p>
-    <w:p>
-      <w:pPr>
-        <w:pStyle w:val="ListParagraph"/>
-        <w:numPr>
-          <w:ilvl w:val="1"/>
-          <w:numId w:val="22"/>
-        </w:numPr>
-      </w:pPr>
-      <w:r>
-        <w:t xml:space="preserve">Added more variables to data dictionary </w:t>
-      </w:r>
-    </w:p>
-    <w:p>
-      <w:pPr>
-        <w:pStyle w:val="ListParagraph"/>
-        <w:numPr>
-          <w:ilvl w:val="2"/>
-          <w:numId w:val="22"/>
-        </w:numPr>
-      </w:pPr>
-      <w:r>
-        <w:t xml:space="preserve">More variables from </w:t>
-      </w:r>
-      <w:r>
-        <w:t>T</w:t>
-      </w:r>
-      <w:r>
-        <w:t>ile.gd</w:t>
-      </w:r>
-    </w:p>
-    <w:p>
-      <w:pPr>
-        <w:pStyle w:val="ListParagraph"/>
-        <w:numPr>
-          <w:ilvl w:val="2"/>
-          <w:numId w:val="22"/>
-        </w:numPr>
-      </w:pPr>
-      <w:r>
-        <w:t xml:space="preserve">Added variables from </w:t>
-      </w:r>
-      <w:r>
-        <w:t>Mechanics.gd</w:t>
-      </w:r>
-    </w:p>
-    <w:p>
-      <w:pPr>
-        <w:pStyle w:val="ListParagraph"/>
-        <w:numPr>
-          <w:ilvl w:val="1"/>
-          <w:numId w:val="22"/>
-        </w:numPr>
-      </w:pPr>
-      <w:r>
-        <w:t>Added more process to procedure lists</w:t>
-      </w:r>
-    </w:p>
-    <w:p>
-      <w:pPr>
-        <w:pStyle w:val="ListParagraph"/>
-        <w:numPr>
-          <w:ilvl w:val="2"/>
-          <w:numId w:val="22"/>
-        </w:numPr>
-      </w:pPr>
-      <w:r>
-        <w:t>Added procedures from</w:t>
-      </w:r>
-    </w:p>
-    <w:p>
-      <w:pPr>
-        <w:pStyle w:val="ListParagraph"/>
-        <w:numPr>
-          <w:ilvl w:val="3"/>
-          <w:numId w:val="22"/>
-        </w:numPr>
-      </w:pPr>
-      <w:r>
-        <w:t>StandAlone</w:t>
-      </w:r>
-      <w:r>
-        <w:t>.gd</w:t>
-      </w:r>
-    </w:p>
-    <w:p>
-      <w:pPr>
-        <w:pStyle w:val="ListParagraph"/>
-        <w:numPr>
-          <w:ilvl w:val="0"/>
-          <w:numId w:val="22"/>
-        </w:numPr>
-      </w:pPr>
-      <w:r>
-        <w:t>Gantt Chart Progress check</w:t>
-      </w:r>
-    </w:p>
-    <w:p>
-      <w:pPr>
-        <w:pStyle w:val="ListParagraph"/>
-        <w:numPr>
-          <w:ilvl w:val="1"/>
-          <w:numId w:val="22"/>
-        </w:numPr>
-      </w:pPr>
-      <w:r>
-        <w:t>Algorithm</w:t>
-      </w:r>
-    </w:p>
-    <w:p>
-      <w:pPr>
-        <w:pStyle w:val="ListParagraph"/>
-        <w:numPr>
-          <w:ilvl w:val="2"/>
-          <w:numId w:val="22"/>
-        </w:numPr>
-      </w:pPr>
-      <w:r>
-        <w:t>On course</w:t>
-      </w:r>
-    </w:p>
-    <w:p>
-      <w:pPr>
-        <w:pStyle w:val="ListParagraph"/>
-        <w:numPr>
-          <w:ilvl w:val="1"/>
-          <w:numId w:val="22"/>
-        </w:numPr>
-      </w:pPr>
-      <w:r>
-        <w:t>Documentation</w:t>
-      </w:r>
-    </w:p>
-    <w:p>
-      <w:pPr>
-        <w:pStyle w:val="ListParagraph"/>
-        <w:numPr>
-          <w:ilvl w:val="2"/>
-          <w:numId w:val="22"/>
-        </w:numPr>
-      </w:pPr>
-      <w:r>
-        <w:t>On course</w:t>
-      </w:r>
-    </w:p>
-    <w:p>
-      <w:pPr>
-        <w:pStyle w:val="ListParagraph"/>
-        <w:numPr>
-          <w:ilvl w:val="1"/>
-          <w:numId w:val="22"/>
-        </w:numPr>
-      </w:pPr>
-      <w:r>
-        <w:t>Coding</w:t>
-      </w:r>
-    </w:p>
-    <w:p>
-      <w:pPr>
-        <w:pStyle w:val="ListParagraph"/>
-        <w:numPr>
-          <w:ilvl w:val="2"/>
-          <w:numId w:val="22"/>
-        </w:numPr>
-      </w:pPr>
-      <w:r>
-        <w:t>On Course</w:t>
-      </w:r>
-    </w:p>
-    <w:p>
-      <w:pPr>
-        <w:pStyle w:val="ListParagraph"/>
-        <w:numPr>
-          <w:ilvl w:val="1"/>
-          <w:numId w:val="22"/>
-        </w:numPr>
-      </w:pPr>
-      <w:r>
-        <w:t>Testing</w:t>
-      </w:r>
-    </w:p>
-    <w:p>
-      <w:pPr>
-        <w:pStyle w:val="ListParagraph"/>
-        <w:numPr>
-          <w:ilvl w:val="2"/>
-          <w:numId w:val="22"/>
-        </w:numPr>
-      </w:pPr>
-      <w:r>
-        <w:t xml:space="preserve">Behind on schedule </w:t>
-      </w:r>
-    </w:p>
-    <w:p>
-      <w:pPr>
-        <w:pStyle w:val="ListParagraph"/>
-      </w:pPr>
     </w:p>
     <w:sectPr>
       <w:footerReference w:type="default" r:id="rId49"/>
@@ -19653,6 +20622,7 @@
   <w:style w:type="character" w:default="1" w:styleId="DefaultParagraphFont">
     <w:name w:val="Default Paragraph Font"/>
     <w:uiPriority w:val="1"/>
+    <w:semiHidden/>
     <w:unhideWhenUsed/>
   </w:style>
   <w:style w:type="table" w:default="1" w:styleId="TableNormal">

--- a/James Fan - Assessment 3_ Major Project.docx
+++ b/James Fan - Assessment 3_ Major Project.docx
@@ -103,7 +103,7 @@
           <w:noProof/>
         </w:rPr>
         <w:drawing>
-          <wp:anchor distT="0" distB="0" distL="114300" distR="114300" simplePos="0" relativeHeight="251662336" behindDoc="0" locked="0" layoutInCell="1" allowOverlap="1" wp14:anchorId="2E5C3EA8" wp14:editId="7C1A8F79">
+          <wp:anchor distT="0" distB="0" distL="114300" distR="114300" simplePos="0" relativeHeight="251662336" behindDoc="0" locked="0" layoutInCell="1" allowOverlap="1" wp14:anchorId="2E5C3EA8" wp14:editId="67E27185">
             <wp:simplePos x="0" y="0"/>
             <wp:positionH relativeFrom="column">
               <wp:posOffset>1417320</wp:posOffset>
@@ -6207,11 +6207,9 @@
             <w:tcW w:w="1951" w:type="dxa"/>
           </w:tcPr>
           <w:p>
-            <w:proofErr w:type="spellStart"/>
             <w:r>
               <w:t>GameOver</w:t>
             </w:r>
-            <w:proofErr w:type="spellEnd"/>
           </w:p>
         </w:tc>
         <w:tc>
@@ -6386,11 +6384,9 @@
             <w:tcW w:w="1951" w:type="dxa"/>
           </w:tcPr>
           <w:p>
-            <w:proofErr w:type="spellStart"/>
             <w:r>
               <w:t>MineNumber</w:t>
             </w:r>
-            <w:proofErr w:type="spellEnd"/>
           </w:p>
         </w:tc>
         <w:tc>
@@ -6442,11 +6438,9 @@
             <w:tcW w:w="1951" w:type="dxa"/>
           </w:tcPr>
           <w:p>
-            <w:proofErr w:type="spellStart"/>
             <w:r>
               <w:t>ShipParts</w:t>
             </w:r>
-            <w:proofErr w:type="spellEnd"/>
           </w:p>
         </w:tc>
         <w:tc>
@@ -6502,11 +6496,9 @@
             <w:tcW w:w="1951" w:type="dxa"/>
           </w:tcPr>
           <w:p>
-            <w:proofErr w:type="spellStart"/>
             <w:r>
               <w:t>MineFlagged</w:t>
             </w:r>
-            <w:proofErr w:type="spellEnd"/>
           </w:p>
         </w:tc>
         <w:tc>
@@ -6558,11 +6550,9 @@
             <w:tcW w:w="1951" w:type="dxa"/>
           </w:tcPr>
           <w:p>
-            <w:proofErr w:type="spellStart"/>
             <w:r>
               <w:t>TileUncovered</w:t>
             </w:r>
-            <w:proofErr w:type="spellEnd"/>
           </w:p>
         </w:tc>
         <w:tc>
@@ -6618,11 +6608,9 @@
             <w:tcW w:w="1951" w:type="dxa"/>
           </w:tcPr>
           <w:p>
-            <w:proofErr w:type="spellStart"/>
             <w:r>
               <w:t>TilesRemain</w:t>
             </w:r>
-            <w:proofErr w:type="spellEnd"/>
           </w:p>
         </w:tc>
         <w:tc>
@@ -6678,11 +6666,9 @@
             <w:tcW w:w="1951" w:type="dxa"/>
           </w:tcPr>
           <w:p>
-            <w:proofErr w:type="spellStart"/>
             <w:r>
               <w:t>PlayerScore</w:t>
             </w:r>
-            <w:proofErr w:type="spellEnd"/>
           </w:p>
         </w:tc>
         <w:tc>
@@ -6734,11 +6720,9 @@
             <w:tcW w:w="1951" w:type="dxa"/>
           </w:tcPr>
           <w:p>
-            <w:proofErr w:type="spellStart"/>
             <w:r>
               <w:t>CoverdDebug</w:t>
             </w:r>
-            <w:proofErr w:type="spellEnd"/>
           </w:p>
         </w:tc>
         <w:tc>
@@ -6852,11 +6836,9 @@
             <w:tcW w:w="1951" w:type="dxa"/>
           </w:tcPr>
           <w:p>
-            <w:proofErr w:type="spellStart"/>
             <w:r>
               <w:t>IsMine</w:t>
             </w:r>
-            <w:proofErr w:type="spellEnd"/>
           </w:p>
         </w:tc>
         <w:tc>
@@ -6912,11 +6894,9 @@
             <w:tcW w:w="1951" w:type="dxa"/>
           </w:tcPr>
           <w:p>
-            <w:proofErr w:type="spellStart"/>
             <w:r>
               <w:t>IsOccupied</w:t>
             </w:r>
-            <w:proofErr w:type="spellEnd"/>
           </w:p>
         </w:tc>
         <w:tc>
@@ -6968,11 +6948,9 @@
             <w:tcW w:w="1951" w:type="dxa"/>
           </w:tcPr>
           <w:p>
-            <w:proofErr w:type="spellStart"/>
             <w:r>
               <w:t>SurroundMine</w:t>
             </w:r>
-            <w:proofErr w:type="spellEnd"/>
             <w:r>
               <w:t>-</w:t>
             </w:r>
@@ -7504,13 +7482,8 @@
             <w:tcW w:w="1384" w:type="dxa"/>
           </w:tcPr>
           <w:p>
-            <w:proofErr w:type="spellStart"/>
-            <w:r>
-              <w:t>BeginGame</w:t>
-            </w:r>
-            <w:proofErr w:type="spellEnd"/>
-            <w:r>
-              <w:t>()</w:t>
+            <w:r>
+              <w:t>BeginGame()</w:t>
             </w:r>
           </w:p>
         </w:tc>
@@ -7554,14 +7527,7 @@
                 <w:b/>
                 <w:bCs/>
               </w:rPr>
-              <w:t>Mechanics</w:t>
-            </w:r>
-            <w:r>
-              <w:rPr>
-                <w:b/>
-                <w:bCs/>
-              </w:rPr>
-              <w:t>.gd</w:t>
+              <w:t>Mechanics.gd</w:t>
             </w:r>
           </w:p>
         </w:tc>
@@ -7636,13 +7602,8 @@
             <w:tcW w:w="1384" w:type="dxa"/>
           </w:tcPr>
           <w:p>
-            <w:proofErr w:type="spellStart"/>
-            <w:r>
-              <w:t>SetMines</w:t>
-            </w:r>
-            <w:proofErr w:type="spellEnd"/>
-            <w:r>
-              <w:t>()</w:t>
+            <w:r>
+              <w:t>SetMines()</w:t>
             </w:r>
           </w:p>
         </w:tc>
@@ -7658,13 +7619,7 @@
               <w:t xml:space="preserve">or resets </w:t>
             </w:r>
             <w:r>
-              <w:t xml:space="preserve">the mine tiles by randomly generating an integer that acts as a index within the array of nodes which choices one node to be made into a mine tile through the tile’s own method. As a parameter that prevents mines being set on the same tile and continues to set mines until it reaches a </w:t>
-            </w:r>
-            <w:r>
-              <w:t>integer</w:t>
-            </w:r>
-            <w:r>
-              <w:t xml:space="preserve"> that is given by a variable from another script</w:t>
+              <w:t>the mine tiles by randomly generating an integer that acts as a index within the array of nodes which choices one node to be made into a mine tile through the tile’s own method. As a parameter that prevents mines being set on the same tile and continues to set mines until it reaches a integer that is given by a variable from another script</w:t>
             </w:r>
           </w:p>
         </w:tc>
@@ -7864,13 +7819,8 @@
             <w:tcW w:w="1384" w:type="dxa"/>
           </w:tcPr>
           <w:p>
-            <w:proofErr w:type="spellStart"/>
-            <w:r>
-              <w:t>SetMine</w:t>
-            </w:r>
-            <w:proofErr w:type="spellEnd"/>
-            <w:r>
-              <w:t>()</w:t>
+            <w:r>
+              <w:t>SetMine()</w:t>
             </w:r>
           </w:p>
         </w:tc>
@@ -7913,13 +7863,8 @@
             <w:tcW w:w="1384" w:type="dxa"/>
           </w:tcPr>
           <w:p>
-            <w:proofErr w:type="spellStart"/>
-            <w:r>
-              <w:t>GetSurroundings</w:t>
-            </w:r>
-            <w:proofErr w:type="spellEnd"/>
-            <w:r>
-              <w:t>()</w:t>
+            <w:r>
+              <w:t>GetSurroundings()</w:t>
             </w:r>
           </w:p>
         </w:tc>
@@ -7929,13 +7874,7 @@
           </w:tcPr>
           <w:p>
             <w:r>
-              <w:t xml:space="preserve">Generates an array of adjacent tiles that uncover and utilize to set the correct </w:t>
-            </w:r>
-            <w:r>
-              <w:t xml:space="preserve">integer </w:t>
-            </w:r>
-            <w:r>
-              <w:t xml:space="preserve">texture on the revealed mine and to uncover non-mine touching tiles </w:t>
+              <w:t xml:space="preserve">Generates an array of adjacent tiles that uncover and utilize to set the correct integer texture on the revealed mine and to uncover non-mine touching tiles </w:t>
             </w:r>
           </w:p>
         </w:tc>
@@ -7946,13 +7885,8 @@
             <w:tcW w:w="1384" w:type="dxa"/>
           </w:tcPr>
           <w:p>
-            <w:proofErr w:type="spellStart"/>
-            <w:r>
-              <w:t>ToggleFlag</w:t>
-            </w:r>
-            <w:proofErr w:type="spellEnd"/>
-            <w:r>
-              <w:t>()</w:t>
+            <w:r>
+              <w:t>ToggleFlag()</w:t>
             </w:r>
           </w:p>
         </w:tc>
@@ -7979,15 +7913,7 @@
           <w:p>
             <w:r>
               <w:lastRenderedPageBreak/>
-              <w:t>_</w:t>
-            </w:r>
-            <w:proofErr w:type="spellStart"/>
-            <w:r>
-              <w:t>on_control_gui_input</w:t>
-            </w:r>
-            <w:proofErr w:type="spellEnd"/>
-            <w:r>
-              <w:t>(event)</w:t>
+              <w:t>_on_control_gui_input(event)</w:t>
             </w:r>
           </w:p>
         </w:tc>
@@ -8008,13 +7934,8 @@
             <w:tcW w:w="1384" w:type="dxa"/>
           </w:tcPr>
           <w:p>
-            <w:proofErr w:type="spellStart"/>
-            <w:r>
-              <w:t>DebugCovered</w:t>
-            </w:r>
-            <w:proofErr w:type="spellEnd"/>
-            <w:r>
-              <w:t>():</w:t>
+            <w:r>
+              <w:t>DebugCovered():</w:t>
             </w:r>
           </w:p>
         </w:tc>
@@ -16536,11 +16457,9 @@
           <w:numId w:val="22"/>
         </w:numPr>
       </w:pPr>
-      <w:proofErr w:type="spellStart"/>
       <w:r>
         <w:t>HUDGame</w:t>
       </w:r>
-      <w:proofErr w:type="spellEnd"/>
     </w:p>
     <w:p>
       <w:pPr>
@@ -16984,10 +16903,7 @@
         <w:ind w:firstLine="360"/>
       </w:pPr>
       <w:r>
-        <w:t>30</w:t>
-      </w:r>
-      <w:r>
-        <w:t>th of June</w:t>
+        <w:t>30th of June</w:t>
       </w:r>
     </w:p>
     <w:p>
@@ -16999,10 +16915,7 @@
         </w:numPr>
       </w:pPr>
       <w:r>
-        <w:t>Continued development on main gam</w:t>
-      </w:r>
-      <w:r>
-        <w:t>e</w:t>
+        <w:t>Continued development on main game</w:t>
       </w:r>
     </w:p>
     <w:p>
@@ -17345,6 +17258,187 @@
         <w:t>Update Algorithm</w:t>
       </w:r>
     </w:p>
+    <w:p>
+      <w:pPr>
+        <w:pStyle w:val="Heading3"/>
+        <w:ind w:firstLine="360"/>
+      </w:pPr>
+      <w:r>
+        <w:t>3</w:t>
+      </w:r>
+      <w:r>
+        <w:t>th of Ju</w:t>
+      </w:r>
+      <w:r>
+        <w:t>ly</w:t>
+      </w:r>
+    </w:p>
+    <w:p>
+      <w:pPr>
+        <w:pStyle w:val="ListParagraph"/>
+        <w:numPr>
+          <w:ilvl w:val="0"/>
+          <w:numId w:val="22"/>
+        </w:numPr>
+      </w:pPr>
+      <w:r>
+        <w:t>Updated Algorithm</w:t>
+      </w:r>
+    </w:p>
+    <w:p>
+      <w:pPr>
+        <w:pStyle w:val="ListParagraph"/>
+        <w:numPr>
+          <w:ilvl w:val="1"/>
+          <w:numId w:val="22"/>
+        </w:numPr>
+      </w:pPr>
+    </w:p>
+    <w:p>
+      <w:pPr>
+        <w:pStyle w:val="ListParagraph"/>
+        <w:numPr>
+          <w:ilvl w:val="0"/>
+          <w:numId w:val="22"/>
+        </w:numPr>
+      </w:pPr>
+      <w:r>
+        <w:t>Gantt Chart Progress check</w:t>
+      </w:r>
+    </w:p>
+    <w:p>
+      <w:pPr>
+        <w:pStyle w:val="ListParagraph"/>
+        <w:numPr>
+          <w:ilvl w:val="1"/>
+          <w:numId w:val="22"/>
+        </w:numPr>
+      </w:pPr>
+      <w:r>
+        <w:t>Algorithm</w:t>
+      </w:r>
+    </w:p>
+    <w:p>
+      <w:pPr>
+        <w:pStyle w:val="ListParagraph"/>
+        <w:numPr>
+          <w:ilvl w:val="2"/>
+          <w:numId w:val="22"/>
+        </w:numPr>
+      </w:pPr>
+      <w:r>
+        <w:t>On course</w:t>
+      </w:r>
+    </w:p>
+    <w:p>
+      <w:pPr>
+        <w:pStyle w:val="ListParagraph"/>
+        <w:numPr>
+          <w:ilvl w:val="1"/>
+          <w:numId w:val="22"/>
+        </w:numPr>
+      </w:pPr>
+      <w:r>
+        <w:t>Documentation</w:t>
+      </w:r>
+    </w:p>
+    <w:p>
+      <w:pPr>
+        <w:pStyle w:val="ListParagraph"/>
+        <w:numPr>
+          <w:ilvl w:val="2"/>
+          <w:numId w:val="22"/>
+        </w:numPr>
+      </w:pPr>
+      <w:r>
+        <w:t>On course</w:t>
+      </w:r>
+    </w:p>
+    <w:p>
+      <w:pPr>
+        <w:pStyle w:val="ListParagraph"/>
+        <w:numPr>
+          <w:ilvl w:val="1"/>
+          <w:numId w:val="22"/>
+        </w:numPr>
+      </w:pPr>
+      <w:r>
+        <w:t>Coding</w:t>
+      </w:r>
+    </w:p>
+    <w:p>
+      <w:pPr>
+        <w:pStyle w:val="ListParagraph"/>
+        <w:numPr>
+          <w:ilvl w:val="2"/>
+          <w:numId w:val="22"/>
+        </w:numPr>
+      </w:pPr>
+      <w:r>
+        <w:t>On Course</w:t>
+      </w:r>
+    </w:p>
+    <w:p>
+      <w:pPr>
+        <w:pStyle w:val="ListParagraph"/>
+        <w:numPr>
+          <w:ilvl w:val="1"/>
+          <w:numId w:val="22"/>
+        </w:numPr>
+      </w:pPr>
+      <w:r>
+        <w:t>Testing</w:t>
+      </w:r>
+    </w:p>
+    <w:p>
+      <w:pPr>
+        <w:pStyle w:val="ListParagraph"/>
+        <w:numPr>
+          <w:ilvl w:val="2"/>
+          <w:numId w:val="22"/>
+        </w:numPr>
+      </w:pPr>
+      <w:r>
+        <w:t xml:space="preserve">Behind on schedule </w:t>
+      </w:r>
+    </w:p>
+    <w:p>
+      <w:pPr>
+        <w:pStyle w:val="ListParagraph"/>
+        <w:numPr>
+          <w:ilvl w:val="0"/>
+          <w:numId w:val="22"/>
+        </w:numPr>
+      </w:pPr>
+      <w:r>
+        <w:rPr>
+          <w:lang w:val="en-US"/>
+        </w:rPr>
+        <w:t>Additional task tomorro</w:t>
+      </w:r>
+      <w:r>
+        <w:rPr>
+          <w:lang w:val="en-US"/>
+        </w:rPr>
+        <w:t>w</w:t>
+      </w:r>
+    </w:p>
+    <w:p>
+      <w:pPr>
+        <w:pStyle w:val="ListParagraph"/>
+        <w:numPr>
+          <w:ilvl w:val="1"/>
+          <w:numId w:val="22"/>
+        </w:numPr>
+      </w:pPr>
+      <w:r>
+        <w:rPr>
+          <w:lang w:val="en-US"/>
+        </w:rPr>
+        <w:t>Update Algorithm</w:t>
+      </w:r>
+    </w:p>
+    <w:p/>
     <w:sectPr>
       <w:footerReference w:type="default" r:id="rId49"/>
       <w:pgSz w:w="12240" w:h="15840"/>

--- a/James Fan - Assessment 3_ Major Project.docx
+++ b/James Fan - Assessment 3_ Major Project.docx
@@ -27,7 +27,7 @@
             <v:stroke endcap="round"/>
             <v:path shadowok="f" o:extrusionok="f" fillok="f" insetpenok="f"/>
             <o:lock v:ext="edit" rotation="t" aspectratio="t" verticies="t" text="t" shapetype="t"/>
-            <o:ink i="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" annotation="t"/>
+            <o:ink i="AM4BHQJ0RgEQWM9UiuaXxU+PBvi60uGbIgMGSBBFI0YjBQM4C2QZIzIKgcf//w+Ax///DzMKgcf/&#10;/w+Ax///DzgJAP7/AwAAAAAACoMBL4dLILAoBAqdb5NAMARrCrAkEwLAl6uc7QKLRWBwKAzaUSOa&#10;wBAIDNKjAoCQGAQyDoflVuWfgEAQKo36SqrG7pAqPAaZAoBI5dEoDAYbCoAQOFwOHIFAIBA4QgKA&#10;wGAQWACH9XPnq59AAAAAA2nAUAgKAQHxE+gKABEggPmDMHm42gG=&#10;" annotation="t"/>
           </v:rect>
         </w:pict>
       </w:r>
@@ -103,7 +103,7 @@
           <w:noProof/>
         </w:rPr>
         <w:drawing>
-          <wp:anchor distT="0" distB="0" distL="114300" distR="114300" simplePos="0" relativeHeight="251662336" behindDoc="0" locked="0" layoutInCell="1" allowOverlap="1" wp14:anchorId="2E5C3EA8" wp14:editId="67E27185">
+          <wp:anchor distT="0" distB="0" distL="114300" distR="114300" simplePos="0" relativeHeight="251662336" behindDoc="0" locked="0" layoutInCell="1" allowOverlap="1" wp14:anchorId="2E5C3EA8" wp14:editId="79F04933">
             <wp:simplePos x="0" y="0"/>
             <wp:positionH relativeFrom="column">
               <wp:posOffset>1417320</wp:posOffset>
@@ -17267,10 +17267,10 @@
         <w:t>3</w:t>
       </w:r>
       <w:r>
-        <w:t>th of Ju</w:t>
-      </w:r>
-      <w:r>
-        <w:t>ly</w:t>
+        <w:t>rd</w:t>
+      </w:r>
+      <w:r>
+        <w:t xml:space="preserve"> of July</w:t>
       </w:r>
     </w:p>
     <w:p>
@@ -17293,6 +17293,93 @@
           <w:numId w:val="22"/>
         </w:numPr>
       </w:pPr>
+      <w:r>
+        <w:t>Added modules</w:t>
+      </w:r>
+    </w:p>
+    <w:p>
+      <w:pPr>
+        <w:pStyle w:val="ListParagraph"/>
+        <w:numPr>
+          <w:ilvl w:val="2"/>
+          <w:numId w:val="22"/>
+        </w:numPr>
+      </w:pPr>
+      <w:r>
+        <w:t>Debug.gd</w:t>
+      </w:r>
+    </w:p>
+    <w:p>
+      <w:pPr>
+        <w:pStyle w:val="ListParagraph"/>
+        <w:numPr>
+          <w:ilvl w:val="3"/>
+          <w:numId w:val="22"/>
+        </w:numPr>
+        <w:rPr>
+          <w:rStyle w:val="notion-enable-hover"/>
+        </w:rPr>
+      </w:pPr>
+      <w:r>
+        <w:rPr>
+          <w:rStyle w:val="notion-enable-hover"/>
+        </w:rPr>
+        <w:t>_process(delta)</w:t>
+      </w:r>
+    </w:p>
+    <w:p>
+      <w:pPr>
+        <w:pStyle w:val="ListParagraph"/>
+        <w:numPr>
+          <w:ilvl w:val="3"/>
+          <w:numId w:val="22"/>
+        </w:numPr>
+        <w:rPr>
+          <w:rStyle w:val="notion-enable-hover"/>
+        </w:rPr>
+      </w:pPr>
+      <w:r>
+        <w:rPr>
+          <w:rStyle w:val="notion-enable-hover"/>
+        </w:rPr>
+        <w:t>_input(event)</w:t>
+      </w:r>
+    </w:p>
+    <w:p>
+      <w:pPr>
+        <w:pStyle w:val="ListParagraph"/>
+        <w:numPr>
+          <w:ilvl w:val="2"/>
+          <w:numId w:val="22"/>
+        </w:numPr>
+      </w:pPr>
+      <w:r>
+        <w:t>GameText.gd</w:t>
+      </w:r>
+    </w:p>
+    <w:p>
+      <w:pPr>
+        <w:pStyle w:val="ListParagraph"/>
+        <w:numPr>
+          <w:ilvl w:val="2"/>
+          <w:numId w:val="22"/>
+        </w:numPr>
+      </w:pPr>
+      <w:r>
+        <w:t>Mechanics.gd</w:t>
+      </w:r>
+    </w:p>
+    <w:p>
+      <w:pPr>
+        <w:pStyle w:val="ListParagraph"/>
+        <w:numPr>
+          <w:ilvl w:val="3"/>
+          <w:numId w:val="22"/>
+        </w:numPr>
+      </w:pPr>
+      <w:r>
+        <w:t>Started work on _ready()</w:t>
+      </w:r>
     </w:p>
     <w:p>
       <w:pPr>
@@ -20978,6 +21065,11 @@
       </w:tblBorders>
     </w:tblPr>
   </w:style>
+  <w:style w:type="character" w:customStyle="1" w:styleId="notion-enable-hover">
+    <w:name w:val="notion-enable-hover"/>
+    <w:basedOn w:val="DefaultParagraphFont"/>
+    <w:rsid w:val="004E5799"/>
+  </w:style>
 </w:styles>
 </file>
 

--- a/James Fan - Assessment 3_ Major Project.docx
+++ b/James Fan - Assessment 3_ Major Project.docx
@@ -27,7 +27,7 @@
             <v:stroke endcap="round"/>
             <v:path shadowok="f" o:extrusionok="f" fillok="f" insetpenok="f"/>
             <o:lock v:ext="edit" rotation="t" aspectratio="t" verticies="t" text="t" shapetype="t"/>
-            <o:ink i="AM4BHQJ0RgEQWM9UiuaXxU+PBvi60uGbIgMGSBBFI0YjBQM4C2QZIzIKgcf//w+Ax///DzMKgcf/&#10;/w+Ax///DzgJAP7/AwAAAAAACoMBL4dLILAoBAqdb5NAMARrCrAkEwLAl6uc7QKLRWBwKAzaUSOa&#10;wBAIDNKjAoCQGAQyDoflVuWfgEAQKo36SqrG7pAqPAaZAoBI5dEoDAYbCoAQOFwOHIFAIBA4QgKA&#10;wGAQWACH9XPnq59AAAAAA2nAUAgKAQHxE+gKABEggPmDMHm42gG=&#10;" annotation="t"/>
+            <o:ink i="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" annotation="t"/>
           </v:rect>
         </w:pict>
       </w:r>
@@ -103,7 +103,7 @@
           <w:noProof/>
         </w:rPr>
         <w:drawing>
-          <wp:anchor distT="0" distB="0" distL="114300" distR="114300" simplePos="0" relativeHeight="251662336" behindDoc="0" locked="0" layoutInCell="1" allowOverlap="1" wp14:anchorId="2E5C3EA8" wp14:editId="79F04933">
+          <wp:anchor distT="0" distB="0" distL="114300" distR="114300" simplePos="0" relativeHeight="251662336" behindDoc="0" locked="0" layoutInCell="1" allowOverlap="1" wp14:anchorId="2E5C3EA8" wp14:editId="487777D0">
             <wp:simplePos x="0" y="0"/>
             <wp:positionH relativeFrom="column">
               <wp:posOffset>1417320</wp:posOffset>
@@ -5855,9 +5855,11 @@
       <w:r>
         <w:t xml:space="preserve">Select </w:t>
       </w:r>
+      <w:proofErr w:type="spellStart"/>
       <w:r>
         <w:t>BattleSweeper.rar</w:t>
       </w:r>
+      <w:proofErr w:type="spellEnd"/>
       <w:r>
         <w:t xml:space="preserve"> </w:t>
       </w:r>
@@ -6207,9 +6209,11 @@
             <w:tcW w:w="1951" w:type="dxa"/>
           </w:tcPr>
           <w:p>
+            <w:proofErr w:type="spellStart"/>
             <w:r>
               <w:t>GameOver</w:t>
             </w:r>
+            <w:proofErr w:type="spellEnd"/>
           </w:p>
         </w:tc>
         <w:tc>
@@ -6384,9 +6388,11 @@
             <w:tcW w:w="1951" w:type="dxa"/>
           </w:tcPr>
           <w:p>
+            <w:proofErr w:type="spellStart"/>
             <w:r>
               <w:t>MineNumber</w:t>
             </w:r>
+            <w:proofErr w:type="spellEnd"/>
           </w:p>
         </w:tc>
         <w:tc>
@@ -6438,9 +6444,11 @@
             <w:tcW w:w="1951" w:type="dxa"/>
           </w:tcPr>
           <w:p>
+            <w:proofErr w:type="spellStart"/>
             <w:r>
               <w:t>ShipParts</w:t>
             </w:r>
+            <w:proofErr w:type="spellEnd"/>
           </w:p>
         </w:tc>
         <w:tc>
@@ -6496,9 +6504,11 @@
             <w:tcW w:w="1951" w:type="dxa"/>
           </w:tcPr>
           <w:p>
+            <w:proofErr w:type="spellStart"/>
             <w:r>
               <w:t>MineFlagged</w:t>
             </w:r>
+            <w:proofErr w:type="spellEnd"/>
           </w:p>
         </w:tc>
         <w:tc>
@@ -6550,9 +6560,11 @@
             <w:tcW w:w="1951" w:type="dxa"/>
           </w:tcPr>
           <w:p>
+            <w:proofErr w:type="spellStart"/>
             <w:r>
               <w:t>TileUncovered</w:t>
             </w:r>
+            <w:proofErr w:type="spellEnd"/>
           </w:p>
         </w:tc>
         <w:tc>
@@ -6608,9 +6620,11 @@
             <w:tcW w:w="1951" w:type="dxa"/>
           </w:tcPr>
           <w:p>
+            <w:proofErr w:type="spellStart"/>
             <w:r>
               <w:t>TilesRemain</w:t>
             </w:r>
+            <w:proofErr w:type="spellEnd"/>
           </w:p>
         </w:tc>
         <w:tc>
@@ -6666,9 +6680,11 @@
             <w:tcW w:w="1951" w:type="dxa"/>
           </w:tcPr>
           <w:p>
+            <w:proofErr w:type="spellStart"/>
             <w:r>
               <w:t>PlayerScore</w:t>
             </w:r>
+            <w:proofErr w:type="spellEnd"/>
           </w:p>
         </w:tc>
         <w:tc>
@@ -6720,9 +6736,11 @@
             <w:tcW w:w="1951" w:type="dxa"/>
           </w:tcPr>
           <w:p>
+            <w:proofErr w:type="spellStart"/>
             <w:r>
               <w:t>CoverdDebug</w:t>
             </w:r>
+            <w:proofErr w:type="spellEnd"/>
           </w:p>
         </w:tc>
         <w:tc>
@@ -6836,9 +6854,11 @@
             <w:tcW w:w="1951" w:type="dxa"/>
           </w:tcPr>
           <w:p>
+            <w:proofErr w:type="spellStart"/>
             <w:r>
               <w:t>IsMine</w:t>
             </w:r>
+            <w:proofErr w:type="spellEnd"/>
           </w:p>
         </w:tc>
         <w:tc>
@@ -6894,9 +6914,11 @@
             <w:tcW w:w="1951" w:type="dxa"/>
           </w:tcPr>
           <w:p>
+            <w:proofErr w:type="spellStart"/>
             <w:r>
               <w:t>IsOccupied</w:t>
             </w:r>
+            <w:proofErr w:type="spellEnd"/>
           </w:p>
         </w:tc>
         <w:tc>
@@ -6948,9 +6970,11 @@
             <w:tcW w:w="1951" w:type="dxa"/>
           </w:tcPr>
           <w:p>
+            <w:proofErr w:type="spellStart"/>
             <w:r>
               <w:t>SurroundMine</w:t>
             </w:r>
+            <w:proofErr w:type="spellEnd"/>
             <w:r>
               <w:t>-</w:t>
             </w:r>
@@ -7482,8 +7506,13 @@
             <w:tcW w:w="1384" w:type="dxa"/>
           </w:tcPr>
           <w:p>
-            <w:r>
-              <w:t>BeginGame()</w:t>
+            <w:proofErr w:type="spellStart"/>
+            <w:r>
+              <w:t>BeginGame</w:t>
+            </w:r>
+            <w:proofErr w:type="spellEnd"/>
+            <w:r>
+              <w:t>()</w:t>
             </w:r>
           </w:p>
         </w:tc>
@@ -7602,8 +7631,13 @@
             <w:tcW w:w="1384" w:type="dxa"/>
           </w:tcPr>
           <w:p>
-            <w:r>
-              <w:t>SetMines()</w:t>
+            <w:proofErr w:type="spellStart"/>
+            <w:r>
+              <w:t>SetMines</w:t>
+            </w:r>
+            <w:proofErr w:type="spellEnd"/>
+            <w:r>
+              <w:t>()</w:t>
             </w:r>
           </w:p>
         </w:tc>
@@ -7619,7 +7653,15 @@
               <w:t xml:space="preserve">or resets </w:t>
             </w:r>
             <w:r>
-              <w:t>the mine tiles by randomly generating an integer that acts as a index within the array of nodes which choices one node to be made into a mine tile through the tile’s own method. As a parameter that prevents mines being set on the same tile and continues to set mines until it reaches a integer that is given by a variable from another script</w:t>
+              <w:t xml:space="preserve">the mine tiles by randomly generating an integer that acts as </w:t>
+            </w:r>
+            <w:proofErr w:type="spellStart"/>
+            <w:r>
+              <w:t>a</w:t>
+            </w:r>
+            <w:proofErr w:type="spellEnd"/>
+            <w:r>
+              <w:t xml:space="preserve"> index within the array of nodes which choices one node to be made into a mine tile through the tile’s own method. As a parameter that prevents mines being set on the same tile and continues to set mines until it reaches a integer that is given by a variable from another script</w:t>
             </w:r>
           </w:p>
         </w:tc>
@@ -7819,8 +7861,13 @@
             <w:tcW w:w="1384" w:type="dxa"/>
           </w:tcPr>
           <w:p>
-            <w:r>
-              <w:t>SetMine()</w:t>
+            <w:proofErr w:type="spellStart"/>
+            <w:r>
+              <w:t>SetMine</w:t>
+            </w:r>
+            <w:proofErr w:type="spellEnd"/>
+            <w:r>
+              <w:t>()</w:t>
             </w:r>
           </w:p>
         </w:tc>
@@ -7863,8 +7910,13 @@
             <w:tcW w:w="1384" w:type="dxa"/>
           </w:tcPr>
           <w:p>
-            <w:r>
-              <w:t>GetSurroundings()</w:t>
+            <w:proofErr w:type="spellStart"/>
+            <w:r>
+              <w:t>GetSurroundings</w:t>
+            </w:r>
+            <w:proofErr w:type="spellEnd"/>
+            <w:r>
+              <w:t>()</w:t>
             </w:r>
           </w:p>
         </w:tc>
@@ -7885,8 +7937,13 @@
             <w:tcW w:w="1384" w:type="dxa"/>
           </w:tcPr>
           <w:p>
-            <w:r>
-              <w:t>ToggleFlag()</w:t>
+            <w:proofErr w:type="spellStart"/>
+            <w:r>
+              <w:t>ToggleFlag</w:t>
+            </w:r>
+            <w:proofErr w:type="spellEnd"/>
+            <w:r>
+              <w:t>()</w:t>
             </w:r>
           </w:p>
         </w:tc>
@@ -7913,7 +7970,15 @@
           <w:p>
             <w:r>
               <w:lastRenderedPageBreak/>
-              <w:t>_on_control_gui_input(event)</w:t>
+              <w:t>_</w:t>
+            </w:r>
+            <w:proofErr w:type="spellStart"/>
+            <w:r>
+              <w:t>on_control_gui_input</w:t>
+            </w:r>
+            <w:proofErr w:type="spellEnd"/>
+            <w:r>
+              <w:t>(event)</w:t>
             </w:r>
           </w:p>
         </w:tc>
@@ -7934,8 +7999,13 @@
             <w:tcW w:w="1384" w:type="dxa"/>
           </w:tcPr>
           <w:p>
-            <w:r>
-              <w:t>DebugCovered():</w:t>
+            <w:proofErr w:type="spellStart"/>
+            <w:r>
+              <w:t>DebugCovered</w:t>
+            </w:r>
+            <w:proofErr w:type="spellEnd"/>
+            <w:r>
+              <w:t>():</w:t>
             </w:r>
           </w:p>
         </w:tc>
@@ -9161,7 +9231,21 @@
         <w:rPr>
           <w:lang w:val="en-US"/>
         </w:rPr>
-        <w:t xml:space="preserve">Considering if pygame should be used to make </w:t>
+        <w:t xml:space="preserve">Considering if </w:t>
+      </w:r>
+      <w:proofErr w:type="spellStart"/>
+      <w:r>
+        <w:rPr>
+          <w:lang w:val="en-US"/>
+        </w:rPr>
+        <w:t>pygame</w:t>
+      </w:r>
+      <w:proofErr w:type="spellEnd"/>
+      <w:r>
+        <w:rPr>
+          <w:lang w:val="en-US"/>
+        </w:rPr>
+        <w:t xml:space="preserve"> should be used to make </w:t>
       </w:r>
       <w:r>
         <w:rPr>
@@ -9194,76 +9278,98 @@
         <w:rPr>
           <w:lang w:val="en-US"/>
         </w:rPr>
-        <w:t xml:space="preserve">Researched PyGame library </w:t>
-      </w:r>
-    </w:p>
-    <w:p>
-      <w:pPr>
-        <w:pStyle w:val="ListParagraph"/>
-        <w:numPr>
-          <w:ilvl w:val="1"/>
-          <w:numId w:val="22"/>
-        </w:numPr>
-      </w:pPr>
-      <w:r>
-        <w:t>Consider use to create a game since it has</w:t>
-      </w:r>
-    </w:p>
-    <w:p>
-      <w:pPr>
-        <w:pStyle w:val="ListParagraph"/>
-        <w:numPr>
-          <w:ilvl w:val="2"/>
-          <w:numId w:val="22"/>
-        </w:numPr>
-      </w:pPr>
-      <w:r>
-        <w:t xml:space="preserve">Has a </w:t>
-      </w:r>
-      <w:r>
-        <w:t>well-documented</w:t>
-      </w:r>
-      <w:r>
-        <w:t xml:space="preserve"> game development framework</w:t>
-      </w:r>
-    </w:p>
-    <w:p>
-      <w:pPr>
-        <w:pStyle w:val="ListParagraph"/>
-        <w:numPr>
-          <w:ilvl w:val="2"/>
-          <w:numId w:val="22"/>
-        </w:numPr>
-      </w:pPr>
-      <w:r>
-        <w:t>Easy and versatile to make games with GUI with</w:t>
-      </w:r>
-    </w:p>
-    <w:p>
-      <w:pPr>
-        <w:pStyle w:val="ListParagraph"/>
-        <w:numPr>
-          <w:ilvl w:val="3"/>
-          <w:numId w:val="22"/>
-        </w:numPr>
-      </w:pPr>
-      <w:r>
-        <w:t>With chat GPT and internet</w:t>
-      </w:r>
-    </w:p>
-    <w:p>
-      <w:pPr>
-        <w:pStyle w:val="ListParagraph"/>
-        <w:numPr>
-          <w:ilvl w:val="1"/>
-          <w:numId w:val="22"/>
-        </w:numPr>
-      </w:pPr>
+        <w:t xml:space="preserve">Researched </w:t>
+      </w:r>
+      <w:proofErr w:type="spellStart"/>
       <w:r>
         <w:rPr>
           <w:lang w:val="en-US"/>
         </w:rPr>
-        <w:t>PyGame Documentation</w:t>
+        <w:t>PyGame</w:t>
+      </w:r>
+      <w:proofErr w:type="spellEnd"/>
+      <w:r>
+        <w:rPr>
+          <w:lang w:val="en-US"/>
+        </w:rPr>
+        <w:t xml:space="preserve"> library </w:t>
+      </w:r>
+    </w:p>
+    <w:p>
+      <w:pPr>
+        <w:pStyle w:val="ListParagraph"/>
+        <w:numPr>
+          <w:ilvl w:val="1"/>
+          <w:numId w:val="22"/>
+        </w:numPr>
+      </w:pPr>
+      <w:r>
+        <w:t>Consider use to create a game since it has</w:t>
+      </w:r>
+    </w:p>
+    <w:p>
+      <w:pPr>
+        <w:pStyle w:val="ListParagraph"/>
+        <w:numPr>
+          <w:ilvl w:val="2"/>
+          <w:numId w:val="22"/>
+        </w:numPr>
+      </w:pPr>
+      <w:r>
+        <w:t xml:space="preserve">Has a </w:t>
+      </w:r>
+      <w:r>
+        <w:t>well-documented</w:t>
+      </w:r>
+      <w:r>
+        <w:t xml:space="preserve"> game development framework</w:t>
+      </w:r>
+    </w:p>
+    <w:p>
+      <w:pPr>
+        <w:pStyle w:val="ListParagraph"/>
+        <w:numPr>
+          <w:ilvl w:val="2"/>
+          <w:numId w:val="22"/>
+        </w:numPr>
+      </w:pPr>
+      <w:r>
+        <w:t>Easy and versatile to make games with GUI with</w:t>
+      </w:r>
+    </w:p>
+    <w:p>
+      <w:pPr>
+        <w:pStyle w:val="ListParagraph"/>
+        <w:numPr>
+          <w:ilvl w:val="3"/>
+          <w:numId w:val="22"/>
+        </w:numPr>
+      </w:pPr>
+      <w:r>
+        <w:t>With chat GPT and internet</w:t>
+      </w:r>
+    </w:p>
+    <w:p>
+      <w:pPr>
+        <w:pStyle w:val="ListParagraph"/>
+        <w:numPr>
+          <w:ilvl w:val="1"/>
+          <w:numId w:val="22"/>
+        </w:numPr>
+      </w:pPr>
+      <w:proofErr w:type="spellStart"/>
+      <w:r>
+        <w:rPr>
+          <w:lang w:val="en-US"/>
+        </w:rPr>
+        <w:t>PyGame</w:t>
+      </w:r>
+      <w:proofErr w:type="spellEnd"/>
+      <w:r>
+        <w:rPr>
+          <w:lang w:val="en-US"/>
+        </w:rPr>
+        <w:t xml:space="preserve"> Documentation</w:t>
       </w:r>
     </w:p>
     <w:p>
@@ -9969,62 +10075,78 @@
           <w:lang w:val="en-US"/>
         </w:rPr>
         <w:lastRenderedPageBreak/>
-        <w:t>Clear documentation like PyGame</w:t>
-      </w:r>
-    </w:p>
-    <w:p>
-      <w:pPr>
-        <w:pStyle w:val="ListParagraph"/>
-        <w:numPr>
-          <w:ilvl w:val="4"/>
-          <w:numId w:val="22"/>
-        </w:numPr>
-      </w:pPr>
-      <w:r>
-        <w:t xml:space="preserve">A lot better looking and concise </w:t>
-      </w:r>
-    </w:p>
-    <w:p>
-      <w:pPr>
-        <w:pStyle w:val="ListParagraph"/>
-        <w:numPr>
-          <w:ilvl w:val="2"/>
-          <w:numId w:val="22"/>
-        </w:numPr>
-      </w:pPr>
-      <w:r>
-        <w:t>Has an active community</w:t>
-      </w:r>
-    </w:p>
-    <w:p>
-      <w:pPr>
-        <w:pStyle w:val="ListParagraph"/>
-        <w:numPr>
-          <w:ilvl w:val="3"/>
-          <w:numId w:val="22"/>
-        </w:numPr>
-      </w:pPr>
-      <w:r>
-        <w:t>Research form ChatGPT</w:t>
-      </w:r>
-    </w:p>
-    <w:p>
-      <w:pPr>
-        <w:pStyle w:val="ListParagraph"/>
-        <w:numPr>
-          <w:ilvl w:val="1"/>
-          <w:numId w:val="22"/>
-        </w:numPr>
+        <w:t xml:space="preserve">Clear documentation like </w:t>
+      </w:r>
+      <w:proofErr w:type="spellStart"/>
+      <w:r>
         <w:rPr>
           <w:lang w:val="en-US"/>
         </w:rPr>
-      </w:pPr>
-      <w:r>
+        <w:t>PyGame</w:t>
+      </w:r>
+      <w:proofErr w:type="spellEnd"/>
+    </w:p>
+    <w:p>
+      <w:pPr>
+        <w:pStyle w:val="ListParagraph"/>
+        <w:numPr>
+          <w:ilvl w:val="4"/>
+          <w:numId w:val="22"/>
+        </w:numPr>
+      </w:pPr>
+      <w:r>
+        <w:t xml:space="preserve">A lot better looking and concise </w:t>
+      </w:r>
+    </w:p>
+    <w:p>
+      <w:pPr>
+        <w:pStyle w:val="ListParagraph"/>
+        <w:numPr>
+          <w:ilvl w:val="2"/>
+          <w:numId w:val="22"/>
+        </w:numPr>
+      </w:pPr>
+      <w:r>
+        <w:t>Has an active community</w:t>
+      </w:r>
+    </w:p>
+    <w:p>
+      <w:pPr>
+        <w:pStyle w:val="ListParagraph"/>
+        <w:numPr>
+          <w:ilvl w:val="3"/>
+          <w:numId w:val="22"/>
+        </w:numPr>
+      </w:pPr>
+      <w:r>
+        <w:t>Research form ChatGPT</w:t>
+      </w:r>
+    </w:p>
+    <w:p>
+      <w:pPr>
+        <w:pStyle w:val="ListParagraph"/>
+        <w:numPr>
+          <w:ilvl w:val="1"/>
+          <w:numId w:val="22"/>
+        </w:numPr>
         <w:rPr>
           <w:lang w:val="en-US"/>
         </w:rPr>
-        <w:t>Consider use Godot or PyGame</w:t>
-      </w:r>
+      </w:pPr>
+      <w:r>
+        <w:rPr>
+          <w:lang w:val="en-US"/>
+        </w:rPr>
+        <w:t xml:space="preserve">Consider use Godot or </w:t>
+      </w:r>
+      <w:proofErr w:type="spellStart"/>
+      <w:r>
+        <w:rPr>
+          <w:lang w:val="en-US"/>
+        </w:rPr>
+        <w:t>PyGame</w:t>
+      </w:r>
+      <w:proofErr w:type="spellEnd"/>
     </w:p>
     <w:p>
       <w:pPr>
@@ -12476,7 +12598,21 @@
         <w:rPr>
           <w:lang w:val="en-US"/>
         </w:rPr>
-        <w:t xml:space="preserve">Converted all image into scalable .svg images for quality </w:t>
+        <w:t>Converted all image into scalable .</w:t>
+      </w:r>
+      <w:proofErr w:type="spellStart"/>
+      <w:r>
+        <w:rPr>
+          <w:lang w:val="en-US"/>
+        </w:rPr>
+        <w:t>svg</w:t>
+      </w:r>
+      <w:proofErr w:type="spellEnd"/>
+      <w:r>
+        <w:rPr>
+          <w:lang w:val="en-US"/>
+        </w:rPr>
+        <w:t xml:space="preserve"> images for quality </w:t>
       </w:r>
     </w:p>
     <w:p>
@@ -13269,26 +13405,48 @@
           <w:lang w:val="en-US"/>
         </w:rPr>
       </w:pPr>
+      <w:proofErr w:type="spellStart"/>
       <w:r>
         <w:rPr>
           <w:lang w:val="en-US"/>
         </w:rPr>
-        <w:t>get_viewport_rect().size</w:t>
-      </w:r>
-    </w:p>
-    <w:p>
-      <w:pPr>
-        <w:pStyle w:val="ListParagraph"/>
-        <w:numPr>
-          <w:ilvl w:val="3"/>
-          <w:numId w:val="22"/>
-        </w:numPr>
-      </w:pPr>
+        <w:t>get_viewport_rect</w:t>
+      </w:r>
+      <w:proofErr w:type="spellEnd"/>
       <w:r>
         <w:rPr>
           <w:lang w:val="en-US"/>
         </w:rPr>
-        <w:t>clamp (x,y,z)</w:t>
+        <w:t>().size</w:t>
+      </w:r>
+    </w:p>
+    <w:p>
+      <w:pPr>
+        <w:pStyle w:val="ListParagraph"/>
+        <w:numPr>
+          <w:ilvl w:val="3"/>
+          <w:numId w:val="22"/>
+        </w:numPr>
+      </w:pPr>
+      <w:r>
+        <w:rPr>
+          <w:lang w:val="en-US"/>
+        </w:rPr>
+        <w:t>clamp (</w:t>
+      </w:r>
+      <w:proofErr w:type="spellStart"/>
+      <w:r>
+        <w:rPr>
+          <w:lang w:val="en-US"/>
+        </w:rPr>
+        <w:t>x,y,z</w:t>
+      </w:r>
+      <w:proofErr w:type="spellEnd"/>
+      <w:r>
+        <w:rPr>
+          <w:lang w:val="en-US"/>
+        </w:rPr>
+        <w:t>)</w:t>
       </w:r>
     </w:p>
     <w:p>
@@ -13473,22 +13631,58 @@
         <w:rPr>
           <w:lang w:val="en-US"/>
         </w:rPr>
-        <w:t>% x.size()</w:t>
-      </w:r>
-    </w:p>
-    <w:p>
-      <w:pPr>
-        <w:pStyle w:val="ListParagraph"/>
-        <w:numPr>
-          <w:ilvl w:val="3"/>
-          <w:numId w:val="22"/>
-        </w:numPr>
-      </w:pPr>
+        <w:t xml:space="preserve">% </w:t>
+      </w:r>
+      <w:proofErr w:type="spellStart"/>
       <w:r>
         <w:rPr>
           <w:lang w:val="en-US"/>
         </w:rPr>
-        <w:t>randf_range(x,y)</w:t>
+        <w:t>x.size</w:t>
+      </w:r>
+      <w:proofErr w:type="spellEnd"/>
+      <w:r>
+        <w:rPr>
+          <w:lang w:val="en-US"/>
+        </w:rPr>
+        <w:t>()</w:t>
+      </w:r>
+    </w:p>
+    <w:p>
+      <w:pPr>
+        <w:pStyle w:val="ListParagraph"/>
+        <w:numPr>
+          <w:ilvl w:val="3"/>
+          <w:numId w:val="22"/>
+        </w:numPr>
+      </w:pPr>
+      <w:proofErr w:type="spellStart"/>
+      <w:r>
+        <w:rPr>
+          <w:lang w:val="en-US"/>
+        </w:rPr>
+        <w:t>randf_range</w:t>
+      </w:r>
+      <w:proofErr w:type="spellEnd"/>
+      <w:r>
+        <w:rPr>
+          <w:lang w:val="en-US"/>
+        </w:rPr>
+        <w:t>(</w:t>
+      </w:r>
+      <w:proofErr w:type="spellStart"/>
+      <w:r>
+        <w:rPr>
+          <w:lang w:val="en-US"/>
+        </w:rPr>
+        <w:t>x,y</w:t>
+      </w:r>
+      <w:proofErr w:type="spellEnd"/>
+      <w:r>
+        <w:rPr>
+          <w:lang w:val="en-US"/>
+        </w:rPr>
+        <w:t>)</w:t>
       </w:r>
     </w:p>
     <w:p>
@@ -13875,7 +14069,35 @@
         <w:rPr>
           <w:lang w:val="en-US"/>
         </w:rPr>
-        <w:t xml:space="preserve">Added svg “Icon.svg” </w:t>
+        <w:t xml:space="preserve">Added </w:t>
+      </w:r>
+      <w:proofErr w:type="spellStart"/>
+      <w:r>
+        <w:rPr>
+          <w:lang w:val="en-US"/>
+        </w:rPr>
+        <w:t>svg</w:t>
+      </w:r>
+      <w:proofErr w:type="spellEnd"/>
+      <w:r>
+        <w:rPr>
+          <w:lang w:val="en-US"/>
+        </w:rPr>
+        <w:t xml:space="preserve"> “</w:t>
+      </w:r>
+      <w:proofErr w:type="spellStart"/>
+      <w:r>
+        <w:rPr>
+          <w:lang w:val="en-US"/>
+        </w:rPr>
+        <w:t>Icon.svg</w:t>
+      </w:r>
+      <w:proofErr w:type="spellEnd"/>
+      <w:r>
+        <w:rPr>
+          <w:lang w:val="en-US"/>
+        </w:rPr>
+        <w:t xml:space="preserve">” </w:t>
       </w:r>
     </w:p>
     <w:p>
@@ -13893,6 +14115,7 @@
         <w:t xml:space="preserve">obtained from </w:t>
       </w:r>
       <w:hyperlink r:id="rId42">
+        <w:proofErr w:type="spellStart"/>
         <w:r>
           <w:rPr>
             <w:rStyle w:val="Hyperlink"/>
@@ -13900,27 +14123,56 @@
           </w:rPr>
           <w:t>Flaticon</w:t>
         </w:r>
+        <w:proofErr w:type="spellEnd"/>
       </w:hyperlink>
       <w:r>
         <w:rPr>
           <w:lang w:val="en-US"/>
         </w:rPr>
-        <w:t xml:space="preserve"> as a png </w:t>
-      </w:r>
-    </w:p>
-    <w:p>
-      <w:pPr>
-        <w:pStyle w:val="ListParagraph"/>
-        <w:numPr>
-          <w:ilvl w:val="2"/>
-          <w:numId w:val="22"/>
-        </w:numPr>
-      </w:pPr>
+        <w:t xml:space="preserve"> as a </w:t>
+      </w:r>
+      <w:proofErr w:type="spellStart"/>
       <w:r>
         <w:rPr>
           <w:lang w:val="en-US"/>
         </w:rPr>
-        <w:t>Converted svg through word</w:t>
+        <w:t>png</w:t>
+      </w:r>
+      <w:proofErr w:type="spellEnd"/>
+      <w:r>
+        <w:rPr>
+          <w:lang w:val="en-US"/>
+        </w:rPr>
+        <w:t xml:space="preserve"> </w:t>
+      </w:r>
+    </w:p>
+    <w:p>
+      <w:pPr>
+        <w:pStyle w:val="ListParagraph"/>
+        <w:numPr>
+          <w:ilvl w:val="2"/>
+          <w:numId w:val="22"/>
+        </w:numPr>
+      </w:pPr>
+      <w:r>
+        <w:rPr>
+          <w:lang w:val="en-US"/>
+        </w:rPr>
+        <w:t xml:space="preserve">Converted </w:t>
+      </w:r>
+      <w:proofErr w:type="spellStart"/>
+      <w:r>
+        <w:rPr>
+          <w:lang w:val="en-US"/>
+        </w:rPr>
+        <w:t>svg</w:t>
+      </w:r>
+      <w:proofErr w:type="spellEnd"/>
+      <w:r>
+        <w:rPr>
+          <w:lang w:val="en-US"/>
+        </w:rPr>
+        <w:t xml:space="preserve"> through word</w:t>
       </w:r>
     </w:p>
     <w:p>
@@ -14559,21 +14811,25 @@
           <w:numId w:val="22"/>
         </w:numPr>
       </w:pPr>
+      <w:proofErr w:type="spellStart"/>
       <w:r>
         <w:t>HUDGame</w:t>
       </w:r>
-    </w:p>
-    <w:p>
-      <w:pPr>
-        <w:pStyle w:val="ListParagraph"/>
-        <w:numPr>
-          <w:ilvl w:val="2"/>
-          <w:numId w:val="22"/>
-        </w:numPr>
-      </w:pPr>
+      <w:proofErr w:type="spellEnd"/>
+    </w:p>
+    <w:p>
+      <w:pPr>
+        <w:pStyle w:val="ListParagraph"/>
+        <w:numPr>
+          <w:ilvl w:val="2"/>
+          <w:numId w:val="22"/>
+        </w:numPr>
+      </w:pPr>
+      <w:proofErr w:type="spellStart"/>
       <w:r>
         <w:t>MainGame</w:t>
       </w:r>
+      <w:proofErr w:type="spellEnd"/>
     </w:p>
     <w:p>
       <w:pPr>
@@ -15348,9 +15604,11 @@
           <w:numId w:val="22"/>
         </w:numPr>
       </w:pPr>
+      <w:proofErr w:type="spellStart"/>
       <w:r>
         <w:t>Explosion.svg</w:t>
       </w:r>
+      <w:proofErr w:type="spellEnd"/>
     </w:p>
     <w:p>
       <w:pPr>
@@ -16175,7 +16433,15 @@
         </w:numPr>
       </w:pPr>
       <w:r>
-        <w:t>“CoveredDebug()” in tile.gd</w:t>
+        <w:t>“</w:t>
+      </w:r>
+      <w:proofErr w:type="spellStart"/>
+      <w:r>
+        <w:t>CoveredDebug</w:t>
+      </w:r>
+      <w:proofErr w:type="spellEnd"/>
+      <w:r>
+        <w:t>()” in tile.gd</w:t>
       </w:r>
     </w:p>
     <w:p>
@@ -16457,9 +16723,11 @@
           <w:numId w:val="22"/>
         </w:numPr>
       </w:pPr>
+      <w:proofErr w:type="spellStart"/>
       <w:r>
         <w:t>HUDGame</w:t>
       </w:r>
+      <w:proofErr w:type="spellEnd"/>
     </w:p>
     <w:p>
       <w:pPr>
@@ -16939,7 +17207,15 @@
         </w:numPr>
       </w:pPr>
       <w:r>
-        <w:t xml:space="preserve">Tiles will not cover themselves if the are already reveal already </w:t>
+        <w:t xml:space="preserve">Tiles will not cover themselves if </w:t>
+      </w:r>
+      <w:proofErr w:type="spellStart"/>
+      <w:r>
+        <w:t>the</w:t>
+      </w:r>
+      <w:proofErr w:type="spellEnd"/>
+      <w:r>
+        <w:t xml:space="preserve"> are already reveal already </w:t>
       </w:r>
     </w:p>
     <w:p>
@@ -17525,6 +17801,404 @@
         <w:t>Update Algorithm</w:t>
       </w:r>
     </w:p>
+    <w:p>
+      <w:pPr>
+        <w:pStyle w:val="Heading3"/>
+        <w:ind w:firstLine="360"/>
+      </w:pPr>
+      <w:r>
+        <w:t>4th</w:t>
+      </w:r>
+      <w:r>
+        <w:t xml:space="preserve"> of July</w:t>
+      </w:r>
+    </w:p>
+    <w:p>
+      <w:pPr>
+        <w:pStyle w:val="ListParagraph"/>
+        <w:numPr>
+          <w:ilvl w:val="0"/>
+          <w:numId w:val="22"/>
+        </w:numPr>
+      </w:pPr>
+      <w:r>
+        <w:t>Updated Algorithm</w:t>
+      </w:r>
+    </w:p>
+    <w:p>
+      <w:pPr>
+        <w:pStyle w:val="ListParagraph"/>
+        <w:numPr>
+          <w:ilvl w:val="1"/>
+          <w:numId w:val="22"/>
+        </w:numPr>
+      </w:pPr>
+      <w:r>
+        <w:t>Added modules</w:t>
+      </w:r>
+    </w:p>
+    <w:p>
+      <w:pPr>
+        <w:pStyle w:val="ListParagraph"/>
+        <w:numPr>
+          <w:ilvl w:val="2"/>
+          <w:numId w:val="22"/>
+        </w:numPr>
+      </w:pPr>
+      <w:r>
+        <w:t>Mechanics.gd</w:t>
+      </w:r>
+    </w:p>
+    <w:p>
+      <w:pPr>
+        <w:pStyle w:val="ListParagraph"/>
+        <w:numPr>
+          <w:ilvl w:val="3"/>
+          <w:numId w:val="22"/>
+        </w:numPr>
+      </w:pPr>
+      <w:r>
+        <w:t>Finished worked on</w:t>
+      </w:r>
+      <w:r>
+        <w:t xml:space="preserve"> _ready()</w:t>
+      </w:r>
+    </w:p>
+    <w:p>
+      <w:pPr>
+        <w:pStyle w:val="ListParagraph"/>
+        <w:numPr>
+          <w:ilvl w:val="3"/>
+          <w:numId w:val="22"/>
+        </w:numPr>
+        <w:rPr>
+          <w:rStyle w:val="notion-enable-hover"/>
+        </w:rPr>
+      </w:pPr>
+      <w:proofErr w:type="spellStart"/>
+      <w:r>
+        <w:rPr>
+          <w:rStyle w:val="notion-enable-hover"/>
+        </w:rPr>
+        <w:t>SetMine</w:t>
+      </w:r>
+      <w:proofErr w:type="spellEnd"/>
+      <w:r>
+        <w:rPr>
+          <w:rStyle w:val="notion-enable-hover"/>
+        </w:rPr>
+        <w:t>()</w:t>
+      </w:r>
+    </w:p>
+    <w:p>
+      <w:pPr>
+        <w:pStyle w:val="ListParagraph"/>
+        <w:numPr>
+          <w:ilvl w:val="3"/>
+          <w:numId w:val="22"/>
+        </w:numPr>
+        <w:rPr>
+          <w:rStyle w:val="notion-enable-hover"/>
+        </w:rPr>
+      </w:pPr>
+      <w:r>
+        <w:rPr>
+          <w:rStyle w:val="notion-enable-hover"/>
+        </w:rPr>
+        <w:t>Debug(type)</w:t>
+      </w:r>
+    </w:p>
+    <w:p>
+      <w:pPr>
+        <w:pStyle w:val="ListParagraph"/>
+        <w:numPr>
+          <w:ilvl w:val="2"/>
+          <w:numId w:val="22"/>
+        </w:numPr>
+      </w:pPr>
+      <w:r>
+        <w:t>Tile.gd</w:t>
+      </w:r>
+    </w:p>
+    <w:p>
+      <w:pPr>
+        <w:pStyle w:val="ListParagraph"/>
+        <w:numPr>
+          <w:ilvl w:val="3"/>
+          <w:numId w:val="22"/>
+        </w:numPr>
+        <w:rPr>
+          <w:rStyle w:val="notion-enable-hover"/>
+        </w:rPr>
+      </w:pPr>
+      <w:proofErr w:type="spellStart"/>
+      <w:r>
+        <w:rPr>
+          <w:rStyle w:val="notion-enable-hover"/>
+        </w:rPr>
+        <w:t>SetMine</w:t>
+      </w:r>
+      <w:proofErr w:type="spellEnd"/>
+      <w:r>
+        <w:rPr>
+          <w:rStyle w:val="notion-enable-hover"/>
+        </w:rPr>
+        <w:t>()</w:t>
+      </w:r>
+    </w:p>
+    <w:p>
+      <w:pPr>
+        <w:pStyle w:val="ListParagraph"/>
+        <w:numPr>
+          <w:ilvl w:val="3"/>
+          <w:numId w:val="22"/>
+        </w:numPr>
+        <w:rPr>
+          <w:rStyle w:val="notion-enable-hover"/>
+        </w:rPr>
+      </w:pPr>
+      <w:r>
+        <w:rPr>
+          <w:rStyle w:val="notion-enable-hover"/>
+        </w:rPr>
+        <w:t>Uncover()</w:t>
+      </w:r>
+    </w:p>
+    <w:p>
+      <w:pPr>
+        <w:pStyle w:val="ListParagraph"/>
+        <w:numPr>
+          <w:ilvl w:val="3"/>
+          <w:numId w:val="22"/>
+        </w:numPr>
+        <w:rPr>
+          <w:rStyle w:val="notion-enable-hover"/>
+        </w:rPr>
+      </w:pPr>
+      <w:proofErr w:type="spellStart"/>
+      <w:r>
+        <w:rPr>
+          <w:rStyle w:val="notion-enable-hover"/>
+        </w:rPr>
+        <w:t>GetSurroundings</w:t>
+      </w:r>
+      <w:proofErr w:type="spellEnd"/>
+      <w:r>
+        <w:rPr>
+          <w:rStyle w:val="notion-enable-hover"/>
+        </w:rPr>
+        <w:t>()</w:t>
+      </w:r>
+    </w:p>
+    <w:p>
+      <w:pPr>
+        <w:pStyle w:val="ListParagraph"/>
+        <w:numPr>
+          <w:ilvl w:val="3"/>
+          <w:numId w:val="22"/>
+        </w:numPr>
+        <w:rPr>
+          <w:rStyle w:val="notion-enable-hover"/>
+        </w:rPr>
+      </w:pPr>
+      <w:proofErr w:type="spellStart"/>
+      <w:r>
+        <w:rPr>
+          <w:rStyle w:val="notion-enable-hover"/>
+        </w:rPr>
+        <w:t>ToggleFlag</w:t>
+      </w:r>
+      <w:proofErr w:type="spellEnd"/>
+      <w:r>
+        <w:rPr>
+          <w:rStyle w:val="notion-enable-hover"/>
+        </w:rPr>
+        <w:t>()</w:t>
+      </w:r>
+    </w:p>
+    <w:p>
+      <w:pPr>
+        <w:pStyle w:val="ListParagraph"/>
+        <w:numPr>
+          <w:ilvl w:val="3"/>
+          <w:numId w:val="22"/>
+        </w:numPr>
+      </w:pPr>
+      <w:r>
+        <w:t>_</w:t>
+      </w:r>
+      <w:proofErr w:type="spellStart"/>
+      <w:r>
+        <w:t>on_control_gui_input</w:t>
+      </w:r>
+      <w:proofErr w:type="spellEnd"/>
+      <w:r>
+        <w:t>(event)</w:t>
+      </w:r>
+    </w:p>
+    <w:p>
+      <w:pPr>
+        <w:pStyle w:val="ListParagraph"/>
+        <w:numPr>
+          <w:ilvl w:val="3"/>
+          <w:numId w:val="22"/>
+        </w:numPr>
+      </w:pPr>
+      <w:proofErr w:type="spellStart"/>
+      <w:r>
+        <w:t>DebugCovered</w:t>
+      </w:r>
+      <w:proofErr w:type="spellEnd"/>
+      <w:r>
+        <w:t>()</w:t>
+      </w:r>
+    </w:p>
+    <w:p>
+      <w:pPr>
+        <w:pStyle w:val="ListParagraph"/>
+        <w:numPr>
+          <w:ilvl w:val="0"/>
+          <w:numId w:val="22"/>
+        </w:numPr>
+      </w:pPr>
+      <w:r>
+        <w:t>Gantt Chart Progress check</w:t>
+      </w:r>
+    </w:p>
+    <w:p>
+      <w:pPr>
+        <w:pStyle w:val="ListParagraph"/>
+        <w:numPr>
+          <w:ilvl w:val="1"/>
+          <w:numId w:val="22"/>
+        </w:numPr>
+      </w:pPr>
+      <w:r>
+        <w:t>Algorithm</w:t>
+      </w:r>
+    </w:p>
+    <w:p>
+      <w:pPr>
+        <w:pStyle w:val="ListParagraph"/>
+        <w:numPr>
+          <w:ilvl w:val="2"/>
+          <w:numId w:val="22"/>
+        </w:numPr>
+      </w:pPr>
+      <w:r>
+        <w:t>On course</w:t>
+      </w:r>
+    </w:p>
+    <w:p>
+      <w:pPr>
+        <w:pStyle w:val="ListParagraph"/>
+        <w:numPr>
+          <w:ilvl w:val="1"/>
+          <w:numId w:val="22"/>
+        </w:numPr>
+      </w:pPr>
+      <w:r>
+        <w:t>Documentation</w:t>
+      </w:r>
+    </w:p>
+    <w:p>
+      <w:pPr>
+        <w:pStyle w:val="ListParagraph"/>
+        <w:numPr>
+          <w:ilvl w:val="2"/>
+          <w:numId w:val="22"/>
+        </w:numPr>
+      </w:pPr>
+      <w:r>
+        <w:lastRenderedPageBreak/>
+        <w:t>On course</w:t>
+      </w:r>
+    </w:p>
+    <w:p>
+      <w:pPr>
+        <w:pStyle w:val="ListParagraph"/>
+        <w:numPr>
+          <w:ilvl w:val="1"/>
+          <w:numId w:val="22"/>
+        </w:numPr>
+      </w:pPr>
+      <w:r>
+        <w:t>Coding</w:t>
+      </w:r>
+    </w:p>
+    <w:p>
+      <w:pPr>
+        <w:pStyle w:val="ListParagraph"/>
+        <w:numPr>
+          <w:ilvl w:val="2"/>
+          <w:numId w:val="22"/>
+        </w:numPr>
+      </w:pPr>
+      <w:r>
+        <w:t>On Course</w:t>
+      </w:r>
+    </w:p>
+    <w:p>
+      <w:pPr>
+        <w:pStyle w:val="ListParagraph"/>
+        <w:numPr>
+          <w:ilvl w:val="1"/>
+          <w:numId w:val="22"/>
+        </w:numPr>
+      </w:pPr>
+      <w:r>
+        <w:t>Testing</w:t>
+      </w:r>
+    </w:p>
+    <w:p>
+      <w:pPr>
+        <w:pStyle w:val="ListParagraph"/>
+        <w:numPr>
+          <w:ilvl w:val="2"/>
+          <w:numId w:val="22"/>
+        </w:numPr>
+      </w:pPr>
+      <w:r>
+        <w:t xml:space="preserve">Behind on schedule </w:t>
+      </w:r>
+    </w:p>
+    <w:p>
+      <w:pPr>
+        <w:pStyle w:val="ListParagraph"/>
+        <w:numPr>
+          <w:ilvl w:val="0"/>
+          <w:numId w:val="22"/>
+        </w:numPr>
+      </w:pPr>
+      <w:r>
+        <w:rPr>
+          <w:lang w:val="en-US"/>
+        </w:rPr>
+        <w:t>Additional task tomorro</w:t>
+      </w:r>
+      <w:r>
+        <w:rPr>
+          <w:lang w:val="en-US"/>
+        </w:rPr>
+        <w:t>w</w:t>
+      </w:r>
+    </w:p>
+    <w:p>
+      <w:pPr>
+        <w:pStyle w:val="ListParagraph"/>
+        <w:numPr>
+          <w:ilvl w:val="1"/>
+          <w:numId w:val="22"/>
+        </w:numPr>
+      </w:pPr>
+      <w:r>
+        <w:rPr>
+          <w:lang w:val="en-US"/>
+        </w:rPr>
+        <w:t>Update Algorithm</w:t>
+      </w:r>
+    </w:p>
+    <w:p/>
     <w:p/>
     <w:sectPr>
       <w:footerReference w:type="default" r:id="rId49"/>

--- a/James Fan - Assessment 3_ Major Project.docx
+++ b/James Fan - Assessment 3_ Major Project.docx
@@ -23,7 +23,7 @@
           <w:noProof/>
         </w:rPr>
         <w:pict w14:anchorId="1963DF64">
-          <v:rect id="Ink 15" o:spid="_x0000_s2051" style="position:absolute;margin-left:243.35pt;margin-top:254.4pt;width:43pt;height:25.8pt;z-index:251663360;visibility:visible;mso-wrap-style:square;mso-width-percent:0;mso-height-percent:0;mso-wrap-distance-left:9pt;mso-wrap-distance-top:0;mso-wrap-distance-right:9pt;mso-wrap-distance-bottom:0;mso-position-horizontal:absolute;mso-position-horizontal-relative:text;mso-position-vertical:absolute;mso-position-vertical-relative:text;mso-width-percent:0;mso-height-percent:0;mso-width-relative:page;mso-height-relative:page" filled="f" strokeweight=".35mm">
+          <v:rect id="Ink 15" o:spid="_x0000_s2051" style="position:absolute;margin-left:243.35pt;margin-top:254.4pt;width:43pt;height:25.8pt;z-index:251663360;visibility:visible" filled="f" strokeweight=".35mm">
             <v:stroke endcap="round"/>
             <v:path shadowok="f" o:extrusionok="f" fillok="f" insetpenok="f"/>
             <o:lock v:ext="edit" rotation="t" aspectratio="t" verticies="t" text="t" shapetype="t"/>
@@ -103,7 +103,7 @@
           <w:noProof/>
         </w:rPr>
         <w:drawing>
-          <wp:anchor distT="0" distB="0" distL="114300" distR="114300" simplePos="0" relativeHeight="251662336" behindDoc="0" locked="0" layoutInCell="1" allowOverlap="1" wp14:anchorId="2E5C3EA8" wp14:editId="23C04024">
+          <wp:anchor distT="0" distB="0" distL="114300" distR="114300" simplePos="0" relativeHeight="251662336" behindDoc="0" locked="0" layoutInCell="1" allowOverlap="1" wp14:anchorId="2E5C3EA8" wp14:editId="6F473420">
             <wp:simplePos x="0" y="0"/>
             <wp:positionH relativeFrom="column">
               <wp:posOffset>1417320</wp:posOffset>
@@ -174,7 +174,7 @@
             <v:stroke joinstyle="miter"/>
             <v:path gradientshapeok="t" o:connecttype="rect"/>
           </v:shapetype>
-          <v:shape id="Text Box 3" o:spid="_x0000_s2050" type="#_x0000_t202" style="position:absolute;margin-left:0;margin-top:133.1pt;width:442.2pt;height:313.8pt;z-index:251659264;visibility:visible;mso-wrap-style:square;mso-width-percent:0;mso-height-percent:0;mso-wrap-distance-left:9pt;mso-wrap-distance-top:0;mso-wrap-distance-right:9pt;mso-wrap-distance-bottom:0;mso-position-horizontal:center;mso-position-horizontal-relative:margin;mso-position-vertical:absolute;mso-position-vertical-relative:text;mso-width-percent:0;mso-height-percent:0;mso-width-relative:margin;mso-height-relative:margin;v-text-anchor:top" o:gfxdata="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" fillcolor="white [3201]" strokecolor="white [3212]" strokeweight=".5pt">
+          <v:shape id="Text Box 3" o:spid="_x0000_s2050" type="#_x0000_t202" style="position:absolute;margin-left:0;margin-top:133.1pt;width:442.2pt;height:313.8pt;z-index:251659264;visibility:visible;mso-position-horizontal:center;mso-position-horizontal-relative:margin;mso-position-vertical-relative:text;mso-width-relative:margin;mso-height-relative:margin" o:gfxdata="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" fillcolor="white [3201]" strokecolor="white [3212]" strokeweight=".5pt">
             <v:path arrowok="t"/>
             <v:textbox>
               <w:txbxContent>
@@ -5056,7 +5056,15 @@
         <w:t xml:space="preserve"> Battlesweeper</w:t>
       </w:r>
       <w:r>
-        <w:t xml:space="preserve"> is a suitable project that is complex in nature but can be completed within the development period where it educational endeavor can help me learn how to tackle integrating two separate game functionalities into a whole functioning game and also how to create an efficient UI and create documentation such as user and technical manual  without confusing the user and/or future developers</w:t>
+        <w:t xml:space="preserve"> is a suitable project that is complex in nature but can be completed within the development period where it educational endeavor can help me learn how to tackle integrating two separate game functionalities into a whole functioning game </w:t>
+      </w:r>
+      <w:proofErr w:type="gramStart"/>
+      <w:r>
+        <w:t>and also</w:t>
+      </w:r>
+      <w:proofErr w:type="gramEnd"/>
+      <w:r>
+        <w:t xml:space="preserve"> how to create an efficient UI and create documentation such as user and technical manual  without confusing the user and/or future developers</w:t>
       </w:r>
     </w:p>
     <w:p>
@@ -7462,9 +7470,11 @@
       <w:r>
         <w:t xml:space="preserve">Select </w:t>
       </w:r>
+      <w:proofErr w:type="spellStart"/>
       <w:r>
         <w:t>BattleSweeper.rar</w:t>
       </w:r>
+      <w:proofErr w:type="spellEnd"/>
       <w:r>
         <w:t xml:space="preserve"> </w:t>
       </w:r>
@@ -8173,9 +8183,11 @@
             <w:tcW w:w="1951" w:type="dxa"/>
           </w:tcPr>
           <w:p>
+            <w:proofErr w:type="spellStart"/>
             <w:r>
               <w:t>GameOver</w:t>
             </w:r>
+            <w:proofErr w:type="spellEnd"/>
           </w:p>
         </w:tc>
         <w:tc>
@@ -8251,9 +8263,11 @@
             <w:tcW w:w="1951" w:type="dxa"/>
           </w:tcPr>
           <w:p>
+            <w:proofErr w:type="spellStart"/>
             <w:r>
               <w:t>CoverdDebug</w:t>
             </w:r>
+            <w:proofErr w:type="spellEnd"/>
           </w:p>
         </w:tc>
         <w:tc>
@@ -8407,9 +8421,11 @@
             <w:tcW w:w="1951" w:type="dxa"/>
           </w:tcPr>
           <w:p>
+            <w:proofErr w:type="spellStart"/>
             <w:r>
               <w:t>IsMine</w:t>
             </w:r>
+            <w:proofErr w:type="spellEnd"/>
           </w:p>
         </w:tc>
         <w:tc>
@@ -8485,9 +8501,11 @@
             <w:tcW w:w="1951" w:type="dxa"/>
           </w:tcPr>
           <w:p>
+            <w:proofErr w:type="spellStart"/>
             <w:r>
               <w:t>IsOccupied</w:t>
             </w:r>
+            <w:proofErr w:type="spellEnd"/>
           </w:p>
         </w:tc>
         <w:tc>
@@ -8778,9 +8796,11 @@
             <w:tcW w:w="1951" w:type="dxa"/>
           </w:tcPr>
           <w:p>
+            <w:proofErr w:type="spellStart"/>
             <w:r>
               <w:t>MineNumber</w:t>
             </w:r>
+            <w:proofErr w:type="spellEnd"/>
           </w:p>
         </w:tc>
         <w:tc>
@@ -8852,9 +8872,11 @@
             <w:tcW w:w="1951" w:type="dxa"/>
           </w:tcPr>
           <w:p>
+            <w:proofErr w:type="spellStart"/>
             <w:r>
               <w:t>ShipParts</w:t>
             </w:r>
+            <w:proofErr w:type="spellEnd"/>
           </w:p>
         </w:tc>
         <w:tc>
@@ -8930,9 +8952,11 @@
             <w:tcW w:w="1951" w:type="dxa"/>
           </w:tcPr>
           <w:p>
+            <w:proofErr w:type="spellStart"/>
             <w:r>
               <w:t>MineFlagged</w:t>
             </w:r>
+            <w:proofErr w:type="spellEnd"/>
           </w:p>
         </w:tc>
         <w:tc>
@@ -9004,9 +9028,11 @@
             <w:tcW w:w="1951" w:type="dxa"/>
           </w:tcPr>
           <w:p>
+            <w:proofErr w:type="spellStart"/>
             <w:r>
               <w:t>TileUncovered</w:t>
             </w:r>
+            <w:proofErr w:type="spellEnd"/>
           </w:p>
         </w:tc>
         <w:tc>
@@ -9082,9 +9108,11 @@
             <w:tcW w:w="1951" w:type="dxa"/>
           </w:tcPr>
           <w:p>
+            <w:proofErr w:type="spellStart"/>
             <w:r>
               <w:t>TilesRemain</w:t>
             </w:r>
+            <w:proofErr w:type="spellEnd"/>
           </w:p>
         </w:tc>
         <w:tc>
@@ -9156,9 +9184,11 @@
             <w:tcW w:w="1951" w:type="dxa"/>
           </w:tcPr>
           <w:p>
+            <w:proofErr w:type="spellStart"/>
             <w:r>
               <w:t>PlayerScore</w:t>
             </w:r>
+            <w:proofErr w:type="spellEnd"/>
           </w:p>
         </w:tc>
         <w:tc>
@@ -9226,9 +9256,11 @@
             <w:tcW w:w="1951" w:type="dxa"/>
           </w:tcPr>
           <w:p>
+            <w:proofErr w:type="spellStart"/>
             <w:r>
               <w:t>SurroundMine</w:t>
             </w:r>
+            <w:proofErr w:type="spellEnd"/>
             <w:r>
               <w:t>-</w:t>
             </w:r>
@@ -9346,7 +9378,19 @@
           </w:tcPr>
           <w:p>
             <w:r>
-              <w:t>A parameter that allows to code to check if the amount of existing mines does not go over a 1set amount</w:t>
+              <w:t xml:space="preserve">A parameter that allows to code to check if the </w:t>
+            </w:r>
+            <w:r>
+              <w:t>number</w:t>
+            </w:r>
+            <w:r>
+              <w:t xml:space="preserve"> of existing mines does not go over a 1</w:t>
+            </w:r>
+            <w:r>
+              <w:t xml:space="preserve"> </w:t>
+            </w:r>
+            <w:r>
+              <w:t>set amount</w:t>
             </w:r>
           </w:p>
         </w:tc>
@@ -9357,6 +9401,244 @@
           <w:p>
             <w:r>
               <w:t>4</w:t>
+            </w:r>
+          </w:p>
+        </w:tc>
+        <w:tc>
+          <w:tcPr>
+            <w:tcW w:w="1389" w:type="dxa"/>
+          </w:tcPr>
+          <w:p/>
+        </w:tc>
+      </w:tr>
+      <w:tr>
+        <w:tc>
+          <w:tcPr>
+            <w:tcW w:w="1951" w:type="dxa"/>
+          </w:tcPr>
+          <w:p>
+            <w:r>
+              <w:t xml:space="preserve">command </w:t>
+            </w:r>
+          </w:p>
+        </w:tc>
+        <w:tc>
+          <w:tcPr>
+            <w:tcW w:w="1418" w:type="dxa"/>
+          </w:tcPr>
+          <w:p>
+            <w:r>
+              <w:t>string</w:t>
+            </w:r>
+          </w:p>
+        </w:tc>
+        <w:tc>
+          <w:tcPr>
+            <w:tcW w:w="992" w:type="dxa"/>
+          </w:tcPr>
+          <w:p/>
+        </w:tc>
+        <w:tc>
+          <w:tcPr>
+            <w:tcW w:w="1276" w:type="dxa"/>
+          </w:tcPr>
+          <w:p>
+            <w:r>
+              <w:t>20</w:t>
+            </w:r>
+          </w:p>
+        </w:tc>
+        <w:tc>
+          <w:tcPr>
+            <w:tcW w:w="1275" w:type="dxa"/>
+          </w:tcPr>
+          <w:p>
+            <w:r>
+              <w:t>20</w:t>
+            </w:r>
+          </w:p>
+        </w:tc>
+        <w:tc>
+          <w:tcPr>
+            <w:tcW w:w="4820" w:type="dxa"/>
+          </w:tcPr>
+          <w:p>
+            <w:r>
+              <w:t>Used to allow the program to know what type of debug the developer wants to turn on</w:t>
+            </w:r>
+          </w:p>
+        </w:tc>
+        <w:tc>
+          <w:tcPr>
+            <w:tcW w:w="1559" w:type="dxa"/>
+          </w:tcPr>
+          <w:p>
+            <w:r>
+              <w:t>cover</w:t>
+            </w:r>
+          </w:p>
+        </w:tc>
+        <w:tc>
+          <w:tcPr>
+            <w:tcW w:w="1389" w:type="dxa"/>
+          </w:tcPr>
+          <w:p/>
+        </w:tc>
+      </w:tr>
+      <w:tr>
+        <w:tc>
+          <w:tcPr>
+            <w:tcW w:w="1951" w:type="dxa"/>
+          </w:tcPr>
+          <w:p>
+            <w:proofErr w:type="spellStart"/>
+            <w:r>
+              <w:t>ListenerOn</w:t>
+            </w:r>
+            <w:proofErr w:type="spellEnd"/>
+          </w:p>
+        </w:tc>
+        <w:tc>
+          <w:tcPr>
+            <w:tcW w:w="1418" w:type="dxa"/>
+          </w:tcPr>
+          <w:p>
+            <w:r>
+              <w:t>Boolean</w:t>
+            </w:r>
+          </w:p>
+        </w:tc>
+        <w:tc>
+          <w:tcPr>
+            <w:tcW w:w="992" w:type="dxa"/>
+          </w:tcPr>
+          <w:p>
+            <w:r>
+              <w:t>X</w:t>
+            </w:r>
+          </w:p>
+        </w:tc>
+        <w:tc>
+          <w:tcPr>
+            <w:tcW w:w="1276" w:type="dxa"/>
+          </w:tcPr>
+          <w:p>
+            <w:r>
+              <w:t>1</w:t>
+            </w:r>
+          </w:p>
+        </w:tc>
+        <w:tc>
+          <w:tcPr>
+            <w:tcW w:w="1275" w:type="dxa"/>
+          </w:tcPr>
+          <w:p>
+            <w:r>
+              <w:t>1</w:t>
+            </w:r>
+          </w:p>
+        </w:tc>
+        <w:tc>
+          <w:tcPr>
+            <w:tcW w:w="4820" w:type="dxa"/>
+          </w:tcPr>
+          <w:p>
+            <w:r>
+              <w:t xml:space="preserve">A parameter to turn on or off the </w:t>
+            </w:r>
+            <w:r>
+              <w:t>keyboard</w:t>
+            </w:r>
+            <w:r>
+              <w:t xml:space="preserve"> listener</w:t>
+            </w:r>
+          </w:p>
+        </w:tc>
+        <w:tc>
+          <w:tcPr>
+            <w:tcW w:w="1559" w:type="dxa"/>
+          </w:tcPr>
+          <w:p>
+            <w:r>
+              <w:t>False</w:t>
+            </w:r>
+          </w:p>
+        </w:tc>
+        <w:tc>
+          <w:tcPr>
+            <w:tcW w:w="1389" w:type="dxa"/>
+          </w:tcPr>
+          <w:p/>
+        </w:tc>
+      </w:tr>
+      <w:tr>
+        <w:tc>
+          <w:tcPr>
+            <w:tcW w:w="1951" w:type="dxa"/>
+          </w:tcPr>
+          <w:p>
+            <w:r>
+              <w:t>Exploded</w:t>
+            </w:r>
+          </w:p>
+        </w:tc>
+        <w:tc>
+          <w:tcPr>
+            <w:tcW w:w="1418" w:type="dxa"/>
+          </w:tcPr>
+          <w:p>
+            <w:r>
+              <w:t>Boolean</w:t>
+            </w:r>
+          </w:p>
+        </w:tc>
+        <w:tc>
+          <w:tcPr>
+            <w:tcW w:w="992" w:type="dxa"/>
+          </w:tcPr>
+          <w:p>
+            <w:r>
+              <w:t>X</w:t>
+            </w:r>
+          </w:p>
+        </w:tc>
+        <w:tc>
+          <w:tcPr>
+            <w:tcW w:w="1276" w:type="dxa"/>
+          </w:tcPr>
+          <w:p>
+            <w:r>
+              <w:t>1</w:t>
+            </w:r>
+          </w:p>
+        </w:tc>
+        <w:tc>
+          <w:tcPr>
+            <w:tcW w:w="1275" w:type="dxa"/>
+          </w:tcPr>
+          <w:p>
+            <w:r>
+              <w:t>1</w:t>
+            </w:r>
+          </w:p>
+        </w:tc>
+        <w:tc>
+          <w:tcPr>
+            <w:tcW w:w="4820" w:type="dxa"/>
+          </w:tcPr>
+          <w:p>
+            <w:r>
+              <w:t>A parameter that indicates to the program that the tile has a damaging explosion from the mine</w:t>
+            </w:r>
+          </w:p>
+        </w:tc>
+        <w:tc>
+          <w:tcPr>
+            <w:tcW w:w="1559" w:type="dxa"/>
+          </w:tcPr>
+          <w:p>
+            <w:r>
+              <w:t>True</w:t>
             </w:r>
           </w:p>
         </w:tc>
@@ -9499,8 +9781,13 @@
             <w:tcW w:w="1384" w:type="dxa"/>
           </w:tcPr>
           <w:p>
-            <w:r>
-              <w:t>BeginGame()</w:t>
+            <w:proofErr w:type="spellStart"/>
+            <w:r>
+              <w:t>BeginGame</w:t>
+            </w:r>
+            <w:proofErr w:type="spellEnd"/>
+            <w:r>
+              <w:t>()</w:t>
             </w:r>
           </w:p>
         </w:tc>
@@ -9545,9 +9832,11 @@
             <w:tcW w:w="1384" w:type="dxa"/>
           </w:tcPr>
           <w:p>
+            <w:proofErr w:type="spellStart"/>
             <w:r>
               <w:t>LevelReset</w:t>
             </w:r>
+            <w:proofErr w:type="spellEnd"/>
             <w:r>
               <w:t>()</w:t>
             </w:r>
@@ -9559,22 +9848,7 @@
           </w:tcPr>
           <w:p>
             <w:r>
-              <w:t xml:space="preserve">Sets or resets </w:t>
-            </w:r>
-            <w:r>
-              <w:t xml:space="preserve">some </w:t>
-            </w:r>
-            <w:r>
-              <w:t>variable</w:t>
-            </w:r>
-            <w:r>
-              <w:t>s</w:t>
-            </w:r>
-            <w:r>
-              <w:t xml:space="preserve"> for other scripts to use</w:t>
-            </w:r>
-            <w:r>
-              <w:t xml:space="preserve"> when level is completed</w:t>
+              <w:t>Sets or resets some variables for other scripts to use when level is completed</w:t>
             </w:r>
           </w:p>
         </w:tc>
@@ -9671,8 +9945,13 @@
             <w:tcW w:w="1384" w:type="dxa"/>
           </w:tcPr>
           <w:p>
-            <w:r>
-              <w:t>SetMines()</w:t>
+            <w:proofErr w:type="spellStart"/>
+            <w:r>
+              <w:t>SetMines</w:t>
+            </w:r>
+            <w:proofErr w:type="spellEnd"/>
+            <w:r>
+              <w:t>()</w:t>
             </w:r>
           </w:p>
         </w:tc>
@@ -9688,7 +9967,19 @@
               <w:t xml:space="preserve">or resets </w:t>
             </w:r>
             <w:r>
-              <w:t>the mine tiles by randomly generating an integer that acts as a index within the array of nodes which choices one node to be made into a mine tile through the tile’s own method. As a parameter that prevents mines being set on the same tile and continues to set mines until it reaches a integer that is given by a variable from another script</w:t>
+              <w:t xml:space="preserve">the mine tiles by randomly generating an integer that acts as </w:t>
+            </w:r>
+            <w:r>
+              <w:t>an</w:t>
+            </w:r>
+            <w:r>
+              <w:t xml:space="preserve"> index within the array of nodes which choices one node to be made into a mine tile through the tile’s own method. As a parameter that prevents mines being set on the same tile and continues to set mines until it reaches </w:t>
+            </w:r>
+            <w:r>
+              <w:t>an</w:t>
+            </w:r>
+            <w:r>
+              <w:t xml:space="preserve"> integer that is given by a variable from another script</w:t>
             </w:r>
           </w:p>
         </w:tc>
@@ -9888,8 +10179,13 @@
             <w:tcW w:w="1384" w:type="dxa"/>
           </w:tcPr>
           <w:p>
-            <w:r>
-              <w:t>SetMine()</w:t>
+            <w:proofErr w:type="spellStart"/>
+            <w:r>
+              <w:t>SetMine</w:t>
+            </w:r>
+            <w:proofErr w:type="spellEnd"/>
+            <w:r>
+              <w:t>()</w:t>
             </w:r>
           </w:p>
         </w:tc>
@@ -9921,7 +10217,30 @@
           </w:tcPr>
           <w:p>
             <w:r>
-              <w:t xml:space="preserve">Hides the covered texture and sets the tile to uncovered, it assigns the correct texture for the integer of mines touching the revealed texture and reveals adjacent tiles non-mine touching tiles if the revealed tile is not touching any mines  </w:t>
+              <w:t xml:space="preserve">Hides the covered texture and sets the tile to </w:t>
+            </w:r>
+            <w:r>
+              <w:t>“</w:t>
+            </w:r>
+            <w:r>
+              <w:t>uncovered</w:t>
+            </w:r>
+            <w:r>
+              <w:t>”</w:t>
+            </w:r>
+            <w:r>
+              <w:t>, it assigns the correct texture for the integer of mines touching the revealed texture and reveals adjacent tiles non-mine touching tiles if the revealed tile is not touching any mines</w:t>
+            </w:r>
+            <w:r>
+              <w:t xml:space="preserve">. Is also the function that calculated the explosion of </w:t>
+            </w:r>
+            <w:proofErr w:type="gramStart"/>
+            <w:r>
+              <w:t>the a</w:t>
+            </w:r>
+            <w:proofErr w:type="gramEnd"/>
+            <w:r>
+              <w:t xml:space="preserve"> tile mine</w:t>
             </w:r>
           </w:p>
         </w:tc>
@@ -9932,8 +10251,13 @@
             <w:tcW w:w="1384" w:type="dxa"/>
           </w:tcPr>
           <w:p>
-            <w:r>
-              <w:t>GetSurroundings()</w:t>
+            <w:proofErr w:type="spellStart"/>
+            <w:r>
+              <w:t>GetSurroundings</w:t>
+            </w:r>
+            <w:proofErr w:type="spellEnd"/>
+            <w:r>
+              <w:t>()</w:t>
             </w:r>
           </w:p>
         </w:tc>
@@ -9954,8 +10278,13 @@
             <w:tcW w:w="1384" w:type="dxa"/>
           </w:tcPr>
           <w:p>
-            <w:r>
-              <w:t>ToggleFlag()</w:t>
+            <w:proofErr w:type="spellStart"/>
+            <w:r>
+              <w:t>ToggleFlag</w:t>
+            </w:r>
+            <w:proofErr w:type="spellEnd"/>
+            <w:r>
+              <w:t>()</w:t>
             </w:r>
           </w:p>
         </w:tc>
@@ -9977,7 +10306,15 @@
           </w:tcPr>
           <w:p>
             <w:r>
-              <w:t>_on_control_gui_input(event)</w:t>
+              <w:t>_</w:t>
+            </w:r>
+            <w:proofErr w:type="spellStart"/>
+            <w:r>
+              <w:t>on_control_gui_input</w:t>
+            </w:r>
+            <w:proofErr w:type="spellEnd"/>
+            <w:r>
+              <w:t>(event)</w:t>
             </w:r>
           </w:p>
         </w:tc>
@@ -9998,8 +10335,14 @@
             <w:tcW w:w="1384" w:type="dxa"/>
           </w:tcPr>
           <w:p>
-            <w:r>
-              <w:t>DebugCovered():</w:t>
+            <w:proofErr w:type="spellStart"/>
+            <w:r>
+              <w:lastRenderedPageBreak/>
+              <w:t>DebugCovered</w:t>
+            </w:r>
+            <w:proofErr w:type="spellEnd"/>
+            <w:r>
+              <w:t>():</w:t>
             </w:r>
           </w:p>
         </w:tc>
@@ -10453,6 +10796,7 @@
         </w:numPr>
       </w:pPr>
       <w:r>
+        <w:lastRenderedPageBreak/>
         <w:t>On course</w:t>
       </w:r>
     </w:p>
@@ -10465,7 +10809,6 @@
         </w:numPr>
       </w:pPr>
       <w:r>
-        <w:lastRenderedPageBreak/>
         <w:t>Documentation</w:t>
       </w:r>
     </w:p>
@@ -11226,7 +11569,27 @@
         <w:rPr>
           <w:lang w:val="en-US"/>
         </w:rPr>
-        <w:t xml:space="preserve">Considering if pygame should be used to make </w:t>
+        <w:t xml:space="preserve">Considering if </w:t>
+      </w:r>
+      <w:proofErr w:type="spellStart"/>
+      <w:r>
+        <w:rPr>
+          <w:lang w:val="en-US"/>
+        </w:rPr>
+        <w:t>Py</w:t>
+      </w:r>
+      <w:r>
+        <w:rPr>
+          <w:lang w:val="en-US"/>
+        </w:rPr>
+        <w:t>game</w:t>
+      </w:r>
+      <w:proofErr w:type="spellEnd"/>
+      <w:r>
+        <w:rPr>
+          <w:lang w:val="en-US"/>
+        </w:rPr>
+        <w:t xml:space="preserve"> should be used to make </w:t>
       </w:r>
       <w:r>
         <w:rPr>
@@ -11259,76 +11622,98 @@
         <w:rPr>
           <w:lang w:val="en-US"/>
         </w:rPr>
-        <w:t xml:space="preserve">Researched PyGame library </w:t>
-      </w:r>
-    </w:p>
-    <w:p>
-      <w:pPr>
-        <w:pStyle w:val="ListParagraph"/>
-        <w:numPr>
-          <w:ilvl w:val="1"/>
-          <w:numId w:val="22"/>
-        </w:numPr>
-      </w:pPr>
-      <w:r>
-        <w:t>Consider use to create a game since it has</w:t>
-      </w:r>
-    </w:p>
-    <w:p>
-      <w:pPr>
-        <w:pStyle w:val="ListParagraph"/>
-        <w:numPr>
-          <w:ilvl w:val="2"/>
-          <w:numId w:val="22"/>
-        </w:numPr>
-      </w:pPr>
-      <w:r>
-        <w:t xml:space="preserve">Has a </w:t>
-      </w:r>
-      <w:r>
-        <w:t>well-documented</w:t>
-      </w:r>
-      <w:r>
-        <w:t xml:space="preserve"> game development framework</w:t>
-      </w:r>
-    </w:p>
-    <w:p>
-      <w:pPr>
-        <w:pStyle w:val="ListParagraph"/>
-        <w:numPr>
-          <w:ilvl w:val="2"/>
-          <w:numId w:val="22"/>
-        </w:numPr>
-      </w:pPr>
-      <w:r>
-        <w:t>Easy and versatile to make games with GUI with</w:t>
-      </w:r>
-    </w:p>
-    <w:p>
-      <w:pPr>
-        <w:pStyle w:val="ListParagraph"/>
-        <w:numPr>
-          <w:ilvl w:val="3"/>
-          <w:numId w:val="22"/>
-        </w:numPr>
-      </w:pPr>
-      <w:r>
-        <w:t>With chat GPT and internet</w:t>
-      </w:r>
-    </w:p>
-    <w:p>
-      <w:pPr>
-        <w:pStyle w:val="ListParagraph"/>
-        <w:numPr>
-          <w:ilvl w:val="1"/>
-          <w:numId w:val="22"/>
-        </w:numPr>
-      </w:pPr>
+        <w:t xml:space="preserve">Researched </w:t>
+      </w:r>
+      <w:proofErr w:type="spellStart"/>
       <w:r>
         <w:rPr>
           <w:lang w:val="en-US"/>
         </w:rPr>
-        <w:t>PyGame Documentation</w:t>
+        <w:t>PyGame</w:t>
+      </w:r>
+      <w:proofErr w:type="spellEnd"/>
+      <w:r>
+        <w:rPr>
+          <w:lang w:val="en-US"/>
+        </w:rPr>
+        <w:t xml:space="preserve"> library </w:t>
+      </w:r>
+    </w:p>
+    <w:p>
+      <w:pPr>
+        <w:pStyle w:val="ListParagraph"/>
+        <w:numPr>
+          <w:ilvl w:val="1"/>
+          <w:numId w:val="22"/>
+        </w:numPr>
+      </w:pPr>
+      <w:r>
+        <w:t>Consider use to create a game since it has</w:t>
+      </w:r>
+    </w:p>
+    <w:p>
+      <w:pPr>
+        <w:pStyle w:val="ListParagraph"/>
+        <w:numPr>
+          <w:ilvl w:val="2"/>
+          <w:numId w:val="22"/>
+        </w:numPr>
+      </w:pPr>
+      <w:r>
+        <w:t xml:space="preserve">Has a </w:t>
+      </w:r>
+      <w:r>
+        <w:t>well-documented</w:t>
+      </w:r>
+      <w:r>
+        <w:t xml:space="preserve"> game development framework</w:t>
+      </w:r>
+    </w:p>
+    <w:p>
+      <w:pPr>
+        <w:pStyle w:val="ListParagraph"/>
+        <w:numPr>
+          <w:ilvl w:val="2"/>
+          <w:numId w:val="22"/>
+        </w:numPr>
+      </w:pPr>
+      <w:r>
+        <w:t>Easy and versatile to make games with GUI with</w:t>
+      </w:r>
+    </w:p>
+    <w:p>
+      <w:pPr>
+        <w:pStyle w:val="ListParagraph"/>
+        <w:numPr>
+          <w:ilvl w:val="3"/>
+          <w:numId w:val="22"/>
+        </w:numPr>
+      </w:pPr>
+      <w:r>
+        <w:t>With chat GPT and internet</w:t>
+      </w:r>
+    </w:p>
+    <w:p>
+      <w:pPr>
+        <w:pStyle w:val="ListParagraph"/>
+        <w:numPr>
+          <w:ilvl w:val="1"/>
+          <w:numId w:val="22"/>
+        </w:numPr>
+      </w:pPr>
+      <w:proofErr w:type="spellStart"/>
+      <w:r>
+        <w:rPr>
+          <w:lang w:val="en-US"/>
+        </w:rPr>
+        <w:t>PyGame</w:t>
+      </w:r>
+      <w:proofErr w:type="spellEnd"/>
+      <w:r>
+        <w:rPr>
+          <w:lang w:val="en-US"/>
+        </w:rPr>
+        <w:t xml:space="preserve"> Documentation</w:t>
       </w:r>
     </w:p>
     <w:p>
@@ -12034,62 +12419,78 @@
           <w:lang w:val="en-US"/>
         </w:rPr>
         <w:lastRenderedPageBreak/>
-        <w:t>Clear documentation like PyGame</w:t>
-      </w:r>
-    </w:p>
-    <w:p>
-      <w:pPr>
-        <w:pStyle w:val="ListParagraph"/>
-        <w:numPr>
-          <w:ilvl w:val="4"/>
-          <w:numId w:val="22"/>
-        </w:numPr>
-      </w:pPr>
-      <w:r>
-        <w:t xml:space="preserve">A lot better looking and concise </w:t>
-      </w:r>
-    </w:p>
-    <w:p>
-      <w:pPr>
-        <w:pStyle w:val="ListParagraph"/>
-        <w:numPr>
-          <w:ilvl w:val="2"/>
-          <w:numId w:val="22"/>
-        </w:numPr>
-      </w:pPr>
-      <w:r>
-        <w:t>Has an active community</w:t>
-      </w:r>
-    </w:p>
-    <w:p>
-      <w:pPr>
-        <w:pStyle w:val="ListParagraph"/>
-        <w:numPr>
-          <w:ilvl w:val="3"/>
-          <w:numId w:val="22"/>
-        </w:numPr>
-      </w:pPr>
-      <w:r>
-        <w:t>Research form ChatGPT</w:t>
-      </w:r>
-    </w:p>
-    <w:p>
-      <w:pPr>
-        <w:pStyle w:val="ListParagraph"/>
-        <w:numPr>
-          <w:ilvl w:val="1"/>
-          <w:numId w:val="22"/>
-        </w:numPr>
+        <w:t xml:space="preserve">Clear documentation like </w:t>
+      </w:r>
+      <w:proofErr w:type="spellStart"/>
+      <w:r>
         <w:rPr>
           <w:lang w:val="en-US"/>
         </w:rPr>
-      </w:pPr>
-      <w:r>
+        <w:t>PyGame</w:t>
+      </w:r>
+      <w:proofErr w:type="spellEnd"/>
+    </w:p>
+    <w:p>
+      <w:pPr>
+        <w:pStyle w:val="ListParagraph"/>
+        <w:numPr>
+          <w:ilvl w:val="4"/>
+          <w:numId w:val="22"/>
+        </w:numPr>
+      </w:pPr>
+      <w:r>
+        <w:t xml:space="preserve">A lot better looking and concise </w:t>
+      </w:r>
+    </w:p>
+    <w:p>
+      <w:pPr>
+        <w:pStyle w:val="ListParagraph"/>
+        <w:numPr>
+          <w:ilvl w:val="2"/>
+          <w:numId w:val="22"/>
+        </w:numPr>
+      </w:pPr>
+      <w:r>
+        <w:t>Has an active community</w:t>
+      </w:r>
+    </w:p>
+    <w:p>
+      <w:pPr>
+        <w:pStyle w:val="ListParagraph"/>
+        <w:numPr>
+          <w:ilvl w:val="3"/>
+          <w:numId w:val="22"/>
+        </w:numPr>
+      </w:pPr>
+      <w:r>
+        <w:t>Research form ChatGPT</w:t>
+      </w:r>
+    </w:p>
+    <w:p>
+      <w:pPr>
+        <w:pStyle w:val="ListParagraph"/>
+        <w:numPr>
+          <w:ilvl w:val="1"/>
+          <w:numId w:val="22"/>
+        </w:numPr>
         <w:rPr>
           <w:lang w:val="en-US"/>
         </w:rPr>
-        <w:t>Consider use Godot or PyGame</w:t>
-      </w:r>
+      </w:pPr>
+      <w:r>
+        <w:rPr>
+          <w:lang w:val="en-US"/>
+        </w:rPr>
+        <w:t xml:space="preserve">Consider use Godot or </w:t>
+      </w:r>
+      <w:proofErr w:type="spellStart"/>
+      <w:r>
+        <w:rPr>
+          <w:lang w:val="en-US"/>
+        </w:rPr>
+        <w:t>PyGame</w:t>
+      </w:r>
+      <w:proofErr w:type="spellEnd"/>
     </w:p>
     <w:p>
       <w:pPr>
@@ -14541,7 +14942,21 @@
         <w:rPr>
           <w:lang w:val="en-US"/>
         </w:rPr>
-        <w:t xml:space="preserve">Converted all image into scalable .svg images for quality </w:t>
+        <w:t>Converted all image into scalable .</w:t>
+      </w:r>
+      <w:proofErr w:type="spellStart"/>
+      <w:r>
+        <w:rPr>
+          <w:lang w:val="en-US"/>
+        </w:rPr>
+        <w:t>svg</w:t>
+      </w:r>
+      <w:proofErr w:type="spellEnd"/>
+      <w:r>
+        <w:rPr>
+          <w:lang w:val="en-US"/>
+        </w:rPr>
+        <w:t xml:space="preserve"> images for quality </w:t>
       </w:r>
     </w:p>
     <w:p>
@@ -15334,26 +15749,48 @@
           <w:lang w:val="en-US"/>
         </w:rPr>
       </w:pPr>
+      <w:proofErr w:type="spellStart"/>
       <w:r>
         <w:rPr>
           <w:lang w:val="en-US"/>
         </w:rPr>
-        <w:t>get_viewport_rect().size</w:t>
-      </w:r>
-    </w:p>
-    <w:p>
-      <w:pPr>
-        <w:pStyle w:val="ListParagraph"/>
-        <w:numPr>
-          <w:ilvl w:val="3"/>
-          <w:numId w:val="22"/>
-        </w:numPr>
-      </w:pPr>
+        <w:t>get_viewport_rect</w:t>
+      </w:r>
+      <w:proofErr w:type="spellEnd"/>
       <w:r>
         <w:rPr>
           <w:lang w:val="en-US"/>
         </w:rPr>
-        <w:t>clamp (x,y,z)</w:t>
+        <w:t>().size</w:t>
+      </w:r>
+    </w:p>
+    <w:p>
+      <w:pPr>
+        <w:pStyle w:val="ListParagraph"/>
+        <w:numPr>
+          <w:ilvl w:val="3"/>
+          <w:numId w:val="22"/>
+        </w:numPr>
+      </w:pPr>
+      <w:r>
+        <w:rPr>
+          <w:lang w:val="en-US"/>
+        </w:rPr>
+        <w:t>clamp (</w:t>
+      </w:r>
+      <w:proofErr w:type="spellStart"/>
+      <w:r>
+        <w:rPr>
+          <w:lang w:val="en-US"/>
+        </w:rPr>
+        <w:t>x,y,z</w:t>
+      </w:r>
+      <w:proofErr w:type="spellEnd"/>
+      <w:r>
+        <w:rPr>
+          <w:lang w:val="en-US"/>
+        </w:rPr>
+        <w:t>)</w:t>
       </w:r>
     </w:p>
     <w:p>
@@ -15538,22 +15975,58 @@
         <w:rPr>
           <w:lang w:val="en-US"/>
         </w:rPr>
-        <w:t>% x.size()</w:t>
-      </w:r>
-    </w:p>
-    <w:p>
-      <w:pPr>
-        <w:pStyle w:val="ListParagraph"/>
-        <w:numPr>
-          <w:ilvl w:val="3"/>
-          <w:numId w:val="22"/>
-        </w:numPr>
-      </w:pPr>
+        <w:t xml:space="preserve">% </w:t>
+      </w:r>
+      <w:proofErr w:type="spellStart"/>
       <w:r>
         <w:rPr>
           <w:lang w:val="en-US"/>
         </w:rPr>
-        <w:t>randf_range(x,y)</w:t>
+        <w:t>x.size</w:t>
+      </w:r>
+      <w:proofErr w:type="spellEnd"/>
+      <w:r>
+        <w:rPr>
+          <w:lang w:val="en-US"/>
+        </w:rPr>
+        <w:t>()</w:t>
+      </w:r>
+    </w:p>
+    <w:p>
+      <w:pPr>
+        <w:pStyle w:val="ListParagraph"/>
+        <w:numPr>
+          <w:ilvl w:val="3"/>
+          <w:numId w:val="22"/>
+        </w:numPr>
+      </w:pPr>
+      <w:proofErr w:type="spellStart"/>
+      <w:r>
+        <w:rPr>
+          <w:lang w:val="en-US"/>
+        </w:rPr>
+        <w:t>randf_range</w:t>
+      </w:r>
+      <w:proofErr w:type="spellEnd"/>
+      <w:r>
+        <w:rPr>
+          <w:lang w:val="en-US"/>
+        </w:rPr>
+        <w:t>(</w:t>
+      </w:r>
+      <w:proofErr w:type="spellStart"/>
+      <w:r>
+        <w:rPr>
+          <w:lang w:val="en-US"/>
+        </w:rPr>
+        <w:t>x,y</w:t>
+      </w:r>
+      <w:proofErr w:type="spellEnd"/>
+      <w:r>
+        <w:rPr>
+          <w:lang w:val="en-US"/>
+        </w:rPr>
+        <w:t>)</w:t>
       </w:r>
     </w:p>
     <w:p>
@@ -15942,7 +16415,35 @@
         <w:rPr>
           <w:lang w:val="en-US"/>
         </w:rPr>
-        <w:t xml:space="preserve">Added svg “Icon.svg” </w:t>
+        <w:t xml:space="preserve">Added </w:t>
+      </w:r>
+      <w:proofErr w:type="spellStart"/>
+      <w:r>
+        <w:rPr>
+          <w:lang w:val="en-US"/>
+        </w:rPr>
+        <w:t>svg</w:t>
+      </w:r>
+      <w:proofErr w:type="spellEnd"/>
+      <w:r>
+        <w:rPr>
+          <w:lang w:val="en-US"/>
+        </w:rPr>
+        <w:t xml:space="preserve"> “</w:t>
+      </w:r>
+      <w:proofErr w:type="spellStart"/>
+      <w:r>
+        <w:rPr>
+          <w:lang w:val="en-US"/>
+        </w:rPr>
+        <w:t>Icon.svg</w:t>
+      </w:r>
+      <w:proofErr w:type="spellEnd"/>
+      <w:r>
+        <w:rPr>
+          <w:lang w:val="en-US"/>
+        </w:rPr>
+        <w:t xml:space="preserve">” </w:t>
       </w:r>
     </w:p>
     <w:p>
@@ -15960,6 +16461,7 @@
         <w:t xml:space="preserve">obtained from </w:t>
       </w:r>
       <w:hyperlink r:id="rId44">
+        <w:proofErr w:type="spellStart"/>
         <w:r>
           <w:rPr>
             <w:rStyle w:val="Hyperlink"/>
@@ -15967,27 +16469,56 @@
           </w:rPr>
           <w:t>Flaticon</w:t>
         </w:r>
+        <w:proofErr w:type="spellEnd"/>
       </w:hyperlink>
       <w:r>
         <w:rPr>
           <w:lang w:val="en-US"/>
         </w:rPr>
-        <w:t xml:space="preserve"> as a png </w:t>
-      </w:r>
-    </w:p>
-    <w:p>
-      <w:pPr>
-        <w:pStyle w:val="ListParagraph"/>
-        <w:numPr>
-          <w:ilvl w:val="2"/>
-          <w:numId w:val="22"/>
-        </w:numPr>
-      </w:pPr>
+        <w:t xml:space="preserve"> as a </w:t>
+      </w:r>
+      <w:proofErr w:type="spellStart"/>
       <w:r>
         <w:rPr>
           <w:lang w:val="en-US"/>
         </w:rPr>
-        <w:t>Converted svg through word</w:t>
+        <w:t>png</w:t>
+      </w:r>
+      <w:proofErr w:type="spellEnd"/>
+      <w:r>
+        <w:rPr>
+          <w:lang w:val="en-US"/>
+        </w:rPr>
+        <w:t xml:space="preserve"> </w:t>
+      </w:r>
+    </w:p>
+    <w:p>
+      <w:pPr>
+        <w:pStyle w:val="ListParagraph"/>
+        <w:numPr>
+          <w:ilvl w:val="2"/>
+          <w:numId w:val="22"/>
+        </w:numPr>
+      </w:pPr>
+      <w:r>
+        <w:rPr>
+          <w:lang w:val="en-US"/>
+        </w:rPr>
+        <w:t xml:space="preserve">Converted </w:t>
+      </w:r>
+      <w:proofErr w:type="spellStart"/>
+      <w:r>
+        <w:rPr>
+          <w:lang w:val="en-US"/>
+        </w:rPr>
+        <w:t>svg</w:t>
+      </w:r>
+      <w:proofErr w:type="spellEnd"/>
+      <w:r>
+        <w:rPr>
+          <w:lang w:val="en-US"/>
+        </w:rPr>
+        <w:t xml:space="preserve"> through word</w:t>
       </w:r>
     </w:p>
     <w:p>
@@ -16630,21 +17161,25 @@
           <w:numId w:val="22"/>
         </w:numPr>
       </w:pPr>
+      <w:proofErr w:type="spellStart"/>
       <w:r>
         <w:t>HUDGame</w:t>
       </w:r>
-    </w:p>
-    <w:p>
-      <w:pPr>
-        <w:pStyle w:val="ListParagraph"/>
-        <w:numPr>
-          <w:ilvl w:val="2"/>
-          <w:numId w:val="22"/>
-        </w:numPr>
-      </w:pPr>
+      <w:proofErr w:type="spellEnd"/>
+    </w:p>
+    <w:p>
+      <w:pPr>
+        <w:pStyle w:val="ListParagraph"/>
+        <w:numPr>
+          <w:ilvl w:val="2"/>
+          <w:numId w:val="22"/>
+        </w:numPr>
+      </w:pPr>
+      <w:proofErr w:type="spellStart"/>
       <w:r>
         <w:t>MainGame</w:t>
       </w:r>
+      <w:proofErr w:type="spellEnd"/>
     </w:p>
     <w:p>
       <w:pPr>
@@ -17423,9 +17958,11 @@
           <w:numId w:val="22"/>
         </w:numPr>
       </w:pPr>
+      <w:proofErr w:type="spellStart"/>
       <w:r>
         <w:t>Explosion.svg</w:t>
       </w:r>
+      <w:proofErr w:type="spellEnd"/>
     </w:p>
     <w:p>
       <w:pPr>
@@ -18256,7 +18793,15 @@
         </w:numPr>
       </w:pPr>
       <w:r>
-        <w:t>“CoveredDebug()” in tile.gd</w:t>
+        <w:t>“</w:t>
+      </w:r>
+      <w:proofErr w:type="spellStart"/>
+      <w:r>
+        <w:t>CoveredDebug</w:t>
+      </w:r>
+      <w:proofErr w:type="spellEnd"/>
+      <w:r>
+        <w:t>()” in tile.gd</w:t>
       </w:r>
     </w:p>
     <w:p>
@@ -18540,9 +19085,11 @@
           <w:numId w:val="22"/>
         </w:numPr>
       </w:pPr>
+      <w:proofErr w:type="spellStart"/>
       <w:r>
         <w:t>HUDGame</w:t>
       </w:r>
+      <w:proofErr w:type="spellEnd"/>
     </w:p>
     <w:p>
       <w:pPr>
@@ -19026,7 +19573,22 @@
         </w:numPr>
       </w:pPr>
       <w:r>
-        <w:t xml:space="preserve">Tiles will not cover themselves if the are already reveal already </w:t>
+        <w:t xml:space="preserve">Tiles will not cover themselves if </w:t>
+      </w:r>
+      <w:r>
+        <w:t>they</w:t>
+      </w:r>
+      <w:r>
+        <w:t xml:space="preserve"> are already </w:t>
+      </w:r>
+      <w:r>
+        <w:t xml:space="preserve">revealed </w:t>
+      </w:r>
+      <w:r>
+        <w:t>already</w:t>
+      </w:r>
+      <w:r>
+        <w:t xml:space="preserve"> </w:t>
       </w:r>
     </w:p>
     <w:p>
@@ -19684,11 +20246,19 @@
           <w:rStyle w:val="notion-enable-hover"/>
         </w:rPr>
       </w:pPr>
+      <w:proofErr w:type="spellStart"/>
       <w:r>
         <w:rPr>
           <w:rStyle w:val="notion-enable-hover"/>
         </w:rPr>
-        <w:t>SetMine()</w:t>
+        <w:t>SetMine</w:t>
+      </w:r>
+      <w:proofErr w:type="spellEnd"/>
+      <w:r>
+        <w:rPr>
+          <w:rStyle w:val="notion-enable-hover"/>
+        </w:rPr>
+        <w:t>()</w:t>
       </w:r>
     </w:p>
     <w:p>
@@ -19732,11 +20302,19 @@
           <w:rStyle w:val="notion-enable-hover"/>
         </w:rPr>
       </w:pPr>
+      <w:proofErr w:type="spellStart"/>
       <w:r>
         <w:rPr>
           <w:rStyle w:val="notion-enable-hover"/>
         </w:rPr>
-        <w:t>SetMine()</w:t>
+        <w:t>SetMine</w:t>
+      </w:r>
+      <w:proofErr w:type="spellEnd"/>
+      <w:r>
+        <w:rPr>
+          <w:rStyle w:val="notion-enable-hover"/>
+        </w:rPr>
+        <w:t>()</w:t>
       </w:r>
     </w:p>
     <w:p>
@@ -19768,29 +20346,45 @@
           <w:rStyle w:val="notion-enable-hover"/>
         </w:rPr>
       </w:pPr>
+      <w:proofErr w:type="spellStart"/>
       <w:r>
         <w:rPr>
           <w:rStyle w:val="notion-enable-hover"/>
         </w:rPr>
-        <w:t>GetSurroundings()</w:t>
-      </w:r>
-    </w:p>
-    <w:p>
-      <w:pPr>
-        <w:pStyle w:val="ListParagraph"/>
-        <w:numPr>
-          <w:ilvl w:val="3"/>
-          <w:numId w:val="22"/>
-        </w:numPr>
+        <w:t>GetSurroundings</w:t>
+      </w:r>
+      <w:proofErr w:type="spellEnd"/>
+      <w:r>
         <w:rPr>
           <w:rStyle w:val="notion-enable-hover"/>
         </w:rPr>
-      </w:pPr>
-      <w:r>
+        <w:t>()</w:t>
+      </w:r>
+    </w:p>
+    <w:p>
+      <w:pPr>
+        <w:pStyle w:val="ListParagraph"/>
+        <w:numPr>
+          <w:ilvl w:val="3"/>
+          <w:numId w:val="22"/>
+        </w:numPr>
         <w:rPr>
           <w:rStyle w:val="notion-enable-hover"/>
         </w:rPr>
-        <w:t>ToggleFlag()</w:t>
+      </w:pPr>
+      <w:proofErr w:type="spellStart"/>
+      <w:r>
+        <w:rPr>
+          <w:rStyle w:val="notion-enable-hover"/>
+        </w:rPr>
+        <w:t>ToggleFlag</w:t>
+      </w:r>
+      <w:proofErr w:type="spellEnd"/>
+      <w:r>
+        <w:rPr>
+          <w:rStyle w:val="notion-enable-hover"/>
+        </w:rPr>
+        <w:t>()</w:t>
       </w:r>
     </w:p>
     <w:p>
@@ -19802,7 +20396,15 @@
         </w:numPr>
       </w:pPr>
       <w:r>
-        <w:t>_on_control_gui_input(event)</w:t>
+        <w:t>_</w:t>
+      </w:r>
+      <w:proofErr w:type="spellStart"/>
+      <w:r>
+        <w:t>on_control_gui_input</w:t>
+      </w:r>
+      <w:proofErr w:type="spellEnd"/>
+      <w:r>
+        <w:t>(event)</w:t>
       </w:r>
     </w:p>
     <w:p>
@@ -19813,8 +20415,13 @@
           <w:numId w:val="22"/>
         </w:numPr>
       </w:pPr>
-      <w:r>
-        <w:t>DebugCovered()</w:t>
+      <w:proofErr w:type="spellStart"/>
+      <w:r>
+        <w:t>DebugCovered</w:t>
+      </w:r>
+      <w:proofErr w:type="spellEnd"/>
+      <w:r>
+        <w:t>()</w:t>
       </w:r>
     </w:p>
     <w:p>
@@ -19968,6 +20575,54 @@
         </w:numPr>
       </w:pPr>
       <w:r>
+        <w:t>Continued development on main game</w:t>
+      </w:r>
+    </w:p>
+    <w:p>
+      <w:pPr>
+        <w:pStyle w:val="ListParagraph"/>
+        <w:numPr>
+          <w:ilvl w:val="1"/>
+          <w:numId w:val="22"/>
+        </w:numPr>
+      </w:pPr>
+      <w:r>
+        <w:t>Built most of mine handing function in tile.gd</w:t>
+      </w:r>
+    </w:p>
+    <w:p>
+      <w:pPr>
+        <w:pStyle w:val="ListParagraph"/>
+        <w:numPr>
+          <w:ilvl w:val="1"/>
+          <w:numId w:val="22"/>
+        </w:numPr>
+      </w:pPr>
+      <w:r>
+        <w:t>Added new file</w:t>
+      </w:r>
+    </w:p>
+    <w:p>
+      <w:pPr>
+        <w:pStyle w:val="ListParagraph"/>
+        <w:numPr>
+          <w:ilvl w:val="2"/>
+          <w:numId w:val="22"/>
+        </w:numPr>
+      </w:pPr>
+      <w:r>
+        <w:t>EventManager.gd</w:t>
+      </w:r>
+    </w:p>
+    <w:p>
+      <w:pPr>
+        <w:pStyle w:val="ListParagraph"/>
+        <w:numPr>
+          <w:ilvl w:val="0"/>
+          <w:numId w:val="22"/>
+        </w:numPr>
+      </w:pPr>
+      <w:r>
         <w:t>Updated Technical Manual</w:t>
       </w:r>
     </w:p>
@@ -19992,25 +20647,7 @@
         </w:numPr>
       </w:pPr>
       <w:r>
-        <w:t>Number of</w:t>
-      </w:r>
-      <w:r>
-        <w:t xml:space="preserve"> </w:t>
-      </w:r>
-      <w:r>
-        <w:t>bytes</w:t>
-      </w:r>
-      <w:r>
-        <w:t xml:space="preserve"> </w:t>
-      </w:r>
-      <w:r>
-        <w:t>required</w:t>
-      </w:r>
-      <w:r>
-        <w:t xml:space="preserve"> </w:t>
-      </w:r>
-      <w:r>
-        <w:t>for storage</w:t>
+        <w:t>Number of bytes required for storage</w:t>
       </w:r>
       <w:r>
         <w:tab/>
@@ -20025,13 +20662,7 @@
         </w:numPr>
       </w:pPr>
       <w:r>
-        <w:t>Size for</w:t>
-      </w:r>
-      <w:r>
-        <w:t xml:space="preserve"> </w:t>
-      </w:r>
-      <w:r>
-        <w:t>display</w:t>
+        <w:t>Size for display</w:t>
       </w:r>
     </w:p>
     <w:p>
@@ -20090,9 +20721,11 @@
           <w:numId w:val="22"/>
         </w:numPr>
       </w:pPr>
+      <w:proofErr w:type="spellStart"/>
       <w:r>
         <w:t>LevelReset</w:t>
       </w:r>
+      <w:proofErr w:type="spellEnd"/>
       <w:r>
         <w:t xml:space="preserve">() </w:t>
       </w:r>
@@ -20224,6 +20857,1248 @@
           <w:lang w:val="en-US"/>
         </w:rPr>
         <w:t>w</w:t>
+      </w:r>
+    </w:p>
+    <w:p>
+      <w:pPr>
+        <w:pStyle w:val="Heading3"/>
+        <w:ind w:firstLine="360"/>
+      </w:pPr>
+      <w:r>
+        <w:t>6th of July</w:t>
+      </w:r>
+    </w:p>
+    <w:p>
+      <w:pPr>
+        <w:pStyle w:val="ListParagraph"/>
+        <w:numPr>
+          <w:ilvl w:val="0"/>
+          <w:numId w:val="22"/>
+        </w:numPr>
+      </w:pPr>
+      <w:r>
+        <w:t>Updated Technical Manual</w:t>
+      </w:r>
+    </w:p>
+    <w:p>
+      <w:pPr>
+        <w:pStyle w:val="ListParagraph"/>
+        <w:numPr>
+          <w:ilvl w:val="1"/>
+          <w:numId w:val="22"/>
+        </w:numPr>
+      </w:pPr>
+      <w:r>
+        <w:t>Added to data dictionary</w:t>
+      </w:r>
+    </w:p>
+    <w:p>
+      <w:pPr>
+        <w:pStyle w:val="ListParagraph"/>
+        <w:numPr>
+          <w:ilvl w:val="2"/>
+          <w:numId w:val="22"/>
+        </w:numPr>
+      </w:pPr>
+      <w:r>
+        <w:t>Added variables from Debug.GD</w:t>
+      </w:r>
+    </w:p>
+    <w:p>
+      <w:pPr>
+        <w:pStyle w:val="ListParagraph"/>
+        <w:numPr>
+          <w:ilvl w:val="3"/>
+          <w:numId w:val="22"/>
+        </w:numPr>
+      </w:pPr>
+      <w:r>
+        <w:t>“command”</w:t>
+      </w:r>
+    </w:p>
+    <w:p>
+      <w:pPr>
+        <w:pStyle w:val="ListParagraph"/>
+        <w:numPr>
+          <w:ilvl w:val="3"/>
+          <w:numId w:val="22"/>
+        </w:numPr>
+      </w:pPr>
+      <w:r>
+        <w:t>“</w:t>
+      </w:r>
+      <w:proofErr w:type="spellStart"/>
+      <w:r>
+        <w:t>ListenerOn</w:t>
+      </w:r>
+      <w:proofErr w:type="spellEnd"/>
+      <w:r>
+        <w:t>”</w:t>
+      </w:r>
+    </w:p>
+    <w:p>
+      <w:pPr>
+        <w:pStyle w:val="ListParagraph"/>
+        <w:numPr>
+          <w:ilvl w:val="2"/>
+          <w:numId w:val="22"/>
+        </w:numPr>
+      </w:pPr>
+      <w:r>
+        <w:t>Added new variables from.GD</w:t>
+      </w:r>
+    </w:p>
+    <w:p>
+      <w:pPr>
+        <w:pStyle w:val="ListParagraph"/>
+        <w:numPr>
+          <w:ilvl w:val="3"/>
+          <w:numId w:val="22"/>
+        </w:numPr>
+      </w:pPr>
+      <w:r>
+        <w:t>“Exploded”</w:t>
+      </w:r>
+    </w:p>
+    <w:p>
+      <w:pPr>
+        <w:pStyle w:val="ListParagraph"/>
+        <w:numPr>
+          <w:ilvl w:val="0"/>
+          <w:numId w:val="22"/>
+        </w:numPr>
+      </w:pPr>
+      <w:r>
+        <w:t>Updated Algorithm</w:t>
+      </w:r>
+    </w:p>
+    <w:p>
+      <w:pPr>
+        <w:pStyle w:val="ListParagraph"/>
+        <w:numPr>
+          <w:ilvl w:val="1"/>
+          <w:numId w:val="22"/>
+        </w:numPr>
+      </w:pPr>
+      <w:r>
+        <w:t>Added new code within function “_process(delta)”</w:t>
+      </w:r>
+    </w:p>
+    <w:p>
+      <w:pPr>
+        <w:pStyle w:val="ListParagraph"/>
+        <w:numPr>
+          <w:ilvl w:val="0"/>
+          <w:numId w:val="22"/>
+        </w:numPr>
+      </w:pPr>
+      <w:r>
+        <w:lastRenderedPageBreak/>
+        <w:t>Gantt Chart Progress check</w:t>
+      </w:r>
+    </w:p>
+    <w:p>
+      <w:pPr>
+        <w:pStyle w:val="ListParagraph"/>
+        <w:numPr>
+          <w:ilvl w:val="1"/>
+          <w:numId w:val="22"/>
+        </w:numPr>
+      </w:pPr>
+      <w:r>
+        <w:t>Algorithm</w:t>
+      </w:r>
+    </w:p>
+    <w:p>
+      <w:pPr>
+        <w:pStyle w:val="ListParagraph"/>
+        <w:numPr>
+          <w:ilvl w:val="2"/>
+          <w:numId w:val="22"/>
+        </w:numPr>
+      </w:pPr>
+      <w:r>
+        <w:t>On course</w:t>
+      </w:r>
+    </w:p>
+    <w:p>
+      <w:pPr>
+        <w:pStyle w:val="ListParagraph"/>
+        <w:numPr>
+          <w:ilvl w:val="1"/>
+          <w:numId w:val="22"/>
+        </w:numPr>
+      </w:pPr>
+      <w:r>
+        <w:t>Documentation</w:t>
+      </w:r>
+    </w:p>
+    <w:p>
+      <w:pPr>
+        <w:pStyle w:val="ListParagraph"/>
+        <w:numPr>
+          <w:ilvl w:val="2"/>
+          <w:numId w:val="22"/>
+        </w:numPr>
+      </w:pPr>
+      <w:r>
+        <w:t>On course</w:t>
+      </w:r>
+    </w:p>
+    <w:p>
+      <w:pPr>
+        <w:pStyle w:val="ListParagraph"/>
+        <w:numPr>
+          <w:ilvl w:val="1"/>
+          <w:numId w:val="22"/>
+        </w:numPr>
+      </w:pPr>
+      <w:r>
+        <w:t>Coding</w:t>
+      </w:r>
+    </w:p>
+    <w:p>
+      <w:pPr>
+        <w:pStyle w:val="ListParagraph"/>
+        <w:numPr>
+          <w:ilvl w:val="2"/>
+          <w:numId w:val="22"/>
+        </w:numPr>
+      </w:pPr>
+      <w:r>
+        <w:t>On Course</w:t>
+      </w:r>
+    </w:p>
+    <w:p>
+      <w:pPr>
+        <w:pStyle w:val="ListParagraph"/>
+        <w:numPr>
+          <w:ilvl w:val="1"/>
+          <w:numId w:val="22"/>
+        </w:numPr>
+      </w:pPr>
+      <w:r>
+        <w:t>Testing</w:t>
+      </w:r>
+    </w:p>
+    <w:p>
+      <w:pPr>
+        <w:pStyle w:val="ListParagraph"/>
+        <w:numPr>
+          <w:ilvl w:val="2"/>
+          <w:numId w:val="22"/>
+        </w:numPr>
+      </w:pPr>
+      <w:r>
+        <w:t xml:space="preserve">Behind on schedule </w:t>
+      </w:r>
+    </w:p>
+    <w:p>
+      <w:pPr>
+        <w:pStyle w:val="ListParagraph"/>
+        <w:numPr>
+          <w:ilvl w:val="0"/>
+          <w:numId w:val="22"/>
+        </w:numPr>
+      </w:pPr>
+      <w:r>
+        <w:rPr>
+          <w:lang w:val="en-US"/>
+        </w:rPr>
+        <w:t>Additional task tomorro</w:t>
+      </w:r>
+      <w:r>
+        <w:rPr>
+          <w:lang w:val="en-US"/>
+        </w:rPr>
+        <w:t>w</w:t>
+      </w:r>
+    </w:p>
+    <w:p>
+      <w:pPr>
+        <w:pStyle w:val="Heading3"/>
+        <w:ind w:firstLine="360"/>
+      </w:pPr>
+      <w:r>
+        <w:t>7th of July</w:t>
+      </w:r>
+    </w:p>
+    <w:p>
+      <w:pPr>
+        <w:pStyle w:val="ListParagraph"/>
+        <w:numPr>
+          <w:ilvl w:val="0"/>
+          <w:numId w:val="22"/>
+        </w:numPr>
+      </w:pPr>
+      <w:r>
+        <w:t>Continued development on main game</w:t>
+      </w:r>
+    </w:p>
+    <w:p>
+      <w:pPr>
+        <w:pStyle w:val="ListParagraph"/>
+        <w:numPr>
+          <w:ilvl w:val="1"/>
+          <w:numId w:val="22"/>
+        </w:numPr>
+      </w:pPr>
+      <w:r>
+        <w:t xml:space="preserve">Added new script </w:t>
+      </w:r>
+    </w:p>
+    <w:p>
+      <w:pPr>
+        <w:pStyle w:val="ListParagraph"/>
+        <w:numPr>
+          <w:ilvl w:val="2"/>
+          <w:numId w:val="22"/>
+        </w:numPr>
+      </w:pPr>
+      <w:r>
+        <w:t>Event.gd</w:t>
+      </w:r>
+    </w:p>
+    <w:p>
+      <w:pPr>
+        <w:pStyle w:val="ListParagraph"/>
+        <w:numPr>
+          <w:ilvl w:val="3"/>
+          <w:numId w:val="22"/>
+        </w:numPr>
+      </w:pPr>
+      <w:r>
+        <w:t>This script allows global signals</w:t>
+      </w:r>
+    </w:p>
+    <w:p>
+      <w:pPr>
+        <w:pStyle w:val="ListParagraph"/>
+        <w:numPr>
+          <w:ilvl w:val="1"/>
+          <w:numId w:val="22"/>
+        </w:numPr>
+      </w:pPr>
+      <w:r>
+        <w:t>Issue with script not communicating  with other script</w:t>
+      </w:r>
+    </w:p>
+    <w:p>
+      <w:pPr>
+        <w:pStyle w:val="ListParagraph"/>
+        <w:numPr>
+          <w:ilvl w:val="2"/>
+          <w:numId w:val="22"/>
+        </w:numPr>
+      </w:pPr>
+      <w:r>
+        <w:t>Used wrong syntax</w:t>
+      </w:r>
+    </w:p>
+    <w:p>
+      <w:pPr>
+        <w:pStyle w:val="ListParagraph"/>
+        <w:numPr>
+          <w:ilvl w:val="3"/>
+          <w:numId w:val="22"/>
+        </w:numPr>
+      </w:pPr>
+      <w:r>
+        <w:t>Obtained help from Godot discord server</w:t>
+      </w:r>
+    </w:p>
+    <w:p>
+      <w:pPr>
+        <w:pStyle w:val="ListParagraph"/>
+        <w:numPr>
+          <w:ilvl w:val="0"/>
+          <w:numId w:val="22"/>
+        </w:numPr>
+      </w:pPr>
+      <w:r>
+        <w:t>Gantt Chart Progress check</w:t>
+      </w:r>
+    </w:p>
+    <w:p>
+      <w:pPr>
+        <w:pStyle w:val="ListParagraph"/>
+        <w:numPr>
+          <w:ilvl w:val="1"/>
+          <w:numId w:val="22"/>
+        </w:numPr>
+      </w:pPr>
+      <w:r>
+        <w:t>Algorithm</w:t>
+      </w:r>
+    </w:p>
+    <w:p>
+      <w:pPr>
+        <w:pStyle w:val="ListParagraph"/>
+        <w:numPr>
+          <w:ilvl w:val="2"/>
+          <w:numId w:val="22"/>
+        </w:numPr>
+      </w:pPr>
+      <w:r>
+        <w:t>On course</w:t>
+      </w:r>
+    </w:p>
+    <w:p>
+      <w:pPr>
+        <w:pStyle w:val="ListParagraph"/>
+        <w:numPr>
+          <w:ilvl w:val="1"/>
+          <w:numId w:val="22"/>
+        </w:numPr>
+      </w:pPr>
+      <w:r>
+        <w:t>Documentation</w:t>
+      </w:r>
+    </w:p>
+    <w:p>
+      <w:pPr>
+        <w:pStyle w:val="ListParagraph"/>
+        <w:numPr>
+          <w:ilvl w:val="2"/>
+          <w:numId w:val="22"/>
+        </w:numPr>
+      </w:pPr>
+      <w:r>
+        <w:t>On course</w:t>
+      </w:r>
+    </w:p>
+    <w:p>
+      <w:pPr>
+        <w:pStyle w:val="ListParagraph"/>
+        <w:numPr>
+          <w:ilvl w:val="1"/>
+          <w:numId w:val="22"/>
+        </w:numPr>
+      </w:pPr>
+      <w:r>
+        <w:t>Coding</w:t>
+      </w:r>
+    </w:p>
+    <w:p>
+      <w:pPr>
+        <w:pStyle w:val="ListParagraph"/>
+        <w:numPr>
+          <w:ilvl w:val="2"/>
+          <w:numId w:val="22"/>
+        </w:numPr>
+      </w:pPr>
+      <w:r>
+        <w:t>On Course</w:t>
+      </w:r>
+    </w:p>
+    <w:p>
+      <w:pPr>
+        <w:pStyle w:val="ListParagraph"/>
+        <w:numPr>
+          <w:ilvl w:val="1"/>
+          <w:numId w:val="22"/>
+        </w:numPr>
+      </w:pPr>
+      <w:r>
+        <w:t>Testing</w:t>
+      </w:r>
+    </w:p>
+    <w:p>
+      <w:pPr>
+        <w:pStyle w:val="ListParagraph"/>
+        <w:numPr>
+          <w:ilvl w:val="2"/>
+          <w:numId w:val="22"/>
+        </w:numPr>
+      </w:pPr>
+      <w:r>
+        <w:t xml:space="preserve">Behind on schedule </w:t>
+      </w:r>
+    </w:p>
+    <w:p>
+      <w:pPr>
+        <w:pStyle w:val="ListParagraph"/>
+        <w:numPr>
+          <w:ilvl w:val="0"/>
+          <w:numId w:val="22"/>
+        </w:numPr>
+      </w:pPr>
+      <w:r>
+        <w:rPr>
+          <w:lang w:val="en-US"/>
+        </w:rPr>
+        <w:t>Additional task tomorro</w:t>
+      </w:r>
+      <w:r>
+        <w:rPr>
+          <w:lang w:val="en-US"/>
+        </w:rPr>
+        <w:t>w</w:t>
+      </w:r>
+    </w:p>
+    <w:p>
+      <w:pPr>
+        <w:pStyle w:val="ListParagraph"/>
+        <w:numPr>
+          <w:ilvl w:val="1"/>
+          <w:numId w:val="22"/>
+        </w:numPr>
+      </w:pPr>
+      <w:r>
+        <w:rPr>
+          <w:lang w:val="en-US"/>
+        </w:rPr>
+        <w:t>Continue coding</w:t>
+      </w:r>
+    </w:p>
+    <w:p>
+      <w:pPr>
+        <w:pStyle w:val="Heading3"/>
+        <w:ind w:firstLine="360"/>
+      </w:pPr>
+      <w:r>
+        <w:t>8th of July</w:t>
+      </w:r>
+    </w:p>
+    <w:p>
+      <w:pPr>
+        <w:pStyle w:val="ListParagraph"/>
+        <w:numPr>
+          <w:ilvl w:val="0"/>
+          <w:numId w:val="22"/>
+        </w:numPr>
+      </w:pPr>
+      <w:r>
+        <w:t>Continued development on main game</w:t>
+      </w:r>
+    </w:p>
+    <w:p>
+      <w:pPr>
+        <w:pStyle w:val="ListParagraph"/>
+        <w:numPr>
+          <w:ilvl w:val="1"/>
+          <w:numId w:val="22"/>
+        </w:numPr>
+      </w:pPr>
+      <w:r>
+        <w:t>Tweaked tile.gd</w:t>
+      </w:r>
+    </w:p>
+    <w:p>
+      <w:pPr>
+        <w:pStyle w:val="ListParagraph"/>
+        <w:numPr>
+          <w:ilvl w:val="2"/>
+          <w:numId w:val="22"/>
+        </w:numPr>
+      </w:pPr>
+      <w:r>
+        <w:t>Added more to the explode() functio</w:t>
+      </w:r>
+      <w:r>
+        <w:t>n</w:t>
+      </w:r>
+    </w:p>
+    <w:p>
+      <w:pPr>
+        <w:pStyle w:val="ListParagraph"/>
+        <w:numPr>
+          <w:ilvl w:val="1"/>
+          <w:numId w:val="22"/>
+        </w:numPr>
+      </w:pPr>
+      <w:r>
+        <w:t>Added indicator function</w:t>
+      </w:r>
+    </w:p>
+    <w:p>
+      <w:pPr>
+        <w:pStyle w:val="ListParagraph"/>
+        <w:numPr>
+          <w:ilvl w:val="2"/>
+          <w:numId w:val="22"/>
+        </w:numPr>
+      </w:pPr>
+      <w:r>
+        <w:t>Created “</w:t>
+      </w:r>
+      <w:proofErr w:type="spellStart"/>
+      <w:r>
+        <w:t>Tile</w:t>
+      </w:r>
+      <w:r>
+        <w:t>Hover</w:t>
+      </w:r>
+      <w:proofErr w:type="spellEnd"/>
+      <w:r>
+        <w:t>” sprite</w:t>
+      </w:r>
+    </w:p>
+    <w:p>
+      <w:pPr>
+        <w:pStyle w:val="ListParagraph"/>
+        <w:numPr>
+          <w:ilvl w:val="2"/>
+          <w:numId w:val="22"/>
+        </w:numPr>
+      </w:pPr>
+      <w:r>
+        <w:t>Used for indicator when mouse enters a tile</w:t>
+      </w:r>
+    </w:p>
+    <w:p>
+      <w:pPr>
+        <w:pStyle w:val="ListParagraph"/>
+        <w:numPr>
+          <w:ilvl w:val="1"/>
+          <w:numId w:val="22"/>
+        </w:numPr>
+      </w:pPr>
+      <w:r>
+        <w:t>Created “</w:t>
+      </w:r>
+      <w:proofErr w:type="spellStart"/>
+      <w:r>
+        <w:t>UsedMine</w:t>
+      </w:r>
+      <w:proofErr w:type="spellEnd"/>
+      <w:r>
+        <w:t>” sprite</w:t>
+      </w:r>
+    </w:p>
+    <w:p>
+      <w:pPr>
+        <w:pStyle w:val="ListParagraph"/>
+        <w:numPr>
+          <w:ilvl w:val="2"/>
+          <w:numId w:val="22"/>
+        </w:numPr>
+      </w:pPr>
+      <w:r>
+        <w:t>Used to indicate the mine has exploded here</w:t>
+      </w:r>
+    </w:p>
+    <w:p>
+      <w:pPr>
+        <w:pStyle w:val="ListParagraph"/>
+        <w:numPr>
+          <w:ilvl w:val="1"/>
+          <w:numId w:val="22"/>
+        </w:numPr>
+      </w:pPr>
+      <w:r>
+        <w:t>Added level complete screen</w:t>
+      </w:r>
+    </w:p>
+    <w:p>
+      <w:pPr>
+        <w:pStyle w:val="ListParagraph"/>
+        <w:numPr>
+          <w:ilvl w:val="2"/>
+          <w:numId w:val="22"/>
+        </w:numPr>
+      </w:pPr>
+      <w:r>
+        <w:t>Added scripts</w:t>
+      </w:r>
+    </w:p>
+    <w:p>
+      <w:pPr>
+        <w:pStyle w:val="ListParagraph"/>
+        <w:numPr>
+          <w:ilvl w:val="3"/>
+          <w:numId w:val="22"/>
+        </w:numPr>
+      </w:pPr>
+      <w:r>
+        <w:lastRenderedPageBreak/>
+        <w:t>HUDComplete.gd</w:t>
+      </w:r>
+    </w:p>
+    <w:p>
+      <w:pPr>
+        <w:pStyle w:val="ListParagraph"/>
+        <w:numPr>
+          <w:ilvl w:val="2"/>
+          <w:numId w:val="22"/>
+        </w:numPr>
+      </w:pPr>
+      <w:r>
+        <w:t>Added new scenes</w:t>
+      </w:r>
+    </w:p>
+    <w:p>
+      <w:pPr>
+        <w:pStyle w:val="ListParagraph"/>
+        <w:numPr>
+          <w:ilvl w:val="3"/>
+          <w:numId w:val="22"/>
+        </w:numPr>
+      </w:pPr>
+      <w:proofErr w:type="spellStart"/>
+      <w:r>
+        <w:t>HUDComplete.tscn</w:t>
+      </w:r>
+      <w:proofErr w:type="spellEnd"/>
+    </w:p>
+    <w:p>
+      <w:pPr>
+        <w:pStyle w:val="ListParagraph"/>
+        <w:numPr>
+          <w:ilvl w:val="3"/>
+          <w:numId w:val="22"/>
+        </w:numPr>
+      </w:pPr>
+      <w:proofErr w:type="spellStart"/>
+      <w:r>
+        <w:t>CompleteScreen.tscn</w:t>
+      </w:r>
+      <w:proofErr w:type="spellEnd"/>
+    </w:p>
+    <w:p>
+      <w:pPr>
+        <w:pStyle w:val="ListParagraph"/>
+        <w:numPr>
+          <w:ilvl w:val="2"/>
+          <w:numId w:val="22"/>
+        </w:numPr>
+      </w:pPr>
+      <w:r>
+        <w:t xml:space="preserve">Tweaked Debug.gd </w:t>
+      </w:r>
+    </w:p>
+    <w:p>
+      <w:pPr>
+        <w:pStyle w:val="ListParagraph"/>
+        <w:numPr>
+          <w:ilvl w:val="3"/>
+          <w:numId w:val="22"/>
+        </w:numPr>
+      </w:pPr>
+      <w:r>
+        <w:t>Added more debug functions</w:t>
+      </w:r>
+    </w:p>
+    <w:p>
+      <w:pPr>
+        <w:pStyle w:val="ListParagraph"/>
+        <w:numPr>
+          <w:ilvl w:val="4"/>
+          <w:numId w:val="22"/>
+        </w:numPr>
+      </w:pPr>
+      <w:r>
+        <w:t>“LEVEL”</w:t>
+      </w:r>
+    </w:p>
+    <w:p>
+      <w:pPr>
+        <w:pStyle w:val="ListParagraph"/>
+        <w:numPr>
+          <w:ilvl w:val="5"/>
+          <w:numId w:val="22"/>
+        </w:numPr>
+      </w:pPr>
+      <w:r>
+        <w:t>Completes the level</w:t>
+      </w:r>
+    </w:p>
+    <w:p>
+      <w:pPr>
+        <w:pStyle w:val="ListParagraph"/>
+        <w:numPr>
+          <w:ilvl w:val="4"/>
+          <w:numId w:val="22"/>
+        </w:numPr>
+      </w:pPr>
+      <w:r>
+        <w:t>“ADD”</w:t>
+      </w:r>
+    </w:p>
+    <w:p>
+      <w:pPr>
+        <w:pStyle w:val="ListParagraph"/>
+        <w:numPr>
+          <w:ilvl w:val="5"/>
+          <w:numId w:val="22"/>
+        </w:numPr>
+      </w:pPr>
+      <w:r>
+        <w:t>Adds 100 to player score</w:t>
+      </w:r>
+    </w:p>
+    <w:p>
+      <w:pPr>
+        <w:pStyle w:val="ListParagraph"/>
+        <w:numPr>
+          <w:ilvl w:val="0"/>
+          <w:numId w:val="22"/>
+        </w:numPr>
+      </w:pPr>
+      <w:r>
+        <w:t>Gantt Chart Progress check</w:t>
+      </w:r>
+    </w:p>
+    <w:p>
+      <w:pPr>
+        <w:pStyle w:val="ListParagraph"/>
+        <w:numPr>
+          <w:ilvl w:val="1"/>
+          <w:numId w:val="22"/>
+        </w:numPr>
+      </w:pPr>
+      <w:r>
+        <w:t>Algorithm</w:t>
+      </w:r>
+    </w:p>
+    <w:p>
+      <w:pPr>
+        <w:pStyle w:val="ListParagraph"/>
+        <w:numPr>
+          <w:ilvl w:val="2"/>
+          <w:numId w:val="22"/>
+        </w:numPr>
+      </w:pPr>
+      <w:r>
+        <w:t>On course</w:t>
+      </w:r>
+    </w:p>
+    <w:p>
+      <w:pPr>
+        <w:pStyle w:val="ListParagraph"/>
+        <w:numPr>
+          <w:ilvl w:val="1"/>
+          <w:numId w:val="22"/>
+        </w:numPr>
+      </w:pPr>
+      <w:r>
+        <w:t>Documentation</w:t>
+      </w:r>
+    </w:p>
+    <w:p>
+      <w:pPr>
+        <w:pStyle w:val="ListParagraph"/>
+        <w:numPr>
+          <w:ilvl w:val="2"/>
+          <w:numId w:val="22"/>
+        </w:numPr>
+      </w:pPr>
+      <w:r>
+        <w:t>On course</w:t>
+      </w:r>
+    </w:p>
+    <w:p>
+      <w:pPr>
+        <w:pStyle w:val="ListParagraph"/>
+        <w:numPr>
+          <w:ilvl w:val="1"/>
+          <w:numId w:val="22"/>
+        </w:numPr>
+      </w:pPr>
+      <w:r>
+        <w:t>Coding</w:t>
+      </w:r>
+    </w:p>
+    <w:p>
+      <w:pPr>
+        <w:pStyle w:val="ListParagraph"/>
+        <w:numPr>
+          <w:ilvl w:val="2"/>
+          <w:numId w:val="22"/>
+        </w:numPr>
+      </w:pPr>
+      <w:r>
+        <w:t>On Course</w:t>
+      </w:r>
+    </w:p>
+    <w:p>
+      <w:pPr>
+        <w:pStyle w:val="ListParagraph"/>
+        <w:numPr>
+          <w:ilvl w:val="1"/>
+          <w:numId w:val="22"/>
+        </w:numPr>
+      </w:pPr>
+      <w:r>
+        <w:t>Testing</w:t>
+      </w:r>
+    </w:p>
+    <w:p>
+      <w:pPr>
+        <w:pStyle w:val="ListParagraph"/>
+        <w:numPr>
+          <w:ilvl w:val="2"/>
+          <w:numId w:val="22"/>
+        </w:numPr>
+      </w:pPr>
+      <w:r>
+        <w:t xml:space="preserve">Behind on schedule </w:t>
+      </w:r>
+    </w:p>
+    <w:p>
+      <w:pPr>
+        <w:pStyle w:val="ListParagraph"/>
+        <w:numPr>
+          <w:ilvl w:val="0"/>
+          <w:numId w:val="22"/>
+        </w:numPr>
+      </w:pPr>
+      <w:r>
+        <w:rPr>
+          <w:lang w:val="en-US"/>
+        </w:rPr>
+        <w:t>Additional task tomorro</w:t>
+      </w:r>
+      <w:r>
+        <w:rPr>
+          <w:lang w:val="en-US"/>
+        </w:rPr>
+        <w:t>w</w:t>
+      </w:r>
+    </w:p>
+    <w:p>
+      <w:pPr>
+        <w:pStyle w:val="ListParagraph"/>
+        <w:numPr>
+          <w:ilvl w:val="1"/>
+          <w:numId w:val="22"/>
+        </w:numPr>
+      </w:pPr>
+      <w:r>
+        <w:rPr>
+          <w:lang w:val="en-US"/>
+        </w:rPr>
+        <w:t>Continue coding</w:t>
+      </w:r>
+    </w:p>
+    <w:p>
+      <w:pPr>
+        <w:pStyle w:val="Heading3"/>
+        <w:ind w:firstLine="360"/>
+      </w:pPr>
+      <w:r>
+        <w:t>9</w:t>
+      </w:r>
+      <w:r>
+        <w:t>th of July</w:t>
+      </w:r>
+    </w:p>
+    <w:p>
+      <w:pPr>
+        <w:pStyle w:val="ListParagraph"/>
+        <w:numPr>
+          <w:ilvl w:val="0"/>
+          <w:numId w:val="22"/>
+        </w:numPr>
+      </w:pPr>
+      <w:r>
+        <w:t>Continued development on main game</w:t>
+      </w:r>
+    </w:p>
+    <w:p>
+      <w:pPr>
+        <w:pStyle w:val="ListParagraph"/>
+        <w:numPr>
+          <w:ilvl w:val="1"/>
+          <w:numId w:val="22"/>
+        </w:numPr>
+      </w:pPr>
+      <w:r>
+        <w:t>Added Scenes</w:t>
+      </w:r>
+    </w:p>
+    <w:p>
+      <w:pPr>
+        <w:pStyle w:val="ListParagraph"/>
+        <w:numPr>
+          <w:ilvl w:val="2"/>
+          <w:numId w:val="22"/>
+        </w:numPr>
+      </w:pPr>
+      <w:proofErr w:type="spellStart"/>
+      <w:r>
+        <w:t>OverScreen.tscn</w:t>
+      </w:r>
+      <w:proofErr w:type="spellEnd"/>
+    </w:p>
+    <w:p>
+      <w:pPr>
+        <w:pStyle w:val="ListParagraph"/>
+        <w:numPr>
+          <w:ilvl w:val="2"/>
+          <w:numId w:val="22"/>
+        </w:numPr>
+      </w:pPr>
+      <w:proofErr w:type="spellStart"/>
+      <w:r>
+        <w:t>HUDOver.tscn</w:t>
+      </w:r>
+      <w:proofErr w:type="spellEnd"/>
+    </w:p>
+    <w:p>
+      <w:pPr>
+        <w:pStyle w:val="ListParagraph"/>
+        <w:numPr>
+          <w:ilvl w:val="3"/>
+          <w:numId w:val="22"/>
+        </w:numPr>
+      </w:pPr>
+      <w:r>
+        <w:t>Created HUDOver.gd under this scene</w:t>
+      </w:r>
+    </w:p>
+    <w:p>
+      <w:pPr>
+        <w:pStyle w:val="ListParagraph"/>
+        <w:numPr>
+          <w:ilvl w:val="2"/>
+          <w:numId w:val="22"/>
+        </w:numPr>
+      </w:pPr>
+      <w:proofErr w:type="spellStart"/>
+      <w:r>
+        <w:t>ScoreScreen.tscn</w:t>
+      </w:r>
+      <w:proofErr w:type="spellEnd"/>
+    </w:p>
+    <w:p>
+      <w:pPr>
+        <w:pStyle w:val="ListParagraph"/>
+        <w:numPr>
+          <w:ilvl w:val="2"/>
+          <w:numId w:val="22"/>
+        </w:numPr>
+      </w:pPr>
+      <w:proofErr w:type="spellStart"/>
+      <w:r>
+        <w:t>HUDScore.tscn</w:t>
+      </w:r>
+      <w:proofErr w:type="spellEnd"/>
+    </w:p>
+    <w:p>
+      <w:pPr>
+        <w:pStyle w:val="ListParagraph"/>
+        <w:numPr>
+          <w:ilvl w:val="1"/>
+          <w:numId w:val="22"/>
+        </w:numPr>
+      </w:pPr>
+      <w:r>
+        <w:t>Added .</w:t>
+      </w:r>
+      <w:proofErr w:type="spellStart"/>
+      <w:r>
+        <w:t>cfg</w:t>
+      </w:r>
+      <w:proofErr w:type="spellEnd"/>
+      <w:r>
+        <w:t xml:space="preserve"> file</w:t>
+      </w:r>
+    </w:p>
+    <w:p>
+      <w:pPr>
+        <w:pStyle w:val="ListParagraph"/>
+        <w:numPr>
+          <w:ilvl w:val="1"/>
+          <w:numId w:val="22"/>
+        </w:numPr>
+      </w:pPr>
+      <w:r>
+        <w:t>Had trouble sorting scores for leader board</w:t>
+      </w:r>
+    </w:p>
+    <w:p>
+      <w:pPr>
+        <w:pStyle w:val="ListParagraph"/>
+        <w:numPr>
+          <w:ilvl w:val="2"/>
+          <w:numId w:val="22"/>
+        </w:numPr>
+      </w:pPr>
+      <w:r>
+        <w:t>Found online help</w:t>
+      </w:r>
+    </w:p>
+    <w:p>
+      <w:pPr>
+        <w:pStyle w:val="ListParagraph"/>
+        <w:numPr>
+          <w:ilvl w:val="3"/>
+          <w:numId w:val="22"/>
+        </w:numPr>
+      </w:pPr>
+      <w:r>
+        <w:t xml:space="preserve">From </w:t>
+      </w:r>
+      <w:proofErr w:type="spellStart"/>
+      <w:r>
+        <w:t>godot</w:t>
+      </w:r>
+      <w:proofErr w:type="spellEnd"/>
+      <w:r>
+        <w:t xml:space="preserve"> documentation</w:t>
+      </w:r>
+    </w:p>
+    <w:p>
+      <w:pPr>
+        <w:pStyle w:val="ListParagraph"/>
+        <w:numPr>
+          <w:ilvl w:val="3"/>
+          <w:numId w:val="22"/>
+        </w:numPr>
+      </w:pPr>
+      <w:proofErr w:type="spellStart"/>
+      <w:r>
+        <w:t>Github</w:t>
+      </w:r>
+      <w:proofErr w:type="spellEnd"/>
+      <w:r>
+        <w:t xml:space="preserve"> Repository</w:t>
+      </w:r>
+    </w:p>
+    <w:p>
+      <w:pPr>
+        <w:pStyle w:val="ListParagraph"/>
+        <w:numPr>
+          <w:ilvl w:val="0"/>
+          <w:numId w:val="22"/>
+        </w:numPr>
+      </w:pPr>
+      <w:r>
+        <w:t>Gantt Chart Progress check</w:t>
+      </w:r>
+    </w:p>
+    <w:p>
+      <w:pPr>
+        <w:pStyle w:val="ListParagraph"/>
+        <w:numPr>
+          <w:ilvl w:val="1"/>
+          <w:numId w:val="22"/>
+        </w:numPr>
+      </w:pPr>
+      <w:r>
+        <w:t>Algorithm</w:t>
+      </w:r>
+    </w:p>
+    <w:p>
+      <w:pPr>
+        <w:pStyle w:val="ListParagraph"/>
+        <w:numPr>
+          <w:ilvl w:val="2"/>
+          <w:numId w:val="22"/>
+        </w:numPr>
+      </w:pPr>
+      <w:r>
+        <w:t>On course</w:t>
+      </w:r>
+    </w:p>
+    <w:p>
+      <w:pPr>
+        <w:pStyle w:val="ListParagraph"/>
+        <w:numPr>
+          <w:ilvl w:val="1"/>
+          <w:numId w:val="22"/>
+        </w:numPr>
+      </w:pPr>
+      <w:r>
+        <w:t>Documentation</w:t>
+      </w:r>
+    </w:p>
+    <w:p>
+      <w:pPr>
+        <w:pStyle w:val="ListParagraph"/>
+        <w:numPr>
+          <w:ilvl w:val="2"/>
+          <w:numId w:val="22"/>
+        </w:numPr>
+      </w:pPr>
+      <w:r>
+        <w:t>On course</w:t>
+      </w:r>
+    </w:p>
+    <w:p>
+      <w:pPr>
+        <w:pStyle w:val="ListParagraph"/>
+        <w:numPr>
+          <w:ilvl w:val="1"/>
+          <w:numId w:val="22"/>
+        </w:numPr>
+      </w:pPr>
+      <w:r>
+        <w:t>Coding</w:t>
+      </w:r>
+    </w:p>
+    <w:p>
+      <w:pPr>
+        <w:pStyle w:val="ListParagraph"/>
+        <w:numPr>
+          <w:ilvl w:val="2"/>
+          <w:numId w:val="22"/>
+        </w:numPr>
+      </w:pPr>
+      <w:r>
+        <w:t>On Course</w:t>
+      </w:r>
+    </w:p>
+    <w:p>
+      <w:pPr>
+        <w:pStyle w:val="ListParagraph"/>
+        <w:numPr>
+          <w:ilvl w:val="1"/>
+          <w:numId w:val="22"/>
+        </w:numPr>
+      </w:pPr>
+      <w:r>
+        <w:t>Testing</w:t>
+      </w:r>
+    </w:p>
+    <w:p>
+      <w:pPr>
+        <w:pStyle w:val="ListParagraph"/>
+        <w:numPr>
+          <w:ilvl w:val="2"/>
+          <w:numId w:val="22"/>
+        </w:numPr>
+      </w:pPr>
+      <w:r>
+        <w:lastRenderedPageBreak/>
+        <w:t xml:space="preserve">Behind on schedule </w:t>
+      </w:r>
+    </w:p>
+    <w:p>
+      <w:pPr>
+        <w:pStyle w:val="ListParagraph"/>
+        <w:numPr>
+          <w:ilvl w:val="0"/>
+          <w:numId w:val="22"/>
+        </w:numPr>
+      </w:pPr>
+      <w:r>
+        <w:rPr>
+          <w:lang w:val="en-US"/>
+        </w:rPr>
+        <w:t>Additional task tomorro</w:t>
+      </w:r>
+      <w:r>
+        <w:rPr>
+          <w:lang w:val="en-US"/>
+        </w:rPr>
+        <w:t>w</w:t>
+      </w:r>
+    </w:p>
+    <w:p>
+      <w:pPr>
+        <w:pStyle w:val="ListParagraph"/>
+        <w:numPr>
+          <w:ilvl w:val="1"/>
+          <w:numId w:val="22"/>
+        </w:numPr>
+      </w:pPr>
+      <w:r>
+        <w:rPr>
+          <w:lang w:val="en-US"/>
+        </w:rPr>
+        <w:t>Continue coding</w:t>
       </w:r>
     </w:p>
     <w:p/>
@@ -22468,7 +24343,7 @@
         <w:rFonts w:ascii="Courier New" w:hAnsi="Courier New" w:cs="Courier New" w:hint="default"/>
       </w:rPr>
     </w:lvl>
-    <w:lvl w:ilvl="5" w:tplc="0C090005" w:tentative="1">
+    <w:lvl w:ilvl="5" w:tplc="0C090005">
       <w:start w:val="1"/>
       <w:numFmt w:val="bullet"/>
       <w:lvlText w:val=""/>
@@ -23557,6 +25432,7 @@
   <w:style w:type="character" w:default="1" w:styleId="DefaultParagraphFont">
     <w:name w:val="Default Paragraph Font"/>
     <w:uiPriority w:val="1"/>
+    <w:semiHidden/>
     <w:unhideWhenUsed/>
   </w:style>
   <w:style w:type="table" w:default="1" w:styleId="TableNormal">

--- a/James Fan - Assessment 3_ Major Project.docx
+++ b/James Fan - Assessment 3_ Major Project.docx
@@ -27,7 +27,7 @@
             <v:stroke endcap="round"/>
             <v:path shadowok="f" o:extrusionok="f" fillok="f" insetpenok="f"/>
             <o:lock v:ext="edit" rotation="t" aspectratio="t" verticies="t" text="t" shapetype="t"/>
-            <o:ink i="AM4BHQJ0RgEQWM9UiuaXxU+PBvi60uGbIgMGSBBFI0YjBQM4C2QZIzIKgcf//w+Ax///DzMKgcf/&#10;/w+Ax///DzgJAP7/AwAAAAAACoMBL4dLILAoBAqdb5NAMARrCrAkEwLAl6uc7QKLRWBwKAzaUSOa&#10;wBAIDNKjAoCQGAQyDoflVuWfgEAQKo36SqrG7pAqPAaZAoBI5dEoDAYbCoAQOFwOHIFAIBA4QgKA&#10;wGAQWACH9XPnq59AAAAAA2nAUAgKAQHxE+gKABEggPmDMHm42gG=&#10;" annotation="t"/>
+            <o:ink i="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" annotation="t"/>
           </v:rect>
         </w:pict>
       </w:r>
@@ -103,7 +103,7 @@
           <w:noProof/>
         </w:rPr>
         <w:drawing>
-          <wp:anchor distT="0" distB="0" distL="114300" distR="114300" simplePos="0" relativeHeight="251662336" behindDoc="0" locked="0" layoutInCell="1" allowOverlap="1" wp14:anchorId="2E5C3EA8" wp14:editId="6F473420">
+          <wp:anchor distT="0" distB="0" distL="114300" distR="114300" simplePos="0" relativeHeight="251662336" behindDoc="0" locked="0" layoutInCell="1" allowOverlap="1" wp14:anchorId="2E5C3EA8" wp14:editId="618E2147">
             <wp:simplePos x="0" y="0"/>
             <wp:positionH relativeFrom="column">
               <wp:posOffset>1417320</wp:posOffset>
@@ -5056,15 +5056,7 @@
         <w:t xml:space="preserve"> Battlesweeper</w:t>
       </w:r>
       <w:r>
-        <w:t xml:space="preserve"> is a suitable project that is complex in nature but can be completed within the development period where it educational endeavor can help me learn how to tackle integrating two separate game functionalities into a whole functioning game </w:t>
-      </w:r>
-      <w:proofErr w:type="gramStart"/>
-      <w:r>
-        <w:t>and also</w:t>
-      </w:r>
-      <w:proofErr w:type="gramEnd"/>
-      <w:r>
-        <w:t xml:space="preserve"> how to create an efficient UI and create documentation such as user and technical manual  without confusing the user and/or future developers</w:t>
+        <w:t xml:space="preserve"> is a suitable project that is complex in nature but can be completed within the development period where it educational endeavor can help me learn how to tackle integrating two separate game functionalities into a whole functioning game and also how to create an efficient UI and create documentation such as user and technical manual  without confusing the user and/or future developers</w:t>
       </w:r>
     </w:p>
     <w:p>
@@ -7470,11 +7462,9 @@
       <w:r>
         <w:t xml:space="preserve">Select </w:t>
       </w:r>
-      <w:proofErr w:type="spellStart"/>
       <w:r>
         <w:t>BattleSweeper.rar</w:t>
       </w:r>
-      <w:proofErr w:type="spellEnd"/>
       <w:r>
         <w:t xml:space="preserve"> </w:t>
       </w:r>
@@ -8183,11 +8173,9 @@
             <w:tcW w:w="1951" w:type="dxa"/>
           </w:tcPr>
           <w:p>
-            <w:proofErr w:type="spellStart"/>
             <w:r>
               <w:t>GameOver</w:t>
             </w:r>
-            <w:proofErr w:type="spellEnd"/>
           </w:p>
         </w:tc>
         <w:tc>
@@ -8263,11 +8251,9 @@
             <w:tcW w:w="1951" w:type="dxa"/>
           </w:tcPr>
           <w:p>
-            <w:proofErr w:type="spellStart"/>
             <w:r>
               <w:t>CoverdDebug</w:t>
             </w:r>
-            <w:proofErr w:type="spellEnd"/>
           </w:p>
         </w:tc>
         <w:tc>
@@ -8421,11 +8407,9 @@
             <w:tcW w:w="1951" w:type="dxa"/>
           </w:tcPr>
           <w:p>
-            <w:proofErr w:type="spellStart"/>
             <w:r>
               <w:t>IsMine</w:t>
             </w:r>
-            <w:proofErr w:type="spellEnd"/>
           </w:p>
         </w:tc>
         <w:tc>
@@ -8501,11 +8485,9 @@
             <w:tcW w:w="1951" w:type="dxa"/>
           </w:tcPr>
           <w:p>
-            <w:proofErr w:type="spellStart"/>
             <w:r>
               <w:t>IsOccupied</w:t>
             </w:r>
-            <w:proofErr w:type="spellEnd"/>
           </w:p>
         </w:tc>
         <w:tc>
@@ -8796,11 +8778,9 @@
             <w:tcW w:w="1951" w:type="dxa"/>
           </w:tcPr>
           <w:p>
-            <w:proofErr w:type="spellStart"/>
             <w:r>
               <w:t>MineNumber</w:t>
             </w:r>
-            <w:proofErr w:type="spellEnd"/>
           </w:p>
         </w:tc>
         <w:tc>
@@ -8872,11 +8852,9 @@
             <w:tcW w:w="1951" w:type="dxa"/>
           </w:tcPr>
           <w:p>
-            <w:proofErr w:type="spellStart"/>
             <w:r>
               <w:t>ShipParts</w:t>
             </w:r>
-            <w:proofErr w:type="spellEnd"/>
           </w:p>
         </w:tc>
         <w:tc>
@@ -8952,11 +8930,9 @@
             <w:tcW w:w="1951" w:type="dxa"/>
           </w:tcPr>
           <w:p>
-            <w:proofErr w:type="spellStart"/>
             <w:r>
               <w:t>MineFlagged</w:t>
             </w:r>
-            <w:proofErr w:type="spellEnd"/>
           </w:p>
         </w:tc>
         <w:tc>
@@ -9028,11 +9004,9 @@
             <w:tcW w:w="1951" w:type="dxa"/>
           </w:tcPr>
           <w:p>
-            <w:proofErr w:type="spellStart"/>
             <w:r>
               <w:t>TileUncovered</w:t>
             </w:r>
-            <w:proofErr w:type="spellEnd"/>
           </w:p>
         </w:tc>
         <w:tc>
@@ -9108,11 +9082,9 @@
             <w:tcW w:w="1951" w:type="dxa"/>
           </w:tcPr>
           <w:p>
-            <w:proofErr w:type="spellStart"/>
             <w:r>
               <w:t>TilesRemain</w:t>
             </w:r>
-            <w:proofErr w:type="spellEnd"/>
           </w:p>
         </w:tc>
         <w:tc>
@@ -9184,11 +9156,9 @@
             <w:tcW w:w="1951" w:type="dxa"/>
           </w:tcPr>
           <w:p>
-            <w:proofErr w:type="spellStart"/>
             <w:r>
               <w:t>PlayerScore</w:t>
             </w:r>
-            <w:proofErr w:type="spellEnd"/>
           </w:p>
         </w:tc>
         <w:tc>
@@ -9256,11 +9226,9 @@
             <w:tcW w:w="1951" w:type="dxa"/>
           </w:tcPr>
           <w:p>
-            <w:proofErr w:type="spellStart"/>
             <w:r>
               <w:t>SurroundMine</w:t>
             </w:r>
-            <w:proofErr w:type="spellEnd"/>
             <w:r>
               <w:t>-</w:t>
             </w:r>
@@ -9491,11 +9459,9 @@
             <w:tcW w:w="1951" w:type="dxa"/>
           </w:tcPr>
           <w:p>
-            <w:proofErr w:type="spellStart"/>
             <w:r>
               <w:t>ListenerOn</w:t>
             </w:r>
-            <w:proofErr w:type="spellEnd"/>
           </w:p>
         </w:tc>
         <w:tc>
@@ -9781,13 +9747,8 @@
             <w:tcW w:w="1384" w:type="dxa"/>
           </w:tcPr>
           <w:p>
-            <w:proofErr w:type="spellStart"/>
-            <w:r>
-              <w:t>BeginGame</w:t>
-            </w:r>
-            <w:proofErr w:type="spellEnd"/>
-            <w:r>
-              <w:t>()</w:t>
+            <w:r>
+              <w:t>BeginGame()</w:t>
             </w:r>
           </w:p>
         </w:tc>
@@ -9832,11 +9793,9 @@
             <w:tcW w:w="1384" w:type="dxa"/>
           </w:tcPr>
           <w:p>
-            <w:proofErr w:type="spellStart"/>
             <w:r>
               <w:t>LevelReset</w:t>
             </w:r>
-            <w:proofErr w:type="spellEnd"/>
             <w:r>
               <w:t>()</w:t>
             </w:r>
@@ -9945,13 +9904,8 @@
             <w:tcW w:w="1384" w:type="dxa"/>
           </w:tcPr>
           <w:p>
-            <w:proofErr w:type="spellStart"/>
-            <w:r>
-              <w:t>SetMines</w:t>
-            </w:r>
-            <w:proofErr w:type="spellEnd"/>
-            <w:r>
-              <w:t>()</w:t>
+            <w:r>
+              <w:t>SetMines()</w:t>
             </w:r>
           </w:p>
         </w:tc>
@@ -10179,13 +10133,8 @@
             <w:tcW w:w="1384" w:type="dxa"/>
           </w:tcPr>
           <w:p>
-            <w:proofErr w:type="spellStart"/>
-            <w:r>
-              <w:t>SetMine</w:t>
-            </w:r>
-            <w:proofErr w:type="spellEnd"/>
-            <w:r>
-              <w:t>()</w:t>
+            <w:r>
+              <w:t>SetMine()</w:t>
             </w:r>
           </w:p>
         </w:tc>
@@ -10232,15 +10181,7 @@
               <w:t>, it assigns the correct texture for the integer of mines touching the revealed texture and reveals adjacent tiles non-mine touching tiles if the revealed tile is not touching any mines</w:t>
             </w:r>
             <w:r>
-              <w:t xml:space="preserve">. Is also the function that calculated the explosion of </w:t>
-            </w:r>
-            <w:proofErr w:type="gramStart"/>
-            <w:r>
-              <w:t>the a</w:t>
-            </w:r>
-            <w:proofErr w:type="gramEnd"/>
-            <w:r>
-              <w:t xml:space="preserve"> tile mine</w:t>
+              <w:t>. Is also the function that calculated the explosion of the a tile mine</w:t>
             </w:r>
           </w:p>
         </w:tc>
@@ -10251,13 +10192,8 @@
             <w:tcW w:w="1384" w:type="dxa"/>
           </w:tcPr>
           <w:p>
-            <w:proofErr w:type="spellStart"/>
-            <w:r>
-              <w:t>GetSurroundings</w:t>
-            </w:r>
-            <w:proofErr w:type="spellEnd"/>
-            <w:r>
-              <w:t>()</w:t>
+            <w:r>
+              <w:t>GetSurroundings()</w:t>
             </w:r>
           </w:p>
         </w:tc>
@@ -10278,13 +10214,8 @@
             <w:tcW w:w="1384" w:type="dxa"/>
           </w:tcPr>
           <w:p>
-            <w:proofErr w:type="spellStart"/>
-            <w:r>
-              <w:t>ToggleFlag</w:t>
-            </w:r>
-            <w:proofErr w:type="spellEnd"/>
-            <w:r>
-              <w:t>()</w:t>
+            <w:r>
+              <w:t>ToggleFlag()</w:t>
             </w:r>
           </w:p>
         </w:tc>
@@ -10306,15 +10237,7 @@
           </w:tcPr>
           <w:p>
             <w:r>
-              <w:t>_</w:t>
-            </w:r>
-            <w:proofErr w:type="spellStart"/>
-            <w:r>
-              <w:t>on_control_gui_input</w:t>
-            </w:r>
-            <w:proofErr w:type="spellEnd"/>
-            <w:r>
-              <w:t>(event)</w:t>
+              <w:t>_on_control_gui_input(event)</w:t>
             </w:r>
           </w:p>
         </w:tc>
@@ -10335,14 +10258,9 @@
             <w:tcW w:w="1384" w:type="dxa"/>
           </w:tcPr>
           <w:p>
-            <w:proofErr w:type="spellStart"/>
             <w:r>
               <w:lastRenderedPageBreak/>
-              <w:t>DebugCovered</w:t>
-            </w:r>
-            <w:proofErr w:type="spellEnd"/>
-            <w:r>
-              <w:t>():</w:t>
+              <w:t>DebugCovered():</w:t>
             </w:r>
           </w:p>
         </w:tc>
@@ -11571,7 +11489,6 @@
         </w:rPr>
         <w:t xml:space="preserve">Considering if </w:t>
       </w:r>
-      <w:proofErr w:type="spellStart"/>
       <w:r>
         <w:rPr>
           <w:lang w:val="en-US"/>
@@ -11582,14 +11499,7 @@
         <w:rPr>
           <w:lang w:val="en-US"/>
         </w:rPr>
-        <w:t>game</w:t>
-      </w:r>
-      <w:proofErr w:type="spellEnd"/>
-      <w:r>
-        <w:rPr>
-          <w:lang w:val="en-US"/>
-        </w:rPr>
-        <w:t xml:space="preserve"> should be used to make </w:t>
+        <w:t xml:space="preserve">game should be used to make </w:t>
       </w:r>
       <w:r>
         <w:rPr>
@@ -11622,98 +11532,76 @@
         <w:rPr>
           <w:lang w:val="en-US"/>
         </w:rPr>
-        <w:t xml:space="preserve">Researched </w:t>
-      </w:r>
-      <w:proofErr w:type="spellStart"/>
+        <w:t xml:space="preserve">Researched PyGame library </w:t>
+      </w:r>
+    </w:p>
+    <w:p>
+      <w:pPr>
+        <w:pStyle w:val="ListParagraph"/>
+        <w:numPr>
+          <w:ilvl w:val="1"/>
+          <w:numId w:val="22"/>
+        </w:numPr>
+      </w:pPr>
+      <w:r>
+        <w:t>Consider use to create a game since it has</w:t>
+      </w:r>
+    </w:p>
+    <w:p>
+      <w:pPr>
+        <w:pStyle w:val="ListParagraph"/>
+        <w:numPr>
+          <w:ilvl w:val="2"/>
+          <w:numId w:val="22"/>
+        </w:numPr>
+      </w:pPr>
+      <w:r>
+        <w:t xml:space="preserve">Has a </w:t>
+      </w:r>
+      <w:r>
+        <w:t>well-documented</w:t>
+      </w:r>
+      <w:r>
+        <w:t xml:space="preserve"> game development framework</w:t>
+      </w:r>
+    </w:p>
+    <w:p>
+      <w:pPr>
+        <w:pStyle w:val="ListParagraph"/>
+        <w:numPr>
+          <w:ilvl w:val="2"/>
+          <w:numId w:val="22"/>
+        </w:numPr>
+      </w:pPr>
+      <w:r>
+        <w:t>Easy and versatile to make games with GUI with</w:t>
+      </w:r>
+    </w:p>
+    <w:p>
+      <w:pPr>
+        <w:pStyle w:val="ListParagraph"/>
+        <w:numPr>
+          <w:ilvl w:val="3"/>
+          <w:numId w:val="22"/>
+        </w:numPr>
+      </w:pPr>
+      <w:r>
+        <w:t>With chat GPT and internet</w:t>
+      </w:r>
+    </w:p>
+    <w:p>
+      <w:pPr>
+        <w:pStyle w:val="ListParagraph"/>
+        <w:numPr>
+          <w:ilvl w:val="1"/>
+          <w:numId w:val="22"/>
+        </w:numPr>
+      </w:pPr>
       <w:r>
         <w:rPr>
           <w:lang w:val="en-US"/>
         </w:rPr>
-        <w:t>PyGame</w:t>
-      </w:r>
-      <w:proofErr w:type="spellEnd"/>
-      <w:r>
-        <w:rPr>
-          <w:lang w:val="en-US"/>
-        </w:rPr>
-        <w:t xml:space="preserve"> library </w:t>
-      </w:r>
-    </w:p>
-    <w:p>
-      <w:pPr>
-        <w:pStyle w:val="ListParagraph"/>
-        <w:numPr>
-          <w:ilvl w:val="1"/>
-          <w:numId w:val="22"/>
-        </w:numPr>
-      </w:pPr>
-      <w:r>
-        <w:t>Consider use to create a game since it has</w:t>
-      </w:r>
-    </w:p>
-    <w:p>
-      <w:pPr>
-        <w:pStyle w:val="ListParagraph"/>
-        <w:numPr>
-          <w:ilvl w:val="2"/>
-          <w:numId w:val="22"/>
-        </w:numPr>
-      </w:pPr>
-      <w:r>
-        <w:t xml:space="preserve">Has a </w:t>
-      </w:r>
-      <w:r>
-        <w:t>well-documented</w:t>
-      </w:r>
-      <w:r>
-        <w:t xml:space="preserve"> game development framework</w:t>
-      </w:r>
-    </w:p>
-    <w:p>
-      <w:pPr>
-        <w:pStyle w:val="ListParagraph"/>
-        <w:numPr>
-          <w:ilvl w:val="2"/>
-          <w:numId w:val="22"/>
-        </w:numPr>
-      </w:pPr>
-      <w:r>
-        <w:t>Easy and versatile to make games with GUI with</w:t>
-      </w:r>
-    </w:p>
-    <w:p>
-      <w:pPr>
-        <w:pStyle w:val="ListParagraph"/>
-        <w:numPr>
-          <w:ilvl w:val="3"/>
-          <w:numId w:val="22"/>
-        </w:numPr>
-      </w:pPr>
-      <w:r>
-        <w:t>With chat GPT and internet</w:t>
-      </w:r>
-    </w:p>
-    <w:p>
-      <w:pPr>
-        <w:pStyle w:val="ListParagraph"/>
-        <w:numPr>
-          <w:ilvl w:val="1"/>
-          <w:numId w:val="22"/>
-        </w:numPr>
-      </w:pPr>
-      <w:proofErr w:type="spellStart"/>
-      <w:r>
-        <w:rPr>
-          <w:lang w:val="en-US"/>
-        </w:rPr>
-        <w:t>PyGame</w:t>
-      </w:r>
-      <w:proofErr w:type="spellEnd"/>
-      <w:r>
-        <w:rPr>
-          <w:lang w:val="en-US"/>
-        </w:rPr>
-        <w:t xml:space="preserve"> Documentation</w:t>
+        <w:t>PyGame Documentation</w:t>
       </w:r>
     </w:p>
     <w:p>
@@ -12419,78 +12307,62 @@
           <w:lang w:val="en-US"/>
         </w:rPr>
         <w:lastRenderedPageBreak/>
-        <w:t xml:space="preserve">Clear documentation like </w:t>
-      </w:r>
-      <w:proofErr w:type="spellStart"/>
-      <w:r>
+        <w:t>Clear documentation like PyGame</w:t>
+      </w:r>
+    </w:p>
+    <w:p>
+      <w:pPr>
+        <w:pStyle w:val="ListParagraph"/>
+        <w:numPr>
+          <w:ilvl w:val="4"/>
+          <w:numId w:val="22"/>
+        </w:numPr>
+      </w:pPr>
+      <w:r>
+        <w:t xml:space="preserve">A lot better looking and concise </w:t>
+      </w:r>
+    </w:p>
+    <w:p>
+      <w:pPr>
+        <w:pStyle w:val="ListParagraph"/>
+        <w:numPr>
+          <w:ilvl w:val="2"/>
+          <w:numId w:val="22"/>
+        </w:numPr>
+      </w:pPr>
+      <w:r>
+        <w:t>Has an active community</w:t>
+      </w:r>
+    </w:p>
+    <w:p>
+      <w:pPr>
+        <w:pStyle w:val="ListParagraph"/>
+        <w:numPr>
+          <w:ilvl w:val="3"/>
+          <w:numId w:val="22"/>
+        </w:numPr>
+      </w:pPr>
+      <w:r>
+        <w:t>Research form ChatGPT</w:t>
+      </w:r>
+    </w:p>
+    <w:p>
+      <w:pPr>
+        <w:pStyle w:val="ListParagraph"/>
+        <w:numPr>
+          <w:ilvl w:val="1"/>
+          <w:numId w:val="22"/>
+        </w:numPr>
         <w:rPr>
           <w:lang w:val="en-US"/>
         </w:rPr>
-        <w:t>PyGame</w:t>
-      </w:r>
-      <w:proofErr w:type="spellEnd"/>
-    </w:p>
-    <w:p>
-      <w:pPr>
-        <w:pStyle w:val="ListParagraph"/>
-        <w:numPr>
-          <w:ilvl w:val="4"/>
-          <w:numId w:val="22"/>
-        </w:numPr>
-      </w:pPr>
-      <w:r>
-        <w:t xml:space="preserve">A lot better looking and concise </w:t>
-      </w:r>
-    </w:p>
-    <w:p>
-      <w:pPr>
-        <w:pStyle w:val="ListParagraph"/>
-        <w:numPr>
-          <w:ilvl w:val="2"/>
-          <w:numId w:val="22"/>
-        </w:numPr>
-      </w:pPr>
-      <w:r>
-        <w:t>Has an active community</w:t>
-      </w:r>
-    </w:p>
-    <w:p>
-      <w:pPr>
-        <w:pStyle w:val="ListParagraph"/>
-        <w:numPr>
-          <w:ilvl w:val="3"/>
-          <w:numId w:val="22"/>
-        </w:numPr>
-      </w:pPr>
-      <w:r>
-        <w:t>Research form ChatGPT</w:t>
-      </w:r>
-    </w:p>
-    <w:p>
-      <w:pPr>
-        <w:pStyle w:val="ListParagraph"/>
-        <w:numPr>
-          <w:ilvl w:val="1"/>
-          <w:numId w:val="22"/>
-        </w:numPr>
+      </w:pPr>
+      <w:r>
         <w:rPr>
           <w:lang w:val="en-US"/>
         </w:rPr>
-      </w:pPr>
-      <w:r>
-        <w:rPr>
-          <w:lang w:val="en-US"/>
-        </w:rPr>
-        <w:t xml:space="preserve">Consider use Godot or </w:t>
-      </w:r>
-      <w:proofErr w:type="spellStart"/>
-      <w:r>
-        <w:rPr>
-          <w:lang w:val="en-US"/>
-        </w:rPr>
-        <w:t>PyGame</w:t>
-      </w:r>
-      <w:proofErr w:type="spellEnd"/>
+        <w:t>Consider use Godot or PyGame</w:t>
+      </w:r>
     </w:p>
     <w:p>
       <w:pPr>
@@ -14942,21 +14814,7 @@
         <w:rPr>
           <w:lang w:val="en-US"/>
         </w:rPr>
-        <w:t>Converted all image into scalable .</w:t>
-      </w:r>
-      <w:proofErr w:type="spellStart"/>
-      <w:r>
-        <w:rPr>
-          <w:lang w:val="en-US"/>
-        </w:rPr>
-        <w:t>svg</w:t>
-      </w:r>
-      <w:proofErr w:type="spellEnd"/>
-      <w:r>
-        <w:rPr>
-          <w:lang w:val="en-US"/>
-        </w:rPr>
-        <w:t xml:space="preserve"> images for quality </w:t>
+        <w:t xml:space="preserve">Converted all image into scalable .svg images for quality </w:t>
       </w:r>
     </w:p>
     <w:p>
@@ -15749,48 +15607,26 @@
           <w:lang w:val="en-US"/>
         </w:rPr>
       </w:pPr>
-      <w:proofErr w:type="spellStart"/>
       <w:r>
         <w:rPr>
           <w:lang w:val="en-US"/>
         </w:rPr>
-        <w:t>get_viewport_rect</w:t>
-      </w:r>
-      <w:proofErr w:type="spellEnd"/>
+        <w:t>get_viewport_rect().size</w:t>
+      </w:r>
+    </w:p>
+    <w:p>
+      <w:pPr>
+        <w:pStyle w:val="ListParagraph"/>
+        <w:numPr>
+          <w:ilvl w:val="3"/>
+          <w:numId w:val="22"/>
+        </w:numPr>
+      </w:pPr>
       <w:r>
         <w:rPr>
           <w:lang w:val="en-US"/>
         </w:rPr>
-        <w:t>().size</w:t>
-      </w:r>
-    </w:p>
-    <w:p>
-      <w:pPr>
-        <w:pStyle w:val="ListParagraph"/>
-        <w:numPr>
-          <w:ilvl w:val="3"/>
-          <w:numId w:val="22"/>
-        </w:numPr>
-      </w:pPr>
-      <w:r>
-        <w:rPr>
-          <w:lang w:val="en-US"/>
-        </w:rPr>
-        <w:t>clamp (</w:t>
-      </w:r>
-      <w:proofErr w:type="spellStart"/>
-      <w:r>
-        <w:rPr>
-          <w:lang w:val="en-US"/>
-        </w:rPr>
-        <w:t>x,y,z</w:t>
-      </w:r>
-      <w:proofErr w:type="spellEnd"/>
-      <w:r>
-        <w:rPr>
-          <w:lang w:val="en-US"/>
-        </w:rPr>
-        <w:t>)</w:t>
+        <w:t>clamp (x,y,z)</w:t>
       </w:r>
     </w:p>
     <w:p>
@@ -15975,58 +15811,22 @@
         <w:rPr>
           <w:lang w:val="en-US"/>
         </w:rPr>
-        <w:t xml:space="preserve">% </w:t>
-      </w:r>
-      <w:proofErr w:type="spellStart"/>
+        <w:t>% x.size()</w:t>
+      </w:r>
+    </w:p>
+    <w:p>
+      <w:pPr>
+        <w:pStyle w:val="ListParagraph"/>
+        <w:numPr>
+          <w:ilvl w:val="3"/>
+          <w:numId w:val="22"/>
+        </w:numPr>
+      </w:pPr>
       <w:r>
         <w:rPr>
           <w:lang w:val="en-US"/>
         </w:rPr>
-        <w:t>x.size</w:t>
-      </w:r>
-      <w:proofErr w:type="spellEnd"/>
-      <w:r>
-        <w:rPr>
-          <w:lang w:val="en-US"/>
-        </w:rPr>
-        <w:t>()</w:t>
-      </w:r>
-    </w:p>
-    <w:p>
-      <w:pPr>
-        <w:pStyle w:val="ListParagraph"/>
-        <w:numPr>
-          <w:ilvl w:val="3"/>
-          <w:numId w:val="22"/>
-        </w:numPr>
-      </w:pPr>
-      <w:proofErr w:type="spellStart"/>
-      <w:r>
-        <w:rPr>
-          <w:lang w:val="en-US"/>
-        </w:rPr>
-        <w:t>randf_range</w:t>
-      </w:r>
-      <w:proofErr w:type="spellEnd"/>
-      <w:r>
-        <w:rPr>
-          <w:lang w:val="en-US"/>
-        </w:rPr>
-        <w:t>(</w:t>
-      </w:r>
-      <w:proofErr w:type="spellStart"/>
-      <w:r>
-        <w:rPr>
-          <w:lang w:val="en-US"/>
-        </w:rPr>
-        <w:t>x,y</w:t>
-      </w:r>
-      <w:proofErr w:type="spellEnd"/>
-      <w:r>
-        <w:rPr>
-          <w:lang w:val="en-US"/>
-        </w:rPr>
-        <w:t>)</w:t>
+        <w:t>randf_range(x,y)</w:t>
       </w:r>
     </w:p>
     <w:p>
@@ -16415,35 +16215,7 @@
         <w:rPr>
           <w:lang w:val="en-US"/>
         </w:rPr>
-        <w:t xml:space="preserve">Added </w:t>
-      </w:r>
-      <w:proofErr w:type="spellStart"/>
-      <w:r>
-        <w:rPr>
-          <w:lang w:val="en-US"/>
-        </w:rPr>
-        <w:t>svg</w:t>
-      </w:r>
-      <w:proofErr w:type="spellEnd"/>
-      <w:r>
-        <w:rPr>
-          <w:lang w:val="en-US"/>
-        </w:rPr>
-        <w:t xml:space="preserve"> “</w:t>
-      </w:r>
-      <w:proofErr w:type="spellStart"/>
-      <w:r>
-        <w:rPr>
-          <w:lang w:val="en-US"/>
-        </w:rPr>
-        <w:t>Icon.svg</w:t>
-      </w:r>
-      <w:proofErr w:type="spellEnd"/>
-      <w:r>
-        <w:rPr>
-          <w:lang w:val="en-US"/>
-        </w:rPr>
-        <w:t xml:space="preserve">” </w:t>
+        <w:t xml:space="preserve">Added svg “Icon.svg” </w:t>
       </w:r>
     </w:p>
     <w:p>
@@ -16461,7 +16233,6 @@
         <w:t xml:space="preserve">obtained from </w:t>
       </w:r>
       <w:hyperlink r:id="rId44">
-        <w:proofErr w:type="spellStart"/>
         <w:r>
           <w:rPr>
             <w:rStyle w:val="Hyperlink"/>
@@ -16469,56 +16240,27 @@
           </w:rPr>
           <w:t>Flaticon</w:t>
         </w:r>
-        <w:proofErr w:type="spellEnd"/>
       </w:hyperlink>
       <w:r>
         <w:rPr>
           <w:lang w:val="en-US"/>
         </w:rPr>
-        <w:t xml:space="preserve"> as a </w:t>
-      </w:r>
-      <w:proofErr w:type="spellStart"/>
+        <w:t xml:space="preserve"> as a png </w:t>
+      </w:r>
+    </w:p>
+    <w:p>
+      <w:pPr>
+        <w:pStyle w:val="ListParagraph"/>
+        <w:numPr>
+          <w:ilvl w:val="2"/>
+          <w:numId w:val="22"/>
+        </w:numPr>
+      </w:pPr>
       <w:r>
         <w:rPr>
           <w:lang w:val="en-US"/>
         </w:rPr>
-        <w:t>png</w:t>
-      </w:r>
-      <w:proofErr w:type="spellEnd"/>
-      <w:r>
-        <w:rPr>
-          <w:lang w:val="en-US"/>
-        </w:rPr>
-        <w:t xml:space="preserve"> </w:t>
-      </w:r>
-    </w:p>
-    <w:p>
-      <w:pPr>
-        <w:pStyle w:val="ListParagraph"/>
-        <w:numPr>
-          <w:ilvl w:val="2"/>
-          <w:numId w:val="22"/>
-        </w:numPr>
-      </w:pPr>
-      <w:r>
-        <w:rPr>
-          <w:lang w:val="en-US"/>
-        </w:rPr>
-        <w:t xml:space="preserve">Converted </w:t>
-      </w:r>
-      <w:proofErr w:type="spellStart"/>
-      <w:r>
-        <w:rPr>
-          <w:lang w:val="en-US"/>
-        </w:rPr>
-        <w:t>svg</w:t>
-      </w:r>
-      <w:proofErr w:type="spellEnd"/>
-      <w:r>
-        <w:rPr>
-          <w:lang w:val="en-US"/>
-        </w:rPr>
-        <w:t xml:space="preserve"> through word</w:t>
+        <w:t>Converted svg through word</w:t>
       </w:r>
     </w:p>
     <w:p>
@@ -17161,25 +16903,21 @@
           <w:numId w:val="22"/>
         </w:numPr>
       </w:pPr>
-      <w:proofErr w:type="spellStart"/>
       <w:r>
         <w:t>HUDGame</w:t>
       </w:r>
-      <w:proofErr w:type="spellEnd"/>
-    </w:p>
-    <w:p>
-      <w:pPr>
-        <w:pStyle w:val="ListParagraph"/>
-        <w:numPr>
-          <w:ilvl w:val="2"/>
-          <w:numId w:val="22"/>
-        </w:numPr>
-      </w:pPr>
-      <w:proofErr w:type="spellStart"/>
+    </w:p>
+    <w:p>
+      <w:pPr>
+        <w:pStyle w:val="ListParagraph"/>
+        <w:numPr>
+          <w:ilvl w:val="2"/>
+          <w:numId w:val="22"/>
+        </w:numPr>
+      </w:pPr>
       <w:r>
         <w:t>MainGame</w:t>
       </w:r>
-      <w:proofErr w:type="spellEnd"/>
     </w:p>
     <w:p>
       <w:pPr>
@@ -17958,11 +17696,9 @@
           <w:numId w:val="22"/>
         </w:numPr>
       </w:pPr>
-      <w:proofErr w:type="spellStart"/>
       <w:r>
         <w:t>Explosion.svg</w:t>
       </w:r>
-      <w:proofErr w:type="spellEnd"/>
     </w:p>
     <w:p>
       <w:pPr>
@@ -18793,15 +18529,7 @@
         </w:numPr>
       </w:pPr>
       <w:r>
-        <w:t>“</w:t>
-      </w:r>
-      <w:proofErr w:type="spellStart"/>
-      <w:r>
-        <w:t>CoveredDebug</w:t>
-      </w:r>
-      <w:proofErr w:type="spellEnd"/>
-      <w:r>
-        <w:t>()” in tile.gd</w:t>
+        <w:t>“CoveredDebug()” in tile.gd</w:t>
       </w:r>
     </w:p>
     <w:p>
@@ -19085,11 +18813,9 @@
           <w:numId w:val="22"/>
         </w:numPr>
       </w:pPr>
-      <w:proofErr w:type="spellStart"/>
       <w:r>
         <w:t>HUDGame</w:t>
       </w:r>
-      <w:proofErr w:type="spellEnd"/>
     </w:p>
     <w:p>
       <w:pPr>
@@ -20246,19 +19972,11 @@
           <w:rStyle w:val="notion-enable-hover"/>
         </w:rPr>
       </w:pPr>
-      <w:proofErr w:type="spellStart"/>
       <w:r>
         <w:rPr>
           <w:rStyle w:val="notion-enable-hover"/>
         </w:rPr>
-        <w:t>SetMine</w:t>
-      </w:r>
-      <w:proofErr w:type="spellEnd"/>
-      <w:r>
-        <w:rPr>
-          <w:rStyle w:val="notion-enable-hover"/>
-        </w:rPr>
-        <w:t>()</w:t>
+        <w:t>SetMine()</w:t>
       </w:r>
     </w:p>
     <w:p>
@@ -20302,19 +20020,11 @@
           <w:rStyle w:val="notion-enable-hover"/>
         </w:rPr>
       </w:pPr>
-      <w:proofErr w:type="spellStart"/>
       <w:r>
         <w:rPr>
           <w:rStyle w:val="notion-enable-hover"/>
         </w:rPr>
-        <w:t>SetMine</w:t>
-      </w:r>
-      <w:proofErr w:type="spellEnd"/>
-      <w:r>
-        <w:rPr>
-          <w:rStyle w:val="notion-enable-hover"/>
-        </w:rPr>
-        <w:t>()</w:t>
+        <w:t>SetMine()</w:t>
       </w:r>
     </w:p>
     <w:p>
@@ -20346,45 +20056,29 @@
           <w:rStyle w:val="notion-enable-hover"/>
         </w:rPr>
       </w:pPr>
-      <w:proofErr w:type="spellStart"/>
       <w:r>
         <w:rPr>
           <w:rStyle w:val="notion-enable-hover"/>
         </w:rPr>
-        <w:t>GetSurroundings</w:t>
-      </w:r>
-      <w:proofErr w:type="spellEnd"/>
-      <w:r>
+        <w:t>GetSurroundings()</w:t>
+      </w:r>
+    </w:p>
+    <w:p>
+      <w:pPr>
+        <w:pStyle w:val="ListParagraph"/>
+        <w:numPr>
+          <w:ilvl w:val="3"/>
+          <w:numId w:val="22"/>
+        </w:numPr>
         <w:rPr>
           <w:rStyle w:val="notion-enable-hover"/>
         </w:rPr>
-        <w:t>()</w:t>
-      </w:r>
-    </w:p>
-    <w:p>
-      <w:pPr>
-        <w:pStyle w:val="ListParagraph"/>
-        <w:numPr>
-          <w:ilvl w:val="3"/>
-          <w:numId w:val="22"/>
-        </w:numPr>
+      </w:pPr>
+      <w:r>
         <w:rPr>
           <w:rStyle w:val="notion-enable-hover"/>
         </w:rPr>
-      </w:pPr>
-      <w:proofErr w:type="spellStart"/>
-      <w:r>
-        <w:rPr>
-          <w:rStyle w:val="notion-enable-hover"/>
-        </w:rPr>
-        <w:t>ToggleFlag</w:t>
-      </w:r>
-      <w:proofErr w:type="spellEnd"/>
-      <w:r>
-        <w:rPr>
-          <w:rStyle w:val="notion-enable-hover"/>
-        </w:rPr>
-        <w:t>()</w:t>
+        <w:t>ToggleFlag()</w:t>
       </w:r>
     </w:p>
     <w:p>
@@ -20396,15 +20090,7 @@
         </w:numPr>
       </w:pPr>
       <w:r>
-        <w:t>_</w:t>
-      </w:r>
-      <w:proofErr w:type="spellStart"/>
-      <w:r>
-        <w:t>on_control_gui_input</w:t>
-      </w:r>
-      <w:proofErr w:type="spellEnd"/>
-      <w:r>
-        <w:t>(event)</w:t>
+        <w:t>_on_control_gui_input(event)</w:t>
       </w:r>
     </w:p>
     <w:p>
@@ -20415,13 +20101,8 @@
           <w:numId w:val="22"/>
         </w:numPr>
       </w:pPr>
-      <w:proofErr w:type="spellStart"/>
-      <w:r>
-        <w:t>DebugCovered</w:t>
-      </w:r>
-      <w:proofErr w:type="spellEnd"/>
-      <w:r>
-        <w:t>()</w:t>
+      <w:r>
+        <w:t>DebugCovered()</w:t>
       </w:r>
     </w:p>
     <w:p>
@@ -20721,11 +20402,9 @@
           <w:numId w:val="22"/>
         </w:numPr>
       </w:pPr>
-      <w:proofErr w:type="spellStart"/>
       <w:r>
         <w:t>LevelReset</w:t>
       </w:r>
-      <w:proofErr w:type="spellEnd"/>
       <w:r>
         <w:t xml:space="preserve">() </w:t>
       </w:r>
@@ -20925,15 +20604,7 @@
         </w:numPr>
       </w:pPr>
       <w:r>
-        <w:t>“</w:t>
-      </w:r>
-      <w:proofErr w:type="spellStart"/>
-      <w:r>
-        <w:t>ListenerOn</w:t>
-      </w:r>
-      <w:proofErr w:type="spellEnd"/>
-      <w:r>
-        <w:t>”</w:t>
+        <w:t>“ListenerOn”</w:t>
       </w:r>
     </w:p>
     <w:p>
@@ -21420,48 +21091,41 @@
         </w:numPr>
       </w:pPr>
       <w:r>
+        <w:t>Created “Tile</w:t>
+      </w:r>
+      <w:r>
+        <w:t>Hover</w:t>
+      </w:r>
+      <w:r>
+        <w:t>” sprite</w:t>
+      </w:r>
+    </w:p>
+    <w:p>
+      <w:pPr>
+        <w:pStyle w:val="ListParagraph"/>
+        <w:numPr>
+          <w:ilvl w:val="2"/>
+          <w:numId w:val="22"/>
+        </w:numPr>
+      </w:pPr>
+      <w:r>
+        <w:t>Used for indicator when mouse enters a tile</w:t>
+      </w:r>
+    </w:p>
+    <w:p>
+      <w:pPr>
+        <w:pStyle w:val="ListParagraph"/>
+        <w:numPr>
+          <w:ilvl w:val="1"/>
+          <w:numId w:val="22"/>
+        </w:numPr>
+      </w:pPr>
+      <w:r>
         <w:t>Created “</w:t>
       </w:r>
-      <w:proofErr w:type="spellStart"/>
-      <w:r>
-        <w:t>Tile</w:t>
-      </w:r>
-      <w:r>
-        <w:t>Hover</w:t>
-      </w:r>
-      <w:proofErr w:type="spellEnd"/>
-      <w:r>
-        <w:t>” sprite</w:t>
-      </w:r>
-    </w:p>
-    <w:p>
-      <w:pPr>
-        <w:pStyle w:val="ListParagraph"/>
-        <w:numPr>
-          <w:ilvl w:val="2"/>
-          <w:numId w:val="22"/>
-        </w:numPr>
-      </w:pPr>
-      <w:r>
-        <w:t>Used for indicator when mouse enters a tile</w:t>
-      </w:r>
-    </w:p>
-    <w:p>
-      <w:pPr>
-        <w:pStyle w:val="ListParagraph"/>
-        <w:numPr>
-          <w:ilvl w:val="1"/>
-          <w:numId w:val="22"/>
-        </w:numPr>
-      </w:pPr>
-      <w:r>
-        <w:t>Created “</w:t>
-      </w:r>
-      <w:proofErr w:type="spellStart"/>
       <w:r>
         <w:t>UsedMine</w:t>
       </w:r>
-      <w:proofErr w:type="spellEnd"/>
       <w:r>
         <w:t>” sprite</w:t>
       </w:r>
@@ -21535,11 +21199,9 @@
           <w:numId w:val="22"/>
         </w:numPr>
       </w:pPr>
-      <w:proofErr w:type="spellStart"/>
       <w:r>
         <w:t>HUDComplete.tscn</w:t>
       </w:r>
-      <w:proofErr w:type="spellEnd"/>
     </w:p>
     <w:p>
       <w:pPr>
@@ -21549,11 +21211,9 @@
           <w:numId w:val="22"/>
         </w:numPr>
       </w:pPr>
-      <w:proofErr w:type="spellStart"/>
       <w:r>
         <w:t>CompleteScreen.tscn</w:t>
       </w:r>
-      <w:proofErr w:type="spellEnd"/>
     </w:p>
     <w:p>
       <w:pPr>
@@ -21777,7 +21437,311 @@
         <w:ind w:firstLine="360"/>
       </w:pPr>
       <w:r>
-        <w:t>9</w:t>
+        <w:t>9th of July</w:t>
+      </w:r>
+    </w:p>
+    <w:p>
+      <w:pPr>
+        <w:pStyle w:val="ListParagraph"/>
+        <w:numPr>
+          <w:ilvl w:val="0"/>
+          <w:numId w:val="22"/>
+        </w:numPr>
+      </w:pPr>
+      <w:r>
+        <w:t>Continued development on main game</w:t>
+      </w:r>
+    </w:p>
+    <w:p>
+      <w:pPr>
+        <w:pStyle w:val="ListParagraph"/>
+        <w:numPr>
+          <w:ilvl w:val="1"/>
+          <w:numId w:val="22"/>
+        </w:numPr>
+      </w:pPr>
+      <w:r>
+        <w:t>Added Scenes</w:t>
+      </w:r>
+    </w:p>
+    <w:p>
+      <w:pPr>
+        <w:pStyle w:val="ListParagraph"/>
+        <w:numPr>
+          <w:ilvl w:val="2"/>
+          <w:numId w:val="22"/>
+        </w:numPr>
+      </w:pPr>
+      <w:r>
+        <w:t>OverScreen.tscn</w:t>
+      </w:r>
+    </w:p>
+    <w:p>
+      <w:pPr>
+        <w:pStyle w:val="ListParagraph"/>
+        <w:numPr>
+          <w:ilvl w:val="2"/>
+          <w:numId w:val="22"/>
+        </w:numPr>
+      </w:pPr>
+      <w:r>
+        <w:t>HUDOver.tscn</w:t>
+      </w:r>
+    </w:p>
+    <w:p>
+      <w:pPr>
+        <w:pStyle w:val="ListParagraph"/>
+        <w:numPr>
+          <w:ilvl w:val="3"/>
+          <w:numId w:val="22"/>
+        </w:numPr>
+      </w:pPr>
+      <w:r>
+        <w:t>Created HUDOver.gd under this scene</w:t>
+      </w:r>
+    </w:p>
+    <w:p>
+      <w:pPr>
+        <w:pStyle w:val="ListParagraph"/>
+        <w:numPr>
+          <w:ilvl w:val="2"/>
+          <w:numId w:val="22"/>
+        </w:numPr>
+      </w:pPr>
+      <w:r>
+        <w:t>ScoreScreen.tscn</w:t>
+      </w:r>
+    </w:p>
+    <w:p>
+      <w:pPr>
+        <w:pStyle w:val="ListParagraph"/>
+        <w:numPr>
+          <w:ilvl w:val="2"/>
+          <w:numId w:val="22"/>
+        </w:numPr>
+      </w:pPr>
+      <w:r>
+        <w:t>HUDScore.tscn</w:t>
+      </w:r>
+    </w:p>
+    <w:p>
+      <w:pPr>
+        <w:pStyle w:val="ListParagraph"/>
+        <w:numPr>
+          <w:ilvl w:val="1"/>
+          <w:numId w:val="22"/>
+        </w:numPr>
+      </w:pPr>
+      <w:r>
+        <w:t>Added .</w:t>
+      </w:r>
+      <w:r>
+        <w:t>cfg</w:t>
+      </w:r>
+      <w:r>
+        <w:t xml:space="preserve"> file</w:t>
+      </w:r>
+    </w:p>
+    <w:p>
+      <w:pPr>
+        <w:pStyle w:val="ListParagraph"/>
+        <w:numPr>
+          <w:ilvl w:val="1"/>
+          <w:numId w:val="22"/>
+        </w:numPr>
+      </w:pPr>
+      <w:r>
+        <w:t>Had trouble sorting scores for leader board</w:t>
+      </w:r>
+    </w:p>
+    <w:p>
+      <w:pPr>
+        <w:pStyle w:val="ListParagraph"/>
+        <w:numPr>
+          <w:ilvl w:val="2"/>
+          <w:numId w:val="22"/>
+        </w:numPr>
+      </w:pPr>
+      <w:r>
+        <w:t>Found online help</w:t>
+      </w:r>
+    </w:p>
+    <w:p>
+      <w:pPr>
+        <w:pStyle w:val="ListParagraph"/>
+        <w:numPr>
+          <w:ilvl w:val="3"/>
+          <w:numId w:val="22"/>
+        </w:numPr>
+      </w:pPr>
+      <w:r>
+        <w:t>From godot documentation</w:t>
+      </w:r>
+    </w:p>
+    <w:p>
+      <w:pPr>
+        <w:pStyle w:val="ListParagraph"/>
+        <w:numPr>
+          <w:ilvl w:val="3"/>
+          <w:numId w:val="22"/>
+        </w:numPr>
+      </w:pPr>
+      <w:r>
+        <w:t>Github Repository</w:t>
+      </w:r>
+    </w:p>
+    <w:p>
+      <w:pPr>
+        <w:pStyle w:val="ListParagraph"/>
+        <w:numPr>
+          <w:ilvl w:val="0"/>
+          <w:numId w:val="22"/>
+        </w:numPr>
+      </w:pPr>
+      <w:r>
+        <w:t>Gantt Chart Progress check</w:t>
+      </w:r>
+    </w:p>
+    <w:p>
+      <w:pPr>
+        <w:pStyle w:val="ListParagraph"/>
+        <w:numPr>
+          <w:ilvl w:val="1"/>
+          <w:numId w:val="22"/>
+        </w:numPr>
+      </w:pPr>
+      <w:r>
+        <w:t>Algorithm</w:t>
+      </w:r>
+    </w:p>
+    <w:p>
+      <w:pPr>
+        <w:pStyle w:val="ListParagraph"/>
+        <w:numPr>
+          <w:ilvl w:val="2"/>
+          <w:numId w:val="22"/>
+        </w:numPr>
+      </w:pPr>
+      <w:r>
+        <w:t>On course</w:t>
+      </w:r>
+    </w:p>
+    <w:p>
+      <w:pPr>
+        <w:pStyle w:val="ListParagraph"/>
+        <w:numPr>
+          <w:ilvl w:val="1"/>
+          <w:numId w:val="22"/>
+        </w:numPr>
+      </w:pPr>
+      <w:r>
+        <w:t>Documentation</w:t>
+      </w:r>
+    </w:p>
+    <w:p>
+      <w:pPr>
+        <w:pStyle w:val="ListParagraph"/>
+        <w:numPr>
+          <w:ilvl w:val="2"/>
+          <w:numId w:val="22"/>
+        </w:numPr>
+      </w:pPr>
+      <w:r>
+        <w:t>On course</w:t>
+      </w:r>
+    </w:p>
+    <w:p>
+      <w:pPr>
+        <w:pStyle w:val="ListParagraph"/>
+        <w:numPr>
+          <w:ilvl w:val="1"/>
+          <w:numId w:val="22"/>
+        </w:numPr>
+      </w:pPr>
+      <w:r>
+        <w:t>Coding</w:t>
+      </w:r>
+    </w:p>
+    <w:p>
+      <w:pPr>
+        <w:pStyle w:val="ListParagraph"/>
+        <w:numPr>
+          <w:ilvl w:val="2"/>
+          <w:numId w:val="22"/>
+        </w:numPr>
+      </w:pPr>
+      <w:r>
+        <w:t>On Course</w:t>
+      </w:r>
+    </w:p>
+    <w:p>
+      <w:pPr>
+        <w:pStyle w:val="ListParagraph"/>
+        <w:numPr>
+          <w:ilvl w:val="1"/>
+          <w:numId w:val="22"/>
+        </w:numPr>
+      </w:pPr>
+      <w:r>
+        <w:t>Testing</w:t>
+      </w:r>
+    </w:p>
+    <w:p>
+      <w:pPr>
+        <w:pStyle w:val="ListParagraph"/>
+        <w:numPr>
+          <w:ilvl w:val="2"/>
+          <w:numId w:val="22"/>
+        </w:numPr>
+      </w:pPr>
+      <w:r>
+        <w:lastRenderedPageBreak/>
+        <w:t xml:space="preserve">Behind on schedule </w:t>
+      </w:r>
+    </w:p>
+    <w:p>
+      <w:pPr>
+        <w:pStyle w:val="ListParagraph"/>
+        <w:numPr>
+          <w:ilvl w:val="0"/>
+          <w:numId w:val="22"/>
+        </w:numPr>
+      </w:pPr>
+      <w:r>
+        <w:rPr>
+          <w:lang w:val="en-US"/>
+        </w:rPr>
+        <w:t>Additional task tomorro</w:t>
+      </w:r>
+      <w:r>
+        <w:rPr>
+          <w:lang w:val="en-US"/>
+        </w:rPr>
+        <w:t>w</w:t>
+      </w:r>
+    </w:p>
+    <w:p>
+      <w:pPr>
+        <w:pStyle w:val="ListParagraph"/>
+        <w:numPr>
+          <w:ilvl w:val="1"/>
+          <w:numId w:val="22"/>
+        </w:numPr>
+      </w:pPr>
+      <w:r>
+        <w:rPr>
+          <w:lang w:val="en-US"/>
+        </w:rPr>
+        <w:t>Continue coding</w:t>
+      </w:r>
+    </w:p>
+    <w:p>
+      <w:pPr>
+        <w:pStyle w:val="Heading3"/>
+        <w:ind w:firstLine="360"/>
+      </w:pPr>
+      <w:r>
+        <w:t>10</w:t>
       </w:r>
       <w:r>
         <w:t>th of July</w:t>
@@ -21804,156 +21768,31 @@
         </w:numPr>
       </w:pPr>
       <w:r>
-        <w:t>Added Scenes</w:t>
-      </w:r>
-    </w:p>
-    <w:p>
-      <w:pPr>
-        <w:pStyle w:val="ListParagraph"/>
-        <w:numPr>
-          <w:ilvl w:val="2"/>
-          <w:numId w:val="22"/>
-        </w:numPr>
-      </w:pPr>
-      <w:proofErr w:type="spellStart"/>
-      <w:r>
-        <w:t>OverScreen.tscn</w:t>
-      </w:r>
-      <w:proofErr w:type="spellEnd"/>
-    </w:p>
-    <w:p>
-      <w:pPr>
-        <w:pStyle w:val="ListParagraph"/>
-        <w:numPr>
-          <w:ilvl w:val="2"/>
-          <w:numId w:val="22"/>
-        </w:numPr>
-      </w:pPr>
-      <w:proofErr w:type="spellStart"/>
-      <w:r>
-        <w:t>HUDOver.tscn</w:t>
-      </w:r>
-      <w:proofErr w:type="spellEnd"/>
-    </w:p>
-    <w:p>
-      <w:pPr>
-        <w:pStyle w:val="ListParagraph"/>
-        <w:numPr>
-          <w:ilvl w:val="3"/>
-          <w:numId w:val="22"/>
-        </w:numPr>
-      </w:pPr>
-      <w:r>
-        <w:t>Created HUDOver.gd under this scene</w:t>
-      </w:r>
-    </w:p>
-    <w:p>
-      <w:pPr>
-        <w:pStyle w:val="ListParagraph"/>
-        <w:numPr>
-          <w:ilvl w:val="2"/>
-          <w:numId w:val="22"/>
-        </w:numPr>
-      </w:pPr>
-      <w:proofErr w:type="spellStart"/>
-      <w:r>
-        <w:t>ScoreScreen.tscn</w:t>
-      </w:r>
-      <w:proofErr w:type="spellEnd"/>
-    </w:p>
-    <w:p>
-      <w:pPr>
-        <w:pStyle w:val="ListParagraph"/>
-        <w:numPr>
-          <w:ilvl w:val="2"/>
-          <w:numId w:val="22"/>
-        </w:numPr>
-      </w:pPr>
-      <w:proofErr w:type="spellStart"/>
-      <w:r>
-        <w:t>HUDScore.tscn</w:t>
-      </w:r>
-      <w:proofErr w:type="spellEnd"/>
-    </w:p>
-    <w:p>
-      <w:pPr>
-        <w:pStyle w:val="ListParagraph"/>
-        <w:numPr>
-          <w:ilvl w:val="1"/>
-          <w:numId w:val="22"/>
-        </w:numPr>
-      </w:pPr>
-      <w:r>
-        <w:t>Added .</w:t>
-      </w:r>
-      <w:proofErr w:type="spellStart"/>
-      <w:r>
-        <w:t>cfg</w:t>
-      </w:r>
-      <w:proofErr w:type="spellEnd"/>
-      <w:r>
-        <w:t xml:space="preserve"> file</w:t>
-      </w:r>
-    </w:p>
-    <w:p>
-      <w:pPr>
-        <w:pStyle w:val="ListParagraph"/>
-        <w:numPr>
-          <w:ilvl w:val="1"/>
-          <w:numId w:val="22"/>
-        </w:numPr>
-      </w:pPr>
-      <w:r>
-        <w:t>Had trouble sorting scores for leader board</w:t>
-      </w:r>
-    </w:p>
-    <w:p>
-      <w:pPr>
-        <w:pStyle w:val="ListParagraph"/>
-        <w:numPr>
-          <w:ilvl w:val="2"/>
-          <w:numId w:val="22"/>
-        </w:numPr>
-      </w:pPr>
-      <w:r>
-        <w:t>Found online help</w:t>
-      </w:r>
-    </w:p>
-    <w:p>
-      <w:pPr>
-        <w:pStyle w:val="ListParagraph"/>
-        <w:numPr>
-          <w:ilvl w:val="3"/>
-          <w:numId w:val="22"/>
-        </w:numPr>
-      </w:pPr>
-      <w:r>
-        <w:t xml:space="preserve">From </w:t>
-      </w:r>
-      <w:proofErr w:type="spellStart"/>
-      <w:r>
-        <w:t>godot</w:t>
-      </w:r>
-      <w:proofErr w:type="spellEnd"/>
-      <w:r>
-        <w:t xml:space="preserve"> documentation</w:t>
-      </w:r>
-    </w:p>
-    <w:p>
-      <w:pPr>
-        <w:pStyle w:val="ListParagraph"/>
-        <w:numPr>
-          <w:ilvl w:val="3"/>
-          <w:numId w:val="22"/>
-        </w:numPr>
-      </w:pPr>
-      <w:proofErr w:type="spellStart"/>
-      <w:r>
-        <w:t>Github</w:t>
-      </w:r>
-      <w:proofErr w:type="spellEnd"/>
-      <w:r>
-        <w:t xml:space="preserve"> Repository</w:t>
+        <w:t>Solved sorting issue</w:t>
+      </w:r>
+    </w:p>
+    <w:p>
+      <w:pPr>
+        <w:pStyle w:val="ListParagraph"/>
+        <w:numPr>
+          <w:ilvl w:val="1"/>
+          <w:numId w:val="22"/>
+        </w:numPr>
+      </w:pPr>
+      <w:r>
+        <w:t>Added code to create a new .cfg file if there is none in the user files</w:t>
+      </w:r>
+    </w:p>
+    <w:p>
+      <w:pPr>
+        <w:pStyle w:val="ListParagraph"/>
+        <w:numPr>
+          <w:ilvl w:val="1"/>
+          <w:numId w:val="22"/>
+        </w:numPr>
+      </w:pPr>
+      <w:r>
+        <w:t>Made it so returning players can enter their name again</w:t>
       </w:r>
     </w:p>
     <w:p>
@@ -22061,7 +21900,6 @@
         </w:numPr>
       </w:pPr>
       <w:r>
-        <w:lastRenderedPageBreak/>
         <w:t xml:space="preserve">Behind on schedule </w:t>
       </w:r>
     </w:p>

--- a/James Fan - Assessment 3_ Major Project.docx
+++ b/James Fan - Assessment 3_ Major Project.docx
@@ -103,7 +103,7 @@
           <w:noProof/>
         </w:rPr>
         <w:drawing>
-          <wp:anchor distT="0" distB="0" distL="114300" distR="114300" simplePos="0" relativeHeight="251662336" behindDoc="0" locked="0" layoutInCell="1" allowOverlap="1" wp14:anchorId="2E5C3EA8" wp14:editId="618E2147">
+          <wp:anchor distT="0" distB="0" distL="114300" distR="114300" simplePos="0" relativeHeight="251662336" behindDoc="0" locked="0" layoutInCell="1" allowOverlap="1" wp14:anchorId="2E5C3EA8" wp14:editId="2013B183">
             <wp:simplePos x="0" y="0"/>
             <wp:positionH relativeFrom="column">
               <wp:posOffset>1417320</wp:posOffset>
@@ -21533,7 +21533,13 @@
         </w:numPr>
       </w:pPr>
       <w:r>
-        <w:t>Added .</w:t>
+        <w:t xml:space="preserve">Added </w:t>
+      </w:r>
+      <w:r>
+        <w:t>scores</w:t>
+      </w:r>
+      <w:r>
+        <w:t>.</w:t>
       </w:r>
       <w:r>
         <w:t>cfg</w:t>
@@ -21741,7 +21747,229 @@
         <w:ind w:firstLine="360"/>
       </w:pPr>
       <w:r>
-        <w:t>10</w:t>
+        <w:t>10th of July</w:t>
+      </w:r>
+    </w:p>
+    <w:p>
+      <w:pPr>
+        <w:pStyle w:val="ListParagraph"/>
+        <w:numPr>
+          <w:ilvl w:val="0"/>
+          <w:numId w:val="22"/>
+        </w:numPr>
+      </w:pPr>
+      <w:r>
+        <w:t>Continued development on main game</w:t>
+      </w:r>
+    </w:p>
+    <w:p>
+      <w:pPr>
+        <w:pStyle w:val="ListParagraph"/>
+        <w:numPr>
+          <w:ilvl w:val="1"/>
+          <w:numId w:val="22"/>
+        </w:numPr>
+      </w:pPr>
+      <w:r>
+        <w:t>Solved sorting issue</w:t>
+      </w:r>
+    </w:p>
+    <w:p>
+      <w:pPr>
+        <w:pStyle w:val="ListParagraph"/>
+        <w:numPr>
+          <w:ilvl w:val="2"/>
+          <w:numId w:val="22"/>
+        </w:numPr>
+      </w:pPr>
+      <w:r>
+        <w:t>Obtained online help from Godot Discord</w:t>
+      </w:r>
+    </w:p>
+    <w:p>
+      <w:pPr>
+        <w:pStyle w:val="ListParagraph"/>
+        <w:numPr>
+          <w:ilvl w:val="1"/>
+          <w:numId w:val="22"/>
+        </w:numPr>
+      </w:pPr>
+      <w:r>
+        <w:t xml:space="preserve">Added code to create a new </w:t>
+      </w:r>
+      <w:r>
+        <w:t>scores</w:t>
+      </w:r>
+      <w:r>
+        <w:t>.cfg file if there is none in the user files</w:t>
+      </w:r>
+    </w:p>
+    <w:p>
+      <w:pPr>
+        <w:pStyle w:val="ListParagraph"/>
+        <w:numPr>
+          <w:ilvl w:val="1"/>
+          <w:numId w:val="22"/>
+        </w:numPr>
+      </w:pPr>
+      <w:r>
+        <w:t>Made it so returning players can enter their name again</w:t>
+      </w:r>
+    </w:p>
+    <w:p>
+      <w:pPr>
+        <w:pStyle w:val="ListParagraph"/>
+        <w:numPr>
+          <w:ilvl w:val="0"/>
+          <w:numId w:val="22"/>
+        </w:numPr>
+      </w:pPr>
+      <w:r>
+        <w:t>Gantt Chart Progress check</w:t>
+      </w:r>
+    </w:p>
+    <w:p>
+      <w:pPr>
+        <w:pStyle w:val="ListParagraph"/>
+        <w:numPr>
+          <w:ilvl w:val="1"/>
+          <w:numId w:val="22"/>
+        </w:numPr>
+      </w:pPr>
+      <w:r>
+        <w:t>Algorithm</w:t>
+      </w:r>
+    </w:p>
+    <w:p>
+      <w:pPr>
+        <w:pStyle w:val="ListParagraph"/>
+        <w:numPr>
+          <w:ilvl w:val="2"/>
+          <w:numId w:val="22"/>
+        </w:numPr>
+      </w:pPr>
+      <w:r>
+        <w:t>On course</w:t>
+      </w:r>
+    </w:p>
+    <w:p>
+      <w:pPr>
+        <w:pStyle w:val="ListParagraph"/>
+        <w:numPr>
+          <w:ilvl w:val="1"/>
+          <w:numId w:val="22"/>
+        </w:numPr>
+      </w:pPr>
+      <w:r>
+        <w:t>Documentation</w:t>
+      </w:r>
+    </w:p>
+    <w:p>
+      <w:pPr>
+        <w:pStyle w:val="ListParagraph"/>
+        <w:numPr>
+          <w:ilvl w:val="2"/>
+          <w:numId w:val="22"/>
+        </w:numPr>
+      </w:pPr>
+      <w:r>
+        <w:t>On course</w:t>
+      </w:r>
+    </w:p>
+    <w:p>
+      <w:pPr>
+        <w:pStyle w:val="ListParagraph"/>
+        <w:numPr>
+          <w:ilvl w:val="1"/>
+          <w:numId w:val="22"/>
+        </w:numPr>
+      </w:pPr>
+      <w:r>
+        <w:t>Coding</w:t>
+      </w:r>
+    </w:p>
+    <w:p>
+      <w:pPr>
+        <w:pStyle w:val="ListParagraph"/>
+        <w:numPr>
+          <w:ilvl w:val="2"/>
+          <w:numId w:val="22"/>
+        </w:numPr>
+      </w:pPr>
+      <w:r>
+        <w:t>On Course</w:t>
+      </w:r>
+    </w:p>
+    <w:p>
+      <w:pPr>
+        <w:pStyle w:val="ListParagraph"/>
+        <w:numPr>
+          <w:ilvl w:val="1"/>
+          <w:numId w:val="22"/>
+        </w:numPr>
+      </w:pPr>
+      <w:r>
+        <w:t>Testing</w:t>
+      </w:r>
+    </w:p>
+    <w:p>
+      <w:pPr>
+        <w:pStyle w:val="ListParagraph"/>
+        <w:numPr>
+          <w:ilvl w:val="2"/>
+          <w:numId w:val="22"/>
+        </w:numPr>
+      </w:pPr>
+      <w:r>
+        <w:t xml:space="preserve">Behind on schedule </w:t>
+      </w:r>
+    </w:p>
+    <w:p>
+      <w:pPr>
+        <w:pStyle w:val="ListParagraph"/>
+        <w:numPr>
+          <w:ilvl w:val="0"/>
+          <w:numId w:val="22"/>
+        </w:numPr>
+      </w:pPr>
+      <w:r>
+        <w:rPr>
+          <w:lang w:val="en-US"/>
+        </w:rPr>
+        <w:t>Additional task tomorro</w:t>
+      </w:r>
+      <w:r>
+        <w:rPr>
+          <w:lang w:val="en-US"/>
+        </w:rPr>
+        <w:t>w</w:t>
+      </w:r>
+    </w:p>
+    <w:p>
+      <w:pPr>
+        <w:pStyle w:val="ListParagraph"/>
+        <w:numPr>
+          <w:ilvl w:val="1"/>
+          <w:numId w:val="22"/>
+        </w:numPr>
+      </w:pPr>
+      <w:r>
+        <w:rPr>
+          <w:lang w:val="en-US"/>
+        </w:rPr>
+        <w:t>Continue coding</w:t>
+      </w:r>
+    </w:p>
+    <w:p>
+      <w:pPr>
+        <w:pStyle w:val="Heading3"/>
+        <w:ind w:firstLine="360"/>
+      </w:pPr>
+      <w:r>
+        <w:t>1</w:t>
+      </w:r>
+      <w:r>
+        <w:t>6</w:t>
       </w:r>
       <w:r>
         <w:t>th of July</w:t>
@@ -21768,31 +21996,43 @@
         </w:numPr>
       </w:pPr>
       <w:r>
-        <w:t>Solved sorting issue</w:t>
-      </w:r>
-    </w:p>
-    <w:p>
-      <w:pPr>
-        <w:pStyle w:val="ListParagraph"/>
-        <w:numPr>
-          <w:ilvl w:val="1"/>
-          <w:numId w:val="22"/>
-        </w:numPr>
-      </w:pPr>
-      <w:r>
-        <w:t>Added code to create a new .cfg file if there is none in the user files</w:t>
-      </w:r>
-    </w:p>
-    <w:p>
-      <w:pPr>
-        <w:pStyle w:val="ListParagraph"/>
-        <w:numPr>
-          <w:ilvl w:val="1"/>
-          <w:numId w:val="22"/>
-        </w:numPr>
-      </w:pPr>
-      <w:r>
-        <w:t>Made it so returning players can enter their name again</w:t>
+        <w:t>Added new shippart.cfg file</w:t>
+      </w:r>
+    </w:p>
+    <w:p>
+      <w:pPr>
+        <w:pStyle w:val="ListParagraph"/>
+        <w:numPr>
+          <w:ilvl w:val="1"/>
+          <w:numId w:val="22"/>
+        </w:numPr>
+      </w:pPr>
+      <w:r>
+        <w:t>Added function to StandAlone.gd</w:t>
+      </w:r>
+    </w:p>
+    <w:p>
+      <w:pPr>
+        <w:pStyle w:val="ListParagraph"/>
+        <w:numPr>
+          <w:ilvl w:val="2"/>
+          <w:numId w:val="22"/>
+        </w:numPr>
+      </w:pPr>
+      <w:r>
+        <w:t>configShip()</w:t>
+      </w:r>
+    </w:p>
+    <w:p>
+      <w:pPr>
+        <w:pStyle w:val="ListParagraph"/>
+        <w:numPr>
+          <w:ilvl w:val="3"/>
+          <w:numId w:val="22"/>
+        </w:numPr>
+      </w:pPr>
+      <w:r>
+        <w:t>configs the shippart.cfg</w:t>
       </w:r>
     </w:p>
     <w:p>
@@ -25270,7 +25510,6 @@
   <w:style w:type="character" w:default="1" w:styleId="DefaultParagraphFont">
     <w:name w:val="Default Paragraph Font"/>
     <w:uiPriority w:val="1"/>
-    <w:semiHidden/>
     <w:unhideWhenUsed/>
   </w:style>
   <w:style w:type="table" w:default="1" w:styleId="TableNormal">

--- a/James Fan - Assessment 3_ Major Project.docx
+++ b/James Fan - Assessment 3_ Major Project.docx
@@ -103,7 +103,7 @@
           <w:noProof/>
         </w:rPr>
         <w:drawing>
-          <wp:anchor distT="0" distB="0" distL="114300" distR="114300" simplePos="0" relativeHeight="251662336" behindDoc="0" locked="0" layoutInCell="1" allowOverlap="1" wp14:anchorId="2E5C3EA8" wp14:editId="2013B183">
+          <wp:anchor distT="0" distB="0" distL="114300" distR="114300" simplePos="0" relativeHeight="251662336" behindDoc="0" locked="0" layoutInCell="1" allowOverlap="1" wp14:anchorId="2E5C3EA8" wp14:editId="62DD9AD2">
             <wp:simplePos x="0" y="0"/>
             <wp:positionH relativeFrom="column">
               <wp:posOffset>1417320</wp:posOffset>
@@ -237,7 +237,7 @@
         <w:br w:type="page"/>
       </w:r>
     </w:p>
-    <w:bookmarkStart w:id="0" w:name="_Toc171064180" w:displacedByCustomXml="next"/>
+    <w:bookmarkStart w:id="0" w:name="_Toc172138672" w:displacedByCustomXml="next"/>
     <w:sdt>
       <w:sdtPr>
         <w:rPr>
@@ -300,7 +300,7 @@
           <w:r>
             <w:fldChar w:fldCharType="separate"/>
           </w:r>
-          <w:hyperlink w:anchor="_Toc171064180" w:history="1">
+          <w:hyperlink w:anchor="_Toc172138672" w:history="1">
             <w:r>
               <w:rPr>
                 <w:rStyle w:val="Hyperlink"/>
@@ -327,7 +327,7 @@
                 <w:noProof/>
                 <w:webHidden/>
               </w:rPr>
-              <w:instrText xml:space="preserve"> PAGEREF _Toc171064180 \h </w:instrText>
+              <w:instrText xml:space="preserve"> PAGEREF _Toc172138672 \h </w:instrText>
             </w:r>
             <w:r>
               <w:rPr>
@@ -374,7 +374,7 @@
               <w14:ligatures w14:val="standardContextual"/>
             </w:rPr>
           </w:pPr>
-          <w:hyperlink w:anchor="_Toc171064181" w:history="1">
+          <w:hyperlink w:anchor="_Toc172138673" w:history="1">
             <w:r>
               <w:rPr>
                 <w:rStyle w:val="Hyperlink"/>
@@ -401,7 +401,7 @@
                 <w:noProof/>
                 <w:webHidden/>
               </w:rPr>
-              <w:instrText xml:space="preserve"> PAGEREF _Toc171064181 \h </w:instrText>
+              <w:instrText xml:space="preserve"> PAGEREF _Toc172138673 \h </w:instrText>
             </w:r>
             <w:r>
               <w:rPr>
@@ -448,7 +448,7 @@
               <w14:ligatures w14:val="standardContextual"/>
             </w:rPr>
           </w:pPr>
-          <w:hyperlink w:anchor="_Toc171064182" w:history="1">
+          <w:hyperlink w:anchor="_Toc172138674" w:history="1">
             <w:r>
               <w:rPr>
                 <w:rStyle w:val="Hyperlink"/>
@@ -475,7 +475,7 @@
                 <w:noProof/>
                 <w:webHidden/>
               </w:rPr>
-              <w:instrText xml:space="preserve"> PAGEREF _Toc171064182 \h </w:instrText>
+              <w:instrText xml:space="preserve"> PAGEREF _Toc172138674 \h </w:instrText>
             </w:r>
             <w:r>
               <w:rPr>
@@ -522,7 +522,7 @@
               <w14:ligatures w14:val="standardContextual"/>
             </w:rPr>
           </w:pPr>
-          <w:hyperlink w:anchor="_Toc171064183" w:history="1">
+          <w:hyperlink w:anchor="_Toc172138675" w:history="1">
             <w:r>
               <w:rPr>
                 <w:rStyle w:val="Hyperlink"/>
@@ -549,7 +549,7 @@
                 <w:noProof/>
                 <w:webHidden/>
               </w:rPr>
-              <w:instrText xml:space="preserve"> PAGEREF _Toc171064183 \h </w:instrText>
+              <w:instrText xml:space="preserve"> PAGEREF _Toc172138675 \h </w:instrText>
             </w:r>
             <w:r>
               <w:rPr>
@@ -596,7 +596,7 @@
               <w14:ligatures w14:val="standardContextual"/>
             </w:rPr>
           </w:pPr>
-          <w:hyperlink w:anchor="_Toc171064184" w:history="1">
+          <w:hyperlink w:anchor="_Toc172138676" w:history="1">
             <w:r>
               <w:rPr>
                 <w:rStyle w:val="Hyperlink"/>
@@ -623,7 +623,7 @@
                 <w:noProof/>
                 <w:webHidden/>
               </w:rPr>
-              <w:instrText xml:space="preserve"> PAGEREF _Toc171064184 \h </w:instrText>
+              <w:instrText xml:space="preserve"> PAGEREF _Toc172138676 \h </w:instrText>
             </w:r>
             <w:r>
               <w:rPr>
@@ -670,7 +670,7 @@
               <w14:ligatures w14:val="standardContextual"/>
             </w:rPr>
           </w:pPr>
-          <w:hyperlink w:anchor="_Toc171064185" w:history="1">
+          <w:hyperlink w:anchor="_Toc172138677" w:history="1">
             <w:r>
               <w:rPr>
                 <w:rStyle w:val="Hyperlink"/>
@@ -697,7 +697,7 @@
                 <w:noProof/>
                 <w:webHidden/>
               </w:rPr>
-              <w:instrText xml:space="preserve"> PAGEREF _Toc171064185 \h </w:instrText>
+              <w:instrText xml:space="preserve"> PAGEREF _Toc172138677 \h </w:instrText>
             </w:r>
             <w:r>
               <w:rPr>
@@ -744,7 +744,7 @@
               <w14:ligatures w14:val="standardContextual"/>
             </w:rPr>
           </w:pPr>
-          <w:hyperlink w:anchor="_Toc171064186" w:history="1">
+          <w:hyperlink w:anchor="_Toc172138678" w:history="1">
             <w:r>
               <w:rPr>
                 <w:rStyle w:val="Hyperlink"/>
@@ -771,7 +771,7 @@
                 <w:noProof/>
                 <w:webHidden/>
               </w:rPr>
-              <w:instrText xml:space="preserve"> PAGEREF _Toc171064186 \h </w:instrText>
+              <w:instrText xml:space="preserve"> PAGEREF _Toc172138678 \h </w:instrText>
             </w:r>
             <w:r>
               <w:rPr>
@@ -818,7 +818,7 @@
               <w14:ligatures w14:val="standardContextual"/>
             </w:rPr>
           </w:pPr>
-          <w:hyperlink w:anchor="_Toc171064187" w:history="1">
+          <w:hyperlink w:anchor="_Toc172138679" w:history="1">
             <w:r>
               <w:rPr>
                 <w:rStyle w:val="Hyperlink"/>
@@ -845,7 +845,7 @@
                 <w:noProof/>
                 <w:webHidden/>
               </w:rPr>
-              <w:instrText xml:space="preserve"> PAGEREF _Toc171064187 \h </w:instrText>
+              <w:instrText xml:space="preserve"> PAGEREF _Toc172138679 \h </w:instrText>
             </w:r>
             <w:r>
               <w:rPr>
@@ -892,7 +892,7 @@
               <w14:ligatures w14:val="standardContextual"/>
             </w:rPr>
           </w:pPr>
-          <w:hyperlink w:anchor="_Toc171064188" w:history="1">
+          <w:hyperlink w:anchor="_Toc172138680" w:history="1">
             <w:r>
               <w:rPr>
                 <w:rStyle w:val="Hyperlink"/>
@@ -919,7 +919,7 @@
                 <w:noProof/>
                 <w:webHidden/>
               </w:rPr>
-              <w:instrText xml:space="preserve"> PAGEREF _Toc171064188 \h </w:instrText>
+              <w:instrText xml:space="preserve"> PAGEREF _Toc172138680 \h </w:instrText>
             </w:r>
             <w:r>
               <w:rPr>
@@ -966,7 +966,7 @@
               <w14:ligatures w14:val="standardContextual"/>
             </w:rPr>
           </w:pPr>
-          <w:hyperlink w:anchor="_Toc171064189" w:history="1">
+          <w:hyperlink w:anchor="_Toc172138681" w:history="1">
             <w:r>
               <w:rPr>
                 <w:rStyle w:val="Hyperlink"/>
@@ -993,7 +993,7 @@
                 <w:noProof/>
                 <w:webHidden/>
               </w:rPr>
-              <w:instrText xml:space="preserve"> PAGEREF _Toc171064189 \h </w:instrText>
+              <w:instrText xml:space="preserve"> PAGEREF _Toc172138681 \h </w:instrText>
             </w:r>
             <w:r>
               <w:rPr>
@@ -1040,7 +1040,7 @@
               <w14:ligatures w14:val="standardContextual"/>
             </w:rPr>
           </w:pPr>
-          <w:hyperlink w:anchor="_Toc171064190" w:history="1">
+          <w:hyperlink w:anchor="_Toc172138682" w:history="1">
             <w:r>
               <w:rPr>
                 <w:rStyle w:val="Hyperlink"/>
@@ -1067,7 +1067,7 @@
                 <w:noProof/>
                 <w:webHidden/>
               </w:rPr>
-              <w:instrText xml:space="preserve"> PAGEREF _Toc171064190 \h </w:instrText>
+              <w:instrText xml:space="preserve"> PAGEREF _Toc172138682 \h </w:instrText>
             </w:r>
             <w:r>
               <w:rPr>
@@ -1114,7 +1114,7 @@
               <w14:ligatures w14:val="standardContextual"/>
             </w:rPr>
           </w:pPr>
-          <w:hyperlink w:anchor="_Toc171064191" w:history="1">
+          <w:hyperlink w:anchor="_Toc172138683" w:history="1">
             <w:r>
               <w:rPr>
                 <w:rStyle w:val="Hyperlink"/>
@@ -1141,7 +1141,7 @@
                 <w:noProof/>
                 <w:webHidden/>
               </w:rPr>
-              <w:instrText xml:space="preserve"> PAGEREF _Toc171064191 \h </w:instrText>
+              <w:instrText xml:space="preserve"> PAGEREF _Toc172138683 \h </w:instrText>
             </w:r>
             <w:r>
               <w:rPr>
@@ -1188,7 +1188,7 @@
               <w14:ligatures w14:val="standardContextual"/>
             </w:rPr>
           </w:pPr>
-          <w:hyperlink w:anchor="_Toc171064192" w:history="1">
+          <w:hyperlink w:anchor="_Toc172138684" w:history="1">
             <w:r>
               <w:rPr>
                 <w:rStyle w:val="Hyperlink"/>
@@ -1215,7 +1215,7 @@
                 <w:noProof/>
                 <w:webHidden/>
               </w:rPr>
-              <w:instrText xml:space="preserve"> PAGEREF _Toc171064192 \h </w:instrText>
+              <w:instrText xml:space="preserve"> PAGEREF _Toc172138684 \h </w:instrText>
             </w:r>
             <w:r>
               <w:rPr>
@@ -1262,7 +1262,7 @@
               <w14:ligatures w14:val="standardContextual"/>
             </w:rPr>
           </w:pPr>
-          <w:hyperlink w:anchor="_Toc171064193" w:history="1">
+          <w:hyperlink w:anchor="_Toc172138685" w:history="1">
             <w:r>
               <w:rPr>
                 <w:rStyle w:val="Hyperlink"/>
@@ -1289,7 +1289,7 @@
                 <w:noProof/>
                 <w:webHidden/>
               </w:rPr>
-              <w:instrText xml:space="preserve"> PAGEREF _Toc171064193 \h </w:instrText>
+              <w:instrText xml:space="preserve"> PAGEREF _Toc172138685 \h </w:instrText>
             </w:r>
             <w:r>
               <w:rPr>
@@ -1336,7 +1336,7 @@
               <w14:ligatures w14:val="standardContextual"/>
             </w:rPr>
           </w:pPr>
-          <w:hyperlink w:anchor="_Toc171064194" w:history="1">
+          <w:hyperlink w:anchor="_Toc172138686" w:history="1">
             <w:r>
               <w:rPr>
                 <w:rStyle w:val="Hyperlink"/>
@@ -1363,7 +1363,7 @@
                 <w:noProof/>
                 <w:webHidden/>
               </w:rPr>
-              <w:instrText xml:space="preserve"> PAGEREF _Toc171064194 \h </w:instrText>
+              <w:instrText xml:space="preserve"> PAGEREF _Toc172138686 \h </w:instrText>
             </w:r>
             <w:r>
               <w:rPr>
@@ -1410,7 +1410,7 @@
               <w14:ligatures w14:val="standardContextual"/>
             </w:rPr>
           </w:pPr>
-          <w:hyperlink w:anchor="_Toc171064195" w:history="1">
+          <w:hyperlink w:anchor="_Toc172138687" w:history="1">
             <w:r>
               <w:rPr>
                 <w:rStyle w:val="Hyperlink"/>
@@ -1437,7 +1437,7 @@
                 <w:noProof/>
                 <w:webHidden/>
               </w:rPr>
-              <w:instrText xml:space="preserve"> PAGEREF _Toc171064195 \h </w:instrText>
+              <w:instrText xml:space="preserve"> PAGEREF _Toc172138687 \h </w:instrText>
             </w:r>
             <w:r>
               <w:rPr>
@@ -1484,7 +1484,7 @@
               <w14:ligatures w14:val="standardContextual"/>
             </w:rPr>
           </w:pPr>
-          <w:hyperlink w:anchor="_Toc171064196" w:history="1">
+          <w:hyperlink w:anchor="_Toc172138688" w:history="1">
             <w:r>
               <w:rPr>
                 <w:rStyle w:val="Hyperlink"/>
@@ -1511,7 +1511,7 @@
                 <w:noProof/>
                 <w:webHidden/>
               </w:rPr>
-              <w:instrText xml:space="preserve"> PAGEREF _Toc171064196 \h </w:instrText>
+              <w:instrText xml:space="preserve"> PAGEREF _Toc172138688 \h </w:instrText>
             </w:r>
             <w:r>
               <w:rPr>
@@ -1558,7 +1558,7 @@
               <w14:ligatures w14:val="standardContextual"/>
             </w:rPr>
           </w:pPr>
-          <w:hyperlink w:anchor="_Toc171064197" w:history="1">
+          <w:hyperlink w:anchor="_Toc172138689" w:history="1">
             <w:r>
               <w:rPr>
                 <w:rStyle w:val="Hyperlink"/>
@@ -1585,7 +1585,7 @@
                 <w:noProof/>
                 <w:webHidden/>
               </w:rPr>
-              <w:instrText xml:space="preserve"> PAGEREF _Toc171064197 \h </w:instrText>
+              <w:instrText xml:space="preserve"> PAGEREF _Toc172138689 \h </w:instrText>
             </w:r>
             <w:r>
               <w:rPr>
@@ -1632,7 +1632,7 @@
               <w14:ligatures w14:val="standardContextual"/>
             </w:rPr>
           </w:pPr>
-          <w:hyperlink w:anchor="_Toc171064198" w:history="1">
+          <w:hyperlink w:anchor="_Toc172138690" w:history="1">
             <w:r>
               <w:rPr>
                 <w:rStyle w:val="Hyperlink"/>
@@ -1659,7 +1659,7 @@
                 <w:noProof/>
                 <w:webHidden/>
               </w:rPr>
-              <w:instrText xml:space="preserve"> PAGEREF _Toc171064198 \h </w:instrText>
+              <w:instrText xml:space="preserve"> PAGEREF _Toc172138690 \h </w:instrText>
             </w:r>
             <w:r>
               <w:rPr>
@@ -1706,7 +1706,7 @@
               <w14:ligatures w14:val="standardContextual"/>
             </w:rPr>
           </w:pPr>
-          <w:hyperlink w:anchor="_Toc171064199" w:history="1">
+          <w:hyperlink w:anchor="_Toc172138691" w:history="1">
             <w:r>
               <w:rPr>
                 <w:rStyle w:val="Hyperlink"/>
@@ -1733,7 +1733,7 @@
                 <w:noProof/>
                 <w:webHidden/>
               </w:rPr>
-              <w:instrText xml:space="preserve"> PAGEREF _Toc171064199 \h </w:instrText>
+              <w:instrText xml:space="preserve"> PAGEREF _Toc172138691 \h </w:instrText>
             </w:r>
             <w:r>
               <w:rPr>
@@ -1780,7 +1780,7 @@
               <w14:ligatures w14:val="standardContextual"/>
             </w:rPr>
           </w:pPr>
-          <w:hyperlink w:anchor="_Toc171064200" w:history="1">
+          <w:hyperlink w:anchor="_Toc172138692" w:history="1">
             <w:r>
               <w:rPr>
                 <w:rStyle w:val="Hyperlink"/>
@@ -1807,7 +1807,7 @@
                 <w:noProof/>
                 <w:webHidden/>
               </w:rPr>
-              <w:instrText xml:space="preserve"> PAGEREF _Toc171064200 \h </w:instrText>
+              <w:instrText xml:space="preserve"> PAGEREF _Toc172138692 \h </w:instrText>
             </w:r>
             <w:r>
               <w:rPr>
@@ -1854,7 +1854,7 @@
               <w14:ligatures w14:val="standardContextual"/>
             </w:rPr>
           </w:pPr>
-          <w:hyperlink w:anchor="_Toc171064201" w:history="1">
+          <w:hyperlink w:anchor="_Toc172138693" w:history="1">
             <w:r>
               <w:rPr>
                 <w:rStyle w:val="Hyperlink"/>
@@ -1881,7 +1881,7 @@
                 <w:noProof/>
                 <w:webHidden/>
               </w:rPr>
-              <w:instrText xml:space="preserve"> PAGEREF _Toc171064201 \h </w:instrText>
+              <w:instrText xml:space="preserve"> PAGEREF _Toc172138693 \h </w:instrText>
             </w:r>
             <w:r>
               <w:rPr>
@@ -1928,7 +1928,7 @@
               <w14:ligatures w14:val="standardContextual"/>
             </w:rPr>
           </w:pPr>
-          <w:hyperlink w:anchor="_Toc171064202" w:history="1">
+          <w:hyperlink w:anchor="_Toc172138694" w:history="1">
             <w:r>
               <w:rPr>
                 <w:rStyle w:val="Hyperlink"/>
@@ -1955,7 +1955,7 @@
                 <w:noProof/>
                 <w:webHidden/>
               </w:rPr>
-              <w:instrText xml:space="preserve"> PAGEREF _Toc171064202 \h </w:instrText>
+              <w:instrText xml:space="preserve"> PAGEREF _Toc172138694 \h </w:instrText>
             </w:r>
             <w:r>
               <w:rPr>
@@ -2002,7 +2002,7 @@
               <w14:ligatures w14:val="standardContextual"/>
             </w:rPr>
           </w:pPr>
-          <w:hyperlink w:anchor="_Toc171064203" w:history="1">
+          <w:hyperlink w:anchor="_Toc172138695" w:history="1">
             <w:r>
               <w:rPr>
                 <w:rStyle w:val="Hyperlink"/>
@@ -2029,7 +2029,7 @@
                 <w:noProof/>
                 <w:webHidden/>
               </w:rPr>
-              <w:instrText xml:space="preserve"> PAGEREF _Toc171064203 \h </w:instrText>
+              <w:instrText xml:space="preserve"> PAGEREF _Toc172138695 \h </w:instrText>
             </w:r>
             <w:r>
               <w:rPr>
@@ -2076,7 +2076,7 @@
               <w14:ligatures w14:val="standardContextual"/>
             </w:rPr>
           </w:pPr>
-          <w:hyperlink w:anchor="_Toc171064204" w:history="1">
+          <w:hyperlink w:anchor="_Toc172138696" w:history="1">
             <w:r>
               <w:rPr>
                 <w:rStyle w:val="Hyperlink"/>
@@ -2103,7 +2103,7 @@
                 <w:noProof/>
                 <w:webHidden/>
               </w:rPr>
-              <w:instrText xml:space="preserve"> PAGEREF _Toc171064204 \h </w:instrText>
+              <w:instrText xml:space="preserve"> PAGEREF _Toc172138696 \h </w:instrText>
             </w:r>
             <w:r>
               <w:rPr>
@@ -2150,7 +2150,7 @@
               <w14:ligatures w14:val="standardContextual"/>
             </w:rPr>
           </w:pPr>
-          <w:hyperlink w:anchor="_Toc171064205" w:history="1">
+          <w:hyperlink w:anchor="_Toc172138697" w:history="1">
             <w:r>
               <w:rPr>
                 <w:rStyle w:val="Hyperlink"/>
@@ -2177,7 +2177,7 @@
                 <w:noProof/>
                 <w:webHidden/>
               </w:rPr>
-              <w:instrText xml:space="preserve"> PAGEREF _Toc171064205 \h </w:instrText>
+              <w:instrText xml:space="preserve"> PAGEREF _Toc172138697 \h </w:instrText>
             </w:r>
             <w:r>
               <w:rPr>
@@ -2224,7 +2224,7 @@
               <w14:ligatures w14:val="standardContextual"/>
             </w:rPr>
           </w:pPr>
-          <w:hyperlink w:anchor="_Toc171064206" w:history="1">
+          <w:hyperlink w:anchor="_Toc172138698" w:history="1">
             <w:r>
               <w:rPr>
                 <w:rStyle w:val="Hyperlink"/>
@@ -2251,7 +2251,7 @@
                 <w:noProof/>
                 <w:webHidden/>
               </w:rPr>
-              <w:instrText xml:space="preserve"> PAGEREF _Toc171064206 \h </w:instrText>
+              <w:instrText xml:space="preserve"> PAGEREF _Toc172138698 \h </w:instrText>
             </w:r>
             <w:r>
               <w:rPr>
@@ -2298,7 +2298,7 @@
               <w14:ligatures w14:val="standardContextual"/>
             </w:rPr>
           </w:pPr>
-          <w:hyperlink w:anchor="_Toc171064207" w:history="1">
+          <w:hyperlink w:anchor="_Toc172138699" w:history="1">
             <w:r>
               <w:rPr>
                 <w:rStyle w:val="Hyperlink"/>
@@ -2325,7 +2325,7 @@
                 <w:noProof/>
                 <w:webHidden/>
               </w:rPr>
-              <w:instrText xml:space="preserve"> PAGEREF _Toc171064207 \h </w:instrText>
+              <w:instrText xml:space="preserve"> PAGEREF _Toc172138699 \h </w:instrText>
             </w:r>
             <w:r>
               <w:rPr>
@@ -2372,7 +2372,7 @@
               <w14:ligatures w14:val="standardContextual"/>
             </w:rPr>
           </w:pPr>
-          <w:hyperlink w:anchor="_Toc171064208" w:history="1">
+          <w:hyperlink w:anchor="_Toc172138700" w:history="1">
             <w:r>
               <w:rPr>
                 <w:rStyle w:val="Hyperlink"/>
@@ -2399,7 +2399,7 @@
                 <w:noProof/>
                 <w:webHidden/>
               </w:rPr>
-              <w:instrText xml:space="preserve"> PAGEREF _Toc171064208 \h </w:instrText>
+              <w:instrText xml:space="preserve"> PAGEREF _Toc172138700 \h </w:instrText>
             </w:r>
             <w:r>
               <w:rPr>
@@ -2446,7 +2446,7 @@
               <w14:ligatures w14:val="standardContextual"/>
             </w:rPr>
           </w:pPr>
-          <w:hyperlink w:anchor="_Toc171064209" w:history="1">
+          <w:hyperlink w:anchor="_Toc172138701" w:history="1">
             <w:r>
               <w:rPr>
                 <w:rStyle w:val="Hyperlink"/>
@@ -2473,7 +2473,7 @@
                 <w:noProof/>
                 <w:webHidden/>
               </w:rPr>
-              <w:instrText xml:space="preserve"> PAGEREF _Toc171064209 \h </w:instrText>
+              <w:instrText xml:space="preserve"> PAGEREF _Toc172138701 \h </w:instrText>
             </w:r>
             <w:r>
               <w:rPr>
@@ -2493,7 +2493,7 @@
                 <w:noProof/>
                 <w:webHidden/>
               </w:rPr>
-              <w:t>17</w:t>
+              <w:t>18</w:t>
             </w:r>
             <w:r>
               <w:rPr>
@@ -2520,7 +2520,7 @@
               <w14:ligatures w14:val="standardContextual"/>
             </w:rPr>
           </w:pPr>
-          <w:hyperlink w:anchor="_Toc171064210" w:history="1">
+          <w:hyperlink w:anchor="_Toc172138702" w:history="1">
             <w:r>
               <w:rPr>
                 <w:rStyle w:val="Hyperlink"/>
@@ -2547,7 +2547,7 @@
                 <w:noProof/>
                 <w:webHidden/>
               </w:rPr>
-              <w:instrText xml:space="preserve"> PAGEREF _Toc171064210 \h </w:instrText>
+              <w:instrText xml:space="preserve"> PAGEREF _Toc172138702 \h </w:instrText>
             </w:r>
             <w:r>
               <w:rPr>
@@ -2594,7 +2594,7 @@
               <w14:ligatures w14:val="standardContextual"/>
             </w:rPr>
           </w:pPr>
-          <w:hyperlink w:anchor="_Toc171064211" w:history="1">
+          <w:hyperlink w:anchor="_Toc172138703" w:history="1">
             <w:r>
               <w:rPr>
                 <w:rStyle w:val="Hyperlink"/>
@@ -2621,7 +2621,7 @@
                 <w:noProof/>
                 <w:webHidden/>
               </w:rPr>
-              <w:instrText xml:space="preserve"> PAGEREF _Toc171064211 \h </w:instrText>
+              <w:instrText xml:space="preserve"> PAGEREF _Toc172138703 \h </w:instrText>
             </w:r>
             <w:r>
               <w:rPr>
@@ -2668,7 +2668,7 @@
               <w14:ligatures w14:val="standardContextual"/>
             </w:rPr>
           </w:pPr>
-          <w:hyperlink w:anchor="_Toc171064212" w:history="1">
+          <w:hyperlink w:anchor="_Toc172138704" w:history="1">
             <w:r>
               <w:rPr>
                 <w:rStyle w:val="Hyperlink"/>
@@ -2695,7 +2695,7 @@
                 <w:noProof/>
                 <w:webHidden/>
               </w:rPr>
-              <w:instrText xml:space="preserve"> PAGEREF _Toc171064212 \h </w:instrText>
+              <w:instrText xml:space="preserve"> PAGEREF _Toc172138704 \h </w:instrText>
             </w:r>
             <w:r>
               <w:rPr>
@@ -2742,7 +2742,7 @@
               <w14:ligatures w14:val="standardContextual"/>
             </w:rPr>
           </w:pPr>
-          <w:hyperlink w:anchor="_Toc171064213" w:history="1">
+          <w:hyperlink w:anchor="_Toc172138705" w:history="1">
             <w:r>
               <w:rPr>
                 <w:rStyle w:val="Hyperlink"/>
@@ -2769,7 +2769,7 @@
                 <w:noProof/>
                 <w:webHidden/>
               </w:rPr>
-              <w:instrText xml:space="preserve"> PAGEREF _Toc171064213 \h </w:instrText>
+              <w:instrText xml:space="preserve"> PAGEREF _Toc172138705 \h </w:instrText>
             </w:r>
             <w:r>
               <w:rPr>
@@ -2816,7 +2816,7 @@
               <w14:ligatures w14:val="standardContextual"/>
             </w:rPr>
           </w:pPr>
-          <w:hyperlink w:anchor="_Toc171064214" w:history="1">
+          <w:hyperlink w:anchor="_Toc172138706" w:history="1">
             <w:r>
               <w:rPr>
                 <w:rStyle w:val="Hyperlink"/>
@@ -2843,7 +2843,7 @@
                 <w:noProof/>
                 <w:webHidden/>
               </w:rPr>
-              <w:instrText xml:space="preserve"> PAGEREF _Toc171064214 \h </w:instrText>
+              <w:instrText xml:space="preserve"> PAGEREF _Toc172138706 \h </w:instrText>
             </w:r>
             <w:r>
               <w:rPr>
@@ -2890,7 +2890,7 @@
               <w14:ligatures w14:val="standardContextual"/>
             </w:rPr>
           </w:pPr>
-          <w:hyperlink w:anchor="_Toc171064215" w:history="1">
+          <w:hyperlink w:anchor="_Toc172138707" w:history="1">
             <w:r>
               <w:rPr>
                 <w:rStyle w:val="Hyperlink"/>
@@ -2917,7 +2917,7 @@
                 <w:noProof/>
                 <w:webHidden/>
               </w:rPr>
-              <w:instrText xml:space="preserve"> PAGEREF _Toc171064215 \h </w:instrText>
+              <w:instrText xml:space="preserve"> PAGEREF _Toc172138707 \h </w:instrText>
             </w:r>
             <w:r>
               <w:rPr>
@@ -2964,7 +2964,7 @@
               <w14:ligatures w14:val="standardContextual"/>
             </w:rPr>
           </w:pPr>
-          <w:hyperlink w:anchor="_Toc171064216" w:history="1">
+          <w:hyperlink w:anchor="_Toc172138708" w:history="1">
             <w:r>
               <w:rPr>
                 <w:rStyle w:val="Hyperlink"/>
@@ -2991,7 +2991,7 @@
                 <w:noProof/>
                 <w:webHidden/>
               </w:rPr>
-              <w:instrText xml:space="preserve"> PAGEREF _Toc171064216 \h </w:instrText>
+              <w:instrText xml:space="preserve"> PAGEREF _Toc172138708 \h </w:instrText>
             </w:r>
             <w:r>
               <w:rPr>
@@ -3038,7 +3038,7 @@
               <w14:ligatures w14:val="standardContextual"/>
             </w:rPr>
           </w:pPr>
-          <w:hyperlink w:anchor="_Toc171064217" w:history="1">
+          <w:hyperlink w:anchor="_Toc172138709" w:history="1">
             <w:r>
               <w:rPr>
                 <w:rStyle w:val="Hyperlink"/>
@@ -3065,7 +3065,7 @@
                 <w:noProof/>
                 <w:webHidden/>
               </w:rPr>
-              <w:instrText xml:space="preserve"> PAGEREF _Toc171064217 \h </w:instrText>
+              <w:instrText xml:space="preserve"> PAGEREF _Toc172138709 \h </w:instrText>
             </w:r>
             <w:r>
               <w:rPr>
@@ -3112,7 +3112,7 @@
               <w14:ligatures w14:val="standardContextual"/>
             </w:rPr>
           </w:pPr>
-          <w:hyperlink w:anchor="_Toc171064218" w:history="1">
+          <w:hyperlink w:anchor="_Toc172138710" w:history="1">
             <w:r>
               <w:rPr>
                 <w:rStyle w:val="Hyperlink"/>
@@ -3139,7 +3139,7 @@
                 <w:noProof/>
                 <w:webHidden/>
               </w:rPr>
-              <w:instrText xml:space="preserve"> PAGEREF _Toc171064218 \h </w:instrText>
+              <w:instrText xml:space="preserve"> PAGEREF _Toc172138710 \h </w:instrText>
             </w:r>
             <w:r>
               <w:rPr>
@@ -3186,7 +3186,7 @@
               <w14:ligatures w14:val="standardContextual"/>
             </w:rPr>
           </w:pPr>
-          <w:hyperlink w:anchor="_Toc171064219" w:history="1">
+          <w:hyperlink w:anchor="_Toc172138711" w:history="1">
             <w:r>
               <w:rPr>
                 <w:rStyle w:val="Hyperlink"/>
@@ -3213,7 +3213,7 @@
                 <w:noProof/>
                 <w:webHidden/>
               </w:rPr>
-              <w:instrText xml:space="preserve"> PAGEREF _Toc171064219 \h </w:instrText>
+              <w:instrText xml:space="preserve"> PAGEREF _Toc172138711 \h </w:instrText>
             </w:r>
             <w:r>
               <w:rPr>
@@ -3260,7 +3260,7 @@
               <w14:ligatures w14:val="standardContextual"/>
             </w:rPr>
           </w:pPr>
-          <w:hyperlink w:anchor="_Toc171064220" w:history="1">
+          <w:hyperlink w:anchor="_Toc172138712" w:history="1">
             <w:r>
               <w:rPr>
                 <w:rStyle w:val="Hyperlink"/>
@@ -3287,7 +3287,7 @@
                 <w:noProof/>
                 <w:webHidden/>
               </w:rPr>
-              <w:instrText xml:space="preserve"> PAGEREF _Toc171064220 \h </w:instrText>
+              <w:instrText xml:space="preserve"> PAGEREF _Toc172138712 \h </w:instrText>
             </w:r>
             <w:r>
               <w:rPr>
@@ -3334,7 +3334,7 @@
               <w14:ligatures w14:val="standardContextual"/>
             </w:rPr>
           </w:pPr>
-          <w:hyperlink w:anchor="_Toc171064221" w:history="1">
+          <w:hyperlink w:anchor="_Toc172138713" w:history="1">
             <w:r>
               <w:rPr>
                 <w:rStyle w:val="Hyperlink"/>
@@ -3361,7 +3361,7 @@
                 <w:noProof/>
                 <w:webHidden/>
               </w:rPr>
-              <w:instrText xml:space="preserve"> PAGEREF _Toc171064221 \h </w:instrText>
+              <w:instrText xml:space="preserve"> PAGEREF _Toc172138713 \h </w:instrText>
             </w:r>
             <w:r>
               <w:rPr>
@@ -3408,7 +3408,7 @@
               <w14:ligatures w14:val="standardContextual"/>
             </w:rPr>
           </w:pPr>
-          <w:hyperlink w:anchor="_Toc171064222" w:history="1">
+          <w:hyperlink w:anchor="_Toc172138714" w:history="1">
             <w:r>
               <w:rPr>
                 <w:rStyle w:val="Hyperlink"/>
@@ -3435,7 +3435,7 @@
                 <w:noProof/>
                 <w:webHidden/>
               </w:rPr>
-              <w:instrText xml:space="preserve"> PAGEREF _Toc171064222 \h </w:instrText>
+              <w:instrText xml:space="preserve"> PAGEREF _Toc172138714 \h </w:instrText>
             </w:r>
             <w:r>
               <w:rPr>
@@ -3482,7 +3482,7 @@
               <w14:ligatures w14:val="standardContextual"/>
             </w:rPr>
           </w:pPr>
-          <w:hyperlink w:anchor="_Toc171064223" w:history="1">
+          <w:hyperlink w:anchor="_Toc172138715" w:history="1">
             <w:r>
               <w:rPr>
                 <w:rStyle w:val="Hyperlink"/>
@@ -3509,7 +3509,7 @@
                 <w:noProof/>
                 <w:webHidden/>
               </w:rPr>
-              <w:instrText xml:space="preserve"> PAGEREF _Toc171064223 \h </w:instrText>
+              <w:instrText xml:space="preserve"> PAGEREF _Toc172138715 \h </w:instrText>
             </w:r>
             <w:r>
               <w:rPr>
@@ -3556,7 +3556,7 @@
               <w14:ligatures w14:val="standardContextual"/>
             </w:rPr>
           </w:pPr>
-          <w:hyperlink w:anchor="_Toc171064224" w:history="1">
+          <w:hyperlink w:anchor="_Toc172138716" w:history="1">
             <w:r>
               <w:rPr>
                 <w:rStyle w:val="Hyperlink"/>
@@ -3583,7 +3583,7 @@
                 <w:noProof/>
                 <w:webHidden/>
               </w:rPr>
-              <w:instrText xml:space="preserve"> PAGEREF _Toc171064224 \h </w:instrText>
+              <w:instrText xml:space="preserve"> PAGEREF _Toc172138716 \h </w:instrText>
             </w:r>
             <w:r>
               <w:rPr>
@@ -3630,7 +3630,7 @@
               <w14:ligatures w14:val="standardContextual"/>
             </w:rPr>
           </w:pPr>
-          <w:hyperlink w:anchor="_Toc171064225" w:history="1">
+          <w:hyperlink w:anchor="_Toc172138717" w:history="1">
             <w:r>
               <w:rPr>
                 <w:rStyle w:val="Hyperlink"/>
@@ -3657,7 +3657,7 @@
                 <w:noProof/>
                 <w:webHidden/>
               </w:rPr>
-              <w:instrText xml:space="preserve"> PAGEREF _Toc171064225 \h </w:instrText>
+              <w:instrText xml:space="preserve"> PAGEREF _Toc172138717 \h </w:instrText>
             </w:r>
             <w:r>
               <w:rPr>
@@ -3704,7 +3704,7 @@
               <w14:ligatures w14:val="standardContextual"/>
             </w:rPr>
           </w:pPr>
-          <w:hyperlink w:anchor="_Toc171064226" w:history="1">
+          <w:hyperlink w:anchor="_Toc172138718" w:history="1">
             <w:r>
               <w:rPr>
                 <w:rStyle w:val="Hyperlink"/>
@@ -3731,7 +3731,7 @@
                 <w:noProof/>
                 <w:webHidden/>
               </w:rPr>
-              <w:instrText xml:space="preserve"> PAGEREF _Toc171064226 \h </w:instrText>
+              <w:instrText xml:space="preserve"> PAGEREF _Toc172138718 \h </w:instrText>
             </w:r>
             <w:r>
               <w:rPr>
@@ -3778,7 +3778,7 @@
               <w14:ligatures w14:val="standardContextual"/>
             </w:rPr>
           </w:pPr>
-          <w:hyperlink w:anchor="_Toc171064227" w:history="1">
+          <w:hyperlink w:anchor="_Toc172138719" w:history="1">
             <w:r>
               <w:rPr>
                 <w:rStyle w:val="Hyperlink"/>
@@ -3805,7 +3805,7 @@
                 <w:noProof/>
                 <w:webHidden/>
               </w:rPr>
-              <w:instrText xml:space="preserve"> PAGEREF _Toc171064227 \h </w:instrText>
+              <w:instrText xml:space="preserve"> PAGEREF _Toc172138719 \h </w:instrText>
             </w:r>
             <w:r>
               <w:rPr>
@@ -3852,7 +3852,7 @@
               <w14:ligatures w14:val="standardContextual"/>
             </w:rPr>
           </w:pPr>
-          <w:hyperlink w:anchor="_Toc171064228" w:history="1">
+          <w:hyperlink w:anchor="_Toc172138720" w:history="1">
             <w:r>
               <w:rPr>
                 <w:rStyle w:val="Hyperlink"/>
@@ -3879,7 +3879,7 @@
                 <w:noProof/>
                 <w:webHidden/>
               </w:rPr>
-              <w:instrText xml:space="preserve"> PAGEREF _Toc171064228 \h </w:instrText>
+              <w:instrText xml:space="preserve"> PAGEREF _Toc172138720 \h </w:instrText>
             </w:r>
             <w:r>
               <w:rPr>
@@ -3926,7 +3926,7 @@
               <w14:ligatures w14:val="standardContextual"/>
             </w:rPr>
           </w:pPr>
-          <w:hyperlink w:anchor="_Toc171064229" w:history="1">
+          <w:hyperlink w:anchor="_Toc172138721" w:history="1">
             <w:r>
               <w:rPr>
                 <w:rStyle w:val="Hyperlink"/>
@@ -3953,7 +3953,7 @@
                 <w:noProof/>
                 <w:webHidden/>
               </w:rPr>
-              <w:instrText xml:space="preserve"> PAGEREF _Toc171064229 \h </w:instrText>
+              <w:instrText xml:space="preserve"> PAGEREF _Toc172138721 \h </w:instrText>
             </w:r>
             <w:r>
               <w:rPr>
@@ -4000,7 +4000,7 @@
               <w14:ligatures w14:val="standardContextual"/>
             </w:rPr>
           </w:pPr>
-          <w:hyperlink w:anchor="_Toc171064230" w:history="1">
+          <w:hyperlink w:anchor="_Toc172138722" w:history="1">
             <w:r>
               <w:rPr>
                 <w:rStyle w:val="Hyperlink"/>
@@ -4027,7 +4027,7 @@
                 <w:noProof/>
                 <w:webHidden/>
               </w:rPr>
-              <w:instrText xml:space="preserve"> PAGEREF _Toc171064230 \h </w:instrText>
+              <w:instrText xml:space="preserve"> PAGEREF _Toc172138722 \h </w:instrText>
             </w:r>
             <w:r>
               <w:rPr>
@@ -4074,7 +4074,7 @@
               <w14:ligatures w14:val="standardContextual"/>
             </w:rPr>
           </w:pPr>
-          <w:hyperlink w:anchor="_Toc171064231" w:history="1">
+          <w:hyperlink w:anchor="_Toc172138723" w:history="1">
             <w:r>
               <w:rPr>
                 <w:rStyle w:val="Hyperlink"/>
@@ -4101,7 +4101,7 @@
                 <w:noProof/>
                 <w:webHidden/>
               </w:rPr>
-              <w:instrText xml:space="preserve"> PAGEREF _Toc171064231 \h </w:instrText>
+              <w:instrText xml:space="preserve"> PAGEREF _Toc172138723 \h </w:instrText>
             </w:r>
             <w:r>
               <w:rPr>
@@ -4148,7 +4148,7 @@
               <w14:ligatures w14:val="standardContextual"/>
             </w:rPr>
           </w:pPr>
-          <w:hyperlink w:anchor="_Toc171064232" w:history="1">
+          <w:hyperlink w:anchor="_Toc172138724" w:history="1">
             <w:r>
               <w:rPr>
                 <w:rStyle w:val="Hyperlink"/>
@@ -4175,7 +4175,7 @@
                 <w:noProof/>
                 <w:webHidden/>
               </w:rPr>
-              <w:instrText xml:space="preserve"> PAGEREF _Toc171064232 \h </w:instrText>
+              <w:instrText xml:space="preserve"> PAGEREF _Toc172138724 \h </w:instrText>
             </w:r>
             <w:r>
               <w:rPr>
@@ -4222,7 +4222,7 @@
               <w14:ligatures w14:val="standardContextual"/>
             </w:rPr>
           </w:pPr>
-          <w:hyperlink w:anchor="_Toc171064233" w:history="1">
+          <w:hyperlink w:anchor="_Toc172138725" w:history="1">
             <w:r>
               <w:rPr>
                 <w:rStyle w:val="Hyperlink"/>
@@ -4249,7 +4249,7 @@
                 <w:noProof/>
                 <w:webHidden/>
               </w:rPr>
-              <w:instrText xml:space="preserve"> PAGEREF _Toc171064233 \h </w:instrText>
+              <w:instrText xml:space="preserve"> PAGEREF _Toc172138725 \h </w:instrText>
             </w:r>
             <w:r>
               <w:rPr>
@@ -4296,7 +4296,7 @@
               <w14:ligatures w14:val="standardContextual"/>
             </w:rPr>
           </w:pPr>
-          <w:hyperlink w:anchor="_Toc171064234" w:history="1">
+          <w:hyperlink w:anchor="_Toc172138726" w:history="1">
             <w:r>
               <w:rPr>
                 <w:rStyle w:val="Hyperlink"/>
@@ -4323,7 +4323,7 @@
                 <w:noProof/>
                 <w:webHidden/>
               </w:rPr>
-              <w:instrText xml:space="preserve"> PAGEREF _Toc171064234 \h </w:instrText>
+              <w:instrText xml:space="preserve"> PAGEREF _Toc172138726 \h </w:instrText>
             </w:r>
             <w:r>
               <w:rPr>
@@ -4370,7 +4370,7 @@
               <w14:ligatures w14:val="standardContextual"/>
             </w:rPr>
           </w:pPr>
-          <w:hyperlink w:anchor="_Toc171064235" w:history="1">
+          <w:hyperlink w:anchor="_Toc172138727" w:history="1">
             <w:r>
               <w:rPr>
                 <w:rStyle w:val="Hyperlink"/>
@@ -4397,7 +4397,7 @@
                 <w:noProof/>
                 <w:webHidden/>
               </w:rPr>
-              <w:instrText xml:space="preserve"> PAGEREF _Toc171064235 \h </w:instrText>
+              <w:instrText xml:space="preserve"> PAGEREF _Toc172138727 \h </w:instrText>
             </w:r>
             <w:r>
               <w:rPr>
@@ -4444,7 +4444,7 @@
               <w14:ligatures w14:val="standardContextual"/>
             </w:rPr>
           </w:pPr>
-          <w:hyperlink w:anchor="_Toc171064236" w:history="1">
+          <w:hyperlink w:anchor="_Toc172138728" w:history="1">
             <w:r>
               <w:rPr>
                 <w:rStyle w:val="Hyperlink"/>
@@ -4471,7 +4471,7 @@
                 <w:noProof/>
                 <w:webHidden/>
               </w:rPr>
-              <w:instrText xml:space="preserve"> PAGEREF _Toc171064236 \h </w:instrText>
+              <w:instrText xml:space="preserve"> PAGEREF _Toc172138728 \h </w:instrText>
             </w:r>
             <w:r>
               <w:rPr>
@@ -4518,7 +4518,7 @@
               <w14:ligatures w14:val="standardContextual"/>
             </w:rPr>
           </w:pPr>
-          <w:hyperlink w:anchor="_Toc171064237" w:history="1">
+          <w:hyperlink w:anchor="_Toc172138729" w:history="1">
             <w:r>
               <w:rPr>
                 <w:rStyle w:val="Hyperlink"/>
@@ -4545,7 +4545,7 @@
                 <w:noProof/>
                 <w:webHidden/>
               </w:rPr>
-              <w:instrText xml:space="preserve"> PAGEREF _Toc171064237 \h </w:instrText>
+              <w:instrText xml:space="preserve"> PAGEREF _Toc172138729 \h </w:instrText>
             </w:r>
             <w:r>
               <w:rPr>
@@ -4592,7 +4592,7 @@
               <w14:ligatures w14:val="standardContextual"/>
             </w:rPr>
           </w:pPr>
-          <w:hyperlink w:anchor="_Toc171064238" w:history="1">
+          <w:hyperlink w:anchor="_Toc172138730" w:history="1">
             <w:r>
               <w:rPr>
                 <w:rStyle w:val="Hyperlink"/>
@@ -4619,7 +4619,7 @@
                 <w:noProof/>
                 <w:webHidden/>
               </w:rPr>
-              <w:instrText xml:space="preserve"> PAGEREF _Toc171064238 \h </w:instrText>
+              <w:instrText xml:space="preserve"> PAGEREF _Toc172138730 \h </w:instrText>
             </w:r>
             <w:r>
               <w:rPr>
@@ -4666,7 +4666,7 @@
               <w14:ligatures w14:val="standardContextual"/>
             </w:rPr>
           </w:pPr>
-          <w:hyperlink w:anchor="_Toc171064239" w:history="1">
+          <w:hyperlink w:anchor="_Toc172138731" w:history="1">
             <w:r>
               <w:rPr>
                 <w:rStyle w:val="Hyperlink"/>
@@ -4693,7 +4693,7 @@
                 <w:noProof/>
                 <w:webHidden/>
               </w:rPr>
-              <w:instrText xml:space="preserve"> PAGEREF _Toc171064239 \h </w:instrText>
+              <w:instrText xml:space="preserve"> PAGEREF _Toc172138731 \h </w:instrText>
             </w:r>
             <w:r>
               <w:rPr>
@@ -4740,7 +4740,7 @@
               <w14:ligatures w14:val="standardContextual"/>
             </w:rPr>
           </w:pPr>
-          <w:hyperlink w:anchor="_Toc171064240" w:history="1">
+          <w:hyperlink w:anchor="_Toc172138732" w:history="1">
             <w:r>
               <w:rPr>
                 <w:rStyle w:val="Hyperlink"/>
@@ -4767,7 +4767,7 @@
                 <w:noProof/>
                 <w:webHidden/>
               </w:rPr>
-              <w:instrText xml:space="preserve"> PAGEREF _Toc171064240 \h </w:instrText>
+              <w:instrText xml:space="preserve"> PAGEREF _Toc172138732 \h </w:instrText>
             </w:r>
             <w:r>
               <w:rPr>
@@ -4814,7 +4814,7 @@
               <w14:ligatures w14:val="standardContextual"/>
             </w:rPr>
           </w:pPr>
-          <w:hyperlink w:anchor="_Toc171064241" w:history="1">
+          <w:hyperlink w:anchor="_Toc172138733" w:history="1">
             <w:r>
               <w:rPr>
                 <w:rStyle w:val="Hyperlink"/>
@@ -4841,7 +4841,7 @@
                 <w:noProof/>
                 <w:webHidden/>
               </w:rPr>
-              <w:instrText xml:space="preserve"> PAGEREF _Toc171064241 \h </w:instrText>
+              <w:instrText xml:space="preserve"> PAGEREF _Toc172138733 \h </w:instrText>
             </w:r>
             <w:r>
               <w:rPr>
@@ -4861,7 +4861,7 @@
                 <w:noProof/>
                 <w:webHidden/>
               </w:rPr>
-              <w:t>33</w:t>
+              <w:t>34</w:t>
             </w:r>
             <w:r>
               <w:rPr>
@@ -4888,7 +4888,7 @@
               <w14:ligatures w14:val="standardContextual"/>
             </w:rPr>
           </w:pPr>
-          <w:hyperlink w:anchor="_Toc171064242" w:history="1">
+          <w:hyperlink w:anchor="_Toc172138734" w:history="1">
             <w:r>
               <w:rPr>
                 <w:rStyle w:val="Hyperlink"/>
@@ -4915,7 +4915,7 @@
                 <w:noProof/>
                 <w:webHidden/>
               </w:rPr>
-              <w:instrText xml:space="preserve"> PAGEREF _Toc171064242 \h </w:instrText>
+              <w:instrText xml:space="preserve"> PAGEREF _Toc172138734 \h </w:instrText>
             </w:r>
             <w:r>
               <w:rPr>
@@ -4936,6 +4936,598 @@
                 <w:webHidden/>
               </w:rPr>
               <w:t>34</w:t>
+            </w:r>
+            <w:r>
+              <w:rPr>
+                <w:noProof/>
+                <w:webHidden/>
+              </w:rPr>
+              <w:fldChar w:fldCharType="end"/>
+            </w:r>
+          </w:hyperlink>
+        </w:p>
+        <w:p>
+          <w:pPr>
+            <w:pStyle w:val="TOC3"/>
+            <w:tabs>
+              <w:tab w:val="right" w:leader="dot" w:pos="9350"/>
+            </w:tabs>
+            <w:rPr>
+              <w:rFonts w:cstheme="minorBidi"/>
+              <w:noProof/>
+              <w:kern w:val="2"/>
+              <w:sz w:val="24"/>
+              <w:szCs w:val="24"/>
+              <w:lang w:val="en-AU" w:eastAsia="en-AU"/>
+              <w14:ligatures w14:val="standardContextual"/>
+            </w:rPr>
+          </w:pPr>
+          <w:hyperlink w:anchor="_Toc172138735" w:history="1">
+            <w:r>
+              <w:rPr>
+                <w:rStyle w:val="Hyperlink"/>
+                <w:noProof/>
+              </w:rPr>
+              <w:t>5th of July</w:t>
+            </w:r>
+            <w:r>
+              <w:rPr>
+                <w:noProof/>
+                <w:webHidden/>
+              </w:rPr>
+              <w:tab/>
+            </w:r>
+            <w:r>
+              <w:rPr>
+                <w:noProof/>
+                <w:webHidden/>
+              </w:rPr>
+              <w:fldChar w:fldCharType="begin"/>
+            </w:r>
+            <w:r>
+              <w:rPr>
+                <w:noProof/>
+                <w:webHidden/>
+              </w:rPr>
+              <w:instrText xml:space="preserve"> PAGEREF _Toc172138735 \h </w:instrText>
+            </w:r>
+            <w:r>
+              <w:rPr>
+                <w:noProof/>
+                <w:webHidden/>
+              </w:rPr>
+            </w:r>
+            <w:r>
+              <w:rPr>
+                <w:noProof/>
+                <w:webHidden/>
+              </w:rPr>
+              <w:fldChar w:fldCharType="separate"/>
+            </w:r>
+            <w:r>
+              <w:rPr>
+                <w:noProof/>
+                <w:webHidden/>
+              </w:rPr>
+              <w:t>35</w:t>
+            </w:r>
+            <w:r>
+              <w:rPr>
+                <w:noProof/>
+                <w:webHidden/>
+              </w:rPr>
+              <w:fldChar w:fldCharType="end"/>
+            </w:r>
+          </w:hyperlink>
+        </w:p>
+        <w:p>
+          <w:pPr>
+            <w:pStyle w:val="TOC3"/>
+            <w:tabs>
+              <w:tab w:val="right" w:leader="dot" w:pos="9350"/>
+            </w:tabs>
+            <w:rPr>
+              <w:rFonts w:cstheme="minorBidi"/>
+              <w:noProof/>
+              <w:kern w:val="2"/>
+              <w:sz w:val="24"/>
+              <w:szCs w:val="24"/>
+              <w:lang w:val="en-AU" w:eastAsia="en-AU"/>
+              <w14:ligatures w14:val="standardContextual"/>
+            </w:rPr>
+          </w:pPr>
+          <w:hyperlink w:anchor="_Toc172138736" w:history="1">
+            <w:r>
+              <w:rPr>
+                <w:rStyle w:val="Hyperlink"/>
+                <w:noProof/>
+              </w:rPr>
+              <w:t>6th of July</w:t>
+            </w:r>
+            <w:r>
+              <w:rPr>
+                <w:noProof/>
+                <w:webHidden/>
+              </w:rPr>
+              <w:tab/>
+            </w:r>
+            <w:r>
+              <w:rPr>
+                <w:noProof/>
+                <w:webHidden/>
+              </w:rPr>
+              <w:fldChar w:fldCharType="begin"/>
+            </w:r>
+            <w:r>
+              <w:rPr>
+                <w:noProof/>
+                <w:webHidden/>
+              </w:rPr>
+              <w:instrText xml:space="preserve"> PAGEREF _Toc172138736 \h </w:instrText>
+            </w:r>
+            <w:r>
+              <w:rPr>
+                <w:noProof/>
+                <w:webHidden/>
+              </w:rPr>
+            </w:r>
+            <w:r>
+              <w:rPr>
+                <w:noProof/>
+                <w:webHidden/>
+              </w:rPr>
+              <w:fldChar w:fldCharType="separate"/>
+            </w:r>
+            <w:r>
+              <w:rPr>
+                <w:noProof/>
+                <w:webHidden/>
+              </w:rPr>
+              <w:t>35</w:t>
+            </w:r>
+            <w:r>
+              <w:rPr>
+                <w:noProof/>
+                <w:webHidden/>
+              </w:rPr>
+              <w:fldChar w:fldCharType="end"/>
+            </w:r>
+          </w:hyperlink>
+        </w:p>
+        <w:p>
+          <w:pPr>
+            <w:pStyle w:val="TOC3"/>
+            <w:tabs>
+              <w:tab w:val="right" w:leader="dot" w:pos="9350"/>
+            </w:tabs>
+            <w:rPr>
+              <w:rFonts w:cstheme="minorBidi"/>
+              <w:noProof/>
+              <w:kern w:val="2"/>
+              <w:sz w:val="24"/>
+              <w:szCs w:val="24"/>
+              <w:lang w:val="en-AU" w:eastAsia="en-AU"/>
+              <w14:ligatures w14:val="standardContextual"/>
+            </w:rPr>
+          </w:pPr>
+          <w:hyperlink w:anchor="_Toc172138737" w:history="1">
+            <w:r>
+              <w:rPr>
+                <w:rStyle w:val="Hyperlink"/>
+                <w:noProof/>
+              </w:rPr>
+              <w:t>7th of July</w:t>
+            </w:r>
+            <w:r>
+              <w:rPr>
+                <w:noProof/>
+                <w:webHidden/>
+              </w:rPr>
+              <w:tab/>
+            </w:r>
+            <w:r>
+              <w:rPr>
+                <w:noProof/>
+                <w:webHidden/>
+              </w:rPr>
+              <w:fldChar w:fldCharType="begin"/>
+            </w:r>
+            <w:r>
+              <w:rPr>
+                <w:noProof/>
+                <w:webHidden/>
+              </w:rPr>
+              <w:instrText xml:space="preserve"> PAGEREF _Toc172138737 \h </w:instrText>
+            </w:r>
+            <w:r>
+              <w:rPr>
+                <w:noProof/>
+                <w:webHidden/>
+              </w:rPr>
+            </w:r>
+            <w:r>
+              <w:rPr>
+                <w:noProof/>
+                <w:webHidden/>
+              </w:rPr>
+              <w:fldChar w:fldCharType="separate"/>
+            </w:r>
+            <w:r>
+              <w:rPr>
+                <w:noProof/>
+                <w:webHidden/>
+              </w:rPr>
+              <w:t>36</w:t>
+            </w:r>
+            <w:r>
+              <w:rPr>
+                <w:noProof/>
+                <w:webHidden/>
+              </w:rPr>
+              <w:fldChar w:fldCharType="end"/>
+            </w:r>
+          </w:hyperlink>
+        </w:p>
+        <w:p>
+          <w:pPr>
+            <w:pStyle w:val="TOC3"/>
+            <w:tabs>
+              <w:tab w:val="right" w:leader="dot" w:pos="9350"/>
+            </w:tabs>
+            <w:rPr>
+              <w:rFonts w:cstheme="minorBidi"/>
+              <w:noProof/>
+              <w:kern w:val="2"/>
+              <w:sz w:val="24"/>
+              <w:szCs w:val="24"/>
+              <w:lang w:val="en-AU" w:eastAsia="en-AU"/>
+              <w14:ligatures w14:val="standardContextual"/>
+            </w:rPr>
+          </w:pPr>
+          <w:hyperlink w:anchor="_Toc172138738" w:history="1">
+            <w:r>
+              <w:rPr>
+                <w:rStyle w:val="Hyperlink"/>
+                <w:noProof/>
+              </w:rPr>
+              <w:t>8th of July</w:t>
+            </w:r>
+            <w:r>
+              <w:rPr>
+                <w:noProof/>
+                <w:webHidden/>
+              </w:rPr>
+              <w:tab/>
+            </w:r>
+            <w:r>
+              <w:rPr>
+                <w:noProof/>
+                <w:webHidden/>
+              </w:rPr>
+              <w:fldChar w:fldCharType="begin"/>
+            </w:r>
+            <w:r>
+              <w:rPr>
+                <w:noProof/>
+                <w:webHidden/>
+              </w:rPr>
+              <w:instrText xml:space="preserve"> PAGEREF _Toc172138738 \h </w:instrText>
+            </w:r>
+            <w:r>
+              <w:rPr>
+                <w:noProof/>
+                <w:webHidden/>
+              </w:rPr>
+            </w:r>
+            <w:r>
+              <w:rPr>
+                <w:noProof/>
+                <w:webHidden/>
+              </w:rPr>
+              <w:fldChar w:fldCharType="separate"/>
+            </w:r>
+            <w:r>
+              <w:rPr>
+                <w:noProof/>
+                <w:webHidden/>
+              </w:rPr>
+              <w:t>36</w:t>
+            </w:r>
+            <w:r>
+              <w:rPr>
+                <w:noProof/>
+                <w:webHidden/>
+              </w:rPr>
+              <w:fldChar w:fldCharType="end"/>
+            </w:r>
+          </w:hyperlink>
+        </w:p>
+        <w:p>
+          <w:pPr>
+            <w:pStyle w:val="TOC3"/>
+            <w:tabs>
+              <w:tab w:val="right" w:leader="dot" w:pos="9350"/>
+            </w:tabs>
+            <w:rPr>
+              <w:rFonts w:cstheme="minorBidi"/>
+              <w:noProof/>
+              <w:kern w:val="2"/>
+              <w:sz w:val="24"/>
+              <w:szCs w:val="24"/>
+              <w:lang w:val="en-AU" w:eastAsia="en-AU"/>
+              <w14:ligatures w14:val="standardContextual"/>
+            </w:rPr>
+          </w:pPr>
+          <w:hyperlink w:anchor="_Toc172138739" w:history="1">
+            <w:r>
+              <w:rPr>
+                <w:rStyle w:val="Hyperlink"/>
+                <w:noProof/>
+              </w:rPr>
+              <w:t>9th of July</w:t>
+            </w:r>
+            <w:r>
+              <w:rPr>
+                <w:noProof/>
+                <w:webHidden/>
+              </w:rPr>
+              <w:tab/>
+            </w:r>
+            <w:r>
+              <w:rPr>
+                <w:noProof/>
+                <w:webHidden/>
+              </w:rPr>
+              <w:fldChar w:fldCharType="begin"/>
+            </w:r>
+            <w:r>
+              <w:rPr>
+                <w:noProof/>
+                <w:webHidden/>
+              </w:rPr>
+              <w:instrText xml:space="preserve"> PAGEREF _Toc172138739 \h </w:instrText>
+            </w:r>
+            <w:r>
+              <w:rPr>
+                <w:noProof/>
+                <w:webHidden/>
+              </w:rPr>
+            </w:r>
+            <w:r>
+              <w:rPr>
+                <w:noProof/>
+                <w:webHidden/>
+              </w:rPr>
+              <w:fldChar w:fldCharType="separate"/>
+            </w:r>
+            <w:r>
+              <w:rPr>
+                <w:noProof/>
+                <w:webHidden/>
+              </w:rPr>
+              <w:t>37</w:t>
+            </w:r>
+            <w:r>
+              <w:rPr>
+                <w:noProof/>
+                <w:webHidden/>
+              </w:rPr>
+              <w:fldChar w:fldCharType="end"/>
+            </w:r>
+          </w:hyperlink>
+        </w:p>
+        <w:p>
+          <w:pPr>
+            <w:pStyle w:val="TOC3"/>
+            <w:tabs>
+              <w:tab w:val="right" w:leader="dot" w:pos="9350"/>
+            </w:tabs>
+            <w:rPr>
+              <w:rFonts w:cstheme="minorBidi"/>
+              <w:noProof/>
+              <w:kern w:val="2"/>
+              <w:sz w:val="24"/>
+              <w:szCs w:val="24"/>
+              <w:lang w:val="en-AU" w:eastAsia="en-AU"/>
+              <w14:ligatures w14:val="standardContextual"/>
+            </w:rPr>
+          </w:pPr>
+          <w:hyperlink w:anchor="_Toc172138740" w:history="1">
+            <w:r>
+              <w:rPr>
+                <w:rStyle w:val="Hyperlink"/>
+                <w:noProof/>
+              </w:rPr>
+              <w:t>10th of July</w:t>
+            </w:r>
+            <w:r>
+              <w:rPr>
+                <w:noProof/>
+                <w:webHidden/>
+              </w:rPr>
+              <w:tab/>
+            </w:r>
+            <w:r>
+              <w:rPr>
+                <w:noProof/>
+                <w:webHidden/>
+              </w:rPr>
+              <w:fldChar w:fldCharType="begin"/>
+            </w:r>
+            <w:r>
+              <w:rPr>
+                <w:noProof/>
+                <w:webHidden/>
+              </w:rPr>
+              <w:instrText xml:space="preserve"> PAGEREF _Toc172138740 \h </w:instrText>
+            </w:r>
+            <w:r>
+              <w:rPr>
+                <w:noProof/>
+                <w:webHidden/>
+              </w:rPr>
+            </w:r>
+            <w:r>
+              <w:rPr>
+                <w:noProof/>
+                <w:webHidden/>
+              </w:rPr>
+              <w:fldChar w:fldCharType="separate"/>
+            </w:r>
+            <w:r>
+              <w:rPr>
+                <w:noProof/>
+                <w:webHidden/>
+              </w:rPr>
+              <w:t>38</w:t>
+            </w:r>
+            <w:r>
+              <w:rPr>
+                <w:noProof/>
+                <w:webHidden/>
+              </w:rPr>
+              <w:fldChar w:fldCharType="end"/>
+            </w:r>
+          </w:hyperlink>
+        </w:p>
+        <w:p>
+          <w:pPr>
+            <w:pStyle w:val="TOC3"/>
+            <w:tabs>
+              <w:tab w:val="right" w:leader="dot" w:pos="9350"/>
+            </w:tabs>
+            <w:rPr>
+              <w:rFonts w:cstheme="minorBidi"/>
+              <w:noProof/>
+              <w:kern w:val="2"/>
+              <w:sz w:val="24"/>
+              <w:szCs w:val="24"/>
+              <w:lang w:val="en-AU" w:eastAsia="en-AU"/>
+              <w14:ligatures w14:val="standardContextual"/>
+            </w:rPr>
+          </w:pPr>
+          <w:hyperlink w:anchor="_Toc172138741" w:history="1">
+            <w:r>
+              <w:rPr>
+                <w:rStyle w:val="Hyperlink"/>
+                <w:noProof/>
+              </w:rPr>
+              <w:t>16th of July</w:t>
+            </w:r>
+            <w:r>
+              <w:rPr>
+                <w:noProof/>
+                <w:webHidden/>
+              </w:rPr>
+              <w:tab/>
+            </w:r>
+            <w:r>
+              <w:rPr>
+                <w:noProof/>
+                <w:webHidden/>
+              </w:rPr>
+              <w:fldChar w:fldCharType="begin"/>
+            </w:r>
+            <w:r>
+              <w:rPr>
+                <w:noProof/>
+                <w:webHidden/>
+              </w:rPr>
+              <w:instrText xml:space="preserve"> PAGEREF _Toc172138741 \h </w:instrText>
+            </w:r>
+            <w:r>
+              <w:rPr>
+                <w:noProof/>
+                <w:webHidden/>
+              </w:rPr>
+            </w:r>
+            <w:r>
+              <w:rPr>
+                <w:noProof/>
+                <w:webHidden/>
+              </w:rPr>
+              <w:fldChar w:fldCharType="separate"/>
+            </w:r>
+            <w:r>
+              <w:rPr>
+                <w:noProof/>
+                <w:webHidden/>
+              </w:rPr>
+              <w:t>38</w:t>
+            </w:r>
+            <w:r>
+              <w:rPr>
+                <w:noProof/>
+                <w:webHidden/>
+              </w:rPr>
+              <w:fldChar w:fldCharType="end"/>
+            </w:r>
+          </w:hyperlink>
+        </w:p>
+        <w:p>
+          <w:pPr>
+            <w:pStyle w:val="TOC3"/>
+            <w:tabs>
+              <w:tab w:val="right" w:leader="dot" w:pos="9350"/>
+            </w:tabs>
+            <w:rPr>
+              <w:rFonts w:cstheme="minorBidi"/>
+              <w:noProof/>
+              <w:kern w:val="2"/>
+              <w:sz w:val="24"/>
+              <w:szCs w:val="24"/>
+              <w:lang w:val="en-AU" w:eastAsia="en-AU"/>
+              <w14:ligatures w14:val="standardContextual"/>
+            </w:rPr>
+          </w:pPr>
+          <w:hyperlink w:anchor="_Toc172138742" w:history="1">
+            <w:r>
+              <w:rPr>
+                <w:rStyle w:val="Hyperlink"/>
+                <w:noProof/>
+              </w:rPr>
+              <w:t>17th of July</w:t>
+            </w:r>
+            <w:r>
+              <w:rPr>
+                <w:noProof/>
+                <w:webHidden/>
+              </w:rPr>
+              <w:tab/>
+            </w:r>
+            <w:r>
+              <w:rPr>
+                <w:noProof/>
+                <w:webHidden/>
+              </w:rPr>
+              <w:fldChar w:fldCharType="begin"/>
+            </w:r>
+            <w:r>
+              <w:rPr>
+                <w:noProof/>
+                <w:webHidden/>
+              </w:rPr>
+              <w:instrText xml:space="preserve"> PAGEREF _Toc172138742 \h </w:instrText>
+            </w:r>
+            <w:r>
+              <w:rPr>
+                <w:noProof/>
+                <w:webHidden/>
+              </w:rPr>
+            </w:r>
+            <w:r>
+              <w:rPr>
+                <w:noProof/>
+                <w:webHidden/>
+              </w:rPr>
+              <w:fldChar w:fldCharType="separate"/>
+            </w:r>
+            <w:r>
+              <w:rPr>
+                <w:noProof/>
+                <w:webHidden/>
+              </w:rPr>
+              <w:t>38</w:t>
             </w:r>
             <w:r>
               <w:rPr>
@@ -4962,9 +5554,8 @@
       <w:pPr>
         <w:pStyle w:val="Heading1"/>
       </w:pPr>
-      <w:bookmarkStart w:id="1" w:name="_Toc171064181"/>
-      <w:r>
-        <w:lastRenderedPageBreak/>
+      <w:bookmarkStart w:id="1" w:name="_Toc172138673"/>
+      <w:r>
         <w:t>Design Brief</w:t>
       </w:r>
       <w:bookmarkEnd w:id="1"/>
@@ -4975,7 +5566,7 @@
         <w:jc w:val="center"/>
       </w:pPr>
       <w:bookmarkStart w:id="2" w:name="_569sxpfirk3u" w:colFirst="0" w:colLast="0"/>
-      <w:bookmarkStart w:id="3" w:name="_Toc171064182"/>
+      <w:bookmarkStart w:id="3" w:name="_Toc172138674"/>
       <w:bookmarkEnd w:id="2"/>
       <w:r>
         <w:t>Aim</w:t>
@@ -5056,7 +5647,15 @@
         <w:t xml:space="preserve"> Battlesweeper</w:t>
       </w:r>
       <w:r>
-        <w:t xml:space="preserve"> is a suitable project that is complex in nature but can be completed within the development period where it educational endeavor can help me learn how to tackle integrating two separate game functionalities into a whole functioning game and also how to create an efficient UI and create documentation such as user and technical manual  without confusing the user and/or future developers</w:t>
+        <w:t xml:space="preserve"> is a suitable project that is complex in nature but can be completed within the development period where it educational endeavor can help me learn how to tackle integrating two separate game functionalities into a whole functioning game </w:t>
+      </w:r>
+      <w:proofErr w:type="gramStart"/>
+      <w:r>
+        <w:t>and also</w:t>
+      </w:r>
+      <w:proofErr w:type="gramEnd"/>
+      <w:r>
+        <w:t xml:space="preserve"> how to create an efficient UI and create documentation such as user and technical manual  without confusing the user and/or future developers</w:t>
       </w:r>
     </w:p>
     <w:p>
@@ -5065,7 +5664,7 @@
         <w:jc w:val="center"/>
       </w:pPr>
       <w:bookmarkStart w:id="4" w:name="_3j0ghk43pax3" w:colFirst="0" w:colLast="0"/>
-      <w:bookmarkStart w:id="5" w:name="_Toc171064183"/>
+      <w:bookmarkStart w:id="5" w:name="_Toc172138675"/>
       <w:bookmarkEnd w:id="4"/>
       <w:r>
         <w:t>Objectives</w:t>
@@ -5130,10 +5729,9 @@
         <w:pStyle w:val="Heading1"/>
       </w:pPr>
       <w:bookmarkStart w:id="6" w:name="_v62aiqrokj0b" w:colFirst="0" w:colLast="0"/>
-      <w:bookmarkStart w:id="7" w:name="_Toc171064184"/>
+      <w:bookmarkStart w:id="7" w:name="_Toc172138676"/>
       <w:bookmarkEnd w:id="6"/>
       <w:r>
-        <w:lastRenderedPageBreak/>
         <w:t>Detailed Design</w:t>
       </w:r>
       <w:bookmarkEnd w:id="7"/>
@@ -5148,7 +5746,7 @@
         </w:rPr>
       </w:pPr>
       <w:bookmarkStart w:id="8" w:name="_5giizrpnpkwk" w:colFirst="0" w:colLast="0"/>
-      <w:bookmarkStart w:id="9" w:name="_Toc171064185"/>
+      <w:bookmarkStart w:id="9" w:name="_Toc172138677"/>
       <w:bookmarkEnd w:id="8"/>
       <w:r>
         <w:t>Sketch of all the screens that will appear</w:t>
@@ -5362,7 +5960,7 @@
         <w:jc w:val="center"/>
       </w:pPr>
       <w:bookmarkStart w:id="11" w:name="_wq33ccefzikw" w:colFirst="0" w:colLast="0"/>
-      <w:bookmarkStart w:id="12" w:name="_Toc171064186"/>
+      <w:bookmarkStart w:id="12" w:name="_Toc172138678"/>
       <w:bookmarkEnd w:id="11"/>
       <w:r>
         <w:t>Specifications</w:t>
@@ -5374,7 +5972,7 @@
         <w:pStyle w:val="Heading3"/>
       </w:pPr>
       <w:bookmarkStart w:id="13" w:name="_7u8acoib12tk" w:colFirst="0" w:colLast="0"/>
-      <w:bookmarkStart w:id="14" w:name="_Toc171064187"/>
+      <w:bookmarkStart w:id="14" w:name="_Toc172138679"/>
       <w:bookmarkEnd w:id="13"/>
       <w:r>
         <w:t>Basic Functionality</w:t>
@@ -5407,7 +6005,7 @@
         <w:pStyle w:val="Heading3"/>
       </w:pPr>
       <w:bookmarkStart w:id="15" w:name="_cdksdwqx8wbt" w:colFirst="0" w:colLast="0"/>
-      <w:bookmarkStart w:id="16" w:name="_Toc171064188"/>
+      <w:bookmarkStart w:id="16" w:name="_Toc172138680"/>
       <w:bookmarkEnd w:id="15"/>
       <w:r>
         <w:lastRenderedPageBreak/>
@@ -5513,7 +6111,7 @@
         <w:jc w:val="center"/>
       </w:pPr>
       <w:bookmarkStart w:id="17" w:name="_jqe6afgy1vep" w:colFirst="0" w:colLast="0"/>
-      <w:bookmarkStart w:id="18" w:name="_Toc171064189"/>
+      <w:bookmarkStart w:id="18" w:name="_Toc172138681"/>
       <w:bookmarkEnd w:id="17"/>
       <w:r>
         <w:t>Input,</w:t>
@@ -5571,7 +6169,7 @@
               <w:jc w:val="center"/>
             </w:pPr>
             <w:bookmarkStart w:id="19" w:name="_8dl3ltxqxbxj" w:colFirst="0" w:colLast="0"/>
-            <w:bookmarkStart w:id="20" w:name="_Toc171064190"/>
+            <w:bookmarkStart w:id="20" w:name="_Toc172138682"/>
             <w:bookmarkEnd w:id="19"/>
             <w:r>
               <w:t>Input</w:t>
@@ -5596,7 +6194,7 @@
               <w:jc w:val="center"/>
             </w:pPr>
             <w:bookmarkStart w:id="21" w:name="_ko7bq95i81kj" w:colFirst="0" w:colLast="0"/>
-            <w:bookmarkStart w:id="22" w:name="_Toc171064191"/>
+            <w:bookmarkStart w:id="22" w:name="_Toc172138683"/>
             <w:bookmarkEnd w:id="21"/>
             <w:r>
               <w:t>Process</w:t>
@@ -5621,7 +6219,7 @@
               <w:jc w:val="center"/>
             </w:pPr>
             <w:bookmarkStart w:id="23" w:name="_ky1bt25qkhde" w:colFirst="0" w:colLast="0"/>
-            <w:bookmarkStart w:id="24" w:name="_Toc171064192"/>
+            <w:bookmarkStart w:id="24" w:name="_Toc172138684"/>
             <w:bookmarkEnd w:id="23"/>
             <w:r>
               <w:t>Output</w:t>
@@ -5806,7 +6404,7 @@
             </w:r>
             <w:r>
               <w:br/>
-              <w:t>“Left click to place &lt;ship name&gt; ship</w:t>
+              <w:t>“Left click to place &lt;ship name&gt;</w:t>
             </w:r>
           </w:p>
           <w:p>
@@ -6010,10 +6608,11 @@
             </w:r>
             <w:r>
               <w:tab/>
-              <w:t>Play “error” sound</w:t>
-            </w:r>
-            <w:r>
-              <w:br/>
+            </w:r>
+            <w:r>
+              <w:t xml:space="preserve">Display  “error” message </w:t>
+            </w:r>
+            <w:r>
               <w:t>Else</w:t>
             </w:r>
           </w:p>
@@ -6111,17 +6710,10 @@
           <w:p>
             <w:pPr>
               <w:widowControl w:val="0"/>
-              <w:pBdr>
-                <w:top w:val="nil"/>
-                <w:left w:val="nil"/>
-                <w:bottom w:val="nil"/>
-                <w:right w:val="nil"/>
-                <w:between w:val="nil"/>
-              </w:pBdr>
               <w:spacing w:line="240" w:lineRule="auto"/>
             </w:pPr>
             <w:r>
-              <w:t>*Error sound*</w:t>
+              <w:t>Invalid ship placement</w:t>
             </w:r>
           </w:p>
           <w:p>
@@ -6241,7 +6833,15 @@
             </w:r>
             <w:r>
               <w:tab/>
-              <w:t>Play “error” sound</w:t>
+            </w:r>
+            <w:r>
+              <w:t xml:space="preserve">Display </w:t>
+            </w:r>
+            <w:r>
+              <w:t xml:space="preserve"> “error” </w:t>
+            </w:r>
+            <w:r>
+              <w:t>message</w:t>
             </w:r>
             <w:r>
               <w:br/>
@@ -6271,7 +6871,11 @@
               <w:spacing w:line="240" w:lineRule="auto"/>
             </w:pPr>
             <w:r>
-              <w:t>Display prompt for player to place the next ship</w:t>
+              <w:t xml:space="preserve">Display prompt for player to </w:t>
+            </w:r>
+            <w:r>
+              <w:lastRenderedPageBreak/>
+              <w:t>place the next ship</w:t>
             </w:r>
           </w:p>
           <w:p>
@@ -6376,14 +6980,8 @@
               <w:spacing w:line="240" w:lineRule="auto"/>
             </w:pPr>
             <w:r>
-              <w:t>*Error sound*</w:t>
-            </w:r>
-          </w:p>
-          <w:p>
-            <w:pPr>
-              <w:widowControl w:val="0"/>
-              <w:spacing w:line="240" w:lineRule="auto"/>
-            </w:pPr>
+              <w:t>Invalid ship placement</w:t>
+            </w:r>
           </w:p>
           <w:p>
             <w:pPr>
@@ -6408,11 +7006,13 @@
               <w:jc w:val="center"/>
             </w:pPr>
             <w:r>
+              <w:t>Right click to rotate”</w:t>
+            </w:r>
+            <w:r>
+              <w:br/>
+            </w:r>
+            <w:r>
               <w:lastRenderedPageBreak/>
-              <w:t>Right click to rotate”</w:t>
-            </w:r>
-            <w:r>
-              <w:br/>
               <w:t>“Assigning mines....”</w:t>
             </w:r>
           </w:p>
@@ -6810,7 +7410,7 @@
               <w:spacing w:line="240" w:lineRule="auto"/>
             </w:pPr>
             <w:r>
-              <w:t>Play “explosion” sound</w:t>
+              <w:t xml:space="preserve">Display mine explosion message   </w:t>
             </w:r>
           </w:p>
           <w:p>
@@ -6897,7 +7497,22 @@
               <w:spacing w:line="240" w:lineRule="auto"/>
             </w:pPr>
             <w:r>
-              <w:t>*Explosion sound*</w:t>
+              <w:t>“</w:t>
+            </w:r>
+            <w:r>
+              <w:t>Mine uncovered!</w:t>
+            </w:r>
+          </w:p>
+          <w:p>
+            <w:pPr>
+              <w:widowControl w:val="0"/>
+              <w:spacing w:line="240" w:lineRule="auto"/>
+            </w:pPr>
+            <w:r>
+              <w:t>Brace yourselves!</w:t>
+            </w:r>
+            <w:r>
+              <w:t>”</w:t>
             </w:r>
           </w:p>
           <w:p>
@@ -7153,7 +7768,7 @@
         <w:jc w:val="center"/>
       </w:pPr>
       <w:bookmarkStart w:id="25" w:name="_9ik34z78r0a7" w:colFirst="0" w:colLast="0"/>
-      <w:bookmarkStart w:id="26" w:name="_Toc171064193"/>
+      <w:bookmarkStart w:id="26" w:name="_Toc172138685"/>
       <w:bookmarkEnd w:id="25"/>
       <w:r>
         <w:lastRenderedPageBreak/>
@@ -7167,10 +7782,10 @@
           <w:noProof/>
         </w:rPr>
         <w:drawing>
-          <wp:inline distT="0" distB="0" distL="0" distR="0" wp14:anchorId="0DCC4178" wp14:editId="516CCE05">
+          <wp:inline distT="0" distB="0" distL="0" distR="0" wp14:anchorId="0A6634A9" wp14:editId="02F61C85">
             <wp:extent cx="5943600" cy="1863090"/>
-            <wp:effectExtent l="0" t="0" r="0" b="3810"/>
-            <wp:docPr id="485818978" name="Graphic 1"/>
+            <wp:effectExtent l="0" t="0" r="0" b="0"/>
+            <wp:docPr id="1145951256" name="Graphic 1"/>
             <wp:cNvGraphicFramePr>
               <a:graphicFrameLocks xmlns:a="http://schemas.openxmlformats.org/drawingml/2006/main" noChangeAspect="1"/>
             </wp:cNvGraphicFramePr>
@@ -7178,7 +7793,7 @@
               <a:graphicData uri="http://schemas.openxmlformats.org/drawingml/2006/picture">
                 <pic:pic xmlns:pic="http://schemas.openxmlformats.org/drawingml/2006/picture">
                   <pic:nvPicPr>
-                    <pic:cNvPr id="485818978" name=""/>
+                    <pic:cNvPr id="1145951256" name=""/>
                     <pic:cNvPicPr/>
                   </pic:nvPicPr>
                   <pic:blipFill>
@@ -7215,9 +7830,10 @@
         <w:jc w:val="center"/>
       </w:pPr>
       <w:bookmarkStart w:id="27" w:name="_ka87bclkt72u" w:colFirst="0" w:colLast="0"/>
-      <w:bookmarkStart w:id="28" w:name="_Toc171064194"/>
+      <w:bookmarkStart w:id="28" w:name="_Toc172138686"/>
       <w:bookmarkEnd w:id="27"/>
       <w:r>
+        <w:lastRenderedPageBreak/>
         <w:t>Data flow diagram</w:t>
       </w:r>
       <w:bookmarkEnd w:id="28"/>
@@ -7228,24 +7844,23 @@
           <w:noProof/>
         </w:rPr>
         <w:drawing>
-          <wp:inline distT="114300" distB="114300" distL="114300" distR="114300" wp14:anchorId="1D496DE4" wp14:editId="25097E93">
-            <wp:extent cx="5937006" cy="4953000"/>
-            <wp:effectExtent l="0" t="0" r="6985" b="0"/>
-            <wp:docPr id="1" name="image3.png"/>
-            <wp:cNvGraphicFramePr/>
+          <wp:inline distT="0" distB="0" distL="0" distR="0" wp14:anchorId="00D2FD2B" wp14:editId="5CF73E20">
+            <wp:extent cx="5943600" cy="6057265"/>
+            <wp:effectExtent l="0" t="0" r="0" b="0"/>
+            <wp:docPr id="2038148148" name="Graphic 1"/>
+            <wp:cNvGraphicFramePr>
+              <a:graphicFrameLocks xmlns:a="http://schemas.openxmlformats.org/drawingml/2006/main" noChangeAspect="1"/>
+            </wp:cNvGraphicFramePr>
             <a:graphic xmlns:a="http://schemas.openxmlformats.org/drawingml/2006/main">
               <a:graphicData uri="http://schemas.openxmlformats.org/drawingml/2006/picture">
                 <pic:pic xmlns:pic="http://schemas.openxmlformats.org/drawingml/2006/picture">
                   <pic:nvPicPr>
-                    <pic:cNvPr id="1" name="image3.png"/>
-                    <pic:cNvPicPr preferRelativeResize="0"/>
+                    <pic:cNvPr id="2038148148" name=""/>
+                    <pic:cNvPicPr/>
                   </pic:nvPicPr>
                   <pic:blipFill>
-                    <a:blip r:embed="rId20" cstate="print">
+                    <a:blip r:embed="rId20">
                       <a:extLst>
-                        <a:ext uri="{28A0092B-C50C-407E-A947-70E740481C1C}">
-                          <a14:useLocalDpi xmlns:a14="http://schemas.microsoft.com/office/drawing/2010/main" val="0"/>
-                        </a:ext>
                         <a:ext uri="{96DAC541-7B7A-43D3-8B79-37D633B846F1}">
                           <asvg:svgBlip xmlns:asvg="http://schemas.microsoft.com/office/drawing/2016/SVG/main" r:embed="rId21"/>
                         </a:ext>
@@ -7258,7 +7873,7 @@
                   <pic:spPr>
                     <a:xfrm>
                       <a:off x="0" y="0"/>
-                      <a:ext cx="5937006" cy="4953000"/>
+                      <a:ext cx="5943600" cy="6057265"/>
                     </a:xfrm>
                     <a:prstGeom prst="rect">
                       <a:avLst/>
@@ -7277,7 +7892,7 @@
         <w:jc w:val="center"/>
       </w:pPr>
       <w:bookmarkStart w:id="29" w:name="_mdtgga2tujg3" w:colFirst="0" w:colLast="0"/>
-      <w:bookmarkStart w:id="30" w:name="_Toc171064195"/>
+      <w:bookmarkStart w:id="30" w:name="_Toc172138687"/>
       <w:bookmarkEnd w:id="29"/>
       <w:r>
         <w:lastRenderedPageBreak/>
@@ -7287,14 +7902,11 @@
     </w:p>
     <w:p>
       <w:r>
-        <w:rPr>
-          <w:noProof/>
-        </w:rPr>
         <w:drawing>
-          <wp:inline distT="0" distB="0" distL="0" distR="0" wp14:anchorId="32C14F97" wp14:editId="44B0A7B2">
-            <wp:extent cx="5943600" cy="2240280"/>
-            <wp:effectExtent l="0" t="0" r="0" b="7620"/>
-            <wp:docPr id="1372436453" name="Graphic 1"/>
+          <wp:inline distT="0" distB="0" distL="0" distR="0" wp14:anchorId="53DB87D8" wp14:editId="17034DE1">
+            <wp:extent cx="5943600" cy="2286000"/>
+            <wp:effectExtent l="0" t="0" r="0" b="0"/>
+            <wp:docPr id="57479048" name="Graphic 1"/>
             <wp:cNvGraphicFramePr>
               <a:graphicFrameLocks xmlns:a="http://schemas.openxmlformats.org/drawingml/2006/main" noChangeAspect="1"/>
             </wp:cNvGraphicFramePr>
@@ -7302,7 +7914,7 @@
               <a:graphicData uri="http://schemas.openxmlformats.org/drawingml/2006/picture">
                 <pic:pic xmlns:pic="http://schemas.openxmlformats.org/drawingml/2006/picture">
                   <pic:nvPicPr>
-                    <pic:cNvPr id="1372436453" name=""/>
+                    <pic:cNvPr id="57479048" name=""/>
                     <pic:cNvPicPr/>
                   </pic:nvPicPr>
                   <pic:blipFill>
@@ -7320,7 +7932,7 @@
                   <pic:spPr>
                     <a:xfrm>
                       <a:off x="0" y="0"/>
-                      <a:ext cx="5943600" cy="2240280"/>
+                      <a:ext cx="5943600" cy="2286000"/>
                     </a:xfrm>
                     <a:prstGeom prst="rect">
                       <a:avLst/>
@@ -7339,7 +7951,7 @@
         <w:jc w:val="center"/>
       </w:pPr>
       <w:bookmarkStart w:id="31" w:name="_pm02pjywrugk" w:colFirst="0" w:colLast="0"/>
-      <w:bookmarkStart w:id="32" w:name="_Toc171064196"/>
+      <w:bookmarkStart w:id="32" w:name="_Toc172138688"/>
       <w:bookmarkEnd w:id="31"/>
       <w:r>
         <w:t>Structure chart</w:t>
@@ -7403,7 +8015,7 @@
         <w:pStyle w:val="Heading1"/>
       </w:pPr>
       <w:bookmarkStart w:id="34" w:name="_cdo2crgnqyga" w:colFirst="0" w:colLast="0"/>
-      <w:bookmarkStart w:id="35" w:name="_Toc171064197"/>
+      <w:bookmarkStart w:id="35" w:name="_Toc172138689"/>
       <w:bookmarkEnd w:id="34"/>
       <w:r>
         <w:lastRenderedPageBreak/>
@@ -7421,7 +8033,7 @@
       <w:pPr>
         <w:pStyle w:val="Heading1"/>
       </w:pPr>
-      <w:bookmarkStart w:id="36" w:name="_Toc171064198"/>
+      <w:bookmarkStart w:id="36" w:name="_Toc172138690"/>
       <w:r>
         <w:t>Documentation</w:t>
       </w:r>
@@ -7432,7 +8044,7 @@
         <w:pStyle w:val="Heading2"/>
         <w:jc w:val="center"/>
       </w:pPr>
-      <w:bookmarkStart w:id="37" w:name="_Toc171064199"/>
+      <w:bookmarkStart w:id="37" w:name="_Toc172138691"/>
       <w:r>
         <w:t>User Manual</w:t>
       </w:r>
@@ -7442,7 +8054,7 @@
       <w:pPr>
         <w:pStyle w:val="Heading3"/>
       </w:pPr>
-      <w:bookmarkStart w:id="38" w:name="_Toc171064200"/>
+      <w:bookmarkStart w:id="38" w:name="_Toc172138692"/>
       <w:r>
         <w:t>I</w:t>
       </w:r>
@@ -7462,9 +8074,11 @@
       <w:r>
         <w:t xml:space="preserve">Select </w:t>
       </w:r>
+      <w:proofErr w:type="spellStart"/>
       <w:r>
         <w:t>BattleSweeper.rar</w:t>
       </w:r>
+      <w:proofErr w:type="spellEnd"/>
       <w:r>
         <w:t xml:space="preserve"> </w:t>
       </w:r>
@@ -7644,7 +8258,7 @@
           <w:docGrid w:linePitch="299"/>
         </w:sectPr>
       </w:pPr>
-      <w:bookmarkStart w:id="39" w:name="_Toc171064201"/>
+      <w:bookmarkStart w:id="39" w:name="_Toc172138693"/>
       <w:r>
         <w:t>T</w:t>
       </w:r>
@@ -7660,7 +8274,7 @@
       <w:pPr>
         <w:pStyle w:val="Heading3"/>
       </w:pPr>
-      <w:bookmarkStart w:id="40" w:name="_Toc171064202"/>
+      <w:bookmarkStart w:id="40" w:name="_Toc172138694"/>
       <w:r>
         <w:lastRenderedPageBreak/>
         <w:t>Data Dictionary</w:t>
@@ -8173,9 +8787,11 @@
             <w:tcW w:w="1951" w:type="dxa"/>
           </w:tcPr>
           <w:p>
+            <w:proofErr w:type="spellStart"/>
             <w:r>
               <w:t>GameOver</w:t>
             </w:r>
+            <w:proofErr w:type="spellEnd"/>
           </w:p>
         </w:tc>
         <w:tc>
@@ -8251,9 +8867,11 @@
             <w:tcW w:w="1951" w:type="dxa"/>
           </w:tcPr>
           <w:p>
+            <w:proofErr w:type="spellStart"/>
             <w:r>
               <w:t>CoverdDebug</w:t>
             </w:r>
+            <w:proofErr w:type="spellEnd"/>
           </w:p>
         </w:tc>
         <w:tc>
@@ -8407,9 +9025,11 @@
             <w:tcW w:w="1951" w:type="dxa"/>
           </w:tcPr>
           <w:p>
+            <w:proofErr w:type="spellStart"/>
             <w:r>
               <w:t>IsMine</w:t>
             </w:r>
+            <w:proofErr w:type="spellEnd"/>
           </w:p>
         </w:tc>
         <w:tc>
@@ -8485,9 +9105,11 @@
             <w:tcW w:w="1951" w:type="dxa"/>
           </w:tcPr>
           <w:p>
+            <w:proofErr w:type="spellStart"/>
             <w:r>
               <w:t>IsOccupied</w:t>
             </w:r>
+            <w:proofErr w:type="spellEnd"/>
           </w:p>
         </w:tc>
         <w:tc>
@@ -8778,9 +9400,11 @@
             <w:tcW w:w="1951" w:type="dxa"/>
           </w:tcPr>
           <w:p>
+            <w:proofErr w:type="spellStart"/>
             <w:r>
               <w:t>MineNumber</w:t>
             </w:r>
+            <w:proofErr w:type="spellEnd"/>
           </w:p>
         </w:tc>
         <w:tc>
@@ -8852,9 +9476,11 @@
             <w:tcW w:w="1951" w:type="dxa"/>
           </w:tcPr>
           <w:p>
+            <w:proofErr w:type="spellStart"/>
             <w:r>
               <w:t>ShipParts</w:t>
             </w:r>
+            <w:proofErr w:type="spellEnd"/>
           </w:p>
         </w:tc>
         <w:tc>
@@ -8930,9 +9556,11 @@
             <w:tcW w:w="1951" w:type="dxa"/>
           </w:tcPr>
           <w:p>
+            <w:proofErr w:type="spellStart"/>
             <w:r>
               <w:t>MineFlagged</w:t>
             </w:r>
+            <w:proofErr w:type="spellEnd"/>
           </w:p>
         </w:tc>
         <w:tc>
@@ -9004,9 +9632,11 @@
             <w:tcW w:w="1951" w:type="dxa"/>
           </w:tcPr>
           <w:p>
+            <w:proofErr w:type="spellStart"/>
             <w:r>
               <w:t>TileUncovered</w:t>
             </w:r>
+            <w:proofErr w:type="spellEnd"/>
           </w:p>
         </w:tc>
         <w:tc>
@@ -9082,9 +9712,11 @@
             <w:tcW w:w="1951" w:type="dxa"/>
           </w:tcPr>
           <w:p>
+            <w:proofErr w:type="spellStart"/>
             <w:r>
               <w:t>TilesRemain</w:t>
             </w:r>
+            <w:proofErr w:type="spellEnd"/>
           </w:p>
         </w:tc>
         <w:tc>
@@ -9156,9 +9788,11 @@
             <w:tcW w:w="1951" w:type="dxa"/>
           </w:tcPr>
           <w:p>
+            <w:proofErr w:type="spellStart"/>
             <w:r>
               <w:t>PlayerScore</w:t>
             </w:r>
+            <w:proofErr w:type="spellEnd"/>
           </w:p>
         </w:tc>
         <w:tc>
@@ -9226,9 +9860,11 @@
             <w:tcW w:w="1951" w:type="dxa"/>
           </w:tcPr>
           <w:p>
+            <w:proofErr w:type="spellStart"/>
             <w:r>
               <w:t>SurroundMine</w:t>
             </w:r>
+            <w:proofErr w:type="spellEnd"/>
             <w:r>
               <w:t>-</w:t>
             </w:r>
@@ -9459,9 +10095,11 @@
             <w:tcW w:w="1951" w:type="dxa"/>
           </w:tcPr>
           <w:p>
+            <w:proofErr w:type="spellStart"/>
             <w:r>
               <w:t>ListenerOn</w:t>
             </w:r>
+            <w:proofErr w:type="spellEnd"/>
           </w:p>
         </w:tc>
         <w:tc>
@@ -9631,7 +10269,7 @@
       <w:pPr>
         <w:pStyle w:val="Heading3"/>
       </w:pPr>
-      <w:bookmarkStart w:id="42" w:name="_Toc171064203"/>
+      <w:bookmarkStart w:id="42" w:name="_Toc172138695"/>
       <w:r>
         <w:lastRenderedPageBreak/>
         <w:t>Procedure Lists</w:t>
@@ -9747,8 +10385,13 @@
             <w:tcW w:w="1384" w:type="dxa"/>
           </w:tcPr>
           <w:p>
-            <w:r>
-              <w:t>BeginGame()</w:t>
+            <w:proofErr w:type="spellStart"/>
+            <w:r>
+              <w:t>BeginGame</w:t>
+            </w:r>
+            <w:proofErr w:type="spellEnd"/>
+            <w:r>
+              <w:t>()</w:t>
             </w:r>
           </w:p>
         </w:tc>
@@ -9793,9 +10436,11 @@
             <w:tcW w:w="1384" w:type="dxa"/>
           </w:tcPr>
           <w:p>
+            <w:proofErr w:type="spellStart"/>
             <w:r>
               <w:t>LevelReset</w:t>
             </w:r>
+            <w:proofErr w:type="spellEnd"/>
             <w:r>
               <w:t>()</w:t>
             </w:r>
@@ -9904,8 +10549,13 @@
             <w:tcW w:w="1384" w:type="dxa"/>
           </w:tcPr>
           <w:p>
-            <w:r>
-              <w:t>SetMines()</w:t>
+            <w:proofErr w:type="spellStart"/>
+            <w:r>
+              <w:t>SetMines</w:t>
+            </w:r>
+            <w:proofErr w:type="spellEnd"/>
+            <w:r>
+              <w:t>()</w:t>
             </w:r>
           </w:p>
         </w:tc>
@@ -10133,8 +10783,13 @@
             <w:tcW w:w="1384" w:type="dxa"/>
           </w:tcPr>
           <w:p>
-            <w:r>
-              <w:t>SetMine()</w:t>
+            <w:proofErr w:type="spellStart"/>
+            <w:r>
+              <w:t>SetMine</w:t>
+            </w:r>
+            <w:proofErr w:type="spellEnd"/>
+            <w:r>
+              <w:t>()</w:t>
             </w:r>
           </w:p>
         </w:tc>
@@ -10181,7 +10836,15 @@
               <w:t>, it assigns the correct texture for the integer of mines touching the revealed texture and reveals adjacent tiles non-mine touching tiles if the revealed tile is not touching any mines</w:t>
             </w:r>
             <w:r>
-              <w:t>. Is also the function that calculated the explosion of the a tile mine</w:t>
+              <w:t xml:space="preserve">. Is also the function that calculated the explosion of </w:t>
+            </w:r>
+            <w:proofErr w:type="gramStart"/>
+            <w:r>
+              <w:t>the a</w:t>
+            </w:r>
+            <w:proofErr w:type="gramEnd"/>
+            <w:r>
+              <w:t xml:space="preserve"> tile mine</w:t>
             </w:r>
           </w:p>
         </w:tc>
@@ -10192,8 +10855,13 @@
             <w:tcW w:w="1384" w:type="dxa"/>
           </w:tcPr>
           <w:p>
-            <w:r>
-              <w:t>GetSurroundings()</w:t>
+            <w:proofErr w:type="spellStart"/>
+            <w:r>
+              <w:t>GetSurroundings</w:t>
+            </w:r>
+            <w:proofErr w:type="spellEnd"/>
+            <w:r>
+              <w:t>()</w:t>
             </w:r>
           </w:p>
         </w:tc>
@@ -10214,8 +10882,13 @@
             <w:tcW w:w="1384" w:type="dxa"/>
           </w:tcPr>
           <w:p>
-            <w:r>
-              <w:t>ToggleFlag()</w:t>
+            <w:proofErr w:type="spellStart"/>
+            <w:r>
+              <w:t>ToggleFlag</w:t>
+            </w:r>
+            <w:proofErr w:type="spellEnd"/>
+            <w:r>
+              <w:t>()</w:t>
             </w:r>
           </w:p>
         </w:tc>
@@ -10237,7 +10910,15 @@
           </w:tcPr>
           <w:p>
             <w:r>
-              <w:t>_on_control_gui_input(event)</w:t>
+              <w:t>_</w:t>
+            </w:r>
+            <w:proofErr w:type="spellStart"/>
+            <w:r>
+              <w:t>on_control_gui_input</w:t>
+            </w:r>
+            <w:proofErr w:type="spellEnd"/>
+            <w:r>
+              <w:t>(event)</w:t>
             </w:r>
           </w:p>
         </w:tc>
@@ -10258,9 +10939,14 @@
             <w:tcW w:w="1384" w:type="dxa"/>
           </w:tcPr>
           <w:p>
+            <w:proofErr w:type="spellStart"/>
             <w:r>
               <w:lastRenderedPageBreak/>
-              <w:t>DebugCovered():</w:t>
+              <w:t>DebugCovered</w:t>
+            </w:r>
+            <w:proofErr w:type="spellEnd"/>
+            <w:r>
+              <w:t>():</w:t>
             </w:r>
           </w:p>
         </w:tc>
@@ -10291,7 +10977,7 @@
       <w:pPr>
         <w:pStyle w:val="Heading1"/>
       </w:pPr>
-      <w:bookmarkStart w:id="43" w:name="_Toc171064204"/>
+      <w:bookmarkStart w:id="43" w:name="_Toc172138696"/>
       <w:r>
         <w:t>Logbook and Gantt Chart</w:t>
       </w:r>
@@ -10303,7 +10989,7 @@
         <w:jc w:val="center"/>
       </w:pPr>
       <w:bookmarkStart w:id="44" w:name="_ejy7ktsijtkv" w:colFirst="0" w:colLast="0"/>
-      <w:bookmarkStart w:id="45" w:name="_Toc171064205"/>
+      <w:bookmarkStart w:id="45" w:name="_Toc172138697"/>
       <w:bookmarkEnd w:id="44"/>
       <w:r>
         <w:t>Logbook</w:t>
@@ -10316,7 +11002,7 @@
         <w:ind w:left="360"/>
       </w:pPr>
       <w:bookmarkStart w:id="46" w:name="_y8enwl6u1i6r" w:colFirst="0" w:colLast="0"/>
-      <w:bookmarkStart w:id="47" w:name="_Toc171064206"/>
+      <w:bookmarkStart w:id="47" w:name="_Toc172138698"/>
       <w:bookmarkEnd w:id="46"/>
       <w:r>
         <w:t>14th of May</w:t>
@@ -10539,7 +11225,7 @@
         <w:ind w:left="360"/>
       </w:pPr>
       <w:bookmarkStart w:id="48" w:name="_b42jir3i1w53" w:colFirst="0" w:colLast="0"/>
-      <w:bookmarkStart w:id="49" w:name="_Toc171064207"/>
+      <w:bookmarkStart w:id="49" w:name="_Toc172138699"/>
       <w:bookmarkEnd w:id="48"/>
       <w:r>
         <w:t>15th of May</w:t>
@@ -10775,7 +11461,7 @@
         <w:ind w:left="360"/>
       </w:pPr>
       <w:bookmarkStart w:id="50" w:name="_e96pwivm66jw" w:colFirst="0" w:colLast="0"/>
-      <w:bookmarkStart w:id="51" w:name="_Toc171064208"/>
+      <w:bookmarkStart w:id="51" w:name="_Toc172138700"/>
       <w:bookmarkEnd w:id="50"/>
       <w:r>
         <w:t>17th of May</w:t>
@@ -11211,7 +11897,7 @@
         <w:ind w:left="360"/>
       </w:pPr>
       <w:bookmarkStart w:id="52" w:name="_32nuc25fnd52" w:colFirst="0" w:colLast="0"/>
-      <w:bookmarkStart w:id="53" w:name="_Toc171064209"/>
+      <w:bookmarkStart w:id="53" w:name="_Toc172138701"/>
       <w:bookmarkEnd w:id="52"/>
       <w:r>
         <w:lastRenderedPageBreak/>
@@ -11429,7 +12115,7 @@
         <w:ind w:left="360"/>
       </w:pPr>
       <w:bookmarkStart w:id="54" w:name="_lx4rdstakn8y" w:colFirst="0" w:colLast="0"/>
-      <w:bookmarkStart w:id="55" w:name="_Toc171064210"/>
+      <w:bookmarkStart w:id="55" w:name="_Toc172138702"/>
       <w:bookmarkEnd w:id="54"/>
       <w:r>
         <w:t>20th of May</w:t>
@@ -11489,6 +12175,7 @@
         </w:rPr>
         <w:t xml:space="preserve">Considering if </w:t>
       </w:r>
+      <w:proofErr w:type="spellStart"/>
       <w:r>
         <w:rPr>
           <w:lang w:val="en-US"/>
@@ -11499,7 +12186,14 @@
         <w:rPr>
           <w:lang w:val="en-US"/>
         </w:rPr>
-        <w:t xml:space="preserve">game should be used to make </w:t>
+        <w:t>game</w:t>
+      </w:r>
+      <w:proofErr w:type="spellEnd"/>
+      <w:r>
+        <w:rPr>
+          <w:lang w:val="en-US"/>
+        </w:rPr>
+        <w:t xml:space="preserve"> should be used to make </w:t>
       </w:r>
       <w:r>
         <w:rPr>
@@ -11532,76 +12226,98 @@
         <w:rPr>
           <w:lang w:val="en-US"/>
         </w:rPr>
-        <w:t xml:space="preserve">Researched PyGame library </w:t>
-      </w:r>
-    </w:p>
-    <w:p>
-      <w:pPr>
-        <w:pStyle w:val="ListParagraph"/>
-        <w:numPr>
-          <w:ilvl w:val="1"/>
-          <w:numId w:val="22"/>
-        </w:numPr>
-      </w:pPr>
-      <w:r>
-        <w:t>Consider use to create a game since it has</w:t>
-      </w:r>
-    </w:p>
-    <w:p>
-      <w:pPr>
-        <w:pStyle w:val="ListParagraph"/>
-        <w:numPr>
-          <w:ilvl w:val="2"/>
-          <w:numId w:val="22"/>
-        </w:numPr>
-      </w:pPr>
-      <w:r>
-        <w:t xml:space="preserve">Has a </w:t>
-      </w:r>
-      <w:r>
-        <w:t>well-documented</w:t>
-      </w:r>
-      <w:r>
-        <w:t xml:space="preserve"> game development framework</w:t>
-      </w:r>
-    </w:p>
-    <w:p>
-      <w:pPr>
-        <w:pStyle w:val="ListParagraph"/>
-        <w:numPr>
-          <w:ilvl w:val="2"/>
-          <w:numId w:val="22"/>
-        </w:numPr>
-      </w:pPr>
-      <w:r>
-        <w:t>Easy and versatile to make games with GUI with</w:t>
-      </w:r>
-    </w:p>
-    <w:p>
-      <w:pPr>
-        <w:pStyle w:val="ListParagraph"/>
-        <w:numPr>
-          <w:ilvl w:val="3"/>
-          <w:numId w:val="22"/>
-        </w:numPr>
-      </w:pPr>
-      <w:r>
-        <w:t>With chat GPT and internet</w:t>
-      </w:r>
-    </w:p>
-    <w:p>
-      <w:pPr>
-        <w:pStyle w:val="ListParagraph"/>
-        <w:numPr>
-          <w:ilvl w:val="1"/>
-          <w:numId w:val="22"/>
-        </w:numPr>
-      </w:pPr>
+        <w:t xml:space="preserve">Researched </w:t>
+      </w:r>
+      <w:proofErr w:type="spellStart"/>
       <w:r>
         <w:rPr>
           <w:lang w:val="en-US"/>
         </w:rPr>
-        <w:t>PyGame Documentation</w:t>
+        <w:t>PyGame</w:t>
+      </w:r>
+      <w:proofErr w:type="spellEnd"/>
+      <w:r>
+        <w:rPr>
+          <w:lang w:val="en-US"/>
+        </w:rPr>
+        <w:t xml:space="preserve"> library </w:t>
+      </w:r>
+    </w:p>
+    <w:p>
+      <w:pPr>
+        <w:pStyle w:val="ListParagraph"/>
+        <w:numPr>
+          <w:ilvl w:val="1"/>
+          <w:numId w:val="22"/>
+        </w:numPr>
+      </w:pPr>
+      <w:r>
+        <w:t>Consider use to create a game since it has</w:t>
+      </w:r>
+    </w:p>
+    <w:p>
+      <w:pPr>
+        <w:pStyle w:val="ListParagraph"/>
+        <w:numPr>
+          <w:ilvl w:val="2"/>
+          <w:numId w:val="22"/>
+        </w:numPr>
+      </w:pPr>
+      <w:r>
+        <w:t xml:space="preserve">Has a </w:t>
+      </w:r>
+      <w:r>
+        <w:t>well-documented</w:t>
+      </w:r>
+      <w:r>
+        <w:t xml:space="preserve"> game development framework</w:t>
+      </w:r>
+    </w:p>
+    <w:p>
+      <w:pPr>
+        <w:pStyle w:val="ListParagraph"/>
+        <w:numPr>
+          <w:ilvl w:val="2"/>
+          <w:numId w:val="22"/>
+        </w:numPr>
+      </w:pPr>
+      <w:r>
+        <w:t>Easy and versatile to make games with GUI with</w:t>
+      </w:r>
+    </w:p>
+    <w:p>
+      <w:pPr>
+        <w:pStyle w:val="ListParagraph"/>
+        <w:numPr>
+          <w:ilvl w:val="3"/>
+          <w:numId w:val="22"/>
+        </w:numPr>
+      </w:pPr>
+      <w:r>
+        <w:t>With chat GPT and internet</w:t>
+      </w:r>
+    </w:p>
+    <w:p>
+      <w:pPr>
+        <w:pStyle w:val="ListParagraph"/>
+        <w:numPr>
+          <w:ilvl w:val="1"/>
+          <w:numId w:val="22"/>
+        </w:numPr>
+      </w:pPr>
+      <w:proofErr w:type="spellStart"/>
+      <w:r>
+        <w:rPr>
+          <w:lang w:val="en-US"/>
+        </w:rPr>
+        <w:t>PyGame</w:t>
+      </w:r>
+      <w:proofErr w:type="spellEnd"/>
+      <w:r>
+        <w:rPr>
+          <w:lang w:val="en-US"/>
+        </w:rPr>
+        <w:t xml:space="preserve"> Documentation</w:t>
       </w:r>
     </w:p>
     <w:p>
@@ -11842,7 +12558,7 @@
         <w:ind w:left="360"/>
       </w:pPr>
       <w:bookmarkStart w:id="56" w:name="_iy8vwpcklf82" w:colFirst="0" w:colLast="0"/>
-      <w:bookmarkStart w:id="57" w:name="_Toc171064211"/>
+      <w:bookmarkStart w:id="57" w:name="_Toc172138703"/>
       <w:bookmarkEnd w:id="56"/>
       <w:r>
         <w:t>22nd of May</w:t>
@@ -12140,7 +12856,7 @@
         <w:ind w:left="360"/>
       </w:pPr>
       <w:bookmarkStart w:id="58" w:name="_qdx3ep1kzehu" w:colFirst="0" w:colLast="0"/>
-      <w:bookmarkStart w:id="59" w:name="_Toc171064212"/>
+      <w:bookmarkStart w:id="59" w:name="_Toc172138704"/>
       <w:bookmarkEnd w:id="58"/>
       <w:r>
         <w:t>23rd of May</w:t>
@@ -12307,62 +13023,78 @@
           <w:lang w:val="en-US"/>
         </w:rPr>
         <w:lastRenderedPageBreak/>
-        <w:t>Clear documentation like PyGame</w:t>
-      </w:r>
-    </w:p>
-    <w:p>
-      <w:pPr>
-        <w:pStyle w:val="ListParagraph"/>
-        <w:numPr>
-          <w:ilvl w:val="4"/>
-          <w:numId w:val="22"/>
-        </w:numPr>
-      </w:pPr>
-      <w:r>
-        <w:t xml:space="preserve">A lot better looking and concise </w:t>
-      </w:r>
-    </w:p>
-    <w:p>
-      <w:pPr>
-        <w:pStyle w:val="ListParagraph"/>
-        <w:numPr>
-          <w:ilvl w:val="2"/>
-          <w:numId w:val="22"/>
-        </w:numPr>
-      </w:pPr>
-      <w:r>
-        <w:t>Has an active community</w:t>
-      </w:r>
-    </w:p>
-    <w:p>
-      <w:pPr>
-        <w:pStyle w:val="ListParagraph"/>
-        <w:numPr>
-          <w:ilvl w:val="3"/>
-          <w:numId w:val="22"/>
-        </w:numPr>
-      </w:pPr>
-      <w:r>
-        <w:t>Research form ChatGPT</w:t>
-      </w:r>
-    </w:p>
-    <w:p>
-      <w:pPr>
-        <w:pStyle w:val="ListParagraph"/>
-        <w:numPr>
-          <w:ilvl w:val="1"/>
-          <w:numId w:val="22"/>
-        </w:numPr>
+        <w:t xml:space="preserve">Clear documentation like </w:t>
+      </w:r>
+      <w:proofErr w:type="spellStart"/>
+      <w:r>
         <w:rPr>
           <w:lang w:val="en-US"/>
         </w:rPr>
-      </w:pPr>
-      <w:r>
+        <w:t>PyGame</w:t>
+      </w:r>
+      <w:proofErr w:type="spellEnd"/>
+    </w:p>
+    <w:p>
+      <w:pPr>
+        <w:pStyle w:val="ListParagraph"/>
+        <w:numPr>
+          <w:ilvl w:val="4"/>
+          <w:numId w:val="22"/>
+        </w:numPr>
+      </w:pPr>
+      <w:r>
+        <w:t xml:space="preserve">A lot better looking and concise </w:t>
+      </w:r>
+    </w:p>
+    <w:p>
+      <w:pPr>
+        <w:pStyle w:val="ListParagraph"/>
+        <w:numPr>
+          <w:ilvl w:val="2"/>
+          <w:numId w:val="22"/>
+        </w:numPr>
+      </w:pPr>
+      <w:r>
+        <w:t>Has an active community</w:t>
+      </w:r>
+    </w:p>
+    <w:p>
+      <w:pPr>
+        <w:pStyle w:val="ListParagraph"/>
+        <w:numPr>
+          <w:ilvl w:val="3"/>
+          <w:numId w:val="22"/>
+        </w:numPr>
+      </w:pPr>
+      <w:r>
+        <w:t>Research form ChatGPT</w:t>
+      </w:r>
+    </w:p>
+    <w:p>
+      <w:pPr>
+        <w:pStyle w:val="ListParagraph"/>
+        <w:numPr>
+          <w:ilvl w:val="1"/>
+          <w:numId w:val="22"/>
+        </w:numPr>
         <w:rPr>
           <w:lang w:val="en-US"/>
         </w:rPr>
-        <w:t>Consider use Godot or PyGame</w:t>
-      </w:r>
+      </w:pPr>
+      <w:r>
+        <w:rPr>
+          <w:lang w:val="en-US"/>
+        </w:rPr>
+        <w:t xml:space="preserve">Consider use Godot or </w:t>
+      </w:r>
+      <w:proofErr w:type="spellStart"/>
+      <w:r>
+        <w:rPr>
+          <w:lang w:val="en-US"/>
+        </w:rPr>
+        <w:t>PyGame</w:t>
+      </w:r>
+      <w:proofErr w:type="spellEnd"/>
     </w:p>
     <w:p>
       <w:pPr>
@@ -12493,7 +13225,7 @@
         <w:ind w:left="360"/>
       </w:pPr>
       <w:bookmarkStart w:id="60" w:name="_ilfjkfr7sa2u" w:colFirst="0" w:colLast="0"/>
-      <w:bookmarkStart w:id="61" w:name="_Toc171064213"/>
+      <w:bookmarkStart w:id="61" w:name="_Toc172138705"/>
       <w:bookmarkEnd w:id="60"/>
       <w:r>
         <w:t>26th of May</w:t>
@@ -12668,7 +13400,7 @@
         <w:ind w:left="360"/>
       </w:pPr>
       <w:bookmarkStart w:id="62" w:name="_ros5b13n07z9" w:colFirst="0" w:colLast="0"/>
-      <w:bookmarkStart w:id="63" w:name="_Toc171064214"/>
+      <w:bookmarkStart w:id="63" w:name="_Toc172138706"/>
       <w:bookmarkEnd w:id="62"/>
       <w:r>
         <w:t>27th of May</w:t>
@@ -12895,7 +13627,7 @@
         <w:ind w:left="360"/>
       </w:pPr>
       <w:bookmarkStart w:id="64" w:name="_qyvupq6x3wre" w:colFirst="0" w:colLast="0"/>
-      <w:bookmarkStart w:id="65" w:name="_Toc171064215"/>
+      <w:bookmarkStart w:id="65" w:name="_Toc172138707"/>
       <w:bookmarkEnd w:id="64"/>
       <w:r>
         <w:t>28th of May</w:t>
@@ -13159,7 +13891,7 @@
         <w:ind w:left="360"/>
       </w:pPr>
       <w:bookmarkStart w:id="66" w:name="_tqp7qkek3sxx" w:colFirst="0" w:colLast="0"/>
-      <w:bookmarkStart w:id="67" w:name="_Toc171064216"/>
+      <w:bookmarkStart w:id="67" w:name="_Toc172138708"/>
       <w:bookmarkEnd w:id="66"/>
       <w:r>
         <w:t>29th of May</w:t>
@@ -13380,7 +14112,7 @@
         <w:ind w:left="360"/>
       </w:pPr>
       <w:bookmarkStart w:id="68" w:name="_boq32pdyk7vt" w:colFirst="0" w:colLast="0"/>
-      <w:bookmarkStart w:id="69" w:name="_Toc171064217"/>
+      <w:bookmarkStart w:id="69" w:name="_Toc172138709"/>
       <w:bookmarkEnd w:id="68"/>
       <w:r>
         <w:t>30th of May</w:t>
@@ -13660,7 +14392,7 @@
         <w:ind w:left="360"/>
       </w:pPr>
       <w:bookmarkStart w:id="70" w:name="_1eknjex55i83" w:colFirst="0" w:colLast="0"/>
-      <w:bookmarkStart w:id="71" w:name="_Toc171064218"/>
+      <w:bookmarkStart w:id="71" w:name="_Toc172138710"/>
       <w:bookmarkEnd w:id="70"/>
       <w:r>
         <w:t>31st of May</w:t>
@@ -13905,7 +14637,7 @@
         <w:ind w:left="360"/>
       </w:pPr>
       <w:bookmarkStart w:id="72" w:name="_8h4dg5rfcrko" w:colFirst="0" w:colLast="0"/>
-      <w:bookmarkStart w:id="73" w:name="_Toc171064219"/>
+      <w:bookmarkStart w:id="73" w:name="_Toc172138711"/>
       <w:bookmarkEnd w:id="72"/>
       <w:r>
         <w:t>3rd of June</w:t>
@@ -14080,7 +14812,7 @@
         <w:ind w:left="360"/>
       </w:pPr>
       <w:bookmarkStart w:id="74" w:name="_m8tmi6sc6uty" w:colFirst="0" w:colLast="0"/>
-      <w:bookmarkStart w:id="75" w:name="_Toc171064220"/>
+      <w:bookmarkStart w:id="75" w:name="_Toc172138712"/>
       <w:bookmarkEnd w:id="74"/>
       <w:r>
         <w:t>4th of June</w:t>
@@ -14255,7 +14987,7 @@
         <w:ind w:left="360"/>
       </w:pPr>
       <w:bookmarkStart w:id="76" w:name="_n21s8u89tei4" w:colFirst="0" w:colLast="0"/>
-      <w:bookmarkStart w:id="77" w:name="_Toc171064221"/>
+      <w:bookmarkStart w:id="77" w:name="_Toc172138713"/>
       <w:bookmarkEnd w:id="76"/>
       <w:r>
         <w:t>5th of June</w:t>
@@ -14446,7 +15178,7 @@
         <w:ind w:left="360"/>
       </w:pPr>
       <w:bookmarkStart w:id="78" w:name="_g3dtqtlo3pgl" w:colFirst="0" w:colLast="0"/>
-      <w:bookmarkStart w:id="79" w:name="_Toc171064222"/>
+      <w:bookmarkStart w:id="79" w:name="_Toc172138714"/>
       <w:bookmarkEnd w:id="78"/>
       <w:r>
         <w:t>6th of June</w:t>
@@ -14633,7 +15365,7 @@
         <w:ind w:left="360"/>
       </w:pPr>
       <w:bookmarkStart w:id="80" w:name="_53mbsk1yjlrw" w:colFirst="0" w:colLast="0"/>
-      <w:bookmarkStart w:id="81" w:name="_Toc171064223"/>
+      <w:bookmarkStart w:id="81" w:name="_Toc172138715"/>
       <w:bookmarkEnd w:id="80"/>
       <w:r>
         <w:t>7th of June</w:t>
@@ -14814,7 +15546,21 @@
         <w:rPr>
           <w:lang w:val="en-US"/>
         </w:rPr>
-        <w:t xml:space="preserve">Converted all image into scalable .svg images for quality </w:t>
+        <w:t>Converted all image into scalable .</w:t>
+      </w:r>
+      <w:proofErr w:type="spellStart"/>
+      <w:r>
+        <w:rPr>
+          <w:lang w:val="en-US"/>
+        </w:rPr>
+        <w:t>svg</w:t>
+      </w:r>
+      <w:proofErr w:type="spellEnd"/>
+      <w:r>
+        <w:rPr>
+          <w:lang w:val="en-US"/>
+        </w:rPr>
+        <w:t xml:space="preserve"> images for quality </w:t>
       </w:r>
     </w:p>
     <w:p>
@@ -14922,7 +15668,7 @@
         <w:pStyle w:val="Heading3"/>
         <w:ind w:left="360"/>
       </w:pPr>
-      <w:bookmarkStart w:id="82" w:name="_Toc171064224"/>
+      <w:bookmarkStart w:id="82" w:name="_Toc172138716"/>
       <w:r>
         <w:t>9th of June</w:t>
       </w:r>
@@ -15107,7 +15853,7 @@
         <w:pStyle w:val="Heading3"/>
         <w:ind w:left="360"/>
       </w:pPr>
-      <w:bookmarkStart w:id="83" w:name="_Toc171064225"/>
+      <w:bookmarkStart w:id="83" w:name="_Toc172138717"/>
       <w:r>
         <w:t>10th of June</w:t>
       </w:r>
@@ -15347,7 +16093,7 @@
         <w:pStyle w:val="Heading3"/>
         <w:ind w:left="360"/>
       </w:pPr>
-      <w:bookmarkStart w:id="84" w:name="_Toc171064226"/>
+      <w:bookmarkStart w:id="84" w:name="_Toc172138718"/>
       <w:r>
         <w:t>13th of June</w:t>
       </w:r>
@@ -15530,7 +16276,7 @@
         <w:pStyle w:val="Heading3"/>
         <w:ind w:left="360"/>
       </w:pPr>
-      <w:bookmarkStart w:id="85" w:name="_Toc171064227"/>
+      <w:bookmarkStart w:id="85" w:name="_Toc172138719"/>
       <w:r>
         <w:t>14th of June</w:t>
       </w:r>
@@ -15607,26 +16353,48 @@
           <w:lang w:val="en-US"/>
         </w:rPr>
       </w:pPr>
+      <w:proofErr w:type="spellStart"/>
       <w:r>
         <w:rPr>
           <w:lang w:val="en-US"/>
         </w:rPr>
-        <w:t>get_viewport_rect().size</w:t>
-      </w:r>
-    </w:p>
-    <w:p>
-      <w:pPr>
-        <w:pStyle w:val="ListParagraph"/>
-        <w:numPr>
-          <w:ilvl w:val="3"/>
-          <w:numId w:val="22"/>
-        </w:numPr>
-      </w:pPr>
+        <w:t>get_viewport_rect</w:t>
+      </w:r>
+      <w:proofErr w:type="spellEnd"/>
       <w:r>
         <w:rPr>
           <w:lang w:val="en-US"/>
         </w:rPr>
-        <w:t>clamp (x,y,z)</w:t>
+        <w:t>().size</w:t>
+      </w:r>
+    </w:p>
+    <w:p>
+      <w:pPr>
+        <w:pStyle w:val="ListParagraph"/>
+        <w:numPr>
+          <w:ilvl w:val="3"/>
+          <w:numId w:val="22"/>
+        </w:numPr>
+      </w:pPr>
+      <w:r>
+        <w:rPr>
+          <w:lang w:val="en-US"/>
+        </w:rPr>
+        <w:t>clamp (</w:t>
+      </w:r>
+      <w:proofErr w:type="spellStart"/>
+      <w:r>
+        <w:rPr>
+          <w:lang w:val="en-US"/>
+        </w:rPr>
+        <w:t>x,y,z</w:t>
+      </w:r>
+      <w:proofErr w:type="spellEnd"/>
+      <w:r>
+        <w:rPr>
+          <w:lang w:val="en-US"/>
+        </w:rPr>
+        <w:t>)</w:t>
       </w:r>
     </w:p>
     <w:p>
@@ -15745,7 +16513,7 @@
         <w:pStyle w:val="Heading3"/>
         <w:ind w:left="360"/>
       </w:pPr>
-      <w:bookmarkStart w:id="86" w:name="_Toc171064228"/>
+      <w:bookmarkStart w:id="86" w:name="_Toc172138720"/>
       <w:r>
         <w:t>15th of June</w:t>
       </w:r>
@@ -15811,22 +16579,58 @@
         <w:rPr>
           <w:lang w:val="en-US"/>
         </w:rPr>
-        <w:t>% x.size()</w:t>
-      </w:r>
-    </w:p>
-    <w:p>
-      <w:pPr>
-        <w:pStyle w:val="ListParagraph"/>
-        <w:numPr>
-          <w:ilvl w:val="3"/>
-          <w:numId w:val="22"/>
-        </w:numPr>
-      </w:pPr>
+        <w:t xml:space="preserve">% </w:t>
+      </w:r>
+      <w:proofErr w:type="spellStart"/>
       <w:r>
         <w:rPr>
           <w:lang w:val="en-US"/>
         </w:rPr>
-        <w:t>randf_range(x,y)</w:t>
+        <w:t>x.size</w:t>
+      </w:r>
+      <w:proofErr w:type="spellEnd"/>
+      <w:r>
+        <w:rPr>
+          <w:lang w:val="en-US"/>
+        </w:rPr>
+        <w:t>()</w:t>
+      </w:r>
+    </w:p>
+    <w:p>
+      <w:pPr>
+        <w:pStyle w:val="ListParagraph"/>
+        <w:numPr>
+          <w:ilvl w:val="3"/>
+          <w:numId w:val="22"/>
+        </w:numPr>
+      </w:pPr>
+      <w:proofErr w:type="spellStart"/>
+      <w:r>
+        <w:rPr>
+          <w:lang w:val="en-US"/>
+        </w:rPr>
+        <w:t>randf_range</w:t>
+      </w:r>
+      <w:proofErr w:type="spellEnd"/>
+      <w:r>
+        <w:rPr>
+          <w:lang w:val="en-US"/>
+        </w:rPr>
+        <w:t>(</w:t>
+      </w:r>
+      <w:proofErr w:type="spellStart"/>
+      <w:r>
+        <w:rPr>
+          <w:lang w:val="en-US"/>
+        </w:rPr>
+        <w:t>x,y</w:t>
+      </w:r>
+      <w:proofErr w:type="spellEnd"/>
+      <w:r>
+        <w:rPr>
+          <w:lang w:val="en-US"/>
+        </w:rPr>
+        <w:t>)</w:t>
       </w:r>
     </w:p>
     <w:p>
@@ -15973,7 +16777,7 @@
         <w:pStyle w:val="Heading3"/>
         <w:ind w:left="360"/>
       </w:pPr>
-      <w:bookmarkStart w:id="87" w:name="_Toc171064229"/>
+      <w:bookmarkStart w:id="87" w:name="_Toc172138721"/>
       <w:r>
         <w:t>18th of June</w:t>
       </w:r>
@@ -16152,7 +16956,7 @@
         <w:pStyle w:val="Heading3"/>
         <w:ind w:left="360"/>
       </w:pPr>
-      <w:bookmarkStart w:id="88" w:name="_Toc171064230"/>
+      <w:bookmarkStart w:id="88" w:name="_Toc172138722"/>
       <w:r>
         <w:t>1</w:t>
       </w:r>
@@ -16215,7 +17019,35 @@
         <w:rPr>
           <w:lang w:val="en-US"/>
         </w:rPr>
-        <w:t xml:space="preserve">Added svg “Icon.svg” </w:t>
+        <w:t xml:space="preserve">Added </w:t>
+      </w:r>
+      <w:proofErr w:type="spellStart"/>
+      <w:r>
+        <w:rPr>
+          <w:lang w:val="en-US"/>
+        </w:rPr>
+        <w:t>svg</w:t>
+      </w:r>
+      <w:proofErr w:type="spellEnd"/>
+      <w:r>
+        <w:rPr>
+          <w:lang w:val="en-US"/>
+        </w:rPr>
+        <w:t xml:space="preserve"> “</w:t>
+      </w:r>
+      <w:proofErr w:type="spellStart"/>
+      <w:r>
+        <w:rPr>
+          <w:lang w:val="en-US"/>
+        </w:rPr>
+        <w:t>Icon.svg</w:t>
+      </w:r>
+      <w:proofErr w:type="spellEnd"/>
+      <w:r>
+        <w:rPr>
+          <w:lang w:val="en-US"/>
+        </w:rPr>
+        <w:t xml:space="preserve">” </w:t>
       </w:r>
     </w:p>
     <w:p>
@@ -16233,6 +17065,7 @@
         <w:t xml:space="preserve">obtained from </w:t>
       </w:r>
       <w:hyperlink r:id="rId44">
+        <w:proofErr w:type="spellStart"/>
         <w:r>
           <w:rPr>
             <w:rStyle w:val="Hyperlink"/>
@@ -16240,27 +17073,56 @@
           </w:rPr>
           <w:t>Flaticon</w:t>
         </w:r>
+        <w:proofErr w:type="spellEnd"/>
       </w:hyperlink>
       <w:r>
         <w:rPr>
           <w:lang w:val="en-US"/>
         </w:rPr>
-        <w:t xml:space="preserve"> as a png </w:t>
-      </w:r>
-    </w:p>
-    <w:p>
-      <w:pPr>
-        <w:pStyle w:val="ListParagraph"/>
-        <w:numPr>
-          <w:ilvl w:val="2"/>
-          <w:numId w:val="22"/>
-        </w:numPr>
-      </w:pPr>
+        <w:t xml:space="preserve"> as a </w:t>
+      </w:r>
+      <w:proofErr w:type="spellStart"/>
       <w:r>
         <w:rPr>
           <w:lang w:val="en-US"/>
         </w:rPr>
-        <w:t>Converted svg through word</w:t>
+        <w:t>png</w:t>
+      </w:r>
+      <w:proofErr w:type="spellEnd"/>
+      <w:r>
+        <w:rPr>
+          <w:lang w:val="en-US"/>
+        </w:rPr>
+        <w:t xml:space="preserve"> </w:t>
+      </w:r>
+    </w:p>
+    <w:p>
+      <w:pPr>
+        <w:pStyle w:val="ListParagraph"/>
+        <w:numPr>
+          <w:ilvl w:val="2"/>
+          <w:numId w:val="22"/>
+        </w:numPr>
+      </w:pPr>
+      <w:r>
+        <w:rPr>
+          <w:lang w:val="en-US"/>
+        </w:rPr>
+        <w:t xml:space="preserve">Converted </w:t>
+      </w:r>
+      <w:proofErr w:type="spellStart"/>
+      <w:r>
+        <w:rPr>
+          <w:lang w:val="en-US"/>
+        </w:rPr>
+        <w:t>svg</w:t>
+      </w:r>
+      <w:proofErr w:type="spellEnd"/>
+      <w:r>
+        <w:rPr>
+          <w:lang w:val="en-US"/>
+        </w:rPr>
+        <w:t xml:space="preserve"> through word</w:t>
       </w:r>
     </w:p>
     <w:p>
@@ -16524,7 +17386,7 @@
       <w:pPr>
         <w:pStyle w:val="Heading3"/>
       </w:pPr>
-      <w:bookmarkStart w:id="89" w:name="_Toc171064231"/>
+      <w:bookmarkStart w:id="89" w:name="_Toc172138723"/>
       <w:r>
         <w:t>20th of June</w:t>
       </w:r>
@@ -16796,7 +17658,7 @@
         <w:pStyle w:val="Heading3"/>
         <w:ind w:firstLine="360"/>
       </w:pPr>
-      <w:bookmarkStart w:id="90" w:name="_Toc171064232"/>
+      <w:bookmarkStart w:id="90" w:name="_Toc172138724"/>
       <w:r>
         <w:t>2</w:t>
       </w:r>
@@ -16903,21 +17765,25 @@
           <w:numId w:val="22"/>
         </w:numPr>
       </w:pPr>
+      <w:proofErr w:type="spellStart"/>
       <w:r>
         <w:t>HUDGame</w:t>
       </w:r>
-    </w:p>
-    <w:p>
-      <w:pPr>
-        <w:pStyle w:val="ListParagraph"/>
-        <w:numPr>
-          <w:ilvl w:val="2"/>
-          <w:numId w:val="22"/>
-        </w:numPr>
-      </w:pPr>
+      <w:proofErr w:type="spellEnd"/>
+    </w:p>
+    <w:p>
+      <w:pPr>
+        <w:pStyle w:val="ListParagraph"/>
+        <w:numPr>
+          <w:ilvl w:val="2"/>
+          <w:numId w:val="22"/>
+        </w:numPr>
+      </w:pPr>
+      <w:proofErr w:type="spellStart"/>
       <w:r>
         <w:t>MainGame</w:t>
       </w:r>
+      <w:proofErr w:type="spellEnd"/>
     </w:p>
     <w:p>
       <w:pPr>
@@ -17023,7 +17889,19 @@
           <w:rPr>
             <w:rStyle w:val="Hyperlink"/>
           </w:rPr>
-          <w:t>GITHUB</w:t>
+          <w:t>GITH</w:t>
+        </w:r>
+        <w:r>
+          <w:rPr>
+            <w:rStyle w:val="Hyperlink"/>
+          </w:rPr>
+          <w:t>U</w:t>
+        </w:r>
+        <w:r>
+          <w:rPr>
+            <w:rStyle w:val="Hyperlink"/>
+          </w:rPr>
+          <w:t>B</w:t>
         </w:r>
       </w:hyperlink>
       <w:r>
@@ -17406,7 +18284,7 @@
         <w:pStyle w:val="Heading3"/>
         <w:ind w:firstLine="360"/>
       </w:pPr>
-      <w:bookmarkStart w:id="91" w:name="_Toc171064233"/>
+      <w:bookmarkStart w:id="91" w:name="_Toc172138725"/>
       <w:r>
         <w:t>22nd</w:t>
       </w:r>
@@ -17634,7 +18512,7 @@
         <w:pStyle w:val="Heading3"/>
         <w:ind w:firstLine="360"/>
       </w:pPr>
-      <w:bookmarkStart w:id="92" w:name="_Toc171064234"/>
+      <w:bookmarkStart w:id="92" w:name="_Toc172138726"/>
       <w:r>
         <w:t>24th of June</w:t>
       </w:r>
@@ -17696,9 +18574,11 @@
           <w:numId w:val="22"/>
         </w:numPr>
       </w:pPr>
+      <w:proofErr w:type="spellStart"/>
       <w:r>
         <w:t>Explosion.svg</w:t>
       </w:r>
+      <w:proofErr w:type="spellEnd"/>
     </w:p>
     <w:p>
       <w:pPr>
@@ -17943,7 +18823,7 @@
         <w:pStyle w:val="Heading3"/>
         <w:ind w:firstLine="360"/>
       </w:pPr>
-      <w:bookmarkStart w:id="93" w:name="_Toc171064235"/>
+      <w:bookmarkStart w:id="93" w:name="_Toc172138727"/>
       <w:r>
         <w:t>25th of June</w:t>
       </w:r>
@@ -18114,7 +18994,7 @@
         <w:pStyle w:val="Heading3"/>
         <w:ind w:firstLine="360"/>
       </w:pPr>
-      <w:bookmarkStart w:id="94" w:name="_Toc171064236"/>
+      <w:bookmarkStart w:id="94" w:name="_Toc172138728"/>
       <w:r>
         <w:t>26th of June</w:t>
       </w:r>
@@ -18425,7 +19305,7 @@
         <w:pStyle w:val="Heading3"/>
         <w:ind w:firstLine="360"/>
       </w:pPr>
-      <w:bookmarkStart w:id="95" w:name="_Toc171064237"/>
+      <w:bookmarkStart w:id="95" w:name="_Toc172138729"/>
       <w:r>
         <w:t>27th of June</w:t>
       </w:r>
@@ -18529,7 +19409,15 @@
         </w:numPr>
       </w:pPr>
       <w:r>
-        <w:t>“CoveredDebug()” in tile.gd</w:t>
+        <w:t>“</w:t>
+      </w:r>
+      <w:proofErr w:type="spellStart"/>
+      <w:r>
+        <w:t>CoveredDebug</w:t>
+      </w:r>
+      <w:proofErr w:type="spellEnd"/>
+      <w:r>
+        <w:t>()” in tile.gd</w:t>
       </w:r>
     </w:p>
     <w:p>
@@ -18787,7 +19675,7 @@
         <w:pStyle w:val="Heading3"/>
         <w:ind w:firstLine="360"/>
       </w:pPr>
-      <w:bookmarkStart w:id="96" w:name="_Toc171064238"/>
+      <w:bookmarkStart w:id="96" w:name="_Toc172138730"/>
       <w:r>
         <w:t>28th of June</w:t>
       </w:r>
@@ -18813,9 +19701,11 @@
           <w:numId w:val="22"/>
         </w:numPr>
       </w:pPr>
+      <w:proofErr w:type="spellStart"/>
       <w:r>
         <w:t>HUDGame</w:t>
       </w:r>
+      <w:proofErr w:type="spellEnd"/>
     </w:p>
     <w:p>
       <w:pPr>
@@ -18993,7 +19883,7 @@
         <w:pStyle w:val="Heading3"/>
         <w:ind w:firstLine="360"/>
       </w:pPr>
-      <w:bookmarkStart w:id="97" w:name="_Toc171064239"/>
+      <w:bookmarkStart w:id="97" w:name="_Toc172138731"/>
       <w:r>
         <w:t>29th of June</w:t>
       </w:r>
@@ -19260,7 +20150,7 @@
         <w:pStyle w:val="Heading3"/>
         <w:ind w:firstLine="360"/>
       </w:pPr>
-      <w:bookmarkStart w:id="98" w:name="_Toc171064240"/>
+      <w:bookmarkStart w:id="98" w:name="_Toc172138732"/>
       <w:r>
         <w:t>30th of June</w:t>
       </w:r>
@@ -19638,7 +20528,7 @@
         <w:pStyle w:val="Heading3"/>
         <w:ind w:firstLine="360"/>
       </w:pPr>
-      <w:bookmarkStart w:id="99" w:name="_Toc171064241"/>
+      <w:bookmarkStart w:id="99" w:name="_Toc172138733"/>
       <w:r>
         <w:t>3</w:t>
       </w:r>
@@ -19907,7 +20797,7 @@
         <w:pStyle w:val="Heading3"/>
         <w:ind w:firstLine="360"/>
       </w:pPr>
-      <w:bookmarkStart w:id="100" w:name="_Toc171064242"/>
+      <w:bookmarkStart w:id="100" w:name="_Toc172138734"/>
       <w:r>
         <w:t>4th of July</w:t>
       </w:r>
@@ -19972,11 +20862,19 @@
           <w:rStyle w:val="notion-enable-hover"/>
         </w:rPr>
       </w:pPr>
+      <w:proofErr w:type="spellStart"/>
       <w:r>
         <w:rPr>
           <w:rStyle w:val="notion-enable-hover"/>
         </w:rPr>
-        <w:t>SetMine()</w:t>
+        <w:t>SetMine</w:t>
+      </w:r>
+      <w:proofErr w:type="spellEnd"/>
+      <w:r>
+        <w:rPr>
+          <w:rStyle w:val="notion-enable-hover"/>
+        </w:rPr>
+        <w:t>()</w:t>
       </w:r>
     </w:p>
     <w:p>
@@ -20020,11 +20918,19 @@
           <w:rStyle w:val="notion-enable-hover"/>
         </w:rPr>
       </w:pPr>
+      <w:proofErr w:type="spellStart"/>
       <w:r>
         <w:rPr>
           <w:rStyle w:val="notion-enable-hover"/>
         </w:rPr>
-        <w:t>SetMine()</w:t>
+        <w:t>SetMine</w:t>
+      </w:r>
+      <w:proofErr w:type="spellEnd"/>
+      <w:r>
+        <w:rPr>
+          <w:rStyle w:val="notion-enable-hover"/>
+        </w:rPr>
+        <w:t>()</w:t>
       </w:r>
     </w:p>
     <w:p>
@@ -20056,29 +20962,45 @@
           <w:rStyle w:val="notion-enable-hover"/>
         </w:rPr>
       </w:pPr>
+      <w:proofErr w:type="spellStart"/>
       <w:r>
         <w:rPr>
           <w:rStyle w:val="notion-enable-hover"/>
         </w:rPr>
-        <w:t>GetSurroundings()</w:t>
-      </w:r>
-    </w:p>
-    <w:p>
-      <w:pPr>
-        <w:pStyle w:val="ListParagraph"/>
-        <w:numPr>
-          <w:ilvl w:val="3"/>
-          <w:numId w:val="22"/>
-        </w:numPr>
+        <w:t>GetSurroundings</w:t>
+      </w:r>
+      <w:proofErr w:type="spellEnd"/>
+      <w:r>
         <w:rPr>
           <w:rStyle w:val="notion-enable-hover"/>
         </w:rPr>
-      </w:pPr>
-      <w:r>
+        <w:t>()</w:t>
+      </w:r>
+    </w:p>
+    <w:p>
+      <w:pPr>
+        <w:pStyle w:val="ListParagraph"/>
+        <w:numPr>
+          <w:ilvl w:val="3"/>
+          <w:numId w:val="22"/>
+        </w:numPr>
         <w:rPr>
           <w:rStyle w:val="notion-enable-hover"/>
         </w:rPr>
-        <w:t>ToggleFlag()</w:t>
+      </w:pPr>
+      <w:proofErr w:type="spellStart"/>
+      <w:r>
+        <w:rPr>
+          <w:rStyle w:val="notion-enable-hover"/>
+        </w:rPr>
+        <w:t>ToggleFlag</w:t>
+      </w:r>
+      <w:proofErr w:type="spellEnd"/>
+      <w:r>
+        <w:rPr>
+          <w:rStyle w:val="notion-enable-hover"/>
+        </w:rPr>
+        <w:t>()</w:t>
       </w:r>
     </w:p>
     <w:p>
@@ -20090,7 +21012,15 @@
         </w:numPr>
       </w:pPr>
       <w:r>
-        <w:t>_on_control_gui_input(event)</w:t>
+        <w:t>_</w:t>
+      </w:r>
+      <w:proofErr w:type="spellStart"/>
+      <w:r>
+        <w:t>on_control_gui_input</w:t>
+      </w:r>
+      <w:proofErr w:type="spellEnd"/>
+      <w:r>
+        <w:t>(event)</w:t>
       </w:r>
     </w:p>
     <w:p>
@@ -20101,8 +21031,13 @@
           <w:numId w:val="22"/>
         </w:numPr>
       </w:pPr>
-      <w:r>
-        <w:t>DebugCovered()</w:t>
+      <w:proofErr w:type="spellStart"/>
+      <w:r>
+        <w:t>DebugCovered</w:t>
+      </w:r>
+      <w:proofErr w:type="spellEnd"/>
+      <w:r>
+        <w:t>()</w:t>
       </w:r>
     </w:p>
     <w:p>
@@ -20240,12 +21175,14 @@
         <w:pStyle w:val="Heading3"/>
         <w:ind w:firstLine="360"/>
       </w:pPr>
+      <w:bookmarkStart w:id="101" w:name="_Toc172138735"/>
       <w:r>
         <w:t>5</w:t>
       </w:r>
       <w:r>
         <w:t>th of July</w:t>
       </w:r>
+      <w:bookmarkEnd w:id="101"/>
     </w:p>
     <w:p>
       <w:pPr>
@@ -20402,9 +21339,11 @@
           <w:numId w:val="22"/>
         </w:numPr>
       </w:pPr>
+      <w:proofErr w:type="spellStart"/>
       <w:r>
         <w:t>LevelReset</w:t>
       </w:r>
+      <w:proofErr w:type="spellEnd"/>
       <w:r>
         <w:t xml:space="preserve">() </w:t>
       </w:r>
@@ -20543,9 +21482,11 @@
         <w:pStyle w:val="Heading3"/>
         <w:ind w:firstLine="360"/>
       </w:pPr>
+      <w:bookmarkStart w:id="102" w:name="_Toc172138736"/>
       <w:r>
         <w:t>6th of July</w:t>
       </w:r>
+      <w:bookmarkEnd w:id="102"/>
     </w:p>
     <w:p>
       <w:pPr>
@@ -20604,7 +21545,15 @@
         </w:numPr>
       </w:pPr>
       <w:r>
-        <w:t>“ListenerOn”</w:t>
+        <w:t>“</w:t>
+      </w:r>
+      <w:proofErr w:type="spellStart"/>
+      <w:r>
+        <w:t>ListenerOn</w:t>
+      </w:r>
+      <w:proofErr w:type="spellEnd"/>
+      <w:r>
+        <w:t>”</w:t>
       </w:r>
     </w:p>
     <w:p>
@@ -20790,9 +21739,11 @@
         <w:pStyle w:val="Heading3"/>
         <w:ind w:firstLine="360"/>
       </w:pPr>
+      <w:bookmarkStart w:id="103" w:name="_Toc172138737"/>
       <w:r>
         <w:t>7th of July</w:t>
       </w:r>
+      <w:bookmarkEnd w:id="103"/>
     </w:p>
     <w:p>
       <w:pPr>
@@ -21027,9 +21978,11 @@
         <w:pStyle w:val="Heading3"/>
         <w:ind w:firstLine="360"/>
       </w:pPr>
+      <w:bookmarkStart w:id="104" w:name="_Toc172138738"/>
       <w:r>
         <w:t>8th of July</w:t>
       </w:r>
+      <w:bookmarkEnd w:id="104"/>
     </w:p>
     <w:p>
       <w:pPr>
@@ -21091,11 +22044,16 @@
         </w:numPr>
       </w:pPr>
       <w:r>
-        <w:t>Created “Tile</w:t>
+        <w:t>Created “</w:t>
+      </w:r>
+      <w:proofErr w:type="spellStart"/>
+      <w:r>
+        <w:t>Tile</w:t>
       </w:r>
       <w:r>
         <w:t>Hover</w:t>
       </w:r>
+      <w:proofErr w:type="spellEnd"/>
       <w:r>
         <w:t>” sprite</w:t>
       </w:r>
@@ -21123,9 +22081,11 @@
       <w:r>
         <w:t>Created “</w:t>
       </w:r>
+      <w:proofErr w:type="spellStart"/>
       <w:r>
         <w:t>UsedMine</w:t>
       </w:r>
+      <w:proofErr w:type="spellEnd"/>
       <w:r>
         <w:t>” sprite</w:t>
       </w:r>
@@ -21199,9 +22159,11 @@
           <w:numId w:val="22"/>
         </w:numPr>
       </w:pPr>
+      <w:proofErr w:type="spellStart"/>
       <w:r>
         <w:t>HUDComplete.tscn</w:t>
       </w:r>
+      <w:proofErr w:type="spellEnd"/>
     </w:p>
     <w:p>
       <w:pPr>
@@ -21211,9 +22173,11 @@
           <w:numId w:val="22"/>
         </w:numPr>
       </w:pPr>
+      <w:proofErr w:type="spellStart"/>
       <w:r>
         <w:t>CompleteScreen.tscn</w:t>
       </w:r>
+      <w:proofErr w:type="spellEnd"/>
     </w:p>
     <w:p>
       <w:pPr>
@@ -21436,9 +22400,11 @@
         <w:pStyle w:val="Heading3"/>
         <w:ind w:firstLine="360"/>
       </w:pPr>
+      <w:bookmarkStart w:id="105" w:name="_Toc172138739"/>
       <w:r>
         <w:t>9th of July</w:t>
       </w:r>
+      <w:bookmarkEnd w:id="105"/>
     </w:p>
     <w:p>
       <w:pPr>
@@ -21472,21 +22438,25 @@
           <w:numId w:val="22"/>
         </w:numPr>
       </w:pPr>
+      <w:proofErr w:type="spellStart"/>
       <w:r>
         <w:t>OverScreen.tscn</w:t>
       </w:r>
-    </w:p>
-    <w:p>
-      <w:pPr>
-        <w:pStyle w:val="ListParagraph"/>
-        <w:numPr>
-          <w:ilvl w:val="2"/>
-          <w:numId w:val="22"/>
-        </w:numPr>
-      </w:pPr>
+      <w:proofErr w:type="spellEnd"/>
+    </w:p>
+    <w:p>
+      <w:pPr>
+        <w:pStyle w:val="ListParagraph"/>
+        <w:numPr>
+          <w:ilvl w:val="2"/>
+          <w:numId w:val="22"/>
+        </w:numPr>
+      </w:pPr>
+      <w:proofErr w:type="spellStart"/>
       <w:r>
         <w:t>HUDOver.tscn</w:t>
       </w:r>
+      <w:proofErr w:type="spellEnd"/>
     </w:p>
     <w:p>
       <w:pPr>
@@ -21508,21 +22478,25 @@
           <w:numId w:val="22"/>
         </w:numPr>
       </w:pPr>
+      <w:proofErr w:type="spellStart"/>
       <w:r>
         <w:t>ScoreScreen.tscn</w:t>
       </w:r>
-    </w:p>
-    <w:p>
-      <w:pPr>
-        <w:pStyle w:val="ListParagraph"/>
-        <w:numPr>
-          <w:ilvl w:val="2"/>
-          <w:numId w:val="22"/>
-        </w:numPr>
-      </w:pPr>
+      <w:proofErr w:type="spellEnd"/>
+    </w:p>
+    <w:p>
+      <w:pPr>
+        <w:pStyle w:val="ListParagraph"/>
+        <w:numPr>
+          <w:ilvl w:val="2"/>
+          <w:numId w:val="22"/>
+        </w:numPr>
+      </w:pPr>
+      <w:proofErr w:type="spellStart"/>
       <w:r>
         <w:t>HUDScore.tscn</w:t>
       </w:r>
+      <w:proofErr w:type="spellEnd"/>
     </w:p>
     <w:p>
       <w:pPr>
@@ -21535,6 +22509,7 @@
       <w:r>
         <w:t xml:space="preserve">Added </w:t>
       </w:r>
+      <w:proofErr w:type="spellStart"/>
       <w:r>
         <w:t>scores</w:t>
       </w:r>
@@ -21544,6 +22519,7 @@
       <w:r>
         <w:t>cfg</w:t>
       </w:r>
+      <w:proofErr w:type="spellEnd"/>
       <w:r>
         <w:t xml:space="preserve"> file</w:t>
       </w:r>
@@ -21581,7 +22557,15 @@
         </w:numPr>
       </w:pPr>
       <w:r>
-        <w:t>From godot documentation</w:t>
+        <w:t xml:space="preserve">From </w:t>
+      </w:r>
+      <w:proofErr w:type="spellStart"/>
+      <w:r>
+        <w:t>godot</w:t>
+      </w:r>
+      <w:proofErr w:type="spellEnd"/>
+      <w:r>
+        <w:t xml:space="preserve"> documentation</w:t>
       </w:r>
     </w:p>
     <w:p>
@@ -21592,8 +22576,13 @@
           <w:numId w:val="22"/>
         </w:numPr>
       </w:pPr>
-      <w:r>
-        <w:t>Github Repository</w:t>
+      <w:proofErr w:type="spellStart"/>
+      <w:r>
+        <w:t>Github</w:t>
+      </w:r>
+      <w:proofErr w:type="spellEnd"/>
+      <w:r>
+        <w:t xml:space="preserve"> Repository</w:t>
       </w:r>
     </w:p>
     <w:p>
@@ -21746,9 +22735,11 @@
         <w:pStyle w:val="Heading3"/>
         <w:ind w:firstLine="360"/>
       </w:pPr>
+      <w:bookmarkStart w:id="106" w:name="_Toc172138740"/>
       <w:r>
         <w:t>10th of July</w:t>
       </w:r>
+      <w:bookmarkEnd w:id="106"/>
     </w:p>
     <w:p>
       <w:pPr>
@@ -21797,11 +22788,16 @@
       <w:r>
         <w:t xml:space="preserve">Added code to create a new </w:t>
       </w:r>
+      <w:proofErr w:type="spellStart"/>
       <w:r>
         <w:t>scores</w:t>
       </w:r>
       <w:r>
-        <w:t>.cfg file if there is none in the user files</w:t>
+        <w:t>.cfg</w:t>
+      </w:r>
+      <w:proofErr w:type="spellEnd"/>
+      <w:r>
+        <w:t xml:space="preserve"> file if there is none in the user files</w:t>
       </w:r>
     </w:p>
     <w:p>
@@ -21965,11 +22961,959 @@
         <w:pStyle w:val="Heading3"/>
         <w:ind w:firstLine="360"/>
       </w:pPr>
+      <w:bookmarkStart w:id="107" w:name="_Toc172138741"/>
+      <w:r>
+        <w:t>16th of July</w:t>
+      </w:r>
+      <w:bookmarkEnd w:id="107"/>
+    </w:p>
+    <w:p>
+      <w:pPr>
+        <w:pStyle w:val="ListParagraph"/>
+        <w:numPr>
+          <w:ilvl w:val="0"/>
+          <w:numId w:val="22"/>
+        </w:numPr>
+      </w:pPr>
+      <w:r>
+        <w:t>Continued development on main game</w:t>
+      </w:r>
+    </w:p>
+    <w:p>
+      <w:pPr>
+        <w:pStyle w:val="ListParagraph"/>
+        <w:numPr>
+          <w:ilvl w:val="1"/>
+          <w:numId w:val="22"/>
+        </w:numPr>
+      </w:pPr>
+      <w:r>
+        <w:t xml:space="preserve">Added new </w:t>
+      </w:r>
+      <w:proofErr w:type="spellStart"/>
+      <w:r>
+        <w:t>shippart.cfg</w:t>
+      </w:r>
+      <w:proofErr w:type="spellEnd"/>
+      <w:r>
+        <w:t xml:space="preserve"> file</w:t>
+      </w:r>
+    </w:p>
+    <w:p>
+      <w:pPr>
+        <w:pStyle w:val="ListParagraph"/>
+        <w:numPr>
+          <w:ilvl w:val="1"/>
+          <w:numId w:val="22"/>
+        </w:numPr>
+      </w:pPr>
+      <w:r>
+        <w:t>Added function to StandAlone.gd</w:t>
+      </w:r>
+    </w:p>
+    <w:p>
+      <w:pPr>
+        <w:pStyle w:val="ListParagraph"/>
+        <w:numPr>
+          <w:ilvl w:val="2"/>
+          <w:numId w:val="22"/>
+        </w:numPr>
+      </w:pPr>
+      <w:proofErr w:type="spellStart"/>
+      <w:r>
+        <w:t>configShip</w:t>
+      </w:r>
+      <w:proofErr w:type="spellEnd"/>
+      <w:r>
+        <w:t>(</w:t>
+      </w:r>
+      <w:proofErr w:type="spellStart"/>
+      <w:r>
+        <w:t>ship,part</w:t>
+      </w:r>
+      <w:proofErr w:type="spellEnd"/>
+      <w:r>
+        <w:t>)</w:t>
+      </w:r>
+    </w:p>
+    <w:p>
+      <w:pPr>
+        <w:pStyle w:val="ListParagraph"/>
+        <w:numPr>
+          <w:ilvl w:val="3"/>
+          <w:numId w:val="22"/>
+        </w:numPr>
+      </w:pPr>
+      <w:r>
+        <w:t xml:space="preserve">configs the </w:t>
+      </w:r>
+      <w:proofErr w:type="spellStart"/>
+      <w:r>
+        <w:t>shippart.cfg</w:t>
+      </w:r>
+      <w:proofErr w:type="spellEnd"/>
+    </w:p>
+    <w:p>
+      <w:pPr>
+        <w:pStyle w:val="ListParagraph"/>
+        <w:numPr>
+          <w:ilvl w:val="0"/>
+          <w:numId w:val="22"/>
+        </w:numPr>
+      </w:pPr>
+      <w:r>
+        <w:t>Gantt Chart Progress check</w:t>
+      </w:r>
+    </w:p>
+    <w:p>
+      <w:pPr>
+        <w:pStyle w:val="ListParagraph"/>
+        <w:numPr>
+          <w:ilvl w:val="1"/>
+          <w:numId w:val="22"/>
+        </w:numPr>
+      </w:pPr>
+      <w:r>
+        <w:t>Algorithm</w:t>
+      </w:r>
+    </w:p>
+    <w:p>
+      <w:pPr>
+        <w:pStyle w:val="ListParagraph"/>
+        <w:numPr>
+          <w:ilvl w:val="2"/>
+          <w:numId w:val="22"/>
+        </w:numPr>
+      </w:pPr>
+      <w:r>
+        <w:t>On course</w:t>
+      </w:r>
+    </w:p>
+    <w:p>
+      <w:pPr>
+        <w:pStyle w:val="ListParagraph"/>
+        <w:numPr>
+          <w:ilvl w:val="1"/>
+          <w:numId w:val="22"/>
+        </w:numPr>
+      </w:pPr>
+      <w:r>
+        <w:t>Documentation</w:t>
+      </w:r>
+    </w:p>
+    <w:p>
+      <w:pPr>
+        <w:pStyle w:val="ListParagraph"/>
+        <w:numPr>
+          <w:ilvl w:val="2"/>
+          <w:numId w:val="22"/>
+        </w:numPr>
+      </w:pPr>
+      <w:r>
+        <w:t>On course</w:t>
+      </w:r>
+    </w:p>
+    <w:p>
+      <w:pPr>
+        <w:pStyle w:val="ListParagraph"/>
+        <w:numPr>
+          <w:ilvl w:val="1"/>
+          <w:numId w:val="22"/>
+        </w:numPr>
+      </w:pPr>
+      <w:r>
+        <w:t>Coding</w:t>
+      </w:r>
+    </w:p>
+    <w:p>
+      <w:pPr>
+        <w:pStyle w:val="ListParagraph"/>
+        <w:numPr>
+          <w:ilvl w:val="2"/>
+          <w:numId w:val="22"/>
+        </w:numPr>
+      </w:pPr>
+      <w:r>
+        <w:t>On Course</w:t>
+      </w:r>
+    </w:p>
+    <w:p>
+      <w:pPr>
+        <w:pStyle w:val="ListParagraph"/>
+        <w:numPr>
+          <w:ilvl w:val="1"/>
+          <w:numId w:val="22"/>
+        </w:numPr>
+      </w:pPr>
+      <w:r>
+        <w:t>Testing</w:t>
+      </w:r>
+    </w:p>
+    <w:p>
+      <w:pPr>
+        <w:pStyle w:val="ListParagraph"/>
+        <w:numPr>
+          <w:ilvl w:val="2"/>
+          <w:numId w:val="22"/>
+        </w:numPr>
+      </w:pPr>
+      <w:r>
+        <w:t xml:space="preserve">Behind on schedule </w:t>
+      </w:r>
+    </w:p>
+    <w:p>
+      <w:pPr>
+        <w:pStyle w:val="ListParagraph"/>
+        <w:numPr>
+          <w:ilvl w:val="0"/>
+          <w:numId w:val="22"/>
+        </w:numPr>
+      </w:pPr>
+      <w:r>
+        <w:rPr>
+          <w:lang w:val="en-US"/>
+        </w:rPr>
+        <w:t>Additional task tomorro</w:t>
+      </w:r>
+      <w:r>
+        <w:rPr>
+          <w:lang w:val="en-US"/>
+        </w:rPr>
+        <w:t>w</w:t>
+      </w:r>
+    </w:p>
+    <w:p>
+      <w:pPr>
+        <w:pStyle w:val="ListParagraph"/>
+        <w:numPr>
+          <w:ilvl w:val="1"/>
+          <w:numId w:val="22"/>
+        </w:numPr>
+      </w:pPr>
+      <w:r>
+        <w:rPr>
+          <w:lang w:val="en-US"/>
+        </w:rPr>
+        <w:t>Continue coding</w:t>
+      </w:r>
+    </w:p>
+    <w:p>
+      <w:pPr>
+        <w:pStyle w:val="Heading3"/>
+        <w:ind w:firstLine="360"/>
+      </w:pPr>
+      <w:bookmarkStart w:id="108" w:name="_Toc172138742"/>
+      <w:r>
+        <w:t>17th of July</w:t>
+      </w:r>
+      <w:bookmarkEnd w:id="108"/>
+    </w:p>
+    <w:p>
+      <w:pPr>
+        <w:pStyle w:val="ListParagraph"/>
+        <w:numPr>
+          <w:ilvl w:val="0"/>
+          <w:numId w:val="22"/>
+        </w:numPr>
+      </w:pPr>
+      <w:r>
+        <w:t>Continued development on main game</w:t>
+      </w:r>
+    </w:p>
+    <w:p>
+      <w:pPr>
+        <w:pStyle w:val="ListParagraph"/>
+        <w:numPr>
+          <w:ilvl w:val="1"/>
+          <w:numId w:val="22"/>
+        </w:numPr>
+      </w:pPr>
+      <w:r>
+        <w:lastRenderedPageBreak/>
+        <w:t xml:space="preserve">New node in </w:t>
+      </w:r>
+      <w:proofErr w:type="spellStart"/>
+      <w:r>
+        <w:t>MainGame.Tscn</w:t>
+      </w:r>
+      <w:proofErr w:type="spellEnd"/>
+    </w:p>
+    <w:p>
+      <w:pPr>
+        <w:pStyle w:val="ListParagraph"/>
+        <w:numPr>
+          <w:ilvl w:val="2"/>
+          <w:numId w:val="22"/>
+        </w:numPr>
+      </w:pPr>
+      <w:r>
+        <w:t>Control</w:t>
+      </w:r>
+    </w:p>
+    <w:p>
+      <w:pPr>
+        <w:pStyle w:val="ListParagraph"/>
+        <w:numPr>
+          <w:ilvl w:val="3"/>
+          <w:numId w:val="22"/>
+        </w:numPr>
+      </w:pPr>
+      <w:r>
+        <w:t xml:space="preserve">Used to emit a signal to </w:t>
+      </w:r>
+      <w:r>
+        <w:t>validate</w:t>
+      </w:r>
+      <w:r>
+        <w:t xml:space="preserve"> player is click on tile map</w:t>
+      </w:r>
+    </w:p>
+    <w:p>
+      <w:pPr>
+        <w:pStyle w:val="ListParagraph"/>
+        <w:numPr>
+          <w:ilvl w:val="1"/>
+          <w:numId w:val="22"/>
+        </w:numPr>
+      </w:pPr>
+      <w:r>
+        <w:t>Added function to StandAlone.gd</w:t>
+      </w:r>
+    </w:p>
+    <w:p>
+      <w:pPr>
+        <w:pStyle w:val="ListParagraph"/>
+        <w:numPr>
+          <w:ilvl w:val="2"/>
+          <w:numId w:val="22"/>
+        </w:numPr>
+      </w:pPr>
+      <w:proofErr w:type="spellStart"/>
+      <w:r>
+        <w:t>shipoffersetter</w:t>
+      </w:r>
+      <w:proofErr w:type="spellEnd"/>
+      <w:r>
+        <w:t>()</w:t>
+      </w:r>
+    </w:p>
+    <w:p>
+      <w:pPr>
+        <w:pStyle w:val="ListParagraph"/>
+        <w:numPr>
+          <w:ilvl w:val="3"/>
+          <w:numId w:val="22"/>
+        </w:numPr>
+      </w:pPr>
+      <w:r>
+        <w:t>gives the offset values for ship placing</w:t>
+      </w:r>
+    </w:p>
+    <w:p>
+      <w:pPr>
+        <w:pStyle w:val="ListParagraph"/>
+        <w:numPr>
+          <w:ilvl w:val="1"/>
+          <w:numId w:val="22"/>
+        </w:numPr>
+      </w:pPr>
+      <w:r>
+        <w:t xml:space="preserve">Added function to </w:t>
+      </w:r>
+      <w:r>
+        <w:t>Mechanics</w:t>
+      </w:r>
+      <w:r>
+        <w:t>.gd</w:t>
+      </w:r>
+    </w:p>
+    <w:p>
+      <w:pPr>
+        <w:pStyle w:val="ListParagraph"/>
+        <w:numPr>
+          <w:ilvl w:val="2"/>
+          <w:numId w:val="22"/>
+        </w:numPr>
+      </w:pPr>
+      <w:proofErr w:type="spellStart"/>
+      <w:r>
+        <w:t>shipPlacer</w:t>
+      </w:r>
+      <w:proofErr w:type="spellEnd"/>
+      <w:r>
+        <w:t>()</w:t>
+      </w:r>
+    </w:p>
+    <w:p>
+      <w:pPr>
+        <w:pStyle w:val="ListParagraph"/>
+        <w:numPr>
+          <w:ilvl w:val="3"/>
+          <w:numId w:val="22"/>
+        </w:numPr>
+      </w:pPr>
+      <w:r>
+        <w:t>allows ships to be placed</w:t>
+      </w:r>
+    </w:p>
+    <w:p>
+      <w:pPr>
+        <w:pStyle w:val="ListParagraph"/>
+        <w:numPr>
+          <w:ilvl w:val="1"/>
+          <w:numId w:val="22"/>
+        </w:numPr>
+      </w:pPr>
+      <w:r>
+        <w:t>Scaped .</w:t>
+      </w:r>
+      <w:proofErr w:type="spellStart"/>
+      <w:r>
+        <w:t>cfg</w:t>
+      </w:r>
+      <w:proofErr w:type="spellEnd"/>
+      <w:r>
+        <w:t xml:space="preserve"> idea</w:t>
+      </w:r>
+    </w:p>
+    <w:p>
+      <w:pPr>
+        <w:pStyle w:val="ListParagraph"/>
+        <w:numPr>
+          <w:ilvl w:val="1"/>
+          <w:numId w:val="22"/>
+        </w:numPr>
+      </w:pPr>
+      <w:r>
+        <w:t>Added new variable to StandAlone.gd</w:t>
+      </w:r>
+    </w:p>
+    <w:p>
+      <w:pPr>
+        <w:pStyle w:val="ListParagraph"/>
+        <w:numPr>
+          <w:ilvl w:val="3"/>
+          <w:numId w:val="22"/>
+        </w:numPr>
+      </w:pPr>
+      <w:proofErr w:type="spellStart"/>
+      <w:r>
+        <w:t>ShipPlacement</w:t>
+      </w:r>
+      <w:proofErr w:type="spellEnd"/>
+    </w:p>
+    <w:p>
+      <w:pPr>
+        <w:pStyle w:val="ListParagraph"/>
+        <w:numPr>
+          <w:ilvl w:val="4"/>
+          <w:numId w:val="22"/>
+        </w:numPr>
+      </w:pPr>
+      <w:r>
+        <w:t>Switches what hover over a tile and clicking a tile does</w:t>
+      </w:r>
+    </w:p>
+    <w:p>
+      <w:pPr>
+        <w:pStyle w:val="ListParagraph"/>
+        <w:numPr>
+          <w:ilvl w:val="1"/>
+          <w:numId w:val="22"/>
+        </w:numPr>
+      </w:pPr>
+      <w:r>
+        <w:t>Made new signal in Events.gd</w:t>
+      </w:r>
+    </w:p>
+    <w:p>
+      <w:pPr>
+        <w:pStyle w:val="ListParagraph"/>
+        <w:numPr>
+          <w:ilvl w:val="2"/>
+          <w:numId w:val="22"/>
+        </w:numPr>
+      </w:pPr>
+      <w:proofErr w:type="spellStart"/>
+      <w:r>
+        <w:t>NodePosition</w:t>
+      </w:r>
+      <w:proofErr w:type="spellEnd"/>
+    </w:p>
+    <w:p>
+      <w:pPr>
+        <w:pStyle w:val="ListParagraph"/>
+        <w:numPr>
+          <w:ilvl w:val="3"/>
+          <w:numId w:val="22"/>
+        </w:numPr>
+      </w:pPr>
+      <w:r>
+        <w:t>Reports the node id and node position</w:t>
+      </w:r>
+    </w:p>
+    <w:p>
+      <w:pPr>
+        <w:pStyle w:val="ListParagraph"/>
+        <w:numPr>
+          <w:ilvl w:val="1"/>
+          <w:numId w:val="22"/>
+        </w:numPr>
+      </w:pPr>
+      <w:r>
+        <w:t>Added new arrays for each ship to StandAlone.gd</w:t>
+      </w:r>
+    </w:p>
+    <w:p>
+      <w:pPr>
+        <w:pStyle w:val="ListParagraph"/>
+        <w:numPr>
+          <w:ilvl w:val="2"/>
+          <w:numId w:val="22"/>
+        </w:numPr>
+      </w:pPr>
+      <w:r>
+        <w:t>carrier</w:t>
+      </w:r>
+    </w:p>
+    <w:p>
+      <w:pPr>
+        <w:pStyle w:val="ListParagraph"/>
+        <w:numPr>
+          <w:ilvl w:val="2"/>
+          <w:numId w:val="22"/>
+        </w:numPr>
+      </w:pPr>
+      <w:r>
+        <w:t>battleship</w:t>
+      </w:r>
+    </w:p>
+    <w:p>
+      <w:pPr>
+        <w:pStyle w:val="ListParagraph"/>
+        <w:numPr>
+          <w:ilvl w:val="2"/>
+          <w:numId w:val="22"/>
+        </w:numPr>
+      </w:pPr>
+      <w:r>
+        <w:t>cruiser</w:t>
+      </w:r>
+    </w:p>
+    <w:p>
+      <w:pPr>
+        <w:pStyle w:val="ListParagraph"/>
+        <w:numPr>
+          <w:ilvl w:val="2"/>
+          <w:numId w:val="22"/>
+        </w:numPr>
+      </w:pPr>
+      <w:r>
+        <w:t>submarine</w:t>
+      </w:r>
+    </w:p>
+    <w:p>
+      <w:pPr>
+        <w:pStyle w:val="ListParagraph"/>
+        <w:numPr>
+          <w:ilvl w:val="2"/>
+          <w:numId w:val="22"/>
+        </w:numPr>
+      </w:pPr>
+      <w:r>
+        <w:t>destroyer</w:t>
+      </w:r>
+    </w:p>
+    <w:p>
+      <w:pPr>
+        <w:pStyle w:val="ListParagraph"/>
+        <w:numPr>
+          <w:ilvl w:val="2"/>
+          <w:numId w:val="22"/>
+        </w:numPr>
+      </w:pPr>
+      <w:r>
+        <w:t>ships</w:t>
+      </w:r>
+    </w:p>
+    <w:p>
+      <w:pPr>
+        <w:pStyle w:val="ListParagraph"/>
+        <w:numPr>
+          <w:ilvl w:val="2"/>
+          <w:numId w:val="22"/>
+        </w:numPr>
+      </w:pPr>
+      <w:proofErr w:type="spellStart"/>
+      <w:r>
+        <w:t>arrayShips</w:t>
+      </w:r>
+      <w:proofErr w:type="spellEnd"/>
+    </w:p>
+    <w:p>
+      <w:pPr>
+        <w:pStyle w:val="ListParagraph"/>
+        <w:numPr>
+          <w:ilvl w:val="1"/>
+          <w:numId w:val="22"/>
+        </w:numPr>
+      </w:pPr>
+      <w:r>
+        <w:t>Added variable to Mechanics</w:t>
+      </w:r>
+    </w:p>
+    <w:p>
+      <w:pPr>
+        <w:pStyle w:val="ListParagraph"/>
+        <w:numPr>
+          <w:ilvl w:val="2"/>
+          <w:numId w:val="22"/>
+        </w:numPr>
+      </w:pPr>
+      <w:r>
+        <w:t>rotate</w:t>
+      </w:r>
+    </w:p>
+    <w:p>
+      <w:pPr>
+        <w:pStyle w:val="ListParagraph"/>
+        <w:numPr>
+          <w:ilvl w:val="1"/>
+          <w:numId w:val="22"/>
+        </w:numPr>
+      </w:pPr>
+      <w:r>
+        <w:t xml:space="preserve">Added variable to tile.gd </w:t>
+      </w:r>
+    </w:p>
+    <w:p>
+      <w:pPr>
+        <w:pStyle w:val="ListParagraph"/>
+        <w:numPr>
+          <w:ilvl w:val="2"/>
+          <w:numId w:val="22"/>
+        </w:numPr>
+      </w:pPr>
+      <w:proofErr w:type="spellStart"/>
+      <w:r>
+        <w:t>shipNumber</w:t>
+      </w:r>
+      <w:proofErr w:type="spellEnd"/>
+    </w:p>
+    <w:p>
+      <w:pPr>
+        <w:pStyle w:val="ListParagraph"/>
+        <w:numPr>
+          <w:ilvl w:val="2"/>
+          <w:numId w:val="22"/>
+        </w:numPr>
+      </w:pPr>
+      <w:proofErr w:type="spellStart"/>
+      <w:r>
+        <w:t>partNumber</w:t>
+      </w:r>
+      <w:proofErr w:type="spellEnd"/>
+    </w:p>
+    <w:p>
+      <w:pPr>
+        <w:pStyle w:val="ListParagraph"/>
+        <w:numPr>
+          <w:ilvl w:val="0"/>
+          <w:numId w:val="22"/>
+        </w:numPr>
+      </w:pPr>
+      <w:r>
+        <w:t>Reviewed Report</w:t>
+      </w:r>
+    </w:p>
+    <w:p>
+      <w:pPr>
+        <w:pStyle w:val="ListParagraph"/>
+        <w:numPr>
+          <w:ilvl w:val="1"/>
+          <w:numId w:val="22"/>
+        </w:numPr>
+      </w:pPr>
+      <w:r>
+        <w:t>Edited IPO table</w:t>
+      </w:r>
+    </w:p>
+    <w:p>
+      <w:pPr>
+        <w:pStyle w:val="ListParagraph"/>
+        <w:numPr>
+          <w:ilvl w:val="2"/>
+          <w:numId w:val="22"/>
+        </w:numPr>
+      </w:pPr>
+      <w:r>
+        <w:t>Changed parts of</w:t>
+      </w:r>
+    </w:p>
+    <w:p>
+      <w:pPr>
+        <w:pStyle w:val="ListParagraph"/>
+        <w:numPr>
+          <w:ilvl w:val="3"/>
+          <w:numId w:val="22"/>
+        </w:numPr>
+      </w:pPr>
+      <w:r>
+        <w:t>Ship placement</w:t>
+      </w:r>
+    </w:p>
+    <w:p>
+      <w:pPr>
+        <w:pStyle w:val="ListParagraph"/>
+        <w:numPr>
+          <w:ilvl w:val="3"/>
+          <w:numId w:val="22"/>
+        </w:numPr>
+      </w:pPr>
+      <w:r>
+        <w:t>Revealing a mine tile</w:t>
+      </w:r>
+    </w:p>
+    <w:p>
+      <w:pPr>
+        <w:pStyle w:val="ListParagraph"/>
+        <w:numPr>
+          <w:ilvl w:val="1"/>
+          <w:numId w:val="22"/>
+        </w:numPr>
+      </w:pPr>
+      <w:r>
+        <w:t>Edited context diagram</w:t>
+      </w:r>
+    </w:p>
+    <w:p>
+      <w:pPr>
+        <w:pStyle w:val="ListParagraph"/>
+        <w:numPr>
+          <w:ilvl w:val="2"/>
+          <w:numId w:val="22"/>
+        </w:numPr>
+      </w:pPr>
+      <w:r>
+        <w:t>Removed “</w:t>
+      </w:r>
+      <w:r>
+        <w:t>Play related sounds</w:t>
+      </w:r>
+      <w:r>
+        <w:t xml:space="preserve">” </w:t>
+      </w:r>
+    </w:p>
+    <w:p>
+      <w:pPr>
+        <w:pStyle w:val="ListParagraph"/>
+        <w:numPr>
+          <w:ilvl w:val="1"/>
+          <w:numId w:val="22"/>
+        </w:numPr>
+      </w:pPr>
+      <w:r>
+        <w:t>Edited dataflow diagram</w:t>
+      </w:r>
+    </w:p>
+    <w:p>
+      <w:pPr>
+        <w:pStyle w:val="ListParagraph"/>
+        <w:numPr>
+          <w:ilvl w:val="2"/>
+          <w:numId w:val="22"/>
+        </w:numPr>
+      </w:pPr>
+      <w:r>
+        <w:t>Removed “</w:t>
+      </w:r>
+      <w:r>
+        <w:t>Ship parts</w:t>
+      </w:r>
+      <w:r>
+        <w:t>” data base and related data arrows</w:t>
+      </w:r>
+    </w:p>
+    <w:p>
+      <w:pPr>
+        <w:pStyle w:val="ListParagraph"/>
+        <w:numPr>
+          <w:ilvl w:val="1"/>
+          <w:numId w:val="22"/>
+        </w:numPr>
+      </w:pPr>
+      <w:r>
+        <w:t>Edited System Flow Diagram</w:t>
+      </w:r>
+    </w:p>
+    <w:p>
+      <w:pPr>
+        <w:pStyle w:val="ListParagraph"/>
+        <w:numPr>
+          <w:ilvl w:val="2"/>
+          <w:numId w:val="22"/>
+        </w:numPr>
+      </w:pPr>
+      <w:r>
+        <w:t>Removed “Ship parts” data base and related arrows</w:t>
+      </w:r>
+    </w:p>
+    <w:p>
+      <w:pPr>
+        <w:pStyle w:val="ListParagraph"/>
+        <w:numPr>
+          <w:ilvl w:val="0"/>
+          <w:numId w:val="22"/>
+        </w:numPr>
+      </w:pPr>
+      <w:r>
+        <w:t>Gantt Chart Progress check</w:t>
+      </w:r>
+    </w:p>
+    <w:p>
+      <w:pPr>
+        <w:pStyle w:val="ListParagraph"/>
+        <w:numPr>
+          <w:ilvl w:val="1"/>
+          <w:numId w:val="22"/>
+        </w:numPr>
+      </w:pPr>
+      <w:r>
+        <w:t>Algorithm</w:t>
+      </w:r>
+    </w:p>
+    <w:p>
+      <w:pPr>
+        <w:pStyle w:val="ListParagraph"/>
+        <w:numPr>
+          <w:ilvl w:val="2"/>
+          <w:numId w:val="22"/>
+        </w:numPr>
+      </w:pPr>
+      <w:r>
+        <w:t>On course</w:t>
+      </w:r>
+    </w:p>
+    <w:p>
+      <w:pPr>
+        <w:pStyle w:val="ListParagraph"/>
+        <w:numPr>
+          <w:ilvl w:val="1"/>
+          <w:numId w:val="22"/>
+        </w:numPr>
+      </w:pPr>
+      <w:r>
+        <w:t>Documentation</w:t>
+      </w:r>
+    </w:p>
+    <w:p>
+      <w:pPr>
+        <w:pStyle w:val="ListParagraph"/>
+        <w:numPr>
+          <w:ilvl w:val="2"/>
+          <w:numId w:val="22"/>
+        </w:numPr>
+      </w:pPr>
+      <w:r>
+        <w:lastRenderedPageBreak/>
+        <w:t>On course</w:t>
+      </w:r>
+    </w:p>
+    <w:p>
+      <w:pPr>
+        <w:pStyle w:val="ListParagraph"/>
+        <w:numPr>
+          <w:ilvl w:val="1"/>
+          <w:numId w:val="22"/>
+        </w:numPr>
+      </w:pPr>
+      <w:r>
+        <w:t>Coding</w:t>
+      </w:r>
+    </w:p>
+    <w:p>
+      <w:pPr>
+        <w:pStyle w:val="ListParagraph"/>
+        <w:numPr>
+          <w:ilvl w:val="2"/>
+          <w:numId w:val="22"/>
+        </w:numPr>
+      </w:pPr>
+      <w:r>
+        <w:t>On Course</w:t>
+      </w:r>
+    </w:p>
+    <w:p>
+      <w:pPr>
+        <w:pStyle w:val="ListParagraph"/>
+        <w:numPr>
+          <w:ilvl w:val="1"/>
+          <w:numId w:val="22"/>
+        </w:numPr>
+      </w:pPr>
+      <w:r>
+        <w:t>Testing</w:t>
+      </w:r>
+    </w:p>
+    <w:p>
+      <w:pPr>
+        <w:pStyle w:val="ListParagraph"/>
+        <w:numPr>
+          <w:ilvl w:val="2"/>
+          <w:numId w:val="22"/>
+        </w:numPr>
+      </w:pPr>
+      <w:r>
+        <w:t xml:space="preserve">Behind on schedule </w:t>
+      </w:r>
+    </w:p>
+    <w:p>
+      <w:pPr>
+        <w:pStyle w:val="ListParagraph"/>
+        <w:numPr>
+          <w:ilvl w:val="0"/>
+          <w:numId w:val="22"/>
+        </w:numPr>
+      </w:pPr>
+      <w:r>
+        <w:rPr>
+          <w:lang w:val="en-US"/>
+        </w:rPr>
+        <w:t>Additional task tomorro</w:t>
+      </w:r>
+      <w:r>
+        <w:rPr>
+          <w:lang w:val="en-US"/>
+        </w:rPr>
+        <w:t>w</w:t>
+      </w:r>
+    </w:p>
+    <w:p>
+      <w:pPr>
+        <w:pStyle w:val="ListParagraph"/>
+        <w:numPr>
+          <w:ilvl w:val="1"/>
+          <w:numId w:val="22"/>
+        </w:numPr>
+      </w:pPr>
+      <w:r>
+        <w:rPr>
+          <w:lang w:val="en-US"/>
+        </w:rPr>
+        <w:t>Continue coding</w:t>
+      </w:r>
+    </w:p>
+    <w:p/>
+    <w:p>
+      <w:pPr>
+        <w:pStyle w:val="Heading3"/>
+        <w:ind w:firstLine="360"/>
+      </w:pPr>
       <w:r>
         <w:t>1</w:t>
       </w:r>
       <w:r>
-        <w:t>6</w:t>
+        <w:t>8</w:t>
       </w:r>
       <w:r>
         <w:t>th of July</w:t>
@@ -21996,43 +23940,62 @@
         </w:numPr>
       </w:pPr>
       <w:r>
-        <w:t>Added new shippart.cfg file</w:t>
-      </w:r>
-    </w:p>
-    <w:p>
-      <w:pPr>
-        <w:pStyle w:val="ListParagraph"/>
-        <w:numPr>
-          <w:ilvl w:val="1"/>
-          <w:numId w:val="22"/>
-        </w:numPr>
-      </w:pPr>
-      <w:r>
-        <w:t>Added function to StandAlone.gd</w:t>
-      </w:r>
-    </w:p>
-    <w:p>
-      <w:pPr>
-        <w:pStyle w:val="ListParagraph"/>
-        <w:numPr>
-          <w:ilvl w:val="2"/>
-          <w:numId w:val="22"/>
-        </w:numPr>
-      </w:pPr>
-      <w:r>
-        <w:t>configShip()</w:t>
-      </w:r>
-    </w:p>
-    <w:p>
-      <w:pPr>
-        <w:pStyle w:val="ListParagraph"/>
-        <w:numPr>
-          <w:ilvl w:val="3"/>
-          <w:numId w:val="22"/>
-        </w:numPr>
-      </w:pPr>
-      <w:r>
-        <w:t>configs the shippart.cfg</w:t>
+        <w:t xml:space="preserve">Created new variable with  mechanics.gd </w:t>
+      </w:r>
+    </w:p>
+    <w:p>
+      <w:pPr>
+        <w:pStyle w:val="ListParagraph"/>
+        <w:numPr>
+          <w:ilvl w:val="2"/>
+          <w:numId w:val="22"/>
+        </w:numPr>
+      </w:pPr>
+      <w:r>
+        <w:t>Boolean to tell that game that the place is hover the mouse over the tile</w:t>
+      </w:r>
+    </w:p>
+    <w:p>
+      <w:pPr>
+        <w:pStyle w:val="ListParagraph"/>
+        <w:numPr>
+          <w:ilvl w:val="1"/>
+          <w:numId w:val="22"/>
+        </w:numPr>
+      </w:pPr>
+      <w:r>
+        <w:t xml:space="preserve">Obtained ship sprites from </w:t>
+      </w:r>
+      <w:hyperlink r:id="rId51" w:history="1">
+        <w:proofErr w:type="spellStart"/>
+        <w:r>
+          <w:rPr>
+            <w:rStyle w:val="Hyperlink"/>
+          </w:rPr>
+          <w:t>O</w:t>
+        </w:r>
+        <w:r>
+          <w:rPr>
+            <w:rStyle w:val="Hyperlink"/>
+          </w:rPr>
+          <w:t>pengameart</w:t>
+        </w:r>
+        <w:proofErr w:type="spellEnd"/>
+      </w:hyperlink>
+    </w:p>
+    <w:p>
+      <w:pPr>
+        <w:pStyle w:val="ListParagraph"/>
+        <w:numPr>
+          <w:ilvl w:val="2"/>
+          <w:numId w:val="22"/>
+        </w:numPr>
+      </w:pPr>
+      <w:r>
+        <w:t>CC0 1.0 UNIVERSAL</w:t>
+      </w:r>
+      <w:r>
+        <w:t xml:space="preserve"> (public domain)</w:t>
       </w:r>
     </w:p>
     <w:p>

--- a/James Fan - Assessment 3_ Major Project.docx
+++ b/James Fan - Assessment 3_ Major Project.docx
@@ -103,7 +103,7 @@
           <w:noProof/>
         </w:rPr>
         <w:drawing>
-          <wp:anchor distT="0" distB="0" distL="114300" distR="114300" simplePos="0" relativeHeight="251662336" behindDoc="0" locked="0" layoutInCell="1" allowOverlap="1" wp14:anchorId="2E5C3EA8" wp14:editId="62DD9AD2">
+          <wp:anchor distT="0" distB="0" distL="114300" distR="114300" simplePos="0" relativeHeight="251662336" behindDoc="0" locked="0" layoutInCell="1" allowOverlap="1" wp14:anchorId="2E5C3EA8" wp14:editId="15541649">
             <wp:simplePos x="0" y="0"/>
             <wp:positionH relativeFrom="column">
               <wp:posOffset>1417320</wp:posOffset>
@@ -5647,15 +5647,7 @@
         <w:t xml:space="preserve"> Battlesweeper</w:t>
       </w:r>
       <w:r>
-        <w:t xml:space="preserve"> is a suitable project that is complex in nature but can be completed within the development period where it educational endeavor can help me learn how to tackle integrating two separate game functionalities into a whole functioning game </w:t>
-      </w:r>
-      <w:proofErr w:type="gramStart"/>
-      <w:r>
-        <w:t>and also</w:t>
-      </w:r>
-      <w:proofErr w:type="gramEnd"/>
-      <w:r>
-        <w:t xml:space="preserve"> how to create an efficient UI and create documentation such as user and technical manual  without confusing the user and/or future developers</w:t>
+        <w:t xml:space="preserve"> is a suitable project that is complex in nature but can be completed within the development period where it educational endeavor can help me learn how to tackle integrating two separate game functionalities into a whole functioning game and also how to create an efficient UI and create documentation such as user and technical manual  without confusing the user and/or future developers</w:t>
       </w:r>
     </w:p>
     <w:p>
@@ -7902,6 +7894,9 @@
     </w:p>
     <w:p>
       <w:r>
+        <w:rPr>
+          <w:noProof/>
+        </w:rPr>
         <w:drawing>
           <wp:inline distT="0" distB="0" distL="0" distR="0" wp14:anchorId="53DB87D8" wp14:editId="17034DE1">
             <wp:extent cx="5943600" cy="2286000"/>
@@ -10836,15 +10831,7 @@
               <w:t>, it assigns the correct texture for the integer of mines touching the revealed texture and reveals adjacent tiles non-mine touching tiles if the revealed tile is not touching any mines</w:t>
             </w:r>
             <w:r>
-              <w:t xml:space="preserve">. Is also the function that calculated the explosion of </w:t>
-            </w:r>
-            <w:proofErr w:type="gramStart"/>
-            <w:r>
-              <w:t>the a</w:t>
-            </w:r>
-            <w:proofErr w:type="gramEnd"/>
-            <w:r>
-              <w:t xml:space="preserve"> tile mine</w:t>
+              <w:t>. Is also the function that calculated the explosion of the a tile mine</w:t>
             </w:r>
           </w:p>
         </w:tc>
@@ -17889,19 +17876,7 @@
           <w:rPr>
             <w:rStyle w:val="Hyperlink"/>
           </w:rPr>
-          <w:t>GITH</w:t>
-        </w:r>
-        <w:r>
-          <w:rPr>
-            <w:rStyle w:val="Hyperlink"/>
-          </w:rPr>
-          <w:t>U</w:t>
-        </w:r>
-        <w:r>
-          <w:rPr>
-            <w:rStyle w:val="Hyperlink"/>
-          </w:rPr>
-          <w:t>B</w:t>
+          <w:t>GITHUB</w:t>
         </w:r>
       </w:hyperlink>
       <w:r>
@@ -23910,13 +23885,7 @@
         <w:ind w:firstLine="360"/>
       </w:pPr>
       <w:r>
-        <w:t>1</w:t>
-      </w:r>
-      <w:r>
-        <w:t>8</w:t>
-      </w:r>
-      <w:r>
-        <w:t>th of July</w:t>
+        <w:t>18th of July</w:t>
       </w:r>
     </w:p>
     <w:p>
@@ -23995,7 +23964,34 @@
         <w:t>CC0 1.0 UNIVERSAL</w:t>
       </w:r>
       <w:r>
-        <w:t xml:space="preserve"> (public domain)</w:t>
+        <w:t xml:space="preserve"> (public domain</w:t>
+      </w:r>
+      <w:r>
+        <w:t>)</w:t>
+      </w:r>
+    </w:p>
+    <w:p>
+      <w:pPr>
+        <w:pStyle w:val="ListParagraph"/>
+        <w:numPr>
+          <w:ilvl w:val="2"/>
+          <w:numId w:val="22"/>
+        </w:numPr>
+      </w:pPr>
+      <w:r>
+        <w:t>Cut sprites into parts</w:t>
+      </w:r>
+    </w:p>
+    <w:p>
+      <w:pPr>
+        <w:pStyle w:val="ListParagraph"/>
+        <w:numPr>
+          <w:ilvl w:val="2"/>
+          <w:numId w:val="22"/>
+        </w:numPr>
+      </w:pPr>
+      <w:r>
+        <w:t>Started creating destroyed sprites</w:t>
       </w:r>
     </w:p>
     <w:p>
@@ -27473,6 +27469,7 @@
   <w:style w:type="character" w:default="1" w:styleId="DefaultParagraphFont">
     <w:name w:val="Default Paragraph Font"/>
     <w:uiPriority w:val="1"/>
+    <w:semiHidden/>
     <w:unhideWhenUsed/>
   </w:style>
   <w:style w:type="table" w:default="1" w:styleId="TableNormal">

--- a/James Fan - Assessment 3_ Major Project.docx
+++ b/James Fan - Assessment 3_ Major Project.docx
@@ -103,7 +103,7 @@
           <w:noProof/>
         </w:rPr>
         <w:drawing>
-          <wp:anchor distT="0" distB="0" distL="114300" distR="114300" simplePos="0" relativeHeight="251662336" behindDoc="0" locked="0" layoutInCell="1" allowOverlap="1" wp14:anchorId="2E5C3EA8" wp14:editId="15541649">
+          <wp:anchor distT="0" distB="0" distL="114300" distR="114300" simplePos="0" relativeHeight="251662336" behindDoc="0" locked="0" layoutInCell="1" allowOverlap="1" wp14:anchorId="2E5C3EA8" wp14:editId="3889430E">
             <wp:simplePos x="0" y="0"/>
             <wp:positionH relativeFrom="column">
               <wp:posOffset>1417320</wp:posOffset>
@@ -8069,11 +8069,9 @@
       <w:r>
         <w:t xml:space="preserve">Select </w:t>
       </w:r>
-      <w:proofErr w:type="spellStart"/>
       <w:r>
         <w:t>BattleSweeper.rar</w:t>
       </w:r>
-      <w:proofErr w:type="spellEnd"/>
       <w:r>
         <w:t xml:space="preserve"> </w:t>
       </w:r>
@@ -8782,11 +8780,9 @@
             <w:tcW w:w="1951" w:type="dxa"/>
           </w:tcPr>
           <w:p>
-            <w:proofErr w:type="spellStart"/>
             <w:r>
               <w:t>GameOver</w:t>
             </w:r>
-            <w:proofErr w:type="spellEnd"/>
           </w:p>
         </w:tc>
         <w:tc>
@@ -8862,11 +8858,9 @@
             <w:tcW w:w="1951" w:type="dxa"/>
           </w:tcPr>
           <w:p>
-            <w:proofErr w:type="spellStart"/>
             <w:r>
               <w:t>CoverdDebug</w:t>
             </w:r>
-            <w:proofErr w:type="spellEnd"/>
           </w:p>
         </w:tc>
         <w:tc>
@@ -9020,11 +9014,9 @@
             <w:tcW w:w="1951" w:type="dxa"/>
           </w:tcPr>
           <w:p>
-            <w:proofErr w:type="spellStart"/>
             <w:r>
               <w:t>IsMine</w:t>
             </w:r>
-            <w:proofErr w:type="spellEnd"/>
           </w:p>
         </w:tc>
         <w:tc>
@@ -9100,11 +9092,9 @@
             <w:tcW w:w="1951" w:type="dxa"/>
           </w:tcPr>
           <w:p>
-            <w:proofErr w:type="spellStart"/>
             <w:r>
               <w:t>IsOccupied</w:t>
             </w:r>
-            <w:proofErr w:type="spellEnd"/>
           </w:p>
         </w:tc>
         <w:tc>
@@ -9395,11 +9385,9 @@
             <w:tcW w:w="1951" w:type="dxa"/>
           </w:tcPr>
           <w:p>
-            <w:proofErr w:type="spellStart"/>
             <w:r>
               <w:t>MineNumber</w:t>
             </w:r>
-            <w:proofErr w:type="spellEnd"/>
           </w:p>
         </w:tc>
         <w:tc>
@@ -9471,11 +9459,9 @@
             <w:tcW w:w="1951" w:type="dxa"/>
           </w:tcPr>
           <w:p>
-            <w:proofErr w:type="spellStart"/>
             <w:r>
               <w:t>ShipParts</w:t>
             </w:r>
-            <w:proofErr w:type="spellEnd"/>
           </w:p>
         </w:tc>
         <w:tc>
@@ -9551,11 +9537,9 @@
             <w:tcW w:w="1951" w:type="dxa"/>
           </w:tcPr>
           <w:p>
-            <w:proofErr w:type="spellStart"/>
             <w:r>
               <w:t>MineFlagged</w:t>
             </w:r>
-            <w:proofErr w:type="spellEnd"/>
           </w:p>
         </w:tc>
         <w:tc>
@@ -9627,11 +9611,9 @@
             <w:tcW w:w="1951" w:type="dxa"/>
           </w:tcPr>
           <w:p>
-            <w:proofErr w:type="spellStart"/>
             <w:r>
               <w:t>TileUncovered</w:t>
             </w:r>
-            <w:proofErr w:type="spellEnd"/>
           </w:p>
         </w:tc>
         <w:tc>
@@ -9707,11 +9689,9 @@
             <w:tcW w:w="1951" w:type="dxa"/>
           </w:tcPr>
           <w:p>
-            <w:proofErr w:type="spellStart"/>
             <w:r>
               <w:t>TilesRemain</w:t>
             </w:r>
-            <w:proofErr w:type="spellEnd"/>
           </w:p>
         </w:tc>
         <w:tc>
@@ -9783,11 +9763,9 @@
             <w:tcW w:w="1951" w:type="dxa"/>
           </w:tcPr>
           <w:p>
-            <w:proofErr w:type="spellStart"/>
             <w:r>
               <w:t>PlayerScore</w:t>
             </w:r>
-            <w:proofErr w:type="spellEnd"/>
           </w:p>
         </w:tc>
         <w:tc>
@@ -9855,11 +9833,9 @@
             <w:tcW w:w="1951" w:type="dxa"/>
           </w:tcPr>
           <w:p>
-            <w:proofErr w:type="spellStart"/>
             <w:r>
               <w:t>SurroundMine</w:t>
             </w:r>
-            <w:proofErr w:type="spellEnd"/>
             <w:r>
               <w:t>-</w:t>
             </w:r>
@@ -10090,11 +10066,9 @@
             <w:tcW w:w="1951" w:type="dxa"/>
           </w:tcPr>
           <w:p>
-            <w:proofErr w:type="spellStart"/>
             <w:r>
               <w:t>ListenerOn</w:t>
             </w:r>
-            <w:proofErr w:type="spellEnd"/>
           </w:p>
         </w:tc>
         <w:tc>
@@ -10380,13 +10354,8 @@
             <w:tcW w:w="1384" w:type="dxa"/>
           </w:tcPr>
           <w:p>
-            <w:proofErr w:type="spellStart"/>
-            <w:r>
-              <w:t>BeginGame</w:t>
-            </w:r>
-            <w:proofErr w:type="spellEnd"/>
-            <w:r>
-              <w:t>()</w:t>
+            <w:r>
+              <w:t>BeginGame()</w:t>
             </w:r>
           </w:p>
         </w:tc>
@@ -10431,11 +10400,9 @@
             <w:tcW w:w="1384" w:type="dxa"/>
           </w:tcPr>
           <w:p>
-            <w:proofErr w:type="spellStart"/>
             <w:r>
               <w:t>LevelReset</w:t>
             </w:r>
-            <w:proofErr w:type="spellEnd"/>
             <w:r>
               <w:t>()</w:t>
             </w:r>
@@ -10544,13 +10511,8 @@
             <w:tcW w:w="1384" w:type="dxa"/>
           </w:tcPr>
           <w:p>
-            <w:proofErr w:type="spellStart"/>
-            <w:r>
-              <w:t>SetMines</w:t>
-            </w:r>
-            <w:proofErr w:type="spellEnd"/>
-            <w:r>
-              <w:t>()</w:t>
+            <w:r>
+              <w:t>SetMines()</w:t>
             </w:r>
           </w:p>
         </w:tc>
@@ -10778,13 +10740,8 @@
             <w:tcW w:w="1384" w:type="dxa"/>
           </w:tcPr>
           <w:p>
-            <w:proofErr w:type="spellStart"/>
-            <w:r>
-              <w:t>SetMine</w:t>
-            </w:r>
-            <w:proofErr w:type="spellEnd"/>
-            <w:r>
-              <w:t>()</w:t>
+            <w:r>
+              <w:t>SetMine()</w:t>
             </w:r>
           </w:p>
         </w:tc>
@@ -10842,13 +10799,8 @@
             <w:tcW w:w="1384" w:type="dxa"/>
           </w:tcPr>
           <w:p>
-            <w:proofErr w:type="spellStart"/>
-            <w:r>
-              <w:t>GetSurroundings</w:t>
-            </w:r>
-            <w:proofErr w:type="spellEnd"/>
-            <w:r>
-              <w:t>()</w:t>
+            <w:r>
+              <w:t>GetSurroundings()</w:t>
             </w:r>
           </w:p>
         </w:tc>
@@ -10869,13 +10821,8 @@
             <w:tcW w:w="1384" w:type="dxa"/>
           </w:tcPr>
           <w:p>
-            <w:proofErr w:type="spellStart"/>
-            <w:r>
-              <w:t>ToggleFlag</w:t>
-            </w:r>
-            <w:proofErr w:type="spellEnd"/>
-            <w:r>
-              <w:t>()</w:t>
+            <w:r>
+              <w:t>ToggleFlag()</w:t>
             </w:r>
           </w:p>
         </w:tc>
@@ -10897,15 +10844,7 @@
           </w:tcPr>
           <w:p>
             <w:r>
-              <w:t>_</w:t>
-            </w:r>
-            <w:proofErr w:type="spellStart"/>
-            <w:r>
-              <w:t>on_control_gui_input</w:t>
-            </w:r>
-            <w:proofErr w:type="spellEnd"/>
-            <w:r>
-              <w:t>(event)</w:t>
+              <w:t>_on_control_gui_input(event)</w:t>
             </w:r>
           </w:p>
         </w:tc>
@@ -10926,14 +10865,9 @@
             <w:tcW w:w="1384" w:type="dxa"/>
           </w:tcPr>
           <w:p>
-            <w:proofErr w:type="spellStart"/>
             <w:r>
               <w:lastRenderedPageBreak/>
-              <w:t>DebugCovered</w:t>
-            </w:r>
-            <w:proofErr w:type="spellEnd"/>
-            <w:r>
-              <w:t>():</w:t>
+              <w:t>DebugCovered():</w:t>
             </w:r>
           </w:p>
         </w:tc>
@@ -12162,7 +12096,6 @@
         </w:rPr>
         <w:t xml:space="preserve">Considering if </w:t>
       </w:r>
-      <w:proofErr w:type="spellStart"/>
       <w:r>
         <w:rPr>
           <w:lang w:val="en-US"/>
@@ -12173,14 +12106,7 @@
         <w:rPr>
           <w:lang w:val="en-US"/>
         </w:rPr>
-        <w:t>game</w:t>
-      </w:r>
-      <w:proofErr w:type="spellEnd"/>
-      <w:r>
-        <w:rPr>
-          <w:lang w:val="en-US"/>
-        </w:rPr>
-        <w:t xml:space="preserve"> should be used to make </w:t>
+        <w:t xml:space="preserve">game should be used to make </w:t>
       </w:r>
       <w:r>
         <w:rPr>
@@ -12213,98 +12139,76 @@
         <w:rPr>
           <w:lang w:val="en-US"/>
         </w:rPr>
-        <w:t xml:space="preserve">Researched </w:t>
-      </w:r>
-      <w:proofErr w:type="spellStart"/>
+        <w:t xml:space="preserve">Researched PyGame library </w:t>
+      </w:r>
+    </w:p>
+    <w:p>
+      <w:pPr>
+        <w:pStyle w:val="ListParagraph"/>
+        <w:numPr>
+          <w:ilvl w:val="1"/>
+          <w:numId w:val="22"/>
+        </w:numPr>
+      </w:pPr>
+      <w:r>
+        <w:t>Consider use to create a game since it has</w:t>
+      </w:r>
+    </w:p>
+    <w:p>
+      <w:pPr>
+        <w:pStyle w:val="ListParagraph"/>
+        <w:numPr>
+          <w:ilvl w:val="2"/>
+          <w:numId w:val="22"/>
+        </w:numPr>
+      </w:pPr>
+      <w:r>
+        <w:t xml:space="preserve">Has a </w:t>
+      </w:r>
+      <w:r>
+        <w:t>well-documented</w:t>
+      </w:r>
+      <w:r>
+        <w:t xml:space="preserve"> game development framework</w:t>
+      </w:r>
+    </w:p>
+    <w:p>
+      <w:pPr>
+        <w:pStyle w:val="ListParagraph"/>
+        <w:numPr>
+          <w:ilvl w:val="2"/>
+          <w:numId w:val="22"/>
+        </w:numPr>
+      </w:pPr>
+      <w:r>
+        <w:t>Easy and versatile to make games with GUI with</w:t>
+      </w:r>
+    </w:p>
+    <w:p>
+      <w:pPr>
+        <w:pStyle w:val="ListParagraph"/>
+        <w:numPr>
+          <w:ilvl w:val="3"/>
+          <w:numId w:val="22"/>
+        </w:numPr>
+      </w:pPr>
+      <w:r>
+        <w:t>With chat GPT and internet</w:t>
+      </w:r>
+    </w:p>
+    <w:p>
+      <w:pPr>
+        <w:pStyle w:val="ListParagraph"/>
+        <w:numPr>
+          <w:ilvl w:val="1"/>
+          <w:numId w:val="22"/>
+        </w:numPr>
+      </w:pPr>
       <w:r>
         <w:rPr>
           <w:lang w:val="en-US"/>
         </w:rPr>
-        <w:t>PyGame</w:t>
-      </w:r>
-      <w:proofErr w:type="spellEnd"/>
-      <w:r>
-        <w:rPr>
-          <w:lang w:val="en-US"/>
-        </w:rPr>
-        <w:t xml:space="preserve"> library </w:t>
-      </w:r>
-    </w:p>
-    <w:p>
-      <w:pPr>
-        <w:pStyle w:val="ListParagraph"/>
-        <w:numPr>
-          <w:ilvl w:val="1"/>
-          <w:numId w:val="22"/>
-        </w:numPr>
-      </w:pPr>
-      <w:r>
-        <w:t>Consider use to create a game since it has</w:t>
-      </w:r>
-    </w:p>
-    <w:p>
-      <w:pPr>
-        <w:pStyle w:val="ListParagraph"/>
-        <w:numPr>
-          <w:ilvl w:val="2"/>
-          <w:numId w:val="22"/>
-        </w:numPr>
-      </w:pPr>
-      <w:r>
-        <w:t xml:space="preserve">Has a </w:t>
-      </w:r>
-      <w:r>
-        <w:t>well-documented</w:t>
-      </w:r>
-      <w:r>
-        <w:t xml:space="preserve"> game development framework</w:t>
-      </w:r>
-    </w:p>
-    <w:p>
-      <w:pPr>
-        <w:pStyle w:val="ListParagraph"/>
-        <w:numPr>
-          <w:ilvl w:val="2"/>
-          <w:numId w:val="22"/>
-        </w:numPr>
-      </w:pPr>
-      <w:r>
-        <w:t>Easy and versatile to make games with GUI with</w:t>
-      </w:r>
-    </w:p>
-    <w:p>
-      <w:pPr>
-        <w:pStyle w:val="ListParagraph"/>
-        <w:numPr>
-          <w:ilvl w:val="3"/>
-          <w:numId w:val="22"/>
-        </w:numPr>
-      </w:pPr>
-      <w:r>
-        <w:t>With chat GPT and internet</w:t>
-      </w:r>
-    </w:p>
-    <w:p>
-      <w:pPr>
-        <w:pStyle w:val="ListParagraph"/>
-        <w:numPr>
-          <w:ilvl w:val="1"/>
-          <w:numId w:val="22"/>
-        </w:numPr>
-      </w:pPr>
-      <w:proofErr w:type="spellStart"/>
-      <w:r>
-        <w:rPr>
-          <w:lang w:val="en-US"/>
-        </w:rPr>
-        <w:t>PyGame</w:t>
-      </w:r>
-      <w:proofErr w:type="spellEnd"/>
-      <w:r>
-        <w:rPr>
-          <w:lang w:val="en-US"/>
-        </w:rPr>
-        <w:t xml:space="preserve"> Documentation</w:t>
+        <w:t>PyGame Documentation</w:t>
       </w:r>
     </w:p>
     <w:p>
@@ -13010,78 +12914,62 @@
           <w:lang w:val="en-US"/>
         </w:rPr>
         <w:lastRenderedPageBreak/>
-        <w:t xml:space="preserve">Clear documentation like </w:t>
-      </w:r>
-      <w:proofErr w:type="spellStart"/>
-      <w:r>
+        <w:t>Clear documentation like PyGame</w:t>
+      </w:r>
+    </w:p>
+    <w:p>
+      <w:pPr>
+        <w:pStyle w:val="ListParagraph"/>
+        <w:numPr>
+          <w:ilvl w:val="4"/>
+          <w:numId w:val="22"/>
+        </w:numPr>
+      </w:pPr>
+      <w:r>
+        <w:t xml:space="preserve">A lot better looking and concise </w:t>
+      </w:r>
+    </w:p>
+    <w:p>
+      <w:pPr>
+        <w:pStyle w:val="ListParagraph"/>
+        <w:numPr>
+          <w:ilvl w:val="2"/>
+          <w:numId w:val="22"/>
+        </w:numPr>
+      </w:pPr>
+      <w:r>
+        <w:t>Has an active community</w:t>
+      </w:r>
+    </w:p>
+    <w:p>
+      <w:pPr>
+        <w:pStyle w:val="ListParagraph"/>
+        <w:numPr>
+          <w:ilvl w:val="3"/>
+          <w:numId w:val="22"/>
+        </w:numPr>
+      </w:pPr>
+      <w:r>
+        <w:t>Research form ChatGPT</w:t>
+      </w:r>
+    </w:p>
+    <w:p>
+      <w:pPr>
+        <w:pStyle w:val="ListParagraph"/>
+        <w:numPr>
+          <w:ilvl w:val="1"/>
+          <w:numId w:val="22"/>
+        </w:numPr>
         <w:rPr>
           <w:lang w:val="en-US"/>
         </w:rPr>
-        <w:t>PyGame</w:t>
-      </w:r>
-      <w:proofErr w:type="spellEnd"/>
-    </w:p>
-    <w:p>
-      <w:pPr>
-        <w:pStyle w:val="ListParagraph"/>
-        <w:numPr>
-          <w:ilvl w:val="4"/>
-          <w:numId w:val="22"/>
-        </w:numPr>
-      </w:pPr>
-      <w:r>
-        <w:t xml:space="preserve">A lot better looking and concise </w:t>
-      </w:r>
-    </w:p>
-    <w:p>
-      <w:pPr>
-        <w:pStyle w:val="ListParagraph"/>
-        <w:numPr>
-          <w:ilvl w:val="2"/>
-          <w:numId w:val="22"/>
-        </w:numPr>
-      </w:pPr>
-      <w:r>
-        <w:t>Has an active community</w:t>
-      </w:r>
-    </w:p>
-    <w:p>
-      <w:pPr>
-        <w:pStyle w:val="ListParagraph"/>
-        <w:numPr>
-          <w:ilvl w:val="3"/>
-          <w:numId w:val="22"/>
-        </w:numPr>
-      </w:pPr>
-      <w:r>
-        <w:t>Research form ChatGPT</w:t>
-      </w:r>
-    </w:p>
-    <w:p>
-      <w:pPr>
-        <w:pStyle w:val="ListParagraph"/>
-        <w:numPr>
-          <w:ilvl w:val="1"/>
-          <w:numId w:val="22"/>
-        </w:numPr>
+      </w:pPr>
+      <w:r>
         <w:rPr>
           <w:lang w:val="en-US"/>
         </w:rPr>
-      </w:pPr>
-      <w:r>
-        <w:rPr>
-          <w:lang w:val="en-US"/>
-        </w:rPr>
-        <w:t xml:space="preserve">Consider use Godot or </w:t>
-      </w:r>
-      <w:proofErr w:type="spellStart"/>
-      <w:r>
-        <w:rPr>
-          <w:lang w:val="en-US"/>
-        </w:rPr>
-        <w:t>PyGame</w:t>
-      </w:r>
-      <w:proofErr w:type="spellEnd"/>
+        <w:t>Consider use Godot or PyGame</w:t>
+      </w:r>
     </w:p>
     <w:p>
       <w:pPr>
@@ -15533,21 +15421,7 @@
         <w:rPr>
           <w:lang w:val="en-US"/>
         </w:rPr>
-        <w:t>Converted all image into scalable .</w:t>
-      </w:r>
-      <w:proofErr w:type="spellStart"/>
-      <w:r>
-        <w:rPr>
-          <w:lang w:val="en-US"/>
-        </w:rPr>
-        <w:t>svg</w:t>
-      </w:r>
-      <w:proofErr w:type="spellEnd"/>
-      <w:r>
-        <w:rPr>
-          <w:lang w:val="en-US"/>
-        </w:rPr>
-        <w:t xml:space="preserve"> images for quality </w:t>
+        <w:t xml:space="preserve">Converted all image into scalable .svg images for quality </w:t>
       </w:r>
     </w:p>
     <w:p>
@@ -16340,48 +16214,26 @@
           <w:lang w:val="en-US"/>
         </w:rPr>
       </w:pPr>
-      <w:proofErr w:type="spellStart"/>
       <w:r>
         <w:rPr>
           <w:lang w:val="en-US"/>
         </w:rPr>
-        <w:t>get_viewport_rect</w:t>
-      </w:r>
-      <w:proofErr w:type="spellEnd"/>
+        <w:t>get_viewport_rect().size</w:t>
+      </w:r>
+    </w:p>
+    <w:p>
+      <w:pPr>
+        <w:pStyle w:val="ListParagraph"/>
+        <w:numPr>
+          <w:ilvl w:val="3"/>
+          <w:numId w:val="22"/>
+        </w:numPr>
+      </w:pPr>
       <w:r>
         <w:rPr>
           <w:lang w:val="en-US"/>
         </w:rPr>
-        <w:t>().size</w:t>
-      </w:r>
-    </w:p>
-    <w:p>
-      <w:pPr>
-        <w:pStyle w:val="ListParagraph"/>
-        <w:numPr>
-          <w:ilvl w:val="3"/>
-          <w:numId w:val="22"/>
-        </w:numPr>
-      </w:pPr>
-      <w:r>
-        <w:rPr>
-          <w:lang w:val="en-US"/>
-        </w:rPr>
-        <w:t>clamp (</w:t>
-      </w:r>
-      <w:proofErr w:type="spellStart"/>
-      <w:r>
-        <w:rPr>
-          <w:lang w:val="en-US"/>
-        </w:rPr>
-        <w:t>x,y,z</w:t>
-      </w:r>
-      <w:proofErr w:type="spellEnd"/>
-      <w:r>
-        <w:rPr>
-          <w:lang w:val="en-US"/>
-        </w:rPr>
-        <w:t>)</w:t>
+        <w:t>clamp (x,y,z)</w:t>
       </w:r>
     </w:p>
     <w:p>
@@ -16566,58 +16418,22 @@
         <w:rPr>
           <w:lang w:val="en-US"/>
         </w:rPr>
-        <w:t xml:space="preserve">% </w:t>
-      </w:r>
-      <w:proofErr w:type="spellStart"/>
+        <w:t>% x.size()</w:t>
+      </w:r>
+    </w:p>
+    <w:p>
+      <w:pPr>
+        <w:pStyle w:val="ListParagraph"/>
+        <w:numPr>
+          <w:ilvl w:val="3"/>
+          <w:numId w:val="22"/>
+        </w:numPr>
+      </w:pPr>
       <w:r>
         <w:rPr>
           <w:lang w:val="en-US"/>
         </w:rPr>
-        <w:t>x.size</w:t>
-      </w:r>
-      <w:proofErr w:type="spellEnd"/>
-      <w:r>
-        <w:rPr>
-          <w:lang w:val="en-US"/>
-        </w:rPr>
-        <w:t>()</w:t>
-      </w:r>
-    </w:p>
-    <w:p>
-      <w:pPr>
-        <w:pStyle w:val="ListParagraph"/>
-        <w:numPr>
-          <w:ilvl w:val="3"/>
-          <w:numId w:val="22"/>
-        </w:numPr>
-      </w:pPr>
-      <w:proofErr w:type="spellStart"/>
-      <w:r>
-        <w:rPr>
-          <w:lang w:val="en-US"/>
-        </w:rPr>
-        <w:t>randf_range</w:t>
-      </w:r>
-      <w:proofErr w:type="spellEnd"/>
-      <w:r>
-        <w:rPr>
-          <w:lang w:val="en-US"/>
-        </w:rPr>
-        <w:t>(</w:t>
-      </w:r>
-      <w:proofErr w:type="spellStart"/>
-      <w:r>
-        <w:rPr>
-          <w:lang w:val="en-US"/>
-        </w:rPr>
-        <w:t>x,y</w:t>
-      </w:r>
-      <w:proofErr w:type="spellEnd"/>
-      <w:r>
-        <w:rPr>
-          <w:lang w:val="en-US"/>
-        </w:rPr>
-        <w:t>)</w:t>
+        <w:t>randf_range(x,y)</w:t>
       </w:r>
     </w:p>
     <w:p>
@@ -17006,35 +16822,7 @@
         <w:rPr>
           <w:lang w:val="en-US"/>
         </w:rPr>
-        <w:t xml:space="preserve">Added </w:t>
-      </w:r>
-      <w:proofErr w:type="spellStart"/>
-      <w:r>
-        <w:rPr>
-          <w:lang w:val="en-US"/>
-        </w:rPr>
-        <w:t>svg</w:t>
-      </w:r>
-      <w:proofErr w:type="spellEnd"/>
-      <w:r>
-        <w:rPr>
-          <w:lang w:val="en-US"/>
-        </w:rPr>
-        <w:t xml:space="preserve"> “</w:t>
-      </w:r>
-      <w:proofErr w:type="spellStart"/>
-      <w:r>
-        <w:rPr>
-          <w:lang w:val="en-US"/>
-        </w:rPr>
-        <w:t>Icon.svg</w:t>
-      </w:r>
-      <w:proofErr w:type="spellEnd"/>
-      <w:r>
-        <w:rPr>
-          <w:lang w:val="en-US"/>
-        </w:rPr>
-        <w:t xml:space="preserve">” </w:t>
+        <w:t xml:space="preserve">Added svg “Icon.svg” </w:t>
       </w:r>
     </w:p>
     <w:p>
@@ -17052,7 +16840,6 @@
         <w:t xml:space="preserve">obtained from </w:t>
       </w:r>
       <w:hyperlink r:id="rId44">
-        <w:proofErr w:type="spellStart"/>
         <w:r>
           <w:rPr>
             <w:rStyle w:val="Hyperlink"/>
@@ -17060,56 +16847,27 @@
           </w:rPr>
           <w:t>Flaticon</w:t>
         </w:r>
-        <w:proofErr w:type="spellEnd"/>
       </w:hyperlink>
       <w:r>
         <w:rPr>
           <w:lang w:val="en-US"/>
         </w:rPr>
-        <w:t xml:space="preserve"> as a </w:t>
-      </w:r>
-      <w:proofErr w:type="spellStart"/>
+        <w:t xml:space="preserve"> as a png </w:t>
+      </w:r>
+    </w:p>
+    <w:p>
+      <w:pPr>
+        <w:pStyle w:val="ListParagraph"/>
+        <w:numPr>
+          <w:ilvl w:val="2"/>
+          <w:numId w:val="22"/>
+        </w:numPr>
+      </w:pPr>
       <w:r>
         <w:rPr>
           <w:lang w:val="en-US"/>
         </w:rPr>
-        <w:t>png</w:t>
-      </w:r>
-      <w:proofErr w:type="spellEnd"/>
-      <w:r>
-        <w:rPr>
-          <w:lang w:val="en-US"/>
-        </w:rPr>
-        <w:t xml:space="preserve"> </w:t>
-      </w:r>
-    </w:p>
-    <w:p>
-      <w:pPr>
-        <w:pStyle w:val="ListParagraph"/>
-        <w:numPr>
-          <w:ilvl w:val="2"/>
-          <w:numId w:val="22"/>
-        </w:numPr>
-      </w:pPr>
-      <w:r>
-        <w:rPr>
-          <w:lang w:val="en-US"/>
-        </w:rPr>
-        <w:t xml:space="preserve">Converted </w:t>
-      </w:r>
-      <w:proofErr w:type="spellStart"/>
-      <w:r>
-        <w:rPr>
-          <w:lang w:val="en-US"/>
-        </w:rPr>
-        <w:t>svg</w:t>
-      </w:r>
-      <w:proofErr w:type="spellEnd"/>
-      <w:r>
-        <w:rPr>
-          <w:lang w:val="en-US"/>
-        </w:rPr>
-        <w:t xml:space="preserve"> through word</w:t>
+        <w:t>Converted svg through word</w:t>
       </w:r>
     </w:p>
     <w:p>
@@ -17752,25 +17510,21 @@
           <w:numId w:val="22"/>
         </w:numPr>
       </w:pPr>
-      <w:proofErr w:type="spellStart"/>
       <w:r>
         <w:t>HUDGame</w:t>
       </w:r>
-      <w:proofErr w:type="spellEnd"/>
-    </w:p>
-    <w:p>
-      <w:pPr>
-        <w:pStyle w:val="ListParagraph"/>
-        <w:numPr>
-          <w:ilvl w:val="2"/>
-          <w:numId w:val="22"/>
-        </w:numPr>
-      </w:pPr>
-      <w:proofErr w:type="spellStart"/>
+    </w:p>
+    <w:p>
+      <w:pPr>
+        <w:pStyle w:val="ListParagraph"/>
+        <w:numPr>
+          <w:ilvl w:val="2"/>
+          <w:numId w:val="22"/>
+        </w:numPr>
+      </w:pPr>
       <w:r>
         <w:t>MainGame</w:t>
       </w:r>
-      <w:proofErr w:type="spellEnd"/>
     </w:p>
     <w:p>
       <w:pPr>
@@ -18549,11 +18303,9 @@
           <w:numId w:val="22"/>
         </w:numPr>
       </w:pPr>
-      <w:proofErr w:type="spellStart"/>
       <w:r>
         <w:t>Explosion.svg</w:t>
       </w:r>
-      <w:proofErr w:type="spellEnd"/>
     </w:p>
     <w:p>
       <w:pPr>
@@ -19384,15 +19136,7 @@
         </w:numPr>
       </w:pPr>
       <w:r>
-        <w:t>“</w:t>
-      </w:r>
-      <w:proofErr w:type="spellStart"/>
-      <w:r>
-        <w:t>CoveredDebug</w:t>
-      </w:r>
-      <w:proofErr w:type="spellEnd"/>
-      <w:r>
-        <w:t>()” in tile.gd</w:t>
+        <w:t>“CoveredDebug()” in tile.gd</w:t>
       </w:r>
     </w:p>
     <w:p>
@@ -19676,11 +19420,9 @@
           <w:numId w:val="22"/>
         </w:numPr>
       </w:pPr>
-      <w:proofErr w:type="spellStart"/>
       <w:r>
         <w:t>HUDGame</w:t>
       </w:r>
-      <w:proofErr w:type="spellEnd"/>
     </w:p>
     <w:p>
       <w:pPr>
@@ -20837,19 +20579,11 @@
           <w:rStyle w:val="notion-enable-hover"/>
         </w:rPr>
       </w:pPr>
-      <w:proofErr w:type="spellStart"/>
       <w:r>
         <w:rPr>
           <w:rStyle w:val="notion-enable-hover"/>
         </w:rPr>
-        <w:t>SetMine</w:t>
-      </w:r>
-      <w:proofErr w:type="spellEnd"/>
-      <w:r>
-        <w:rPr>
-          <w:rStyle w:val="notion-enable-hover"/>
-        </w:rPr>
-        <w:t>()</w:t>
+        <w:t>SetMine()</w:t>
       </w:r>
     </w:p>
     <w:p>
@@ -20893,19 +20627,11 @@
           <w:rStyle w:val="notion-enable-hover"/>
         </w:rPr>
       </w:pPr>
-      <w:proofErr w:type="spellStart"/>
       <w:r>
         <w:rPr>
           <w:rStyle w:val="notion-enable-hover"/>
         </w:rPr>
-        <w:t>SetMine</w:t>
-      </w:r>
-      <w:proofErr w:type="spellEnd"/>
-      <w:r>
-        <w:rPr>
-          <w:rStyle w:val="notion-enable-hover"/>
-        </w:rPr>
-        <w:t>()</w:t>
+        <w:t>SetMine()</w:t>
       </w:r>
     </w:p>
     <w:p>
@@ -20937,45 +20663,29 @@
           <w:rStyle w:val="notion-enable-hover"/>
         </w:rPr>
       </w:pPr>
-      <w:proofErr w:type="spellStart"/>
       <w:r>
         <w:rPr>
           <w:rStyle w:val="notion-enable-hover"/>
         </w:rPr>
-        <w:t>GetSurroundings</w:t>
-      </w:r>
-      <w:proofErr w:type="spellEnd"/>
-      <w:r>
+        <w:t>GetSurroundings()</w:t>
+      </w:r>
+    </w:p>
+    <w:p>
+      <w:pPr>
+        <w:pStyle w:val="ListParagraph"/>
+        <w:numPr>
+          <w:ilvl w:val="3"/>
+          <w:numId w:val="22"/>
+        </w:numPr>
         <w:rPr>
           <w:rStyle w:val="notion-enable-hover"/>
         </w:rPr>
-        <w:t>()</w:t>
-      </w:r>
-    </w:p>
-    <w:p>
-      <w:pPr>
-        <w:pStyle w:val="ListParagraph"/>
-        <w:numPr>
-          <w:ilvl w:val="3"/>
-          <w:numId w:val="22"/>
-        </w:numPr>
+      </w:pPr>
+      <w:r>
         <w:rPr>
           <w:rStyle w:val="notion-enable-hover"/>
         </w:rPr>
-      </w:pPr>
-      <w:proofErr w:type="spellStart"/>
-      <w:r>
-        <w:rPr>
-          <w:rStyle w:val="notion-enable-hover"/>
-        </w:rPr>
-        <w:t>ToggleFlag</w:t>
-      </w:r>
-      <w:proofErr w:type="spellEnd"/>
-      <w:r>
-        <w:rPr>
-          <w:rStyle w:val="notion-enable-hover"/>
-        </w:rPr>
-        <w:t>()</w:t>
+        <w:t>ToggleFlag()</w:t>
       </w:r>
     </w:p>
     <w:p>
@@ -20987,15 +20697,7 @@
         </w:numPr>
       </w:pPr>
       <w:r>
-        <w:t>_</w:t>
-      </w:r>
-      <w:proofErr w:type="spellStart"/>
-      <w:r>
-        <w:t>on_control_gui_input</w:t>
-      </w:r>
-      <w:proofErr w:type="spellEnd"/>
-      <w:r>
-        <w:t>(event)</w:t>
+        <w:t>_on_control_gui_input(event)</w:t>
       </w:r>
     </w:p>
     <w:p>
@@ -21006,13 +20708,8 @@
           <w:numId w:val="22"/>
         </w:numPr>
       </w:pPr>
-      <w:proofErr w:type="spellStart"/>
-      <w:r>
-        <w:t>DebugCovered</w:t>
-      </w:r>
-      <w:proofErr w:type="spellEnd"/>
-      <w:r>
-        <w:t>()</w:t>
+      <w:r>
+        <w:t>DebugCovered()</w:t>
       </w:r>
     </w:p>
     <w:p>
@@ -21314,11 +21011,9 @@
           <w:numId w:val="22"/>
         </w:numPr>
       </w:pPr>
-      <w:proofErr w:type="spellStart"/>
       <w:r>
         <w:t>LevelReset</w:t>
       </w:r>
-      <w:proofErr w:type="spellEnd"/>
       <w:r>
         <w:t xml:space="preserve">() </w:t>
       </w:r>
@@ -21520,15 +21215,7 @@
         </w:numPr>
       </w:pPr>
       <w:r>
-        <w:t>“</w:t>
-      </w:r>
-      <w:proofErr w:type="spellStart"/>
-      <w:r>
-        <w:t>ListenerOn</w:t>
-      </w:r>
-      <w:proofErr w:type="spellEnd"/>
-      <w:r>
-        <w:t>”</w:t>
+        <w:t>“ListenerOn”</w:t>
       </w:r>
     </w:p>
     <w:p>
@@ -22019,48 +21706,41 @@
         </w:numPr>
       </w:pPr>
       <w:r>
+        <w:t>Created “Tile</w:t>
+      </w:r>
+      <w:r>
+        <w:t>Hover</w:t>
+      </w:r>
+      <w:r>
+        <w:t>” sprite</w:t>
+      </w:r>
+    </w:p>
+    <w:p>
+      <w:pPr>
+        <w:pStyle w:val="ListParagraph"/>
+        <w:numPr>
+          <w:ilvl w:val="2"/>
+          <w:numId w:val="22"/>
+        </w:numPr>
+      </w:pPr>
+      <w:r>
+        <w:t>Used for indicator when mouse enters a tile</w:t>
+      </w:r>
+    </w:p>
+    <w:p>
+      <w:pPr>
+        <w:pStyle w:val="ListParagraph"/>
+        <w:numPr>
+          <w:ilvl w:val="1"/>
+          <w:numId w:val="22"/>
+        </w:numPr>
+      </w:pPr>
+      <w:r>
         <w:t>Created “</w:t>
       </w:r>
-      <w:proofErr w:type="spellStart"/>
-      <w:r>
-        <w:t>Tile</w:t>
-      </w:r>
-      <w:r>
-        <w:t>Hover</w:t>
-      </w:r>
-      <w:proofErr w:type="spellEnd"/>
-      <w:r>
-        <w:t>” sprite</w:t>
-      </w:r>
-    </w:p>
-    <w:p>
-      <w:pPr>
-        <w:pStyle w:val="ListParagraph"/>
-        <w:numPr>
-          <w:ilvl w:val="2"/>
-          <w:numId w:val="22"/>
-        </w:numPr>
-      </w:pPr>
-      <w:r>
-        <w:t>Used for indicator when mouse enters a tile</w:t>
-      </w:r>
-    </w:p>
-    <w:p>
-      <w:pPr>
-        <w:pStyle w:val="ListParagraph"/>
-        <w:numPr>
-          <w:ilvl w:val="1"/>
-          <w:numId w:val="22"/>
-        </w:numPr>
-      </w:pPr>
-      <w:r>
-        <w:t>Created “</w:t>
-      </w:r>
-      <w:proofErr w:type="spellStart"/>
       <w:r>
         <w:t>UsedMine</w:t>
       </w:r>
-      <w:proofErr w:type="spellEnd"/>
       <w:r>
         <w:t>” sprite</w:t>
       </w:r>
@@ -22134,11 +21814,9 @@
           <w:numId w:val="22"/>
         </w:numPr>
       </w:pPr>
-      <w:proofErr w:type="spellStart"/>
       <w:r>
         <w:t>HUDComplete.tscn</w:t>
       </w:r>
-      <w:proofErr w:type="spellEnd"/>
     </w:p>
     <w:p>
       <w:pPr>
@@ -22148,11 +21826,9 @@
           <w:numId w:val="22"/>
         </w:numPr>
       </w:pPr>
-      <w:proofErr w:type="spellStart"/>
       <w:r>
         <w:t>CompleteScreen.tscn</w:t>
       </w:r>
-      <w:proofErr w:type="spellEnd"/>
     </w:p>
     <w:p>
       <w:pPr>
@@ -22413,25 +22089,21 @@
           <w:numId w:val="22"/>
         </w:numPr>
       </w:pPr>
-      <w:proofErr w:type="spellStart"/>
       <w:r>
         <w:t>OverScreen.tscn</w:t>
       </w:r>
-      <w:proofErr w:type="spellEnd"/>
-    </w:p>
-    <w:p>
-      <w:pPr>
-        <w:pStyle w:val="ListParagraph"/>
-        <w:numPr>
-          <w:ilvl w:val="2"/>
-          <w:numId w:val="22"/>
-        </w:numPr>
-      </w:pPr>
-      <w:proofErr w:type="spellStart"/>
+    </w:p>
+    <w:p>
+      <w:pPr>
+        <w:pStyle w:val="ListParagraph"/>
+        <w:numPr>
+          <w:ilvl w:val="2"/>
+          <w:numId w:val="22"/>
+        </w:numPr>
+      </w:pPr>
       <w:r>
         <w:t>HUDOver.tscn</w:t>
       </w:r>
-      <w:proofErr w:type="spellEnd"/>
     </w:p>
     <w:p>
       <w:pPr>
@@ -22453,25 +22125,21 @@
           <w:numId w:val="22"/>
         </w:numPr>
       </w:pPr>
-      <w:proofErr w:type="spellStart"/>
       <w:r>
         <w:t>ScoreScreen.tscn</w:t>
       </w:r>
-      <w:proofErr w:type="spellEnd"/>
-    </w:p>
-    <w:p>
-      <w:pPr>
-        <w:pStyle w:val="ListParagraph"/>
-        <w:numPr>
-          <w:ilvl w:val="2"/>
-          <w:numId w:val="22"/>
-        </w:numPr>
-      </w:pPr>
-      <w:proofErr w:type="spellStart"/>
+    </w:p>
+    <w:p>
+      <w:pPr>
+        <w:pStyle w:val="ListParagraph"/>
+        <w:numPr>
+          <w:ilvl w:val="2"/>
+          <w:numId w:val="22"/>
+        </w:numPr>
+      </w:pPr>
       <w:r>
         <w:t>HUDScore.tscn</w:t>
       </w:r>
-      <w:proofErr w:type="spellEnd"/>
     </w:p>
     <w:p>
       <w:pPr>
@@ -22484,7 +22152,6 @@
       <w:r>
         <w:t xml:space="preserve">Added </w:t>
       </w:r>
-      <w:proofErr w:type="spellStart"/>
       <w:r>
         <w:t>scores</w:t>
       </w:r>
@@ -22494,7 +22161,6 @@
       <w:r>
         <w:t>cfg</w:t>
       </w:r>
-      <w:proofErr w:type="spellEnd"/>
       <w:r>
         <w:t xml:space="preserve"> file</w:t>
       </w:r>
@@ -22532,15 +22198,7 @@
         </w:numPr>
       </w:pPr>
       <w:r>
-        <w:t xml:space="preserve">From </w:t>
-      </w:r>
-      <w:proofErr w:type="spellStart"/>
-      <w:r>
-        <w:t>godot</w:t>
-      </w:r>
-      <w:proofErr w:type="spellEnd"/>
-      <w:r>
-        <w:t xml:space="preserve"> documentation</w:t>
+        <w:t>From godot documentation</w:t>
       </w:r>
     </w:p>
     <w:p>
@@ -22551,13 +22209,8 @@
           <w:numId w:val="22"/>
         </w:numPr>
       </w:pPr>
-      <w:proofErr w:type="spellStart"/>
-      <w:r>
-        <w:t>Github</w:t>
-      </w:r>
-      <w:proofErr w:type="spellEnd"/>
-      <w:r>
-        <w:t xml:space="preserve"> Repository</w:t>
+      <w:r>
+        <w:t>Github Repository</w:t>
       </w:r>
     </w:p>
     <w:p>
@@ -22763,16 +22416,11 @@
       <w:r>
         <w:t xml:space="preserve">Added code to create a new </w:t>
       </w:r>
-      <w:proofErr w:type="spellStart"/>
       <w:r>
         <w:t>scores</w:t>
       </w:r>
       <w:r>
-        <w:t>.cfg</w:t>
-      </w:r>
-      <w:proofErr w:type="spellEnd"/>
-      <w:r>
-        <w:t xml:space="preserve"> file if there is none in the user files</w:t>
+        <w:t>.cfg file if there is none in the user files</w:t>
       </w:r>
     </w:p>
     <w:p>
@@ -22963,15 +22611,7 @@
         </w:numPr>
       </w:pPr>
       <w:r>
-        <w:t xml:space="preserve">Added new </w:t>
-      </w:r>
-      <w:proofErr w:type="spellStart"/>
-      <w:r>
-        <w:t>shippart.cfg</w:t>
-      </w:r>
-      <w:proofErr w:type="spellEnd"/>
-      <w:r>
-        <w:t xml:space="preserve"> file</w:t>
+        <w:t>Added new shippart.cfg file</w:t>
       </w:r>
     </w:p>
     <w:p>
@@ -22994,19 +22634,12 @@
           <w:numId w:val="22"/>
         </w:numPr>
       </w:pPr>
-      <w:proofErr w:type="spellStart"/>
-      <w:r>
-        <w:t>configShip</w:t>
-      </w:r>
-      <w:proofErr w:type="spellEnd"/>
-      <w:r>
-        <w:t>(</w:t>
-      </w:r>
-      <w:proofErr w:type="spellStart"/>
+      <w:r>
+        <w:t>configShip(</w:t>
+      </w:r>
       <w:r>
         <w:t>ship,part</w:t>
       </w:r>
-      <w:proofErr w:type="spellEnd"/>
       <w:r>
         <w:t>)</w:t>
       </w:r>
@@ -23020,13 +22653,8 @@
         </w:numPr>
       </w:pPr>
       <w:r>
-        <w:t xml:space="preserve">configs the </w:t>
-      </w:r>
-      <w:proofErr w:type="spellStart"/>
-      <w:r>
-        <w:t>shippart.cfg</w:t>
-      </w:r>
-      <w:proofErr w:type="spellEnd"/>
+        <w:t>configs the shippart.cfg</w:t>
+      </w:r>
     </w:p>
     <w:p>
       <w:pPr>
@@ -23205,13 +22833,8 @@
       </w:pPr>
       <w:r>
         <w:lastRenderedPageBreak/>
-        <w:t xml:space="preserve">New node in </w:t>
-      </w:r>
-      <w:proofErr w:type="spellStart"/>
-      <w:r>
-        <w:t>MainGame.Tscn</w:t>
-      </w:r>
-      <w:proofErr w:type="spellEnd"/>
+        <w:t>New node in MainGame.Tscn</w:t>
+      </w:r>
     </w:p>
     <w:p>
       <w:pPr>
@@ -23263,11 +22886,9 @@
           <w:numId w:val="22"/>
         </w:numPr>
       </w:pPr>
-      <w:proofErr w:type="spellStart"/>
       <w:r>
         <w:t>shipoffersetter</w:t>
       </w:r>
-      <w:proofErr w:type="spellEnd"/>
       <w:r>
         <w:t>()</w:t>
       </w:r>
@@ -23310,13 +22931,8 @@
           <w:numId w:val="22"/>
         </w:numPr>
       </w:pPr>
-      <w:proofErr w:type="spellStart"/>
-      <w:r>
-        <w:t>shipPlacer</w:t>
-      </w:r>
-      <w:proofErr w:type="spellEnd"/>
-      <w:r>
-        <w:t>()</w:t>
+      <w:r>
+        <w:t>shipPlacer()</w:t>
       </w:r>
     </w:p>
     <w:p>
@@ -23340,15 +22956,7 @@
         </w:numPr>
       </w:pPr>
       <w:r>
-        <w:t>Scaped .</w:t>
-      </w:r>
-      <w:proofErr w:type="spellStart"/>
-      <w:r>
-        <w:t>cfg</w:t>
-      </w:r>
-      <w:proofErr w:type="spellEnd"/>
-      <w:r>
-        <w:t xml:space="preserve"> idea</w:t>
+        <w:t>Scaped .cfg idea</w:t>
       </w:r>
     </w:p>
     <w:p>
@@ -23371,11 +22979,9 @@
           <w:numId w:val="22"/>
         </w:numPr>
       </w:pPr>
-      <w:proofErr w:type="spellStart"/>
       <w:r>
         <w:t>ShipPlacement</w:t>
       </w:r>
-      <w:proofErr w:type="spellEnd"/>
     </w:p>
     <w:p>
       <w:pPr>
@@ -23409,11 +23015,9 @@
           <w:numId w:val="22"/>
         </w:numPr>
       </w:pPr>
-      <w:proofErr w:type="spellStart"/>
       <w:r>
         <w:t>NodePosition</w:t>
       </w:r>
-      <w:proofErr w:type="spellEnd"/>
     </w:p>
     <w:p>
       <w:pPr>
@@ -23519,11 +23123,9 @@
           <w:numId w:val="22"/>
         </w:numPr>
       </w:pPr>
-      <w:proofErr w:type="spellStart"/>
       <w:r>
         <w:t>arrayShips</w:t>
       </w:r>
-      <w:proofErr w:type="spellEnd"/>
     </w:p>
     <w:p>
       <w:pPr>
@@ -23569,25 +23171,21 @@
           <w:numId w:val="22"/>
         </w:numPr>
       </w:pPr>
-      <w:proofErr w:type="spellStart"/>
       <w:r>
         <w:t>shipNumber</w:t>
       </w:r>
-      <w:proofErr w:type="spellEnd"/>
-    </w:p>
-    <w:p>
-      <w:pPr>
-        <w:pStyle w:val="ListParagraph"/>
-        <w:numPr>
-          <w:ilvl w:val="2"/>
-          <w:numId w:val="22"/>
-        </w:numPr>
-      </w:pPr>
-      <w:proofErr w:type="spellStart"/>
+    </w:p>
+    <w:p>
+      <w:pPr>
+        <w:pStyle w:val="ListParagraph"/>
+        <w:numPr>
+          <w:ilvl w:val="2"/>
+          <w:numId w:val="22"/>
+        </w:numPr>
+      </w:pPr>
       <w:r>
         <w:t>partNumber</w:t>
       </w:r>
-      <w:proofErr w:type="spellEnd"/>
     </w:p>
     <w:p>
       <w:pPr>
@@ -23936,7 +23534,6 @@
         <w:t xml:space="preserve">Obtained ship sprites from </w:t>
       </w:r>
       <w:hyperlink r:id="rId51" w:history="1">
-        <w:proofErr w:type="spellStart"/>
         <w:r>
           <w:rPr>
             <w:rStyle w:val="Hyperlink"/>
@@ -23949,7 +23546,6 @@
           </w:rPr>
           <w:t>pengameart</w:t>
         </w:r>
-        <w:proofErr w:type="spellEnd"/>
       </w:hyperlink>
     </w:p>
     <w:p>
@@ -24135,6 +23731,202 @@
         <w:rPr>
           <w:lang w:val="en-US"/>
         </w:rPr>
+        <w:t>Continue coding</w:t>
+      </w:r>
+    </w:p>
+    <w:p>
+      <w:pPr>
+        <w:pStyle w:val="Heading3"/>
+        <w:ind w:firstLine="360"/>
+      </w:pPr>
+      <w:r>
+        <w:t>1</w:t>
+      </w:r>
+      <w:r>
+        <w:t>9</w:t>
+      </w:r>
+      <w:r>
+        <w:t>th of July</w:t>
+      </w:r>
+    </w:p>
+    <w:p>
+      <w:pPr>
+        <w:pStyle w:val="ListParagraph"/>
+        <w:numPr>
+          <w:ilvl w:val="0"/>
+          <w:numId w:val="22"/>
+        </w:numPr>
+      </w:pPr>
+      <w:r>
+        <w:t>Continued development on main game</w:t>
+      </w:r>
+    </w:p>
+    <w:p>
+      <w:pPr>
+        <w:pStyle w:val="ListParagraph"/>
+        <w:numPr>
+          <w:ilvl w:val="1"/>
+          <w:numId w:val="22"/>
+        </w:numPr>
+      </w:pPr>
+      <w:r>
+        <w:t>Finished with working with sprites</w:t>
+      </w:r>
+    </w:p>
+    <w:p>
+      <w:pPr>
+        <w:pStyle w:val="ListParagraph"/>
+        <w:numPr>
+          <w:ilvl w:val="1"/>
+          <w:numId w:val="22"/>
+        </w:numPr>
+      </w:pPr>
+      <w:r>
+        <w:t>Tweaked sprite settings for Tile.Tscn</w:t>
+      </w:r>
+    </w:p>
+    <w:p>
+      <w:pPr>
+        <w:pStyle w:val="ListParagraph"/>
+        <w:numPr>
+          <w:ilvl w:val="0"/>
+          <w:numId w:val="22"/>
+        </w:numPr>
+      </w:pPr>
+      <w:r>
+        <w:t>Gantt Chart Progress check</w:t>
+      </w:r>
+    </w:p>
+    <w:p>
+      <w:pPr>
+        <w:pStyle w:val="ListParagraph"/>
+        <w:numPr>
+          <w:ilvl w:val="1"/>
+          <w:numId w:val="22"/>
+        </w:numPr>
+      </w:pPr>
+      <w:r>
+        <w:t>Algorithm</w:t>
+      </w:r>
+    </w:p>
+    <w:p>
+      <w:pPr>
+        <w:pStyle w:val="ListParagraph"/>
+        <w:numPr>
+          <w:ilvl w:val="2"/>
+          <w:numId w:val="22"/>
+        </w:numPr>
+      </w:pPr>
+      <w:r>
+        <w:t>On course</w:t>
+      </w:r>
+    </w:p>
+    <w:p>
+      <w:pPr>
+        <w:pStyle w:val="ListParagraph"/>
+        <w:numPr>
+          <w:ilvl w:val="1"/>
+          <w:numId w:val="22"/>
+        </w:numPr>
+      </w:pPr>
+      <w:r>
+        <w:t>Documentation</w:t>
+      </w:r>
+    </w:p>
+    <w:p>
+      <w:pPr>
+        <w:pStyle w:val="ListParagraph"/>
+        <w:numPr>
+          <w:ilvl w:val="2"/>
+          <w:numId w:val="22"/>
+        </w:numPr>
+      </w:pPr>
+      <w:r>
+        <w:t>On course</w:t>
+      </w:r>
+    </w:p>
+    <w:p>
+      <w:pPr>
+        <w:pStyle w:val="ListParagraph"/>
+        <w:numPr>
+          <w:ilvl w:val="1"/>
+          <w:numId w:val="22"/>
+        </w:numPr>
+      </w:pPr>
+      <w:r>
+        <w:t>Coding</w:t>
+      </w:r>
+    </w:p>
+    <w:p>
+      <w:pPr>
+        <w:pStyle w:val="ListParagraph"/>
+        <w:numPr>
+          <w:ilvl w:val="2"/>
+          <w:numId w:val="22"/>
+        </w:numPr>
+      </w:pPr>
+      <w:r>
+        <w:t>On Course</w:t>
+      </w:r>
+    </w:p>
+    <w:p>
+      <w:pPr>
+        <w:pStyle w:val="ListParagraph"/>
+        <w:numPr>
+          <w:ilvl w:val="1"/>
+          <w:numId w:val="22"/>
+        </w:numPr>
+      </w:pPr>
+      <w:r>
+        <w:t>Testing</w:t>
+      </w:r>
+    </w:p>
+    <w:p>
+      <w:pPr>
+        <w:pStyle w:val="ListParagraph"/>
+        <w:numPr>
+          <w:ilvl w:val="2"/>
+          <w:numId w:val="22"/>
+        </w:numPr>
+      </w:pPr>
+      <w:r>
+        <w:t xml:space="preserve">Behind on schedule </w:t>
+      </w:r>
+    </w:p>
+    <w:p>
+      <w:pPr>
+        <w:pStyle w:val="ListParagraph"/>
+        <w:numPr>
+          <w:ilvl w:val="0"/>
+          <w:numId w:val="22"/>
+        </w:numPr>
+      </w:pPr>
+      <w:r>
+        <w:rPr>
+          <w:lang w:val="en-US"/>
+        </w:rPr>
+        <w:t>Additional task tomorro</w:t>
+      </w:r>
+      <w:r>
+        <w:rPr>
+          <w:lang w:val="en-US"/>
+        </w:rPr>
+        <w:t>w</w:t>
+      </w:r>
+    </w:p>
+    <w:p>
+      <w:pPr>
+        <w:pStyle w:val="ListParagraph"/>
+        <w:numPr>
+          <w:ilvl w:val="1"/>
+          <w:numId w:val="22"/>
+        </w:numPr>
+      </w:pPr>
+      <w:r>
+        <w:rPr>
+          <w:lang w:val="en-US"/>
+        </w:rPr>
+        <w:lastRenderedPageBreak/>
         <w:t>Continue coding</w:t>
       </w:r>
     </w:p>

--- a/James Fan - Assessment 3_ Major Project.docx
+++ b/James Fan - Assessment 3_ Major Project.docx
@@ -103,7 +103,7 @@
           <w:noProof/>
         </w:rPr>
         <w:drawing>
-          <wp:anchor distT="0" distB="0" distL="114300" distR="114300" simplePos="0" relativeHeight="251662336" behindDoc="0" locked="0" layoutInCell="1" allowOverlap="1" wp14:anchorId="2E5C3EA8" wp14:editId="3889430E">
+          <wp:anchor distT="0" distB="0" distL="114300" distR="114300" simplePos="0" relativeHeight="251662336" behindDoc="0" locked="0" layoutInCell="1" allowOverlap="1" wp14:anchorId="2E5C3EA8" wp14:editId="6A84338E">
             <wp:simplePos x="0" y="0"/>
             <wp:positionH relativeFrom="column">
               <wp:posOffset>1417320</wp:posOffset>
@@ -8069,9 +8069,11 @@
       <w:r>
         <w:t xml:space="preserve">Select </w:t>
       </w:r>
+      <w:proofErr w:type="spellStart"/>
       <w:r>
         <w:t>BattleSweeper.rar</w:t>
       </w:r>
+      <w:proofErr w:type="spellEnd"/>
       <w:r>
         <w:t xml:space="preserve"> </w:t>
       </w:r>
@@ -8780,9 +8782,11 @@
             <w:tcW w:w="1951" w:type="dxa"/>
           </w:tcPr>
           <w:p>
+            <w:proofErr w:type="spellStart"/>
             <w:r>
               <w:t>GameOver</w:t>
             </w:r>
+            <w:proofErr w:type="spellEnd"/>
           </w:p>
         </w:tc>
         <w:tc>
@@ -8858,9 +8862,11 @@
             <w:tcW w:w="1951" w:type="dxa"/>
           </w:tcPr>
           <w:p>
+            <w:proofErr w:type="spellStart"/>
             <w:r>
               <w:t>CoverdDebug</w:t>
             </w:r>
+            <w:proofErr w:type="spellEnd"/>
           </w:p>
         </w:tc>
         <w:tc>
@@ -9014,9 +9020,11 @@
             <w:tcW w:w="1951" w:type="dxa"/>
           </w:tcPr>
           <w:p>
+            <w:proofErr w:type="spellStart"/>
             <w:r>
               <w:t>IsMine</w:t>
             </w:r>
+            <w:proofErr w:type="spellEnd"/>
           </w:p>
         </w:tc>
         <w:tc>
@@ -9092,9 +9100,11 @@
             <w:tcW w:w="1951" w:type="dxa"/>
           </w:tcPr>
           <w:p>
+            <w:proofErr w:type="spellStart"/>
             <w:r>
               <w:t>IsOccupied</w:t>
             </w:r>
+            <w:proofErr w:type="spellEnd"/>
           </w:p>
         </w:tc>
         <w:tc>
@@ -9385,9 +9395,11 @@
             <w:tcW w:w="1951" w:type="dxa"/>
           </w:tcPr>
           <w:p>
+            <w:proofErr w:type="spellStart"/>
             <w:r>
               <w:t>MineNumber</w:t>
             </w:r>
+            <w:proofErr w:type="spellEnd"/>
           </w:p>
         </w:tc>
         <w:tc>
@@ -9459,9 +9471,11 @@
             <w:tcW w:w="1951" w:type="dxa"/>
           </w:tcPr>
           <w:p>
+            <w:proofErr w:type="spellStart"/>
             <w:r>
               <w:t>ShipParts</w:t>
             </w:r>
+            <w:proofErr w:type="spellEnd"/>
           </w:p>
         </w:tc>
         <w:tc>
@@ -9537,9 +9551,11 @@
             <w:tcW w:w="1951" w:type="dxa"/>
           </w:tcPr>
           <w:p>
+            <w:proofErr w:type="spellStart"/>
             <w:r>
               <w:t>MineFlagged</w:t>
             </w:r>
+            <w:proofErr w:type="spellEnd"/>
           </w:p>
         </w:tc>
         <w:tc>
@@ -9611,9 +9627,11 @@
             <w:tcW w:w="1951" w:type="dxa"/>
           </w:tcPr>
           <w:p>
+            <w:proofErr w:type="spellStart"/>
             <w:r>
               <w:t>TileUncovered</w:t>
             </w:r>
+            <w:proofErr w:type="spellEnd"/>
           </w:p>
         </w:tc>
         <w:tc>
@@ -9689,9 +9707,11 @@
             <w:tcW w:w="1951" w:type="dxa"/>
           </w:tcPr>
           <w:p>
+            <w:proofErr w:type="spellStart"/>
             <w:r>
               <w:t>TilesRemain</w:t>
             </w:r>
+            <w:proofErr w:type="spellEnd"/>
           </w:p>
         </w:tc>
         <w:tc>
@@ -9763,9 +9783,11 @@
             <w:tcW w:w="1951" w:type="dxa"/>
           </w:tcPr>
           <w:p>
+            <w:proofErr w:type="spellStart"/>
             <w:r>
               <w:t>PlayerScore</w:t>
             </w:r>
+            <w:proofErr w:type="spellEnd"/>
           </w:p>
         </w:tc>
         <w:tc>
@@ -9833,9 +9855,11 @@
             <w:tcW w:w="1951" w:type="dxa"/>
           </w:tcPr>
           <w:p>
+            <w:proofErr w:type="spellStart"/>
             <w:r>
               <w:t>SurroundMine</w:t>
             </w:r>
+            <w:proofErr w:type="spellEnd"/>
             <w:r>
               <w:t>-</w:t>
             </w:r>
@@ -10066,9 +10090,11 @@
             <w:tcW w:w="1951" w:type="dxa"/>
           </w:tcPr>
           <w:p>
+            <w:proofErr w:type="spellStart"/>
             <w:r>
               <w:t>ListenerOn</w:t>
             </w:r>
+            <w:proofErr w:type="spellEnd"/>
           </w:p>
         </w:tc>
         <w:tc>
@@ -10354,8 +10380,13 @@
             <w:tcW w:w="1384" w:type="dxa"/>
           </w:tcPr>
           <w:p>
-            <w:r>
-              <w:t>BeginGame()</w:t>
+            <w:proofErr w:type="spellStart"/>
+            <w:r>
+              <w:t>BeginGame</w:t>
+            </w:r>
+            <w:proofErr w:type="spellEnd"/>
+            <w:r>
+              <w:t>()</w:t>
             </w:r>
           </w:p>
         </w:tc>
@@ -10400,9 +10431,11 @@
             <w:tcW w:w="1384" w:type="dxa"/>
           </w:tcPr>
           <w:p>
+            <w:proofErr w:type="spellStart"/>
             <w:r>
               <w:t>LevelReset</w:t>
             </w:r>
+            <w:proofErr w:type="spellEnd"/>
             <w:r>
               <w:t>()</w:t>
             </w:r>
@@ -10511,8 +10544,13 @@
             <w:tcW w:w="1384" w:type="dxa"/>
           </w:tcPr>
           <w:p>
-            <w:r>
-              <w:t>SetMines()</w:t>
+            <w:proofErr w:type="spellStart"/>
+            <w:r>
+              <w:t>SetMines</w:t>
+            </w:r>
+            <w:proofErr w:type="spellEnd"/>
+            <w:r>
+              <w:t>()</w:t>
             </w:r>
           </w:p>
         </w:tc>
@@ -10740,8 +10778,13 @@
             <w:tcW w:w="1384" w:type="dxa"/>
           </w:tcPr>
           <w:p>
-            <w:r>
-              <w:t>SetMine()</w:t>
+            <w:proofErr w:type="spellStart"/>
+            <w:r>
+              <w:t>SetMine</w:t>
+            </w:r>
+            <w:proofErr w:type="spellEnd"/>
+            <w:r>
+              <w:t>()</w:t>
             </w:r>
           </w:p>
         </w:tc>
@@ -10799,8 +10842,13 @@
             <w:tcW w:w="1384" w:type="dxa"/>
           </w:tcPr>
           <w:p>
-            <w:r>
-              <w:t>GetSurroundings()</w:t>
+            <w:proofErr w:type="spellStart"/>
+            <w:r>
+              <w:t>GetSurroundings</w:t>
+            </w:r>
+            <w:proofErr w:type="spellEnd"/>
+            <w:r>
+              <w:t>()</w:t>
             </w:r>
           </w:p>
         </w:tc>
@@ -10821,8 +10869,13 @@
             <w:tcW w:w="1384" w:type="dxa"/>
           </w:tcPr>
           <w:p>
-            <w:r>
-              <w:t>ToggleFlag()</w:t>
+            <w:proofErr w:type="spellStart"/>
+            <w:r>
+              <w:t>ToggleFlag</w:t>
+            </w:r>
+            <w:proofErr w:type="spellEnd"/>
+            <w:r>
+              <w:t>()</w:t>
             </w:r>
           </w:p>
         </w:tc>
@@ -10844,7 +10897,15 @@
           </w:tcPr>
           <w:p>
             <w:r>
-              <w:t>_on_control_gui_input(event)</w:t>
+              <w:t>_</w:t>
+            </w:r>
+            <w:proofErr w:type="spellStart"/>
+            <w:r>
+              <w:t>on_control_gui_input</w:t>
+            </w:r>
+            <w:proofErr w:type="spellEnd"/>
+            <w:r>
+              <w:t>(event)</w:t>
             </w:r>
           </w:p>
         </w:tc>
@@ -10865,9 +10926,14 @@
             <w:tcW w:w="1384" w:type="dxa"/>
           </w:tcPr>
           <w:p>
+            <w:proofErr w:type="spellStart"/>
             <w:r>
               <w:lastRenderedPageBreak/>
-              <w:t>DebugCovered():</w:t>
+              <w:t>DebugCovered</w:t>
+            </w:r>
+            <w:proofErr w:type="spellEnd"/>
+            <w:r>
+              <w:t>():</w:t>
             </w:r>
           </w:p>
         </w:tc>
@@ -12096,6 +12162,7 @@
         </w:rPr>
         <w:t xml:space="preserve">Considering if </w:t>
       </w:r>
+      <w:proofErr w:type="spellStart"/>
       <w:r>
         <w:rPr>
           <w:lang w:val="en-US"/>
@@ -12106,7 +12173,14 @@
         <w:rPr>
           <w:lang w:val="en-US"/>
         </w:rPr>
-        <w:t xml:space="preserve">game should be used to make </w:t>
+        <w:t>game</w:t>
+      </w:r>
+      <w:proofErr w:type="spellEnd"/>
+      <w:r>
+        <w:rPr>
+          <w:lang w:val="en-US"/>
+        </w:rPr>
+        <w:t xml:space="preserve"> should be used to make </w:t>
       </w:r>
       <w:r>
         <w:rPr>
@@ -12139,76 +12213,98 @@
         <w:rPr>
           <w:lang w:val="en-US"/>
         </w:rPr>
-        <w:t xml:space="preserve">Researched PyGame library </w:t>
-      </w:r>
-    </w:p>
-    <w:p>
-      <w:pPr>
-        <w:pStyle w:val="ListParagraph"/>
-        <w:numPr>
-          <w:ilvl w:val="1"/>
-          <w:numId w:val="22"/>
-        </w:numPr>
-      </w:pPr>
-      <w:r>
-        <w:t>Consider use to create a game since it has</w:t>
-      </w:r>
-    </w:p>
-    <w:p>
-      <w:pPr>
-        <w:pStyle w:val="ListParagraph"/>
-        <w:numPr>
-          <w:ilvl w:val="2"/>
-          <w:numId w:val="22"/>
-        </w:numPr>
-      </w:pPr>
-      <w:r>
-        <w:t xml:space="preserve">Has a </w:t>
-      </w:r>
-      <w:r>
-        <w:t>well-documented</w:t>
-      </w:r>
-      <w:r>
-        <w:t xml:space="preserve"> game development framework</w:t>
-      </w:r>
-    </w:p>
-    <w:p>
-      <w:pPr>
-        <w:pStyle w:val="ListParagraph"/>
-        <w:numPr>
-          <w:ilvl w:val="2"/>
-          <w:numId w:val="22"/>
-        </w:numPr>
-      </w:pPr>
-      <w:r>
-        <w:t>Easy and versatile to make games with GUI with</w:t>
-      </w:r>
-    </w:p>
-    <w:p>
-      <w:pPr>
-        <w:pStyle w:val="ListParagraph"/>
-        <w:numPr>
-          <w:ilvl w:val="3"/>
-          <w:numId w:val="22"/>
-        </w:numPr>
-      </w:pPr>
-      <w:r>
-        <w:t>With chat GPT and internet</w:t>
-      </w:r>
-    </w:p>
-    <w:p>
-      <w:pPr>
-        <w:pStyle w:val="ListParagraph"/>
-        <w:numPr>
-          <w:ilvl w:val="1"/>
-          <w:numId w:val="22"/>
-        </w:numPr>
-      </w:pPr>
+        <w:t xml:space="preserve">Researched </w:t>
+      </w:r>
+      <w:proofErr w:type="spellStart"/>
       <w:r>
         <w:rPr>
           <w:lang w:val="en-US"/>
         </w:rPr>
-        <w:t>PyGame Documentation</w:t>
+        <w:t>PyGame</w:t>
+      </w:r>
+      <w:proofErr w:type="spellEnd"/>
+      <w:r>
+        <w:rPr>
+          <w:lang w:val="en-US"/>
+        </w:rPr>
+        <w:t xml:space="preserve"> library </w:t>
+      </w:r>
+    </w:p>
+    <w:p>
+      <w:pPr>
+        <w:pStyle w:val="ListParagraph"/>
+        <w:numPr>
+          <w:ilvl w:val="1"/>
+          <w:numId w:val="22"/>
+        </w:numPr>
+      </w:pPr>
+      <w:r>
+        <w:t>Consider use to create a game since it has</w:t>
+      </w:r>
+    </w:p>
+    <w:p>
+      <w:pPr>
+        <w:pStyle w:val="ListParagraph"/>
+        <w:numPr>
+          <w:ilvl w:val="2"/>
+          <w:numId w:val="22"/>
+        </w:numPr>
+      </w:pPr>
+      <w:r>
+        <w:t xml:space="preserve">Has a </w:t>
+      </w:r>
+      <w:r>
+        <w:t>well-documented</w:t>
+      </w:r>
+      <w:r>
+        <w:t xml:space="preserve"> game development framework</w:t>
+      </w:r>
+    </w:p>
+    <w:p>
+      <w:pPr>
+        <w:pStyle w:val="ListParagraph"/>
+        <w:numPr>
+          <w:ilvl w:val="2"/>
+          <w:numId w:val="22"/>
+        </w:numPr>
+      </w:pPr>
+      <w:r>
+        <w:t>Easy and versatile to make games with GUI with</w:t>
+      </w:r>
+    </w:p>
+    <w:p>
+      <w:pPr>
+        <w:pStyle w:val="ListParagraph"/>
+        <w:numPr>
+          <w:ilvl w:val="3"/>
+          <w:numId w:val="22"/>
+        </w:numPr>
+      </w:pPr>
+      <w:r>
+        <w:t>With chat GPT and internet</w:t>
+      </w:r>
+    </w:p>
+    <w:p>
+      <w:pPr>
+        <w:pStyle w:val="ListParagraph"/>
+        <w:numPr>
+          <w:ilvl w:val="1"/>
+          <w:numId w:val="22"/>
+        </w:numPr>
+      </w:pPr>
+      <w:proofErr w:type="spellStart"/>
+      <w:r>
+        <w:rPr>
+          <w:lang w:val="en-US"/>
+        </w:rPr>
+        <w:t>PyGame</w:t>
+      </w:r>
+      <w:proofErr w:type="spellEnd"/>
+      <w:r>
+        <w:rPr>
+          <w:lang w:val="en-US"/>
+        </w:rPr>
+        <w:t xml:space="preserve"> Documentation</w:t>
       </w:r>
     </w:p>
     <w:p>
@@ -12914,62 +13010,78 @@
           <w:lang w:val="en-US"/>
         </w:rPr>
         <w:lastRenderedPageBreak/>
-        <w:t>Clear documentation like PyGame</w:t>
-      </w:r>
-    </w:p>
-    <w:p>
-      <w:pPr>
-        <w:pStyle w:val="ListParagraph"/>
-        <w:numPr>
-          <w:ilvl w:val="4"/>
-          <w:numId w:val="22"/>
-        </w:numPr>
-      </w:pPr>
-      <w:r>
-        <w:t xml:space="preserve">A lot better looking and concise </w:t>
-      </w:r>
-    </w:p>
-    <w:p>
-      <w:pPr>
-        <w:pStyle w:val="ListParagraph"/>
-        <w:numPr>
-          <w:ilvl w:val="2"/>
-          <w:numId w:val="22"/>
-        </w:numPr>
-      </w:pPr>
-      <w:r>
-        <w:t>Has an active community</w:t>
-      </w:r>
-    </w:p>
-    <w:p>
-      <w:pPr>
-        <w:pStyle w:val="ListParagraph"/>
-        <w:numPr>
-          <w:ilvl w:val="3"/>
-          <w:numId w:val="22"/>
-        </w:numPr>
-      </w:pPr>
-      <w:r>
-        <w:t>Research form ChatGPT</w:t>
-      </w:r>
-    </w:p>
-    <w:p>
-      <w:pPr>
-        <w:pStyle w:val="ListParagraph"/>
-        <w:numPr>
-          <w:ilvl w:val="1"/>
-          <w:numId w:val="22"/>
-        </w:numPr>
+        <w:t xml:space="preserve">Clear documentation like </w:t>
+      </w:r>
+      <w:proofErr w:type="spellStart"/>
+      <w:r>
         <w:rPr>
           <w:lang w:val="en-US"/>
         </w:rPr>
-      </w:pPr>
-      <w:r>
+        <w:t>PyGame</w:t>
+      </w:r>
+      <w:proofErr w:type="spellEnd"/>
+    </w:p>
+    <w:p>
+      <w:pPr>
+        <w:pStyle w:val="ListParagraph"/>
+        <w:numPr>
+          <w:ilvl w:val="4"/>
+          <w:numId w:val="22"/>
+        </w:numPr>
+      </w:pPr>
+      <w:r>
+        <w:t xml:space="preserve">A lot better looking and concise </w:t>
+      </w:r>
+    </w:p>
+    <w:p>
+      <w:pPr>
+        <w:pStyle w:val="ListParagraph"/>
+        <w:numPr>
+          <w:ilvl w:val="2"/>
+          <w:numId w:val="22"/>
+        </w:numPr>
+      </w:pPr>
+      <w:r>
+        <w:t>Has an active community</w:t>
+      </w:r>
+    </w:p>
+    <w:p>
+      <w:pPr>
+        <w:pStyle w:val="ListParagraph"/>
+        <w:numPr>
+          <w:ilvl w:val="3"/>
+          <w:numId w:val="22"/>
+        </w:numPr>
+      </w:pPr>
+      <w:r>
+        <w:t>Research form ChatGPT</w:t>
+      </w:r>
+    </w:p>
+    <w:p>
+      <w:pPr>
+        <w:pStyle w:val="ListParagraph"/>
+        <w:numPr>
+          <w:ilvl w:val="1"/>
+          <w:numId w:val="22"/>
+        </w:numPr>
         <w:rPr>
           <w:lang w:val="en-US"/>
         </w:rPr>
-        <w:t>Consider use Godot or PyGame</w:t>
-      </w:r>
+      </w:pPr>
+      <w:r>
+        <w:rPr>
+          <w:lang w:val="en-US"/>
+        </w:rPr>
+        <w:t xml:space="preserve">Consider use Godot or </w:t>
+      </w:r>
+      <w:proofErr w:type="spellStart"/>
+      <w:r>
+        <w:rPr>
+          <w:lang w:val="en-US"/>
+        </w:rPr>
+        <w:t>PyGame</w:t>
+      </w:r>
+      <w:proofErr w:type="spellEnd"/>
     </w:p>
     <w:p>
       <w:pPr>
@@ -15421,7 +15533,21 @@
         <w:rPr>
           <w:lang w:val="en-US"/>
         </w:rPr>
-        <w:t xml:space="preserve">Converted all image into scalable .svg images for quality </w:t>
+        <w:t>Converted all image into scalable .</w:t>
+      </w:r>
+      <w:proofErr w:type="spellStart"/>
+      <w:r>
+        <w:rPr>
+          <w:lang w:val="en-US"/>
+        </w:rPr>
+        <w:t>svg</w:t>
+      </w:r>
+      <w:proofErr w:type="spellEnd"/>
+      <w:r>
+        <w:rPr>
+          <w:lang w:val="en-US"/>
+        </w:rPr>
+        <w:t xml:space="preserve"> images for quality </w:t>
       </w:r>
     </w:p>
     <w:p>
@@ -16214,26 +16340,48 @@
           <w:lang w:val="en-US"/>
         </w:rPr>
       </w:pPr>
+      <w:proofErr w:type="spellStart"/>
       <w:r>
         <w:rPr>
           <w:lang w:val="en-US"/>
         </w:rPr>
-        <w:t>get_viewport_rect().size</w:t>
-      </w:r>
-    </w:p>
-    <w:p>
-      <w:pPr>
-        <w:pStyle w:val="ListParagraph"/>
-        <w:numPr>
-          <w:ilvl w:val="3"/>
-          <w:numId w:val="22"/>
-        </w:numPr>
-      </w:pPr>
+        <w:t>get_viewport_rect</w:t>
+      </w:r>
+      <w:proofErr w:type="spellEnd"/>
       <w:r>
         <w:rPr>
           <w:lang w:val="en-US"/>
         </w:rPr>
-        <w:t>clamp (x,y,z)</w:t>
+        <w:t>().size</w:t>
+      </w:r>
+    </w:p>
+    <w:p>
+      <w:pPr>
+        <w:pStyle w:val="ListParagraph"/>
+        <w:numPr>
+          <w:ilvl w:val="3"/>
+          <w:numId w:val="22"/>
+        </w:numPr>
+      </w:pPr>
+      <w:r>
+        <w:rPr>
+          <w:lang w:val="en-US"/>
+        </w:rPr>
+        <w:t>clamp (</w:t>
+      </w:r>
+      <w:proofErr w:type="spellStart"/>
+      <w:r>
+        <w:rPr>
+          <w:lang w:val="en-US"/>
+        </w:rPr>
+        <w:t>x,y,z</w:t>
+      </w:r>
+      <w:proofErr w:type="spellEnd"/>
+      <w:r>
+        <w:rPr>
+          <w:lang w:val="en-US"/>
+        </w:rPr>
+        <w:t>)</w:t>
       </w:r>
     </w:p>
     <w:p>
@@ -16418,22 +16566,58 @@
         <w:rPr>
           <w:lang w:val="en-US"/>
         </w:rPr>
-        <w:t>% x.size()</w:t>
-      </w:r>
-    </w:p>
-    <w:p>
-      <w:pPr>
-        <w:pStyle w:val="ListParagraph"/>
-        <w:numPr>
-          <w:ilvl w:val="3"/>
-          <w:numId w:val="22"/>
-        </w:numPr>
-      </w:pPr>
+        <w:t xml:space="preserve">% </w:t>
+      </w:r>
+      <w:proofErr w:type="spellStart"/>
       <w:r>
         <w:rPr>
           <w:lang w:val="en-US"/>
         </w:rPr>
-        <w:t>randf_range(x,y)</w:t>
+        <w:t>x.size</w:t>
+      </w:r>
+      <w:proofErr w:type="spellEnd"/>
+      <w:r>
+        <w:rPr>
+          <w:lang w:val="en-US"/>
+        </w:rPr>
+        <w:t>()</w:t>
+      </w:r>
+    </w:p>
+    <w:p>
+      <w:pPr>
+        <w:pStyle w:val="ListParagraph"/>
+        <w:numPr>
+          <w:ilvl w:val="3"/>
+          <w:numId w:val="22"/>
+        </w:numPr>
+      </w:pPr>
+      <w:proofErr w:type="spellStart"/>
+      <w:r>
+        <w:rPr>
+          <w:lang w:val="en-US"/>
+        </w:rPr>
+        <w:t>randf_range</w:t>
+      </w:r>
+      <w:proofErr w:type="spellEnd"/>
+      <w:r>
+        <w:rPr>
+          <w:lang w:val="en-US"/>
+        </w:rPr>
+        <w:t>(</w:t>
+      </w:r>
+      <w:proofErr w:type="spellStart"/>
+      <w:r>
+        <w:rPr>
+          <w:lang w:val="en-US"/>
+        </w:rPr>
+        <w:t>x,y</w:t>
+      </w:r>
+      <w:proofErr w:type="spellEnd"/>
+      <w:r>
+        <w:rPr>
+          <w:lang w:val="en-US"/>
+        </w:rPr>
+        <w:t>)</w:t>
       </w:r>
     </w:p>
     <w:p>
@@ -16822,7 +17006,35 @@
         <w:rPr>
           <w:lang w:val="en-US"/>
         </w:rPr>
-        <w:t xml:space="preserve">Added svg “Icon.svg” </w:t>
+        <w:t xml:space="preserve">Added </w:t>
+      </w:r>
+      <w:proofErr w:type="spellStart"/>
+      <w:r>
+        <w:rPr>
+          <w:lang w:val="en-US"/>
+        </w:rPr>
+        <w:t>svg</w:t>
+      </w:r>
+      <w:proofErr w:type="spellEnd"/>
+      <w:r>
+        <w:rPr>
+          <w:lang w:val="en-US"/>
+        </w:rPr>
+        <w:t xml:space="preserve"> “</w:t>
+      </w:r>
+      <w:proofErr w:type="spellStart"/>
+      <w:r>
+        <w:rPr>
+          <w:lang w:val="en-US"/>
+        </w:rPr>
+        <w:t>Icon.svg</w:t>
+      </w:r>
+      <w:proofErr w:type="spellEnd"/>
+      <w:r>
+        <w:rPr>
+          <w:lang w:val="en-US"/>
+        </w:rPr>
+        <w:t xml:space="preserve">” </w:t>
       </w:r>
     </w:p>
     <w:p>
@@ -16840,6 +17052,7 @@
         <w:t xml:space="preserve">obtained from </w:t>
       </w:r>
       <w:hyperlink r:id="rId44">
+        <w:proofErr w:type="spellStart"/>
         <w:r>
           <w:rPr>
             <w:rStyle w:val="Hyperlink"/>
@@ -16847,27 +17060,56 @@
           </w:rPr>
           <w:t>Flaticon</w:t>
         </w:r>
+        <w:proofErr w:type="spellEnd"/>
       </w:hyperlink>
       <w:r>
         <w:rPr>
           <w:lang w:val="en-US"/>
         </w:rPr>
-        <w:t xml:space="preserve"> as a png </w:t>
-      </w:r>
-    </w:p>
-    <w:p>
-      <w:pPr>
-        <w:pStyle w:val="ListParagraph"/>
-        <w:numPr>
-          <w:ilvl w:val="2"/>
-          <w:numId w:val="22"/>
-        </w:numPr>
-      </w:pPr>
+        <w:t xml:space="preserve"> as a </w:t>
+      </w:r>
+      <w:proofErr w:type="spellStart"/>
       <w:r>
         <w:rPr>
           <w:lang w:val="en-US"/>
         </w:rPr>
-        <w:t>Converted svg through word</w:t>
+        <w:t>png</w:t>
+      </w:r>
+      <w:proofErr w:type="spellEnd"/>
+      <w:r>
+        <w:rPr>
+          <w:lang w:val="en-US"/>
+        </w:rPr>
+        <w:t xml:space="preserve"> </w:t>
+      </w:r>
+    </w:p>
+    <w:p>
+      <w:pPr>
+        <w:pStyle w:val="ListParagraph"/>
+        <w:numPr>
+          <w:ilvl w:val="2"/>
+          <w:numId w:val="22"/>
+        </w:numPr>
+      </w:pPr>
+      <w:r>
+        <w:rPr>
+          <w:lang w:val="en-US"/>
+        </w:rPr>
+        <w:t xml:space="preserve">Converted </w:t>
+      </w:r>
+      <w:proofErr w:type="spellStart"/>
+      <w:r>
+        <w:rPr>
+          <w:lang w:val="en-US"/>
+        </w:rPr>
+        <w:t>svg</w:t>
+      </w:r>
+      <w:proofErr w:type="spellEnd"/>
+      <w:r>
+        <w:rPr>
+          <w:lang w:val="en-US"/>
+        </w:rPr>
+        <w:t xml:space="preserve"> through word</w:t>
       </w:r>
     </w:p>
     <w:p>
@@ -17510,21 +17752,25 @@
           <w:numId w:val="22"/>
         </w:numPr>
       </w:pPr>
+      <w:proofErr w:type="spellStart"/>
       <w:r>
         <w:t>HUDGame</w:t>
       </w:r>
-    </w:p>
-    <w:p>
-      <w:pPr>
-        <w:pStyle w:val="ListParagraph"/>
-        <w:numPr>
-          <w:ilvl w:val="2"/>
-          <w:numId w:val="22"/>
-        </w:numPr>
-      </w:pPr>
+      <w:proofErr w:type="spellEnd"/>
+    </w:p>
+    <w:p>
+      <w:pPr>
+        <w:pStyle w:val="ListParagraph"/>
+        <w:numPr>
+          <w:ilvl w:val="2"/>
+          <w:numId w:val="22"/>
+        </w:numPr>
+      </w:pPr>
+      <w:proofErr w:type="spellStart"/>
       <w:r>
         <w:t>MainGame</w:t>
       </w:r>
+      <w:proofErr w:type="spellEnd"/>
     </w:p>
     <w:p>
       <w:pPr>
@@ -18303,9 +18549,11 @@
           <w:numId w:val="22"/>
         </w:numPr>
       </w:pPr>
+      <w:proofErr w:type="spellStart"/>
       <w:r>
         <w:t>Explosion.svg</w:t>
       </w:r>
+      <w:proofErr w:type="spellEnd"/>
     </w:p>
     <w:p>
       <w:pPr>
@@ -19136,7 +19384,15 @@
         </w:numPr>
       </w:pPr>
       <w:r>
-        <w:t>“CoveredDebug()” in tile.gd</w:t>
+        <w:t>“</w:t>
+      </w:r>
+      <w:proofErr w:type="spellStart"/>
+      <w:r>
+        <w:t>CoveredDebug</w:t>
+      </w:r>
+      <w:proofErr w:type="spellEnd"/>
+      <w:r>
+        <w:t>()” in tile.gd</w:t>
       </w:r>
     </w:p>
     <w:p>
@@ -19420,9 +19676,11 @@
           <w:numId w:val="22"/>
         </w:numPr>
       </w:pPr>
+      <w:proofErr w:type="spellStart"/>
       <w:r>
         <w:t>HUDGame</w:t>
       </w:r>
+      <w:proofErr w:type="spellEnd"/>
     </w:p>
     <w:p>
       <w:pPr>
@@ -20579,11 +20837,19 @@
           <w:rStyle w:val="notion-enable-hover"/>
         </w:rPr>
       </w:pPr>
+      <w:proofErr w:type="spellStart"/>
       <w:r>
         <w:rPr>
           <w:rStyle w:val="notion-enable-hover"/>
         </w:rPr>
-        <w:t>SetMine()</w:t>
+        <w:t>SetMine</w:t>
+      </w:r>
+      <w:proofErr w:type="spellEnd"/>
+      <w:r>
+        <w:rPr>
+          <w:rStyle w:val="notion-enable-hover"/>
+        </w:rPr>
+        <w:t>()</w:t>
       </w:r>
     </w:p>
     <w:p>
@@ -20627,11 +20893,19 @@
           <w:rStyle w:val="notion-enable-hover"/>
         </w:rPr>
       </w:pPr>
+      <w:proofErr w:type="spellStart"/>
       <w:r>
         <w:rPr>
           <w:rStyle w:val="notion-enable-hover"/>
         </w:rPr>
-        <w:t>SetMine()</w:t>
+        <w:t>SetMine</w:t>
+      </w:r>
+      <w:proofErr w:type="spellEnd"/>
+      <w:r>
+        <w:rPr>
+          <w:rStyle w:val="notion-enable-hover"/>
+        </w:rPr>
+        <w:t>()</w:t>
       </w:r>
     </w:p>
     <w:p>
@@ -20663,29 +20937,45 @@
           <w:rStyle w:val="notion-enable-hover"/>
         </w:rPr>
       </w:pPr>
+      <w:proofErr w:type="spellStart"/>
       <w:r>
         <w:rPr>
           <w:rStyle w:val="notion-enable-hover"/>
         </w:rPr>
-        <w:t>GetSurroundings()</w:t>
-      </w:r>
-    </w:p>
-    <w:p>
-      <w:pPr>
-        <w:pStyle w:val="ListParagraph"/>
-        <w:numPr>
-          <w:ilvl w:val="3"/>
-          <w:numId w:val="22"/>
-        </w:numPr>
+        <w:t>GetSurroundings</w:t>
+      </w:r>
+      <w:proofErr w:type="spellEnd"/>
+      <w:r>
         <w:rPr>
           <w:rStyle w:val="notion-enable-hover"/>
         </w:rPr>
-      </w:pPr>
-      <w:r>
+        <w:t>()</w:t>
+      </w:r>
+    </w:p>
+    <w:p>
+      <w:pPr>
+        <w:pStyle w:val="ListParagraph"/>
+        <w:numPr>
+          <w:ilvl w:val="3"/>
+          <w:numId w:val="22"/>
+        </w:numPr>
         <w:rPr>
           <w:rStyle w:val="notion-enable-hover"/>
         </w:rPr>
-        <w:t>ToggleFlag()</w:t>
+      </w:pPr>
+      <w:proofErr w:type="spellStart"/>
+      <w:r>
+        <w:rPr>
+          <w:rStyle w:val="notion-enable-hover"/>
+        </w:rPr>
+        <w:t>ToggleFlag</w:t>
+      </w:r>
+      <w:proofErr w:type="spellEnd"/>
+      <w:r>
+        <w:rPr>
+          <w:rStyle w:val="notion-enable-hover"/>
+        </w:rPr>
+        <w:t>()</w:t>
       </w:r>
     </w:p>
     <w:p>
@@ -20697,7 +20987,15 @@
         </w:numPr>
       </w:pPr>
       <w:r>
-        <w:t>_on_control_gui_input(event)</w:t>
+        <w:t>_</w:t>
+      </w:r>
+      <w:proofErr w:type="spellStart"/>
+      <w:r>
+        <w:t>on_control_gui_input</w:t>
+      </w:r>
+      <w:proofErr w:type="spellEnd"/>
+      <w:r>
+        <w:t>(event)</w:t>
       </w:r>
     </w:p>
     <w:p>
@@ -20708,8 +21006,13 @@
           <w:numId w:val="22"/>
         </w:numPr>
       </w:pPr>
-      <w:r>
-        <w:t>DebugCovered()</w:t>
+      <w:proofErr w:type="spellStart"/>
+      <w:r>
+        <w:t>DebugCovered</w:t>
+      </w:r>
+      <w:proofErr w:type="spellEnd"/>
+      <w:r>
+        <w:t>()</w:t>
       </w:r>
     </w:p>
     <w:p>
@@ -21011,9 +21314,11 @@
           <w:numId w:val="22"/>
         </w:numPr>
       </w:pPr>
+      <w:proofErr w:type="spellStart"/>
       <w:r>
         <w:t>LevelReset</w:t>
       </w:r>
+      <w:proofErr w:type="spellEnd"/>
       <w:r>
         <w:t xml:space="preserve">() </w:t>
       </w:r>
@@ -21215,7 +21520,15 @@
         </w:numPr>
       </w:pPr>
       <w:r>
-        <w:t>“ListenerOn”</w:t>
+        <w:t>“</w:t>
+      </w:r>
+      <w:proofErr w:type="spellStart"/>
+      <w:r>
+        <w:t>ListenerOn</w:t>
+      </w:r>
+      <w:proofErr w:type="spellEnd"/>
+      <w:r>
+        <w:t>”</w:t>
       </w:r>
     </w:p>
     <w:p>
@@ -21706,11 +22019,16 @@
         </w:numPr>
       </w:pPr>
       <w:r>
-        <w:t>Created “Tile</w:t>
+        <w:t>Created “</w:t>
+      </w:r>
+      <w:proofErr w:type="spellStart"/>
+      <w:r>
+        <w:t>Tile</w:t>
       </w:r>
       <w:r>
         <w:t>Hover</w:t>
       </w:r>
+      <w:proofErr w:type="spellEnd"/>
       <w:r>
         <w:t>” sprite</w:t>
       </w:r>
@@ -21738,9 +22056,11 @@
       <w:r>
         <w:t>Created “</w:t>
       </w:r>
+      <w:proofErr w:type="spellStart"/>
       <w:r>
         <w:t>UsedMine</w:t>
       </w:r>
+      <w:proofErr w:type="spellEnd"/>
       <w:r>
         <w:t>” sprite</w:t>
       </w:r>
@@ -21814,9 +22134,11 @@
           <w:numId w:val="22"/>
         </w:numPr>
       </w:pPr>
+      <w:proofErr w:type="spellStart"/>
       <w:r>
         <w:t>HUDComplete.tscn</w:t>
       </w:r>
+      <w:proofErr w:type="spellEnd"/>
     </w:p>
     <w:p>
       <w:pPr>
@@ -21826,9 +22148,11 @@
           <w:numId w:val="22"/>
         </w:numPr>
       </w:pPr>
+      <w:proofErr w:type="spellStart"/>
       <w:r>
         <w:t>CompleteScreen.tscn</w:t>
       </w:r>
+      <w:proofErr w:type="spellEnd"/>
     </w:p>
     <w:p>
       <w:pPr>
@@ -22089,21 +22413,25 @@
           <w:numId w:val="22"/>
         </w:numPr>
       </w:pPr>
+      <w:proofErr w:type="spellStart"/>
       <w:r>
         <w:t>OverScreen.tscn</w:t>
       </w:r>
-    </w:p>
-    <w:p>
-      <w:pPr>
-        <w:pStyle w:val="ListParagraph"/>
-        <w:numPr>
-          <w:ilvl w:val="2"/>
-          <w:numId w:val="22"/>
-        </w:numPr>
-      </w:pPr>
+      <w:proofErr w:type="spellEnd"/>
+    </w:p>
+    <w:p>
+      <w:pPr>
+        <w:pStyle w:val="ListParagraph"/>
+        <w:numPr>
+          <w:ilvl w:val="2"/>
+          <w:numId w:val="22"/>
+        </w:numPr>
+      </w:pPr>
+      <w:proofErr w:type="spellStart"/>
       <w:r>
         <w:t>HUDOver.tscn</w:t>
       </w:r>
+      <w:proofErr w:type="spellEnd"/>
     </w:p>
     <w:p>
       <w:pPr>
@@ -22125,21 +22453,25 @@
           <w:numId w:val="22"/>
         </w:numPr>
       </w:pPr>
+      <w:proofErr w:type="spellStart"/>
       <w:r>
         <w:t>ScoreScreen.tscn</w:t>
       </w:r>
-    </w:p>
-    <w:p>
-      <w:pPr>
-        <w:pStyle w:val="ListParagraph"/>
-        <w:numPr>
-          <w:ilvl w:val="2"/>
-          <w:numId w:val="22"/>
-        </w:numPr>
-      </w:pPr>
+      <w:proofErr w:type="spellEnd"/>
+    </w:p>
+    <w:p>
+      <w:pPr>
+        <w:pStyle w:val="ListParagraph"/>
+        <w:numPr>
+          <w:ilvl w:val="2"/>
+          <w:numId w:val="22"/>
+        </w:numPr>
+      </w:pPr>
+      <w:proofErr w:type="spellStart"/>
       <w:r>
         <w:t>HUDScore.tscn</w:t>
       </w:r>
+      <w:proofErr w:type="spellEnd"/>
     </w:p>
     <w:p>
       <w:pPr>
@@ -22152,6 +22484,7 @@
       <w:r>
         <w:t xml:space="preserve">Added </w:t>
       </w:r>
+      <w:proofErr w:type="spellStart"/>
       <w:r>
         <w:t>scores</w:t>
       </w:r>
@@ -22161,6 +22494,7 @@
       <w:r>
         <w:t>cfg</w:t>
       </w:r>
+      <w:proofErr w:type="spellEnd"/>
       <w:r>
         <w:t xml:space="preserve"> file</w:t>
       </w:r>
@@ -22198,7 +22532,15 @@
         </w:numPr>
       </w:pPr>
       <w:r>
-        <w:t>From godot documentation</w:t>
+        <w:t xml:space="preserve">From </w:t>
+      </w:r>
+      <w:proofErr w:type="spellStart"/>
+      <w:r>
+        <w:t>godot</w:t>
+      </w:r>
+      <w:proofErr w:type="spellEnd"/>
+      <w:r>
+        <w:t xml:space="preserve"> documentation</w:t>
       </w:r>
     </w:p>
     <w:p>
@@ -22209,8 +22551,13 @@
           <w:numId w:val="22"/>
         </w:numPr>
       </w:pPr>
-      <w:r>
-        <w:t>Github Repository</w:t>
+      <w:proofErr w:type="spellStart"/>
+      <w:r>
+        <w:t>Github</w:t>
+      </w:r>
+      <w:proofErr w:type="spellEnd"/>
+      <w:r>
+        <w:t xml:space="preserve"> Repository</w:t>
       </w:r>
     </w:p>
     <w:p>
@@ -22416,11 +22763,16 @@
       <w:r>
         <w:t xml:space="preserve">Added code to create a new </w:t>
       </w:r>
+      <w:proofErr w:type="spellStart"/>
       <w:r>
         <w:t>scores</w:t>
       </w:r>
       <w:r>
-        <w:t>.cfg file if there is none in the user files</w:t>
+        <w:t>.cfg</w:t>
+      </w:r>
+      <w:proofErr w:type="spellEnd"/>
+      <w:r>
+        <w:t xml:space="preserve"> file if there is none in the user files</w:t>
       </w:r>
     </w:p>
     <w:p>
@@ -22611,7 +22963,15 @@
         </w:numPr>
       </w:pPr>
       <w:r>
-        <w:t>Added new shippart.cfg file</w:t>
+        <w:t xml:space="preserve">Added new </w:t>
+      </w:r>
+      <w:proofErr w:type="spellStart"/>
+      <w:r>
+        <w:t>shippart.cfg</w:t>
+      </w:r>
+      <w:proofErr w:type="spellEnd"/>
+      <w:r>
+        <w:t xml:space="preserve"> file</w:t>
       </w:r>
     </w:p>
     <w:p>
@@ -22634,12 +22994,19 @@
           <w:numId w:val="22"/>
         </w:numPr>
       </w:pPr>
-      <w:r>
-        <w:t>configShip(</w:t>
-      </w:r>
+      <w:proofErr w:type="spellStart"/>
+      <w:r>
+        <w:t>configShip</w:t>
+      </w:r>
+      <w:proofErr w:type="spellEnd"/>
+      <w:r>
+        <w:t>(</w:t>
+      </w:r>
+      <w:proofErr w:type="spellStart"/>
       <w:r>
         <w:t>ship,part</w:t>
       </w:r>
+      <w:proofErr w:type="spellEnd"/>
       <w:r>
         <w:t>)</w:t>
       </w:r>
@@ -22653,8 +23020,13 @@
         </w:numPr>
       </w:pPr>
       <w:r>
-        <w:t>configs the shippart.cfg</w:t>
-      </w:r>
+        <w:t xml:space="preserve">configs the </w:t>
+      </w:r>
+      <w:proofErr w:type="spellStart"/>
+      <w:r>
+        <w:t>shippart.cfg</w:t>
+      </w:r>
+      <w:proofErr w:type="spellEnd"/>
     </w:p>
     <w:p>
       <w:pPr>
@@ -22833,8 +23205,13 @@
       </w:pPr>
       <w:r>
         <w:lastRenderedPageBreak/>
-        <w:t>New node in MainGame.Tscn</w:t>
-      </w:r>
+        <w:t xml:space="preserve">New node in </w:t>
+      </w:r>
+      <w:proofErr w:type="spellStart"/>
+      <w:r>
+        <w:t>MainGame.Tscn</w:t>
+      </w:r>
+      <w:proofErr w:type="spellEnd"/>
     </w:p>
     <w:p>
       <w:pPr>
@@ -22886,9 +23263,11 @@
           <w:numId w:val="22"/>
         </w:numPr>
       </w:pPr>
+      <w:proofErr w:type="spellStart"/>
       <w:r>
         <w:t>shipoffersetter</w:t>
       </w:r>
+      <w:proofErr w:type="spellEnd"/>
       <w:r>
         <w:t>()</w:t>
       </w:r>
@@ -22931,8 +23310,13 @@
           <w:numId w:val="22"/>
         </w:numPr>
       </w:pPr>
-      <w:r>
-        <w:t>shipPlacer()</w:t>
+      <w:proofErr w:type="spellStart"/>
+      <w:r>
+        <w:t>shipPlacer</w:t>
+      </w:r>
+      <w:proofErr w:type="spellEnd"/>
+      <w:r>
+        <w:t>()</w:t>
       </w:r>
     </w:p>
     <w:p>
@@ -22956,7 +23340,15 @@
         </w:numPr>
       </w:pPr>
       <w:r>
-        <w:t>Scaped .cfg idea</w:t>
+        <w:t>Scaped .</w:t>
+      </w:r>
+      <w:proofErr w:type="spellStart"/>
+      <w:r>
+        <w:t>cfg</w:t>
+      </w:r>
+      <w:proofErr w:type="spellEnd"/>
+      <w:r>
+        <w:t xml:space="preserve"> idea</w:t>
       </w:r>
     </w:p>
     <w:p>
@@ -22979,9 +23371,11 @@
           <w:numId w:val="22"/>
         </w:numPr>
       </w:pPr>
+      <w:proofErr w:type="spellStart"/>
       <w:r>
         <w:t>ShipPlacement</w:t>
       </w:r>
+      <w:proofErr w:type="spellEnd"/>
     </w:p>
     <w:p>
       <w:pPr>
@@ -23015,9 +23409,11 @@
           <w:numId w:val="22"/>
         </w:numPr>
       </w:pPr>
+      <w:proofErr w:type="spellStart"/>
       <w:r>
         <w:t>NodePosition</w:t>
       </w:r>
+      <w:proofErr w:type="spellEnd"/>
     </w:p>
     <w:p>
       <w:pPr>
@@ -23123,9 +23519,11 @@
           <w:numId w:val="22"/>
         </w:numPr>
       </w:pPr>
+      <w:proofErr w:type="spellStart"/>
       <w:r>
         <w:t>arrayShips</w:t>
       </w:r>
+      <w:proofErr w:type="spellEnd"/>
     </w:p>
     <w:p>
       <w:pPr>
@@ -23171,21 +23569,25 @@
           <w:numId w:val="22"/>
         </w:numPr>
       </w:pPr>
+      <w:proofErr w:type="spellStart"/>
       <w:r>
         <w:t>shipNumber</w:t>
       </w:r>
-    </w:p>
-    <w:p>
-      <w:pPr>
-        <w:pStyle w:val="ListParagraph"/>
-        <w:numPr>
-          <w:ilvl w:val="2"/>
-          <w:numId w:val="22"/>
-        </w:numPr>
-      </w:pPr>
+      <w:proofErr w:type="spellEnd"/>
+    </w:p>
+    <w:p>
+      <w:pPr>
+        <w:pStyle w:val="ListParagraph"/>
+        <w:numPr>
+          <w:ilvl w:val="2"/>
+          <w:numId w:val="22"/>
+        </w:numPr>
+      </w:pPr>
+      <w:proofErr w:type="spellStart"/>
       <w:r>
         <w:t>partNumber</w:t>
       </w:r>
+      <w:proofErr w:type="spellEnd"/>
     </w:p>
     <w:p>
       <w:pPr>
@@ -23534,6 +23936,7 @@
         <w:t xml:space="preserve">Obtained ship sprites from </w:t>
       </w:r>
       <w:hyperlink r:id="rId51" w:history="1">
+        <w:proofErr w:type="spellStart"/>
         <w:r>
           <w:rPr>
             <w:rStyle w:val="Hyperlink"/>
@@ -23546,6 +23949,7 @@
           </w:rPr>
           <w:t>pengameart</w:t>
         </w:r>
+        <w:proofErr w:type="spellEnd"/>
       </w:hyperlink>
     </w:p>
     <w:p>
@@ -23740,10 +24144,7 @@
         <w:ind w:firstLine="360"/>
       </w:pPr>
       <w:r>
-        <w:t>1</w:t>
-      </w:r>
-      <w:r>
-        <w:t>9</w:t>
+        <w:t>20</w:t>
       </w:r>
       <w:r>
         <w:t>th of July</w:t>
@@ -23782,7 +24183,397 @@
         </w:numPr>
       </w:pPr>
       <w:r>
-        <w:t>Tweaked sprite settings for Tile.Tscn</w:t>
+        <w:t>Attempting to fix indicator bug</w:t>
+      </w:r>
+    </w:p>
+    <w:p>
+      <w:pPr>
+        <w:pStyle w:val="ListParagraph"/>
+        <w:numPr>
+          <w:ilvl w:val="1"/>
+          <w:numId w:val="22"/>
+        </w:numPr>
+      </w:pPr>
+      <w:r>
+        <w:t xml:space="preserve">Tweaked sprite settings for </w:t>
+      </w:r>
+      <w:proofErr w:type="spellStart"/>
+      <w:r>
+        <w:t>Tile.Tscn</w:t>
+      </w:r>
+      <w:proofErr w:type="spellEnd"/>
+    </w:p>
+    <w:p>
+      <w:pPr>
+        <w:pStyle w:val="ListParagraph"/>
+        <w:numPr>
+          <w:ilvl w:val="0"/>
+          <w:numId w:val="22"/>
+        </w:numPr>
+      </w:pPr>
+      <w:r>
+        <w:t>Gantt Chart Progress check</w:t>
+      </w:r>
+    </w:p>
+    <w:p>
+      <w:pPr>
+        <w:pStyle w:val="ListParagraph"/>
+        <w:numPr>
+          <w:ilvl w:val="1"/>
+          <w:numId w:val="22"/>
+        </w:numPr>
+      </w:pPr>
+      <w:r>
+        <w:t>Algorithm</w:t>
+      </w:r>
+    </w:p>
+    <w:p>
+      <w:pPr>
+        <w:pStyle w:val="ListParagraph"/>
+        <w:numPr>
+          <w:ilvl w:val="2"/>
+          <w:numId w:val="22"/>
+        </w:numPr>
+      </w:pPr>
+      <w:r>
+        <w:t>On course</w:t>
+      </w:r>
+    </w:p>
+    <w:p>
+      <w:pPr>
+        <w:pStyle w:val="ListParagraph"/>
+        <w:numPr>
+          <w:ilvl w:val="1"/>
+          <w:numId w:val="22"/>
+        </w:numPr>
+      </w:pPr>
+      <w:r>
+        <w:t>Documentation</w:t>
+      </w:r>
+    </w:p>
+    <w:p>
+      <w:pPr>
+        <w:pStyle w:val="ListParagraph"/>
+        <w:numPr>
+          <w:ilvl w:val="2"/>
+          <w:numId w:val="22"/>
+        </w:numPr>
+      </w:pPr>
+      <w:r>
+        <w:t>On course</w:t>
+      </w:r>
+    </w:p>
+    <w:p>
+      <w:pPr>
+        <w:pStyle w:val="ListParagraph"/>
+        <w:numPr>
+          <w:ilvl w:val="1"/>
+          <w:numId w:val="22"/>
+        </w:numPr>
+      </w:pPr>
+      <w:r>
+        <w:t>Coding</w:t>
+      </w:r>
+    </w:p>
+    <w:p>
+      <w:pPr>
+        <w:pStyle w:val="ListParagraph"/>
+        <w:numPr>
+          <w:ilvl w:val="2"/>
+          <w:numId w:val="22"/>
+        </w:numPr>
+      </w:pPr>
+      <w:r>
+        <w:t>On Course</w:t>
+      </w:r>
+    </w:p>
+    <w:p>
+      <w:pPr>
+        <w:pStyle w:val="ListParagraph"/>
+        <w:numPr>
+          <w:ilvl w:val="1"/>
+          <w:numId w:val="22"/>
+        </w:numPr>
+      </w:pPr>
+      <w:r>
+        <w:t>Testing</w:t>
+      </w:r>
+    </w:p>
+    <w:p>
+      <w:pPr>
+        <w:pStyle w:val="ListParagraph"/>
+        <w:numPr>
+          <w:ilvl w:val="2"/>
+          <w:numId w:val="22"/>
+        </w:numPr>
+      </w:pPr>
+      <w:r>
+        <w:t xml:space="preserve">Behind on schedule </w:t>
+      </w:r>
+    </w:p>
+    <w:p>
+      <w:pPr>
+        <w:pStyle w:val="ListParagraph"/>
+        <w:numPr>
+          <w:ilvl w:val="0"/>
+          <w:numId w:val="22"/>
+        </w:numPr>
+      </w:pPr>
+      <w:r>
+        <w:rPr>
+          <w:lang w:val="en-US"/>
+        </w:rPr>
+        <w:lastRenderedPageBreak/>
+        <w:t>Additional task tomorro</w:t>
+      </w:r>
+      <w:r>
+        <w:rPr>
+          <w:lang w:val="en-US"/>
+        </w:rPr>
+        <w:t>w</w:t>
+      </w:r>
+    </w:p>
+    <w:p>
+      <w:pPr>
+        <w:pStyle w:val="ListParagraph"/>
+        <w:numPr>
+          <w:ilvl w:val="1"/>
+          <w:numId w:val="22"/>
+        </w:numPr>
+      </w:pPr>
+      <w:r>
+        <w:rPr>
+          <w:lang w:val="en-US"/>
+        </w:rPr>
+        <w:t>Continue coding</w:t>
+      </w:r>
+    </w:p>
+    <w:p>
+      <w:pPr>
+        <w:pStyle w:val="Heading3"/>
+        <w:ind w:firstLine="360"/>
+      </w:pPr>
+      <w:r>
+        <w:t>21st</w:t>
+      </w:r>
+      <w:r>
+        <w:t xml:space="preserve"> of July</w:t>
+      </w:r>
+    </w:p>
+    <w:p>
+      <w:pPr>
+        <w:pStyle w:val="ListParagraph"/>
+        <w:numPr>
+          <w:ilvl w:val="0"/>
+          <w:numId w:val="22"/>
+        </w:numPr>
+      </w:pPr>
+      <w:r>
+        <w:t>Continued development on main game</w:t>
+      </w:r>
+    </w:p>
+    <w:p>
+      <w:pPr>
+        <w:pStyle w:val="ListParagraph"/>
+        <w:numPr>
+          <w:ilvl w:val="1"/>
+          <w:numId w:val="22"/>
+        </w:numPr>
+      </w:pPr>
+      <w:r>
+        <w:t xml:space="preserve">Respited  every ship </w:t>
+      </w:r>
+    </w:p>
+    <w:p>
+      <w:pPr>
+        <w:pStyle w:val="ListParagraph"/>
+        <w:numPr>
+          <w:ilvl w:val="1"/>
+          <w:numId w:val="22"/>
+        </w:numPr>
+      </w:pPr>
+      <w:r>
+        <w:t>Fixed indicator bug</w:t>
+      </w:r>
+    </w:p>
+    <w:p>
+      <w:pPr>
+        <w:pStyle w:val="ListParagraph"/>
+        <w:numPr>
+          <w:ilvl w:val="2"/>
+          <w:numId w:val="22"/>
+        </w:numPr>
+      </w:pPr>
+      <w:r>
+        <w:t>Had to just switch the remove indicator lines of code above the add indicator lines of code</w:t>
+      </w:r>
+    </w:p>
+    <w:p>
+      <w:pPr>
+        <w:pStyle w:val="ListParagraph"/>
+        <w:numPr>
+          <w:ilvl w:val="1"/>
+          <w:numId w:val="22"/>
+        </w:numPr>
+      </w:pPr>
+      <w:r>
+        <w:t>Switched some large if statements to match statements</w:t>
+      </w:r>
+    </w:p>
+    <w:p>
+      <w:pPr>
+        <w:pStyle w:val="ListParagraph"/>
+        <w:numPr>
+          <w:ilvl w:val="1"/>
+          <w:numId w:val="22"/>
+        </w:numPr>
+      </w:pPr>
+      <w:r>
+        <w:t>Add more error messages for when entering player name</w:t>
+      </w:r>
+    </w:p>
+    <w:p>
+      <w:pPr>
+        <w:pStyle w:val="ListParagraph"/>
+        <w:numPr>
+          <w:ilvl w:val="1"/>
+          <w:numId w:val="22"/>
+        </w:numPr>
+      </w:pPr>
+      <w:r>
+        <w:t>Worked on ship mechanics</w:t>
+      </w:r>
+    </w:p>
+    <w:p>
+      <w:pPr>
+        <w:pStyle w:val="ListParagraph"/>
+        <w:numPr>
+          <w:ilvl w:val="2"/>
+          <w:numId w:val="22"/>
+        </w:numPr>
+      </w:pPr>
+      <w:r>
+        <w:t xml:space="preserve">Assigning tiles as occupied </w:t>
+      </w:r>
+    </w:p>
+    <w:p>
+      <w:pPr>
+        <w:pStyle w:val="ListParagraph"/>
+        <w:numPr>
+          <w:ilvl w:val="2"/>
+          <w:numId w:val="22"/>
+        </w:numPr>
+      </w:pPr>
+      <w:r>
+        <w:t>Assigning sprites</w:t>
+      </w:r>
+    </w:p>
+    <w:p>
+      <w:pPr>
+        <w:pStyle w:val="ListParagraph"/>
+        <w:numPr>
+          <w:ilvl w:val="1"/>
+          <w:numId w:val="22"/>
+        </w:numPr>
+      </w:pPr>
+      <w:r>
+        <w:t>Created new constructor for the ships nodes which are placed in every tile node</w:t>
+      </w:r>
+    </w:p>
+    <w:p>
+      <w:pPr>
+        <w:pStyle w:val="ListParagraph"/>
+        <w:numPr>
+          <w:ilvl w:val="1"/>
+          <w:numId w:val="22"/>
+        </w:numPr>
+      </w:pPr>
+      <w:r>
+        <w:t>Running into issue trying to stop players from entering a blank name</w:t>
+      </w:r>
+    </w:p>
+    <w:p>
+      <w:pPr>
+        <w:pStyle w:val="ListParagraph"/>
+        <w:numPr>
+          <w:ilvl w:val="1"/>
+          <w:numId w:val="22"/>
+        </w:numPr>
+      </w:pPr>
+      <w:r>
+        <w:t>Added code to mechnaics.gd to prevent players from spamming placing</w:t>
+      </w:r>
+    </w:p>
+    <w:p>
+      <w:pPr>
+        <w:pStyle w:val="ListParagraph"/>
+        <w:numPr>
+          <w:ilvl w:val="1"/>
+          <w:numId w:val="22"/>
+        </w:numPr>
+      </w:pPr>
+      <w:r>
+        <w:t>Added new variable to standalone.gd:</w:t>
+      </w:r>
+    </w:p>
+    <w:p>
+      <w:pPr>
+        <w:pStyle w:val="ListParagraph"/>
+        <w:numPr>
+          <w:ilvl w:val="2"/>
+          <w:numId w:val="22"/>
+        </w:numPr>
+      </w:pPr>
+      <w:r>
+        <w:t>interact</w:t>
+      </w:r>
+    </w:p>
+    <w:p>
+      <w:pPr>
+        <w:pStyle w:val="ListParagraph"/>
+        <w:numPr>
+          <w:ilvl w:val="3"/>
+          <w:numId w:val="22"/>
+        </w:numPr>
+      </w:pPr>
+      <w:r>
+        <w:t>stops the player from interacting with the tile map</w:t>
+      </w:r>
+    </w:p>
+    <w:p>
+      <w:pPr>
+        <w:pStyle w:val="ListParagraph"/>
+        <w:numPr>
+          <w:ilvl w:val="1"/>
+          <w:numId w:val="22"/>
+        </w:numPr>
+      </w:pPr>
+      <w:r>
+        <w:t>Added new variable to HUDscore.gd</w:t>
+      </w:r>
+    </w:p>
+    <w:p>
+      <w:pPr>
+        <w:pStyle w:val="ListParagraph"/>
+        <w:numPr>
+          <w:ilvl w:val="2"/>
+          <w:numId w:val="22"/>
+        </w:numPr>
+      </w:pPr>
+      <w:r>
+        <w:t>Passed</w:t>
+      </w:r>
+    </w:p>
+    <w:p>
+      <w:pPr>
+        <w:pStyle w:val="ListParagraph"/>
+        <w:numPr>
+          <w:ilvl w:val="3"/>
+          <w:numId w:val="22"/>
+        </w:numPr>
+      </w:pPr>
+      <w:r>
+        <w:t>Prevents the player from not entering a name</w:t>
       </w:r>
     </w:p>
     <w:p>
@@ -23926,10 +24717,10 @@
         <w:rPr>
           <w:lang w:val="en-US"/>
         </w:rPr>
-        <w:lastRenderedPageBreak/>
         <w:t>Continue coding</w:t>
       </w:r>
     </w:p>
+    <w:p/>
     <w:p/>
     <w:sectPr>
       <w:pgSz w:w="12240" w:h="15840"/>

--- a/James Fan - Assessment 3_ Major Project.docx
+++ b/James Fan - Assessment 3_ Major Project.docx
@@ -103,7 +103,7 @@
           <w:noProof/>
         </w:rPr>
         <w:drawing>
-          <wp:anchor distT="0" distB="0" distL="114300" distR="114300" simplePos="0" relativeHeight="251662336" behindDoc="0" locked="0" layoutInCell="1" allowOverlap="1" wp14:anchorId="2E5C3EA8" wp14:editId="6A84338E">
+          <wp:anchor distT="0" distB="0" distL="114300" distR="114300" simplePos="0" relativeHeight="251662336" behindDoc="0" locked="0" layoutInCell="1" allowOverlap="1" wp14:anchorId="2E5C3EA8" wp14:editId="125DBD3E">
             <wp:simplePos x="0" y="0"/>
             <wp:positionH relativeFrom="column">
               <wp:posOffset>1417320</wp:posOffset>
@@ -8069,11 +8069,9 @@
       <w:r>
         <w:t xml:space="preserve">Select </w:t>
       </w:r>
-      <w:proofErr w:type="spellStart"/>
       <w:r>
         <w:t>BattleSweeper.rar</w:t>
       </w:r>
-      <w:proofErr w:type="spellEnd"/>
       <w:r>
         <w:t xml:space="preserve"> </w:t>
       </w:r>
@@ -8782,11 +8780,9 @@
             <w:tcW w:w="1951" w:type="dxa"/>
           </w:tcPr>
           <w:p>
-            <w:proofErr w:type="spellStart"/>
             <w:r>
               <w:t>GameOver</w:t>
             </w:r>
-            <w:proofErr w:type="spellEnd"/>
           </w:p>
         </w:tc>
         <w:tc>
@@ -8862,11 +8858,9 @@
             <w:tcW w:w="1951" w:type="dxa"/>
           </w:tcPr>
           <w:p>
-            <w:proofErr w:type="spellStart"/>
             <w:r>
               <w:t>CoverdDebug</w:t>
             </w:r>
-            <w:proofErr w:type="spellEnd"/>
           </w:p>
         </w:tc>
         <w:tc>
@@ -9020,11 +9014,9 @@
             <w:tcW w:w="1951" w:type="dxa"/>
           </w:tcPr>
           <w:p>
-            <w:proofErr w:type="spellStart"/>
             <w:r>
               <w:t>IsMine</w:t>
             </w:r>
-            <w:proofErr w:type="spellEnd"/>
           </w:p>
         </w:tc>
         <w:tc>
@@ -9100,11 +9092,9 @@
             <w:tcW w:w="1951" w:type="dxa"/>
           </w:tcPr>
           <w:p>
-            <w:proofErr w:type="spellStart"/>
             <w:r>
               <w:t>IsOccupied</w:t>
             </w:r>
-            <w:proofErr w:type="spellEnd"/>
           </w:p>
         </w:tc>
         <w:tc>
@@ -9395,11 +9385,9 @@
             <w:tcW w:w="1951" w:type="dxa"/>
           </w:tcPr>
           <w:p>
-            <w:proofErr w:type="spellStart"/>
             <w:r>
               <w:t>MineNumber</w:t>
             </w:r>
-            <w:proofErr w:type="spellEnd"/>
           </w:p>
         </w:tc>
         <w:tc>
@@ -9471,11 +9459,9 @@
             <w:tcW w:w="1951" w:type="dxa"/>
           </w:tcPr>
           <w:p>
-            <w:proofErr w:type="spellStart"/>
             <w:r>
               <w:t>ShipParts</w:t>
             </w:r>
-            <w:proofErr w:type="spellEnd"/>
           </w:p>
         </w:tc>
         <w:tc>
@@ -9551,11 +9537,9 @@
             <w:tcW w:w="1951" w:type="dxa"/>
           </w:tcPr>
           <w:p>
-            <w:proofErr w:type="spellStart"/>
             <w:r>
               <w:t>MineFlagged</w:t>
             </w:r>
-            <w:proofErr w:type="spellEnd"/>
           </w:p>
         </w:tc>
         <w:tc>
@@ -9627,11 +9611,9 @@
             <w:tcW w:w="1951" w:type="dxa"/>
           </w:tcPr>
           <w:p>
-            <w:proofErr w:type="spellStart"/>
             <w:r>
               <w:t>TileUncovered</w:t>
             </w:r>
-            <w:proofErr w:type="spellEnd"/>
           </w:p>
         </w:tc>
         <w:tc>
@@ -9707,11 +9689,9 @@
             <w:tcW w:w="1951" w:type="dxa"/>
           </w:tcPr>
           <w:p>
-            <w:proofErr w:type="spellStart"/>
             <w:r>
               <w:t>TilesRemain</w:t>
             </w:r>
-            <w:proofErr w:type="spellEnd"/>
           </w:p>
         </w:tc>
         <w:tc>
@@ -9783,11 +9763,9 @@
             <w:tcW w:w="1951" w:type="dxa"/>
           </w:tcPr>
           <w:p>
-            <w:proofErr w:type="spellStart"/>
             <w:r>
               <w:t>PlayerScore</w:t>
             </w:r>
-            <w:proofErr w:type="spellEnd"/>
           </w:p>
         </w:tc>
         <w:tc>
@@ -9855,11 +9833,9 @@
             <w:tcW w:w="1951" w:type="dxa"/>
           </w:tcPr>
           <w:p>
-            <w:proofErr w:type="spellStart"/>
             <w:r>
               <w:t>SurroundMine</w:t>
             </w:r>
-            <w:proofErr w:type="spellEnd"/>
             <w:r>
               <w:t>-</w:t>
             </w:r>
@@ -10090,11 +10066,9 @@
             <w:tcW w:w="1951" w:type="dxa"/>
           </w:tcPr>
           <w:p>
-            <w:proofErr w:type="spellStart"/>
             <w:r>
               <w:t>ListenerOn</w:t>
             </w:r>
-            <w:proofErr w:type="spellEnd"/>
           </w:p>
         </w:tc>
         <w:tc>
@@ -10380,13 +10354,8 @@
             <w:tcW w:w="1384" w:type="dxa"/>
           </w:tcPr>
           <w:p>
-            <w:proofErr w:type="spellStart"/>
-            <w:r>
-              <w:t>BeginGame</w:t>
-            </w:r>
-            <w:proofErr w:type="spellEnd"/>
-            <w:r>
-              <w:t>()</w:t>
+            <w:r>
+              <w:t>BeginGame()</w:t>
             </w:r>
           </w:p>
         </w:tc>
@@ -10431,11 +10400,9 @@
             <w:tcW w:w="1384" w:type="dxa"/>
           </w:tcPr>
           <w:p>
-            <w:proofErr w:type="spellStart"/>
             <w:r>
               <w:t>LevelReset</w:t>
             </w:r>
-            <w:proofErr w:type="spellEnd"/>
             <w:r>
               <w:t>()</w:t>
             </w:r>
@@ -10544,13 +10511,8 @@
             <w:tcW w:w="1384" w:type="dxa"/>
           </w:tcPr>
           <w:p>
-            <w:proofErr w:type="spellStart"/>
-            <w:r>
-              <w:t>SetMines</w:t>
-            </w:r>
-            <w:proofErr w:type="spellEnd"/>
-            <w:r>
-              <w:t>()</w:t>
+            <w:r>
+              <w:t>SetMines()</w:t>
             </w:r>
           </w:p>
         </w:tc>
@@ -10778,13 +10740,8 @@
             <w:tcW w:w="1384" w:type="dxa"/>
           </w:tcPr>
           <w:p>
-            <w:proofErr w:type="spellStart"/>
-            <w:r>
-              <w:t>SetMine</w:t>
-            </w:r>
-            <w:proofErr w:type="spellEnd"/>
-            <w:r>
-              <w:t>()</w:t>
+            <w:r>
+              <w:t>SetMine()</w:t>
             </w:r>
           </w:p>
         </w:tc>
@@ -10842,13 +10799,8 @@
             <w:tcW w:w="1384" w:type="dxa"/>
           </w:tcPr>
           <w:p>
-            <w:proofErr w:type="spellStart"/>
-            <w:r>
-              <w:t>GetSurroundings</w:t>
-            </w:r>
-            <w:proofErr w:type="spellEnd"/>
-            <w:r>
-              <w:t>()</w:t>
+            <w:r>
+              <w:t>GetSurroundings()</w:t>
             </w:r>
           </w:p>
         </w:tc>
@@ -10869,13 +10821,8 @@
             <w:tcW w:w="1384" w:type="dxa"/>
           </w:tcPr>
           <w:p>
-            <w:proofErr w:type="spellStart"/>
-            <w:r>
-              <w:t>ToggleFlag</w:t>
-            </w:r>
-            <w:proofErr w:type="spellEnd"/>
-            <w:r>
-              <w:t>()</w:t>
+            <w:r>
+              <w:t>ToggleFlag()</w:t>
             </w:r>
           </w:p>
         </w:tc>
@@ -10897,15 +10844,7 @@
           </w:tcPr>
           <w:p>
             <w:r>
-              <w:t>_</w:t>
-            </w:r>
-            <w:proofErr w:type="spellStart"/>
-            <w:r>
-              <w:t>on_control_gui_input</w:t>
-            </w:r>
-            <w:proofErr w:type="spellEnd"/>
-            <w:r>
-              <w:t>(event)</w:t>
+              <w:t>_on_control_gui_input(event)</w:t>
             </w:r>
           </w:p>
         </w:tc>
@@ -10926,14 +10865,9 @@
             <w:tcW w:w="1384" w:type="dxa"/>
           </w:tcPr>
           <w:p>
-            <w:proofErr w:type="spellStart"/>
             <w:r>
               <w:lastRenderedPageBreak/>
-              <w:t>DebugCovered</w:t>
-            </w:r>
-            <w:proofErr w:type="spellEnd"/>
-            <w:r>
-              <w:t>():</w:t>
+              <w:t>DebugCovered():</w:t>
             </w:r>
           </w:p>
         </w:tc>
@@ -12162,7 +12096,6 @@
         </w:rPr>
         <w:t xml:space="preserve">Considering if </w:t>
       </w:r>
-      <w:proofErr w:type="spellStart"/>
       <w:r>
         <w:rPr>
           <w:lang w:val="en-US"/>
@@ -12173,14 +12106,7 @@
         <w:rPr>
           <w:lang w:val="en-US"/>
         </w:rPr>
-        <w:t>game</w:t>
-      </w:r>
-      <w:proofErr w:type="spellEnd"/>
-      <w:r>
-        <w:rPr>
-          <w:lang w:val="en-US"/>
-        </w:rPr>
-        <w:t xml:space="preserve"> should be used to make </w:t>
+        <w:t xml:space="preserve">game should be used to make </w:t>
       </w:r>
       <w:r>
         <w:rPr>
@@ -12213,98 +12139,76 @@
         <w:rPr>
           <w:lang w:val="en-US"/>
         </w:rPr>
-        <w:t xml:space="preserve">Researched </w:t>
-      </w:r>
-      <w:proofErr w:type="spellStart"/>
+        <w:t xml:space="preserve">Researched PyGame library </w:t>
+      </w:r>
+    </w:p>
+    <w:p>
+      <w:pPr>
+        <w:pStyle w:val="ListParagraph"/>
+        <w:numPr>
+          <w:ilvl w:val="1"/>
+          <w:numId w:val="22"/>
+        </w:numPr>
+      </w:pPr>
+      <w:r>
+        <w:t>Consider use to create a game since it has</w:t>
+      </w:r>
+    </w:p>
+    <w:p>
+      <w:pPr>
+        <w:pStyle w:val="ListParagraph"/>
+        <w:numPr>
+          <w:ilvl w:val="2"/>
+          <w:numId w:val="22"/>
+        </w:numPr>
+      </w:pPr>
+      <w:r>
+        <w:t xml:space="preserve">Has a </w:t>
+      </w:r>
+      <w:r>
+        <w:t>well-documented</w:t>
+      </w:r>
+      <w:r>
+        <w:t xml:space="preserve"> game development framework</w:t>
+      </w:r>
+    </w:p>
+    <w:p>
+      <w:pPr>
+        <w:pStyle w:val="ListParagraph"/>
+        <w:numPr>
+          <w:ilvl w:val="2"/>
+          <w:numId w:val="22"/>
+        </w:numPr>
+      </w:pPr>
+      <w:r>
+        <w:t>Easy and versatile to make games with GUI with</w:t>
+      </w:r>
+    </w:p>
+    <w:p>
+      <w:pPr>
+        <w:pStyle w:val="ListParagraph"/>
+        <w:numPr>
+          <w:ilvl w:val="3"/>
+          <w:numId w:val="22"/>
+        </w:numPr>
+      </w:pPr>
+      <w:r>
+        <w:t>With chat GPT and internet</w:t>
+      </w:r>
+    </w:p>
+    <w:p>
+      <w:pPr>
+        <w:pStyle w:val="ListParagraph"/>
+        <w:numPr>
+          <w:ilvl w:val="1"/>
+          <w:numId w:val="22"/>
+        </w:numPr>
+      </w:pPr>
       <w:r>
         <w:rPr>
           <w:lang w:val="en-US"/>
         </w:rPr>
-        <w:t>PyGame</w:t>
-      </w:r>
-      <w:proofErr w:type="spellEnd"/>
-      <w:r>
-        <w:rPr>
-          <w:lang w:val="en-US"/>
-        </w:rPr>
-        <w:t xml:space="preserve"> library </w:t>
-      </w:r>
-    </w:p>
-    <w:p>
-      <w:pPr>
-        <w:pStyle w:val="ListParagraph"/>
-        <w:numPr>
-          <w:ilvl w:val="1"/>
-          <w:numId w:val="22"/>
-        </w:numPr>
-      </w:pPr>
-      <w:r>
-        <w:t>Consider use to create a game since it has</w:t>
-      </w:r>
-    </w:p>
-    <w:p>
-      <w:pPr>
-        <w:pStyle w:val="ListParagraph"/>
-        <w:numPr>
-          <w:ilvl w:val="2"/>
-          <w:numId w:val="22"/>
-        </w:numPr>
-      </w:pPr>
-      <w:r>
-        <w:t xml:space="preserve">Has a </w:t>
-      </w:r>
-      <w:r>
-        <w:t>well-documented</w:t>
-      </w:r>
-      <w:r>
-        <w:t xml:space="preserve"> game development framework</w:t>
-      </w:r>
-    </w:p>
-    <w:p>
-      <w:pPr>
-        <w:pStyle w:val="ListParagraph"/>
-        <w:numPr>
-          <w:ilvl w:val="2"/>
-          <w:numId w:val="22"/>
-        </w:numPr>
-      </w:pPr>
-      <w:r>
-        <w:t>Easy and versatile to make games with GUI with</w:t>
-      </w:r>
-    </w:p>
-    <w:p>
-      <w:pPr>
-        <w:pStyle w:val="ListParagraph"/>
-        <w:numPr>
-          <w:ilvl w:val="3"/>
-          <w:numId w:val="22"/>
-        </w:numPr>
-      </w:pPr>
-      <w:r>
-        <w:t>With chat GPT and internet</w:t>
-      </w:r>
-    </w:p>
-    <w:p>
-      <w:pPr>
-        <w:pStyle w:val="ListParagraph"/>
-        <w:numPr>
-          <w:ilvl w:val="1"/>
-          <w:numId w:val="22"/>
-        </w:numPr>
-      </w:pPr>
-      <w:proofErr w:type="spellStart"/>
-      <w:r>
-        <w:rPr>
-          <w:lang w:val="en-US"/>
-        </w:rPr>
-        <w:t>PyGame</w:t>
-      </w:r>
-      <w:proofErr w:type="spellEnd"/>
-      <w:r>
-        <w:rPr>
-          <w:lang w:val="en-US"/>
-        </w:rPr>
-        <w:t xml:space="preserve"> Documentation</w:t>
+        <w:t>PyGame Documentation</w:t>
       </w:r>
     </w:p>
     <w:p>
@@ -13010,78 +12914,62 @@
           <w:lang w:val="en-US"/>
         </w:rPr>
         <w:lastRenderedPageBreak/>
-        <w:t xml:space="preserve">Clear documentation like </w:t>
-      </w:r>
-      <w:proofErr w:type="spellStart"/>
-      <w:r>
+        <w:t>Clear documentation like PyGame</w:t>
+      </w:r>
+    </w:p>
+    <w:p>
+      <w:pPr>
+        <w:pStyle w:val="ListParagraph"/>
+        <w:numPr>
+          <w:ilvl w:val="4"/>
+          <w:numId w:val="22"/>
+        </w:numPr>
+      </w:pPr>
+      <w:r>
+        <w:t xml:space="preserve">A lot better looking and concise </w:t>
+      </w:r>
+    </w:p>
+    <w:p>
+      <w:pPr>
+        <w:pStyle w:val="ListParagraph"/>
+        <w:numPr>
+          <w:ilvl w:val="2"/>
+          <w:numId w:val="22"/>
+        </w:numPr>
+      </w:pPr>
+      <w:r>
+        <w:t>Has an active community</w:t>
+      </w:r>
+    </w:p>
+    <w:p>
+      <w:pPr>
+        <w:pStyle w:val="ListParagraph"/>
+        <w:numPr>
+          <w:ilvl w:val="3"/>
+          <w:numId w:val="22"/>
+        </w:numPr>
+      </w:pPr>
+      <w:r>
+        <w:t>Research form ChatGPT</w:t>
+      </w:r>
+    </w:p>
+    <w:p>
+      <w:pPr>
+        <w:pStyle w:val="ListParagraph"/>
+        <w:numPr>
+          <w:ilvl w:val="1"/>
+          <w:numId w:val="22"/>
+        </w:numPr>
         <w:rPr>
           <w:lang w:val="en-US"/>
         </w:rPr>
-        <w:t>PyGame</w:t>
-      </w:r>
-      <w:proofErr w:type="spellEnd"/>
-    </w:p>
-    <w:p>
-      <w:pPr>
-        <w:pStyle w:val="ListParagraph"/>
-        <w:numPr>
-          <w:ilvl w:val="4"/>
-          <w:numId w:val="22"/>
-        </w:numPr>
-      </w:pPr>
-      <w:r>
-        <w:t xml:space="preserve">A lot better looking and concise </w:t>
-      </w:r>
-    </w:p>
-    <w:p>
-      <w:pPr>
-        <w:pStyle w:val="ListParagraph"/>
-        <w:numPr>
-          <w:ilvl w:val="2"/>
-          <w:numId w:val="22"/>
-        </w:numPr>
-      </w:pPr>
-      <w:r>
-        <w:t>Has an active community</w:t>
-      </w:r>
-    </w:p>
-    <w:p>
-      <w:pPr>
-        <w:pStyle w:val="ListParagraph"/>
-        <w:numPr>
-          <w:ilvl w:val="3"/>
-          <w:numId w:val="22"/>
-        </w:numPr>
-      </w:pPr>
-      <w:r>
-        <w:t>Research form ChatGPT</w:t>
-      </w:r>
-    </w:p>
-    <w:p>
-      <w:pPr>
-        <w:pStyle w:val="ListParagraph"/>
-        <w:numPr>
-          <w:ilvl w:val="1"/>
-          <w:numId w:val="22"/>
-        </w:numPr>
+      </w:pPr>
+      <w:r>
         <w:rPr>
           <w:lang w:val="en-US"/>
         </w:rPr>
-      </w:pPr>
-      <w:r>
-        <w:rPr>
-          <w:lang w:val="en-US"/>
-        </w:rPr>
-        <w:t xml:space="preserve">Consider use Godot or </w:t>
-      </w:r>
-      <w:proofErr w:type="spellStart"/>
-      <w:r>
-        <w:rPr>
-          <w:lang w:val="en-US"/>
-        </w:rPr>
-        <w:t>PyGame</w:t>
-      </w:r>
-      <w:proofErr w:type="spellEnd"/>
+        <w:t>Consider use Godot or PyGame</w:t>
+      </w:r>
     </w:p>
     <w:p>
       <w:pPr>
@@ -15533,21 +15421,7 @@
         <w:rPr>
           <w:lang w:val="en-US"/>
         </w:rPr>
-        <w:t>Converted all image into scalable .</w:t>
-      </w:r>
-      <w:proofErr w:type="spellStart"/>
-      <w:r>
-        <w:rPr>
-          <w:lang w:val="en-US"/>
-        </w:rPr>
-        <w:t>svg</w:t>
-      </w:r>
-      <w:proofErr w:type="spellEnd"/>
-      <w:r>
-        <w:rPr>
-          <w:lang w:val="en-US"/>
-        </w:rPr>
-        <w:t xml:space="preserve"> images for quality </w:t>
+        <w:t xml:space="preserve">Converted all image into scalable .svg images for quality </w:t>
       </w:r>
     </w:p>
     <w:p>
@@ -16340,48 +16214,26 @@
           <w:lang w:val="en-US"/>
         </w:rPr>
       </w:pPr>
-      <w:proofErr w:type="spellStart"/>
       <w:r>
         <w:rPr>
           <w:lang w:val="en-US"/>
         </w:rPr>
-        <w:t>get_viewport_rect</w:t>
-      </w:r>
-      <w:proofErr w:type="spellEnd"/>
+        <w:t>get_viewport_rect().size</w:t>
+      </w:r>
+    </w:p>
+    <w:p>
+      <w:pPr>
+        <w:pStyle w:val="ListParagraph"/>
+        <w:numPr>
+          <w:ilvl w:val="3"/>
+          <w:numId w:val="22"/>
+        </w:numPr>
+      </w:pPr>
       <w:r>
         <w:rPr>
           <w:lang w:val="en-US"/>
         </w:rPr>
-        <w:t>().size</w:t>
-      </w:r>
-    </w:p>
-    <w:p>
-      <w:pPr>
-        <w:pStyle w:val="ListParagraph"/>
-        <w:numPr>
-          <w:ilvl w:val="3"/>
-          <w:numId w:val="22"/>
-        </w:numPr>
-      </w:pPr>
-      <w:r>
-        <w:rPr>
-          <w:lang w:val="en-US"/>
-        </w:rPr>
-        <w:t>clamp (</w:t>
-      </w:r>
-      <w:proofErr w:type="spellStart"/>
-      <w:r>
-        <w:rPr>
-          <w:lang w:val="en-US"/>
-        </w:rPr>
-        <w:t>x,y,z</w:t>
-      </w:r>
-      <w:proofErr w:type="spellEnd"/>
-      <w:r>
-        <w:rPr>
-          <w:lang w:val="en-US"/>
-        </w:rPr>
-        <w:t>)</w:t>
+        <w:t>clamp (x,y,z)</w:t>
       </w:r>
     </w:p>
     <w:p>
@@ -16566,58 +16418,22 @@
         <w:rPr>
           <w:lang w:val="en-US"/>
         </w:rPr>
-        <w:t xml:space="preserve">% </w:t>
-      </w:r>
-      <w:proofErr w:type="spellStart"/>
+        <w:t>% x.size()</w:t>
+      </w:r>
+    </w:p>
+    <w:p>
+      <w:pPr>
+        <w:pStyle w:val="ListParagraph"/>
+        <w:numPr>
+          <w:ilvl w:val="3"/>
+          <w:numId w:val="22"/>
+        </w:numPr>
+      </w:pPr>
       <w:r>
         <w:rPr>
           <w:lang w:val="en-US"/>
         </w:rPr>
-        <w:t>x.size</w:t>
-      </w:r>
-      <w:proofErr w:type="spellEnd"/>
-      <w:r>
-        <w:rPr>
-          <w:lang w:val="en-US"/>
-        </w:rPr>
-        <w:t>()</w:t>
-      </w:r>
-    </w:p>
-    <w:p>
-      <w:pPr>
-        <w:pStyle w:val="ListParagraph"/>
-        <w:numPr>
-          <w:ilvl w:val="3"/>
-          <w:numId w:val="22"/>
-        </w:numPr>
-      </w:pPr>
-      <w:proofErr w:type="spellStart"/>
-      <w:r>
-        <w:rPr>
-          <w:lang w:val="en-US"/>
-        </w:rPr>
-        <w:t>randf_range</w:t>
-      </w:r>
-      <w:proofErr w:type="spellEnd"/>
-      <w:r>
-        <w:rPr>
-          <w:lang w:val="en-US"/>
-        </w:rPr>
-        <w:t>(</w:t>
-      </w:r>
-      <w:proofErr w:type="spellStart"/>
-      <w:r>
-        <w:rPr>
-          <w:lang w:val="en-US"/>
-        </w:rPr>
-        <w:t>x,y</w:t>
-      </w:r>
-      <w:proofErr w:type="spellEnd"/>
-      <w:r>
-        <w:rPr>
-          <w:lang w:val="en-US"/>
-        </w:rPr>
-        <w:t>)</w:t>
+        <w:t>randf_range(x,y)</w:t>
       </w:r>
     </w:p>
     <w:p>
@@ -17006,35 +16822,7 @@
         <w:rPr>
           <w:lang w:val="en-US"/>
         </w:rPr>
-        <w:t xml:space="preserve">Added </w:t>
-      </w:r>
-      <w:proofErr w:type="spellStart"/>
-      <w:r>
-        <w:rPr>
-          <w:lang w:val="en-US"/>
-        </w:rPr>
-        <w:t>svg</w:t>
-      </w:r>
-      <w:proofErr w:type="spellEnd"/>
-      <w:r>
-        <w:rPr>
-          <w:lang w:val="en-US"/>
-        </w:rPr>
-        <w:t xml:space="preserve"> “</w:t>
-      </w:r>
-      <w:proofErr w:type="spellStart"/>
-      <w:r>
-        <w:rPr>
-          <w:lang w:val="en-US"/>
-        </w:rPr>
-        <w:t>Icon.svg</w:t>
-      </w:r>
-      <w:proofErr w:type="spellEnd"/>
-      <w:r>
-        <w:rPr>
-          <w:lang w:val="en-US"/>
-        </w:rPr>
-        <w:t xml:space="preserve">” </w:t>
+        <w:t xml:space="preserve">Added svg “Icon.svg” </w:t>
       </w:r>
     </w:p>
     <w:p>
@@ -17052,7 +16840,6 @@
         <w:t xml:space="preserve">obtained from </w:t>
       </w:r>
       <w:hyperlink r:id="rId44">
-        <w:proofErr w:type="spellStart"/>
         <w:r>
           <w:rPr>
             <w:rStyle w:val="Hyperlink"/>
@@ -17060,56 +16847,27 @@
           </w:rPr>
           <w:t>Flaticon</w:t>
         </w:r>
-        <w:proofErr w:type="spellEnd"/>
       </w:hyperlink>
       <w:r>
         <w:rPr>
           <w:lang w:val="en-US"/>
         </w:rPr>
-        <w:t xml:space="preserve"> as a </w:t>
-      </w:r>
-      <w:proofErr w:type="spellStart"/>
+        <w:t xml:space="preserve"> as a png </w:t>
+      </w:r>
+    </w:p>
+    <w:p>
+      <w:pPr>
+        <w:pStyle w:val="ListParagraph"/>
+        <w:numPr>
+          <w:ilvl w:val="2"/>
+          <w:numId w:val="22"/>
+        </w:numPr>
+      </w:pPr>
       <w:r>
         <w:rPr>
           <w:lang w:val="en-US"/>
         </w:rPr>
-        <w:t>png</w:t>
-      </w:r>
-      <w:proofErr w:type="spellEnd"/>
-      <w:r>
-        <w:rPr>
-          <w:lang w:val="en-US"/>
-        </w:rPr>
-        <w:t xml:space="preserve"> </w:t>
-      </w:r>
-    </w:p>
-    <w:p>
-      <w:pPr>
-        <w:pStyle w:val="ListParagraph"/>
-        <w:numPr>
-          <w:ilvl w:val="2"/>
-          <w:numId w:val="22"/>
-        </w:numPr>
-      </w:pPr>
-      <w:r>
-        <w:rPr>
-          <w:lang w:val="en-US"/>
-        </w:rPr>
-        <w:t xml:space="preserve">Converted </w:t>
-      </w:r>
-      <w:proofErr w:type="spellStart"/>
-      <w:r>
-        <w:rPr>
-          <w:lang w:val="en-US"/>
-        </w:rPr>
-        <w:t>svg</w:t>
-      </w:r>
-      <w:proofErr w:type="spellEnd"/>
-      <w:r>
-        <w:rPr>
-          <w:lang w:val="en-US"/>
-        </w:rPr>
-        <w:t xml:space="preserve"> through word</w:t>
+        <w:t>Converted svg through word</w:t>
       </w:r>
     </w:p>
     <w:p>
@@ -17752,25 +17510,21 @@
           <w:numId w:val="22"/>
         </w:numPr>
       </w:pPr>
-      <w:proofErr w:type="spellStart"/>
       <w:r>
         <w:t>HUDGame</w:t>
       </w:r>
-      <w:proofErr w:type="spellEnd"/>
-    </w:p>
-    <w:p>
-      <w:pPr>
-        <w:pStyle w:val="ListParagraph"/>
-        <w:numPr>
-          <w:ilvl w:val="2"/>
-          <w:numId w:val="22"/>
-        </w:numPr>
-      </w:pPr>
-      <w:proofErr w:type="spellStart"/>
+    </w:p>
+    <w:p>
+      <w:pPr>
+        <w:pStyle w:val="ListParagraph"/>
+        <w:numPr>
+          <w:ilvl w:val="2"/>
+          <w:numId w:val="22"/>
+        </w:numPr>
+      </w:pPr>
       <w:r>
         <w:t>MainGame</w:t>
       </w:r>
-      <w:proofErr w:type="spellEnd"/>
     </w:p>
     <w:p>
       <w:pPr>
@@ -18549,11 +18303,9 @@
           <w:numId w:val="22"/>
         </w:numPr>
       </w:pPr>
-      <w:proofErr w:type="spellStart"/>
       <w:r>
         <w:t>Explosion.svg</w:t>
       </w:r>
-      <w:proofErr w:type="spellEnd"/>
     </w:p>
     <w:p>
       <w:pPr>
@@ -19384,15 +19136,7 @@
         </w:numPr>
       </w:pPr>
       <w:r>
-        <w:t>“</w:t>
-      </w:r>
-      <w:proofErr w:type="spellStart"/>
-      <w:r>
-        <w:t>CoveredDebug</w:t>
-      </w:r>
-      <w:proofErr w:type="spellEnd"/>
-      <w:r>
-        <w:t>()” in tile.gd</w:t>
+        <w:t>“CoveredDebug()” in tile.gd</w:t>
       </w:r>
     </w:p>
     <w:p>
@@ -19676,11 +19420,9 @@
           <w:numId w:val="22"/>
         </w:numPr>
       </w:pPr>
-      <w:proofErr w:type="spellStart"/>
       <w:r>
         <w:t>HUDGame</w:t>
       </w:r>
-      <w:proofErr w:type="spellEnd"/>
     </w:p>
     <w:p>
       <w:pPr>
@@ -20837,19 +20579,11 @@
           <w:rStyle w:val="notion-enable-hover"/>
         </w:rPr>
       </w:pPr>
-      <w:proofErr w:type="spellStart"/>
       <w:r>
         <w:rPr>
           <w:rStyle w:val="notion-enable-hover"/>
         </w:rPr>
-        <w:t>SetMine</w:t>
-      </w:r>
-      <w:proofErr w:type="spellEnd"/>
-      <w:r>
-        <w:rPr>
-          <w:rStyle w:val="notion-enable-hover"/>
-        </w:rPr>
-        <w:t>()</w:t>
+        <w:t>SetMine()</w:t>
       </w:r>
     </w:p>
     <w:p>
@@ -20893,19 +20627,11 @@
           <w:rStyle w:val="notion-enable-hover"/>
         </w:rPr>
       </w:pPr>
-      <w:proofErr w:type="spellStart"/>
       <w:r>
         <w:rPr>
           <w:rStyle w:val="notion-enable-hover"/>
         </w:rPr>
-        <w:t>SetMine</w:t>
-      </w:r>
-      <w:proofErr w:type="spellEnd"/>
-      <w:r>
-        <w:rPr>
-          <w:rStyle w:val="notion-enable-hover"/>
-        </w:rPr>
-        <w:t>()</w:t>
+        <w:t>SetMine()</w:t>
       </w:r>
     </w:p>
     <w:p>
@@ -20937,45 +20663,29 @@
           <w:rStyle w:val="notion-enable-hover"/>
         </w:rPr>
       </w:pPr>
-      <w:proofErr w:type="spellStart"/>
       <w:r>
         <w:rPr>
           <w:rStyle w:val="notion-enable-hover"/>
         </w:rPr>
-        <w:t>GetSurroundings</w:t>
-      </w:r>
-      <w:proofErr w:type="spellEnd"/>
-      <w:r>
+        <w:t>GetSurroundings()</w:t>
+      </w:r>
+    </w:p>
+    <w:p>
+      <w:pPr>
+        <w:pStyle w:val="ListParagraph"/>
+        <w:numPr>
+          <w:ilvl w:val="3"/>
+          <w:numId w:val="22"/>
+        </w:numPr>
         <w:rPr>
           <w:rStyle w:val="notion-enable-hover"/>
         </w:rPr>
-        <w:t>()</w:t>
-      </w:r>
-    </w:p>
-    <w:p>
-      <w:pPr>
-        <w:pStyle w:val="ListParagraph"/>
-        <w:numPr>
-          <w:ilvl w:val="3"/>
-          <w:numId w:val="22"/>
-        </w:numPr>
+      </w:pPr>
+      <w:r>
         <w:rPr>
           <w:rStyle w:val="notion-enable-hover"/>
         </w:rPr>
-      </w:pPr>
-      <w:proofErr w:type="spellStart"/>
-      <w:r>
-        <w:rPr>
-          <w:rStyle w:val="notion-enable-hover"/>
-        </w:rPr>
-        <w:t>ToggleFlag</w:t>
-      </w:r>
-      <w:proofErr w:type="spellEnd"/>
-      <w:r>
-        <w:rPr>
-          <w:rStyle w:val="notion-enable-hover"/>
-        </w:rPr>
-        <w:t>()</w:t>
+        <w:t>ToggleFlag()</w:t>
       </w:r>
     </w:p>
     <w:p>
@@ -20987,15 +20697,7 @@
         </w:numPr>
       </w:pPr>
       <w:r>
-        <w:t>_</w:t>
-      </w:r>
-      <w:proofErr w:type="spellStart"/>
-      <w:r>
-        <w:t>on_control_gui_input</w:t>
-      </w:r>
-      <w:proofErr w:type="spellEnd"/>
-      <w:r>
-        <w:t>(event)</w:t>
+        <w:t>_on_control_gui_input(event)</w:t>
       </w:r>
     </w:p>
     <w:p>
@@ -21006,13 +20708,8 @@
           <w:numId w:val="22"/>
         </w:numPr>
       </w:pPr>
-      <w:proofErr w:type="spellStart"/>
-      <w:r>
-        <w:t>DebugCovered</w:t>
-      </w:r>
-      <w:proofErr w:type="spellEnd"/>
-      <w:r>
-        <w:t>()</w:t>
+      <w:r>
+        <w:t>DebugCovered()</w:t>
       </w:r>
     </w:p>
     <w:p>
@@ -21314,11 +21011,9 @@
           <w:numId w:val="22"/>
         </w:numPr>
       </w:pPr>
-      <w:proofErr w:type="spellStart"/>
       <w:r>
         <w:t>LevelReset</w:t>
       </w:r>
-      <w:proofErr w:type="spellEnd"/>
       <w:r>
         <w:t xml:space="preserve">() </w:t>
       </w:r>
@@ -21520,15 +21215,7 @@
         </w:numPr>
       </w:pPr>
       <w:r>
-        <w:t>“</w:t>
-      </w:r>
-      <w:proofErr w:type="spellStart"/>
-      <w:r>
-        <w:t>ListenerOn</w:t>
-      </w:r>
-      <w:proofErr w:type="spellEnd"/>
-      <w:r>
-        <w:t>”</w:t>
+        <w:t>“ListenerOn”</w:t>
       </w:r>
     </w:p>
     <w:p>
@@ -22019,48 +21706,41 @@
         </w:numPr>
       </w:pPr>
       <w:r>
+        <w:t>Created “Tile</w:t>
+      </w:r>
+      <w:r>
+        <w:t>Hover</w:t>
+      </w:r>
+      <w:r>
+        <w:t>” sprite</w:t>
+      </w:r>
+    </w:p>
+    <w:p>
+      <w:pPr>
+        <w:pStyle w:val="ListParagraph"/>
+        <w:numPr>
+          <w:ilvl w:val="2"/>
+          <w:numId w:val="22"/>
+        </w:numPr>
+      </w:pPr>
+      <w:r>
+        <w:t>Used for indicator when mouse enters a tile</w:t>
+      </w:r>
+    </w:p>
+    <w:p>
+      <w:pPr>
+        <w:pStyle w:val="ListParagraph"/>
+        <w:numPr>
+          <w:ilvl w:val="1"/>
+          <w:numId w:val="22"/>
+        </w:numPr>
+      </w:pPr>
+      <w:r>
         <w:t>Created “</w:t>
       </w:r>
-      <w:proofErr w:type="spellStart"/>
-      <w:r>
-        <w:t>Tile</w:t>
-      </w:r>
-      <w:r>
-        <w:t>Hover</w:t>
-      </w:r>
-      <w:proofErr w:type="spellEnd"/>
-      <w:r>
-        <w:t>” sprite</w:t>
-      </w:r>
-    </w:p>
-    <w:p>
-      <w:pPr>
-        <w:pStyle w:val="ListParagraph"/>
-        <w:numPr>
-          <w:ilvl w:val="2"/>
-          <w:numId w:val="22"/>
-        </w:numPr>
-      </w:pPr>
-      <w:r>
-        <w:t>Used for indicator when mouse enters a tile</w:t>
-      </w:r>
-    </w:p>
-    <w:p>
-      <w:pPr>
-        <w:pStyle w:val="ListParagraph"/>
-        <w:numPr>
-          <w:ilvl w:val="1"/>
-          <w:numId w:val="22"/>
-        </w:numPr>
-      </w:pPr>
-      <w:r>
-        <w:t>Created “</w:t>
-      </w:r>
-      <w:proofErr w:type="spellStart"/>
       <w:r>
         <w:t>UsedMine</w:t>
       </w:r>
-      <w:proofErr w:type="spellEnd"/>
       <w:r>
         <w:t>” sprite</w:t>
       </w:r>
@@ -22134,11 +21814,9 @@
           <w:numId w:val="22"/>
         </w:numPr>
       </w:pPr>
-      <w:proofErr w:type="spellStart"/>
       <w:r>
         <w:t>HUDComplete.tscn</w:t>
       </w:r>
-      <w:proofErr w:type="spellEnd"/>
     </w:p>
     <w:p>
       <w:pPr>
@@ -22148,11 +21826,9 @@
           <w:numId w:val="22"/>
         </w:numPr>
       </w:pPr>
-      <w:proofErr w:type="spellStart"/>
       <w:r>
         <w:t>CompleteScreen.tscn</w:t>
       </w:r>
-      <w:proofErr w:type="spellEnd"/>
     </w:p>
     <w:p>
       <w:pPr>
@@ -22413,25 +22089,21 @@
           <w:numId w:val="22"/>
         </w:numPr>
       </w:pPr>
-      <w:proofErr w:type="spellStart"/>
       <w:r>
         <w:t>OverScreen.tscn</w:t>
       </w:r>
-      <w:proofErr w:type="spellEnd"/>
-    </w:p>
-    <w:p>
-      <w:pPr>
-        <w:pStyle w:val="ListParagraph"/>
-        <w:numPr>
-          <w:ilvl w:val="2"/>
-          <w:numId w:val="22"/>
-        </w:numPr>
-      </w:pPr>
-      <w:proofErr w:type="spellStart"/>
+    </w:p>
+    <w:p>
+      <w:pPr>
+        <w:pStyle w:val="ListParagraph"/>
+        <w:numPr>
+          <w:ilvl w:val="2"/>
+          <w:numId w:val="22"/>
+        </w:numPr>
+      </w:pPr>
       <w:r>
         <w:t>HUDOver.tscn</w:t>
       </w:r>
-      <w:proofErr w:type="spellEnd"/>
     </w:p>
     <w:p>
       <w:pPr>
@@ -22453,25 +22125,21 @@
           <w:numId w:val="22"/>
         </w:numPr>
       </w:pPr>
-      <w:proofErr w:type="spellStart"/>
       <w:r>
         <w:t>ScoreScreen.tscn</w:t>
       </w:r>
-      <w:proofErr w:type="spellEnd"/>
-    </w:p>
-    <w:p>
-      <w:pPr>
-        <w:pStyle w:val="ListParagraph"/>
-        <w:numPr>
-          <w:ilvl w:val="2"/>
-          <w:numId w:val="22"/>
-        </w:numPr>
-      </w:pPr>
-      <w:proofErr w:type="spellStart"/>
+    </w:p>
+    <w:p>
+      <w:pPr>
+        <w:pStyle w:val="ListParagraph"/>
+        <w:numPr>
+          <w:ilvl w:val="2"/>
+          <w:numId w:val="22"/>
+        </w:numPr>
+      </w:pPr>
       <w:r>
         <w:t>HUDScore.tscn</w:t>
       </w:r>
-      <w:proofErr w:type="spellEnd"/>
     </w:p>
     <w:p>
       <w:pPr>
@@ -22484,7 +22152,6 @@
       <w:r>
         <w:t xml:space="preserve">Added </w:t>
       </w:r>
-      <w:proofErr w:type="spellStart"/>
       <w:r>
         <w:t>scores</w:t>
       </w:r>
@@ -22494,7 +22161,6 @@
       <w:r>
         <w:t>cfg</w:t>
       </w:r>
-      <w:proofErr w:type="spellEnd"/>
       <w:r>
         <w:t xml:space="preserve"> file</w:t>
       </w:r>
@@ -22532,15 +22198,7 @@
         </w:numPr>
       </w:pPr>
       <w:r>
-        <w:t xml:space="preserve">From </w:t>
-      </w:r>
-      <w:proofErr w:type="spellStart"/>
-      <w:r>
-        <w:t>godot</w:t>
-      </w:r>
-      <w:proofErr w:type="spellEnd"/>
-      <w:r>
-        <w:t xml:space="preserve"> documentation</w:t>
+        <w:t>From godot documentation</w:t>
       </w:r>
     </w:p>
     <w:p>
@@ -22551,13 +22209,8 @@
           <w:numId w:val="22"/>
         </w:numPr>
       </w:pPr>
-      <w:proofErr w:type="spellStart"/>
-      <w:r>
-        <w:t>Github</w:t>
-      </w:r>
-      <w:proofErr w:type="spellEnd"/>
-      <w:r>
-        <w:t xml:space="preserve"> Repository</w:t>
+      <w:r>
+        <w:t>Github Repository</w:t>
       </w:r>
     </w:p>
     <w:p>
@@ -22763,16 +22416,11 @@
       <w:r>
         <w:t xml:space="preserve">Added code to create a new </w:t>
       </w:r>
-      <w:proofErr w:type="spellStart"/>
       <w:r>
         <w:t>scores</w:t>
       </w:r>
       <w:r>
-        <w:t>.cfg</w:t>
-      </w:r>
-      <w:proofErr w:type="spellEnd"/>
-      <w:r>
-        <w:t xml:space="preserve"> file if there is none in the user files</w:t>
+        <w:t>.cfg file if there is none in the user files</w:t>
       </w:r>
     </w:p>
     <w:p>
@@ -22963,15 +22611,7 @@
         </w:numPr>
       </w:pPr>
       <w:r>
-        <w:t xml:space="preserve">Added new </w:t>
-      </w:r>
-      <w:proofErr w:type="spellStart"/>
-      <w:r>
-        <w:t>shippart.cfg</w:t>
-      </w:r>
-      <w:proofErr w:type="spellEnd"/>
-      <w:r>
-        <w:t xml:space="preserve"> file</w:t>
+        <w:t>Added new shippart.cfg file</w:t>
       </w:r>
     </w:p>
     <w:p>
@@ -22994,19 +22634,12 @@
           <w:numId w:val="22"/>
         </w:numPr>
       </w:pPr>
-      <w:proofErr w:type="spellStart"/>
-      <w:r>
-        <w:t>configShip</w:t>
-      </w:r>
-      <w:proofErr w:type="spellEnd"/>
-      <w:r>
-        <w:t>(</w:t>
-      </w:r>
-      <w:proofErr w:type="spellStart"/>
+      <w:r>
+        <w:t>configShip(</w:t>
+      </w:r>
       <w:r>
         <w:t>ship,part</w:t>
       </w:r>
-      <w:proofErr w:type="spellEnd"/>
       <w:r>
         <w:t>)</w:t>
       </w:r>
@@ -23020,13 +22653,8 @@
         </w:numPr>
       </w:pPr>
       <w:r>
-        <w:t xml:space="preserve">configs the </w:t>
-      </w:r>
-      <w:proofErr w:type="spellStart"/>
-      <w:r>
-        <w:t>shippart.cfg</w:t>
-      </w:r>
-      <w:proofErr w:type="spellEnd"/>
+        <w:t>configs the shippart.cfg</w:t>
+      </w:r>
     </w:p>
     <w:p>
       <w:pPr>
@@ -23205,13 +22833,8 @@
       </w:pPr>
       <w:r>
         <w:lastRenderedPageBreak/>
-        <w:t xml:space="preserve">New node in </w:t>
-      </w:r>
-      <w:proofErr w:type="spellStart"/>
-      <w:r>
-        <w:t>MainGame.Tscn</w:t>
-      </w:r>
-      <w:proofErr w:type="spellEnd"/>
+        <w:t>New node in MainGame.Tscn</w:t>
+      </w:r>
     </w:p>
     <w:p>
       <w:pPr>
@@ -23263,11 +22886,9 @@
           <w:numId w:val="22"/>
         </w:numPr>
       </w:pPr>
-      <w:proofErr w:type="spellStart"/>
       <w:r>
         <w:t>shipoffersetter</w:t>
       </w:r>
-      <w:proofErr w:type="spellEnd"/>
       <w:r>
         <w:t>()</w:t>
       </w:r>
@@ -23310,13 +22931,8 @@
           <w:numId w:val="22"/>
         </w:numPr>
       </w:pPr>
-      <w:proofErr w:type="spellStart"/>
-      <w:r>
-        <w:t>shipPlacer</w:t>
-      </w:r>
-      <w:proofErr w:type="spellEnd"/>
-      <w:r>
-        <w:t>()</w:t>
+      <w:r>
+        <w:t>shipPlacer()</w:t>
       </w:r>
     </w:p>
     <w:p>
@@ -23340,15 +22956,7 @@
         </w:numPr>
       </w:pPr>
       <w:r>
-        <w:t>Scaped .</w:t>
-      </w:r>
-      <w:proofErr w:type="spellStart"/>
-      <w:r>
-        <w:t>cfg</w:t>
-      </w:r>
-      <w:proofErr w:type="spellEnd"/>
-      <w:r>
-        <w:t xml:space="preserve"> idea</w:t>
+        <w:t>Scaped .cfg idea</w:t>
       </w:r>
     </w:p>
     <w:p>
@@ -23371,11 +22979,9 @@
           <w:numId w:val="22"/>
         </w:numPr>
       </w:pPr>
-      <w:proofErr w:type="spellStart"/>
       <w:r>
         <w:t>ShipPlacement</w:t>
       </w:r>
-      <w:proofErr w:type="spellEnd"/>
     </w:p>
     <w:p>
       <w:pPr>
@@ -23409,11 +23015,9 @@
           <w:numId w:val="22"/>
         </w:numPr>
       </w:pPr>
-      <w:proofErr w:type="spellStart"/>
       <w:r>
         <w:t>NodePosition</w:t>
       </w:r>
-      <w:proofErr w:type="spellEnd"/>
     </w:p>
     <w:p>
       <w:pPr>
@@ -23519,11 +23123,9 @@
           <w:numId w:val="22"/>
         </w:numPr>
       </w:pPr>
-      <w:proofErr w:type="spellStart"/>
       <w:r>
         <w:t>arrayShips</w:t>
       </w:r>
-      <w:proofErr w:type="spellEnd"/>
     </w:p>
     <w:p>
       <w:pPr>
@@ -23569,25 +23171,21 @@
           <w:numId w:val="22"/>
         </w:numPr>
       </w:pPr>
-      <w:proofErr w:type="spellStart"/>
       <w:r>
         <w:t>shipNumber</w:t>
       </w:r>
-      <w:proofErr w:type="spellEnd"/>
-    </w:p>
-    <w:p>
-      <w:pPr>
-        <w:pStyle w:val="ListParagraph"/>
-        <w:numPr>
-          <w:ilvl w:val="2"/>
-          <w:numId w:val="22"/>
-        </w:numPr>
-      </w:pPr>
-      <w:proofErr w:type="spellStart"/>
+    </w:p>
+    <w:p>
+      <w:pPr>
+        <w:pStyle w:val="ListParagraph"/>
+        <w:numPr>
+          <w:ilvl w:val="2"/>
+          <w:numId w:val="22"/>
+        </w:numPr>
+      </w:pPr>
       <w:r>
         <w:t>partNumber</w:t>
       </w:r>
-      <w:proofErr w:type="spellEnd"/>
     </w:p>
     <w:p>
       <w:pPr>
@@ -23936,7 +23534,6 @@
         <w:t xml:space="preserve">Obtained ship sprites from </w:t>
       </w:r>
       <w:hyperlink r:id="rId51" w:history="1">
-        <w:proofErr w:type="spellStart"/>
         <w:r>
           <w:rPr>
             <w:rStyle w:val="Hyperlink"/>
@@ -23949,7 +23546,6 @@
           </w:rPr>
           <w:t>pengameart</w:t>
         </w:r>
-        <w:proofErr w:type="spellEnd"/>
       </w:hyperlink>
     </w:p>
     <w:p>
@@ -24195,13 +23791,8 @@
         </w:numPr>
       </w:pPr>
       <w:r>
-        <w:t xml:space="preserve">Tweaked sprite settings for </w:t>
-      </w:r>
-      <w:proofErr w:type="spellStart"/>
-      <w:r>
-        <w:t>Tile.Tscn</w:t>
-      </w:r>
-      <w:proofErr w:type="spellEnd"/>
+        <w:t>Tweaked sprite settings for Tile.Tscn</w:t>
+      </w:r>
     </w:p>
     <w:p>
       <w:pPr>
@@ -24354,10 +23945,7 @@
         <w:ind w:firstLine="360"/>
       </w:pPr>
       <w:r>
-        <w:t>21st</w:t>
-      </w:r>
-      <w:r>
-        <w:t xml:space="preserve"> of July</w:t>
+        <w:t>21st of July</w:t>
       </w:r>
     </w:p>
     <w:p>
@@ -24496,6 +24084,30 @@
       <w:pPr>
         <w:pStyle w:val="ListParagraph"/>
         <w:numPr>
+          <w:ilvl w:val="2"/>
+          <w:numId w:val="22"/>
+        </w:numPr>
+      </w:pPr>
+      <w:r>
+        <w:t>Obtaining help from godot discord community</w:t>
+      </w:r>
+    </w:p>
+    <w:p>
+      <w:pPr>
+        <w:pStyle w:val="ListParagraph"/>
+        <w:numPr>
+          <w:ilvl w:val="3"/>
+          <w:numId w:val="22"/>
+        </w:numPr>
+      </w:pPr>
+      <w:r>
+        <w:t>Forgot to connect a signal to a script</w:t>
+      </w:r>
+    </w:p>
+    <w:p>
+      <w:pPr>
+        <w:pStyle w:val="ListParagraph"/>
+        <w:numPr>
           <w:ilvl w:val="1"/>
           <w:numId w:val="22"/>
         </w:numPr>
@@ -24579,10 +24191,6 @@
     <w:p>
       <w:pPr>
         <w:pStyle w:val="ListParagraph"/>
-        <w:numPr>
-          <w:ilvl w:val="0"/>
-          <w:numId w:val="22"/>
-        </w:numPr>
       </w:pPr>
       <w:r>
         <w:t>Gantt Chart Progress check</w:t>

--- a/James Fan - Assessment 3_ Major Project.docx
+++ b/James Fan - Assessment 3_ Major Project.docx
@@ -103,7 +103,7 @@
           <w:noProof/>
         </w:rPr>
         <w:drawing>
-          <wp:anchor distT="0" distB="0" distL="114300" distR="114300" simplePos="0" relativeHeight="251662336" behindDoc="0" locked="0" layoutInCell="1" allowOverlap="1" wp14:anchorId="2E5C3EA8" wp14:editId="125DBD3E">
+          <wp:anchor distT="0" distB="0" distL="114300" distR="114300" simplePos="0" relativeHeight="251662336" behindDoc="0" locked="0" layoutInCell="1" allowOverlap="1" wp14:anchorId="2E5C3EA8" wp14:editId="0F7E95FA">
             <wp:simplePos x="0" y="0"/>
             <wp:positionH relativeFrom="column">
               <wp:posOffset>1417320</wp:posOffset>
@@ -23969,7 +23969,7 @@
         </w:numPr>
       </w:pPr>
       <w:r>
-        <w:t xml:space="preserve">Respited  every ship </w:t>
+        <w:t xml:space="preserve">Respited every ship </w:t>
       </w:r>
     </w:p>
     <w:p>
@@ -24191,6 +24191,10 @@
     <w:p>
       <w:pPr>
         <w:pStyle w:val="ListParagraph"/>
+        <w:numPr>
+          <w:ilvl w:val="0"/>
+          <w:numId w:val="22"/>
+        </w:numPr>
       </w:pPr>
       <w:r>
         <w:t>Gantt Chart Progress check</w:t>
@@ -24329,6 +24333,235 @@
       </w:r>
     </w:p>
     <w:p/>
+    <w:p>
+      <w:pPr>
+        <w:pStyle w:val="Heading3"/>
+        <w:ind w:firstLine="360"/>
+      </w:pPr>
+      <w:r>
+        <w:t>21st of July</w:t>
+      </w:r>
+    </w:p>
+    <w:p>
+      <w:pPr>
+        <w:pStyle w:val="ListParagraph"/>
+        <w:numPr>
+          <w:ilvl w:val="0"/>
+          <w:numId w:val="22"/>
+        </w:numPr>
+      </w:pPr>
+      <w:r>
+        <w:t>Continued development on main game</w:t>
+      </w:r>
+    </w:p>
+    <w:p>
+      <w:pPr>
+        <w:pStyle w:val="ListParagraph"/>
+        <w:numPr>
+          <w:ilvl w:val="1"/>
+          <w:numId w:val="22"/>
+        </w:numPr>
+      </w:pPr>
+      <w:r>
+        <w:t>Created ship constructors for each ship</w:t>
+      </w:r>
+    </w:p>
+    <w:p>
+      <w:pPr>
+        <w:pStyle w:val="ListParagraph"/>
+        <w:numPr>
+          <w:ilvl w:val="2"/>
+          <w:numId w:val="22"/>
+        </w:numPr>
+      </w:pPr>
+      <w:r>
+        <w:t xml:space="preserve">Added rotate() to all the ship.gd scripts </w:t>
+      </w:r>
+    </w:p>
+    <w:p>
+      <w:pPr>
+        <w:pStyle w:val="ListParagraph"/>
+        <w:numPr>
+          <w:ilvl w:val="2"/>
+          <w:numId w:val="22"/>
+        </w:numPr>
+      </w:pPr>
+      <w:r>
+        <w:lastRenderedPageBreak/>
+        <w:t>To rotate the spirte</w:t>
+      </w:r>
+    </w:p>
+    <w:p>
+      <w:pPr>
+        <w:pStyle w:val="ListParagraph"/>
+        <w:numPr>
+          <w:ilvl w:val="1"/>
+          <w:numId w:val="22"/>
+        </w:numPr>
+      </w:pPr>
+      <w:r>
+        <w:t>Removed function M</w:t>
+      </w:r>
+      <w:r>
+        <w:t>echnaics.gd</w:t>
+      </w:r>
+    </w:p>
+    <w:p>
+      <w:pPr>
+        <w:pStyle w:val="ListParagraph"/>
+        <w:numPr>
+          <w:ilvl w:val="2"/>
+          <w:numId w:val="22"/>
+        </w:numPr>
+      </w:pPr>
+      <w:r>
+        <w:t>Removed spirteassginer()</w:t>
+      </w:r>
+    </w:p>
+    <w:p>
+      <w:pPr>
+        <w:pStyle w:val="ListParagraph"/>
+        <w:numPr>
+          <w:ilvl w:val="0"/>
+          <w:numId w:val="22"/>
+        </w:numPr>
+      </w:pPr>
+      <w:r>
+        <w:t>Gantt Chart Progress check</w:t>
+      </w:r>
+    </w:p>
+    <w:p>
+      <w:pPr>
+        <w:pStyle w:val="ListParagraph"/>
+        <w:numPr>
+          <w:ilvl w:val="1"/>
+          <w:numId w:val="22"/>
+        </w:numPr>
+      </w:pPr>
+      <w:r>
+        <w:t>Algorithm</w:t>
+      </w:r>
+    </w:p>
+    <w:p>
+      <w:pPr>
+        <w:pStyle w:val="ListParagraph"/>
+        <w:numPr>
+          <w:ilvl w:val="2"/>
+          <w:numId w:val="22"/>
+        </w:numPr>
+      </w:pPr>
+      <w:r>
+        <w:t>On course</w:t>
+      </w:r>
+    </w:p>
+    <w:p>
+      <w:pPr>
+        <w:pStyle w:val="ListParagraph"/>
+        <w:numPr>
+          <w:ilvl w:val="1"/>
+          <w:numId w:val="22"/>
+        </w:numPr>
+      </w:pPr>
+      <w:r>
+        <w:t>Documentation</w:t>
+      </w:r>
+    </w:p>
+    <w:p>
+      <w:pPr>
+        <w:pStyle w:val="ListParagraph"/>
+        <w:numPr>
+          <w:ilvl w:val="2"/>
+          <w:numId w:val="22"/>
+        </w:numPr>
+      </w:pPr>
+      <w:r>
+        <w:t>On course</w:t>
+      </w:r>
+    </w:p>
+    <w:p>
+      <w:pPr>
+        <w:pStyle w:val="ListParagraph"/>
+        <w:numPr>
+          <w:ilvl w:val="1"/>
+          <w:numId w:val="22"/>
+        </w:numPr>
+      </w:pPr>
+      <w:r>
+        <w:t>Coding</w:t>
+      </w:r>
+    </w:p>
+    <w:p>
+      <w:pPr>
+        <w:pStyle w:val="ListParagraph"/>
+        <w:numPr>
+          <w:ilvl w:val="2"/>
+          <w:numId w:val="22"/>
+        </w:numPr>
+      </w:pPr>
+      <w:r>
+        <w:t>On Course</w:t>
+      </w:r>
+    </w:p>
+    <w:p>
+      <w:pPr>
+        <w:pStyle w:val="ListParagraph"/>
+        <w:numPr>
+          <w:ilvl w:val="1"/>
+          <w:numId w:val="22"/>
+        </w:numPr>
+      </w:pPr>
+      <w:r>
+        <w:t>Testing</w:t>
+      </w:r>
+    </w:p>
+    <w:p>
+      <w:pPr>
+        <w:pStyle w:val="ListParagraph"/>
+        <w:numPr>
+          <w:ilvl w:val="2"/>
+          <w:numId w:val="22"/>
+        </w:numPr>
+      </w:pPr>
+      <w:r>
+        <w:t xml:space="preserve">Behind on schedule </w:t>
+      </w:r>
+    </w:p>
+    <w:p>
+      <w:pPr>
+        <w:pStyle w:val="ListParagraph"/>
+        <w:numPr>
+          <w:ilvl w:val="0"/>
+          <w:numId w:val="22"/>
+        </w:numPr>
+      </w:pPr>
+      <w:r>
+        <w:rPr>
+          <w:lang w:val="en-US"/>
+        </w:rPr>
+        <w:t>Additional task tomorro</w:t>
+      </w:r>
+      <w:r>
+        <w:rPr>
+          <w:lang w:val="en-US"/>
+        </w:rPr>
+        <w:t>w</w:t>
+      </w:r>
+    </w:p>
+    <w:p>
+      <w:pPr>
+        <w:pStyle w:val="ListParagraph"/>
+        <w:numPr>
+          <w:ilvl w:val="1"/>
+          <w:numId w:val="22"/>
+        </w:numPr>
+      </w:pPr>
+      <w:r>
+        <w:rPr>
+          <w:lang w:val="en-US"/>
+        </w:rPr>
+        <w:t>Continue coding</w:t>
+      </w:r>
+    </w:p>
     <w:p/>
     <w:sectPr>
       <w:pgSz w:w="12240" w:h="15840"/>

--- a/James Fan - Assessment 3_ Major Project.docx
+++ b/James Fan - Assessment 3_ Major Project.docx
@@ -103,7 +103,7 @@
           <w:noProof/>
         </w:rPr>
         <w:drawing>
-          <wp:anchor distT="0" distB="0" distL="114300" distR="114300" simplePos="0" relativeHeight="251662336" behindDoc="0" locked="0" layoutInCell="1" allowOverlap="1" wp14:anchorId="2E5C3EA8" wp14:editId="0F7E95FA">
+          <wp:anchor distT="0" distB="0" distL="114300" distR="114300" simplePos="0" relativeHeight="251662336" behindDoc="0" locked="0" layoutInCell="1" allowOverlap="1" wp14:anchorId="2E5C3EA8" wp14:editId="6B30A8AD">
             <wp:simplePos x="0" y="0"/>
             <wp:positionH relativeFrom="column">
               <wp:posOffset>1417320</wp:posOffset>
@@ -8069,9 +8069,11 @@
       <w:r>
         <w:t xml:space="preserve">Select </w:t>
       </w:r>
+      <w:proofErr w:type="spellStart"/>
       <w:r>
         <w:t>BattleSweeper.rar</w:t>
       </w:r>
+      <w:proofErr w:type="spellEnd"/>
       <w:r>
         <w:t xml:space="preserve"> </w:t>
       </w:r>
@@ -8780,9 +8782,11 @@
             <w:tcW w:w="1951" w:type="dxa"/>
           </w:tcPr>
           <w:p>
+            <w:proofErr w:type="spellStart"/>
             <w:r>
               <w:t>GameOver</w:t>
             </w:r>
+            <w:proofErr w:type="spellEnd"/>
           </w:p>
         </w:tc>
         <w:tc>
@@ -8858,9 +8862,11 @@
             <w:tcW w:w="1951" w:type="dxa"/>
           </w:tcPr>
           <w:p>
+            <w:proofErr w:type="spellStart"/>
             <w:r>
               <w:t>CoverdDebug</w:t>
             </w:r>
+            <w:proofErr w:type="spellEnd"/>
           </w:p>
         </w:tc>
         <w:tc>
@@ -9014,9 +9020,11 @@
             <w:tcW w:w="1951" w:type="dxa"/>
           </w:tcPr>
           <w:p>
+            <w:proofErr w:type="spellStart"/>
             <w:r>
               <w:t>IsMine</w:t>
             </w:r>
+            <w:proofErr w:type="spellEnd"/>
           </w:p>
         </w:tc>
         <w:tc>
@@ -9092,9 +9100,11 @@
             <w:tcW w:w="1951" w:type="dxa"/>
           </w:tcPr>
           <w:p>
+            <w:proofErr w:type="spellStart"/>
             <w:r>
               <w:t>IsOccupied</w:t>
             </w:r>
+            <w:proofErr w:type="spellEnd"/>
           </w:p>
         </w:tc>
         <w:tc>
@@ -9385,9 +9395,11 @@
             <w:tcW w:w="1951" w:type="dxa"/>
           </w:tcPr>
           <w:p>
+            <w:proofErr w:type="spellStart"/>
             <w:r>
               <w:t>MineNumber</w:t>
             </w:r>
+            <w:proofErr w:type="spellEnd"/>
           </w:p>
         </w:tc>
         <w:tc>
@@ -9459,9 +9471,11 @@
             <w:tcW w:w="1951" w:type="dxa"/>
           </w:tcPr>
           <w:p>
+            <w:proofErr w:type="spellStart"/>
             <w:r>
               <w:t>ShipParts</w:t>
             </w:r>
+            <w:proofErr w:type="spellEnd"/>
           </w:p>
         </w:tc>
         <w:tc>
@@ -9537,9 +9551,11 @@
             <w:tcW w:w="1951" w:type="dxa"/>
           </w:tcPr>
           <w:p>
+            <w:proofErr w:type="spellStart"/>
             <w:r>
               <w:t>MineFlagged</w:t>
             </w:r>
+            <w:proofErr w:type="spellEnd"/>
           </w:p>
         </w:tc>
         <w:tc>
@@ -9611,9 +9627,11 @@
             <w:tcW w:w="1951" w:type="dxa"/>
           </w:tcPr>
           <w:p>
+            <w:proofErr w:type="spellStart"/>
             <w:r>
               <w:t>TileUncovered</w:t>
             </w:r>
+            <w:proofErr w:type="spellEnd"/>
           </w:p>
         </w:tc>
         <w:tc>
@@ -9689,9 +9707,11 @@
             <w:tcW w:w="1951" w:type="dxa"/>
           </w:tcPr>
           <w:p>
+            <w:proofErr w:type="spellStart"/>
             <w:r>
               <w:t>TilesRemain</w:t>
             </w:r>
+            <w:proofErr w:type="spellEnd"/>
           </w:p>
         </w:tc>
         <w:tc>
@@ -9763,9 +9783,11 @@
             <w:tcW w:w="1951" w:type="dxa"/>
           </w:tcPr>
           <w:p>
+            <w:proofErr w:type="spellStart"/>
             <w:r>
               <w:t>PlayerScore</w:t>
             </w:r>
+            <w:proofErr w:type="spellEnd"/>
           </w:p>
         </w:tc>
         <w:tc>
@@ -9833,9 +9855,11 @@
             <w:tcW w:w="1951" w:type="dxa"/>
           </w:tcPr>
           <w:p>
+            <w:proofErr w:type="spellStart"/>
             <w:r>
               <w:t>SurroundMine</w:t>
             </w:r>
+            <w:proofErr w:type="spellEnd"/>
             <w:r>
               <w:t>-</w:t>
             </w:r>
@@ -10066,9 +10090,11 @@
             <w:tcW w:w="1951" w:type="dxa"/>
           </w:tcPr>
           <w:p>
+            <w:proofErr w:type="spellStart"/>
             <w:r>
               <w:t>ListenerOn</w:t>
             </w:r>
+            <w:proofErr w:type="spellEnd"/>
           </w:p>
         </w:tc>
         <w:tc>
@@ -10354,8 +10380,13 @@
             <w:tcW w:w="1384" w:type="dxa"/>
           </w:tcPr>
           <w:p>
-            <w:r>
-              <w:t>BeginGame()</w:t>
+            <w:proofErr w:type="spellStart"/>
+            <w:r>
+              <w:t>BeginGame</w:t>
+            </w:r>
+            <w:proofErr w:type="spellEnd"/>
+            <w:r>
+              <w:t>()</w:t>
             </w:r>
           </w:p>
         </w:tc>
@@ -10400,9 +10431,11 @@
             <w:tcW w:w="1384" w:type="dxa"/>
           </w:tcPr>
           <w:p>
+            <w:proofErr w:type="spellStart"/>
             <w:r>
               <w:t>LevelReset</w:t>
             </w:r>
+            <w:proofErr w:type="spellEnd"/>
             <w:r>
               <w:t>()</w:t>
             </w:r>
@@ -10511,8 +10544,13 @@
             <w:tcW w:w="1384" w:type="dxa"/>
           </w:tcPr>
           <w:p>
-            <w:r>
-              <w:t>SetMines()</w:t>
+            <w:proofErr w:type="spellStart"/>
+            <w:r>
+              <w:t>SetMines</w:t>
+            </w:r>
+            <w:proofErr w:type="spellEnd"/>
+            <w:r>
+              <w:t>()</w:t>
             </w:r>
           </w:p>
         </w:tc>
@@ -10740,8 +10778,13 @@
             <w:tcW w:w="1384" w:type="dxa"/>
           </w:tcPr>
           <w:p>
-            <w:r>
-              <w:t>SetMine()</w:t>
+            <w:proofErr w:type="spellStart"/>
+            <w:r>
+              <w:t>SetMine</w:t>
+            </w:r>
+            <w:proofErr w:type="spellEnd"/>
+            <w:r>
+              <w:t>()</w:t>
             </w:r>
           </w:p>
         </w:tc>
@@ -10799,8 +10842,13 @@
             <w:tcW w:w="1384" w:type="dxa"/>
           </w:tcPr>
           <w:p>
-            <w:r>
-              <w:t>GetSurroundings()</w:t>
+            <w:proofErr w:type="spellStart"/>
+            <w:r>
+              <w:t>GetSurroundings</w:t>
+            </w:r>
+            <w:proofErr w:type="spellEnd"/>
+            <w:r>
+              <w:t>()</w:t>
             </w:r>
           </w:p>
         </w:tc>
@@ -10821,8 +10869,13 @@
             <w:tcW w:w="1384" w:type="dxa"/>
           </w:tcPr>
           <w:p>
-            <w:r>
-              <w:t>ToggleFlag()</w:t>
+            <w:proofErr w:type="spellStart"/>
+            <w:r>
+              <w:t>ToggleFlag</w:t>
+            </w:r>
+            <w:proofErr w:type="spellEnd"/>
+            <w:r>
+              <w:t>()</w:t>
             </w:r>
           </w:p>
         </w:tc>
@@ -10844,7 +10897,15 @@
           </w:tcPr>
           <w:p>
             <w:r>
-              <w:t>_on_control_gui_input(event)</w:t>
+              <w:t>_</w:t>
+            </w:r>
+            <w:proofErr w:type="spellStart"/>
+            <w:r>
+              <w:t>on_control_gui_input</w:t>
+            </w:r>
+            <w:proofErr w:type="spellEnd"/>
+            <w:r>
+              <w:t>(event)</w:t>
             </w:r>
           </w:p>
         </w:tc>
@@ -10865,9 +10926,14 @@
             <w:tcW w:w="1384" w:type="dxa"/>
           </w:tcPr>
           <w:p>
+            <w:proofErr w:type="spellStart"/>
             <w:r>
               <w:lastRenderedPageBreak/>
-              <w:t>DebugCovered():</w:t>
+              <w:t>DebugCovered</w:t>
+            </w:r>
+            <w:proofErr w:type="spellEnd"/>
+            <w:r>
+              <w:t>():</w:t>
             </w:r>
           </w:p>
         </w:tc>
@@ -12096,6 +12162,7 @@
         </w:rPr>
         <w:t xml:space="preserve">Considering if </w:t>
       </w:r>
+      <w:proofErr w:type="spellStart"/>
       <w:r>
         <w:rPr>
           <w:lang w:val="en-US"/>
@@ -12106,7 +12173,14 @@
         <w:rPr>
           <w:lang w:val="en-US"/>
         </w:rPr>
-        <w:t xml:space="preserve">game should be used to make </w:t>
+        <w:t>game</w:t>
+      </w:r>
+      <w:proofErr w:type="spellEnd"/>
+      <w:r>
+        <w:rPr>
+          <w:lang w:val="en-US"/>
+        </w:rPr>
+        <w:t xml:space="preserve"> should be used to make </w:t>
       </w:r>
       <w:r>
         <w:rPr>
@@ -12139,76 +12213,98 @@
         <w:rPr>
           <w:lang w:val="en-US"/>
         </w:rPr>
-        <w:t xml:space="preserve">Researched PyGame library </w:t>
-      </w:r>
-    </w:p>
-    <w:p>
-      <w:pPr>
-        <w:pStyle w:val="ListParagraph"/>
-        <w:numPr>
-          <w:ilvl w:val="1"/>
-          <w:numId w:val="22"/>
-        </w:numPr>
-      </w:pPr>
-      <w:r>
-        <w:t>Consider use to create a game since it has</w:t>
-      </w:r>
-    </w:p>
-    <w:p>
-      <w:pPr>
-        <w:pStyle w:val="ListParagraph"/>
-        <w:numPr>
-          <w:ilvl w:val="2"/>
-          <w:numId w:val="22"/>
-        </w:numPr>
-      </w:pPr>
-      <w:r>
-        <w:t xml:space="preserve">Has a </w:t>
-      </w:r>
-      <w:r>
-        <w:t>well-documented</w:t>
-      </w:r>
-      <w:r>
-        <w:t xml:space="preserve"> game development framework</w:t>
-      </w:r>
-    </w:p>
-    <w:p>
-      <w:pPr>
-        <w:pStyle w:val="ListParagraph"/>
-        <w:numPr>
-          <w:ilvl w:val="2"/>
-          <w:numId w:val="22"/>
-        </w:numPr>
-      </w:pPr>
-      <w:r>
-        <w:t>Easy and versatile to make games with GUI with</w:t>
-      </w:r>
-    </w:p>
-    <w:p>
-      <w:pPr>
-        <w:pStyle w:val="ListParagraph"/>
-        <w:numPr>
-          <w:ilvl w:val="3"/>
-          <w:numId w:val="22"/>
-        </w:numPr>
-      </w:pPr>
-      <w:r>
-        <w:t>With chat GPT and internet</w:t>
-      </w:r>
-    </w:p>
-    <w:p>
-      <w:pPr>
-        <w:pStyle w:val="ListParagraph"/>
-        <w:numPr>
-          <w:ilvl w:val="1"/>
-          <w:numId w:val="22"/>
-        </w:numPr>
-      </w:pPr>
+        <w:t xml:space="preserve">Researched </w:t>
+      </w:r>
+      <w:proofErr w:type="spellStart"/>
       <w:r>
         <w:rPr>
           <w:lang w:val="en-US"/>
         </w:rPr>
-        <w:t>PyGame Documentation</w:t>
+        <w:t>PyGame</w:t>
+      </w:r>
+      <w:proofErr w:type="spellEnd"/>
+      <w:r>
+        <w:rPr>
+          <w:lang w:val="en-US"/>
+        </w:rPr>
+        <w:t xml:space="preserve"> library </w:t>
+      </w:r>
+    </w:p>
+    <w:p>
+      <w:pPr>
+        <w:pStyle w:val="ListParagraph"/>
+        <w:numPr>
+          <w:ilvl w:val="1"/>
+          <w:numId w:val="22"/>
+        </w:numPr>
+      </w:pPr>
+      <w:r>
+        <w:t>Consider use to create a game since it has</w:t>
+      </w:r>
+    </w:p>
+    <w:p>
+      <w:pPr>
+        <w:pStyle w:val="ListParagraph"/>
+        <w:numPr>
+          <w:ilvl w:val="2"/>
+          <w:numId w:val="22"/>
+        </w:numPr>
+      </w:pPr>
+      <w:r>
+        <w:t xml:space="preserve">Has a </w:t>
+      </w:r>
+      <w:r>
+        <w:t>well-documented</w:t>
+      </w:r>
+      <w:r>
+        <w:t xml:space="preserve"> game development framework</w:t>
+      </w:r>
+    </w:p>
+    <w:p>
+      <w:pPr>
+        <w:pStyle w:val="ListParagraph"/>
+        <w:numPr>
+          <w:ilvl w:val="2"/>
+          <w:numId w:val="22"/>
+        </w:numPr>
+      </w:pPr>
+      <w:r>
+        <w:t>Easy and versatile to make games with GUI with</w:t>
+      </w:r>
+    </w:p>
+    <w:p>
+      <w:pPr>
+        <w:pStyle w:val="ListParagraph"/>
+        <w:numPr>
+          <w:ilvl w:val="3"/>
+          <w:numId w:val="22"/>
+        </w:numPr>
+      </w:pPr>
+      <w:r>
+        <w:t>With chat GPT and internet</w:t>
+      </w:r>
+    </w:p>
+    <w:p>
+      <w:pPr>
+        <w:pStyle w:val="ListParagraph"/>
+        <w:numPr>
+          <w:ilvl w:val="1"/>
+          <w:numId w:val="22"/>
+        </w:numPr>
+      </w:pPr>
+      <w:proofErr w:type="spellStart"/>
+      <w:r>
+        <w:rPr>
+          <w:lang w:val="en-US"/>
+        </w:rPr>
+        <w:t>PyGame</w:t>
+      </w:r>
+      <w:proofErr w:type="spellEnd"/>
+      <w:r>
+        <w:rPr>
+          <w:lang w:val="en-US"/>
+        </w:rPr>
+        <w:t xml:space="preserve"> Documentation</w:t>
       </w:r>
     </w:p>
     <w:p>
@@ -12914,62 +13010,78 @@
           <w:lang w:val="en-US"/>
         </w:rPr>
         <w:lastRenderedPageBreak/>
-        <w:t>Clear documentation like PyGame</w:t>
-      </w:r>
-    </w:p>
-    <w:p>
-      <w:pPr>
-        <w:pStyle w:val="ListParagraph"/>
-        <w:numPr>
-          <w:ilvl w:val="4"/>
-          <w:numId w:val="22"/>
-        </w:numPr>
-      </w:pPr>
-      <w:r>
-        <w:t xml:space="preserve">A lot better looking and concise </w:t>
-      </w:r>
-    </w:p>
-    <w:p>
-      <w:pPr>
-        <w:pStyle w:val="ListParagraph"/>
-        <w:numPr>
-          <w:ilvl w:val="2"/>
-          <w:numId w:val="22"/>
-        </w:numPr>
-      </w:pPr>
-      <w:r>
-        <w:t>Has an active community</w:t>
-      </w:r>
-    </w:p>
-    <w:p>
-      <w:pPr>
-        <w:pStyle w:val="ListParagraph"/>
-        <w:numPr>
-          <w:ilvl w:val="3"/>
-          <w:numId w:val="22"/>
-        </w:numPr>
-      </w:pPr>
-      <w:r>
-        <w:t>Research form ChatGPT</w:t>
-      </w:r>
-    </w:p>
-    <w:p>
-      <w:pPr>
-        <w:pStyle w:val="ListParagraph"/>
-        <w:numPr>
-          <w:ilvl w:val="1"/>
-          <w:numId w:val="22"/>
-        </w:numPr>
+        <w:t xml:space="preserve">Clear documentation like </w:t>
+      </w:r>
+      <w:proofErr w:type="spellStart"/>
+      <w:r>
         <w:rPr>
           <w:lang w:val="en-US"/>
         </w:rPr>
-      </w:pPr>
-      <w:r>
+        <w:t>PyGame</w:t>
+      </w:r>
+      <w:proofErr w:type="spellEnd"/>
+    </w:p>
+    <w:p>
+      <w:pPr>
+        <w:pStyle w:val="ListParagraph"/>
+        <w:numPr>
+          <w:ilvl w:val="4"/>
+          <w:numId w:val="22"/>
+        </w:numPr>
+      </w:pPr>
+      <w:r>
+        <w:t xml:space="preserve">A lot better looking and concise </w:t>
+      </w:r>
+    </w:p>
+    <w:p>
+      <w:pPr>
+        <w:pStyle w:val="ListParagraph"/>
+        <w:numPr>
+          <w:ilvl w:val="2"/>
+          <w:numId w:val="22"/>
+        </w:numPr>
+      </w:pPr>
+      <w:r>
+        <w:t>Has an active community</w:t>
+      </w:r>
+    </w:p>
+    <w:p>
+      <w:pPr>
+        <w:pStyle w:val="ListParagraph"/>
+        <w:numPr>
+          <w:ilvl w:val="3"/>
+          <w:numId w:val="22"/>
+        </w:numPr>
+      </w:pPr>
+      <w:r>
+        <w:t>Research form ChatGPT</w:t>
+      </w:r>
+    </w:p>
+    <w:p>
+      <w:pPr>
+        <w:pStyle w:val="ListParagraph"/>
+        <w:numPr>
+          <w:ilvl w:val="1"/>
+          <w:numId w:val="22"/>
+        </w:numPr>
         <w:rPr>
           <w:lang w:val="en-US"/>
         </w:rPr>
-        <w:t>Consider use Godot or PyGame</w:t>
-      </w:r>
+      </w:pPr>
+      <w:r>
+        <w:rPr>
+          <w:lang w:val="en-US"/>
+        </w:rPr>
+        <w:t xml:space="preserve">Consider use Godot or </w:t>
+      </w:r>
+      <w:proofErr w:type="spellStart"/>
+      <w:r>
+        <w:rPr>
+          <w:lang w:val="en-US"/>
+        </w:rPr>
+        <w:t>PyGame</w:t>
+      </w:r>
+      <w:proofErr w:type="spellEnd"/>
     </w:p>
     <w:p>
       <w:pPr>
@@ -15421,7 +15533,21 @@
         <w:rPr>
           <w:lang w:val="en-US"/>
         </w:rPr>
-        <w:t xml:space="preserve">Converted all image into scalable .svg images for quality </w:t>
+        <w:t>Converted all image into scalable .</w:t>
+      </w:r>
+      <w:proofErr w:type="spellStart"/>
+      <w:r>
+        <w:rPr>
+          <w:lang w:val="en-US"/>
+        </w:rPr>
+        <w:t>svg</w:t>
+      </w:r>
+      <w:proofErr w:type="spellEnd"/>
+      <w:r>
+        <w:rPr>
+          <w:lang w:val="en-US"/>
+        </w:rPr>
+        <w:t xml:space="preserve"> images for quality </w:t>
       </w:r>
     </w:p>
     <w:p>
@@ -16214,26 +16340,48 @@
           <w:lang w:val="en-US"/>
         </w:rPr>
       </w:pPr>
+      <w:proofErr w:type="spellStart"/>
       <w:r>
         <w:rPr>
           <w:lang w:val="en-US"/>
         </w:rPr>
-        <w:t>get_viewport_rect().size</w:t>
-      </w:r>
-    </w:p>
-    <w:p>
-      <w:pPr>
-        <w:pStyle w:val="ListParagraph"/>
-        <w:numPr>
-          <w:ilvl w:val="3"/>
-          <w:numId w:val="22"/>
-        </w:numPr>
-      </w:pPr>
+        <w:t>get_viewport_rect</w:t>
+      </w:r>
+      <w:proofErr w:type="spellEnd"/>
       <w:r>
         <w:rPr>
           <w:lang w:val="en-US"/>
         </w:rPr>
-        <w:t>clamp (x,y,z)</w:t>
+        <w:t>().size</w:t>
+      </w:r>
+    </w:p>
+    <w:p>
+      <w:pPr>
+        <w:pStyle w:val="ListParagraph"/>
+        <w:numPr>
+          <w:ilvl w:val="3"/>
+          <w:numId w:val="22"/>
+        </w:numPr>
+      </w:pPr>
+      <w:r>
+        <w:rPr>
+          <w:lang w:val="en-US"/>
+        </w:rPr>
+        <w:t>clamp (</w:t>
+      </w:r>
+      <w:proofErr w:type="spellStart"/>
+      <w:r>
+        <w:rPr>
+          <w:lang w:val="en-US"/>
+        </w:rPr>
+        <w:t>x,y,z</w:t>
+      </w:r>
+      <w:proofErr w:type="spellEnd"/>
+      <w:r>
+        <w:rPr>
+          <w:lang w:val="en-US"/>
+        </w:rPr>
+        <w:t>)</w:t>
       </w:r>
     </w:p>
     <w:p>
@@ -16418,22 +16566,58 @@
         <w:rPr>
           <w:lang w:val="en-US"/>
         </w:rPr>
-        <w:t>% x.size()</w:t>
-      </w:r>
-    </w:p>
-    <w:p>
-      <w:pPr>
-        <w:pStyle w:val="ListParagraph"/>
-        <w:numPr>
-          <w:ilvl w:val="3"/>
-          <w:numId w:val="22"/>
-        </w:numPr>
-      </w:pPr>
+        <w:t xml:space="preserve">% </w:t>
+      </w:r>
+      <w:proofErr w:type="spellStart"/>
       <w:r>
         <w:rPr>
           <w:lang w:val="en-US"/>
         </w:rPr>
-        <w:t>randf_range(x,y)</w:t>
+        <w:t>x.size</w:t>
+      </w:r>
+      <w:proofErr w:type="spellEnd"/>
+      <w:r>
+        <w:rPr>
+          <w:lang w:val="en-US"/>
+        </w:rPr>
+        <w:t>()</w:t>
+      </w:r>
+    </w:p>
+    <w:p>
+      <w:pPr>
+        <w:pStyle w:val="ListParagraph"/>
+        <w:numPr>
+          <w:ilvl w:val="3"/>
+          <w:numId w:val="22"/>
+        </w:numPr>
+      </w:pPr>
+      <w:proofErr w:type="spellStart"/>
+      <w:r>
+        <w:rPr>
+          <w:lang w:val="en-US"/>
+        </w:rPr>
+        <w:t>randf_range</w:t>
+      </w:r>
+      <w:proofErr w:type="spellEnd"/>
+      <w:r>
+        <w:rPr>
+          <w:lang w:val="en-US"/>
+        </w:rPr>
+        <w:t>(</w:t>
+      </w:r>
+      <w:proofErr w:type="spellStart"/>
+      <w:r>
+        <w:rPr>
+          <w:lang w:val="en-US"/>
+        </w:rPr>
+        <w:t>x,y</w:t>
+      </w:r>
+      <w:proofErr w:type="spellEnd"/>
+      <w:r>
+        <w:rPr>
+          <w:lang w:val="en-US"/>
+        </w:rPr>
+        <w:t>)</w:t>
       </w:r>
     </w:p>
     <w:p>
@@ -16822,7 +17006,35 @@
         <w:rPr>
           <w:lang w:val="en-US"/>
         </w:rPr>
-        <w:t xml:space="preserve">Added svg “Icon.svg” </w:t>
+        <w:t xml:space="preserve">Added </w:t>
+      </w:r>
+      <w:proofErr w:type="spellStart"/>
+      <w:r>
+        <w:rPr>
+          <w:lang w:val="en-US"/>
+        </w:rPr>
+        <w:t>svg</w:t>
+      </w:r>
+      <w:proofErr w:type="spellEnd"/>
+      <w:r>
+        <w:rPr>
+          <w:lang w:val="en-US"/>
+        </w:rPr>
+        <w:t xml:space="preserve"> “</w:t>
+      </w:r>
+      <w:proofErr w:type="spellStart"/>
+      <w:r>
+        <w:rPr>
+          <w:lang w:val="en-US"/>
+        </w:rPr>
+        <w:t>Icon.svg</w:t>
+      </w:r>
+      <w:proofErr w:type="spellEnd"/>
+      <w:r>
+        <w:rPr>
+          <w:lang w:val="en-US"/>
+        </w:rPr>
+        <w:t xml:space="preserve">” </w:t>
       </w:r>
     </w:p>
     <w:p>
@@ -16840,6 +17052,7 @@
         <w:t xml:space="preserve">obtained from </w:t>
       </w:r>
       <w:hyperlink r:id="rId44">
+        <w:proofErr w:type="spellStart"/>
         <w:r>
           <w:rPr>
             <w:rStyle w:val="Hyperlink"/>
@@ -16847,27 +17060,56 @@
           </w:rPr>
           <w:t>Flaticon</w:t>
         </w:r>
+        <w:proofErr w:type="spellEnd"/>
       </w:hyperlink>
       <w:r>
         <w:rPr>
           <w:lang w:val="en-US"/>
         </w:rPr>
-        <w:t xml:space="preserve"> as a png </w:t>
-      </w:r>
-    </w:p>
-    <w:p>
-      <w:pPr>
-        <w:pStyle w:val="ListParagraph"/>
-        <w:numPr>
-          <w:ilvl w:val="2"/>
-          <w:numId w:val="22"/>
-        </w:numPr>
-      </w:pPr>
+        <w:t xml:space="preserve"> as a </w:t>
+      </w:r>
+      <w:proofErr w:type="spellStart"/>
       <w:r>
         <w:rPr>
           <w:lang w:val="en-US"/>
         </w:rPr>
-        <w:t>Converted svg through word</w:t>
+        <w:t>png</w:t>
+      </w:r>
+      <w:proofErr w:type="spellEnd"/>
+      <w:r>
+        <w:rPr>
+          <w:lang w:val="en-US"/>
+        </w:rPr>
+        <w:t xml:space="preserve"> </w:t>
+      </w:r>
+    </w:p>
+    <w:p>
+      <w:pPr>
+        <w:pStyle w:val="ListParagraph"/>
+        <w:numPr>
+          <w:ilvl w:val="2"/>
+          <w:numId w:val="22"/>
+        </w:numPr>
+      </w:pPr>
+      <w:r>
+        <w:rPr>
+          <w:lang w:val="en-US"/>
+        </w:rPr>
+        <w:t xml:space="preserve">Converted </w:t>
+      </w:r>
+      <w:proofErr w:type="spellStart"/>
+      <w:r>
+        <w:rPr>
+          <w:lang w:val="en-US"/>
+        </w:rPr>
+        <w:t>svg</w:t>
+      </w:r>
+      <w:proofErr w:type="spellEnd"/>
+      <w:r>
+        <w:rPr>
+          <w:lang w:val="en-US"/>
+        </w:rPr>
+        <w:t xml:space="preserve"> through word</w:t>
       </w:r>
     </w:p>
     <w:p>
@@ -17510,21 +17752,25 @@
           <w:numId w:val="22"/>
         </w:numPr>
       </w:pPr>
+      <w:proofErr w:type="spellStart"/>
       <w:r>
         <w:t>HUDGame</w:t>
       </w:r>
-    </w:p>
-    <w:p>
-      <w:pPr>
-        <w:pStyle w:val="ListParagraph"/>
-        <w:numPr>
-          <w:ilvl w:val="2"/>
-          <w:numId w:val="22"/>
-        </w:numPr>
-      </w:pPr>
+      <w:proofErr w:type="spellEnd"/>
+    </w:p>
+    <w:p>
+      <w:pPr>
+        <w:pStyle w:val="ListParagraph"/>
+        <w:numPr>
+          <w:ilvl w:val="2"/>
+          <w:numId w:val="22"/>
+        </w:numPr>
+      </w:pPr>
+      <w:proofErr w:type="spellStart"/>
       <w:r>
         <w:t>MainGame</w:t>
       </w:r>
+      <w:proofErr w:type="spellEnd"/>
     </w:p>
     <w:p>
       <w:pPr>
@@ -18303,9 +18549,11 @@
           <w:numId w:val="22"/>
         </w:numPr>
       </w:pPr>
+      <w:proofErr w:type="spellStart"/>
       <w:r>
         <w:t>Explosion.svg</w:t>
       </w:r>
+      <w:proofErr w:type="spellEnd"/>
     </w:p>
     <w:p>
       <w:pPr>
@@ -19136,7 +19384,15 @@
         </w:numPr>
       </w:pPr>
       <w:r>
-        <w:t>“CoveredDebug()” in tile.gd</w:t>
+        <w:t>“</w:t>
+      </w:r>
+      <w:proofErr w:type="spellStart"/>
+      <w:r>
+        <w:t>CoveredDebug</w:t>
+      </w:r>
+      <w:proofErr w:type="spellEnd"/>
+      <w:r>
+        <w:t>()” in tile.gd</w:t>
       </w:r>
     </w:p>
     <w:p>
@@ -19420,9 +19676,11 @@
           <w:numId w:val="22"/>
         </w:numPr>
       </w:pPr>
+      <w:proofErr w:type="spellStart"/>
       <w:r>
         <w:t>HUDGame</w:t>
       </w:r>
+      <w:proofErr w:type="spellEnd"/>
     </w:p>
     <w:p>
       <w:pPr>
@@ -20579,11 +20837,19 @@
           <w:rStyle w:val="notion-enable-hover"/>
         </w:rPr>
       </w:pPr>
+      <w:proofErr w:type="spellStart"/>
       <w:r>
         <w:rPr>
           <w:rStyle w:val="notion-enable-hover"/>
         </w:rPr>
-        <w:t>SetMine()</w:t>
+        <w:t>SetMine</w:t>
+      </w:r>
+      <w:proofErr w:type="spellEnd"/>
+      <w:r>
+        <w:rPr>
+          <w:rStyle w:val="notion-enable-hover"/>
+        </w:rPr>
+        <w:t>()</w:t>
       </w:r>
     </w:p>
     <w:p>
@@ -20627,11 +20893,19 @@
           <w:rStyle w:val="notion-enable-hover"/>
         </w:rPr>
       </w:pPr>
+      <w:proofErr w:type="spellStart"/>
       <w:r>
         <w:rPr>
           <w:rStyle w:val="notion-enable-hover"/>
         </w:rPr>
-        <w:t>SetMine()</w:t>
+        <w:t>SetMine</w:t>
+      </w:r>
+      <w:proofErr w:type="spellEnd"/>
+      <w:r>
+        <w:rPr>
+          <w:rStyle w:val="notion-enable-hover"/>
+        </w:rPr>
+        <w:t>()</w:t>
       </w:r>
     </w:p>
     <w:p>
@@ -20663,29 +20937,45 @@
           <w:rStyle w:val="notion-enable-hover"/>
         </w:rPr>
       </w:pPr>
+      <w:proofErr w:type="spellStart"/>
       <w:r>
         <w:rPr>
           <w:rStyle w:val="notion-enable-hover"/>
         </w:rPr>
-        <w:t>GetSurroundings()</w:t>
-      </w:r>
-    </w:p>
-    <w:p>
-      <w:pPr>
-        <w:pStyle w:val="ListParagraph"/>
-        <w:numPr>
-          <w:ilvl w:val="3"/>
-          <w:numId w:val="22"/>
-        </w:numPr>
+        <w:t>GetSurroundings</w:t>
+      </w:r>
+      <w:proofErr w:type="spellEnd"/>
+      <w:r>
         <w:rPr>
           <w:rStyle w:val="notion-enable-hover"/>
         </w:rPr>
-      </w:pPr>
-      <w:r>
+        <w:t>()</w:t>
+      </w:r>
+    </w:p>
+    <w:p>
+      <w:pPr>
+        <w:pStyle w:val="ListParagraph"/>
+        <w:numPr>
+          <w:ilvl w:val="3"/>
+          <w:numId w:val="22"/>
+        </w:numPr>
         <w:rPr>
           <w:rStyle w:val="notion-enable-hover"/>
         </w:rPr>
-        <w:t>ToggleFlag()</w:t>
+      </w:pPr>
+      <w:proofErr w:type="spellStart"/>
+      <w:r>
+        <w:rPr>
+          <w:rStyle w:val="notion-enable-hover"/>
+        </w:rPr>
+        <w:t>ToggleFlag</w:t>
+      </w:r>
+      <w:proofErr w:type="spellEnd"/>
+      <w:r>
+        <w:rPr>
+          <w:rStyle w:val="notion-enable-hover"/>
+        </w:rPr>
+        <w:t>()</w:t>
       </w:r>
     </w:p>
     <w:p>
@@ -20697,7 +20987,15 @@
         </w:numPr>
       </w:pPr>
       <w:r>
-        <w:t>_on_control_gui_input(event)</w:t>
+        <w:t>_</w:t>
+      </w:r>
+      <w:proofErr w:type="spellStart"/>
+      <w:r>
+        <w:t>on_control_gui_input</w:t>
+      </w:r>
+      <w:proofErr w:type="spellEnd"/>
+      <w:r>
+        <w:t>(event)</w:t>
       </w:r>
     </w:p>
     <w:p>
@@ -20708,8 +21006,13 @@
           <w:numId w:val="22"/>
         </w:numPr>
       </w:pPr>
-      <w:r>
-        <w:t>DebugCovered()</w:t>
+      <w:proofErr w:type="spellStart"/>
+      <w:r>
+        <w:t>DebugCovered</w:t>
+      </w:r>
+      <w:proofErr w:type="spellEnd"/>
+      <w:r>
+        <w:t>()</w:t>
       </w:r>
     </w:p>
     <w:p>
@@ -21011,9 +21314,11 @@
           <w:numId w:val="22"/>
         </w:numPr>
       </w:pPr>
+      <w:proofErr w:type="spellStart"/>
       <w:r>
         <w:t>LevelReset</w:t>
       </w:r>
+      <w:proofErr w:type="spellEnd"/>
       <w:r>
         <w:t xml:space="preserve">() </w:t>
       </w:r>
@@ -21215,7 +21520,15 @@
         </w:numPr>
       </w:pPr>
       <w:r>
-        <w:t>“ListenerOn”</w:t>
+        <w:t>“</w:t>
+      </w:r>
+      <w:proofErr w:type="spellStart"/>
+      <w:r>
+        <w:t>ListenerOn</w:t>
+      </w:r>
+      <w:proofErr w:type="spellEnd"/>
+      <w:r>
+        <w:t>”</w:t>
       </w:r>
     </w:p>
     <w:p>
@@ -21706,11 +22019,16 @@
         </w:numPr>
       </w:pPr>
       <w:r>
-        <w:t>Created “Tile</w:t>
+        <w:t>Created “</w:t>
+      </w:r>
+      <w:proofErr w:type="spellStart"/>
+      <w:r>
+        <w:t>Tile</w:t>
       </w:r>
       <w:r>
         <w:t>Hover</w:t>
       </w:r>
+      <w:proofErr w:type="spellEnd"/>
       <w:r>
         <w:t>” sprite</w:t>
       </w:r>
@@ -21738,9 +22056,11 @@
       <w:r>
         <w:t>Created “</w:t>
       </w:r>
+      <w:proofErr w:type="spellStart"/>
       <w:r>
         <w:t>UsedMine</w:t>
       </w:r>
+      <w:proofErr w:type="spellEnd"/>
       <w:r>
         <w:t>” sprite</w:t>
       </w:r>
@@ -21814,9 +22134,11 @@
           <w:numId w:val="22"/>
         </w:numPr>
       </w:pPr>
+      <w:proofErr w:type="spellStart"/>
       <w:r>
         <w:t>HUDComplete.tscn</w:t>
       </w:r>
+      <w:proofErr w:type="spellEnd"/>
     </w:p>
     <w:p>
       <w:pPr>
@@ -21826,9 +22148,11 @@
           <w:numId w:val="22"/>
         </w:numPr>
       </w:pPr>
+      <w:proofErr w:type="spellStart"/>
       <w:r>
         <w:t>CompleteScreen.tscn</w:t>
       </w:r>
+      <w:proofErr w:type="spellEnd"/>
     </w:p>
     <w:p>
       <w:pPr>
@@ -22089,21 +22413,25 @@
           <w:numId w:val="22"/>
         </w:numPr>
       </w:pPr>
+      <w:proofErr w:type="spellStart"/>
       <w:r>
         <w:t>OverScreen.tscn</w:t>
       </w:r>
-    </w:p>
-    <w:p>
-      <w:pPr>
-        <w:pStyle w:val="ListParagraph"/>
-        <w:numPr>
-          <w:ilvl w:val="2"/>
-          <w:numId w:val="22"/>
-        </w:numPr>
-      </w:pPr>
+      <w:proofErr w:type="spellEnd"/>
+    </w:p>
+    <w:p>
+      <w:pPr>
+        <w:pStyle w:val="ListParagraph"/>
+        <w:numPr>
+          <w:ilvl w:val="2"/>
+          <w:numId w:val="22"/>
+        </w:numPr>
+      </w:pPr>
+      <w:proofErr w:type="spellStart"/>
       <w:r>
         <w:t>HUDOver.tscn</w:t>
       </w:r>
+      <w:proofErr w:type="spellEnd"/>
     </w:p>
     <w:p>
       <w:pPr>
@@ -22125,21 +22453,25 @@
           <w:numId w:val="22"/>
         </w:numPr>
       </w:pPr>
+      <w:proofErr w:type="spellStart"/>
       <w:r>
         <w:t>ScoreScreen.tscn</w:t>
       </w:r>
-    </w:p>
-    <w:p>
-      <w:pPr>
-        <w:pStyle w:val="ListParagraph"/>
-        <w:numPr>
-          <w:ilvl w:val="2"/>
-          <w:numId w:val="22"/>
-        </w:numPr>
-      </w:pPr>
+      <w:proofErr w:type="spellEnd"/>
+    </w:p>
+    <w:p>
+      <w:pPr>
+        <w:pStyle w:val="ListParagraph"/>
+        <w:numPr>
+          <w:ilvl w:val="2"/>
+          <w:numId w:val="22"/>
+        </w:numPr>
+      </w:pPr>
+      <w:proofErr w:type="spellStart"/>
       <w:r>
         <w:t>HUDScore.tscn</w:t>
       </w:r>
+      <w:proofErr w:type="spellEnd"/>
     </w:p>
     <w:p>
       <w:pPr>
@@ -22152,6 +22484,7 @@
       <w:r>
         <w:t xml:space="preserve">Added </w:t>
       </w:r>
+      <w:proofErr w:type="spellStart"/>
       <w:r>
         <w:t>scores</w:t>
       </w:r>
@@ -22161,6 +22494,7 @@
       <w:r>
         <w:t>cfg</w:t>
       </w:r>
+      <w:proofErr w:type="spellEnd"/>
       <w:r>
         <w:t xml:space="preserve"> file</w:t>
       </w:r>
@@ -22198,7 +22532,15 @@
         </w:numPr>
       </w:pPr>
       <w:r>
-        <w:t>From godot documentation</w:t>
+        <w:t xml:space="preserve">From </w:t>
+      </w:r>
+      <w:proofErr w:type="spellStart"/>
+      <w:r>
+        <w:t>godot</w:t>
+      </w:r>
+      <w:proofErr w:type="spellEnd"/>
+      <w:r>
+        <w:t xml:space="preserve"> documentation</w:t>
       </w:r>
     </w:p>
     <w:p>
@@ -22209,8 +22551,13 @@
           <w:numId w:val="22"/>
         </w:numPr>
       </w:pPr>
-      <w:r>
-        <w:t>Github Repository</w:t>
+      <w:proofErr w:type="spellStart"/>
+      <w:r>
+        <w:t>Github</w:t>
+      </w:r>
+      <w:proofErr w:type="spellEnd"/>
+      <w:r>
+        <w:t xml:space="preserve"> Repository</w:t>
       </w:r>
     </w:p>
     <w:p>
@@ -22416,11 +22763,16 @@
       <w:r>
         <w:t xml:space="preserve">Added code to create a new </w:t>
       </w:r>
+      <w:proofErr w:type="spellStart"/>
       <w:r>
         <w:t>scores</w:t>
       </w:r>
       <w:r>
-        <w:t>.cfg file if there is none in the user files</w:t>
+        <w:t>.cfg</w:t>
+      </w:r>
+      <w:proofErr w:type="spellEnd"/>
+      <w:r>
+        <w:t xml:space="preserve"> file if there is none in the user files</w:t>
       </w:r>
     </w:p>
     <w:p>
@@ -22611,7 +22963,15 @@
         </w:numPr>
       </w:pPr>
       <w:r>
-        <w:t>Added new shippart.cfg file</w:t>
+        <w:t xml:space="preserve">Added new </w:t>
+      </w:r>
+      <w:proofErr w:type="spellStart"/>
+      <w:r>
+        <w:t>shippart.cfg</w:t>
+      </w:r>
+      <w:proofErr w:type="spellEnd"/>
+      <w:r>
+        <w:t xml:space="preserve"> file</w:t>
       </w:r>
     </w:p>
     <w:p>
@@ -22634,12 +22994,19 @@
           <w:numId w:val="22"/>
         </w:numPr>
       </w:pPr>
-      <w:r>
-        <w:t>configShip(</w:t>
-      </w:r>
+      <w:proofErr w:type="spellStart"/>
+      <w:r>
+        <w:t>configShip</w:t>
+      </w:r>
+      <w:proofErr w:type="spellEnd"/>
+      <w:r>
+        <w:t>(</w:t>
+      </w:r>
+      <w:proofErr w:type="spellStart"/>
       <w:r>
         <w:t>ship,part</w:t>
       </w:r>
+      <w:proofErr w:type="spellEnd"/>
       <w:r>
         <w:t>)</w:t>
       </w:r>
@@ -22653,8 +23020,13 @@
         </w:numPr>
       </w:pPr>
       <w:r>
-        <w:t>configs the shippart.cfg</w:t>
-      </w:r>
+        <w:t xml:space="preserve">configs the </w:t>
+      </w:r>
+      <w:proofErr w:type="spellStart"/>
+      <w:r>
+        <w:t>shippart.cfg</w:t>
+      </w:r>
+      <w:proofErr w:type="spellEnd"/>
     </w:p>
     <w:p>
       <w:pPr>
@@ -22833,8 +23205,13 @@
       </w:pPr>
       <w:r>
         <w:lastRenderedPageBreak/>
-        <w:t>New node in MainGame.Tscn</w:t>
-      </w:r>
+        <w:t xml:space="preserve">New node in </w:t>
+      </w:r>
+      <w:proofErr w:type="spellStart"/>
+      <w:r>
+        <w:t>MainGame.Tscn</w:t>
+      </w:r>
+      <w:proofErr w:type="spellEnd"/>
     </w:p>
     <w:p>
       <w:pPr>
@@ -22886,9 +23263,11 @@
           <w:numId w:val="22"/>
         </w:numPr>
       </w:pPr>
+      <w:proofErr w:type="spellStart"/>
       <w:r>
         <w:t>shipoffersetter</w:t>
       </w:r>
+      <w:proofErr w:type="spellEnd"/>
       <w:r>
         <w:t>()</w:t>
       </w:r>
@@ -22931,8 +23310,13 @@
           <w:numId w:val="22"/>
         </w:numPr>
       </w:pPr>
-      <w:r>
-        <w:t>shipPlacer()</w:t>
+      <w:proofErr w:type="spellStart"/>
+      <w:r>
+        <w:t>shipPlacer</w:t>
+      </w:r>
+      <w:proofErr w:type="spellEnd"/>
+      <w:r>
+        <w:t>()</w:t>
       </w:r>
     </w:p>
     <w:p>
@@ -22956,7 +23340,15 @@
         </w:numPr>
       </w:pPr>
       <w:r>
-        <w:t>Scaped .cfg idea</w:t>
+        <w:t>Scaped .</w:t>
+      </w:r>
+      <w:proofErr w:type="spellStart"/>
+      <w:r>
+        <w:t>cfg</w:t>
+      </w:r>
+      <w:proofErr w:type="spellEnd"/>
+      <w:r>
+        <w:t xml:space="preserve"> idea</w:t>
       </w:r>
     </w:p>
     <w:p>
@@ -22979,9 +23371,11 @@
           <w:numId w:val="22"/>
         </w:numPr>
       </w:pPr>
+      <w:proofErr w:type="spellStart"/>
       <w:r>
         <w:t>ShipPlacement</w:t>
       </w:r>
+      <w:proofErr w:type="spellEnd"/>
     </w:p>
     <w:p>
       <w:pPr>
@@ -23015,9 +23409,11 @@
           <w:numId w:val="22"/>
         </w:numPr>
       </w:pPr>
+      <w:proofErr w:type="spellStart"/>
       <w:r>
         <w:t>NodePosition</w:t>
       </w:r>
+      <w:proofErr w:type="spellEnd"/>
     </w:p>
     <w:p>
       <w:pPr>
@@ -23123,9 +23519,11 @@
           <w:numId w:val="22"/>
         </w:numPr>
       </w:pPr>
+      <w:proofErr w:type="spellStart"/>
       <w:r>
         <w:t>arrayShips</w:t>
       </w:r>
+      <w:proofErr w:type="spellEnd"/>
     </w:p>
     <w:p>
       <w:pPr>
@@ -23171,21 +23569,25 @@
           <w:numId w:val="22"/>
         </w:numPr>
       </w:pPr>
+      <w:proofErr w:type="spellStart"/>
       <w:r>
         <w:t>shipNumber</w:t>
       </w:r>
-    </w:p>
-    <w:p>
-      <w:pPr>
-        <w:pStyle w:val="ListParagraph"/>
-        <w:numPr>
-          <w:ilvl w:val="2"/>
-          <w:numId w:val="22"/>
-        </w:numPr>
-      </w:pPr>
+      <w:proofErr w:type="spellEnd"/>
+    </w:p>
+    <w:p>
+      <w:pPr>
+        <w:pStyle w:val="ListParagraph"/>
+        <w:numPr>
+          <w:ilvl w:val="2"/>
+          <w:numId w:val="22"/>
+        </w:numPr>
+      </w:pPr>
+      <w:proofErr w:type="spellStart"/>
       <w:r>
         <w:t>partNumber</w:t>
       </w:r>
+      <w:proofErr w:type="spellEnd"/>
     </w:p>
     <w:p>
       <w:pPr>
@@ -23534,6 +23936,7 @@
         <w:t xml:space="preserve">Obtained ship sprites from </w:t>
       </w:r>
       <w:hyperlink r:id="rId51" w:history="1">
+        <w:proofErr w:type="spellStart"/>
         <w:r>
           <w:rPr>
             <w:rStyle w:val="Hyperlink"/>
@@ -23546,6 +23949,7 @@
           </w:rPr>
           <w:t>pengameart</w:t>
         </w:r>
+        <w:proofErr w:type="spellEnd"/>
       </w:hyperlink>
     </w:p>
     <w:p>
@@ -23791,8 +24195,13 @@
         </w:numPr>
       </w:pPr>
       <w:r>
-        <w:t>Tweaked sprite settings for Tile.Tscn</w:t>
-      </w:r>
+        <w:t xml:space="preserve">Tweaked sprite settings for </w:t>
+      </w:r>
+      <w:proofErr w:type="spellStart"/>
+      <w:r>
+        <w:t>Tile.Tscn</w:t>
+      </w:r>
+      <w:proofErr w:type="spellEnd"/>
     </w:p>
     <w:p>
       <w:pPr>
@@ -24089,7 +24498,15 @@
         </w:numPr>
       </w:pPr>
       <w:r>
-        <w:t>Obtaining help from godot discord community</w:t>
+        <w:t xml:space="preserve">Obtaining help from </w:t>
+      </w:r>
+      <w:proofErr w:type="spellStart"/>
+      <w:r>
+        <w:t>godot</w:t>
+      </w:r>
+      <w:proofErr w:type="spellEnd"/>
+      <w:r>
+        <w:t xml:space="preserve"> discord community</w:t>
       </w:r>
     </w:p>
     <w:p>
@@ -24339,7 +24756,13 @@
         <w:ind w:firstLine="360"/>
       </w:pPr>
       <w:r>
-        <w:t>21st of July</w:t>
+        <w:t>2</w:t>
+      </w:r>
+      <w:r>
+        <w:t>2nd</w:t>
+      </w:r>
+      <w:r>
+        <w:t xml:space="preserve"> of July</w:t>
       </w:r>
     </w:p>
     <w:p>
@@ -24388,34 +24811,44 @@
       </w:pPr>
       <w:r>
         <w:lastRenderedPageBreak/>
-        <w:t>To rotate the spirte</w:t>
-      </w:r>
-    </w:p>
-    <w:p>
-      <w:pPr>
-        <w:pStyle w:val="ListParagraph"/>
-        <w:numPr>
-          <w:ilvl w:val="1"/>
-          <w:numId w:val="22"/>
-        </w:numPr>
-      </w:pPr>
-      <w:r>
-        <w:t>Removed function M</w:t>
-      </w:r>
-      <w:r>
-        <w:t>echnaics.gd</w:t>
-      </w:r>
-    </w:p>
-    <w:p>
-      <w:pPr>
-        <w:pStyle w:val="ListParagraph"/>
-        <w:numPr>
-          <w:ilvl w:val="2"/>
-          <w:numId w:val="22"/>
-        </w:numPr>
-      </w:pPr>
-      <w:r>
-        <w:t>Removed spirteassginer()</w:t>
+        <w:t xml:space="preserve">To rotate the </w:t>
+      </w:r>
+      <w:proofErr w:type="spellStart"/>
+      <w:r>
+        <w:t>spirte</w:t>
+      </w:r>
+      <w:proofErr w:type="spellEnd"/>
+    </w:p>
+    <w:p>
+      <w:pPr>
+        <w:pStyle w:val="ListParagraph"/>
+        <w:numPr>
+          <w:ilvl w:val="1"/>
+          <w:numId w:val="22"/>
+        </w:numPr>
+      </w:pPr>
+      <w:r>
+        <w:t>Removed function Mechnaics.gd</w:t>
+      </w:r>
+    </w:p>
+    <w:p>
+      <w:pPr>
+        <w:pStyle w:val="ListParagraph"/>
+        <w:numPr>
+          <w:ilvl w:val="2"/>
+          <w:numId w:val="22"/>
+        </w:numPr>
+      </w:pPr>
+      <w:r>
+        <w:t xml:space="preserve">Removed </w:t>
+      </w:r>
+      <w:proofErr w:type="spellStart"/>
+      <w:r>
+        <w:t>spirteassginer</w:t>
+      </w:r>
+      <w:proofErr w:type="spellEnd"/>
+      <w:r>
+        <w:t>()</w:t>
       </w:r>
     </w:p>
     <w:p>
@@ -24562,7 +24995,414 @@
         <w:t>Continue coding</w:t>
       </w:r>
     </w:p>
-    <w:p/>
+    <w:p>
+      <w:pPr>
+        <w:pStyle w:val="Heading3"/>
+        <w:ind w:firstLine="360"/>
+      </w:pPr>
+      <w:r>
+        <w:t>2</w:t>
+      </w:r>
+      <w:r>
+        <w:t>3r</w:t>
+      </w:r>
+      <w:r>
+        <w:t>d of July</w:t>
+      </w:r>
+    </w:p>
+    <w:p>
+      <w:pPr>
+        <w:pStyle w:val="ListParagraph"/>
+        <w:numPr>
+          <w:ilvl w:val="0"/>
+          <w:numId w:val="22"/>
+        </w:numPr>
+      </w:pPr>
+      <w:r>
+        <w:t>Continued development on main game</w:t>
+      </w:r>
+    </w:p>
+    <w:p>
+      <w:pPr>
+        <w:pStyle w:val="ListParagraph"/>
+        <w:numPr>
+          <w:ilvl w:val="1"/>
+          <w:numId w:val="22"/>
+        </w:numPr>
+      </w:pPr>
+      <w:r>
+        <w:t>Having issues with variables not persisting between screens</w:t>
+      </w:r>
+    </w:p>
+    <w:p>
+      <w:pPr>
+        <w:pStyle w:val="ListParagraph"/>
+        <w:numPr>
+          <w:ilvl w:val="2"/>
+          <w:numId w:val="22"/>
+        </w:numPr>
+      </w:pPr>
+      <w:r>
+        <w:t>Obtained</w:t>
+      </w:r>
+      <w:r>
+        <w:t xml:space="preserve"> help from Godot Café Discord</w:t>
+      </w:r>
+    </w:p>
+    <w:p>
+      <w:pPr>
+        <w:pStyle w:val="ListParagraph"/>
+        <w:numPr>
+          <w:ilvl w:val="3"/>
+          <w:numId w:val="22"/>
+        </w:numPr>
+      </w:pPr>
+      <w:r>
+        <w:t xml:space="preserve">Found out later that I left test code that reset the variables </w:t>
+      </w:r>
+    </w:p>
+    <w:p>
+      <w:pPr>
+        <w:pStyle w:val="ListParagraph"/>
+        <w:numPr>
+          <w:ilvl w:val="1"/>
+          <w:numId w:val="22"/>
+        </w:numPr>
+      </w:pPr>
+      <w:r>
+        <w:t xml:space="preserve">Added variable </w:t>
+      </w:r>
+      <w:r>
+        <w:t xml:space="preserve">to </w:t>
+      </w:r>
+      <w:r>
+        <w:t>tile.gd</w:t>
+      </w:r>
+    </w:p>
+    <w:p>
+      <w:pPr>
+        <w:pStyle w:val="ListParagraph"/>
+        <w:numPr>
+          <w:ilvl w:val="2"/>
+          <w:numId w:val="22"/>
+        </w:numPr>
+      </w:pPr>
+      <w:r>
+        <w:t>turn</w:t>
+      </w:r>
+    </w:p>
+    <w:p>
+      <w:pPr>
+        <w:pStyle w:val="ListParagraph"/>
+        <w:numPr>
+          <w:ilvl w:val="3"/>
+          <w:numId w:val="22"/>
+        </w:numPr>
+      </w:pPr>
+      <w:r>
+        <w:t xml:space="preserve">random flips the ships </w:t>
+      </w:r>
+      <w:proofErr w:type="spellStart"/>
+      <w:r>
+        <w:t>spirte</w:t>
+      </w:r>
+      <w:proofErr w:type="spellEnd"/>
+    </w:p>
+    <w:p>
+      <w:pPr>
+        <w:pStyle w:val="ListParagraph"/>
+        <w:numPr>
+          <w:ilvl w:val="1"/>
+          <w:numId w:val="22"/>
+        </w:numPr>
+      </w:pPr>
+      <w:r>
+        <w:t xml:space="preserve">Added variable to </w:t>
+      </w:r>
+      <w:r>
+        <w:t>mechanics</w:t>
+      </w:r>
+      <w:r>
+        <w:t>.gd</w:t>
+      </w:r>
+    </w:p>
+    <w:p>
+      <w:pPr>
+        <w:pStyle w:val="ListParagraph"/>
+        <w:numPr>
+          <w:ilvl w:val="2"/>
+          <w:numId w:val="22"/>
+        </w:numPr>
+      </w:pPr>
+      <w:proofErr w:type="spellStart"/>
+      <w:r>
+        <w:t>tilenumber</w:t>
+      </w:r>
+      <w:proofErr w:type="spellEnd"/>
+    </w:p>
+    <w:p>
+      <w:pPr>
+        <w:pStyle w:val="ListParagraph"/>
+        <w:numPr>
+          <w:ilvl w:val="3"/>
+          <w:numId w:val="22"/>
+        </w:numPr>
+      </w:pPr>
+      <w:r>
+        <w:t>A variable to assign the correct ship part to the tile node</w:t>
+      </w:r>
+    </w:p>
+    <w:p>
+      <w:pPr>
+        <w:pStyle w:val="ListParagraph"/>
+        <w:numPr>
+          <w:ilvl w:val="1"/>
+          <w:numId w:val="22"/>
+        </w:numPr>
+      </w:pPr>
+      <w:r>
+        <w:t xml:space="preserve">Change </w:t>
+      </w:r>
+      <w:proofErr w:type="spellStart"/>
+      <w:r>
+        <w:t>pn</w:t>
+      </w:r>
+      <w:proofErr w:type="spellEnd"/>
+      <w:r>
+        <w:t xml:space="preserve"> to </w:t>
+      </w:r>
+      <w:proofErr w:type="spellStart"/>
+      <w:r>
+        <w:t>shipnumber</w:t>
+      </w:r>
+      <w:proofErr w:type="spellEnd"/>
+      <w:r>
+        <w:t xml:space="preserve"> for clarity </w:t>
+      </w:r>
+    </w:p>
+    <w:p>
+      <w:pPr>
+        <w:pStyle w:val="ListParagraph"/>
+        <w:numPr>
+          <w:ilvl w:val="0"/>
+          <w:numId w:val="22"/>
+        </w:numPr>
+      </w:pPr>
+      <w:r>
+        <w:t>Gantt Chart Progress check</w:t>
+      </w:r>
+    </w:p>
+    <w:p>
+      <w:pPr>
+        <w:pStyle w:val="ListParagraph"/>
+        <w:numPr>
+          <w:ilvl w:val="1"/>
+          <w:numId w:val="22"/>
+        </w:numPr>
+      </w:pPr>
+      <w:r>
+        <w:t>Algorithm</w:t>
+      </w:r>
+    </w:p>
+    <w:p>
+      <w:pPr>
+        <w:pStyle w:val="ListParagraph"/>
+        <w:numPr>
+          <w:ilvl w:val="2"/>
+          <w:numId w:val="22"/>
+        </w:numPr>
+      </w:pPr>
+      <w:r>
+        <w:t>On course</w:t>
+      </w:r>
+    </w:p>
+    <w:p>
+      <w:pPr>
+        <w:pStyle w:val="ListParagraph"/>
+        <w:numPr>
+          <w:ilvl w:val="1"/>
+          <w:numId w:val="22"/>
+        </w:numPr>
+      </w:pPr>
+      <w:r>
+        <w:t>Documentation</w:t>
+      </w:r>
+    </w:p>
+    <w:p>
+      <w:pPr>
+        <w:pStyle w:val="ListParagraph"/>
+        <w:numPr>
+          <w:ilvl w:val="2"/>
+          <w:numId w:val="22"/>
+        </w:numPr>
+      </w:pPr>
+      <w:r>
+        <w:t>On course</w:t>
+      </w:r>
+    </w:p>
+    <w:p>
+      <w:pPr>
+        <w:pStyle w:val="ListParagraph"/>
+        <w:numPr>
+          <w:ilvl w:val="1"/>
+          <w:numId w:val="22"/>
+        </w:numPr>
+      </w:pPr>
+      <w:r>
+        <w:t>Coding</w:t>
+      </w:r>
+    </w:p>
+    <w:p>
+      <w:pPr>
+        <w:pStyle w:val="ListParagraph"/>
+        <w:numPr>
+          <w:ilvl w:val="2"/>
+          <w:numId w:val="22"/>
+        </w:numPr>
+      </w:pPr>
+      <w:r>
+        <w:t>On Course</w:t>
+      </w:r>
+    </w:p>
+    <w:p>
+      <w:pPr>
+        <w:pStyle w:val="ListParagraph"/>
+        <w:numPr>
+          <w:ilvl w:val="1"/>
+          <w:numId w:val="22"/>
+        </w:numPr>
+      </w:pPr>
+      <w:r>
+        <w:t>Testing</w:t>
+      </w:r>
+    </w:p>
+    <w:p>
+      <w:pPr>
+        <w:pStyle w:val="ListParagraph"/>
+        <w:numPr>
+          <w:ilvl w:val="2"/>
+          <w:numId w:val="22"/>
+        </w:numPr>
+      </w:pPr>
+      <w:r>
+        <w:t xml:space="preserve">Behind on schedule </w:t>
+      </w:r>
+    </w:p>
+    <w:p>
+      <w:pPr>
+        <w:pStyle w:val="ListParagraph"/>
+        <w:numPr>
+          <w:ilvl w:val="0"/>
+          <w:numId w:val="22"/>
+        </w:numPr>
+      </w:pPr>
+      <w:r>
+        <w:rPr>
+          <w:lang w:val="en-US"/>
+        </w:rPr>
+        <w:t>Additional task tomorro</w:t>
+      </w:r>
+      <w:r>
+        <w:rPr>
+          <w:lang w:val="en-US"/>
+        </w:rPr>
+        <w:t>w</w:t>
+      </w:r>
+    </w:p>
+    <w:p>
+      <w:pPr>
+        <w:pStyle w:val="ListParagraph"/>
+        <w:numPr>
+          <w:ilvl w:val="1"/>
+          <w:numId w:val="22"/>
+        </w:numPr>
+      </w:pPr>
+      <w:r>
+        <w:rPr>
+          <w:lang w:val="en-US"/>
+        </w:rPr>
+        <w:t>Continue coding</w:t>
+      </w:r>
+    </w:p>
+    <w:p>
+      <w:r>
+        <w:t>var test = [0,1,3]</w:t>
+      </w:r>
+    </w:p>
+    <w:p>
+      <w:r>
+        <w:tab/>
+        <w:t>var each = float(</w:t>
+      </w:r>
+      <w:proofErr w:type="spellStart"/>
+      <w:r>
+        <w:t>len</w:t>
+      </w:r>
+      <w:proofErr w:type="spellEnd"/>
+      <w:r>
+        <w:t>(test)-1)</w:t>
+      </w:r>
+    </w:p>
+    <w:p>
+      <w:r>
+        <w:tab/>
+        <w:t>print (each)</w:t>
+      </w:r>
+    </w:p>
+    <w:p>
+      <w:r>
+        <w:tab/>
+        <w:t>time/2</w:t>
+      </w:r>
+    </w:p>
+    <w:p>
+      <w:r>
+        <w:tab/>
+        <w:t xml:space="preserve">var num = </w:t>
+      </w:r>
+      <w:proofErr w:type="spellStart"/>
+      <w:r>
+        <w:t>roundi</w:t>
+      </w:r>
+      <w:proofErr w:type="spellEnd"/>
+      <w:r>
+        <w:t>((</w:t>
+      </w:r>
+      <w:proofErr w:type="spellStart"/>
+      <w:r>
+        <w:t>len</w:t>
+      </w:r>
+      <w:proofErr w:type="spellEnd"/>
+      <w:r>
+        <w:t>(test)-1)/2)</w:t>
+      </w:r>
+    </w:p>
+    <w:p>
+      <w:r>
+        <w:lastRenderedPageBreak/>
+        <w:tab/>
+        <w:t>print (num)</w:t>
+      </w:r>
+    </w:p>
+    <w:p>
+      <w:r>
+        <w:tab/>
+      </w:r>
+      <w:proofErr w:type="spellStart"/>
+      <w:r>
+        <w:t>test.insert</w:t>
+      </w:r>
+      <w:proofErr w:type="spellEnd"/>
+      <w:r>
+        <w:t>(num,2)</w:t>
+      </w:r>
+    </w:p>
+    <w:p>
+      <w:r>
+        <w:tab/>
+        <w:t>print (test)</w:t>
+      </w:r>
+    </w:p>
     <w:sectPr>
       <w:pgSz w:w="12240" w:h="15840"/>
       <w:pgMar w:top="1440" w:right="1440" w:bottom="1440" w:left="1440" w:header="720" w:footer="720" w:gutter="0"/>
@@ -27893,7 +28733,6 @@
   <w:style w:type="character" w:default="1" w:styleId="DefaultParagraphFont">
     <w:name w:val="Default Paragraph Font"/>
     <w:uiPriority w:val="1"/>
-    <w:semiHidden/>
     <w:unhideWhenUsed/>
   </w:style>
   <w:style w:type="table" w:default="1" w:styleId="TableNormal">

--- a/James Fan - Assessment 3_ Major Project.docx
+++ b/James Fan - Assessment 3_ Major Project.docx
@@ -103,7 +103,7 @@
           <w:noProof/>
         </w:rPr>
         <w:drawing>
-          <wp:anchor distT="0" distB="0" distL="114300" distR="114300" simplePos="0" relativeHeight="251662336" behindDoc="0" locked="0" layoutInCell="1" allowOverlap="1" wp14:anchorId="2E5C3EA8" wp14:editId="6B30A8AD">
+          <wp:anchor distT="0" distB="0" distL="114300" distR="114300" simplePos="0" relativeHeight="251662336" behindDoc="0" locked="0" layoutInCell="1" allowOverlap="1" wp14:anchorId="2E5C3EA8" wp14:editId="71035377">
             <wp:simplePos x="0" y="0"/>
             <wp:positionH relativeFrom="column">
               <wp:posOffset>1417320</wp:posOffset>
@@ -8069,11 +8069,9 @@
       <w:r>
         <w:t xml:space="preserve">Select </w:t>
       </w:r>
-      <w:proofErr w:type="spellStart"/>
       <w:r>
         <w:t>BattleSweeper.rar</w:t>
       </w:r>
-      <w:proofErr w:type="spellEnd"/>
       <w:r>
         <w:t xml:space="preserve"> </w:t>
       </w:r>
@@ -8782,11 +8780,9 @@
             <w:tcW w:w="1951" w:type="dxa"/>
           </w:tcPr>
           <w:p>
-            <w:proofErr w:type="spellStart"/>
             <w:r>
               <w:t>GameOver</w:t>
             </w:r>
-            <w:proofErr w:type="spellEnd"/>
           </w:p>
         </w:tc>
         <w:tc>
@@ -8862,11 +8858,9 @@
             <w:tcW w:w="1951" w:type="dxa"/>
           </w:tcPr>
           <w:p>
-            <w:proofErr w:type="spellStart"/>
             <w:r>
               <w:t>CoverdDebug</w:t>
             </w:r>
-            <w:proofErr w:type="spellEnd"/>
           </w:p>
         </w:tc>
         <w:tc>
@@ -9020,11 +9014,9 @@
             <w:tcW w:w="1951" w:type="dxa"/>
           </w:tcPr>
           <w:p>
-            <w:proofErr w:type="spellStart"/>
             <w:r>
               <w:t>IsMine</w:t>
             </w:r>
-            <w:proofErr w:type="spellEnd"/>
           </w:p>
         </w:tc>
         <w:tc>
@@ -9100,11 +9092,9 @@
             <w:tcW w:w="1951" w:type="dxa"/>
           </w:tcPr>
           <w:p>
-            <w:proofErr w:type="spellStart"/>
             <w:r>
               <w:t>IsOccupied</w:t>
             </w:r>
-            <w:proofErr w:type="spellEnd"/>
           </w:p>
         </w:tc>
         <w:tc>
@@ -9395,11 +9385,9 @@
             <w:tcW w:w="1951" w:type="dxa"/>
           </w:tcPr>
           <w:p>
-            <w:proofErr w:type="spellStart"/>
             <w:r>
               <w:t>MineNumber</w:t>
             </w:r>
-            <w:proofErr w:type="spellEnd"/>
           </w:p>
         </w:tc>
         <w:tc>
@@ -9471,11 +9459,9 @@
             <w:tcW w:w="1951" w:type="dxa"/>
           </w:tcPr>
           <w:p>
-            <w:proofErr w:type="spellStart"/>
             <w:r>
               <w:t>ShipParts</w:t>
             </w:r>
-            <w:proofErr w:type="spellEnd"/>
           </w:p>
         </w:tc>
         <w:tc>
@@ -9551,11 +9537,9 @@
             <w:tcW w:w="1951" w:type="dxa"/>
           </w:tcPr>
           <w:p>
-            <w:proofErr w:type="spellStart"/>
             <w:r>
               <w:t>MineFlagged</w:t>
             </w:r>
-            <w:proofErr w:type="spellEnd"/>
           </w:p>
         </w:tc>
         <w:tc>
@@ -9627,11 +9611,9 @@
             <w:tcW w:w="1951" w:type="dxa"/>
           </w:tcPr>
           <w:p>
-            <w:proofErr w:type="spellStart"/>
             <w:r>
               <w:t>TileUncovered</w:t>
             </w:r>
-            <w:proofErr w:type="spellEnd"/>
           </w:p>
         </w:tc>
         <w:tc>
@@ -9707,11 +9689,9 @@
             <w:tcW w:w="1951" w:type="dxa"/>
           </w:tcPr>
           <w:p>
-            <w:proofErr w:type="spellStart"/>
             <w:r>
               <w:t>TilesRemain</w:t>
             </w:r>
-            <w:proofErr w:type="spellEnd"/>
           </w:p>
         </w:tc>
         <w:tc>
@@ -9783,11 +9763,9 @@
             <w:tcW w:w="1951" w:type="dxa"/>
           </w:tcPr>
           <w:p>
-            <w:proofErr w:type="spellStart"/>
             <w:r>
               <w:t>PlayerScore</w:t>
             </w:r>
-            <w:proofErr w:type="spellEnd"/>
           </w:p>
         </w:tc>
         <w:tc>
@@ -9855,11 +9833,9 @@
             <w:tcW w:w="1951" w:type="dxa"/>
           </w:tcPr>
           <w:p>
-            <w:proofErr w:type="spellStart"/>
             <w:r>
               <w:t>SurroundMine</w:t>
             </w:r>
-            <w:proofErr w:type="spellEnd"/>
             <w:r>
               <w:t>-</w:t>
             </w:r>
@@ -10090,11 +10066,9 @@
             <w:tcW w:w="1951" w:type="dxa"/>
           </w:tcPr>
           <w:p>
-            <w:proofErr w:type="spellStart"/>
             <w:r>
               <w:t>ListenerOn</w:t>
             </w:r>
-            <w:proofErr w:type="spellEnd"/>
           </w:p>
         </w:tc>
         <w:tc>
@@ -10380,13 +10354,8 @@
             <w:tcW w:w="1384" w:type="dxa"/>
           </w:tcPr>
           <w:p>
-            <w:proofErr w:type="spellStart"/>
-            <w:r>
-              <w:t>BeginGame</w:t>
-            </w:r>
-            <w:proofErr w:type="spellEnd"/>
-            <w:r>
-              <w:t>()</w:t>
+            <w:r>
+              <w:t>BeginGame()</w:t>
             </w:r>
           </w:p>
         </w:tc>
@@ -10431,11 +10400,9 @@
             <w:tcW w:w="1384" w:type="dxa"/>
           </w:tcPr>
           <w:p>
-            <w:proofErr w:type="spellStart"/>
             <w:r>
               <w:t>LevelReset</w:t>
             </w:r>
-            <w:proofErr w:type="spellEnd"/>
             <w:r>
               <w:t>()</w:t>
             </w:r>
@@ -10544,13 +10511,8 @@
             <w:tcW w:w="1384" w:type="dxa"/>
           </w:tcPr>
           <w:p>
-            <w:proofErr w:type="spellStart"/>
-            <w:r>
-              <w:t>SetMines</w:t>
-            </w:r>
-            <w:proofErr w:type="spellEnd"/>
-            <w:r>
-              <w:t>()</w:t>
+            <w:r>
+              <w:t>SetMines()</w:t>
             </w:r>
           </w:p>
         </w:tc>
@@ -10778,13 +10740,8 @@
             <w:tcW w:w="1384" w:type="dxa"/>
           </w:tcPr>
           <w:p>
-            <w:proofErr w:type="spellStart"/>
-            <w:r>
-              <w:t>SetMine</w:t>
-            </w:r>
-            <w:proofErr w:type="spellEnd"/>
-            <w:r>
-              <w:t>()</w:t>
+            <w:r>
+              <w:t>SetMine()</w:t>
             </w:r>
           </w:p>
         </w:tc>
@@ -10842,13 +10799,8 @@
             <w:tcW w:w="1384" w:type="dxa"/>
           </w:tcPr>
           <w:p>
-            <w:proofErr w:type="spellStart"/>
-            <w:r>
-              <w:t>GetSurroundings</w:t>
-            </w:r>
-            <w:proofErr w:type="spellEnd"/>
-            <w:r>
-              <w:t>()</w:t>
+            <w:r>
+              <w:t>GetSurroundings()</w:t>
             </w:r>
           </w:p>
         </w:tc>
@@ -10869,13 +10821,8 @@
             <w:tcW w:w="1384" w:type="dxa"/>
           </w:tcPr>
           <w:p>
-            <w:proofErr w:type="spellStart"/>
-            <w:r>
-              <w:t>ToggleFlag</w:t>
-            </w:r>
-            <w:proofErr w:type="spellEnd"/>
-            <w:r>
-              <w:t>()</w:t>
+            <w:r>
+              <w:t>ToggleFlag()</w:t>
             </w:r>
           </w:p>
         </w:tc>
@@ -10897,15 +10844,7 @@
           </w:tcPr>
           <w:p>
             <w:r>
-              <w:t>_</w:t>
-            </w:r>
-            <w:proofErr w:type="spellStart"/>
-            <w:r>
-              <w:t>on_control_gui_input</w:t>
-            </w:r>
-            <w:proofErr w:type="spellEnd"/>
-            <w:r>
-              <w:t>(event)</w:t>
+              <w:t>_on_control_gui_input(event)</w:t>
             </w:r>
           </w:p>
         </w:tc>
@@ -10926,14 +10865,9 @@
             <w:tcW w:w="1384" w:type="dxa"/>
           </w:tcPr>
           <w:p>
-            <w:proofErr w:type="spellStart"/>
             <w:r>
               <w:lastRenderedPageBreak/>
-              <w:t>DebugCovered</w:t>
-            </w:r>
-            <w:proofErr w:type="spellEnd"/>
-            <w:r>
-              <w:t>():</w:t>
+              <w:t>DebugCovered():</w:t>
             </w:r>
           </w:p>
         </w:tc>
@@ -12162,7 +12096,6 @@
         </w:rPr>
         <w:t xml:space="preserve">Considering if </w:t>
       </w:r>
-      <w:proofErr w:type="spellStart"/>
       <w:r>
         <w:rPr>
           <w:lang w:val="en-US"/>
@@ -12173,14 +12106,7 @@
         <w:rPr>
           <w:lang w:val="en-US"/>
         </w:rPr>
-        <w:t>game</w:t>
-      </w:r>
-      <w:proofErr w:type="spellEnd"/>
-      <w:r>
-        <w:rPr>
-          <w:lang w:val="en-US"/>
-        </w:rPr>
-        <w:t xml:space="preserve"> should be used to make </w:t>
+        <w:t xml:space="preserve">game should be used to make </w:t>
       </w:r>
       <w:r>
         <w:rPr>
@@ -12213,98 +12139,76 @@
         <w:rPr>
           <w:lang w:val="en-US"/>
         </w:rPr>
-        <w:t xml:space="preserve">Researched </w:t>
-      </w:r>
-      <w:proofErr w:type="spellStart"/>
+        <w:t xml:space="preserve">Researched PyGame library </w:t>
+      </w:r>
+    </w:p>
+    <w:p>
+      <w:pPr>
+        <w:pStyle w:val="ListParagraph"/>
+        <w:numPr>
+          <w:ilvl w:val="1"/>
+          <w:numId w:val="22"/>
+        </w:numPr>
+      </w:pPr>
+      <w:r>
+        <w:t>Consider use to create a game since it has</w:t>
+      </w:r>
+    </w:p>
+    <w:p>
+      <w:pPr>
+        <w:pStyle w:val="ListParagraph"/>
+        <w:numPr>
+          <w:ilvl w:val="2"/>
+          <w:numId w:val="22"/>
+        </w:numPr>
+      </w:pPr>
+      <w:r>
+        <w:t xml:space="preserve">Has a </w:t>
+      </w:r>
+      <w:r>
+        <w:t>well-documented</w:t>
+      </w:r>
+      <w:r>
+        <w:t xml:space="preserve"> game development framework</w:t>
+      </w:r>
+    </w:p>
+    <w:p>
+      <w:pPr>
+        <w:pStyle w:val="ListParagraph"/>
+        <w:numPr>
+          <w:ilvl w:val="2"/>
+          <w:numId w:val="22"/>
+        </w:numPr>
+      </w:pPr>
+      <w:r>
+        <w:t>Easy and versatile to make games with GUI with</w:t>
+      </w:r>
+    </w:p>
+    <w:p>
+      <w:pPr>
+        <w:pStyle w:val="ListParagraph"/>
+        <w:numPr>
+          <w:ilvl w:val="3"/>
+          <w:numId w:val="22"/>
+        </w:numPr>
+      </w:pPr>
+      <w:r>
+        <w:t>With chat GPT and internet</w:t>
+      </w:r>
+    </w:p>
+    <w:p>
+      <w:pPr>
+        <w:pStyle w:val="ListParagraph"/>
+        <w:numPr>
+          <w:ilvl w:val="1"/>
+          <w:numId w:val="22"/>
+        </w:numPr>
+      </w:pPr>
       <w:r>
         <w:rPr>
           <w:lang w:val="en-US"/>
         </w:rPr>
-        <w:t>PyGame</w:t>
-      </w:r>
-      <w:proofErr w:type="spellEnd"/>
-      <w:r>
-        <w:rPr>
-          <w:lang w:val="en-US"/>
-        </w:rPr>
-        <w:t xml:space="preserve"> library </w:t>
-      </w:r>
-    </w:p>
-    <w:p>
-      <w:pPr>
-        <w:pStyle w:val="ListParagraph"/>
-        <w:numPr>
-          <w:ilvl w:val="1"/>
-          <w:numId w:val="22"/>
-        </w:numPr>
-      </w:pPr>
-      <w:r>
-        <w:t>Consider use to create a game since it has</w:t>
-      </w:r>
-    </w:p>
-    <w:p>
-      <w:pPr>
-        <w:pStyle w:val="ListParagraph"/>
-        <w:numPr>
-          <w:ilvl w:val="2"/>
-          <w:numId w:val="22"/>
-        </w:numPr>
-      </w:pPr>
-      <w:r>
-        <w:t xml:space="preserve">Has a </w:t>
-      </w:r>
-      <w:r>
-        <w:t>well-documented</w:t>
-      </w:r>
-      <w:r>
-        <w:t xml:space="preserve"> game development framework</w:t>
-      </w:r>
-    </w:p>
-    <w:p>
-      <w:pPr>
-        <w:pStyle w:val="ListParagraph"/>
-        <w:numPr>
-          <w:ilvl w:val="2"/>
-          <w:numId w:val="22"/>
-        </w:numPr>
-      </w:pPr>
-      <w:r>
-        <w:t>Easy and versatile to make games with GUI with</w:t>
-      </w:r>
-    </w:p>
-    <w:p>
-      <w:pPr>
-        <w:pStyle w:val="ListParagraph"/>
-        <w:numPr>
-          <w:ilvl w:val="3"/>
-          <w:numId w:val="22"/>
-        </w:numPr>
-      </w:pPr>
-      <w:r>
-        <w:t>With chat GPT and internet</w:t>
-      </w:r>
-    </w:p>
-    <w:p>
-      <w:pPr>
-        <w:pStyle w:val="ListParagraph"/>
-        <w:numPr>
-          <w:ilvl w:val="1"/>
-          <w:numId w:val="22"/>
-        </w:numPr>
-      </w:pPr>
-      <w:proofErr w:type="spellStart"/>
-      <w:r>
-        <w:rPr>
-          <w:lang w:val="en-US"/>
-        </w:rPr>
-        <w:t>PyGame</w:t>
-      </w:r>
-      <w:proofErr w:type="spellEnd"/>
-      <w:r>
-        <w:rPr>
-          <w:lang w:val="en-US"/>
-        </w:rPr>
-        <w:t xml:space="preserve"> Documentation</w:t>
+        <w:t>PyGame Documentation</w:t>
       </w:r>
     </w:p>
     <w:p>
@@ -13010,78 +12914,62 @@
           <w:lang w:val="en-US"/>
         </w:rPr>
         <w:lastRenderedPageBreak/>
-        <w:t xml:space="preserve">Clear documentation like </w:t>
-      </w:r>
-      <w:proofErr w:type="spellStart"/>
-      <w:r>
+        <w:t>Clear documentation like PyGame</w:t>
+      </w:r>
+    </w:p>
+    <w:p>
+      <w:pPr>
+        <w:pStyle w:val="ListParagraph"/>
+        <w:numPr>
+          <w:ilvl w:val="4"/>
+          <w:numId w:val="22"/>
+        </w:numPr>
+      </w:pPr>
+      <w:r>
+        <w:t xml:space="preserve">A lot better looking and concise </w:t>
+      </w:r>
+    </w:p>
+    <w:p>
+      <w:pPr>
+        <w:pStyle w:val="ListParagraph"/>
+        <w:numPr>
+          <w:ilvl w:val="2"/>
+          <w:numId w:val="22"/>
+        </w:numPr>
+      </w:pPr>
+      <w:r>
+        <w:t>Has an active community</w:t>
+      </w:r>
+    </w:p>
+    <w:p>
+      <w:pPr>
+        <w:pStyle w:val="ListParagraph"/>
+        <w:numPr>
+          <w:ilvl w:val="3"/>
+          <w:numId w:val="22"/>
+        </w:numPr>
+      </w:pPr>
+      <w:r>
+        <w:t>Research form ChatGPT</w:t>
+      </w:r>
+    </w:p>
+    <w:p>
+      <w:pPr>
+        <w:pStyle w:val="ListParagraph"/>
+        <w:numPr>
+          <w:ilvl w:val="1"/>
+          <w:numId w:val="22"/>
+        </w:numPr>
         <w:rPr>
           <w:lang w:val="en-US"/>
         </w:rPr>
-        <w:t>PyGame</w:t>
-      </w:r>
-      <w:proofErr w:type="spellEnd"/>
-    </w:p>
-    <w:p>
-      <w:pPr>
-        <w:pStyle w:val="ListParagraph"/>
-        <w:numPr>
-          <w:ilvl w:val="4"/>
-          <w:numId w:val="22"/>
-        </w:numPr>
-      </w:pPr>
-      <w:r>
-        <w:t xml:space="preserve">A lot better looking and concise </w:t>
-      </w:r>
-    </w:p>
-    <w:p>
-      <w:pPr>
-        <w:pStyle w:val="ListParagraph"/>
-        <w:numPr>
-          <w:ilvl w:val="2"/>
-          <w:numId w:val="22"/>
-        </w:numPr>
-      </w:pPr>
-      <w:r>
-        <w:t>Has an active community</w:t>
-      </w:r>
-    </w:p>
-    <w:p>
-      <w:pPr>
-        <w:pStyle w:val="ListParagraph"/>
-        <w:numPr>
-          <w:ilvl w:val="3"/>
-          <w:numId w:val="22"/>
-        </w:numPr>
-      </w:pPr>
-      <w:r>
-        <w:t>Research form ChatGPT</w:t>
-      </w:r>
-    </w:p>
-    <w:p>
-      <w:pPr>
-        <w:pStyle w:val="ListParagraph"/>
-        <w:numPr>
-          <w:ilvl w:val="1"/>
-          <w:numId w:val="22"/>
-        </w:numPr>
+      </w:pPr>
+      <w:r>
         <w:rPr>
           <w:lang w:val="en-US"/>
         </w:rPr>
-      </w:pPr>
-      <w:r>
-        <w:rPr>
-          <w:lang w:val="en-US"/>
-        </w:rPr>
-        <w:t xml:space="preserve">Consider use Godot or </w:t>
-      </w:r>
-      <w:proofErr w:type="spellStart"/>
-      <w:r>
-        <w:rPr>
-          <w:lang w:val="en-US"/>
-        </w:rPr>
-        <w:t>PyGame</w:t>
-      </w:r>
-      <w:proofErr w:type="spellEnd"/>
+        <w:t>Consider use Godot or PyGame</w:t>
+      </w:r>
     </w:p>
     <w:p>
       <w:pPr>
@@ -15533,21 +15421,7 @@
         <w:rPr>
           <w:lang w:val="en-US"/>
         </w:rPr>
-        <w:t>Converted all image into scalable .</w:t>
-      </w:r>
-      <w:proofErr w:type="spellStart"/>
-      <w:r>
-        <w:rPr>
-          <w:lang w:val="en-US"/>
-        </w:rPr>
-        <w:t>svg</w:t>
-      </w:r>
-      <w:proofErr w:type="spellEnd"/>
-      <w:r>
-        <w:rPr>
-          <w:lang w:val="en-US"/>
-        </w:rPr>
-        <w:t xml:space="preserve"> images for quality </w:t>
+        <w:t xml:space="preserve">Converted all image into scalable .svg images for quality </w:t>
       </w:r>
     </w:p>
     <w:p>
@@ -16340,48 +16214,26 @@
           <w:lang w:val="en-US"/>
         </w:rPr>
       </w:pPr>
-      <w:proofErr w:type="spellStart"/>
       <w:r>
         <w:rPr>
           <w:lang w:val="en-US"/>
         </w:rPr>
-        <w:t>get_viewport_rect</w:t>
-      </w:r>
-      <w:proofErr w:type="spellEnd"/>
+        <w:t>get_viewport_rect().size</w:t>
+      </w:r>
+    </w:p>
+    <w:p>
+      <w:pPr>
+        <w:pStyle w:val="ListParagraph"/>
+        <w:numPr>
+          <w:ilvl w:val="3"/>
+          <w:numId w:val="22"/>
+        </w:numPr>
+      </w:pPr>
       <w:r>
         <w:rPr>
           <w:lang w:val="en-US"/>
         </w:rPr>
-        <w:t>().size</w:t>
-      </w:r>
-    </w:p>
-    <w:p>
-      <w:pPr>
-        <w:pStyle w:val="ListParagraph"/>
-        <w:numPr>
-          <w:ilvl w:val="3"/>
-          <w:numId w:val="22"/>
-        </w:numPr>
-      </w:pPr>
-      <w:r>
-        <w:rPr>
-          <w:lang w:val="en-US"/>
-        </w:rPr>
-        <w:t>clamp (</w:t>
-      </w:r>
-      <w:proofErr w:type="spellStart"/>
-      <w:r>
-        <w:rPr>
-          <w:lang w:val="en-US"/>
-        </w:rPr>
-        <w:t>x,y,z</w:t>
-      </w:r>
-      <w:proofErr w:type="spellEnd"/>
-      <w:r>
-        <w:rPr>
-          <w:lang w:val="en-US"/>
-        </w:rPr>
-        <w:t>)</w:t>
+        <w:t>clamp (x,y,z)</w:t>
       </w:r>
     </w:p>
     <w:p>
@@ -16566,58 +16418,22 @@
         <w:rPr>
           <w:lang w:val="en-US"/>
         </w:rPr>
-        <w:t xml:space="preserve">% </w:t>
-      </w:r>
-      <w:proofErr w:type="spellStart"/>
+        <w:t>% x.size()</w:t>
+      </w:r>
+    </w:p>
+    <w:p>
+      <w:pPr>
+        <w:pStyle w:val="ListParagraph"/>
+        <w:numPr>
+          <w:ilvl w:val="3"/>
+          <w:numId w:val="22"/>
+        </w:numPr>
+      </w:pPr>
       <w:r>
         <w:rPr>
           <w:lang w:val="en-US"/>
         </w:rPr>
-        <w:t>x.size</w:t>
-      </w:r>
-      <w:proofErr w:type="spellEnd"/>
-      <w:r>
-        <w:rPr>
-          <w:lang w:val="en-US"/>
-        </w:rPr>
-        <w:t>()</w:t>
-      </w:r>
-    </w:p>
-    <w:p>
-      <w:pPr>
-        <w:pStyle w:val="ListParagraph"/>
-        <w:numPr>
-          <w:ilvl w:val="3"/>
-          <w:numId w:val="22"/>
-        </w:numPr>
-      </w:pPr>
-      <w:proofErr w:type="spellStart"/>
-      <w:r>
-        <w:rPr>
-          <w:lang w:val="en-US"/>
-        </w:rPr>
-        <w:t>randf_range</w:t>
-      </w:r>
-      <w:proofErr w:type="spellEnd"/>
-      <w:r>
-        <w:rPr>
-          <w:lang w:val="en-US"/>
-        </w:rPr>
-        <w:t>(</w:t>
-      </w:r>
-      <w:proofErr w:type="spellStart"/>
-      <w:r>
-        <w:rPr>
-          <w:lang w:val="en-US"/>
-        </w:rPr>
-        <w:t>x,y</w:t>
-      </w:r>
-      <w:proofErr w:type="spellEnd"/>
-      <w:r>
-        <w:rPr>
-          <w:lang w:val="en-US"/>
-        </w:rPr>
-        <w:t>)</w:t>
+        <w:t>randf_range(x,y)</w:t>
       </w:r>
     </w:p>
     <w:p>
@@ -17006,35 +16822,7 @@
         <w:rPr>
           <w:lang w:val="en-US"/>
         </w:rPr>
-        <w:t xml:space="preserve">Added </w:t>
-      </w:r>
-      <w:proofErr w:type="spellStart"/>
-      <w:r>
-        <w:rPr>
-          <w:lang w:val="en-US"/>
-        </w:rPr>
-        <w:t>svg</w:t>
-      </w:r>
-      <w:proofErr w:type="spellEnd"/>
-      <w:r>
-        <w:rPr>
-          <w:lang w:val="en-US"/>
-        </w:rPr>
-        <w:t xml:space="preserve"> “</w:t>
-      </w:r>
-      <w:proofErr w:type="spellStart"/>
-      <w:r>
-        <w:rPr>
-          <w:lang w:val="en-US"/>
-        </w:rPr>
-        <w:t>Icon.svg</w:t>
-      </w:r>
-      <w:proofErr w:type="spellEnd"/>
-      <w:r>
-        <w:rPr>
-          <w:lang w:val="en-US"/>
-        </w:rPr>
-        <w:t xml:space="preserve">” </w:t>
+        <w:t xml:space="preserve">Added svg “Icon.svg” </w:t>
       </w:r>
     </w:p>
     <w:p>
@@ -17052,7 +16840,6 @@
         <w:t xml:space="preserve">obtained from </w:t>
       </w:r>
       <w:hyperlink r:id="rId44">
-        <w:proofErr w:type="spellStart"/>
         <w:r>
           <w:rPr>
             <w:rStyle w:val="Hyperlink"/>
@@ -17060,56 +16847,27 @@
           </w:rPr>
           <w:t>Flaticon</w:t>
         </w:r>
-        <w:proofErr w:type="spellEnd"/>
       </w:hyperlink>
       <w:r>
         <w:rPr>
           <w:lang w:val="en-US"/>
         </w:rPr>
-        <w:t xml:space="preserve"> as a </w:t>
-      </w:r>
-      <w:proofErr w:type="spellStart"/>
+        <w:t xml:space="preserve"> as a png </w:t>
+      </w:r>
+    </w:p>
+    <w:p>
+      <w:pPr>
+        <w:pStyle w:val="ListParagraph"/>
+        <w:numPr>
+          <w:ilvl w:val="2"/>
+          <w:numId w:val="22"/>
+        </w:numPr>
+      </w:pPr>
       <w:r>
         <w:rPr>
           <w:lang w:val="en-US"/>
         </w:rPr>
-        <w:t>png</w:t>
-      </w:r>
-      <w:proofErr w:type="spellEnd"/>
-      <w:r>
-        <w:rPr>
-          <w:lang w:val="en-US"/>
-        </w:rPr>
-        <w:t xml:space="preserve"> </w:t>
-      </w:r>
-    </w:p>
-    <w:p>
-      <w:pPr>
-        <w:pStyle w:val="ListParagraph"/>
-        <w:numPr>
-          <w:ilvl w:val="2"/>
-          <w:numId w:val="22"/>
-        </w:numPr>
-      </w:pPr>
-      <w:r>
-        <w:rPr>
-          <w:lang w:val="en-US"/>
-        </w:rPr>
-        <w:t xml:space="preserve">Converted </w:t>
-      </w:r>
-      <w:proofErr w:type="spellStart"/>
-      <w:r>
-        <w:rPr>
-          <w:lang w:val="en-US"/>
-        </w:rPr>
-        <w:t>svg</w:t>
-      </w:r>
-      <w:proofErr w:type="spellEnd"/>
-      <w:r>
-        <w:rPr>
-          <w:lang w:val="en-US"/>
-        </w:rPr>
-        <w:t xml:space="preserve"> through word</w:t>
+        <w:t>Converted svg through word</w:t>
       </w:r>
     </w:p>
     <w:p>
@@ -17752,25 +17510,21 @@
           <w:numId w:val="22"/>
         </w:numPr>
       </w:pPr>
-      <w:proofErr w:type="spellStart"/>
       <w:r>
         <w:t>HUDGame</w:t>
       </w:r>
-      <w:proofErr w:type="spellEnd"/>
-    </w:p>
-    <w:p>
-      <w:pPr>
-        <w:pStyle w:val="ListParagraph"/>
-        <w:numPr>
-          <w:ilvl w:val="2"/>
-          <w:numId w:val="22"/>
-        </w:numPr>
-      </w:pPr>
-      <w:proofErr w:type="spellStart"/>
+    </w:p>
+    <w:p>
+      <w:pPr>
+        <w:pStyle w:val="ListParagraph"/>
+        <w:numPr>
+          <w:ilvl w:val="2"/>
+          <w:numId w:val="22"/>
+        </w:numPr>
+      </w:pPr>
       <w:r>
         <w:t>MainGame</w:t>
       </w:r>
-      <w:proofErr w:type="spellEnd"/>
     </w:p>
     <w:p>
       <w:pPr>
@@ -18549,11 +18303,9 @@
           <w:numId w:val="22"/>
         </w:numPr>
       </w:pPr>
-      <w:proofErr w:type="spellStart"/>
       <w:r>
         <w:t>Explosion.svg</w:t>
       </w:r>
-      <w:proofErr w:type="spellEnd"/>
     </w:p>
     <w:p>
       <w:pPr>
@@ -19384,15 +19136,7 @@
         </w:numPr>
       </w:pPr>
       <w:r>
-        <w:t>“</w:t>
-      </w:r>
-      <w:proofErr w:type="spellStart"/>
-      <w:r>
-        <w:t>CoveredDebug</w:t>
-      </w:r>
-      <w:proofErr w:type="spellEnd"/>
-      <w:r>
-        <w:t>()” in tile.gd</w:t>
+        <w:t>“CoveredDebug()” in tile.gd</w:t>
       </w:r>
     </w:p>
     <w:p>
@@ -19676,11 +19420,9 @@
           <w:numId w:val="22"/>
         </w:numPr>
       </w:pPr>
-      <w:proofErr w:type="spellStart"/>
       <w:r>
         <w:t>HUDGame</w:t>
       </w:r>
-      <w:proofErr w:type="spellEnd"/>
     </w:p>
     <w:p>
       <w:pPr>
@@ -20837,19 +20579,11 @@
           <w:rStyle w:val="notion-enable-hover"/>
         </w:rPr>
       </w:pPr>
-      <w:proofErr w:type="spellStart"/>
       <w:r>
         <w:rPr>
           <w:rStyle w:val="notion-enable-hover"/>
         </w:rPr>
-        <w:t>SetMine</w:t>
-      </w:r>
-      <w:proofErr w:type="spellEnd"/>
-      <w:r>
-        <w:rPr>
-          <w:rStyle w:val="notion-enable-hover"/>
-        </w:rPr>
-        <w:t>()</w:t>
+        <w:t>SetMine()</w:t>
       </w:r>
     </w:p>
     <w:p>
@@ -20893,19 +20627,11 @@
           <w:rStyle w:val="notion-enable-hover"/>
         </w:rPr>
       </w:pPr>
-      <w:proofErr w:type="spellStart"/>
       <w:r>
         <w:rPr>
           <w:rStyle w:val="notion-enable-hover"/>
         </w:rPr>
-        <w:t>SetMine</w:t>
-      </w:r>
-      <w:proofErr w:type="spellEnd"/>
-      <w:r>
-        <w:rPr>
-          <w:rStyle w:val="notion-enable-hover"/>
-        </w:rPr>
-        <w:t>()</w:t>
+        <w:t>SetMine()</w:t>
       </w:r>
     </w:p>
     <w:p>
@@ -20937,45 +20663,29 @@
           <w:rStyle w:val="notion-enable-hover"/>
         </w:rPr>
       </w:pPr>
-      <w:proofErr w:type="spellStart"/>
       <w:r>
         <w:rPr>
           <w:rStyle w:val="notion-enable-hover"/>
         </w:rPr>
-        <w:t>GetSurroundings</w:t>
-      </w:r>
-      <w:proofErr w:type="spellEnd"/>
-      <w:r>
+        <w:t>GetSurroundings()</w:t>
+      </w:r>
+    </w:p>
+    <w:p>
+      <w:pPr>
+        <w:pStyle w:val="ListParagraph"/>
+        <w:numPr>
+          <w:ilvl w:val="3"/>
+          <w:numId w:val="22"/>
+        </w:numPr>
         <w:rPr>
           <w:rStyle w:val="notion-enable-hover"/>
         </w:rPr>
-        <w:t>()</w:t>
-      </w:r>
-    </w:p>
-    <w:p>
-      <w:pPr>
-        <w:pStyle w:val="ListParagraph"/>
-        <w:numPr>
-          <w:ilvl w:val="3"/>
-          <w:numId w:val="22"/>
-        </w:numPr>
+      </w:pPr>
+      <w:r>
         <w:rPr>
           <w:rStyle w:val="notion-enable-hover"/>
         </w:rPr>
-      </w:pPr>
-      <w:proofErr w:type="spellStart"/>
-      <w:r>
-        <w:rPr>
-          <w:rStyle w:val="notion-enable-hover"/>
-        </w:rPr>
-        <w:t>ToggleFlag</w:t>
-      </w:r>
-      <w:proofErr w:type="spellEnd"/>
-      <w:r>
-        <w:rPr>
-          <w:rStyle w:val="notion-enable-hover"/>
-        </w:rPr>
-        <w:t>()</w:t>
+        <w:t>ToggleFlag()</w:t>
       </w:r>
     </w:p>
     <w:p>
@@ -20987,15 +20697,7 @@
         </w:numPr>
       </w:pPr>
       <w:r>
-        <w:t>_</w:t>
-      </w:r>
-      <w:proofErr w:type="spellStart"/>
-      <w:r>
-        <w:t>on_control_gui_input</w:t>
-      </w:r>
-      <w:proofErr w:type="spellEnd"/>
-      <w:r>
-        <w:t>(event)</w:t>
+        <w:t>_on_control_gui_input(event)</w:t>
       </w:r>
     </w:p>
     <w:p>
@@ -21006,13 +20708,8 @@
           <w:numId w:val="22"/>
         </w:numPr>
       </w:pPr>
-      <w:proofErr w:type="spellStart"/>
-      <w:r>
-        <w:t>DebugCovered</w:t>
-      </w:r>
-      <w:proofErr w:type="spellEnd"/>
-      <w:r>
-        <w:t>()</w:t>
+      <w:r>
+        <w:t>DebugCovered()</w:t>
       </w:r>
     </w:p>
     <w:p>
@@ -21314,11 +21011,9 @@
           <w:numId w:val="22"/>
         </w:numPr>
       </w:pPr>
-      <w:proofErr w:type="spellStart"/>
       <w:r>
         <w:t>LevelReset</w:t>
       </w:r>
-      <w:proofErr w:type="spellEnd"/>
       <w:r>
         <w:t xml:space="preserve">() </w:t>
       </w:r>
@@ -21520,15 +21215,7 @@
         </w:numPr>
       </w:pPr>
       <w:r>
-        <w:t>“</w:t>
-      </w:r>
-      <w:proofErr w:type="spellStart"/>
-      <w:r>
-        <w:t>ListenerOn</w:t>
-      </w:r>
-      <w:proofErr w:type="spellEnd"/>
-      <w:r>
-        <w:t>”</w:t>
+        <w:t>“ListenerOn”</w:t>
       </w:r>
     </w:p>
     <w:p>
@@ -22019,48 +21706,41 @@
         </w:numPr>
       </w:pPr>
       <w:r>
+        <w:t>Created “Tile</w:t>
+      </w:r>
+      <w:r>
+        <w:t>Hover</w:t>
+      </w:r>
+      <w:r>
+        <w:t>” sprite</w:t>
+      </w:r>
+    </w:p>
+    <w:p>
+      <w:pPr>
+        <w:pStyle w:val="ListParagraph"/>
+        <w:numPr>
+          <w:ilvl w:val="2"/>
+          <w:numId w:val="22"/>
+        </w:numPr>
+      </w:pPr>
+      <w:r>
+        <w:t>Used for indicator when mouse enters a tile</w:t>
+      </w:r>
+    </w:p>
+    <w:p>
+      <w:pPr>
+        <w:pStyle w:val="ListParagraph"/>
+        <w:numPr>
+          <w:ilvl w:val="1"/>
+          <w:numId w:val="22"/>
+        </w:numPr>
+      </w:pPr>
+      <w:r>
         <w:t>Created “</w:t>
       </w:r>
-      <w:proofErr w:type="spellStart"/>
-      <w:r>
-        <w:t>Tile</w:t>
-      </w:r>
-      <w:r>
-        <w:t>Hover</w:t>
-      </w:r>
-      <w:proofErr w:type="spellEnd"/>
-      <w:r>
-        <w:t>” sprite</w:t>
-      </w:r>
-    </w:p>
-    <w:p>
-      <w:pPr>
-        <w:pStyle w:val="ListParagraph"/>
-        <w:numPr>
-          <w:ilvl w:val="2"/>
-          <w:numId w:val="22"/>
-        </w:numPr>
-      </w:pPr>
-      <w:r>
-        <w:t>Used for indicator when mouse enters a tile</w:t>
-      </w:r>
-    </w:p>
-    <w:p>
-      <w:pPr>
-        <w:pStyle w:val="ListParagraph"/>
-        <w:numPr>
-          <w:ilvl w:val="1"/>
-          <w:numId w:val="22"/>
-        </w:numPr>
-      </w:pPr>
-      <w:r>
-        <w:t>Created “</w:t>
-      </w:r>
-      <w:proofErr w:type="spellStart"/>
       <w:r>
         <w:t>UsedMine</w:t>
       </w:r>
-      <w:proofErr w:type="spellEnd"/>
       <w:r>
         <w:t>” sprite</w:t>
       </w:r>
@@ -22134,11 +21814,9 @@
           <w:numId w:val="22"/>
         </w:numPr>
       </w:pPr>
-      <w:proofErr w:type="spellStart"/>
       <w:r>
         <w:t>HUDComplete.tscn</w:t>
       </w:r>
-      <w:proofErr w:type="spellEnd"/>
     </w:p>
     <w:p>
       <w:pPr>
@@ -22148,11 +21826,9 @@
           <w:numId w:val="22"/>
         </w:numPr>
       </w:pPr>
-      <w:proofErr w:type="spellStart"/>
       <w:r>
         <w:t>CompleteScreen.tscn</w:t>
       </w:r>
-      <w:proofErr w:type="spellEnd"/>
     </w:p>
     <w:p>
       <w:pPr>
@@ -22413,25 +22089,21 @@
           <w:numId w:val="22"/>
         </w:numPr>
       </w:pPr>
-      <w:proofErr w:type="spellStart"/>
       <w:r>
         <w:t>OverScreen.tscn</w:t>
       </w:r>
-      <w:proofErr w:type="spellEnd"/>
-    </w:p>
-    <w:p>
-      <w:pPr>
-        <w:pStyle w:val="ListParagraph"/>
-        <w:numPr>
-          <w:ilvl w:val="2"/>
-          <w:numId w:val="22"/>
-        </w:numPr>
-      </w:pPr>
-      <w:proofErr w:type="spellStart"/>
+    </w:p>
+    <w:p>
+      <w:pPr>
+        <w:pStyle w:val="ListParagraph"/>
+        <w:numPr>
+          <w:ilvl w:val="2"/>
+          <w:numId w:val="22"/>
+        </w:numPr>
+      </w:pPr>
       <w:r>
         <w:t>HUDOver.tscn</w:t>
       </w:r>
-      <w:proofErr w:type="spellEnd"/>
     </w:p>
     <w:p>
       <w:pPr>
@@ -22453,25 +22125,21 @@
           <w:numId w:val="22"/>
         </w:numPr>
       </w:pPr>
-      <w:proofErr w:type="spellStart"/>
       <w:r>
         <w:t>ScoreScreen.tscn</w:t>
       </w:r>
-      <w:proofErr w:type="spellEnd"/>
-    </w:p>
-    <w:p>
-      <w:pPr>
-        <w:pStyle w:val="ListParagraph"/>
-        <w:numPr>
-          <w:ilvl w:val="2"/>
-          <w:numId w:val="22"/>
-        </w:numPr>
-      </w:pPr>
-      <w:proofErr w:type="spellStart"/>
+    </w:p>
+    <w:p>
+      <w:pPr>
+        <w:pStyle w:val="ListParagraph"/>
+        <w:numPr>
+          <w:ilvl w:val="2"/>
+          <w:numId w:val="22"/>
+        </w:numPr>
+      </w:pPr>
       <w:r>
         <w:t>HUDScore.tscn</w:t>
       </w:r>
-      <w:proofErr w:type="spellEnd"/>
     </w:p>
     <w:p>
       <w:pPr>
@@ -22484,7 +22152,6 @@
       <w:r>
         <w:t xml:space="preserve">Added </w:t>
       </w:r>
-      <w:proofErr w:type="spellStart"/>
       <w:r>
         <w:t>scores</w:t>
       </w:r>
@@ -22494,7 +22161,6 @@
       <w:r>
         <w:t>cfg</w:t>
       </w:r>
-      <w:proofErr w:type="spellEnd"/>
       <w:r>
         <w:t xml:space="preserve"> file</w:t>
       </w:r>
@@ -22532,15 +22198,7 @@
         </w:numPr>
       </w:pPr>
       <w:r>
-        <w:t xml:space="preserve">From </w:t>
-      </w:r>
-      <w:proofErr w:type="spellStart"/>
-      <w:r>
-        <w:t>godot</w:t>
-      </w:r>
-      <w:proofErr w:type="spellEnd"/>
-      <w:r>
-        <w:t xml:space="preserve"> documentation</w:t>
+        <w:t>From godot documentation</w:t>
       </w:r>
     </w:p>
     <w:p>
@@ -22551,13 +22209,8 @@
           <w:numId w:val="22"/>
         </w:numPr>
       </w:pPr>
-      <w:proofErr w:type="spellStart"/>
-      <w:r>
-        <w:t>Github</w:t>
-      </w:r>
-      <w:proofErr w:type="spellEnd"/>
-      <w:r>
-        <w:t xml:space="preserve"> Repository</w:t>
+      <w:r>
+        <w:t>Github Repository</w:t>
       </w:r>
     </w:p>
     <w:p>
@@ -22763,16 +22416,11 @@
       <w:r>
         <w:t xml:space="preserve">Added code to create a new </w:t>
       </w:r>
-      <w:proofErr w:type="spellStart"/>
       <w:r>
         <w:t>scores</w:t>
       </w:r>
       <w:r>
-        <w:t>.cfg</w:t>
-      </w:r>
-      <w:proofErr w:type="spellEnd"/>
-      <w:r>
-        <w:t xml:space="preserve"> file if there is none in the user files</w:t>
+        <w:t>.cfg file if there is none in the user files</w:t>
       </w:r>
     </w:p>
     <w:p>
@@ -22963,15 +22611,7 @@
         </w:numPr>
       </w:pPr>
       <w:r>
-        <w:t xml:space="preserve">Added new </w:t>
-      </w:r>
-      <w:proofErr w:type="spellStart"/>
-      <w:r>
-        <w:t>shippart.cfg</w:t>
-      </w:r>
-      <w:proofErr w:type="spellEnd"/>
-      <w:r>
-        <w:t xml:space="preserve"> file</w:t>
+        <w:t>Added new shippart.cfg file</w:t>
       </w:r>
     </w:p>
     <w:p>
@@ -22994,19 +22634,12 @@
           <w:numId w:val="22"/>
         </w:numPr>
       </w:pPr>
-      <w:proofErr w:type="spellStart"/>
-      <w:r>
-        <w:t>configShip</w:t>
-      </w:r>
-      <w:proofErr w:type="spellEnd"/>
-      <w:r>
-        <w:t>(</w:t>
-      </w:r>
-      <w:proofErr w:type="spellStart"/>
+      <w:r>
+        <w:t>configShip(</w:t>
+      </w:r>
       <w:r>
         <w:t>ship,part</w:t>
       </w:r>
-      <w:proofErr w:type="spellEnd"/>
       <w:r>
         <w:t>)</w:t>
       </w:r>
@@ -23020,13 +22653,8 @@
         </w:numPr>
       </w:pPr>
       <w:r>
-        <w:t xml:space="preserve">configs the </w:t>
-      </w:r>
-      <w:proofErr w:type="spellStart"/>
-      <w:r>
-        <w:t>shippart.cfg</w:t>
-      </w:r>
-      <w:proofErr w:type="spellEnd"/>
+        <w:t>configs the shippart.cfg</w:t>
+      </w:r>
     </w:p>
     <w:p>
       <w:pPr>
@@ -23205,13 +22833,8 @@
       </w:pPr>
       <w:r>
         <w:lastRenderedPageBreak/>
-        <w:t xml:space="preserve">New node in </w:t>
-      </w:r>
-      <w:proofErr w:type="spellStart"/>
-      <w:r>
-        <w:t>MainGame.Tscn</w:t>
-      </w:r>
-      <w:proofErr w:type="spellEnd"/>
+        <w:t>New node in MainGame.Tscn</w:t>
+      </w:r>
     </w:p>
     <w:p>
       <w:pPr>
@@ -23263,11 +22886,9 @@
           <w:numId w:val="22"/>
         </w:numPr>
       </w:pPr>
-      <w:proofErr w:type="spellStart"/>
       <w:r>
         <w:t>shipoffersetter</w:t>
       </w:r>
-      <w:proofErr w:type="spellEnd"/>
       <w:r>
         <w:t>()</w:t>
       </w:r>
@@ -23310,13 +22931,8 @@
           <w:numId w:val="22"/>
         </w:numPr>
       </w:pPr>
-      <w:proofErr w:type="spellStart"/>
-      <w:r>
-        <w:t>shipPlacer</w:t>
-      </w:r>
-      <w:proofErr w:type="spellEnd"/>
-      <w:r>
-        <w:t>()</w:t>
+      <w:r>
+        <w:t>shipPlacer()</w:t>
       </w:r>
     </w:p>
     <w:p>
@@ -23340,15 +22956,7 @@
         </w:numPr>
       </w:pPr>
       <w:r>
-        <w:t>Scaped .</w:t>
-      </w:r>
-      <w:proofErr w:type="spellStart"/>
-      <w:r>
-        <w:t>cfg</w:t>
-      </w:r>
-      <w:proofErr w:type="spellEnd"/>
-      <w:r>
-        <w:t xml:space="preserve"> idea</w:t>
+        <w:t>Scaped .cfg idea</w:t>
       </w:r>
     </w:p>
     <w:p>
@@ -23371,11 +22979,9 @@
           <w:numId w:val="22"/>
         </w:numPr>
       </w:pPr>
-      <w:proofErr w:type="spellStart"/>
       <w:r>
         <w:t>ShipPlacement</w:t>
       </w:r>
-      <w:proofErr w:type="spellEnd"/>
     </w:p>
     <w:p>
       <w:pPr>
@@ -23409,11 +23015,9 @@
           <w:numId w:val="22"/>
         </w:numPr>
       </w:pPr>
-      <w:proofErr w:type="spellStart"/>
       <w:r>
         <w:t>NodePosition</w:t>
       </w:r>
-      <w:proofErr w:type="spellEnd"/>
     </w:p>
     <w:p>
       <w:pPr>
@@ -23519,11 +23123,9 @@
           <w:numId w:val="22"/>
         </w:numPr>
       </w:pPr>
-      <w:proofErr w:type="spellStart"/>
       <w:r>
         <w:t>arrayShips</w:t>
       </w:r>
-      <w:proofErr w:type="spellEnd"/>
     </w:p>
     <w:p>
       <w:pPr>
@@ -23569,25 +23171,21 @@
           <w:numId w:val="22"/>
         </w:numPr>
       </w:pPr>
-      <w:proofErr w:type="spellStart"/>
       <w:r>
         <w:t>shipNumber</w:t>
       </w:r>
-      <w:proofErr w:type="spellEnd"/>
-    </w:p>
-    <w:p>
-      <w:pPr>
-        <w:pStyle w:val="ListParagraph"/>
-        <w:numPr>
-          <w:ilvl w:val="2"/>
-          <w:numId w:val="22"/>
-        </w:numPr>
-      </w:pPr>
-      <w:proofErr w:type="spellStart"/>
+    </w:p>
+    <w:p>
+      <w:pPr>
+        <w:pStyle w:val="ListParagraph"/>
+        <w:numPr>
+          <w:ilvl w:val="2"/>
+          <w:numId w:val="22"/>
+        </w:numPr>
+      </w:pPr>
       <w:r>
         <w:t>partNumber</w:t>
       </w:r>
-      <w:proofErr w:type="spellEnd"/>
     </w:p>
     <w:p>
       <w:pPr>
@@ -23936,7 +23534,6 @@
         <w:t xml:space="preserve">Obtained ship sprites from </w:t>
       </w:r>
       <w:hyperlink r:id="rId51" w:history="1">
-        <w:proofErr w:type="spellStart"/>
         <w:r>
           <w:rPr>
             <w:rStyle w:val="Hyperlink"/>
@@ -23949,7 +23546,6 @@
           </w:rPr>
           <w:t>pengameart</w:t>
         </w:r>
-        <w:proofErr w:type="spellEnd"/>
       </w:hyperlink>
     </w:p>
     <w:p>
@@ -24195,13 +23791,8 @@
         </w:numPr>
       </w:pPr>
       <w:r>
-        <w:t xml:space="preserve">Tweaked sprite settings for </w:t>
-      </w:r>
-      <w:proofErr w:type="spellStart"/>
-      <w:r>
-        <w:t>Tile.Tscn</w:t>
-      </w:r>
-      <w:proofErr w:type="spellEnd"/>
+        <w:t>Tweaked sprite settings for Tile.Tscn</w:t>
+      </w:r>
     </w:p>
     <w:p>
       <w:pPr>
@@ -24498,15 +24089,7 @@
         </w:numPr>
       </w:pPr>
       <w:r>
-        <w:t xml:space="preserve">Obtaining help from </w:t>
-      </w:r>
-      <w:proofErr w:type="spellStart"/>
-      <w:r>
-        <w:t>godot</w:t>
-      </w:r>
-      <w:proofErr w:type="spellEnd"/>
-      <w:r>
-        <w:t xml:space="preserve"> discord community</w:t>
+        <w:t>Obtaining help from godot discord community</w:t>
       </w:r>
     </w:p>
     <w:p>
@@ -24811,13 +24394,8 @@
       </w:pPr>
       <w:r>
         <w:lastRenderedPageBreak/>
-        <w:t xml:space="preserve">To rotate the </w:t>
-      </w:r>
-      <w:proofErr w:type="spellStart"/>
-      <w:r>
-        <w:t>spirte</w:t>
-      </w:r>
-      <w:proofErr w:type="spellEnd"/>
+        <w:t>To rotate the spirte</w:t>
+      </w:r>
     </w:p>
     <w:p>
       <w:pPr>
@@ -24840,15 +24418,7 @@
         </w:numPr>
       </w:pPr>
       <w:r>
-        <w:t xml:space="preserve">Removed </w:t>
-      </w:r>
-      <w:proofErr w:type="spellStart"/>
-      <w:r>
-        <w:t>spirteassginer</w:t>
-      </w:r>
-      <w:proofErr w:type="spellEnd"/>
-      <w:r>
-        <w:t>()</w:t>
+        <w:t>Removed spirteassginer()</w:t>
       </w:r>
     </w:p>
     <w:p>
@@ -25001,13 +24571,7 @@
         <w:ind w:firstLine="360"/>
       </w:pPr>
       <w:r>
-        <w:t>2</w:t>
-      </w:r>
-      <w:r>
-        <w:t>3r</w:t>
-      </w:r>
-      <w:r>
-        <w:t>d of July</w:t>
+        <w:t>23rd of July</w:t>
       </w:r>
     </w:p>
     <w:p>
@@ -25070,6 +24634,42 @@
         </w:numPr>
       </w:pPr>
       <w:r>
+        <w:t>Having issues with incorrect sprite change</w:t>
+      </w:r>
+    </w:p>
+    <w:p>
+      <w:pPr>
+        <w:pStyle w:val="ListParagraph"/>
+        <w:numPr>
+          <w:ilvl w:val="2"/>
+          <w:numId w:val="22"/>
+        </w:numPr>
+      </w:pPr>
+      <w:r>
+        <w:t>Obtained help from Godot Café Discord</w:t>
+      </w:r>
+    </w:p>
+    <w:p>
+      <w:pPr>
+        <w:pStyle w:val="ListParagraph"/>
+        <w:numPr>
+          <w:ilvl w:val="3"/>
+          <w:numId w:val="22"/>
+        </w:numPr>
+      </w:pPr>
+      <w:r>
+        <w:t>Found out later that I left test code that reset the variable</w:t>
+      </w:r>
+    </w:p>
+    <w:p>
+      <w:pPr>
+        <w:pStyle w:val="ListParagraph"/>
+        <w:numPr>
+          <w:ilvl w:val="1"/>
+          <w:numId w:val="22"/>
+        </w:numPr>
+      </w:pPr>
+      <w:r>
         <w:t xml:space="preserve">Added variable </w:t>
       </w:r>
       <w:r>
@@ -25102,11 +24702,9 @@
       <w:r>
         <w:t xml:space="preserve">random flips the ships </w:t>
       </w:r>
-      <w:proofErr w:type="spellStart"/>
-      <w:r>
-        <w:t>spirte</w:t>
-      </w:r>
-      <w:proofErr w:type="spellEnd"/>
+      <w:r>
+        <w:t>sprite</w:t>
+      </w:r>
     </w:p>
     <w:p>
       <w:pPr>
@@ -25134,11 +24732,9 @@
           <w:numId w:val="22"/>
         </w:numPr>
       </w:pPr>
-      <w:proofErr w:type="spellStart"/>
       <w:r>
         <w:t>tilenumber</w:t>
       </w:r>
-      <w:proofErr w:type="spellEnd"/>
     </w:p>
     <w:p>
       <w:pPr>
@@ -25161,23 +24757,167 @@
         </w:numPr>
       </w:pPr>
       <w:r>
-        <w:t xml:space="preserve">Change </w:t>
-      </w:r>
-      <w:proofErr w:type="spellStart"/>
-      <w:r>
-        <w:t>pn</w:t>
-      </w:r>
-      <w:proofErr w:type="spellEnd"/>
-      <w:r>
-        <w:t xml:space="preserve"> to </w:t>
-      </w:r>
-      <w:proofErr w:type="spellStart"/>
+        <w:t>Added variable to HUDComplete.gd</w:t>
+      </w:r>
+    </w:p>
+    <w:p>
+      <w:pPr>
+        <w:pStyle w:val="ListParagraph"/>
+        <w:numPr>
+          <w:ilvl w:val="2"/>
+          <w:numId w:val="22"/>
+        </w:numPr>
+      </w:pPr>
+      <w:r>
+        <w:t>s</w:t>
+      </w:r>
+      <w:r>
+        <w:t>hipleft</w:t>
+      </w:r>
+      <w:r>
+        <w:t xml:space="preserve"> </w:t>
+      </w:r>
+    </w:p>
+    <w:p>
+      <w:pPr>
+        <w:pStyle w:val="ListParagraph"/>
+        <w:numPr>
+          <w:ilvl w:val="3"/>
+          <w:numId w:val="22"/>
+        </w:numPr>
+      </w:pPr>
+      <w:r>
+        <w:t xml:space="preserve">a variable that changes the amount of spaces need to cleared within the </w:t>
+      </w:r>
+    </w:p>
+    <w:p>
+      <w:pPr>
+        <w:pStyle w:val="ListParagraph"/>
+        <w:numPr>
+          <w:ilvl w:val="1"/>
+          <w:numId w:val="22"/>
+        </w:numPr>
+      </w:pPr>
+      <w:r>
+        <w:t xml:space="preserve">Change pn to </w:t>
+      </w:r>
       <w:r>
         <w:t>shipnumber</w:t>
       </w:r>
-      <w:proofErr w:type="spellEnd"/>
       <w:r>
         <w:t xml:space="preserve"> for clarity </w:t>
+      </w:r>
+    </w:p>
+    <w:p>
+      <w:pPr>
+        <w:pStyle w:val="ListParagraph"/>
+        <w:numPr>
+          <w:ilvl w:val="1"/>
+          <w:numId w:val="22"/>
+        </w:numPr>
+      </w:pPr>
+      <w:r>
+        <w:t>Begin work on explosion on ship statuses</w:t>
+      </w:r>
+    </w:p>
+    <w:p>
+      <w:pPr>
+        <w:pStyle w:val="ListParagraph"/>
+        <w:numPr>
+          <w:ilvl w:val="2"/>
+          <w:numId w:val="22"/>
+        </w:numPr>
+      </w:pPr>
+      <w:r>
+        <w:t>Added CheckShip added to Tile.gd</w:t>
+      </w:r>
+    </w:p>
+    <w:p>
+      <w:pPr>
+        <w:pStyle w:val="ListParagraph"/>
+        <w:numPr>
+          <w:ilvl w:val="3"/>
+          <w:numId w:val="22"/>
+        </w:numPr>
+      </w:pPr>
+      <w:r>
+        <w:t>Check if explosion has hit a ship and if so grab the part number and change the ships status array</w:t>
+      </w:r>
+    </w:p>
+    <w:p>
+      <w:pPr>
+        <w:pStyle w:val="ListParagraph"/>
+        <w:numPr>
+          <w:ilvl w:val="2"/>
+          <w:numId w:val="22"/>
+        </w:numPr>
+      </w:pPr>
+      <w:r>
+        <w:t>Added new variable to Tile.gd</w:t>
+      </w:r>
+    </w:p>
+    <w:p>
+      <w:pPr>
+        <w:pStyle w:val="ListParagraph"/>
+        <w:numPr>
+          <w:ilvl w:val="3"/>
+          <w:numId w:val="22"/>
+        </w:numPr>
+      </w:pPr>
+      <w:r>
+        <w:t>t</w:t>
+      </w:r>
+      <w:r>
+        <w:t xml:space="preserve">emp </w:t>
+      </w:r>
+    </w:p>
+    <w:p>
+      <w:pPr>
+        <w:pStyle w:val="ListParagraph"/>
+        <w:numPr>
+          <w:ilvl w:val="4"/>
+          <w:numId w:val="22"/>
+        </w:numPr>
+      </w:pPr>
+      <w:r>
+        <w:t xml:space="preserve">Allows the code to read the length of the array as godot function len() crashes if I don’t </w:t>
+      </w:r>
+    </w:p>
+    <w:p>
+      <w:pPr>
+        <w:pStyle w:val="ListParagraph"/>
+        <w:numPr>
+          <w:ilvl w:val="2"/>
+          <w:numId w:val="22"/>
+        </w:numPr>
+      </w:pPr>
+      <w:r>
+        <w:t>Added new function to StandAlone.gd</w:t>
+      </w:r>
+    </w:p>
+    <w:p>
+      <w:pPr>
+        <w:pStyle w:val="ListParagraph"/>
+        <w:numPr>
+          <w:ilvl w:val="3"/>
+          <w:numId w:val="22"/>
+        </w:numPr>
+      </w:pPr>
+      <w:r>
+        <w:lastRenderedPageBreak/>
+        <w:t>OverChecker()</w:t>
+      </w:r>
+    </w:p>
+    <w:p>
+      <w:pPr>
+        <w:pStyle w:val="ListParagraph"/>
+        <w:numPr>
+          <w:ilvl w:val="4"/>
+          <w:numId w:val="22"/>
+        </w:numPr>
+      </w:pPr>
+      <w:r>
+        <w:t>Checks if all ship are dead</w:t>
       </w:r>
     </w:p>
     <w:p>
@@ -25322,85 +25062,6 @@
           <w:lang w:val="en-US"/>
         </w:rPr>
         <w:t>Continue coding</w:t>
-      </w:r>
-    </w:p>
-    <w:p>
-      <w:r>
-        <w:t>var test = [0,1,3]</w:t>
-      </w:r>
-    </w:p>
-    <w:p>
-      <w:r>
-        <w:tab/>
-        <w:t>var each = float(</w:t>
-      </w:r>
-      <w:proofErr w:type="spellStart"/>
-      <w:r>
-        <w:t>len</w:t>
-      </w:r>
-      <w:proofErr w:type="spellEnd"/>
-      <w:r>
-        <w:t>(test)-1)</w:t>
-      </w:r>
-    </w:p>
-    <w:p>
-      <w:r>
-        <w:tab/>
-        <w:t>print (each)</w:t>
-      </w:r>
-    </w:p>
-    <w:p>
-      <w:r>
-        <w:tab/>
-        <w:t>time/2</w:t>
-      </w:r>
-    </w:p>
-    <w:p>
-      <w:r>
-        <w:tab/>
-        <w:t xml:space="preserve">var num = </w:t>
-      </w:r>
-      <w:proofErr w:type="spellStart"/>
-      <w:r>
-        <w:t>roundi</w:t>
-      </w:r>
-      <w:proofErr w:type="spellEnd"/>
-      <w:r>
-        <w:t>((</w:t>
-      </w:r>
-      <w:proofErr w:type="spellStart"/>
-      <w:r>
-        <w:t>len</w:t>
-      </w:r>
-      <w:proofErr w:type="spellEnd"/>
-      <w:r>
-        <w:t>(test)-1)/2)</w:t>
-      </w:r>
-    </w:p>
-    <w:p>
-      <w:r>
-        <w:lastRenderedPageBreak/>
-        <w:tab/>
-        <w:t>print (num)</w:t>
-      </w:r>
-    </w:p>
-    <w:p>
-      <w:r>
-        <w:tab/>
-      </w:r>
-      <w:proofErr w:type="spellStart"/>
-      <w:r>
-        <w:t>test.insert</w:t>
-      </w:r>
-      <w:proofErr w:type="spellEnd"/>
-      <w:r>
-        <w:t>(num,2)</w:t>
-      </w:r>
-    </w:p>
-    <w:p>
-      <w:r>
-        <w:tab/>
-        <w:t>print (test)</w:t>
       </w:r>
     </w:p>
     <w:sectPr>
@@ -28733,6 +28394,7 @@
   <w:style w:type="character" w:default="1" w:styleId="DefaultParagraphFont">
     <w:name w:val="Default Paragraph Font"/>
     <w:uiPriority w:val="1"/>
+    <w:semiHidden/>
     <w:unhideWhenUsed/>
   </w:style>
   <w:style w:type="table" w:default="1" w:styleId="TableNormal">

--- a/James Fan - Assessment 3_ Major Project.docx
+++ b/James Fan - Assessment 3_ Major Project.docx
@@ -103,7 +103,7 @@
           <w:noProof/>
         </w:rPr>
         <w:drawing>
-          <wp:anchor distT="0" distB="0" distL="114300" distR="114300" simplePos="0" relativeHeight="251662336" behindDoc="0" locked="0" layoutInCell="1" allowOverlap="1" wp14:anchorId="2E5C3EA8" wp14:editId="71035377">
+          <wp:anchor distT="0" distB="0" distL="114300" distR="114300" simplePos="0" relativeHeight="251662336" behindDoc="0" locked="0" layoutInCell="1" allowOverlap="1" wp14:anchorId="2E5C3EA8" wp14:editId="000CE839">
             <wp:simplePos x="0" y="0"/>
             <wp:positionH relativeFrom="column">
               <wp:posOffset>1417320</wp:posOffset>
@@ -5647,7 +5647,15 @@
         <w:t xml:space="preserve"> Battlesweeper</w:t>
       </w:r>
       <w:r>
-        <w:t xml:space="preserve"> is a suitable project that is complex in nature but can be completed within the development period where it educational endeavor can help me learn how to tackle integrating two separate game functionalities into a whole functioning game and also how to create an efficient UI and create documentation such as user and technical manual  without confusing the user and/or future developers</w:t>
+        <w:t xml:space="preserve"> is a suitable project that is complex in nature but can be completed within the development period where it educational endeavor can help me learn how to tackle integrating two separate game functionalities into a whole functioning game </w:t>
+      </w:r>
+      <w:proofErr w:type="gramStart"/>
+      <w:r>
+        <w:t>and also</w:t>
+      </w:r>
+      <w:proofErr w:type="gramEnd"/>
+      <w:r>
+        <w:t xml:space="preserve"> how to create an efficient UI and create documentation such as user and technical manual  without confusing the user and/or future developers</w:t>
       </w:r>
     </w:p>
     <w:p>
@@ -10788,7 +10796,15 @@
               <w:t>, it assigns the correct texture for the integer of mines touching the revealed texture and reveals adjacent tiles non-mine touching tiles if the revealed tile is not touching any mines</w:t>
             </w:r>
             <w:r>
-              <w:t>. Is also the function that calculated the explosion of the a tile mine</w:t>
+              <w:t xml:space="preserve">. Is also the function that calculated the explosion of </w:t>
+            </w:r>
+            <w:proofErr w:type="gramStart"/>
+            <w:r>
+              <w:t>the a</w:t>
+            </w:r>
+            <w:proofErr w:type="gramEnd"/>
+            <w:r>
+              <w:t xml:space="preserve"> tile mine</w:t>
             </w:r>
           </w:p>
         </w:tc>
@@ -24787,7 +24803,15 @@
         </w:numPr>
       </w:pPr>
       <w:r>
-        <w:t xml:space="preserve">a variable that changes the amount of spaces need to cleared within the </w:t>
+        <w:t xml:space="preserve">a variable that changes the </w:t>
+      </w:r>
+      <w:proofErr w:type="gramStart"/>
+      <w:r>
+        <w:t>amount</w:t>
+      </w:r>
+      <w:proofErr w:type="gramEnd"/>
+      <w:r>
+        <w:t xml:space="preserve"> of spaces need to cleared within the </w:t>
       </w:r>
     </w:p>
     <w:p>
@@ -24841,7 +24865,15 @@
         </w:numPr>
       </w:pPr>
       <w:r>
-        <w:t>Check if explosion has hit a ship and if so grab the part number and change the ships status array</w:t>
+        <w:t xml:space="preserve">Check if explosion has hit a ship and if </w:t>
+      </w:r>
+      <w:proofErr w:type="gramStart"/>
+      <w:r>
+        <w:t>so</w:t>
+      </w:r>
+      <w:proofErr w:type="gramEnd"/>
+      <w:r>
+        <w:t xml:space="preserve"> grab the part number and change the ships status array</w:t>
       </w:r>
     </w:p>
     <w:p>
@@ -24917,7 +24949,15 @@
         </w:numPr>
       </w:pPr>
       <w:r>
-        <w:t>Checks if all ship are dead</w:t>
+        <w:t xml:space="preserve">Checks if all ship </w:t>
+      </w:r>
+      <w:proofErr w:type="gramStart"/>
+      <w:r>
+        <w:t>are</w:t>
+      </w:r>
+      <w:proofErr w:type="gramEnd"/>
+      <w:r>
+        <w:t xml:space="preserve"> dead</w:t>
       </w:r>
     </w:p>
     <w:p>
@@ -25064,6 +25104,199 @@
         <w:t>Continue coding</w:t>
       </w:r>
     </w:p>
+    <w:p>
+      <w:pPr>
+        <w:pStyle w:val="Heading3"/>
+        <w:ind w:firstLine="360"/>
+      </w:pPr>
+      <w:r>
+        <w:t>2</w:t>
+      </w:r>
+      <w:r>
+        <w:t>4th</w:t>
+      </w:r>
+      <w:r>
+        <w:t xml:space="preserve"> of July</w:t>
+      </w:r>
+    </w:p>
+    <w:p>
+      <w:pPr>
+        <w:pStyle w:val="ListParagraph"/>
+        <w:numPr>
+          <w:ilvl w:val="0"/>
+          <w:numId w:val="22"/>
+        </w:numPr>
+      </w:pPr>
+      <w:r>
+        <w:t>Implementation of software solution</w:t>
+      </w:r>
+      <w:r>
+        <w:t xml:space="preserve"> </w:t>
+      </w:r>
+    </w:p>
+    <w:p>
+      <w:pPr>
+        <w:pStyle w:val="ListParagraph"/>
+        <w:numPr>
+          <w:ilvl w:val="1"/>
+          <w:numId w:val="22"/>
+        </w:numPr>
+      </w:pPr>
+      <w:r>
+        <w:t>Completed</w:t>
+      </w:r>
+    </w:p>
+    <w:p>
+      <w:pPr>
+        <w:pStyle w:val="ListParagraph"/>
+        <w:numPr>
+          <w:ilvl w:val="0"/>
+          <w:numId w:val="22"/>
+        </w:numPr>
+      </w:pPr>
+      <w:r>
+        <w:t>Testing and evaluating software solutions</w:t>
+      </w:r>
+    </w:p>
+    <w:p>
+      <w:pPr>
+        <w:pStyle w:val="ListParagraph"/>
+        <w:numPr>
+          <w:ilvl w:val="0"/>
+          <w:numId w:val="22"/>
+        </w:numPr>
+      </w:pPr>
+      <w:r>
+        <w:t>B</w:t>
+      </w:r>
+      <w:r>
+        <w:t>egun</w:t>
+      </w:r>
+    </w:p>
+    <w:p>
+      <w:pPr>
+        <w:pStyle w:val="ListParagraph"/>
+        <w:numPr>
+          <w:ilvl w:val="0"/>
+          <w:numId w:val="22"/>
+        </w:numPr>
+      </w:pPr>
+      <w:r>
+        <w:t>Updating Algorithm</w:t>
+      </w:r>
+    </w:p>
+    <w:p>
+      <w:pPr>
+        <w:pStyle w:val="ListParagraph"/>
+        <w:numPr>
+          <w:ilvl w:val="0"/>
+          <w:numId w:val="22"/>
+        </w:numPr>
+      </w:pPr>
+      <w:r>
+        <w:t>Update Gantt Chart</w:t>
+      </w:r>
+    </w:p>
+    <w:p>
+      <w:pPr>
+        <w:pStyle w:val="ListParagraph"/>
+        <w:numPr>
+          <w:ilvl w:val="1"/>
+          <w:numId w:val="22"/>
+        </w:numPr>
+      </w:pPr>
+    </w:p>
+    <w:p>
+      <w:pPr>
+        <w:pStyle w:val="ListParagraph"/>
+        <w:numPr>
+          <w:ilvl w:val="0"/>
+          <w:numId w:val="22"/>
+        </w:numPr>
+      </w:pPr>
+      <w:r>
+        <w:t>Gantt Chart Progress check</w:t>
+      </w:r>
+    </w:p>
+    <w:p>
+      <w:pPr>
+        <w:pStyle w:val="ListParagraph"/>
+        <w:numPr>
+          <w:ilvl w:val="1"/>
+          <w:numId w:val="22"/>
+        </w:numPr>
+      </w:pPr>
+      <w:r>
+        <w:t>Algorithm</w:t>
+      </w:r>
+    </w:p>
+    <w:p>
+      <w:pPr>
+        <w:pStyle w:val="ListParagraph"/>
+        <w:numPr>
+          <w:ilvl w:val="2"/>
+          <w:numId w:val="22"/>
+        </w:numPr>
+      </w:pPr>
+      <w:r>
+        <w:t>On course</w:t>
+      </w:r>
+    </w:p>
+    <w:p>
+      <w:pPr>
+        <w:pStyle w:val="ListParagraph"/>
+        <w:numPr>
+          <w:ilvl w:val="1"/>
+          <w:numId w:val="22"/>
+        </w:numPr>
+      </w:pPr>
+      <w:r>
+        <w:t>Testing</w:t>
+      </w:r>
+    </w:p>
+    <w:p>
+      <w:pPr>
+        <w:pStyle w:val="ListParagraph"/>
+        <w:numPr>
+          <w:ilvl w:val="2"/>
+          <w:numId w:val="22"/>
+        </w:numPr>
+      </w:pPr>
+      <w:r>
+        <w:t xml:space="preserve">Behind on schedule </w:t>
+      </w:r>
+    </w:p>
+    <w:p>
+      <w:pPr>
+        <w:pStyle w:val="ListParagraph"/>
+        <w:numPr>
+          <w:ilvl w:val="1"/>
+          <w:numId w:val="22"/>
+        </w:numPr>
+      </w:pPr>
+      <w:r>
+        <w:t>Documentation</w:t>
+      </w:r>
+    </w:p>
+    <w:p>
+      <w:pPr>
+        <w:pStyle w:val="ListParagraph"/>
+        <w:numPr>
+          <w:ilvl w:val="2"/>
+          <w:numId w:val="22"/>
+        </w:numPr>
+      </w:pPr>
+      <w:r>
+        <w:t>On course</w:t>
+      </w:r>
+    </w:p>
+    <w:p>
+      <w:pPr>
+        <w:ind w:left="360"/>
+      </w:pPr>
+    </w:p>
+    <w:p/>
+    <w:p/>
     <w:sectPr>
       <w:pgSz w:w="12240" w:h="15840"/>
       <w:pgMar w:top="1440" w:right="1440" w:bottom="1440" w:left="1440" w:header="720" w:footer="720" w:gutter="0"/>

--- a/James Fan - Assessment 3_ Major Project.docx
+++ b/James Fan - Assessment 3_ Major Project.docx
@@ -103,7 +103,7 @@
           <w:noProof/>
         </w:rPr>
         <w:drawing>
-          <wp:anchor distT="0" distB="0" distL="114300" distR="114300" simplePos="0" relativeHeight="251662336" behindDoc="0" locked="0" layoutInCell="1" allowOverlap="1" wp14:anchorId="2E5C3EA8" wp14:editId="6DF08291">
+          <wp:anchor distT="0" distB="0" distL="114300" distR="114300" simplePos="0" relativeHeight="251662336" behindDoc="0" locked="0" layoutInCell="1" allowOverlap="1" wp14:anchorId="2E5C3EA8" wp14:editId="1FFEE77C">
             <wp:simplePos x="0" y="0"/>
             <wp:positionH relativeFrom="column">
               <wp:posOffset>1417320</wp:posOffset>
@@ -8069,6 +8069,9 @@
     </w:p>
     <w:p>
       <w:r>
+        <w:rPr>
+          <w:noProof/>
+        </w:rPr>
         <w:lastRenderedPageBreak/>
         <w:drawing>
           <wp:inline distT="0" distB="0" distL="0" distR="0" wp14:anchorId="4325A018" wp14:editId="4159021F">
@@ -8109,6 +8112,9 @@
     </w:p>
     <w:p>
       <w:r>
+        <w:rPr>
+          <w:noProof/>
+        </w:rPr>
         <w:drawing>
           <wp:inline distT="0" distB="0" distL="0" distR="0" wp14:anchorId="14A52479" wp14:editId="08EF3930">
             <wp:extent cx="2796782" cy="2484335"/>
@@ -8148,6 +8154,9 @@
     </w:p>
     <w:p>
       <w:r>
+        <w:rPr>
+          <w:noProof/>
+        </w:rPr>
         <w:lastRenderedPageBreak/>
         <w:drawing>
           <wp:inline distT="0" distB="0" distL="0" distR="0" wp14:anchorId="757D01D4" wp14:editId="6DAFB5A0">
@@ -8192,6 +8201,9 @@
         <w:t xml:space="preserve"> </w:t>
       </w:r>
       <w:r>
+        <w:rPr>
+          <w:noProof/>
+        </w:rPr>
         <w:drawing>
           <wp:inline distT="0" distB="0" distL="0" distR="0" wp14:anchorId="5C2FB70D" wp14:editId="49193E13">
             <wp:extent cx="5943600" cy="877570"/>
@@ -8588,6 +8600,9 @@
         <w:jc w:val="center"/>
       </w:pPr>
       <w:r>
+        <w:rPr>
+          <w:noProof/>
+        </w:rPr>
         <w:drawing>
           <wp:inline distT="0" distB="0" distL="0" distR="0" wp14:anchorId="1A94C21E" wp14:editId="2D29FFA2">
             <wp:extent cx="5097780" cy="5402580"/>
@@ -8639,10 +8654,7 @@
       </w:pPr>
       <w:r>
         <w:lastRenderedPageBreak/>
-        <w:t>Credits</w:t>
-      </w:r>
-      <w:r>
-        <w:t xml:space="preserve"> Screen </w:t>
+        <w:t xml:space="preserve">Credits Screen </w:t>
       </w:r>
     </w:p>
     <w:p>
@@ -8664,6 +8676,9 @@
         <w:jc w:val="center"/>
       </w:pPr>
       <w:r>
+        <w:rPr>
+          <w:noProof/>
+        </w:rPr>
         <w:drawing>
           <wp:inline distT="0" distB="0" distL="0" distR="0" wp14:anchorId="6AE64B73" wp14:editId="412677BB">
             <wp:extent cx="5105400" cy="5737860"/>
@@ -8721,29 +8736,11 @@
       </w:pPr>
       <w:r>
         <w:lastRenderedPageBreak/>
-        <w:t xml:space="preserve">Game </w:t>
-      </w:r>
-      <w:r>
-        <w:t>Screen</w:t>
+        <w:t>Game Screen</w:t>
       </w:r>
       <w:r>
         <w:br/>
-        <w:t>S</w:t>
-      </w:r>
-      <w:r>
-        <w:t xml:space="preserve">hip </w:t>
-      </w:r>
-      <w:r>
-        <w:t>P</w:t>
-      </w:r>
-      <w:r>
-        <w:t xml:space="preserve">lacing </w:t>
-      </w:r>
-      <w:r>
-        <w:t>P</w:t>
-      </w:r>
-      <w:r>
-        <w:t>hase</w:t>
+        <w:t>Ship Placing Phase</w:t>
       </w:r>
     </w:p>
     <w:p>
@@ -8765,13 +8762,7 @@
         <w:t>During the</w:t>
       </w:r>
       <w:r>
-        <w:t xml:space="preserve"> p</w:t>
-      </w:r>
-      <w:r>
-        <w:t>hase</w:t>
-      </w:r>
-      <w:r>
-        <w:t xml:space="preserve">, </w:t>
+        <w:t xml:space="preserve"> phase, </w:t>
       </w:r>
       <w:r>
         <w:t>the message under “BATTLESWEEPER” logo will tell you which ship you are placing</w:t>
@@ -8828,6 +8819,9 @@
         <w:t>.</w:t>
       </w:r>
       <w:r>
+        <w:rPr>
+          <w:noProof/>
+        </w:rPr>
         <w:drawing>
           <wp:inline distT="0" distB="0" distL="0" distR="0" wp14:anchorId="36B1C137" wp14:editId="5C4E2D7A">
             <wp:extent cx="5044440" cy="5706677"/>
@@ -8874,6 +8868,9 @@
     </w:p>
     <w:p>
       <w:r>
+        <w:rPr>
+          <w:noProof/>
+        </w:rPr>
         <w:lastRenderedPageBreak/>
         <w:drawing>
           <wp:inline distT="0" distB="0" distL="0" distR="0" wp14:anchorId="7090DF20" wp14:editId="2824F192">
@@ -8955,13 +8952,7 @@
         <w:t>ship</w:t>
       </w:r>
       <w:r>
-        <w:t xml:space="preserve"> (for example in the second image, a Battleship indicator </w:t>
-      </w:r>
-      <w:r>
-        <w:t xml:space="preserve">signified </w:t>
-      </w:r>
-      <w:r>
-        <w:t>by the red square overlaps the carrier)</w:t>
+        <w:t xml:space="preserve"> (for example in the second image, a Battleship indicator signified by the red square overlaps the carrier)</w:t>
       </w:r>
       <w:r>
         <w:t xml:space="preserve"> </w:t>
@@ -8981,6 +8972,9 @@
         <w:t>.</w:t>
       </w:r>
       <w:r>
+        <w:rPr>
+          <w:noProof/>
+        </w:rPr>
         <w:drawing>
           <wp:inline distT="0" distB="0" distL="0" distR="0" wp14:anchorId="78202587" wp14:editId="3CCB3337">
             <wp:extent cx="5081905" cy="5532120"/>
@@ -9115,6 +9109,9 @@
         <w:jc w:val="center"/>
       </w:pPr>
       <w:r>
+        <w:rPr>
+          <w:noProof/>
+        </w:rPr>
         <w:drawing>
           <wp:inline distT="0" distB="0" distL="0" distR="0" wp14:anchorId="4BA08481" wp14:editId="440FF619">
             <wp:extent cx="5105400" cy="5715000"/>
@@ -9161,6 +9158,384 @@
     </w:p>
     <w:p>
       <w:pPr>
+        <w:rPr>
+          <w:color w:val="666666"/>
+          <w:sz w:val="24"/>
+          <w:szCs w:val="24"/>
+        </w:rPr>
+      </w:pPr>
+      <w:r>
+        <w:br w:type="page"/>
+      </w:r>
+    </w:p>
+    <w:p>
+      <w:pPr>
+        <w:pStyle w:val="Heading4"/>
+        <w:jc w:val="center"/>
+      </w:pPr>
+      <w:r>
+        <w:lastRenderedPageBreak/>
+        <w:t>Game Screen</w:t>
+      </w:r>
+      <w:r>
+        <w:br/>
+      </w:r>
+      <w:r>
+        <w:t>Minesweeping</w:t>
+      </w:r>
+      <w:r>
+        <w:t xml:space="preserve"> Phase</w:t>
+      </w:r>
+    </w:p>
+    <w:p>
+      <w:pPr>
+        <w:jc w:val="center"/>
+      </w:pPr>
+      <w:r>
+        <w:t>After the last ship is placed</w:t>
+      </w:r>
+      <w:r>
+        <w:t>, the minesweeper segment begins</w:t>
+      </w:r>
+    </w:p>
+    <w:p>
+      <w:pPr>
+        <w:jc w:val="center"/>
+      </w:pPr>
+      <w:r>
+        <w:t>Tiles that are occupied by ships will no longer be interactable</w:t>
+      </w:r>
+    </w:p>
+    <w:p>
+      <w:pPr>
+        <w:jc w:val="center"/>
+      </w:pPr>
+      <w:r>
+        <w:t>This segment follows the same rules as minesweeper</w:t>
+      </w:r>
+    </w:p>
+    <w:p>
+      <w:pPr>
+        <w:jc w:val="center"/>
+      </w:pPr>
+      <w:r>
+        <w:t>Go to</w:t>
+      </w:r>
+    </w:p>
+    <w:p>
+      <w:pPr>
+        <w:jc w:val="center"/>
+      </w:pPr>
+      <w:hyperlink r:id="rId40" w:history="1">
+        <w:r>
+          <w:rPr>
+            <w:rStyle w:val="Hyperlink"/>
+          </w:rPr>
+          <w:t>https://minesweepergame.com/strategy/how-to-play-minesweeper.php</w:t>
+        </w:r>
+      </w:hyperlink>
+    </w:p>
+    <w:p>
+      <w:pPr>
+        <w:jc w:val="center"/>
+      </w:pPr>
+      <w:r>
+        <w:t>to learn how to play minesweeper</w:t>
+      </w:r>
+    </w:p>
+    <w:p>
+      <w:pPr>
+        <w:jc w:val="center"/>
+      </w:pPr>
+      <w:r>
+        <w:drawing>
+          <wp:inline distT="0" distB="0" distL="0" distR="0" wp14:anchorId="18A9F65B" wp14:editId="426F1070">
+            <wp:extent cx="5029636" cy="5715495"/>
+            <wp:effectExtent l="0" t="0" r="0" b="0"/>
+            <wp:docPr id="1" name="Picture 1" descr="A screenshot of a video game&#10;&#10;Description automatically generated"/>
+            <wp:cNvGraphicFramePr>
+              <a:graphicFrameLocks xmlns:a="http://schemas.openxmlformats.org/drawingml/2006/main" noChangeAspect="1"/>
+            </wp:cNvGraphicFramePr>
+            <a:graphic xmlns:a="http://schemas.openxmlformats.org/drawingml/2006/main">
+              <a:graphicData uri="http://schemas.openxmlformats.org/drawingml/2006/picture">
+                <pic:pic xmlns:pic="http://schemas.openxmlformats.org/drawingml/2006/picture">
+                  <pic:nvPicPr>
+                    <pic:cNvPr id="1" name="Picture 1" descr="A screenshot of a video game&#10;&#10;Description automatically generated"/>
+                    <pic:cNvPicPr/>
+                  </pic:nvPicPr>
+                  <pic:blipFill>
+                    <a:blip r:embed="rId41"/>
+                    <a:stretch>
+                      <a:fillRect/>
+                    </a:stretch>
+                  </pic:blipFill>
+                  <pic:spPr>
+                    <a:xfrm>
+                      <a:off x="0" y="0"/>
+                      <a:ext cx="5029636" cy="5715495"/>
+                    </a:xfrm>
+                    <a:prstGeom prst="rect">
+                      <a:avLst/>
+                    </a:prstGeom>
+                  </pic:spPr>
+                </pic:pic>
+              </a:graphicData>
+            </a:graphic>
+          </wp:inline>
+        </w:drawing>
+      </w:r>
+    </w:p>
+    <w:p>
+      <w:r>
+        <w:br w:type="page"/>
+      </w:r>
+    </w:p>
+    <w:p/>
+    <w:p>
+      <w:pPr>
+        <w:pStyle w:val="Heading5"/>
+        <w:jc w:val="center"/>
+      </w:pPr>
+      <w:r>
+        <w:t>Revealing a mine</w:t>
+      </w:r>
+    </w:p>
+    <w:p>
+      <w:pPr>
+        <w:jc w:val="center"/>
+      </w:pPr>
+      <w:r>
+        <w:t>Revealing a mine tile will reveal the mine, a message will tell you that you have revealed a mine</w:t>
+      </w:r>
+      <w:r>
+        <w:t xml:space="preserve"> </w:t>
+      </w:r>
+      <w:r>
+        <w:t xml:space="preserve">( as seen  </w:t>
+      </w:r>
+      <w:r>
+        <w:t xml:space="preserve">signified by the red square in the </w:t>
+      </w:r>
+      <w:r>
+        <w:t xml:space="preserve">first image) and the mine will create a explosion radius (as seen </w:t>
+      </w:r>
+      <w:r>
+        <w:t>signified by the red square in the</w:t>
+      </w:r>
+      <w:r>
+        <w:t xml:space="preserve"> second image)</w:t>
+      </w:r>
+      <w:r>
+        <w:t xml:space="preserve"> </w:t>
+      </w:r>
+    </w:p>
+    <w:p>
+      <w:pPr>
+        <w:jc w:val="center"/>
+        <w:rPr>
+          <w:noProof/>
+        </w:rPr>
+      </w:pPr>
+      <w:r>
+        <w:drawing>
+          <wp:inline distT="0" distB="0" distL="0" distR="0" wp14:anchorId="494EE33C" wp14:editId="2F6FF345">
+            <wp:extent cx="5082980" cy="5692633"/>
+            <wp:effectExtent l="0" t="0" r="3810" b="3810"/>
+            <wp:docPr id="336150213" name="Picture 1" descr="A screenshot of a video game&#10;&#10;Description automatically generated"/>
+            <wp:cNvGraphicFramePr>
+              <a:graphicFrameLocks xmlns:a="http://schemas.openxmlformats.org/drawingml/2006/main" noChangeAspect="1"/>
+            </wp:cNvGraphicFramePr>
+            <a:graphic xmlns:a="http://schemas.openxmlformats.org/drawingml/2006/main">
+              <a:graphicData uri="http://schemas.openxmlformats.org/drawingml/2006/picture">
+                <pic:pic xmlns:pic="http://schemas.openxmlformats.org/drawingml/2006/picture">
+                  <pic:nvPicPr>
+                    <pic:cNvPr id="336150213" name="Picture 1" descr="A screenshot of a video game&#10;&#10;Description automatically generated"/>
+                    <pic:cNvPicPr/>
+                  </pic:nvPicPr>
+                  <pic:blipFill>
+                    <a:blip r:embed="rId42"/>
+                    <a:stretch>
+                      <a:fillRect/>
+                    </a:stretch>
+                  </pic:blipFill>
+                  <pic:spPr>
+                    <a:xfrm>
+                      <a:off x="0" y="0"/>
+                      <a:ext cx="5082980" cy="5692633"/>
+                    </a:xfrm>
+                    <a:prstGeom prst="rect">
+                      <a:avLst/>
+                    </a:prstGeom>
+                  </pic:spPr>
+                </pic:pic>
+              </a:graphicData>
+            </a:graphic>
+          </wp:inline>
+        </w:drawing>
+      </w:r>
+    </w:p>
+    <w:p>
+      <w:pPr>
+        <w:jc w:val="center"/>
+        <w:rPr>
+          <w:noProof/>
+        </w:rPr>
+      </w:pPr>
+      <w:r>
+        <w:lastRenderedPageBreak/>
+        <w:drawing>
+          <wp:inline distT="0" distB="0" distL="0" distR="0" wp14:anchorId="6B4A86C4" wp14:editId="00767BAC">
+            <wp:extent cx="5128704" cy="5715495"/>
+            <wp:effectExtent l="0" t="0" r="0" b="0"/>
+            <wp:docPr id="1212713215" name="Picture 1" descr="A screenshot of a video game&#10;&#10;Description automatically generated"/>
+            <wp:cNvGraphicFramePr>
+              <a:graphicFrameLocks xmlns:a="http://schemas.openxmlformats.org/drawingml/2006/main" noChangeAspect="1"/>
+            </wp:cNvGraphicFramePr>
+            <a:graphic xmlns:a="http://schemas.openxmlformats.org/drawingml/2006/main">
+              <a:graphicData uri="http://schemas.openxmlformats.org/drawingml/2006/picture">
+                <pic:pic xmlns:pic="http://schemas.openxmlformats.org/drawingml/2006/picture">
+                  <pic:nvPicPr>
+                    <pic:cNvPr id="1212713215" name="Picture 1" descr="A screenshot of a video game&#10;&#10;Description automatically generated"/>
+                    <pic:cNvPicPr/>
+                  </pic:nvPicPr>
+                  <pic:blipFill>
+                    <a:blip r:embed="rId43"/>
+                    <a:stretch>
+                      <a:fillRect/>
+                    </a:stretch>
+                  </pic:blipFill>
+                  <pic:spPr>
+                    <a:xfrm>
+                      <a:off x="0" y="0"/>
+                      <a:ext cx="5128704" cy="5715495"/>
+                    </a:xfrm>
+                    <a:prstGeom prst="rect">
+                      <a:avLst/>
+                    </a:prstGeom>
+                  </pic:spPr>
+                </pic:pic>
+              </a:graphicData>
+            </a:graphic>
+          </wp:inline>
+        </w:drawing>
+      </w:r>
+      <w:r>
+        <w:rPr>
+          <w:noProof/>
+        </w:rPr>
+        <w:t xml:space="preserve"> </w:t>
+      </w:r>
+    </w:p>
+    <w:p>
+      <w:pPr>
+        <w:rPr>
+          <w:noProof/>
+        </w:rPr>
+      </w:pPr>
+      <w:r>
+        <w:rPr>
+          <w:noProof/>
+        </w:rPr>
+        <w:br w:type="page"/>
+      </w:r>
+    </w:p>
+    <w:p>
+      <w:pPr>
+        <w:jc w:val="center"/>
+      </w:pPr>
+      <w:r>
+        <w:lastRenderedPageBreak/>
+        <w:t xml:space="preserve">Mine will also leave behind a X which will show where the mine used to be (as seen signified by the yellow square in the </w:t>
+      </w:r>
+      <w:r>
+        <w:t>first</w:t>
+      </w:r>
+      <w:r>
+        <w:t xml:space="preserve"> image), this allows you to still see that a mine used to be there as the tiles will display a touching mine number as long as there is or used to be a mine there (as seen with the non-mine tile signified by the red square in the first image)</w:t>
+      </w:r>
+    </w:p>
+    <w:p>
+      <w:pPr>
+        <w:jc w:val="center"/>
+      </w:pPr>
+      <w:r>
+        <w:drawing>
+          <wp:inline distT="0" distB="0" distL="0" distR="0" wp14:anchorId="29C9F469" wp14:editId="78C4181C">
+            <wp:extent cx="5006340" cy="5707380"/>
+            <wp:effectExtent l="0" t="0" r="0" b="0"/>
+            <wp:docPr id="146654002" name="Picture 1" descr="A video game screen with a game of battle ships&#10;&#10;Description automatically generated"/>
+            <wp:cNvGraphicFramePr>
+              <a:graphicFrameLocks xmlns:a="http://schemas.openxmlformats.org/drawingml/2006/main" noChangeAspect="1"/>
+            </wp:cNvGraphicFramePr>
+            <a:graphic xmlns:a="http://schemas.openxmlformats.org/drawingml/2006/main">
+              <a:graphicData uri="http://schemas.openxmlformats.org/drawingml/2006/picture">
+                <pic:pic xmlns:pic="http://schemas.openxmlformats.org/drawingml/2006/picture">
+                  <pic:nvPicPr>
+                    <pic:cNvPr id="146654002" name="Picture 1" descr="A video game screen with a game of battle ships&#10;&#10;Description automatically generated"/>
+                    <pic:cNvPicPr/>
+                  </pic:nvPicPr>
+                  <pic:blipFill rotWithShape="1">
+                    <a:blip r:embed="rId44"/>
+                    <a:srcRect l="1470" t="4671" r="1913" b="758"/>
+                    <a:stretch/>
+                  </pic:blipFill>
+                  <pic:spPr bwMode="auto">
+                    <a:xfrm>
+                      <a:off x="0" y="0"/>
+                      <a:ext cx="5006774" cy="5707875"/>
+                    </a:xfrm>
+                    <a:prstGeom prst="rect">
+                      <a:avLst/>
+                    </a:prstGeom>
+                    <a:ln>
+                      <a:noFill/>
+                    </a:ln>
+                    <a:extLst>
+                      <a:ext uri="{53640926-AAD7-44D8-BBD7-CCE9431645EC}">
+                        <a14:shadowObscured xmlns:a14="http://schemas.microsoft.com/office/drawing/2010/main"/>
+                      </a:ext>
+                    </a:extLst>
+                  </pic:spPr>
+                </pic:pic>
+              </a:graphicData>
+            </a:graphic>
+          </wp:inline>
+        </w:drawing>
+      </w:r>
+    </w:p>
+    <w:p>
+      <w:r>
+        <w:br w:type="page"/>
+      </w:r>
+    </w:p>
+    <w:p>
+      <w:pPr>
+        <w:pStyle w:val="Heading4"/>
+        <w:jc w:val="center"/>
+      </w:pPr>
+      <w:r>
+        <w:lastRenderedPageBreak/>
+        <w:t>Level Complete Screen</w:t>
+      </w:r>
+    </w:p>
+    <w:p>
+      <w:pPr>
+        <w:jc w:val="center"/>
+      </w:pPr>
+      <w:r>
+        <w:t>When either all mines are flagged or tiles the game will switch to the Level Complete screen</w:t>
+      </w:r>
+    </w:p>
+    <w:p>
+      <w:pPr>
+        <w:jc w:val="center"/>
+      </w:pPr>
+      <w:r>
+        <w:t>Clicking the Continue will start a generate a new level, carrying over ship status</w:t>
+      </w:r>
+    </w:p>
+    <w:p>
+      <w:pPr>
         <w:pStyle w:val="Heading3"/>
       </w:pPr>
       <w:r>
@@ -9183,11 +9558,9 @@
     <w:bookmarkEnd w:id="39"/>
     <w:p>
       <w:pPr>
-        <w:pStyle w:val="Heading2"/>
-        <w:jc w:val="center"/>
         <w:sectPr>
-          <w:footerReference w:type="default" r:id="rId40"/>
-          <w:footerReference w:type="first" r:id="rId41"/>
+          <w:footerReference w:type="default" r:id="rId45"/>
+          <w:footerReference w:type="first" r:id="rId46"/>
           <w:pgSz w:w="12240" w:h="15840"/>
           <w:pgMar w:top="1440" w:right="1440" w:bottom="1440" w:left="1440" w:header="720" w:footer="720" w:gutter="0"/>
           <w:pgNumType w:start="1"/>
@@ -10695,7 +11068,11 @@
           </w:tcPr>
           <w:p>
             <w:r>
-              <w:t>At or under 64</w:t>
+              <w:t xml:space="preserve">At or under </w:t>
+            </w:r>
+            <w:r>
+              <w:lastRenderedPageBreak/>
+              <w:t>64</w:t>
             </w:r>
           </w:p>
         </w:tc>
@@ -13187,7 +13564,7 @@
           <w:numId w:val="22"/>
         </w:numPr>
       </w:pPr>
-      <w:hyperlink r:id="rId42">
+      <w:hyperlink r:id="rId47">
         <w:r>
           <w:rPr>
             <w:color w:val="1155CC"/>
@@ -15497,1207 +15874,6 @@
       </w:pPr>
       <w:r>
         <w:t>Mess around with Godot</w:t>
-      </w:r>
-    </w:p>
-    <w:p>
-      <w:pPr>
-        <w:pStyle w:val="ListParagraph"/>
-        <w:numPr>
-          <w:ilvl w:val="1"/>
-          <w:numId w:val="22"/>
-        </w:numPr>
-      </w:pPr>
-      <w:r>
-        <w:t>Watch videos (</w:t>
-      </w:r>
-      <w:hyperlink r:id="rId43">
-        <w:r>
-          <w:rPr>
-            <w:color w:val="1155CC"/>
-            <w:u w:val="single"/>
-          </w:rPr>
-          <w:t>playlist</w:t>
-        </w:r>
-      </w:hyperlink>
-      <w:r>
-        <w:t xml:space="preserve">) on how to make use of </w:t>
-      </w:r>
-      <w:r>
-        <w:t>Godot</w:t>
-      </w:r>
-    </w:p>
-    <w:p>
-      <w:pPr>
-        <w:pStyle w:val="ListParagraph"/>
-        <w:numPr>
-          <w:ilvl w:val="2"/>
-          <w:numId w:val="22"/>
-        </w:numPr>
-      </w:pPr>
-      <w:r>
-        <w:t>Found out visual studio has a plug in</w:t>
-      </w:r>
-    </w:p>
-    <w:p>
-      <w:pPr>
-        <w:pStyle w:val="ListParagraph"/>
-        <w:numPr>
-          <w:ilvl w:val="0"/>
-          <w:numId w:val="22"/>
-        </w:numPr>
-      </w:pPr>
-      <w:r>
-        <w:t>Gantt Chart Progress check</w:t>
-      </w:r>
-    </w:p>
-    <w:p>
-      <w:pPr>
-        <w:pStyle w:val="ListParagraph"/>
-        <w:numPr>
-          <w:ilvl w:val="1"/>
-          <w:numId w:val="22"/>
-        </w:numPr>
-      </w:pPr>
-      <w:r>
-        <w:t>Algorithm</w:t>
-      </w:r>
-    </w:p>
-    <w:p>
-      <w:pPr>
-        <w:pStyle w:val="ListParagraph"/>
-        <w:numPr>
-          <w:ilvl w:val="2"/>
-          <w:numId w:val="22"/>
-        </w:numPr>
-      </w:pPr>
-      <w:r>
-        <w:t xml:space="preserve">Behind on schedule </w:t>
-      </w:r>
-    </w:p>
-    <w:p>
-      <w:pPr>
-        <w:pStyle w:val="ListParagraph"/>
-        <w:numPr>
-          <w:ilvl w:val="1"/>
-          <w:numId w:val="22"/>
-        </w:numPr>
-      </w:pPr>
-      <w:r>
-        <w:t>Documentation</w:t>
-      </w:r>
-    </w:p>
-    <w:p>
-      <w:pPr>
-        <w:pStyle w:val="ListParagraph"/>
-        <w:numPr>
-          <w:ilvl w:val="2"/>
-          <w:numId w:val="22"/>
-        </w:numPr>
-      </w:pPr>
-      <w:r>
-        <w:t>On Course</w:t>
-      </w:r>
-    </w:p>
-    <w:p>
-      <w:pPr>
-        <w:pStyle w:val="ListParagraph"/>
-        <w:numPr>
-          <w:ilvl w:val="1"/>
-          <w:numId w:val="22"/>
-        </w:numPr>
-      </w:pPr>
-      <w:r>
-        <w:t>Coding</w:t>
-      </w:r>
-    </w:p>
-    <w:p>
-      <w:pPr>
-        <w:pStyle w:val="ListParagraph"/>
-        <w:numPr>
-          <w:ilvl w:val="2"/>
-          <w:numId w:val="22"/>
-        </w:numPr>
-      </w:pPr>
-      <w:r>
-        <w:t>On Course</w:t>
-      </w:r>
-    </w:p>
-    <w:p>
-      <w:pPr>
-        <w:pStyle w:val="ListParagraph"/>
-        <w:numPr>
-          <w:ilvl w:val="0"/>
-          <w:numId w:val="22"/>
-        </w:numPr>
-      </w:pPr>
-      <w:r>
-        <w:rPr>
-          <w:lang w:val="en-US"/>
-        </w:rPr>
-        <w:t>Additional task tomorrow</w:t>
-      </w:r>
-    </w:p>
-    <w:p>
-      <w:pPr>
-        <w:pStyle w:val="ListParagraph"/>
-        <w:numPr>
-          <w:ilvl w:val="1"/>
-          <w:numId w:val="22"/>
-        </w:numPr>
-      </w:pPr>
-      <w:r>
-        <w:t>Begin coding</w:t>
-      </w:r>
-    </w:p>
-    <w:p>
-      <w:pPr>
-        <w:pStyle w:val="Heading3"/>
-        <w:ind w:left="360"/>
-      </w:pPr>
-      <w:bookmarkStart w:id="74" w:name="_m8tmi6sc6uty" w:colFirst="0" w:colLast="0"/>
-      <w:bookmarkStart w:id="75" w:name="_Toc172138712"/>
-      <w:bookmarkEnd w:id="74"/>
-      <w:r>
-        <w:t>4th of June</w:t>
-      </w:r>
-      <w:bookmarkEnd w:id="75"/>
-    </w:p>
-    <w:p>
-      <w:pPr>
-        <w:pStyle w:val="ListParagraph"/>
-        <w:numPr>
-          <w:ilvl w:val="0"/>
-          <w:numId w:val="22"/>
-        </w:numPr>
-      </w:pPr>
-      <w:r>
-        <w:t>Setting up Godot</w:t>
-      </w:r>
-    </w:p>
-    <w:p>
-      <w:pPr>
-        <w:pStyle w:val="ListParagraph"/>
-        <w:numPr>
-          <w:ilvl w:val="1"/>
-          <w:numId w:val="22"/>
-        </w:numPr>
-      </w:pPr>
-      <w:r>
-        <w:t>Watch videos (</w:t>
-      </w:r>
-      <w:hyperlink r:id="rId44">
-        <w:r>
-          <w:rPr>
-            <w:color w:val="1155CC"/>
-            <w:u w:val="single"/>
-          </w:rPr>
-          <w:t>playlist</w:t>
-        </w:r>
-      </w:hyperlink>
-      <w:r>
-        <w:t xml:space="preserve">) on how to make use of </w:t>
-      </w:r>
-      <w:r>
-        <w:t>Godot</w:t>
-      </w:r>
-    </w:p>
-    <w:p>
-      <w:pPr>
-        <w:pStyle w:val="ListParagraph"/>
-        <w:numPr>
-          <w:ilvl w:val="2"/>
-          <w:numId w:val="22"/>
-        </w:numPr>
-      </w:pPr>
-      <w:r>
-        <w:t>Learnt stuff about nodes and scene</w:t>
-      </w:r>
-    </w:p>
-    <w:p>
-      <w:pPr>
-        <w:pStyle w:val="ListParagraph"/>
-        <w:numPr>
-          <w:ilvl w:val="1"/>
-          <w:numId w:val="22"/>
-        </w:numPr>
-      </w:pPr>
-      <w:r>
-        <w:t>Set up main stuff</w:t>
-      </w:r>
-    </w:p>
-    <w:p>
-      <w:pPr>
-        <w:pStyle w:val="ListParagraph"/>
-        <w:numPr>
-          <w:ilvl w:val="0"/>
-          <w:numId w:val="22"/>
-        </w:numPr>
-      </w:pPr>
-      <w:r>
-        <w:t>Gantt Chart Progress check</w:t>
-      </w:r>
-    </w:p>
-    <w:p>
-      <w:pPr>
-        <w:pStyle w:val="ListParagraph"/>
-        <w:numPr>
-          <w:ilvl w:val="1"/>
-          <w:numId w:val="22"/>
-        </w:numPr>
-      </w:pPr>
-      <w:r>
-        <w:t>Algorithm</w:t>
-      </w:r>
-    </w:p>
-    <w:p>
-      <w:pPr>
-        <w:pStyle w:val="ListParagraph"/>
-        <w:numPr>
-          <w:ilvl w:val="2"/>
-          <w:numId w:val="22"/>
-        </w:numPr>
-      </w:pPr>
-      <w:r>
-        <w:t xml:space="preserve">Behind on schedule </w:t>
-      </w:r>
-    </w:p>
-    <w:p>
-      <w:pPr>
-        <w:pStyle w:val="ListParagraph"/>
-        <w:numPr>
-          <w:ilvl w:val="1"/>
-          <w:numId w:val="22"/>
-        </w:numPr>
-      </w:pPr>
-      <w:r>
-        <w:t>Documentation</w:t>
-      </w:r>
-    </w:p>
-    <w:p>
-      <w:pPr>
-        <w:pStyle w:val="ListParagraph"/>
-        <w:numPr>
-          <w:ilvl w:val="2"/>
-          <w:numId w:val="22"/>
-        </w:numPr>
-      </w:pPr>
-      <w:r>
-        <w:t>On Course</w:t>
-      </w:r>
-    </w:p>
-    <w:p>
-      <w:pPr>
-        <w:pStyle w:val="ListParagraph"/>
-        <w:numPr>
-          <w:ilvl w:val="1"/>
-          <w:numId w:val="22"/>
-        </w:numPr>
-      </w:pPr>
-      <w:r>
-        <w:t>Coding</w:t>
-      </w:r>
-    </w:p>
-    <w:p>
-      <w:pPr>
-        <w:pStyle w:val="ListParagraph"/>
-        <w:numPr>
-          <w:ilvl w:val="2"/>
-          <w:numId w:val="22"/>
-        </w:numPr>
-      </w:pPr>
-      <w:r>
-        <w:t>On Course</w:t>
-      </w:r>
-    </w:p>
-    <w:p>
-      <w:pPr>
-        <w:pStyle w:val="ListParagraph"/>
-        <w:numPr>
-          <w:ilvl w:val="0"/>
-          <w:numId w:val="22"/>
-        </w:numPr>
-      </w:pPr>
-      <w:r>
-        <w:rPr>
-          <w:lang w:val="en-US"/>
-        </w:rPr>
-        <w:t>Additional task tomorrow</w:t>
-      </w:r>
-    </w:p>
-    <w:p>
-      <w:pPr>
-        <w:pStyle w:val="Heading3"/>
-        <w:ind w:left="360"/>
-      </w:pPr>
-      <w:bookmarkStart w:id="76" w:name="_n21s8u89tei4" w:colFirst="0" w:colLast="0"/>
-      <w:bookmarkStart w:id="77" w:name="_Toc172138713"/>
-      <w:bookmarkEnd w:id="76"/>
-      <w:r>
-        <w:lastRenderedPageBreak/>
-        <w:t>5th of June</w:t>
-      </w:r>
-      <w:bookmarkEnd w:id="77"/>
-    </w:p>
-    <w:p>
-      <w:pPr>
-        <w:pStyle w:val="ListParagraph"/>
-        <w:numPr>
-          <w:ilvl w:val="0"/>
-          <w:numId w:val="22"/>
-        </w:numPr>
-      </w:pPr>
-      <w:r>
-        <w:t>Setting up Godot</w:t>
-      </w:r>
-    </w:p>
-    <w:p>
-      <w:pPr>
-        <w:pStyle w:val="ListParagraph"/>
-        <w:numPr>
-          <w:ilvl w:val="1"/>
-          <w:numId w:val="22"/>
-        </w:numPr>
-      </w:pPr>
-      <w:r>
-        <w:t>Watch videos (</w:t>
-      </w:r>
-      <w:hyperlink r:id="rId45">
-        <w:r>
-          <w:rPr>
-            <w:color w:val="1155CC"/>
-            <w:u w:val="single"/>
-          </w:rPr>
-          <w:t>playlist</w:t>
-        </w:r>
-      </w:hyperlink>
-      <w:r>
-        <w:t xml:space="preserve">) on how to make use of </w:t>
-      </w:r>
-      <w:r>
-        <w:t>Godot</w:t>
-      </w:r>
-    </w:p>
-    <w:p>
-      <w:pPr>
-        <w:pStyle w:val="ListParagraph"/>
-        <w:numPr>
-          <w:ilvl w:val="2"/>
-          <w:numId w:val="22"/>
-        </w:numPr>
-      </w:pPr>
-      <w:r>
-        <w:t>Learnt about signals</w:t>
-      </w:r>
-    </w:p>
-    <w:p>
-      <w:pPr>
-        <w:pStyle w:val="ListParagraph"/>
-        <w:numPr>
-          <w:ilvl w:val="2"/>
-          <w:numId w:val="22"/>
-        </w:numPr>
-      </w:pPr>
-      <w:r>
-        <w:t xml:space="preserve">Learnt about effective documentation reading and forum </w:t>
-      </w:r>
-      <w:r>
-        <w:t>inquiries</w:t>
-      </w:r>
-    </w:p>
-    <w:p>
-      <w:pPr>
-        <w:pStyle w:val="ListParagraph"/>
-        <w:numPr>
-          <w:ilvl w:val="1"/>
-          <w:numId w:val="22"/>
-        </w:numPr>
-      </w:pPr>
-      <w:r>
-        <w:t>Created label on main game</w:t>
-      </w:r>
-    </w:p>
-    <w:p>
-      <w:pPr>
-        <w:pStyle w:val="ListParagraph"/>
-        <w:numPr>
-          <w:ilvl w:val="0"/>
-          <w:numId w:val="22"/>
-        </w:numPr>
-      </w:pPr>
-      <w:r>
-        <w:t>Gantt Chart Progress check</w:t>
-      </w:r>
-    </w:p>
-    <w:p>
-      <w:pPr>
-        <w:pStyle w:val="ListParagraph"/>
-        <w:numPr>
-          <w:ilvl w:val="1"/>
-          <w:numId w:val="22"/>
-        </w:numPr>
-      </w:pPr>
-      <w:r>
-        <w:t>Algorithm</w:t>
-      </w:r>
-    </w:p>
-    <w:p>
-      <w:pPr>
-        <w:pStyle w:val="ListParagraph"/>
-        <w:numPr>
-          <w:ilvl w:val="2"/>
-          <w:numId w:val="22"/>
-        </w:numPr>
-      </w:pPr>
-      <w:r>
-        <w:t xml:space="preserve">Behind on schedule </w:t>
-      </w:r>
-    </w:p>
-    <w:p>
-      <w:pPr>
-        <w:pStyle w:val="ListParagraph"/>
-        <w:numPr>
-          <w:ilvl w:val="1"/>
-          <w:numId w:val="22"/>
-        </w:numPr>
-      </w:pPr>
-      <w:r>
-        <w:t>Documentation</w:t>
-      </w:r>
-    </w:p>
-    <w:p>
-      <w:pPr>
-        <w:pStyle w:val="ListParagraph"/>
-        <w:numPr>
-          <w:ilvl w:val="2"/>
-          <w:numId w:val="22"/>
-        </w:numPr>
-      </w:pPr>
-      <w:r>
-        <w:t>On Course</w:t>
-      </w:r>
-    </w:p>
-    <w:p>
-      <w:pPr>
-        <w:pStyle w:val="ListParagraph"/>
-        <w:numPr>
-          <w:ilvl w:val="1"/>
-          <w:numId w:val="22"/>
-        </w:numPr>
-      </w:pPr>
-      <w:r>
-        <w:t>Coding</w:t>
-      </w:r>
-    </w:p>
-    <w:p>
-      <w:pPr>
-        <w:pStyle w:val="ListParagraph"/>
-        <w:numPr>
-          <w:ilvl w:val="2"/>
-          <w:numId w:val="22"/>
-        </w:numPr>
-      </w:pPr>
-      <w:r>
-        <w:t>On Course</w:t>
-      </w:r>
-    </w:p>
-    <w:p>
-      <w:pPr>
-        <w:pStyle w:val="ListParagraph"/>
-        <w:numPr>
-          <w:ilvl w:val="0"/>
-          <w:numId w:val="22"/>
-        </w:numPr>
-      </w:pPr>
-      <w:r>
-        <w:rPr>
-          <w:lang w:val="en-US"/>
-        </w:rPr>
-        <w:t>Additional task tomorrow</w:t>
-      </w:r>
-    </w:p>
-    <w:p>
-      <w:pPr>
-        <w:pStyle w:val="Heading3"/>
-        <w:ind w:left="360"/>
-      </w:pPr>
-      <w:bookmarkStart w:id="78" w:name="_g3dtqtlo3pgl" w:colFirst="0" w:colLast="0"/>
-      <w:bookmarkStart w:id="79" w:name="_Toc172138714"/>
-      <w:bookmarkEnd w:id="78"/>
-      <w:r>
-        <w:t>6th of June</w:t>
-      </w:r>
-      <w:bookmarkEnd w:id="79"/>
-    </w:p>
-    <w:p>
-      <w:pPr>
-        <w:pStyle w:val="ListParagraph"/>
-        <w:numPr>
-          <w:ilvl w:val="0"/>
-          <w:numId w:val="22"/>
-        </w:numPr>
-      </w:pPr>
-      <w:r>
-        <w:t>Learning up Godot</w:t>
-      </w:r>
-    </w:p>
-    <w:p>
-      <w:pPr>
-        <w:pStyle w:val="ListParagraph"/>
-        <w:numPr>
-          <w:ilvl w:val="1"/>
-          <w:numId w:val="22"/>
-        </w:numPr>
-      </w:pPr>
-      <w:r>
-        <w:t>Watch videos (</w:t>
-      </w:r>
-      <w:hyperlink r:id="rId46">
-        <w:r>
-          <w:rPr>
-            <w:color w:val="1155CC"/>
-            <w:u w:val="single"/>
-          </w:rPr>
-          <w:t>playlist</w:t>
-        </w:r>
-      </w:hyperlink>
-      <w:r>
-        <w:t xml:space="preserve">) on how to make use of </w:t>
-      </w:r>
-      <w:r>
-        <w:t>Godot</w:t>
-      </w:r>
-    </w:p>
-    <w:p>
-      <w:pPr>
-        <w:pStyle w:val="ListParagraph"/>
-        <w:numPr>
-          <w:ilvl w:val="2"/>
-          <w:numId w:val="22"/>
-        </w:numPr>
-      </w:pPr>
-      <w:r>
-        <w:t xml:space="preserve">Learn more about the physics engine of </w:t>
-      </w:r>
-      <w:r>
-        <w:t>Godot</w:t>
-      </w:r>
-      <w:r>
-        <w:t xml:space="preserve"> and properties that </w:t>
-      </w:r>
-      <w:r>
-        <w:t>I</w:t>
-      </w:r>
-      <w:r>
-        <w:t xml:space="preserve"> can change </w:t>
-      </w:r>
-    </w:p>
-    <w:p>
-      <w:pPr>
-        <w:pStyle w:val="ListParagraph"/>
-        <w:numPr>
-          <w:ilvl w:val="1"/>
-          <w:numId w:val="22"/>
-        </w:numPr>
-      </w:pPr>
-      <w:r>
-        <w:t>Set up main stuff</w:t>
-      </w:r>
-    </w:p>
-    <w:p>
-      <w:pPr>
-        <w:pStyle w:val="ListParagraph"/>
-        <w:numPr>
-          <w:ilvl w:val="0"/>
-          <w:numId w:val="22"/>
-        </w:numPr>
-      </w:pPr>
-      <w:r>
-        <w:t>Gantt Chart Progress check</w:t>
-      </w:r>
-    </w:p>
-    <w:p>
-      <w:pPr>
-        <w:pStyle w:val="ListParagraph"/>
-        <w:numPr>
-          <w:ilvl w:val="1"/>
-          <w:numId w:val="22"/>
-        </w:numPr>
-      </w:pPr>
-      <w:r>
-        <w:t>Algorithm</w:t>
-      </w:r>
-    </w:p>
-    <w:p>
-      <w:pPr>
-        <w:pStyle w:val="ListParagraph"/>
-        <w:numPr>
-          <w:ilvl w:val="2"/>
-          <w:numId w:val="22"/>
-        </w:numPr>
-      </w:pPr>
-      <w:r>
-        <w:t xml:space="preserve">Behind on schedule </w:t>
-      </w:r>
-    </w:p>
-    <w:p>
-      <w:pPr>
-        <w:pStyle w:val="ListParagraph"/>
-        <w:numPr>
-          <w:ilvl w:val="1"/>
-          <w:numId w:val="22"/>
-        </w:numPr>
-      </w:pPr>
-      <w:r>
-        <w:t>Documentation</w:t>
-      </w:r>
-    </w:p>
-    <w:p>
-      <w:pPr>
-        <w:pStyle w:val="ListParagraph"/>
-        <w:numPr>
-          <w:ilvl w:val="2"/>
-          <w:numId w:val="22"/>
-        </w:numPr>
-      </w:pPr>
-      <w:r>
-        <w:t>On Course</w:t>
-      </w:r>
-    </w:p>
-    <w:p>
-      <w:pPr>
-        <w:pStyle w:val="ListParagraph"/>
-        <w:numPr>
-          <w:ilvl w:val="1"/>
-          <w:numId w:val="22"/>
-        </w:numPr>
-      </w:pPr>
-      <w:r>
-        <w:t>Coding</w:t>
-      </w:r>
-    </w:p>
-    <w:p>
-      <w:pPr>
-        <w:pStyle w:val="ListParagraph"/>
-        <w:numPr>
-          <w:ilvl w:val="2"/>
-          <w:numId w:val="22"/>
-        </w:numPr>
-      </w:pPr>
-      <w:r>
-        <w:t>On Course</w:t>
-      </w:r>
-    </w:p>
-    <w:p>
-      <w:pPr>
-        <w:pStyle w:val="ListParagraph"/>
-        <w:numPr>
-          <w:ilvl w:val="0"/>
-          <w:numId w:val="22"/>
-        </w:numPr>
-      </w:pPr>
-      <w:r>
-        <w:rPr>
-          <w:lang w:val="en-US"/>
-        </w:rPr>
-        <w:t>Additional task tomorrow</w:t>
-      </w:r>
-    </w:p>
-    <w:p>
-      <w:pPr>
-        <w:pStyle w:val="Heading3"/>
-        <w:ind w:left="360"/>
-      </w:pPr>
-      <w:bookmarkStart w:id="80" w:name="_53mbsk1yjlrw" w:colFirst="0" w:colLast="0"/>
-      <w:bookmarkStart w:id="81" w:name="_Toc172138715"/>
-      <w:bookmarkEnd w:id="80"/>
-      <w:r>
-        <w:t>7th of June</w:t>
-      </w:r>
-      <w:bookmarkEnd w:id="81"/>
-    </w:p>
-    <w:p>
-      <w:pPr>
-        <w:pStyle w:val="ListParagraph"/>
-        <w:numPr>
-          <w:ilvl w:val="0"/>
-          <w:numId w:val="22"/>
-        </w:numPr>
-      </w:pPr>
-      <w:r>
-        <w:t>Switched to Word</w:t>
-      </w:r>
-    </w:p>
-    <w:p>
-      <w:pPr>
-        <w:pStyle w:val="ListParagraph"/>
-        <w:numPr>
-          <w:ilvl w:val="1"/>
-          <w:numId w:val="22"/>
-        </w:numPr>
-      </w:pPr>
-      <w:r>
-        <w:t>Fixed formatting</w:t>
-      </w:r>
-    </w:p>
-    <w:p>
-      <w:pPr>
-        <w:pStyle w:val="ListParagraph"/>
-        <w:numPr>
-          <w:ilvl w:val="1"/>
-          <w:numId w:val="22"/>
-        </w:numPr>
-      </w:pPr>
-      <w:r>
-        <w:t>Added table of content</w:t>
-      </w:r>
-    </w:p>
-    <w:p>
-      <w:pPr>
-        <w:pStyle w:val="ListParagraph"/>
-        <w:numPr>
-          <w:ilvl w:val="1"/>
-          <w:numId w:val="22"/>
-        </w:numPr>
-      </w:pPr>
-      <w:r>
-        <w:t>Added title page</w:t>
-      </w:r>
-    </w:p>
-    <w:p>
-      <w:pPr>
-        <w:pStyle w:val="ListParagraph"/>
-        <w:numPr>
-          <w:ilvl w:val="0"/>
-          <w:numId w:val="22"/>
-        </w:numPr>
-      </w:pPr>
-      <w:r>
-        <w:t>Refined Design Brief</w:t>
-      </w:r>
-    </w:p>
-    <w:p>
-      <w:pPr>
-        <w:pStyle w:val="ListParagraph"/>
-        <w:numPr>
-          <w:ilvl w:val="1"/>
-          <w:numId w:val="22"/>
-        </w:numPr>
-      </w:pPr>
-      <w:r>
-        <w:t>Aims</w:t>
-      </w:r>
-    </w:p>
-    <w:p>
-      <w:pPr>
-        <w:pStyle w:val="ListParagraph"/>
-        <w:numPr>
-          <w:ilvl w:val="2"/>
-          <w:numId w:val="22"/>
-        </w:numPr>
-      </w:pPr>
-      <w:r>
-        <w:t>Added more specific elaboration</w:t>
-      </w:r>
-    </w:p>
-    <w:p>
-      <w:pPr>
-        <w:pStyle w:val="ListParagraph"/>
-        <w:numPr>
-          <w:ilvl w:val="1"/>
-          <w:numId w:val="22"/>
-        </w:numPr>
-      </w:pPr>
-      <w:r>
-        <w:t>Objectives</w:t>
-      </w:r>
-    </w:p>
-    <w:p>
-      <w:pPr>
-        <w:pStyle w:val="ListParagraph"/>
-        <w:numPr>
-          <w:ilvl w:val="2"/>
-          <w:numId w:val="22"/>
-        </w:numPr>
-      </w:pPr>
-      <w:r>
-        <w:t xml:space="preserve">Replace flask with </w:t>
-      </w:r>
-      <w:r>
-        <w:t>Godot</w:t>
-      </w:r>
-    </w:p>
-    <w:p>
-      <w:pPr>
-        <w:pStyle w:val="ListParagraph"/>
-        <w:numPr>
-          <w:ilvl w:val="2"/>
-          <w:numId w:val="22"/>
-        </w:numPr>
-      </w:pPr>
-      <w:r>
-        <w:t xml:space="preserve">Changed </w:t>
-      </w:r>
-      <w:r>
-        <w:t>wording</w:t>
-      </w:r>
-    </w:p>
-    <w:p>
-      <w:pPr>
-        <w:pStyle w:val="ListParagraph"/>
-        <w:numPr>
-          <w:ilvl w:val="3"/>
-          <w:numId w:val="22"/>
-        </w:numPr>
-      </w:pPr>
-      <w:r>
-        <w:t xml:space="preserve">Made for descriptive </w:t>
-      </w:r>
-    </w:p>
-    <w:p>
-      <w:pPr>
-        <w:pStyle w:val="ListParagraph"/>
-        <w:numPr>
-          <w:ilvl w:val="0"/>
-          <w:numId w:val="22"/>
-        </w:numPr>
-      </w:pPr>
-      <w:r>
-        <w:lastRenderedPageBreak/>
-        <w:t>Refined Sketch of all screens that will appear</w:t>
-      </w:r>
-    </w:p>
-    <w:p>
-      <w:pPr>
-        <w:pStyle w:val="ListParagraph"/>
-        <w:numPr>
-          <w:ilvl w:val="1"/>
-          <w:numId w:val="22"/>
-        </w:numPr>
-      </w:pPr>
-      <w:r>
-        <w:t>Added legends</w:t>
-      </w:r>
-    </w:p>
-    <w:p>
-      <w:pPr>
-        <w:pStyle w:val="ListParagraph"/>
-        <w:numPr>
-          <w:ilvl w:val="0"/>
-          <w:numId w:val="22"/>
-        </w:numPr>
-      </w:pPr>
-      <w:r>
-        <w:rPr>
-          <w:lang w:val="en-US"/>
-        </w:rPr>
-        <w:t xml:space="preserve">Converted all image into scalable .svg images for quality </w:t>
-      </w:r>
-    </w:p>
-    <w:p>
-      <w:pPr>
-        <w:pStyle w:val="ListParagraph"/>
-        <w:numPr>
-          <w:ilvl w:val="0"/>
-          <w:numId w:val="22"/>
-        </w:numPr>
-      </w:pPr>
-      <w:r>
-        <w:t>Gantt Chart Progress check</w:t>
-      </w:r>
-    </w:p>
-    <w:p>
-      <w:pPr>
-        <w:pStyle w:val="ListParagraph"/>
-        <w:numPr>
-          <w:ilvl w:val="1"/>
-          <w:numId w:val="22"/>
-        </w:numPr>
-      </w:pPr>
-      <w:r>
-        <w:t>Algorithm</w:t>
-      </w:r>
-    </w:p>
-    <w:p>
-      <w:pPr>
-        <w:pStyle w:val="ListParagraph"/>
-        <w:numPr>
-          <w:ilvl w:val="2"/>
-          <w:numId w:val="22"/>
-        </w:numPr>
-      </w:pPr>
-      <w:r>
-        <w:t xml:space="preserve">Behind on schedule </w:t>
-      </w:r>
-    </w:p>
-    <w:p>
-      <w:pPr>
-        <w:pStyle w:val="ListParagraph"/>
-        <w:numPr>
-          <w:ilvl w:val="1"/>
-          <w:numId w:val="22"/>
-        </w:numPr>
-      </w:pPr>
-      <w:r>
-        <w:t>Documentation</w:t>
-      </w:r>
-    </w:p>
-    <w:p>
-      <w:pPr>
-        <w:pStyle w:val="ListParagraph"/>
-        <w:numPr>
-          <w:ilvl w:val="2"/>
-          <w:numId w:val="22"/>
-        </w:numPr>
-      </w:pPr>
-      <w:r>
-        <w:t>On Course</w:t>
-      </w:r>
-    </w:p>
-    <w:p>
-      <w:pPr>
-        <w:pStyle w:val="ListParagraph"/>
-        <w:numPr>
-          <w:ilvl w:val="1"/>
-          <w:numId w:val="22"/>
-        </w:numPr>
-      </w:pPr>
-      <w:r>
-        <w:t>Coding</w:t>
-      </w:r>
-    </w:p>
-    <w:p>
-      <w:pPr>
-        <w:pStyle w:val="ListParagraph"/>
-        <w:numPr>
-          <w:ilvl w:val="2"/>
-          <w:numId w:val="22"/>
-        </w:numPr>
-      </w:pPr>
-      <w:r>
-        <w:t>On Course</w:t>
-      </w:r>
-    </w:p>
-    <w:p>
-      <w:pPr>
-        <w:pStyle w:val="ListParagraph"/>
-        <w:numPr>
-          <w:ilvl w:val="0"/>
-          <w:numId w:val="22"/>
-        </w:numPr>
-      </w:pPr>
-      <w:r>
-        <w:rPr>
-          <w:lang w:val="en-US"/>
-        </w:rPr>
-        <w:t>Additional task tomorrow</w:t>
-      </w:r>
-    </w:p>
-    <w:p>
-      <w:pPr>
-        <w:pStyle w:val="Heading3"/>
-        <w:ind w:left="360"/>
-      </w:pPr>
-      <w:bookmarkStart w:id="82" w:name="_Toc172138716"/>
-      <w:r>
-        <w:t>9th of June</w:t>
-      </w:r>
-      <w:bookmarkEnd w:id="82"/>
-    </w:p>
-    <w:p>
-      <w:pPr>
-        <w:pStyle w:val="ListParagraph"/>
-        <w:numPr>
-          <w:ilvl w:val="0"/>
-          <w:numId w:val="22"/>
-        </w:numPr>
-      </w:pPr>
-      <w:r>
-        <w:t>Learning</w:t>
-      </w:r>
-      <w:r>
-        <w:t xml:space="preserve"> up Godot</w:t>
-      </w:r>
-    </w:p>
-    <w:p>
-      <w:pPr>
-        <w:pStyle w:val="ListParagraph"/>
-        <w:numPr>
-          <w:ilvl w:val="1"/>
-          <w:numId w:val="22"/>
-        </w:numPr>
-      </w:pPr>
-      <w:r>
-        <w:t>Watch videos (</w:t>
-      </w:r>
-      <w:hyperlink r:id="rId47">
-        <w:r>
-          <w:rPr>
-            <w:color w:val="1155CC"/>
-            <w:u w:val="single"/>
-          </w:rPr>
-          <w:t>playlist</w:t>
-        </w:r>
-      </w:hyperlink>
-      <w:r>
-        <w:t>) on how to make use of Godot</w:t>
-      </w:r>
-    </w:p>
-    <w:p>
-      <w:pPr>
-        <w:pStyle w:val="ListParagraph"/>
-        <w:numPr>
-          <w:ilvl w:val="2"/>
-          <w:numId w:val="22"/>
-        </w:numPr>
-      </w:pPr>
-      <w:r>
-        <w:t>Learnt how to read keyboard inputs</w:t>
-      </w:r>
-    </w:p>
-    <w:p>
-      <w:pPr>
-        <w:pStyle w:val="ListParagraph"/>
-        <w:numPr>
-          <w:ilvl w:val="2"/>
-          <w:numId w:val="22"/>
-        </w:numPr>
-      </w:pPr>
-      <w:r>
-        <w:t>Learnt how to use signals</w:t>
-      </w:r>
-    </w:p>
-    <w:p>
-      <w:pPr>
-        <w:pStyle w:val="ListParagraph"/>
-        <w:numPr>
-          <w:ilvl w:val="0"/>
-          <w:numId w:val="22"/>
-        </w:numPr>
-      </w:pPr>
-      <w:r>
-        <w:t>Gantt Chart Progress check</w:t>
-      </w:r>
-    </w:p>
-    <w:p>
-      <w:pPr>
-        <w:pStyle w:val="ListParagraph"/>
-        <w:numPr>
-          <w:ilvl w:val="1"/>
-          <w:numId w:val="22"/>
-        </w:numPr>
-      </w:pPr>
-      <w:r>
-        <w:t>Algorithm</w:t>
-      </w:r>
-    </w:p>
-    <w:p>
-      <w:pPr>
-        <w:pStyle w:val="ListParagraph"/>
-        <w:numPr>
-          <w:ilvl w:val="2"/>
-          <w:numId w:val="22"/>
-        </w:numPr>
-      </w:pPr>
-      <w:r>
-        <w:t xml:space="preserve">Behind on schedule </w:t>
-      </w:r>
-    </w:p>
-    <w:p>
-      <w:pPr>
-        <w:pStyle w:val="ListParagraph"/>
-        <w:numPr>
-          <w:ilvl w:val="1"/>
-          <w:numId w:val="22"/>
-        </w:numPr>
-      </w:pPr>
-      <w:r>
-        <w:t>Documentation</w:t>
-      </w:r>
-    </w:p>
-    <w:p>
-      <w:pPr>
-        <w:pStyle w:val="ListParagraph"/>
-        <w:numPr>
-          <w:ilvl w:val="2"/>
-          <w:numId w:val="22"/>
-        </w:numPr>
-      </w:pPr>
-      <w:r>
-        <w:t>On Course</w:t>
-      </w:r>
-    </w:p>
-    <w:p>
-      <w:pPr>
-        <w:pStyle w:val="ListParagraph"/>
-        <w:numPr>
-          <w:ilvl w:val="1"/>
-          <w:numId w:val="22"/>
-        </w:numPr>
-      </w:pPr>
-      <w:r>
-        <w:t>Coding</w:t>
-      </w:r>
-    </w:p>
-    <w:p>
-      <w:pPr>
-        <w:pStyle w:val="ListParagraph"/>
-        <w:numPr>
-          <w:ilvl w:val="2"/>
-          <w:numId w:val="22"/>
-        </w:numPr>
-      </w:pPr>
-      <w:r>
-        <w:t>On Course</w:t>
-      </w:r>
-    </w:p>
-    <w:p>
-      <w:pPr>
-        <w:pStyle w:val="ListParagraph"/>
-        <w:numPr>
-          <w:ilvl w:val="0"/>
-          <w:numId w:val="22"/>
-        </w:numPr>
-      </w:pPr>
-      <w:r>
-        <w:rPr>
-          <w:lang w:val="en-US"/>
-        </w:rPr>
-        <w:t>Additional task tomorrow</w:t>
-      </w:r>
-    </w:p>
-    <w:p>
-      <w:pPr>
-        <w:pStyle w:val="ListParagraph"/>
-        <w:numPr>
-          <w:ilvl w:val="1"/>
-          <w:numId w:val="22"/>
-        </w:numPr>
-      </w:pPr>
-      <w:r>
-        <w:t>Continue learning</w:t>
-      </w:r>
-    </w:p>
-    <w:p>
-      <w:pPr>
-        <w:pStyle w:val="Heading3"/>
-        <w:ind w:left="360"/>
-      </w:pPr>
-      <w:bookmarkStart w:id="83" w:name="_Toc172138717"/>
-      <w:r>
-        <w:t>10th of June</w:t>
-      </w:r>
-      <w:bookmarkEnd w:id="83"/>
-    </w:p>
-    <w:p>
-      <w:pPr>
-        <w:pStyle w:val="ListParagraph"/>
-        <w:numPr>
-          <w:ilvl w:val="0"/>
-          <w:numId w:val="22"/>
-        </w:numPr>
-      </w:pPr>
-      <w:r>
-        <w:t>Learning up Godot</w:t>
       </w:r>
     </w:p>
     <w:p>
@@ -16721,78 +15897,23 @@
         </w:r>
       </w:hyperlink>
       <w:r>
-        <w:t>) on how to make use of Godot</w:t>
-      </w:r>
-    </w:p>
-    <w:p>
-      <w:pPr>
-        <w:pStyle w:val="ListParagraph"/>
-        <w:numPr>
-          <w:ilvl w:val="2"/>
-          <w:numId w:val="22"/>
-        </w:numPr>
-      </w:pPr>
-      <w:r>
-        <w:t>Learnt how to make signals</w:t>
-      </w:r>
-    </w:p>
-    <w:p>
-      <w:pPr>
-        <w:pStyle w:val="ListParagraph"/>
-        <w:numPr>
-          <w:ilvl w:val="3"/>
-          <w:numId w:val="22"/>
-        </w:numPr>
-      </w:pPr>
-      <w:r>
-        <w:t xml:space="preserve">Learnt more modern uses of signals through this </w:t>
-      </w:r>
-      <w:hyperlink r:id="rId49" w:history="1">
-        <w:r>
-          <w:rPr>
-            <w:rStyle w:val="Hyperlink"/>
-          </w:rPr>
-          <w:t>video</w:t>
-        </w:r>
-      </w:hyperlink>
-    </w:p>
-    <w:p>
-      <w:pPr>
-        <w:pStyle w:val="ListParagraph"/>
-        <w:numPr>
-          <w:ilvl w:val="2"/>
-          <w:numId w:val="22"/>
-        </w:numPr>
-      </w:pPr>
-      <w:r>
-        <w:t>Buil</w:t>
-      </w:r>
-      <w:r>
-        <w:t>ding</w:t>
-      </w:r>
-      <w:r>
-        <w:t xml:space="preserve"> a small tutorial game; learnt new stuff</w:t>
-      </w:r>
-    </w:p>
-    <w:p>
-      <w:pPr>
-        <w:pStyle w:val="ListParagraph"/>
-        <w:numPr>
-          <w:ilvl w:val="1"/>
-          <w:numId w:val="22"/>
-        </w:numPr>
-      </w:pPr>
-      <w:r>
-        <w:t xml:space="preserve">Learnt about the “await” function from this </w:t>
-      </w:r>
-      <w:hyperlink r:id="rId50" w:history="1">
-        <w:r>
-          <w:rPr>
-            <w:rStyle w:val="Hyperlink"/>
-          </w:rPr>
-          <w:t>video</w:t>
-        </w:r>
-      </w:hyperlink>
+        <w:t xml:space="preserve">) on how to make use of </w:t>
+      </w:r>
+      <w:r>
+        <w:t>Godot</w:t>
+      </w:r>
+    </w:p>
+    <w:p>
+      <w:pPr>
+        <w:pStyle w:val="ListParagraph"/>
+        <w:numPr>
+          <w:ilvl w:val="2"/>
+          <w:numId w:val="22"/>
+        </w:numPr>
+      </w:pPr>
+      <w:r>
+        <w:t>Found out visual studio has a plug in</w:t>
+      </w:r>
     </w:p>
     <w:p>
       <w:pPr>
@@ -16902,20 +16023,7 @@
         </w:numPr>
       </w:pPr>
       <w:r>
-        <w:lastRenderedPageBreak/>
-        <w:t>Continue learning</w:t>
-      </w:r>
-    </w:p>
-    <w:p>
-      <w:pPr>
-        <w:pStyle w:val="ListParagraph"/>
-        <w:numPr>
-          <w:ilvl w:val="2"/>
-          <w:numId w:val="22"/>
-        </w:numPr>
-      </w:pPr>
-      <w:r>
-        <w:t>Continue creating tutorial game</w:t>
+        <w:t>Begin coding</w:t>
       </w:r>
     </w:p>
     <w:p>
@@ -16923,11 +16031,379 @@
         <w:pStyle w:val="Heading3"/>
         <w:ind w:left="360"/>
       </w:pPr>
-      <w:bookmarkStart w:id="84" w:name="_Toc172138718"/>
-      <w:r>
-        <w:t>13th of June</w:t>
-      </w:r>
-      <w:bookmarkEnd w:id="84"/>
+      <w:bookmarkStart w:id="74" w:name="_m8tmi6sc6uty" w:colFirst="0" w:colLast="0"/>
+      <w:bookmarkStart w:id="75" w:name="_Toc172138712"/>
+      <w:bookmarkEnd w:id="74"/>
+      <w:r>
+        <w:t>4th of June</w:t>
+      </w:r>
+      <w:bookmarkEnd w:id="75"/>
+    </w:p>
+    <w:p>
+      <w:pPr>
+        <w:pStyle w:val="ListParagraph"/>
+        <w:numPr>
+          <w:ilvl w:val="0"/>
+          <w:numId w:val="22"/>
+        </w:numPr>
+      </w:pPr>
+      <w:r>
+        <w:t>Setting up Godot</w:t>
+      </w:r>
+    </w:p>
+    <w:p>
+      <w:pPr>
+        <w:pStyle w:val="ListParagraph"/>
+        <w:numPr>
+          <w:ilvl w:val="1"/>
+          <w:numId w:val="22"/>
+        </w:numPr>
+      </w:pPr>
+      <w:r>
+        <w:t>Watch videos (</w:t>
+      </w:r>
+      <w:hyperlink r:id="rId49">
+        <w:r>
+          <w:rPr>
+            <w:color w:val="1155CC"/>
+            <w:u w:val="single"/>
+          </w:rPr>
+          <w:t>playlist</w:t>
+        </w:r>
+      </w:hyperlink>
+      <w:r>
+        <w:t xml:space="preserve">) on how to make use of </w:t>
+      </w:r>
+      <w:r>
+        <w:t>Godot</w:t>
+      </w:r>
+    </w:p>
+    <w:p>
+      <w:pPr>
+        <w:pStyle w:val="ListParagraph"/>
+        <w:numPr>
+          <w:ilvl w:val="2"/>
+          <w:numId w:val="22"/>
+        </w:numPr>
+      </w:pPr>
+      <w:r>
+        <w:t>Learnt stuff about nodes and scene</w:t>
+      </w:r>
+    </w:p>
+    <w:p>
+      <w:pPr>
+        <w:pStyle w:val="ListParagraph"/>
+        <w:numPr>
+          <w:ilvl w:val="1"/>
+          <w:numId w:val="22"/>
+        </w:numPr>
+      </w:pPr>
+      <w:r>
+        <w:t>Set up main stuff</w:t>
+      </w:r>
+    </w:p>
+    <w:p>
+      <w:pPr>
+        <w:pStyle w:val="ListParagraph"/>
+        <w:numPr>
+          <w:ilvl w:val="0"/>
+          <w:numId w:val="22"/>
+        </w:numPr>
+      </w:pPr>
+      <w:r>
+        <w:t>Gantt Chart Progress check</w:t>
+      </w:r>
+    </w:p>
+    <w:p>
+      <w:pPr>
+        <w:pStyle w:val="ListParagraph"/>
+        <w:numPr>
+          <w:ilvl w:val="1"/>
+          <w:numId w:val="22"/>
+        </w:numPr>
+      </w:pPr>
+      <w:r>
+        <w:t>Algorithm</w:t>
+      </w:r>
+    </w:p>
+    <w:p>
+      <w:pPr>
+        <w:pStyle w:val="ListParagraph"/>
+        <w:numPr>
+          <w:ilvl w:val="2"/>
+          <w:numId w:val="22"/>
+        </w:numPr>
+      </w:pPr>
+      <w:r>
+        <w:t xml:space="preserve">Behind on schedule </w:t>
+      </w:r>
+    </w:p>
+    <w:p>
+      <w:pPr>
+        <w:pStyle w:val="ListParagraph"/>
+        <w:numPr>
+          <w:ilvl w:val="1"/>
+          <w:numId w:val="22"/>
+        </w:numPr>
+      </w:pPr>
+      <w:r>
+        <w:t>Documentation</w:t>
+      </w:r>
+    </w:p>
+    <w:p>
+      <w:pPr>
+        <w:pStyle w:val="ListParagraph"/>
+        <w:numPr>
+          <w:ilvl w:val="2"/>
+          <w:numId w:val="22"/>
+        </w:numPr>
+      </w:pPr>
+      <w:r>
+        <w:t>On Course</w:t>
+      </w:r>
+    </w:p>
+    <w:p>
+      <w:pPr>
+        <w:pStyle w:val="ListParagraph"/>
+        <w:numPr>
+          <w:ilvl w:val="1"/>
+          <w:numId w:val="22"/>
+        </w:numPr>
+      </w:pPr>
+      <w:r>
+        <w:t>Coding</w:t>
+      </w:r>
+    </w:p>
+    <w:p>
+      <w:pPr>
+        <w:pStyle w:val="ListParagraph"/>
+        <w:numPr>
+          <w:ilvl w:val="2"/>
+          <w:numId w:val="22"/>
+        </w:numPr>
+      </w:pPr>
+      <w:r>
+        <w:t>On Course</w:t>
+      </w:r>
+    </w:p>
+    <w:p>
+      <w:pPr>
+        <w:pStyle w:val="ListParagraph"/>
+        <w:numPr>
+          <w:ilvl w:val="0"/>
+          <w:numId w:val="22"/>
+        </w:numPr>
+      </w:pPr>
+      <w:r>
+        <w:rPr>
+          <w:lang w:val="en-US"/>
+        </w:rPr>
+        <w:t>Additional task tomorrow</w:t>
+      </w:r>
+    </w:p>
+    <w:p>
+      <w:pPr>
+        <w:pStyle w:val="Heading3"/>
+        <w:ind w:left="360"/>
+      </w:pPr>
+      <w:bookmarkStart w:id="76" w:name="_n21s8u89tei4" w:colFirst="0" w:colLast="0"/>
+      <w:bookmarkStart w:id="77" w:name="_Toc172138713"/>
+      <w:bookmarkEnd w:id="76"/>
+      <w:r>
+        <w:lastRenderedPageBreak/>
+        <w:t>5th of June</w:t>
+      </w:r>
+      <w:bookmarkEnd w:id="77"/>
+    </w:p>
+    <w:p>
+      <w:pPr>
+        <w:pStyle w:val="ListParagraph"/>
+        <w:numPr>
+          <w:ilvl w:val="0"/>
+          <w:numId w:val="22"/>
+        </w:numPr>
+      </w:pPr>
+      <w:r>
+        <w:t>Setting up Godot</w:t>
+      </w:r>
+    </w:p>
+    <w:p>
+      <w:pPr>
+        <w:pStyle w:val="ListParagraph"/>
+        <w:numPr>
+          <w:ilvl w:val="1"/>
+          <w:numId w:val="22"/>
+        </w:numPr>
+      </w:pPr>
+      <w:r>
+        <w:t>Watch videos (</w:t>
+      </w:r>
+      <w:hyperlink r:id="rId50">
+        <w:r>
+          <w:rPr>
+            <w:color w:val="1155CC"/>
+            <w:u w:val="single"/>
+          </w:rPr>
+          <w:t>playlist</w:t>
+        </w:r>
+      </w:hyperlink>
+      <w:r>
+        <w:t xml:space="preserve">) on how to make use of </w:t>
+      </w:r>
+      <w:r>
+        <w:t>Godot</w:t>
+      </w:r>
+    </w:p>
+    <w:p>
+      <w:pPr>
+        <w:pStyle w:val="ListParagraph"/>
+        <w:numPr>
+          <w:ilvl w:val="2"/>
+          <w:numId w:val="22"/>
+        </w:numPr>
+      </w:pPr>
+      <w:r>
+        <w:t>Learnt about signals</w:t>
+      </w:r>
+    </w:p>
+    <w:p>
+      <w:pPr>
+        <w:pStyle w:val="ListParagraph"/>
+        <w:numPr>
+          <w:ilvl w:val="2"/>
+          <w:numId w:val="22"/>
+        </w:numPr>
+      </w:pPr>
+      <w:r>
+        <w:t xml:space="preserve">Learnt about effective documentation reading and forum </w:t>
+      </w:r>
+      <w:r>
+        <w:t>inquiries</w:t>
+      </w:r>
+    </w:p>
+    <w:p>
+      <w:pPr>
+        <w:pStyle w:val="ListParagraph"/>
+        <w:numPr>
+          <w:ilvl w:val="1"/>
+          <w:numId w:val="22"/>
+        </w:numPr>
+      </w:pPr>
+      <w:r>
+        <w:t>Created label on main game</w:t>
+      </w:r>
+    </w:p>
+    <w:p>
+      <w:pPr>
+        <w:pStyle w:val="ListParagraph"/>
+        <w:numPr>
+          <w:ilvl w:val="0"/>
+          <w:numId w:val="22"/>
+        </w:numPr>
+      </w:pPr>
+      <w:r>
+        <w:t>Gantt Chart Progress check</w:t>
+      </w:r>
+    </w:p>
+    <w:p>
+      <w:pPr>
+        <w:pStyle w:val="ListParagraph"/>
+        <w:numPr>
+          <w:ilvl w:val="1"/>
+          <w:numId w:val="22"/>
+        </w:numPr>
+      </w:pPr>
+      <w:r>
+        <w:t>Algorithm</w:t>
+      </w:r>
+    </w:p>
+    <w:p>
+      <w:pPr>
+        <w:pStyle w:val="ListParagraph"/>
+        <w:numPr>
+          <w:ilvl w:val="2"/>
+          <w:numId w:val="22"/>
+        </w:numPr>
+      </w:pPr>
+      <w:r>
+        <w:t xml:space="preserve">Behind on schedule </w:t>
+      </w:r>
+    </w:p>
+    <w:p>
+      <w:pPr>
+        <w:pStyle w:val="ListParagraph"/>
+        <w:numPr>
+          <w:ilvl w:val="1"/>
+          <w:numId w:val="22"/>
+        </w:numPr>
+      </w:pPr>
+      <w:r>
+        <w:t>Documentation</w:t>
+      </w:r>
+    </w:p>
+    <w:p>
+      <w:pPr>
+        <w:pStyle w:val="ListParagraph"/>
+        <w:numPr>
+          <w:ilvl w:val="2"/>
+          <w:numId w:val="22"/>
+        </w:numPr>
+      </w:pPr>
+      <w:r>
+        <w:t>On Course</w:t>
+      </w:r>
+    </w:p>
+    <w:p>
+      <w:pPr>
+        <w:pStyle w:val="ListParagraph"/>
+        <w:numPr>
+          <w:ilvl w:val="1"/>
+          <w:numId w:val="22"/>
+        </w:numPr>
+      </w:pPr>
+      <w:r>
+        <w:t>Coding</w:t>
+      </w:r>
+    </w:p>
+    <w:p>
+      <w:pPr>
+        <w:pStyle w:val="ListParagraph"/>
+        <w:numPr>
+          <w:ilvl w:val="2"/>
+          <w:numId w:val="22"/>
+        </w:numPr>
+      </w:pPr>
+      <w:r>
+        <w:t>On Course</w:t>
+      </w:r>
+    </w:p>
+    <w:p>
+      <w:pPr>
+        <w:pStyle w:val="ListParagraph"/>
+        <w:numPr>
+          <w:ilvl w:val="0"/>
+          <w:numId w:val="22"/>
+        </w:numPr>
+      </w:pPr>
+      <w:r>
+        <w:rPr>
+          <w:lang w:val="en-US"/>
+        </w:rPr>
+        <w:t>Additional task tomorrow</w:t>
+      </w:r>
+    </w:p>
+    <w:p>
+      <w:pPr>
+        <w:pStyle w:val="Heading3"/>
+        <w:ind w:left="360"/>
+      </w:pPr>
+      <w:bookmarkStart w:id="78" w:name="_g3dtqtlo3pgl" w:colFirst="0" w:colLast="0"/>
+      <w:bookmarkStart w:id="79" w:name="_Toc172138714"/>
+      <w:bookmarkEnd w:id="78"/>
+      <w:r>
+        <w:t>6th of June</w:t>
+      </w:r>
+      <w:bookmarkEnd w:id="79"/>
     </w:p>
     <w:p>
       <w:pPr>
@@ -16962,19 +16438,46 @@
         </w:r>
       </w:hyperlink>
       <w:r>
-        <w:t>) on how to make use of Godot</w:t>
-      </w:r>
-    </w:p>
-    <w:p>
-      <w:pPr>
-        <w:pStyle w:val="ListParagraph"/>
-        <w:numPr>
-          <w:ilvl w:val="2"/>
-          <w:numId w:val="22"/>
-        </w:numPr>
-      </w:pPr>
-      <w:r>
-        <w:t>Building a small tutorial game; learnt new stuff</w:t>
+        <w:t xml:space="preserve">) on how to make use of </w:t>
+      </w:r>
+      <w:r>
+        <w:t>Godot</w:t>
+      </w:r>
+    </w:p>
+    <w:p>
+      <w:pPr>
+        <w:pStyle w:val="ListParagraph"/>
+        <w:numPr>
+          <w:ilvl w:val="2"/>
+          <w:numId w:val="22"/>
+        </w:numPr>
+      </w:pPr>
+      <w:r>
+        <w:t xml:space="preserve">Learn more about the physics engine of </w:t>
+      </w:r>
+      <w:r>
+        <w:t>Godot</w:t>
+      </w:r>
+      <w:r>
+        <w:t xml:space="preserve"> and properties that </w:t>
+      </w:r>
+      <w:r>
+        <w:t>I</w:t>
+      </w:r>
+      <w:r>
+        <w:t xml:space="preserve"> can change </w:t>
+      </w:r>
+    </w:p>
+    <w:p>
+      <w:pPr>
+        <w:pStyle w:val="ListParagraph"/>
+        <w:numPr>
+          <w:ilvl w:val="1"/>
+          <w:numId w:val="22"/>
+        </w:numPr>
+      </w:pPr>
+      <w:r>
+        <w:t>Set up main stuff</w:t>
       </w:r>
     </w:p>
     <w:p>
@@ -17078,38 +16581,16 @@
     </w:p>
     <w:p>
       <w:pPr>
-        <w:pStyle w:val="ListParagraph"/>
-        <w:numPr>
-          <w:ilvl w:val="1"/>
-          <w:numId w:val="22"/>
-        </w:numPr>
-      </w:pPr>
-      <w:r>
-        <w:t>Continue learning</w:t>
-      </w:r>
-    </w:p>
-    <w:p>
-      <w:pPr>
-        <w:pStyle w:val="ListParagraph"/>
-        <w:numPr>
-          <w:ilvl w:val="2"/>
-          <w:numId w:val="22"/>
-        </w:numPr>
-      </w:pPr>
-      <w:r>
-        <w:t>Continue creating tutorial game</w:t>
-      </w:r>
-    </w:p>
-    <w:p>
-      <w:pPr>
         <w:pStyle w:val="Heading3"/>
         <w:ind w:left="360"/>
       </w:pPr>
-      <w:bookmarkStart w:id="85" w:name="_Toc172138719"/>
-      <w:r>
-        <w:t>14th of June</w:t>
-      </w:r>
-      <w:bookmarkEnd w:id="85"/>
+      <w:bookmarkStart w:id="80" w:name="_53mbsk1yjlrw" w:colFirst="0" w:colLast="0"/>
+      <w:bookmarkStart w:id="81" w:name="_Toc172138715"/>
+      <w:bookmarkEnd w:id="80"/>
+      <w:r>
+        <w:t>7th of June</w:t>
+      </w:r>
+      <w:bookmarkEnd w:id="81"/>
     </w:p>
     <w:p>
       <w:pPr>
@@ -17120,7 +16601,298 @@
         </w:numPr>
       </w:pPr>
       <w:r>
-        <w:t>Learning up Godot</w:t>
+        <w:t>Switched to Word</w:t>
+      </w:r>
+    </w:p>
+    <w:p>
+      <w:pPr>
+        <w:pStyle w:val="ListParagraph"/>
+        <w:numPr>
+          <w:ilvl w:val="1"/>
+          <w:numId w:val="22"/>
+        </w:numPr>
+      </w:pPr>
+      <w:r>
+        <w:t>Fixed formatting</w:t>
+      </w:r>
+    </w:p>
+    <w:p>
+      <w:pPr>
+        <w:pStyle w:val="ListParagraph"/>
+        <w:numPr>
+          <w:ilvl w:val="1"/>
+          <w:numId w:val="22"/>
+        </w:numPr>
+      </w:pPr>
+      <w:r>
+        <w:t>Added table of content</w:t>
+      </w:r>
+    </w:p>
+    <w:p>
+      <w:pPr>
+        <w:pStyle w:val="ListParagraph"/>
+        <w:numPr>
+          <w:ilvl w:val="1"/>
+          <w:numId w:val="22"/>
+        </w:numPr>
+      </w:pPr>
+      <w:r>
+        <w:t>Added title page</w:t>
+      </w:r>
+    </w:p>
+    <w:p>
+      <w:pPr>
+        <w:pStyle w:val="ListParagraph"/>
+        <w:numPr>
+          <w:ilvl w:val="0"/>
+          <w:numId w:val="22"/>
+        </w:numPr>
+      </w:pPr>
+      <w:r>
+        <w:t>Refined Design Brief</w:t>
+      </w:r>
+    </w:p>
+    <w:p>
+      <w:pPr>
+        <w:pStyle w:val="ListParagraph"/>
+        <w:numPr>
+          <w:ilvl w:val="1"/>
+          <w:numId w:val="22"/>
+        </w:numPr>
+      </w:pPr>
+      <w:r>
+        <w:t>Aims</w:t>
+      </w:r>
+    </w:p>
+    <w:p>
+      <w:pPr>
+        <w:pStyle w:val="ListParagraph"/>
+        <w:numPr>
+          <w:ilvl w:val="2"/>
+          <w:numId w:val="22"/>
+        </w:numPr>
+      </w:pPr>
+      <w:r>
+        <w:t>Added more specific elaboration</w:t>
+      </w:r>
+    </w:p>
+    <w:p>
+      <w:pPr>
+        <w:pStyle w:val="ListParagraph"/>
+        <w:numPr>
+          <w:ilvl w:val="1"/>
+          <w:numId w:val="22"/>
+        </w:numPr>
+      </w:pPr>
+      <w:r>
+        <w:t>Objectives</w:t>
+      </w:r>
+    </w:p>
+    <w:p>
+      <w:pPr>
+        <w:pStyle w:val="ListParagraph"/>
+        <w:numPr>
+          <w:ilvl w:val="2"/>
+          <w:numId w:val="22"/>
+        </w:numPr>
+      </w:pPr>
+      <w:r>
+        <w:t xml:space="preserve">Replace flask with </w:t>
+      </w:r>
+      <w:r>
+        <w:t>Godot</w:t>
+      </w:r>
+    </w:p>
+    <w:p>
+      <w:pPr>
+        <w:pStyle w:val="ListParagraph"/>
+        <w:numPr>
+          <w:ilvl w:val="2"/>
+          <w:numId w:val="22"/>
+        </w:numPr>
+      </w:pPr>
+      <w:r>
+        <w:t xml:space="preserve">Changed </w:t>
+      </w:r>
+      <w:r>
+        <w:t>wording</w:t>
+      </w:r>
+    </w:p>
+    <w:p>
+      <w:pPr>
+        <w:pStyle w:val="ListParagraph"/>
+        <w:numPr>
+          <w:ilvl w:val="3"/>
+          <w:numId w:val="22"/>
+        </w:numPr>
+      </w:pPr>
+      <w:r>
+        <w:t xml:space="preserve">Made for descriptive </w:t>
+      </w:r>
+    </w:p>
+    <w:p>
+      <w:pPr>
+        <w:pStyle w:val="ListParagraph"/>
+        <w:numPr>
+          <w:ilvl w:val="0"/>
+          <w:numId w:val="22"/>
+        </w:numPr>
+      </w:pPr>
+      <w:r>
+        <w:lastRenderedPageBreak/>
+        <w:t>Refined Sketch of all screens that will appear</w:t>
+      </w:r>
+    </w:p>
+    <w:p>
+      <w:pPr>
+        <w:pStyle w:val="ListParagraph"/>
+        <w:numPr>
+          <w:ilvl w:val="1"/>
+          <w:numId w:val="22"/>
+        </w:numPr>
+      </w:pPr>
+      <w:r>
+        <w:t>Added legends</w:t>
+      </w:r>
+    </w:p>
+    <w:p>
+      <w:pPr>
+        <w:pStyle w:val="ListParagraph"/>
+        <w:numPr>
+          <w:ilvl w:val="0"/>
+          <w:numId w:val="22"/>
+        </w:numPr>
+      </w:pPr>
+      <w:r>
+        <w:rPr>
+          <w:lang w:val="en-US"/>
+        </w:rPr>
+        <w:t xml:space="preserve">Converted all image into scalable .svg images for quality </w:t>
+      </w:r>
+    </w:p>
+    <w:p>
+      <w:pPr>
+        <w:pStyle w:val="ListParagraph"/>
+        <w:numPr>
+          <w:ilvl w:val="0"/>
+          <w:numId w:val="22"/>
+        </w:numPr>
+      </w:pPr>
+      <w:r>
+        <w:t>Gantt Chart Progress check</w:t>
+      </w:r>
+    </w:p>
+    <w:p>
+      <w:pPr>
+        <w:pStyle w:val="ListParagraph"/>
+        <w:numPr>
+          <w:ilvl w:val="1"/>
+          <w:numId w:val="22"/>
+        </w:numPr>
+      </w:pPr>
+      <w:r>
+        <w:t>Algorithm</w:t>
+      </w:r>
+    </w:p>
+    <w:p>
+      <w:pPr>
+        <w:pStyle w:val="ListParagraph"/>
+        <w:numPr>
+          <w:ilvl w:val="2"/>
+          <w:numId w:val="22"/>
+        </w:numPr>
+      </w:pPr>
+      <w:r>
+        <w:t xml:space="preserve">Behind on schedule </w:t>
+      </w:r>
+    </w:p>
+    <w:p>
+      <w:pPr>
+        <w:pStyle w:val="ListParagraph"/>
+        <w:numPr>
+          <w:ilvl w:val="1"/>
+          <w:numId w:val="22"/>
+        </w:numPr>
+      </w:pPr>
+      <w:r>
+        <w:t>Documentation</w:t>
+      </w:r>
+    </w:p>
+    <w:p>
+      <w:pPr>
+        <w:pStyle w:val="ListParagraph"/>
+        <w:numPr>
+          <w:ilvl w:val="2"/>
+          <w:numId w:val="22"/>
+        </w:numPr>
+      </w:pPr>
+      <w:r>
+        <w:t>On Course</w:t>
+      </w:r>
+    </w:p>
+    <w:p>
+      <w:pPr>
+        <w:pStyle w:val="ListParagraph"/>
+        <w:numPr>
+          <w:ilvl w:val="1"/>
+          <w:numId w:val="22"/>
+        </w:numPr>
+      </w:pPr>
+      <w:r>
+        <w:t>Coding</w:t>
+      </w:r>
+    </w:p>
+    <w:p>
+      <w:pPr>
+        <w:pStyle w:val="ListParagraph"/>
+        <w:numPr>
+          <w:ilvl w:val="2"/>
+          <w:numId w:val="22"/>
+        </w:numPr>
+      </w:pPr>
+      <w:r>
+        <w:t>On Course</w:t>
+      </w:r>
+    </w:p>
+    <w:p>
+      <w:pPr>
+        <w:pStyle w:val="ListParagraph"/>
+        <w:numPr>
+          <w:ilvl w:val="0"/>
+          <w:numId w:val="22"/>
+        </w:numPr>
+      </w:pPr>
+      <w:r>
+        <w:rPr>
+          <w:lang w:val="en-US"/>
+        </w:rPr>
+        <w:t>Additional task tomorrow</w:t>
+      </w:r>
+    </w:p>
+    <w:p>
+      <w:pPr>
+        <w:pStyle w:val="Heading3"/>
+        <w:ind w:left="360"/>
+      </w:pPr>
+      <w:bookmarkStart w:id="82" w:name="_Toc172138716"/>
+      <w:r>
+        <w:t>9th of June</w:t>
+      </w:r>
+      <w:bookmarkEnd w:id="82"/>
+    </w:p>
+    <w:p>
+      <w:pPr>
+        <w:pStyle w:val="ListParagraph"/>
+        <w:numPr>
+          <w:ilvl w:val="0"/>
+          <w:numId w:val="22"/>
+        </w:numPr>
+      </w:pPr>
+      <w:r>
+        <w:t>Learning</w:t>
+      </w:r>
+      <w:r>
+        <w:t xml:space="preserve"> up Godot</w:t>
       </w:r>
     </w:p>
     <w:p>
@@ -17156,52 +16928,19 @@
         </w:numPr>
       </w:pPr>
       <w:r>
-        <w:t>Building a small tutorial game; learnt new stuff</w:t>
-      </w:r>
-    </w:p>
-    <w:p>
-      <w:pPr>
-        <w:pStyle w:val="ListParagraph"/>
-        <w:numPr>
-          <w:ilvl w:val="3"/>
-          <w:numId w:val="22"/>
-        </w:numPr>
-      </w:pPr>
-      <w:r>
-        <w:t>area2d nodes</w:t>
-      </w:r>
-    </w:p>
-    <w:p>
-      <w:pPr>
-        <w:pStyle w:val="ListParagraph"/>
-        <w:numPr>
-          <w:ilvl w:val="3"/>
-          <w:numId w:val="22"/>
-        </w:numPr>
-        <w:rPr>
-          <w:lang w:val="en-US"/>
-        </w:rPr>
-      </w:pPr>
-      <w:r>
-        <w:rPr>
-          <w:lang w:val="en-US"/>
-        </w:rPr>
-        <w:t>get_viewport_rect().size</w:t>
-      </w:r>
-    </w:p>
-    <w:p>
-      <w:pPr>
-        <w:pStyle w:val="ListParagraph"/>
-        <w:numPr>
-          <w:ilvl w:val="3"/>
-          <w:numId w:val="22"/>
-        </w:numPr>
-      </w:pPr>
-      <w:r>
-        <w:rPr>
-          <w:lang w:val="en-US"/>
-        </w:rPr>
-        <w:t>clamp (x,y,z)</w:t>
+        <w:t>Learnt how to read keyboard inputs</w:t>
+      </w:r>
+    </w:p>
+    <w:p>
+      <w:pPr>
+        <w:pStyle w:val="ListParagraph"/>
+        <w:numPr>
+          <w:ilvl w:val="2"/>
+          <w:numId w:val="22"/>
+        </w:numPr>
+      </w:pPr>
+      <w:r>
+        <w:t>Learnt how to use signals</w:t>
       </w:r>
     </w:p>
     <w:p>
@@ -17320,11 +17059,11 @@
         <w:pStyle w:val="Heading3"/>
         <w:ind w:left="360"/>
       </w:pPr>
-      <w:bookmarkStart w:id="86" w:name="_Toc172138720"/>
-      <w:r>
-        <w:t>15th of June</w:t>
-      </w:r>
-      <w:bookmarkEnd w:id="86"/>
+      <w:bookmarkStart w:id="83" w:name="_Toc172138717"/>
+      <w:r>
+        <w:t>10th of June</w:t>
+      </w:r>
+      <w:bookmarkEnd w:id="83"/>
     </w:p>
     <w:p>
       <w:pPr>
@@ -17371,7 +17110,7 @@
         </w:numPr>
       </w:pPr>
       <w:r>
-        <w:t>Building a small tutorial game; learnt new stuff</w:t>
+        <w:t>Learnt how to make signals</w:t>
       </w:r>
     </w:p>
     <w:p>
@@ -17383,41 +17122,54 @@
         </w:numPr>
       </w:pPr>
       <w:r>
-        <w:rPr>
-          <w:lang w:val="en-US"/>
-        </w:rPr>
-        <w:t>% x.size()</w:t>
-      </w:r>
-    </w:p>
-    <w:p>
-      <w:pPr>
-        <w:pStyle w:val="ListParagraph"/>
-        <w:numPr>
-          <w:ilvl w:val="3"/>
-          <w:numId w:val="22"/>
-        </w:numPr>
-      </w:pPr>
-      <w:r>
-        <w:rPr>
-          <w:lang w:val="en-US"/>
-        </w:rPr>
-        <w:t>randf_range(x,y)</w:t>
-      </w:r>
-    </w:p>
-    <w:p>
-      <w:pPr>
-        <w:pStyle w:val="ListParagraph"/>
-        <w:numPr>
-          <w:ilvl w:val="3"/>
-          <w:numId w:val="22"/>
-        </w:numPr>
-      </w:pPr>
-      <w:r>
-        <w:rPr>
-          <w:lang w:val="en-US"/>
-        </w:rPr>
-        <w:t>x. new()</w:t>
-      </w:r>
+        <w:t xml:space="preserve">Learnt more modern uses of signals through this </w:t>
+      </w:r>
+      <w:hyperlink r:id="rId54" w:history="1">
+        <w:r>
+          <w:rPr>
+            <w:rStyle w:val="Hyperlink"/>
+          </w:rPr>
+          <w:t>video</w:t>
+        </w:r>
+      </w:hyperlink>
+    </w:p>
+    <w:p>
+      <w:pPr>
+        <w:pStyle w:val="ListParagraph"/>
+        <w:numPr>
+          <w:ilvl w:val="2"/>
+          <w:numId w:val="22"/>
+        </w:numPr>
+      </w:pPr>
+      <w:r>
+        <w:t>Buil</w:t>
+      </w:r>
+      <w:r>
+        <w:t>ding</w:t>
+      </w:r>
+      <w:r>
+        <w:t xml:space="preserve"> a small tutorial game; learnt new stuff</w:t>
+      </w:r>
+    </w:p>
+    <w:p>
+      <w:pPr>
+        <w:pStyle w:val="ListParagraph"/>
+        <w:numPr>
+          <w:ilvl w:val="1"/>
+          <w:numId w:val="22"/>
+        </w:numPr>
+      </w:pPr>
+      <w:r>
+        <w:t xml:space="preserve">Learnt about the “await” function from this </w:t>
+      </w:r>
+      <w:hyperlink r:id="rId55" w:history="1">
+        <w:r>
+          <w:rPr>
+            <w:rStyle w:val="Hyperlink"/>
+          </w:rPr>
+          <w:t>video</w:t>
+        </w:r>
+      </w:hyperlink>
     </w:p>
     <w:p>
       <w:pPr>
@@ -17428,7 +17180,6 @@
         </w:numPr>
       </w:pPr>
       <w:r>
-        <w:lastRenderedPageBreak/>
         <w:t>Gantt Chart Progress check</w:t>
       </w:r>
     </w:p>
@@ -17528,6 +17279,7 @@
         </w:numPr>
       </w:pPr>
       <w:r>
+        <w:lastRenderedPageBreak/>
         <w:t>Continue learning</w:t>
       </w:r>
     </w:p>
@@ -17548,11 +17300,11 @@
         <w:pStyle w:val="Heading3"/>
         <w:ind w:left="360"/>
       </w:pPr>
-      <w:bookmarkStart w:id="87" w:name="_Toc172138721"/>
-      <w:r>
-        <w:t>18th of June</w:t>
-      </w:r>
-      <w:bookmarkEnd w:id="87"/>
+      <w:bookmarkStart w:id="84" w:name="_Toc172138718"/>
+      <w:r>
+        <w:t>13th of June</w:t>
+      </w:r>
+      <w:bookmarkEnd w:id="84"/>
     </w:p>
     <w:p>
       <w:pPr>
@@ -17563,21 +17315,6 @@
         </w:numPr>
       </w:pPr>
       <w:r>
-        <w:t xml:space="preserve">Finished </w:t>
-      </w:r>
-      <w:r>
-        <w:t>Planning and designing software</w:t>
-      </w:r>
-    </w:p>
-    <w:p>
-      <w:pPr>
-        <w:pStyle w:val="ListParagraph"/>
-        <w:numPr>
-          <w:ilvl w:val="0"/>
-          <w:numId w:val="22"/>
-        </w:numPr>
-      </w:pPr>
-      <w:r>
         <w:t>Learning up Godot</w:t>
       </w:r>
     </w:p>
@@ -17592,7 +17329,7 @@
       <w:r>
         <w:t>Watch videos (</w:t>
       </w:r>
-      <w:hyperlink r:id="rId54">
+      <w:hyperlink r:id="rId56">
         <w:r>
           <w:rPr>
             <w:color w:val="1155CC"/>
@@ -17609,18 +17346,12 @@
       <w:pPr>
         <w:pStyle w:val="ListParagraph"/>
         <w:numPr>
-          <w:ilvl w:val="3"/>
-          <w:numId w:val="22"/>
-        </w:numPr>
-      </w:pPr>
-      <w:r>
-        <w:t xml:space="preserve">Finished </w:t>
-      </w:r>
-      <w:r>
-        <w:t>tutorial</w:t>
-      </w:r>
-      <w:r>
-        <w:t xml:space="preserve"> game</w:t>
+          <w:ilvl w:val="2"/>
+          <w:numId w:val="22"/>
+        </w:numPr>
+      </w:pPr>
+      <w:r>
+        <w:t>Building a small tutorial game; learnt new stuff</w:t>
       </w:r>
     </w:p>
     <w:p>
@@ -17724,6 +17455,652 @@
     </w:p>
     <w:p>
       <w:pPr>
+        <w:pStyle w:val="ListParagraph"/>
+        <w:numPr>
+          <w:ilvl w:val="1"/>
+          <w:numId w:val="22"/>
+        </w:numPr>
+      </w:pPr>
+      <w:r>
+        <w:t>Continue learning</w:t>
+      </w:r>
+    </w:p>
+    <w:p>
+      <w:pPr>
+        <w:pStyle w:val="ListParagraph"/>
+        <w:numPr>
+          <w:ilvl w:val="2"/>
+          <w:numId w:val="22"/>
+        </w:numPr>
+      </w:pPr>
+      <w:r>
+        <w:t>Continue creating tutorial game</w:t>
+      </w:r>
+    </w:p>
+    <w:p>
+      <w:pPr>
+        <w:pStyle w:val="Heading3"/>
+        <w:ind w:left="360"/>
+      </w:pPr>
+      <w:bookmarkStart w:id="85" w:name="_Toc172138719"/>
+      <w:r>
+        <w:t>14th of June</w:t>
+      </w:r>
+      <w:bookmarkEnd w:id="85"/>
+    </w:p>
+    <w:p>
+      <w:pPr>
+        <w:pStyle w:val="ListParagraph"/>
+        <w:numPr>
+          <w:ilvl w:val="0"/>
+          <w:numId w:val="22"/>
+        </w:numPr>
+      </w:pPr>
+      <w:r>
+        <w:t>Learning up Godot</w:t>
+      </w:r>
+    </w:p>
+    <w:p>
+      <w:pPr>
+        <w:pStyle w:val="ListParagraph"/>
+        <w:numPr>
+          <w:ilvl w:val="1"/>
+          <w:numId w:val="22"/>
+        </w:numPr>
+      </w:pPr>
+      <w:r>
+        <w:t>Watch videos (</w:t>
+      </w:r>
+      <w:hyperlink r:id="rId57">
+        <w:r>
+          <w:rPr>
+            <w:color w:val="1155CC"/>
+            <w:u w:val="single"/>
+          </w:rPr>
+          <w:t>playlist</w:t>
+        </w:r>
+      </w:hyperlink>
+      <w:r>
+        <w:t>) on how to make use of Godot</w:t>
+      </w:r>
+    </w:p>
+    <w:p>
+      <w:pPr>
+        <w:pStyle w:val="ListParagraph"/>
+        <w:numPr>
+          <w:ilvl w:val="2"/>
+          <w:numId w:val="22"/>
+        </w:numPr>
+      </w:pPr>
+      <w:r>
+        <w:t>Building a small tutorial game; learnt new stuff</w:t>
+      </w:r>
+    </w:p>
+    <w:p>
+      <w:pPr>
+        <w:pStyle w:val="ListParagraph"/>
+        <w:numPr>
+          <w:ilvl w:val="3"/>
+          <w:numId w:val="22"/>
+        </w:numPr>
+      </w:pPr>
+      <w:r>
+        <w:t>area2d nodes</w:t>
+      </w:r>
+    </w:p>
+    <w:p>
+      <w:pPr>
+        <w:pStyle w:val="ListParagraph"/>
+        <w:numPr>
+          <w:ilvl w:val="3"/>
+          <w:numId w:val="22"/>
+        </w:numPr>
+        <w:rPr>
+          <w:lang w:val="en-US"/>
+        </w:rPr>
+      </w:pPr>
+      <w:r>
+        <w:rPr>
+          <w:lang w:val="en-US"/>
+        </w:rPr>
+        <w:t>get_viewport_rect().size</w:t>
+      </w:r>
+    </w:p>
+    <w:p>
+      <w:pPr>
+        <w:pStyle w:val="ListParagraph"/>
+        <w:numPr>
+          <w:ilvl w:val="3"/>
+          <w:numId w:val="22"/>
+        </w:numPr>
+      </w:pPr>
+      <w:r>
+        <w:rPr>
+          <w:lang w:val="en-US"/>
+        </w:rPr>
+        <w:t>clamp (x,y,z)</w:t>
+      </w:r>
+    </w:p>
+    <w:p>
+      <w:pPr>
+        <w:pStyle w:val="ListParagraph"/>
+        <w:numPr>
+          <w:ilvl w:val="0"/>
+          <w:numId w:val="22"/>
+        </w:numPr>
+      </w:pPr>
+      <w:r>
+        <w:t>Gantt Chart Progress check</w:t>
+      </w:r>
+    </w:p>
+    <w:p>
+      <w:pPr>
+        <w:pStyle w:val="ListParagraph"/>
+        <w:numPr>
+          <w:ilvl w:val="1"/>
+          <w:numId w:val="22"/>
+        </w:numPr>
+      </w:pPr>
+      <w:r>
+        <w:t>Algorithm</w:t>
+      </w:r>
+    </w:p>
+    <w:p>
+      <w:pPr>
+        <w:pStyle w:val="ListParagraph"/>
+        <w:numPr>
+          <w:ilvl w:val="2"/>
+          <w:numId w:val="22"/>
+        </w:numPr>
+      </w:pPr>
+      <w:r>
+        <w:t xml:space="preserve">Behind on schedule </w:t>
+      </w:r>
+    </w:p>
+    <w:p>
+      <w:pPr>
+        <w:pStyle w:val="ListParagraph"/>
+        <w:numPr>
+          <w:ilvl w:val="1"/>
+          <w:numId w:val="22"/>
+        </w:numPr>
+      </w:pPr>
+      <w:r>
+        <w:t>Documentation</w:t>
+      </w:r>
+    </w:p>
+    <w:p>
+      <w:pPr>
+        <w:pStyle w:val="ListParagraph"/>
+        <w:numPr>
+          <w:ilvl w:val="2"/>
+          <w:numId w:val="22"/>
+        </w:numPr>
+      </w:pPr>
+      <w:r>
+        <w:t>On Course</w:t>
+      </w:r>
+    </w:p>
+    <w:p>
+      <w:pPr>
+        <w:pStyle w:val="ListParagraph"/>
+        <w:numPr>
+          <w:ilvl w:val="1"/>
+          <w:numId w:val="22"/>
+        </w:numPr>
+      </w:pPr>
+      <w:r>
+        <w:t>Coding</w:t>
+      </w:r>
+    </w:p>
+    <w:p>
+      <w:pPr>
+        <w:pStyle w:val="ListParagraph"/>
+        <w:numPr>
+          <w:ilvl w:val="2"/>
+          <w:numId w:val="22"/>
+        </w:numPr>
+      </w:pPr>
+      <w:r>
+        <w:t>On Course</w:t>
+      </w:r>
+    </w:p>
+    <w:p>
+      <w:pPr>
+        <w:pStyle w:val="ListParagraph"/>
+        <w:numPr>
+          <w:ilvl w:val="0"/>
+          <w:numId w:val="22"/>
+        </w:numPr>
+      </w:pPr>
+      <w:r>
+        <w:rPr>
+          <w:lang w:val="en-US"/>
+        </w:rPr>
+        <w:t>Additional task tomorrow</w:t>
+      </w:r>
+    </w:p>
+    <w:p>
+      <w:pPr>
+        <w:pStyle w:val="ListParagraph"/>
+        <w:numPr>
+          <w:ilvl w:val="1"/>
+          <w:numId w:val="22"/>
+        </w:numPr>
+      </w:pPr>
+      <w:r>
+        <w:t>Continue learning</w:t>
+      </w:r>
+    </w:p>
+    <w:p>
+      <w:pPr>
+        <w:pStyle w:val="Heading3"/>
+        <w:ind w:left="360"/>
+      </w:pPr>
+      <w:bookmarkStart w:id="86" w:name="_Toc172138720"/>
+      <w:r>
+        <w:t>15th of June</w:t>
+      </w:r>
+      <w:bookmarkEnd w:id="86"/>
+    </w:p>
+    <w:p>
+      <w:pPr>
+        <w:pStyle w:val="ListParagraph"/>
+        <w:numPr>
+          <w:ilvl w:val="0"/>
+          <w:numId w:val="22"/>
+        </w:numPr>
+      </w:pPr>
+      <w:r>
+        <w:t>Learning up Godot</w:t>
+      </w:r>
+    </w:p>
+    <w:p>
+      <w:pPr>
+        <w:pStyle w:val="ListParagraph"/>
+        <w:numPr>
+          <w:ilvl w:val="1"/>
+          <w:numId w:val="22"/>
+        </w:numPr>
+      </w:pPr>
+      <w:r>
+        <w:t>Watch videos (</w:t>
+      </w:r>
+      <w:hyperlink r:id="rId58">
+        <w:r>
+          <w:rPr>
+            <w:color w:val="1155CC"/>
+            <w:u w:val="single"/>
+          </w:rPr>
+          <w:t>playlist</w:t>
+        </w:r>
+      </w:hyperlink>
+      <w:r>
+        <w:t>) on how to make use of Godot</w:t>
+      </w:r>
+    </w:p>
+    <w:p>
+      <w:pPr>
+        <w:pStyle w:val="ListParagraph"/>
+        <w:numPr>
+          <w:ilvl w:val="2"/>
+          <w:numId w:val="22"/>
+        </w:numPr>
+      </w:pPr>
+      <w:r>
+        <w:t>Building a small tutorial game; learnt new stuff</w:t>
+      </w:r>
+    </w:p>
+    <w:p>
+      <w:pPr>
+        <w:pStyle w:val="ListParagraph"/>
+        <w:numPr>
+          <w:ilvl w:val="3"/>
+          <w:numId w:val="22"/>
+        </w:numPr>
+      </w:pPr>
+      <w:r>
+        <w:rPr>
+          <w:lang w:val="en-US"/>
+        </w:rPr>
+        <w:t>% x.size()</w:t>
+      </w:r>
+    </w:p>
+    <w:p>
+      <w:pPr>
+        <w:pStyle w:val="ListParagraph"/>
+        <w:numPr>
+          <w:ilvl w:val="3"/>
+          <w:numId w:val="22"/>
+        </w:numPr>
+      </w:pPr>
+      <w:r>
+        <w:rPr>
+          <w:lang w:val="en-US"/>
+        </w:rPr>
+        <w:t>randf_range(x,y)</w:t>
+      </w:r>
+    </w:p>
+    <w:p>
+      <w:pPr>
+        <w:pStyle w:val="ListParagraph"/>
+        <w:numPr>
+          <w:ilvl w:val="3"/>
+          <w:numId w:val="22"/>
+        </w:numPr>
+      </w:pPr>
+      <w:r>
+        <w:rPr>
+          <w:lang w:val="en-US"/>
+        </w:rPr>
+        <w:t>x. new()</w:t>
+      </w:r>
+    </w:p>
+    <w:p>
+      <w:pPr>
+        <w:pStyle w:val="ListParagraph"/>
+        <w:numPr>
+          <w:ilvl w:val="0"/>
+          <w:numId w:val="22"/>
+        </w:numPr>
+      </w:pPr>
+      <w:r>
+        <w:lastRenderedPageBreak/>
+        <w:t>Gantt Chart Progress check</w:t>
+      </w:r>
+    </w:p>
+    <w:p>
+      <w:pPr>
+        <w:pStyle w:val="ListParagraph"/>
+        <w:numPr>
+          <w:ilvl w:val="1"/>
+          <w:numId w:val="22"/>
+        </w:numPr>
+      </w:pPr>
+      <w:r>
+        <w:t>Algorithm</w:t>
+      </w:r>
+    </w:p>
+    <w:p>
+      <w:pPr>
+        <w:pStyle w:val="ListParagraph"/>
+        <w:numPr>
+          <w:ilvl w:val="2"/>
+          <w:numId w:val="22"/>
+        </w:numPr>
+      </w:pPr>
+      <w:r>
+        <w:t xml:space="preserve">Behind on schedule </w:t>
+      </w:r>
+    </w:p>
+    <w:p>
+      <w:pPr>
+        <w:pStyle w:val="ListParagraph"/>
+        <w:numPr>
+          <w:ilvl w:val="1"/>
+          <w:numId w:val="22"/>
+        </w:numPr>
+      </w:pPr>
+      <w:r>
+        <w:t>Documentation</w:t>
+      </w:r>
+    </w:p>
+    <w:p>
+      <w:pPr>
+        <w:pStyle w:val="ListParagraph"/>
+        <w:numPr>
+          <w:ilvl w:val="2"/>
+          <w:numId w:val="22"/>
+        </w:numPr>
+      </w:pPr>
+      <w:r>
+        <w:t>On Course</w:t>
+      </w:r>
+    </w:p>
+    <w:p>
+      <w:pPr>
+        <w:pStyle w:val="ListParagraph"/>
+        <w:numPr>
+          <w:ilvl w:val="1"/>
+          <w:numId w:val="22"/>
+        </w:numPr>
+      </w:pPr>
+      <w:r>
+        <w:t>Coding</w:t>
+      </w:r>
+    </w:p>
+    <w:p>
+      <w:pPr>
+        <w:pStyle w:val="ListParagraph"/>
+        <w:numPr>
+          <w:ilvl w:val="2"/>
+          <w:numId w:val="22"/>
+        </w:numPr>
+      </w:pPr>
+      <w:r>
+        <w:t>On Course</w:t>
+      </w:r>
+    </w:p>
+    <w:p>
+      <w:pPr>
+        <w:pStyle w:val="ListParagraph"/>
+        <w:numPr>
+          <w:ilvl w:val="0"/>
+          <w:numId w:val="22"/>
+        </w:numPr>
+      </w:pPr>
+      <w:r>
+        <w:rPr>
+          <w:lang w:val="en-US"/>
+        </w:rPr>
+        <w:t>Additional task tomorrow</w:t>
+      </w:r>
+    </w:p>
+    <w:p>
+      <w:pPr>
+        <w:pStyle w:val="ListParagraph"/>
+        <w:numPr>
+          <w:ilvl w:val="1"/>
+          <w:numId w:val="22"/>
+        </w:numPr>
+      </w:pPr>
+      <w:r>
+        <w:t>Continue learning</w:t>
+      </w:r>
+    </w:p>
+    <w:p>
+      <w:pPr>
+        <w:pStyle w:val="ListParagraph"/>
+        <w:numPr>
+          <w:ilvl w:val="2"/>
+          <w:numId w:val="22"/>
+        </w:numPr>
+      </w:pPr>
+      <w:r>
+        <w:t>Continue creating tutorial game</w:t>
+      </w:r>
+    </w:p>
+    <w:p>
+      <w:pPr>
+        <w:pStyle w:val="Heading3"/>
+        <w:ind w:left="360"/>
+      </w:pPr>
+      <w:bookmarkStart w:id="87" w:name="_Toc172138721"/>
+      <w:r>
+        <w:t>18th of June</w:t>
+      </w:r>
+      <w:bookmarkEnd w:id="87"/>
+    </w:p>
+    <w:p>
+      <w:pPr>
+        <w:pStyle w:val="ListParagraph"/>
+        <w:numPr>
+          <w:ilvl w:val="0"/>
+          <w:numId w:val="22"/>
+        </w:numPr>
+      </w:pPr>
+      <w:r>
+        <w:t xml:space="preserve">Finished </w:t>
+      </w:r>
+      <w:r>
+        <w:t>Planning and designing software</w:t>
+      </w:r>
+    </w:p>
+    <w:p>
+      <w:pPr>
+        <w:pStyle w:val="ListParagraph"/>
+        <w:numPr>
+          <w:ilvl w:val="0"/>
+          <w:numId w:val="22"/>
+        </w:numPr>
+      </w:pPr>
+      <w:r>
+        <w:t>Learning up Godot</w:t>
+      </w:r>
+    </w:p>
+    <w:p>
+      <w:pPr>
+        <w:pStyle w:val="ListParagraph"/>
+        <w:numPr>
+          <w:ilvl w:val="1"/>
+          <w:numId w:val="22"/>
+        </w:numPr>
+      </w:pPr>
+      <w:r>
+        <w:t>Watch videos (</w:t>
+      </w:r>
+      <w:hyperlink r:id="rId59">
+        <w:r>
+          <w:rPr>
+            <w:color w:val="1155CC"/>
+            <w:u w:val="single"/>
+          </w:rPr>
+          <w:t>playlist</w:t>
+        </w:r>
+      </w:hyperlink>
+      <w:r>
+        <w:t>) on how to make use of Godot</w:t>
+      </w:r>
+    </w:p>
+    <w:p>
+      <w:pPr>
+        <w:pStyle w:val="ListParagraph"/>
+        <w:numPr>
+          <w:ilvl w:val="3"/>
+          <w:numId w:val="22"/>
+        </w:numPr>
+      </w:pPr>
+      <w:r>
+        <w:t xml:space="preserve">Finished </w:t>
+      </w:r>
+      <w:r>
+        <w:t>tutorial</w:t>
+      </w:r>
+      <w:r>
+        <w:t xml:space="preserve"> game</w:t>
+      </w:r>
+    </w:p>
+    <w:p>
+      <w:pPr>
+        <w:pStyle w:val="ListParagraph"/>
+        <w:numPr>
+          <w:ilvl w:val="0"/>
+          <w:numId w:val="22"/>
+        </w:numPr>
+      </w:pPr>
+      <w:r>
+        <w:t>Gantt Chart Progress check</w:t>
+      </w:r>
+    </w:p>
+    <w:p>
+      <w:pPr>
+        <w:pStyle w:val="ListParagraph"/>
+        <w:numPr>
+          <w:ilvl w:val="1"/>
+          <w:numId w:val="22"/>
+        </w:numPr>
+      </w:pPr>
+      <w:r>
+        <w:t>Algorithm</w:t>
+      </w:r>
+    </w:p>
+    <w:p>
+      <w:pPr>
+        <w:pStyle w:val="ListParagraph"/>
+        <w:numPr>
+          <w:ilvl w:val="2"/>
+          <w:numId w:val="22"/>
+        </w:numPr>
+      </w:pPr>
+      <w:r>
+        <w:t xml:space="preserve">Behind on schedule </w:t>
+      </w:r>
+    </w:p>
+    <w:p>
+      <w:pPr>
+        <w:pStyle w:val="ListParagraph"/>
+        <w:numPr>
+          <w:ilvl w:val="1"/>
+          <w:numId w:val="22"/>
+        </w:numPr>
+      </w:pPr>
+      <w:r>
+        <w:t>Documentation</w:t>
+      </w:r>
+    </w:p>
+    <w:p>
+      <w:pPr>
+        <w:pStyle w:val="ListParagraph"/>
+        <w:numPr>
+          <w:ilvl w:val="2"/>
+          <w:numId w:val="22"/>
+        </w:numPr>
+      </w:pPr>
+      <w:r>
+        <w:t>On Course</w:t>
+      </w:r>
+    </w:p>
+    <w:p>
+      <w:pPr>
+        <w:pStyle w:val="ListParagraph"/>
+        <w:numPr>
+          <w:ilvl w:val="1"/>
+          <w:numId w:val="22"/>
+        </w:numPr>
+      </w:pPr>
+      <w:r>
+        <w:t>Coding</w:t>
+      </w:r>
+    </w:p>
+    <w:p>
+      <w:pPr>
+        <w:pStyle w:val="ListParagraph"/>
+        <w:numPr>
+          <w:ilvl w:val="2"/>
+          <w:numId w:val="22"/>
+        </w:numPr>
+      </w:pPr>
+      <w:r>
+        <w:t>On Course</w:t>
+      </w:r>
+    </w:p>
+    <w:p>
+      <w:pPr>
+        <w:pStyle w:val="ListParagraph"/>
+        <w:numPr>
+          <w:ilvl w:val="0"/>
+          <w:numId w:val="22"/>
+        </w:numPr>
+      </w:pPr>
+      <w:r>
+        <w:rPr>
+          <w:lang w:val="en-US"/>
+        </w:rPr>
+        <w:t>Additional task tomorrow</w:t>
+      </w:r>
+    </w:p>
+    <w:p>
+      <w:pPr>
         <w:pStyle w:val="Heading3"/>
         <w:ind w:left="360"/>
       </w:pPr>
@@ -17807,7 +18184,7 @@
         </w:rPr>
         <w:t xml:space="preserve">obtained from </w:t>
       </w:r>
-      <w:hyperlink r:id="rId55">
+      <w:hyperlink r:id="rId60">
         <w:r>
           <w:rPr>
             <w:rStyle w:val="Hyperlink"/>
@@ -17873,7 +18250,7 @@
       <w:r>
         <w:t xml:space="preserve">From </w:t>
       </w:r>
-      <w:hyperlink r:id="rId56" w:history="1">
+      <w:hyperlink r:id="rId61" w:history="1">
         <w:r>
           <w:rPr>
             <w:rStyle w:val="Hyperlink"/>
@@ -17920,7 +18297,7 @@
       <w:r>
         <w:t xml:space="preserve">From </w:t>
       </w:r>
-      <w:hyperlink r:id="rId57" w:history="1">
+      <w:hyperlink r:id="rId62" w:history="1">
         <w:r>
           <w:rPr>
             <w:rStyle w:val="Hyperlink"/>
@@ -18593,7 +18970,7 @@
       <w:r>
         <w:t xml:space="preserve">From </w:t>
       </w:r>
-      <w:hyperlink r:id="rId58" w:history="1">
+      <w:hyperlink r:id="rId63" w:history="1">
         <w:r>
           <w:rPr>
             <w:rStyle w:val="Hyperlink"/>
@@ -18667,7 +19044,7 @@
       <w:r>
         <w:t xml:space="preserve">Help obtained from </w:t>
       </w:r>
-      <w:hyperlink r:id="rId59" w:history="1">
+      <w:hyperlink r:id="rId64" w:history="1">
         <w:r>
           <w:rPr>
             <w:rStyle w:val="Hyperlink"/>
@@ -19292,7 +19669,7 @@
       <w:r>
         <w:t xml:space="preserve"> on </w:t>
       </w:r>
-      <w:hyperlink r:id="rId60" w:history="1">
+      <w:hyperlink r:id="rId65" w:history="1">
         <w:r>
           <w:rPr>
             <w:rStyle w:val="Hyperlink"/>
@@ -20075,7 +20452,7 @@
       <w:r>
         <w:t xml:space="preserve">, Obtained online help from </w:t>
       </w:r>
-      <w:hyperlink r:id="rId61" w:history="1">
+      <w:hyperlink r:id="rId66" w:history="1">
         <w:r>
           <w:rPr>
             <w:rStyle w:val="Hyperlink"/>
@@ -24501,7 +24878,7 @@
       <w:r>
         <w:t xml:space="preserve">Obtained ship sprites from </w:t>
       </w:r>
-      <w:hyperlink r:id="rId62" w:history="1">
+      <w:hyperlink r:id="rId67" w:history="1">
         <w:r>
           <w:rPr>
             <w:rStyle w:val="Hyperlink"/>
@@ -26922,7 +27299,166 @@
         <w:rPr>
           <w:lang w:val="en-US"/>
         </w:rPr>
+        <w:t xml:space="preserve">Finishing </w:t>
+      </w:r>
+      <w:r>
+        <w:rPr>
+          <w:lang w:val="en-US"/>
+        </w:rPr>
         <w:t xml:space="preserve">Work on user manual </w:t>
+      </w:r>
+    </w:p>
+    <w:p>
+      <w:pPr>
+        <w:pStyle w:val="Heading3"/>
+        <w:ind w:firstLine="360"/>
+      </w:pPr>
+      <w:r>
+        <w:t>28th of July</w:t>
+      </w:r>
+    </w:p>
+    <w:p>
+      <w:pPr>
+        <w:pStyle w:val="ListParagraph"/>
+        <w:numPr>
+          <w:ilvl w:val="0"/>
+          <w:numId w:val="22"/>
+        </w:numPr>
+      </w:pPr>
+      <w:r>
+        <w:t>Begin work on User manual</w:t>
+      </w:r>
+    </w:p>
+    <w:p>
+      <w:pPr>
+        <w:pStyle w:val="ListParagraph"/>
+        <w:numPr>
+          <w:ilvl w:val="1"/>
+          <w:numId w:val="22"/>
+        </w:numPr>
+      </w:pPr>
+      <w:r>
+        <w:t>Main game walkthrough</w:t>
+      </w:r>
+    </w:p>
+    <w:p>
+      <w:pPr>
+        <w:pStyle w:val="ListParagraph"/>
+        <w:numPr>
+          <w:ilvl w:val="0"/>
+          <w:numId w:val="22"/>
+        </w:numPr>
+      </w:pPr>
+      <w:r>
+        <w:t>Gantt Chart Progress check</w:t>
+      </w:r>
+    </w:p>
+    <w:p>
+      <w:pPr>
+        <w:pStyle w:val="ListParagraph"/>
+        <w:numPr>
+          <w:ilvl w:val="1"/>
+          <w:numId w:val="22"/>
+        </w:numPr>
+      </w:pPr>
+      <w:r>
+        <w:t>Algorithm</w:t>
+      </w:r>
+    </w:p>
+    <w:p>
+      <w:pPr>
+        <w:pStyle w:val="ListParagraph"/>
+        <w:numPr>
+          <w:ilvl w:val="2"/>
+          <w:numId w:val="22"/>
+        </w:numPr>
+      </w:pPr>
+      <w:r>
+        <w:t>On course</w:t>
+      </w:r>
+    </w:p>
+    <w:p>
+      <w:pPr>
+        <w:pStyle w:val="ListParagraph"/>
+        <w:numPr>
+          <w:ilvl w:val="1"/>
+          <w:numId w:val="22"/>
+        </w:numPr>
+      </w:pPr>
+      <w:r>
+        <w:t>Testing</w:t>
+      </w:r>
+    </w:p>
+    <w:p>
+      <w:pPr>
+        <w:pStyle w:val="ListParagraph"/>
+        <w:numPr>
+          <w:ilvl w:val="2"/>
+          <w:numId w:val="22"/>
+        </w:numPr>
+      </w:pPr>
+      <w:r>
+        <w:t xml:space="preserve">Behind on schedule </w:t>
+      </w:r>
+    </w:p>
+    <w:p>
+      <w:pPr>
+        <w:pStyle w:val="ListParagraph"/>
+        <w:numPr>
+          <w:ilvl w:val="1"/>
+          <w:numId w:val="22"/>
+        </w:numPr>
+      </w:pPr>
+      <w:r>
+        <w:t>Documentation</w:t>
+      </w:r>
+    </w:p>
+    <w:p>
+      <w:pPr>
+        <w:pStyle w:val="ListParagraph"/>
+        <w:numPr>
+          <w:ilvl w:val="2"/>
+          <w:numId w:val="22"/>
+        </w:numPr>
+      </w:pPr>
+      <w:r>
+        <w:t>On course</w:t>
+      </w:r>
+    </w:p>
+    <w:p>
+      <w:pPr>
+        <w:pStyle w:val="ListParagraph"/>
+        <w:numPr>
+          <w:ilvl w:val="0"/>
+          <w:numId w:val="22"/>
+        </w:numPr>
+      </w:pPr>
+      <w:r>
+        <w:rPr>
+          <w:lang w:val="en-US"/>
+        </w:rPr>
+        <w:t>Additional task tomorro</w:t>
+      </w:r>
+      <w:r>
+        <w:rPr>
+          <w:lang w:val="en-US"/>
+        </w:rPr>
+        <w:t>w</w:t>
+      </w:r>
+    </w:p>
+    <w:p>
+      <w:pPr>
+        <w:pStyle w:val="ListParagraph"/>
+        <w:numPr>
+          <w:ilvl w:val="1"/>
+          <w:numId w:val="22"/>
+        </w:numPr>
+      </w:pPr>
+      <w:r>
+        <w:rPr>
+          <w:lang w:val="en-US"/>
+        </w:rPr>
+        <w:t>Work on user manual</w:t>
       </w:r>
     </w:p>
     <w:p/>

--- a/James Fan - Assessment 3_ Major Project.docx
+++ b/James Fan - Assessment 3_ Major Project.docx
@@ -103,7 +103,7 @@
           <w:noProof/>
         </w:rPr>
         <w:drawing>
-          <wp:anchor distT="0" distB="0" distL="114300" distR="114300" simplePos="0" relativeHeight="251662336" behindDoc="0" locked="0" layoutInCell="1" allowOverlap="1" wp14:anchorId="2E5C3EA8" wp14:editId="1FFEE77C">
+          <wp:anchor distT="0" distB="0" distL="114300" distR="114300" simplePos="0" relativeHeight="251662336" behindDoc="0" locked="0" layoutInCell="1" allowOverlap="1" wp14:anchorId="2E5C3EA8" wp14:editId="71D504CA">
             <wp:simplePos x="0" y="0"/>
             <wp:positionH relativeFrom="column">
               <wp:posOffset>1417320</wp:posOffset>
@@ -7925,10 +7925,10 @@
           <w:noProof/>
         </w:rPr>
         <w:drawing>
-          <wp:inline distT="0" distB="0" distL="0" distR="0" wp14:anchorId="53DB87D8" wp14:editId="17034DE1">
-            <wp:extent cx="5943600" cy="2286000"/>
+          <wp:inline distT="0" distB="0" distL="0" distR="0" wp14:anchorId="542C6879" wp14:editId="6924F85A">
+            <wp:extent cx="5943600" cy="2254885"/>
             <wp:effectExtent l="0" t="0" r="0" b="0"/>
-            <wp:docPr id="57479048" name="Graphic 1"/>
+            <wp:docPr id="1136054968" name="Graphic 1"/>
             <wp:cNvGraphicFramePr>
               <a:graphicFrameLocks xmlns:a="http://schemas.openxmlformats.org/drawingml/2006/main" noChangeAspect="1"/>
             </wp:cNvGraphicFramePr>
@@ -7936,7 +7936,7 @@
               <a:graphicData uri="http://schemas.openxmlformats.org/drawingml/2006/picture">
                 <pic:pic xmlns:pic="http://schemas.openxmlformats.org/drawingml/2006/picture">
                   <pic:nvPicPr>
-                    <pic:cNvPr id="57479048" name=""/>
+                    <pic:cNvPr id="1136054968" name=""/>
                     <pic:cNvPicPr/>
                   </pic:nvPicPr>
                   <pic:blipFill>
@@ -7954,7 +7954,7 @@
                   <pic:spPr>
                     <a:xfrm>
                       <a:off x="0" y="0"/>
-                      <a:ext cx="5943600" cy="2286000"/>
+                      <a:ext cx="5943600" cy="2254885"/>
                     </a:xfrm>
                     <a:prstGeom prst="rect">
                       <a:avLst/>
@@ -9248,6 +9248,9 @@
         <w:jc w:val="center"/>
       </w:pPr>
       <w:r>
+        <w:rPr>
+          <w:noProof/>
+        </w:rPr>
         <w:drawing>
           <wp:inline distT="0" distB="0" distL="0" distR="0" wp14:anchorId="18A9F65B" wp14:editId="426F1070">
             <wp:extent cx="5029636" cy="5715495"/>
@@ -9337,6 +9340,9 @@
         </w:rPr>
       </w:pPr>
       <w:r>
+        <w:rPr>
+          <w:noProof/>
+        </w:rPr>
         <w:drawing>
           <wp:inline distT="0" distB="0" distL="0" distR="0" wp14:anchorId="494EE33C" wp14:editId="2F6FF345">
             <wp:extent cx="5082980" cy="5692633"/>
@@ -9382,6 +9388,9 @@
         </w:rPr>
       </w:pPr>
       <w:r>
+        <w:rPr>
+          <w:noProof/>
+        </w:rPr>
         <w:lastRenderedPageBreak/>
         <w:drawing>
           <wp:inline distT="0" distB="0" distL="0" distR="0" wp14:anchorId="6B4A86C4" wp14:editId="00767BAC">
@@ -9445,13 +9454,7 @@
       </w:pPr>
       <w:r>
         <w:lastRenderedPageBreak/>
-        <w:t xml:space="preserve">Mine will also leave behind a X which will show where the mine used to be (as seen signified by the yellow square in the </w:t>
-      </w:r>
-      <w:r>
-        <w:t>first</w:t>
-      </w:r>
-      <w:r>
-        <w:t xml:space="preserve"> image), this allows you to still see that a mine used to be there as the tiles will display a touching mine number as long as there is or used to be a mine there (as seen with the non-mine tile signified by the red square in the first image)</w:t>
+        <w:t>Mine will also leave behind a X which will show where the mine used to be (as seen signified by the yellow square in the first image), this allows you to still see that a mine used to be there as the tiles will display a touching mine number as long as there is or used to be a mine there (as seen with the non-mine tile signified by the red square in the first image)</w:t>
       </w:r>
     </w:p>
     <w:p>
@@ -9459,6 +9462,9 @@
         <w:jc w:val="center"/>
       </w:pPr>
       <w:r>
+        <w:rPr>
+          <w:noProof/>
+        </w:rPr>
         <w:drawing>
           <wp:inline distT="0" distB="0" distL="0" distR="0" wp14:anchorId="29C9F469" wp14:editId="78C4181C">
             <wp:extent cx="5006340" cy="5707380"/>
@@ -9533,6 +9539,385 @@
       <w:r>
         <w:t>Clicking the Continue will start a generate a new level, carrying over ship status</w:t>
       </w:r>
+      <w:r>
+        <w:t xml:space="preserve"> and current score</w:t>
+      </w:r>
+      <w:r>
+        <w:t xml:space="preserve"> (as seen in the second and third image where all ships expect for the a damaged submarine and destroyer is left)</w:t>
+      </w:r>
+    </w:p>
+    <w:p>
+      <w:pPr>
+        <w:jc w:val="center"/>
+      </w:pPr>
+      <w:r>
+        <w:rPr>
+          <w:noProof/>
+        </w:rPr>
+        <w:drawing>
+          <wp:inline distT="0" distB="0" distL="0" distR="0" wp14:anchorId="396A7237" wp14:editId="41BCDF97">
+            <wp:extent cx="5090160" cy="5699760"/>
+            <wp:effectExtent l="0" t="0" r="0" b="0"/>
+            <wp:docPr id="891593170" name="Picture 1" descr="A screenshot of a video game&#10;&#10;Description automatically generated"/>
+            <wp:cNvGraphicFramePr>
+              <a:graphicFrameLocks xmlns:a="http://schemas.openxmlformats.org/drawingml/2006/main" noChangeAspect="1"/>
+            </wp:cNvGraphicFramePr>
+            <a:graphic xmlns:a="http://schemas.openxmlformats.org/drawingml/2006/main">
+              <a:graphicData uri="http://schemas.openxmlformats.org/drawingml/2006/picture">
+                <pic:pic xmlns:pic="http://schemas.openxmlformats.org/drawingml/2006/picture">
+                  <pic:nvPicPr>
+                    <pic:cNvPr id="891593170" name="Picture 1" descr="A screenshot of a video game&#10;&#10;Description automatically generated"/>
+                    <pic:cNvPicPr/>
+                  </pic:nvPicPr>
+                  <pic:blipFill rotWithShape="1">
+                    <a:blip r:embed="rId45"/>
+                    <a:srcRect r="1037"/>
+                    <a:stretch/>
+                  </pic:blipFill>
+                  <pic:spPr bwMode="auto">
+                    <a:xfrm>
+                      <a:off x="0" y="0"/>
+                      <a:ext cx="5090601" cy="5700254"/>
+                    </a:xfrm>
+                    <a:prstGeom prst="rect">
+                      <a:avLst/>
+                    </a:prstGeom>
+                    <a:ln>
+                      <a:noFill/>
+                    </a:ln>
+                    <a:extLst>
+                      <a:ext uri="{53640926-AAD7-44D8-BBD7-CCE9431645EC}">
+                        <a14:shadowObscured xmlns:a14="http://schemas.microsoft.com/office/drawing/2010/main"/>
+                      </a:ext>
+                    </a:extLst>
+                  </pic:spPr>
+                </pic:pic>
+              </a:graphicData>
+            </a:graphic>
+          </wp:inline>
+        </w:drawing>
+      </w:r>
+    </w:p>
+    <w:p>
+      <w:pPr>
+        <w:jc w:val="center"/>
+      </w:pPr>
+    </w:p>
+    <w:p>
+      <w:pPr>
+        <w:jc w:val="center"/>
+      </w:pPr>
+      <w:r>
+        <w:rPr>
+          <w:noProof/>
+        </w:rPr>
+        <w:lastRenderedPageBreak/>
+        <w:drawing>
+          <wp:inline distT="0" distB="0" distL="0" distR="0" wp14:anchorId="515C57A2" wp14:editId="449F4500">
+            <wp:extent cx="5074920" cy="5707380"/>
+            <wp:effectExtent l="0" t="0" r="0" b="0"/>
+            <wp:docPr id="2081481958" name="Picture 1" descr="A screenshot of a video game&#10;&#10;Description automatically generated"/>
+            <wp:cNvGraphicFramePr>
+              <a:graphicFrameLocks xmlns:a="http://schemas.openxmlformats.org/drawingml/2006/main" noChangeAspect="1"/>
+            </wp:cNvGraphicFramePr>
+            <a:graphic xmlns:a="http://schemas.openxmlformats.org/drawingml/2006/main">
+              <a:graphicData uri="http://schemas.openxmlformats.org/drawingml/2006/picture">
+                <pic:pic xmlns:pic="http://schemas.openxmlformats.org/drawingml/2006/picture">
+                  <pic:nvPicPr>
+                    <pic:cNvPr id="2081481958" name="Picture 1" descr="A screenshot of a video game&#10;&#10;Description automatically generated"/>
+                    <pic:cNvPicPr/>
+                  </pic:nvPicPr>
+                  <pic:blipFill rotWithShape="1">
+                    <a:blip r:embed="rId46"/>
+                    <a:srcRect l="442" r="1328" b="1318"/>
+                    <a:stretch/>
+                  </pic:blipFill>
+                  <pic:spPr bwMode="auto">
+                    <a:xfrm>
+                      <a:off x="0" y="0"/>
+                      <a:ext cx="5075360" cy="5707875"/>
+                    </a:xfrm>
+                    <a:prstGeom prst="rect">
+                      <a:avLst/>
+                    </a:prstGeom>
+                    <a:ln>
+                      <a:noFill/>
+                    </a:ln>
+                    <a:extLst>
+                      <a:ext uri="{53640926-AAD7-44D8-BBD7-CCE9431645EC}">
+                        <a14:shadowObscured xmlns:a14="http://schemas.microsoft.com/office/drawing/2010/main"/>
+                      </a:ext>
+                    </a:extLst>
+                  </pic:spPr>
+                </pic:pic>
+              </a:graphicData>
+            </a:graphic>
+          </wp:inline>
+        </w:drawing>
+      </w:r>
+    </w:p>
+    <w:p>
+      <w:pPr>
+        <w:jc w:val="center"/>
+      </w:pPr>
+    </w:p>
+    <w:p>
+      <w:pPr>
+        <w:jc w:val="center"/>
+      </w:pPr>
+      <w:r>
+        <w:rPr>
+          <w:noProof/>
+        </w:rPr>
+        <w:lastRenderedPageBreak/>
+        <w:drawing>
+          <wp:inline distT="0" distB="0" distL="0" distR="0" wp14:anchorId="0D940870" wp14:editId="0C1F46EA">
+            <wp:extent cx="5120640" cy="5692140"/>
+            <wp:effectExtent l="0" t="0" r="0" b="0"/>
+            <wp:docPr id="1429883383" name="Picture 1" descr="A screenshot of a video game&#10;&#10;Description automatically generated"/>
+            <wp:cNvGraphicFramePr>
+              <a:graphicFrameLocks xmlns:a="http://schemas.openxmlformats.org/drawingml/2006/main" noChangeAspect="1"/>
+            </wp:cNvGraphicFramePr>
+            <a:graphic xmlns:a="http://schemas.openxmlformats.org/drawingml/2006/main">
+              <a:graphicData uri="http://schemas.openxmlformats.org/drawingml/2006/picture">
+                <pic:pic xmlns:pic="http://schemas.openxmlformats.org/drawingml/2006/picture">
+                  <pic:nvPicPr>
+                    <pic:cNvPr id="1429883383" name="Picture 1" descr="A screenshot of a video game&#10;&#10;Description automatically generated"/>
+                    <pic:cNvPicPr/>
+                  </pic:nvPicPr>
+                  <pic:blipFill rotWithShape="1">
+                    <a:blip r:embed="rId47"/>
+                    <a:srcRect b="1190"/>
+                    <a:stretch/>
+                  </pic:blipFill>
+                  <pic:spPr bwMode="auto">
+                    <a:xfrm>
+                      <a:off x="0" y="0"/>
+                      <a:ext cx="5121084" cy="5692634"/>
+                    </a:xfrm>
+                    <a:prstGeom prst="rect">
+                      <a:avLst/>
+                    </a:prstGeom>
+                    <a:ln>
+                      <a:noFill/>
+                    </a:ln>
+                    <a:extLst>
+                      <a:ext uri="{53640926-AAD7-44D8-BBD7-CCE9431645EC}">
+                        <a14:shadowObscured xmlns:a14="http://schemas.microsoft.com/office/drawing/2010/main"/>
+                      </a:ext>
+                    </a:extLst>
+                  </pic:spPr>
+                </pic:pic>
+              </a:graphicData>
+            </a:graphic>
+          </wp:inline>
+        </w:drawing>
+      </w:r>
+    </w:p>
+    <w:p>
+      <w:pPr>
+        <w:pStyle w:val="Heading4"/>
+        <w:jc w:val="center"/>
+      </w:pPr>
+      <w:r>
+        <w:t>Game Over Screen</w:t>
+      </w:r>
+    </w:p>
+    <w:p>
+      <w:pPr>
+        <w:jc w:val="center"/>
+      </w:pPr>
+      <w:r>
+        <w:t>When you lose all your ships the game will switch to the Game Over Screen</w:t>
+      </w:r>
+    </w:p>
+    <w:p>
+      <w:pPr>
+        <w:jc w:val="center"/>
+      </w:pPr>
+      <w:r>
+        <w:t xml:space="preserve">Pressing </w:t>
+      </w:r>
+      <w:r>
+        <w:t>Enter without either entering a name or interacting with the input box, the game will display a error message (as seen signified by the red square in the second image)</w:t>
+      </w:r>
+    </w:p>
+    <w:p>
+      <w:pPr>
+        <w:jc w:val="center"/>
+      </w:pPr>
+      <w:r>
+        <w:t>Hitting enter will switch to the leaderboard screen (after telling you if your score is elligable)</w:t>
+      </w:r>
+    </w:p>
+    <w:p>
+      <w:pPr>
+        <w:jc w:val="center"/>
+      </w:pPr>
+      <w:r>
+        <w:rPr>
+          <w:noProof/>
+        </w:rPr>
+        <w:lastRenderedPageBreak/>
+        <w:drawing>
+          <wp:inline distT="0" distB="0" distL="0" distR="0" wp14:anchorId="656002BD" wp14:editId="11C57CA5">
+            <wp:extent cx="5105842" cy="5616427"/>
+            <wp:effectExtent l="0" t="0" r="0" b="3810"/>
+            <wp:docPr id="1161760812" name="Picture 1" descr="A screenshot of a video game&#10;&#10;Description automatically generated"/>
+            <wp:cNvGraphicFramePr>
+              <a:graphicFrameLocks xmlns:a="http://schemas.openxmlformats.org/drawingml/2006/main" noChangeAspect="1"/>
+            </wp:cNvGraphicFramePr>
+            <a:graphic xmlns:a="http://schemas.openxmlformats.org/drawingml/2006/main">
+              <a:graphicData uri="http://schemas.openxmlformats.org/drawingml/2006/picture">
+                <pic:pic xmlns:pic="http://schemas.openxmlformats.org/drawingml/2006/picture">
+                  <pic:nvPicPr>
+                    <pic:cNvPr id="1161760812" name="Picture 1" descr="A screenshot of a video game&#10;&#10;Description automatically generated"/>
+                    <pic:cNvPicPr/>
+                  </pic:nvPicPr>
+                  <pic:blipFill>
+                    <a:blip r:embed="rId48"/>
+                    <a:stretch>
+                      <a:fillRect/>
+                    </a:stretch>
+                  </pic:blipFill>
+                  <pic:spPr>
+                    <a:xfrm>
+                      <a:off x="0" y="0"/>
+                      <a:ext cx="5105842" cy="5616427"/>
+                    </a:xfrm>
+                    <a:prstGeom prst="rect">
+                      <a:avLst/>
+                    </a:prstGeom>
+                  </pic:spPr>
+                </pic:pic>
+              </a:graphicData>
+            </a:graphic>
+          </wp:inline>
+        </w:drawing>
+      </w:r>
+    </w:p>
+    <w:p>
+      <w:pPr>
+        <w:jc w:val="center"/>
+      </w:pPr>
+    </w:p>
+    <w:p>
+      <w:pPr>
+        <w:jc w:val="center"/>
+      </w:pPr>
+      <w:r>
+        <w:rPr>
+          <w:noProof/>
+        </w:rPr>
+        <w:lastRenderedPageBreak/>
+        <w:drawing>
+          <wp:inline distT="0" distB="0" distL="0" distR="0" wp14:anchorId="2C160656" wp14:editId="065D68CC">
+            <wp:extent cx="5090160" cy="5714999"/>
+            <wp:effectExtent l="0" t="0" r="0" b="0"/>
+            <wp:docPr id="1473699806" name="Picture 1" descr="A screenshot of a video game&#10;&#10;Description automatically generated"/>
+            <wp:cNvGraphicFramePr>
+              <a:graphicFrameLocks xmlns:a="http://schemas.openxmlformats.org/drawingml/2006/main" noChangeAspect="1"/>
+            </wp:cNvGraphicFramePr>
+            <a:graphic xmlns:a="http://schemas.openxmlformats.org/drawingml/2006/main">
+              <a:graphicData uri="http://schemas.openxmlformats.org/drawingml/2006/picture">
+                <pic:pic xmlns:pic="http://schemas.openxmlformats.org/drawingml/2006/picture">
+                  <pic:nvPicPr>
+                    <pic:cNvPr id="1473699806" name="Picture 1" descr="A screenshot of a video game&#10;&#10;Description automatically generated"/>
+                    <pic:cNvPicPr/>
+                  </pic:nvPicPr>
+                  <pic:blipFill rotWithShape="1">
+                    <a:blip r:embed="rId49"/>
+                    <a:srcRect l="595"/>
+                    <a:stretch/>
+                  </pic:blipFill>
+                  <pic:spPr bwMode="auto">
+                    <a:xfrm>
+                      <a:off x="0" y="0"/>
+                      <a:ext cx="5090601" cy="5715495"/>
+                    </a:xfrm>
+                    <a:prstGeom prst="rect">
+                      <a:avLst/>
+                    </a:prstGeom>
+                    <a:ln>
+                      <a:noFill/>
+                    </a:ln>
+                    <a:extLst>
+                      <a:ext uri="{53640926-AAD7-44D8-BBD7-CCE9431645EC}">
+                        <a14:shadowObscured xmlns:a14="http://schemas.microsoft.com/office/drawing/2010/main"/>
+                      </a:ext>
+                    </a:extLst>
+                  </pic:spPr>
+                </pic:pic>
+              </a:graphicData>
+            </a:graphic>
+          </wp:inline>
+        </w:drawing>
+      </w:r>
+    </w:p>
+    <w:p>
+      <w:pPr>
+        <w:pStyle w:val="Heading4"/>
+        <w:jc w:val="center"/>
+      </w:pPr>
+      <w:r>
+        <w:t>Leaderboard Screen</w:t>
+      </w:r>
+    </w:p>
+    <w:p>
+      <w:pPr>
+        <w:jc w:val="center"/>
+      </w:pPr>
+      <w:r>
+        <w:t>Clicking Play Again? Will start the game anew</w:t>
+      </w:r>
+    </w:p>
+    <w:p>
+      <w:pPr>
+        <w:jc w:val="center"/>
+      </w:pPr>
+      <w:r>
+        <w:lastRenderedPageBreak/>
+        <w:drawing>
+          <wp:inline distT="0" distB="0" distL="0" distR="0" wp14:anchorId="535CC09E" wp14:editId="1239B25A">
+            <wp:extent cx="5121084" cy="5738357"/>
+            <wp:effectExtent l="0" t="0" r="3810" b="0"/>
+            <wp:docPr id="590534369" name="Picture 1" descr="A screenshot of a video game&#10;&#10;Description automatically generated"/>
+            <wp:cNvGraphicFramePr>
+              <a:graphicFrameLocks xmlns:a="http://schemas.openxmlformats.org/drawingml/2006/main" noChangeAspect="1"/>
+            </wp:cNvGraphicFramePr>
+            <a:graphic xmlns:a="http://schemas.openxmlformats.org/drawingml/2006/main">
+              <a:graphicData uri="http://schemas.openxmlformats.org/drawingml/2006/picture">
+                <pic:pic xmlns:pic="http://schemas.openxmlformats.org/drawingml/2006/picture">
+                  <pic:nvPicPr>
+                    <pic:cNvPr id="590534369" name="Picture 1" descr="A screenshot of a video game&#10;&#10;Description automatically generated"/>
+                    <pic:cNvPicPr/>
+                  </pic:nvPicPr>
+                  <pic:blipFill>
+                    <a:blip r:embed="rId50"/>
+                    <a:stretch>
+                      <a:fillRect/>
+                    </a:stretch>
+                  </pic:blipFill>
+                  <pic:spPr>
+                    <a:xfrm>
+                      <a:off x="0" y="0"/>
+                      <a:ext cx="5121084" cy="5738357"/>
+                    </a:xfrm>
+                    <a:prstGeom prst="rect">
+                      <a:avLst/>
+                    </a:prstGeom>
+                  </pic:spPr>
+                </pic:pic>
+              </a:graphicData>
+            </a:graphic>
+          </wp:inline>
+        </w:drawing>
+      </w:r>
+    </w:p>
+    <w:p>
+      <w:pPr>
+        <w:jc w:val="center"/>
+      </w:pPr>
     </w:p>
     <w:p>
       <w:pPr>
@@ -9556,11 +9941,47 @@
       </w:r>
     </w:p>
     <w:bookmarkEnd w:id="39"/>
+    <w:p/>
+    <w:p>
+      <w:pPr>
+        <w:pStyle w:val="Heading4"/>
+      </w:pPr>
+      <w:r>
+        <w:t>Score does not appear on leaderboard</w:t>
+      </w:r>
+    </w:p>
+    <w:p>
+      <w:pPr>
+        <w:rPr>
+          <w:b/>
+          <w:bCs/>
+        </w:rPr>
+      </w:pPr>
+      <w:r>
+        <w:rPr>
+          <w:b/>
+          <w:bCs/>
+        </w:rPr>
+        <w:t>Scenario one</w:t>
+      </w:r>
+      <w:r>
+        <w:rPr>
+          <w:b/>
+          <w:bCs/>
+        </w:rPr>
+        <w:t>: All scores are zero and entered score is zero</w:t>
+      </w:r>
+    </w:p>
+    <w:p>
+      <w:r>
+        <w:t xml:space="preserve">Sorting issue </w:t>
+      </w:r>
+    </w:p>
     <w:p>
       <w:pPr>
         <w:sectPr>
-          <w:footerReference w:type="default" r:id="rId45"/>
-          <w:footerReference w:type="first" r:id="rId46"/>
+          <w:footerReference w:type="default" r:id="rId51"/>
+          <w:footerReference w:type="first" r:id="rId52"/>
           <w:pgSz w:w="12240" w:h="15840"/>
           <w:pgMar w:top="1440" w:right="1440" w:bottom="1440" w:left="1440" w:header="720" w:footer="720" w:gutter="0"/>
           <w:pgNumType w:start="1"/>
@@ -9569,6 +9990,9 @@
           <w:docGrid w:linePitch="299"/>
         </w:sectPr>
       </w:pPr>
+      <w:r>
+        <w:t xml:space="preserve"> </w:t>
+      </w:r>
     </w:p>
     <w:p>
       <w:pPr>
@@ -11084,7 +11508,6 @@
           </w:tcPr>
           <w:p>
             <w:r>
-              <w:lastRenderedPageBreak/>
               <w:t>PlayerScore</w:t>
             </w:r>
           </w:p>
@@ -13564,7 +13987,7 @@
           <w:numId w:val="22"/>
         </w:numPr>
       </w:pPr>
-      <w:hyperlink r:id="rId47">
+      <w:hyperlink r:id="rId53">
         <w:r>
           <w:rPr>
             <w:color w:val="1155CC"/>
@@ -15887,7 +16310,7 @@
       <w:r>
         <w:t>Watch videos (</w:t>
       </w:r>
-      <w:hyperlink r:id="rId48">
+      <w:hyperlink r:id="rId54">
         <w:r>
           <w:rPr>
             <w:color w:val="1155CC"/>
@@ -16062,7 +16485,7 @@
       <w:r>
         <w:t>Watch videos (</w:t>
       </w:r>
-      <w:hyperlink r:id="rId49">
+      <w:hyperlink r:id="rId55">
         <w:r>
           <w:rPr>
             <w:color w:val="1155CC"/>
@@ -16225,1097 +16648,6 @@
       </w:pPr>
       <w:r>
         <w:t>Setting up Godot</w:t>
-      </w:r>
-    </w:p>
-    <w:p>
-      <w:pPr>
-        <w:pStyle w:val="ListParagraph"/>
-        <w:numPr>
-          <w:ilvl w:val="1"/>
-          <w:numId w:val="22"/>
-        </w:numPr>
-      </w:pPr>
-      <w:r>
-        <w:t>Watch videos (</w:t>
-      </w:r>
-      <w:hyperlink r:id="rId50">
-        <w:r>
-          <w:rPr>
-            <w:color w:val="1155CC"/>
-            <w:u w:val="single"/>
-          </w:rPr>
-          <w:t>playlist</w:t>
-        </w:r>
-      </w:hyperlink>
-      <w:r>
-        <w:t xml:space="preserve">) on how to make use of </w:t>
-      </w:r>
-      <w:r>
-        <w:t>Godot</w:t>
-      </w:r>
-    </w:p>
-    <w:p>
-      <w:pPr>
-        <w:pStyle w:val="ListParagraph"/>
-        <w:numPr>
-          <w:ilvl w:val="2"/>
-          <w:numId w:val="22"/>
-        </w:numPr>
-      </w:pPr>
-      <w:r>
-        <w:t>Learnt about signals</w:t>
-      </w:r>
-    </w:p>
-    <w:p>
-      <w:pPr>
-        <w:pStyle w:val="ListParagraph"/>
-        <w:numPr>
-          <w:ilvl w:val="2"/>
-          <w:numId w:val="22"/>
-        </w:numPr>
-      </w:pPr>
-      <w:r>
-        <w:t xml:space="preserve">Learnt about effective documentation reading and forum </w:t>
-      </w:r>
-      <w:r>
-        <w:t>inquiries</w:t>
-      </w:r>
-    </w:p>
-    <w:p>
-      <w:pPr>
-        <w:pStyle w:val="ListParagraph"/>
-        <w:numPr>
-          <w:ilvl w:val="1"/>
-          <w:numId w:val="22"/>
-        </w:numPr>
-      </w:pPr>
-      <w:r>
-        <w:t>Created label on main game</w:t>
-      </w:r>
-    </w:p>
-    <w:p>
-      <w:pPr>
-        <w:pStyle w:val="ListParagraph"/>
-        <w:numPr>
-          <w:ilvl w:val="0"/>
-          <w:numId w:val="22"/>
-        </w:numPr>
-      </w:pPr>
-      <w:r>
-        <w:t>Gantt Chart Progress check</w:t>
-      </w:r>
-    </w:p>
-    <w:p>
-      <w:pPr>
-        <w:pStyle w:val="ListParagraph"/>
-        <w:numPr>
-          <w:ilvl w:val="1"/>
-          <w:numId w:val="22"/>
-        </w:numPr>
-      </w:pPr>
-      <w:r>
-        <w:t>Algorithm</w:t>
-      </w:r>
-    </w:p>
-    <w:p>
-      <w:pPr>
-        <w:pStyle w:val="ListParagraph"/>
-        <w:numPr>
-          <w:ilvl w:val="2"/>
-          <w:numId w:val="22"/>
-        </w:numPr>
-      </w:pPr>
-      <w:r>
-        <w:t xml:space="preserve">Behind on schedule </w:t>
-      </w:r>
-    </w:p>
-    <w:p>
-      <w:pPr>
-        <w:pStyle w:val="ListParagraph"/>
-        <w:numPr>
-          <w:ilvl w:val="1"/>
-          <w:numId w:val="22"/>
-        </w:numPr>
-      </w:pPr>
-      <w:r>
-        <w:t>Documentation</w:t>
-      </w:r>
-    </w:p>
-    <w:p>
-      <w:pPr>
-        <w:pStyle w:val="ListParagraph"/>
-        <w:numPr>
-          <w:ilvl w:val="2"/>
-          <w:numId w:val="22"/>
-        </w:numPr>
-      </w:pPr>
-      <w:r>
-        <w:t>On Course</w:t>
-      </w:r>
-    </w:p>
-    <w:p>
-      <w:pPr>
-        <w:pStyle w:val="ListParagraph"/>
-        <w:numPr>
-          <w:ilvl w:val="1"/>
-          <w:numId w:val="22"/>
-        </w:numPr>
-      </w:pPr>
-      <w:r>
-        <w:t>Coding</w:t>
-      </w:r>
-    </w:p>
-    <w:p>
-      <w:pPr>
-        <w:pStyle w:val="ListParagraph"/>
-        <w:numPr>
-          <w:ilvl w:val="2"/>
-          <w:numId w:val="22"/>
-        </w:numPr>
-      </w:pPr>
-      <w:r>
-        <w:t>On Course</w:t>
-      </w:r>
-    </w:p>
-    <w:p>
-      <w:pPr>
-        <w:pStyle w:val="ListParagraph"/>
-        <w:numPr>
-          <w:ilvl w:val="0"/>
-          <w:numId w:val="22"/>
-        </w:numPr>
-      </w:pPr>
-      <w:r>
-        <w:rPr>
-          <w:lang w:val="en-US"/>
-        </w:rPr>
-        <w:t>Additional task tomorrow</w:t>
-      </w:r>
-    </w:p>
-    <w:p>
-      <w:pPr>
-        <w:pStyle w:val="Heading3"/>
-        <w:ind w:left="360"/>
-      </w:pPr>
-      <w:bookmarkStart w:id="78" w:name="_g3dtqtlo3pgl" w:colFirst="0" w:colLast="0"/>
-      <w:bookmarkStart w:id="79" w:name="_Toc172138714"/>
-      <w:bookmarkEnd w:id="78"/>
-      <w:r>
-        <w:t>6th of June</w:t>
-      </w:r>
-      <w:bookmarkEnd w:id="79"/>
-    </w:p>
-    <w:p>
-      <w:pPr>
-        <w:pStyle w:val="ListParagraph"/>
-        <w:numPr>
-          <w:ilvl w:val="0"/>
-          <w:numId w:val="22"/>
-        </w:numPr>
-      </w:pPr>
-      <w:r>
-        <w:t>Learning up Godot</w:t>
-      </w:r>
-    </w:p>
-    <w:p>
-      <w:pPr>
-        <w:pStyle w:val="ListParagraph"/>
-        <w:numPr>
-          <w:ilvl w:val="1"/>
-          <w:numId w:val="22"/>
-        </w:numPr>
-      </w:pPr>
-      <w:r>
-        <w:t>Watch videos (</w:t>
-      </w:r>
-      <w:hyperlink r:id="rId51">
-        <w:r>
-          <w:rPr>
-            <w:color w:val="1155CC"/>
-            <w:u w:val="single"/>
-          </w:rPr>
-          <w:t>playlist</w:t>
-        </w:r>
-      </w:hyperlink>
-      <w:r>
-        <w:t xml:space="preserve">) on how to make use of </w:t>
-      </w:r>
-      <w:r>
-        <w:t>Godot</w:t>
-      </w:r>
-    </w:p>
-    <w:p>
-      <w:pPr>
-        <w:pStyle w:val="ListParagraph"/>
-        <w:numPr>
-          <w:ilvl w:val="2"/>
-          <w:numId w:val="22"/>
-        </w:numPr>
-      </w:pPr>
-      <w:r>
-        <w:t xml:space="preserve">Learn more about the physics engine of </w:t>
-      </w:r>
-      <w:r>
-        <w:t>Godot</w:t>
-      </w:r>
-      <w:r>
-        <w:t xml:space="preserve"> and properties that </w:t>
-      </w:r>
-      <w:r>
-        <w:t>I</w:t>
-      </w:r>
-      <w:r>
-        <w:t xml:space="preserve"> can change </w:t>
-      </w:r>
-    </w:p>
-    <w:p>
-      <w:pPr>
-        <w:pStyle w:val="ListParagraph"/>
-        <w:numPr>
-          <w:ilvl w:val="1"/>
-          <w:numId w:val="22"/>
-        </w:numPr>
-      </w:pPr>
-      <w:r>
-        <w:t>Set up main stuff</w:t>
-      </w:r>
-    </w:p>
-    <w:p>
-      <w:pPr>
-        <w:pStyle w:val="ListParagraph"/>
-        <w:numPr>
-          <w:ilvl w:val="0"/>
-          <w:numId w:val="22"/>
-        </w:numPr>
-      </w:pPr>
-      <w:r>
-        <w:t>Gantt Chart Progress check</w:t>
-      </w:r>
-    </w:p>
-    <w:p>
-      <w:pPr>
-        <w:pStyle w:val="ListParagraph"/>
-        <w:numPr>
-          <w:ilvl w:val="1"/>
-          <w:numId w:val="22"/>
-        </w:numPr>
-      </w:pPr>
-      <w:r>
-        <w:t>Algorithm</w:t>
-      </w:r>
-    </w:p>
-    <w:p>
-      <w:pPr>
-        <w:pStyle w:val="ListParagraph"/>
-        <w:numPr>
-          <w:ilvl w:val="2"/>
-          <w:numId w:val="22"/>
-        </w:numPr>
-      </w:pPr>
-      <w:r>
-        <w:t xml:space="preserve">Behind on schedule </w:t>
-      </w:r>
-    </w:p>
-    <w:p>
-      <w:pPr>
-        <w:pStyle w:val="ListParagraph"/>
-        <w:numPr>
-          <w:ilvl w:val="1"/>
-          <w:numId w:val="22"/>
-        </w:numPr>
-      </w:pPr>
-      <w:r>
-        <w:t>Documentation</w:t>
-      </w:r>
-    </w:p>
-    <w:p>
-      <w:pPr>
-        <w:pStyle w:val="ListParagraph"/>
-        <w:numPr>
-          <w:ilvl w:val="2"/>
-          <w:numId w:val="22"/>
-        </w:numPr>
-      </w:pPr>
-      <w:r>
-        <w:t>On Course</w:t>
-      </w:r>
-    </w:p>
-    <w:p>
-      <w:pPr>
-        <w:pStyle w:val="ListParagraph"/>
-        <w:numPr>
-          <w:ilvl w:val="1"/>
-          <w:numId w:val="22"/>
-        </w:numPr>
-      </w:pPr>
-      <w:r>
-        <w:t>Coding</w:t>
-      </w:r>
-    </w:p>
-    <w:p>
-      <w:pPr>
-        <w:pStyle w:val="ListParagraph"/>
-        <w:numPr>
-          <w:ilvl w:val="2"/>
-          <w:numId w:val="22"/>
-        </w:numPr>
-      </w:pPr>
-      <w:r>
-        <w:t>On Course</w:t>
-      </w:r>
-    </w:p>
-    <w:p>
-      <w:pPr>
-        <w:pStyle w:val="ListParagraph"/>
-        <w:numPr>
-          <w:ilvl w:val="0"/>
-          <w:numId w:val="22"/>
-        </w:numPr>
-      </w:pPr>
-      <w:r>
-        <w:rPr>
-          <w:lang w:val="en-US"/>
-        </w:rPr>
-        <w:t>Additional task tomorrow</w:t>
-      </w:r>
-    </w:p>
-    <w:p>
-      <w:pPr>
-        <w:pStyle w:val="Heading3"/>
-        <w:ind w:left="360"/>
-      </w:pPr>
-      <w:bookmarkStart w:id="80" w:name="_53mbsk1yjlrw" w:colFirst="0" w:colLast="0"/>
-      <w:bookmarkStart w:id="81" w:name="_Toc172138715"/>
-      <w:bookmarkEnd w:id="80"/>
-      <w:r>
-        <w:t>7th of June</w:t>
-      </w:r>
-      <w:bookmarkEnd w:id="81"/>
-    </w:p>
-    <w:p>
-      <w:pPr>
-        <w:pStyle w:val="ListParagraph"/>
-        <w:numPr>
-          <w:ilvl w:val="0"/>
-          <w:numId w:val="22"/>
-        </w:numPr>
-      </w:pPr>
-      <w:r>
-        <w:t>Switched to Word</w:t>
-      </w:r>
-    </w:p>
-    <w:p>
-      <w:pPr>
-        <w:pStyle w:val="ListParagraph"/>
-        <w:numPr>
-          <w:ilvl w:val="1"/>
-          <w:numId w:val="22"/>
-        </w:numPr>
-      </w:pPr>
-      <w:r>
-        <w:t>Fixed formatting</w:t>
-      </w:r>
-    </w:p>
-    <w:p>
-      <w:pPr>
-        <w:pStyle w:val="ListParagraph"/>
-        <w:numPr>
-          <w:ilvl w:val="1"/>
-          <w:numId w:val="22"/>
-        </w:numPr>
-      </w:pPr>
-      <w:r>
-        <w:t>Added table of content</w:t>
-      </w:r>
-    </w:p>
-    <w:p>
-      <w:pPr>
-        <w:pStyle w:val="ListParagraph"/>
-        <w:numPr>
-          <w:ilvl w:val="1"/>
-          <w:numId w:val="22"/>
-        </w:numPr>
-      </w:pPr>
-      <w:r>
-        <w:t>Added title page</w:t>
-      </w:r>
-    </w:p>
-    <w:p>
-      <w:pPr>
-        <w:pStyle w:val="ListParagraph"/>
-        <w:numPr>
-          <w:ilvl w:val="0"/>
-          <w:numId w:val="22"/>
-        </w:numPr>
-      </w:pPr>
-      <w:r>
-        <w:t>Refined Design Brief</w:t>
-      </w:r>
-    </w:p>
-    <w:p>
-      <w:pPr>
-        <w:pStyle w:val="ListParagraph"/>
-        <w:numPr>
-          <w:ilvl w:val="1"/>
-          <w:numId w:val="22"/>
-        </w:numPr>
-      </w:pPr>
-      <w:r>
-        <w:t>Aims</w:t>
-      </w:r>
-    </w:p>
-    <w:p>
-      <w:pPr>
-        <w:pStyle w:val="ListParagraph"/>
-        <w:numPr>
-          <w:ilvl w:val="2"/>
-          <w:numId w:val="22"/>
-        </w:numPr>
-      </w:pPr>
-      <w:r>
-        <w:t>Added more specific elaboration</w:t>
-      </w:r>
-    </w:p>
-    <w:p>
-      <w:pPr>
-        <w:pStyle w:val="ListParagraph"/>
-        <w:numPr>
-          <w:ilvl w:val="1"/>
-          <w:numId w:val="22"/>
-        </w:numPr>
-      </w:pPr>
-      <w:r>
-        <w:t>Objectives</w:t>
-      </w:r>
-    </w:p>
-    <w:p>
-      <w:pPr>
-        <w:pStyle w:val="ListParagraph"/>
-        <w:numPr>
-          <w:ilvl w:val="2"/>
-          <w:numId w:val="22"/>
-        </w:numPr>
-      </w:pPr>
-      <w:r>
-        <w:t xml:space="preserve">Replace flask with </w:t>
-      </w:r>
-      <w:r>
-        <w:t>Godot</w:t>
-      </w:r>
-    </w:p>
-    <w:p>
-      <w:pPr>
-        <w:pStyle w:val="ListParagraph"/>
-        <w:numPr>
-          <w:ilvl w:val="2"/>
-          <w:numId w:val="22"/>
-        </w:numPr>
-      </w:pPr>
-      <w:r>
-        <w:t xml:space="preserve">Changed </w:t>
-      </w:r>
-      <w:r>
-        <w:t>wording</w:t>
-      </w:r>
-    </w:p>
-    <w:p>
-      <w:pPr>
-        <w:pStyle w:val="ListParagraph"/>
-        <w:numPr>
-          <w:ilvl w:val="3"/>
-          <w:numId w:val="22"/>
-        </w:numPr>
-      </w:pPr>
-      <w:r>
-        <w:t xml:space="preserve">Made for descriptive </w:t>
-      </w:r>
-    </w:p>
-    <w:p>
-      <w:pPr>
-        <w:pStyle w:val="ListParagraph"/>
-        <w:numPr>
-          <w:ilvl w:val="0"/>
-          <w:numId w:val="22"/>
-        </w:numPr>
-      </w:pPr>
-      <w:r>
-        <w:lastRenderedPageBreak/>
-        <w:t>Refined Sketch of all screens that will appear</w:t>
-      </w:r>
-    </w:p>
-    <w:p>
-      <w:pPr>
-        <w:pStyle w:val="ListParagraph"/>
-        <w:numPr>
-          <w:ilvl w:val="1"/>
-          <w:numId w:val="22"/>
-        </w:numPr>
-      </w:pPr>
-      <w:r>
-        <w:t>Added legends</w:t>
-      </w:r>
-    </w:p>
-    <w:p>
-      <w:pPr>
-        <w:pStyle w:val="ListParagraph"/>
-        <w:numPr>
-          <w:ilvl w:val="0"/>
-          <w:numId w:val="22"/>
-        </w:numPr>
-      </w:pPr>
-      <w:r>
-        <w:rPr>
-          <w:lang w:val="en-US"/>
-        </w:rPr>
-        <w:t xml:space="preserve">Converted all image into scalable .svg images for quality </w:t>
-      </w:r>
-    </w:p>
-    <w:p>
-      <w:pPr>
-        <w:pStyle w:val="ListParagraph"/>
-        <w:numPr>
-          <w:ilvl w:val="0"/>
-          <w:numId w:val="22"/>
-        </w:numPr>
-      </w:pPr>
-      <w:r>
-        <w:t>Gantt Chart Progress check</w:t>
-      </w:r>
-    </w:p>
-    <w:p>
-      <w:pPr>
-        <w:pStyle w:val="ListParagraph"/>
-        <w:numPr>
-          <w:ilvl w:val="1"/>
-          <w:numId w:val="22"/>
-        </w:numPr>
-      </w:pPr>
-      <w:r>
-        <w:t>Algorithm</w:t>
-      </w:r>
-    </w:p>
-    <w:p>
-      <w:pPr>
-        <w:pStyle w:val="ListParagraph"/>
-        <w:numPr>
-          <w:ilvl w:val="2"/>
-          <w:numId w:val="22"/>
-        </w:numPr>
-      </w:pPr>
-      <w:r>
-        <w:t xml:space="preserve">Behind on schedule </w:t>
-      </w:r>
-    </w:p>
-    <w:p>
-      <w:pPr>
-        <w:pStyle w:val="ListParagraph"/>
-        <w:numPr>
-          <w:ilvl w:val="1"/>
-          <w:numId w:val="22"/>
-        </w:numPr>
-      </w:pPr>
-      <w:r>
-        <w:t>Documentation</w:t>
-      </w:r>
-    </w:p>
-    <w:p>
-      <w:pPr>
-        <w:pStyle w:val="ListParagraph"/>
-        <w:numPr>
-          <w:ilvl w:val="2"/>
-          <w:numId w:val="22"/>
-        </w:numPr>
-      </w:pPr>
-      <w:r>
-        <w:t>On Course</w:t>
-      </w:r>
-    </w:p>
-    <w:p>
-      <w:pPr>
-        <w:pStyle w:val="ListParagraph"/>
-        <w:numPr>
-          <w:ilvl w:val="1"/>
-          <w:numId w:val="22"/>
-        </w:numPr>
-      </w:pPr>
-      <w:r>
-        <w:t>Coding</w:t>
-      </w:r>
-    </w:p>
-    <w:p>
-      <w:pPr>
-        <w:pStyle w:val="ListParagraph"/>
-        <w:numPr>
-          <w:ilvl w:val="2"/>
-          <w:numId w:val="22"/>
-        </w:numPr>
-      </w:pPr>
-      <w:r>
-        <w:t>On Course</w:t>
-      </w:r>
-    </w:p>
-    <w:p>
-      <w:pPr>
-        <w:pStyle w:val="ListParagraph"/>
-        <w:numPr>
-          <w:ilvl w:val="0"/>
-          <w:numId w:val="22"/>
-        </w:numPr>
-      </w:pPr>
-      <w:r>
-        <w:rPr>
-          <w:lang w:val="en-US"/>
-        </w:rPr>
-        <w:t>Additional task tomorrow</w:t>
-      </w:r>
-    </w:p>
-    <w:p>
-      <w:pPr>
-        <w:pStyle w:val="Heading3"/>
-        <w:ind w:left="360"/>
-      </w:pPr>
-      <w:bookmarkStart w:id="82" w:name="_Toc172138716"/>
-      <w:r>
-        <w:t>9th of June</w:t>
-      </w:r>
-      <w:bookmarkEnd w:id="82"/>
-    </w:p>
-    <w:p>
-      <w:pPr>
-        <w:pStyle w:val="ListParagraph"/>
-        <w:numPr>
-          <w:ilvl w:val="0"/>
-          <w:numId w:val="22"/>
-        </w:numPr>
-      </w:pPr>
-      <w:r>
-        <w:t>Learning</w:t>
-      </w:r>
-      <w:r>
-        <w:t xml:space="preserve"> up Godot</w:t>
-      </w:r>
-    </w:p>
-    <w:p>
-      <w:pPr>
-        <w:pStyle w:val="ListParagraph"/>
-        <w:numPr>
-          <w:ilvl w:val="1"/>
-          <w:numId w:val="22"/>
-        </w:numPr>
-      </w:pPr>
-      <w:r>
-        <w:t>Watch videos (</w:t>
-      </w:r>
-      <w:hyperlink r:id="rId52">
-        <w:r>
-          <w:rPr>
-            <w:color w:val="1155CC"/>
-            <w:u w:val="single"/>
-          </w:rPr>
-          <w:t>playlist</w:t>
-        </w:r>
-      </w:hyperlink>
-      <w:r>
-        <w:t>) on how to make use of Godot</w:t>
-      </w:r>
-    </w:p>
-    <w:p>
-      <w:pPr>
-        <w:pStyle w:val="ListParagraph"/>
-        <w:numPr>
-          <w:ilvl w:val="2"/>
-          <w:numId w:val="22"/>
-        </w:numPr>
-      </w:pPr>
-      <w:r>
-        <w:t>Learnt how to read keyboard inputs</w:t>
-      </w:r>
-    </w:p>
-    <w:p>
-      <w:pPr>
-        <w:pStyle w:val="ListParagraph"/>
-        <w:numPr>
-          <w:ilvl w:val="2"/>
-          <w:numId w:val="22"/>
-        </w:numPr>
-      </w:pPr>
-      <w:r>
-        <w:t>Learnt how to use signals</w:t>
-      </w:r>
-    </w:p>
-    <w:p>
-      <w:pPr>
-        <w:pStyle w:val="ListParagraph"/>
-        <w:numPr>
-          <w:ilvl w:val="0"/>
-          <w:numId w:val="22"/>
-        </w:numPr>
-      </w:pPr>
-      <w:r>
-        <w:t>Gantt Chart Progress check</w:t>
-      </w:r>
-    </w:p>
-    <w:p>
-      <w:pPr>
-        <w:pStyle w:val="ListParagraph"/>
-        <w:numPr>
-          <w:ilvl w:val="1"/>
-          <w:numId w:val="22"/>
-        </w:numPr>
-      </w:pPr>
-      <w:r>
-        <w:t>Algorithm</w:t>
-      </w:r>
-    </w:p>
-    <w:p>
-      <w:pPr>
-        <w:pStyle w:val="ListParagraph"/>
-        <w:numPr>
-          <w:ilvl w:val="2"/>
-          <w:numId w:val="22"/>
-        </w:numPr>
-      </w:pPr>
-      <w:r>
-        <w:t xml:space="preserve">Behind on schedule </w:t>
-      </w:r>
-    </w:p>
-    <w:p>
-      <w:pPr>
-        <w:pStyle w:val="ListParagraph"/>
-        <w:numPr>
-          <w:ilvl w:val="1"/>
-          <w:numId w:val="22"/>
-        </w:numPr>
-      </w:pPr>
-      <w:r>
-        <w:t>Documentation</w:t>
-      </w:r>
-    </w:p>
-    <w:p>
-      <w:pPr>
-        <w:pStyle w:val="ListParagraph"/>
-        <w:numPr>
-          <w:ilvl w:val="2"/>
-          <w:numId w:val="22"/>
-        </w:numPr>
-      </w:pPr>
-      <w:r>
-        <w:t>On Course</w:t>
-      </w:r>
-    </w:p>
-    <w:p>
-      <w:pPr>
-        <w:pStyle w:val="ListParagraph"/>
-        <w:numPr>
-          <w:ilvl w:val="1"/>
-          <w:numId w:val="22"/>
-        </w:numPr>
-      </w:pPr>
-      <w:r>
-        <w:t>Coding</w:t>
-      </w:r>
-    </w:p>
-    <w:p>
-      <w:pPr>
-        <w:pStyle w:val="ListParagraph"/>
-        <w:numPr>
-          <w:ilvl w:val="2"/>
-          <w:numId w:val="22"/>
-        </w:numPr>
-      </w:pPr>
-      <w:r>
-        <w:t>On Course</w:t>
-      </w:r>
-    </w:p>
-    <w:p>
-      <w:pPr>
-        <w:pStyle w:val="ListParagraph"/>
-        <w:numPr>
-          <w:ilvl w:val="0"/>
-          <w:numId w:val="22"/>
-        </w:numPr>
-      </w:pPr>
-      <w:r>
-        <w:rPr>
-          <w:lang w:val="en-US"/>
-        </w:rPr>
-        <w:t>Additional task tomorrow</w:t>
-      </w:r>
-    </w:p>
-    <w:p>
-      <w:pPr>
-        <w:pStyle w:val="ListParagraph"/>
-        <w:numPr>
-          <w:ilvl w:val="1"/>
-          <w:numId w:val="22"/>
-        </w:numPr>
-      </w:pPr>
-      <w:r>
-        <w:t>Continue learning</w:t>
-      </w:r>
-    </w:p>
-    <w:p>
-      <w:pPr>
-        <w:pStyle w:val="Heading3"/>
-        <w:ind w:left="360"/>
-      </w:pPr>
-      <w:bookmarkStart w:id="83" w:name="_Toc172138717"/>
-      <w:r>
-        <w:t>10th of June</w:t>
-      </w:r>
-      <w:bookmarkEnd w:id="83"/>
-    </w:p>
-    <w:p>
-      <w:pPr>
-        <w:pStyle w:val="ListParagraph"/>
-        <w:numPr>
-          <w:ilvl w:val="0"/>
-          <w:numId w:val="22"/>
-        </w:numPr>
-      </w:pPr>
-      <w:r>
-        <w:t>Learning up Godot</w:t>
-      </w:r>
-    </w:p>
-    <w:p>
-      <w:pPr>
-        <w:pStyle w:val="ListParagraph"/>
-        <w:numPr>
-          <w:ilvl w:val="1"/>
-          <w:numId w:val="22"/>
-        </w:numPr>
-      </w:pPr>
-      <w:r>
-        <w:t>Watch videos (</w:t>
-      </w:r>
-      <w:hyperlink r:id="rId53">
-        <w:r>
-          <w:rPr>
-            <w:color w:val="1155CC"/>
-            <w:u w:val="single"/>
-          </w:rPr>
-          <w:t>playlist</w:t>
-        </w:r>
-      </w:hyperlink>
-      <w:r>
-        <w:t>) on how to make use of Godot</w:t>
-      </w:r>
-    </w:p>
-    <w:p>
-      <w:pPr>
-        <w:pStyle w:val="ListParagraph"/>
-        <w:numPr>
-          <w:ilvl w:val="2"/>
-          <w:numId w:val="22"/>
-        </w:numPr>
-      </w:pPr>
-      <w:r>
-        <w:t>Learnt how to make signals</w:t>
-      </w:r>
-    </w:p>
-    <w:p>
-      <w:pPr>
-        <w:pStyle w:val="ListParagraph"/>
-        <w:numPr>
-          <w:ilvl w:val="3"/>
-          <w:numId w:val="22"/>
-        </w:numPr>
-      </w:pPr>
-      <w:r>
-        <w:t xml:space="preserve">Learnt more modern uses of signals through this </w:t>
-      </w:r>
-      <w:hyperlink r:id="rId54" w:history="1">
-        <w:r>
-          <w:rPr>
-            <w:rStyle w:val="Hyperlink"/>
-          </w:rPr>
-          <w:t>video</w:t>
-        </w:r>
-      </w:hyperlink>
-    </w:p>
-    <w:p>
-      <w:pPr>
-        <w:pStyle w:val="ListParagraph"/>
-        <w:numPr>
-          <w:ilvl w:val="2"/>
-          <w:numId w:val="22"/>
-        </w:numPr>
-      </w:pPr>
-      <w:r>
-        <w:t>Buil</w:t>
-      </w:r>
-      <w:r>
-        <w:t>ding</w:t>
-      </w:r>
-      <w:r>
-        <w:t xml:space="preserve"> a small tutorial game; learnt new stuff</w:t>
-      </w:r>
-    </w:p>
-    <w:p>
-      <w:pPr>
-        <w:pStyle w:val="ListParagraph"/>
-        <w:numPr>
-          <w:ilvl w:val="1"/>
-          <w:numId w:val="22"/>
-        </w:numPr>
-      </w:pPr>
-      <w:r>
-        <w:t xml:space="preserve">Learnt about the “await” function from this </w:t>
-      </w:r>
-      <w:hyperlink r:id="rId55" w:history="1">
-        <w:r>
-          <w:rPr>
-            <w:rStyle w:val="Hyperlink"/>
-          </w:rPr>
-          <w:t>video</w:t>
-        </w:r>
-      </w:hyperlink>
-    </w:p>
-    <w:p>
-      <w:pPr>
-        <w:pStyle w:val="ListParagraph"/>
-        <w:numPr>
-          <w:ilvl w:val="0"/>
-          <w:numId w:val="22"/>
-        </w:numPr>
-      </w:pPr>
-      <w:r>
-        <w:t>Gantt Chart Progress check</w:t>
-      </w:r>
-    </w:p>
-    <w:p>
-      <w:pPr>
-        <w:pStyle w:val="ListParagraph"/>
-        <w:numPr>
-          <w:ilvl w:val="1"/>
-          <w:numId w:val="22"/>
-        </w:numPr>
-      </w:pPr>
-      <w:r>
-        <w:t>Algorithm</w:t>
-      </w:r>
-    </w:p>
-    <w:p>
-      <w:pPr>
-        <w:pStyle w:val="ListParagraph"/>
-        <w:numPr>
-          <w:ilvl w:val="2"/>
-          <w:numId w:val="22"/>
-        </w:numPr>
-      </w:pPr>
-      <w:r>
-        <w:t xml:space="preserve">Behind on schedule </w:t>
-      </w:r>
-    </w:p>
-    <w:p>
-      <w:pPr>
-        <w:pStyle w:val="ListParagraph"/>
-        <w:numPr>
-          <w:ilvl w:val="1"/>
-          <w:numId w:val="22"/>
-        </w:numPr>
-      </w:pPr>
-      <w:r>
-        <w:t>Documentation</w:t>
-      </w:r>
-    </w:p>
-    <w:p>
-      <w:pPr>
-        <w:pStyle w:val="ListParagraph"/>
-        <w:numPr>
-          <w:ilvl w:val="2"/>
-          <w:numId w:val="22"/>
-        </w:numPr>
-      </w:pPr>
-      <w:r>
-        <w:t>On Course</w:t>
-      </w:r>
-    </w:p>
-    <w:p>
-      <w:pPr>
-        <w:pStyle w:val="ListParagraph"/>
-        <w:numPr>
-          <w:ilvl w:val="1"/>
-          <w:numId w:val="22"/>
-        </w:numPr>
-      </w:pPr>
-      <w:r>
-        <w:t>Coding</w:t>
-      </w:r>
-    </w:p>
-    <w:p>
-      <w:pPr>
-        <w:pStyle w:val="ListParagraph"/>
-        <w:numPr>
-          <w:ilvl w:val="2"/>
-          <w:numId w:val="22"/>
-        </w:numPr>
-      </w:pPr>
-      <w:r>
-        <w:t>On Course</w:t>
-      </w:r>
-    </w:p>
-    <w:p>
-      <w:pPr>
-        <w:pStyle w:val="ListParagraph"/>
-        <w:numPr>
-          <w:ilvl w:val="0"/>
-          <w:numId w:val="22"/>
-        </w:numPr>
-      </w:pPr>
-      <w:r>
-        <w:rPr>
-          <w:lang w:val="en-US"/>
-        </w:rPr>
-        <w:t>Additional task tomorrow</w:t>
-      </w:r>
-    </w:p>
-    <w:p>
-      <w:pPr>
-        <w:pStyle w:val="ListParagraph"/>
-        <w:numPr>
-          <w:ilvl w:val="1"/>
-          <w:numId w:val="22"/>
-        </w:numPr>
-      </w:pPr>
-      <w:r>
-        <w:lastRenderedPageBreak/>
-        <w:t>Continue learning</w:t>
-      </w:r>
-    </w:p>
-    <w:p>
-      <w:pPr>
-        <w:pStyle w:val="ListParagraph"/>
-        <w:numPr>
-          <w:ilvl w:val="2"/>
-          <w:numId w:val="22"/>
-        </w:numPr>
-      </w:pPr>
-      <w:r>
-        <w:t>Continue creating tutorial game</w:t>
-      </w:r>
-    </w:p>
-    <w:p>
-      <w:pPr>
-        <w:pStyle w:val="Heading3"/>
-        <w:ind w:left="360"/>
-      </w:pPr>
-      <w:bookmarkStart w:id="84" w:name="_Toc172138718"/>
-      <w:r>
-        <w:t>13th of June</w:t>
-      </w:r>
-      <w:bookmarkEnd w:id="84"/>
-    </w:p>
-    <w:p>
-      <w:pPr>
-        <w:pStyle w:val="ListParagraph"/>
-        <w:numPr>
-          <w:ilvl w:val="0"/>
-          <w:numId w:val="22"/>
-        </w:numPr>
-      </w:pPr>
-      <w:r>
-        <w:t>Learning up Godot</w:t>
       </w:r>
     </w:p>
     <w:p>
@@ -17339,19 +16671,49 @@
         </w:r>
       </w:hyperlink>
       <w:r>
-        <w:t>) on how to make use of Godot</w:t>
-      </w:r>
-    </w:p>
-    <w:p>
-      <w:pPr>
-        <w:pStyle w:val="ListParagraph"/>
-        <w:numPr>
-          <w:ilvl w:val="2"/>
-          <w:numId w:val="22"/>
-        </w:numPr>
-      </w:pPr>
-      <w:r>
-        <w:t>Building a small tutorial game; learnt new stuff</w:t>
+        <w:t xml:space="preserve">) on how to make use of </w:t>
+      </w:r>
+      <w:r>
+        <w:t>Godot</w:t>
+      </w:r>
+    </w:p>
+    <w:p>
+      <w:pPr>
+        <w:pStyle w:val="ListParagraph"/>
+        <w:numPr>
+          <w:ilvl w:val="2"/>
+          <w:numId w:val="22"/>
+        </w:numPr>
+      </w:pPr>
+      <w:r>
+        <w:t>Learnt about signals</w:t>
+      </w:r>
+    </w:p>
+    <w:p>
+      <w:pPr>
+        <w:pStyle w:val="ListParagraph"/>
+        <w:numPr>
+          <w:ilvl w:val="2"/>
+          <w:numId w:val="22"/>
+        </w:numPr>
+      </w:pPr>
+      <w:r>
+        <w:t xml:space="preserve">Learnt about effective documentation reading and forum </w:t>
+      </w:r>
+      <w:r>
+        <w:t>inquiries</w:t>
+      </w:r>
+    </w:p>
+    <w:p>
+      <w:pPr>
+        <w:pStyle w:val="ListParagraph"/>
+        <w:numPr>
+          <w:ilvl w:val="1"/>
+          <w:numId w:val="22"/>
+        </w:numPr>
+      </w:pPr>
+      <w:r>
+        <w:t>Created label on main game</w:t>
       </w:r>
     </w:p>
     <w:p>
@@ -17455,38 +16817,16 @@
     </w:p>
     <w:p>
       <w:pPr>
-        <w:pStyle w:val="ListParagraph"/>
-        <w:numPr>
-          <w:ilvl w:val="1"/>
-          <w:numId w:val="22"/>
-        </w:numPr>
-      </w:pPr>
-      <w:r>
-        <w:t>Continue learning</w:t>
-      </w:r>
-    </w:p>
-    <w:p>
-      <w:pPr>
-        <w:pStyle w:val="ListParagraph"/>
-        <w:numPr>
-          <w:ilvl w:val="2"/>
-          <w:numId w:val="22"/>
-        </w:numPr>
-      </w:pPr>
-      <w:r>
-        <w:t>Continue creating tutorial game</w:t>
-      </w:r>
-    </w:p>
-    <w:p>
-      <w:pPr>
         <w:pStyle w:val="Heading3"/>
         <w:ind w:left="360"/>
       </w:pPr>
-      <w:bookmarkStart w:id="85" w:name="_Toc172138719"/>
-      <w:r>
-        <w:t>14th of June</w:t>
-      </w:r>
-      <w:bookmarkEnd w:id="85"/>
+      <w:bookmarkStart w:id="78" w:name="_g3dtqtlo3pgl" w:colFirst="0" w:colLast="0"/>
+      <w:bookmarkStart w:id="79" w:name="_Toc172138714"/>
+      <w:bookmarkEnd w:id="78"/>
+      <w:r>
+        <w:t>6th of June</w:t>
+      </w:r>
+      <w:bookmarkEnd w:id="79"/>
     </w:p>
     <w:p>
       <w:pPr>
@@ -17521,64 +16861,46 @@
         </w:r>
       </w:hyperlink>
       <w:r>
-        <w:t>) on how to make use of Godot</w:t>
-      </w:r>
-    </w:p>
-    <w:p>
-      <w:pPr>
-        <w:pStyle w:val="ListParagraph"/>
-        <w:numPr>
-          <w:ilvl w:val="2"/>
-          <w:numId w:val="22"/>
-        </w:numPr>
-      </w:pPr>
-      <w:r>
-        <w:t>Building a small tutorial game; learnt new stuff</w:t>
-      </w:r>
-    </w:p>
-    <w:p>
-      <w:pPr>
-        <w:pStyle w:val="ListParagraph"/>
-        <w:numPr>
-          <w:ilvl w:val="3"/>
-          <w:numId w:val="22"/>
-        </w:numPr>
-      </w:pPr>
-      <w:r>
-        <w:t>area2d nodes</w:t>
-      </w:r>
-    </w:p>
-    <w:p>
-      <w:pPr>
-        <w:pStyle w:val="ListParagraph"/>
-        <w:numPr>
-          <w:ilvl w:val="3"/>
-          <w:numId w:val="22"/>
-        </w:numPr>
-        <w:rPr>
-          <w:lang w:val="en-US"/>
-        </w:rPr>
-      </w:pPr>
-      <w:r>
-        <w:rPr>
-          <w:lang w:val="en-US"/>
-        </w:rPr>
-        <w:t>get_viewport_rect().size</w:t>
-      </w:r>
-    </w:p>
-    <w:p>
-      <w:pPr>
-        <w:pStyle w:val="ListParagraph"/>
-        <w:numPr>
-          <w:ilvl w:val="3"/>
-          <w:numId w:val="22"/>
-        </w:numPr>
-      </w:pPr>
-      <w:r>
-        <w:rPr>
-          <w:lang w:val="en-US"/>
-        </w:rPr>
-        <w:t>clamp (x,y,z)</w:t>
+        <w:t xml:space="preserve">) on how to make use of </w:t>
+      </w:r>
+      <w:r>
+        <w:t>Godot</w:t>
+      </w:r>
+    </w:p>
+    <w:p>
+      <w:pPr>
+        <w:pStyle w:val="ListParagraph"/>
+        <w:numPr>
+          <w:ilvl w:val="2"/>
+          <w:numId w:val="22"/>
+        </w:numPr>
+      </w:pPr>
+      <w:r>
+        <w:t xml:space="preserve">Learn more about the physics engine of </w:t>
+      </w:r>
+      <w:r>
+        <w:t>Godot</w:t>
+      </w:r>
+      <w:r>
+        <w:t xml:space="preserve"> and properties that </w:t>
+      </w:r>
+      <w:r>
+        <w:t>I</w:t>
+      </w:r>
+      <w:r>
+        <w:t xml:space="preserve"> can change </w:t>
+      </w:r>
+    </w:p>
+    <w:p>
+      <w:pPr>
+        <w:pStyle w:val="ListParagraph"/>
+        <w:numPr>
+          <w:ilvl w:val="1"/>
+          <w:numId w:val="22"/>
+        </w:numPr>
+      </w:pPr>
+      <w:r>
+        <w:t>Set up main stuff</w:t>
       </w:r>
     </w:p>
     <w:p>
@@ -17682,26 +17004,16 @@
     </w:p>
     <w:p>
       <w:pPr>
-        <w:pStyle w:val="ListParagraph"/>
-        <w:numPr>
-          <w:ilvl w:val="1"/>
-          <w:numId w:val="22"/>
-        </w:numPr>
-      </w:pPr>
-      <w:r>
-        <w:t>Continue learning</w:t>
-      </w:r>
-    </w:p>
-    <w:p>
-      <w:pPr>
         <w:pStyle w:val="Heading3"/>
         <w:ind w:left="360"/>
       </w:pPr>
-      <w:bookmarkStart w:id="86" w:name="_Toc172138720"/>
-      <w:r>
-        <w:t>15th of June</w:t>
-      </w:r>
-      <w:bookmarkEnd w:id="86"/>
+      <w:bookmarkStart w:id="80" w:name="_53mbsk1yjlrw" w:colFirst="0" w:colLast="0"/>
+      <w:bookmarkStart w:id="81" w:name="_Toc172138715"/>
+      <w:bookmarkEnd w:id="80"/>
+      <w:r>
+        <w:t>7th of June</w:t>
+      </w:r>
+      <w:bookmarkEnd w:id="81"/>
     </w:p>
     <w:p>
       <w:pPr>
@@ -17712,7 +17024,298 @@
         </w:numPr>
       </w:pPr>
       <w:r>
-        <w:t>Learning up Godot</w:t>
+        <w:t>Switched to Word</w:t>
+      </w:r>
+    </w:p>
+    <w:p>
+      <w:pPr>
+        <w:pStyle w:val="ListParagraph"/>
+        <w:numPr>
+          <w:ilvl w:val="1"/>
+          <w:numId w:val="22"/>
+        </w:numPr>
+      </w:pPr>
+      <w:r>
+        <w:t>Fixed formatting</w:t>
+      </w:r>
+    </w:p>
+    <w:p>
+      <w:pPr>
+        <w:pStyle w:val="ListParagraph"/>
+        <w:numPr>
+          <w:ilvl w:val="1"/>
+          <w:numId w:val="22"/>
+        </w:numPr>
+      </w:pPr>
+      <w:r>
+        <w:t>Added table of content</w:t>
+      </w:r>
+    </w:p>
+    <w:p>
+      <w:pPr>
+        <w:pStyle w:val="ListParagraph"/>
+        <w:numPr>
+          <w:ilvl w:val="1"/>
+          <w:numId w:val="22"/>
+        </w:numPr>
+      </w:pPr>
+      <w:r>
+        <w:t>Added title page</w:t>
+      </w:r>
+    </w:p>
+    <w:p>
+      <w:pPr>
+        <w:pStyle w:val="ListParagraph"/>
+        <w:numPr>
+          <w:ilvl w:val="0"/>
+          <w:numId w:val="22"/>
+        </w:numPr>
+      </w:pPr>
+      <w:r>
+        <w:t>Refined Design Brief</w:t>
+      </w:r>
+    </w:p>
+    <w:p>
+      <w:pPr>
+        <w:pStyle w:val="ListParagraph"/>
+        <w:numPr>
+          <w:ilvl w:val="1"/>
+          <w:numId w:val="22"/>
+        </w:numPr>
+      </w:pPr>
+      <w:r>
+        <w:t>Aims</w:t>
+      </w:r>
+    </w:p>
+    <w:p>
+      <w:pPr>
+        <w:pStyle w:val="ListParagraph"/>
+        <w:numPr>
+          <w:ilvl w:val="2"/>
+          <w:numId w:val="22"/>
+        </w:numPr>
+      </w:pPr>
+      <w:r>
+        <w:t>Added more specific elaboration</w:t>
+      </w:r>
+    </w:p>
+    <w:p>
+      <w:pPr>
+        <w:pStyle w:val="ListParagraph"/>
+        <w:numPr>
+          <w:ilvl w:val="1"/>
+          <w:numId w:val="22"/>
+        </w:numPr>
+      </w:pPr>
+      <w:r>
+        <w:t>Objectives</w:t>
+      </w:r>
+    </w:p>
+    <w:p>
+      <w:pPr>
+        <w:pStyle w:val="ListParagraph"/>
+        <w:numPr>
+          <w:ilvl w:val="2"/>
+          <w:numId w:val="22"/>
+        </w:numPr>
+      </w:pPr>
+      <w:r>
+        <w:t xml:space="preserve">Replace flask with </w:t>
+      </w:r>
+      <w:r>
+        <w:t>Godot</w:t>
+      </w:r>
+    </w:p>
+    <w:p>
+      <w:pPr>
+        <w:pStyle w:val="ListParagraph"/>
+        <w:numPr>
+          <w:ilvl w:val="2"/>
+          <w:numId w:val="22"/>
+        </w:numPr>
+      </w:pPr>
+      <w:r>
+        <w:t xml:space="preserve">Changed </w:t>
+      </w:r>
+      <w:r>
+        <w:t>wording</w:t>
+      </w:r>
+    </w:p>
+    <w:p>
+      <w:pPr>
+        <w:pStyle w:val="ListParagraph"/>
+        <w:numPr>
+          <w:ilvl w:val="3"/>
+          <w:numId w:val="22"/>
+        </w:numPr>
+      </w:pPr>
+      <w:r>
+        <w:t xml:space="preserve">Made for descriptive </w:t>
+      </w:r>
+    </w:p>
+    <w:p>
+      <w:pPr>
+        <w:pStyle w:val="ListParagraph"/>
+        <w:numPr>
+          <w:ilvl w:val="0"/>
+          <w:numId w:val="22"/>
+        </w:numPr>
+      </w:pPr>
+      <w:r>
+        <w:lastRenderedPageBreak/>
+        <w:t>Refined Sketch of all screens that will appear</w:t>
+      </w:r>
+    </w:p>
+    <w:p>
+      <w:pPr>
+        <w:pStyle w:val="ListParagraph"/>
+        <w:numPr>
+          <w:ilvl w:val="1"/>
+          <w:numId w:val="22"/>
+        </w:numPr>
+      </w:pPr>
+      <w:r>
+        <w:t>Added legends</w:t>
+      </w:r>
+    </w:p>
+    <w:p>
+      <w:pPr>
+        <w:pStyle w:val="ListParagraph"/>
+        <w:numPr>
+          <w:ilvl w:val="0"/>
+          <w:numId w:val="22"/>
+        </w:numPr>
+      </w:pPr>
+      <w:r>
+        <w:rPr>
+          <w:lang w:val="en-US"/>
+        </w:rPr>
+        <w:t xml:space="preserve">Converted all image into scalable .svg images for quality </w:t>
+      </w:r>
+    </w:p>
+    <w:p>
+      <w:pPr>
+        <w:pStyle w:val="ListParagraph"/>
+        <w:numPr>
+          <w:ilvl w:val="0"/>
+          <w:numId w:val="22"/>
+        </w:numPr>
+      </w:pPr>
+      <w:r>
+        <w:t>Gantt Chart Progress check</w:t>
+      </w:r>
+    </w:p>
+    <w:p>
+      <w:pPr>
+        <w:pStyle w:val="ListParagraph"/>
+        <w:numPr>
+          <w:ilvl w:val="1"/>
+          <w:numId w:val="22"/>
+        </w:numPr>
+      </w:pPr>
+      <w:r>
+        <w:t>Algorithm</w:t>
+      </w:r>
+    </w:p>
+    <w:p>
+      <w:pPr>
+        <w:pStyle w:val="ListParagraph"/>
+        <w:numPr>
+          <w:ilvl w:val="2"/>
+          <w:numId w:val="22"/>
+        </w:numPr>
+      </w:pPr>
+      <w:r>
+        <w:t xml:space="preserve">Behind on schedule </w:t>
+      </w:r>
+    </w:p>
+    <w:p>
+      <w:pPr>
+        <w:pStyle w:val="ListParagraph"/>
+        <w:numPr>
+          <w:ilvl w:val="1"/>
+          <w:numId w:val="22"/>
+        </w:numPr>
+      </w:pPr>
+      <w:r>
+        <w:t>Documentation</w:t>
+      </w:r>
+    </w:p>
+    <w:p>
+      <w:pPr>
+        <w:pStyle w:val="ListParagraph"/>
+        <w:numPr>
+          <w:ilvl w:val="2"/>
+          <w:numId w:val="22"/>
+        </w:numPr>
+      </w:pPr>
+      <w:r>
+        <w:t>On Course</w:t>
+      </w:r>
+    </w:p>
+    <w:p>
+      <w:pPr>
+        <w:pStyle w:val="ListParagraph"/>
+        <w:numPr>
+          <w:ilvl w:val="1"/>
+          <w:numId w:val="22"/>
+        </w:numPr>
+      </w:pPr>
+      <w:r>
+        <w:t>Coding</w:t>
+      </w:r>
+    </w:p>
+    <w:p>
+      <w:pPr>
+        <w:pStyle w:val="ListParagraph"/>
+        <w:numPr>
+          <w:ilvl w:val="2"/>
+          <w:numId w:val="22"/>
+        </w:numPr>
+      </w:pPr>
+      <w:r>
+        <w:t>On Course</w:t>
+      </w:r>
+    </w:p>
+    <w:p>
+      <w:pPr>
+        <w:pStyle w:val="ListParagraph"/>
+        <w:numPr>
+          <w:ilvl w:val="0"/>
+          <w:numId w:val="22"/>
+        </w:numPr>
+      </w:pPr>
+      <w:r>
+        <w:rPr>
+          <w:lang w:val="en-US"/>
+        </w:rPr>
+        <w:t>Additional task tomorrow</w:t>
+      </w:r>
+    </w:p>
+    <w:p>
+      <w:pPr>
+        <w:pStyle w:val="Heading3"/>
+        <w:ind w:left="360"/>
+      </w:pPr>
+      <w:bookmarkStart w:id="82" w:name="_Toc172138716"/>
+      <w:r>
+        <w:t>9th of June</w:t>
+      </w:r>
+      <w:bookmarkEnd w:id="82"/>
+    </w:p>
+    <w:p>
+      <w:pPr>
+        <w:pStyle w:val="ListParagraph"/>
+        <w:numPr>
+          <w:ilvl w:val="0"/>
+          <w:numId w:val="22"/>
+        </w:numPr>
+      </w:pPr>
+      <w:r>
+        <w:t>Learning</w:t>
+      </w:r>
+      <w:r>
+        <w:t xml:space="preserve"> up Godot</w:t>
       </w:r>
     </w:p>
     <w:p>
@@ -17748,52 +17351,19 @@
         </w:numPr>
       </w:pPr>
       <w:r>
-        <w:t>Building a small tutorial game; learnt new stuff</w:t>
-      </w:r>
-    </w:p>
-    <w:p>
-      <w:pPr>
-        <w:pStyle w:val="ListParagraph"/>
-        <w:numPr>
-          <w:ilvl w:val="3"/>
-          <w:numId w:val="22"/>
-        </w:numPr>
-      </w:pPr>
-      <w:r>
-        <w:rPr>
-          <w:lang w:val="en-US"/>
-        </w:rPr>
-        <w:t>% x.size()</w:t>
-      </w:r>
-    </w:p>
-    <w:p>
-      <w:pPr>
-        <w:pStyle w:val="ListParagraph"/>
-        <w:numPr>
-          <w:ilvl w:val="3"/>
-          <w:numId w:val="22"/>
-        </w:numPr>
-      </w:pPr>
-      <w:r>
-        <w:rPr>
-          <w:lang w:val="en-US"/>
-        </w:rPr>
-        <w:t>randf_range(x,y)</w:t>
-      </w:r>
-    </w:p>
-    <w:p>
-      <w:pPr>
-        <w:pStyle w:val="ListParagraph"/>
-        <w:numPr>
-          <w:ilvl w:val="3"/>
-          <w:numId w:val="22"/>
-        </w:numPr>
-      </w:pPr>
-      <w:r>
-        <w:rPr>
-          <w:lang w:val="en-US"/>
-        </w:rPr>
-        <w:t>x. new()</w:t>
+        <w:t>Learnt how to read keyboard inputs</w:t>
+      </w:r>
+    </w:p>
+    <w:p>
+      <w:pPr>
+        <w:pStyle w:val="ListParagraph"/>
+        <w:numPr>
+          <w:ilvl w:val="2"/>
+          <w:numId w:val="22"/>
+        </w:numPr>
+      </w:pPr>
+      <w:r>
+        <w:t>Learnt how to use signals</w:t>
       </w:r>
     </w:p>
     <w:p>
@@ -17805,7 +17375,6 @@
         </w:numPr>
       </w:pPr>
       <w:r>
-        <w:lastRenderedPageBreak/>
         <w:t>Gantt Chart Progress check</w:t>
       </w:r>
     </w:p>
@@ -17910,41 +17479,14 @@
     </w:p>
     <w:p>
       <w:pPr>
-        <w:pStyle w:val="ListParagraph"/>
-        <w:numPr>
-          <w:ilvl w:val="2"/>
-          <w:numId w:val="22"/>
-        </w:numPr>
-      </w:pPr>
-      <w:r>
-        <w:t>Continue creating tutorial game</w:t>
-      </w:r>
-    </w:p>
-    <w:p>
-      <w:pPr>
         <w:pStyle w:val="Heading3"/>
         <w:ind w:left="360"/>
       </w:pPr>
-      <w:bookmarkStart w:id="87" w:name="_Toc172138721"/>
-      <w:r>
-        <w:t>18th of June</w:t>
-      </w:r>
-      <w:bookmarkEnd w:id="87"/>
-    </w:p>
-    <w:p>
-      <w:pPr>
-        <w:pStyle w:val="ListParagraph"/>
-        <w:numPr>
-          <w:ilvl w:val="0"/>
-          <w:numId w:val="22"/>
-        </w:numPr>
-      </w:pPr>
-      <w:r>
-        <w:t xml:space="preserve">Finished </w:t>
-      </w:r>
-      <w:r>
-        <w:t>Planning and designing software</w:t>
-      </w:r>
+      <w:bookmarkStart w:id="83" w:name="_Toc172138717"/>
+      <w:r>
+        <w:t>10th of June</w:t>
+      </w:r>
+      <w:bookmarkEnd w:id="83"/>
     </w:p>
     <w:p>
       <w:pPr>
@@ -17986,19 +17528,71 @@
       <w:pPr>
         <w:pStyle w:val="ListParagraph"/>
         <w:numPr>
+          <w:ilvl w:val="2"/>
+          <w:numId w:val="22"/>
+        </w:numPr>
+      </w:pPr>
+      <w:r>
+        <w:t>Learnt how to make signals</w:t>
+      </w:r>
+    </w:p>
+    <w:p>
+      <w:pPr>
+        <w:pStyle w:val="ListParagraph"/>
+        <w:numPr>
           <w:ilvl w:val="3"/>
           <w:numId w:val="22"/>
         </w:numPr>
       </w:pPr>
       <w:r>
-        <w:t xml:space="preserve">Finished </w:t>
-      </w:r>
-      <w:r>
-        <w:t>tutorial</w:t>
-      </w:r>
-      <w:r>
-        <w:t xml:space="preserve"> game</w:t>
-      </w:r>
+        <w:t xml:space="preserve">Learnt more modern uses of signals through this </w:t>
+      </w:r>
+      <w:hyperlink r:id="rId60" w:history="1">
+        <w:r>
+          <w:rPr>
+            <w:rStyle w:val="Hyperlink"/>
+          </w:rPr>
+          <w:t>video</w:t>
+        </w:r>
+      </w:hyperlink>
+    </w:p>
+    <w:p>
+      <w:pPr>
+        <w:pStyle w:val="ListParagraph"/>
+        <w:numPr>
+          <w:ilvl w:val="2"/>
+          <w:numId w:val="22"/>
+        </w:numPr>
+      </w:pPr>
+      <w:r>
+        <w:t>Buil</w:t>
+      </w:r>
+      <w:r>
+        <w:t>ding</w:t>
+      </w:r>
+      <w:r>
+        <w:t xml:space="preserve"> a small tutorial game; learnt new stuff</w:t>
+      </w:r>
+    </w:p>
+    <w:p>
+      <w:pPr>
+        <w:pStyle w:val="ListParagraph"/>
+        <w:numPr>
+          <w:ilvl w:val="1"/>
+          <w:numId w:val="22"/>
+        </w:numPr>
+      </w:pPr>
+      <w:r>
+        <w:t xml:space="preserve">Learnt about the “await” function from this </w:t>
+      </w:r>
+      <w:hyperlink r:id="rId61" w:history="1">
+        <w:r>
+          <w:rPr>
+            <w:rStyle w:val="Hyperlink"/>
+          </w:rPr>
+          <w:t>video</w:t>
+        </w:r>
+      </w:hyperlink>
     </w:p>
     <w:p>
       <w:pPr>
@@ -18101,6 +17695,835 @@
     </w:p>
     <w:p>
       <w:pPr>
+        <w:pStyle w:val="ListParagraph"/>
+        <w:numPr>
+          <w:ilvl w:val="1"/>
+          <w:numId w:val="22"/>
+        </w:numPr>
+      </w:pPr>
+      <w:r>
+        <w:lastRenderedPageBreak/>
+        <w:t>Continue learning</w:t>
+      </w:r>
+    </w:p>
+    <w:p>
+      <w:pPr>
+        <w:pStyle w:val="ListParagraph"/>
+        <w:numPr>
+          <w:ilvl w:val="2"/>
+          <w:numId w:val="22"/>
+        </w:numPr>
+      </w:pPr>
+      <w:r>
+        <w:t>Continue creating tutorial game</w:t>
+      </w:r>
+    </w:p>
+    <w:p>
+      <w:pPr>
+        <w:pStyle w:val="Heading3"/>
+        <w:ind w:left="360"/>
+      </w:pPr>
+      <w:bookmarkStart w:id="84" w:name="_Toc172138718"/>
+      <w:r>
+        <w:t>13th of June</w:t>
+      </w:r>
+      <w:bookmarkEnd w:id="84"/>
+    </w:p>
+    <w:p>
+      <w:pPr>
+        <w:pStyle w:val="ListParagraph"/>
+        <w:numPr>
+          <w:ilvl w:val="0"/>
+          <w:numId w:val="22"/>
+        </w:numPr>
+      </w:pPr>
+      <w:r>
+        <w:t>Learning up Godot</w:t>
+      </w:r>
+    </w:p>
+    <w:p>
+      <w:pPr>
+        <w:pStyle w:val="ListParagraph"/>
+        <w:numPr>
+          <w:ilvl w:val="1"/>
+          <w:numId w:val="22"/>
+        </w:numPr>
+      </w:pPr>
+      <w:r>
+        <w:t>Watch videos (</w:t>
+      </w:r>
+      <w:hyperlink r:id="rId62">
+        <w:r>
+          <w:rPr>
+            <w:color w:val="1155CC"/>
+            <w:u w:val="single"/>
+          </w:rPr>
+          <w:t>playlist</w:t>
+        </w:r>
+      </w:hyperlink>
+      <w:r>
+        <w:t>) on how to make use of Godot</w:t>
+      </w:r>
+    </w:p>
+    <w:p>
+      <w:pPr>
+        <w:pStyle w:val="ListParagraph"/>
+        <w:numPr>
+          <w:ilvl w:val="2"/>
+          <w:numId w:val="22"/>
+        </w:numPr>
+      </w:pPr>
+      <w:r>
+        <w:t>Building a small tutorial game; learnt new stuff</w:t>
+      </w:r>
+    </w:p>
+    <w:p>
+      <w:pPr>
+        <w:pStyle w:val="ListParagraph"/>
+        <w:numPr>
+          <w:ilvl w:val="0"/>
+          <w:numId w:val="22"/>
+        </w:numPr>
+      </w:pPr>
+      <w:r>
+        <w:t>Gantt Chart Progress check</w:t>
+      </w:r>
+    </w:p>
+    <w:p>
+      <w:pPr>
+        <w:pStyle w:val="ListParagraph"/>
+        <w:numPr>
+          <w:ilvl w:val="1"/>
+          <w:numId w:val="22"/>
+        </w:numPr>
+      </w:pPr>
+      <w:r>
+        <w:t>Algorithm</w:t>
+      </w:r>
+    </w:p>
+    <w:p>
+      <w:pPr>
+        <w:pStyle w:val="ListParagraph"/>
+        <w:numPr>
+          <w:ilvl w:val="2"/>
+          <w:numId w:val="22"/>
+        </w:numPr>
+      </w:pPr>
+      <w:r>
+        <w:t xml:space="preserve">Behind on schedule </w:t>
+      </w:r>
+    </w:p>
+    <w:p>
+      <w:pPr>
+        <w:pStyle w:val="ListParagraph"/>
+        <w:numPr>
+          <w:ilvl w:val="1"/>
+          <w:numId w:val="22"/>
+        </w:numPr>
+      </w:pPr>
+      <w:r>
+        <w:t>Documentation</w:t>
+      </w:r>
+    </w:p>
+    <w:p>
+      <w:pPr>
+        <w:pStyle w:val="ListParagraph"/>
+        <w:numPr>
+          <w:ilvl w:val="2"/>
+          <w:numId w:val="22"/>
+        </w:numPr>
+      </w:pPr>
+      <w:r>
+        <w:t>On Course</w:t>
+      </w:r>
+    </w:p>
+    <w:p>
+      <w:pPr>
+        <w:pStyle w:val="ListParagraph"/>
+        <w:numPr>
+          <w:ilvl w:val="1"/>
+          <w:numId w:val="22"/>
+        </w:numPr>
+      </w:pPr>
+      <w:r>
+        <w:t>Coding</w:t>
+      </w:r>
+    </w:p>
+    <w:p>
+      <w:pPr>
+        <w:pStyle w:val="ListParagraph"/>
+        <w:numPr>
+          <w:ilvl w:val="2"/>
+          <w:numId w:val="22"/>
+        </w:numPr>
+      </w:pPr>
+      <w:r>
+        <w:t>On Course</w:t>
+      </w:r>
+    </w:p>
+    <w:p>
+      <w:pPr>
+        <w:pStyle w:val="ListParagraph"/>
+        <w:numPr>
+          <w:ilvl w:val="0"/>
+          <w:numId w:val="22"/>
+        </w:numPr>
+      </w:pPr>
+      <w:r>
+        <w:rPr>
+          <w:lang w:val="en-US"/>
+        </w:rPr>
+        <w:t>Additional task tomorrow</w:t>
+      </w:r>
+    </w:p>
+    <w:p>
+      <w:pPr>
+        <w:pStyle w:val="ListParagraph"/>
+        <w:numPr>
+          <w:ilvl w:val="1"/>
+          <w:numId w:val="22"/>
+        </w:numPr>
+      </w:pPr>
+      <w:r>
+        <w:t>Continue learning</w:t>
+      </w:r>
+    </w:p>
+    <w:p>
+      <w:pPr>
+        <w:pStyle w:val="ListParagraph"/>
+        <w:numPr>
+          <w:ilvl w:val="2"/>
+          <w:numId w:val="22"/>
+        </w:numPr>
+      </w:pPr>
+      <w:r>
+        <w:t>Continue creating tutorial game</w:t>
+      </w:r>
+    </w:p>
+    <w:p>
+      <w:pPr>
+        <w:pStyle w:val="Heading3"/>
+        <w:ind w:left="360"/>
+      </w:pPr>
+      <w:bookmarkStart w:id="85" w:name="_Toc172138719"/>
+      <w:r>
+        <w:t>14th of June</w:t>
+      </w:r>
+      <w:bookmarkEnd w:id="85"/>
+    </w:p>
+    <w:p>
+      <w:pPr>
+        <w:pStyle w:val="ListParagraph"/>
+        <w:numPr>
+          <w:ilvl w:val="0"/>
+          <w:numId w:val="22"/>
+        </w:numPr>
+      </w:pPr>
+      <w:r>
+        <w:t>Learning up Godot</w:t>
+      </w:r>
+    </w:p>
+    <w:p>
+      <w:pPr>
+        <w:pStyle w:val="ListParagraph"/>
+        <w:numPr>
+          <w:ilvl w:val="1"/>
+          <w:numId w:val="22"/>
+        </w:numPr>
+      </w:pPr>
+      <w:r>
+        <w:t>Watch videos (</w:t>
+      </w:r>
+      <w:hyperlink r:id="rId63">
+        <w:r>
+          <w:rPr>
+            <w:color w:val="1155CC"/>
+            <w:u w:val="single"/>
+          </w:rPr>
+          <w:t>playlist</w:t>
+        </w:r>
+      </w:hyperlink>
+      <w:r>
+        <w:t>) on how to make use of Godot</w:t>
+      </w:r>
+    </w:p>
+    <w:p>
+      <w:pPr>
+        <w:pStyle w:val="ListParagraph"/>
+        <w:numPr>
+          <w:ilvl w:val="2"/>
+          <w:numId w:val="22"/>
+        </w:numPr>
+      </w:pPr>
+      <w:r>
+        <w:t>Building a small tutorial game; learnt new stuff</w:t>
+      </w:r>
+    </w:p>
+    <w:p>
+      <w:pPr>
+        <w:pStyle w:val="ListParagraph"/>
+        <w:numPr>
+          <w:ilvl w:val="3"/>
+          <w:numId w:val="22"/>
+        </w:numPr>
+      </w:pPr>
+      <w:r>
+        <w:t>area2d nodes</w:t>
+      </w:r>
+    </w:p>
+    <w:p>
+      <w:pPr>
+        <w:pStyle w:val="ListParagraph"/>
+        <w:numPr>
+          <w:ilvl w:val="3"/>
+          <w:numId w:val="22"/>
+        </w:numPr>
+        <w:rPr>
+          <w:lang w:val="en-US"/>
+        </w:rPr>
+      </w:pPr>
+      <w:r>
+        <w:rPr>
+          <w:lang w:val="en-US"/>
+        </w:rPr>
+        <w:t>get_viewport_rect().size</w:t>
+      </w:r>
+    </w:p>
+    <w:p>
+      <w:pPr>
+        <w:pStyle w:val="ListParagraph"/>
+        <w:numPr>
+          <w:ilvl w:val="3"/>
+          <w:numId w:val="22"/>
+        </w:numPr>
+      </w:pPr>
+      <w:r>
+        <w:rPr>
+          <w:lang w:val="en-US"/>
+        </w:rPr>
+        <w:t>clamp (x,y,z)</w:t>
+      </w:r>
+    </w:p>
+    <w:p>
+      <w:pPr>
+        <w:pStyle w:val="ListParagraph"/>
+        <w:numPr>
+          <w:ilvl w:val="0"/>
+          <w:numId w:val="22"/>
+        </w:numPr>
+      </w:pPr>
+      <w:r>
+        <w:t>Gantt Chart Progress check</w:t>
+      </w:r>
+    </w:p>
+    <w:p>
+      <w:pPr>
+        <w:pStyle w:val="ListParagraph"/>
+        <w:numPr>
+          <w:ilvl w:val="1"/>
+          <w:numId w:val="22"/>
+        </w:numPr>
+      </w:pPr>
+      <w:r>
+        <w:t>Algorithm</w:t>
+      </w:r>
+    </w:p>
+    <w:p>
+      <w:pPr>
+        <w:pStyle w:val="ListParagraph"/>
+        <w:numPr>
+          <w:ilvl w:val="2"/>
+          <w:numId w:val="22"/>
+        </w:numPr>
+      </w:pPr>
+      <w:r>
+        <w:t xml:space="preserve">Behind on schedule </w:t>
+      </w:r>
+    </w:p>
+    <w:p>
+      <w:pPr>
+        <w:pStyle w:val="ListParagraph"/>
+        <w:numPr>
+          <w:ilvl w:val="1"/>
+          <w:numId w:val="22"/>
+        </w:numPr>
+      </w:pPr>
+      <w:r>
+        <w:t>Documentation</w:t>
+      </w:r>
+    </w:p>
+    <w:p>
+      <w:pPr>
+        <w:pStyle w:val="ListParagraph"/>
+        <w:numPr>
+          <w:ilvl w:val="2"/>
+          <w:numId w:val="22"/>
+        </w:numPr>
+      </w:pPr>
+      <w:r>
+        <w:t>On Course</w:t>
+      </w:r>
+    </w:p>
+    <w:p>
+      <w:pPr>
+        <w:pStyle w:val="ListParagraph"/>
+        <w:numPr>
+          <w:ilvl w:val="1"/>
+          <w:numId w:val="22"/>
+        </w:numPr>
+      </w:pPr>
+      <w:r>
+        <w:t>Coding</w:t>
+      </w:r>
+    </w:p>
+    <w:p>
+      <w:pPr>
+        <w:pStyle w:val="ListParagraph"/>
+        <w:numPr>
+          <w:ilvl w:val="2"/>
+          <w:numId w:val="22"/>
+        </w:numPr>
+      </w:pPr>
+      <w:r>
+        <w:t>On Course</w:t>
+      </w:r>
+    </w:p>
+    <w:p>
+      <w:pPr>
+        <w:pStyle w:val="ListParagraph"/>
+        <w:numPr>
+          <w:ilvl w:val="0"/>
+          <w:numId w:val="22"/>
+        </w:numPr>
+      </w:pPr>
+      <w:r>
+        <w:rPr>
+          <w:lang w:val="en-US"/>
+        </w:rPr>
+        <w:t>Additional task tomorrow</w:t>
+      </w:r>
+    </w:p>
+    <w:p>
+      <w:pPr>
+        <w:pStyle w:val="ListParagraph"/>
+        <w:numPr>
+          <w:ilvl w:val="1"/>
+          <w:numId w:val="22"/>
+        </w:numPr>
+      </w:pPr>
+      <w:r>
+        <w:t>Continue learning</w:t>
+      </w:r>
+    </w:p>
+    <w:p>
+      <w:pPr>
+        <w:pStyle w:val="Heading3"/>
+        <w:ind w:left="360"/>
+      </w:pPr>
+      <w:bookmarkStart w:id="86" w:name="_Toc172138720"/>
+      <w:r>
+        <w:t>15th of June</w:t>
+      </w:r>
+      <w:bookmarkEnd w:id="86"/>
+    </w:p>
+    <w:p>
+      <w:pPr>
+        <w:pStyle w:val="ListParagraph"/>
+        <w:numPr>
+          <w:ilvl w:val="0"/>
+          <w:numId w:val="22"/>
+        </w:numPr>
+      </w:pPr>
+      <w:r>
+        <w:t>Learning up Godot</w:t>
+      </w:r>
+    </w:p>
+    <w:p>
+      <w:pPr>
+        <w:pStyle w:val="ListParagraph"/>
+        <w:numPr>
+          <w:ilvl w:val="1"/>
+          <w:numId w:val="22"/>
+        </w:numPr>
+      </w:pPr>
+      <w:r>
+        <w:t>Watch videos (</w:t>
+      </w:r>
+      <w:hyperlink r:id="rId64">
+        <w:r>
+          <w:rPr>
+            <w:color w:val="1155CC"/>
+            <w:u w:val="single"/>
+          </w:rPr>
+          <w:t>playlist</w:t>
+        </w:r>
+      </w:hyperlink>
+      <w:r>
+        <w:t>) on how to make use of Godot</w:t>
+      </w:r>
+    </w:p>
+    <w:p>
+      <w:pPr>
+        <w:pStyle w:val="ListParagraph"/>
+        <w:numPr>
+          <w:ilvl w:val="2"/>
+          <w:numId w:val="22"/>
+        </w:numPr>
+      </w:pPr>
+      <w:r>
+        <w:t>Building a small tutorial game; learnt new stuff</w:t>
+      </w:r>
+    </w:p>
+    <w:p>
+      <w:pPr>
+        <w:pStyle w:val="ListParagraph"/>
+        <w:numPr>
+          <w:ilvl w:val="3"/>
+          <w:numId w:val="22"/>
+        </w:numPr>
+      </w:pPr>
+      <w:r>
+        <w:rPr>
+          <w:lang w:val="en-US"/>
+        </w:rPr>
+        <w:t>% x.size()</w:t>
+      </w:r>
+    </w:p>
+    <w:p>
+      <w:pPr>
+        <w:pStyle w:val="ListParagraph"/>
+        <w:numPr>
+          <w:ilvl w:val="3"/>
+          <w:numId w:val="22"/>
+        </w:numPr>
+      </w:pPr>
+      <w:r>
+        <w:rPr>
+          <w:lang w:val="en-US"/>
+        </w:rPr>
+        <w:t>randf_range(x,y)</w:t>
+      </w:r>
+    </w:p>
+    <w:p>
+      <w:pPr>
+        <w:pStyle w:val="ListParagraph"/>
+        <w:numPr>
+          <w:ilvl w:val="3"/>
+          <w:numId w:val="22"/>
+        </w:numPr>
+      </w:pPr>
+      <w:r>
+        <w:rPr>
+          <w:lang w:val="en-US"/>
+        </w:rPr>
+        <w:t>x. new()</w:t>
+      </w:r>
+    </w:p>
+    <w:p>
+      <w:pPr>
+        <w:pStyle w:val="ListParagraph"/>
+        <w:numPr>
+          <w:ilvl w:val="0"/>
+          <w:numId w:val="22"/>
+        </w:numPr>
+      </w:pPr>
+      <w:r>
+        <w:lastRenderedPageBreak/>
+        <w:t>Gantt Chart Progress check</w:t>
+      </w:r>
+    </w:p>
+    <w:p>
+      <w:pPr>
+        <w:pStyle w:val="ListParagraph"/>
+        <w:numPr>
+          <w:ilvl w:val="1"/>
+          <w:numId w:val="22"/>
+        </w:numPr>
+      </w:pPr>
+      <w:r>
+        <w:t>Algorithm</w:t>
+      </w:r>
+    </w:p>
+    <w:p>
+      <w:pPr>
+        <w:pStyle w:val="ListParagraph"/>
+        <w:numPr>
+          <w:ilvl w:val="2"/>
+          <w:numId w:val="22"/>
+        </w:numPr>
+      </w:pPr>
+      <w:r>
+        <w:t xml:space="preserve">Behind on schedule </w:t>
+      </w:r>
+    </w:p>
+    <w:p>
+      <w:pPr>
+        <w:pStyle w:val="ListParagraph"/>
+        <w:numPr>
+          <w:ilvl w:val="1"/>
+          <w:numId w:val="22"/>
+        </w:numPr>
+      </w:pPr>
+      <w:r>
+        <w:t>Documentation</w:t>
+      </w:r>
+    </w:p>
+    <w:p>
+      <w:pPr>
+        <w:pStyle w:val="ListParagraph"/>
+        <w:numPr>
+          <w:ilvl w:val="2"/>
+          <w:numId w:val="22"/>
+        </w:numPr>
+      </w:pPr>
+      <w:r>
+        <w:t>On Course</w:t>
+      </w:r>
+    </w:p>
+    <w:p>
+      <w:pPr>
+        <w:pStyle w:val="ListParagraph"/>
+        <w:numPr>
+          <w:ilvl w:val="1"/>
+          <w:numId w:val="22"/>
+        </w:numPr>
+      </w:pPr>
+      <w:r>
+        <w:t>Coding</w:t>
+      </w:r>
+    </w:p>
+    <w:p>
+      <w:pPr>
+        <w:pStyle w:val="ListParagraph"/>
+        <w:numPr>
+          <w:ilvl w:val="2"/>
+          <w:numId w:val="22"/>
+        </w:numPr>
+      </w:pPr>
+      <w:r>
+        <w:t>On Course</w:t>
+      </w:r>
+    </w:p>
+    <w:p>
+      <w:pPr>
+        <w:pStyle w:val="ListParagraph"/>
+        <w:numPr>
+          <w:ilvl w:val="0"/>
+          <w:numId w:val="22"/>
+        </w:numPr>
+      </w:pPr>
+      <w:r>
+        <w:rPr>
+          <w:lang w:val="en-US"/>
+        </w:rPr>
+        <w:t>Additional task tomorrow</w:t>
+      </w:r>
+    </w:p>
+    <w:p>
+      <w:pPr>
+        <w:pStyle w:val="ListParagraph"/>
+        <w:numPr>
+          <w:ilvl w:val="1"/>
+          <w:numId w:val="22"/>
+        </w:numPr>
+      </w:pPr>
+      <w:r>
+        <w:t>Continue learning</w:t>
+      </w:r>
+    </w:p>
+    <w:p>
+      <w:pPr>
+        <w:pStyle w:val="ListParagraph"/>
+        <w:numPr>
+          <w:ilvl w:val="2"/>
+          <w:numId w:val="22"/>
+        </w:numPr>
+      </w:pPr>
+      <w:r>
+        <w:t>Continue creating tutorial game</w:t>
+      </w:r>
+    </w:p>
+    <w:p>
+      <w:pPr>
+        <w:pStyle w:val="Heading3"/>
+        <w:ind w:left="360"/>
+      </w:pPr>
+      <w:bookmarkStart w:id="87" w:name="_Toc172138721"/>
+      <w:r>
+        <w:t>18th of June</w:t>
+      </w:r>
+      <w:bookmarkEnd w:id="87"/>
+    </w:p>
+    <w:p>
+      <w:pPr>
+        <w:pStyle w:val="ListParagraph"/>
+        <w:numPr>
+          <w:ilvl w:val="0"/>
+          <w:numId w:val="22"/>
+        </w:numPr>
+      </w:pPr>
+      <w:r>
+        <w:t xml:space="preserve">Finished </w:t>
+      </w:r>
+      <w:r>
+        <w:t>Planning and designing software</w:t>
+      </w:r>
+    </w:p>
+    <w:p>
+      <w:pPr>
+        <w:pStyle w:val="ListParagraph"/>
+        <w:numPr>
+          <w:ilvl w:val="0"/>
+          <w:numId w:val="22"/>
+        </w:numPr>
+      </w:pPr>
+      <w:r>
+        <w:t>Learning up Godot</w:t>
+      </w:r>
+    </w:p>
+    <w:p>
+      <w:pPr>
+        <w:pStyle w:val="ListParagraph"/>
+        <w:numPr>
+          <w:ilvl w:val="1"/>
+          <w:numId w:val="22"/>
+        </w:numPr>
+      </w:pPr>
+      <w:r>
+        <w:t>Watch videos (</w:t>
+      </w:r>
+      <w:hyperlink r:id="rId65">
+        <w:r>
+          <w:rPr>
+            <w:color w:val="1155CC"/>
+            <w:u w:val="single"/>
+          </w:rPr>
+          <w:t>playlist</w:t>
+        </w:r>
+      </w:hyperlink>
+      <w:r>
+        <w:t>) on how to make use of Godot</w:t>
+      </w:r>
+    </w:p>
+    <w:p>
+      <w:pPr>
+        <w:pStyle w:val="ListParagraph"/>
+        <w:numPr>
+          <w:ilvl w:val="3"/>
+          <w:numId w:val="22"/>
+        </w:numPr>
+      </w:pPr>
+      <w:r>
+        <w:t xml:space="preserve">Finished </w:t>
+      </w:r>
+      <w:r>
+        <w:t>tutorial</w:t>
+      </w:r>
+      <w:r>
+        <w:t xml:space="preserve"> game</w:t>
+      </w:r>
+    </w:p>
+    <w:p>
+      <w:pPr>
+        <w:pStyle w:val="ListParagraph"/>
+        <w:numPr>
+          <w:ilvl w:val="0"/>
+          <w:numId w:val="22"/>
+        </w:numPr>
+      </w:pPr>
+      <w:r>
+        <w:t>Gantt Chart Progress check</w:t>
+      </w:r>
+    </w:p>
+    <w:p>
+      <w:pPr>
+        <w:pStyle w:val="ListParagraph"/>
+        <w:numPr>
+          <w:ilvl w:val="1"/>
+          <w:numId w:val="22"/>
+        </w:numPr>
+      </w:pPr>
+      <w:r>
+        <w:t>Algorithm</w:t>
+      </w:r>
+    </w:p>
+    <w:p>
+      <w:pPr>
+        <w:pStyle w:val="ListParagraph"/>
+        <w:numPr>
+          <w:ilvl w:val="2"/>
+          <w:numId w:val="22"/>
+        </w:numPr>
+      </w:pPr>
+      <w:r>
+        <w:t xml:space="preserve">Behind on schedule </w:t>
+      </w:r>
+    </w:p>
+    <w:p>
+      <w:pPr>
+        <w:pStyle w:val="ListParagraph"/>
+        <w:numPr>
+          <w:ilvl w:val="1"/>
+          <w:numId w:val="22"/>
+        </w:numPr>
+      </w:pPr>
+      <w:r>
+        <w:t>Documentation</w:t>
+      </w:r>
+    </w:p>
+    <w:p>
+      <w:pPr>
+        <w:pStyle w:val="ListParagraph"/>
+        <w:numPr>
+          <w:ilvl w:val="2"/>
+          <w:numId w:val="22"/>
+        </w:numPr>
+      </w:pPr>
+      <w:r>
+        <w:t>On Course</w:t>
+      </w:r>
+    </w:p>
+    <w:p>
+      <w:pPr>
+        <w:pStyle w:val="ListParagraph"/>
+        <w:numPr>
+          <w:ilvl w:val="1"/>
+          <w:numId w:val="22"/>
+        </w:numPr>
+      </w:pPr>
+      <w:r>
+        <w:t>Coding</w:t>
+      </w:r>
+    </w:p>
+    <w:p>
+      <w:pPr>
+        <w:pStyle w:val="ListParagraph"/>
+        <w:numPr>
+          <w:ilvl w:val="2"/>
+          <w:numId w:val="22"/>
+        </w:numPr>
+      </w:pPr>
+      <w:r>
+        <w:t>On Course</w:t>
+      </w:r>
+    </w:p>
+    <w:p>
+      <w:pPr>
+        <w:pStyle w:val="ListParagraph"/>
+        <w:numPr>
+          <w:ilvl w:val="0"/>
+          <w:numId w:val="22"/>
+        </w:numPr>
+      </w:pPr>
+      <w:r>
+        <w:rPr>
+          <w:lang w:val="en-US"/>
+        </w:rPr>
+        <w:t>Additional task tomorrow</w:t>
+      </w:r>
+    </w:p>
+    <w:p>
+      <w:pPr>
         <w:pStyle w:val="Heading3"/>
         <w:ind w:left="360"/>
       </w:pPr>
@@ -18184,7 +18607,7 @@
         </w:rPr>
         <w:t xml:space="preserve">obtained from </w:t>
       </w:r>
-      <w:hyperlink r:id="rId60">
+      <w:hyperlink r:id="rId66">
         <w:r>
           <w:rPr>
             <w:rStyle w:val="Hyperlink"/>
@@ -18250,7 +18673,7 @@
       <w:r>
         <w:t xml:space="preserve">From </w:t>
       </w:r>
-      <w:hyperlink r:id="rId61" w:history="1">
+      <w:hyperlink r:id="rId67" w:history="1">
         <w:r>
           <w:rPr>
             <w:rStyle w:val="Hyperlink"/>
@@ -18297,7 +18720,7 @@
       <w:r>
         <w:t xml:space="preserve">From </w:t>
       </w:r>
-      <w:hyperlink r:id="rId62" w:history="1">
+      <w:hyperlink r:id="rId68" w:history="1">
         <w:r>
           <w:rPr>
             <w:rStyle w:val="Hyperlink"/>
@@ -18970,7 +19393,7 @@
       <w:r>
         <w:t xml:space="preserve">From </w:t>
       </w:r>
-      <w:hyperlink r:id="rId63" w:history="1">
+      <w:hyperlink r:id="rId69" w:history="1">
         <w:r>
           <w:rPr>
             <w:rStyle w:val="Hyperlink"/>
@@ -19044,7 +19467,7 @@
       <w:r>
         <w:t xml:space="preserve">Help obtained from </w:t>
       </w:r>
-      <w:hyperlink r:id="rId64" w:history="1">
+      <w:hyperlink r:id="rId70" w:history="1">
         <w:r>
           <w:rPr>
             <w:rStyle w:val="Hyperlink"/>
@@ -19669,7 +20092,7 @@
       <w:r>
         <w:t xml:space="preserve"> on </w:t>
       </w:r>
-      <w:hyperlink r:id="rId65" w:history="1">
+      <w:hyperlink r:id="rId71" w:history="1">
         <w:r>
           <w:rPr>
             <w:rStyle w:val="Hyperlink"/>
@@ -20452,7 +20875,7 @@
       <w:r>
         <w:t xml:space="preserve">, Obtained online help from </w:t>
       </w:r>
-      <w:hyperlink r:id="rId66" w:history="1">
+      <w:hyperlink r:id="rId72" w:history="1">
         <w:r>
           <w:rPr>
             <w:rStyle w:val="Hyperlink"/>
@@ -24878,7 +25301,7 @@
       <w:r>
         <w:t xml:space="preserve">Obtained ship sprites from </w:t>
       </w:r>
-      <w:hyperlink r:id="rId67" w:history="1">
+      <w:hyperlink r:id="rId73" w:history="1">
         <w:r>
           <w:rPr>
             <w:rStyle w:val="Hyperlink"/>
@@ -27121,13 +27544,7 @@
         <w:ind w:firstLine="360"/>
       </w:pPr>
       <w:r>
-        <w:t>2</w:t>
-      </w:r>
-      <w:r>
-        <w:t>7</w:t>
-      </w:r>
-      <w:r>
-        <w:t>th of July</w:t>
+        <w:t>27th of July</w:t>
       </w:r>
     </w:p>
     <w:p>
@@ -27151,10 +27568,7 @@
         </w:numPr>
       </w:pPr>
       <w:r>
-        <w:t>Title</w:t>
-      </w:r>
-      <w:r>
-        <w:t xml:space="preserve"> scene walkthrough</w:t>
+        <w:t>Title scene walkthrough</w:t>
       </w:r>
     </w:p>
     <w:p>
@@ -27299,13 +27713,7 @@
         <w:rPr>
           <w:lang w:val="en-US"/>
         </w:rPr>
-        <w:t xml:space="preserve">Finishing </w:t>
-      </w:r>
-      <w:r>
-        <w:rPr>
-          <w:lang w:val="en-US"/>
-        </w:rPr>
-        <w:t xml:space="preserve">Work on user manual </w:t>
+        <w:t xml:space="preserve">Finishing Work on user manual </w:t>
       </w:r>
     </w:p>
     <w:p>
@@ -27338,7 +27746,265 @@
         </w:numPr>
       </w:pPr>
       <w:r>
+        <w:t>Game guide</w:t>
+      </w:r>
+    </w:p>
+    <w:p>
+      <w:pPr>
+        <w:pStyle w:val="ListParagraph"/>
+        <w:numPr>
+          <w:ilvl w:val="2"/>
+          <w:numId w:val="22"/>
+        </w:numPr>
+      </w:pPr>
+      <w:r>
         <w:t>Main game walkthrough</w:t>
+      </w:r>
+    </w:p>
+    <w:p>
+      <w:pPr>
+        <w:pStyle w:val="ListParagraph"/>
+        <w:numPr>
+          <w:ilvl w:val="3"/>
+          <w:numId w:val="22"/>
+        </w:numPr>
+      </w:pPr>
+      <w:r>
+        <w:t>Complete</w:t>
+      </w:r>
+    </w:p>
+    <w:p>
+      <w:pPr>
+        <w:pStyle w:val="ListParagraph"/>
+        <w:numPr>
+          <w:ilvl w:val="2"/>
+          <w:numId w:val="22"/>
+        </w:numPr>
+      </w:pPr>
+      <w:r>
+        <w:t>Level Complete walkthrough</w:t>
+      </w:r>
+    </w:p>
+    <w:p>
+      <w:pPr>
+        <w:pStyle w:val="ListParagraph"/>
+        <w:numPr>
+          <w:ilvl w:val="3"/>
+          <w:numId w:val="22"/>
+        </w:numPr>
+      </w:pPr>
+      <w:r>
+        <w:t>Complete</w:t>
+      </w:r>
+    </w:p>
+    <w:p>
+      <w:pPr>
+        <w:pStyle w:val="ListParagraph"/>
+        <w:numPr>
+          <w:ilvl w:val="2"/>
+          <w:numId w:val="22"/>
+        </w:numPr>
+      </w:pPr>
+      <w:r>
+        <w:t>Game over Walkthrough</w:t>
+      </w:r>
+    </w:p>
+    <w:p>
+      <w:pPr>
+        <w:pStyle w:val="ListParagraph"/>
+        <w:numPr>
+          <w:ilvl w:val="0"/>
+          <w:numId w:val="22"/>
+        </w:numPr>
+      </w:pPr>
+      <w:r>
+        <w:t>Patched bug</w:t>
+      </w:r>
+      <w:r>
+        <w:t>s</w:t>
+      </w:r>
+      <w:r>
+        <w:t xml:space="preserve"> in Game</w:t>
+      </w:r>
+    </w:p>
+    <w:p>
+      <w:pPr>
+        <w:pStyle w:val="ListParagraph"/>
+        <w:numPr>
+          <w:ilvl w:val="1"/>
+          <w:numId w:val="22"/>
+        </w:numPr>
+      </w:pPr>
+      <w:r>
+        <w:t>OverHUD</w:t>
+      </w:r>
+    </w:p>
+    <w:p>
+      <w:pPr>
+        <w:pStyle w:val="ListParagraph"/>
+        <w:numPr>
+          <w:ilvl w:val="2"/>
+          <w:numId w:val="22"/>
+        </w:numPr>
+      </w:pPr>
+      <w:r>
+        <w:t>Game letting players though without checking if they have entered their name</w:t>
+      </w:r>
+    </w:p>
+    <w:p>
+      <w:pPr>
+        <w:pStyle w:val="ListParagraph"/>
+        <w:numPr>
+          <w:ilvl w:val="3"/>
+          <w:numId w:val="22"/>
+        </w:numPr>
+      </w:pPr>
+      <w:r>
+        <w:t>Fixed by having a signal emit when the input box is interacted which will change a bool to true</w:t>
+      </w:r>
+    </w:p>
+    <w:p>
+      <w:pPr>
+        <w:pStyle w:val="ListParagraph"/>
+        <w:numPr>
+          <w:ilvl w:val="3"/>
+          <w:numId w:val="22"/>
+        </w:numPr>
+      </w:pPr>
+      <w:r>
+        <w:t>New bool</w:t>
+      </w:r>
+    </w:p>
+    <w:p>
+      <w:pPr>
+        <w:pStyle w:val="ListParagraph"/>
+        <w:numPr>
+          <w:ilvl w:val="3"/>
+          <w:numId w:val="22"/>
+        </w:numPr>
+      </w:pPr>
+      <w:r>
+        <w:t>Interacted</w:t>
+      </w:r>
+    </w:p>
+    <w:p>
+      <w:pPr>
+        <w:pStyle w:val="ListParagraph"/>
+        <w:numPr>
+          <w:ilvl w:val="2"/>
+          <w:numId w:val="22"/>
+        </w:numPr>
+      </w:pPr>
+      <w:r>
+        <w:t xml:space="preserve">Added new variable </w:t>
+      </w:r>
+    </w:p>
+    <w:p>
+      <w:pPr>
+        <w:pStyle w:val="ListParagraph"/>
+        <w:numPr>
+          <w:ilvl w:val="3"/>
+          <w:numId w:val="22"/>
+        </w:numPr>
+      </w:pPr>
+      <w:r>
+        <w:t>pbreturn</w:t>
+      </w:r>
+    </w:p>
+    <w:p>
+      <w:pPr>
+        <w:pStyle w:val="ListParagraph"/>
+        <w:numPr>
+          <w:ilvl w:val="4"/>
+          <w:numId w:val="22"/>
+        </w:numPr>
+      </w:pPr>
+      <w:r>
+        <w:t>if a player who already has a name on the leader board gets a lower score then it will no tally the score</w:t>
+      </w:r>
+    </w:p>
+    <w:p>
+      <w:pPr>
+        <w:pStyle w:val="ListParagraph"/>
+        <w:numPr>
+          <w:ilvl w:val="0"/>
+          <w:numId w:val="22"/>
+        </w:numPr>
+      </w:pPr>
+      <w:r>
+        <w:t>New issue</w:t>
+      </w:r>
+    </w:p>
+    <w:p>
+      <w:pPr>
+        <w:pStyle w:val="ListParagraph"/>
+        <w:numPr>
+          <w:ilvl w:val="1"/>
+          <w:numId w:val="22"/>
+        </w:numPr>
+      </w:pPr>
+      <w:r>
+        <w:t>Leader board not functionally properly</w:t>
+      </w:r>
+    </w:p>
+    <w:p>
+      <w:pPr>
+        <w:pStyle w:val="ListParagraph"/>
+        <w:numPr>
+          <w:ilvl w:val="2"/>
+          <w:numId w:val="22"/>
+        </w:numPr>
+      </w:pPr>
+      <w:r>
+        <w:t>Have no idea what the issue is</w:t>
+      </w:r>
+    </w:p>
+    <w:p>
+      <w:pPr>
+        <w:pStyle w:val="ListParagraph"/>
+        <w:numPr>
+          <w:ilvl w:val="1"/>
+          <w:numId w:val="22"/>
+        </w:numPr>
+      </w:pPr>
+      <w:r>
+        <w:t>Game crashing when same name as the name that holds first place</w:t>
+      </w:r>
+    </w:p>
+    <w:p>
+      <w:pPr>
+        <w:pStyle w:val="ListParagraph"/>
+        <w:numPr>
+          <w:ilvl w:val="2"/>
+          <w:numId w:val="22"/>
+        </w:numPr>
+      </w:pPr>
+      <w:r>
+        <w:t>Fixed this by switch from bsearch() to find()</w:t>
+      </w:r>
+    </w:p>
+    <w:p>
+      <w:pPr>
+        <w:pStyle w:val="ListParagraph"/>
+        <w:numPr>
+          <w:ilvl w:val="0"/>
+          <w:numId w:val="22"/>
+        </w:numPr>
+      </w:pPr>
+      <w:r>
+        <w:t xml:space="preserve">Modified system flowchart </w:t>
+      </w:r>
+    </w:p>
+    <w:p>
+      <w:pPr>
+        <w:pStyle w:val="ListParagraph"/>
+        <w:numPr>
+          <w:ilvl w:val="1"/>
+          <w:numId w:val="22"/>
+        </w:numPr>
+      </w:pPr>
+      <w:r>
+        <w:t xml:space="preserve">Added “Next level” input  </w:t>
       </w:r>
     </w:p>
     <w:p>
@@ -30791,6 +31457,7 @@
   <w:style w:type="character" w:default="1" w:styleId="DefaultParagraphFont">
     <w:name w:val="Default Paragraph Font"/>
     <w:uiPriority w:val="1"/>
+    <w:semiHidden/>
     <w:unhideWhenUsed/>
   </w:style>
   <w:style w:type="table" w:default="1" w:styleId="TableNormal">

--- a/James Fan - Assessment 3_ Major Project.docx
+++ b/James Fan - Assessment 3_ Major Project.docx
@@ -103,7 +103,7 @@
           <w:noProof/>
         </w:rPr>
         <w:drawing>
-          <wp:anchor distT="0" distB="0" distL="114300" distR="114300" simplePos="0" relativeHeight="251662336" behindDoc="0" locked="0" layoutInCell="1" allowOverlap="1" wp14:anchorId="2E5C3EA8" wp14:editId="71D504CA">
+          <wp:anchor distT="0" distB="0" distL="114300" distR="114300" simplePos="0" relativeHeight="251662336" behindDoc="0" locked="0" layoutInCell="1" allowOverlap="1" wp14:anchorId="2E5C3EA8" wp14:editId="0B2A940A">
             <wp:simplePos x="0" y="0"/>
             <wp:positionH relativeFrom="column">
               <wp:posOffset>1417320</wp:posOffset>
@@ -9876,6 +9876,9 @@
         <w:jc w:val="center"/>
       </w:pPr>
       <w:r>
+        <w:rPr>
+          <w:noProof/>
+        </w:rPr>
         <w:lastRenderedPageBreak/>
         <w:drawing>
           <wp:inline distT="0" distB="0" distL="0" distR="0" wp14:anchorId="535CC09E" wp14:editId="1239B25A">
@@ -11508,6 +11511,7 @@
           </w:tcPr>
           <w:p>
             <w:r>
+              <w:lastRenderedPageBreak/>
               <w:t>PlayerScore</w:t>
             </w:r>
           </w:p>
@@ -28127,8 +28131,220 @@
         <w:t>Work on user manual</w:t>
       </w:r>
     </w:p>
-    <w:p/>
-    <w:p/>
+    <w:p>
+      <w:pPr>
+        <w:pStyle w:val="Heading3"/>
+        <w:ind w:firstLine="360"/>
+      </w:pPr>
+      <w:r>
+        <w:lastRenderedPageBreak/>
+        <w:t>2</w:t>
+      </w:r>
+      <w:r>
+        <w:t>9</w:t>
+      </w:r>
+      <w:r>
+        <w:t>th of July</w:t>
+      </w:r>
+    </w:p>
+    <w:p>
+      <w:pPr>
+        <w:pStyle w:val="ListParagraph"/>
+        <w:numPr>
+          <w:ilvl w:val="0"/>
+          <w:numId w:val="22"/>
+        </w:numPr>
+      </w:pPr>
+      <w:r>
+        <w:t>I</w:t>
+      </w:r>
+      <w:r>
+        <w:t>ssue</w:t>
+      </w:r>
+      <w:r>
+        <w:t xml:space="preserve"> debuging</w:t>
+      </w:r>
+    </w:p>
+    <w:p>
+      <w:pPr>
+        <w:pStyle w:val="ListParagraph"/>
+        <w:numPr>
+          <w:ilvl w:val="1"/>
+          <w:numId w:val="22"/>
+        </w:numPr>
+      </w:pPr>
+      <w:r>
+        <w:t>Leader board not functionally properly</w:t>
+      </w:r>
+    </w:p>
+    <w:p>
+      <w:pPr>
+        <w:pStyle w:val="ListParagraph"/>
+        <w:numPr>
+          <w:ilvl w:val="2"/>
+          <w:numId w:val="22"/>
+        </w:numPr>
+      </w:pPr>
+      <w:r>
+        <w:t>Config issue</w:t>
+      </w:r>
+    </w:p>
+    <w:p>
+      <w:pPr>
+        <w:pStyle w:val="ListParagraph"/>
+        <w:numPr>
+          <w:ilvl w:val="3"/>
+          <w:numId w:val="22"/>
+        </w:numPr>
+      </w:pPr>
+      <w:r>
+        <w:t>Same name enter breaks a lot of stuff</w:t>
+      </w:r>
+    </w:p>
+    <w:p>
+      <w:pPr>
+        <w:pStyle w:val="ListParagraph"/>
+        <w:numPr>
+          <w:ilvl w:val="0"/>
+          <w:numId w:val="22"/>
+        </w:numPr>
+      </w:pPr>
+      <w:r>
+        <w:t>Added new variable to HUDOver.gd</w:t>
+      </w:r>
+    </w:p>
+    <w:p>
+      <w:pPr>
+        <w:pStyle w:val="ListParagraph"/>
+        <w:numPr>
+          <w:ilvl w:val="1"/>
+          <w:numId w:val="22"/>
+        </w:numPr>
+      </w:pPr>
+      <w:r>
+        <w:t>namenumber</w:t>
+      </w:r>
+    </w:p>
+    <w:p>
+      <w:pPr>
+        <w:pStyle w:val="ListParagraph"/>
+        <w:numPr>
+          <w:ilvl w:val="0"/>
+          <w:numId w:val="22"/>
+        </w:numPr>
+      </w:pPr>
+      <w:r>
+        <w:t>Gantt Chart Progress check</w:t>
+      </w:r>
+    </w:p>
+    <w:p>
+      <w:pPr>
+        <w:pStyle w:val="ListParagraph"/>
+        <w:numPr>
+          <w:ilvl w:val="1"/>
+          <w:numId w:val="22"/>
+        </w:numPr>
+      </w:pPr>
+      <w:r>
+        <w:t>Algorithm</w:t>
+      </w:r>
+    </w:p>
+    <w:p>
+      <w:pPr>
+        <w:pStyle w:val="ListParagraph"/>
+        <w:numPr>
+          <w:ilvl w:val="2"/>
+          <w:numId w:val="22"/>
+        </w:numPr>
+      </w:pPr>
+      <w:r>
+        <w:t>On course</w:t>
+      </w:r>
+    </w:p>
+    <w:p>
+      <w:pPr>
+        <w:pStyle w:val="ListParagraph"/>
+        <w:numPr>
+          <w:ilvl w:val="1"/>
+          <w:numId w:val="22"/>
+        </w:numPr>
+      </w:pPr>
+      <w:r>
+        <w:t>Testing</w:t>
+      </w:r>
+    </w:p>
+    <w:p>
+      <w:pPr>
+        <w:pStyle w:val="ListParagraph"/>
+        <w:numPr>
+          <w:ilvl w:val="2"/>
+          <w:numId w:val="22"/>
+        </w:numPr>
+      </w:pPr>
+      <w:r>
+        <w:t xml:space="preserve">Behind on schedule </w:t>
+      </w:r>
+    </w:p>
+    <w:p>
+      <w:pPr>
+        <w:pStyle w:val="ListParagraph"/>
+        <w:numPr>
+          <w:ilvl w:val="1"/>
+          <w:numId w:val="22"/>
+        </w:numPr>
+      </w:pPr>
+      <w:r>
+        <w:t>Documentation</w:t>
+      </w:r>
+    </w:p>
+    <w:p>
+      <w:pPr>
+        <w:pStyle w:val="ListParagraph"/>
+        <w:numPr>
+          <w:ilvl w:val="2"/>
+          <w:numId w:val="22"/>
+        </w:numPr>
+      </w:pPr>
+      <w:r>
+        <w:t>On course</w:t>
+      </w:r>
+    </w:p>
+    <w:p>
+      <w:pPr>
+        <w:pStyle w:val="ListParagraph"/>
+        <w:numPr>
+          <w:ilvl w:val="0"/>
+          <w:numId w:val="22"/>
+        </w:numPr>
+      </w:pPr>
+      <w:r>
+        <w:rPr>
+          <w:lang w:val="en-US"/>
+        </w:rPr>
+        <w:t>Additional task tomorro</w:t>
+      </w:r>
+      <w:r>
+        <w:rPr>
+          <w:lang w:val="en-US"/>
+        </w:rPr>
+        <w:t>w</w:t>
+      </w:r>
+    </w:p>
+    <w:p>
+      <w:pPr>
+        <w:pStyle w:val="ListParagraph"/>
+        <w:numPr>
+          <w:ilvl w:val="1"/>
+          <w:numId w:val="22"/>
+        </w:numPr>
+      </w:pPr>
+      <w:r>
+        <w:rPr>
+          <w:lang w:val="en-US"/>
+        </w:rPr>
+        <w:t>Work on user manual</w:t>
+      </w:r>
+    </w:p>
     <w:sectPr>
       <w:pgSz w:w="12240" w:h="15840"/>
       <w:pgMar w:top="1440" w:right="1440" w:bottom="1440" w:left="1440" w:header="720" w:footer="720" w:gutter="0"/>

--- a/James Fan - Assessment 3_ Major Project.docx
+++ b/James Fan - Assessment 3_ Major Project.docx
@@ -12646,7 +12646,6 @@
       </w:tr>
     </w:tbl>
     <w:p/>
-    <w:p/>
     <w:p>
       <w:pPr>
         <w:pStyle w:val="Heading1"/>
@@ -12665,6 +12664,448 @@
       </w:r>
       <w:r>
         <w:t>gd</w:t>
+      </w:r>
+    </w:p>
+    <w:p>
+      <w:r>
+        <w:drawing>
+          <wp:inline distT="0" distB="0" distL="0" distR="0" wp14:anchorId="606D25C5" wp14:editId="29066FC7">
+            <wp:extent cx="5943600" cy="5651500"/>
+            <wp:effectExtent l="0" t="0" r="0" b="0"/>
+            <wp:docPr id="1521017805" name="Picture 1" descr="A screen shot of a computer program&#10;&#10;Description automatically generated"/>
+            <wp:cNvGraphicFramePr>
+              <a:graphicFrameLocks xmlns:a="http://schemas.openxmlformats.org/drawingml/2006/main" noChangeAspect="1"/>
+            </wp:cNvGraphicFramePr>
+            <a:graphic xmlns:a="http://schemas.openxmlformats.org/drawingml/2006/main">
+              <a:graphicData uri="http://schemas.openxmlformats.org/drawingml/2006/picture">
+                <pic:pic xmlns:pic="http://schemas.openxmlformats.org/drawingml/2006/picture">
+                  <pic:nvPicPr>
+                    <pic:cNvPr id="1521017805" name="Picture 1" descr="A screen shot of a computer program&#10;&#10;Description automatically generated"/>
+                    <pic:cNvPicPr/>
+                  </pic:nvPicPr>
+                  <pic:blipFill>
+                    <a:blip r:embed="rId53"/>
+                    <a:stretch>
+                      <a:fillRect/>
+                    </a:stretch>
+                  </pic:blipFill>
+                  <pic:spPr>
+                    <a:xfrm>
+                      <a:off x="0" y="0"/>
+                      <a:ext cx="5943600" cy="5651500"/>
+                    </a:xfrm>
+                    <a:prstGeom prst="rect">
+                      <a:avLst/>
+                    </a:prstGeom>
+                  </pic:spPr>
+                </pic:pic>
+              </a:graphicData>
+            </a:graphic>
+          </wp:inline>
+        </w:drawing>
+      </w:r>
+    </w:p>
+    <w:p>
+      <w:r>
+        <w:lastRenderedPageBreak/>
+        <w:drawing>
+          <wp:inline distT="0" distB="0" distL="0" distR="0" wp14:anchorId="11ABCF07" wp14:editId="410856A5">
+            <wp:extent cx="5943600" cy="2011680"/>
+            <wp:effectExtent l="0" t="0" r="0" b="0"/>
+            <wp:docPr id="944517713" name="Picture 1" descr="A screen shot of a computer program&#10;&#10;Description automatically generated"/>
+            <wp:cNvGraphicFramePr>
+              <a:graphicFrameLocks xmlns:a="http://schemas.openxmlformats.org/drawingml/2006/main" noChangeAspect="1"/>
+            </wp:cNvGraphicFramePr>
+            <a:graphic xmlns:a="http://schemas.openxmlformats.org/drawingml/2006/main">
+              <a:graphicData uri="http://schemas.openxmlformats.org/drawingml/2006/picture">
+                <pic:pic xmlns:pic="http://schemas.openxmlformats.org/drawingml/2006/picture">
+                  <pic:nvPicPr>
+                    <pic:cNvPr id="944517713" name="Picture 1" descr="A screen shot of a computer program&#10;&#10;Description automatically generated"/>
+                    <pic:cNvPicPr/>
+                  </pic:nvPicPr>
+                  <pic:blipFill>
+                    <a:blip r:embed="rId54"/>
+                    <a:stretch>
+                      <a:fillRect/>
+                    </a:stretch>
+                  </pic:blipFill>
+                  <pic:spPr>
+                    <a:xfrm>
+                      <a:off x="0" y="0"/>
+                      <a:ext cx="5943600" cy="2011680"/>
+                    </a:xfrm>
+                    <a:prstGeom prst="rect">
+                      <a:avLst/>
+                    </a:prstGeom>
+                  </pic:spPr>
+                </pic:pic>
+              </a:graphicData>
+            </a:graphic>
+          </wp:inline>
+        </w:drawing>
+      </w:r>
+    </w:p>
+    <w:p>
+      <w:pPr>
+        <w:pStyle w:val="Heading2"/>
+      </w:pPr>
+      <w:r>
+        <w:t>Events.gd</w:t>
+      </w:r>
+    </w:p>
+    <w:p>
+      <w:r>
+        <w:drawing>
+          <wp:inline distT="0" distB="0" distL="0" distR="0" wp14:anchorId="71B3EFA1" wp14:editId="69097FE0">
+            <wp:extent cx="5210902" cy="1152686"/>
+            <wp:effectExtent l="0" t="0" r="0" b="9525"/>
+            <wp:docPr id="972064799" name="Picture 1" descr="A screen shot of a computer program&#10;&#10;Description automatically generated"/>
+            <wp:cNvGraphicFramePr>
+              <a:graphicFrameLocks xmlns:a="http://schemas.openxmlformats.org/drawingml/2006/main" noChangeAspect="1"/>
+            </wp:cNvGraphicFramePr>
+            <a:graphic xmlns:a="http://schemas.openxmlformats.org/drawingml/2006/main">
+              <a:graphicData uri="http://schemas.openxmlformats.org/drawingml/2006/picture">
+                <pic:pic xmlns:pic="http://schemas.openxmlformats.org/drawingml/2006/picture">
+                  <pic:nvPicPr>
+                    <pic:cNvPr id="972064799" name="Picture 1" descr="A screen shot of a computer program&#10;&#10;Description automatically generated"/>
+                    <pic:cNvPicPr/>
+                  </pic:nvPicPr>
+                  <pic:blipFill>
+                    <a:blip r:embed="rId55"/>
+                    <a:stretch>
+                      <a:fillRect/>
+                    </a:stretch>
+                  </pic:blipFill>
+                  <pic:spPr>
+                    <a:xfrm>
+                      <a:off x="0" y="0"/>
+                      <a:ext cx="5210902" cy="1152686"/>
+                    </a:xfrm>
+                    <a:prstGeom prst="rect">
+                      <a:avLst/>
+                    </a:prstGeom>
+                  </pic:spPr>
+                </pic:pic>
+              </a:graphicData>
+            </a:graphic>
+          </wp:inline>
+        </w:drawing>
+      </w:r>
+    </w:p>
+    <w:p>
+      <w:pPr>
+        <w:pStyle w:val="Heading2"/>
+      </w:pPr>
+      <w:r>
+        <w:t>thanks</w:t>
+      </w:r>
+      <w:r>
+        <w:t>.gd</w:t>
+      </w:r>
+    </w:p>
+    <w:p>
+      <w:r>
+        <w:drawing>
+          <wp:inline distT="0" distB="0" distL="0" distR="0" wp14:anchorId="7325636F" wp14:editId="33856E2F">
+            <wp:extent cx="5943600" cy="3308985"/>
+            <wp:effectExtent l="0" t="0" r="0" b="0"/>
+            <wp:docPr id="451953167" name="Picture 1" descr="A screenshot of a computer program&#10;&#10;Description automatically generated"/>
+            <wp:cNvGraphicFramePr>
+              <a:graphicFrameLocks xmlns:a="http://schemas.openxmlformats.org/drawingml/2006/main" noChangeAspect="1"/>
+            </wp:cNvGraphicFramePr>
+            <a:graphic xmlns:a="http://schemas.openxmlformats.org/drawingml/2006/main">
+              <a:graphicData uri="http://schemas.openxmlformats.org/drawingml/2006/picture">
+                <pic:pic xmlns:pic="http://schemas.openxmlformats.org/drawingml/2006/picture">
+                  <pic:nvPicPr>
+                    <pic:cNvPr id="451953167" name="Picture 1" descr="A screenshot of a computer program&#10;&#10;Description automatically generated"/>
+                    <pic:cNvPicPr/>
+                  </pic:nvPicPr>
+                  <pic:blipFill>
+                    <a:blip r:embed="rId56"/>
+                    <a:stretch>
+                      <a:fillRect/>
+                    </a:stretch>
+                  </pic:blipFill>
+                  <pic:spPr>
+                    <a:xfrm>
+                      <a:off x="0" y="0"/>
+                      <a:ext cx="5943600" cy="3308985"/>
+                    </a:xfrm>
+                    <a:prstGeom prst="rect">
+                      <a:avLst/>
+                    </a:prstGeom>
+                  </pic:spPr>
+                </pic:pic>
+              </a:graphicData>
+            </a:graphic>
+          </wp:inline>
+        </w:drawing>
+      </w:r>
+    </w:p>
+    <w:p>
+      <w:pPr>
+        <w:pStyle w:val="Heading2"/>
+      </w:pPr>
+      <w:r>
+        <w:lastRenderedPageBreak/>
+        <w:t>GameText</w:t>
+      </w:r>
+      <w:r>
+        <w:t>.gd</w:t>
+      </w:r>
+    </w:p>
+    <w:p>
+      <w:r>
+        <w:drawing>
+          <wp:inline distT="0" distB="0" distL="0" distR="0" wp14:anchorId="3D8728F5" wp14:editId="3DBB8F86">
+            <wp:extent cx="5943600" cy="4434840"/>
+            <wp:effectExtent l="0" t="0" r="0" b="0"/>
+            <wp:docPr id="1327423949" name="Picture 1" descr="A screen shot of a computer program&#10;&#10;Description automatically generated"/>
+            <wp:cNvGraphicFramePr>
+              <a:graphicFrameLocks xmlns:a="http://schemas.openxmlformats.org/drawingml/2006/main" noChangeAspect="1"/>
+            </wp:cNvGraphicFramePr>
+            <a:graphic xmlns:a="http://schemas.openxmlformats.org/drawingml/2006/main">
+              <a:graphicData uri="http://schemas.openxmlformats.org/drawingml/2006/picture">
+                <pic:pic xmlns:pic="http://schemas.openxmlformats.org/drawingml/2006/picture">
+                  <pic:nvPicPr>
+                    <pic:cNvPr id="1327423949" name="Picture 1" descr="A screen shot of a computer program&#10;&#10;Description automatically generated"/>
+                    <pic:cNvPicPr/>
+                  </pic:nvPicPr>
+                  <pic:blipFill rotWithShape="1">
+                    <a:blip r:embed="rId57"/>
+                    <a:srcRect b="5634"/>
+                    <a:stretch/>
+                  </pic:blipFill>
+                  <pic:spPr bwMode="auto">
+                    <a:xfrm>
+                      <a:off x="0" y="0"/>
+                      <a:ext cx="5943600" cy="4434840"/>
+                    </a:xfrm>
+                    <a:prstGeom prst="rect">
+                      <a:avLst/>
+                    </a:prstGeom>
+                    <a:ln>
+                      <a:noFill/>
+                    </a:ln>
+                    <a:extLst>
+                      <a:ext uri="{53640926-AAD7-44D8-BBD7-CCE9431645EC}">
+                        <a14:shadowObscured xmlns:a14="http://schemas.microsoft.com/office/drawing/2010/main"/>
+                      </a:ext>
+                    </a:extLst>
+                  </pic:spPr>
+                </pic:pic>
+              </a:graphicData>
+            </a:graphic>
+          </wp:inline>
+        </w:drawing>
+      </w:r>
+    </w:p>
+    <w:p>
+      <w:pPr>
+        <w:pStyle w:val="Heading2"/>
+      </w:pPr>
+      <w:r>
+        <w:t>Carrier</w:t>
+      </w:r>
+      <w:r>
+        <w:t>.gd</w:t>
+      </w:r>
+    </w:p>
+    <w:p>
+      <w:r>
+        <w:drawing>
+          <wp:inline distT="0" distB="0" distL="0" distR="0" wp14:anchorId="008FD9F1" wp14:editId="47E1B61A">
+            <wp:extent cx="5506218" cy="2105319"/>
+            <wp:effectExtent l="0" t="0" r="0" b="9525"/>
+            <wp:docPr id="1591466431" name="Picture 1" descr="A screen shot of a computer program&#10;&#10;Description automatically generated"/>
+            <wp:cNvGraphicFramePr>
+              <a:graphicFrameLocks xmlns:a="http://schemas.openxmlformats.org/drawingml/2006/main" noChangeAspect="1"/>
+            </wp:cNvGraphicFramePr>
+            <a:graphic xmlns:a="http://schemas.openxmlformats.org/drawingml/2006/main">
+              <a:graphicData uri="http://schemas.openxmlformats.org/drawingml/2006/picture">
+                <pic:pic xmlns:pic="http://schemas.openxmlformats.org/drawingml/2006/picture">
+                  <pic:nvPicPr>
+                    <pic:cNvPr id="1591466431" name="Picture 1" descr="A screen shot of a computer program&#10;&#10;Description automatically generated"/>
+                    <pic:cNvPicPr/>
+                  </pic:nvPicPr>
+                  <pic:blipFill>
+                    <a:blip r:embed="rId58"/>
+                    <a:stretch>
+                      <a:fillRect/>
+                    </a:stretch>
+                  </pic:blipFill>
+                  <pic:spPr>
+                    <a:xfrm>
+                      <a:off x="0" y="0"/>
+                      <a:ext cx="5506218" cy="2105319"/>
+                    </a:xfrm>
+                    <a:prstGeom prst="rect">
+                      <a:avLst/>
+                    </a:prstGeom>
+                  </pic:spPr>
+                </pic:pic>
+              </a:graphicData>
+            </a:graphic>
+          </wp:inline>
+        </w:drawing>
+      </w:r>
+    </w:p>
+    <w:p>
+      <w:pPr>
+        <w:pStyle w:val="Heading2"/>
+      </w:pPr>
+      <w:r>
+        <w:lastRenderedPageBreak/>
+        <w:t>BattleShip</w:t>
+      </w:r>
+      <w:r>
+        <w:t>.gd</w:t>
+      </w:r>
+    </w:p>
+    <w:p>
+      <w:r>
+        <w:drawing>
+          <wp:inline distT="0" distB="0" distL="0" distR="0" wp14:anchorId="39F0FE98" wp14:editId="0C3797E2">
+            <wp:extent cx="5943600" cy="1651635"/>
+            <wp:effectExtent l="0" t="0" r="0" b="0"/>
+            <wp:docPr id="418479999" name="Picture 1" descr="A screen shot of a computer program&#10;&#10;Description automatically generated"/>
+            <wp:cNvGraphicFramePr>
+              <a:graphicFrameLocks xmlns:a="http://schemas.openxmlformats.org/drawingml/2006/main" noChangeAspect="1"/>
+            </wp:cNvGraphicFramePr>
+            <a:graphic xmlns:a="http://schemas.openxmlformats.org/drawingml/2006/main">
+              <a:graphicData uri="http://schemas.openxmlformats.org/drawingml/2006/picture">
+                <pic:pic xmlns:pic="http://schemas.openxmlformats.org/drawingml/2006/picture">
+                  <pic:nvPicPr>
+                    <pic:cNvPr id="418479999" name="Picture 1" descr="A screen shot of a computer program&#10;&#10;Description automatically generated"/>
+                    <pic:cNvPicPr/>
+                  </pic:nvPicPr>
+                  <pic:blipFill>
+                    <a:blip r:embed="rId59"/>
+                    <a:stretch>
+                      <a:fillRect/>
+                    </a:stretch>
+                  </pic:blipFill>
+                  <pic:spPr>
+                    <a:xfrm>
+                      <a:off x="0" y="0"/>
+                      <a:ext cx="5943600" cy="1651635"/>
+                    </a:xfrm>
+                    <a:prstGeom prst="rect">
+                      <a:avLst/>
+                    </a:prstGeom>
+                  </pic:spPr>
+                </pic:pic>
+              </a:graphicData>
+            </a:graphic>
+          </wp:inline>
+        </w:drawing>
+      </w:r>
+    </w:p>
+    <w:p>
+      <w:pPr>
+        <w:pStyle w:val="Heading2"/>
+      </w:pPr>
+      <w:r>
+        <w:t>Cursier</w:t>
+      </w:r>
+      <w:r>
+        <w:t>.gd</w:t>
+      </w:r>
+    </w:p>
+    <w:p>
+      <w:r>
+        <w:drawing>
+          <wp:inline distT="0" distB="0" distL="0" distR="0" wp14:anchorId="4415C3FB" wp14:editId="63C668D7">
+            <wp:extent cx="5943600" cy="1684020"/>
+            <wp:effectExtent l="0" t="0" r="0" b="0"/>
+            <wp:docPr id="936493790" name="Picture 1" descr="A screen shot of a computer&#10;&#10;Description automatically generated"/>
+            <wp:cNvGraphicFramePr>
+              <a:graphicFrameLocks xmlns:a="http://schemas.openxmlformats.org/drawingml/2006/main" noChangeAspect="1"/>
+            </wp:cNvGraphicFramePr>
+            <a:graphic xmlns:a="http://schemas.openxmlformats.org/drawingml/2006/main">
+              <a:graphicData uri="http://schemas.openxmlformats.org/drawingml/2006/picture">
+                <pic:pic xmlns:pic="http://schemas.openxmlformats.org/drawingml/2006/picture">
+                  <pic:nvPicPr>
+                    <pic:cNvPr id="936493790" name="Picture 1" descr="A screen shot of a computer&#10;&#10;Description automatically generated"/>
+                    <pic:cNvPicPr/>
+                  </pic:nvPicPr>
+                  <pic:blipFill rotWithShape="1">
+                    <a:blip r:embed="rId60"/>
+                    <a:srcRect b="5957"/>
+                    <a:stretch/>
+                  </pic:blipFill>
+                  <pic:spPr bwMode="auto">
+                    <a:xfrm>
+                      <a:off x="0" y="0"/>
+                      <a:ext cx="5943600" cy="1684020"/>
+                    </a:xfrm>
+                    <a:prstGeom prst="rect">
+                      <a:avLst/>
+                    </a:prstGeom>
+                    <a:ln>
+                      <a:noFill/>
+                    </a:ln>
+                    <a:extLst>
+                      <a:ext uri="{53640926-AAD7-44D8-BBD7-CCE9431645EC}">
+                        <a14:shadowObscured xmlns:a14="http://schemas.microsoft.com/office/drawing/2010/main"/>
+                      </a:ext>
+                    </a:extLst>
+                  </pic:spPr>
+                </pic:pic>
+              </a:graphicData>
+            </a:graphic>
+          </wp:inline>
+        </w:drawing>
+      </w:r>
+    </w:p>
+    <w:p>
+      <w:pPr>
+        <w:pStyle w:val="Heading2"/>
+      </w:pPr>
+      <w:r>
+        <w:t>Subrmaine</w:t>
+      </w:r>
+      <w:r>
+        <w:t>.gd</w:t>
+      </w:r>
+    </w:p>
+    <w:p>
+      <w:r>
+        <w:drawing>
+          <wp:inline distT="0" distB="0" distL="0" distR="0" wp14:anchorId="04FE629C" wp14:editId="54D964B7">
+            <wp:extent cx="5943600" cy="1560830"/>
+            <wp:effectExtent l="0" t="0" r="0" b="0"/>
+            <wp:docPr id="1515211486" name="Picture 1" descr="A screen shot of a computer program&#10;&#10;Description automatically generated"/>
+            <wp:cNvGraphicFramePr>
+              <a:graphicFrameLocks xmlns:a="http://schemas.openxmlformats.org/drawingml/2006/main" noChangeAspect="1"/>
+            </wp:cNvGraphicFramePr>
+            <a:graphic xmlns:a="http://schemas.openxmlformats.org/drawingml/2006/main">
+              <a:graphicData uri="http://schemas.openxmlformats.org/drawingml/2006/picture">
+                <pic:pic xmlns:pic="http://schemas.openxmlformats.org/drawingml/2006/picture">
+                  <pic:nvPicPr>
+                    <pic:cNvPr id="1515211486" name="Picture 1" descr="A screen shot of a computer program&#10;&#10;Description automatically generated"/>
+                    <pic:cNvPicPr/>
+                  </pic:nvPicPr>
+                  <pic:blipFill>
+                    <a:blip r:embed="rId61"/>
+                    <a:stretch>
+                      <a:fillRect/>
+                    </a:stretch>
+                  </pic:blipFill>
+                  <pic:spPr>
+                    <a:xfrm>
+                      <a:off x="0" y="0"/>
+                      <a:ext cx="5943600" cy="1560830"/>
+                    </a:xfrm>
+                    <a:prstGeom prst="rect">
+                      <a:avLst/>
+                    </a:prstGeom>
+                  </pic:spPr>
+                </pic:pic>
+              </a:graphicData>
+            </a:graphic>
+          </wp:inline>
+        </w:drawing>
       </w:r>
     </w:p>
     <w:p>
@@ -12729,6 +13170,7 @@
         </w:numPr>
       </w:pPr>
       <w:r>
+        <w:lastRenderedPageBreak/>
         <w:t>Began drafting out Design brief</w:t>
       </w:r>
     </w:p>
@@ -13033,7 +13475,6 @@
         </w:numPr>
       </w:pPr>
       <w:r>
-        <w:lastRenderedPageBreak/>
         <w:t>Design Brief</w:t>
       </w:r>
     </w:p>
@@ -13239,6 +13680,7 @@
         </w:numPr>
       </w:pPr>
       <w:r>
+        <w:lastRenderedPageBreak/>
         <w:t>Objectives</w:t>
       </w:r>
     </w:p>
@@ -13554,7 +13996,6 @@
         </w:numPr>
       </w:pPr>
       <w:r>
-        <w:lastRenderedPageBreak/>
         <w:t>Documentation</w:t>
       </w:r>
     </w:p>
@@ -13760,6 +14201,7 @@
         </w:numPr>
       </w:pPr>
       <w:r>
+        <w:lastRenderedPageBreak/>
         <w:t>Documentation</w:t>
       </w:r>
     </w:p>
@@ -13991,7 +14433,7 @@
           <w:numId w:val="22"/>
         </w:numPr>
       </w:pPr>
-      <w:hyperlink r:id="rId53">
+      <w:hyperlink r:id="rId62">
         <w:r>
           <w:rPr>
             <w:color w:val="1155CC"/>
@@ -14097,7 +14539,6 @@
         </w:numPr>
       </w:pPr>
       <w:r>
-        <w:lastRenderedPageBreak/>
         <w:t>Algorithm</w:t>
       </w:r>
     </w:p>
@@ -14303,6 +14744,7 @@
         </w:numPr>
       </w:pPr>
       <w:r>
+        <w:lastRenderedPageBreak/>
         <w:t>Input,</w:t>
       </w:r>
       <w:r>
@@ -14625,7 +15067,6 @@
         <w:rPr>
           <w:lang w:val="en-US"/>
         </w:rPr>
-        <w:lastRenderedPageBreak/>
         <w:t>Additional data flow arrows</w:t>
       </w:r>
     </w:p>
@@ -14863,6 +15304,7 @@
         <w:rPr>
           <w:lang w:val="en-US"/>
         </w:rPr>
+        <w:lastRenderedPageBreak/>
         <w:t>Additional task tomorrow</w:t>
       </w:r>
     </w:p>
@@ -15141,7 +15583,6 @@
         </w:numPr>
       </w:pPr>
       <w:r>
-        <w:lastRenderedPageBreak/>
         <w:t>Began drafting system diagram</w:t>
       </w:r>
     </w:p>
@@ -15356,6 +15797,7 @@
         </w:numPr>
       </w:pPr>
       <w:r>
+        <w:lastRenderedPageBreak/>
         <w:t>“Start” or “Play again?” Button</w:t>
       </w:r>
     </w:p>
@@ -15638,7 +16080,6 @@
         </w:numPr>
       </w:pPr>
       <w:r>
-        <w:lastRenderedPageBreak/>
         <w:t>Gantt Chart Progress check</w:t>
       </w:r>
     </w:p>
@@ -15847,6 +16288,7 @@
         </w:numPr>
       </w:pPr>
       <w:r>
+        <w:lastRenderedPageBreak/>
         <w:t>Continue drafting system flowchart</w:t>
       </w:r>
     </w:p>
@@ -16133,7 +16575,6 @@
         </w:numPr>
       </w:pPr>
       <w:r>
-        <w:lastRenderedPageBreak/>
         <w:t xml:space="preserve">“Minesweeper </w:t>
       </w:r>
       <w:r>
@@ -16301,1630 +16742,6 @@
       </w:pPr>
       <w:r>
         <w:t>Mess around with Godot</w:t>
-      </w:r>
-    </w:p>
-    <w:p>
-      <w:pPr>
-        <w:pStyle w:val="ListParagraph"/>
-        <w:numPr>
-          <w:ilvl w:val="1"/>
-          <w:numId w:val="22"/>
-        </w:numPr>
-      </w:pPr>
-      <w:r>
-        <w:t>Watch videos (</w:t>
-      </w:r>
-      <w:hyperlink r:id="rId54">
-        <w:r>
-          <w:rPr>
-            <w:color w:val="1155CC"/>
-            <w:u w:val="single"/>
-          </w:rPr>
-          <w:t>playlist</w:t>
-        </w:r>
-      </w:hyperlink>
-      <w:r>
-        <w:t xml:space="preserve">) on how to make use of </w:t>
-      </w:r>
-      <w:r>
-        <w:t>Godot</w:t>
-      </w:r>
-    </w:p>
-    <w:p>
-      <w:pPr>
-        <w:pStyle w:val="ListParagraph"/>
-        <w:numPr>
-          <w:ilvl w:val="2"/>
-          <w:numId w:val="22"/>
-        </w:numPr>
-      </w:pPr>
-      <w:r>
-        <w:t>Found out visual studio has a plug in</w:t>
-      </w:r>
-    </w:p>
-    <w:p>
-      <w:pPr>
-        <w:pStyle w:val="ListParagraph"/>
-        <w:numPr>
-          <w:ilvl w:val="0"/>
-          <w:numId w:val="22"/>
-        </w:numPr>
-      </w:pPr>
-      <w:r>
-        <w:t>Gantt Chart Progress check</w:t>
-      </w:r>
-    </w:p>
-    <w:p>
-      <w:pPr>
-        <w:pStyle w:val="ListParagraph"/>
-        <w:numPr>
-          <w:ilvl w:val="1"/>
-          <w:numId w:val="22"/>
-        </w:numPr>
-      </w:pPr>
-      <w:r>
-        <w:t>Algorithm</w:t>
-      </w:r>
-    </w:p>
-    <w:p>
-      <w:pPr>
-        <w:pStyle w:val="ListParagraph"/>
-        <w:numPr>
-          <w:ilvl w:val="2"/>
-          <w:numId w:val="22"/>
-        </w:numPr>
-      </w:pPr>
-      <w:r>
-        <w:t xml:space="preserve">Behind on schedule </w:t>
-      </w:r>
-    </w:p>
-    <w:p>
-      <w:pPr>
-        <w:pStyle w:val="ListParagraph"/>
-        <w:numPr>
-          <w:ilvl w:val="1"/>
-          <w:numId w:val="22"/>
-        </w:numPr>
-      </w:pPr>
-      <w:r>
-        <w:t>Documentation</w:t>
-      </w:r>
-    </w:p>
-    <w:p>
-      <w:pPr>
-        <w:pStyle w:val="ListParagraph"/>
-        <w:numPr>
-          <w:ilvl w:val="2"/>
-          <w:numId w:val="22"/>
-        </w:numPr>
-      </w:pPr>
-      <w:r>
-        <w:t>On Course</w:t>
-      </w:r>
-    </w:p>
-    <w:p>
-      <w:pPr>
-        <w:pStyle w:val="ListParagraph"/>
-        <w:numPr>
-          <w:ilvl w:val="1"/>
-          <w:numId w:val="22"/>
-        </w:numPr>
-      </w:pPr>
-      <w:r>
-        <w:t>Coding</w:t>
-      </w:r>
-    </w:p>
-    <w:p>
-      <w:pPr>
-        <w:pStyle w:val="ListParagraph"/>
-        <w:numPr>
-          <w:ilvl w:val="2"/>
-          <w:numId w:val="22"/>
-        </w:numPr>
-      </w:pPr>
-      <w:r>
-        <w:t>On Course</w:t>
-      </w:r>
-    </w:p>
-    <w:p>
-      <w:pPr>
-        <w:pStyle w:val="ListParagraph"/>
-        <w:numPr>
-          <w:ilvl w:val="0"/>
-          <w:numId w:val="22"/>
-        </w:numPr>
-      </w:pPr>
-      <w:r>
-        <w:rPr>
-          <w:lang w:val="en-US"/>
-        </w:rPr>
-        <w:t>Additional task tomorrow</w:t>
-      </w:r>
-    </w:p>
-    <w:p>
-      <w:pPr>
-        <w:pStyle w:val="ListParagraph"/>
-        <w:numPr>
-          <w:ilvl w:val="1"/>
-          <w:numId w:val="22"/>
-        </w:numPr>
-      </w:pPr>
-      <w:r>
-        <w:t>Begin coding</w:t>
-      </w:r>
-    </w:p>
-    <w:p>
-      <w:pPr>
-        <w:pStyle w:val="Heading3"/>
-        <w:ind w:left="360"/>
-      </w:pPr>
-      <w:bookmarkStart w:id="74" w:name="_m8tmi6sc6uty" w:colFirst="0" w:colLast="0"/>
-      <w:bookmarkStart w:id="75" w:name="_Toc172138712"/>
-      <w:bookmarkEnd w:id="74"/>
-      <w:r>
-        <w:t>4th of June</w:t>
-      </w:r>
-      <w:bookmarkEnd w:id="75"/>
-    </w:p>
-    <w:p>
-      <w:pPr>
-        <w:pStyle w:val="ListParagraph"/>
-        <w:numPr>
-          <w:ilvl w:val="0"/>
-          <w:numId w:val="22"/>
-        </w:numPr>
-      </w:pPr>
-      <w:r>
-        <w:t>Setting up Godot</w:t>
-      </w:r>
-    </w:p>
-    <w:p>
-      <w:pPr>
-        <w:pStyle w:val="ListParagraph"/>
-        <w:numPr>
-          <w:ilvl w:val="1"/>
-          <w:numId w:val="22"/>
-        </w:numPr>
-      </w:pPr>
-      <w:r>
-        <w:t>Watch videos (</w:t>
-      </w:r>
-      <w:hyperlink r:id="rId55">
-        <w:r>
-          <w:rPr>
-            <w:color w:val="1155CC"/>
-            <w:u w:val="single"/>
-          </w:rPr>
-          <w:t>playlist</w:t>
-        </w:r>
-      </w:hyperlink>
-      <w:r>
-        <w:t xml:space="preserve">) on how to make use of </w:t>
-      </w:r>
-      <w:r>
-        <w:t>Godot</w:t>
-      </w:r>
-    </w:p>
-    <w:p>
-      <w:pPr>
-        <w:pStyle w:val="ListParagraph"/>
-        <w:numPr>
-          <w:ilvl w:val="2"/>
-          <w:numId w:val="22"/>
-        </w:numPr>
-      </w:pPr>
-      <w:r>
-        <w:t>Learnt stuff about nodes and scene</w:t>
-      </w:r>
-    </w:p>
-    <w:p>
-      <w:pPr>
-        <w:pStyle w:val="ListParagraph"/>
-        <w:numPr>
-          <w:ilvl w:val="1"/>
-          <w:numId w:val="22"/>
-        </w:numPr>
-      </w:pPr>
-      <w:r>
-        <w:t>Set up main stuff</w:t>
-      </w:r>
-    </w:p>
-    <w:p>
-      <w:pPr>
-        <w:pStyle w:val="ListParagraph"/>
-        <w:numPr>
-          <w:ilvl w:val="0"/>
-          <w:numId w:val="22"/>
-        </w:numPr>
-      </w:pPr>
-      <w:r>
-        <w:t>Gantt Chart Progress check</w:t>
-      </w:r>
-    </w:p>
-    <w:p>
-      <w:pPr>
-        <w:pStyle w:val="ListParagraph"/>
-        <w:numPr>
-          <w:ilvl w:val="1"/>
-          <w:numId w:val="22"/>
-        </w:numPr>
-      </w:pPr>
-      <w:r>
-        <w:t>Algorithm</w:t>
-      </w:r>
-    </w:p>
-    <w:p>
-      <w:pPr>
-        <w:pStyle w:val="ListParagraph"/>
-        <w:numPr>
-          <w:ilvl w:val="2"/>
-          <w:numId w:val="22"/>
-        </w:numPr>
-      </w:pPr>
-      <w:r>
-        <w:t xml:space="preserve">Behind on schedule </w:t>
-      </w:r>
-    </w:p>
-    <w:p>
-      <w:pPr>
-        <w:pStyle w:val="ListParagraph"/>
-        <w:numPr>
-          <w:ilvl w:val="1"/>
-          <w:numId w:val="22"/>
-        </w:numPr>
-      </w:pPr>
-      <w:r>
-        <w:t>Documentation</w:t>
-      </w:r>
-    </w:p>
-    <w:p>
-      <w:pPr>
-        <w:pStyle w:val="ListParagraph"/>
-        <w:numPr>
-          <w:ilvl w:val="2"/>
-          <w:numId w:val="22"/>
-        </w:numPr>
-      </w:pPr>
-      <w:r>
-        <w:t>On Course</w:t>
-      </w:r>
-    </w:p>
-    <w:p>
-      <w:pPr>
-        <w:pStyle w:val="ListParagraph"/>
-        <w:numPr>
-          <w:ilvl w:val="1"/>
-          <w:numId w:val="22"/>
-        </w:numPr>
-      </w:pPr>
-      <w:r>
-        <w:t>Coding</w:t>
-      </w:r>
-    </w:p>
-    <w:p>
-      <w:pPr>
-        <w:pStyle w:val="ListParagraph"/>
-        <w:numPr>
-          <w:ilvl w:val="2"/>
-          <w:numId w:val="22"/>
-        </w:numPr>
-      </w:pPr>
-      <w:r>
-        <w:t>On Course</w:t>
-      </w:r>
-    </w:p>
-    <w:p>
-      <w:pPr>
-        <w:pStyle w:val="ListParagraph"/>
-        <w:numPr>
-          <w:ilvl w:val="0"/>
-          <w:numId w:val="22"/>
-        </w:numPr>
-      </w:pPr>
-      <w:r>
-        <w:rPr>
-          <w:lang w:val="en-US"/>
-        </w:rPr>
-        <w:t>Additional task tomorrow</w:t>
-      </w:r>
-    </w:p>
-    <w:p>
-      <w:pPr>
-        <w:pStyle w:val="Heading3"/>
-        <w:ind w:left="360"/>
-      </w:pPr>
-      <w:bookmarkStart w:id="76" w:name="_n21s8u89tei4" w:colFirst="0" w:colLast="0"/>
-      <w:bookmarkStart w:id="77" w:name="_Toc172138713"/>
-      <w:bookmarkEnd w:id="76"/>
-      <w:r>
-        <w:lastRenderedPageBreak/>
-        <w:t>5th of June</w:t>
-      </w:r>
-      <w:bookmarkEnd w:id="77"/>
-    </w:p>
-    <w:p>
-      <w:pPr>
-        <w:pStyle w:val="ListParagraph"/>
-        <w:numPr>
-          <w:ilvl w:val="0"/>
-          <w:numId w:val="22"/>
-        </w:numPr>
-      </w:pPr>
-      <w:r>
-        <w:t>Setting up Godot</w:t>
-      </w:r>
-    </w:p>
-    <w:p>
-      <w:pPr>
-        <w:pStyle w:val="ListParagraph"/>
-        <w:numPr>
-          <w:ilvl w:val="1"/>
-          <w:numId w:val="22"/>
-        </w:numPr>
-      </w:pPr>
-      <w:r>
-        <w:t>Watch videos (</w:t>
-      </w:r>
-      <w:hyperlink r:id="rId56">
-        <w:r>
-          <w:rPr>
-            <w:color w:val="1155CC"/>
-            <w:u w:val="single"/>
-          </w:rPr>
-          <w:t>playlist</w:t>
-        </w:r>
-      </w:hyperlink>
-      <w:r>
-        <w:t xml:space="preserve">) on how to make use of </w:t>
-      </w:r>
-      <w:r>
-        <w:t>Godot</w:t>
-      </w:r>
-    </w:p>
-    <w:p>
-      <w:pPr>
-        <w:pStyle w:val="ListParagraph"/>
-        <w:numPr>
-          <w:ilvl w:val="2"/>
-          <w:numId w:val="22"/>
-        </w:numPr>
-      </w:pPr>
-      <w:r>
-        <w:t>Learnt about signals</w:t>
-      </w:r>
-    </w:p>
-    <w:p>
-      <w:pPr>
-        <w:pStyle w:val="ListParagraph"/>
-        <w:numPr>
-          <w:ilvl w:val="2"/>
-          <w:numId w:val="22"/>
-        </w:numPr>
-      </w:pPr>
-      <w:r>
-        <w:t xml:space="preserve">Learnt about effective documentation reading and forum </w:t>
-      </w:r>
-      <w:r>
-        <w:t>inquiries</w:t>
-      </w:r>
-    </w:p>
-    <w:p>
-      <w:pPr>
-        <w:pStyle w:val="ListParagraph"/>
-        <w:numPr>
-          <w:ilvl w:val="1"/>
-          <w:numId w:val="22"/>
-        </w:numPr>
-      </w:pPr>
-      <w:r>
-        <w:t>Created label on main game</w:t>
-      </w:r>
-    </w:p>
-    <w:p>
-      <w:pPr>
-        <w:pStyle w:val="ListParagraph"/>
-        <w:numPr>
-          <w:ilvl w:val="0"/>
-          <w:numId w:val="22"/>
-        </w:numPr>
-      </w:pPr>
-      <w:r>
-        <w:t>Gantt Chart Progress check</w:t>
-      </w:r>
-    </w:p>
-    <w:p>
-      <w:pPr>
-        <w:pStyle w:val="ListParagraph"/>
-        <w:numPr>
-          <w:ilvl w:val="1"/>
-          <w:numId w:val="22"/>
-        </w:numPr>
-      </w:pPr>
-      <w:r>
-        <w:t>Algorithm</w:t>
-      </w:r>
-    </w:p>
-    <w:p>
-      <w:pPr>
-        <w:pStyle w:val="ListParagraph"/>
-        <w:numPr>
-          <w:ilvl w:val="2"/>
-          <w:numId w:val="22"/>
-        </w:numPr>
-      </w:pPr>
-      <w:r>
-        <w:t xml:space="preserve">Behind on schedule </w:t>
-      </w:r>
-    </w:p>
-    <w:p>
-      <w:pPr>
-        <w:pStyle w:val="ListParagraph"/>
-        <w:numPr>
-          <w:ilvl w:val="1"/>
-          <w:numId w:val="22"/>
-        </w:numPr>
-      </w:pPr>
-      <w:r>
-        <w:t>Documentation</w:t>
-      </w:r>
-    </w:p>
-    <w:p>
-      <w:pPr>
-        <w:pStyle w:val="ListParagraph"/>
-        <w:numPr>
-          <w:ilvl w:val="2"/>
-          <w:numId w:val="22"/>
-        </w:numPr>
-      </w:pPr>
-      <w:r>
-        <w:t>On Course</w:t>
-      </w:r>
-    </w:p>
-    <w:p>
-      <w:pPr>
-        <w:pStyle w:val="ListParagraph"/>
-        <w:numPr>
-          <w:ilvl w:val="1"/>
-          <w:numId w:val="22"/>
-        </w:numPr>
-      </w:pPr>
-      <w:r>
-        <w:t>Coding</w:t>
-      </w:r>
-    </w:p>
-    <w:p>
-      <w:pPr>
-        <w:pStyle w:val="ListParagraph"/>
-        <w:numPr>
-          <w:ilvl w:val="2"/>
-          <w:numId w:val="22"/>
-        </w:numPr>
-      </w:pPr>
-      <w:r>
-        <w:t>On Course</w:t>
-      </w:r>
-    </w:p>
-    <w:p>
-      <w:pPr>
-        <w:pStyle w:val="ListParagraph"/>
-        <w:numPr>
-          <w:ilvl w:val="0"/>
-          <w:numId w:val="22"/>
-        </w:numPr>
-      </w:pPr>
-      <w:r>
-        <w:rPr>
-          <w:lang w:val="en-US"/>
-        </w:rPr>
-        <w:t>Additional task tomorrow</w:t>
-      </w:r>
-    </w:p>
-    <w:p>
-      <w:pPr>
-        <w:pStyle w:val="Heading3"/>
-        <w:ind w:left="360"/>
-      </w:pPr>
-      <w:bookmarkStart w:id="78" w:name="_g3dtqtlo3pgl" w:colFirst="0" w:colLast="0"/>
-      <w:bookmarkStart w:id="79" w:name="_Toc172138714"/>
-      <w:bookmarkEnd w:id="78"/>
-      <w:r>
-        <w:t>6th of June</w:t>
-      </w:r>
-      <w:bookmarkEnd w:id="79"/>
-    </w:p>
-    <w:p>
-      <w:pPr>
-        <w:pStyle w:val="ListParagraph"/>
-        <w:numPr>
-          <w:ilvl w:val="0"/>
-          <w:numId w:val="22"/>
-        </w:numPr>
-      </w:pPr>
-      <w:r>
-        <w:t>Learning up Godot</w:t>
-      </w:r>
-    </w:p>
-    <w:p>
-      <w:pPr>
-        <w:pStyle w:val="ListParagraph"/>
-        <w:numPr>
-          <w:ilvl w:val="1"/>
-          <w:numId w:val="22"/>
-        </w:numPr>
-      </w:pPr>
-      <w:r>
-        <w:t>Watch videos (</w:t>
-      </w:r>
-      <w:hyperlink r:id="rId57">
-        <w:r>
-          <w:rPr>
-            <w:color w:val="1155CC"/>
-            <w:u w:val="single"/>
-          </w:rPr>
-          <w:t>playlist</w:t>
-        </w:r>
-      </w:hyperlink>
-      <w:r>
-        <w:t xml:space="preserve">) on how to make use of </w:t>
-      </w:r>
-      <w:r>
-        <w:t>Godot</w:t>
-      </w:r>
-    </w:p>
-    <w:p>
-      <w:pPr>
-        <w:pStyle w:val="ListParagraph"/>
-        <w:numPr>
-          <w:ilvl w:val="2"/>
-          <w:numId w:val="22"/>
-        </w:numPr>
-      </w:pPr>
-      <w:r>
-        <w:t xml:space="preserve">Learn more about the physics engine of </w:t>
-      </w:r>
-      <w:r>
-        <w:t>Godot</w:t>
-      </w:r>
-      <w:r>
-        <w:t xml:space="preserve"> and properties that </w:t>
-      </w:r>
-      <w:r>
-        <w:t>I</w:t>
-      </w:r>
-      <w:r>
-        <w:t xml:space="preserve"> can change </w:t>
-      </w:r>
-    </w:p>
-    <w:p>
-      <w:pPr>
-        <w:pStyle w:val="ListParagraph"/>
-        <w:numPr>
-          <w:ilvl w:val="1"/>
-          <w:numId w:val="22"/>
-        </w:numPr>
-      </w:pPr>
-      <w:r>
-        <w:t>Set up main stuff</w:t>
-      </w:r>
-    </w:p>
-    <w:p>
-      <w:pPr>
-        <w:pStyle w:val="ListParagraph"/>
-        <w:numPr>
-          <w:ilvl w:val="0"/>
-          <w:numId w:val="22"/>
-        </w:numPr>
-      </w:pPr>
-      <w:r>
-        <w:t>Gantt Chart Progress check</w:t>
-      </w:r>
-    </w:p>
-    <w:p>
-      <w:pPr>
-        <w:pStyle w:val="ListParagraph"/>
-        <w:numPr>
-          <w:ilvl w:val="1"/>
-          <w:numId w:val="22"/>
-        </w:numPr>
-      </w:pPr>
-      <w:r>
-        <w:t>Algorithm</w:t>
-      </w:r>
-    </w:p>
-    <w:p>
-      <w:pPr>
-        <w:pStyle w:val="ListParagraph"/>
-        <w:numPr>
-          <w:ilvl w:val="2"/>
-          <w:numId w:val="22"/>
-        </w:numPr>
-      </w:pPr>
-      <w:r>
-        <w:t xml:space="preserve">Behind on schedule </w:t>
-      </w:r>
-    </w:p>
-    <w:p>
-      <w:pPr>
-        <w:pStyle w:val="ListParagraph"/>
-        <w:numPr>
-          <w:ilvl w:val="1"/>
-          <w:numId w:val="22"/>
-        </w:numPr>
-      </w:pPr>
-      <w:r>
-        <w:t>Documentation</w:t>
-      </w:r>
-    </w:p>
-    <w:p>
-      <w:pPr>
-        <w:pStyle w:val="ListParagraph"/>
-        <w:numPr>
-          <w:ilvl w:val="2"/>
-          <w:numId w:val="22"/>
-        </w:numPr>
-      </w:pPr>
-      <w:r>
-        <w:t>On Course</w:t>
-      </w:r>
-    </w:p>
-    <w:p>
-      <w:pPr>
-        <w:pStyle w:val="ListParagraph"/>
-        <w:numPr>
-          <w:ilvl w:val="1"/>
-          <w:numId w:val="22"/>
-        </w:numPr>
-      </w:pPr>
-      <w:r>
-        <w:t>Coding</w:t>
-      </w:r>
-    </w:p>
-    <w:p>
-      <w:pPr>
-        <w:pStyle w:val="ListParagraph"/>
-        <w:numPr>
-          <w:ilvl w:val="2"/>
-          <w:numId w:val="22"/>
-        </w:numPr>
-      </w:pPr>
-      <w:r>
-        <w:t>On Course</w:t>
-      </w:r>
-    </w:p>
-    <w:p>
-      <w:pPr>
-        <w:pStyle w:val="ListParagraph"/>
-        <w:numPr>
-          <w:ilvl w:val="0"/>
-          <w:numId w:val="22"/>
-        </w:numPr>
-      </w:pPr>
-      <w:r>
-        <w:rPr>
-          <w:lang w:val="en-US"/>
-        </w:rPr>
-        <w:t>Additional task tomorrow</w:t>
-      </w:r>
-    </w:p>
-    <w:p>
-      <w:pPr>
-        <w:pStyle w:val="Heading3"/>
-        <w:ind w:left="360"/>
-      </w:pPr>
-      <w:bookmarkStart w:id="80" w:name="_53mbsk1yjlrw" w:colFirst="0" w:colLast="0"/>
-      <w:bookmarkStart w:id="81" w:name="_Toc172138715"/>
-      <w:bookmarkEnd w:id="80"/>
-      <w:r>
-        <w:t>7th of June</w:t>
-      </w:r>
-      <w:bookmarkEnd w:id="81"/>
-    </w:p>
-    <w:p>
-      <w:pPr>
-        <w:pStyle w:val="ListParagraph"/>
-        <w:numPr>
-          <w:ilvl w:val="0"/>
-          <w:numId w:val="22"/>
-        </w:numPr>
-      </w:pPr>
-      <w:r>
-        <w:t>Switched to Word</w:t>
-      </w:r>
-    </w:p>
-    <w:p>
-      <w:pPr>
-        <w:pStyle w:val="ListParagraph"/>
-        <w:numPr>
-          <w:ilvl w:val="1"/>
-          <w:numId w:val="22"/>
-        </w:numPr>
-      </w:pPr>
-      <w:r>
-        <w:t>Fixed formatting</w:t>
-      </w:r>
-    </w:p>
-    <w:p>
-      <w:pPr>
-        <w:pStyle w:val="ListParagraph"/>
-        <w:numPr>
-          <w:ilvl w:val="1"/>
-          <w:numId w:val="22"/>
-        </w:numPr>
-      </w:pPr>
-      <w:r>
-        <w:t>Added table of content</w:t>
-      </w:r>
-    </w:p>
-    <w:p>
-      <w:pPr>
-        <w:pStyle w:val="ListParagraph"/>
-        <w:numPr>
-          <w:ilvl w:val="1"/>
-          <w:numId w:val="22"/>
-        </w:numPr>
-      </w:pPr>
-      <w:r>
-        <w:t>Added title page</w:t>
-      </w:r>
-    </w:p>
-    <w:p>
-      <w:pPr>
-        <w:pStyle w:val="ListParagraph"/>
-        <w:numPr>
-          <w:ilvl w:val="0"/>
-          <w:numId w:val="22"/>
-        </w:numPr>
-      </w:pPr>
-      <w:r>
-        <w:t>Refined Design Brief</w:t>
-      </w:r>
-    </w:p>
-    <w:p>
-      <w:pPr>
-        <w:pStyle w:val="ListParagraph"/>
-        <w:numPr>
-          <w:ilvl w:val="1"/>
-          <w:numId w:val="22"/>
-        </w:numPr>
-      </w:pPr>
-      <w:r>
-        <w:t>Aims</w:t>
-      </w:r>
-    </w:p>
-    <w:p>
-      <w:pPr>
-        <w:pStyle w:val="ListParagraph"/>
-        <w:numPr>
-          <w:ilvl w:val="2"/>
-          <w:numId w:val="22"/>
-        </w:numPr>
-      </w:pPr>
-      <w:r>
-        <w:t>Added more specific elaboration</w:t>
-      </w:r>
-    </w:p>
-    <w:p>
-      <w:pPr>
-        <w:pStyle w:val="ListParagraph"/>
-        <w:numPr>
-          <w:ilvl w:val="1"/>
-          <w:numId w:val="22"/>
-        </w:numPr>
-      </w:pPr>
-      <w:r>
-        <w:t>Objectives</w:t>
-      </w:r>
-    </w:p>
-    <w:p>
-      <w:pPr>
-        <w:pStyle w:val="ListParagraph"/>
-        <w:numPr>
-          <w:ilvl w:val="2"/>
-          <w:numId w:val="22"/>
-        </w:numPr>
-      </w:pPr>
-      <w:r>
-        <w:t xml:space="preserve">Replace flask with </w:t>
-      </w:r>
-      <w:r>
-        <w:t>Godot</w:t>
-      </w:r>
-    </w:p>
-    <w:p>
-      <w:pPr>
-        <w:pStyle w:val="ListParagraph"/>
-        <w:numPr>
-          <w:ilvl w:val="2"/>
-          <w:numId w:val="22"/>
-        </w:numPr>
-      </w:pPr>
-      <w:r>
-        <w:t xml:space="preserve">Changed </w:t>
-      </w:r>
-      <w:r>
-        <w:t>wording</w:t>
-      </w:r>
-    </w:p>
-    <w:p>
-      <w:pPr>
-        <w:pStyle w:val="ListParagraph"/>
-        <w:numPr>
-          <w:ilvl w:val="3"/>
-          <w:numId w:val="22"/>
-        </w:numPr>
-      </w:pPr>
-      <w:r>
-        <w:t xml:space="preserve">Made for descriptive </w:t>
-      </w:r>
-    </w:p>
-    <w:p>
-      <w:pPr>
-        <w:pStyle w:val="ListParagraph"/>
-        <w:numPr>
-          <w:ilvl w:val="0"/>
-          <w:numId w:val="22"/>
-        </w:numPr>
-      </w:pPr>
-      <w:r>
-        <w:lastRenderedPageBreak/>
-        <w:t>Refined Sketch of all screens that will appear</w:t>
-      </w:r>
-    </w:p>
-    <w:p>
-      <w:pPr>
-        <w:pStyle w:val="ListParagraph"/>
-        <w:numPr>
-          <w:ilvl w:val="1"/>
-          <w:numId w:val="22"/>
-        </w:numPr>
-      </w:pPr>
-      <w:r>
-        <w:t>Added legends</w:t>
-      </w:r>
-    </w:p>
-    <w:p>
-      <w:pPr>
-        <w:pStyle w:val="ListParagraph"/>
-        <w:numPr>
-          <w:ilvl w:val="0"/>
-          <w:numId w:val="22"/>
-        </w:numPr>
-      </w:pPr>
-      <w:r>
-        <w:rPr>
-          <w:lang w:val="en-US"/>
-        </w:rPr>
-        <w:t xml:space="preserve">Converted all image into scalable .svg images for quality </w:t>
-      </w:r>
-    </w:p>
-    <w:p>
-      <w:pPr>
-        <w:pStyle w:val="ListParagraph"/>
-        <w:numPr>
-          <w:ilvl w:val="0"/>
-          <w:numId w:val="22"/>
-        </w:numPr>
-      </w:pPr>
-      <w:r>
-        <w:t>Gantt Chart Progress check</w:t>
-      </w:r>
-    </w:p>
-    <w:p>
-      <w:pPr>
-        <w:pStyle w:val="ListParagraph"/>
-        <w:numPr>
-          <w:ilvl w:val="1"/>
-          <w:numId w:val="22"/>
-        </w:numPr>
-      </w:pPr>
-      <w:r>
-        <w:t>Algorithm</w:t>
-      </w:r>
-    </w:p>
-    <w:p>
-      <w:pPr>
-        <w:pStyle w:val="ListParagraph"/>
-        <w:numPr>
-          <w:ilvl w:val="2"/>
-          <w:numId w:val="22"/>
-        </w:numPr>
-      </w:pPr>
-      <w:r>
-        <w:t xml:space="preserve">Behind on schedule </w:t>
-      </w:r>
-    </w:p>
-    <w:p>
-      <w:pPr>
-        <w:pStyle w:val="ListParagraph"/>
-        <w:numPr>
-          <w:ilvl w:val="1"/>
-          <w:numId w:val="22"/>
-        </w:numPr>
-      </w:pPr>
-      <w:r>
-        <w:t>Documentation</w:t>
-      </w:r>
-    </w:p>
-    <w:p>
-      <w:pPr>
-        <w:pStyle w:val="ListParagraph"/>
-        <w:numPr>
-          <w:ilvl w:val="2"/>
-          <w:numId w:val="22"/>
-        </w:numPr>
-      </w:pPr>
-      <w:r>
-        <w:t>On Course</w:t>
-      </w:r>
-    </w:p>
-    <w:p>
-      <w:pPr>
-        <w:pStyle w:val="ListParagraph"/>
-        <w:numPr>
-          <w:ilvl w:val="1"/>
-          <w:numId w:val="22"/>
-        </w:numPr>
-      </w:pPr>
-      <w:r>
-        <w:t>Coding</w:t>
-      </w:r>
-    </w:p>
-    <w:p>
-      <w:pPr>
-        <w:pStyle w:val="ListParagraph"/>
-        <w:numPr>
-          <w:ilvl w:val="2"/>
-          <w:numId w:val="22"/>
-        </w:numPr>
-      </w:pPr>
-      <w:r>
-        <w:t>On Course</w:t>
-      </w:r>
-    </w:p>
-    <w:p>
-      <w:pPr>
-        <w:pStyle w:val="ListParagraph"/>
-        <w:numPr>
-          <w:ilvl w:val="0"/>
-          <w:numId w:val="22"/>
-        </w:numPr>
-      </w:pPr>
-      <w:r>
-        <w:rPr>
-          <w:lang w:val="en-US"/>
-        </w:rPr>
-        <w:t>Additional task tomorrow</w:t>
-      </w:r>
-    </w:p>
-    <w:p>
-      <w:pPr>
-        <w:pStyle w:val="Heading3"/>
-        <w:ind w:left="360"/>
-      </w:pPr>
-      <w:bookmarkStart w:id="82" w:name="_Toc172138716"/>
-      <w:r>
-        <w:t>9th of June</w:t>
-      </w:r>
-      <w:bookmarkEnd w:id="82"/>
-    </w:p>
-    <w:p>
-      <w:pPr>
-        <w:pStyle w:val="ListParagraph"/>
-        <w:numPr>
-          <w:ilvl w:val="0"/>
-          <w:numId w:val="22"/>
-        </w:numPr>
-      </w:pPr>
-      <w:r>
-        <w:t>Learning</w:t>
-      </w:r>
-      <w:r>
-        <w:t xml:space="preserve"> up Godot</w:t>
-      </w:r>
-    </w:p>
-    <w:p>
-      <w:pPr>
-        <w:pStyle w:val="ListParagraph"/>
-        <w:numPr>
-          <w:ilvl w:val="1"/>
-          <w:numId w:val="22"/>
-        </w:numPr>
-      </w:pPr>
-      <w:r>
-        <w:t>Watch videos (</w:t>
-      </w:r>
-      <w:hyperlink r:id="rId58">
-        <w:r>
-          <w:rPr>
-            <w:color w:val="1155CC"/>
-            <w:u w:val="single"/>
-          </w:rPr>
-          <w:t>playlist</w:t>
-        </w:r>
-      </w:hyperlink>
-      <w:r>
-        <w:t>) on how to make use of Godot</w:t>
-      </w:r>
-    </w:p>
-    <w:p>
-      <w:pPr>
-        <w:pStyle w:val="ListParagraph"/>
-        <w:numPr>
-          <w:ilvl w:val="2"/>
-          <w:numId w:val="22"/>
-        </w:numPr>
-      </w:pPr>
-      <w:r>
-        <w:t>Learnt how to read keyboard inputs</w:t>
-      </w:r>
-    </w:p>
-    <w:p>
-      <w:pPr>
-        <w:pStyle w:val="ListParagraph"/>
-        <w:numPr>
-          <w:ilvl w:val="2"/>
-          <w:numId w:val="22"/>
-        </w:numPr>
-      </w:pPr>
-      <w:r>
-        <w:t>Learnt how to use signals</w:t>
-      </w:r>
-    </w:p>
-    <w:p>
-      <w:pPr>
-        <w:pStyle w:val="ListParagraph"/>
-        <w:numPr>
-          <w:ilvl w:val="0"/>
-          <w:numId w:val="22"/>
-        </w:numPr>
-      </w:pPr>
-      <w:r>
-        <w:t>Gantt Chart Progress check</w:t>
-      </w:r>
-    </w:p>
-    <w:p>
-      <w:pPr>
-        <w:pStyle w:val="ListParagraph"/>
-        <w:numPr>
-          <w:ilvl w:val="1"/>
-          <w:numId w:val="22"/>
-        </w:numPr>
-      </w:pPr>
-      <w:r>
-        <w:t>Algorithm</w:t>
-      </w:r>
-    </w:p>
-    <w:p>
-      <w:pPr>
-        <w:pStyle w:val="ListParagraph"/>
-        <w:numPr>
-          <w:ilvl w:val="2"/>
-          <w:numId w:val="22"/>
-        </w:numPr>
-      </w:pPr>
-      <w:r>
-        <w:t xml:space="preserve">Behind on schedule </w:t>
-      </w:r>
-    </w:p>
-    <w:p>
-      <w:pPr>
-        <w:pStyle w:val="ListParagraph"/>
-        <w:numPr>
-          <w:ilvl w:val="1"/>
-          <w:numId w:val="22"/>
-        </w:numPr>
-      </w:pPr>
-      <w:r>
-        <w:t>Documentation</w:t>
-      </w:r>
-    </w:p>
-    <w:p>
-      <w:pPr>
-        <w:pStyle w:val="ListParagraph"/>
-        <w:numPr>
-          <w:ilvl w:val="2"/>
-          <w:numId w:val="22"/>
-        </w:numPr>
-      </w:pPr>
-      <w:r>
-        <w:t>On Course</w:t>
-      </w:r>
-    </w:p>
-    <w:p>
-      <w:pPr>
-        <w:pStyle w:val="ListParagraph"/>
-        <w:numPr>
-          <w:ilvl w:val="1"/>
-          <w:numId w:val="22"/>
-        </w:numPr>
-      </w:pPr>
-      <w:r>
-        <w:t>Coding</w:t>
-      </w:r>
-    </w:p>
-    <w:p>
-      <w:pPr>
-        <w:pStyle w:val="ListParagraph"/>
-        <w:numPr>
-          <w:ilvl w:val="2"/>
-          <w:numId w:val="22"/>
-        </w:numPr>
-      </w:pPr>
-      <w:r>
-        <w:t>On Course</w:t>
-      </w:r>
-    </w:p>
-    <w:p>
-      <w:pPr>
-        <w:pStyle w:val="ListParagraph"/>
-        <w:numPr>
-          <w:ilvl w:val="0"/>
-          <w:numId w:val="22"/>
-        </w:numPr>
-      </w:pPr>
-      <w:r>
-        <w:rPr>
-          <w:lang w:val="en-US"/>
-        </w:rPr>
-        <w:t>Additional task tomorrow</w:t>
-      </w:r>
-    </w:p>
-    <w:p>
-      <w:pPr>
-        <w:pStyle w:val="ListParagraph"/>
-        <w:numPr>
-          <w:ilvl w:val="1"/>
-          <w:numId w:val="22"/>
-        </w:numPr>
-      </w:pPr>
-      <w:r>
-        <w:t>Continue learning</w:t>
-      </w:r>
-    </w:p>
-    <w:p>
-      <w:pPr>
-        <w:pStyle w:val="Heading3"/>
-        <w:ind w:left="360"/>
-      </w:pPr>
-      <w:bookmarkStart w:id="83" w:name="_Toc172138717"/>
-      <w:r>
-        <w:t>10th of June</w:t>
-      </w:r>
-      <w:bookmarkEnd w:id="83"/>
-    </w:p>
-    <w:p>
-      <w:pPr>
-        <w:pStyle w:val="ListParagraph"/>
-        <w:numPr>
-          <w:ilvl w:val="0"/>
-          <w:numId w:val="22"/>
-        </w:numPr>
-      </w:pPr>
-      <w:r>
-        <w:t>Learning up Godot</w:t>
-      </w:r>
-    </w:p>
-    <w:p>
-      <w:pPr>
-        <w:pStyle w:val="ListParagraph"/>
-        <w:numPr>
-          <w:ilvl w:val="1"/>
-          <w:numId w:val="22"/>
-        </w:numPr>
-      </w:pPr>
-      <w:r>
-        <w:t>Watch videos (</w:t>
-      </w:r>
-      <w:hyperlink r:id="rId59">
-        <w:r>
-          <w:rPr>
-            <w:color w:val="1155CC"/>
-            <w:u w:val="single"/>
-          </w:rPr>
-          <w:t>playlist</w:t>
-        </w:r>
-      </w:hyperlink>
-      <w:r>
-        <w:t>) on how to make use of Godot</w:t>
-      </w:r>
-    </w:p>
-    <w:p>
-      <w:pPr>
-        <w:pStyle w:val="ListParagraph"/>
-        <w:numPr>
-          <w:ilvl w:val="2"/>
-          <w:numId w:val="22"/>
-        </w:numPr>
-      </w:pPr>
-      <w:r>
-        <w:t>Learnt how to make signals</w:t>
-      </w:r>
-    </w:p>
-    <w:p>
-      <w:pPr>
-        <w:pStyle w:val="ListParagraph"/>
-        <w:numPr>
-          <w:ilvl w:val="3"/>
-          <w:numId w:val="22"/>
-        </w:numPr>
-      </w:pPr>
-      <w:r>
-        <w:t xml:space="preserve">Learnt more modern uses of signals through this </w:t>
-      </w:r>
-      <w:hyperlink r:id="rId60" w:history="1">
-        <w:r>
-          <w:rPr>
-            <w:rStyle w:val="Hyperlink"/>
-          </w:rPr>
-          <w:t>video</w:t>
-        </w:r>
-      </w:hyperlink>
-    </w:p>
-    <w:p>
-      <w:pPr>
-        <w:pStyle w:val="ListParagraph"/>
-        <w:numPr>
-          <w:ilvl w:val="2"/>
-          <w:numId w:val="22"/>
-        </w:numPr>
-      </w:pPr>
-      <w:r>
-        <w:t>Buil</w:t>
-      </w:r>
-      <w:r>
-        <w:t>ding</w:t>
-      </w:r>
-      <w:r>
-        <w:t xml:space="preserve"> a small tutorial game; learnt new stuff</w:t>
-      </w:r>
-    </w:p>
-    <w:p>
-      <w:pPr>
-        <w:pStyle w:val="ListParagraph"/>
-        <w:numPr>
-          <w:ilvl w:val="1"/>
-          <w:numId w:val="22"/>
-        </w:numPr>
-      </w:pPr>
-      <w:r>
-        <w:t xml:space="preserve">Learnt about the “await” function from this </w:t>
-      </w:r>
-      <w:hyperlink r:id="rId61" w:history="1">
-        <w:r>
-          <w:rPr>
-            <w:rStyle w:val="Hyperlink"/>
-          </w:rPr>
-          <w:t>video</w:t>
-        </w:r>
-      </w:hyperlink>
-    </w:p>
-    <w:p>
-      <w:pPr>
-        <w:pStyle w:val="ListParagraph"/>
-        <w:numPr>
-          <w:ilvl w:val="0"/>
-          <w:numId w:val="22"/>
-        </w:numPr>
-      </w:pPr>
-      <w:r>
-        <w:t>Gantt Chart Progress check</w:t>
-      </w:r>
-    </w:p>
-    <w:p>
-      <w:pPr>
-        <w:pStyle w:val="ListParagraph"/>
-        <w:numPr>
-          <w:ilvl w:val="1"/>
-          <w:numId w:val="22"/>
-        </w:numPr>
-      </w:pPr>
-      <w:r>
-        <w:t>Algorithm</w:t>
-      </w:r>
-    </w:p>
-    <w:p>
-      <w:pPr>
-        <w:pStyle w:val="ListParagraph"/>
-        <w:numPr>
-          <w:ilvl w:val="2"/>
-          <w:numId w:val="22"/>
-        </w:numPr>
-      </w:pPr>
-      <w:r>
-        <w:t xml:space="preserve">Behind on schedule </w:t>
-      </w:r>
-    </w:p>
-    <w:p>
-      <w:pPr>
-        <w:pStyle w:val="ListParagraph"/>
-        <w:numPr>
-          <w:ilvl w:val="1"/>
-          <w:numId w:val="22"/>
-        </w:numPr>
-      </w:pPr>
-      <w:r>
-        <w:t>Documentation</w:t>
-      </w:r>
-    </w:p>
-    <w:p>
-      <w:pPr>
-        <w:pStyle w:val="ListParagraph"/>
-        <w:numPr>
-          <w:ilvl w:val="2"/>
-          <w:numId w:val="22"/>
-        </w:numPr>
-      </w:pPr>
-      <w:r>
-        <w:t>On Course</w:t>
-      </w:r>
-    </w:p>
-    <w:p>
-      <w:pPr>
-        <w:pStyle w:val="ListParagraph"/>
-        <w:numPr>
-          <w:ilvl w:val="1"/>
-          <w:numId w:val="22"/>
-        </w:numPr>
-      </w:pPr>
-      <w:r>
-        <w:t>Coding</w:t>
-      </w:r>
-    </w:p>
-    <w:p>
-      <w:pPr>
-        <w:pStyle w:val="ListParagraph"/>
-        <w:numPr>
-          <w:ilvl w:val="2"/>
-          <w:numId w:val="22"/>
-        </w:numPr>
-      </w:pPr>
-      <w:r>
-        <w:t>On Course</w:t>
-      </w:r>
-    </w:p>
-    <w:p>
-      <w:pPr>
-        <w:pStyle w:val="ListParagraph"/>
-        <w:numPr>
-          <w:ilvl w:val="0"/>
-          <w:numId w:val="22"/>
-        </w:numPr>
-      </w:pPr>
-      <w:r>
-        <w:rPr>
-          <w:lang w:val="en-US"/>
-        </w:rPr>
-        <w:t>Additional task tomorrow</w:t>
-      </w:r>
-    </w:p>
-    <w:p>
-      <w:pPr>
-        <w:pStyle w:val="ListParagraph"/>
-        <w:numPr>
-          <w:ilvl w:val="1"/>
-          <w:numId w:val="22"/>
-        </w:numPr>
-      </w:pPr>
-      <w:r>
-        <w:lastRenderedPageBreak/>
-        <w:t>Continue learning</w:t>
-      </w:r>
-    </w:p>
-    <w:p>
-      <w:pPr>
-        <w:pStyle w:val="ListParagraph"/>
-        <w:numPr>
-          <w:ilvl w:val="2"/>
-          <w:numId w:val="22"/>
-        </w:numPr>
-      </w:pPr>
-      <w:r>
-        <w:t>Continue creating tutorial game</w:t>
-      </w:r>
-    </w:p>
-    <w:p>
-      <w:pPr>
-        <w:pStyle w:val="Heading3"/>
-        <w:ind w:left="360"/>
-      </w:pPr>
-      <w:bookmarkStart w:id="84" w:name="_Toc172138718"/>
-      <w:r>
-        <w:t>13th of June</w:t>
-      </w:r>
-      <w:bookmarkEnd w:id="84"/>
-    </w:p>
-    <w:p>
-      <w:pPr>
-        <w:pStyle w:val="ListParagraph"/>
-        <w:numPr>
-          <w:ilvl w:val="0"/>
-          <w:numId w:val="22"/>
-        </w:numPr>
-      </w:pPr>
-      <w:r>
-        <w:t>Learning up Godot</w:t>
-      </w:r>
-    </w:p>
-    <w:p>
-      <w:pPr>
-        <w:pStyle w:val="ListParagraph"/>
-        <w:numPr>
-          <w:ilvl w:val="1"/>
-          <w:numId w:val="22"/>
-        </w:numPr>
-      </w:pPr>
-      <w:r>
-        <w:t>Watch videos (</w:t>
-      </w:r>
-      <w:hyperlink r:id="rId62">
-        <w:r>
-          <w:rPr>
-            <w:color w:val="1155CC"/>
-            <w:u w:val="single"/>
-          </w:rPr>
-          <w:t>playlist</w:t>
-        </w:r>
-      </w:hyperlink>
-      <w:r>
-        <w:t>) on how to make use of Godot</w:t>
-      </w:r>
-    </w:p>
-    <w:p>
-      <w:pPr>
-        <w:pStyle w:val="ListParagraph"/>
-        <w:numPr>
-          <w:ilvl w:val="2"/>
-          <w:numId w:val="22"/>
-        </w:numPr>
-      </w:pPr>
-      <w:r>
-        <w:t>Building a small tutorial game; learnt new stuff</w:t>
-      </w:r>
-    </w:p>
-    <w:p>
-      <w:pPr>
-        <w:pStyle w:val="ListParagraph"/>
-        <w:numPr>
-          <w:ilvl w:val="0"/>
-          <w:numId w:val="22"/>
-        </w:numPr>
-      </w:pPr>
-      <w:r>
-        <w:t>Gantt Chart Progress check</w:t>
-      </w:r>
-    </w:p>
-    <w:p>
-      <w:pPr>
-        <w:pStyle w:val="ListParagraph"/>
-        <w:numPr>
-          <w:ilvl w:val="1"/>
-          <w:numId w:val="22"/>
-        </w:numPr>
-      </w:pPr>
-      <w:r>
-        <w:t>Algorithm</w:t>
-      </w:r>
-    </w:p>
-    <w:p>
-      <w:pPr>
-        <w:pStyle w:val="ListParagraph"/>
-        <w:numPr>
-          <w:ilvl w:val="2"/>
-          <w:numId w:val="22"/>
-        </w:numPr>
-      </w:pPr>
-      <w:r>
-        <w:t xml:space="preserve">Behind on schedule </w:t>
-      </w:r>
-    </w:p>
-    <w:p>
-      <w:pPr>
-        <w:pStyle w:val="ListParagraph"/>
-        <w:numPr>
-          <w:ilvl w:val="1"/>
-          <w:numId w:val="22"/>
-        </w:numPr>
-      </w:pPr>
-      <w:r>
-        <w:t>Documentation</w:t>
-      </w:r>
-    </w:p>
-    <w:p>
-      <w:pPr>
-        <w:pStyle w:val="ListParagraph"/>
-        <w:numPr>
-          <w:ilvl w:val="2"/>
-          <w:numId w:val="22"/>
-        </w:numPr>
-      </w:pPr>
-      <w:r>
-        <w:t>On Course</w:t>
-      </w:r>
-    </w:p>
-    <w:p>
-      <w:pPr>
-        <w:pStyle w:val="ListParagraph"/>
-        <w:numPr>
-          <w:ilvl w:val="1"/>
-          <w:numId w:val="22"/>
-        </w:numPr>
-      </w:pPr>
-      <w:r>
-        <w:t>Coding</w:t>
-      </w:r>
-    </w:p>
-    <w:p>
-      <w:pPr>
-        <w:pStyle w:val="ListParagraph"/>
-        <w:numPr>
-          <w:ilvl w:val="2"/>
-          <w:numId w:val="22"/>
-        </w:numPr>
-      </w:pPr>
-      <w:r>
-        <w:t>On Course</w:t>
-      </w:r>
-    </w:p>
-    <w:p>
-      <w:pPr>
-        <w:pStyle w:val="ListParagraph"/>
-        <w:numPr>
-          <w:ilvl w:val="0"/>
-          <w:numId w:val="22"/>
-        </w:numPr>
-      </w:pPr>
-      <w:r>
-        <w:rPr>
-          <w:lang w:val="en-US"/>
-        </w:rPr>
-        <w:t>Additional task tomorrow</w:t>
-      </w:r>
-    </w:p>
-    <w:p>
-      <w:pPr>
-        <w:pStyle w:val="ListParagraph"/>
-        <w:numPr>
-          <w:ilvl w:val="1"/>
-          <w:numId w:val="22"/>
-        </w:numPr>
-      </w:pPr>
-      <w:r>
-        <w:t>Continue learning</w:t>
-      </w:r>
-    </w:p>
-    <w:p>
-      <w:pPr>
-        <w:pStyle w:val="ListParagraph"/>
-        <w:numPr>
-          <w:ilvl w:val="2"/>
-          <w:numId w:val="22"/>
-        </w:numPr>
-      </w:pPr>
-      <w:r>
-        <w:t>Continue creating tutorial game</w:t>
-      </w:r>
-    </w:p>
-    <w:p>
-      <w:pPr>
-        <w:pStyle w:val="Heading3"/>
-        <w:ind w:left="360"/>
-      </w:pPr>
-      <w:bookmarkStart w:id="85" w:name="_Toc172138719"/>
-      <w:r>
-        <w:t>14th of June</w:t>
-      </w:r>
-      <w:bookmarkEnd w:id="85"/>
-    </w:p>
-    <w:p>
-      <w:pPr>
-        <w:pStyle w:val="ListParagraph"/>
-        <w:numPr>
-          <w:ilvl w:val="0"/>
-          <w:numId w:val="22"/>
-        </w:numPr>
-      </w:pPr>
-      <w:r>
-        <w:t>Learning up Godot</w:t>
       </w:r>
     </w:p>
     <w:p>
@@ -17948,64 +16765,22 @@
         </w:r>
       </w:hyperlink>
       <w:r>
-        <w:t>) on how to make use of Godot</w:t>
-      </w:r>
-    </w:p>
-    <w:p>
-      <w:pPr>
-        <w:pStyle w:val="ListParagraph"/>
-        <w:numPr>
-          <w:ilvl w:val="2"/>
-          <w:numId w:val="22"/>
-        </w:numPr>
-      </w:pPr>
-      <w:r>
-        <w:t>Building a small tutorial game; learnt new stuff</w:t>
-      </w:r>
-    </w:p>
-    <w:p>
-      <w:pPr>
-        <w:pStyle w:val="ListParagraph"/>
-        <w:numPr>
-          <w:ilvl w:val="3"/>
-          <w:numId w:val="22"/>
-        </w:numPr>
-      </w:pPr>
-      <w:r>
-        <w:t>area2d nodes</w:t>
-      </w:r>
-    </w:p>
-    <w:p>
-      <w:pPr>
-        <w:pStyle w:val="ListParagraph"/>
-        <w:numPr>
-          <w:ilvl w:val="3"/>
-          <w:numId w:val="22"/>
-        </w:numPr>
-        <w:rPr>
-          <w:lang w:val="en-US"/>
-        </w:rPr>
-      </w:pPr>
-      <w:r>
-        <w:rPr>
-          <w:lang w:val="en-US"/>
-        </w:rPr>
-        <w:t>get_viewport_rect().size</w:t>
-      </w:r>
-    </w:p>
-    <w:p>
-      <w:pPr>
-        <w:pStyle w:val="ListParagraph"/>
-        <w:numPr>
-          <w:ilvl w:val="3"/>
-          <w:numId w:val="22"/>
-        </w:numPr>
-      </w:pPr>
-      <w:r>
-        <w:rPr>
-          <w:lang w:val="en-US"/>
-        </w:rPr>
-        <w:t>clamp (x,y,z)</w:t>
+        <w:t xml:space="preserve">) on how to make use of </w:t>
+      </w:r>
+      <w:r>
+        <w:t>Godot</w:t>
+      </w:r>
+    </w:p>
+    <w:p>
+      <w:pPr>
+        <w:pStyle w:val="ListParagraph"/>
+        <w:numPr>
+          <w:ilvl w:val="2"/>
+          <w:numId w:val="22"/>
+        </w:numPr>
+      </w:pPr>
+      <w:r>
+        <w:t>Found out visual studio has a plug in</w:t>
       </w:r>
     </w:p>
     <w:p>
@@ -18029,6 +16804,7 @@
         </w:numPr>
       </w:pPr>
       <w:r>
+        <w:lastRenderedPageBreak/>
         <w:t>Algorithm</w:t>
       </w:r>
     </w:p>
@@ -18116,7 +16892,7 @@
         </w:numPr>
       </w:pPr>
       <w:r>
-        <w:t>Continue learning</w:t>
+        <w:t>Begin coding</w:t>
       </w:r>
     </w:p>
     <w:p>
@@ -18124,11 +16900,13 @@
         <w:pStyle w:val="Heading3"/>
         <w:ind w:left="360"/>
       </w:pPr>
-      <w:bookmarkStart w:id="86" w:name="_Toc172138720"/>
-      <w:r>
-        <w:t>15th of June</w:t>
-      </w:r>
-      <w:bookmarkEnd w:id="86"/>
+      <w:bookmarkStart w:id="74" w:name="_m8tmi6sc6uty" w:colFirst="0" w:colLast="0"/>
+      <w:bookmarkStart w:id="75" w:name="_Toc172138712"/>
+      <w:bookmarkEnd w:id="74"/>
+      <w:r>
+        <w:t>4th of June</w:t>
+      </w:r>
+      <w:bookmarkEnd w:id="75"/>
     </w:p>
     <w:p>
       <w:pPr>
@@ -18139,7 +16917,7 @@
         </w:numPr>
       </w:pPr>
       <w:r>
-        <w:t>Learning up Godot</w:t>
+        <w:t>Setting up Godot</w:t>
       </w:r>
     </w:p>
     <w:p>
@@ -18163,64 +16941,34 @@
         </w:r>
       </w:hyperlink>
       <w:r>
-        <w:t>) on how to make use of Godot</w:t>
-      </w:r>
-    </w:p>
-    <w:p>
-      <w:pPr>
-        <w:pStyle w:val="ListParagraph"/>
-        <w:numPr>
-          <w:ilvl w:val="2"/>
-          <w:numId w:val="22"/>
-        </w:numPr>
-      </w:pPr>
-      <w:r>
-        <w:t>Building a small tutorial game; learnt new stuff</w:t>
-      </w:r>
-    </w:p>
-    <w:p>
-      <w:pPr>
-        <w:pStyle w:val="ListParagraph"/>
-        <w:numPr>
-          <w:ilvl w:val="3"/>
-          <w:numId w:val="22"/>
-        </w:numPr>
-      </w:pPr>
-      <w:r>
-        <w:rPr>
-          <w:lang w:val="en-US"/>
-        </w:rPr>
-        <w:t>% x.size()</w:t>
-      </w:r>
-    </w:p>
-    <w:p>
-      <w:pPr>
-        <w:pStyle w:val="ListParagraph"/>
-        <w:numPr>
-          <w:ilvl w:val="3"/>
-          <w:numId w:val="22"/>
-        </w:numPr>
-      </w:pPr>
-      <w:r>
-        <w:rPr>
-          <w:lang w:val="en-US"/>
-        </w:rPr>
-        <w:t>randf_range(x,y)</w:t>
-      </w:r>
-    </w:p>
-    <w:p>
-      <w:pPr>
-        <w:pStyle w:val="ListParagraph"/>
-        <w:numPr>
-          <w:ilvl w:val="3"/>
-          <w:numId w:val="22"/>
-        </w:numPr>
-      </w:pPr>
-      <w:r>
-        <w:rPr>
-          <w:lang w:val="en-US"/>
-        </w:rPr>
-        <w:t>x. new()</w:t>
+        <w:t xml:space="preserve">) on how to make use of </w:t>
+      </w:r>
+      <w:r>
+        <w:t>Godot</w:t>
+      </w:r>
+    </w:p>
+    <w:p>
+      <w:pPr>
+        <w:pStyle w:val="ListParagraph"/>
+        <w:numPr>
+          <w:ilvl w:val="2"/>
+          <w:numId w:val="22"/>
+        </w:numPr>
+      </w:pPr>
+      <w:r>
+        <w:t>Learnt stuff about nodes and scene</w:t>
+      </w:r>
+    </w:p>
+    <w:p>
+      <w:pPr>
+        <w:pStyle w:val="ListParagraph"/>
+        <w:numPr>
+          <w:ilvl w:val="1"/>
+          <w:numId w:val="22"/>
+        </w:numPr>
+      </w:pPr>
+      <w:r>
+        <w:t>Set up main stuff</w:t>
       </w:r>
     </w:p>
     <w:p>
@@ -18232,7 +16980,6 @@
         </w:numPr>
       </w:pPr>
       <w:r>
-        <w:lastRenderedPageBreak/>
         <w:t>Gantt Chart Progress check</w:t>
       </w:r>
     </w:p>
@@ -18325,38 +17072,16 @@
     </w:p>
     <w:p>
       <w:pPr>
-        <w:pStyle w:val="ListParagraph"/>
-        <w:numPr>
-          <w:ilvl w:val="1"/>
-          <w:numId w:val="22"/>
-        </w:numPr>
-      </w:pPr>
-      <w:r>
-        <w:t>Continue learning</w:t>
-      </w:r>
-    </w:p>
-    <w:p>
-      <w:pPr>
-        <w:pStyle w:val="ListParagraph"/>
-        <w:numPr>
-          <w:ilvl w:val="2"/>
-          <w:numId w:val="22"/>
-        </w:numPr>
-      </w:pPr>
-      <w:r>
-        <w:t>Continue creating tutorial game</w:t>
-      </w:r>
-    </w:p>
-    <w:p>
-      <w:pPr>
         <w:pStyle w:val="Heading3"/>
         <w:ind w:left="360"/>
       </w:pPr>
-      <w:bookmarkStart w:id="87" w:name="_Toc172138721"/>
-      <w:r>
-        <w:t>18th of June</w:t>
-      </w:r>
-      <w:bookmarkEnd w:id="87"/>
+      <w:bookmarkStart w:id="76" w:name="_n21s8u89tei4" w:colFirst="0" w:colLast="0"/>
+      <w:bookmarkStart w:id="77" w:name="_Toc172138713"/>
+      <w:bookmarkEnd w:id="76"/>
+      <w:r>
+        <w:t>5th of June</w:t>
+      </w:r>
+      <w:bookmarkEnd w:id="77"/>
     </w:p>
     <w:p>
       <w:pPr>
@@ -18367,22 +17092,7 @@
         </w:numPr>
       </w:pPr>
       <w:r>
-        <w:t xml:space="preserve">Finished </w:t>
-      </w:r>
-      <w:r>
-        <w:t>Planning and designing software</w:t>
-      </w:r>
-    </w:p>
-    <w:p>
-      <w:pPr>
-        <w:pStyle w:val="ListParagraph"/>
-        <w:numPr>
-          <w:ilvl w:val="0"/>
-          <w:numId w:val="22"/>
-        </w:numPr>
-      </w:pPr>
-      <w:r>
-        <w:t>Learning up Godot</w:t>
+        <w:t>Setting up Godot</w:t>
       </w:r>
     </w:p>
     <w:p>
@@ -18406,25 +17116,49 @@
         </w:r>
       </w:hyperlink>
       <w:r>
-        <w:t>) on how to make use of Godot</w:t>
-      </w:r>
-    </w:p>
-    <w:p>
-      <w:pPr>
-        <w:pStyle w:val="ListParagraph"/>
-        <w:numPr>
-          <w:ilvl w:val="3"/>
-          <w:numId w:val="22"/>
-        </w:numPr>
-      </w:pPr>
-      <w:r>
-        <w:t xml:space="preserve">Finished </w:t>
-      </w:r>
-      <w:r>
-        <w:t>tutorial</w:t>
-      </w:r>
-      <w:r>
-        <w:t xml:space="preserve"> game</w:t>
+        <w:t xml:space="preserve">) on how to make use of </w:t>
+      </w:r>
+      <w:r>
+        <w:t>Godot</w:t>
+      </w:r>
+    </w:p>
+    <w:p>
+      <w:pPr>
+        <w:pStyle w:val="ListParagraph"/>
+        <w:numPr>
+          <w:ilvl w:val="2"/>
+          <w:numId w:val="22"/>
+        </w:numPr>
+      </w:pPr>
+      <w:r>
+        <w:t>Learnt about signals</w:t>
+      </w:r>
+    </w:p>
+    <w:p>
+      <w:pPr>
+        <w:pStyle w:val="ListParagraph"/>
+        <w:numPr>
+          <w:ilvl w:val="2"/>
+          <w:numId w:val="22"/>
+        </w:numPr>
+      </w:pPr>
+      <w:r>
+        <w:t xml:space="preserve">Learnt about effective documentation reading and forum </w:t>
+      </w:r>
+      <w:r>
+        <w:t>inquiries</w:t>
+      </w:r>
+    </w:p>
+    <w:p>
+      <w:pPr>
+        <w:pStyle w:val="ListParagraph"/>
+        <w:numPr>
+          <w:ilvl w:val="1"/>
+          <w:numId w:val="22"/>
+        </w:numPr>
+      </w:pPr>
+      <w:r>
+        <w:t>Created label on main game</w:t>
       </w:r>
     </w:p>
     <w:p>
@@ -18531,6 +17265,1714 @@
         <w:pStyle w:val="Heading3"/>
         <w:ind w:left="360"/>
       </w:pPr>
+      <w:bookmarkStart w:id="78" w:name="_g3dtqtlo3pgl" w:colFirst="0" w:colLast="0"/>
+      <w:bookmarkStart w:id="79" w:name="_Toc172138714"/>
+      <w:bookmarkEnd w:id="78"/>
+      <w:r>
+        <w:t>6th of June</w:t>
+      </w:r>
+      <w:bookmarkEnd w:id="79"/>
+    </w:p>
+    <w:p>
+      <w:pPr>
+        <w:pStyle w:val="ListParagraph"/>
+        <w:numPr>
+          <w:ilvl w:val="0"/>
+          <w:numId w:val="22"/>
+        </w:numPr>
+      </w:pPr>
+      <w:r>
+        <w:t>Learning up Godot</w:t>
+      </w:r>
+    </w:p>
+    <w:p>
+      <w:pPr>
+        <w:pStyle w:val="ListParagraph"/>
+        <w:numPr>
+          <w:ilvl w:val="1"/>
+          <w:numId w:val="22"/>
+        </w:numPr>
+      </w:pPr>
+      <w:r>
+        <w:t>Watch videos (</w:t>
+      </w:r>
+      <w:hyperlink r:id="rId66">
+        <w:r>
+          <w:rPr>
+            <w:color w:val="1155CC"/>
+            <w:u w:val="single"/>
+          </w:rPr>
+          <w:t>playlist</w:t>
+        </w:r>
+      </w:hyperlink>
+      <w:r>
+        <w:t xml:space="preserve">) on how to make use of </w:t>
+      </w:r>
+      <w:r>
+        <w:t>Godot</w:t>
+      </w:r>
+    </w:p>
+    <w:p>
+      <w:pPr>
+        <w:pStyle w:val="ListParagraph"/>
+        <w:numPr>
+          <w:ilvl w:val="2"/>
+          <w:numId w:val="22"/>
+        </w:numPr>
+      </w:pPr>
+      <w:r>
+        <w:lastRenderedPageBreak/>
+        <w:t xml:space="preserve">Learn more about the physics engine of </w:t>
+      </w:r>
+      <w:r>
+        <w:t>Godot</w:t>
+      </w:r>
+      <w:r>
+        <w:t xml:space="preserve"> and properties that </w:t>
+      </w:r>
+      <w:r>
+        <w:t>I</w:t>
+      </w:r>
+      <w:r>
+        <w:t xml:space="preserve"> can change </w:t>
+      </w:r>
+    </w:p>
+    <w:p>
+      <w:pPr>
+        <w:pStyle w:val="ListParagraph"/>
+        <w:numPr>
+          <w:ilvl w:val="1"/>
+          <w:numId w:val="22"/>
+        </w:numPr>
+      </w:pPr>
+      <w:r>
+        <w:t>Set up main stuff</w:t>
+      </w:r>
+    </w:p>
+    <w:p>
+      <w:pPr>
+        <w:pStyle w:val="ListParagraph"/>
+        <w:numPr>
+          <w:ilvl w:val="0"/>
+          <w:numId w:val="22"/>
+        </w:numPr>
+      </w:pPr>
+      <w:r>
+        <w:t>Gantt Chart Progress check</w:t>
+      </w:r>
+    </w:p>
+    <w:p>
+      <w:pPr>
+        <w:pStyle w:val="ListParagraph"/>
+        <w:numPr>
+          <w:ilvl w:val="1"/>
+          <w:numId w:val="22"/>
+        </w:numPr>
+      </w:pPr>
+      <w:r>
+        <w:t>Algorithm</w:t>
+      </w:r>
+    </w:p>
+    <w:p>
+      <w:pPr>
+        <w:pStyle w:val="ListParagraph"/>
+        <w:numPr>
+          <w:ilvl w:val="2"/>
+          <w:numId w:val="22"/>
+        </w:numPr>
+      </w:pPr>
+      <w:r>
+        <w:t xml:space="preserve">Behind on schedule </w:t>
+      </w:r>
+    </w:p>
+    <w:p>
+      <w:pPr>
+        <w:pStyle w:val="ListParagraph"/>
+        <w:numPr>
+          <w:ilvl w:val="1"/>
+          <w:numId w:val="22"/>
+        </w:numPr>
+      </w:pPr>
+      <w:r>
+        <w:t>Documentation</w:t>
+      </w:r>
+    </w:p>
+    <w:p>
+      <w:pPr>
+        <w:pStyle w:val="ListParagraph"/>
+        <w:numPr>
+          <w:ilvl w:val="2"/>
+          <w:numId w:val="22"/>
+        </w:numPr>
+      </w:pPr>
+      <w:r>
+        <w:t>On Course</w:t>
+      </w:r>
+    </w:p>
+    <w:p>
+      <w:pPr>
+        <w:pStyle w:val="ListParagraph"/>
+        <w:numPr>
+          <w:ilvl w:val="1"/>
+          <w:numId w:val="22"/>
+        </w:numPr>
+      </w:pPr>
+      <w:r>
+        <w:t>Coding</w:t>
+      </w:r>
+    </w:p>
+    <w:p>
+      <w:pPr>
+        <w:pStyle w:val="ListParagraph"/>
+        <w:numPr>
+          <w:ilvl w:val="2"/>
+          <w:numId w:val="22"/>
+        </w:numPr>
+      </w:pPr>
+      <w:r>
+        <w:t>On Course</w:t>
+      </w:r>
+    </w:p>
+    <w:p>
+      <w:pPr>
+        <w:pStyle w:val="ListParagraph"/>
+        <w:numPr>
+          <w:ilvl w:val="0"/>
+          <w:numId w:val="22"/>
+        </w:numPr>
+      </w:pPr>
+      <w:r>
+        <w:rPr>
+          <w:lang w:val="en-US"/>
+        </w:rPr>
+        <w:t>Additional task tomorrow</w:t>
+      </w:r>
+    </w:p>
+    <w:p>
+      <w:pPr>
+        <w:pStyle w:val="Heading3"/>
+        <w:ind w:left="360"/>
+      </w:pPr>
+      <w:bookmarkStart w:id="80" w:name="_53mbsk1yjlrw" w:colFirst="0" w:colLast="0"/>
+      <w:bookmarkStart w:id="81" w:name="_Toc172138715"/>
+      <w:bookmarkEnd w:id="80"/>
+      <w:r>
+        <w:t>7th of June</w:t>
+      </w:r>
+      <w:bookmarkEnd w:id="81"/>
+    </w:p>
+    <w:p>
+      <w:pPr>
+        <w:pStyle w:val="ListParagraph"/>
+        <w:numPr>
+          <w:ilvl w:val="0"/>
+          <w:numId w:val="22"/>
+        </w:numPr>
+      </w:pPr>
+      <w:r>
+        <w:t>Switched to Word</w:t>
+      </w:r>
+    </w:p>
+    <w:p>
+      <w:pPr>
+        <w:pStyle w:val="ListParagraph"/>
+        <w:numPr>
+          <w:ilvl w:val="1"/>
+          <w:numId w:val="22"/>
+        </w:numPr>
+      </w:pPr>
+      <w:r>
+        <w:t>Fixed formatting</w:t>
+      </w:r>
+    </w:p>
+    <w:p>
+      <w:pPr>
+        <w:pStyle w:val="ListParagraph"/>
+        <w:numPr>
+          <w:ilvl w:val="1"/>
+          <w:numId w:val="22"/>
+        </w:numPr>
+      </w:pPr>
+      <w:r>
+        <w:t>Added table of content</w:t>
+      </w:r>
+    </w:p>
+    <w:p>
+      <w:pPr>
+        <w:pStyle w:val="ListParagraph"/>
+        <w:numPr>
+          <w:ilvl w:val="1"/>
+          <w:numId w:val="22"/>
+        </w:numPr>
+      </w:pPr>
+      <w:r>
+        <w:t>Added title page</w:t>
+      </w:r>
+    </w:p>
+    <w:p>
+      <w:pPr>
+        <w:pStyle w:val="ListParagraph"/>
+        <w:numPr>
+          <w:ilvl w:val="0"/>
+          <w:numId w:val="22"/>
+        </w:numPr>
+      </w:pPr>
+      <w:r>
+        <w:t>Refined Design Brief</w:t>
+      </w:r>
+    </w:p>
+    <w:p>
+      <w:pPr>
+        <w:pStyle w:val="ListParagraph"/>
+        <w:numPr>
+          <w:ilvl w:val="1"/>
+          <w:numId w:val="22"/>
+        </w:numPr>
+      </w:pPr>
+      <w:r>
+        <w:t>Aims</w:t>
+      </w:r>
+    </w:p>
+    <w:p>
+      <w:pPr>
+        <w:pStyle w:val="ListParagraph"/>
+        <w:numPr>
+          <w:ilvl w:val="2"/>
+          <w:numId w:val="22"/>
+        </w:numPr>
+      </w:pPr>
+      <w:r>
+        <w:t>Added more specific elaboration</w:t>
+      </w:r>
+    </w:p>
+    <w:p>
+      <w:pPr>
+        <w:pStyle w:val="ListParagraph"/>
+        <w:numPr>
+          <w:ilvl w:val="1"/>
+          <w:numId w:val="22"/>
+        </w:numPr>
+      </w:pPr>
+      <w:r>
+        <w:t>Objectives</w:t>
+      </w:r>
+    </w:p>
+    <w:p>
+      <w:pPr>
+        <w:pStyle w:val="ListParagraph"/>
+        <w:numPr>
+          <w:ilvl w:val="2"/>
+          <w:numId w:val="22"/>
+        </w:numPr>
+      </w:pPr>
+      <w:r>
+        <w:t xml:space="preserve">Replace flask with </w:t>
+      </w:r>
+      <w:r>
+        <w:t>Godot</w:t>
+      </w:r>
+    </w:p>
+    <w:p>
+      <w:pPr>
+        <w:pStyle w:val="ListParagraph"/>
+        <w:numPr>
+          <w:ilvl w:val="2"/>
+          <w:numId w:val="22"/>
+        </w:numPr>
+      </w:pPr>
+      <w:r>
+        <w:t xml:space="preserve">Changed </w:t>
+      </w:r>
+      <w:r>
+        <w:t>wording</w:t>
+      </w:r>
+    </w:p>
+    <w:p>
+      <w:pPr>
+        <w:pStyle w:val="ListParagraph"/>
+        <w:numPr>
+          <w:ilvl w:val="3"/>
+          <w:numId w:val="22"/>
+        </w:numPr>
+      </w:pPr>
+      <w:r>
+        <w:t xml:space="preserve">Made for descriptive </w:t>
+      </w:r>
+    </w:p>
+    <w:p>
+      <w:pPr>
+        <w:pStyle w:val="ListParagraph"/>
+        <w:numPr>
+          <w:ilvl w:val="0"/>
+          <w:numId w:val="22"/>
+        </w:numPr>
+      </w:pPr>
+      <w:r>
+        <w:t>Refined Sketch of all screens that will appear</w:t>
+      </w:r>
+    </w:p>
+    <w:p>
+      <w:pPr>
+        <w:pStyle w:val="ListParagraph"/>
+        <w:numPr>
+          <w:ilvl w:val="1"/>
+          <w:numId w:val="22"/>
+        </w:numPr>
+      </w:pPr>
+      <w:r>
+        <w:t>Added legends</w:t>
+      </w:r>
+    </w:p>
+    <w:p>
+      <w:pPr>
+        <w:pStyle w:val="ListParagraph"/>
+        <w:numPr>
+          <w:ilvl w:val="0"/>
+          <w:numId w:val="22"/>
+        </w:numPr>
+      </w:pPr>
+      <w:r>
+        <w:rPr>
+          <w:lang w:val="en-US"/>
+        </w:rPr>
+        <w:t xml:space="preserve">Converted all image into scalable .svg images for quality </w:t>
+      </w:r>
+    </w:p>
+    <w:p>
+      <w:pPr>
+        <w:pStyle w:val="ListParagraph"/>
+        <w:numPr>
+          <w:ilvl w:val="0"/>
+          <w:numId w:val="22"/>
+        </w:numPr>
+      </w:pPr>
+      <w:r>
+        <w:t>Gantt Chart Progress check</w:t>
+      </w:r>
+    </w:p>
+    <w:p>
+      <w:pPr>
+        <w:pStyle w:val="ListParagraph"/>
+        <w:numPr>
+          <w:ilvl w:val="1"/>
+          <w:numId w:val="22"/>
+        </w:numPr>
+      </w:pPr>
+      <w:r>
+        <w:t>Algorithm</w:t>
+      </w:r>
+    </w:p>
+    <w:p>
+      <w:pPr>
+        <w:pStyle w:val="ListParagraph"/>
+        <w:numPr>
+          <w:ilvl w:val="2"/>
+          <w:numId w:val="22"/>
+        </w:numPr>
+      </w:pPr>
+      <w:r>
+        <w:t xml:space="preserve">Behind on schedule </w:t>
+      </w:r>
+    </w:p>
+    <w:p>
+      <w:pPr>
+        <w:pStyle w:val="ListParagraph"/>
+        <w:numPr>
+          <w:ilvl w:val="1"/>
+          <w:numId w:val="22"/>
+        </w:numPr>
+      </w:pPr>
+      <w:r>
+        <w:t>Documentation</w:t>
+      </w:r>
+    </w:p>
+    <w:p>
+      <w:pPr>
+        <w:pStyle w:val="ListParagraph"/>
+        <w:numPr>
+          <w:ilvl w:val="2"/>
+          <w:numId w:val="22"/>
+        </w:numPr>
+      </w:pPr>
+      <w:r>
+        <w:t>On Course</w:t>
+      </w:r>
+    </w:p>
+    <w:p>
+      <w:pPr>
+        <w:pStyle w:val="ListParagraph"/>
+        <w:numPr>
+          <w:ilvl w:val="1"/>
+          <w:numId w:val="22"/>
+        </w:numPr>
+      </w:pPr>
+      <w:r>
+        <w:t>Coding</w:t>
+      </w:r>
+    </w:p>
+    <w:p>
+      <w:pPr>
+        <w:pStyle w:val="ListParagraph"/>
+        <w:numPr>
+          <w:ilvl w:val="2"/>
+          <w:numId w:val="22"/>
+        </w:numPr>
+      </w:pPr>
+      <w:r>
+        <w:t>On Course</w:t>
+      </w:r>
+    </w:p>
+    <w:p>
+      <w:pPr>
+        <w:pStyle w:val="ListParagraph"/>
+        <w:numPr>
+          <w:ilvl w:val="0"/>
+          <w:numId w:val="22"/>
+        </w:numPr>
+      </w:pPr>
+      <w:r>
+        <w:rPr>
+          <w:lang w:val="en-US"/>
+        </w:rPr>
+        <w:t>Additional task tomorrow</w:t>
+      </w:r>
+    </w:p>
+    <w:p>
+      <w:pPr>
+        <w:pStyle w:val="Heading3"/>
+        <w:ind w:left="360"/>
+      </w:pPr>
+      <w:bookmarkStart w:id="82" w:name="_Toc172138716"/>
+      <w:r>
+        <w:t>9th of June</w:t>
+      </w:r>
+      <w:bookmarkEnd w:id="82"/>
+    </w:p>
+    <w:p>
+      <w:pPr>
+        <w:pStyle w:val="ListParagraph"/>
+        <w:numPr>
+          <w:ilvl w:val="0"/>
+          <w:numId w:val="22"/>
+        </w:numPr>
+      </w:pPr>
+      <w:r>
+        <w:t>Learning</w:t>
+      </w:r>
+      <w:r>
+        <w:t xml:space="preserve"> up Godot</w:t>
+      </w:r>
+    </w:p>
+    <w:p>
+      <w:pPr>
+        <w:pStyle w:val="ListParagraph"/>
+        <w:numPr>
+          <w:ilvl w:val="1"/>
+          <w:numId w:val="22"/>
+        </w:numPr>
+      </w:pPr>
+      <w:r>
+        <w:t>Watch videos (</w:t>
+      </w:r>
+      <w:hyperlink r:id="rId67">
+        <w:r>
+          <w:rPr>
+            <w:color w:val="1155CC"/>
+            <w:u w:val="single"/>
+          </w:rPr>
+          <w:t>playlist</w:t>
+        </w:r>
+      </w:hyperlink>
+      <w:r>
+        <w:t>) on how to make use of Godot</w:t>
+      </w:r>
+    </w:p>
+    <w:p>
+      <w:pPr>
+        <w:pStyle w:val="ListParagraph"/>
+        <w:numPr>
+          <w:ilvl w:val="2"/>
+          <w:numId w:val="22"/>
+        </w:numPr>
+      </w:pPr>
+      <w:r>
+        <w:t>Learnt how to read keyboard inputs</w:t>
+      </w:r>
+    </w:p>
+    <w:p>
+      <w:pPr>
+        <w:pStyle w:val="ListParagraph"/>
+        <w:numPr>
+          <w:ilvl w:val="2"/>
+          <w:numId w:val="22"/>
+        </w:numPr>
+      </w:pPr>
+      <w:r>
+        <w:t>Learnt how to use signals</w:t>
+      </w:r>
+    </w:p>
+    <w:p>
+      <w:pPr>
+        <w:pStyle w:val="ListParagraph"/>
+        <w:numPr>
+          <w:ilvl w:val="0"/>
+          <w:numId w:val="22"/>
+        </w:numPr>
+      </w:pPr>
+      <w:r>
+        <w:t>Gantt Chart Progress check</w:t>
+      </w:r>
+    </w:p>
+    <w:p>
+      <w:pPr>
+        <w:pStyle w:val="ListParagraph"/>
+        <w:numPr>
+          <w:ilvl w:val="1"/>
+          <w:numId w:val="22"/>
+        </w:numPr>
+      </w:pPr>
+      <w:r>
+        <w:lastRenderedPageBreak/>
+        <w:t>Algorithm</w:t>
+      </w:r>
+    </w:p>
+    <w:p>
+      <w:pPr>
+        <w:pStyle w:val="ListParagraph"/>
+        <w:numPr>
+          <w:ilvl w:val="2"/>
+          <w:numId w:val="22"/>
+        </w:numPr>
+      </w:pPr>
+      <w:r>
+        <w:t xml:space="preserve">Behind on schedule </w:t>
+      </w:r>
+    </w:p>
+    <w:p>
+      <w:pPr>
+        <w:pStyle w:val="ListParagraph"/>
+        <w:numPr>
+          <w:ilvl w:val="1"/>
+          <w:numId w:val="22"/>
+        </w:numPr>
+      </w:pPr>
+      <w:r>
+        <w:t>Documentation</w:t>
+      </w:r>
+    </w:p>
+    <w:p>
+      <w:pPr>
+        <w:pStyle w:val="ListParagraph"/>
+        <w:numPr>
+          <w:ilvl w:val="2"/>
+          <w:numId w:val="22"/>
+        </w:numPr>
+      </w:pPr>
+      <w:r>
+        <w:t>On Course</w:t>
+      </w:r>
+    </w:p>
+    <w:p>
+      <w:pPr>
+        <w:pStyle w:val="ListParagraph"/>
+        <w:numPr>
+          <w:ilvl w:val="1"/>
+          <w:numId w:val="22"/>
+        </w:numPr>
+      </w:pPr>
+      <w:r>
+        <w:t>Coding</w:t>
+      </w:r>
+    </w:p>
+    <w:p>
+      <w:pPr>
+        <w:pStyle w:val="ListParagraph"/>
+        <w:numPr>
+          <w:ilvl w:val="2"/>
+          <w:numId w:val="22"/>
+        </w:numPr>
+      </w:pPr>
+      <w:r>
+        <w:t>On Course</w:t>
+      </w:r>
+    </w:p>
+    <w:p>
+      <w:pPr>
+        <w:pStyle w:val="ListParagraph"/>
+        <w:numPr>
+          <w:ilvl w:val="0"/>
+          <w:numId w:val="22"/>
+        </w:numPr>
+      </w:pPr>
+      <w:r>
+        <w:rPr>
+          <w:lang w:val="en-US"/>
+        </w:rPr>
+        <w:t>Additional task tomorrow</w:t>
+      </w:r>
+    </w:p>
+    <w:p>
+      <w:pPr>
+        <w:pStyle w:val="ListParagraph"/>
+        <w:numPr>
+          <w:ilvl w:val="1"/>
+          <w:numId w:val="22"/>
+        </w:numPr>
+      </w:pPr>
+      <w:r>
+        <w:t>Continue learning</w:t>
+      </w:r>
+    </w:p>
+    <w:p>
+      <w:pPr>
+        <w:pStyle w:val="Heading3"/>
+        <w:ind w:left="360"/>
+      </w:pPr>
+      <w:bookmarkStart w:id="83" w:name="_Toc172138717"/>
+      <w:r>
+        <w:t>10th of June</w:t>
+      </w:r>
+      <w:bookmarkEnd w:id="83"/>
+    </w:p>
+    <w:p>
+      <w:pPr>
+        <w:pStyle w:val="ListParagraph"/>
+        <w:numPr>
+          <w:ilvl w:val="0"/>
+          <w:numId w:val="22"/>
+        </w:numPr>
+      </w:pPr>
+      <w:r>
+        <w:t>Learning up Godot</w:t>
+      </w:r>
+    </w:p>
+    <w:p>
+      <w:pPr>
+        <w:pStyle w:val="ListParagraph"/>
+        <w:numPr>
+          <w:ilvl w:val="1"/>
+          <w:numId w:val="22"/>
+        </w:numPr>
+      </w:pPr>
+      <w:r>
+        <w:t>Watch videos (</w:t>
+      </w:r>
+      <w:hyperlink r:id="rId68">
+        <w:r>
+          <w:rPr>
+            <w:color w:val="1155CC"/>
+            <w:u w:val="single"/>
+          </w:rPr>
+          <w:t>playlist</w:t>
+        </w:r>
+      </w:hyperlink>
+      <w:r>
+        <w:t>) on how to make use of Godot</w:t>
+      </w:r>
+    </w:p>
+    <w:p>
+      <w:pPr>
+        <w:pStyle w:val="ListParagraph"/>
+        <w:numPr>
+          <w:ilvl w:val="2"/>
+          <w:numId w:val="22"/>
+        </w:numPr>
+      </w:pPr>
+      <w:r>
+        <w:t>Learnt how to make signals</w:t>
+      </w:r>
+    </w:p>
+    <w:p>
+      <w:pPr>
+        <w:pStyle w:val="ListParagraph"/>
+        <w:numPr>
+          <w:ilvl w:val="3"/>
+          <w:numId w:val="22"/>
+        </w:numPr>
+      </w:pPr>
+      <w:r>
+        <w:t xml:space="preserve">Learnt more modern uses of signals through this </w:t>
+      </w:r>
+      <w:hyperlink r:id="rId69" w:history="1">
+        <w:r>
+          <w:rPr>
+            <w:rStyle w:val="Hyperlink"/>
+          </w:rPr>
+          <w:t>video</w:t>
+        </w:r>
+      </w:hyperlink>
+    </w:p>
+    <w:p>
+      <w:pPr>
+        <w:pStyle w:val="ListParagraph"/>
+        <w:numPr>
+          <w:ilvl w:val="2"/>
+          <w:numId w:val="22"/>
+        </w:numPr>
+      </w:pPr>
+      <w:r>
+        <w:t>Buil</w:t>
+      </w:r>
+      <w:r>
+        <w:t>ding</w:t>
+      </w:r>
+      <w:r>
+        <w:t xml:space="preserve"> a small tutorial game; learnt new stuff</w:t>
+      </w:r>
+    </w:p>
+    <w:p>
+      <w:pPr>
+        <w:pStyle w:val="ListParagraph"/>
+        <w:numPr>
+          <w:ilvl w:val="1"/>
+          <w:numId w:val="22"/>
+        </w:numPr>
+      </w:pPr>
+      <w:r>
+        <w:t xml:space="preserve">Learnt about the “await” function from this </w:t>
+      </w:r>
+      <w:hyperlink r:id="rId70" w:history="1">
+        <w:r>
+          <w:rPr>
+            <w:rStyle w:val="Hyperlink"/>
+          </w:rPr>
+          <w:t>video</w:t>
+        </w:r>
+      </w:hyperlink>
+    </w:p>
+    <w:p>
+      <w:pPr>
+        <w:pStyle w:val="ListParagraph"/>
+        <w:numPr>
+          <w:ilvl w:val="0"/>
+          <w:numId w:val="22"/>
+        </w:numPr>
+      </w:pPr>
+      <w:r>
+        <w:t>Gantt Chart Progress check</w:t>
+      </w:r>
+    </w:p>
+    <w:p>
+      <w:pPr>
+        <w:pStyle w:val="ListParagraph"/>
+        <w:numPr>
+          <w:ilvl w:val="1"/>
+          <w:numId w:val="22"/>
+        </w:numPr>
+      </w:pPr>
+      <w:r>
+        <w:t>Algorithm</w:t>
+      </w:r>
+    </w:p>
+    <w:p>
+      <w:pPr>
+        <w:pStyle w:val="ListParagraph"/>
+        <w:numPr>
+          <w:ilvl w:val="2"/>
+          <w:numId w:val="22"/>
+        </w:numPr>
+      </w:pPr>
+      <w:r>
+        <w:t xml:space="preserve">Behind on schedule </w:t>
+      </w:r>
+    </w:p>
+    <w:p>
+      <w:pPr>
+        <w:pStyle w:val="ListParagraph"/>
+        <w:numPr>
+          <w:ilvl w:val="1"/>
+          <w:numId w:val="22"/>
+        </w:numPr>
+      </w:pPr>
+      <w:r>
+        <w:t>Documentation</w:t>
+      </w:r>
+    </w:p>
+    <w:p>
+      <w:pPr>
+        <w:pStyle w:val="ListParagraph"/>
+        <w:numPr>
+          <w:ilvl w:val="2"/>
+          <w:numId w:val="22"/>
+        </w:numPr>
+      </w:pPr>
+      <w:r>
+        <w:t>On Course</w:t>
+      </w:r>
+    </w:p>
+    <w:p>
+      <w:pPr>
+        <w:pStyle w:val="ListParagraph"/>
+        <w:numPr>
+          <w:ilvl w:val="1"/>
+          <w:numId w:val="22"/>
+        </w:numPr>
+      </w:pPr>
+      <w:r>
+        <w:t>Coding</w:t>
+      </w:r>
+    </w:p>
+    <w:p>
+      <w:pPr>
+        <w:pStyle w:val="ListParagraph"/>
+        <w:numPr>
+          <w:ilvl w:val="2"/>
+          <w:numId w:val="22"/>
+        </w:numPr>
+      </w:pPr>
+      <w:r>
+        <w:t>On Course</w:t>
+      </w:r>
+    </w:p>
+    <w:p>
+      <w:pPr>
+        <w:pStyle w:val="ListParagraph"/>
+        <w:numPr>
+          <w:ilvl w:val="0"/>
+          <w:numId w:val="22"/>
+        </w:numPr>
+      </w:pPr>
+      <w:r>
+        <w:rPr>
+          <w:lang w:val="en-US"/>
+        </w:rPr>
+        <w:t>Additional task tomorrow</w:t>
+      </w:r>
+    </w:p>
+    <w:p>
+      <w:pPr>
+        <w:pStyle w:val="ListParagraph"/>
+        <w:numPr>
+          <w:ilvl w:val="1"/>
+          <w:numId w:val="22"/>
+        </w:numPr>
+      </w:pPr>
+      <w:r>
+        <w:t>Continue learning</w:t>
+      </w:r>
+    </w:p>
+    <w:p>
+      <w:pPr>
+        <w:pStyle w:val="ListParagraph"/>
+        <w:numPr>
+          <w:ilvl w:val="2"/>
+          <w:numId w:val="22"/>
+        </w:numPr>
+      </w:pPr>
+      <w:r>
+        <w:t>Continue creating tutorial game</w:t>
+      </w:r>
+    </w:p>
+    <w:p>
+      <w:pPr>
+        <w:pStyle w:val="Heading3"/>
+        <w:ind w:left="360"/>
+      </w:pPr>
+      <w:bookmarkStart w:id="84" w:name="_Toc172138718"/>
+      <w:r>
+        <w:t>13th of June</w:t>
+      </w:r>
+      <w:bookmarkEnd w:id="84"/>
+    </w:p>
+    <w:p>
+      <w:pPr>
+        <w:pStyle w:val="ListParagraph"/>
+        <w:numPr>
+          <w:ilvl w:val="0"/>
+          <w:numId w:val="22"/>
+        </w:numPr>
+      </w:pPr>
+      <w:r>
+        <w:t>Learning up Godot</w:t>
+      </w:r>
+    </w:p>
+    <w:p>
+      <w:pPr>
+        <w:pStyle w:val="ListParagraph"/>
+        <w:numPr>
+          <w:ilvl w:val="1"/>
+          <w:numId w:val="22"/>
+        </w:numPr>
+      </w:pPr>
+      <w:r>
+        <w:t>Watch videos (</w:t>
+      </w:r>
+      <w:hyperlink r:id="rId71">
+        <w:r>
+          <w:rPr>
+            <w:color w:val="1155CC"/>
+            <w:u w:val="single"/>
+          </w:rPr>
+          <w:t>playlist</w:t>
+        </w:r>
+      </w:hyperlink>
+      <w:r>
+        <w:t>) on how to make use of Godot</w:t>
+      </w:r>
+    </w:p>
+    <w:p>
+      <w:pPr>
+        <w:pStyle w:val="ListParagraph"/>
+        <w:numPr>
+          <w:ilvl w:val="2"/>
+          <w:numId w:val="22"/>
+        </w:numPr>
+      </w:pPr>
+      <w:r>
+        <w:t>Building a small tutorial game; learnt new stuff</w:t>
+      </w:r>
+    </w:p>
+    <w:p>
+      <w:pPr>
+        <w:pStyle w:val="ListParagraph"/>
+        <w:numPr>
+          <w:ilvl w:val="0"/>
+          <w:numId w:val="22"/>
+        </w:numPr>
+      </w:pPr>
+      <w:r>
+        <w:t>Gantt Chart Progress check</w:t>
+      </w:r>
+    </w:p>
+    <w:p>
+      <w:pPr>
+        <w:pStyle w:val="ListParagraph"/>
+        <w:numPr>
+          <w:ilvl w:val="1"/>
+          <w:numId w:val="22"/>
+        </w:numPr>
+      </w:pPr>
+      <w:r>
+        <w:t>Algorithm</w:t>
+      </w:r>
+    </w:p>
+    <w:p>
+      <w:pPr>
+        <w:pStyle w:val="ListParagraph"/>
+        <w:numPr>
+          <w:ilvl w:val="2"/>
+          <w:numId w:val="22"/>
+        </w:numPr>
+      </w:pPr>
+      <w:r>
+        <w:t xml:space="preserve">Behind on schedule </w:t>
+      </w:r>
+    </w:p>
+    <w:p>
+      <w:pPr>
+        <w:pStyle w:val="ListParagraph"/>
+        <w:numPr>
+          <w:ilvl w:val="1"/>
+          <w:numId w:val="22"/>
+        </w:numPr>
+      </w:pPr>
+      <w:r>
+        <w:t>Documentation</w:t>
+      </w:r>
+    </w:p>
+    <w:p>
+      <w:pPr>
+        <w:pStyle w:val="ListParagraph"/>
+        <w:numPr>
+          <w:ilvl w:val="2"/>
+          <w:numId w:val="22"/>
+        </w:numPr>
+      </w:pPr>
+      <w:r>
+        <w:t>On Course</w:t>
+      </w:r>
+    </w:p>
+    <w:p>
+      <w:pPr>
+        <w:pStyle w:val="ListParagraph"/>
+        <w:numPr>
+          <w:ilvl w:val="1"/>
+          <w:numId w:val="22"/>
+        </w:numPr>
+      </w:pPr>
+      <w:r>
+        <w:t>Coding</w:t>
+      </w:r>
+    </w:p>
+    <w:p>
+      <w:pPr>
+        <w:pStyle w:val="ListParagraph"/>
+        <w:numPr>
+          <w:ilvl w:val="2"/>
+          <w:numId w:val="22"/>
+        </w:numPr>
+      </w:pPr>
+      <w:r>
+        <w:t>On Course</w:t>
+      </w:r>
+    </w:p>
+    <w:p>
+      <w:pPr>
+        <w:pStyle w:val="ListParagraph"/>
+        <w:numPr>
+          <w:ilvl w:val="0"/>
+          <w:numId w:val="22"/>
+        </w:numPr>
+      </w:pPr>
+      <w:r>
+        <w:rPr>
+          <w:lang w:val="en-US"/>
+        </w:rPr>
+        <w:t>Additional task tomorrow</w:t>
+      </w:r>
+    </w:p>
+    <w:p>
+      <w:pPr>
+        <w:pStyle w:val="ListParagraph"/>
+        <w:numPr>
+          <w:ilvl w:val="1"/>
+          <w:numId w:val="22"/>
+        </w:numPr>
+      </w:pPr>
+      <w:r>
+        <w:t>Continue learning</w:t>
+      </w:r>
+    </w:p>
+    <w:p>
+      <w:pPr>
+        <w:pStyle w:val="ListParagraph"/>
+        <w:numPr>
+          <w:ilvl w:val="2"/>
+          <w:numId w:val="22"/>
+        </w:numPr>
+      </w:pPr>
+      <w:r>
+        <w:t>Continue creating tutorial game</w:t>
+      </w:r>
+    </w:p>
+    <w:p>
+      <w:pPr>
+        <w:pStyle w:val="Heading3"/>
+        <w:ind w:left="360"/>
+      </w:pPr>
+      <w:bookmarkStart w:id="85" w:name="_Toc172138719"/>
+      <w:r>
+        <w:lastRenderedPageBreak/>
+        <w:t>14th of June</w:t>
+      </w:r>
+      <w:bookmarkEnd w:id="85"/>
+    </w:p>
+    <w:p>
+      <w:pPr>
+        <w:pStyle w:val="ListParagraph"/>
+        <w:numPr>
+          <w:ilvl w:val="0"/>
+          <w:numId w:val="22"/>
+        </w:numPr>
+      </w:pPr>
+      <w:r>
+        <w:t>Learning up Godot</w:t>
+      </w:r>
+    </w:p>
+    <w:p>
+      <w:pPr>
+        <w:pStyle w:val="ListParagraph"/>
+        <w:numPr>
+          <w:ilvl w:val="1"/>
+          <w:numId w:val="22"/>
+        </w:numPr>
+      </w:pPr>
+      <w:r>
+        <w:t>Watch videos (</w:t>
+      </w:r>
+      <w:hyperlink r:id="rId72">
+        <w:r>
+          <w:rPr>
+            <w:color w:val="1155CC"/>
+            <w:u w:val="single"/>
+          </w:rPr>
+          <w:t>playlist</w:t>
+        </w:r>
+      </w:hyperlink>
+      <w:r>
+        <w:t>) on how to make use of Godot</w:t>
+      </w:r>
+    </w:p>
+    <w:p>
+      <w:pPr>
+        <w:pStyle w:val="ListParagraph"/>
+        <w:numPr>
+          <w:ilvl w:val="2"/>
+          <w:numId w:val="22"/>
+        </w:numPr>
+      </w:pPr>
+      <w:r>
+        <w:t>Building a small tutorial game; learnt new stuff</w:t>
+      </w:r>
+    </w:p>
+    <w:p>
+      <w:pPr>
+        <w:pStyle w:val="ListParagraph"/>
+        <w:numPr>
+          <w:ilvl w:val="3"/>
+          <w:numId w:val="22"/>
+        </w:numPr>
+      </w:pPr>
+      <w:r>
+        <w:t>area2d nodes</w:t>
+      </w:r>
+    </w:p>
+    <w:p>
+      <w:pPr>
+        <w:pStyle w:val="ListParagraph"/>
+        <w:numPr>
+          <w:ilvl w:val="3"/>
+          <w:numId w:val="22"/>
+        </w:numPr>
+        <w:rPr>
+          <w:lang w:val="en-US"/>
+        </w:rPr>
+      </w:pPr>
+      <w:r>
+        <w:rPr>
+          <w:lang w:val="en-US"/>
+        </w:rPr>
+        <w:t>get_viewport_rect().size</w:t>
+      </w:r>
+    </w:p>
+    <w:p>
+      <w:pPr>
+        <w:pStyle w:val="ListParagraph"/>
+        <w:numPr>
+          <w:ilvl w:val="3"/>
+          <w:numId w:val="22"/>
+        </w:numPr>
+      </w:pPr>
+      <w:r>
+        <w:rPr>
+          <w:lang w:val="en-US"/>
+        </w:rPr>
+        <w:t>clamp (x,y,z)</w:t>
+      </w:r>
+    </w:p>
+    <w:p>
+      <w:pPr>
+        <w:pStyle w:val="ListParagraph"/>
+        <w:numPr>
+          <w:ilvl w:val="0"/>
+          <w:numId w:val="22"/>
+        </w:numPr>
+      </w:pPr>
+      <w:r>
+        <w:t>Gantt Chart Progress check</w:t>
+      </w:r>
+    </w:p>
+    <w:p>
+      <w:pPr>
+        <w:pStyle w:val="ListParagraph"/>
+        <w:numPr>
+          <w:ilvl w:val="1"/>
+          <w:numId w:val="22"/>
+        </w:numPr>
+      </w:pPr>
+      <w:r>
+        <w:t>Algorithm</w:t>
+      </w:r>
+    </w:p>
+    <w:p>
+      <w:pPr>
+        <w:pStyle w:val="ListParagraph"/>
+        <w:numPr>
+          <w:ilvl w:val="2"/>
+          <w:numId w:val="22"/>
+        </w:numPr>
+      </w:pPr>
+      <w:r>
+        <w:t xml:space="preserve">Behind on schedule </w:t>
+      </w:r>
+    </w:p>
+    <w:p>
+      <w:pPr>
+        <w:pStyle w:val="ListParagraph"/>
+        <w:numPr>
+          <w:ilvl w:val="1"/>
+          <w:numId w:val="22"/>
+        </w:numPr>
+      </w:pPr>
+      <w:r>
+        <w:t>Documentation</w:t>
+      </w:r>
+    </w:p>
+    <w:p>
+      <w:pPr>
+        <w:pStyle w:val="ListParagraph"/>
+        <w:numPr>
+          <w:ilvl w:val="2"/>
+          <w:numId w:val="22"/>
+        </w:numPr>
+      </w:pPr>
+      <w:r>
+        <w:t>On Course</w:t>
+      </w:r>
+    </w:p>
+    <w:p>
+      <w:pPr>
+        <w:pStyle w:val="ListParagraph"/>
+        <w:numPr>
+          <w:ilvl w:val="1"/>
+          <w:numId w:val="22"/>
+        </w:numPr>
+      </w:pPr>
+      <w:r>
+        <w:t>Coding</w:t>
+      </w:r>
+    </w:p>
+    <w:p>
+      <w:pPr>
+        <w:pStyle w:val="ListParagraph"/>
+        <w:numPr>
+          <w:ilvl w:val="2"/>
+          <w:numId w:val="22"/>
+        </w:numPr>
+      </w:pPr>
+      <w:r>
+        <w:t>On Course</w:t>
+      </w:r>
+    </w:p>
+    <w:p>
+      <w:pPr>
+        <w:pStyle w:val="ListParagraph"/>
+        <w:numPr>
+          <w:ilvl w:val="0"/>
+          <w:numId w:val="22"/>
+        </w:numPr>
+      </w:pPr>
+      <w:r>
+        <w:rPr>
+          <w:lang w:val="en-US"/>
+        </w:rPr>
+        <w:t>Additional task tomorrow</w:t>
+      </w:r>
+    </w:p>
+    <w:p>
+      <w:pPr>
+        <w:pStyle w:val="ListParagraph"/>
+        <w:numPr>
+          <w:ilvl w:val="1"/>
+          <w:numId w:val="22"/>
+        </w:numPr>
+      </w:pPr>
+      <w:r>
+        <w:t>Continue learning</w:t>
+      </w:r>
+    </w:p>
+    <w:p>
+      <w:pPr>
+        <w:pStyle w:val="Heading3"/>
+        <w:ind w:left="360"/>
+      </w:pPr>
+      <w:bookmarkStart w:id="86" w:name="_Toc172138720"/>
+      <w:r>
+        <w:t>15th of June</w:t>
+      </w:r>
+      <w:bookmarkEnd w:id="86"/>
+    </w:p>
+    <w:p>
+      <w:pPr>
+        <w:pStyle w:val="ListParagraph"/>
+        <w:numPr>
+          <w:ilvl w:val="0"/>
+          <w:numId w:val="22"/>
+        </w:numPr>
+      </w:pPr>
+      <w:r>
+        <w:t>Learning up Godot</w:t>
+      </w:r>
+    </w:p>
+    <w:p>
+      <w:pPr>
+        <w:pStyle w:val="ListParagraph"/>
+        <w:numPr>
+          <w:ilvl w:val="1"/>
+          <w:numId w:val="22"/>
+        </w:numPr>
+      </w:pPr>
+      <w:r>
+        <w:t>Watch videos (</w:t>
+      </w:r>
+      <w:hyperlink r:id="rId73">
+        <w:r>
+          <w:rPr>
+            <w:color w:val="1155CC"/>
+            <w:u w:val="single"/>
+          </w:rPr>
+          <w:t>playlist</w:t>
+        </w:r>
+      </w:hyperlink>
+      <w:r>
+        <w:t>) on how to make use of Godot</w:t>
+      </w:r>
+    </w:p>
+    <w:p>
+      <w:pPr>
+        <w:pStyle w:val="ListParagraph"/>
+        <w:numPr>
+          <w:ilvl w:val="2"/>
+          <w:numId w:val="22"/>
+        </w:numPr>
+      </w:pPr>
+      <w:r>
+        <w:t>Building a small tutorial game; learnt new stuff</w:t>
+      </w:r>
+    </w:p>
+    <w:p>
+      <w:pPr>
+        <w:pStyle w:val="ListParagraph"/>
+        <w:numPr>
+          <w:ilvl w:val="3"/>
+          <w:numId w:val="22"/>
+        </w:numPr>
+      </w:pPr>
+      <w:r>
+        <w:rPr>
+          <w:lang w:val="en-US"/>
+        </w:rPr>
+        <w:t>% x.size()</w:t>
+      </w:r>
+    </w:p>
+    <w:p>
+      <w:pPr>
+        <w:pStyle w:val="ListParagraph"/>
+        <w:numPr>
+          <w:ilvl w:val="3"/>
+          <w:numId w:val="22"/>
+        </w:numPr>
+      </w:pPr>
+      <w:r>
+        <w:rPr>
+          <w:lang w:val="en-US"/>
+        </w:rPr>
+        <w:t>randf_range(x,y)</w:t>
+      </w:r>
+    </w:p>
+    <w:p>
+      <w:pPr>
+        <w:pStyle w:val="ListParagraph"/>
+        <w:numPr>
+          <w:ilvl w:val="3"/>
+          <w:numId w:val="22"/>
+        </w:numPr>
+      </w:pPr>
+      <w:r>
+        <w:rPr>
+          <w:lang w:val="en-US"/>
+        </w:rPr>
+        <w:t>x. new()</w:t>
+      </w:r>
+    </w:p>
+    <w:p>
+      <w:pPr>
+        <w:pStyle w:val="ListParagraph"/>
+        <w:numPr>
+          <w:ilvl w:val="0"/>
+          <w:numId w:val="22"/>
+        </w:numPr>
+      </w:pPr>
+      <w:r>
+        <w:t>Gantt Chart Progress check</w:t>
+      </w:r>
+    </w:p>
+    <w:p>
+      <w:pPr>
+        <w:pStyle w:val="ListParagraph"/>
+        <w:numPr>
+          <w:ilvl w:val="1"/>
+          <w:numId w:val="22"/>
+        </w:numPr>
+      </w:pPr>
+      <w:r>
+        <w:t>Algorithm</w:t>
+      </w:r>
+    </w:p>
+    <w:p>
+      <w:pPr>
+        <w:pStyle w:val="ListParagraph"/>
+        <w:numPr>
+          <w:ilvl w:val="2"/>
+          <w:numId w:val="22"/>
+        </w:numPr>
+      </w:pPr>
+      <w:r>
+        <w:t xml:space="preserve">Behind on schedule </w:t>
+      </w:r>
+    </w:p>
+    <w:p>
+      <w:pPr>
+        <w:pStyle w:val="ListParagraph"/>
+        <w:numPr>
+          <w:ilvl w:val="1"/>
+          <w:numId w:val="22"/>
+        </w:numPr>
+      </w:pPr>
+      <w:r>
+        <w:t>Documentation</w:t>
+      </w:r>
+    </w:p>
+    <w:p>
+      <w:pPr>
+        <w:pStyle w:val="ListParagraph"/>
+        <w:numPr>
+          <w:ilvl w:val="2"/>
+          <w:numId w:val="22"/>
+        </w:numPr>
+      </w:pPr>
+      <w:r>
+        <w:t>On Course</w:t>
+      </w:r>
+    </w:p>
+    <w:p>
+      <w:pPr>
+        <w:pStyle w:val="ListParagraph"/>
+        <w:numPr>
+          <w:ilvl w:val="1"/>
+          <w:numId w:val="22"/>
+        </w:numPr>
+      </w:pPr>
+      <w:r>
+        <w:t>Coding</w:t>
+      </w:r>
+    </w:p>
+    <w:p>
+      <w:pPr>
+        <w:pStyle w:val="ListParagraph"/>
+        <w:numPr>
+          <w:ilvl w:val="2"/>
+          <w:numId w:val="22"/>
+        </w:numPr>
+      </w:pPr>
+      <w:r>
+        <w:t>On Course</w:t>
+      </w:r>
+    </w:p>
+    <w:p>
+      <w:pPr>
+        <w:pStyle w:val="ListParagraph"/>
+        <w:numPr>
+          <w:ilvl w:val="0"/>
+          <w:numId w:val="22"/>
+        </w:numPr>
+      </w:pPr>
+      <w:r>
+        <w:rPr>
+          <w:lang w:val="en-US"/>
+        </w:rPr>
+        <w:t>Additional task tomorrow</w:t>
+      </w:r>
+    </w:p>
+    <w:p>
+      <w:pPr>
+        <w:pStyle w:val="ListParagraph"/>
+        <w:numPr>
+          <w:ilvl w:val="1"/>
+          <w:numId w:val="22"/>
+        </w:numPr>
+      </w:pPr>
+      <w:r>
+        <w:t>Continue learning</w:t>
+      </w:r>
+    </w:p>
+    <w:p>
+      <w:pPr>
+        <w:pStyle w:val="ListParagraph"/>
+        <w:numPr>
+          <w:ilvl w:val="2"/>
+          <w:numId w:val="22"/>
+        </w:numPr>
+      </w:pPr>
+      <w:r>
+        <w:t>Continue creating tutorial game</w:t>
+      </w:r>
+    </w:p>
+    <w:p>
+      <w:pPr>
+        <w:pStyle w:val="Heading3"/>
+        <w:ind w:left="360"/>
+      </w:pPr>
+      <w:bookmarkStart w:id="87" w:name="_Toc172138721"/>
+      <w:r>
+        <w:t>18th of June</w:t>
+      </w:r>
+      <w:bookmarkEnd w:id="87"/>
+    </w:p>
+    <w:p>
+      <w:pPr>
+        <w:pStyle w:val="ListParagraph"/>
+        <w:numPr>
+          <w:ilvl w:val="0"/>
+          <w:numId w:val="22"/>
+        </w:numPr>
+      </w:pPr>
+      <w:r>
+        <w:t xml:space="preserve">Finished </w:t>
+      </w:r>
+      <w:r>
+        <w:t>Planning and designing software</w:t>
+      </w:r>
+    </w:p>
+    <w:p>
+      <w:pPr>
+        <w:pStyle w:val="ListParagraph"/>
+        <w:numPr>
+          <w:ilvl w:val="0"/>
+          <w:numId w:val="22"/>
+        </w:numPr>
+      </w:pPr>
+      <w:r>
+        <w:t>Learning up Godot</w:t>
+      </w:r>
+    </w:p>
+    <w:p>
+      <w:pPr>
+        <w:pStyle w:val="ListParagraph"/>
+        <w:numPr>
+          <w:ilvl w:val="1"/>
+          <w:numId w:val="22"/>
+        </w:numPr>
+      </w:pPr>
+      <w:r>
+        <w:t>Watch videos (</w:t>
+      </w:r>
+      <w:hyperlink r:id="rId74">
+        <w:r>
+          <w:rPr>
+            <w:color w:val="1155CC"/>
+            <w:u w:val="single"/>
+          </w:rPr>
+          <w:t>playlist</w:t>
+        </w:r>
+      </w:hyperlink>
+      <w:r>
+        <w:t>) on how to make use of Godot</w:t>
+      </w:r>
+    </w:p>
+    <w:p>
+      <w:pPr>
+        <w:pStyle w:val="ListParagraph"/>
+        <w:numPr>
+          <w:ilvl w:val="3"/>
+          <w:numId w:val="22"/>
+        </w:numPr>
+      </w:pPr>
+      <w:r>
+        <w:t xml:space="preserve">Finished </w:t>
+      </w:r>
+      <w:r>
+        <w:t>tutorial</w:t>
+      </w:r>
+      <w:r>
+        <w:t xml:space="preserve"> game</w:t>
+      </w:r>
+    </w:p>
+    <w:p>
+      <w:pPr>
+        <w:pStyle w:val="ListParagraph"/>
+        <w:numPr>
+          <w:ilvl w:val="0"/>
+          <w:numId w:val="22"/>
+        </w:numPr>
+      </w:pPr>
+      <w:r>
+        <w:t>Gantt Chart Progress check</w:t>
+      </w:r>
+    </w:p>
+    <w:p>
+      <w:pPr>
+        <w:pStyle w:val="ListParagraph"/>
+        <w:numPr>
+          <w:ilvl w:val="1"/>
+          <w:numId w:val="22"/>
+        </w:numPr>
+      </w:pPr>
+      <w:r>
+        <w:t>Algorithm</w:t>
+      </w:r>
+    </w:p>
+    <w:p>
+      <w:pPr>
+        <w:pStyle w:val="ListParagraph"/>
+        <w:numPr>
+          <w:ilvl w:val="2"/>
+          <w:numId w:val="22"/>
+        </w:numPr>
+      </w:pPr>
+      <w:r>
+        <w:lastRenderedPageBreak/>
+        <w:t xml:space="preserve">Behind on schedule </w:t>
+      </w:r>
+    </w:p>
+    <w:p>
+      <w:pPr>
+        <w:pStyle w:val="ListParagraph"/>
+        <w:numPr>
+          <w:ilvl w:val="1"/>
+          <w:numId w:val="22"/>
+        </w:numPr>
+      </w:pPr>
+      <w:r>
+        <w:t>Documentation</w:t>
+      </w:r>
+    </w:p>
+    <w:p>
+      <w:pPr>
+        <w:pStyle w:val="ListParagraph"/>
+        <w:numPr>
+          <w:ilvl w:val="2"/>
+          <w:numId w:val="22"/>
+        </w:numPr>
+      </w:pPr>
+      <w:r>
+        <w:t>On Course</w:t>
+      </w:r>
+    </w:p>
+    <w:p>
+      <w:pPr>
+        <w:pStyle w:val="ListParagraph"/>
+        <w:numPr>
+          <w:ilvl w:val="1"/>
+          <w:numId w:val="22"/>
+        </w:numPr>
+      </w:pPr>
+      <w:r>
+        <w:t>Coding</w:t>
+      </w:r>
+    </w:p>
+    <w:p>
+      <w:pPr>
+        <w:pStyle w:val="ListParagraph"/>
+        <w:numPr>
+          <w:ilvl w:val="2"/>
+          <w:numId w:val="22"/>
+        </w:numPr>
+      </w:pPr>
+      <w:r>
+        <w:t>On Course</w:t>
+      </w:r>
+    </w:p>
+    <w:p>
+      <w:pPr>
+        <w:pStyle w:val="ListParagraph"/>
+        <w:numPr>
+          <w:ilvl w:val="0"/>
+          <w:numId w:val="22"/>
+        </w:numPr>
+      </w:pPr>
+      <w:r>
+        <w:rPr>
+          <w:lang w:val="en-US"/>
+        </w:rPr>
+        <w:t>Additional task tomorrow</w:t>
+      </w:r>
+    </w:p>
+    <w:p>
+      <w:pPr>
+        <w:pStyle w:val="Heading3"/>
+        <w:ind w:left="360"/>
+      </w:pPr>
       <w:bookmarkStart w:id="88" w:name="_Toc172138722"/>
       <w:r>
         <w:t>1</w:t>
@@ -18611,7 +19053,7 @@
         </w:rPr>
         <w:t xml:space="preserve">obtained from </w:t>
       </w:r>
-      <w:hyperlink r:id="rId66">
+      <w:hyperlink r:id="rId75">
         <w:r>
           <w:rPr>
             <w:rStyle w:val="Hyperlink"/>
@@ -18677,7 +19119,7 @@
       <w:r>
         <w:t xml:space="preserve">From </w:t>
       </w:r>
-      <w:hyperlink r:id="rId67" w:history="1">
+      <w:hyperlink r:id="rId76" w:history="1">
         <w:r>
           <w:rPr>
             <w:rStyle w:val="Hyperlink"/>
@@ -18724,7 +19166,7 @@
       <w:r>
         <w:t xml:space="preserve">From </w:t>
       </w:r>
-      <w:hyperlink r:id="rId68" w:history="1">
+      <w:hyperlink r:id="rId77" w:history="1">
         <w:r>
           <w:rPr>
             <w:rStyle w:val="Hyperlink"/>
@@ -18784,7 +19226,6 @@
         </w:numPr>
       </w:pPr>
       <w:r>
-        <w:lastRenderedPageBreak/>
         <w:t>Added title of game</w:t>
       </w:r>
     </w:p>
@@ -18990,6 +19431,7 @@
         </w:numPr>
       </w:pPr>
       <w:r>
+        <w:lastRenderedPageBreak/>
         <w:t>Began work on user documentation</w:t>
       </w:r>
     </w:p>
@@ -19295,7 +19737,6 @@
         </w:numPr>
       </w:pPr>
       <w:r>
-        <w:lastRenderedPageBreak/>
         <w:t>MainGame</w:t>
       </w:r>
     </w:p>
@@ -19397,7 +19838,7 @@
       <w:r>
         <w:t xml:space="preserve">From </w:t>
       </w:r>
-      <w:hyperlink r:id="rId69" w:history="1">
+      <w:hyperlink r:id="rId78" w:history="1">
         <w:r>
           <w:rPr>
             <w:rStyle w:val="Hyperlink"/>
@@ -19471,7 +19912,7 @@
       <w:r>
         <w:t xml:space="preserve">Help obtained from </w:t>
       </w:r>
-      <w:hyperlink r:id="rId70" w:history="1">
+      <w:hyperlink r:id="rId79" w:history="1">
         <w:r>
           <w:rPr>
             <w:rStyle w:val="Hyperlink"/>
@@ -19567,6 +20008,7 @@
         </w:numPr>
       </w:pPr>
       <w:r>
+        <w:lastRenderedPageBreak/>
         <w:t>Data Dictionary</w:t>
       </w:r>
     </w:p>
@@ -19857,7 +20299,6 @@
         </w:numPr>
       </w:pPr>
       <w:r>
-        <w:lastRenderedPageBreak/>
         <w:t xml:space="preserve">Continue drafting </w:t>
       </w:r>
       <w:r>
@@ -20076,6 +20517,7 @@
         </w:numPr>
       </w:pPr>
       <w:r>
+        <w:lastRenderedPageBreak/>
         <w:t>Explosion.svg</w:t>
       </w:r>
     </w:p>
@@ -20096,7 +20538,7 @@
       <w:r>
         <w:t xml:space="preserve"> on </w:t>
       </w:r>
-      <w:hyperlink r:id="rId71" w:history="1">
+      <w:hyperlink r:id="rId80" w:history="1">
         <w:r>
           <w:rPr>
             <w:rStyle w:val="Hyperlink"/>
@@ -20361,7 +20803,6 @@
         </w:numPr>
       </w:pPr>
       <w:r>
-        <w:lastRenderedPageBreak/>
         <w:t>This adds in number tiles</w:t>
       </w:r>
     </w:p>
@@ -20577,6 +21018,7 @@
         </w:numPr>
       </w:pPr>
       <w:r>
+        <w:lastRenderedPageBreak/>
         <w:t>“Graphics”</w:t>
       </w:r>
     </w:p>
@@ -20855,7 +21297,6 @@
         </w:numPr>
       </w:pPr>
       <w:r>
-        <w:lastRenderedPageBreak/>
         <w:t>Having trouble grabbing array from different array</w:t>
       </w:r>
     </w:p>
@@ -20879,7 +21320,7 @@
       <w:r>
         <w:t xml:space="preserve">, Obtained online help from </w:t>
       </w:r>
-      <w:hyperlink r:id="rId72" w:history="1">
+      <w:hyperlink r:id="rId81" w:history="1">
         <w:r>
           <w:rPr>
             <w:rStyle w:val="Hyperlink"/>
@@ -21095,6 +21536,7 @@
         </w:numPr>
       </w:pPr>
       <w:r>
+        <w:lastRenderedPageBreak/>
         <w:t>On course</w:t>
       </w:r>
     </w:p>
@@ -21374,7 +21816,6 @@
       </w:pPr>
       <w:bookmarkStart w:id="97" w:name="_Toc172138731"/>
       <w:r>
-        <w:lastRenderedPageBreak/>
         <w:t>29th of June</w:t>
       </w:r>
       <w:bookmarkEnd w:id="97"/>
@@ -21616,6 +22057,7 @@
         <w:rPr>
           <w:lang w:val="en-US"/>
         </w:rPr>
+        <w:lastRenderedPageBreak/>
         <w:t>Update Technical Manual</w:t>
       </w:r>
     </w:p>
@@ -21912,7 +22354,6 @@
         </w:numPr>
       </w:pPr>
       <w:r>
-        <w:lastRenderedPageBreak/>
         <w:t>Documentation</w:t>
       </w:r>
     </w:p>
@@ -22146,6 +22587,7 @@
         </w:numPr>
       </w:pPr>
       <w:r>
+        <w:lastRenderedPageBreak/>
         <w:t>Gantt Chart Progress check</w:t>
       </w:r>
     </w:p>
@@ -22469,7 +22911,6 @@
         </w:numPr>
       </w:pPr>
       <w:r>
-        <w:lastRenderedPageBreak/>
         <w:t>_on_control_gui_input(event)</w:t>
       </w:r>
     </w:p>
@@ -22685,6 +23126,7 @@
         </w:numPr>
       </w:pPr>
       <w:r>
+        <w:lastRenderedPageBreak/>
         <w:t>Updated Technical Manual</w:t>
       </w:r>
     </w:p>
@@ -22975,7 +23417,6 @@
         </w:numPr>
       </w:pPr>
       <w:r>
-        <w:lastRenderedPageBreak/>
         <w:t>“command”</w:t>
       </w:r>
     </w:p>
@@ -23175,6 +23616,7 @@
       </w:pPr>
       <w:bookmarkStart w:id="103" w:name="_Toc172138737"/>
       <w:r>
+        <w:lastRenderedPageBreak/>
         <w:t>7th of July</w:t>
       </w:r>
       <w:bookmarkEnd w:id="103"/>
@@ -23478,223 +23920,223 @@
         </w:numPr>
       </w:pPr>
       <w:r>
+        <w:t>Created “Tile</w:t>
+      </w:r>
+      <w:r>
+        <w:t>Hover</w:t>
+      </w:r>
+      <w:r>
+        <w:t>” sprite</w:t>
+      </w:r>
+    </w:p>
+    <w:p>
+      <w:pPr>
+        <w:pStyle w:val="ListParagraph"/>
+        <w:numPr>
+          <w:ilvl w:val="2"/>
+          <w:numId w:val="22"/>
+        </w:numPr>
+      </w:pPr>
+      <w:r>
+        <w:t>Used for indicator when mouse enters a tile</w:t>
+      </w:r>
+    </w:p>
+    <w:p>
+      <w:pPr>
+        <w:pStyle w:val="ListParagraph"/>
+        <w:numPr>
+          <w:ilvl w:val="1"/>
+          <w:numId w:val="22"/>
+        </w:numPr>
+      </w:pPr>
+      <w:r>
+        <w:t>Created “</w:t>
+      </w:r>
+      <w:r>
+        <w:t>UsedMine</w:t>
+      </w:r>
+      <w:r>
+        <w:t>” sprite</w:t>
+      </w:r>
+    </w:p>
+    <w:p>
+      <w:pPr>
+        <w:pStyle w:val="ListParagraph"/>
+        <w:numPr>
+          <w:ilvl w:val="2"/>
+          <w:numId w:val="22"/>
+        </w:numPr>
+      </w:pPr>
+      <w:r>
+        <w:t>Used to indicate the mine has exploded here</w:t>
+      </w:r>
+    </w:p>
+    <w:p>
+      <w:pPr>
+        <w:pStyle w:val="ListParagraph"/>
+        <w:numPr>
+          <w:ilvl w:val="1"/>
+          <w:numId w:val="22"/>
+        </w:numPr>
+      </w:pPr>
+      <w:r>
+        <w:t>Added level complete screen</w:t>
+      </w:r>
+    </w:p>
+    <w:p>
+      <w:pPr>
+        <w:pStyle w:val="ListParagraph"/>
+        <w:numPr>
+          <w:ilvl w:val="2"/>
+          <w:numId w:val="22"/>
+        </w:numPr>
+      </w:pPr>
+      <w:r>
+        <w:t>Added scripts</w:t>
+      </w:r>
+    </w:p>
+    <w:p>
+      <w:pPr>
+        <w:pStyle w:val="ListParagraph"/>
+        <w:numPr>
+          <w:ilvl w:val="3"/>
+          <w:numId w:val="22"/>
+        </w:numPr>
+      </w:pPr>
+      <w:r>
+        <w:t>HUDComplete.gd</w:t>
+      </w:r>
+    </w:p>
+    <w:p>
+      <w:pPr>
+        <w:pStyle w:val="ListParagraph"/>
+        <w:numPr>
+          <w:ilvl w:val="2"/>
+          <w:numId w:val="22"/>
+        </w:numPr>
+      </w:pPr>
+      <w:r>
+        <w:t>Added new scenes</w:t>
+      </w:r>
+    </w:p>
+    <w:p>
+      <w:pPr>
+        <w:pStyle w:val="ListParagraph"/>
+        <w:numPr>
+          <w:ilvl w:val="3"/>
+          <w:numId w:val="22"/>
+        </w:numPr>
+      </w:pPr>
+      <w:r>
+        <w:t>HUDComplete.tscn</w:t>
+      </w:r>
+    </w:p>
+    <w:p>
+      <w:pPr>
+        <w:pStyle w:val="ListParagraph"/>
+        <w:numPr>
+          <w:ilvl w:val="3"/>
+          <w:numId w:val="22"/>
+        </w:numPr>
+      </w:pPr>
+      <w:r>
+        <w:t>CompleteScreen.tscn</w:t>
+      </w:r>
+    </w:p>
+    <w:p>
+      <w:pPr>
+        <w:pStyle w:val="ListParagraph"/>
+        <w:numPr>
+          <w:ilvl w:val="2"/>
+          <w:numId w:val="22"/>
+        </w:numPr>
+      </w:pPr>
+      <w:r>
+        <w:t xml:space="preserve">Tweaked Debug.gd </w:t>
+      </w:r>
+    </w:p>
+    <w:p>
+      <w:pPr>
+        <w:pStyle w:val="ListParagraph"/>
+        <w:numPr>
+          <w:ilvl w:val="3"/>
+          <w:numId w:val="22"/>
+        </w:numPr>
+      </w:pPr>
+      <w:r>
+        <w:t>Added more debug functions</w:t>
+      </w:r>
+    </w:p>
+    <w:p>
+      <w:pPr>
+        <w:pStyle w:val="ListParagraph"/>
+        <w:numPr>
+          <w:ilvl w:val="4"/>
+          <w:numId w:val="22"/>
+        </w:numPr>
+      </w:pPr>
+      <w:r>
+        <w:t>“LEVEL”</w:t>
+      </w:r>
+    </w:p>
+    <w:p>
+      <w:pPr>
+        <w:pStyle w:val="ListParagraph"/>
+        <w:numPr>
+          <w:ilvl w:val="5"/>
+          <w:numId w:val="22"/>
+        </w:numPr>
+      </w:pPr>
+      <w:r>
+        <w:t>Completes the level</w:t>
+      </w:r>
+    </w:p>
+    <w:p>
+      <w:pPr>
+        <w:pStyle w:val="ListParagraph"/>
+        <w:numPr>
+          <w:ilvl w:val="4"/>
+          <w:numId w:val="22"/>
+        </w:numPr>
+      </w:pPr>
+      <w:r>
+        <w:t>“ADD”</w:t>
+      </w:r>
+    </w:p>
+    <w:p>
+      <w:pPr>
+        <w:pStyle w:val="ListParagraph"/>
+        <w:numPr>
+          <w:ilvl w:val="5"/>
+          <w:numId w:val="22"/>
+        </w:numPr>
+      </w:pPr>
+      <w:r>
+        <w:t>Adds 100 to player score</w:t>
+      </w:r>
+    </w:p>
+    <w:p>
+      <w:pPr>
+        <w:pStyle w:val="ListParagraph"/>
+        <w:numPr>
+          <w:ilvl w:val="0"/>
+          <w:numId w:val="22"/>
+        </w:numPr>
+      </w:pPr>
+      <w:r>
+        <w:t>Gantt Chart Progress check</w:t>
+      </w:r>
+    </w:p>
+    <w:p>
+      <w:pPr>
+        <w:pStyle w:val="ListParagraph"/>
+        <w:numPr>
+          <w:ilvl w:val="1"/>
+          <w:numId w:val="22"/>
+        </w:numPr>
+      </w:pPr>
+      <w:r>
         <w:lastRenderedPageBreak/>
-        <w:t>Created “Tile</w:t>
-      </w:r>
-      <w:r>
-        <w:t>Hover</w:t>
-      </w:r>
-      <w:r>
-        <w:t>” sprite</w:t>
-      </w:r>
-    </w:p>
-    <w:p>
-      <w:pPr>
-        <w:pStyle w:val="ListParagraph"/>
-        <w:numPr>
-          <w:ilvl w:val="2"/>
-          <w:numId w:val="22"/>
-        </w:numPr>
-      </w:pPr>
-      <w:r>
-        <w:t>Used for indicator when mouse enters a tile</w:t>
-      </w:r>
-    </w:p>
-    <w:p>
-      <w:pPr>
-        <w:pStyle w:val="ListParagraph"/>
-        <w:numPr>
-          <w:ilvl w:val="1"/>
-          <w:numId w:val="22"/>
-        </w:numPr>
-      </w:pPr>
-      <w:r>
-        <w:t>Created “</w:t>
-      </w:r>
-      <w:r>
-        <w:t>UsedMine</w:t>
-      </w:r>
-      <w:r>
-        <w:t>” sprite</w:t>
-      </w:r>
-    </w:p>
-    <w:p>
-      <w:pPr>
-        <w:pStyle w:val="ListParagraph"/>
-        <w:numPr>
-          <w:ilvl w:val="2"/>
-          <w:numId w:val="22"/>
-        </w:numPr>
-      </w:pPr>
-      <w:r>
-        <w:t>Used to indicate the mine has exploded here</w:t>
-      </w:r>
-    </w:p>
-    <w:p>
-      <w:pPr>
-        <w:pStyle w:val="ListParagraph"/>
-        <w:numPr>
-          <w:ilvl w:val="1"/>
-          <w:numId w:val="22"/>
-        </w:numPr>
-      </w:pPr>
-      <w:r>
-        <w:t>Added level complete screen</w:t>
-      </w:r>
-    </w:p>
-    <w:p>
-      <w:pPr>
-        <w:pStyle w:val="ListParagraph"/>
-        <w:numPr>
-          <w:ilvl w:val="2"/>
-          <w:numId w:val="22"/>
-        </w:numPr>
-      </w:pPr>
-      <w:r>
-        <w:t>Added scripts</w:t>
-      </w:r>
-    </w:p>
-    <w:p>
-      <w:pPr>
-        <w:pStyle w:val="ListParagraph"/>
-        <w:numPr>
-          <w:ilvl w:val="3"/>
-          <w:numId w:val="22"/>
-        </w:numPr>
-      </w:pPr>
-      <w:r>
-        <w:t>HUDComplete.gd</w:t>
-      </w:r>
-    </w:p>
-    <w:p>
-      <w:pPr>
-        <w:pStyle w:val="ListParagraph"/>
-        <w:numPr>
-          <w:ilvl w:val="2"/>
-          <w:numId w:val="22"/>
-        </w:numPr>
-      </w:pPr>
-      <w:r>
-        <w:t>Added new scenes</w:t>
-      </w:r>
-    </w:p>
-    <w:p>
-      <w:pPr>
-        <w:pStyle w:val="ListParagraph"/>
-        <w:numPr>
-          <w:ilvl w:val="3"/>
-          <w:numId w:val="22"/>
-        </w:numPr>
-      </w:pPr>
-      <w:r>
-        <w:t>HUDComplete.tscn</w:t>
-      </w:r>
-    </w:p>
-    <w:p>
-      <w:pPr>
-        <w:pStyle w:val="ListParagraph"/>
-        <w:numPr>
-          <w:ilvl w:val="3"/>
-          <w:numId w:val="22"/>
-        </w:numPr>
-      </w:pPr>
-      <w:r>
-        <w:t>CompleteScreen.tscn</w:t>
-      </w:r>
-    </w:p>
-    <w:p>
-      <w:pPr>
-        <w:pStyle w:val="ListParagraph"/>
-        <w:numPr>
-          <w:ilvl w:val="2"/>
-          <w:numId w:val="22"/>
-        </w:numPr>
-      </w:pPr>
-      <w:r>
-        <w:t xml:space="preserve">Tweaked Debug.gd </w:t>
-      </w:r>
-    </w:p>
-    <w:p>
-      <w:pPr>
-        <w:pStyle w:val="ListParagraph"/>
-        <w:numPr>
-          <w:ilvl w:val="3"/>
-          <w:numId w:val="22"/>
-        </w:numPr>
-      </w:pPr>
-      <w:r>
-        <w:t>Added more debug functions</w:t>
-      </w:r>
-    </w:p>
-    <w:p>
-      <w:pPr>
-        <w:pStyle w:val="ListParagraph"/>
-        <w:numPr>
-          <w:ilvl w:val="4"/>
-          <w:numId w:val="22"/>
-        </w:numPr>
-      </w:pPr>
-      <w:r>
-        <w:t>“LEVEL”</w:t>
-      </w:r>
-    </w:p>
-    <w:p>
-      <w:pPr>
-        <w:pStyle w:val="ListParagraph"/>
-        <w:numPr>
-          <w:ilvl w:val="5"/>
-          <w:numId w:val="22"/>
-        </w:numPr>
-      </w:pPr>
-      <w:r>
-        <w:t>Completes the level</w:t>
-      </w:r>
-    </w:p>
-    <w:p>
-      <w:pPr>
-        <w:pStyle w:val="ListParagraph"/>
-        <w:numPr>
-          <w:ilvl w:val="4"/>
-          <w:numId w:val="22"/>
-        </w:numPr>
-      </w:pPr>
-      <w:r>
-        <w:t>“ADD”</w:t>
-      </w:r>
-    </w:p>
-    <w:p>
-      <w:pPr>
-        <w:pStyle w:val="ListParagraph"/>
-        <w:numPr>
-          <w:ilvl w:val="5"/>
-          <w:numId w:val="22"/>
-        </w:numPr>
-      </w:pPr>
-      <w:r>
-        <w:t>Adds 100 to player score</w:t>
-      </w:r>
-    </w:p>
-    <w:p>
-      <w:pPr>
-        <w:pStyle w:val="ListParagraph"/>
-        <w:numPr>
-          <w:ilvl w:val="0"/>
-          <w:numId w:val="22"/>
-        </w:numPr>
-      </w:pPr>
-      <w:r>
-        <w:t>Gantt Chart Progress check</w:t>
-      </w:r>
-    </w:p>
-    <w:p>
-      <w:pPr>
-        <w:pStyle w:val="ListParagraph"/>
-        <w:numPr>
-          <w:ilvl w:val="1"/>
-          <w:numId w:val="22"/>
-        </w:numPr>
-      </w:pPr>
-      <w:r>
         <w:t>Algorithm</w:t>
       </w:r>
     </w:p>
@@ -24018,7 +24460,6 @@
         </w:numPr>
       </w:pPr>
       <w:r>
-        <w:lastRenderedPageBreak/>
         <w:t>On course</w:t>
       </w:r>
     </w:p>
@@ -24216,6 +24657,7 @@
         </w:numPr>
       </w:pPr>
       <w:r>
+        <w:lastRenderedPageBreak/>
         <w:t>Gantt Chart Progress check</w:t>
       </w:r>
     </w:p>
@@ -24548,7 +24990,6 @@
         <w:rPr>
           <w:lang w:val="en-US"/>
         </w:rPr>
-        <w:lastRenderedPageBreak/>
         <w:t>Additional task tomorro</w:t>
       </w:r>
       <w:r>
@@ -24740,6 +25181,7 @@
         </w:numPr>
       </w:pPr>
       <w:r>
+        <w:lastRenderedPageBreak/>
         <w:t>Added new variable to StandAlone.gd</w:t>
       </w:r>
     </w:p>
@@ -25088,7 +25530,6 @@
         </w:numPr>
       </w:pPr>
       <w:r>
-        <w:lastRenderedPageBreak/>
         <w:t>Edited System Flow Diagram</w:t>
       </w:r>
     </w:p>
@@ -25255,6 +25696,7 @@
         <w:ind w:firstLine="360"/>
       </w:pPr>
       <w:r>
+        <w:lastRenderedPageBreak/>
         <w:t>18th of July</w:t>
       </w:r>
     </w:p>
@@ -25305,7 +25747,7 @@
       <w:r>
         <w:t xml:space="preserve">Obtained ship sprites from </w:t>
       </w:r>
-      <w:hyperlink r:id="rId73" w:history="1">
+      <w:hyperlink r:id="rId82" w:history="1">
         <w:r>
           <w:rPr>
             <w:rStyle w:val="Hyperlink"/>
@@ -25611,7 +26053,6 @@
         </w:numPr>
       </w:pPr>
       <w:r>
-        <w:lastRenderedPageBreak/>
         <w:t>Documentation</w:t>
       </w:r>
     </w:p>
@@ -25765,6 +26206,7 @@
         </w:numPr>
       </w:pPr>
       <w:r>
+        <w:lastRenderedPageBreak/>
         <w:t>Had to just switch the remove indicator lines of code above the add indicator lines of code</w:t>
       </w:r>
     </w:p>
@@ -26111,157 +26553,157 @@
         <w:ind w:firstLine="360"/>
       </w:pPr>
       <w:r>
+        <w:t>2</w:t>
+      </w:r>
+      <w:r>
+        <w:t>2nd</w:t>
+      </w:r>
+      <w:r>
+        <w:t xml:space="preserve"> of July</w:t>
+      </w:r>
+    </w:p>
+    <w:p>
+      <w:pPr>
+        <w:pStyle w:val="ListParagraph"/>
+        <w:numPr>
+          <w:ilvl w:val="0"/>
+          <w:numId w:val="22"/>
+        </w:numPr>
+      </w:pPr>
+      <w:r>
+        <w:t>Continued development on main game</w:t>
+      </w:r>
+    </w:p>
+    <w:p>
+      <w:pPr>
+        <w:pStyle w:val="ListParagraph"/>
+        <w:numPr>
+          <w:ilvl w:val="1"/>
+          <w:numId w:val="22"/>
+        </w:numPr>
+      </w:pPr>
+      <w:r>
+        <w:t>Created ship constructors for each ship</w:t>
+      </w:r>
+    </w:p>
+    <w:p>
+      <w:pPr>
+        <w:pStyle w:val="ListParagraph"/>
+        <w:numPr>
+          <w:ilvl w:val="2"/>
+          <w:numId w:val="22"/>
+        </w:numPr>
+      </w:pPr>
+      <w:r>
+        <w:t xml:space="preserve">Added rotate() to all the ship.gd scripts </w:t>
+      </w:r>
+    </w:p>
+    <w:p>
+      <w:pPr>
+        <w:pStyle w:val="ListParagraph"/>
+        <w:numPr>
+          <w:ilvl w:val="2"/>
+          <w:numId w:val="22"/>
+        </w:numPr>
+      </w:pPr>
+      <w:r>
+        <w:t>To rotate the spirte</w:t>
+      </w:r>
+    </w:p>
+    <w:p>
+      <w:pPr>
+        <w:pStyle w:val="ListParagraph"/>
+        <w:numPr>
+          <w:ilvl w:val="1"/>
+          <w:numId w:val="22"/>
+        </w:numPr>
+      </w:pPr>
+      <w:r>
+        <w:t>Removed function Mechnaics.gd</w:t>
+      </w:r>
+    </w:p>
+    <w:p>
+      <w:pPr>
+        <w:pStyle w:val="ListParagraph"/>
+        <w:numPr>
+          <w:ilvl w:val="2"/>
+          <w:numId w:val="22"/>
+        </w:numPr>
+      </w:pPr>
+      <w:r>
+        <w:t>Removed spirteassginer()</w:t>
+      </w:r>
+    </w:p>
+    <w:p>
+      <w:pPr>
+        <w:pStyle w:val="ListParagraph"/>
+        <w:numPr>
+          <w:ilvl w:val="0"/>
+          <w:numId w:val="22"/>
+        </w:numPr>
+      </w:pPr>
+      <w:r>
+        <w:t>Gantt Chart Progress check</w:t>
+      </w:r>
+    </w:p>
+    <w:p>
+      <w:pPr>
+        <w:pStyle w:val="ListParagraph"/>
+        <w:numPr>
+          <w:ilvl w:val="1"/>
+          <w:numId w:val="22"/>
+        </w:numPr>
+      </w:pPr>
+      <w:r>
+        <w:t>Algorithm</w:t>
+      </w:r>
+    </w:p>
+    <w:p>
+      <w:pPr>
+        <w:pStyle w:val="ListParagraph"/>
+        <w:numPr>
+          <w:ilvl w:val="2"/>
+          <w:numId w:val="22"/>
+        </w:numPr>
+      </w:pPr>
+      <w:r>
+        <w:t>On course</w:t>
+      </w:r>
+    </w:p>
+    <w:p>
+      <w:pPr>
+        <w:pStyle w:val="ListParagraph"/>
+        <w:numPr>
+          <w:ilvl w:val="1"/>
+          <w:numId w:val="22"/>
+        </w:numPr>
+      </w:pPr>
+      <w:r>
+        <w:t>Documentation</w:t>
+      </w:r>
+    </w:p>
+    <w:p>
+      <w:pPr>
+        <w:pStyle w:val="ListParagraph"/>
+        <w:numPr>
+          <w:ilvl w:val="2"/>
+          <w:numId w:val="22"/>
+        </w:numPr>
+      </w:pPr>
+      <w:r>
+        <w:t>On course</w:t>
+      </w:r>
+    </w:p>
+    <w:p>
+      <w:pPr>
+        <w:pStyle w:val="ListParagraph"/>
+        <w:numPr>
+          <w:ilvl w:val="1"/>
+          <w:numId w:val="22"/>
+        </w:numPr>
+      </w:pPr>
+      <w:r>
         <w:lastRenderedPageBreak/>
-        <w:t>2</w:t>
-      </w:r>
-      <w:r>
-        <w:t>2nd</w:t>
-      </w:r>
-      <w:r>
-        <w:t xml:space="preserve"> of July</w:t>
-      </w:r>
-    </w:p>
-    <w:p>
-      <w:pPr>
-        <w:pStyle w:val="ListParagraph"/>
-        <w:numPr>
-          <w:ilvl w:val="0"/>
-          <w:numId w:val="22"/>
-        </w:numPr>
-      </w:pPr>
-      <w:r>
-        <w:t>Continued development on main game</w:t>
-      </w:r>
-    </w:p>
-    <w:p>
-      <w:pPr>
-        <w:pStyle w:val="ListParagraph"/>
-        <w:numPr>
-          <w:ilvl w:val="1"/>
-          <w:numId w:val="22"/>
-        </w:numPr>
-      </w:pPr>
-      <w:r>
-        <w:t>Created ship constructors for each ship</w:t>
-      </w:r>
-    </w:p>
-    <w:p>
-      <w:pPr>
-        <w:pStyle w:val="ListParagraph"/>
-        <w:numPr>
-          <w:ilvl w:val="2"/>
-          <w:numId w:val="22"/>
-        </w:numPr>
-      </w:pPr>
-      <w:r>
-        <w:t xml:space="preserve">Added rotate() to all the ship.gd scripts </w:t>
-      </w:r>
-    </w:p>
-    <w:p>
-      <w:pPr>
-        <w:pStyle w:val="ListParagraph"/>
-        <w:numPr>
-          <w:ilvl w:val="2"/>
-          <w:numId w:val="22"/>
-        </w:numPr>
-      </w:pPr>
-      <w:r>
-        <w:t>To rotate the spirte</w:t>
-      </w:r>
-    </w:p>
-    <w:p>
-      <w:pPr>
-        <w:pStyle w:val="ListParagraph"/>
-        <w:numPr>
-          <w:ilvl w:val="1"/>
-          <w:numId w:val="22"/>
-        </w:numPr>
-      </w:pPr>
-      <w:r>
-        <w:t>Removed function Mechnaics.gd</w:t>
-      </w:r>
-    </w:p>
-    <w:p>
-      <w:pPr>
-        <w:pStyle w:val="ListParagraph"/>
-        <w:numPr>
-          <w:ilvl w:val="2"/>
-          <w:numId w:val="22"/>
-        </w:numPr>
-      </w:pPr>
-      <w:r>
-        <w:t>Removed spirteassginer()</w:t>
-      </w:r>
-    </w:p>
-    <w:p>
-      <w:pPr>
-        <w:pStyle w:val="ListParagraph"/>
-        <w:numPr>
-          <w:ilvl w:val="0"/>
-          <w:numId w:val="22"/>
-        </w:numPr>
-      </w:pPr>
-      <w:r>
-        <w:t>Gantt Chart Progress check</w:t>
-      </w:r>
-    </w:p>
-    <w:p>
-      <w:pPr>
-        <w:pStyle w:val="ListParagraph"/>
-        <w:numPr>
-          <w:ilvl w:val="1"/>
-          <w:numId w:val="22"/>
-        </w:numPr>
-      </w:pPr>
-      <w:r>
-        <w:t>Algorithm</w:t>
-      </w:r>
-    </w:p>
-    <w:p>
-      <w:pPr>
-        <w:pStyle w:val="ListParagraph"/>
-        <w:numPr>
-          <w:ilvl w:val="2"/>
-          <w:numId w:val="22"/>
-        </w:numPr>
-      </w:pPr>
-      <w:r>
-        <w:t>On course</w:t>
-      </w:r>
-    </w:p>
-    <w:p>
-      <w:pPr>
-        <w:pStyle w:val="ListParagraph"/>
-        <w:numPr>
-          <w:ilvl w:val="1"/>
-          <w:numId w:val="22"/>
-        </w:numPr>
-      </w:pPr>
-      <w:r>
-        <w:t>Documentation</w:t>
-      </w:r>
-    </w:p>
-    <w:p>
-      <w:pPr>
-        <w:pStyle w:val="ListParagraph"/>
-        <w:numPr>
-          <w:ilvl w:val="2"/>
-          <w:numId w:val="22"/>
-        </w:numPr>
-      </w:pPr>
-      <w:r>
-        <w:t>On course</w:t>
-      </w:r>
-    </w:p>
-    <w:p>
-      <w:pPr>
-        <w:pStyle w:val="ListParagraph"/>
-        <w:numPr>
-          <w:ilvl w:val="1"/>
-          <w:numId w:val="22"/>
-        </w:numPr>
-      </w:pPr>
-      <w:r>
         <w:t>Coding</w:t>
       </w:r>
     </w:p>
@@ -26646,172 +27088,172 @@
         </w:numPr>
       </w:pPr>
       <w:r>
+        <w:t>Added new variable to Tile.gd</w:t>
+      </w:r>
+    </w:p>
+    <w:p>
+      <w:pPr>
+        <w:pStyle w:val="ListParagraph"/>
+        <w:numPr>
+          <w:ilvl w:val="3"/>
+          <w:numId w:val="22"/>
+        </w:numPr>
+      </w:pPr>
+      <w:r>
+        <w:t>t</w:t>
+      </w:r>
+      <w:r>
+        <w:t xml:space="preserve">emp </w:t>
+      </w:r>
+    </w:p>
+    <w:p>
+      <w:pPr>
+        <w:pStyle w:val="ListParagraph"/>
+        <w:numPr>
+          <w:ilvl w:val="4"/>
+          <w:numId w:val="22"/>
+        </w:numPr>
+      </w:pPr>
+      <w:r>
+        <w:t xml:space="preserve">Allows the code to read the length of the array as godot function len() crashes if I </w:t>
+      </w:r>
+      <w:r>
+        <w:t>do not</w:t>
+      </w:r>
+      <w:r>
+        <w:t xml:space="preserve"> </w:t>
+      </w:r>
+    </w:p>
+    <w:p>
+      <w:pPr>
+        <w:pStyle w:val="ListParagraph"/>
+        <w:numPr>
+          <w:ilvl w:val="2"/>
+          <w:numId w:val="22"/>
+        </w:numPr>
+      </w:pPr>
+      <w:r>
+        <w:t>Added new function to StandAlone.gd</w:t>
+      </w:r>
+    </w:p>
+    <w:p>
+      <w:pPr>
+        <w:pStyle w:val="ListParagraph"/>
+        <w:numPr>
+          <w:ilvl w:val="3"/>
+          <w:numId w:val="22"/>
+        </w:numPr>
+      </w:pPr>
+      <w:r>
+        <w:t>OverChecker()</w:t>
+      </w:r>
+    </w:p>
+    <w:p>
+      <w:pPr>
+        <w:pStyle w:val="ListParagraph"/>
+        <w:numPr>
+          <w:ilvl w:val="4"/>
+          <w:numId w:val="22"/>
+        </w:numPr>
+      </w:pPr>
+      <w:r>
+        <w:t>Checks if all ship</w:t>
+      </w:r>
+      <w:r>
+        <w:t>s</w:t>
+      </w:r>
+      <w:r>
+        <w:t xml:space="preserve"> </w:t>
+      </w:r>
+      <w:r>
+        <w:t>are</w:t>
+      </w:r>
+      <w:r>
+        <w:t xml:space="preserve"> dead</w:t>
+      </w:r>
+    </w:p>
+    <w:p>
+      <w:pPr>
+        <w:pStyle w:val="ListParagraph"/>
+        <w:numPr>
+          <w:ilvl w:val="0"/>
+          <w:numId w:val="22"/>
+        </w:numPr>
+      </w:pPr>
+      <w:r>
+        <w:t>Gantt Chart Progress check</w:t>
+      </w:r>
+    </w:p>
+    <w:p>
+      <w:pPr>
+        <w:pStyle w:val="ListParagraph"/>
+        <w:numPr>
+          <w:ilvl w:val="1"/>
+          <w:numId w:val="22"/>
+        </w:numPr>
+      </w:pPr>
+      <w:r>
+        <w:t>Algorithm</w:t>
+      </w:r>
+    </w:p>
+    <w:p>
+      <w:pPr>
+        <w:pStyle w:val="ListParagraph"/>
+        <w:numPr>
+          <w:ilvl w:val="2"/>
+          <w:numId w:val="22"/>
+        </w:numPr>
+      </w:pPr>
+      <w:r>
+        <w:t>On course</w:t>
+      </w:r>
+    </w:p>
+    <w:p>
+      <w:pPr>
+        <w:pStyle w:val="ListParagraph"/>
+        <w:numPr>
+          <w:ilvl w:val="1"/>
+          <w:numId w:val="22"/>
+        </w:numPr>
+      </w:pPr>
+      <w:r>
+        <w:t>Documentation</w:t>
+      </w:r>
+    </w:p>
+    <w:p>
+      <w:pPr>
+        <w:pStyle w:val="ListParagraph"/>
+        <w:numPr>
+          <w:ilvl w:val="2"/>
+          <w:numId w:val="22"/>
+        </w:numPr>
+      </w:pPr>
+      <w:r>
+        <w:t>On course</w:t>
+      </w:r>
+    </w:p>
+    <w:p>
+      <w:pPr>
+        <w:pStyle w:val="ListParagraph"/>
+        <w:numPr>
+          <w:ilvl w:val="1"/>
+          <w:numId w:val="22"/>
+        </w:numPr>
+      </w:pPr>
+      <w:r>
+        <w:t>Coding</w:t>
+      </w:r>
+    </w:p>
+    <w:p>
+      <w:pPr>
+        <w:pStyle w:val="ListParagraph"/>
+        <w:numPr>
+          <w:ilvl w:val="2"/>
+          <w:numId w:val="22"/>
+        </w:numPr>
+      </w:pPr>
+      <w:r>
         <w:lastRenderedPageBreak/>
-        <w:t>Added new variable to Tile.gd</w:t>
-      </w:r>
-    </w:p>
-    <w:p>
-      <w:pPr>
-        <w:pStyle w:val="ListParagraph"/>
-        <w:numPr>
-          <w:ilvl w:val="3"/>
-          <w:numId w:val="22"/>
-        </w:numPr>
-      </w:pPr>
-      <w:r>
-        <w:t>t</w:t>
-      </w:r>
-      <w:r>
-        <w:t xml:space="preserve">emp </w:t>
-      </w:r>
-    </w:p>
-    <w:p>
-      <w:pPr>
-        <w:pStyle w:val="ListParagraph"/>
-        <w:numPr>
-          <w:ilvl w:val="4"/>
-          <w:numId w:val="22"/>
-        </w:numPr>
-      </w:pPr>
-      <w:r>
-        <w:t xml:space="preserve">Allows the code to read the length of the array as godot function len() crashes if I </w:t>
-      </w:r>
-      <w:r>
-        <w:t>do not</w:t>
-      </w:r>
-      <w:r>
-        <w:t xml:space="preserve"> </w:t>
-      </w:r>
-    </w:p>
-    <w:p>
-      <w:pPr>
-        <w:pStyle w:val="ListParagraph"/>
-        <w:numPr>
-          <w:ilvl w:val="2"/>
-          <w:numId w:val="22"/>
-        </w:numPr>
-      </w:pPr>
-      <w:r>
-        <w:t>Added new function to StandAlone.gd</w:t>
-      </w:r>
-    </w:p>
-    <w:p>
-      <w:pPr>
-        <w:pStyle w:val="ListParagraph"/>
-        <w:numPr>
-          <w:ilvl w:val="3"/>
-          <w:numId w:val="22"/>
-        </w:numPr>
-      </w:pPr>
-      <w:r>
-        <w:t>OverChecker()</w:t>
-      </w:r>
-    </w:p>
-    <w:p>
-      <w:pPr>
-        <w:pStyle w:val="ListParagraph"/>
-        <w:numPr>
-          <w:ilvl w:val="4"/>
-          <w:numId w:val="22"/>
-        </w:numPr>
-      </w:pPr>
-      <w:r>
-        <w:t>Checks if all ship</w:t>
-      </w:r>
-      <w:r>
-        <w:t>s</w:t>
-      </w:r>
-      <w:r>
-        <w:t xml:space="preserve"> </w:t>
-      </w:r>
-      <w:r>
-        <w:t>are</w:t>
-      </w:r>
-      <w:r>
-        <w:t xml:space="preserve"> dead</w:t>
-      </w:r>
-    </w:p>
-    <w:p>
-      <w:pPr>
-        <w:pStyle w:val="ListParagraph"/>
-        <w:numPr>
-          <w:ilvl w:val="0"/>
-          <w:numId w:val="22"/>
-        </w:numPr>
-      </w:pPr>
-      <w:r>
-        <w:t>Gantt Chart Progress check</w:t>
-      </w:r>
-    </w:p>
-    <w:p>
-      <w:pPr>
-        <w:pStyle w:val="ListParagraph"/>
-        <w:numPr>
-          <w:ilvl w:val="1"/>
-          <w:numId w:val="22"/>
-        </w:numPr>
-      </w:pPr>
-      <w:r>
-        <w:t>Algorithm</w:t>
-      </w:r>
-    </w:p>
-    <w:p>
-      <w:pPr>
-        <w:pStyle w:val="ListParagraph"/>
-        <w:numPr>
-          <w:ilvl w:val="2"/>
-          <w:numId w:val="22"/>
-        </w:numPr>
-      </w:pPr>
-      <w:r>
-        <w:t>On course</w:t>
-      </w:r>
-    </w:p>
-    <w:p>
-      <w:pPr>
-        <w:pStyle w:val="ListParagraph"/>
-        <w:numPr>
-          <w:ilvl w:val="1"/>
-          <w:numId w:val="22"/>
-        </w:numPr>
-      </w:pPr>
-      <w:r>
-        <w:t>Documentation</w:t>
-      </w:r>
-    </w:p>
-    <w:p>
-      <w:pPr>
-        <w:pStyle w:val="ListParagraph"/>
-        <w:numPr>
-          <w:ilvl w:val="2"/>
-          <w:numId w:val="22"/>
-        </w:numPr>
-      </w:pPr>
-      <w:r>
-        <w:t>On course</w:t>
-      </w:r>
-    </w:p>
-    <w:p>
-      <w:pPr>
-        <w:pStyle w:val="ListParagraph"/>
-        <w:numPr>
-          <w:ilvl w:val="1"/>
-          <w:numId w:val="22"/>
-        </w:numPr>
-      </w:pPr>
-      <w:r>
-        <w:t>Coding</w:t>
-      </w:r>
-    </w:p>
-    <w:p>
-      <w:pPr>
-        <w:pStyle w:val="ListParagraph"/>
-        <w:numPr>
-          <w:ilvl w:val="2"/>
-          <w:numId w:val="22"/>
-        </w:numPr>
-      </w:pPr>
-      <w:r>
         <w:t>On Course</w:t>
       </w:r>
     </w:p>
@@ -27166,7 +27608,6 @@
         </w:numPr>
       </w:pPr>
       <w:r>
-        <w:lastRenderedPageBreak/>
         <w:t>Update Gantt Chart</w:t>
       </w:r>
     </w:p>
@@ -27323,6 +27764,7 @@
         </w:numPr>
       </w:pPr>
       <w:r>
+        <w:lastRenderedPageBreak/>
         <w:t>Finished working on Algorithm for Tile.gd</w:t>
       </w:r>
     </w:p>
@@ -27668,7 +28110,6 @@
         </w:numPr>
       </w:pPr>
       <w:r>
-        <w:lastRenderedPageBreak/>
         <w:t>Documentation</w:t>
       </w:r>
     </w:p>
@@ -27822,6 +28263,7 @@
         </w:numPr>
       </w:pPr>
       <w:r>
+        <w:lastRenderedPageBreak/>
         <w:t>Patched bug</w:t>
       </w:r>
       <w:r>
@@ -28137,163 +28579,190 @@
         <w:ind w:firstLine="360"/>
       </w:pPr>
       <w:r>
+        <w:t>2</w:t>
+      </w:r>
+      <w:r>
+        <w:t>9</w:t>
+      </w:r>
+      <w:r>
+        <w:t>th of July</w:t>
+      </w:r>
+    </w:p>
+    <w:p>
+      <w:pPr>
+        <w:pStyle w:val="ListParagraph"/>
+        <w:numPr>
+          <w:ilvl w:val="0"/>
+          <w:numId w:val="22"/>
+        </w:numPr>
+      </w:pPr>
+      <w:r>
+        <w:t>I</w:t>
+      </w:r>
+      <w:r>
+        <w:t>ssue</w:t>
+      </w:r>
+      <w:r>
+        <w:t xml:space="preserve"> debuging</w:t>
+      </w:r>
+    </w:p>
+    <w:p>
+      <w:pPr>
+        <w:pStyle w:val="ListParagraph"/>
+        <w:numPr>
+          <w:ilvl w:val="1"/>
+          <w:numId w:val="22"/>
+        </w:numPr>
+      </w:pPr>
+      <w:r>
+        <w:t>Leader board not functionally properly</w:t>
+      </w:r>
+    </w:p>
+    <w:p>
+      <w:pPr>
+        <w:pStyle w:val="ListParagraph"/>
+        <w:numPr>
+          <w:ilvl w:val="2"/>
+          <w:numId w:val="22"/>
+        </w:numPr>
+      </w:pPr>
+      <w:r>
+        <w:t>Config issue</w:t>
+      </w:r>
+    </w:p>
+    <w:p>
+      <w:pPr>
+        <w:pStyle w:val="ListParagraph"/>
+        <w:numPr>
+          <w:ilvl w:val="3"/>
+          <w:numId w:val="22"/>
+        </w:numPr>
+      </w:pPr>
+      <w:r>
+        <w:t>Same name enter breaks a lot of stuff</w:t>
+      </w:r>
+    </w:p>
+    <w:p>
+      <w:pPr>
+        <w:pStyle w:val="ListParagraph"/>
+        <w:numPr>
+          <w:ilvl w:val="3"/>
+          <w:numId w:val="22"/>
+        </w:numPr>
+      </w:pPr>
+      <w:r>
+        <w:t>Added new codes</w:t>
+      </w:r>
+    </w:p>
+    <w:p>
+      <w:pPr>
+        <w:pStyle w:val="ListParagraph"/>
+        <w:numPr>
+          <w:ilvl w:val="0"/>
+          <w:numId w:val="22"/>
+        </w:numPr>
+      </w:pPr>
+      <w:r>
+        <w:t xml:space="preserve">Added code to </w:t>
+      </w:r>
+      <w:r>
+        <w:t>word</w:t>
+      </w:r>
+    </w:p>
+    <w:p>
+      <w:pPr>
+        <w:pStyle w:val="ListParagraph"/>
+        <w:numPr>
+          <w:ilvl w:val="0"/>
+          <w:numId w:val="22"/>
+        </w:numPr>
+      </w:pPr>
+      <w:r>
+        <w:t>Added new variable to HUDOver.gd</w:t>
+      </w:r>
+    </w:p>
+    <w:p>
+      <w:pPr>
+        <w:pStyle w:val="ListParagraph"/>
+        <w:numPr>
+          <w:ilvl w:val="1"/>
+          <w:numId w:val="22"/>
+        </w:numPr>
+      </w:pPr>
+      <w:r>
+        <w:t>namenumber</w:t>
+      </w:r>
+    </w:p>
+    <w:p>
+      <w:pPr>
+        <w:pStyle w:val="ListParagraph"/>
+        <w:numPr>
+          <w:ilvl w:val="0"/>
+          <w:numId w:val="22"/>
+        </w:numPr>
+      </w:pPr>
+      <w:r>
+        <w:t>Gantt Chart Progress check</w:t>
+      </w:r>
+    </w:p>
+    <w:p>
+      <w:pPr>
+        <w:pStyle w:val="ListParagraph"/>
+        <w:numPr>
+          <w:ilvl w:val="1"/>
+          <w:numId w:val="22"/>
+        </w:numPr>
+      </w:pPr>
+      <w:r>
+        <w:t>Algorithm</w:t>
+      </w:r>
+    </w:p>
+    <w:p>
+      <w:pPr>
+        <w:pStyle w:val="ListParagraph"/>
+        <w:numPr>
+          <w:ilvl w:val="2"/>
+          <w:numId w:val="22"/>
+        </w:numPr>
+      </w:pPr>
+      <w:r>
+        <w:t>On course</w:t>
+      </w:r>
+    </w:p>
+    <w:p>
+      <w:pPr>
+        <w:pStyle w:val="ListParagraph"/>
+        <w:numPr>
+          <w:ilvl w:val="1"/>
+          <w:numId w:val="22"/>
+        </w:numPr>
+      </w:pPr>
+      <w:r>
+        <w:t>Testing</w:t>
+      </w:r>
+    </w:p>
+    <w:p>
+      <w:pPr>
+        <w:pStyle w:val="ListParagraph"/>
+        <w:numPr>
+          <w:ilvl w:val="2"/>
+          <w:numId w:val="22"/>
+        </w:numPr>
+      </w:pPr>
+      <w:r>
+        <w:t xml:space="preserve">Behind on schedule </w:t>
+      </w:r>
+    </w:p>
+    <w:p>
+      <w:pPr>
+        <w:pStyle w:val="ListParagraph"/>
+        <w:numPr>
+          <w:ilvl w:val="1"/>
+          <w:numId w:val="22"/>
+        </w:numPr>
+      </w:pPr>
+      <w:r>
         <w:lastRenderedPageBreak/>
-        <w:t>2</w:t>
-      </w:r>
-      <w:r>
-        <w:t>9</w:t>
-      </w:r>
-      <w:r>
-        <w:t>th of July</w:t>
-      </w:r>
-    </w:p>
-    <w:p>
-      <w:pPr>
-        <w:pStyle w:val="ListParagraph"/>
-        <w:numPr>
-          <w:ilvl w:val="0"/>
-          <w:numId w:val="22"/>
-        </w:numPr>
-      </w:pPr>
-      <w:r>
-        <w:t>I</w:t>
-      </w:r>
-      <w:r>
-        <w:t>ssue</w:t>
-      </w:r>
-      <w:r>
-        <w:t xml:space="preserve"> debuging</w:t>
-      </w:r>
-    </w:p>
-    <w:p>
-      <w:pPr>
-        <w:pStyle w:val="ListParagraph"/>
-        <w:numPr>
-          <w:ilvl w:val="1"/>
-          <w:numId w:val="22"/>
-        </w:numPr>
-      </w:pPr>
-      <w:r>
-        <w:t>Leader board not functionally properly</w:t>
-      </w:r>
-    </w:p>
-    <w:p>
-      <w:pPr>
-        <w:pStyle w:val="ListParagraph"/>
-        <w:numPr>
-          <w:ilvl w:val="2"/>
-          <w:numId w:val="22"/>
-        </w:numPr>
-      </w:pPr>
-      <w:r>
-        <w:t>Config issue</w:t>
-      </w:r>
-    </w:p>
-    <w:p>
-      <w:pPr>
-        <w:pStyle w:val="ListParagraph"/>
-        <w:numPr>
-          <w:ilvl w:val="3"/>
-          <w:numId w:val="22"/>
-        </w:numPr>
-      </w:pPr>
-      <w:r>
-        <w:t>Same name enter breaks a lot of stuff</w:t>
-      </w:r>
-    </w:p>
-    <w:p>
-      <w:pPr>
-        <w:pStyle w:val="ListParagraph"/>
-        <w:numPr>
-          <w:ilvl w:val="0"/>
-          <w:numId w:val="22"/>
-        </w:numPr>
-      </w:pPr>
-      <w:r>
-        <w:t>Added new variable to HUDOver.gd</w:t>
-      </w:r>
-    </w:p>
-    <w:p>
-      <w:pPr>
-        <w:pStyle w:val="ListParagraph"/>
-        <w:numPr>
-          <w:ilvl w:val="1"/>
-          <w:numId w:val="22"/>
-        </w:numPr>
-      </w:pPr>
-      <w:r>
-        <w:t>namenumber</w:t>
-      </w:r>
-    </w:p>
-    <w:p>
-      <w:pPr>
-        <w:pStyle w:val="ListParagraph"/>
-        <w:numPr>
-          <w:ilvl w:val="0"/>
-          <w:numId w:val="22"/>
-        </w:numPr>
-      </w:pPr>
-      <w:r>
-        <w:t>Gantt Chart Progress check</w:t>
-      </w:r>
-    </w:p>
-    <w:p>
-      <w:pPr>
-        <w:pStyle w:val="ListParagraph"/>
-        <w:numPr>
-          <w:ilvl w:val="1"/>
-          <w:numId w:val="22"/>
-        </w:numPr>
-      </w:pPr>
-      <w:r>
-        <w:t>Algorithm</w:t>
-      </w:r>
-    </w:p>
-    <w:p>
-      <w:pPr>
-        <w:pStyle w:val="ListParagraph"/>
-        <w:numPr>
-          <w:ilvl w:val="2"/>
-          <w:numId w:val="22"/>
-        </w:numPr>
-      </w:pPr>
-      <w:r>
-        <w:t>On course</w:t>
-      </w:r>
-    </w:p>
-    <w:p>
-      <w:pPr>
-        <w:pStyle w:val="ListParagraph"/>
-        <w:numPr>
-          <w:ilvl w:val="1"/>
-          <w:numId w:val="22"/>
-        </w:numPr>
-      </w:pPr>
-      <w:r>
-        <w:t>Testing</w:t>
-      </w:r>
-    </w:p>
-    <w:p>
-      <w:pPr>
-        <w:pStyle w:val="ListParagraph"/>
-        <w:numPr>
-          <w:ilvl w:val="2"/>
-          <w:numId w:val="22"/>
-        </w:numPr>
-      </w:pPr>
-      <w:r>
-        <w:t xml:space="preserve">Behind on schedule </w:t>
-      </w:r>
-    </w:p>
-    <w:p>
-      <w:pPr>
-        <w:pStyle w:val="ListParagraph"/>
-        <w:numPr>
-          <w:ilvl w:val="1"/>
-          <w:numId w:val="22"/>
-        </w:numPr>
-      </w:pPr>
-      <w:r>
         <w:t>Documentation</w:t>
       </w:r>
     </w:p>

--- a/James Fan - Assessment 3_ Major Project.docx
+++ b/James Fan - Assessment 3_ Major Project.docx
@@ -103,7 +103,7 @@
           <w:noProof/>
         </w:rPr>
         <w:drawing>
-          <wp:anchor distT="0" distB="0" distL="114300" distR="114300" simplePos="0" relativeHeight="251662336" behindDoc="0" locked="0" layoutInCell="1" allowOverlap="1" wp14:anchorId="2E5C3EA8" wp14:editId="0B2A940A">
+          <wp:anchor distT="0" distB="0" distL="114300" distR="114300" simplePos="0" relativeHeight="251662336" behindDoc="0" locked="0" layoutInCell="1" allowOverlap="1" wp14:anchorId="2E5C3EA8" wp14:editId="121F6B5C">
             <wp:simplePos x="0" y="0"/>
             <wp:positionH relativeFrom="column">
               <wp:posOffset>1417320</wp:posOffset>
@@ -12668,6 +12668,9 @@
     </w:p>
     <w:p>
       <w:r>
+        <w:rPr>
+          <w:noProof/>
+        </w:rPr>
         <w:drawing>
           <wp:inline distT="0" distB="0" distL="0" distR="0" wp14:anchorId="606D25C5" wp14:editId="29066FC7">
             <wp:extent cx="5943600" cy="5651500"/>
@@ -12707,6 +12710,9 @@
     </w:p>
     <w:p>
       <w:r>
+        <w:rPr>
+          <w:noProof/>
+        </w:rPr>
         <w:lastRenderedPageBreak/>
         <w:drawing>
           <wp:inline distT="0" distB="0" distL="0" distR="0" wp14:anchorId="11ABCF07" wp14:editId="410856A5">
@@ -12755,6 +12761,9 @@
     </w:p>
     <w:p>
       <w:r>
+        <w:rPr>
+          <w:noProof/>
+        </w:rPr>
         <w:drawing>
           <wp:inline distT="0" distB="0" distL="0" distR="0" wp14:anchorId="71B3EFA1" wp14:editId="69097FE0">
             <wp:extent cx="5210902" cy="1152686"/>
@@ -12805,6 +12814,9 @@
     </w:p>
     <w:p>
       <w:r>
+        <w:rPr>
+          <w:noProof/>
+        </w:rPr>
         <w:drawing>
           <wp:inline distT="0" distB="0" distL="0" distR="0" wp14:anchorId="7325636F" wp14:editId="33856E2F">
             <wp:extent cx="5943600" cy="3308985"/>
@@ -12848,14 +12860,14 @@
       </w:pPr>
       <w:r>
         <w:lastRenderedPageBreak/>
-        <w:t>GameText</w:t>
-      </w:r>
-      <w:r>
-        <w:t>.gd</w:t>
-      </w:r>
-    </w:p>
-    <w:p>
-      <w:r>
+        <w:t>GameText.gd</w:t>
+      </w:r>
+    </w:p>
+    <w:p>
+      <w:r>
+        <w:rPr>
+          <w:noProof/>
+        </w:rPr>
         <w:drawing>
           <wp:inline distT="0" distB="0" distL="0" distR="0" wp14:anchorId="3D8728F5" wp14:editId="3DBB8F86">
             <wp:extent cx="5943600" cy="4434840"/>
@@ -12905,14 +12917,14 @@
         <w:pStyle w:val="Heading2"/>
       </w:pPr>
       <w:r>
-        <w:t>Carrier</w:t>
-      </w:r>
-      <w:r>
-        <w:t>.gd</w:t>
-      </w:r>
-    </w:p>
-    <w:p>
-      <w:r>
+        <w:t>Carrier.gd</w:t>
+      </w:r>
+    </w:p>
+    <w:p>
+      <w:r>
+        <w:rPr>
+          <w:noProof/>
+        </w:rPr>
         <w:drawing>
           <wp:inline distT="0" distB="0" distL="0" distR="0" wp14:anchorId="008FD9F1" wp14:editId="47E1B61A">
             <wp:extent cx="5506218" cy="2105319"/>
@@ -12956,14 +12968,14 @@
       </w:pPr>
       <w:r>
         <w:lastRenderedPageBreak/>
-        <w:t>BattleShip</w:t>
-      </w:r>
-      <w:r>
-        <w:t>.gd</w:t>
-      </w:r>
-    </w:p>
-    <w:p>
-      <w:r>
+        <w:t>BattleShip.gd</w:t>
+      </w:r>
+    </w:p>
+    <w:p>
+      <w:r>
+        <w:rPr>
+          <w:noProof/>
+        </w:rPr>
         <w:drawing>
           <wp:inline distT="0" distB="0" distL="0" distR="0" wp14:anchorId="39F0FE98" wp14:editId="0C3797E2">
             <wp:extent cx="5943600" cy="1651635"/>
@@ -13006,14 +13018,14 @@
         <w:pStyle w:val="Heading2"/>
       </w:pPr>
       <w:r>
-        <w:t>Cursier</w:t>
-      </w:r>
-      <w:r>
-        <w:t>.gd</w:t>
-      </w:r>
-    </w:p>
-    <w:p>
-      <w:r>
+        <w:t>Cursier.gd</w:t>
+      </w:r>
+    </w:p>
+    <w:p>
+      <w:r>
+        <w:rPr>
+          <w:noProof/>
+        </w:rPr>
         <w:drawing>
           <wp:inline distT="0" distB="0" distL="0" distR="0" wp14:anchorId="4415C3FB" wp14:editId="63C668D7">
             <wp:extent cx="5943600" cy="1684020"/>
@@ -13063,14 +13075,14 @@
         <w:pStyle w:val="Heading2"/>
       </w:pPr>
       <w:r>
-        <w:t>Subrmaine</w:t>
-      </w:r>
-      <w:r>
-        <w:t>.gd</w:t>
-      </w:r>
-    </w:p>
-    <w:p>
-      <w:r>
+        <w:t>Subrmaine.gd</w:t>
+      </w:r>
+    </w:p>
+    <w:p>
+      <w:r>
+        <w:rPr>
+          <w:noProof/>
+        </w:rPr>
         <w:drawing>
           <wp:inline distT="0" distB="0" distL="0" distR="0" wp14:anchorId="04FE629C" wp14:editId="54D964B7">
             <wp:extent cx="5943600" cy="1560830"/>
@@ -13110,6 +13122,492 @@
     </w:p>
     <w:p>
       <w:pPr>
+        <w:pStyle w:val="Heading2"/>
+      </w:pPr>
+      <w:r>
+        <w:t>Destoryer</w:t>
+      </w:r>
+      <w:r>
+        <w:t>.gd</w:t>
+      </w:r>
+    </w:p>
+    <w:p>
+      <w:r>
+        <w:drawing>
+          <wp:inline distT="0" distB="0" distL="0" distR="0" wp14:anchorId="42CE2E3D" wp14:editId="3176EE1E">
+            <wp:extent cx="4221846" cy="1089754"/>
+            <wp:effectExtent l="0" t="0" r="7620" b="0"/>
+            <wp:docPr id="1971240323" name="Picture 1" descr="A screen shot of a computer code&#10;&#10;Description automatically generated"/>
+            <wp:cNvGraphicFramePr>
+              <a:graphicFrameLocks xmlns:a="http://schemas.openxmlformats.org/drawingml/2006/main" noChangeAspect="1"/>
+            </wp:cNvGraphicFramePr>
+            <a:graphic xmlns:a="http://schemas.openxmlformats.org/drawingml/2006/main">
+              <a:graphicData uri="http://schemas.openxmlformats.org/drawingml/2006/picture">
+                <pic:pic xmlns:pic="http://schemas.openxmlformats.org/drawingml/2006/picture">
+                  <pic:nvPicPr>
+                    <pic:cNvPr id="1971240323" name="Picture 1" descr="A screen shot of a computer code&#10;&#10;Description automatically generated"/>
+                    <pic:cNvPicPr/>
+                  </pic:nvPicPr>
+                  <pic:blipFill>
+                    <a:blip r:embed="rId62"/>
+                    <a:stretch>
+                      <a:fillRect/>
+                    </a:stretch>
+                  </pic:blipFill>
+                  <pic:spPr>
+                    <a:xfrm>
+                      <a:off x="0" y="0"/>
+                      <a:ext cx="4221846" cy="1089754"/>
+                    </a:xfrm>
+                    <a:prstGeom prst="rect">
+                      <a:avLst/>
+                    </a:prstGeom>
+                  </pic:spPr>
+                </pic:pic>
+              </a:graphicData>
+            </a:graphic>
+          </wp:inline>
+        </w:drawing>
+      </w:r>
+    </w:p>
+    <w:p>
+      <w:pPr>
+        <w:pStyle w:val="Heading2"/>
+      </w:pPr>
+      <w:r>
+        <w:lastRenderedPageBreak/>
+        <w:t>HUDStart</w:t>
+      </w:r>
+      <w:r>
+        <w:t>.gd</w:t>
+      </w:r>
+    </w:p>
+    <w:p>
+      <w:r>
+        <w:drawing>
+          <wp:inline distT="0" distB="0" distL="0" distR="0" wp14:anchorId="3B252E60" wp14:editId="2CAF86CE">
+            <wp:extent cx="5943600" cy="3980815"/>
+            <wp:effectExtent l="0" t="0" r="0" b="0"/>
+            <wp:docPr id="1497863284" name="Picture 1" descr="A screenshot of a computer program&#10;&#10;Description automatically generated"/>
+            <wp:cNvGraphicFramePr>
+              <a:graphicFrameLocks xmlns:a="http://schemas.openxmlformats.org/drawingml/2006/main" noChangeAspect="1"/>
+            </wp:cNvGraphicFramePr>
+            <a:graphic xmlns:a="http://schemas.openxmlformats.org/drawingml/2006/main">
+              <a:graphicData uri="http://schemas.openxmlformats.org/drawingml/2006/picture">
+                <pic:pic xmlns:pic="http://schemas.openxmlformats.org/drawingml/2006/picture">
+                  <pic:nvPicPr>
+                    <pic:cNvPr id="1497863284" name="Picture 1" descr="A screenshot of a computer program&#10;&#10;Description automatically generated"/>
+                    <pic:cNvPicPr/>
+                  </pic:nvPicPr>
+                  <pic:blipFill rotWithShape="1">
+                    <a:blip r:embed="rId63"/>
+                    <a:srcRect t="2791" b="-1"/>
+                    <a:stretch/>
+                  </pic:blipFill>
+                  <pic:spPr bwMode="auto">
+                    <a:xfrm>
+                      <a:off x="0" y="0"/>
+                      <a:ext cx="5943600" cy="3980815"/>
+                    </a:xfrm>
+                    <a:prstGeom prst="rect">
+                      <a:avLst/>
+                    </a:prstGeom>
+                    <a:ln>
+                      <a:noFill/>
+                    </a:ln>
+                    <a:extLst>
+                      <a:ext uri="{53640926-AAD7-44D8-BBD7-CCE9431645EC}">
+                        <a14:shadowObscured xmlns:a14="http://schemas.microsoft.com/office/drawing/2010/main"/>
+                      </a:ext>
+                    </a:extLst>
+                  </pic:spPr>
+                </pic:pic>
+              </a:graphicData>
+            </a:graphic>
+          </wp:inline>
+        </w:drawing>
+      </w:r>
+    </w:p>
+    <w:p>
+      <w:pPr>
+        <w:pStyle w:val="Heading2"/>
+      </w:pPr>
+      <w:r>
+        <w:t>HUD</w:t>
+      </w:r>
+      <w:r>
+        <w:t>Complete</w:t>
+      </w:r>
+      <w:r>
+        <w:t>.gd</w:t>
+      </w:r>
+    </w:p>
+    <w:p>
+      <w:r>
+        <w:drawing>
+          <wp:inline distT="0" distB="0" distL="0" distR="0" wp14:anchorId="518363E6" wp14:editId="1F73868B">
+            <wp:extent cx="5943600" cy="2555875"/>
+            <wp:effectExtent l="0" t="0" r="0" b="0"/>
+            <wp:docPr id="244038075" name="Picture 1" descr="A screenshot of a computer program&#10;&#10;Description automatically generated"/>
+            <wp:cNvGraphicFramePr>
+              <a:graphicFrameLocks xmlns:a="http://schemas.openxmlformats.org/drawingml/2006/main" noChangeAspect="1"/>
+            </wp:cNvGraphicFramePr>
+            <a:graphic xmlns:a="http://schemas.openxmlformats.org/drawingml/2006/main">
+              <a:graphicData uri="http://schemas.openxmlformats.org/drawingml/2006/picture">
+                <pic:pic xmlns:pic="http://schemas.openxmlformats.org/drawingml/2006/picture">
+                  <pic:nvPicPr>
+                    <pic:cNvPr id="244038075" name="Picture 1" descr="A screenshot of a computer program&#10;&#10;Description automatically generated"/>
+                    <pic:cNvPicPr/>
+                  </pic:nvPicPr>
+                  <pic:blipFill>
+                    <a:blip r:embed="rId64"/>
+                    <a:stretch>
+                      <a:fillRect/>
+                    </a:stretch>
+                  </pic:blipFill>
+                  <pic:spPr>
+                    <a:xfrm>
+                      <a:off x="0" y="0"/>
+                      <a:ext cx="5943600" cy="2555875"/>
+                    </a:xfrm>
+                    <a:prstGeom prst="rect">
+                      <a:avLst/>
+                    </a:prstGeom>
+                  </pic:spPr>
+                </pic:pic>
+              </a:graphicData>
+            </a:graphic>
+          </wp:inline>
+        </w:drawing>
+      </w:r>
+    </w:p>
+    <w:p>
+      <w:pPr>
+        <w:pStyle w:val="Heading2"/>
+      </w:pPr>
+      <w:r>
+        <w:lastRenderedPageBreak/>
+        <w:t>HUD</w:t>
+      </w:r>
+      <w:r>
+        <w:t>Over</w:t>
+      </w:r>
+      <w:r>
+        <w:t>.gd</w:t>
+      </w:r>
+    </w:p>
+    <w:p>
+      <w:r>
+        <w:drawing>
+          <wp:inline distT="0" distB="0" distL="0" distR="0" wp14:anchorId="61000CAD" wp14:editId="437250F7">
+            <wp:extent cx="5943600" cy="5571490"/>
+            <wp:effectExtent l="0" t="0" r="0" b="0"/>
+            <wp:docPr id="1422893731" name="Picture 1" descr="A screen shot of a computer program&#10;&#10;Description automatically generated"/>
+            <wp:cNvGraphicFramePr>
+              <a:graphicFrameLocks xmlns:a="http://schemas.openxmlformats.org/drawingml/2006/main" noChangeAspect="1"/>
+            </wp:cNvGraphicFramePr>
+            <a:graphic xmlns:a="http://schemas.openxmlformats.org/drawingml/2006/main">
+              <a:graphicData uri="http://schemas.openxmlformats.org/drawingml/2006/picture">
+                <pic:pic xmlns:pic="http://schemas.openxmlformats.org/drawingml/2006/picture">
+                  <pic:nvPicPr>
+                    <pic:cNvPr id="1422893731" name="Picture 1" descr="A screen shot of a computer program&#10;&#10;Description automatically generated"/>
+                    <pic:cNvPicPr/>
+                  </pic:nvPicPr>
+                  <pic:blipFill>
+                    <a:blip r:embed="rId65"/>
+                    <a:stretch>
+                      <a:fillRect/>
+                    </a:stretch>
+                  </pic:blipFill>
+                  <pic:spPr>
+                    <a:xfrm>
+                      <a:off x="0" y="0"/>
+                      <a:ext cx="5943600" cy="5571490"/>
+                    </a:xfrm>
+                    <a:prstGeom prst="rect">
+                      <a:avLst/>
+                    </a:prstGeom>
+                  </pic:spPr>
+                </pic:pic>
+              </a:graphicData>
+            </a:graphic>
+          </wp:inline>
+        </w:drawing>
+      </w:r>
+    </w:p>
+    <w:p>
+      <w:r>
+        <w:lastRenderedPageBreak/>
+        <w:drawing>
+          <wp:inline distT="0" distB="0" distL="0" distR="0" wp14:anchorId="6FEFC7EB" wp14:editId="20514F82">
+            <wp:extent cx="5943600" cy="4598670"/>
+            <wp:effectExtent l="0" t="0" r="0" b="0"/>
+            <wp:docPr id="2045739046" name="Picture 1" descr="A screen shot of a computer program&#10;&#10;Description automatically generated"/>
+            <wp:cNvGraphicFramePr>
+              <a:graphicFrameLocks xmlns:a="http://schemas.openxmlformats.org/drawingml/2006/main" noChangeAspect="1"/>
+            </wp:cNvGraphicFramePr>
+            <a:graphic xmlns:a="http://schemas.openxmlformats.org/drawingml/2006/main">
+              <a:graphicData uri="http://schemas.openxmlformats.org/drawingml/2006/picture">
+                <pic:pic xmlns:pic="http://schemas.openxmlformats.org/drawingml/2006/picture">
+                  <pic:nvPicPr>
+                    <pic:cNvPr id="2045739046" name="Picture 1" descr="A screen shot of a computer program&#10;&#10;Description automatically generated"/>
+                    <pic:cNvPicPr/>
+                  </pic:nvPicPr>
+                  <pic:blipFill>
+                    <a:blip r:embed="rId66"/>
+                    <a:stretch>
+                      <a:fillRect/>
+                    </a:stretch>
+                  </pic:blipFill>
+                  <pic:spPr>
+                    <a:xfrm>
+                      <a:off x="0" y="0"/>
+                      <a:ext cx="5943600" cy="4598670"/>
+                    </a:xfrm>
+                    <a:prstGeom prst="rect">
+                      <a:avLst/>
+                    </a:prstGeom>
+                  </pic:spPr>
+                </pic:pic>
+              </a:graphicData>
+            </a:graphic>
+          </wp:inline>
+        </w:drawing>
+      </w:r>
+    </w:p>
+    <w:p>
+      <w:pPr>
+        <w:pStyle w:val="Heading2"/>
+      </w:pPr>
+      <w:r>
+        <w:t>HUD</w:t>
+      </w:r>
+      <w:r>
+        <w:t>Score</w:t>
+      </w:r>
+      <w:r>
+        <w:t>.gd</w:t>
+      </w:r>
+    </w:p>
+    <w:p>
+      <w:r>
+        <w:drawing>
+          <wp:inline distT="0" distB="0" distL="0" distR="0" wp14:anchorId="253475CF" wp14:editId="20564E73">
+            <wp:extent cx="5943600" cy="1562100"/>
+            <wp:effectExtent l="0" t="0" r="0" b="0"/>
+            <wp:docPr id="542683453" name="Picture 1" descr="A screen shot of a computer&#10;&#10;Description automatically generated"/>
+            <wp:cNvGraphicFramePr>
+              <a:graphicFrameLocks xmlns:a="http://schemas.openxmlformats.org/drawingml/2006/main" noChangeAspect="1"/>
+            </wp:cNvGraphicFramePr>
+            <a:graphic xmlns:a="http://schemas.openxmlformats.org/drawingml/2006/main">
+              <a:graphicData uri="http://schemas.openxmlformats.org/drawingml/2006/picture">
+                <pic:pic xmlns:pic="http://schemas.openxmlformats.org/drawingml/2006/picture">
+                  <pic:nvPicPr>
+                    <pic:cNvPr id="542683453" name="Picture 1" descr="A screen shot of a computer&#10;&#10;Description automatically generated"/>
+                    <pic:cNvPicPr/>
+                  </pic:nvPicPr>
+                  <pic:blipFill>
+                    <a:blip r:embed="rId67"/>
+                    <a:stretch>
+                      <a:fillRect/>
+                    </a:stretch>
+                  </pic:blipFill>
+                  <pic:spPr>
+                    <a:xfrm>
+                      <a:off x="0" y="0"/>
+                      <a:ext cx="5943600" cy="1562100"/>
+                    </a:xfrm>
+                    <a:prstGeom prst="rect">
+                      <a:avLst/>
+                    </a:prstGeom>
+                  </pic:spPr>
+                </pic:pic>
+              </a:graphicData>
+            </a:graphic>
+          </wp:inline>
+        </w:drawing>
+      </w:r>
+    </w:p>
+    <w:p>
+      <w:r>
+        <w:drawing>
+          <wp:inline distT="0" distB="0" distL="0" distR="0" wp14:anchorId="5148B789" wp14:editId="7DF35468">
+            <wp:extent cx="5943600" cy="337820"/>
+            <wp:effectExtent l="0" t="0" r="0" b="0"/>
+            <wp:docPr id="1850035272" name="Picture 1"/>
+            <wp:cNvGraphicFramePr>
+              <a:graphicFrameLocks xmlns:a="http://schemas.openxmlformats.org/drawingml/2006/main" noChangeAspect="1"/>
+            </wp:cNvGraphicFramePr>
+            <a:graphic xmlns:a="http://schemas.openxmlformats.org/drawingml/2006/main">
+              <a:graphicData uri="http://schemas.openxmlformats.org/drawingml/2006/picture">
+                <pic:pic xmlns:pic="http://schemas.openxmlformats.org/drawingml/2006/picture">
+                  <pic:nvPicPr>
+                    <pic:cNvPr id="1850035272" name=""/>
+                    <pic:cNvPicPr/>
+                  </pic:nvPicPr>
+                  <pic:blipFill>
+                    <a:blip r:embed="rId68"/>
+                    <a:stretch>
+                      <a:fillRect/>
+                    </a:stretch>
+                  </pic:blipFill>
+                  <pic:spPr>
+                    <a:xfrm>
+                      <a:off x="0" y="0"/>
+                      <a:ext cx="5943600" cy="337820"/>
+                    </a:xfrm>
+                    <a:prstGeom prst="rect">
+                      <a:avLst/>
+                    </a:prstGeom>
+                  </pic:spPr>
+                </pic:pic>
+              </a:graphicData>
+            </a:graphic>
+          </wp:inline>
+        </w:drawing>
+      </w:r>
+    </w:p>
+    <w:p>
+      <w:pPr>
+        <w:pStyle w:val="Heading2"/>
+      </w:pPr>
+      <w:r>
+        <w:lastRenderedPageBreak/>
+        <w:t>Mechanics</w:t>
+      </w:r>
+      <w:r>
+        <w:t>.gd</w:t>
+      </w:r>
+    </w:p>
+    <w:p>
+      <w:r>
+        <w:drawing>
+          <wp:inline distT="0" distB="0" distL="0" distR="0" wp14:anchorId="455D88E7" wp14:editId="4D4D6C49">
+            <wp:extent cx="5943600" cy="5734685"/>
+            <wp:effectExtent l="0" t="0" r="0" b="0"/>
+            <wp:docPr id="330725310" name="Picture 1" descr="A screen shot of a computer program&#10;&#10;Description automatically generated"/>
+            <wp:cNvGraphicFramePr>
+              <a:graphicFrameLocks xmlns:a="http://schemas.openxmlformats.org/drawingml/2006/main" noChangeAspect="1"/>
+            </wp:cNvGraphicFramePr>
+            <a:graphic xmlns:a="http://schemas.openxmlformats.org/drawingml/2006/main">
+              <a:graphicData uri="http://schemas.openxmlformats.org/drawingml/2006/picture">
+                <pic:pic xmlns:pic="http://schemas.openxmlformats.org/drawingml/2006/picture">
+                  <pic:nvPicPr>
+                    <pic:cNvPr id="330725310" name="Picture 1" descr="A screen shot of a computer program&#10;&#10;Description automatically generated"/>
+                    <pic:cNvPicPr/>
+                  </pic:nvPicPr>
+                  <pic:blipFill>
+                    <a:blip r:embed="rId69"/>
+                    <a:stretch>
+                      <a:fillRect/>
+                    </a:stretch>
+                  </pic:blipFill>
+                  <pic:spPr>
+                    <a:xfrm>
+                      <a:off x="0" y="0"/>
+                      <a:ext cx="5943600" cy="5734685"/>
+                    </a:xfrm>
+                    <a:prstGeom prst="rect">
+                      <a:avLst/>
+                    </a:prstGeom>
+                  </pic:spPr>
+                </pic:pic>
+              </a:graphicData>
+            </a:graphic>
+          </wp:inline>
+        </w:drawing>
+      </w:r>
+    </w:p>
+    <w:p/>
+    <w:p>
+      <w:r>
+        <w:lastRenderedPageBreak/>
+        <w:drawing>
+          <wp:inline distT="0" distB="0" distL="0" distR="0" wp14:anchorId="33FCCF73" wp14:editId="28128E36">
+            <wp:extent cx="5943600" cy="5356860"/>
+            <wp:effectExtent l="0" t="0" r="0" b="0"/>
+            <wp:docPr id="853171700" name="Picture 1" descr="A screen shot of a computer program&#10;&#10;Description automatically generated"/>
+            <wp:cNvGraphicFramePr>
+              <a:graphicFrameLocks xmlns:a="http://schemas.openxmlformats.org/drawingml/2006/main" noChangeAspect="1"/>
+            </wp:cNvGraphicFramePr>
+            <a:graphic xmlns:a="http://schemas.openxmlformats.org/drawingml/2006/main">
+              <a:graphicData uri="http://schemas.openxmlformats.org/drawingml/2006/picture">
+                <pic:pic xmlns:pic="http://schemas.openxmlformats.org/drawingml/2006/picture">
+                  <pic:nvPicPr>
+                    <pic:cNvPr id="853171700" name="Picture 1" descr="A screen shot of a computer program&#10;&#10;Description automatically generated"/>
+                    <pic:cNvPicPr/>
+                  </pic:nvPicPr>
+                  <pic:blipFill rotWithShape="1">
+                    <a:blip r:embed="rId70"/>
+                    <a:srcRect b="1563"/>
+                    <a:stretch/>
+                  </pic:blipFill>
+                  <pic:spPr bwMode="auto">
+                    <a:xfrm>
+                      <a:off x="0" y="0"/>
+                      <a:ext cx="5943600" cy="5356860"/>
+                    </a:xfrm>
+                    <a:prstGeom prst="rect">
+                      <a:avLst/>
+                    </a:prstGeom>
+                    <a:ln>
+                      <a:noFill/>
+                    </a:ln>
+                    <a:extLst>
+                      <a:ext uri="{53640926-AAD7-44D8-BBD7-CCE9431645EC}">
+                        <a14:shadowObscured xmlns:a14="http://schemas.microsoft.com/office/drawing/2010/main"/>
+                      </a:ext>
+                    </a:extLst>
+                  </pic:spPr>
+                </pic:pic>
+              </a:graphicData>
+            </a:graphic>
+          </wp:inline>
+        </w:drawing>
+      </w:r>
+    </w:p>
+    <w:p>
+      <w:r>
+        <w:lastRenderedPageBreak/>
+        <w:drawing>
+          <wp:inline distT="0" distB="0" distL="0" distR="0" wp14:anchorId="7DA89039" wp14:editId="6DB06C5C">
+            <wp:extent cx="5943600" cy="5570855"/>
+            <wp:effectExtent l="0" t="0" r="0" b="0"/>
+            <wp:docPr id="1534791622" name="Picture 1" descr="A screen shot of a computer&#10;&#10;Description automatically generated"/>
+            <wp:cNvGraphicFramePr>
+              <a:graphicFrameLocks xmlns:a="http://schemas.openxmlformats.org/drawingml/2006/main" noChangeAspect="1"/>
+            </wp:cNvGraphicFramePr>
+            <a:graphic xmlns:a="http://schemas.openxmlformats.org/drawingml/2006/main">
+              <a:graphicData uri="http://schemas.openxmlformats.org/drawingml/2006/picture">
+                <pic:pic xmlns:pic="http://schemas.openxmlformats.org/drawingml/2006/picture">
+                  <pic:nvPicPr>
+                    <pic:cNvPr id="1534791622" name="Picture 1" descr="A screen shot of a computer&#10;&#10;Description automatically generated"/>
+                    <pic:cNvPicPr/>
+                  </pic:nvPicPr>
+                  <pic:blipFill>
+                    <a:blip r:embed="rId71"/>
+                    <a:stretch>
+                      <a:fillRect/>
+                    </a:stretch>
+                  </pic:blipFill>
+                  <pic:spPr>
+                    <a:xfrm>
+                      <a:off x="0" y="0"/>
+                      <a:ext cx="5943600" cy="5570855"/>
+                    </a:xfrm>
+                    <a:prstGeom prst="rect">
+                      <a:avLst/>
+                    </a:prstGeom>
+                  </pic:spPr>
+                </pic:pic>
+              </a:graphicData>
+            </a:graphic>
+          </wp:inline>
+        </w:drawing>
+      </w:r>
+    </w:p>
+    <w:p>
+      <w:pPr>
         <w:pStyle w:val="Heading1"/>
       </w:pPr>
       <w:r>
@@ -13170,55 +13668,55 @@
         </w:numPr>
       </w:pPr>
       <w:r>
+        <w:t>Began drafting out Design brief</w:t>
+      </w:r>
+    </w:p>
+    <w:p>
+      <w:pPr>
+        <w:pStyle w:val="ListParagraph"/>
+        <w:numPr>
+          <w:ilvl w:val="1"/>
+          <w:numId w:val="22"/>
+        </w:numPr>
+      </w:pPr>
+      <w:r>
+        <w:t>Finished draft Design brief</w:t>
+      </w:r>
+    </w:p>
+    <w:p>
+      <w:pPr>
+        <w:pStyle w:val="ListParagraph"/>
+        <w:numPr>
+          <w:ilvl w:val="2"/>
+          <w:numId w:val="22"/>
+        </w:numPr>
+      </w:pPr>
+      <w:r>
+        <w:t>Requires refinement of objectives</w:t>
+      </w:r>
+    </w:p>
+    <w:p>
+      <w:pPr>
+        <w:pStyle w:val="ListParagraph"/>
+        <w:numPr>
+          <w:ilvl w:val="0"/>
+          <w:numId w:val="22"/>
+        </w:numPr>
+      </w:pPr>
+      <w:r>
+        <w:t>Began drafting out Detailed design</w:t>
+      </w:r>
+    </w:p>
+    <w:p>
+      <w:pPr>
+        <w:pStyle w:val="ListParagraph"/>
+        <w:numPr>
+          <w:ilvl w:val="1"/>
+          <w:numId w:val="22"/>
+        </w:numPr>
+      </w:pPr>
+      <w:r>
         <w:lastRenderedPageBreak/>
-        <w:t>Began drafting out Design brief</w:t>
-      </w:r>
-    </w:p>
-    <w:p>
-      <w:pPr>
-        <w:pStyle w:val="ListParagraph"/>
-        <w:numPr>
-          <w:ilvl w:val="1"/>
-          <w:numId w:val="22"/>
-        </w:numPr>
-      </w:pPr>
-      <w:r>
-        <w:t>Finished draft Design brief</w:t>
-      </w:r>
-    </w:p>
-    <w:p>
-      <w:pPr>
-        <w:pStyle w:val="ListParagraph"/>
-        <w:numPr>
-          <w:ilvl w:val="2"/>
-          <w:numId w:val="22"/>
-        </w:numPr>
-      </w:pPr>
-      <w:r>
-        <w:t>Requires refinement of objectives</w:t>
-      </w:r>
-    </w:p>
-    <w:p>
-      <w:pPr>
-        <w:pStyle w:val="ListParagraph"/>
-        <w:numPr>
-          <w:ilvl w:val="0"/>
-          <w:numId w:val="22"/>
-        </w:numPr>
-      </w:pPr>
-      <w:r>
-        <w:t>Began drafting out Detailed design</w:t>
-      </w:r>
-    </w:p>
-    <w:p>
-      <w:pPr>
-        <w:pStyle w:val="ListParagraph"/>
-        <w:numPr>
-          <w:ilvl w:val="1"/>
-          <w:numId w:val="22"/>
-        </w:numPr>
-      </w:pPr>
-      <w:r>
         <w:t>Drafted out:</w:t>
       </w:r>
     </w:p>
@@ -13680,55 +14178,55 @@
         </w:numPr>
       </w:pPr>
       <w:r>
+        <w:t>Objectives</w:t>
+      </w:r>
+    </w:p>
+    <w:p>
+      <w:pPr>
+        <w:pStyle w:val="ListParagraph"/>
+        <w:numPr>
+          <w:ilvl w:val="1"/>
+          <w:numId w:val="22"/>
+        </w:numPr>
+      </w:pPr>
+      <w:r>
+        <w:t>Drafted Objectives</w:t>
+      </w:r>
+    </w:p>
+    <w:p>
+      <w:pPr>
+        <w:pStyle w:val="ListParagraph"/>
+        <w:numPr>
+          <w:ilvl w:val="0"/>
+          <w:numId w:val="22"/>
+        </w:numPr>
+      </w:pPr>
+      <w:r>
+        <w:t>Fixed error in Gantt chart</w:t>
+      </w:r>
+    </w:p>
+    <w:p>
+      <w:pPr>
+        <w:pStyle w:val="ListParagraph"/>
+        <w:numPr>
+          <w:ilvl w:val="1"/>
+          <w:numId w:val="22"/>
+        </w:numPr>
+      </w:pPr>
+      <w:r>
+        <w:t>Only included 10 weeks</w:t>
+      </w:r>
+    </w:p>
+    <w:p>
+      <w:pPr>
+        <w:pStyle w:val="ListParagraph"/>
+        <w:numPr>
+          <w:ilvl w:val="2"/>
+          <w:numId w:val="22"/>
+        </w:numPr>
+      </w:pPr>
+      <w:r>
         <w:lastRenderedPageBreak/>
-        <w:t>Objectives</w:t>
-      </w:r>
-    </w:p>
-    <w:p>
-      <w:pPr>
-        <w:pStyle w:val="ListParagraph"/>
-        <w:numPr>
-          <w:ilvl w:val="1"/>
-          <w:numId w:val="22"/>
-        </w:numPr>
-      </w:pPr>
-      <w:r>
-        <w:t>Drafted Objectives</w:t>
-      </w:r>
-    </w:p>
-    <w:p>
-      <w:pPr>
-        <w:pStyle w:val="ListParagraph"/>
-        <w:numPr>
-          <w:ilvl w:val="0"/>
-          <w:numId w:val="22"/>
-        </w:numPr>
-      </w:pPr>
-      <w:r>
-        <w:t>Fixed error in Gantt chart</w:t>
-      </w:r>
-    </w:p>
-    <w:p>
-      <w:pPr>
-        <w:pStyle w:val="ListParagraph"/>
-        <w:numPr>
-          <w:ilvl w:val="1"/>
-          <w:numId w:val="22"/>
-        </w:numPr>
-      </w:pPr>
-      <w:r>
-        <w:t>Only included 10 weeks</w:t>
-      </w:r>
-    </w:p>
-    <w:p>
-      <w:pPr>
-        <w:pStyle w:val="ListParagraph"/>
-        <w:numPr>
-          <w:ilvl w:val="2"/>
-          <w:numId w:val="22"/>
-        </w:numPr>
-      </w:pPr>
-      <w:r>
         <w:t>Resulting in underestimating everything</w:t>
       </w:r>
     </w:p>
@@ -14201,7 +14699,6 @@
         </w:numPr>
       </w:pPr>
       <w:r>
-        <w:lastRenderedPageBreak/>
         <w:t>Documentation</w:t>
       </w:r>
     </w:p>
@@ -14253,6 +14750,7 @@
       <w:bookmarkStart w:id="55" w:name="_Toc172138702"/>
       <w:bookmarkEnd w:id="54"/>
       <w:r>
+        <w:lastRenderedPageBreak/>
         <w:t>20th of May</w:t>
       </w:r>
       <w:bookmarkEnd w:id="55"/>
@@ -14433,7 +14931,7 @@
           <w:numId w:val="22"/>
         </w:numPr>
       </w:pPr>
-      <w:hyperlink r:id="rId62">
+      <w:hyperlink r:id="rId72">
         <w:r>
           <w:rPr>
             <w:color w:val="1155CC"/>
@@ -14744,91 +15242,91 @@
         </w:numPr>
       </w:pPr>
       <w:r>
+        <w:t>Input,</w:t>
+      </w:r>
+      <w:r>
+        <w:t xml:space="preserve"> Process, Output</w:t>
+      </w:r>
+      <w:r>
+        <w:t xml:space="preserve"> Table</w:t>
+      </w:r>
+    </w:p>
+    <w:p>
+      <w:pPr>
+        <w:pStyle w:val="ListParagraph"/>
+        <w:numPr>
+          <w:ilvl w:val="2"/>
+          <w:numId w:val="22"/>
+        </w:numPr>
+      </w:pPr>
+      <w:r>
+        <w:t>Drafted Input,</w:t>
+      </w:r>
+      <w:r>
+        <w:t xml:space="preserve"> </w:t>
+      </w:r>
+      <w:r>
+        <w:t>Process,</w:t>
+      </w:r>
+      <w:r>
+        <w:t xml:space="preserve"> </w:t>
+      </w:r>
+      <w:r>
+        <w:t>Output Table</w:t>
+      </w:r>
+    </w:p>
+    <w:p>
+      <w:pPr>
+        <w:pStyle w:val="ListParagraph"/>
+        <w:numPr>
+          <w:ilvl w:val="3"/>
+          <w:numId w:val="22"/>
+        </w:numPr>
+      </w:pPr>
+      <w:r>
+        <w:t>Completed Input,</w:t>
+      </w:r>
+      <w:r>
+        <w:t xml:space="preserve"> Process, Output</w:t>
+      </w:r>
+      <w:r>
+        <w:t xml:space="preserve"> Table draft</w:t>
+      </w:r>
+    </w:p>
+    <w:p>
+      <w:pPr>
+        <w:pStyle w:val="ListParagraph"/>
+        <w:numPr>
+          <w:ilvl w:val="0"/>
+          <w:numId w:val="22"/>
+        </w:numPr>
+      </w:pPr>
+      <w:r>
+        <w:t>Gantt Chart Progress check</w:t>
+      </w:r>
+    </w:p>
+    <w:p>
+      <w:pPr>
+        <w:pStyle w:val="ListParagraph"/>
+        <w:numPr>
+          <w:ilvl w:val="1"/>
+          <w:numId w:val="22"/>
+        </w:numPr>
+      </w:pPr>
+      <w:r>
+        <w:t>Specifications</w:t>
+      </w:r>
+    </w:p>
+    <w:p>
+      <w:pPr>
+        <w:pStyle w:val="ListParagraph"/>
+        <w:numPr>
+          <w:ilvl w:val="2"/>
+          <w:numId w:val="22"/>
+        </w:numPr>
+      </w:pPr>
+      <w:r>
         <w:lastRenderedPageBreak/>
-        <w:t>Input,</w:t>
-      </w:r>
-      <w:r>
-        <w:t xml:space="preserve"> Process, Output</w:t>
-      </w:r>
-      <w:r>
-        <w:t xml:space="preserve"> Table</w:t>
-      </w:r>
-    </w:p>
-    <w:p>
-      <w:pPr>
-        <w:pStyle w:val="ListParagraph"/>
-        <w:numPr>
-          <w:ilvl w:val="2"/>
-          <w:numId w:val="22"/>
-        </w:numPr>
-      </w:pPr>
-      <w:r>
-        <w:t>Drafted Input,</w:t>
-      </w:r>
-      <w:r>
-        <w:t xml:space="preserve"> </w:t>
-      </w:r>
-      <w:r>
-        <w:t>Process,</w:t>
-      </w:r>
-      <w:r>
-        <w:t xml:space="preserve"> </w:t>
-      </w:r>
-      <w:r>
-        <w:t>Output Table</w:t>
-      </w:r>
-    </w:p>
-    <w:p>
-      <w:pPr>
-        <w:pStyle w:val="ListParagraph"/>
-        <w:numPr>
-          <w:ilvl w:val="3"/>
-          <w:numId w:val="22"/>
-        </w:numPr>
-      </w:pPr>
-      <w:r>
-        <w:t>Completed Input,</w:t>
-      </w:r>
-      <w:r>
-        <w:t xml:space="preserve"> Process, Output</w:t>
-      </w:r>
-      <w:r>
-        <w:t xml:space="preserve"> Table draft</w:t>
-      </w:r>
-    </w:p>
-    <w:p>
-      <w:pPr>
-        <w:pStyle w:val="ListParagraph"/>
-        <w:numPr>
-          <w:ilvl w:val="0"/>
-          <w:numId w:val="22"/>
-        </w:numPr>
-      </w:pPr>
-      <w:r>
-        <w:t>Gantt Chart Progress check</w:t>
-      </w:r>
-    </w:p>
-    <w:p>
-      <w:pPr>
-        <w:pStyle w:val="ListParagraph"/>
-        <w:numPr>
-          <w:ilvl w:val="1"/>
-          <w:numId w:val="22"/>
-        </w:numPr>
-      </w:pPr>
-      <w:r>
-        <w:t>Specifications</w:t>
-      </w:r>
-    </w:p>
-    <w:p>
-      <w:pPr>
-        <w:pStyle w:val="ListParagraph"/>
-        <w:numPr>
-          <w:ilvl w:val="2"/>
-          <w:numId w:val="22"/>
-        </w:numPr>
-      </w:pPr>
-      <w:r>
         <w:t>On Course</w:t>
       </w:r>
     </w:p>
@@ -15304,7 +15802,6 @@
         <w:rPr>
           <w:lang w:val="en-US"/>
         </w:rPr>
-        <w:lastRenderedPageBreak/>
         <w:t>Additional task tomorrow</w:t>
       </w:r>
     </w:p>
@@ -15357,6 +15854,7 @@
         <w:rPr>
           <w:lang w:val="en-US"/>
         </w:rPr>
+        <w:lastRenderedPageBreak/>
         <w:t>Added additional data arrows</w:t>
       </w:r>
     </w:p>
@@ -15797,69 +16295,69 @@
         </w:numPr>
       </w:pPr>
       <w:r>
+        <w:t>“Start” or “Play again?” Button</w:t>
+      </w:r>
+    </w:p>
+    <w:p>
+      <w:pPr>
+        <w:pStyle w:val="ListParagraph"/>
+        <w:widowControl w:val="0"/>
+        <w:numPr>
+          <w:ilvl w:val="3"/>
+          <w:numId w:val="22"/>
+        </w:numPr>
+        <w:spacing w:line="240" w:lineRule="auto"/>
+      </w:pPr>
+      <w:r>
+        <w:t>Revealing a non-mine tile</w:t>
+      </w:r>
+    </w:p>
+    <w:p>
+      <w:pPr>
+        <w:pStyle w:val="ListParagraph"/>
+        <w:numPr>
+          <w:ilvl w:val="0"/>
+          <w:numId w:val="22"/>
+        </w:numPr>
+      </w:pPr>
+      <w:r>
+        <w:t>Continue drafting system flowchart</w:t>
+      </w:r>
+    </w:p>
+    <w:p>
+      <w:pPr>
+        <w:pStyle w:val="ListParagraph"/>
+        <w:numPr>
+          <w:ilvl w:val="1"/>
+          <w:numId w:val="22"/>
+        </w:numPr>
+      </w:pPr>
+      <w:r>
+        <w:t>Added symbols</w:t>
+      </w